--- a/output_AO/Raport_Oferta_2.docx
+++ b/output_AO/Raport_Oferta_2.docx
@@ -530,6 +530,131 @@
       <w:tr>
         <w:tc>
           <w:tcPr>
+            <w:tcW w:type="dxa" w:w="397"/>
+          </w:tcPr>
+          <w:p/>
+        </w:tc>
+        <w:tc>
+          <w:tcPr>
+            <w:tcW w:type="dxa" w:w="1701"/>
+            <w:shd w:fill="D9D9D9" w:val="clear"/>
+          </w:tcPr>
+          <w:p>
+            <w:r>
+              <w:rPr>
+                <w:b/>
+                <w:color w:val="000000"/>
+                <w:sz w:val="18"/>
+              </w:rPr>
+              <w:t>TOTAL</w:t>
+            </w:r>
+          </w:p>
+        </w:tc>
+        <w:tc>
+          <w:tcPr>
+            <w:tcW w:type="dxa" w:w="850"/>
+            <w:shd w:fill="D9D9D9" w:val="clear"/>
+          </w:tcPr>
+          <w:p>
+            <w:r/>
+          </w:p>
+        </w:tc>
+        <w:tc>
+          <w:tcPr>
+            <w:tcW w:type="dxa" w:w="1984"/>
+            <w:shd w:fill="D9D9D9" w:val="clear"/>
+          </w:tcPr>
+          <w:p>
+            <w:r/>
+          </w:p>
+        </w:tc>
+        <w:tc>
+          <w:tcPr>
+            <w:tcW w:type="dxa" w:w="454"/>
+            <w:shd w:fill="D9D9D9" w:val="clear"/>
+          </w:tcPr>
+          <w:p>
+            <w:r/>
+          </w:p>
+        </w:tc>
+        <w:tc>
+          <w:tcPr>
+            <w:tcW w:type="dxa" w:w="680"/>
+            <w:shd w:fill="D9D9D9" w:val="clear"/>
+          </w:tcPr>
+          <w:p>
+            <w:r/>
+          </w:p>
+        </w:tc>
+        <w:tc>
+          <w:tcPr>
+            <w:tcW w:type="dxa" w:w="850"/>
+            <w:shd w:fill="D9D9D9" w:val="clear"/>
+          </w:tcPr>
+          <w:p>
+            <w:pPr>
+              <w:jc w:val="center"/>
+            </w:pPr>
+            <w:r>
+              <w:rPr>
+                <w:b/>
+                <w:color w:val="000000"/>
+                <w:sz w:val="18"/>
+              </w:rPr>
+              <w:t>1</w:t>
+            </w:r>
+          </w:p>
+        </w:tc>
+        <w:tc>
+          <w:tcPr>
+            <w:tcW w:type="dxa" w:w="1984"/>
+            <w:shd w:fill="D9D9D9" w:val="clear"/>
+          </w:tcPr>
+          <w:p>
+            <w:r/>
+          </w:p>
+        </w:tc>
+        <w:tc>
+          <w:tcPr>
+            <w:tcW w:type="dxa" w:w="454"/>
+            <w:shd w:fill="D9D9D9" w:val="clear"/>
+          </w:tcPr>
+          <w:p>
+            <w:r/>
+          </w:p>
+        </w:tc>
+        <w:tc>
+          <w:tcPr>
+            <w:tcW w:type="dxa" w:w="680"/>
+            <w:shd w:fill="D9D9D9" w:val="clear"/>
+          </w:tcPr>
+          <w:p>
+            <w:pPr>
+              <w:jc w:val="center"/>
+            </w:pPr>
+            <w:r>
+              <w:rPr>
+                <w:b/>
+                <w:color w:val="000000"/>
+                <w:sz w:val="18"/>
+              </w:rPr>
+              <w:t>0</w:t>
+            </w:r>
+          </w:p>
+        </w:tc>
+        <w:tc>
+          <w:tcPr>
+            <w:tcW w:type="dxa" w:w="3572"/>
+            <w:shd w:fill="D9D9D9" w:val="clear"/>
+          </w:tcPr>
+          <w:p>
+            <w:r/>
+          </w:p>
+        </w:tc>
+      </w:tr>
+      <w:tr>
+        <w:tc>
+          <w:tcPr>
             <w:tcW w:type="dxa" w:w="3572"/>
             <w:gridSpan w:val="11"/>
             <w:shd w:fill="D9D9D9" w:val="clear"/>
@@ -556,7 +681,7 @@
                 <w:b w:val="0"/>
                 <w:sz w:val="16"/>
               </w:rPr>
-              <w:t>2</w:t>
+              <w:t>3</w:t>
             </w:r>
           </w:p>
         </w:tc>
@@ -681,7 +806,7 @@
                 <w:b w:val="0"/>
                 <w:sz w:val="16"/>
               </w:rPr>
-              <w:t>3</w:t>
+              <w:t>4</w:t>
             </w:r>
           </w:p>
         </w:tc>
@@ -792,6 +917,131 @@
               </w:rPr>
               <w:t>Articol lipsă din ofertă</w:t>
             </w:r>
+          </w:p>
+        </w:tc>
+      </w:tr>
+      <w:tr>
+        <w:tc>
+          <w:tcPr>
+            <w:tcW w:type="dxa" w:w="397"/>
+          </w:tcPr>
+          <w:p/>
+        </w:tc>
+        <w:tc>
+          <w:tcPr>
+            <w:tcW w:type="dxa" w:w="1701"/>
+            <w:shd w:fill="D9D9D9" w:val="clear"/>
+          </w:tcPr>
+          <w:p>
+            <w:r>
+              <w:rPr>
+                <w:b/>
+                <w:color w:val="000000"/>
+                <w:sz w:val="18"/>
+              </w:rPr>
+              <w:t>TOTAL</w:t>
+            </w:r>
+          </w:p>
+        </w:tc>
+        <w:tc>
+          <w:tcPr>
+            <w:tcW w:type="dxa" w:w="850"/>
+            <w:shd w:fill="D9D9D9" w:val="clear"/>
+          </w:tcPr>
+          <w:p>
+            <w:r/>
+          </w:p>
+        </w:tc>
+        <w:tc>
+          <w:tcPr>
+            <w:tcW w:type="dxa" w:w="1984"/>
+            <w:shd w:fill="D9D9D9" w:val="clear"/>
+          </w:tcPr>
+          <w:p>
+            <w:r/>
+          </w:p>
+        </w:tc>
+        <w:tc>
+          <w:tcPr>
+            <w:tcW w:type="dxa" w:w="454"/>
+            <w:shd w:fill="D9D9D9" w:val="clear"/>
+          </w:tcPr>
+          <w:p>
+            <w:r/>
+          </w:p>
+        </w:tc>
+        <w:tc>
+          <w:tcPr>
+            <w:tcW w:type="dxa" w:w="680"/>
+            <w:shd w:fill="D9D9D9" w:val="clear"/>
+          </w:tcPr>
+          <w:p>
+            <w:r/>
+          </w:p>
+        </w:tc>
+        <w:tc>
+          <w:tcPr>
+            <w:tcW w:type="dxa" w:w="850"/>
+            <w:shd w:fill="D9D9D9" w:val="clear"/>
+          </w:tcPr>
+          <w:p>
+            <w:pPr>
+              <w:jc w:val="center"/>
+            </w:pPr>
+            <w:r>
+              <w:rPr>
+                <w:b/>
+                <w:color w:val="000000"/>
+                <w:sz w:val="18"/>
+              </w:rPr>
+              <w:t>1</w:t>
+            </w:r>
+          </w:p>
+        </w:tc>
+        <w:tc>
+          <w:tcPr>
+            <w:tcW w:type="dxa" w:w="1984"/>
+            <w:shd w:fill="D9D9D9" w:val="clear"/>
+          </w:tcPr>
+          <w:p>
+            <w:r/>
+          </w:p>
+        </w:tc>
+        <w:tc>
+          <w:tcPr>
+            <w:tcW w:type="dxa" w:w="454"/>
+            <w:shd w:fill="D9D9D9" w:val="clear"/>
+          </w:tcPr>
+          <w:p>
+            <w:r/>
+          </w:p>
+        </w:tc>
+        <w:tc>
+          <w:tcPr>
+            <w:tcW w:type="dxa" w:w="680"/>
+            <w:shd w:fill="D9D9D9" w:val="clear"/>
+          </w:tcPr>
+          <w:p>
+            <w:pPr>
+              <w:jc w:val="center"/>
+            </w:pPr>
+            <w:r>
+              <w:rPr>
+                <w:b/>
+                <w:color w:val="000000"/>
+                <w:sz w:val="18"/>
+              </w:rPr>
+              <w:t>0</w:t>
+            </w:r>
+          </w:p>
+        </w:tc>
+        <w:tc>
+          <w:tcPr>
+            <w:tcW w:type="dxa" w:w="3572"/>
+            <w:shd w:fill="D9D9D9" w:val="clear"/>
+          </w:tcPr>
+          <w:p>
+            <w:r/>
           </w:p>
         </w:tc>
       </w:tr>
@@ -824,7 +1074,7 @@
                 <w:b w:val="0"/>
                 <w:sz w:val="16"/>
               </w:rPr>
-              <w:t>4</w:t>
+              <w:t>6</w:t>
             </w:r>
           </w:p>
         </w:tc>
@@ -969,6 +1219,131 @@
               </w:rPr>
               <w:t>Unitate de măsură diferită: referință buc, ofertat 5 m</w:t>
             </w:r>
+          </w:p>
+        </w:tc>
+      </w:tr>
+      <w:tr>
+        <w:tc>
+          <w:tcPr>
+            <w:tcW w:type="dxa" w:w="397"/>
+          </w:tcPr>
+          <w:p/>
+        </w:tc>
+        <w:tc>
+          <w:tcPr>
+            <w:tcW w:type="dxa" w:w="1701"/>
+            <w:shd w:fill="D9D9D9" w:val="clear"/>
+          </w:tcPr>
+          <w:p>
+            <w:r>
+              <w:rPr>
+                <w:b/>
+                <w:color w:val="000000"/>
+                <w:sz w:val="18"/>
+              </w:rPr>
+              <w:t>TOTAL</w:t>
+            </w:r>
+          </w:p>
+        </w:tc>
+        <w:tc>
+          <w:tcPr>
+            <w:tcW w:type="dxa" w:w="850"/>
+            <w:shd w:fill="D9D9D9" w:val="clear"/>
+          </w:tcPr>
+          <w:p>
+            <w:r/>
+          </w:p>
+        </w:tc>
+        <w:tc>
+          <w:tcPr>
+            <w:tcW w:type="dxa" w:w="1984"/>
+            <w:shd w:fill="D9D9D9" w:val="clear"/>
+          </w:tcPr>
+          <w:p>
+            <w:r/>
+          </w:p>
+        </w:tc>
+        <w:tc>
+          <w:tcPr>
+            <w:tcW w:type="dxa" w:w="454"/>
+            <w:shd w:fill="D9D9D9" w:val="clear"/>
+          </w:tcPr>
+          <w:p>
+            <w:r/>
+          </w:p>
+        </w:tc>
+        <w:tc>
+          <w:tcPr>
+            <w:tcW w:type="dxa" w:w="680"/>
+            <w:shd w:fill="D9D9D9" w:val="clear"/>
+          </w:tcPr>
+          <w:p>
+            <w:r/>
+          </w:p>
+        </w:tc>
+        <w:tc>
+          <w:tcPr>
+            <w:tcW w:type="dxa" w:w="850"/>
+            <w:shd w:fill="D9D9D9" w:val="clear"/>
+          </w:tcPr>
+          <w:p>
+            <w:pPr>
+              <w:jc w:val="center"/>
+            </w:pPr>
+            <w:r>
+              <w:rPr>
+                <w:b/>
+                <w:color w:val="000000"/>
+                <w:sz w:val="18"/>
+              </w:rPr>
+              <w:t>1</w:t>
+            </w:r>
+          </w:p>
+        </w:tc>
+        <w:tc>
+          <w:tcPr>
+            <w:tcW w:type="dxa" w:w="1984"/>
+            <w:shd w:fill="D9D9D9" w:val="clear"/>
+          </w:tcPr>
+          <w:p>
+            <w:r/>
+          </w:p>
+        </w:tc>
+        <w:tc>
+          <w:tcPr>
+            <w:tcW w:type="dxa" w:w="454"/>
+            <w:shd w:fill="D9D9D9" w:val="clear"/>
+          </w:tcPr>
+          <w:p>
+            <w:r/>
+          </w:p>
+        </w:tc>
+        <w:tc>
+          <w:tcPr>
+            <w:tcW w:type="dxa" w:w="680"/>
+            <w:shd w:fill="D9D9D9" w:val="clear"/>
+          </w:tcPr>
+          <w:p>
+            <w:pPr>
+              <w:jc w:val="center"/>
+            </w:pPr>
+            <w:r>
+              <w:rPr>
+                <w:b/>
+                <w:color w:val="000000"/>
+                <w:sz w:val="18"/>
+              </w:rPr>
+              <w:t>1</w:t>
+            </w:r>
+          </w:p>
+        </w:tc>
+        <w:tc>
+          <w:tcPr>
+            <w:tcW w:type="dxa" w:w="3572"/>
+            <w:shd w:fill="D9D9D9" w:val="clear"/>
+          </w:tcPr>
+          <w:p>
+            <w:r/>
           </w:p>
         </w:tc>
       </w:tr>
@@ -1001,7 +1376,7 @@
                 <w:b w:val="0"/>
                 <w:sz w:val="16"/>
               </w:rPr>
-              <w:t>5</w:t>
+              <w:t>8</w:t>
             </w:r>
           </w:p>
         </w:tc>
@@ -1112,6 +1487,131 @@
               </w:rPr>
               <w:t>Articol lipsă din ofertă</w:t>
             </w:r>
+          </w:p>
+        </w:tc>
+      </w:tr>
+      <w:tr>
+        <w:tc>
+          <w:tcPr>
+            <w:tcW w:type="dxa" w:w="397"/>
+          </w:tcPr>
+          <w:p/>
+        </w:tc>
+        <w:tc>
+          <w:tcPr>
+            <w:tcW w:type="dxa" w:w="1701"/>
+            <w:shd w:fill="D9D9D9" w:val="clear"/>
+          </w:tcPr>
+          <w:p>
+            <w:r>
+              <w:rPr>
+                <w:b/>
+                <w:color w:val="000000"/>
+                <w:sz w:val="18"/>
+              </w:rPr>
+              <w:t>TOTAL</w:t>
+            </w:r>
+          </w:p>
+        </w:tc>
+        <w:tc>
+          <w:tcPr>
+            <w:tcW w:type="dxa" w:w="850"/>
+            <w:shd w:fill="D9D9D9" w:val="clear"/>
+          </w:tcPr>
+          <w:p>
+            <w:r/>
+          </w:p>
+        </w:tc>
+        <w:tc>
+          <w:tcPr>
+            <w:tcW w:type="dxa" w:w="1984"/>
+            <w:shd w:fill="D9D9D9" w:val="clear"/>
+          </w:tcPr>
+          <w:p>
+            <w:r/>
+          </w:p>
+        </w:tc>
+        <w:tc>
+          <w:tcPr>
+            <w:tcW w:type="dxa" w:w="454"/>
+            <w:shd w:fill="D9D9D9" w:val="clear"/>
+          </w:tcPr>
+          <w:p>
+            <w:r/>
+          </w:p>
+        </w:tc>
+        <w:tc>
+          <w:tcPr>
+            <w:tcW w:type="dxa" w:w="680"/>
+            <w:shd w:fill="D9D9D9" w:val="clear"/>
+          </w:tcPr>
+          <w:p>
+            <w:r/>
+          </w:p>
+        </w:tc>
+        <w:tc>
+          <w:tcPr>
+            <w:tcW w:type="dxa" w:w="850"/>
+            <w:shd w:fill="D9D9D9" w:val="clear"/>
+          </w:tcPr>
+          <w:p>
+            <w:pPr>
+              <w:jc w:val="center"/>
+            </w:pPr>
+            <w:r>
+              <w:rPr>
+                <w:b/>
+                <w:color w:val="000000"/>
+                <w:sz w:val="18"/>
+              </w:rPr>
+              <w:t>1</w:t>
+            </w:r>
+          </w:p>
+        </w:tc>
+        <w:tc>
+          <w:tcPr>
+            <w:tcW w:type="dxa" w:w="1984"/>
+            <w:shd w:fill="D9D9D9" w:val="clear"/>
+          </w:tcPr>
+          <w:p>
+            <w:r/>
+          </w:p>
+        </w:tc>
+        <w:tc>
+          <w:tcPr>
+            <w:tcW w:type="dxa" w:w="454"/>
+            <w:shd w:fill="D9D9D9" w:val="clear"/>
+          </w:tcPr>
+          <w:p>
+            <w:r/>
+          </w:p>
+        </w:tc>
+        <w:tc>
+          <w:tcPr>
+            <w:tcW w:type="dxa" w:w="680"/>
+            <w:shd w:fill="D9D9D9" w:val="clear"/>
+          </w:tcPr>
+          <w:p>
+            <w:pPr>
+              <w:jc w:val="center"/>
+            </w:pPr>
+            <w:r>
+              <w:rPr>
+                <w:b/>
+                <w:color w:val="000000"/>
+                <w:sz w:val="18"/>
+              </w:rPr>
+              <w:t>0</w:t>
+            </w:r>
+          </w:p>
+        </w:tc>
+        <w:tc>
+          <w:tcPr>
+            <w:tcW w:type="dxa" w:w="3572"/>
+            <w:shd w:fill="D9D9D9" w:val="clear"/>
+          </w:tcPr>
+          <w:p>
+            <w:r/>
           </w:p>
         </w:tc>
       </w:tr>
@@ -1144,7 +1644,7 @@
                 <w:b w:val="0"/>
                 <w:sz w:val="16"/>
               </w:rPr>
-              <w:t>6</w:t>
+              <w:t>10</w:t>
             </w:r>
           </w:p>
         </w:tc>
@@ -1303,7 +1803,7 @@
                 <w:b w:val="0"/>
                 <w:sz w:val="16"/>
               </w:rPr>
-              <w:t>7</w:t>
+              <w:t>11</w:t>
             </w:r>
           </w:p>
         </w:tc>
@@ -1463,7 +1963,7 @@
                 <w:b w:val="0"/>
                 <w:sz w:val="16"/>
               </w:rPr>
-              <w:t>8</w:t>
+              <w:t>12</w:t>
             </w:r>
           </w:p>
         </w:tc>
@@ -1630,7 +2130,7 @@
                 <w:b w:val="0"/>
                 <w:sz w:val="16"/>
               </w:rPr>
-              <w:t>9</w:t>
+              <w:t>13</w:t>
             </w:r>
           </w:p>
         </w:tc>
@@ -1775,6 +2275,131 @@
               </w:rPr>
               <w:t>Unitate de măsură diferită: referință tona, ofertat ton</w:t>
             </w:r>
+          </w:p>
+        </w:tc>
+      </w:tr>
+      <w:tr>
+        <w:tc>
+          <w:tcPr>
+            <w:tcW w:type="dxa" w:w="397"/>
+          </w:tcPr>
+          <w:p/>
+        </w:tc>
+        <w:tc>
+          <w:tcPr>
+            <w:tcW w:type="dxa" w:w="1701"/>
+            <w:shd w:fill="D9D9D9" w:val="clear"/>
+          </w:tcPr>
+          <w:p>
+            <w:r>
+              <w:rPr>
+                <w:b/>
+                <w:color w:val="000000"/>
+                <w:sz w:val="18"/>
+              </w:rPr>
+              <w:t>TOTAL</w:t>
+            </w:r>
+          </w:p>
+        </w:tc>
+        <w:tc>
+          <w:tcPr>
+            <w:tcW w:type="dxa" w:w="850"/>
+            <w:shd w:fill="D9D9D9" w:val="clear"/>
+          </w:tcPr>
+          <w:p>
+            <w:r/>
+          </w:p>
+        </w:tc>
+        <w:tc>
+          <w:tcPr>
+            <w:tcW w:type="dxa" w:w="1984"/>
+            <w:shd w:fill="D9D9D9" w:val="clear"/>
+          </w:tcPr>
+          <w:p>
+            <w:r/>
+          </w:p>
+        </w:tc>
+        <w:tc>
+          <w:tcPr>
+            <w:tcW w:type="dxa" w:w="454"/>
+            <w:shd w:fill="D9D9D9" w:val="clear"/>
+          </w:tcPr>
+          <w:p>
+            <w:r/>
+          </w:p>
+        </w:tc>
+        <w:tc>
+          <w:tcPr>
+            <w:tcW w:type="dxa" w:w="680"/>
+            <w:shd w:fill="D9D9D9" w:val="clear"/>
+          </w:tcPr>
+          <w:p>
+            <w:r/>
+          </w:p>
+        </w:tc>
+        <w:tc>
+          <w:tcPr>
+            <w:tcW w:type="dxa" w:w="850"/>
+            <w:shd w:fill="D9D9D9" w:val="clear"/>
+          </w:tcPr>
+          <w:p>
+            <w:pPr>
+              <w:jc w:val="center"/>
+            </w:pPr>
+            <w:r>
+              <w:rPr>
+                <w:b/>
+                <w:color w:val="000000"/>
+                <w:sz w:val="18"/>
+              </w:rPr>
+              <w:t>3</w:t>
+            </w:r>
+          </w:p>
+        </w:tc>
+        <w:tc>
+          <w:tcPr>
+            <w:tcW w:type="dxa" w:w="1984"/>
+            <w:shd w:fill="D9D9D9" w:val="clear"/>
+          </w:tcPr>
+          <w:p>
+            <w:r/>
+          </w:p>
+        </w:tc>
+        <w:tc>
+          <w:tcPr>
+            <w:tcW w:type="dxa" w:w="454"/>
+            <w:shd w:fill="D9D9D9" w:val="clear"/>
+          </w:tcPr>
+          <w:p>
+            <w:r/>
+          </w:p>
+        </w:tc>
+        <w:tc>
+          <w:tcPr>
+            <w:tcW w:type="dxa" w:w="680"/>
+            <w:shd w:fill="D9D9D9" w:val="clear"/>
+          </w:tcPr>
+          <w:p>
+            <w:pPr>
+              <w:jc w:val="center"/>
+            </w:pPr>
+            <w:r>
+              <w:rPr>
+                <w:b/>
+                <w:color w:val="000000"/>
+                <w:sz w:val="18"/>
+              </w:rPr>
+              <w:t>3</w:t>
+            </w:r>
+          </w:p>
+        </w:tc>
+        <w:tc>
+          <w:tcPr>
+            <w:tcW w:type="dxa" w:w="3572"/>
+            <w:shd w:fill="D9D9D9" w:val="clear"/>
+          </w:tcPr>
+          <w:p>
+            <w:r/>
           </w:p>
         </w:tc>
       </w:tr>
@@ -1807,7 +2432,7 @@
                 <w:b w:val="0"/>
                 <w:sz w:val="16"/>
               </w:rPr>
-              <w:t>10</w:t>
+              <w:t>15</w:t>
             </w:r>
           </w:p>
         </w:tc>
@@ -1952,6 +2577,131 @@
               </w:rPr>
               <w:t>Cantitate diferită: referință 0.0 mp, ofertat 1256.0 mp</w:t>
             </w:r>
+          </w:p>
+        </w:tc>
+      </w:tr>
+      <w:tr>
+        <w:tc>
+          <w:tcPr>
+            <w:tcW w:type="dxa" w:w="397"/>
+          </w:tcPr>
+          <w:p/>
+        </w:tc>
+        <w:tc>
+          <w:tcPr>
+            <w:tcW w:type="dxa" w:w="1701"/>
+            <w:shd w:fill="D9D9D9" w:val="clear"/>
+          </w:tcPr>
+          <w:p>
+            <w:r>
+              <w:rPr>
+                <w:b/>
+                <w:color w:val="000000"/>
+                <w:sz w:val="18"/>
+              </w:rPr>
+              <w:t>TOTAL</w:t>
+            </w:r>
+          </w:p>
+        </w:tc>
+        <w:tc>
+          <w:tcPr>
+            <w:tcW w:type="dxa" w:w="850"/>
+            <w:shd w:fill="D9D9D9" w:val="clear"/>
+          </w:tcPr>
+          <w:p>
+            <w:r/>
+          </w:p>
+        </w:tc>
+        <w:tc>
+          <w:tcPr>
+            <w:tcW w:type="dxa" w:w="1984"/>
+            <w:shd w:fill="D9D9D9" w:val="clear"/>
+          </w:tcPr>
+          <w:p>
+            <w:r/>
+          </w:p>
+        </w:tc>
+        <w:tc>
+          <w:tcPr>
+            <w:tcW w:type="dxa" w:w="454"/>
+            <w:shd w:fill="D9D9D9" w:val="clear"/>
+          </w:tcPr>
+          <w:p>
+            <w:r/>
+          </w:p>
+        </w:tc>
+        <w:tc>
+          <w:tcPr>
+            <w:tcW w:type="dxa" w:w="680"/>
+            <w:shd w:fill="D9D9D9" w:val="clear"/>
+          </w:tcPr>
+          <w:p>
+            <w:r/>
+          </w:p>
+        </w:tc>
+        <w:tc>
+          <w:tcPr>
+            <w:tcW w:type="dxa" w:w="850"/>
+            <w:shd w:fill="D9D9D9" w:val="clear"/>
+          </w:tcPr>
+          <w:p>
+            <w:pPr>
+              <w:jc w:val="center"/>
+            </w:pPr>
+            <w:r>
+              <w:rPr>
+                <w:b/>
+                <w:color w:val="000000"/>
+                <w:sz w:val="18"/>
+              </w:rPr>
+              <w:t>1</w:t>
+            </w:r>
+          </w:p>
+        </w:tc>
+        <w:tc>
+          <w:tcPr>
+            <w:tcW w:type="dxa" w:w="1984"/>
+            <w:shd w:fill="D9D9D9" w:val="clear"/>
+          </w:tcPr>
+          <w:p>
+            <w:r/>
+          </w:p>
+        </w:tc>
+        <w:tc>
+          <w:tcPr>
+            <w:tcW w:type="dxa" w:w="454"/>
+            <w:shd w:fill="D9D9D9" w:val="clear"/>
+          </w:tcPr>
+          <w:p>
+            <w:r/>
+          </w:p>
+        </w:tc>
+        <w:tc>
+          <w:tcPr>
+            <w:tcW w:type="dxa" w:w="680"/>
+            <w:shd w:fill="D9D9D9" w:val="clear"/>
+          </w:tcPr>
+          <w:p>
+            <w:pPr>
+              <w:jc w:val="center"/>
+            </w:pPr>
+            <w:r>
+              <w:rPr>
+                <w:b/>
+                <w:color w:val="000000"/>
+                <w:sz w:val="18"/>
+              </w:rPr>
+              <w:t>1</w:t>
+            </w:r>
+          </w:p>
+        </w:tc>
+        <w:tc>
+          <w:tcPr>
+            <w:tcW w:type="dxa" w:w="3572"/>
+            <w:shd w:fill="D9D9D9" w:val="clear"/>
+          </w:tcPr>
+          <w:p>
+            <w:r/>
           </w:p>
         </w:tc>
       </w:tr>
@@ -1984,7 +2734,7 @@
                 <w:b w:val="0"/>
                 <w:sz w:val="16"/>
               </w:rPr>
-              <w:t>11</w:t>
+              <w:t>17</w:t>
             </w:r>
           </w:p>
         </w:tc>
@@ -2143,7 +2893,7 @@
                 <w:b w:val="0"/>
                 <w:sz w:val="16"/>
               </w:rPr>
-              <w:t>12</w:t>
+              <w:t>18</w:t>
             </w:r>
           </w:p>
         </w:tc>
@@ -2302,7 +3052,7 @@
                 <w:b w:val="0"/>
                 <w:sz w:val="16"/>
               </w:rPr>
-              <w:t>13</w:t>
+              <w:t>19</w:t>
             </w:r>
           </w:p>
         </w:tc>
@@ -2461,7 +3211,7 @@
                 <w:b w:val="0"/>
                 <w:sz w:val="16"/>
               </w:rPr>
-              <w:t>14</w:t>
+              <w:t>20</w:t>
             </w:r>
           </w:p>
         </w:tc>
@@ -2620,7 +3370,7 @@
                 <w:b w:val="0"/>
                 <w:sz w:val="16"/>
               </w:rPr>
-              <w:t>15</w:t>
+              <w:t>21</w:t>
             </w:r>
           </w:p>
         </w:tc>
@@ -2765,6 +3515,131 @@
               </w:rPr>
               <w:t>Unitate de măsură diferită: referință kg, ofertat 12 m</w:t>
             </w:r>
+          </w:p>
+        </w:tc>
+      </w:tr>
+      <w:tr>
+        <w:tc>
+          <w:tcPr>
+            <w:tcW w:type="dxa" w:w="397"/>
+          </w:tcPr>
+          <w:p/>
+        </w:tc>
+        <w:tc>
+          <w:tcPr>
+            <w:tcW w:type="dxa" w:w="1701"/>
+            <w:shd w:fill="D9D9D9" w:val="clear"/>
+          </w:tcPr>
+          <w:p>
+            <w:r>
+              <w:rPr>
+                <w:b/>
+                <w:color w:val="000000"/>
+                <w:sz w:val="18"/>
+              </w:rPr>
+              <w:t>TOTAL</w:t>
+            </w:r>
+          </w:p>
+        </w:tc>
+        <w:tc>
+          <w:tcPr>
+            <w:tcW w:type="dxa" w:w="850"/>
+            <w:shd w:fill="D9D9D9" w:val="clear"/>
+          </w:tcPr>
+          <w:p>
+            <w:r/>
+          </w:p>
+        </w:tc>
+        <w:tc>
+          <w:tcPr>
+            <w:tcW w:type="dxa" w:w="1984"/>
+            <w:shd w:fill="D9D9D9" w:val="clear"/>
+          </w:tcPr>
+          <w:p>
+            <w:r/>
+          </w:p>
+        </w:tc>
+        <w:tc>
+          <w:tcPr>
+            <w:tcW w:type="dxa" w:w="454"/>
+            <w:shd w:fill="D9D9D9" w:val="clear"/>
+          </w:tcPr>
+          <w:p>
+            <w:r/>
+          </w:p>
+        </w:tc>
+        <w:tc>
+          <w:tcPr>
+            <w:tcW w:type="dxa" w:w="680"/>
+            <w:shd w:fill="D9D9D9" w:val="clear"/>
+          </w:tcPr>
+          <w:p>
+            <w:r/>
+          </w:p>
+        </w:tc>
+        <w:tc>
+          <w:tcPr>
+            <w:tcW w:type="dxa" w:w="850"/>
+            <w:shd w:fill="D9D9D9" w:val="clear"/>
+          </w:tcPr>
+          <w:p>
+            <w:pPr>
+              <w:jc w:val="center"/>
+            </w:pPr>
+            <w:r>
+              <w:rPr>
+                <w:b/>
+                <w:color w:val="000000"/>
+                <w:sz w:val="18"/>
+              </w:rPr>
+              <w:t>3</w:t>
+            </w:r>
+          </w:p>
+        </w:tc>
+        <w:tc>
+          <w:tcPr>
+            <w:tcW w:type="dxa" w:w="1984"/>
+            <w:shd w:fill="D9D9D9" w:val="clear"/>
+          </w:tcPr>
+          <w:p>
+            <w:r/>
+          </w:p>
+        </w:tc>
+        <w:tc>
+          <w:tcPr>
+            <w:tcW w:type="dxa" w:w="454"/>
+            <w:shd w:fill="D9D9D9" w:val="clear"/>
+          </w:tcPr>
+          <w:p>
+            <w:r/>
+          </w:p>
+        </w:tc>
+        <w:tc>
+          <w:tcPr>
+            <w:tcW w:type="dxa" w:w="680"/>
+            <w:shd w:fill="D9D9D9" w:val="clear"/>
+          </w:tcPr>
+          <w:p>
+            <w:pPr>
+              <w:jc w:val="center"/>
+            </w:pPr>
+            <w:r>
+              <w:rPr>
+                <w:b/>
+                <w:color w:val="000000"/>
+                <w:sz w:val="18"/>
+              </w:rPr>
+              <w:t>3</w:t>
+            </w:r>
+          </w:p>
+        </w:tc>
+        <w:tc>
+          <w:tcPr>
+            <w:tcW w:type="dxa" w:w="3572"/>
+            <w:shd w:fill="D9D9D9" w:val="clear"/>
+          </w:tcPr>
+          <w:p>
+            <w:r/>
           </w:p>
         </w:tc>
       </w:tr>
@@ -2797,7 +3672,7 @@
                 <w:b w:val="0"/>
                 <w:sz w:val="16"/>
               </w:rPr>
-              <w:t>16</w:t>
+              <w:t>23</w:t>
             </w:r>
           </w:p>
         </w:tc>
@@ -2956,7 +3831,7 @@
                 <w:b w:val="0"/>
                 <w:sz w:val="16"/>
               </w:rPr>
-              <w:t>17</w:t>
+              <w:t>24</w:t>
             </w:r>
           </w:p>
         </w:tc>
@@ -3115,7 +3990,7 @@
                 <w:b w:val="0"/>
                 <w:sz w:val="16"/>
               </w:rPr>
-              <w:t>18</w:t>
+              <w:t>25</w:t>
             </w:r>
           </w:p>
         </w:tc>
@@ -3275,7 +4150,7 @@
                 <w:b w:val="0"/>
                 <w:sz w:val="16"/>
               </w:rPr>
-              <w:t>19</w:t>
+              <w:t>26</w:t>
             </w:r>
           </w:p>
         </w:tc>
@@ -3440,7 +4315,7 @@
                 <w:b w:val="0"/>
                 <w:sz w:val="16"/>
               </w:rPr>
-              <w:t>20</w:t>
+              <w:t>27</w:t>
             </w:r>
           </w:p>
         </w:tc>
@@ -3590,6 +4465,131 @@
               </w:rPr>
               <w:t>ORPHAN: Cod '$5858393' identic, dar categorii DIFERITE. Cod $5858393: REF categoriei 226218 =&gt; OFERTA categoriei 226518. VERIFICARE MANUALA NECESARA!</w:t>
             </w:r>
+          </w:p>
+        </w:tc>
+      </w:tr>
+      <w:tr>
+        <w:tc>
+          <w:tcPr>
+            <w:tcW w:type="dxa" w:w="397"/>
+          </w:tcPr>
+          <w:p/>
+        </w:tc>
+        <w:tc>
+          <w:tcPr>
+            <w:tcW w:type="dxa" w:w="1701"/>
+            <w:shd w:fill="D9D9D9" w:val="clear"/>
+          </w:tcPr>
+          <w:p>
+            <w:r>
+              <w:rPr>
+                <w:b/>
+                <w:color w:val="000000"/>
+                <w:sz w:val="18"/>
+              </w:rPr>
+              <w:t>TOTAL</w:t>
+            </w:r>
+          </w:p>
+        </w:tc>
+        <w:tc>
+          <w:tcPr>
+            <w:tcW w:type="dxa" w:w="850"/>
+            <w:shd w:fill="D9D9D9" w:val="clear"/>
+          </w:tcPr>
+          <w:p>
+            <w:r/>
+          </w:p>
+        </w:tc>
+        <w:tc>
+          <w:tcPr>
+            <w:tcW w:type="dxa" w:w="1984"/>
+            <w:shd w:fill="D9D9D9" w:val="clear"/>
+          </w:tcPr>
+          <w:p>
+            <w:r/>
+          </w:p>
+        </w:tc>
+        <w:tc>
+          <w:tcPr>
+            <w:tcW w:type="dxa" w:w="454"/>
+            <w:shd w:fill="D9D9D9" w:val="clear"/>
+          </w:tcPr>
+          <w:p>
+            <w:r/>
+          </w:p>
+        </w:tc>
+        <w:tc>
+          <w:tcPr>
+            <w:tcW w:type="dxa" w:w="680"/>
+            <w:shd w:fill="D9D9D9" w:val="clear"/>
+          </w:tcPr>
+          <w:p>
+            <w:r/>
+          </w:p>
+        </w:tc>
+        <w:tc>
+          <w:tcPr>
+            <w:tcW w:type="dxa" w:w="850"/>
+            <w:shd w:fill="D9D9D9" w:val="clear"/>
+          </w:tcPr>
+          <w:p>
+            <w:pPr>
+              <w:jc w:val="center"/>
+            </w:pPr>
+            <w:r>
+              <w:rPr>
+                <w:b/>
+                <w:color w:val="000000"/>
+                <w:sz w:val="18"/>
+              </w:rPr>
+              <w:t>4</w:t>
+            </w:r>
+          </w:p>
+        </w:tc>
+        <w:tc>
+          <w:tcPr>
+            <w:tcW w:type="dxa" w:w="1984"/>
+            <w:shd w:fill="D9D9D9" w:val="clear"/>
+          </w:tcPr>
+          <w:p>
+            <w:r/>
+          </w:p>
+        </w:tc>
+        <w:tc>
+          <w:tcPr>
+            <w:tcW w:type="dxa" w:w="454"/>
+            <w:shd w:fill="D9D9D9" w:val="clear"/>
+          </w:tcPr>
+          <w:p>
+            <w:r/>
+          </w:p>
+        </w:tc>
+        <w:tc>
+          <w:tcPr>
+            <w:tcW w:type="dxa" w:w="680"/>
+            <w:shd w:fill="D9D9D9" w:val="clear"/>
+          </w:tcPr>
+          <w:p>
+            <w:pPr>
+              <w:jc w:val="center"/>
+            </w:pPr>
+            <w:r>
+              <w:rPr>
+                <w:b/>
+                <w:color w:val="000000"/>
+                <w:sz w:val="18"/>
+              </w:rPr>
+              <w:t>4</w:t>
+            </w:r>
+          </w:p>
+        </w:tc>
+        <w:tc>
+          <w:tcPr>
+            <w:tcW w:type="dxa" w:w="3572"/>
+            <w:shd w:fill="D9D9D9" w:val="clear"/>
+          </w:tcPr>
+          <w:p>
+            <w:r/>
           </w:p>
         </w:tc>
       </w:tr>
@@ -3624,7 +4624,7 @@
                 <w:b w:val="0"/>
                 <w:sz w:val="16"/>
               </w:rPr>
-              <w:t>21</w:t>
+              <w:t>29</w:t>
             </w:r>
           </w:p>
         </w:tc>
@@ -3804,7 +4804,7 @@
                 <w:b w:val="0"/>
                 <w:sz w:val="16"/>
               </w:rPr>
-              <w:t>22</w:t>
+              <w:t>30</w:t>
             </w:r>
           </w:p>
         </w:tc>
@@ -3962,7 +4962,7 @@
                 <w:b w:val="0"/>
                 <w:sz w:val="16"/>
               </w:rPr>
-              <w:t>23</w:t>
+              <w:t>31</w:t>
             </w:r>
           </w:p>
         </w:tc>
@@ -4120,7 +5120,7 @@
                 <w:b w:val="0"/>
                 <w:sz w:val="16"/>
               </w:rPr>
-              <w:t>24</w:t>
+              <w:t>32</w:t>
             </w:r>
           </w:p>
         </w:tc>
@@ -4278,7 +5278,7 @@
                 <w:b w:val="0"/>
                 <w:sz w:val="16"/>
               </w:rPr>
-              <w:t>25</w:t>
+              <w:t>33</w:t>
             </w:r>
           </w:p>
         </w:tc>
@@ -4389,6 +5389,131 @@
               </w:rPr>
               <w:t>Articol lipsă din ofertă</w:t>
             </w:r>
+          </w:p>
+        </w:tc>
+      </w:tr>
+      <w:tr>
+        <w:tc>
+          <w:tcPr>
+            <w:tcW w:type="dxa" w:w="397"/>
+          </w:tcPr>
+          <w:p/>
+        </w:tc>
+        <w:tc>
+          <w:tcPr>
+            <w:tcW w:type="dxa" w:w="1701"/>
+            <w:shd w:fill="D9D9D9" w:val="clear"/>
+          </w:tcPr>
+          <w:p>
+            <w:r>
+              <w:rPr>
+                <w:b/>
+                <w:color w:val="000000"/>
+                <w:sz w:val="18"/>
+              </w:rPr>
+              <w:t>TOTAL</w:t>
+            </w:r>
+          </w:p>
+        </w:tc>
+        <w:tc>
+          <w:tcPr>
+            <w:tcW w:type="dxa" w:w="850"/>
+            <w:shd w:fill="D9D9D9" w:val="clear"/>
+          </w:tcPr>
+          <w:p>
+            <w:r/>
+          </w:p>
+        </w:tc>
+        <w:tc>
+          <w:tcPr>
+            <w:tcW w:type="dxa" w:w="1984"/>
+            <w:shd w:fill="D9D9D9" w:val="clear"/>
+          </w:tcPr>
+          <w:p>
+            <w:r/>
+          </w:p>
+        </w:tc>
+        <w:tc>
+          <w:tcPr>
+            <w:tcW w:type="dxa" w:w="454"/>
+            <w:shd w:fill="D9D9D9" w:val="clear"/>
+          </w:tcPr>
+          <w:p>
+            <w:r/>
+          </w:p>
+        </w:tc>
+        <w:tc>
+          <w:tcPr>
+            <w:tcW w:type="dxa" w:w="680"/>
+            <w:shd w:fill="D9D9D9" w:val="clear"/>
+          </w:tcPr>
+          <w:p>
+            <w:r/>
+          </w:p>
+        </w:tc>
+        <w:tc>
+          <w:tcPr>
+            <w:tcW w:type="dxa" w:w="850"/>
+            <w:shd w:fill="D9D9D9" w:val="clear"/>
+          </w:tcPr>
+          <w:p>
+            <w:pPr>
+              <w:jc w:val="center"/>
+            </w:pPr>
+            <w:r>
+              <w:rPr>
+                <w:b/>
+                <w:color w:val="000000"/>
+                <w:sz w:val="18"/>
+              </w:rPr>
+              <w:t>3</w:t>
+            </w:r>
+          </w:p>
+        </w:tc>
+        <w:tc>
+          <w:tcPr>
+            <w:tcW w:type="dxa" w:w="1984"/>
+            <w:shd w:fill="D9D9D9" w:val="clear"/>
+          </w:tcPr>
+          <w:p>
+            <w:r/>
+          </w:p>
+        </w:tc>
+        <w:tc>
+          <w:tcPr>
+            <w:tcW w:type="dxa" w:w="454"/>
+            <w:shd w:fill="D9D9D9" w:val="clear"/>
+          </w:tcPr>
+          <w:p>
+            <w:r/>
+          </w:p>
+        </w:tc>
+        <w:tc>
+          <w:tcPr>
+            <w:tcW w:type="dxa" w:w="680"/>
+            <w:shd w:fill="D9D9D9" w:val="clear"/>
+          </w:tcPr>
+          <w:p>
+            <w:pPr>
+              <w:jc w:val="center"/>
+            </w:pPr>
+            <w:r>
+              <w:rPr>
+                <w:b/>
+                <w:color w:val="000000"/>
+                <w:sz w:val="18"/>
+              </w:rPr>
+              <w:t>2</w:t>
+            </w:r>
+          </w:p>
+        </w:tc>
+        <w:tc>
+          <w:tcPr>
+            <w:tcW w:type="dxa" w:w="3572"/>
+            <w:shd w:fill="D9D9D9" w:val="clear"/>
+          </w:tcPr>
+          <w:p>
+            <w:r/>
           </w:p>
         </w:tc>
       </w:tr>
@@ -4421,7 +5546,7 @@
                 <w:b w:val="0"/>
                 <w:sz w:val="16"/>
               </w:rPr>
-              <w:t>26</w:t>
+              <w:t>35</w:t>
             </w:r>
           </w:p>
         </w:tc>
@@ -4565,6 +5690,131 @@
               </w:rPr>
               <w:t xml:space="preserve">Unitate de măsură diferită: referință buc, ofertat </w:t>
             </w:r>
+          </w:p>
+        </w:tc>
+      </w:tr>
+      <w:tr>
+        <w:tc>
+          <w:tcPr>
+            <w:tcW w:type="dxa" w:w="397"/>
+          </w:tcPr>
+          <w:p/>
+        </w:tc>
+        <w:tc>
+          <w:tcPr>
+            <w:tcW w:type="dxa" w:w="1701"/>
+            <w:shd w:fill="D9D9D9" w:val="clear"/>
+          </w:tcPr>
+          <w:p>
+            <w:r>
+              <w:rPr>
+                <w:b/>
+                <w:color w:val="000000"/>
+                <w:sz w:val="18"/>
+              </w:rPr>
+              <w:t>TOTAL</w:t>
+            </w:r>
+          </w:p>
+        </w:tc>
+        <w:tc>
+          <w:tcPr>
+            <w:tcW w:type="dxa" w:w="850"/>
+            <w:shd w:fill="D9D9D9" w:val="clear"/>
+          </w:tcPr>
+          <w:p>
+            <w:r/>
+          </w:p>
+        </w:tc>
+        <w:tc>
+          <w:tcPr>
+            <w:tcW w:type="dxa" w:w="1984"/>
+            <w:shd w:fill="D9D9D9" w:val="clear"/>
+          </w:tcPr>
+          <w:p>
+            <w:r/>
+          </w:p>
+        </w:tc>
+        <w:tc>
+          <w:tcPr>
+            <w:tcW w:type="dxa" w:w="454"/>
+            <w:shd w:fill="D9D9D9" w:val="clear"/>
+          </w:tcPr>
+          <w:p>
+            <w:r/>
+          </w:p>
+        </w:tc>
+        <w:tc>
+          <w:tcPr>
+            <w:tcW w:type="dxa" w:w="680"/>
+            <w:shd w:fill="D9D9D9" w:val="clear"/>
+          </w:tcPr>
+          <w:p>
+            <w:r/>
+          </w:p>
+        </w:tc>
+        <w:tc>
+          <w:tcPr>
+            <w:tcW w:type="dxa" w:w="850"/>
+            <w:shd w:fill="D9D9D9" w:val="clear"/>
+          </w:tcPr>
+          <w:p>
+            <w:pPr>
+              <w:jc w:val="center"/>
+            </w:pPr>
+            <w:r>
+              <w:rPr>
+                <w:b/>
+                <w:color w:val="000000"/>
+                <w:sz w:val="18"/>
+              </w:rPr>
+              <w:t>1</w:t>
+            </w:r>
+          </w:p>
+        </w:tc>
+        <w:tc>
+          <w:tcPr>
+            <w:tcW w:type="dxa" w:w="1984"/>
+            <w:shd w:fill="D9D9D9" w:val="clear"/>
+          </w:tcPr>
+          <w:p>
+            <w:r/>
+          </w:p>
+        </w:tc>
+        <w:tc>
+          <w:tcPr>
+            <w:tcW w:type="dxa" w:w="454"/>
+            <w:shd w:fill="D9D9D9" w:val="clear"/>
+          </w:tcPr>
+          <w:p>
+            <w:r/>
+          </w:p>
+        </w:tc>
+        <w:tc>
+          <w:tcPr>
+            <w:tcW w:type="dxa" w:w="680"/>
+            <w:shd w:fill="D9D9D9" w:val="clear"/>
+          </w:tcPr>
+          <w:p>
+            <w:pPr>
+              <w:jc w:val="center"/>
+            </w:pPr>
+            <w:r>
+              <w:rPr>
+                <w:b/>
+                <w:color w:val="000000"/>
+                <w:sz w:val="18"/>
+              </w:rPr>
+              <w:t>1</w:t>
+            </w:r>
+          </w:p>
+        </w:tc>
+        <w:tc>
+          <w:tcPr>
+            <w:tcW w:type="dxa" w:w="3572"/>
+            <w:shd w:fill="D9D9D9" w:val="clear"/>
+          </w:tcPr>
+          <w:p>
+            <w:r/>
           </w:p>
         </w:tc>
       </w:tr>
@@ -4597,7 +5847,7 @@
                 <w:b w:val="0"/>
                 <w:sz w:val="16"/>
               </w:rPr>
-              <w:t>27</w:t>
+              <w:t>37</w:t>
             </w:r>
           </w:p>
         </w:tc>
@@ -4755,7 +6005,7 @@
                 <w:b w:val="0"/>
                 <w:sz w:val="16"/>
               </w:rPr>
-              <w:t>28</w:t>
+              <w:t>38</w:t>
             </w:r>
           </w:p>
         </w:tc>
@@ -4899,6 +6149,131 @@
               </w:rPr>
               <w:t>Cantitate diferită: referință 6.0 buc, ofertat 0.0 buc</w:t>
             </w:r>
+          </w:p>
+        </w:tc>
+      </w:tr>
+      <w:tr>
+        <w:tc>
+          <w:tcPr>
+            <w:tcW w:type="dxa" w:w="397"/>
+          </w:tcPr>
+          <w:p/>
+        </w:tc>
+        <w:tc>
+          <w:tcPr>
+            <w:tcW w:type="dxa" w:w="1701"/>
+            <w:shd w:fill="D9D9D9" w:val="clear"/>
+          </w:tcPr>
+          <w:p>
+            <w:r>
+              <w:rPr>
+                <w:b/>
+                <w:color w:val="000000"/>
+                <w:sz w:val="18"/>
+              </w:rPr>
+              <w:t>TOTAL</w:t>
+            </w:r>
+          </w:p>
+        </w:tc>
+        <w:tc>
+          <w:tcPr>
+            <w:tcW w:type="dxa" w:w="850"/>
+            <w:shd w:fill="D9D9D9" w:val="clear"/>
+          </w:tcPr>
+          <w:p>
+            <w:r/>
+          </w:p>
+        </w:tc>
+        <w:tc>
+          <w:tcPr>
+            <w:tcW w:type="dxa" w:w="1984"/>
+            <w:shd w:fill="D9D9D9" w:val="clear"/>
+          </w:tcPr>
+          <w:p>
+            <w:r/>
+          </w:p>
+        </w:tc>
+        <w:tc>
+          <w:tcPr>
+            <w:tcW w:type="dxa" w:w="454"/>
+            <w:shd w:fill="D9D9D9" w:val="clear"/>
+          </w:tcPr>
+          <w:p>
+            <w:r/>
+          </w:p>
+        </w:tc>
+        <w:tc>
+          <w:tcPr>
+            <w:tcW w:type="dxa" w:w="680"/>
+            <w:shd w:fill="D9D9D9" w:val="clear"/>
+          </w:tcPr>
+          <w:p>
+            <w:r/>
+          </w:p>
+        </w:tc>
+        <w:tc>
+          <w:tcPr>
+            <w:tcW w:type="dxa" w:w="850"/>
+            <w:shd w:fill="D9D9D9" w:val="clear"/>
+          </w:tcPr>
+          <w:p>
+            <w:pPr>
+              <w:jc w:val="center"/>
+            </w:pPr>
+            <w:r>
+              <w:rPr>
+                <w:b/>
+                <w:color w:val="000000"/>
+                <w:sz w:val="18"/>
+              </w:rPr>
+              <w:t>1</w:t>
+            </w:r>
+          </w:p>
+        </w:tc>
+        <w:tc>
+          <w:tcPr>
+            <w:tcW w:type="dxa" w:w="1984"/>
+            <w:shd w:fill="D9D9D9" w:val="clear"/>
+          </w:tcPr>
+          <w:p>
+            <w:r/>
+          </w:p>
+        </w:tc>
+        <w:tc>
+          <w:tcPr>
+            <w:tcW w:type="dxa" w:w="454"/>
+            <w:shd w:fill="D9D9D9" w:val="clear"/>
+          </w:tcPr>
+          <w:p>
+            <w:r/>
+          </w:p>
+        </w:tc>
+        <w:tc>
+          <w:tcPr>
+            <w:tcW w:type="dxa" w:w="680"/>
+            <w:shd w:fill="D9D9D9" w:val="clear"/>
+          </w:tcPr>
+          <w:p>
+            <w:pPr>
+              <w:jc w:val="center"/>
+            </w:pPr>
+            <w:r>
+              <w:rPr>
+                <w:b/>
+                <w:color w:val="000000"/>
+                <w:sz w:val="18"/>
+              </w:rPr>
+              <w:t>1</w:t>
+            </w:r>
+          </w:p>
+        </w:tc>
+        <w:tc>
+          <w:tcPr>
+            <w:tcW w:type="dxa" w:w="3572"/>
+            <w:shd w:fill="D9D9D9" w:val="clear"/>
+          </w:tcPr>
+          <w:p>
+            <w:r/>
           </w:p>
         </w:tc>
       </w:tr>
@@ -4933,7 +6308,7 @@
                 <w:b w:val="0"/>
                 <w:sz w:val="16"/>
               </w:rPr>
-              <w:t>29</w:t>
+              <w:t>40</w:t>
             </w:r>
           </w:p>
         </w:tc>
@@ -5114,7 +6489,7 @@
                 <w:b w:val="0"/>
                 <w:sz w:val="16"/>
               </w:rPr>
-              <w:t>30</w:t>
+              <w:t>41</w:t>
             </w:r>
           </w:p>
         </w:tc>
@@ -5259,6 +6634,131 @@
               </w:rPr>
               <w:t>Cantitate diferită: referință 3.0 m, ofertat 650.0 m</w:t>
             </w:r>
+          </w:p>
+        </w:tc>
+      </w:tr>
+      <w:tr>
+        <w:tc>
+          <w:tcPr>
+            <w:tcW w:type="dxa" w:w="397"/>
+          </w:tcPr>
+          <w:p/>
+        </w:tc>
+        <w:tc>
+          <w:tcPr>
+            <w:tcW w:type="dxa" w:w="1701"/>
+            <w:shd w:fill="D9D9D9" w:val="clear"/>
+          </w:tcPr>
+          <w:p>
+            <w:r>
+              <w:rPr>
+                <w:b/>
+                <w:color w:val="000000"/>
+                <w:sz w:val="18"/>
+              </w:rPr>
+              <w:t>TOTAL</w:t>
+            </w:r>
+          </w:p>
+        </w:tc>
+        <w:tc>
+          <w:tcPr>
+            <w:tcW w:type="dxa" w:w="850"/>
+            <w:shd w:fill="D9D9D9" w:val="clear"/>
+          </w:tcPr>
+          <w:p>
+            <w:r/>
+          </w:p>
+        </w:tc>
+        <w:tc>
+          <w:tcPr>
+            <w:tcW w:type="dxa" w:w="1984"/>
+            <w:shd w:fill="D9D9D9" w:val="clear"/>
+          </w:tcPr>
+          <w:p>
+            <w:r/>
+          </w:p>
+        </w:tc>
+        <w:tc>
+          <w:tcPr>
+            <w:tcW w:type="dxa" w:w="454"/>
+            <w:shd w:fill="D9D9D9" w:val="clear"/>
+          </w:tcPr>
+          <w:p>
+            <w:r/>
+          </w:p>
+        </w:tc>
+        <w:tc>
+          <w:tcPr>
+            <w:tcW w:type="dxa" w:w="680"/>
+            <w:shd w:fill="D9D9D9" w:val="clear"/>
+          </w:tcPr>
+          <w:p>
+            <w:r/>
+          </w:p>
+        </w:tc>
+        <w:tc>
+          <w:tcPr>
+            <w:tcW w:type="dxa" w:w="850"/>
+            <w:shd w:fill="D9D9D9" w:val="clear"/>
+          </w:tcPr>
+          <w:p>
+            <w:pPr>
+              <w:jc w:val="center"/>
+            </w:pPr>
+            <w:r>
+              <w:rPr>
+                <w:b/>
+                <w:color w:val="000000"/>
+                <w:sz w:val="18"/>
+              </w:rPr>
+              <w:t>1</w:t>
+            </w:r>
+          </w:p>
+        </w:tc>
+        <w:tc>
+          <w:tcPr>
+            <w:tcW w:type="dxa" w:w="1984"/>
+            <w:shd w:fill="D9D9D9" w:val="clear"/>
+          </w:tcPr>
+          <w:p>
+            <w:r/>
+          </w:p>
+        </w:tc>
+        <w:tc>
+          <w:tcPr>
+            <w:tcW w:type="dxa" w:w="454"/>
+            <w:shd w:fill="D9D9D9" w:val="clear"/>
+          </w:tcPr>
+          <w:p>
+            <w:r/>
+          </w:p>
+        </w:tc>
+        <w:tc>
+          <w:tcPr>
+            <w:tcW w:type="dxa" w:w="680"/>
+            <w:shd w:fill="D9D9D9" w:val="clear"/>
+          </w:tcPr>
+          <w:p>
+            <w:pPr>
+              <w:jc w:val="center"/>
+            </w:pPr>
+            <w:r>
+              <w:rPr>
+                <w:b/>
+                <w:color w:val="000000"/>
+                <w:sz w:val="18"/>
+              </w:rPr>
+              <w:t>1</w:t>
+            </w:r>
+          </w:p>
+        </w:tc>
+        <w:tc>
+          <w:tcPr>
+            <w:tcW w:type="dxa" w:w="3572"/>
+            <w:shd w:fill="D9D9D9" w:val="clear"/>
+          </w:tcPr>
+          <w:p>
+            <w:r/>
           </w:p>
         </w:tc>
       </w:tr>
@@ -5292,7 +6792,7 @@
                 <w:b w:val="0"/>
                 <w:sz w:val="16"/>
               </w:rPr>
-              <w:t>31</w:t>
+              <w:t>43</w:t>
             </w:r>
           </w:p>
         </w:tc>
@@ -5459,7 +6959,7 @@
                 <w:b w:val="0"/>
                 <w:sz w:val="16"/>
               </w:rPr>
-              <w:t>32</w:t>
+              <w:t>44</w:t>
             </w:r>
           </w:p>
         </w:tc>
@@ -5618,7 +7118,7 @@
                 <w:b w:val="0"/>
                 <w:sz w:val="16"/>
               </w:rPr>
-              <w:t>33</w:t>
+              <w:t>45</w:t>
             </w:r>
           </w:p>
         </w:tc>
@@ -5729,6 +7229,131 @@
               </w:rPr>
               <w:t>Articol lipsă din ofertă</w:t>
             </w:r>
+          </w:p>
+        </w:tc>
+      </w:tr>
+      <w:tr>
+        <w:tc>
+          <w:tcPr>
+            <w:tcW w:type="dxa" w:w="397"/>
+          </w:tcPr>
+          <w:p/>
+        </w:tc>
+        <w:tc>
+          <w:tcPr>
+            <w:tcW w:type="dxa" w:w="1701"/>
+            <w:shd w:fill="D9D9D9" w:val="clear"/>
+          </w:tcPr>
+          <w:p>
+            <w:r>
+              <w:rPr>
+                <w:b/>
+                <w:color w:val="000000"/>
+                <w:sz w:val="18"/>
+              </w:rPr>
+              <w:t>TOTAL</w:t>
+            </w:r>
+          </w:p>
+        </w:tc>
+        <w:tc>
+          <w:tcPr>
+            <w:tcW w:type="dxa" w:w="850"/>
+            <w:shd w:fill="D9D9D9" w:val="clear"/>
+          </w:tcPr>
+          <w:p>
+            <w:r/>
+          </w:p>
+        </w:tc>
+        <w:tc>
+          <w:tcPr>
+            <w:tcW w:type="dxa" w:w="1984"/>
+            <w:shd w:fill="D9D9D9" w:val="clear"/>
+          </w:tcPr>
+          <w:p>
+            <w:r/>
+          </w:p>
+        </w:tc>
+        <w:tc>
+          <w:tcPr>
+            <w:tcW w:type="dxa" w:w="454"/>
+            <w:shd w:fill="D9D9D9" w:val="clear"/>
+          </w:tcPr>
+          <w:p>
+            <w:r/>
+          </w:p>
+        </w:tc>
+        <w:tc>
+          <w:tcPr>
+            <w:tcW w:type="dxa" w:w="680"/>
+            <w:shd w:fill="D9D9D9" w:val="clear"/>
+          </w:tcPr>
+          <w:p>
+            <w:r/>
+          </w:p>
+        </w:tc>
+        <w:tc>
+          <w:tcPr>
+            <w:tcW w:type="dxa" w:w="850"/>
+            <w:shd w:fill="D9D9D9" w:val="clear"/>
+          </w:tcPr>
+          <w:p>
+            <w:pPr>
+              <w:jc w:val="center"/>
+            </w:pPr>
+            <w:r>
+              <w:rPr>
+                <w:b/>
+                <w:color w:val="000000"/>
+                <w:sz w:val="18"/>
+              </w:rPr>
+              <w:t>2</w:t>
+            </w:r>
+          </w:p>
+        </w:tc>
+        <w:tc>
+          <w:tcPr>
+            <w:tcW w:type="dxa" w:w="1984"/>
+            <w:shd w:fill="D9D9D9" w:val="clear"/>
+          </w:tcPr>
+          <w:p>
+            <w:r/>
+          </w:p>
+        </w:tc>
+        <w:tc>
+          <w:tcPr>
+            <w:tcW w:type="dxa" w:w="454"/>
+            <w:shd w:fill="D9D9D9" w:val="clear"/>
+          </w:tcPr>
+          <w:p>
+            <w:r/>
+          </w:p>
+        </w:tc>
+        <w:tc>
+          <w:tcPr>
+            <w:tcW w:type="dxa" w:w="680"/>
+            <w:shd w:fill="D9D9D9" w:val="clear"/>
+          </w:tcPr>
+          <w:p>
+            <w:pPr>
+              <w:jc w:val="center"/>
+            </w:pPr>
+            <w:r>
+              <w:rPr>
+                <w:b/>
+                <w:color w:val="000000"/>
+                <w:sz w:val="18"/>
+              </w:rPr>
+              <w:t>1</w:t>
+            </w:r>
+          </w:p>
+        </w:tc>
+        <w:tc>
+          <w:tcPr>
+            <w:tcW w:type="dxa" w:w="3572"/>
+            <w:shd w:fill="D9D9D9" w:val="clear"/>
+          </w:tcPr>
+          <w:p>
+            <w:r/>
           </w:p>
         </w:tc>
       </w:tr>
@@ -5763,7 +7388,7 @@
                 <w:b w:val="0"/>
                 <w:sz w:val="16"/>
               </w:rPr>
-              <w:t>34</w:t>
+              <w:t>47</w:t>
             </w:r>
           </w:p>
         </w:tc>
@@ -5944,7 +7569,7 @@
                 <w:b w:val="0"/>
                 <w:sz w:val="16"/>
               </w:rPr>
-              <w:t>35</w:t>
+              <w:t>48</w:t>
             </w:r>
           </w:p>
         </w:tc>
@@ -6089,6 +7714,131 @@
               </w:rPr>
               <w:t>Unitate de măsură diferită: referință tona, ofertat ton</w:t>
             </w:r>
+          </w:p>
+        </w:tc>
+      </w:tr>
+      <w:tr>
+        <w:tc>
+          <w:tcPr>
+            <w:tcW w:type="dxa" w:w="397"/>
+          </w:tcPr>
+          <w:p/>
+        </w:tc>
+        <w:tc>
+          <w:tcPr>
+            <w:tcW w:type="dxa" w:w="1701"/>
+            <w:shd w:fill="D9D9D9" w:val="clear"/>
+          </w:tcPr>
+          <w:p>
+            <w:r>
+              <w:rPr>
+                <w:b/>
+                <w:color w:val="000000"/>
+                <w:sz w:val="18"/>
+              </w:rPr>
+              <w:t>TOTAL</w:t>
+            </w:r>
+          </w:p>
+        </w:tc>
+        <w:tc>
+          <w:tcPr>
+            <w:tcW w:type="dxa" w:w="850"/>
+            <w:shd w:fill="D9D9D9" w:val="clear"/>
+          </w:tcPr>
+          <w:p>
+            <w:r/>
+          </w:p>
+        </w:tc>
+        <w:tc>
+          <w:tcPr>
+            <w:tcW w:type="dxa" w:w="1984"/>
+            <w:shd w:fill="D9D9D9" w:val="clear"/>
+          </w:tcPr>
+          <w:p>
+            <w:r/>
+          </w:p>
+        </w:tc>
+        <w:tc>
+          <w:tcPr>
+            <w:tcW w:type="dxa" w:w="454"/>
+            <w:shd w:fill="D9D9D9" w:val="clear"/>
+          </w:tcPr>
+          <w:p>
+            <w:r/>
+          </w:p>
+        </w:tc>
+        <w:tc>
+          <w:tcPr>
+            <w:tcW w:type="dxa" w:w="680"/>
+            <w:shd w:fill="D9D9D9" w:val="clear"/>
+          </w:tcPr>
+          <w:p>
+            <w:r/>
+          </w:p>
+        </w:tc>
+        <w:tc>
+          <w:tcPr>
+            <w:tcW w:type="dxa" w:w="850"/>
+            <w:shd w:fill="D9D9D9" w:val="clear"/>
+          </w:tcPr>
+          <w:p>
+            <w:pPr>
+              <w:jc w:val="center"/>
+            </w:pPr>
+            <w:r>
+              <w:rPr>
+                <w:b/>
+                <w:color w:val="000000"/>
+                <w:sz w:val="18"/>
+              </w:rPr>
+              <w:t>1</w:t>
+            </w:r>
+          </w:p>
+        </w:tc>
+        <w:tc>
+          <w:tcPr>
+            <w:tcW w:type="dxa" w:w="1984"/>
+            <w:shd w:fill="D9D9D9" w:val="clear"/>
+          </w:tcPr>
+          <w:p>
+            <w:r/>
+          </w:p>
+        </w:tc>
+        <w:tc>
+          <w:tcPr>
+            <w:tcW w:type="dxa" w:w="454"/>
+            <w:shd w:fill="D9D9D9" w:val="clear"/>
+          </w:tcPr>
+          <w:p>
+            <w:r/>
+          </w:p>
+        </w:tc>
+        <w:tc>
+          <w:tcPr>
+            <w:tcW w:type="dxa" w:w="680"/>
+            <w:shd w:fill="D9D9D9" w:val="clear"/>
+          </w:tcPr>
+          <w:p>
+            <w:pPr>
+              <w:jc w:val="center"/>
+            </w:pPr>
+            <w:r>
+              <w:rPr>
+                <w:b/>
+                <w:color w:val="000000"/>
+                <w:sz w:val="18"/>
+              </w:rPr>
+              <w:t>1</w:t>
+            </w:r>
+          </w:p>
+        </w:tc>
+        <w:tc>
+          <w:tcPr>
+            <w:tcW w:type="dxa" w:w="3572"/>
+            <w:shd w:fill="D9D9D9" w:val="clear"/>
+          </w:tcPr>
+          <w:p>
+            <w:r/>
           </w:p>
         </w:tc>
       </w:tr>
@@ -6121,7 +7871,7 @@
                 <w:b w:val="0"/>
                 <w:sz w:val="16"/>
               </w:rPr>
-              <w:t>36</w:t>
+              <w:t>50</w:t>
             </w:r>
           </w:p>
         </w:tc>
@@ -6280,7 +8030,7 @@
                 <w:b w:val="0"/>
                 <w:sz w:val="16"/>
               </w:rPr>
-              <w:t>37</w:t>
+              <w:t>51</w:t>
             </w:r>
           </w:p>
         </w:tc>
@@ -6447,7 +8197,7 @@
                 <w:b w:val="0"/>
                 <w:sz w:val="16"/>
               </w:rPr>
-              <w:t>38</w:t>
+              <w:t>52</w:t>
             </w:r>
           </w:p>
         </w:tc>
@@ -6592,6 +8342,131 @@
               </w:rPr>
               <w:t>Unitate de măsură diferită: referință tona, ofertat ton</w:t>
             </w:r>
+          </w:p>
+        </w:tc>
+      </w:tr>
+      <w:tr>
+        <w:tc>
+          <w:tcPr>
+            <w:tcW w:type="dxa" w:w="397"/>
+          </w:tcPr>
+          <w:p/>
+        </w:tc>
+        <w:tc>
+          <w:tcPr>
+            <w:tcW w:type="dxa" w:w="1701"/>
+            <w:shd w:fill="D9D9D9" w:val="clear"/>
+          </w:tcPr>
+          <w:p>
+            <w:r>
+              <w:rPr>
+                <w:b/>
+                <w:color w:val="000000"/>
+                <w:sz w:val="18"/>
+              </w:rPr>
+              <w:t>TOTAL</w:t>
+            </w:r>
+          </w:p>
+        </w:tc>
+        <w:tc>
+          <w:tcPr>
+            <w:tcW w:type="dxa" w:w="850"/>
+            <w:shd w:fill="D9D9D9" w:val="clear"/>
+          </w:tcPr>
+          <w:p>
+            <w:r/>
+          </w:p>
+        </w:tc>
+        <w:tc>
+          <w:tcPr>
+            <w:tcW w:type="dxa" w:w="1984"/>
+            <w:shd w:fill="D9D9D9" w:val="clear"/>
+          </w:tcPr>
+          <w:p>
+            <w:r/>
+          </w:p>
+        </w:tc>
+        <w:tc>
+          <w:tcPr>
+            <w:tcW w:type="dxa" w:w="454"/>
+            <w:shd w:fill="D9D9D9" w:val="clear"/>
+          </w:tcPr>
+          <w:p>
+            <w:r/>
+          </w:p>
+        </w:tc>
+        <w:tc>
+          <w:tcPr>
+            <w:tcW w:type="dxa" w:w="680"/>
+            <w:shd w:fill="D9D9D9" w:val="clear"/>
+          </w:tcPr>
+          <w:p>
+            <w:r/>
+          </w:p>
+        </w:tc>
+        <w:tc>
+          <w:tcPr>
+            <w:tcW w:type="dxa" w:w="850"/>
+            <w:shd w:fill="D9D9D9" w:val="clear"/>
+          </w:tcPr>
+          <w:p>
+            <w:pPr>
+              <w:jc w:val="center"/>
+            </w:pPr>
+            <w:r>
+              <w:rPr>
+                <w:b/>
+                <w:color w:val="000000"/>
+                <w:sz w:val="18"/>
+              </w:rPr>
+              <w:t>2</w:t>
+            </w:r>
+          </w:p>
+        </w:tc>
+        <w:tc>
+          <w:tcPr>
+            <w:tcW w:type="dxa" w:w="1984"/>
+            <w:shd w:fill="D9D9D9" w:val="clear"/>
+          </w:tcPr>
+          <w:p>
+            <w:r/>
+          </w:p>
+        </w:tc>
+        <w:tc>
+          <w:tcPr>
+            <w:tcW w:type="dxa" w:w="454"/>
+            <w:shd w:fill="D9D9D9" w:val="clear"/>
+          </w:tcPr>
+          <w:p>
+            <w:r/>
+          </w:p>
+        </w:tc>
+        <w:tc>
+          <w:tcPr>
+            <w:tcW w:type="dxa" w:w="680"/>
+            <w:shd w:fill="D9D9D9" w:val="clear"/>
+          </w:tcPr>
+          <w:p>
+            <w:pPr>
+              <w:jc w:val="center"/>
+            </w:pPr>
+            <w:r>
+              <w:rPr>
+                <w:b/>
+                <w:color w:val="000000"/>
+                <w:sz w:val="18"/>
+              </w:rPr>
+              <w:t>2</w:t>
+            </w:r>
+          </w:p>
+        </w:tc>
+        <w:tc>
+          <w:tcPr>
+            <w:tcW w:type="dxa" w:w="3572"/>
+            <w:shd w:fill="D9D9D9" w:val="clear"/>
+          </w:tcPr>
+          <w:p>
+            <w:r/>
           </w:p>
         </w:tc>
       </w:tr>
@@ -6624,7 +8499,7 @@
                 <w:b w:val="0"/>
                 <w:sz w:val="16"/>
               </w:rPr>
-              <w:t>39</w:t>
+              <w:t>54</w:t>
             </w:r>
           </w:p>
         </w:tc>
@@ -6749,7 +8624,7 @@
                 <w:b w:val="0"/>
                 <w:sz w:val="16"/>
               </w:rPr>
-              <w:t>40</w:t>
+              <w:t>55</w:t>
             </w:r>
           </w:p>
         </w:tc>
@@ -6860,6 +8735,131 @@
               </w:rPr>
               <w:t>Articol lipsă din ofertă</w:t>
             </w:r>
+          </w:p>
+        </w:tc>
+      </w:tr>
+      <w:tr>
+        <w:tc>
+          <w:tcPr>
+            <w:tcW w:type="dxa" w:w="397"/>
+          </w:tcPr>
+          <w:p/>
+        </w:tc>
+        <w:tc>
+          <w:tcPr>
+            <w:tcW w:type="dxa" w:w="1701"/>
+            <w:shd w:fill="D9D9D9" w:val="clear"/>
+          </w:tcPr>
+          <w:p>
+            <w:r>
+              <w:rPr>
+                <w:b/>
+                <w:color w:val="000000"/>
+                <w:sz w:val="18"/>
+              </w:rPr>
+              <w:t>TOTAL</w:t>
+            </w:r>
+          </w:p>
+        </w:tc>
+        <w:tc>
+          <w:tcPr>
+            <w:tcW w:type="dxa" w:w="850"/>
+            <w:shd w:fill="D9D9D9" w:val="clear"/>
+          </w:tcPr>
+          <w:p>
+            <w:r/>
+          </w:p>
+        </w:tc>
+        <w:tc>
+          <w:tcPr>
+            <w:tcW w:type="dxa" w:w="1984"/>
+            <w:shd w:fill="D9D9D9" w:val="clear"/>
+          </w:tcPr>
+          <w:p>
+            <w:r/>
+          </w:p>
+        </w:tc>
+        <w:tc>
+          <w:tcPr>
+            <w:tcW w:type="dxa" w:w="454"/>
+            <w:shd w:fill="D9D9D9" w:val="clear"/>
+          </w:tcPr>
+          <w:p>
+            <w:r/>
+          </w:p>
+        </w:tc>
+        <w:tc>
+          <w:tcPr>
+            <w:tcW w:type="dxa" w:w="680"/>
+            <w:shd w:fill="D9D9D9" w:val="clear"/>
+          </w:tcPr>
+          <w:p>
+            <w:r/>
+          </w:p>
+        </w:tc>
+        <w:tc>
+          <w:tcPr>
+            <w:tcW w:type="dxa" w:w="850"/>
+            <w:shd w:fill="D9D9D9" w:val="clear"/>
+          </w:tcPr>
+          <w:p>
+            <w:pPr>
+              <w:jc w:val="center"/>
+            </w:pPr>
+            <w:r>
+              <w:rPr>
+                <w:b/>
+                <w:color w:val="000000"/>
+                <w:sz w:val="18"/>
+              </w:rPr>
+              <w:t>2</w:t>
+            </w:r>
+          </w:p>
+        </w:tc>
+        <w:tc>
+          <w:tcPr>
+            <w:tcW w:type="dxa" w:w="1984"/>
+            <w:shd w:fill="D9D9D9" w:val="clear"/>
+          </w:tcPr>
+          <w:p>
+            <w:r/>
+          </w:p>
+        </w:tc>
+        <w:tc>
+          <w:tcPr>
+            <w:tcW w:type="dxa" w:w="454"/>
+            <w:shd w:fill="D9D9D9" w:val="clear"/>
+          </w:tcPr>
+          <w:p>
+            <w:r/>
+          </w:p>
+        </w:tc>
+        <w:tc>
+          <w:tcPr>
+            <w:tcW w:type="dxa" w:w="680"/>
+            <w:shd w:fill="D9D9D9" w:val="clear"/>
+          </w:tcPr>
+          <w:p>
+            <w:pPr>
+              <w:jc w:val="center"/>
+            </w:pPr>
+            <w:r>
+              <w:rPr>
+                <w:b/>
+                <w:color w:val="000000"/>
+                <w:sz w:val="18"/>
+              </w:rPr>
+              <w:t>0</w:t>
+            </w:r>
+          </w:p>
+        </w:tc>
+        <w:tc>
+          <w:tcPr>
+            <w:tcW w:type="dxa" w:w="3572"/>
+            <w:shd w:fill="D9D9D9" w:val="clear"/>
+          </w:tcPr>
+          <w:p>
+            <w:r/>
           </w:p>
         </w:tc>
       </w:tr>
@@ -6892,7 +8892,7 @@
                 <w:b w:val="0"/>
                 <w:sz w:val="16"/>
               </w:rPr>
-              <w:t>41</w:t>
+              <w:t>57</w:t>
             </w:r>
           </w:p>
         </w:tc>
@@ -7050,7 +9050,7 @@
                 <w:b w:val="0"/>
                 <w:sz w:val="16"/>
               </w:rPr>
-              <w:t>42</w:t>
+              <w:t>58</w:t>
             </w:r>
           </w:p>
         </w:tc>
@@ -7161,6 +9161,131 @@
               </w:rPr>
               <w:t>Articol lipsă din ofertă</w:t>
             </w:r>
+          </w:p>
+        </w:tc>
+      </w:tr>
+      <w:tr>
+        <w:tc>
+          <w:tcPr>
+            <w:tcW w:type="dxa" w:w="397"/>
+          </w:tcPr>
+          <w:p/>
+        </w:tc>
+        <w:tc>
+          <w:tcPr>
+            <w:tcW w:type="dxa" w:w="1701"/>
+            <w:shd w:fill="D9D9D9" w:val="clear"/>
+          </w:tcPr>
+          <w:p>
+            <w:r>
+              <w:rPr>
+                <w:b/>
+                <w:color w:val="000000"/>
+                <w:sz w:val="18"/>
+              </w:rPr>
+              <w:t>TOTAL</w:t>
+            </w:r>
+          </w:p>
+        </w:tc>
+        <w:tc>
+          <w:tcPr>
+            <w:tcW w:type="dxa" w:w="850"/>
+            <w:shd w:fill="D9D9D9" w:val="clear"/>
+          </w:tcPr>
+          <w:p>
+            <w:r/>
+          </w:p>
+        </w:tc>
+        <w:tc>
+          <w:tcPr>
+            <w:tcW w:type="dxa" w:w="1984"/>
+            <w:shd w:fill="D9D9D9" w:val="clear"/>
+          </w:tcPr>
+          <w:p>
+            <w:r/>
+          </w:p>
+        </w:tc>
+        <w:tc>
+          <w:tcPr>
+            <w:tcW w:type="dxa" w:w="454"/>
+            <w:shd w:fill="D9D9D9" w:val="clear"/>
+          </w:tcPr>
+          <w:p>
+            <w:r/>
+          </w:p>
+        </w:tc>
+        <w:tc>
+          <w:tcPr>
+            <w:tcW w:type="dxa" w:w="680"/>
+            <w:shd w:fill="D9D9D9" w:val="clear"/>
+          </w:tcPr>
+          <w:p>
+            <w:r/>
+          </w:p>
+        </w:tc>
+        <w:tc>
+          <w:tcPr>
+            <w:tcW w:type="dxa" w:w="850"/>
+            <w:shd w:fill="D9D9D9" w:val="clear"/>
+          </w:tcPr>
+          <w:p>
+            <w:pPr>
+              <w:jc w:val="center"/>
+            </w:pPr>
+            <w:r>
+              <w:rPr>
+                <w:b/>
+                <w:color w:val="000000"/>
+                <w:sz w:val="18"/>
+              </w:rPr>
+              <w:t>1</w:t>
+            </w:r>
+          </w:p>
+        </w:tc>
+        <w:tc>
+          <w:tcPr>
+            <w:tcW w:type="dxa" w:w="1984"/>
+            <w:shd w:fill="D9D9D9" w:val="clear"/>
+          </w:tcPr>
+          <w:p>
+            <w:r/>
+          </w:p>
+        </w:tc>
+        <w:tc>
+          <w:tcPr>
+            <w:tcW w:type="dxa" w:w="454"/>
+            <w:shd w:fill="D9D9D9" w:val="clear"/>
+          </w:tcPr>
+          <w:p>
+            <w:r/>
+          </w:p>
+        </w:tc>
+        <w:tc>
+          <w:tcPr>
+            <w:tcW w:type="dxa" w:w="680"/>
+            <w:shd w:fill="D9D9D9" w:val="clear"/>
+          </w:tcPr>
+          <w:p>
+            <w:pPr>
+              <w:jc w:val="center"/>
+            </w:pPr>
+            <w:r>
+              <w:rPr>
+                <w:b/>
+                <w:color w:val="000000"/>
+                <w:sz w:val="18"/>
+              </w:rPr>
+              <w:t>1</w:t>
+            </w:r>
+          </w:p>
+        </w:tc>
+        <w:tc>
+          <w:tcPr>
+            <w:tcW w:type="dxa" w:w="3572"/>
+            <w:shd w:fill="D9D9D9" w:val="clear"/>
+          </w:tcPr>
+          <w:p>
+            <w:r/>
           </w:p>
         </w:tc>
       </w:tr>
@@ -7193,7 +9318,7 @@
                 <w:b w:val="0"/>
                 <w:sz w:val="16"/>
               </w:rPr>
-              <w:t>43</w:t>
+              <w:t>60</w:t>
             </w:r>
           </w:p>
         </w:tc>
@@ -7353,7 +9478,7 @@
                 <w:b w:val="0"/>
                 <w:sz w:val="16"/>
               </w:rPr>
-              <w:t>44</w:t>
+              <w:t>61</w:t>
             </w:r>
           </w:p>
         </w:tc>
@@ -7520,7 +9645,7 @@
                 <w:b w:val="0"/>
                 <w:sz w:val="16"/>
               </w:rPr>
-              <w:t>45</w:t>
+              <w:t>62</w:t>
             </w:r>
           </w:p>
         </w:tc>
@@ -7665,6 +9790,131 @@
               </w:rPr>
               <w:t>Unitate de măsură diferită: referință tona, ofertat ton</w:t>
             </w:r>
+          </w:p>
+        </w:tc>
+      </w:tr>
+      <w:tr>
+        <w:tc>
+          <w:tcPr>
+            <w:tcW w:type="dxa" w:w="397"/>
+          </w:tcPr>
+          <w:p/>
+        </w:tc>
+        <w:tc>
+          <w:tcPr>
+            <w:tcW w:type="dxa" w:w="1701"/>
+            <w:shd w:fill="D9D9D9" w:val="clear"/>
+          </w:tcPr>
+          <w:p>
+            <w:r>
+              <w:rPr>
+                <w:b/>
+                <w:color w:val="000000"/>
+                <w:sz w:val="18"/>
+              </w:rPr>
+              <w:t>TOTAL</w:t>
+            </w:r>
+          </w:p>
+        </w:tc>
+        <w:tc>
+          <w:tcPr>
+            <w:tcW w:type="dxa" w:w="850"/>
+            <w:shd w:fill="D9D9D9" w:val="clear"/>
+          </w:tcPr>
+          <w:p>
+            <w:r/>
+          </w:p>
+        </w:tc>
+        <w:tc>
+          <w:tcPr>
+            <w:tcW w:type="dxa" w:w="1984"/>
+            <w:shd w:fill="D9D9D9" w:val="clear"/>
+          </w:tcPr>
+          <w:p>
+            <w:r/>
+          </w:p>
+        </w:tc>
+        <w:tc>
+          <w:tcPr>
+            <w:tcW w:type="dxa" w:w="454"/>
+            <w:shd w:fill="D9D9D9" w:val="clear"/>
+          </w:tcPr>
+          <w:p>
+            <w:r/>
+          </w:p>
+        </w:tc>
+        <w:tc>
+          <w:tcPr>
+            <w:tcW w:type="dxa" w:w="680"/>
+            <w:shd w:fill="D9D9D9" w:val="clear"/>
+          </w:tcPr>
+          <w:p>
+            <w:r/>
+          </w:p>
+        </w:tc>
+        <w:tc>
+          <w:tcPr>
+            <w:tcW w:type="dxa" w:w="850"/>
+            <w:shd w:fill="D9D9D9" w:val="clear"/>
+          </w:tcPr>
+          <w:p>
+            <w:pPr>
+              <w:jc w:val="center"/>
+            </w:pPr>
+            <w:r>
+              <w:rPr>
+                <w:b/>
+                <w:color w:val="000000"/>
+                <w:sz w:val="18"/>
+              </w:rPr>
+              <w:t>2</w:t>
+            </w:r>
+          </w:p>
+        </w:tc>
+        <w:tc>
+          <w:tcPr>
+            <w:tcW w:type="dxa" w:w="1984"/>
+            <w:shd w:fill="D9D9D9" w:val="clear"/>
+          </w:tcPr>
+          <w:p>
+            <w:r/>
+          </w:p>
+        </w:tc>
+        <w:tc>
+          <w:tcPr>
+            <w:tcW w:type="dxa" w:w="454"/>
+            <w:shd w:fill="D9D9D9" w:val="clear"/>
+          </w:tcPr>
+          <w:p>
+            <w:r/>
+          </w:p>
+        </w:tc>
+        <w:tc>
+          <w:tcPr>
+            <w:tcW w:type="dxa" w:w="680"/>
+            <w:shd w:fill="D9D9D9" w:val="clear"/>
+          </w:tcPr>
+          <w:p>
+            <w:pPr>
+              <w:jc w:val="center"/>
+            </w:pPr>
+            <w:r>
+              <w:rPr>
+                <w:b/>
+                <w:color w:val="000000"/>
+                <w:sz w:val="18"/>
+              </w:rPr>
+              <w:t>2</w:t>
+            </w:r>
+          </w:p>
+        </w:tc>
+        <w:tc>
+          <w:tcPr>
+            <w:tcW w:type="dxa" w:w="3572"/>
+            <w:shd w:fill="D9D9D9" w:val="clear"/>
+          </w:tcPr>
+          <w:p>
+            <w:r/>
           </w:p>
         </w:tc>
       </w:tr>
@@ -7697,7 +9947,7 @@
                 <w:b w:val="0"/>
                 <w:sz w:val="16"/>
               </w:rPr>
-              <w:t>46</w:t>
+              <w:t>64</w:t>
             </w:r>
           </w:p>
         </w:tc>
@@ -7856,7 +10106,7 @@
                 <w:b w:val="0"/>
                 <w:sz w:val="16"/>
               </w:rPr>
-              <w:t>47</w:t>
+              <w:t>65</w:t>
             </w:r>
           </w:p>
         </w:tc>
@@ -8015,7 +10265,7 @@
                 <w:b w:val="0"/>
                 <w:sz w:val="16"/>
               </w:rPr>
-              <w:t>48</w:t>
+              <w:t>66</w:t>
             </w:r>
           </w:p>
         </w:tc>
@@ -8175,7 +10425,7 @@
                 <w:b w:val="0"/>
                 <w:sz w:val="16"/>
               </w:rPr>
-              <w:t>49</w:t>
+              <w:t>67</w:t>
             </w:r>
           </w:p>
         </w:tc>
@@ -8340,7 +10590,7 @@
                 <w:b w:val="0"/>
                 <w:sz w:val="16"/>
               </w:rPr>
-              <w:t>50</w:t>
+              <w:t>68</w:t>
             </w:r>
           </w:p>
         </w:tc>
@@ -8490,6 +10740,131 @@
               </w:rPr>
               <w:t>ORPHAN: Cod '$5858393' identic, dar categorii DIFERITE. Cod $5858393: REF categoriei 226418 =&gt; OFERTA categoriei 226518. VERIFICARE MANUALA NECESARA!</w:t>
             </w:r>
+          </w:p>
+        </w:tc>
+      </w:tr>
+      <w:tr>
+        <w:tc>
+          <w:tcPr>
+            <w:tcW w:type="dxa" w:w="397"/>
+          </w:tcPr>
+          <w:p/>
+        </w:tc>
+        <w:tc>
+          <w:tcPr>
+            <w:tcW w:type="dxa" w:w="1701"/>
+            <w:shd w:fill="D9D9D9" w:val="clear"/>
+          </w:tcPr>
+          <w:p>
+            <w:r>
+              <w:rPr>
+                <w:b/>
+                <w:color w:val="000000"/>
+                <w:sz w:val="18"/>
+              </w:rPr>
+              <w:t>TOTAL</w:t>
+            </w:r>
+          </w:p>
+        </w:tc>
+        <w:tc>
+          <w:tcPr>
+            <w:tcW w:type="dxa" w:w="850"/>
+            <w:shd w:fill="D9D9D9" w:val="clear"/>
+          </w:tcPr>
+          <w:p>
+            <w:r/>
+          </w:p>
+        </w:tc>
+        <w:tc>
+          <w:tcPr>
+            <w:tcW w:type="dxa" w:w="1984"/>
+            <w:shd w:fill="D9D9D9" w:val="clear"/>
+          </w:tcPr>
+          <w:p>
+            <w:r/>
+          </w:p>
+        </w:tc>
+        <w:tc>
+          <w:tcPr>
+            <w:tcW w:type="dxa" w:w="454"/>
+            <w:shd w:fill="D9D9D9" w:val="clear"/>
+          </w:tcPr>
+          <w:p>
+            <w:r/>
+          </w:p>
+        </w:tc>
+        <w:tc>
+          <w:tcPr>
+            <w:tcW w:type="dxa" w:w="680"/>
+            <w:shd w:fill="D9D9D9" w:val="clear"/>
+          </w:tcPr>
+          <w:p>
+            <w:r/>
+          </w:p>
+        </w:tc>
+        <w:tc>
+          <w:tcPr>
+            <w:tcW w:type="dxa" w:w="850"/>
+            <w:shd w:fill="D9D9D9" w:val="clear"/>
+          </w:tcPr>
+          <w:p>
+            <w:pPr>
+              <w:jc w:val="center"/>
+            </w:pPr>
+            <w:r>
+              <w:rPr>
+                <w:b/>
+                <w:color w:val="000000"/>
+                <w:sz w:val="18"/>
+              </w:rPr>
+              <w:t>4</w:t>
+            </w:r>
+          </w:p>
+        </w:tc>
+        <w:tc>
+          <w:tcPr>
+            <w:tcW w:type="dxa" w:w="1984"/>
+            <w:shd w:fill="D9D9D9" w:val="clear"/>
+          </w:tcPr>
+          <w:p>
+            <w:r/>
+          </w:p>
+        </w:tc>
+        <w:tc>
+          <w:tcPr>
+            <w:tcW w:type="dxa" w:w="454"/>
+            <w:shd w:fill="D9D9D9" w:val="clear"/>
+          </w:tcPr>
+          <w:p>
+            <w:r/>
+          </w:p>
+        </w:tc>
+        <w:tc>
+          <w:tcPr>
+            <w:tcW w:type="dxa" w:w="680"/>
+            <w:shd w:fill="D9D9D9" w:val="clear"/>
+          </w:tcPr>
+          <w:p>
+            <w:pPr>
+              <w:jc w:val="center"/>
+            </w:pPr>
+            <w:r>
+              <w:rPr>
+                <w:b/>
+                <w:color w:val="000000"/>
+                <w:sz w:val="18"/>
+              </w:rPr>
+              <w:t>4</w:t>
+            </w:r>
+          </w:p>
+        </w:tc>
+        <w:tc>
+          <w:tcPr>
+            <w:tcW w:type="dxa" w:w="3572"/>
+            <w:shd w:fill="D9D9D9" w:val="clear"/>
+          </w:tcPr>
+          <w:p>
+            <w:r/>
           </w:p>
         </w:tc>
       </w:tr>
@@ -8524,7 +10899,7 @@
                 <w:b w:val="0"/>
                 <w:sz w:val="16"/>
               </w:rPr>
-              <w:t>51</w:t>
+              <w:t>70</w:t>
             </w:r>
           </w:p>
         </w:tc>
@@ -8704,7 +11079,7 @@
                 <w:b w:val="0"/>
                 <w:sz w:val="16"/>
               </w:rPr>
-              <w:t>52</w:t>
+              <w:t>71</w:t>
             </w:r>
           </w:p>
         </w:tc>
@@ -8862,7 +11237,7 @@
                 <w:b w:val="0"/>
                 <w:sz w:val="16"/>
               </w:rPr>
-              <w:t>53</w:t>
+              <w:t>72</w:t>
             </w:r>
           </w:p>
         </w:tc>
@@ -9021,7 +11396,7 @@
                 <w:b w:val="0"/>
                 <w:sz w:val="16"/>
               </w:rPr>
-              <w:t>54</w:t>
+              <w:t>73</w:t>
             </w:r>
           </w:p>
         </w:tc>
@@ -9180,7 +11555,7 @@
                 <w:b w:val="0"/>
                 <w:sz w:val="16"/>
               </w:rPr>
-              <w:t>55</w:t>
+              <w:t>74</w:t>
             </w:r>
           </w:p>
         </w:tc>
@@ -9339,7 +11714,7 @@
                 <w:b w:val="0"/>
                 <w:sz w:val="16"/>
               </w:rPr>
-              <w:t>56</w:t>
+              <w:t>75</w:t>
             </w:r>
           </w:p>
         </w:tc>
@@ -9498,7 +11873,7 @@
                 <w:b w:val="0"/>
                 <w:sz w:val="16"/>
               </w:rPr>
-              <w:t>57</w:t>
+              <w:t>76</w:t>
             </w:r>
           </w:p>
         </w:tc>
@@ -9656,7 +12031,7 @@
                 <w:b w:val="0"/>
                 <w:sz w:val="16"/>
               </w:rPr>
-              <w:t>58</w:t>
+              <w:t>77</w:t>
             </w:r>
           </w:p>
         </w:tc>
@@ -9814,7 +12189,7 @@
                 <w:b w:val="0"/>
                 <w:sz w:val="16"/>
               </w:rPr>
-              <w:t>59</w:t>
+              <w:t>78</w:t>
             </w:r>
           </w:p>
         </w:tc>
@@ -9925,6 +12300,131 @@
               </w:rPr>
               <w:t>Articol lipsă din ofertă</w:t>
             </w:r>
+          </w:p>
+        </w:tc>
+      </w:tr>
+      <w:tr>
+        <w:tc>
+          <w:tcPr>
+            <w:tcW w:type="dxa" w:w="397"/>
+          </w:tcPr>
+          <w:p/>
+        </w:tc>
+        <w:tc>
+          <w:tcPr>
+            <w:tcW w:type="dxa" w:w="1701"/>
+            <w:shd w:fill="D9D9D9" w:val="clear"/>
+          </w:tcPr>
+          <w:p>
+            <w:r>
+              <w:rPr>
+                <w:b/>
+                <w:color w:val="000000"/>
+                <w:sz w:val="18"/>
+              </w:rPr>
+              <w:t>TOTAL</w:t>
+            </w:r>
+          </w:p>
+        </w:tc>
+        <w:tc>
+          <w:tcPr>
+            <w:tcW w:type="dxa" w:w="850"/>
+            <w:shd w:fill="D9D9D9" w:val="clear"/>
+          </w:tcPr>
+          <w:p>
+            <w:r/>
+          </w:p>
+        </w:tc>
+        <w:tc>
+          <w:tcPr>
+            <w:tcW w:type="dxa" w:w="1984"/>
+            <w:shd w:fill="D9D9D9" w:val="clear"/>
+          </w:tcPr>
+          <w:p>
+            <w:r/>
+          </w:p>
+        </w:tc>
+        <w:tc>
+          <w:tcPr>
+            <w:tcW w:type="dxa" w:w="454"/>
+            <w:shd w:fill="D9D9D9" w:val="clear"/>
+          </w:tcPr>
+          <w:p>
+            <w:r/>
+          </w:p>
+        </w:tc>
+        <w:tc>
+          <w:tcPr>
+            <w:tcW w:type="dxa" w:w="680"/>
+            <w:shd w:fill="D9D9D9" w:val="clear"/>
+          </w:tcPr>
+          <w:p>
+            <w:r/>
+          </w:p>
+        </w:tc>
+        <w:tc>
+          <w:tcPr>
+            <w:tcW w:type="dxa" w:w="850"/>
+            <w:shd w:fill="D9D9D9" w:val="clear"/>
+          </w:tcPr>
+          <w:p>
+            <w:pPr>
+              <w:jc w:val="center"/>
+            </w:pPr>
+            <w:r>
+              <w:rPr>
+                <w:b/>
+                <w:color w:val="000000"/>
+                <w:sz w:val="18"/>
+              </w:rPr>
+              <w:t>8</w:t>
+            </w:r>
+          </w:p>
+        </w:tc>
+        <w:tc>
+          <w:tcPr>
+            <w:tcW w:type="dxa" w:w="1984"/>
+            <w:shd w:fill="D9D9D9" w:val="clear"/>
+          </w:tcPr>
+          <w:p>
+            <w:r/>
+          </w:p>
+        </w:tc>
+        <w:tc>
+          <w:tcPr>
+            <w:tcW w:type="dxa" w:w="454"/>
+            <w:shd w:fill="D9D9D9" w:val="clear"/>
+          </w:tcPr>
+          <w:p>
+            <w:r/>
+          </w:p>
+        </w:tc>
+        <w:tc>
+          <w:tcPr>
+            <w:tcW w:type="dxa" w:w="680"/>
+            <w:shd w:fill="D9D9D9" w:val="clear"/>
+          </w:tcPr>
+          <w:p>
+            <w:pPr>
+              <w:jc w:val="center"/>
+            </w:pPr>
+            <w:r>
+              <w:rPr>
+                <w:b/>
+                <w:color w:val="000000"/>
+                <w:sz w:val="18"/>
+              </w:rPr>
+              <w:t>7</w:t>
+            </w:r>
+          </w:p>
+        </w:tc>
+        <w:tc>
+          <w:tcPr>
+            <w:tcW w:type="dxa" w:w="3572"/>
+            <w:shd w:fill="D9D9D9" w:val="clear"/>
+          </w:tcPr>
+          <w:p>
+            <w:r/>
           </w:p>
         </w:tc>
       </w:tr>
@@ -9957,7 +12457,7 @@
                 <w:b w:val="0"/>
                 <w:sz w:val="16"/>
               </w:rPr>
-              <w:t>60</w:t>
+              <w:t>80</w:t>
             </w:r>
           </w:p>
         </w:tc>
@@ -10101,6 +12601,131 @@
               </w:rPr>
               <w:t xml:space="preserve">Unitate de măsură diferită: referință buc, ofertat </w:t>
             </w:r>
+          </w:p>
+        </w:tc>
+      </w:tr>
+      <w:tr>
+        <w:tc>
+          <w:tcPr>
+            <w:tcW w:type="dxa" w:w="397"/>
+          </w:tcPr>
+          <w:p/>
+        </w:tc>
+        <w:tc>
+          <w:tcPr>
+            <w:tcW w:type="dxa" w:w="1701"/>
+            <w:shd w:fill="D9D9D9" w:val="clear"/>
+          </w:tcPr>
+          <w:p>
+            <w:r>
+              <w:rPr>
+                <w:b/>
+                <w:color w:val="000000"/>
+                <w:sz w:val="18"/>
+              </w:rPr>
+              <w:t>TOTAL</w:t>
+            </w:r>
+          </w:p>
+        </w:tc>
+        <w:tc>
+          <w:tcPr>
+            <w:tcW w:type="dxa" w:w="850"/>
+            <w:shd w:fill="D9D9D9" w:val="clear"/>
+          </w:tcPr>
+          <w:p>
+            <w:r/>
+          </w:p>
+        </w:tc>
+        <w:tc>
+          <w:tcPr>
+            <w:tcW w:type="dxa" w:w="1984"/>
+            <w:shd w:fill="D9D9D9" w:val="clear"/>
+          </w:tcPr>
+          <w:p>
+            <w:r/>
+          </w:p>
+        </w:tc>
+        <w:tc>
+          <w:tcPr>
+            <w:tcW w:type="dxa" w:w="454"/>
+            <w:shd w:fill="D9D9D9" w:val="clear"/>
+          </w:tcPr>
+          <w:p>
+            <w:r/>
+          </w:p>
+        </w:tc>
+        <w:tc>
+          <w:tcPr>
+            <w:tcW w:type="dxa" w:w="680"/>
+            <w:shd w:fill="D9D9D9" w:val="clear"/>
+          </w:tcPr>
+          <w:p>
+            <w:r/>
+          </w:p>
+        </w:tc>
+        <w:tc>
+          <w:tcPr>
+            <w:tcW w:type="dxa" w:w="850"/>
+            <w:shd w:fill="D9D9D9" w:val="clear"/>
+          </w:tcPr>
+          <w:p>
+            <w:pPr>
+              <w:jc w:val="center"/>
+            </w:pPr>
+            <w:r>
+              <w:rPr>
+                <w:b/>
+                <w:color w:val="000000"/>
+                <w:sz w:val="18"/>
+              </w:rPr>
+              <w:t>1</w:t>
+            </w:r>
+          </w:p>
+        </w:tc>
+        <w:tc>
+          <w:tcPr>
+            <w:tcW w:type="dxa" w:w="1984"/>
+            <w:shd w:fill="D9D9D9" w:val="clear"/>
+          </w:tcPr>
+          <w:p>
+            <w:r/>
+          </w:p>
+        </w:tc>
+        <w:tc>
+          <w:tcPr>
+            <w:tcW w:type="dxa" w:w="454"/>
+            <w:shd w:fill="D9D9D9" w:val="clear"/>
+          </w:tcPr>
+          <w:p>
+            <w:r/>
+          </w:p>
+        </w:tc>
+        <w:tc>
+          <w:tcPr>
+            <w:tcW w:type="dxa" w:w="680"/>
+            <w:shd w:fill="D9D9D9" w:val="clear"/>
+          </w:tcPr>
+          <w:p>
+            <w:pPr>
+              <w:jc w:val="center"/>
+            </w:pPr>
+            <w:r>
+              <w:rPr>
+                <w:b/>
+                <w:color w:val="000000"/>
+                <w:sz w:val="18"/>
+              </w:rPr>
+              <w:t>1</w:t>
+            </w:r>
+          </w:p>
+        </w:tc>
+        <w:tc>
+          <w:tcPr>
+            <w:tcW w:type="dxa" w:w="3572"/>
+            <w:shd w:fill="D9D9D9" w:val="clear"/>
+          </w:tcPr>
+          <w:p>
+            <w:r/>
           </w:p>
         </w:tc>
       </w:tr>
@@ -10133,7 +12758,7 @@
                 <w:b w:val="0"/>
                 <w:sz w:val="16"/>
               </w:rPr>
-              <w:t>61</w:t>
+              <w:t>82</w:t>
             </w:r>
           </w:p>
         </w:tc>
@@ -10291,7 +12916,7 @@
                 <w:b w:val="0"/>
                 <w:sz w:val="16"/>
               </w:rPr>
-              <w:t>62</w:t>
+              <w:t>83</w:t>
             </w:r>
           </w:p>
         </w:tc>
@@ -10435,6 +13060,131 @@
               </w:rPr>
               <w:t>Cantitate diferită: referință 6.0 buc, ofertat 0.0 buc</w:t>
             </w:r>
+          </w:p>
+        </w:tc>
+      </w:tr>
+      <w:tr>
+        <w:tc>
+          <w:tcPr>
+            <w:tcW w:type="dxa" w:w="397"/>
+          </w:tcPr>
+          <w:p/>
+        </w:tc>
+        <w:tc>
+          <w:tcPr>
+            <w:tcW w:type="dxa" w:w="1701"/>
+            <w:shd w:fill="D9D9D9" w:val="clear"/>
+          </w:tcPr>
+          <w:p>
+            <w:r>
+              <w:rPr>
+                <w:b/>
+                <w:color w:val="000000"/>
+                <w:sz w:val="18"/>
+              </w:rPr>
+              <w:t>TOTAL</w:t>
+            </w:r>
+          </w:p>
+        </w:tc>
+        <w:tc>
+          <w:tcPr>
+            <w:tcW w:type="dxa" w:w="850"/>
+            <w:shd w:fill="D9D9D9" w:val="clear"/>
+          </w:tcPr>
+          <w:p>
+            <w:r/>
+          </w:p>
+        </w:tc>
+        <w:tc>
+          <w:tcPr>
+            <w:tcW w:type="dxa" w:w="1984"/>
+            <w:shd w:fill="D9D9D9" w:val="clear"/>
+          </w:tcPr>
+          <w:p>
+            <w:r/>
+          </w:p>
+        </w:tc>
+        <w:tc>
+          <w:tcPr>
+            <w:tcW w:type="dxa" w:w="454"/>
+            <w:shd w:fill="D9D9D9" w:val="clear"/>
+          </w:tcPr>
+          <w:p>
+            <w:r/>
+          </w:p>
+        </w:tc>
+        <w:tc>
+          <w:tcPr>
+            <w:tcW w:type="dxa" w:w="680"/>
+            <w:shd w:fill="D9D9D9" w:val="clear"/>
+          </w:tcPr>
+          <w:p>
+            <w:r/>
+          </w:p>
+        </w:tc>
+        <w:tc>
+          <w:tcPr>
+            <w:tcW w:type="dxa" w:w="850"/>
+            <w:shd w:fill="D9D9D9" w:val="clear"/>
+          </w:tcPr>
+          <w:p>
+            <w:pPr>
+              <w:jc w:val="center"/>
+            </w:pPr>
+            <w:r>
+              <w:rPr>
+                <w:b/>
+                <w:color w:val="000000"/>
+                <w:sz w:val="18"/>
+              </w:rPr>
+              <w:t>1</w:t>
+            </w:r>
+          </w:p>
+        </w:tc>
+        <w:tc>
+          <w:tcPr>
+            <w:tcW w:type="dxa" w:w="1984"/>
+            <w:shd w:fill="D9D9D9" w:val="clear"/>
+          </w:tcPr>
+          <w:p>
+            <w:r/>
+          </w:p>
+        </w:tc>
+        <w:tc>
+          <w:tcPr>
+            <w:tcW w:type="dxa" w:w="454"/>
+            <w:shd w:fill="D9D9D9" w:val="clear"/>
+          </w:tcPr>
+          <w:p>
+            <w:r/>
+          </w:p>
+        </w:tc>
+        <w:tc>
+          <w:tcPr>
+            <w:tcW w:type="dxa" w:w="680"/>
+            <w:shd w:fill="D9D9D9" w:val="clear"/>
+          </w:tcPr>
+          <w:p>
+            <w:pPr>
+              <w:jc w:val="center"/>
+            </w:pPr>
+            <w:r>
+              <w:rPr>
+                <w:b/>
+                <w:color w:val="000000"/>
+                <w:sz w:val="18"/>
+              </w:rPr>
+              <w:t>1</w:t>
+            </w:r>
+          </w:p>
+        </w:tc>
+        <w:tc>
+          <w:tcPr>
+            <w:tcW w:type="dxa" w:w="3572"/>
+            <w:shd w:fill="D9D9D9" w:val="clear"/>
+          </w:tcPr>
+          <w:p>
+            <w:r/>
           </w:p>
         </w:tc>
       </w:tr>
@@ -10469,7 +13219,7 @@
                 <w:b w:val="0"/>
                 <w:sz w:val="16"/>
               </w:rPr>
-              <w:t>63</w:t>
+              <w:t>85</w:t>
             </w:r>
           </w:p>
         </w:tc>
@@ -10650,7 +13400,7 @@
                 <w:b w:val="0"/>
                 <w:sz w:val="16"/>
               </w:rPr>
-              <w:t>64</w:t>
+              <w:t>86</w:t>
             </w:r>
           </w:p>
         </w:tc>
@@ -10795,6 +13545,131 @@
               </w:rPr>
               <w:t>Unitate de măsură diferită: referință kg, ofertat 16 kg</w:t>
             </w:r>
+          </w:p>
+        </w:tc>
+      </w:tr>
+      <w:tr>
+        <w:tc>
+          <w:tcPr>
+            <w:tcW w:type="dxa" w:w="397"/>
+          </w:tcPr>
+          <w:p/>
+        </w:tc>
+        <w:tc>
+          <w:tcPr>
+            <w:tcW w:type="dxa" w:w="1701"/>
+            <w:shd w:fill="D9D9D9" w:val="clear"/>
+          </w:tcPr>
+          <w:p>
+            <w:r>
+              <w:rPr>
+                <w:b/>
+                <w:color w:val="000000"/>
+                <w:sz w:val="18"/>
+              </w:rPr>
+              <w:t>TOTAL</w:t>
+            </w:r>
+          </w:p>
+        </w:tc>
+        <w:tc>
+          <w:tcPr>
+            <w:tcW w:type="dxa" w:w="850"/>
+            <w:shd w:fill="D9D9D9" w:val="clear"/>
+          </w:tcPr>
+          <w:p>
+            <w:r/>
+          </w:p>
+        </w:tc>
+        <w:tc>
+          <w:tcPr>
+            <w:tcW w:type="dxa" w:w="1984"/>
+            <w:shd w:fill="D9D9D9" w:val="clear"/>
+          </w:tcPr>
+          <w:p>
+            <w:r/>
+          </w:p>
+        </w:tc>
+        <w:tc>
+          <w:tcPr>
+            <w:tcW w:type="dxa" w:w="454"/>
+            <w:shd w:fill="D9D9D9" w:val="clear"/>
+          </w:tcPr>
+          <w:p>
+            <w:r/>
+          </w:p>
+        </w:tc>
+        <w:tc>
+          <w:tcPr>
+            <w:tcW w:type="dxa" w:w="680"/>
+            <w:shd w:fill="D9D9D9" w:val="clear"/>
+          </w:tcPr>
+          <w:p>
+            <w:r/>
+          </w:p>
+        </w:tc>
+        <w:tc>
+          <w:tcPr>
+            <w:tcW w:type="dxa" w:w="850"/>
+            <w:shd w:fill="D9D9D9" w:val="clear"/>
+          </w:tcPr>
+          <w:p>
+            <w:pPr>
+              <w:jc w:val="center"/>
+            </w:pPr>
+            <w:r>
+              <w:rPr>
+                <w:b/>
+                <w:color w:val="000000"/>
+                <w:sz w:val="18"/>
+              </w:rPr>
+              <w:t>1</w:t>
+            </w:r>
+          </w:p>
+        </w:tc>
+        <w:tc>
+          <w:tcPr>
+            <w:tcW w:type="dxa" w:w="1984"/>
+            <w:shd w:fill="D9D9D9" w:val="clear"/>
+          </w:tcPr>
+          <w:p>
+            <w:r/>
+          </w:p>
+        </w:tc>
+        <w:tc>
+          <w:tcPr>
+            <w:tcW w:type="dxa" w:w="454"/>
+            <w:shd w:fill="D9D9D9" w:val="clear"/>
+          </w:tcPr>
+          <w:p>
+            <w:r/>
+          </w:p>
+        </w:tc>
+        <w:tc>
+          <w:tcPr>
+            <w:tcW w:type="dxa" w:w="680"/>
+            <w:shd w:fill="D9D9D9" w:val="clear"/>
+          </w:tcPr>
+          <w:p>
+            <w:pPr>
+              <w:jc w:val="center"/>
+            </w:pPr>
+            <w:r>
+              <w:rPr>
+                <w:b/>
+                <w:color w:val="000000"/>
+                <w:sz w:val="18"/>
+              </w:rPr>
+              <w:t>1</w:t>
+            </w:r>
+          </w:p>
+        </w:tc>
+        <w:tc>
+          <w:tcPr>
+            <w:tcW w:type="dxa" w:w="3572"/>
+            <w:shd w:fill="D9D9D9" w:val="clear"/>
+          </w:tcPr>
+          <w:p>
+            <w:r/>
           </w:p>
         </w:tc>
       </w:tr>
@@ -10827,7 +13702,7 @@
                 <w:b w:val="0"/>
                 <w:sz w:val="16"/>
               </w:rPr>
-              <w:t>65</w:t>
+              <w:t>88</w:t>
             </w:r>
           </w:p>
         </w:tc>
@@ -10986,7 +13861,7 @@
                 <w:b w:val="0"/>
                 <w:sz w:val="16"/>
               </w:rPr>
-              <w:t>66</w:t>
+              <w:t>89</w:t>
             </w:r>
           </w:p>
         </w:tc>
@@ -11145,7 +14020,7 @@
                 <w:b w:val="0"/>
                 <w:sz w:val="16"/>
               </w:rPr>
-              <w:t>67</w:t>
+              <w:t>90</w:t>
             </w:r>
           </w:p>
         </w:tc>
@@ -11305,7 +14180,7 @@
                 <w:b w:val="0"/>
                 <w:sz w:val="16"/>
               </w:rPr>
-              <w:t>68</w:t>
+              <w:t>91</w:t>
             </w:r>
           </w:p>
         </w:tc>
@@ -11470,7 +14345,7 @@
                 <w:b w:val="0"/>
                 <w:sz w:val="16"/>
               </w:rPr>
-              <w:t>69</w:t>
+              <w:t>92</w:t>
             </w:r>
           </w:p>
         </w:tc>
@@ -11620,6 +14495,131 @@
               </w:rPr>
               <w:t>ORPHAN: Cod '$5858393' identic, dar categorii DIFERITE. Cod $5858393: REF categoriei 226518 =&gt; OFERTA categoriei 226418. VERIFICARE MANUALA NECESARA!</w:t>
             </w:r>
+          </w:p>
+        </w:tc>
+      </w:tr>
+      <w:tr>
+        <w:tc>
+          <w:tcPr>
+            <w:tcW w:type="dxa" w:w="397"/>
+          </w:tcPr>
+          <w:p/>
+        </w:tc>
+        <w:tc>
+          <w:tcPr>
+            <w:tcW w:type="dxa" w:w="1701"/>
+            <w:shd w:fill="D9D9D9" w:val="clear"/>
+          </w:tcPr>
+          <w:p>
+            <w:r>
+              <w:rPr>
+                <w:b/>
+                <w:color w:val="000000"/>
+                <w:sz w:val="18"/>
+              </w:rPr>
+              <w:t>TOTAL</w:t>
+            </w:r>
+          </w:p>
+        </w:tc>
+        <w:tc>
+          <w:tcPr>
+            <w:tcW w:type="dxa" w:w="850"/>
+            <w:shd w:fill="D9D9D9" w:val="clear"/>
+          </w:tcPr>
+          <w:p>
+            <w:r/>
+          </w:p>
+        </w:tc>
+        <w:tc>
+          <w:tcPr>
+            <w:tcW w:type="dxa" w:w="1984"/>
+            <w:shd w:fill="D9D9D9" w:val="clear"/>
+          </w:tcPr>
+          <w:p>
+            <w:r/>
+          </w:p>
+        </w:tc>
+        <w:tc>
+          <w:tcPr>
+            <w:tcW w:type="dxa" w:w="454"/>
+            <w:shd w:fill="D9D9D9" w:val="clear"/>
+          </w:tcPr>
+          <w:p>
+            <w:r/>
+          </w:p>
+        </w:tc>
+        <w:tc>
+          <w:tcPr>
+            <w:tcW w:type="dxa" w:w="680"/>
+            <w:shd w:fill="D9D9D9" w:val="clear"/>
+          </w:tcPr>
+          <w:p>
+            <w:r/>
+          </w:p>
+        </w:tc>
+        <w:tc>
+          <w:tcPr>
+            <w:tcW w:type="dxa" w:w="850"/>
+            <w:shd w:fill="D9D9D9" w:val="clear"/>
+          </w:tcPr>
+          <w:p>
+            <w:pPr>
+              <w:jc w:val="center"/>
+            </w:pPr>
+            <w:r>
+              <w:rPr>
+                <w:b/>
+                <w:color w:val="000000"/>
+                <w:sz w:val="18"/>
+              </w:rPr>
+              <w:t>4</w:t>
+            </w:r>
+          </w:p>
+        </w:tc>
+        <w:tc>
+          <w:tcPr>
+            <w:tcW w:type="dxa" w:w="1984"/>
+            <w:shd w:fill="D9D9D9" w:val="clear"/>
+          </w:tcPr>
+          <w:p>
+            <w:r/>
+          </w:p>
+        </w:tc>
+        <w:tc>
+          <w:tcPr>
+            <w:tcW w:type="dxa" w:w="454"/>
+            <w:shd w:fill="D9D9D9" w:val="clear"/>
+          </w:tcPr>
+          <w:p>
+            <w:r/>
+          </w:p>
+        </w:tc>
+        <w:tc>
+          <w:tcPr>
+            <w:tcW w:type="dxa" w:w="680"/>
+            <w:shd w:fill="D9D9D9" w:val="clear"/>
+          </w:tcPr>
+          <w:p>
+            <w:pPr>
+              <w:jc w:val="center"/>
+            </w:pPr>
+            <w:r>
+              <w:rPr>
+                <w:b/>
+                <w:color w:val="000000"/>
+                <w:sz w:val="18"/>
+              </w:rPr>
+              <w:t>4</w:t>
+            </w:r>
+          </w:p>
+        </w:tc>
+        <w:tc>
+          <w:tcPr>
+            <w:tcW w:type="dxa" w:w="3572"/>
+            <w:shd w:fill="D9D9D9" w:val="clear"/>
+          </w:tcPr>
+          <w:p>
+            <w:r/>
           </w:p>
         </w:tc>
       </w:tr>
@@ -11654,7 +14654,7 @@
                 <w:b w:val="0"/>
                 <w:sz w:val="16"/>
               </w:rPr>
-              <w:t>70</w:t>
+              <w:t>94</w:t>
             </w:r>
           </w:p>
         </w:tc>
@@ -11834,7 +14834,7 @@
                 <w:b w:val="0"/>
                 <w:sz w:val="16"/>
               </w:rPr>
-              <w:t>71</w:t>
+              <w:t>95</w:t>
             </w:r>
           </w:p>
         </w:tc>
@@ -11992,7 +14992,7 @@
                 <w:b w:val="0"/>
                 <w:sz w:val="16"/>
               </w:rPr>
-              <w:t>72</w:t>
+              <w:t>96</w:t>
             </w:r>
           </w:p>
         </w:tc>
@@ -12150,7 +15150,7 @@
                 <w:b w:val="0"/>
                 <w:sz w:val="16"/>
               </w:rPr>
-              <w:t>73</w:t>
+              <w:t>97</w:t>
             </w:r>
           </w:p>
         </w:tc>
@@ -12309,7 +15309,7 @@
                 <w:b w:val="0"/>
                 <w:sz w:val="16"/>
               </w:rPr>
-              <w:t>74</w:t>
+              <w:t>98</w:t>
             </w:r>
           </w:p>
         </w:tc>
@@ -12467,7 +15467,7 @@
                 <w:b w:val="0"/>
                 <w:sz w:val="16"/>
               </w:rPr>
-              <w:t>75</w:t>
+              <w:t>99</w:t>
             </w:r>
           </w:p>
         </w:tc>
@@ -12625,7 +15625,7 @@
                 <w:b w:val="0"/>
                 <w:sz w:val="16"/>
               </w:rPr>
-              <w:t>76</w:t>
+              <w:t>100</w:t>
             </w:r>
           </w:p>
         </w:tc>
@@ -12783,7 +15783,7 @@
                 <w:b w:val="0"/>
                 <w:sz w:val="16"/>
               </w:rPr>
-              <w:t>77</w:t>
+              <w:t>101</w:t>
             </w:r>
           </w:p>
         </w:tc>
@@ -12941,7 +15941,7 @@
                 <w:b w:val="0"/>
                 <w:sz w:val="16"/>
               </w:rPr>
-              <w:t>78</w:t>
+              <w:t>102</w:t>
             </w:r>
           </w:p>
         </w:tc>
@@ -13066,7 +16066,7 @@
                 <w:b w:val="0"/>
                 <w:sz w:val="16"/>
               </w:rPr>
-              <w:t>79</w:t>
+              <w:t>103</w:t>
             </w:r>
           </w:p>
         </w:tc>
@@ -13191,7 +16191,7 @@
                 <w:b w:val="0"/>
                 <w:sz w:val="16"/>
               </w:rPr>
-              <w:t>80</w:t>
+              <w:t>104</w:t>
             </w:r>
           </w:p>
         </w:tc>
@@ -13302,6 +16302,131 @@
               </w:rPr>
               <w:t>Articol lipsă din ofertă</w:t>
             </w:r>
+          </w:p>
+        </w:tc>
+      </w:tr>
+      <w:tr>
+        <w:tc>
+          <w:tcPr>
+            <w:tcW w:type="dxa" w:w="397"/>
+          </w:tcPr>
+          <w:p/>
+        </w:tc>
+        <w:tc>
+          <w:tcPr>
+            <w:tcW w:type="dxa" w:w="1701"/>
+            <w:shd w:fill="D9D9D9" w:val="clear"/>
+          </w:tcPr>
+          <w:p>
+            <w:r>
+              <w:rPr>
+                <w:b/>
+                <w:color w:val="000000"/>
+                <w:sz w:val="18"/>
+              </w:rPr>
+              <w:t>TOTAL</w:t>
+            </w:r>
+          </w:p>
+        </w:tc>
+        <w:tc>
+          <w:tcPr>
+            <w:tcW w:type="dxa" w:w="850"/>
+            <w:shd w:fill="D9D9D9" w:val="clear"/>
+          </w:tcPr>
+          <w:p>
+            <w:r/>
+          </w:p>
+        </w:tc>
+        <w:tc>
+          <w:tcPr>
+            <w:tcW w:type="dxa" w:w="1984"/>
+            <w:shd w:fill="D9D9D9" w:val="clear"/>
+          </w:tcPr>
+          <w:p>
+            <w:r/>
+          </w:p>
+        </w:tc>
+        <w:tc>
+          <w:tcPr>
+            <w:tcW w:type="dxa" w:w="454"/>
+            <w:shd w:fill="D9D9D9" w:val="clear"/>
+          </w:tcPr>
+          <w:p>
+            <w:r/>
+          </w:p>
+        </w:tc>
+        <w:tc>
+          <w:tcPr>
+            <w:tcW w:type="dxa" w:w="680"/>
+            <w:shd w:fill="D9D9D9" w:val="clear"/>
+          </w:tcPr>
+          <w:p>
+            <w:r/>
+          </w:p>
+        </w:tc>
+        <w:tc>
+          <w:tcPr>
+            <w:tcW w:type="dxa" w:w="850"/>
+            <w:shd w:fill="D9D9D9" w:val="clear"/>
+          </w:tcPr>
+          <w:p>
+            <w:pPr>
+              <w:jc w:val="center"/>
+            </w:pPr>
+            <w:r>
+              <w:rPr>
+                <w:b/>
+                <w:color w:val="000000"/>
+                <w:sz w:val="18"/>
+              </w:rPr>
+              <w:t>9</w:t>
+            </w:r>
+          </w:p>
+        </w:tc>
+        <w:tc>
+          <w:tcPr>
+            <w:tcW w:type="dxa" w:w="1984"/>
+            <w:shd w:fill="D9D9D9" w:val="clear"/>
+          </w:tcPr>
+          <w:p>
+            <w:r/>
+          </w:p>
+        </w:tc>
+        <w:tc>
+          <w:tcPr>
+            <w:tcW w:type="dxa" w:w="454"/>
+            <w:shd w:fill="D9D9D9" w:val="clear"/>
+          </w:tcPr>
+          <w:p>
+            <w:r/>
+          </w:p>
+        </w:tc>
+        <w:tc>
+          <w:tcPr>
+            <w:tcW w:type="dxa" w:w="680"/>
+            <w:shd w:fill="D9D9D9" w:val="clear"/>
+          </w:tcPr>
+          <w:p>
+            <w:pPr>
+              <w:jc w:val="center"/>
+            </w:pPr>
+            <w:r>
+              <w:rPr>
+                <w:b/>
+                <w:color w:val="000000"/>
+                <w:sz w:val="18"/>
+              </w:rPr>
+              <w:t>6</w:t>
+            </w:r>
+          </w:p>
+        </w:tc>
+        <w:tc>
+          <w:tcPr>
+            <w:tcW w:type="dxa" w:w="3572"/>
+            <w:shd w:fill="D9D9D9" w:val="clear"/>
+          </w:tcPr>
+          <w:p>
+            <w:r/>
           </w:p>
         </w:tc>
       </w:tr>
@@ -13334,7 +16459,7 @@
                 <w:b w:val="0"/>
                 <w:sz w:val="16"/>
               </w:rPr>
-              <w:t>81</w:t>
+              <w:t>106</w:t>
             </w:r>
           </w:p>
         </w:tc>
@@ -13478,6 +16603,131 @@
               </w:rPr>
               <w:t xml:space="preserve">Unitate de măsură diferită: referință buc, ofertat </w:t>
             </w:r>
+          </w:p>
+        </w:tc>
+      </w:tr>
+      <w:tr>
+        <w:tc>
+          <w:tcPr>
+            <w:tcW w:type="dxa" w:w="397"/>
+          </w:tcPr>
+          <w:p/>
+        </w:tc>
+        <w:tc>
+          <w:tcPr>
+            <w:tcW w:type="dxa" w:w="1701"/>
+            <w:shd w:fill="D9D9D9" w:val="clear"/>
+          </w:tcPr>
+          <w:p>
+            <w:r>
+              <w:rPr>
+                <w:b/>
+                <w:color w:val="000000"/>
+                <w:sz w:val="18"/>
+              </w:rPr>
+              <w:t>TOTAL</w:t>
+            </w:r>
+          </w:p>
+        </w:tc>
+        <w:tc>
+          <w:tcPr>
+            <w:tcW w:type="dxa" w:w="850"/>
+            <w:shd w:fill="D9D9D9" w:val="clear"/>
+          </w:tcPr>
+          <w:p>
+            <w:r/>
+          </w:p>
+        </w:tc>
+        <w:tc>
+          <w:tcPr>
+            <w:tcW w:type="dxa" w:w="1984"/>
+            <w:shd w:fill="D9D9D9" w:val="clear"/>
+          </w:tcPr>
+          <w:p>
+            <w:r/>
+          </w:p>
+        </w:tc>
+        <w:tc>
+          <w:tcPr>
+            <w:tcW w:type="dxa" w:w="454"/>
+            <w:shd w:fill="D9D9D9" w:val="clear"/>
+          </w:tcPr>
+          <w:p>
+            <w:r/>
+          </w:p>
+        </w:tc>
+        <w:tc>
+          <w:tcPr>
+            <w:tcW w:type="dxa" w:w="680"/>
+            <w:shd w:fill="D9D9D9" w:val="clear"/>
+          </w:tcPr>
+          <w:p>
+            <w:r/>
+          </w:p>
+        </w:tc>
+        <w:tc>
+          <w:tcPr>
+            <w:tcW w:type="dxa" w:w="850"/>
+            <w:shd w:fill="D9D9D9" w:val="clear"/>
+          </w:tcPr>
+          <w:p>
+            <w:pPr>
+              <w:jc w:val="center"/>
+            </w:pPr>
+            <w:r>
+              <w:rPr>
+                <w:b/>
+                <w:color w:val="000000"/>
+                <w:sz w:val="18"/>
+              </w:rPr>
+              <w:t>1</w:t>
+            </w:r>
+          </w:p>
+        </w:tc>
+        <w:tc>
+          <w:tcPr>
+            <w:tcW w:type="dxa" w:w="1984"/>
+            <w:shd w:fill="D9D9D9" w:val="clear"/>
+          </w:tcPr>
+          <w:p>
+            <w:r/>
+          </w:p>
+        </w:tc>
+        <w:tc>
+          <w:tcPr>
+            <w:tcW w:type="dxa" w:w="454"/>
+            <w:shd w:fill="D9D9D9" w:val="clear"/>
+          </w:tcPr>
+          <w:p>
+            <w:r/>
+          </w:p>
+        </w:tc>
+        <w:tc>
+          <w:tcPr>
+            <w:tcW w:type="dxa" w:w="680"/>
+            <w:shd w:fill="D9D9D9" w:val="clear"/>
+          </w:tcPr>
+          <w:p>
+            <w:pPr>
+              <w:jc w:val="center"/>
+            </w:pPr>
+            <w:r>
+              <w:rPr>
+                <w:b/>
+                <w:color w:val="000000"/>
+                <w:sz w:val="18"/>
+              </w:rPr>
+              <w:t>1</w:t>
+            </w:r>
+          </w:p>
+        </w:tc>
+        <w:tc>
+          <w:tcPr>
+            <w:tcW w:type="dxa" w:w="3572"/>
+            <w:shd w:fill="D9D9D9" w:val="clear"/>
+          </w:tcPr>
+          <w:p>
+            <w:r/>
           </w:p>
         </w:tc>
       </w:tr>
@@ -13510,7 +16760,7 @@
                 <w:b w:val="0"/>
                 <w:sz w:val="16"/>
               </w:rPr>
-              <w:t>82</w:t>
+              <w:t>108</w:t>
             </w:r>
           </w:p>
         </w:tc>
@@ -13668,7 +16918,7 @@
                 <w:b w:val="0"/>
                 <w:sz w:val="16"/>
               </w:rPr>
-              <w:t>83</w:t>
+              <w:t>109</w:t>
             </w:r>
           </w:p>
         </w:tc>
@@ -13812,6 +17062,131 @@
               </w:rPr>
               <w:t>Cantitate diferită: referință 2.0 buc, ofertat 0.0 buc</w:t>
             </w:r>
+          </w:p>
+        </w:tc>
+      </w:tr>
+      <w:tr>
+        <w:tc>
+          <w:tcPr>
+            <w:tcW w:type="dxa" w:w="397"/>
+          </w:tcPr>
+          <w:p/>
+        </w:tc>
+        <w:tc>
+          <w:tcPr>
+            <w:tcW w:type="dxa" w:w="1701"/>
+            <w:shd w:fill="D9D9D9" w:val="clear"/>
+          </w:tcPr>
+          <w:p>
+            <w:r>
+              <w:rPr>
+                <w:b/>
+                <w:color w:val="000000"/>
+                <w:sz w:val="18"/>
+              </w:rPr>
+              <w:t>TOTAL</w:t>
+            </w:r>
+          </w:p>
+        </w:tc>
+        <w:tc>
+          <w:tcPr>
+            <w:tcW w:type="dxa" w:w="850"/>
+            <w:shd w:fill="D9D9D9" w:val="clear"/>
+          </w:tcPr>
+          <w:p>
+            <w:r/>
+          </w:p>
+        </w:tc>
+        <w:tc>
+          <w:tcPr>
+            <w:tcW w:type="dxa" w:w="1984"/>
+            <w:shd w:fill="D9D9D9" w:val="clear"/>
+          </w:tcPr>
+          <w:p>
+            <w:r/>
+          </w:p>
+        </w:tc>
+        <w:tc>
+          <w:tcPr>
+            <w:tcW w:type="dxa" w:w="454"/>
+            <w:shd w:fill="D9D9D9" w:val="clear"/>
+          </w:tcPr>
+          <w:p>
+            <w:r/>
+          </w:p>
+        </w:tc>
+        <w:tc>
+          <w:tcPr>
+            <w:tcW w:type="dxa" w:w="680"/>
+            <w:shd w:fill="D9D9D9" w:val="clear"/>
+          </w:tcPr>
+          <w:p>
+            <w:r/>
+          </w:p>
+        </w:tc>
+        <w:tc>
+          <w:tcPr>
+            <w:tcW w:type="dxa" w:w="850"/>
+            <w:shd w:fill="D9D9D9" w:val="clear"/>
+          </w:tcPr>
+          <w:p>
+            <w:pPr>
+              <w:jc w:val="center"/>
+            </w:pPr>
+            <w:r>
+              <w:rPr>
+                <w:b/>
+                <w:color w:val="000000"/>
+                <w:sz w:val="18"/>
+              </w:rPr>
+              <w:t>1</w:t>
+            </w:r>
+          </w:p>
+        </w:tc>
+        <w:tc>
+          <w:tcPr>
+            <w:tcW w:type="dxa" w:w="1984"/>
+            <w:shd w:fill="D9D9D9" w:val="clear"/>
+          </w:tcPr>
+          <w:p>
+            <w:r/>
+          </w:p>
+        </w:tc>
+        <w:tc>
+          <w:tcPr>
+            <w:tcW w:type="dxa" w:w="454"/>
+            <w:shd w:fill="D9D9D9" w:val="clear"/>
+          </w:tcPr>
+          <w:p>
+            <w:r/>
+          </w:p>
+        </w:tc>
+        <w:tc>
+          <w:tcPr>
+            <w:tcW w:type="dxa" w:w="680"/>
+            <w:shd w:fill="D9D9D9" w:val="clear"/>
+          </w:tcPr>
+          <w:p>
+            <w:pPr>
+              <w:jc w:val="center"/>
+            </w:pPr>
+            <w:r>
+              <w:rPr>
+                <w:b/>
+                <w:color w:val="000000"/>
+                <w:sz w:val="18"/>
+              </w:rPr>
+              <w:t>1</w:t>
+            </w:r>
+          </w:p>
+        </w:tc>
+        <w:tc>
+          <w:tcPr>
+            <w:tcW w:type="dxa" w:w="3572"/>
+            <w:shd w:fill="D9D9D9" w:val="clear"/>
+          </w:tcPr>
+          <w:p>
+            <w:r/>
           </w:p>
         </w:tc>
       </w:tr>
@@ -13846,7 +17221,7 @@
                 <w:b w:val="0"/>
                 <w:sz w:val="16"/>
               </w:rPr>
-              <w:t>84</w:t>
+              <w:t>111</w:t>
             </w:r>
           </w:p>
         </w:tc>
@@ -14027,7 +17402,7 @@
                 <w:b w:val="0"/>
                 <w:sz w:val="16"/>
               </w:rPr>
-              <w:t>85</w:t>
+              <w:t>112</w:t>
             </w:r>
           </w:p>
         </w:tc>
@@ -14172,6 +17547,131 @@
               </w:rPr>
               <w:t>Unitate de măsură diferită: referință buc, ofertat tona</w:t>
             </w:r>
+          </w:p>
+        </w:tc>
+      </w:tr>
+      <w:tr>
+        <w:tc>
+          <w:tcPr>
+            <w:tcW w:type="dxa" w:w="397"/>
+          </w:tcPr>
+          <w:p/>
+        </w:tc>
+        <w:tc>
+          <w:tcPr>
+            <w:tcW w:type="dxa" w:w="1701"/>
+            <w:shd w:fill="D9D9D9" w:val="clear"/>
+          </w:tcPr>
+          <w:p>
+            <w:r>
+              <w:rPr>
+                <w:b/>
+                <w:color w:val="000000"/>
+                <w:sz w:val="18"/>
+              </w:rPr>
+              <w:t>TOTAL</w:t>
+            </w:r>
+          </w:p>
+        </w:tc>
+        <w:tc>
+          <w:tcPr>
+            <w:tcW w:type="dxa" w:w="850"/>
+            <w:shd w:fill="D9D9D9" w:val="clear"/>
+          </w:tcPr>
+          <w:p>
+            <w:r/>
+          </w:p>
+        </w:tc>
+        <w:tc>
+          <w:tcPr>
+            <w:tcW w:type="dxa" w:w="1984"/>
+            <w:shd w:fill="D9D9D9" w:val="clear"/>
+          </w:tcPr>
+          <w:p>
+            <w:r/>
+          </w:p>
+        </w:tc>
+        <w:tc>
+          <w:tcPr>
+            <w:tcW w:type="dxa" w:w="454"/>
+            <w:shd w:fill="D9D9D9" w:val="clear"/>
+          </w:tcPr>
+          <w:p>
+            <w:r/>
+          </w:p>
+        </w:tc>
+        <w:tc>
+          <w:tcPr>
+            <w:tcW w:type="dxa" w:w="680"/>
+            <w:shd w:fill="D9D9D9" w:val="clear"/>
+          </w:tcPr>
+          <w:p>
+            <w:r/>
+          </w:p>
+        </w:tc>
+        <w:tc>
+          <w:tcPr>
+            <w:tcW w:type="dxa" w:w="850"/>
+            <w:shd w:fill="D9D9D9" w:val="clear"/>
+          </w:tcPr>
+          <w:p>
+            <w:pPr>
+              <w:jc w:val="center"/>
+            </w:pPr>
+            <w:r>
+              <w:rPr>
+                <w:b/>
+                <w:color w:val="000000"/>
+                <w:sz w:val="18"/>
+              </w:rPr>
+              <w:t>1</w:t>
+            </w:r>
+          </w:p>
+        </w:tc>
+        <w:tc>
+          <w:tcPr>
+            <w:tcW w:type="dxa" w:w="1984"/>
+            <w:shd w:fill="D9D9D9" w:val="clear"/>
+          </w:tcPr>
+          <w:p>
+            <w:r/>
+          </w:p>
+        </w:tc>
+        <w:tc>
+          <w:tcPr>
+            <w:tcW w:type="dxa" w:w="454"/>
+            <w:shd w:fill="D9D9D9" w:val="clear"/>
+          </w:tcPr>
+          <w:p>
+            <w:r/>
+          </w:p>
+        </w:tc>
+        <w:tc>
+          <w:tcPr>
+            <w:tcW w:type="dxa" w:w="680"/>
+            <w:shd w:fill="D9D9D9" w:val="clear"/>
+          </w:tcPr>
+          <w:p>
+            <w:pPr>
+              <w:jc w:val="center"/>
+            </w:pPr>
+            <w:r>
+              <w:rPr>
+                <w:b/>
+                <w:color w:val="000000"/>
+                <w:sz w:val="18"/>
+              </w:rPr>
+              <w:t>1</w:t>
+            </w:r>
+          </w:p>
+        </w:tc>
+        <w:tc>
+          <w:tcPr>
+            <w:tcW w:type="dxa" w:w="3572"/>
+            <w:shd w:fill="D9D9D9" w:val="clear"/>
+          </w:tcPr>
+          <w:p>
+            <w:r/>
           </w:p>
         </w:tc>
       </w:tr>

--- a/output_AO/Raport_Oferta_2.docx
+++ b/output_AO/Raport_Oferta_2.docx
@@ -644,7 +644,7 @@
                 <w:b w:val="0"/>
                 <w:sz w:val="16"/>
               </w:rPr>
-              <w:t>CD19E04</w:t>
+              <w:t>CK01A01</w:t>
             </w:r>
           </w:p>
         </w:tc>
@@ -659,7 +659,7 @@
                 <w:b w:val="0"/>
                 <w:sz w:val="16"/>
               </w:rPr>
-              <w:t>sistem gips - carton de tip norgips cu rezisten...</w:t>
+              <w:t>tamplarie pvc cu panou plin culoare alba</w:t>
             </w:r>
           </w:p>
         </w:tc>
@@ -689,7 +689,7 @@
                 <w:b w:val="0"/>
                 <w:sz w:val="16"/>
               </w:rPr>
-              <w:t>1.0</w:t>
+              <w:t>34.0</w:t>
             </w:r>
           </w:p>
         </w:tc>
@@ -808,7 +808,7 @@
                 <w:b w:val="0"/>
                 <w:sz w:val="16"/>
               </w:rPr>
-              <w:t>CK01A01</w:t>
+              <w:t>CD19E04</w:t>
             </w:r>
           </w:p>
         </w:tc>
@@ -823,7 +823,7 @@
                 <w:b w:val="0"/>
                 <w:sz w:val="16"/>
               </w:rPr>
-              <w:t>tamplarie pvc cu panou plin culoare alba</w:t>
+              <w:t>sistem gips - carton de tip norgips cu rezisten...</w:t>
             </w:r>
           </w:p>
         </w:tc>
@@ -853,7 +853,7 @@
                 <w:b w:val="0"/>
                 <w:sz w:val="16"/>
               </w:rPr>
-              <w:t>34.0</w:t>
+              <w:t>1.0</w:t>
             </w:r>
           </w:p>
         </w:tc>
@@ -3429,7 +3429,7 @@
                 <w:b/>
                 <w:sz w:val="18"/>
               </w:rPr>
-              <w:t>Capitol de lucrări 2.3 — INSTALATII SANITARE  │  LIPSA: 0  │  EXTRA: 8  │  Delta: +8</w:t>
+              <w:t>Capitol de lucrări 2.3 — INSTALATII SANITARE  │  LIPSA: 0  │  EXTRA: 3  │  Delta: +3</w:t>
             </w:r>
           </w:p>
         </w:tc>
@@ -6586,7 +6586,7 @@
                 <w:b w:val="0"/>
                 <w:sz w:val="16"/>
               </w:rPr>
-              <w:t>$6719451</w:t>
+              <w:t>$4204111</w:t>
             </w:r>
           </w:p>
         </w:tc>
@@ -6601,7 +6601,7 @@
                 <w:b w:val="0"/>
                 <w:sz w:val="16"/>
               </w:rPr>
-              <w:t>teu pehd pentru electrofuz diam ext 32 mm deviz...</w:t>
+              <w:t>bratara tevi instalatii apa si gaze 21/2</w:t>
             </w:r>
           </w:p>
         </w:tc>
@@ -6631,7 +6631,7 @@
                 <w:b w:val="0"/>
                 <w:sz w:val="16"/>
               </w:rPr>
-              <w:t>28.0</w:t>
+              <w:t>50.0</w:t>
             </w:r>
           </w:p>
         </w:tc>
@@ -6750,7 +6750,7 @@
                 <w:b w:val="0"/>
                 <w:sz w:val="16"/>
               </w:rPr>
-              <w:t>$6701167</w:t>
+              <w:t>$6719451</w:t>
             </w:r>
           </w:p>
         </w:tc>
@@ -6765,7 +6765,7 @@
                 <w:b w:val="0"/>
                 <w:sz w:val="16"/>
               </w:rPr>
-              <w:t>teava din polipropilena reticulata pn 16,</w:t>
+              <w:t>teu pehd pentru electrofuz diam ext 32 mm deviz...</w:t>
             </w:r>
           </w:p>
         </w:tc>
@@ -6780,6 +6780,7 @@
                 <w:b w:val="0"/>
                 <w:sz w:val="16"/>
               </w:rPr>
+              <w:t>buc</w:t>
             </w:r>
           </w:p>
         </w:tc>
@@ -6794,7 +6795,7 @@
                 <w:b w:val="0"/>
                 <w:sz w:val="16"/>
               </w:rPr>
-              <w:t>0.0</w:t>
+              <w:t>28.0</w:t>
             </w:r>
           </w:p>
         </w:tc>
@@ -6913,7 +6914,7 @@
                 <w:b w:val="0"/>
                 <w:sz w:val="16"/>
               </w:rPr>
-              <w:t>$4201872</w:t>
+              <w:t>$4201304</w:t>
             </w:r>
           </w:p>
         </w:tc>
@@ -6928,7 +6929,7 @@
                 <w:b w:val="0"/>
                 <w:sz w:val="16"/>
               </w:rPr>
-              <w:t>robinet sertar pana 2 1/2 pn10 mufa</w:t>
+              <w:t>baterie monocomanda pentru lavoar / spalator+ a...</w:t>
             </w:r>
           </w:p>
         </w:tc>
@@ -6943,6 +6944,7 @@
                 <w:b w:val="0"/>
                 <w:sz w:val="16"/>
               </w:rPr>
+              <w:t>buc</w:t>
             </w:r>
           </w:p>
         </w:tc>
@@ -6957,824 +6959,7 @@
                 <w:b w:val="0"/>
                 <w:sz w:val="16"/>
               </w:rPr>
-              <w:t>0.0</w:t>
-            </w:r>
-          </w:p>
-        </w:tc>
-        <w:tc>
-          <w:tcPr>
-            <w:tcW w:type="dxa" w:w="3572"/>
-            <w:shd w:fill="FFFF99" w:val="clear"/>
-          </w:tcPr>
-          <w:p>
-            <w:r>
-              <w:rPr>
-                <w:b w:val="0"/>
-                <w:color w:val="CC0000"/>
-                <w:sz w:val="16"/>
-              </w:rPr>
-              <w:t>Articol suplimentar în ofertă (nu există în referință)</w:t>
-            </w:r>
-          </w:p>
-        </w:tc>
-      </w:tr>
-      <w:tr>
-        <w:tc>
-          <w:tcPr>
-            <w:tcW w:type="dxa" w:w="397"/>
-            <w:shd w:fill="FFFF99" w:val="clear"/>
-          </w:tcPr>
-          <w:p>
-            <w:r>
-              <w:rPr>
-                <w:b w:val="0"/>
-                <w:sz w:val="16"/>
-              </w:rPr>
-              <w:t>42</w:t>
-            </w:r>
-          </w:p>
-        </w:tc>
-        <w:tc>
-          <w:tcPr>
-            <w:tcW w:type="dxa" w:w="1701"/>
-            <w:shd w:fill="FFFF99" w:val="clear"/>
-          </w:tcPr>
-          <w:p>
-            <w:r>
-              <w:rPr>
-                <w:b w:val="0"/>
-                <w:sz w:val="16"/>
-              </w:rPr>
-              <w:t>2.3 - INSTALATII SANITARE</w:t>
-            </w:r>
-          </w:p>
-        </w:tc>
-        <w:tc>
-          <w:tcPr>
-            <w:tcW w:type="dxa" w:w="850"/>
-            <w:shd w:fill="FFFF99" w:val="clear"/>
-          </w:tcPr>
-          <w:p>
-            <w:r>
-              <w:rPr>
-                <w:b w:val="0"/>
-                <w:sz w:val="16"/>
-              </w:rPr>
-            </w:r>
-          </w:p>
-        </w:tc>
-        <w:tc>
-          <w:tcPr>
-            <w:tcW w:type="dxa" w:w="1984"/>
-            <w:shd w:fill="FFFF99" w:val="clear"/>
-          </w:tcPr>
-          <w:p>
-            <w:r>
-              <w:rPr>
-                <w:b w:val="0"/>
-                <w:sz w:val="16"/>
-              </w:rPr>
-            </w:r>
-          </w:p>
-        </w:tc>
-        <w:tc>
-          <w:tcPr>
-            <w:tcW w:type="dxa" w:w="454"/>
-            <w:shd w:fill="FFFF99" w:val="clear"/>
-          </w:tcPr>
-          <w:p>
-            <w:r>
-              <w:rPr>
-                <w:b w:val="0"/>
-                <w:sz w:val="16"/>
-              </w:rPr>
-            </w:r>
-          </w:p>
-        </w:tc>
-        <w:tc>
-          <w:tcPr>
-            <w:tcW w:type="dxa" w:w="680"/>
-            <w:shd w:fill="FFFF99" w:val="clear"/>
-          </w:tcPr>
-          <w:p>
-            <w:r>
-              <w:rPr>
-                <w:b w:val="0"/>
-                <w:sz w:val="16"/>
-              </w:rPr>
-            </w:r>
-          </w:p>
-        </w:tc>
-        <w:tc>
-          <w:tcPr>
-            <w:tcW w:type="dxa" w:w="850"/>
-            <w:shd w:fill="FFFF99" w:val="clear"/>
-          </w:tcPr>
-          <w:p>
-            <w:r>
-              <w:rPr>
-                <w:b w:val="0"/>
-                <w:sz w:val="16"/>
-              </w:rPr>
-              <w:t>$6701169</w:t>
-            </w:r>
-          </w:p>
-        </w:tc>
-        <w:tc>
-          <w:tcPr>
-            <w:tcW w:type="dxa" w:w="1984"/>
-            <w:shd w:fill="FFFF99" w:val="clear"/>
-          </w:tcPr>
-          <w:p>
-            <w:r>
-              <w:rPr>
-                <w:b w:val="0"/>
-                <w:sz w:val="16"/>
-              </w:rPr>
-              <w:t>teava din polipropilena reticulata pn 16,</w:t>
-            </w:r>
-          </w:p>
-        </w:tc>
-        <w:tc>
-          <w:tcPr>
-            <w:tcW w:type="dxa" w:w="454"/>
-            <w:shd w:fill="FFFF99" w:val="clear"/>
-          </w:tcPr>
-          <w:p>
-            <w:r>
-              <w:rPr>
-                <w:b w:val="0"/>
-                <w:sz w:val="16"/>
-              </w:rPr>
-            </w:r>
-          </w:p>
-        </w:tc>
-        <w:tc>
-          <w:tcPr>
-            <w:tcW w:type="dxa" w:w="680"/>
-            <w:shd w:fill="FFFF99" w:val="clear"/>
-          </w:tcPr>
-          <w:p>
-            <w:r>
-              <w:rPr>
-                <w:b w:val="0"/>
-                <w:sz w:val="16"/>
-              </w:rPr>
-              <w:t>0.0</w:t>
-            </w:r>
-          </w:p>
-        </w:tc>
-        <w:tc>
-          <w:tcPr>
-            <w:tcW w:type="dxa" w:w="3572"/>
-            <w:shd w:fill="FFFF99" w:val="clear"/>
-          </w:tcPr>
-          <w:p>
-            <w:r>
-              <w:rPr>
-                <w:b w:val="0"/>
-                <w:color w:val="CC0000"/>
-                <w:sz w:val="16"/>
-              </w:rPr>
-              <w:t>Articol suplimentar în ofertă (nu există în referință)</w:t>
-            </w:r>
-          </w:p>
-        </w:tc>
-      </w:tr>
-      <w:tr>
-        <w:tc>
-          <w:tcPr>
-            <w:tcW w:type="dxa" w:w="397"/>
-            <w:shd w:fill="FFFF99" w:val="clear"/>
-          </w:tcPr>
-          <w:p>
-            <w:r>
-              <w:rPr>
-                <w:b w:val="0"/>
-                <w:sz w:val="16"/>
-              </w:rPr>
-              <w:t>43</w:t>
-            </w:r>
-          </w:p>
-        </w:tc>
-        <w:tc>
-          <w:tcPr>
-            <w:tcW w:type="dxa" w:w="1701"/>
-            <w:shd w:fill="FFFF99" w:val="clear"/>
-          </w:tcPr>
-          <w:p>
-            <w:r>
-              <w:rPr>
-                <w:b w:val="0"/>
-                <w:sz w:val="16"/>
-              </w:rPr>
-              <w:t>2.3 - INSTALATII SANITARE</w:t>
-            </w:r>
-          </w:p>
-        </w:tc>
-        <w:tc>
-          <w:tcPr>
-            <w:tcW w:type="dxa" w:w="850"/>
-            <w:shd w:fill="FFFF99" w:val="clear"/>
-          </w:tcPr>
-          <w:p>
-            <w:r>
-              <w:rPr>
-                <w:b w:val="0"/>
-                <w:sz w:val="16"/>
-              </w:rPr>
-            </w:r>
-          </w:p>
-        </w:tc>
-        <w:tc>
-          <w:tcPr>
-            <w:tcW w:type="dxa" w:w="1984"/>
-            <w:shd w:fill="FFFF99" w:val="clear"/>
-          </w:tcPr>
-          <w:p>
-            <w:r>
-              <w:rPr>
-                <w:b w:val="0"/>
-                <w:sz w:val="16"/>
-              </w:rPr>
-            </w:r>
-          </w:p>
-        </w:tc>
-        <w:tc>
-          <w:tcPr>
-            <w:tcW w:type="dxa" w:w="454"/>
-            <w:shd w:fill="FFFF99" w:val="clear"/>
-          </w:tcPr>
-          <w:p>
-            <w:r>
-              <w:rPr>
-                <w:b w:val="0"/>
-                <w:sz w:val="16"/>
-              </w:rPr>
-            </w:r>
-          </w:p>
-        </w:tc>
-        <w:tc>
-          <w:tcPr>
-            <w:tcW w:type="dxa" w:w="680"/>
-            <w:shd w:fill="FFFF99" w:val="clear"/>
-          </w:tcPr>
-          <w:p>
-            <w:r>
-              <w:rPr>
-                <w:b w:val="0"/>
-                <w:sz w:val="16"/>
-              </w:rPr>
-            </w:r>
-          </w:p>
-        </w:tc>
-        <w:tc>
-          <w:tcPr>
-            <w:tcW w:type="dxa" w:w="850"/>
-            <w:shd w:fill="FFFF99" w:val="clear"/>
-          </w:tcPr>
-          <w:p>
-            <w:r>
-              <w:rPr>
-                <w:b w:val="0"/>
-                <w:sz w:val="16"/>
-              </w:rPr>
-              <w:t>$4204111</w:t>
-            </w:r>
-          </w:p>
-        </w:tc>
-        <w:tc>
-          <w:tcPr>
-            <w:tcW w:type="dxa" w:w="1984"/>
-            <w:shd w:fill="FFFF99" w:val="clear"/>
-          </w:tcPr>
-          <w:p>
-            <w:r>
-              <w:rPr>
-                <w:b w:val="0"/>
-                <w:sz w:val="16"/>
-              </w:rPr>
-              <w:t>bratara tevi instalatii apa si gaze 21/2</w:t>
-            </w:r>
-          </w:p>
-        </w:tc>
-        <w:tc>
-          <w:tcPr>
-            <w:tcW w:type="dxa" w:w="454"/>
-            <w:shd w:fill="FFFF99" w:val="clear"/>
-          </w:tcPr>
-          <w:p>
-            <w:r>
-              <w:rPr>
-                <w:b w:val="0"/>
-                <w:sz w:val="16"/>
-              </w:rPr>
-              <w:t>buc</w:t>
-            </w:r>
-          </w:p>
-        </w:tc>
-        <w:tc>
-          <w:tcPr>
-            <w:tcW w:type="dxa" w:w="680"/>
-            <w:shd w:fill="FFFF99" w:val="clear"/>
-          </w:tcPr>
-          <w:p>
-            <w:r>
-              <w:rPr>
-                <w:b w:val="0"/>
-                <w:sz w:val="16"/>
-              </w:rPr>
-              <w:t>50.0</w:t>
-            </w:r>
-          </w:p>
-        </w:tc>
-        <w:tc>
-          <w:tcPr>
-            <w:tcW w:type="dxa" w:w="3572"/>
-            <w:shd w:fill="FFFF99" w:val="clear"/>
-          </w:tcPr>
-          <w:p>
-            <w:r>
-              <w:rPr>
-                <w:b w:val="0"/>
-                <w:color w:val="CC0000"/>
-                <w:sz w:val="16"/>
-              </w:rPr>
-              <w:t>Articol suplimentar în ofertă (nu există în referință)</w:t>
-            </w:r>
-          </w:p>
-        </w:tc>
-      </w:tr>
-      <w:tr>
-        <w:tc>
-          <w:tcPr>
-            <w:tcW w:type="dxa" w:w="397"/>
-            <w:shd w:fill="FFFF99" w:val="clear"/>
-          </w:tcPr>
-          <w:p>
-            <w:r>
-              <w:rPr>
-                <w:b w:val="0"/>
-                <w:sz w:val="16"/>
-              </w:rPr>
-              <w:t>44</w:t>
-            </w:r>
-          </w:p>
-        </w:tc>
-        <w:tc>
-          <w:tcPr>
-            <w:tcW w:type="dxa" w:w="1701"/>
-            <w:shd w:fill="FFFF99" w:val="clear"/>
-          </w:tcPr>
-          <w:p>
-            <w:r>
-              <w:rPr>
-                <w:b w:val="0"/>
-                <w:sz w:val="16"/>
-              </w:rPr>
-              <w:t>2.3 - INSTALATII SANITARE</w:t>
-            </w:r>
-          </w:p>
-        </w:tc>
-        <w:tc>
-          <w:tcPr>
-            <w:tcW w:type="dxa" w:w="850"/>
-            <w:shd w:fill="FFFF99" w:val="clear"/>
-          </w:tcPr>
-          <w:p>
-            <w:r>
-              <w:rPr>
-                <w:b w:val="0"/>
-                <w:sz w:val="16"/>
-              </w:rPr>
-            </w:r>
-          </w:p>
-        </w:tc>
-        <w:tc>
-          <w:tcPr>
-            <w:tcW w:type="dxa" w:w="1984"/>
-            <w:shd w:fill="FFFF99" w:val="clear"/>
-          </w:tcPr>
-          <w:p>
-            <w:r>
-              <w:rPr>
-                <w:b w:val="0"/>
-                <w:sz w:val="16"/>
-              </w:rPr>
-            </w:r>
-          </w:p>
-        </w:tc>
-        <w:tc>
-          <w:tcPr>
-            <w:tcW w:type="dxa" w:w="454"/>
-            <w:shd w:fill="FFFF99" w:val="clear"/>
-          </w:tcPr>
-          <w:p>
-            <w:r>
-              <w:rPr>
-                <w:b w:val="0"/>
-                <w:sz w:val="16"/>
-              </w:rPr>
-            </w:r>
-          </w:p>
-        </w:tc>
-        <w:tc>
-          <w:tcPr>
-            <w:tcW w:type="dxa" w:w="680"/>
-            <w:shd w:fill="FFFF99" w:val="clear"/>
-          </w:tcPr>
-          <w:p>
-            <w:r>
-              <w:rPr>
-                <w:b w:val="0"/>
-                <w:sz w:val="16"/>
-              </w:rPr>
-            </w:r>
-          </w:p>
-        </w:tc>
-        <w:tc>
-          <w:tcPr>
-            <w:tcW w:type="dxa" w:w="850"/>
-            <w:shd w:fill="FFFF99" w:val="clear"/>
-          </w:tcPr>
-          <w:p>
-            <w:r>
-              <w:rPr>
-                <w:b w:val="0"/>
-                <w:sz w:val="16"/>
-              </w:rPr>
-              <w:t>$6701168</w:t>
-            </w:r>
-          </w:p>
-        </w:tc>
-        <w:tc>
-          <w:tcPr>
-            <w:tcW w:type="dxa" w:w="1984"/>
-            <w:shd w:fill="FFFF99" w:val="clear"/>
-          </w:tcPr>
-          <w:p>
-            <w:r>
-              <w:rPr>
-                <w:b w:val="0"/>
-                <w:sz w:val="16"/>
-              </w:rPr>
-              <w:t>teava din polipropilena reticulata pn 16,</w:t>
-            </w:r>
-          </w:p>
-        </w:tc>
-        <w:tc>
-          <w:tcPr>
-            <w:tcW w:type="dxa" w:w="454"/>
-            <w:shd w:fill="FFFF99" w:val="clear"/>
-          </w:tcPr>
-          <w:p>
-            <w:r>
-              <w:rPr>
-                <w:b w:val="0"/>
-                <w:sz w:val="16"/>
-              </w:rPr>
-            </w:r>
-          </w:p>
-        </w:tc>
-        <w:tc>
-          <w:tcPr>
-            <w:tcW w:type="dxa" w:w="680"/>
-            <w:shd w:fill="FFFF99" w:val="clear"/>
-          </w:tcPr>
-          <w:p>
-            <w:r>
-              <w:rPr>
-                <w:b w:val="0"/>
-                <w:sz w:val="16"/>
-              </w:rPr>
-              <w:t>0.0</w:t>
-            </w:r>
-          </w:p>
-        </w:tc>
-        <w:tc>
-          <w:tcPr>
-            <w:tcW w:type="dxa" w:w="3572"/>
-            <w:shd w:fill="FFFF99" w:val="clear"/>
-          </w:tcPr>
-          <w:p>
-            <w:r>
-              <w:rPr>
-                <w:b w:val="0"/>
-                <w:color w:val="CC0000"/>
-                <w:sz w:val="16"/>
-              </w:rPr>
-              <w:t>Articol suplimentar în ofertă (nu există în referință)</w:t>
-            </w:r>
-          </w:p>
-        </w:tc>
-      </w:tr>
-      <w:tr>
-        <w:tc>
-          <w:tcPr>
-            <w:tcW w:type="dxa" w:w="397"/>
-            <w:shd w:fill="FFFF99" w:val="clear"/>
-          </w:tcPr>
-          <w:p>
-            <w:r>
-              <w:rPr>
-                <w:b w:val="0"/>
-                <w:sz w:val="16"/>
-              </w:rPr>
-              <w:t>45</w:t>
-            </w:r>
-          </w:p>
-        </w:tc>
-        <w:tc>
-          <w:tcPr>
-            <w:tcW w:type="dxa" w:w="1701"/>
-            <w:shd w:fill="FFFF99" w:val="clear"/>
-          </w:tcPr>
-          <w:p>
-            <w:r>
-              <w:rPr>
-                <w:b w:val="0"/>
-                <w:sz w:val="16"/>
-              </w:rPr>
-              <w:t>2.3 - INSTALATII SANITARE</w:t>
-            </w:r>
-          </w:p>
-        </w:tc>
-        <w:tc>
-          <w:tcPr>
-            <w:tcW w:type="dxa" w:w="850"/>
-            <w:shd w:fill="FFFF99" w:val="clear"/>
-          </w:tcPr>
-          <w:p>
-            <w:r>
-              <w:rPr>
-                <w:b w:val="0"/>
-                <w:sz w:val="16"/>
-              </w:rPr>
-            </w:r>
-          </w:p>
-        </w:tc>
-        <w:tc>
-          <w:tcPr>
-            <w:tcW w:type="dxa" w:w="1984"/>
-            <w:shd w:fill="FFFF99" w:val="clear"/>
-          </w:tcPr>
-          <w:p>
-            <w:r>
-              <w:rPr>
-                <w:b w:val="0"/>
-                <w:sz w:val="16"/>
-              </w:rPr>
-            </w:r>
-          </w:p>
-        </w:tc>
-        <w:tc>
-          <w:tcPr>
-            <w:tcW w:type="dxa" w:w="454"/>
-            <w:shd w:fill="FFFF99" w:val="clear"/>
-          </w:tcPr>
-          <w:p>
-            <w:r>
-              <w:rPr>
-                <w:b w:val="0"/>
-                <w:sz w:val="16"/>
-              </w:rPr>
-            </w:r>
-          </w:p>
-        </w:tc>
-        <w:tc>
-          <w:tcPr>
-            <w:tcW w:type="dxa" w:w="680"/>
-            <w:shd w:fill="FFFF99" w:val="clear"/>
-          </w:tcPr>
-          <w:p>
-            <w:r>
-              <w:rPr>
-                <w:b w:val="0"/>
-                <w:sz w:val="16"/>
-              </w:rPr>
-            </w:r>
-          </w:p>
-        </w:tc>
-        <w:tc>
-          <w:tcPr>
-            <w:tcW w:type="dxa" w:w="850"/>
-            <w:shd w:fill="FFFF99" w:val="clear"/>
-          </w:tcPr>
-          <w:p>
-            <w:r>
-              <w:rPr>
-                <w:b w:val="0"/>
-                <w:sz w:val="16"/>
-              </w:rPr>
-              <w:t>$4201304</w:t>
-            </w:r>
-          </w:p>
-        </w:tc>
-        <w:tc>
-          <w:tcPr>
-            <w:tcW w:type="dxa" w:w="1984"/>
-            <w:shd w:fill="FFFF99" w:val="clear"/>
-          </w:tcPr>
-          <w:p>
-            <w:r>
-              <w:rPr>
-                <w:b w:val="0"/>
-                <w:sz w:val="16"/>
-              </w:rPr>
-              <w:t>baterie monocomanda pentru lavoar / spalator+ a...</w:t>
-            </w:r>
-          </w:p>
-        </w:tc>
-        <w:tc>
-          <w:tcPr>
-            <w:tcW w:type="dxa" w:w="454"/>
-            <w:shd w:fill="FFFF99" w:val="clear"/>
-          </w:tcPr>
-          <w:p>
-            <w:r>
-              <w:rPr>
-                <w:b w:val="0"/>
-                <w:sz w:val="16"/>
-              </w:rPr>
-              <w:t>buc</w:t>
-            </w:r>
-          </w:p>
-        </w:tc>
-        <w:tc>
-          <w:tcPr>
-            <w:tcW w:type="dxa" w:w="680"/>
-            <w:shd w:fill="FFFF99" w:val="clear"/>
-          </w:tcPr>
-          <w:p>
-            <w:r>
-              <w:rPr>
-                <w:b w:val="0"/>
-                <w:sz w:val="16"/>
-              </w:rPr>
               <w:t>18.0</w:t>
-            </w:r>
-          </w:p>
-        </w:tc>
-        <w:tc>
-          <w:tcPr>
-            <w:tcW w:type="dxa" w:w="3572"/>
-            <w:shd w:fill="FFFF99" w:val="clear"/>
-          </w:tcPr>
-          <w:p>
-            <w:r>
-              <w:rPr>
-                <w:b w:val="0"/>
-                <w:color w:val="CC0000"/>
-                <w:sz w:val="16"/>
-              </w:rPr>
-              <w:t>Articol suplimentar în ofertă (nu există în referință)</w:t>
-            </w:r>
-          </w:p>
-        </w:tc>
-      </w:tr>
-      <w:tr>
-        <w:tc>
-          <w:tcPr>
-            <w:tcW w:type="dxa" w:w="397"/>
-            <w:shd w:fill="FFFF99" w:val="clear"/>
-          </w:tcPr>
-          <w:p>
-            <w:r>
-              <w:rPr>
-                <w:b w:val="0"/>
-                <w:sz w:val="16"/>
-              </w:rPr>
-              <w:t>46</w:t>
-            </w:r>
-          </w:p>
-        </w:tc>
-        <w:tc>
-          <w:tcPr>
-            <w:tcW w:type="dxa" w:w="1701"/>
-            <w:shd w:fill="FFFF99" w:val="clear"/>
-          </w:tcPr>
-          <w:p>
-            <w:r>
-              <w:rPr>
-                <w:b w:val="0"/>
-                <w:sz w:val="16"/>
-              </w:rPr>
-              <w:t>2.3 - INSTALATII SANITARE</w:t>
-            </w:r>
-          </w:p>
-        </w:tc>
-        <w:tc>
-          <w:tcPr>
-            <w:tcW w:type="dxa" w:w="850"/>
-            <w:shd w:fill="FFFF99" w:val="clear"/>
-          </w:tcPr>
-          <w:p>
-            <w:r>
-              <w:rPr>
-                <w:b w:val="0"/>
-                <w:sz w:val="16"/>
-              </w:rPr>
-            </w:r>
-          </w:p>
-        </w:tc>
-        <w:tc>
-          <w:tcPr>
-            <w:tcW w:type="dxa" w:w="1984"/>
-            <w:shd w:fill="FFFF99" w:val="clear"/>
-          </w:tcPr>
-          <w:p>
-            <w:r>
-              <w:rPr>
-                <w:b w:val="0"/>
-                <w:sz w:val="16"/>
-              </w:rPr>
-            </w:r>
-          </w:p>
-        </w:tc>
-        <w:tc>
-          <w:tcPr>
-            <w:tcW w:type="dxa" w:w="454"/>
-            <w:shd w:fill="FFFF99" w:val="clear"/>
-          </w:tcPr>
-          <w:p>
-            <w:r>
-              <w:rPr>
-                <w:b w:val="0"/>
-                <w:sz w:val="16"/>
-              </w:rPr>
-            </w:r>
-          </w:p>
-        </w:tc>
-        <w:tc>
-          <w:tcPr>
-            <w:tcW w:type="dxa" w:w="680"/>
-            <w:shd w:fill="FFFF99" w:val="clear"/>
-          </w:tcPr>
-          <w:p>
-            <w:r>
-              <w:rPr>
-                <w:b w:val="0"/>
-                <w:sz w:val="16"/>
-              </w:rPr>
-            </w:r>
-          </w:p>
-        </w:tc>
-        <w:tc>
-          <w:tcPr>
-            <w:tcW w:type="dxa" w:w="850"/>
-            <w:shd w:fill="FFFF99" w:val="clear"/>
-          </w:tcPr>
-          <w:p>
-            <w:r>
-              <w:rPr>
-                <w:b w:val="0"/>
-                <w:sz w:val="16"/>
-              </w:rPr>
-              <w:t>$6701166</w:t>
-            </w:r>
-          </w:p>
-        </w:tc>
-        <w:tc>
-          <w:tcPr>
-            <w:tcW w:type="dxa" w:w="1984"/>
-            <w:shd w:fill="FFFF99" w:val="clear"/>
-          </w:tcPr>
-          <w:p>
-            <w:r>
-              <w:rPr>
-                <w:b w:val="0"/>
-                <w:sz w:val="16"/>
-              </w:rPr>
-              <w:t>teava din polipropilena reticulata pn 16,</w:t>
-            </w:r>
-          </w:p>
-        </w:tc>
-        <w:tc>
-          <w:tcPr>
-            <w:tcW w:type="dxa" w:w="454"/>
-            <w:shd w:fill="FFFF99" w:val="clear"/>
-          </w:tcPr>
-          <w:p>
-            <w:r>
-              <w:rPr>
-                <w:b w:val="0"/>
-                <w:sz w:val="16"/>
-              </w:rPr>
-            </w:r>
-          </w:p>
-        </w:tc>
-        <w:tc>
-          <w:tcPr>
-            <w:tcW w:type="dxa" w:w="680"/>
-            <w:shd w:fill="FFFF99" w:val="clear"/>
-          </w:tcPr>
-          <w:p>
-            <w:r>
-              <w:rPr>
-                <w:b w:val="0"/>
-                <w:sz w:val="16"/>
-              </w:rPr>
-              <w:t>0.0</w:t>
             </w:r>
           </w:p>
         </w:tc>
@@ -7830,7 +7015,7 @@
                 <w:color w:val="000000"/>
                 <w:sz w:val="18"/>
               </w:rPr>
-              <w:t>Neconformitati: 27 din 116 articole ref.</w:t>
+              <w:t>Neconformitati: 22 din 116 articole ref.</w:t>
             </w:r>
           </w:p>
         </w:tc>
@@ -7940,7 +7125,7 @@
                 <w:b/>
                 <w:sz w:val="18"/>
               </w:rPr>
-              <w:t>Capitol de lucrări 2.4 — INSTALATII CURENTI TARI  │  LIPSA: 0  │  EXTRA: 7  │  Delta: +7</w:t>
+              <w:t>Capitol de lucrări 2.4 — INSTALATII CURENTI TARI  │  LIPSA: 0  │  EXTRA: 6  │  Delta: +6</w:t>
             </w:r>
           </w:p>
         </w:tc>
@@ -7956,7 +7141,7 @@
                 <w:b w:val="0"/>
                 <w:sz w:val="16"/>
               </w:rPr>
-              <w:t>48</w:t>
+              <w:t>43</w:t>
             </w:r>
           </w:p>
         </w:tc>
@@ -8115,7 +7300,7 @@
                 <w:b w:val="0"/>
                 <w:sz w:val="16"/>
               </w:rPr>
-              <w:t>49</w:t>
+              <w:t>44</w:t>
             </w:r>
           </w:p>
         </w:tc>
@@ -8274,7 +7459,7 @@
                 <w:b w:val="0"/>
                 <w:sz w:val="16"/>
               </w:rPr>
-              <w:t>50</w:t>
+              <w:t>45</w:t>
             </w:r>
           </w:p>
         </w:tc>
@@ -8433,7 +7618,7 @@
                 <w:b w:val="0"/>
                 <w:sz w:val="16"/>
               </w:rPr>
-              <w:t>51</w:t>
+              <w:t>46</w:t>
             </w:r>
           </w:p>
         </w:tc>
@@ -8592,7 +7777,7 @@
                 <w:b w:val="0"/>
                 <w:sz w:val="16"/>
               </w:rPr>
-              <w:t>52</w:t>
+              <w:t>47</w:t>
             </w:r>
           </w:p>
         </w:tc>
@@ -8751,7 +7936,7 @@
                 <w:b w:val="0"/>
                 <w:sz w:val="16"/>
               </w:rPr>
-              <w:t>53</w:t>
+              <w:t>48</w:t>
             </w:r>
           </w:p>
         </w:tc>
@@ -8910,7 +8095,7 @@
                 <w:b w:val="0"/>
                 <w:sz w:val="16"/>
               </w:rPr>
-              <w:t>54</w:t>
+              <w:t>49</w:t>
             </w:r>
           </w:p>
         </w:tc>
@@ -9069,7 +8254,7 @@
                 <w:b w:val="0"/>
                 <w:sz w:val="16"/>
               </w:rPr>
-              <w:t>55</w:t>
+              <w:t>50</w:t>
             </w:r>
           </w:p>
         </w:tc>
@@ -9228,7 +8413,7 @@
                 <w:b w:val="0"/>
                 <w:sz w:val="16"/>
               </w:rPr>
-              <w:t>56</w:t>
+              <w:t>51</w:t>
             </w:r>
           </w:p>
         </w:tc>
@@ -9407,7 +8592,7 @@
                 <w:b w:val="0"/>
                 <w:sz w:val="16"/>
               </w:rPr>
-              <w:t>57</w:t>
+              <w:t>52</w:t>
             </w:r>
           </w:p>
         </w:tc>
@@ -9493,7 +8678,7 @@
                 <w:b w:val="0"/>
                 <w:sz w:val="16"/>
               </w:rPr>
-              <w:t>$5102578</w:t>
+              <w:t>$5206685</w:t>
             </w:r>
           </w:p>
         </w:tc>
@@ -9508,7 +8693,7 @@
                 <w:b w:val="0"/>
                 <w:sz w:val="16"/>
               </w:rPr>
-              <w:t>corp de iluminat casetat, led 48w 600x600mm</w:t>
+              <w:t>clema de cabluri, pentru 10 conductori</w:t>
             </w:r>
           </w:p>
         </w:tc>
@@ -9538,7 +8723,7 @@
                 <w:b w:val="0"/>
                 <w:sz w:val="16"/>
               </w:rPr>
-              <w:t>24.0</w:t>
+              <w:t>200.0</w:t>
             </w:r>
           </w:p>
         </w:tc>
@@ -9571,7 +8756,7 @@
                 <w:b w:val="0"/>
                 <w:sz w:val="16"/>
               </w:rPr>
-              <w:t>58</w:t>
+              <w:t>53</w:t>
             </w:r>
           </w:p>
         </w:tc>
@@ -9657,7 +8842,7 @@
                 <w:b w:val="0"/>
                 <w:sz w:val="16"/>
               </w:rPr>
-              <w:t>$5535995</w:t>
+              <w:t>$5102578</w:t>
             </w:r>
           </w:p>
         </w:tc>
@@ -9672,7 +8857,7 @@
                 <w:b w:val="0"/>
                 <w:sz w:val="16"/>
               </w:rPr>
-              <w:t>priza etansa cu contact de protectie, 230v, ip 44</w:t>
+              <w:t>corp de iluminat casetat, led 48w 600x600mm</w:t>
             </w:r>
           </w:p>
         </w:tc>
@@ -9702,7 +8887,7 @@
                 <w:b w:val="0"/>
                 <w:sz w:val="16"/>
               </w:rPr>
-              <w:t>6.0</w:t>
+              <w:t>24.0</w:t>
             </w:r>
           </w:p>
         </w:tc>
@@ -9735,7 +8920,7 @@
                 <w:b w:val="0"/>
                 <w:sz w:val="16"/>
               </w:rPr>
-              <w:t>59</w:t>
+              <w:t>54</w:t>
             </w:r>
           </w:p>
         </w:tc>
@@ -9821,7 +9006,7 @@
                 <w:b w:val="0"/>
                 <w:sz w:val="16"/>
               </w:rPr>
-              <w:t>EA02B03</w:t>
+              <w:t>$5535995</w:t>
             </w:r>
           </w:p>
         </w:tc>
@@ -9836,7 +9021,7 @@
                 <w:b w:val="0"/>
                 <w:sz w:val="16"/>
               </w:rPr>
-              <w:t>cablu cupru n2xh 3x 2,5 mmp 100018764[1] - cabl...</w:t>
+              <w:t>priza etansa cu contact de protectie, 230v, ip 44</w:t>
             </w:r>
           </w:p>
         </w:tc>
@@ -9851,7 +9036,7 @@
                 <w:b w:val="0"/>
                 <w:sz w:val="16"/>
               </w:rPr>
-              <w:t>ml</w:t>
+              <w:t>buc</w:t>
             </w:r>
           </w:p>
         </w:tc>
@@ -9866,7 +9051,7 @@
                 <w:b w:val="0"/>
                 <w:sz w:val="16"/>
               </w:rPr>
-              <w:t>2000.0</w:t>
+              <w:t>6.0</w:t>
             </w:r>
           </w:p>
         </w:tc>
@@ -9899,7 +9084,7 @@
                 <w:b w:val="0"/>
                 <w:sz w:val="16"/>
               </w:rPr>
-              <w:t>60</w:t>
+              <w:t>55</w:t>
             </w:r>
           </w:p>
         </w:tc>
@@ -10063,7 +9248,7 @@
                 <w:b w:val="0"/>
                 <w:sz w:val="16"/>
               </w:rPr>
-              <w:t>61</w:t>
+              <w:t>56</w:t>
             </w:r>
           </w:p>
         </w:tc>
@@ -10149,7 +9334,7 @@
                 <w:b w:val="0"/>
                 <w:sz w:val="16"/>
               </w:rPr>
-              <w:t>$5206685</w:t>
+              <w:t>EA02B03</w:t>
             </w:r>
           </w:p>
         </w:tc>
@@ -10164,7 +9349,7 @@
                 <w:b w:val="0"/>
                 <w:sz w:val="16"/>
               </w:rPr>
-              <w:t>clema de cabluri, pentru 10 conductori</w:t>
+              <w:t>cablu cupru n2xh 3x 2,5 mmp 100018764[1] - cabl...</w:t>
             </w:r>
           </w:p>
         </w:tc>
@@ -10179,7 +9364,7 @@
                 <w:b w:val="0"/>
                 <w:sz w:val="16"/>
               </w:rPr>
-              <w:t>buc</w:t>
+              <w:t>ml</w:t>
             </w:r>
           </w:p>
         </w:tc>
@@ -10194,7 +9379,7 @@
                 <w:b w:val="0"/>
                 <w:sz w:val="16"/>
               </w:rPr>
-              <w:t>200.0</w:t>
+              <w:t>2000.0</w:t>
             </w:r>
           </w:p>
         </w:tc>
@@ -10227,170 +9412,7 @@
                 <w:b w:val="0"/>
                 <w:sz w:val="16"/>
               </w:rPr>
-              <w:t>62</w:t>
-            </w:r>
-          </w:p>
-        </w:tc>
-        <w:tc>
-          <w:tcPr>
-            <w:tcW w:type="dxa" w:w="1701"/>
-            <w:shd w:fill="FFFF99" w:val="clear"/>
-          </w:tcPr>
-          <w:p>
-            <w:r>
-              <w:rPr>
-                <w:b w:val="0"/>
-                <w:sz w:val="16"/>
-              </w:rPr>
-              <w:t>2.4 - INSTALATII CURENTI TARI</w:t>
-            </w:r>
-          </w:p>
-        </w:tc>
-        <w:tc>
-          <w:tcPr>
-            <w:tcW w:type="dxa" w:w="850"/>
-            <w:shd w:fill="FFFF99" w:val="clear"/>
-          </w:tcPr>
-          <w:p>
-            <w:r>
-              <w:rPr>
-                <w:b w:val="0"/>
-                <w:sz w:val="16"/>
-              </w:rPr>
-            </w:r>
-          </w:p>
-        </w:tc>
-        <w:tc>
-          <w:tcPr>
-            <w:tcW w:type="dxa" w:w="1984"/>
-            <w:shd w:fill="FFFF99" w:val="clear"/>
-          </w:tcPr>
-          <w:p>
-            <w:r>
-              <w:rPr>
-                <w:b w:val="0"/>
-                <w:sz w:val="16"/>
-              </w:rPr>
-            </w:r>
-          </w:p>
-        </w:tc>
-        <w:tc>
-          <w:tcPr>
-            <w:tcW w:type="dxa" w:w="454"/>
-            <w:shd w:fill="FFFF99" w:val="clear"/>
-          </w:tcPr>
-          <w:p>
-            <w:r>
-              <w:rPr>
-                <w:b w:val="0"/>
-                <w:sz w:val="16"/>
-              </w:rPr>
-            </w:r>
-          </w:p>
-        </w:tc>
-        <w:tc>
-          <w:tcPr>
-            <w:tcW w:type="dxa" w:w="680"/>
-            <w:shd w:fill="FFFF99" w:val="clear"/>
-          </w:tcPr>
-          <w:p>
-            <w:r>
-              <w:rPr>
-                <w:b w:val="0"/>
-                <w:sz w:val="16"/>
-              </w:rPr>
-            </w:r>
-          </w:p>
-        </w:tc>
-        <w:tc>
-          <w:tcPr>
-            <w:tcW w:type="dxa" w:w="850"/>
-            <w:shd w:fill="FFFF99" w:val="clear"/>
-          </w:tcPr>
-          <w:p>
-            <w:r>
-              <w:rPr>
-                <w:b w:val="0"/>
-                <w:sz w:val="16"/>
-              </w:rPr>
-              <w:t>EE01C01</w:t>
-            </w:r>
-          </w:p>
-        </w:tc>
-        <w:tc>
-          <w:tcPr>
-            <w:tcW w:type="dxa" w:w="1984"/>
-            <w:shd w:fill="FFFF99" w:val="clear"/>
-          </w:tcPr>
-          <w:p>
-            <w:r>
-              <w:rPr>
-                <w:b w:val="0"/>
-                <w:sz w:val="16"/>
-              </w:rPr>
-              <w:t>corp de iluminat bitubular, led 18w 60cm</w:t>
-            </w:r>
-          </w:p>
-        </w:tc>
-        <w:tc>
-          <w:tcPr>
-            <w:tcW w:type="dxa" w:w="454"/>
-            <w:shd w:fill="FFFF99" w:val="clear"/>
-          </w:tcPr>
-          <w:p>
-            <w:r>
-              <w:rPr>
-                <w:b w:val="0"/>
-                <w:sz w:val="16"/>
-              </w:rPr>
-            </w:r>
-          </w:p>
-        </w:tc>
-        <w:tc>
-          <w:tcPr>
-            <w:tcW w:type="dxa" w:w="680"/>
-            <w:shd w:fill="FFFF99" w:val="clear"/>
-          </w:tcPr>
-          <w:p>
-            <w:r>
-              <w:rPr>
-                <w:b w:val="0"/>
-                <w:sz w:val="16"/>
-              </w:rPr>
-              <w:t>0.0</w:t>
-            </w:r>
-          </w:p>
-        </w:tc>
-        <w:tc>
-          <w:tcPr>
-            <w:tcW w:type="dxa" w:w="3572"/>
-            <w:shd w:fill="FFFF99" w:val="clear"/>
-          </w:tcPr>
-          <w:p>
-            <w:r>
-              <w:rPr>
-                <w:b w:val="0"/>
-                <w:color w:val="CC0000"/>
-                <w:sz w:val="16"/>
-              </w:rPr>
-              <w:t>Articol suplimentar în ofertă (nu există în referință)</w:t>
-            </w:r>
-          </w:p>
-        </w:tc>
-      </w:tr>
-      <w:tr>
-        <w:tc>
-          <w:tcPr>
-            <w:tcW w:type="dxa" w:w="397"/>
-            <w:shd w:fill="FFFF99" w:val="clear"/>
-          </w:tcPr>
-          <w:p>
-            <w:r>
-              <w:rPr>
-                <w:b w:val="0"/>
-                <w:sz w:val="16"/>
-              </w:rPr>
-              <w:t>63</w:t>
+              <w:t>57</w:t>
             </w:r>
           </w:p>
         </w:tc>
@@ -10577,7 +9599,7 @@
                 <w:color w:val="000000"/>
                 <w:sz w:val="18"/>
               </w:rPr>
-              <w:t>Neconformitati: 16 din 57 articole ref.</w:t>
+              <w:t>Neconformitati: 15 din 57 articole ref.</w:t>
             </w:r>
           </w:p>
         </w:tc>
@@ -10687,7 +9709,7 @@
                 <w:b/>
                 <w:sz w:val="18"/>
               </w:rPr>
-              <w:t>Capitol de lucrări 2.6 — INSTALATII TERMICE  │  LIPSA: 1  │  EXTRA: 5  │  Delta: +4</w:t>
+              <w:t>Capitol de lucrări 2.6 — INSTALATII TERMICE  │  LIPSA: 1  │  EXTRA: 2  │  Delta: +1</w:t>
             </w:r>
           </w:p>
         </w:tc>
@@ -10703,7 +9725,7 @@
                 <w:b w:val="0"/>
                 <w:sz w:val="16"/>
               </w:rPr>
-              <w:t>65</w:t>
+              <w:t>59</w:t>
             </w:r>
           </w:p>
         </w:tc>
@@ -10862,7 +9884,7 @@
                 <w:b w:val="0"/>
                 <w:sz w:val="16"/>
               </w:rPr>
-              <w:t>66</w:t>
+              <w:t>60</w:t>
             </w:r>
           </w:p>
         </w:tc>
@@ -11021,7 +10043,7 @@
                 <w:b w:val="0"/>
                 <w:sz w:val="16"/>
               </w:rPr>
-              <w:t>67</w:t>
+              <w:t>61</w:t>
             </w:r>
           </w:p>
         </w:tc>
@@ -11180,7 +10202,7 @@
                 <w:b w:val="0"/>
                 <w:sz w:val="16"/>
               </w:rPr>
-              <w:t>68</w:t>
+              <w:t>62</w:t>
             </w:r>
           </w:p>
         </w:tc>
@@ -11339,7 +10361,7 @@
                 <w:b w:val="0"/>
                 <w:sz w:val="16"/>
               </w:rPr>
-              <w:t>69</w:t>
+              <w:t>63</w:t>
             </w:r>
           </w:p>
         </w:tc>
@@ -11498,7 +10520,7 @@
                 <w:b w:val="0"/>
                 <w:sz w:val="16"/>
               </w:rPr>
-              <w:t>70</w:t>
+              <w:t>64</w:t>
             </w:r>
           </w:p>
         </w:tc>
@@ -11657,7 +10679,7 @@
                 <w:b w:val="0"/>
                 <w:sz w:val="16"/>
               </w:rPr>
-              <w:t>71</w:t>
+              <w:t>65</w:t>
             </w:r>
           </w:p>
         </w:tc>
@@ -11783,7 +10805,7 @@
                 <w:b w:val="0"/>
                 <w:sz w:val="16"/>
               </w:rPr>
-              <w:t>72</w:t>
+              <w:t>66</w:t>
             </w:r>
           </w:p>
         </w:tc>
@@ -11949,7 +10971,7 @@
                 <w:b w:val="0"/>
                 <w:sz w:val="16"/>
               </w:rPr>
-              <w:t>73</w:t>
+              <w:t>67</w:t>
             </w:r>
           </w:p>
         </w:tc>
@@ -12115,7 +11137,7 @@
                 <w:b w:val="0"/>
                 <w:sz w:val="16"/>
               </w:rPr>
-              <w:t>74</w:t>
+              <w:t>68</w:t>
             </w:r>
           </w:p>
         </w:tc>
@@ -12300,7 +11322,7 @@
                 <w:b w:val="0"/>
                 <w:sz w:val="16"/>
               </w:rPr>
-              <w:t>75</w:t>
+              <w:t>69</w:t>
             </w:r>
           </w:p>
         </w:tc>
@@ -12386,7 +11408,7 @@
                 <w:b w:val="0"/>
                 <w:sz w:val="16"/>
               </w:rPr>
-              <w:t>SA13I</w:t>
+              <w:t>$4204032</w:t>
             </w:r>
           </w:p>
         </w:tc>
@@ -12401,7 +11423,7 @@
                 <w:b w:val="0"/>
                 <w:sz w:val="16"/>
               </w:rPr>
-              <w:t>compensator de dilatare liniar din inox d = 2 '...</w:t>
+              <w:t>bratara tevi instalatii apa si gaze 3/4</w:t>
             </w:r>
           </w:p>
         </w:tc>
@@ -12431,7 +11453,7 @@
                 <w:b w:val="0"/>
                 <w:sz w:val="16"/>
               </w:rPr>
-              <w:t>4.0</w:t>
+              <w:t>187.0</w:t>
             </w:r>
           </w:p>
         </w:tc>
@@ -12464,7 +11486,7 @@
                 <w:b w:val="0"/>
                 <w:sz w:val="16"/>
               </w:rPr>
-              <w:t>76</w:t>
+              <w:t>70</w:t>
             </w:r>
           </w:p>
         </w:tc>
@@ -12550,7 +11572,7 @@
                 <w:b w:val="0"/>
                 <w:sz w:val="16"/>
               </w:rPr>
-              <w:t>$4204032</w:t>
+              <w:t>SA13I</w:t>
             </w:r>
           </w:p>
         </w:tc>
@@ -12565,7 +11587,7 @@
                 <w:b w:val="0"/>
                 <w:sz w:val="16"/>
               </w:rPr>
-              <w:t>bratara tevi instalatii apa si gaze 3/4</w:t>
+              <w:t>compensator de dilatare liniar din inox d = 2 '...</w:t>
             </w:r>
           </w:p>
         </w:tc>
@@ -12595,496 +11617,7 @@
                 <w:b w:val="0"/>
                 <w:sz w:val="16"/>
               </w:rPr>
-              <w:t>187.0</w:t>
-            </w:r>
-          </w:p>
-        </w:tc>
-        <w:tc>
-          <w:tcPr>
-            <w:tcW w:type="dxa" w:w="3572"/>
-            <w:shd w:fill="FFFF99" w:val="clear"/>
-          </w:tcPr>
-          <w:p>
-            <w:r>
-              <w:rPr>
-                <w:b w:val="0"/>
-                <w:color w:val="CC0000"/>
-                <w:sz w:val="16"/>
-              </w:rPr>
-              <w:t>Articol suplimentar în ofertă (nu există în referință)</w:t>
-            </w:r>
-          </w:p>
-        </w:tc>
-      </w:tr>
-      <w:tr>
-        <w:tc>
-          <w:tcPr>
-            <w:tcW w:type="dxa" w:w="397"/>
-            <w:shd w:fill="FFFF99" w:val="clear"/>
-          </w:tcPr>
-          <w:p>
-            <w:r>
-              <w:rPr>
-                <w:b w:val="0"/>
-                <w:sz w:val="16"/>
-              </w:rPr>
-              <w:t>77</w:t>
-            </w:r>
-          </w:p>
-        </w:tc>
-        <w:tc>
-          <w:tcPr>
-            <w:tcW w:type="dxa" w:w="1701"/>
-            <w:shd w:fill="FFFF99" w:val="clear"/>
-          </w:tcPr>
-          <w:p>
-            <w:r>
-              <w:rPr>
-                <w:b w:val="0"/>
-                <w:sz w:val="16"/>
-              </w:rPr>
-              <w:t>2.6 - INSTALATII TERMICE</w:t>
-            </w:r>
-          </w:p>
-        </w:tc>
-        <w:tc>
-          <w:tcPr>
-            <w:tcW w:type="dxa" w:w="850"/>
-            <w:shd w:fill="FFFF99" w:val="clear"/>
-          </w:tcPr>
-          <w:p>
-            <w:r>
-              <w:rPr>
-                <w:b w:val="0"/>
-                <w:sz w:val="16"/>
-              </w:rPr>
-            </w:r>
-          </w:p>
-        </w:tc>
-        <w:tc>
-          <w:tcPr>
-            <w:tcW w:type="dxa" w:w="1984"/>
-            <w:shd w:fill="FFFF99" w:val="clear"/>
-          </w:tcPr>
-          <w:p>
-            <w:r>
-              <w:rPr>
-                <w:b w:val="0"/>
-                <w:sz w:val="16"/>
-              </w:rPr>
-            </w:r>
-          </w:p>
-        </w:tc>
-        <w:tc>
-          <w:tcPr>
-            <w:tcW w:type="dxa" w:w="454"/>
-            <w:shd w:fill="FFFF99" w:val="clear"/>
-          </w:tcPr>
-          <w:p>
-            <w:r>
-              <w:rPr>
-                <w:b w:val="0"/>
-                <w:sz w:val="16"/>
-              </w:rPr>
-            </w:r>
-          </w:p>
-        </w:tc>
-        <w:tc>
-          <w:tcPr>
-            <w:tcW w:type="dxa" w:w="680"/>
-            <w:shd w:fill="FFFF99" w:val="clear"/>
-          </w:tcPr>
-          <w:p>
-            <w:r>
-              <w:rPr>
-                <w:b w:val="0"/>
-                <w:sz w:val="16"/>
-              </w:rPr>
-            </w:r>
-          </w:p>
-        </w:tc>
-        <w:tc>
-          <w:tcPr>
-            <w:tcW w:type="dxa" w:w="850"/>
-            <w:shd w:fill="FFFF99" w:val="clear"/>
-          </w:tcPr>
-          <w:p>
-            <w:r>
-              <w:rPr>
-                <w:b w:val="0"/>
-                <w:sz w:val="16"/>
-              </w:rPr>
-              <w:t>$4201717</w:t>
-            </w:r>
-          </w:p>
-        </w:tc>
-        <w:tc>
-          <w:tcPr>
-            <w:tcW w:type="dxa" w:w="1984"/>
-            <w:shd w:fill="FFFF99" w:val="clear"/>
-          </w:tcPr>
-          <w:p>
-            <w:r>
-              <w:rPr>
-                <w:b w:val="0"/>
-                <w:sz w:val="16"/>
-              </w:rPr>
-              <w:t>robinet retinere ventil 2 1/2 pn 6 mufa</w:t>
-            </w:r>
-          </w:p>
-        </w:tc>
-        <w:tc>
-          <w:tcPr>
-            <w:tcW w:type="dxa" w:w="454"/>
-            <w:shd w:fill="FFFF99" w:val="clear"/>
-          </w:tcPr>
-          <w:p>
-            <w:r>
-              <w:rPr>
-                <w:b w:val="0"/>
-                <w:sz w:val="16"/>
-              </w:rPr>
-            </w:r>
-          </w:p>
-        </w:tc>
-        <w:tc>
-          <w:tcPr>
-            <w:tcW w:type="dxa" w:w="680"/>
-            <w:shd w:fill="FFFF99" w:val="clear"/>
-          </w:tcPr>
-          <w:p>
-            <w:r>
-              <w:rPr>
-                <w:b w:val="0"/>
-                <w:sz w:val="16"/>
-              </w:rPr>
-              <w:t>0.0</w:t>
-            </w:r>
-          </w:p>
-        </w:tc>
-        <w:tc>
-          <w:tcPr>
-            <w:tcW w:type="dxa" w:w="3572"/>
-            <w:shd w:fill="FFFF99" w:val="clear"/>
-          </w:tcPr>
-          <w:p>
-            <w:r>
-              <w:rPr>
-                <w:b w:val="0"/>
-                <w:color w:val="CC0000"/>
-                <w:sz w:val="16"/>
-              </w:rPr>
-              <w:t>Articol suplimentar în ofertă (nu există în referință)</w:t>
-            </w:r>
-          </w:p>
-        </w:tc>
-      </w:tr>
-      <w:tr>
-        <w:tc>
-          <w:tcPr>
-            <w:tcW w:type="dxa" w:w="397"/>
-            <w:shd w:fill="FFFF99" w:val="clear"/>
-          </w:tcPr>
-          <w:p>
-            <w:r>
-              <w:rPr>
-                <w:b w:val="0"/>
-                <w:sz w:val="16"/>
-              </w:rPr>
-              <w:t>78</w:t>
-            </w:r>
-          </w:p>
-        </w:tc>
-        <w:tc>
-          <w:tcPr>
-            <w:tcW w:type="dxa" w:w="1701"/>
-            <w:shd w:fill="FFFF99" w:val="clear"/>
-          </w:tcPr>
-          <w:p>
-            <w:r>
-              <w:rPr>
-                <w:b w:val="0"/>
-                <w:sz w:val="16"/>
-              </w:rPr>
-              <w:t>2.6 - INSTALATII TERMICE</w:t>
-            </w:r>
-          </w:p>
-        </w:tc>
-        <w:tc>
-          <w:tcPr>
-            <w:tcW w:type="dxa" w:w="850"/>
-            <w:shd w:fill="FFFF99" w:val="clear"/>
-          </w:tcPr>
-          <w:p>
-            <w:r>
-              <w:rPr>
-                <w:b w:val="0"/>
-                <w:sz w:val="16"/>
-              </w:rPr>
-            </w:r>
-          </w:p>
-        </w:tc>
-        <w:tc>
-          <w:tcPr>
-            <w:tcW w:type="dxa" w:w="1984"/>
-            <w:shd w:fill="FFFF99" w:val="clear"/>
-          </w:tcPr>
-          <w:p>
-            <w:r>
-              <w:rPr>
-                <w:b w:val="0"/>
-                <w:sz w:val="16"/>
-              </w:rPr>
-            </w:r>
-          </w:p>
-        </w:tc>
-        <w:tc>
-          <w:tcPr>
-            <w:tcW w:type="dxa" w:w="454"/>
-            <w:shd w:fill="FFFF99" w:val="clear"/>
-          </w:tcPr>
-          <w:p>
-            <w:r>
-              <w:rPr>
-                <w:b w:val="0"/>
-                <w:sz w:val="16"/>
-              </w:rPr>
-            </w:r>
-          </w:p>
-        </w:tc>
-        <w:tc>
-          <w:tcPr>
-            <w:tcW w:type="dxa" w:w="680"/>
-            <w:shd w:fill="FFFF99" w:val="clear"/>
-          </w:tcPr>
-          <w:p>
-            <w:r>
-              <w:rPr>
-                <w:b w:val="0"/>
-                <w:sz w:val="16"/>
-              </w:rPr>
-            </w:r>
-          </w:p>
-        </w:tc>
-        <w:tc>
-          <w:tcPr>
-            <w:tcW w:type="dxa" w:w="850"/>
-            <w:shd w:fill="FFFF99" w:val="clear"/>
-          </w:tcPr>
-          <w:p>
-            <w:r>
-              <w:rPr>
-                <w:b w:val="0"/>
-                <w:sz w:val="16"/>
-              </w:rPr>
-              <w:t>$4201690</w:t>
-            </w:r>
-          </w:p>
-        </w:tc>
-        <w:tc>
-          <w:tcPr>
-            <w:tcW w:type="dxa" w:w="1984"/>
-            <w:shd w:fill="FFFF99" w:val="clear"/>
-          </w:tcPr>
-          <w:p>
-            <w:r>
-              <w:rPr>
-                <w:b w:val="0"/>
-                <w:sz w:val="16"/>
-              </w:rPr>
-              <w:t>robinet retinere ventil 1 1/2 pn 6 mufa</w:t>
-            </w:r>
-          </w:p>
-        </w:tc>
-        <w:tc>
-          <w:tcPr>
-            <w:tcW w:type="dxa" w:w="454"/>
-            <w:shd w:fill="FFFF99" w:val="clear"/>
-          </w:tcPr>
-          <w:p>
-            <w:r>
-              <w:rPr>
-                <w:b w:val="0"/>
-                <w:sz w:val="16"/>
-              </w:rPr>
-            </w:r>
-          </w:p>
-        </w:tc>
-        <w:tc>
-          <w:tcPr>
-            <w:tcW w:type="dxa" w:w="680"/>
-            <w:shd w:fill="FFFF99" w:val="clear"/>
-          </w:tcPr>
-          <w:p>
-            <w:r>
-              <w:rPr>
-                <w:b w:val="0"/>
-                <w:sz w:val="16"/>
-              </w:rPr>
-              <w:t>0.0</w:t>
-            </w:r>
-          </w:p>
-        </w:tc>
-        <w:tc>
-          <w:tcPr>
-            <w:tcW w:type="dxa" w:w="3572"/>
-            <w:shd w:fill="FFFF99" w:val="clear"/>
-          </w:tcPr>
-          <w:p>
-            <w:r>
-              <w:rPr>
-                <w:b w:val="0"/>
-                <w:color w:val="CC0000"/>
-                <w:sz w:val="16"/>
-              </w:rPr>
-              <w:t>Articol suplimentar în ofertă (nu există în referință)</w:t>
-            </w:r>
-          </w:p>
-        </w:tc>
-      </w:tr>
-      <w:tr>
-        <w:tc>
-          <w:tcPr>
-            <w:tcW w:type="dxa" w:w="397"/>
-            <w:shd w:fill="FFFF99" w:val="clear"/>
-          </w:tcPr>
-          <w:p>
-            <w:r>
-              <w:rPr>
-                <w:b w:val="0"/>
-                <w:sz w:val="16"/>
-              </w:rPr>
-              <w:t>79</w:t>
-            </w:r>
-          </w:p>
-        </w:tc>
-        <w:tc>
-          <w:tcPr>
-            <w:tcW w:type="dxa" w:w="1701"/>
-            <w:shd w:fill="FFFF99" w:val="clear"/>
-          </w:tcPr>
-          <w:p>
-            <w:r>
-              <w:rPr>
-                <w:b w:val="0"/>
-                <w:sz w:val="16"/>
-              </w:rPr>
-              <w:t>2.6 - INSTALATII TERMICE</w:t>
-            </w:r>
-          </w:p>
-        </w:tc>
-        <w:tc>
-          <w:tcPr>
-            <w:tcW w:type="dxa" w:w="850"/>
-            <w:shd w:fill="FFFF99" w:val="clear"/>
-          </w:tcPr>
-          <w:p>
-            <w:r>
-              <w:rPr>
-                <w:b w:val="0"/>
-                <w:sz w:val="16"/>
-              </w:rPr>
-            </w:r>
-          </w:p>
-        </w:tc>
-        <w:tc>
-          <w:tcPr>
-            <w:tcW w:type="dxa" w:w="1984"/>
-            <w:shd w:fill="FFFF99" w:val="clear"/>
-          </w:tcPr>
-          <w:p>
-            <w:r>
-              <w:rPr>
-                <w:b w:val="0"/>
-                <w:sz w:val="16"/>
-              </w:rPr>
-            </w:r>
-          </w:p>
-        </w:tc>
-        <w:tc>
-          <w:tcPr>
-            <w:tcW w:type="dxa" w:w="454"/>
-            <w:shd w:fill="FFFF99" w:val="clear"/>
-          </w:tcPr>
-          <w:p>
-            <w:r>
-              <w:rPr>
-                <w:b w:val="0"/>
-                <w:sz w:val="16"/>
-              </w:rPr>
-            </w:r>
-          </w:p>
-        </w:tc>
-        <w:tc>
-          <w:tcPr>
-            <w:tcW w:type="dxa" w:w="680"/>
-            <w:shd w:fill="FFFF99" w:val="clear"/>
-          </w:tcPr>
-          <w:p>
-            <w:r>
-              <w:rPr>
-                <w:b w:val="0"/>
-                <w:sz w:val="16"/>
-              </w:rPr>
-            </w:r>
-          </w:p>
-        </w:tc>
-        <w:tc>
-          <w:tcPr>
-            <w:tcW w:type="dxa" w:w="850"/>
-            <w:shd w:fill="FFFF99" w:val="clear"/>
-          </w:tcPr>
-          <w:p>
-            <w:r>
-              <w:rPr>
-                <w:b w:val="0"/>
-                <w:sz w:val="16"/>
-              </w:rPr>
-              <w:t>$4201688</w:t>
-            </w:r>
-          </w:p>
-        </w:tc>
-        <w:tc>
-          <w:tcPr>
-            <w:tcW w:type="dxa" w:w="1984"/>
-            <w:shd w:fill="FFFF99" w:val="clear"/>
-          </w:tcPr>
-          <w:p>
-            <w:r>
-              <w:rPr>
-                <w:b w:val="0"/>
-                <w:sz w:val="16"/>
-              </w:rPr>
-              <w:t>robinet retinere ventil 1 1/4 pn 6 mufa</w:t>
-            </w:r>
-          </w:p>
-        </w:tc>
-        <w:tc>
-          <w:tcPr>
-            <w:tcW w:type="dxa" w:w="454"/>
-            <w:shd w:fill="FFFF99" w:val="clear"/>
-          </w:tcPr>
-          <w:p>
-            <w:r>
-              <w:rPr>
-                <w:b w:val="0"/>
-                <w:sz w:val="16"/>
-              </w:rPr>
-            </w:r>
-          </w:p>
-        </w:tc>
-        <w:tc>
-          <w:tcPr>
-            <w:tcW w:type="dxa" w:w="680"/>
-            <w:shd w:fill="FFFF99" w:val="clear"/>
-          </w:tcPr>
-          <w:p>
-            <w:r>
-              <w:rPr>
-                <w:b w:val="0"/>
-                <w:sz w:val="16"/>
-              </w:rPr>
-              <w:t>0.0</w:t>
+              <w:t>4.0</w:t>
             </w:r>
           </w:p>
         </w:tc>
@@ -13140,7 +11673,7 @@
                 <w:color w:val="000000"/>
                 <w:sz w:val="18"/>
               </w:rPr>
-              <w:t>Neconformitati: 15 din 91 articole ref.</w:t>
+              <w:t>Neconformitati: 12 din 91 articole ref.</w:t>
             </w:r>
           </w:p>
         </w:tc>
@@ -13266,7 +11799,7 @@
                 <w:b w:val="0"/>
                 <w:sz w:val="16"/>
               </w:rPr>
-              <w:t>81</w:t>
+              <w:t>72</w:t>
             </w:r>
           </w:p>
         </w:tc>
@@ -13411,7 +11944,7 @@
                 <w:b w:val="0"/>
                 <w:sz w:val="16"/>
               </w:rPr>
-              <w:t>82</w:t>
+              <w:t>73</w:t>
             </w:r>
           </w:p>
         </w:tc>
@@ -13575,7 +12108,7 @@
                 <w:b w:val="0"/>
                 <w:sz w:val="16"/>
               </w:rPr>
-              <w:t>83</w:t>
+              <w:t>74</w:t>
             </w:r>
           </w:p>
         </w:tc>
@@ -13661,7 +12194,7 @@
                 <w:b w:val="0"/>
                 <w:sz w:val="16"/>
               </w:rPr>
-              <w:t>CD19E04</w:t>
+              <w:t>$8527072</w:t>
             </w:r>
           </w:p>
         </w:tc>
@@ -13676,7 +12209,7 @@
                 <w:b w:val="0"/>
                 <w:sz w:val="16"/>
               </w:rPr>
-              <w:t>placaj gips carton rezistent la foc, grosime 12...</w:t>
+              <w:t>placi gips-carton cu rez.sporita la foc 25 mm 1...</w:t>
             </w:r>
           </w:p>
         </w:tc>
@@ -13706,7 +12239,7 @@
                 <w:b w:val="0"/>
                 <w:sz w:val="16"/>
               </w:rPr>
-              <w:t>413.0</w:t>
+              <w:t>1.0</w:t>
             </w:r>
           </w:p>
         </w:tc>
@@ -13739,7 +12272,7 @@
                 <w:b w:val="0"/>
                 <w:sz w:val="16"/>
               </w:rPr>
-              <w:t>84</w:t>
+              <w:t>75</w:t>
             </w:r>
           </w:p>
         </w:tc>
@@ -13825,7 +12358,7 @@
                 <w:b w:val="0"/>
                 <w:sz w:val="16"/>
               </w:rPr>
-              <w:t>$8527072</w:t>
+              <w:t>CD19E04</w:t>
             </w:r>
           </w:p>
         </w:tc>
@@ -13840,7 +12373,7 @@
                 <w:b w:val="0"/>
                 <w:sz w:val="16"/>
               </w:rPr>
-              <w:t>placi gips-carton cu rez.sporita la foc 25 mm 1...</w:t>
+              <w:t>placaj gips carton rezistent la foc, grosime 12...</w:t>
             </w:r>
           </w:p>
         </w:tc>
@@ -13870,7 +12403,7 @@
                 <w:b w:val="0"/>
                 <w:sz w:val="16"/>
               </w:rPr>
-              <w:t>1.0</w:t>
+              <w:t>413.0</w:t>
             </w:r>
           </w:p>
         </w:tc>
@@ -14052,7 +12585,7 @@
                 <w:b w:val="0"/>
                 <w:sz w:val="16"/>
               </w:rPr>
-              <w:t>86</w:t>
+              <w:t>77</w:t>
             </w:r>
           </w:p>
         </w:tc>
@@ -14211,7 +12744,7 @@
                 <w:b w:val="0"/>
                 <w:sz w:val="16"/>
               </w:rPr>
-              <w:t>87</w:t>
+              <w:t>78</w:t>
             </w:r>
           </w:p>
         </w:tc>
@@ -14370,7 +12903,7 @@
                 <w:b w:val="0"/>
                 <w:sz w:val="16"/>
               </w:rPr>
-              <w:t>88</w:t>
+              <w:t>79</w:t>
             </w:r>
           </w:p>
         </w:tc>
@@ -14529,7 +13062,7 @@
                 <w:b w:val="0"/>
                 <w:sz w:val="16"/>
               </w:rPr>
-              <w:t>89</w:t>
+              <w:t>80</w:t>
             </w:r>
           </w:p>
         </w:tc>
@@ -14688,7 +13221,7 @@
                 <w:b w:val="0"/>
                 <w:sz w:val="16"/>
               </w:rPr>
-              <w:t>90</w:t>
+              <w:t>81</w:t>
             </w:r>
           </w:p>
         </w:tc>
@@ -14867,7 +13400,7 @@
                 <w:b w:val="0"/>
                 <w:sz w:val="16"/>
               </w:rPr>
-              <w:t>91</w:t>
+              <w:t>82</w:t>
             </w:r>
           </w:p>
         </w:tc>
@@ -15164,7 +13697,7 @@
                 <w:b/>
                 <w:sz w:val="18"/>
               </w:rPr>
-              <w:t>Capitol de lucrări 3.3 — INSTALATII SANITARE  │  LIPSA: 0  │  EXTRA: 4  │  Delta: +4</w:t>
+              <w:t>Capitol de lucrări 3.3 — INSTALATII SANITARE  │  LIPSA: 0  │  EXTRA: 2  │  Delta: +2</w:t>
             </w:r>
           </w:p>
         </w:tc>
@@ -15180,7 +13713,7 @@
                 <w:b w:val="0"/>
                 <w:sz w:val="16"/>
               </w:rPr>
-              <w:t>93</w:t>
+              <w:t>84</w:t>
             </w:r>
           </w:p>
         </w:tc>
@@ -15339,7 +13872,7 @@
                 <w:b w:val="0"/>
                 <w:sz w:val="16"/>
               </w:rPr>
-              <w:t>94</w:t>
+              <w:t>85</w:t>
             </w:r>
           </w:p>
         </w:tc>
@@ -15498,7 +14031,7 @@
                 <w:b w:val="0"/>
                 <w:sz w:val="16"/>
               </w:rPr>
-              <w:t>95</w:t>
+              <w:t>86</w:t>
             </w:r>
           </w:p>
         </w:tc>
@@ -15657,7 +14190,7 @@
                 <w:b w:val="0"/>
                 <w:sz w:val="16"/>
               </w:rPr>
-              <w:t>96</w:t>
+              <w:t>87</w:t>
             </w:r>
           </w:p>
         </w:tc>
@@ -15816,7 +14349,7 @@
                 <w:b w:val="0"/>
                 <w:sz w:val="16"/>
               </w:rPr>
-              <w:t>97</w:t>
+              <w:t>88</w:t>
             </w:r>
           </w:p>
         </w:tc>
@@ -15975,7 +14508,7 @@
                 <w:b w:val="0"/>
                 <w:sz w:val="16"/>
               </w:rPr>
-              <w:t>98</w:t>
+              <w:t>89</w:t>
             </w:r>
           </w:p>
         </w:tc>
@@ -16134,7 +14667,7 @@
                 <w:b w:val="0"/>
                 <w:sz w:val="16"/>
               </w:rPr>
-              <w:t>99</w:t>
+              <w:t>90</w:t>
             </w:r>
           </w:p>
         </w:tc>
@@ -16293,7 +14826,7 @@
                 <w:b w:val="0"/>
                 <w:sz w:val="16"/>
               </w:rPr>
-              <w:t>100</w:t>
+              <w:t>91</w:t>
             </w:r>
           </w:p>
         </w:tc>
@@ -16453,7 +14986,7 @@
                 <w:b w:val="0"/>
                 <w:sz w:val="16"/>
               </w:rPr>
-              <w:t>101</w:t>
+              <w:t>92</w:t>
             </w:r>
           </w:p>
         </w:tc>
@@ -16619,7 +15152,7 @@
                 <w:b w:val="0"/>
                 <w:sz w:val="16"/>
               </w:rPr>
-              <w:t>102</w:t>
+              <w:t>93</w:t>
             </w:r>
           </w:p>
         </w:tc>
@@ -16804,7 +15337,7 @@
                 <w:b w:val="0"/>
                 <w:sz w:val="16"/>
               </w:rPr>
-              <w:t>103</w:t>
+              <w:t>94</w:t>
             </w:r>
           </w:p>
         </w:tc>
@@ -16968,7 +15501,7 @@
                 <w:b w:val="0"/>
                 <w:sz w:val="16"/>
               </w:rPr>
-              <w:t>104</w:t>
+              <w:t>95</w:t>
             </w:r>
           </w:p>
         </w:tc>
@@ -17100,332 +15633,6 @@
                 <w:sz w:val="16"/>
               </w:rPr>
               <w:t>12.0</w:t>
-            </w:r>
-          </w:p>
-        </w:tc>
-        <w:tc>
-          <w:tcPr>
-            <w:tcW w:type="dxa" w:w="3572"/>
-            <w:shd w:fill="FFFF99" w:val="clear"/>
-          </w:tcPr>
-          <w:p>
-            <w:r>
-              <w:rPr>
-                <w:b w:val="0"/>
-                <w:color w:val="CC0000"/>
-                <w:sz w:val="16"/>
-              </w:rPr>
-              <w:t>Articol suplimentar în ofertă (nu există în referință)</w:t>
-            </w:r>
-          </w:p>
-        </w:tc>
-      </w:tr>
-      <w:tr>
-        <w:tc>
-          <w:tcPr>
-            <w:tcW w:type="dxa" w:w="397"/>
-            <w:shd w:fill="FFFF99" w:val="clear"/>
-          </w:tcPr>
-          <w:p>
-            <w:r>
-              <w:rPr>
-                <w:b w:val="0"/>
-                <w:sz w:val="16"/>
-              </w:rPr>
-              <w:t>105</w:t>
-            </w:r>
-          </w:p>
-        </w:tc>
-        <w:tc>
-          <w:tcPr>
-            <w:tcW w:type="dxa" w:w="1701"/>
-            <w:shd w:fill="FFFF99" w:val="clear"/>
-          </w:tcPr>
-          <w:p>
-            <w:r>
-              <w:rPr>
-                <w:b w:val="0"/>
-                <w:sz w:val="16"/>
-              </w:rPr>
-              <w:t>3.3 - INSTALATII SANITARE</w:t>
-            </w:r>
-          </w:p>
-        </w:tc>
-        <w:tc>
-          <w:tcPr>
-            <w:tcW w:type="dxa" w:w="850"/>
-            <w:shd w:fill="FFFF99" w:val="clear"/>
-          </w:tcPr>
-          <w:p>
-            <w:r>
-              <w:rPr>
-                <w:b w:val="0"/>
-                <w:sz w:val="16"/>
-              </w:rPr>
-            </w:r>
-          </w:p>
-        </w:tc>
-        <w:tc>
-          <w:tcPr>
-            <w:tcW w:type="dxa" w:w="1984"/>
-            <w:shd w:fill="FFFF99" w:val="clear"/>
-          </w:tcPr>
-          <w:p>
-            <w:r>
-              <w:rPr>
-                <w:b w:val="0"/>
-                <w:sz w:val="16"/>
-              </w:rPr>
-            </w:r>
-          </w:p>
-        </w:tc>
-        <w:tc>
-          <w:tcPr>
-            <w:tcW w:type="dxa" w:w="454"/>
-            <w:shd w:fill="FFFF99" w:val="clear"/>
-          </w:tcPr>
-          <w:p>
-            <w:r>
-              <w:rPr>
-                <w:b w:val="0"/>
-                <w:sz w:val="16"/>
-              </w:rPr>
-            </w:r>
-          </w:p>
-        </w:tc>
-        <w:tc>
-          <w:tcPr>
-            <w:tcW w:type="dxa" w:w="680"/>
-            <w:shd w:fill="FFFF99" w:val="clear"/>
-          </w:tcPr>
-          <w:p>
-            <w:r>
-              <w:rPr>
-                <w:b w:val="0"/>
-                <w:sz w:val="16"/>
-              </w:rPr>
-            </w:r>
-          </w:p>
-        </w:tc>
-        <w:tc>
-          <w:tcPr>
-            <w:tcW w:type="dxa" w:w="850"/>
-            <w:shd w:fill="FFFF99" w:val="clear"/>
-          </w:tcPr>
-          <w:p>
-            <w:r>
-              <w:rPr>
-                <w:b w:val="0"/>
-                <w:sz w:val="16"/>
-              </w:rPr>
-              <w:t>$6701167</w:t>
-            </w:r>
-          </w:p>
-        </w:tc>
-        <w:tc>
-          <w:tcPr>
-            <w:tcW w:type="dxa" w:w="1984"/>
-            <w:shd w:fill="FFFF99" w:val="clear"/>
-          </w:tcPr>
-          <w:p>
-            <w:r>
-              <w:rPr>
-                <w:b w:val="0"/>
-                <w:sz w:val="16"/>
-              </w:rPr>
-              <w:t>teava din polipropilena reticulata pn 16,</w:t>
-            </w:r>
-          </w:p>
-        </w:tc>
-        <w:tc>
-          <w:tcPr>
-            <w:tcW w:type="dxa" w:w="454"/>
-            <w:shd w:fill="FFFF99" w:val="clear"/>
-          </w:tcPr>
-          <w:p>
-            <w:r>
-              <w:rPr>
-                <w:b w:val="0"/>
-                <w:sz w:val="16"/>
-              </w:rPr>
-            </w:r>
-          </w:p>
-        </w:tc>
-        <w:tc>
-          <w:tcPr>
-            <w:tcW w:type="dxa" w:w="680"/>
-            <w:shd w:fill="FFFF99" w:val="clear"/>
-          </w:tcPr>
-          <w:p>
-            <w:r>
-              <w:rPr>
-                <w:b w:val="0"/>
-                <w:sz w:val="16"/>
-              </w:rPr>
-              <w:t>0.0</w:t>
-            </w:r>
-          </w:p>
-        </w:tc>
-        <w:tc>
-          <w:tcPr>
-            <w:tcW w:type="dxa" w:w="3572"/>
-            <w:shd w:fill="FFFF99" w:val="clear"/>
-          </w:tcPr>
-          <w:p>
-            <w:r>
-              <w:rPr>
-                <w:b w:val="0"/>
-                <w:color w:val="CC0000"/>
-                <w:sz w:val="16"/>
-              </w:rPr>
-              <w:t>Articol suplimentar în ofertă (nu există în referință)</w:t>
-            </w:r>
-          </w:p>
-        </w:tc>
-      </w:tr>
-      <w:tr>
-        <w:tc>
-          <w:tcPr>
-            <w:tcW w:type="dxa" w:w="397"/>
-            <w:shd w:fill="FFFF99" w:val="clear"/>
-          </w:tcPr>
-          <w:p>
-            <w:r>
-              <w:rPr>
-                <w:b w:val="0"/>
-                <w:sz w:val="16"/>
-              </w:rPr>
-              <w:t>106</w:t>
-            </w:r>
-          </w:p>
-        </w:tc>
-        <w:tc>
-          <w:tcPr>
-            <w:tcW w:type="dxa" w:w="1701"/>
-            <w:shd w:fill="FFFF99" w:val="clear"/>
-          </w:tcPr>
-          <w:p>
-            <w:r>
-              <w:rPr>
-                <w:b w:val="0"/>
-                <w:sz w:val="16"/>
-              </w:rPr>
-              <w:t>3.3 - INSTALATII SANITARE</w:t>
-            </w:r>
-          </w:p>
-        </w:tc>
-        <w:tc>
-          <w:tcPr>
-            <w:tcW w:type="dxa" w:w="850"/>
-            <w:shd w:fill="FFFF99" w:val="clear"/>
-          </w:tcPr>
-          <w:p>
-            <w:r>
-              <w:rPr>
-                <w:b w:val="0"/>
-                <w:sz w:val="16"/>
-              </w:rPr>
-            </w:r>
-          </w:p>
-        </w:tc>
-        <w:tc>
-          <w:tcPr>
-            <w:tcW w:type="dxa" w:w="1984"/>
-            <w:shd w:fill="FFFF99" w:val="clear"/>
-          </w:tcPr>
-          <w:p>
-            <w:r>
-              <w:rPr>
-                <w:b w:val="0"/>
-                <w:sz w:val="16"/>
-              </w:rPr>
-            </w:r>
-          </w:p>
-        </w:tc>
-        <w:tc>
-          <w:tcPr>
-            <w:tcW w:type="dxa" w:w="454"/>
-            <w:shd w:fill="FFFF99" w:val="clear"/>
-          </w:tcPr>
-          <w:p>
-            <w:r>
-              <w:rPr>
-                <w:b w:val="0"/>
-                <w:sz w:val="16"/>
-              </w:rPr>
-            </w:r>
-          </w:p>
-        </w:tc>
-        <w:tc>
-          <w:tcPr>
-            <w:tcW w:type="dxa" w:w="680"/>
-            <w:shd w:fill="FFFF99" w:val="clear"/>
-          </w:tcPr>
-          <w:p>
-            <w:r>
-              <w:rPr>
-                <w:b w:val="0"/>
-                <w:sz w:val="16"/>
-              </w:rPr>
-            </w:r>
-          </w:p>
-        </w:tc>
-        <w:tc>
-          <w:tcPr>
-            <w:tcW w:type="dxa" w:w="850"/>
-            <w:shd w:fill="FFFF99" w:val="clear"/>
-          </w:tcPr>
-          <w:p>
-            <w:r>
-              <w:rPr>
-                <w:b w:val="0"/>
-                <w:sz w:val="16"/>
-              </w:rPr>
-              <w:t>$6701166</w:t>
-            </w:r>
-          </w:p>
-        </w:tc>
-        <w:tc>
-          <w:tcPr>
-            <w:tcW w:type="dxa" w:w="1984"/>
-            <w:shd w:fill="FFFF99" w:val="clear"/>
-          </w:tcPr>
-          <w:p>
-            <w:r>
-              <w:rPr>
-                <w:b w:val="0"/>
-                <w:sz w:val="16"/>
-              </w:rPr>
-              <w:t>teava din polipropilena reticulata pn 16,</w:t>
-            </w:r>
-          </w:p>
-        </w:tc>
-        <w:tc>
-          <w:tcPr>
-            <w:tcW w:type="dxa" w:w="454"/>
-            <w:shd w:fill="FFFF99" w:val="clear"/>
-          </w:tcPr>
-          <w:p>
-            <w:r>
-              <w:rPr>
-                <w:b w:val="0"/>
-                <w:sz w:val="16"/>
-              </w:rPr>
-            </w:r>
-          </w:p>
-        </w:tc>
-        <w:tc>
-          <w:tcPr>
-            <w:tcW w:type="dxa" w:w="680"/>
-            <w:shd w:fill="FFFF99" w:val="clear"/>
-          </w:tcPr>
-          <w:p>
-            <w:r>
-              <w:rPr>
-                <w:b w:val="0"/>
-                <w:sz w:val="16"/>
-              </w:rPr>
-              <w:t>0.0</w:t>
             </w:r>
           </w:p>
         </w:tc>
@@ -17481,7 +15688,7 @@
                 <w:color w:val="000000"/>
                 <w:sz w:val="18"/>
               </w:rPr>
-              <w:t>Neconformitati: 14 din 44 articole ref.</w:t>
+              <w:t>Neconformitati: 12 din 44 articole ref.</w:t>
             </w:r>
           </w:p>
         </w:tc>
@@ -17591,7 +15798,7 @@
                 <w:b/>
                 <w:sz w:val="18"/>
               </w:rPr>
-              <w:t>Capitol de lucrări 3.4 — INSTALATII TERMICE  │  LIPSA: 1  │  EXTRA: 5  │  Delta: +4</w:t>
+              <w:t>Capitol de lucrări 3.4 — INSTALATII TERMICE  │  LIPSA: 1  │  EXTRA: 2  │  Delta: +1</w:t>
             </w:r>
           </w:p>
         </w:tc>
@@ -17607,7 +15814,7 @@
                 <w:b w:val="0"/>
                 <w:sz w:val="16"/>
               </w:rPr>
-              <w:t>108</w:t>
+              <w:t>97</w:t>
             </w:r>
           </w:p>
         </w:tc>
@@ -17766,7 +15973,7 @@
                 <w:b w:val="0"/>
                 <w:sz w:val="16"/>
               </w:rPr>
-              <w:t>109</w:t>
+              <w:t>98</w:t>
             </w:r>
           </w:p>
         </w:tc>
@@ -17892,7 +16099,7 @@
                 <w:b w:val="0"/>
                 <w:sz w:val="16"/>
               </w:rPr>
-              <w:t>110</w:t>
+              <w:t>99</w:t>
             </w:r>
           </w:p>
         </w:tc>
@@ -18058,7 +16265,7 @@
                 <w:b w:val="0"/>
                 <w:sz w:val="16"/>
               </w:rPr>
-              <w:t>111</w:t>
+              <w:t>100</w:t>
             </w:r>
           </w:p>
         </w:tc>
@@ -18224,7 +16431,7 @@
                 <w:b w:val="0"/>
                 <w:sz w:val="16"/>
               </w:rPr>
-              <w:t>112</w:t>
+              <w:t>101</w:t>
             </w:r>
           </w:p>
         </w:tc>
@@ -18409,7 +16616,7 @@
                 <w:b w:val="0"/>
                 <w:sz w:val="16"/>
               </w:rPr>
-              <w:t>113</w:t>
+              <w:t>102</w:t>
             </w:r>
           </w:p>
         </w:tc>
@@ -18495,7 +16702,7 @@
                 <w:b w:val="0"/>
                 <w:sz w:val="16"/>
               </w:rPr>
-              <w:t>$4201717</w:t>
+              <w:t>$5701583</w:t>
             </w:r>
           </w:p>
         </w:tc>
@@ -18510,7 +16717,7 @@
                 <w:b w:val="0"/>
                 <w:sz w:val="16"/>
               </w:rPr>
-              <w:t>robinet retinere ventil 2 1/2 pn 6 mufa</w:t>
+              <w:t>convectoradiator seven 600 14 elem cod 30s 0600</w:t>
             </w:r>
           </w:p>
         </w:tc>
@@ -18525,6 +16732,7 @@
                 <w:b w:val="0"/>
                 <w:sz w:val="16"/>
               </w:rPr>
+              <w:t>buc</w:t>
             </w:r>
           </w:p>
         </w:tc>
@@ -18539,7 +16747,7 @@
                 <w:b w:val="0"/>
                 <w:sz w:val="16"/>
               </w:rPr>
-              <w:t>0.0</w:t>
+              <w:t>3.0</w:t>
             </w:r>
           </w:p>
         </w:tc>
@@ -18572,7 +16780,7 @@
                 <w:b w:val="0"/>
                 <w:sz w:val="16"/>
               </w:rPr>
-              <w:t>114</w:t>
+              <w:t>103</w:t>
             </w:r>
           </w:p>
         </w:tc>
@@ -18658,7 +16866,7 @@
                 <w:b w:val="0"/>
                 <w:sz w:val="16"/>
               </w:rPr>
-              <w:t>$4201690</w:t>
+              <w:t>$4201705</w:t>
             </w:r>
           </w:p>
         </w:tc>
@@ -18673,7 +16881,7 @@
                 <w:b w:val="0"/>
                 <w:sz w:val="16"/>
               </w:rPr>
-              <w:t>robinet retinere ventil 1 1/2 pn 6 mufa</w:t>
+              <w:t>robinet retinere ventil 2 pn 6 mufa ni522</w:t>
             </w:r>
           </w:p>
         </w:tc>
@@ -18688,6 +16896,7 @@
                 <w:b w:val="0"/>
                 <w:sz w:val="16"/>
               </w:rPr>
+              <w:t>buc</w:t>
             </w:r>
           </w:p>
         </w:tc>
@@ -18702,498 +16911,7 @@
                 <w:b w:val="0"/>
                 <w:sz w:val="16"/>
               </w:rPr>
-              <w:t>0.0</w:t>
-            </w:r>
-          </w:p>
-        </w:tc>
-        <w:tc>
-          <w:tcPr>
-            <w:tcW w:type="dxa" w:w="3572"/>
-            <w:shd w:fill="FFFF99" w:val="clear"/>
-          </w:tcPr>
-          <w:p>
-            <w:r>
-              <w:rPr>
-                <w:b w:val="0"/>
-                <w:color w:val="CC0000"/>
-                <w:sz w:val="16"/>
-              </w:rPr>
-              <w:t>Articol suplimentar în ofertă (nu există în referință)</w:t>
-            </w:r>
-          </w:p>
-        </w:tc>
-      </w:tr>
-      <w:tr>
-        <w:tc>
-          <w:tcPr>
-            <w:tcW w:type="dxa" w:w="397"/>
-            <w:shd w:fill="FFFF99" w:val="clear"/>
-          </w:tcPr>
-          <w:p>
-            <w:r>
-              <w:rPr>
-                <w:b w:val="0"/>
-                <w:sz w:val="16"/>
-              </w:rPr>
-              <w:t>115</w:t>
-            </w:r>
-          </w:p>
-        </w:tc>
-        <w:tc>
-          <w:tcPr>
-            <w:tcW w:type="dxa" w:w="1701"/>
-            <w:shd w:fill="FFFF99" w:val="clear"/>
-          </w:tcPr>
-          <w:p>
-            <w:r>
-              <w:rPr>
-                <w:b w:val="0"/>
-                <w:sz w:val="16"/>
-              </w:rPr>
-              <w:t>3.4 - INSTALATII TERMICE</w:t>
-            </w:r>
-          </w:p>
-        </w:tc>
-        <w:tc>
-          <w:tcPr>
-            <w:tcW w:type="dxa" w:w="850"/>
-            <w:shd w:fill="FFFF99" w:val="clear"/>
-          </w:tcPr>
-          <w:p>
-            <w:r>
-              <w:rPr>
-                <w:b w:val="0"/>
-                <w:sz w:val="16"/>
-              </w:rPr>
-            </w:r>
-          </w:p>
-        </w:tc>
-        <w:tc>
-          <w:tcPr>
-            <w:tcW w:type="dxa" w:w="1984"/>
-            <w:shd w:fill="FFFF99" w:val="clear"/>
-          </w:tcPr>
-          <w:p>
-            <w:r>
-              <w:rPr>
-                <w:b w:val="0"/>
-                <w:sz w:val="16"/>
-              </w:rPr>
-            </w:r>
-          </w:p>
-        </w:tc>
-        <w:tc>
-          <w:tcPr>
-            <w:tcW w:type="dxa" w:w="454"/>
-            <w:shd w:fill="FFFF99" w:val="clear"/>
-          </w:tcPr>
-          <w:p>
-            <w:r>
-              <w:rPr>
-                <w:b w:val="0"/>
-                <w:sz w:val="16"/>
-              </w:rPr>
-            </w:r>
-          </w:p>
-        </w:tc>
-        <w:tc>
-          <w:tcPr>
-            <w:tcW w:type="dxa" w:w="680"/>
-            <w:shd w:fill="FFFF99" w:val="clear"/>
-          </w:tcPr>
-          <w:p>
-            <w:r>
-              <w:rPr>
-                <w:b w:val="0"/>
-                <w:sz w:val="16"/>
-              </w:rPr>
-            </w:r>
-          </w:p>
-        </w:tc>
-        <w:tc>
-          <w:tcPr>
-            <w:tcW w:type="dxa" w:w="850"/>
-            <w:shd w:fill="FFFF99" w:val="clear"/>
-          </w:tcPr>
-          <w:p>
-            <w:r>
-              <w:rPr>
-                <w:b w:val="0"/>
-                <w:sz w:val="16"/>
-              </w:rPr>
-              <w:t>$4201688</w:t>
-            </w:r>
-          </w:p>
-        </w:tc>
-        <w:tc>
-          <w:tcPr>
-            <w:tcW w:type="dxa" w:w="1984"/>
-            <w:shd w:fill="FFFF99" w:val="clear"/>
-          </w:tcPr>
-          <w:p>
-            <w:r>
-              <w:rPr>
-                <w:b w:val="0"/>
-                <w:sz w:val="16"/>
-              </w:rPr>
-              <w:t>robinet retinere ventil 1 1/4 pn 6 mufa</w:t>
-            </w:r>
-          </w:p>
-        </w:tc>
-        <w:tc>
-          <w:tcPr>
-            <w:tcW w:type="dxa" w:w="454"/>
-            <w:shd w:fill="FFFF99" w:val="clear"/>
-          </w:tcPr>
-          <w:p>
-            <w:r>
-              <w:rPr>
-                <w:b w:val="0"/>
-                <w:sz w:val="16"/>
-              </w:rPr>
-            </w:r>
-          </w:p>
-        </w:tc>
-        <w:tc>
-          <w:tcPr>
-            <w:tcW w:type="dxa" w:w="680"/>
-            <w:shd w:fill="FFFF99" w:val="clear"/>
-          </w:tcPr>
-          <w:p>
-            <w:r>
-              <w:rPr>
-                <w:b w:val="0"/>
-                <w:sz w:val="16"/>
-              </w:rPr>
-              <w:t>0.0</w:t>
-            </w:r>
-          </w:p>
-        </w:tc>
-        <w:tc>
-          <w:tcPr>
-            <w:tcW w:type="dxa" w:w="3572"/>
-            <w:shd w:fill="FFFF99" w:val="clear"/>
-          </w:tcPr>
-          <w:p>
-            <w:r>
-              <w:rPr>
-                <w:b w:val="0"/>
-                <w:color w:val="CC0000"/>
-                <w:sz w:val="16"/>
-              </w:rPr>
-              <w:t>Articol suplimentar în ofertă (nu există în referință)</w:t>
-            </w:r>
-          </w:p>
-        </w:tc>
-      </w:tr>
-      <w:tr>
-        <w:tc>
-          <w:tcPr>
-            <w:tcW w:type="dxa" w:w="397"/>
-            <w:shd w:fill="FFFF99" w:val="clear"/>
-          </w:tcPr>
-          <w:p>
-            <w:r>
-              <w:rPr>
-                <w:b w:val="0"/>
-                <w:sz w:val="16"/>
-              </w:rPr>
-              <w:t>116</w:t>
-            </w:r>
-          </w:p>
-        </w:tc>
-        <w:tc>
-          <w:tcPr>
-            <w:tcW w:type="dxa" w:w="1701"/>
-            <w:shd w:fill="FFFF99" w:val="clear"/>
-          </w:tcPr>
-          <w:p>
-            <w:r>
-              <w:rPr>
-                <w:b w:val="0"/>
-                <w:sz w:val="16"/>
-              </w:rPr>
-              <w:t>3.4 - INSTALATII TERMICE</w:t>
-            </w:r>
-          </w:p>
-        </w:tc>
-        <w:tc>
-          <w:tcPr>
-            <w:tcW w:type="dxa" w:w="850"/>
-            <w:shd w:fill="FFFF99" w:val="clear"/>
-          </w:tcPr>
-          <w:p>
-            <w:r>
-              <w:rPr>
-                <w:b w:val="0"/>
-                <w:sz w:val="16"/>
-              </w:rPr>
-            </w:r>
-          </w:p>
-        </w:tc>
-        <w:tc>
-          <w:tcPr>
-            <w:tcW w:type="dxa" w:w="1984"/>
-            <w:shd w:fill="FFFF99" w:val="clear"/>
-          </w:tcPr>
-          <w:p>
-            <w:r>
-              <w:rPr>
-                <w:b w:val="0"/>
-                <w:sz w:val="16"/>
-              </w:rPr>
-            </w:r>
-          </w:p>
-        </w:tc>
-        <w:tc>
-          <w:tcPr>
-            <w:tcW w:type="dxa" w:w="454"/>
-            <w:shd w:fill="FFFF99" w:val="clear"/>
-          </w:tcPr>
-          <w:p>
-            <w:r>
-              <w:rPr>
-                <w:b w:val="0"/>
-                <w:sz w:val="16"/>
-              </w:rPr>
-            </w:r>
-          </w:p>
-        </w:tc>
-        <w:tc>
-          <w:tcPr>
-            <w:tcW w:type="dxa" w:w="680"/>
-            <w:shd w:fill="FFFF99" w:val="clear"/>
-          </w:tcPr>
-          <w:p>
-            <w:r>
-              <w:rPr>
-                <w:b w:val="0"/>
-                <w:sz w:val="16"/>
-              </w:rPr>
-            </w:r>
-          </w:p>
-        </w:tc>
-        <w:tc>
-          <w:tcPr>
-            <w:tcW w:type="dxa" w:w="850"/>
-            <w:shd w:fill="FFFF99" w:val="clear"/>
-          </w:tcPr>
-          <w:p>
-            <w:r>
-              <w:rPr>
-                <w:b w:val="0"/>
-                <w:sz w:val="16"/>
-              </w:rPr>
-              <w:t>$4201705</w:t>
-            </w:r>
-          </w:p>
-        </w:tc>
-        <w:tc>
-          <w:tcPr>
-            <w:tcW w:type="dxa" w:w="1984"/>
-            <w:shd w:fill="FFFF99" w:val="clear"/>
-          </w:tcPr>
-          <w:p>
-            <w:r>
-              <w:rPr>
-                <w:b w:val="0"/>
-                <w:sz w:val="16"/>
-              </w:rPr>
-              <w:t>robinet retinere ventil 2 pn 6 mufa ni522</w:t>
-            </w:r>
-          </w:p>
-        </w:tc>
-        <w:tc>
-          <w:tcPr>
-            <w:tcW w:type="dxa" w:w="454"/>
-            <w:shd w:fill="FFFF99" w:val="clear"/>
-          </w:tcPr>
-          <w:p>
-            <w:r>
-              <w:rPr>
-                <w:b w:val="0"/>
-                <w:sz w:val="16"/>
-              </w:rPr>
-              <w:t>buc</w:t>
-            </w:r>
-          </w:p>
-        </w:tc>
-        <w:tc>
-          <w:tcPr>
-            <w:tcW w:type="dxa" w:w="680"/>
-            <w:shd w:fill="FFFF99" w:val="clear"/>
-          </w:tcPr>
-          <w:p>
-            <w:r>
-              <w:rPr>
-                <w:b w:val="0"/>
-                <w:sz w:val="16"/>
-              </w:rPr>
               <w:t>2.0</w:t>
-            </w:r>
-          </w:p>
-        </w:tc>
-        <w:tc>
-          <w:tcPr>
-            <w:tcW w:type="dxa" w:w="3572"/>
-            <w:shd w:fill="FFFF99" w:val="clear"/>
-          </w:tcPr>
-          <w:p>
-            <w:r>
-              <w:rPr>
-                <w:b w:val="0"/>
-                <w:color w:val="CC0000"/>
-                <w:sz w:val="16"/>
-              </w:rPr>
-              <w:t>Articol suplimentar în ofertă (nu există în referință)</w:t>
-            </w:r>
-          </w:p>
-        </w:tc>
-      </w:tr>
-      <w:tr>
-        <w:tc>
-          <w:tcPr>
-            <w:tcW w:type="dxa" w:w="397"/>
-            <w:shd w:fill="FFFF99" w:val="clear"/>
-          </w:tcPr>
-          <w:p>
-            <w:r>
-              <w:rPr>
-                <w:b w:val="0"/>
-                <w:sz w:val="16"/>
-              </w:rPr>
-              <w:t>117</w:t>
-            </w:r>
-          </w:p>
-        </w:tc>
-        <w:tc>
-          <w:tcPr>
-            <w:tcW w:type="dxa" w:w="1701"/>
-            <w:shd w:fill="FFFF99" w:val="clear"/>
-          </w:tcPr>
-          <w:p>
-            <w:r>
-              <w:rPr>
-                <w:b w:val="0"/>
-                <w:sz w:val="16"/>
-              </w:rPr>
-              <w:t>3.4 - INSTALATII TERMICE</w:t>
-            </w:r>
-          </w:p>
-        </w:tc>
-        <w:tc>
-          <w:tcPr>
-            <w:tcW w:type="dxa" w:w="850"/>
-            <w:shd w:fill="FFFF99" w:val="clear"/>
-          </w:tcPr>
-          <w:p>
-            <w:r>
-              <w:rPr>
-                <w:b w:val="0"/>
-                <w:sz w:val="16"/>
-              </w:rPr>
-            </w:r>
-          </w:p>
-        </w:tc>
-        <w:tc>
-          <w:tcPr>
-            <w:tcW w:type="dxa" w:w="1984"/>
-            <w:shd w:fill="FFFF99" w:val="clear"/>
-          </w:tcPr>
-          <w:p>
-            <w:r>
-              <w:rPr>
-                <w:b w:val="0"/>
-                <w:sz w:val="16"/>
-              </w:rPr>
-            </w:r>
-          </w:p>
-        </w:tc>
-        <w:tc>
-          <w:tcPr>
-            <w:tcW w:type="dxa" w:w="454"/>
-            <w:shd w:fill="FFFF99" w:val="clear"/>
-          </w:tcPr>
-          <w:p>
-            <w:r>
-              <w:rPr>
-                <w:b w:val="0"/>
-                <w:sz w:val="16"/>
-              </w:rPr>
-            </w:r>
-          </w:p>
-        </w:tc>
-        <w:tc>
-          <w:tcPr>
-            <w:tcW w:type="dxa" w:w="680"/>
-            <w:shd w:fill="FFFF99" w:val="clear"/>
-          </w:tcPr>
-          <w:p>
-            <w:r>
-              <w:rPr>
-                <w:b w:val="0"/>
-                <w:sz w:val="16"/>
-              </w:rPr>
-            </w:r>
-          </w:p>
-        </w:tc>
-        <w:tc>
-          <w:tcPr>
-            <w:tcW w:type="dxa" w:w="850"/>
-            <w:shd w:fill="FFFF99" w:val="clear"/>
-          </w:tcPr>
-          <w:p>
-            <w:r>
-              <w:rPr>
-                <w:b w:val="0"/>
-                <w:sz w:val="16"/>
-              </w:rPr>
-              <w:t>$5701583</w:t>
-            </w:r>
-          </w:p>
-        </w:tc>
-        <w:tc>
-          <w:tcPr>
-            <w:tcW w:type="dxa" w:w="1984"/>
-            <w:shd w:fill="FFFF99" w:val="clear"/>
-          </w:tcPr>
-          <w:p>
-            <w:r>
-              <w:rPr>
-                <w:b w:val="0"/>
-                <w:sz w:val="16"/>
-              </w:rPr>
-              <w:t>convectoradiator seven 600 14 elem cod 30s 0600</w:t>
-            </w:r>
-          </w:p>
-        </w:tc>
-        <w:tc>
-          <w:tcPr>
-            <w:tcW w:type="dxa" w:w="454"/>
-            <w:shd w:fill="FFFF99" w:val="clear"/>
-          </w:tcPr>
-          <w:p>
-            <w:r>
-              <w:rPr>
-                <w:b w:val="0"/>
-                <w:sz w:val="16"/>
-              </w:rPr>
-              <w:t>buc</w:t>
-            </w:r>
-          </w:p>
-        </w:tc>
-        <w:tc>
-          <w:tcPr>
-            <w:tcW w:type="dxa" w:w="680"/>
-            <w:shd w:fill="FFFF99" w:val="clear"/>
-          </w:tcPr>
-          <w:p>
-            <w:r>
-              <w:rPr>
-                <w:b w:val="0"/>
-                <w:sz w:val="16"/>
-              </w:rPr>
-              <w:t>3.0</w:t>
             </w:r>
           </w:p>
         </w:tc>
@@ -19249,7 +16967,7 @@
                 <w:color w:val="000000"/>
                 <w:sz w:val="18"/>
               </w:rPr>
-              <w:t>Neconformitati: 10 din 73 articole ref.</w:t>
+              <w:t>Neconformitati: 7 din 73 articole ref.</w:t>
             </w:r>
           </w:p>
         </w:tc>
@@ -19375,7 +17093,7 @@
                 <w:b w:val="0"/>
                 <w:sz w:val="16"/>
               </w:rPr>
-              <w:t>119</w:t>
+              <w:t>105</w:t>
             </w:r>
           </w:p>
         </w:tc>
@@ -19684,7 +17402,7 @@
                 <w:b w:val="0"/>
                 <w:sz w:val="16"/>
               </w:rPr>
-              <w:t>121</w:t>
+              <w:t>107</w:t>
             </w:r>
           </w:p>
         </w:tc>
@@ -19843,7 +17561,7 @@
                 <w:b w:val="0"/>
                 <w:sz w:val="16"/>
               </w:rPr>
-              <w:t>122</w:t>
+              <w:t>108</w:t>
             </w:r>
           </w:p>
         </w:tc>
@@ -20002,7 +17720,7 @@
                 <w:b w:val="0"/>
                 <w:sz w:val="16"/>
               </w:rPr>
-              <w:t>123</w:t>
+              <w:t>109</w:t>
             </w:r>
           </w:p>
         </w:tc>
@@ -20161,7 +17879,7 @@
                 <w:b w:val="0"/>
                 <w:sz w:val="16"/>
               </w:rPr>
-              <w:t>124</w:t>
+              <w:t>110</w:t>
             </w:r>
           </w:p>
         </w:tc>
@@ -20340,7 +18058,7 @@
                 <w:b w:val="0"/>
                 <w:sz w:val="16"/>
               </w:rPr>
-              <w:t>125</w:t>
+              <w:t>111</w:t>
             </w:r>
           </w:p>
         </w:tc>
@@ -20504,7 +18222,7 @@
                 <w:b w:val="0"/>
                 <w:sz w:val="16"/>
               </w:rPr>
-              <w:t>126</w:t>
+              <w:t>112</w:t>
             </w:r>
           </w:p>
         </w:tc>
@@ -20590,7 +18308,7 @@
                 <w:b w:val="0"/>
                 <w:sz w:val="16"/>
               </w:rPr>
-              <w:t>IB17C1</w:t>
+              <w:t>IA13XA</w:t>
             </w:r>
           </w:p>
         </w:tc>
@@ -20605,7 +18323,7 @@
                 <w:b w:val="0"/>
                 <w:sz w:val="16"/>
               </w:rPr>
-              <w:t>montare generator de curent, trifazat, diesel, ...</w:t>
+              <w:t>montaj recuperator de caldura min 185 mc/h</w:t>
             </w:r>
           </w:p>
         </w:tc>
@@ -20668,7 +18386,7 @@
                 <w:b w:val="0"/>
                 <w:sz w:val="16"/>
               </w:rPr>
-              <w:t>127</w:t>
+              <w:t>113</w:t>
             </w:r>
           </w:p>
         </w:tc>
@@ -20754,7 +18472,7 @@
                 <w:b w:val="0"/>
                 <w:sz w:val="16"/>
               </w:rPr>
-              <w:t>IA01D01</w:t>
+              <w:t>IA13XA</w:t>
             </w:r>
           </w:p>
         </w:tc>
@@ -20769,7 +18487,7 @@
                 <w:b w:val="0"/>
                 <w:sz w:val="16"/>
               </w:rPr>
-              <w:t>montare aeroterma pe agent termic</w:t>
+              <w:t>montaj recuperator de caldura min 1100 mc/h gre...</w:t>
             </w:r>
           </w:p>
         </w:tc>
@@ -20799,7 +18517,7 @@
                 <w:b w:val="0"/>
                 <w:sz w:val="16"/>
               </w:rPr>
-              <w:t>3.0</w:t>
+              <w:t>2.0</w:t>
             </w:r>
           </w:p>
         </w:tc>
@@ -20832,7 +18550,7 @@
                 <w:b w:val="0"/>
                 <w:sz w:val="16"/>
               </w:rPr>
-              <w:t>128</w:t>
+              <w:t>114</w:t>
             </w:r>
           </w:p>
         </w:tc>
@@ -20918,7 +18636,7 @@
                 <w:b w:val="0"/>
                 <w:sz w:val="16"/>
               </w:rPr>
-              <w:t>RPIA23G</w:t>
+              <w:t>IA01D01</w:t>
             </w:r>
           </w:p>
         </w:tc>
@@ -20933,7 +18651,7 @@
                 <w:b w:val="0"/>
                 <w:sz w:val="16"/>
               </w:rPr>
-              <w:t>montat puffer 300 litri</w:t>
+              <w:t>montare aeroterma pe agent termic</w:t>
             </w:r>
           </w:p>
         </w:tc>
@@ -20963,7 +18681,7 @@
                 <w:b w:val="0"/>
                 <w:sz w:val="16"/>
               </w:rPr>
-              <w:t>1.0</w:t>
+              <w:t>3.0</w:t>
             </w:r>
           </w:p>
         </w:tc>
@@ -20996,7 +18714,7 @@
                 <w:b w:val="0"/>
                 <w:sz w:val="16"/>
               </w:rPr>
-              <w:t>129</w:t>
+              <w:t>115</w:t>
             </w:r>
           </w:p>
         </w:tc>
@@ -21082,7 +18800,7 @@
                 <w:b w:val="0"/>
                 <w:sz w:val="16"/>
               </w:rPr>
-              <w:t>RCSB15A</w:t>
+              <w:t>ID03A01</w:t>
             </w:r>
           </w:p>
         </w:tc>
@@ -21097,7 +18815,7 @@
                 <w:b w:val="0"/>
                 <w:sz w:val="16"/>
               </w:rPr>
-              <w:t>montare sursa suplimentara de incalzire (incalz...</w:t>
+              <w:t>montare pompa caldura inverter incalzire- racir...</w:t>
             </w:r>
           </w:p>
         </w:tc>
@@ -21127,7 +18845,7 @@
                 <w:b w:val="0"/>
                 <w:sz w:val="16"/>
               </w:rPr>
-              <w:t>1.0</w:t>
+              <w:t>11.0</w:t>
             </w:r>
           </w:p>
         </w:tc>
@@ -21160,7 +18878,7 @@
                 <w:b w:val="0"/>
                 <w:sz w:val="16"/>
               </w:rPr>
-              <w:t>130</w:t>
+              <w:t>116</w:t>
             </w:r>
           </w:p>
         </w:tc>
@@ -21246,7 +18964,7 @@
                 <w:b w:val="0"/>
                 <w:sz w:val="16"/>
               </w:rPr>
-              <w:t>IA13XA</w:t>
+              <w:t>RCSB15A</w:t>
             </w:r>
           </w:p>
         </w:tc>
@@ -21261,7 +18979,7 @@
                 <w:b w:val="0"/>
                 <w:sz w:val="16"/>
               </w:rPr>
-              <w:t>montaj recuperator de caldura min 185 mc/h</w:t>
+              <w:t>montare sursa suplimentara de incalzire (incalz...</w:t>
             </w:r>
           </w:p>
         </w:tc>
@@ -21324,7 +19042,7 @@
                 <w:b w:val="0"/>
                 <w:sz w:val="16"/>
               </w:rPr>
-              <w:t>131</w:t>
+              <w:t>117</w:t>
             </w:r>
           </w:p>
         </w:tc>
@@ -21410,7 +19128,7 @@
                 <w:b w:val="0"/>
                 <w:sz w:val="16"/>
               </w:rPr>
-              <w:t>IA13XA</w:t>
+              <w:t>IB17C1</w:t>
             </w:r>
           </w:p>
         </w:tc>
@@ -21425,7 +19143,7 @@
                 <w:b w:val="0"/>
                 <w:sz w:val="16"/>
               </w:rPr>
-              <w:t>montaj recuperator de caldura min 1100 mc/h gre...</w:t>
+              <w:t>montare generator de curent, trifazat, diesel, ...</w:t>
             </w:r>
           </w:p>
         </w:tc>
@@ -21455,7 +19173,7 @@
                 <w:b w:val="0"/>
                 <w:sz w:val="16"/>
               </w:rPr>
-              <w:t>2.0</w:t>
+              <w:t>1.0</w:t>
             </w:r>
           </w:p>
         </w:tc>
@@ -21488,7 +19206,7 @@
                 <w:b w:val="0"/>
                 <w:sz w:val="16"/>
               </w:rPr>
-              <w:t>132</w:t>
+              <w:t>118</w:t>
             </w:r>
           </w:p>
         </w:tc>
@@ -21574,7 +19292,7 @@
                 <w:b w:val="0"/>
                 <w:sz w:val="16"/>
               </w:rPr>
-              <w:t>ID03A01</w:t>
+              <w:t>RPIA23G</w:t>
             </w:r>
           </w:p>
         </w:tc>
@@ -21589,7 +19307,7 @@
                 <w:b w:val="0"/>
                 <w:sz w:val="16"/>
               </w:rPr>
-              <w:t>montare pompa caldura inverter incalzire- racir...</w:t>
+              <w:t>montat puffer 300 litri</w:t>
             </w:r>
           </w:p>
         </w:tc>
@@ -21619,7 +19337,7 @@
                 <w:b w:val="0"/>
                 <w:sz w:val="16"/>
               </w:rPr>
-              <w:t>11.0</w:t>
+              <w:t>1.0</w:t>
             </w:r>
           </w:p>
         </w:tc>
@@ -21652,7 +19370,7 @@
                 <w:b w:val="0"/>
                 <w:sz w:val="16"/>
               </w:rPr>
-              <w:t>133</w:t>
+              <w:t>119</w:t>
             </w:r>
           </w:p>
         </w:tc>
@@ -21816,7 +19534,7 @@
                 <w:b w:val="0"/>
                 <w:sz w:val="16"/>
               </w:rPr>
-              <w:t>134</w:t>
+              <w:t>120</w:t>
             </w:r>
           </w:p>
         </w:tc>
@@ -22149,7 +19867,7 @@
                 <w:b w:val="0"/>
                 <w:sz w:val="16"/>
               </w:rPr>
-              <w:t>136</w:t>
+              <w:t>122</w:t>
             </w:r>
           </w:p>
         </w:tc>

--- a/output_AO/Raport_Oferta_2.docx
+++ b/output_AO/Raport_Oferta_2.docx
@@ -42,7 +42,7 @@
         <w:rPr>
           <w:b/>
         </w:rPr>
-        <w:t>Devize: 2.1, 2.2, 2.3, 2.4, 2.6, 3.1, 3.2, 3.3, 3.4, 4.2, 9.1, 4.1</w:t>
+        <w:t>Devize: 2.1, 2.2, 2.3, 2.4, 2.6, 3.1, 3.2, 3.3, 3.4, 4.2, 6.1, 9.1, 4.1</w:t>
       </w:r>
     </w:p>
     <w:tbl>
@@ -530,6 +530,1518 @@
       <w:tr>
         <w:tc>
           <w:tcPr>
+            <w:tcW w:type="dxa" w:w="397"/>
+            <w:shd w:fill="FFCC99" w:val="clear"/>
+          </w:tcPr>
+          <w:p>
+            <w:r>
+              <w:rPr>
+                <w:b w:val="0"/>
+                <w:sz w:val="16"/>
+              </w:rPr>
+              <w:t>2</w:t>
+            </w:r>
+          </w:p>
+        </w:tc>
+        <w:tc>
+          <w:tcPr>
+            <w:tcW w:type="dxa" w:w="1701"/>
+            <w:shd w:fill="FFCC99" w:val="clear"/>
+          </w:tcPr>
+          <w:p>
+            <w:r>
+              <w:rPr>
+                <w:b w:val="0"/>
+                <w:sz w:val="16"/>
+              </w:rPr>
+              <w:t>2.1 - ARHITECTURA - LUCRARI NOI</w:t>
+            </w:r>
+          </w:p>
+        </w:tc>
+        <w:tc>
+          <w:tcPr>
+            <w:tcW w:type="dxa" w:w="850"/>
+            <w:shd w:fill="FFCC99" w:val="clear"/>
+          </w:tcPr>
+          <w:p>
+            <w:r>
+              <w:rPr>
+                <w:b w:val="0"/>
+                <w:sz w:val="16"/>
+              </w:rPr>
+              <w:t>$20012940</w:t>
+            </w:r>
+          </w:p>
+        </w:tc>
+        <w:tc>
+          <w:tcPr>
+            <w:tcW w:type="dxa" w:w="1984"/>
+            <w:shd w:fill="FFCC99" w:val="clear"/>
+          </w:tcPr>
+          <w:p>
+            <w:r>
+              <w:rPr>
+                <w:b w:val="0"/>
+                <w:sz w:val="16"/>
+              </w:rPr>
+              <w:t>placa polistiren extrudat xps, 10 cm gros total in</w:t>
+            </w:r>
+          </w:p>
+        </w:tc>
+        <w:tc>
+          <w:tcPr>
+            <w:tcW w:type="dxa" w:w="454"/>
+            <w:shd w:fill="FFCC99" w:val="clear"/>
+          </w:tcPr>
+          <w:p>
+            <w:r>
+              <w:rPr>
+                <w:b w:val="0"/>
+                <w:sz w:val="16"/>
+              </w:rPr>
+              <w:t>mp</w:t>
+            </w:r>
+          </w:p>
+        </w:tc>
+        <w:tc>
+          <w:tcPr>
+            <w:tcW w:type="dxa" w:w="680"/>
+            <w:shd w:fill="FFCC99" w:val="clear"/>
+          </w:tcPr>
+          <w:p>
+            <w:r>
+              <w:rPr>
+                <w:b w:val="0"/>
+                <w:sz w:val="16"/>
+              </w:rPr>
+              <w:t>222.2</w:t>
+            </w:r>
+          </w:p>
+        </w:tc>
+        <w:tc>
+          <w:tcPr>
+            <w:tcW w:type="dxa" w:w="850"/>
+            <w:shd w:fill="FFCC99" w:val="clear"/>
+          </w:tcPr>
+          <w:p>
+            <w:r>
+              <w:rPr>
+                <w:b w:val="0"/>
+                <w:sz w:val="16"/>
+              </w:rPr>
+              <w:t>$20012940</w:t>
+            </w:r>
+          </w:p>
+        </w:tc>
+        <w:tc>
+          <w:tcPr>
+            <w:tcW w:type="dxa" w:w="1984"/>
+            <w:shd w:fill="FFCC99" w:val="clear"/>
+          </w:tcPr>
+          <w:p>
+            <w:r>
+              <w:rPr>
+                <w:b w:val="0"/>
+                <w:sz w:val="16"/>
+              </w:rPr>
+              <w:t>Deviz 3.1</w:t>
+            </w:r>
+          </w:p>
+        </w:tc>
+        <w:tc>
+          <w:tcPr>
+            <w:tcW w:type="dxa" w:w="454"/>
+            <w:shd w:fill="FFCC99" w:val="clear"/>
+          </w:tcPr>
+          <w:p>
+            <w:r>
+              <w:rPr>
+                <w:b w:val="0"/>
+                <w:sz w:val="16"/>
+              </w:rPr>
+              <w:t>mp</w:t>
+            </w:r>
+          </w:p>
+        </w:tc>
+        <w:tc>
+          <w:tcPr>
+            <w:tcW w:type="dxa" w:w="680"/>
+            <w:shd w:fill="FFCC99" w:val="clear"/>
+          </w:tcPr>
+          <w:p>
+            <w:r>
+              <w:rPr>
+                <w:b w:val="0"/>
+                <w:sz w:val="16"/>
+              </w:rPr>
+              <w:t>163.62</w:t>
+            </w:r>
+          </w:p>
+        </w:tc>
+        <w:tc>
+          <w:tcPr>
+            <w:tcW w:type="dxa" w:w="3572"/>
+            <w:shd w:fill="FFCC99" w:val="clear"/>
+          </w:tcPr>
+          <w:p>
+            <w:r>
+              <w:rPr>
+                <w:b w:val="0"/>
+                <w:color w:val="CC0000"/>
+                <w:sz w:val="16"/>
+              </w:rPr>
+              <w:t>ORPHAN: Cod '$20012940' identic, dar categorii DIFERITE. Cod $20012940: REF categoriei 2.1 =&gt; OFERTA categoriei 3.1. VERIFICARE MANUALA NECESARA!</w:t>
+            </w:r>
+          </w:p>
+        </w:tc>
+      </w:tr>
+      <w:tr>
+        <w:tc>
+          <w:tcPr>
+            <w:tcW w:type="dxa" w:w="397"/>
+            <w:shd w:fill="FFCC99" w:val="clear"/>
+          </w:tcPr>
+          <w:p>
+            <w:r>
+              <w:rPr>
+                <w:b w:val="0"/>
+                <w:sz w:val="16"/>
+              </w:rPr>
+              <w:t>3</w:t>
+            </w:r>
+          </w:p>
+        </w:tc>
+        <w:tc>
+          <w:tcPr>
+            <w:tcW w:type="dxa" w:w="1701"/>
+            <w:shd w:fill="FFCC99" w:val="clear"/>
+          </w:tcPr>
+          <w:p>
+            <w:r>
+              <w:rPr>
+                <w:b w:val="0"/>
+                <w:sz w:val="16"/>
+              </w:rPr>
+              <w:t>2.1 - ARHITECTURA - LUCRARI NOI</w:t>
+            </w:r>
+          </w:p>
+        </w:tc>
+        <w:tc>
+          <w:tcPr>
+            <w:tcW w:type="dxa" w:w="850"/>
+            <w:shd w:fill="FFCC99" w:val="clear"/>
+          </w:tcPr>
+          <w:p>
+            <w:r>
+              <w:rPr>
+                <w:b w:val="0"/>
+                <w:sz w:val="16"/>
+              </w:rPr>
+              <w:t>PF01XA</w:t>
+            </w:r>
+          </w:p>
+        </w:tc>
+        <w:tc>
+          <w:tcPr>
+            <w:tcW w:type="dxa" w:w="1984"/>
+            <w:shd w:fill="FFCC99" w:val="clear"/>
+          </w:tcPr>
+          <w:p>
+            <w:r>
+              <w:rPr>
+                <w:b w:val="0"/>
+                <w:sz w:val="16"/>
+              </w:rPr>
+              <w:t>mortar de tinci</w:t>
+            </w:r>
+          </w:p>
+        </w:tc>
+        <w:tc>
+          <w:tcPr>
+            <w:tcW w:type="dxa" w:w="454"/>
+            <w:shd w:fill="FFCC99" w:val="clear"/>
+          </w:tcPr>
+          <w:p>
+            <w:r>
+              <w:rPr>
+                <w:b w:val="0"/>
+                <w:sz w:val="16"/>
+              </w:rPr>
+              <w:t>mp</w:t>
+            </w:r>
+          </w:p>
+        </w:tc>
+        <w:tc>
+          <w:tcPr>
+            <w:tcW w:type="dxa" w:w="680"/>
+            <w:shd w:fill="FFCC99" w:val="clear"/>
+          </w:tcPr>
+          <w:p>
+            <w:r>
+              <w:rPr>
+                <w:b w:val="0"/>
+                <w:sz w:val="16"/>
+              </w:rPr>
+              <w:t>2036.0</w:t>
+            </w:r>
+          </w:p>
+        </w:tc>
+        <w:tc>
+          <w:tcPr>
+            <w:tcW w:type="dxa" w:w="850"/>
+            <w:shd w:fill="FFCC99" w:val="clear"/>
+          </w:tcPr>
+          <w:p>
+            <w:r>
+              <w:rPr>
+                <w:b w:val="0"/>
+                <w:sz w:val="16"/>
+              </w:rPr>
+              <w:t>PF01XA</w:t>
+            </w:r>
+          </w:p>
+        </w:tc>
+        <w:tc>
+          <w:tcPr>
+            <w:tcW w:type="dxa" w:w="1984"/>
+            <w:shd w:fill="FFCC99" w:val="clear"/>
+          </w:tcPr>
+          <w:p>
+            <w:r>
+              <w:rPr>
+                <w:b w:val="0"/>
+                <w:sz w:val="16"/>
+              </w:rPr>
+              <w:t>Deviz 3.1</w:t>
+            </w:r>
+          </w:p>
+        </w:tc>
+        <w:tc>
+          <w:tcPr>
+            <w:tcW w:type="dxa" w:w="454"/>
+            <w:shd w:fill="FFCC99" w:val="clear"/>
+          </w:tcPr>
+          <w:p>
+            <w:r>
+              <w:rPr>
+                <w:b w:val="0"/>
+                <w:sz w:val="16"/>
+              </w:rPr>
+              <w:t>mp</w:t>
+            </w:r>
+          </w:p>
+        </w:tc>
+        <w:tc>
+          <w:tcPr>
+            <w:tcW w:type="dxa" w:w="680"/>
+            <w:shd w:fill="FFCC99" w:val="clear"/>
+          </w:tcPr>
+          <w:p>
+            <w:r>
+              <w:rPr>
+                <w:b w:val="0"/>
+                <w:sz w:val="16"/>
+              </w:rPr>
+              <w:t>440.0</w:t>
+            </w:r>
+          </w:p>
+        </w:tc>
+        <w:tc>
+          <w:tcPr>
+            <w:tcW w:type="dxa" w:w="3572"/>
+            <w:shd w:fill="FFCC99" w:val="clear"/>
+          </w:tcPr>
+          <w:p>
+            <w:r>
+              <w:rPr>
+                <w:b w:val="0"/>
+                <w:color w:val="CC0000"/>
+                <w:sz w:val="16"/>
+              </w:rPr>
+              <w:t>ORPHAN: Cod 'PF01XA' identic, dar categorii DIFERITE. Cod PF01XA: REF categoriei 2.1 =&gt; OFERTA categoriei 3.1. VERIFICARE MANUALA NECESARA!</w:t>
+            </w:r>
+          </w:p>
+        </w:tc>
+      </w:tr>
+      <w:tr>
+        <w:tc>
+          <w:tcPr>
+            <w:tcW w:type="dxa" w:w="397"/>
+            <w:shd w:fill="FFCC99" w:val="clear"/>
+          </w:tcPr>
+          <w:p>
+            <w:r>
+              <w:rPr>
+                <w:b w:val="0"/>
+                <w:sz w:val="16"/>
+              </w:rPr>
+              <w:t>4</w:t>
+            </w:r>
+          </w:p>
+        </w:tc>
+        <w:tc>
+          <w:tcPr>
+            <w:tcW w:type="dxa" w:w="1701"/>
+            <w:shd w:fill="FFCC99" w:val="clear"/>
+          </w:tcPr>
+          <w:p>
+            <w:r>
+              <w:rPr>
+                <w:b w:val="0"/>
+                <w:sz w:val="16"/>
+              </w:rPr>
+              <w:t>2.1 - ARHITECTURA - LUCRARI NOI</w:t>
+            </w:r>
+          </w:p>
+        </w:tc>
+        <w:tc>
+          <w:tcPr>
+            <w:tcW w:type="dxa" w:w="850"/>
+            <w:shd w:fill="FFCC99" w:val="clear"/>
+          </w:tcPr>
+          <w:p>
+            <w:r>
+              <w:rPr>
+                <w:b w:val="0"/>
+                <w:sz w:val="16"/>
+              </w:rPr>
+              <w:t>PF01XA</w:t>
+            </w:r>
+          </w:p>
+        </w:tc>
+        <w:tc>
+          <w:tcPr>
+            <w:tcW w:type="dxa" w:w="1984"/>
+            <w:shd w:fill="FFCC99" w:val="clear"/>
+          </w:tcPr>
+          <w:p>
+            <w:r>
+              <w:rPr>
+                <w:b w:val="0"/>
+                <w:sz w:val="16"/>
+              </w:rPr>
+              <w:t>mortar de tinci</w:t>
+            </w:r>
+          </w:p>
+        </w:tc>
+        <w:tc>
+          <w:tcPr>
+            <w:tcW w:type="dxa" w:w="454"/>
+            <w:shd w:fill="FFCC99" w:val="clear"/>
+          </w:tcPr>
+          <w:p>
+            <w:r>
+              <w:rPr>
+                <w:b w:val="0"/>
+                <w:sz w:val="16"/>
+              </w:rPr>
+              <w:t>mp</w:t>
+            </w:r>
+          </w:p>
+        </w:tc>
+        <w:tc>
+          <w:tcPr>
+            <w:tcW w:type="dxa" w:w="680"/>
+            <w:shd w:fill="FFCC99" w:val="clear"/>
+          </w:tcPr>
+          <w:p>
+            <w:r>
+              <w:rPr>
+                <w:b w:val="0"/>
+                <w:sz w:val="16"/>
+              </w:rPr>
+              <w:t>2036.0</w:t>
+            </w:r>
+          </w:p>
+        </w:tc>
+        <w:tc>
+          <w:tcPr>
+            <w:tcW w:type="dxa" w:w="850"/>
+            <w:shd w:fill="FFCC99" w:val="clear"/>
+          </w:tcPr>
+          <w:p>
+            <w:r>
+              <w:rPr>
+                <w:b w:val="0"/>
+                <w:sz w:val="16"/>
+              </w:rPr>
+              <w:t>PF01XA</w:t>
+            </w:r>
+          </w:p>
+        </w:tc>
+        <w:tc>
+          <w:tcPr>
+            <w:tcW w:type="dxa" w:w="1984"/>
+            <w:shd w:fill="FFCC99" w:val="clear"/>
+          </w:tcPr>
+          <w:p>
+            <w:r>
+              <w:rPr>
+                <w:b w:val="0"/>
+                <w:sz w:val="16"/>
+              </w:rPr>
+              <w:t>Deviz 6.1</w:t>
+            </w:r>
+          </w:p>
+        </w:tc>
+        <w:tc>
+          <w:tcPr>
+            <w:tcW w:type="dxa" w:w="454"/>
+            <w:shd w:fill="FFCC99" w:val="clear"/>
+          </w:tcPr>
+          <w:p>
+            <w:r>
+              <w:rPr>
+                <w:b w:val="0"/>
+                <w:sz w:val="16"/>
+              </w:rPr>
+              <w:t>mp</w:t>
+            </w:r>
+          </w:p>
+        </w:tc>
+        <w:tc>
+          <w:tcPr>
+            <w:tcW w:type="dxa" w:w="680"/>
+            <w:shd w:fill="FFCC99" w:val="clear"/>
+          </w:tcPr>
+          <w:p>
+            <w:r>
+              <w:rPr>
+                <w:b w:val="0"/>
+                <w:sz w:val="16"/>
+              </w:rPr>
+              <w:t>179.0</w:t>
+            </w:r>
+          </w:p>
+        </w:tc>
+        <w:tc>
+          <w:tcPr>
+            <w:tcW w:type="dxa" w:w="3572"/>
+            <w:shd w:fill="FFCC99" w:val="clear"/>
+          </w:tcPr>
+          <w:p>
+            <w:r>
+              <w:rPr>
+                <w:b w:val="0"/>
+                <w:color w:val="CC0000"/>
+                <w:sz w:val="16"/>
+              </w:rPr>
+              <w:t>ORPHAN: Cod 'PF01XA' identic, dar categorii DIFERITE. Cod PF01XA: REF categoriei 2.1 =&gt; OFERTA categoriei 6.1. VERIFICARE MANUALA NECESARA!</w:t>
+            </w:r>
+          </w:p>
+        </w:tc>
+      </w:tr>
+      <w:tr>
+        <w:tc>
+          <w:tcPr>
+            <w:tcW w:type="dxa" w:w="397"/>
+            <w:shd w:fill="FFCC99" w:val="clear"/>
+          </w:tcPr>
+          <w:p>
+            <w:r>
+              <w:rPr>
+                <w:b w:val="0"/>
+                <w:sz w:val="16"/>
+              </w:rPr>
+              <w:t>5</w:t>
+            </w:r>
+          </w:p>
+        </w:tc>
+        <w:tc>
+          <w:tcPr>
+            <w:tcW w:type="dxa" w:w="1701"/>
+            <w:shd w:fill="FFCC99" w:val="clear"/>
+          </w:tcPr>
+          <w:p>
+            <w:r>
+              <w:rPr>
+                <w:b w:val="0"/>
+                <w:sz w:val="16"/>
+              </w:rPr>
+              <w:t>2.1 - ARHITECTURA - LUCRARI NOI</w:t>
+            </w:r>
+          </w:p>
+        </w:tc>
+        <w:tc>
+          <w:tcPr>
+            <w:tcW w:type="dxa" w:w="850"/>
+            <w:shd w:fill="FFCC99" w:val="clear"/>
+          </w:tcPr>
+          <w:p>
+            <w:r>
+              <w:rPr>
+                <w:b w:val="0"/>
+                <w:sz w:val="16"/>
+              </w:rPr>
+              <w:t>CO03A01</w:t>
+            </w:r>
+          </w:p>
+        </w:tc>
+        <w:tc>
+          <w:tcPr>
+            <w:tcW w:type="dxa" w:w="1984"/>
+            <w:shd w:fill="FFCC99" w:val="clear"/>
+          </w:tcPr>
+          <w:p>
+            <w:r>
+              <w:rPr>
+                <w:b w:val="0"/>
+                <w:sz w:val="16"/>
+              </w:rPr>
+              <w:t>dop de bitum deviz '2.1' - formular f3</w:t>
+            </w:r>
+          </w:p>
+        </w:tc>
+        <w:tc>
+          <w:tcPr>
+            <w:tcW w:type="dxa" w:w="454"/>
+            <w:shd w:fill="FFCC99" w:val="clear"/>
+          </w:tcPr>
+          <w:p>
+            <w:r>
+              <w:rPr>
+                <w:b w:val="0"/>
+                <w:sz w:val="16"/>
+              </w:rPr>
+              <w:t>ml</w:t>
+            </w:r>
+          </w:p>
+        </w:tc>
+        <w:tc>
+          <w:tcPr>
+            <w:tcW w:type="dxa" w:w="680"/>
+            <w:shd w:fill="FFCC99" w:val="clear"/>
+          </w:tcPr>
+          <w:p>
+            <w:r>
+              <w:rPr>
+                <w:b w:val="0"/>
+                <w:sz w:val="16"/>
+              </w:rPr>
+              <w:t>320.0</w:t>
+            </w:r>
+          </w:p>
+        </w:tc>
+        <w:tc>
+          <w:tcPr>
+            <w:tcW w:type="dxa" w:w="850"/>
+            <w:shd w:fill="FFCC99" w:val="clear"/>
+          </w:tcPr>
+          <w:p>
+            <w:r>
+              <w:rPr>
+                <w:b w:val="0"/>
+                <w:sz w:val="16"/>
+              </w:rPr>
+              <w:t>CO03A01</w:t>
+            </w:r>
+          </w:p>
+        </w:tc>
+        <w:tc>
+          <w:tcPr>
+            <w:tcW w:type="dxa" w:w="1984"/>
+            <w:shd w:fill="FFCC99" w:val="clear"/>
+          </w:tcPr>
+          <w:p>
+            <w:r>
+              <w:rPr>
+                <w:b w:val="0"/>
+                <w:sz w:val="16"/>
+              </w:rPr>
+              <w:t>Deviz 3.1</w:t>
+            </w:r>
+          </w:p>
+        </w:tc>
+        <w:tc>
+          <w:tcPr>
+            <w:tcW w:type="dxa" w:w="454"/>
+            <w:shd w:fill="FFCC99" w:val="clear"/>
+          </w:tcPr>
+          <w:p>
+            <w:r>
+              <w:rPr>
+                <w:b w:val="0"/>
+                <w:sz w:val="16"/>
+              </w:rPr>
+              <w:t>ml</w:t>
+            </w:r>
+          </w:p>
+        </w:tc>
+        <w:tc>
+          <w:tcPr>
+            <w:tcW w:type="dxa" w:w="680"/>
+            <w:shd w:fill="FFCC99" w:val="clear"/>
+          </w:tcPr>
+          <w:p>
+            <w:r>
+              <w:rPr>
+                <w:b w:val="0"/>
+                <w:sz w:val="16"/>
+              </w:rPr>
+              <w:t>56.0</w:t>
+            </w:r>
+          </w:p>
+        </w:tc>
+        <w:tc>
+          <w:tcPr>
+            <w:tcW w:type="dxa" w:w="3572"/>
+            <w:shd w:fill="FFCC99" w:val="clear"/>
+          </w:tcPr>
+          <w:p>
+            <w:r>
+              <w:rPr>
+                <w:b w:val="0"/>
+                <w:color w:val="CC0000"/>
+                <w:sz w:val="16"/>
+              </w:rPr>
+              <w:t>ORPHAN: Cod 'CO03A01' identic, dar categorii DIFERITE. Cod CO03A01: REF categoriei 2.1 =&gt; OFERTA categoriei 3.1. VERIFICARE MANUALA NECESARA!</w:t>
+            </w:r>
+          </w:p>
+        </w:tc>
+      </w:tr>
+      <w:tr>
+        <w:tc>
+          <w:tcPr>
+            <w:tcW w:type="dxa" w:w="397"/>
+            <w:shd w:fill="FFCC99" w:val="clear"/>
+          </w:tcPr>
+          <w:p>
+            <w:r>
+              <w:rPr>
+                <w:b w:val="0"/>
+                <w:sz w:val="16"/>
+              </w:rPr>
+              <w:t>6</w:t>
+            </w:r>
+          </w:p>
+        </w:tc>
+        <w:tc>
+          <w:tcPr>
+            <w:tcW w:type="dxa" w:w="1701"/>
+            <w:shd w:fill="FFCC99" w:val="clear"/>
+          </w:tcPr>
+          <w:p>
+            <w:r>
+              <w:rPr>
+                <w:b w:val="0"/>
+                <w:sz w:val="16"/>
+              </w:rPr>
+              <w:t>2.1 - ARHITECTURA - LUCRARI NOI</w:t>
+            </w:r>
+          </w:p>
+        </w:tc>
+        <w:tc>
+          <w:tcPr>
+            <w:tcW w:type="dxa" w:w="850"/>
+            <w:shd w:fill="FFCC99" w:val="clear"/>
+          </w:tcPr>
+          <w:p>
+            <w:r>
+              <w:rPr>
+                <w:b w:val="0"/>
+                <w:sz w:val="16"/>
+              </w:rPr>
+              <w:t>IZF12XE</w:t>
+            </w:r>
+          </w:p>
+        </w:tc>
+        <w:tc>
+          <w:tcPr>
+            <w:tcW w:type="dxa" w:w="1984"/>
+            <w:shd w:fill="FFCC99" w:val="clear"/>
+          </w:tcPr>
+          <w:p>
+            <w:r>
+              <w:rPr>
+                <w:b w:val="0"/>
+                <w:sz w:val="16"/>
+              </w:rPr>
+              <w:t>sapa de egalizare 3-5 cm</w:t>
+            </w:r>
+          </w:p>
+        </w:tc>
+        <w:tc>
+          <w:tcPr>
+            <w:tcW w:type="dxa" w:w="454"/>
+            <w:shd w:fill="FFCC99" w:val="clear"/>
+          </w:tcPr>
+          <w:p>
+            <w:r>
+              <w:rPr>
+                <w:b w:val="0"/>
+                <w:sz w:val="16"/>
+              </w:rPr>
+              <w:t>mp</w:t>
+            </w:r>
+          </w:p>
+        </w:tc>
+        <w:tc>
+          <w:tcPr>
+            <w:tcW w:type="dxa" w:w="680"/>
+            <w:shd w:fill="FFCC99" w:val="clear"/>
+          </w:tcPr>
+          <w:p>
+            <w:r>
+              <w:rPr>
+                <w:b w:val="0"/>
+                <w:sz w:val="16"/>
+              </w:rPr>
+              <w:t>1561.0</w:t>
+            </w:r>
+          </w:p>
+        </w:tc>
+        <w:tc>
+          <w:tcPr>
+            <w:tcW w:type="dxa" w:w="850"/>
+            <w:shd w:fill="FFCC99" w:val="clear"/>
+          </w:tcPr>
+          <w:p>
+            <w:r>
+              <w:rPr>
+                <w:b w:val="0"/>
+                <w:sz w:val="16"/>
+              </w:rPr>
+              <w:t>IZF12XE</w:t>
+            </w:r>
+          </w:p>
+        </w:tc>
+        <w:tc>
+          <w:tcPr>
+            <w:tcW w:type="dxa" w:w="1984"/>
+            <w:shd w:fill="FFCC99" w:val="clear"/>
+          </w:tcPr>
+          <w:p>
+            <w:r>
+              <w:rPr>
+                <w:b w:val="0"/>
+                <w:sz w:val="16"/>
+              </w:rPr>
+              <w:t>Deviz 3.1</w:t>
+            </w:r>
+          </w:p>
+        </w:tc>
+        <w:tc>
+          <w:tcPr>
+            <w:tcW w:type="dxa" w:w="454"/>
+            <w:shd w:fill="FFCC99" w:val="clear"/>
+          </w:tcPr>
+          <w:p>
+            <w:r>
+              <w:rPr>
+                <w:b w:val="0"/>
+                <w:sz w:val="16"/>
+              </w:rPr>
+              <w:t>mp</w:t>
+            </w:r>
+          </w:p>
+        </w:tc>
+        <w:tc>
+          <w:tcPr>
+            <w:tcW w:type="dxa" w:w="680"/>
+            <w:shd w:fill="FFCC99" w:val="clear"/>
+          </w:tcPr>
+          <w:p>
+            <w:r>
+              <w:rPr>
+                <w:b w:val="0"/>
+                <w:sz w:val="16"/>
+              </w:rPr>
+              <w:t>385.0</w:t>
+            </w:r>
+          </w:p>
+        </w:tc>
+        <w:tc>
+          <w:tcPr>
+            <w:tcW w:type="dxa" w:w="3572"/>
+            <w:shd w:fill="FFCC99" w:val="clear"/>
+          </w:tcPr>
+          <w:p>
+            <w:r>
+              <w:rPr>
+                <w:b w:val="0"/>
+                <w:color w:val="CC0000"/>
+                <w:sz w:val="16"/>
+              </w:rPr>
+              <w:t>ORPHAN: Cod 'IZF12XE' identic, dar categorii DIFERITE. Cod IZF12XE: REF categoriei 2.1 =&gt; OFERTA categoriei 3.1. VERIFICARE MANUALA NECESARA!</w:t>
+            </w:r>
+          </w:p>
+        </w:tc>
+      </w:tr>
+      <w:tr>
+        <w:tc>
+          <w:tcPr>
+            <w:tcW w:type="dxa" w:w="397"/>
+            <w:shd w:fill="FFCC99" w:val="clear"/>
+          </w:tcPr>
+          <w:p>
+            <w:r>
+              <w:rPr>
+                <w:b w:val="0"/>
+                <w:sz w:val="16"/>
+              </w:rPr>
+              <w:t>7</w:t>
+            </w:r>
+          </w:p>
+        </w:tc>
+        <w:tc>
+          <w:tcPr>
+            <w:tcW w:type="dxa" w:w="1701"/>
+            <w:shd w:fill="FFCC99" w:val="clear"/>
+          </w:tcPr>
+          <w:p>
+            <w:r>
+              <w:rPr>
+                <w:b w:val="0"/>
+                <w:sz w:val="16"/>
+              </w:rPr>
+              <w:t>2.1 - ARHITECTURA - LUCRARI NOI</w:t>
+            </w:r>
+          </w:p>
+        </w:tc>
+        <w:tc>
+          <w:tcPr>
+            <w:tcW w:type="dxa" w:w="850"/>
+            <w:shd w:fill="FFCC99" w:val="clear"/>
+          </w:tcPr>
+          <w:p>
+            <w:r>
+              <w:rPr>
+                <w:b w:val="0"/>
+                <w:sz w:val="16"/>
+              </w:rPr>
+              <w:t>CO01A01</w:t>
+            </w:r>
+          </w:p>
+        </w:tc>
+        <w:tc>
+          <w:tcPr>
+            <w:tcW w:type="dxa" w:w="1984"/>
+            <w:shd w:fill="FFCC99" w:val="clear"/>
+          </w:tcPr>
+          <w:p>
+            <w:r>
+              <w:rPr>
+                <w:b w:val="0"/>
+                <w:sz w:val="16"/>
+              </w:rPr>
+              <w:t>trotuar de garda beton (latime variabila) cu urmat</w:t>
+            </w:r>
+          </w:p>
+        </w:tc>
+        <w:tc>
+          <w:tcPr>
+            <w:tcW w:type="dxa" w:w="454"/>
+            <w:shd w:fill="FFCC99" w:val="clear"/>
+          </w:tcPr>
+          <w:p>
+            <w:r>
+              <w:rPr>
+                <w:b w:val="0"/>
+                <w:sz w:val="16"/>
+              </w:rPr>
+              <w:t>mp</w:t>
+            </w:r>
+          </w:p>
+        </w:tc>
+        <w:tc>
+          <w:tcPr>
+            <w:tcW w:type="dxa" w:w="680"/>
+            <w:shd w:fill="FFCC99" w:val="clear"/>
+          </w:tcPr>
+          <w:p>
+            <w:r>
+              <w:rPr>
+                <w:b w:val="0"/>
+                <w:sz w:val="16"/>
+              </w:rPr>
+              <w:t>82.0</w:t>
+            </w:r>
+          </w:p>
+        </w:tc>
+        <w:tc>
+          <w:tcPr>
+            <w:tcW w:type="dxa" w:w="850"/>
+            <w:shd w:fill="FFCC99" w:val="clear"/>
+          </w:tcPr>
+          <w:p>
+            <w:r>
+              <w:rPr>
+                <w:b w:val="0"/>
+                <w:sz w:val="16"/>
+              </w:rPr>
+              <w:t>CO01A01</w:t>
+            </w:r>
+          </w:p>
+        </w:tc>
+        <w:tc>
+          <w:tcPr>
+            <w:tcW w:type="dxa" w:w="1984"/>
+            <w:shd w:fill="FFCC99" w:val="clear"/>
+          </w:tcPr>
+          <w:p>
+            <w:r>
+              <w:rPr>
+                <w:b w:val="0"/>
+                <w:sz w:val="16"/>
+              </w:rPr>
+              <w:t>Deviz 3.1</w:t>
+            </w:r>
+          </w:p>
+        </w:tc>
+        <w:tc>
+          <w:tcPr>
+            <w:tcW w:type="dxa" w:w="454"/>
+            <w:shd w:fill="FFCC99" w:val="clear"/>
+          </w:tcPr>
+          <w:p>
+            <w:r>
+              <w:rPr>
+                <w:b w:val="0"/>
+                <w:sz w:val="16"/>
+              </w:rPr>
+              <w:t>mp</w:t>
+            </w:r>
+          </w:p>
+        </w:tc>
+        <w:tc>
+          <w:tcPr>
+            <w:tcW w:type="dxa" w:w="680"/>
+            <w:shd w:fill="FFCC99" w:val="clear"/>
+          </w:tcPr>
+          <w:p>
+            <w:r>
+              <w:rPr>
+                <w:b w:val="0"/>
+                <w:sz w:val="16"/>
+              </w:rPr>
+              <w:t>35.0</w:t>
+            </w:r>
+          </w:p>
+        </w:tc>
+        <w:tc>
+          <w:tcPr>
+            <w:tcW w:type="dxa" w:w="3572"/>
+            <w:shd w:fill="FFCC99" w:val="clear"/>
+          </w:tcPr>
+          <w:p>
+            <w:r>
+              <w:rPr>
+                <w:b w:val="0"/>
+                <w:color w:val="CC0000"/>
+                <w:sz w:val="16"/>
+              </w:rPr>
+              <w:t>ORPHAN: Cod 'CO01A01' identic, dar categorii DIFERITE. Cod CO01A01: REF categoriei 2.1 =&gt; OFERTA categoriei 3.1. VERIFICARE MANUALA NECESARA!</w:t>
+            </w:r>
+          </w:p>
+        </w:tc>
+      </w:tr>
+      <w:tr>
+        <w:tc>
+          <w:tcPr>
+            <w:tcW w:type="dxa" w:w="397"/>
+            <w:shd w:fill="FFCC99" w:val="clear"/>
+          </w:tcPr>
+          <w:p>
+            <w:r>
+              <w:rPr>
+                <w:b w:val="0"/>
+                <w:sz w:val="16"/>
+              </w:rPr>
+              <w:t>8</w:t>
+            </w:r>
+          </w:p>
+        </w:tc>
+        <w:tc>
+          <w:tcPr>
+            <w:tcW w:type="dxa" w:w="1701"/>
+            <w:shd w:fill="FFCC99" w:val="clear"/>
+          </w:tcPr>
+          <w:p>
+            <w:r>
+              <w:rPr>
+                <w:b w:val="0"/>
+                <w:sz w:val="16"/>
+              </w:rPr>
+              <w:t>2.1 - ARHITECTURA - LUCRARI NOI</w:t>
+            </w:r>
+          </w:p>
+        </w:tc>
+        <w:tc>
+          <w:tcPr>
+            <w:tcW w:type="dxa" w:w="850"/>
+            <w:shd w:fill="FFCC99" w:val="clear"/>
+          </w:tcPr>
+          <w:p>
+            <w:r>
+              <w:rPr>
+                <w:b w:val="0"/>
+                <w:sz w:val="16"/>
+              </w:rPr>
+              <w:t>RCSO29E</w:t>
+            </w:r>
+          </w:p>
+        </w:tc>
+        <w:tc>
+          <w:tcPr>
+            <w:tcW w:type="dxa" w:w="1984"/>
+            <w:shd w:fill="FFCC99" w:val="clear"/>
+          </w:tcPr>
+          <w:p>
+            <w:r>
+              <w:rPr>
+                <w:b w:val="0"/>
+                <w:sz w:val="16"/>
+              </w:rPr>
+              <w:t>usa dubla cu structura celulara - 1.50x2.10</w:t>
+            </w:r>
+          </w:p>
+        </w:tc>
+        <w:tc>
+          <w:tcPr>
+            <w:tcW w:type="dxa" w:w="454"/>
+            <w:shd w:fill="FFCC99" w:val="clear"/>
+          </w:tcPr>
+          <w:p>
+            <w:r>
+              <w:rPr>
+                <w:b w:val="0"/>
+                <w:sz w:val="16"/>
+              </w:rPr>
+              <w:t>buc</w:t>
+            </w:r>
+          </w:p>
+        </w:tc>
+        <w:tc>
+          <w:tcPr>
+            <w:tcW w:type="dxa" w:w="680"/>
+            <w:shd w:fill="FFCC99" w:val="clear"/>
+          </w:tcPr>
+          <w:p>
+            <w:r>
+              <w:rPr>
+                <w:b w:val="0"/>
+                <w:sz w:val="16"/>
+              </w:rPr>
+              <w:t>1.0</w:t>
+            </w:r>
+          </w:p>
+        </w:tc>
+        <w:tc>
+          <w:tcPr>
+            <w:tcW w:type="dxa" w:w="850"/>
+            <w:shd w:fill="FFCC99" w:val="clear"/>
+          </w:tcPr>
+          <w:p>
+            <w:r>
+              <w:rPr>
+                <w:b w:val="0"/>
+                <w:sz w:val="16"/>
+              </w:rPr>
+              <w:t>RCSO29E</w:t>
+            </w:r>
+          </w:p>
+        </w:tc>
+        <w:tc>
+          <w:tcPr>
+            <w:tcW w:type="dxa" w:w="1984"/>
+            <w:shd w:fill="FFCC99" w:val="clear"/>
+          </w:tcPr>
+          <w:p>
+            <w:r>
+              <w:rPr>
+                <w:b w:val="0"/>
+                <w:sz w:val="16"/>
+              </w:rPr>
+              <w:t>Deviz 3.1</w:t>
+            </w:r>
+          </w:p>
+        </w:tc>
+        <w:tc>
+          <w:tcPr>
+            <w:tcW w:type="dxa" w:w="454"/>
+            <w:shd w:fill="FFCC99" w:val="clear"/>
+          </w:tcPr>
+          <w:p>
+            <w:r>
+              <w:rPr>
+                <w:b w:val="0"/>
+                <w:sz w:val="16"/>
+              </w:rPr>
+              <w:t>buc</w:t>
+            </w:r>
+          </w:p>
+        </w:tc>
+        <w:tc>
+          <w:tcPr>
+            <w:tcW w:type="dxa" w:w="680"/>
+            <w:shd w:fill="FFCC99" w:val="clear"/>
+          </w:tcPr>
+          <w:p>
+            <w:r>
+              <w:rPr>
+                <w:b w:val="0"/>
+                <w:sz w:val="16"/>
+              </w:rPr>
+              <w:t>5.0</w:t>
+            </w:r>
+          </w:p>
+        </w:tc>
+        <w:tc>
+          <w:tcPr>
+            <w:tcW w:type="dxa" w:w="3572"/>
+            <w:shd w:fill="FFCC99" w:val="clear"/>
+          </w:tcPr>
+          <w:p>
+            <w:r>
+              <w:rPr>
+                <w:b w:val="0"/>
+                <w:color w:val="CC0000"/>
+                <w:sz w:val="16"/>
+              </w:rPr>
+              <w:t>ORPHAN: Cod 'RCSO29E' identic, dar categorii DIFERITE. Cod RCSO29E: REF categoriei 2.1 =&gt; OFERTA categoriei 3.1. VERIFICARE MANUALA NECESARA!</w:t>
+            </w:r>
+          </w:p>
+        </w:tc>
+      </w:tr>
+      <w:tr>
+        <w:tc>
+          <w:tcPr>
+            <w:tcW w:type="dxa" w:w="397"/>
+            <w:shd w:fill="FFCC99" w:val="clear"/>
+          </w:tcPr>
+          <w:p>
+            <w:r>
+              <w:rPr>
+                <w:b w:val="0"/>
+                <w:sz w:val="16"/>
+              </w:rPr>
+              <w:t>9</w:t>
+            </w:r>
+          </w:p>
+        </w:tc>
+        <w:tc>
+          <w:tcPr>
+            <w:tcW w:type="dxa" w:w="1701"/>
+            <w:shd w:fill="FFCC99" w:val="clear"/>
+          </w:tcPr>
+          <w:p>
+            <w:r>
+              <w:rPr>
+                <w:b w:val="0"/>
+                <w:sz w:val="16"/>
+              </w:rPr>
+              <w:t>2.1 - ARHITECTURA - LUCRARI NOI</w:t>
+            </w:r>
+          </w:p>
+        </w:tc>
+        <w:tc>
+          <w:tcPr>
+            <w:tcW w:type="dxa" w:w="850"/>
+            <w:shd w:fill="FFCC99" w:val="clear"/>
+          </w:tcPr>
+          <w:p>
+            <w:r>
+              <w:rPr>
+                <w:b w:val="0"/>
+                <w:sz w:val="16"/>
+              </w:rPr>
+              <w:t>RCSL02A01</w:t>
+            </w:r>
+          </w:p>
+        </w:tc>
+        <w:tc>
+          <w:tcPr>
+            <w:tcW w:type="dxa" w:w="1984"/>
+            <w:shd w:fill="FFCC99" w:val="clear"/>
+          </w:tcPr>
+          <w:p>
+            <w:r>
+              <w:rPr>
+                <w:b w:val="0"/>
+                <w:sz w:val="16"/>
+              </w:rPr>
+              <w:t>balustrada metalica h=100 cm cu doua maini curente</w:t>
+            </w:r>
+          </w:p>
+        </w:tc>
+        <w:tc>
+          <w:tcPr>
+            <w:tcW w:type="dxa" w:w="454"/>
+            <w:shd w:fill="FFCC99" w:val="clear"/>
+          </w:tcPr>
+          <w:p>
+            <w:r>
+              <w:rPr>
+                <w:b w:val="0"/>
+                <w:sz w:val="16"/>
+              </w:rPr>
+              <w:t>ml</w:t>
+            </w:r>
+          </w:p>
+        </w:tc>
+        <w:tc>
+          <w:tcPr>
+            <w:tcW w:type="dxa" w:w="680"/>
+            <w:shd w:fill="FFCC99" w:val="clear"/>
+          </w:tcPr>
+          <w:p>
+            <w:r>
+              <w:rPr>
+                <w:b w:val="0"/>
+                <w:sz w:val="16"/>
+              </w:rPr>
+              <w:t>105.0</w:t>
+            </w:r>
+          </w:p>
+        </w:tc>
+        <w:tc>
+          <w:tcPr>
+            <w:tcW w:type="dxa" w:w="850"/>
+            <w:shd w:fill="FFCC99" w:val="clear"/>
+          </w:tcPr>
+          <w:p>
+            <w:r>
+              <w:rPr>
+                <w:b w:val="0"/>
+                <w:sz w:val="16"/>
+              </w:rPr>
+              <w:t>RCSL02A01</w:t>
+            </w:r>
+          </w:p>
+        </w:tc>
+        <w:tc>
+          <w:tcPr>
+            <w:tcW w:type="dxa" w:w="1984"/>
+            <w:shd w:fill="FFCC99" w:val="clear"/>
+          </w:tcPr>
+          <w:p>
+            <w:r>
+              <w:rPr>
+                <w:b w:val="0"/>
+                <w:sz w:val="16"/>
+              </w:rPr>
+              <w:t>Deviz 3.1</w:t>
+            </w:r>
+          </w:p>
+        </w:tc>
+        <w:tc>
+          <w:tcPr>
+            <w:tcW w:type="dxa" w:w="454"/>
+            <w:shd w:fill="FFCC99" w:val="clear"/>
+          </w:tcPr>
+          <w:p>
+            <w:r>
+              <w:rPr>
+                <w:b w:val="0"/>
+                <w:sz w:val="16"/>
+              </w:rPr>
+              <w:t>ml</w:t>
+            </w:r>
+          </w:p>
+        </w:tc>
+        <w:tc>
+          <w:tcPr>
+            <w:tcW w:type="dxa" w:w="680"/>
+            <w:shd w:fill="FFCC99" w:val="clear"/>
+          </w:tcPr>
+          <w:p>
+            <w:r>
+              <w:rPr>
+                <w:b w:val="0"/>
+                <w:sz w:val="16"/>
+              </w:rPr>
+              <w:t>26.0</w:t>
+            </w:r>
+          </w:p>
+        </w:tc>
+        <w:tc>
+          <w:tcPr>
+            <w:tcW w:type="dxa" w:w="3572"/>
+            <w:shd w:fill="FFCC99" w:val="clear"/>
+          </w:tcPr>
+          <w:p>
+            <w:r>
+              <w:rPr>
+                <w:b w:val="0"/>
+                <w:color w:val="CC0000"/>
+                <w:sz w:val="16"/>
+              </w:rPr>
+              <w:t>ORPHAN: Cod 'RCSL02A01' identic, dar categorii DIFERITE. Cod RCSL02A01: REF categoriei 2.1 =&gt; OFERTA categoriei 3.1. VERIFICARE MANUALA NECESARA!</w:t>
+            </w:r>
+          </w:p>
+        </w:tc>
+      </w:tr>
+      <w:tr>
+        <w:tc>
+          <w:tcPr>
+            <w:tcW w:type="dxa" w:w="397"/>
+            <w:shd w:fill="FFCC99" w:val="clear"/>
+          </w:tcPr>
+          <w:p>
+            <w:r>
+              <w:rPr>
+                <w:b w:val="0"/>
+                <w:sz w:val="16"/>
+              </w:rPr>
+              <w:t>10</w:t>
+            </w:r>
+          </w:p>
+        </w:tc>
+        <w:tc>
+          <w:tcPr>
+            <w:tcW w:type="dxa" w:w="1701"/>
+            <w:shd w:fill="FFCC99" w:val="clear"/>
+          </w:tcPr>
+          <w:p>
+            <w:r>
+              <w:rPr>
+                <w:b w:val="0"/>
+                <w:sz w:val="16"/>
+              </w:rPr>
+              <w:t>2.1 - ARHITECTURA - LUCRARI NOI</w:t>
+            </w:r>
+          </w:p>
+        </w:tc>
+        <w:tc>
+          <w:tcPr>
+            <w:tcW w:type="dxa" w:w="850"/>
+            <w:shd w:fill="FFCC99" w:val="clear"/>
+          </w:tcPr>
+          <w:p>
+            <w:r>
+              <w:rPr>
+                <w:b w:val="0"/>
+                <w:sz w:val="16"/>
+              </w:rPr>
+              <w:t>RPLA61A</w:t>
+            </w:r>
+          </w:p>
+        </w:tc>
+        <w:tc>
+          <w:tcPr>
+            <w:tcW w:type="dxa" w:w="1984"/>
+            <w:shd w:fill="FFCC99" w:val="clear"/>
+          </w:tcPr>
+          <w:p>
+            <w:r>
+              <w:rPr>
+                <w:b w:val="0"/>
+                <w:sz w:val="16"/>
+              </w:rPr>
+              <w:t>profil antiderapant striat semnalizare - cauciuc p</w:t>
+            </w:r>
+          </w:p>
+        </w:tc>
+        <w:tc>
+          <w:tcPr>
+            <w:tcW w:type="dxa" w:w="454"/>
+            <w:shd w:fill="FFCC99" w:val="clear"/>
+          </w:tcPr>
+          <w:p>
+            <w:r>
+              <w:rPr>
+                <w:b w:val="0"/>
+                <w:sz w:val="16"/>
+              </w:rPr>
+              <w:t>ml</w:t>
+            </w:r>
+          </w:p>
+        </w:tc>
+        <w:tc>
+          <w:tcPr>
+            <w:tcW w:type="dxa" w:w="680"/>
+            <w:shd w:fill="FFCC99" w:val="clear"/>
+          </w:tcPr>
+          <w:p>
+            <w:r>
+              <w:rPr>
+                <w:b w:val="0"/>
+                <w:sz w:val="16"/>
+              </w:rPr>
+              <w:t>73.0</w:t>
+            </w:r>
+          </w:p>
+        </w:tc>
+        <w:tc>
+          <w:tcPr>
+            <w:tcW w:type="dxa" w:w="850"/>
+            <w:shd w:fill="FFCC99" w:val="clear"/>
+          </w:tcPr>
+          <w:p>
+            <w:r>
+              <w:rPr>
+                <w:b w:val="0"/>
+                <w:sz w:val="16"/>
+              </w:rPr>
+              <w:t>RPLA61A</w:t>
+            </w:r>
+          </w:p>
+        </w:tc>
+        <w:tc>
+          <w:tcPr>
+            <w:tcW w:type="dxa" w:w="1984"/>
+            <w:shd w:fill="FFCC99" w:val="clear"/>
+          </w:tcPr>
+          <w:p>
+            <w:r>
+              <w:rPr>
+                <w:b w:val="0"/>
+                <w:sz w:val="16"/>
+              </w:rPr>
+              <w:t>Deviz 3.1</w:t>
+            </w:r>
+          </w:p>
+        </w:tc>
+        <w:tc>
+          <w:tcPr>
+            <w:tcW w:type="dxa" w:w="454"/>
+            <w:shd w:fill="FFCC99" w:val="clear"/>
+          </w:tcPr>
+          <w:p>
+            <w:r>
+              <w:rPr>
+                <w:b w:val="0"/>
+                <w:sz w:val="16"/>
+              </w:rPr>
+              <w:t>ml</w:t>
+            </w:r>
+          </w:p>
+        </w:tc>
+        <w:tc>
+          <w:tcPr>
+            <w:tcW w:type="dxa" w:w="680"/>
+            <w:shd w:fill="FFCC99" w:val="clear"/>
+          </w:tcPr>
+          <w:p>
+            <w:r>
+              <w:rPr>
+                <w:b w:val="0"/>
+                <w:sz w:val="16"/>
+              </w:rPr>
+              <w:t>23.0</w:t>
+            </w:r>
+          </w:p>
+        </w:tc>
+        <w:tc>
+          <w:tcPr>
+            <w:tcW w:type="dxa" w:w="3572"/>
+            <w:shd w:fill="FFCC99" w:val="clear"/>
+          </w:tcPr>
+          <w:p>
+            <w:r>
+              <w:rPr>
+                <w:b w:val="0"/>
+                <w:color w:val="CC0000"/>
+                <w:sz w:val="16"/>
+              </w:rPr>
+              <w:t>ORPHAN: Cod 'RPLA61A' identic, dar categorii DIFERITE. Cod RPLA61A: REF categoriei 2.1 =&gt; OFERTA categoriei 3.1. VERIFICARE MANUALA NECESARA!</w:t>
+            </w:r>
+          </w:p>
+        </w:tc>
+      </w:tr>
+      <w:tr>
+        <w:tc>
+          <w:tcPr>
             <w:tcW w:type="dxa" w:w="3572"/>
             <w:gridSpan w:val="11"/>
             <w:shd w:fill="FFFF99" w:val="clear"/>
@@ -558,7 +2070,7 @@
                 <w:b w:val="0"/>
                 <w:sz w:val="16"/>
               </w:rPr>
-              <w:t>2</w:t>
+              <w:t>11</w:t>
             </w:r>
           </w:p>
         </w:tc>
@@ -644,7 +2156,7 @@
                 <w:b w:val="0"/>
                 <w:sz w:val="16"/>
               </w:rPr>
-              <w:t>CK01A01</w:t>
+              <w:t>CD19E04</w:t>
             </w:r>
           </w:p>
         </w:tc>
@@ -659,7 +2171,7 @@
                 <w:b w:val="0"/>
                 <w:sz w:val="16"/>
               </w:rPr>
-              <w:t>tamplarie pvc cu panou plin culoare alba</w:t>
+              <w:t>sistem gips - carton de tip norgips cu rezisten...</w:t>
             </w:r>
           </w:p>
         </w:tc>
@@ -689,7 +2201,7 @@
                 <w:b w:val="0"/>
                 <w:sz w:val="16"/>
               </w:rPr>
-              <w:t>34.0</w:t>
+              <w:t>1.0</w:t>
             </w:r>
           </w:p>
         </w:tc>
@@ -722,7 +2234,7 @@
                 <w:b w:val="0"/>
                 <w:sz w:val="16"/>
               </w:rPr>
-              <w:t>3</w:t>
+              <w:t>12</w:t>
             </w:r>
           </w:p>
         </w:tc>
@@ -808,7 +2320,7 @@
                 <w:b w:val="0"/>
                 <w:sz w:val="16"/>
               </w:rPr>
-              <w:t>CD19E04</w:t>
+              <w:t>CK01A01</w:t>
             </w:r>
           </w:p>
         </w:tc>
@@ -823,7 +2335,7 @@
                 <w:b w:val="0"/>
                 <w:sz w:val="16"/>
               </w:rPr>
-              <w:t>sistem gips - carton de tip norgips cu rezisten...</w:t>
+              <w:t>tamplarie pvc cu panou plin culoare alba</w:t>
             </w:r>
           </w:p>
         </w:tc>
@@ -853,7 +2365,7 @@
                 <w:b w:val="0"/>
                 <w:sz w:val="16"/>
               </w:rPr>
-              <w:t>1.0</w:t>
+              <w:t>34.0</w:t>
             </w:r>
           </w:p>
         </w:tc>
@@ -886,7 +2398,7 @@
                 <w:b w:val="0"/>
                 <w:sz w:val="16"/>
               </w:rPr>
-              <w:t>4</w:t>
+              <w:t>13</w:t>
             </w:r>
           </w:p>
         </w:tc>
@@ -1050,7 +2562,7 @@
                 <w:b w:val="0"/>
                 <w:sz w:val="16"/>
               </w:rPr>
-              <w:t>5</w:t>
+              <w:t>14</w:t>
             </w:r>
           </w:p>
         </w:tc>
@@ -1237,7 +2749,7 @@
                 <w:color w:val="000000"/>
                 <w:sz w:val="18"/>
               </w:rPr>
-              <w:t>Neconformitati: 5 din 72 articole ref.</w:t>
+              <w:t>Neconformitati: 14 din 72 articole ref.</w:t>
             </w:r>
           </w:p>
         </w:tc>
@@ -1363,7 +2875,7 @@
                 <w:b w:val="0"/>
                 <w:sz w:val="16"/>
               </w:rPr>
-              <w:t>7</w:t>
+              <w:t>16</w:t>
             </w:r>
           </w:p>
         </w:tc>
@@ -1522,7 +3034,7 @@
                 <w:b w:val="0"/>
                 <w:sz w:val="16"/>
               </w:rPr>
-              <w:t>8</w:t>
+              <w:t>17</w:t>
             </w:r>
           </w:p>
         </w:tc>
@@ -1681,7 +3193,7 @@
                 <w:b w:val="0"/>
                 <w:sz w:val="16"/>
               </w:rPr>
-              <w:t>9</w:t>
+              <w:t>18</w:t>
             </w:r>
           </w:p>
         </w:tc>
@@ -1840,7 +3352,7 @@
                 <w:b w:val="0"/>
                 <w:sz w:val="16"/>
               </w:rPr>
-              <w:t>10</w:t>
+              <w:t>19</w:t>
             </w:r>
           </w:p>
         </w:tc>
@@ -1999,7 +3511,7 @@
                 <w:b w:val="0"/>
                 <w:sz w:val="16"/>
               </w:rPr>
-              <w:t>11</w:t>
+              <w:t>20</w:t>
             </w:r>
           </w:p>
         </w:tc>
@@ -2158,7 +3670,7 @@
                 <w:b w:val="0"/>
                 <w:sz w:val="16"/>
               </w:rPr>
-              <w:t>12</w:t>
+              <w:t>21</w:t>
             </w:r>
           </w:p>
         </w:tc>
@@ -2317,7 +3829,7 @@
                 <w:b w:val="0"/>
                 <w:sz w:val="16"/>
               </w:rPr>
-              <w:t>13</w:t>
+              <w:t>22</w:t>
             </w:r>
           </w:p>
         </w:tc>
@@ -2476,7 +3988,7 @@
                 <w:b w:val="0"/>
                 <w:sz w:val="16"/>
               </w:rPr>
-              <w:t>14</w:t>
+              <w:t>23</w:t>
             </w:r>
           </w:p>
         </w:tc>
@@ -2635,7 +4147,7 @@
                 <w:b w:val="0"/>
                 <w:sz w:val="16"/>
               </w:rPr>
-              <w:t>15</w:t>
+              <w:t>24</w:t>
             </w:r>
           </w:p>
         </w:tc>
@@ -2794,7 +4306,7 @@
                 <w:b w:val="0"/>
                 <w:sz w:val="16"/>
               </w:rPr>
-              <w:t>16</w:t>
+              <w:t>25</w:t>
             </w:r>
           </w:p>
         </w:tc>
@@ -2953,7 +4465,7 @@
                 <w:b w:val="0"/>
                 <w:sz w:val="16"/>
               </w:rPr>
-              <w:t>17</w:t>
+              <w:t>26</w:t>
             </w:r>
           </w:p>
         </w:tc>
@@ -3132,7 +4644,7 @@
                 <w:b w:val="0"/>
                 <w:sz w:val="16"/>
               </w:rPr>
-              <w:t>18</w:t>
+              <w:t>27</w:t>
             </w:r>
           </w:p>
         </w:tc>
@@ -3445,7 +4957,7 @@
                 <w:b w:val="0"/>
                 <w:sz w:val="16"/>
               </w:rPr>
-              <w:t>20</w:t>
+              <w:t>29</w:t>
             </w:r>
           </w:p>
         </w:tc>
@@ -3604,7 +5116,7 @@
                 <w:b w:val="0"/>
                 <w:sz w:val="16"/>
               </w:rPr>
-              <w:t>21</w:t>
+              <w:t>30</w:t>
             </w:r>
           </w:p>
         </w:tc>
@@ -3763,7 +5275,7 @@
                 <w:b w:val="0"/>
                 <w:sz w:val="16"/>
               </w:rPr>
-              <w:t>22</w:t>
+              <w:t>31</w:t>
             </w:r>
           </w:p>
         </w:tc>
@@ -3922,7 +5434,7 @@
                 <w:b w:val="0"/>
                 <w:sz w:val="16"/>
               </w:rPr>
-              <w:t>23</w:t>
+              <w:t>32</w:t>
             </w:r>
           </w:p>
         </w:tc>
@@ -4081,7 +5593,7 @@
                 <w:b w:val="0"/>
                 <w:sz w:val="16"/>
               </w:rPr>
-              <w:t>24</w:t>
+              <w:t>33</w:t>
             </w:r>
           </w:p>
         </w:tc>
@@ -4240,7 +5752,7 @@
                 <w:b w:val="0"/>
                 <w:sz w:val="16"/>
               </w:rPr>
-              <w:t>25</w:t>
+              <w:t>34</w:t>
             </w:r>
           </w:p>
         </w:tc>
@@ -4399,7 +5911,7 @@
                 <w:b w:val="0"/>
                 <w:sz w:val="16"/>
               </w:rPr>
-              <w:t>26</w:t>
+              <w:t>35</w:t>
             </w:r>
           </w:p>
         </w:tc>
@@ -4558,7 +6070,7 @@
                 <w:b w:val="0"/>
                 <w:sz w:val="16"/>
               </w:rPr>
-              <w:t>27</w:t>
+              <w:t>36</w:t>
             </w:r>
           </w:p>
         </w:tc>
@@ -4717,7 +6229,7 @@
                 <w:b w:val="0"/>
                 <w:sz w:val="16"/>
               </w:rPr>
-              <w:t>28</w:t>
+              <w:t>37</w:t>
             </w:r>
           </w:p>
         </w:tc>
@@ -4876,7 +6388,7 @@
                 <w:b w:val="0"/>
                 <w:sz w:val="16"/>
               </w:rPr>
-              <w:t>29</w:t>
+              <w:t>38</w:t>
             </w:r>
           </w:p>
         </w:tc>
@@ -5035,7 +6547,7 @@
                 <w:b w:val="0"/>
                 <w:sz w:val="16"/>
               </w:rPr>
-              <w:t>30</w:t>
+              <w:t>39</w:t>
             </w:r>
           </w:p>
         </w:tc>
@@ -5194,7 +6706,7 @@
                 <w:b w:val="0"/>
                 <w:sz w:val="16"/>
               </w:rPr>
-              <w:t>31</w:t>
+              <w:t>40</w:t>
             </w:r>
           </w:p>
         </w:tc>
@@ -5353,7 +6865,7 @@
                 <w:b w:val="0"/>
                 <w:sz w:val="16"/>
               </w:rPr>
-              <w:t>32</w:t>
+              <w:t>41</w:t>
             </w:r>
           </w:p>
         </w:tc>
@@ -5512,7 +7024,7 @@
                 <w:b w:val="0"/>
                 <w:sz w:val="16"/>
               </w:rPr>
-              <w:t>33</w:t>
+              <w:t>42</w:t>
             </w:r>
           </w:p>
         </w:tc>
@@ -5671,7 +7183,7 @@
                 <w:b w:val="0"/>
                 <w:sz w:val="16"/>
               </w:rPr>
-              <w:t>34</w:t>
+              <w:t>43</w:t>
             </w:r>
           </w:p>
         </w:tc>
@@ -5699,7 +7211,7 @@
                 <w:b w:val="0"/>
                 <w:sz w:val="16"/>
               </w:rPr>
-              <w:t>$2402224</w:t>
+              <w:t>$24022241</w:t>
             </w:r>
           </w:p>
         </w:tc>
@@ -5713,7 +7225,7 @@
                 <w:b w:val="0"/>
                 <w:sz w:val="16"/>
               </w:rPr>
-              <w:t>lavoar din portelan complet echipat</w:t>
+              <w:t>spalator inox complet echipat</w:t>
             </w:r>
           </w:p>
         </w:tc>
@@ -5742,7 +7254,7 @@
                 <w:color w:val="CC0000"/>
                 <w:sz w:val="16"/>
               </w:rPr>
-              <w:t>11.11</w:t>
+              <w:t>7.07</w:t>
             </w:r>
           </w:p>
         </w:tc>
@@ -5756,7 +7268,7 @@
                 <w:b w:val="0"/>
                 <w:sz w:val="16"/>
               </w:rPr>
-              <w:t>$2402224</w:t>
+              <w:t>$24022241</w:t>
             </w:r>
           </w:p>
         </w:tc>
@@ -5770,7 +7282,7 @@
                 <w:b w:val="0"/>
                 <w:sz w:val="16"/>
               </w:rPr>
-              <w:t>lavoar din portelan complet echipat</w:t>
+              <w:t>spalator inox complet echipat</w:t>
             </w:r>
           </w:p>
         </w:tc>
@@ -5799,7 +7311,7 @@
                 <w:color w:val="CC0000"/>
                 <w:sz w:val="16"/>
               </w:rPr>
-              <w:t>11.0</w:t>
+              <w:t>7.0</w:t>
             </w:r>
           </w:p>
         </w:tc>
@@ -5814,7 +7326,7 @@
                 <w:color w:val="CC0000"/>
                 <w:sz w:val="16"/>
               </w:rPr>
-              <w:t>Cantitate diferită: referință 11.11 buc, ofertat 11.0 buc</w:t>
+              <w:t>Cantitate diferită: referință 7.07 buc, ofertat 7.0 buc</w:t>
             </w:r>
           </w:p>
         </w:tc>
@@ -5830,7 +7342,7 @@
                 <w:b w:val="0"/>
                 <w:sz w:val="16"/>
               </w:rPr>
-              <w:t>35</w:t>
+              <w:t>44</w:t>
             </w:r>
           </w:p>
         </w:tc>
@@ -5858,7 +7370,7 @@
                 <w:b w:val="0"/>
                 <w:sz w:val="16"/>
               </w:rPr>
-              <w:t>$24022241</w:t>
+              <w:t>$2402224</w:t>
             </w:r>
           </w:p>
         </w:tc>
@@ -5872,7 +7384,7 @@
                 <w:b w:val="0"/>
                 <w:sz w:val="16"/>
               </w:rPr>
-              <w:t>spalator inox complet echipat</w:t>
+              <w:t>lavoar din portelan complet echipat</w:t>
             </w:r>
           </w:p>
         </w:tc>
@@ -5901,7 +7413,7 @@
                 <w:color w:val="CC0000"/>
                 <w:sz w:val="16"/>
               </w:rPr>
-              <w:t>7.07</w:t>
+              <w:t>11.11</w:t>
             </w:r>
           </w:p>
         </w:tc>
@@ -5915,7 +7427,7 @@
                 <w:b w:val="0"/>
                 <w:sz w:val="16"/>
               </w:rPr>
-              <w:t>$24022241</w:t>
+              <w:t>$2402224</w:t>
             </w:r>
           </w:p>
         </w:tc>
@@ -5929,7 +7441,7 @@
                 <w:b w:val="0"/>
                 <w:sz w:val="16"/>
               </w:rPr>
-              <w:t>spalator inox complet echipat</w:t>
+              <w:t>lavoar din portelan complet echipat</w:t>
             </w:r>
           </w:p>
         </w:tc>
@@ -5958,7 +7470,7 @@
                 <w:color w:val="CC0000"/>
                 <w:sz w:val="16"/>
               </w:rPr>
-              <w:t>7.0</w:t>
+              <w:t>11.0</w:t>
             </w:r>
           </w:p>
         </w:tc>
@@ -5973,7 +7485,7 @@
                 <w:color w:val="CC0000"/>
                 <w:sz w:val="16"/>
               </w:rPr>
-              <w:t>Cantitate diferită: referință 7.07 buc, ofertat 7.0 buc</w:t>
+              <w:t>Cantitate diferită: referință 11.11 buc, ofertat 11.0 buc</w:t>
             </w:r>
           </w:p>
         </w:tc>
@@ -5989,7 +7501,7 @@
                 <w:b w:val="0"/>
                 <w:sz w:val="16"/>
               </w:rPr>
-              <w:t>36</w:t>
+              <w:t>45</w:t>
             </w:r>
           </w:p>
         </w:tc>
@@ -6149,7 +7661,7 @@
                 <w:b w:val="0"/>
                 <w:sz w:val="16"/>
               </w:rPr>
-              <w:t>37</w:t>
+              <w:t>46</w:t>
             </w:r>
           </w:p>
         </w:tc>
@@ -6315,7 +7827,7 @@
                 <w:b w:val="0"/>
                 <w:sz w:val="16"/>
               </w:rPr>
-              <w:t>38</w:t>
+              <w:t>47</w:t>
             </w:r>
           </w:p>
         </w:tc>
@@ -6465,6 +7977,174 @@
                 <w:sz w:val="16"/>
               </w:rPr>
               <w:t>ORPHAN: Cod '$6701167' identic, dar categorii DIFERITE. Cod $6701167: REF categoriei 2.3 =&gt; OFERTA categoriei 3.3. VERIFICARE MANUALA NECESARA!</w:t>
+            </w:r>
+          </w:p>
+        </w:tc>
+      </w:tr>
+      <w:tr>
+        <w:tc>
+          <w:tcPr>
+            <w:tcW w:type="dxa" w:w="397"/>
+            <w:shd w:fill="FFCC99" w:val="clear"/>
+          </w:tcPr>
+          <w:p>
+            <w:r>
+              <w:rPr>
+                <w:b w:val="0"/>
+                <w:sz w:val="16"/>
+              </w:rPr>
+              <w:t>48</w:t>
+            </w:r>
+          </w:p>
+        </w:tc>
+        <w:tc>
+          <w:tcPr>
+            <w:tcW w:type="dxa" w:w="1701"/>
+            <w:shd w:fill="FFCC99" w:val="clear"/>
+          </w:tcPr>
+          <w:p>
+            <w:r>
+              <w:rPr>
+                <w:b w:val="0"/>
+                <w:sz w:val="16"/>
+              </w:rPr>
+              <w:t>2.3 - INSTALATII SANITARE</w:t>
+            </w:r>
+          </w:p>
+        </w:tc>
+        <w:tc>
+          <w:tcPr>
+            <w:tcW w:type="dxa" w:w="850"/>
+            <w:shd w:fill="FFCC99" w:val="clear"/>
+          </w:tcPr>
+          <w:p>
+            <w:r>
+              <w:rPr>
+                <w:b w:val="0"/>
+                <w:sz w:val="16"/>
+              </w:rPr>
+              <w:t>$56533444</w:t>
+            </w:r>
+          </w:p>
+        </w:tc>
+        <w:tc>
+          <w:tcPr>
+            <w:tcW w:type="dxa" w:w="1984"/>
+            <w:shd w:fill="FFCC99" w:val="clear"/>
+          </w:tcPr>
+          <w:p>
+            <w:r>
+              <w:rPr>
+                <w:b w:val="0"/>
+                <w:sz w:val="16"/>
+              </w:rPr>
+              <w:t xml:space="preserve">sistem de etansare la foc el 180, el 120 si el 60 </w:t>
+            </w:r>
+          </w:p>
+        </w:tc>
+        <w:tc>
+          <w:tcPr>
+            <w:tcW w:type="dxa" w:w="454"/>
+            <w:shd w:fill="FFCC99" w:val="clear"/>
+          </w:tcPr>
+          <w:p>
+            <w:r>
+              <w:rPr>
+                <w:b w:val="0"/>
+                <w:sz w:val="16"/>
+              </w:rPr>
+              <w:t>buc</w:t>
+            </w:r>
+          </w:p>
+        </w:tc>
+        <w:tc>
+          <w:tcPr>
+            <w:tcW w:type="dxa" w:w="680"/>
+            <w:shd w:fill="FFCC99" w:val="clear"/>
+          </w:tcPr>
+          <w:p>
+            <w:r>
+              <w:rPr>
+                <w:b w:val="0"/>
+                <w:sz w:val="16"/>
+              </w:rPr>
+              <w:t>80.0</w:t>
+            </w:r>
+          </w:p>
+        </w:tc>
+        <w:tc>
+          <w:tcPr>
+            <w:tcW w:type="dxa" w:w="850"/>
+            <w:shd w:fill="FFCC99" w:val="clear"/>
+          </w:tcPr>
+          <w:p>
+            <w:r>
+              <w:rPr>
+                <w:b w:val="0"/>
+                <w:sz w:val="16"/>
+              </w:rPr>
+              <w:t>$56533444</w:t>
+            </w:r>
+          </w:p>
+        </w:tc>
+        <w:tc>
+          <w:tcPr>
+            <w:tcW w:type="dxa" w:w="1984"/>
+            <w:shd w:fill="FFCC99" w:val="clear"/>
+          </w:tcPr>
+          <w:p>
+            <w:r>
+              <w:rPr>
+                <w:b w:val="0"/>
+                <w:sz w:val="16"/>
+              </w:rPr>
+              <w:t>Deviz 3.3</w:t>
+            </w:r>
+          </w:p>
+        </w:tc>
+        <w:tc>
+          <w:tcPr>
+            <w:tcW w:type="dxa" w:w="454"/>
+            <w:shd w:fill="FFCC99" w:val="clear"/>
+          </w:tcPr>
+          <w:p>
+            <w:r>
+              <w:rPr>
+                <w:b w:val="0"/>
+                <w:sz w:val="16"/>
+              </w:rPr>
+              <w:t>buc</w:t>
+            </w:r>
+          </w:p>
+        </w:tc>
+        <w:tc>
+          <w:tcPr>
+            <w:tcW w:type="dxa" w:w="680"/>
+            <w:shd w:fill="FFCC99" w:val="clear"/>
+          </w:tcPr>
+          <w:p>
+            <w:r>
+              <w:rPr>
+                <w:b w:val="0"/>
+                <w:sz w:val="16"/>
+              </w:rPr>
+              <w:t>8.0</w:t>
+            </w:r>
+          </w:p>
+        </w:tc>
+        <w:tc>
+          <w:tcPr>
+            <w:tcW w:type="dxa" w:w="3572"/>
+            <w:shd w:fill="FFCC99" w:val="clear"/>
+          </w:tcPr>
+          <w:p>
+            <w:r>
+              <w:rPr>
+                <w:b w:val="0"/>
+                <w:color w:val="CC0000"/>
+                <w:sz w:val="16"/>
+              </w:rPr>
+              <w:t>ORPHAN: Cod '$56533444' identic, dar categorii DIFERITE. Cod $56533444: REF categoriei 2.3 =&gt; OFERTA categoriei 3.3. VERIFICARE MANUALA NECESARA!</w:t>
             </w:r>
           </w:p>
         </w:tc>
@@ -6500,7 +8180,7 @@
                 <w:b w:val="0"/>
                 <w:sz w:val="16"/>
               </w:rPr>
-              <w:t>39</w:t>
+              <w:t>49</w:t>
             </w:r>
           </w:p>
         </w:tc>
@@ -6586,7 +8266,7 @@
                 <w:b w:val="0"/>
                 <w:sz w:val="16"/>
               </w:rPr>
-              <w:t>$4204111</w:t>
+              <w:t>$4201304</w:t>
             </w:r>
           </w:p>
         </w:tc>
@@ -6601,7 +8281,7 @@
                 <w:b w:val="0"/>
                 <w:sz w:val="16"/>
               </w:rPr>
-              <w:t>bratara tevi instalatii apa si gaze 21/2</w:t>
+              <w:t>baterie monocomanda pentru lavoar / spalator+ a...</w:t>
             </w:r>
           </w:p>
         </w:tc>
@@ -6631,7 +8311,7 @@
                 <w:b w:val="0"/>
                 <w:sz w:val="16"/>
               </w:rPr>
-              <w:t>50.0</w:t>
+              <w:t>18.0</w:t>
             </w:r>
           </w:p>
         </w:tc>
@@ -6664,7 +8344,7 @@
                 <w:b w:val="0"/>
                 <w:sz w:val="16"/>
               </w:rPr>
-              <w:t>40</w:t>
+              <w:t>50</w:t>
             </w:r>
           </w:p>
         </w:tc>
@@ -6750,7 +8430,7 @@
                 <w:b w:val="0"/>
                 <w:sz w:val="16"/>
               </w:rPr>
-              <w:t>$6719451</w:t>
+              <w:t>$4204111</w:t>
             </w:r>
           </w:p>
         </w:tc>
@@ -6765,7 +8445,7 @@
                 <w:b w:val="0"/>
                 <w:sz w:val="16"/>
               </w:rPr>
-              <w:t>teu pehd pentru electrofuz diam ext 32 mm deviz...</w:t>
+              <w:t>bratara tevi instalatii apa si gaze 21/2</w:t>
             </w:r>
           </w:p>
         </w:tc>
@@ -6795,7 +8475,7 @@
                 <w:b w:val="0"/>
                 <w:sz w:val="16"/>
               </w:rPr>
-              <w:t>28.0</w:t>
+              <w:t>50.0</w:t>
             </w:r>
           </w:p>
         </w:tc>
@@ -6828,7 +8508,7 @@
                 <w:b w:val="0"/>
                 <w:sz w:val="16"/>
               </w:rPr>
-              <w:t>41</w:t>
+              <w:t>51</w:t>
             </w:r>
           </w:p>
         </w:tc>
@@ -6914,7 +8594,7 @@
                 <w:b w:val="0"/>
                 <w:sz w:val="16"/>
               </w:rPr>
-              <w:t>$4201304</w:t>
+              <w:t>$6719451</w:t>
             </w:r>
           </w:p>
         </w:tc>
@@ -6929,7 +8609,7 @@
                 <w:b w:val="0"/>
                 <w:sz w:val="16"/>
               </w:rPr>
-              <w:t>baterie monocomanda pentru lavoar / spalator+ a...</w:t>
+              <w:t>teu pehd pentru electrofuz diam ext 32 mm deviz...</w:t>
             </w:r>
           </w:p>
         </w:tc>
@@ -6959,7 +8639,7 @@
                 <w:b w:val="0"/>
                 <w:sz w:val="16"/>
               </w:rPr>
-              <w:t>18.0</w:t>
+              <w:t>28.0</w:t>
             </w:r>
           </w:p>
         </w:tc>
@@ -7015,7 +8695,7 @@
                 <w:color w:val="000000"/>
                 <w:sz w:val="18"/>
               </w:rPr>
-              <w:t>Neconformitati: 22 din 116 articole ref.</w:t>
+              <w:t>Neconformitati: 23 din 116 articole ref.</w:t>
             </w:r>
           </w:p>
         </w:tc>
@@ -7141,7 +8821,7 @@
                 <w:b w:val="0"/>
                 <w:sz w:val="16"/>
               </w:rPr>
-              <w:t>43</w:t>
+              <w:t>53</w:t>
             </w:r>
           </w:p>
         </w:tc>
@@ -7300,7 +8980,7 @@
                 <w:b w:val="0"/>
                 <w:sz w:val="16"/>
               </w:rPr>
-              <w:t>44</w:t>
+              <w:t>54</w:t>
             </w:r>
           </w:p>
         </w:tc>
@@ -7459,7 +9139,7 @@
                 <w:b w:val="0"/>
                 <w:sz w:val="16"/>
               </w:rPr>
-              <w:t>45</w:t>
+              <w:t>55</w:t>
             </w:r>
           </w:p>
         </w:tc>
@@ -7618,7 +9298,7 @@
                 <w:b w:val="0"/>
                 <w:sz w:val="16"/>
               </w:rPr>
-              <w:t>46</w:t>
+              <w:t>56</w:t>
             </w:r>
           </w:p>
         </w:tc>
@@ -7777,7 +9457,7 @@
                 <w:b w:val="0"/>
                 <w:sz w:val="16"/>
               </w:rPr>
-              <w:t>47</w:t>
+              <w:t>57</w:t>
             </w:r>
           </w:p>
         </w:tc>
@@ -7936,7 +9616,7 @@
                 <w:b w:val="0"/>
                 <w:sz w:val="16"/>
               </w:rPr>
-              <w:t>48</w:t>
+              <w:t>58</w:t>
             </w:r>
           </w:p>
         </w:tc>
@@ -8095,7 +9775,7 @@
                 <w:b w:val="0"/>
                 <w:sz w:val="16"/>
               </w:rPr>
-              <w:t>49</w:t>
+              <w:t>59</w:t>
             </w:r>
           </w:p>
         </w:tc>
@@ -8254,7 +9934,7 @@
                 <w:b w:val="0"/>
                 <w:sz w:val="16"/>
               </w:rPr>
-              <w:t>50</w:t>
+              <w:t>60</w:t>
             </w:r>
           </w:p>
         </w:tc>
@@ -8282,7 +9962,7 @@
                 <w:b w:val="0"/>
                 <w:sz w:val="16"/>
               </w:rPr>
-              <w:t>$5536157</w:t>
+              <w:t>$55361571</w:t>
             </w:r>
           </w:p>
         </w:tc>
@@ -8296,7 +9976,7 @@
                 <w:b w:val="0"/>
                 <w:sz w:val="16"/>
               </w:rPr>
-              <w:t>priza dubla cu contact de protectie si obturato...</w:t>
+              <w:t>priza simpla cu contact de protectie si obturat...</w:t>
             </w:r>
           </w:p>
         </w:tc>
@@ -8325,7 +10005,7 @@
                 <w:color w:val="CC0000"/>
                 <w:sz w:val="16"/>
               </w:rPr>
-              <w:t>62.62</w:t>
+              <w:t>16.16</w:t>
             </w:r>
           </w:p>
         </w:tc>
@@ -8339,7 +10019,7 @@
                 <w:b w:val="0"/>
                 <w:sz w:val="16"/>
               </w:rPr>
-              <w:t>$5536157</w:t>
+              <w:t>$55361571</w:t>
             </w:r>
           </w:p>
         </w:tc>
@@ -8353,7 +10033,7 @@
                 <w:b w:val="0"/>
                 <w:sz w:val="16"/>
               </w:rPr>
-              <w:t>priza dubla cu contact de protectie si - obtura...</w:t>
+              <w:t>priza simpla cu contact de protectie si obturat...</w:t>
             </w:r>
           </w:p>
         </w:tc>
@@ -8382,7 +10062,7 @@
                 <w:color w:val="CC0000"/>
                 <w:sz w:val="16"/>
               </w:rPr>
-              <w:t>62.0</w:t>
+              <w:t>16.0</w:t>
             </w:r>
           </w:p>
         </w:tc>
@@ -8397,7 +10077,7 @@
                 <w:color w:val="CC0000"/>
                 <w:sz w:val="16"/>
               </w:rPr>
-              <w:t>Cantitate diferită: referință 62.62 buc, ofertat 62.0 buc</w:t>
+              <w:t>Cantitate diferită: referință 16.16 buc, ofertat 16.0 buc</w:t>
             </w:r>
           </w:p>
         </w:tc>
@@ -8413,7 +10093,7 @@
                 <w:b w:val="0"/>
                 <w:sz w:val="16"/>
               </w:rPr>
-              <w:t>51</w:t>
+              <w:t>61</w:t>
             </w:r>
           </w:p>
         </w:tc>
@@ -8441,7 +10121,7 @@
                 <w:b w:val="0"/>
                 <w:sz w:val="16"/>
               </w:rPr>
-              <w:t>$55361571</w:t>
+              <w:t>$5536157</w:t>
             </w:r>
           </w:p>
         </w:tc>
@@ -8455,7 +10135,7 @@
                 <w:b w:val="0"/>
                 <w:sz w:val="16"/>
               </w:rPr>
-              <w:t>priza simpla cu contact de protectie si obturat...</w:t>
+              <w:t>priza dubla cu contact de protectie si obturato...</w:t>
             </w:r>
           </w:p>
         </w:tc>
@@ -8484,7 +10164,7 @@
                 <w:color w:val="CC0000"/>
                 <w:sz w:val="16"/>
               </w:rPr>
-              <w:t>16.16</w:t>
+              <w:t>62.62</w:t>
             </w:r>
           </w:p>
         </w:tc>
@@ -8498,7 +10178,7 @@
                 <w:b w:val="0"/>
                 <w:sz w:val="16"/>
               </w:rPr>
-              <w:t>$55361571</w:t>
+              <w:t>$5536157</w:t>
             </w:r>
           </w:p>
         </w:tc>
@@ -8512,7 +10192,7 @@
                 <w:b w:val="0"/>
                 <w:sz w:val="16"/>
               </w:rPr>
-              <w:t>priza simpla cu contact de protectie si obturat...</w:t>
+              <w:t>priza dubla cu contact de protectie si - obtura...</w:t>
             </w:r>
           </w:p>
         </w:tc>
@@ -8541,7 +10221,7 @@
                 <w:color w:val="CC0000"/>
                 <w:sz w:val="16"/>
               </w:rPr>
-              <w:t>16.0</w:t>
+              <w:t>62.0</w:t>
             </w:r>
           </w:p>
         </w:tc>
@@ -8556,7 +10236,7 @@
                 <w:color w:val="CC0000"/>
                 <w:sz w:val="16"/>
               </w:rPr>
-              <w:t>Cantitate diferită: referință 16.16 buc, ofertat 16.0 buc</w:t>
+              <w:t>Cantitate diferită: referință 62.62 buc, ofertat 62.0 buc</w:t>
             </w:r>
           </w:p>
         </w:tc>
@@ -8592,7 +10272,7 @@
                 <w:b w:val="0"/>
                 <w:sz w:val="16"/>
               </w:rPr>
-              <w:t>52</w:t>
+              <w:t>62</w:t>
             </w:r>
           </w:p>
         </w:tc>
@@ -8756,7 +10436,7 @@
                 <w:b w:val="0"/>
                 <w:sz w:val="16"/>
               </w:rPr>
-              <w:t>53</w:t>
+              <w:t>63</w:t>
             </w:r>
           </w:p>
         </w:tc>
@@ -8920,7 +10600,7 @@
                 <w:b w:val="0"/>
                 <w:sz w:val="16"/>
               </w:rPr>
-              <w:t>54</w:t>
+              <w:t>64</w:t>
             </w:r>
           </w:p>
         </w:tc>
@@ -9084,7 +10764,7 @@
                 <w:b w:val="0"/>
                 <w:sz w:val="16"/>
               </w:rPr>
-              <w:t>55</w:t>
+              <w:t>65</w:t>
             </w:r>
           </w:p>
         </w:tc>
@@ -9170,7 +10850,7 @@
                 <w:b w:val="0"/>
                 <w:sz w:val="16"/>
               </w:rPr>
-              <w:t>EE09C01</w:t>
+              <w:t>EA02B03</w:t>
             </w:r>
           </w:p>
         </w:tc>
@@ -9185,7 +10865,7 @@
                 <w:b w:val="0"/>
                 <w:sz w:val="16"/>
               </w:rPr>
-              <w:t>corp de iluminat siguranta led 9w, montaj apare...</w:t>
+              <w:t>cablu cupru n2xh 3x 2,5 mmp 100018764[1] - cabl...</w:t>
             </w:r>
           </w:p>
         </w:tc>
@@ -9200,7 +10880,7 @@
                 <w:b w:val="0"/>
                 <w:sz w:val="16"/>
               </w:rPr>
-              <w:t>buc</w:t>
+              <w:t>ml</w:t>
             </w:r>
           </w:p>
         </w:tc>
@@ -9215,7 +10895,7 @@
                 <w:b w:val="0"/>
                 <w:sz w:val="16"/>
               </w:rPr>
-              <w:t>24.0</w:t>
+              <w:t>2000.0</w:t>
             </w:r>
           </w:p>
         </w:tc>
@@ -9248,7 +10928,7 @@
                 <w:b w:val="0"/>
                 <w:sz w:val="16"/>
               </w:rPr>
-              <w:t>56</w:t>
+              <w:t>66</w:t>
             </w:r>
           </w:p>
         </w:tc>
@@ -9334,7 +11014,7 @@
                 <w:b w:val="0"/>
                 <w:sz w:val="16"/>
               </w:rPr>
-              <w:t>EA02B03</w:t>
+              <w:t>EE09C01</w:t>
             </w:r>
           </w:p>
         </w:tc>
@@ -9349,7 +11029,7 @@
                 <w:b w:val="0"/>
                 <w:sz w:val="16"/>
               </w:rPr>
-              <w:t>cablu cupru n2xh 3x 2,5 mmp 100018764[1] - cabl...</w:t>
+              <w:t>corp de iluminat siguranta led 9w, montaj apare...</w:t>
             </w:r>
           </w:p>
         </w:tc>
@@ -9364,7 +11044,7 @@
                 <w:b w:val="0"/>
                 <w:sz w:val="16"/>
               </w:rPr>
-              <w:t>ml</w:t>
+              <w:t>buc</w:t>
             </w:r>
           </w:p>
         </w:tc>
@@ -9379,7 +11059,7 @@
                 <w:b w:val="0"/>
                 <w:sz w:val="16"/>
               </w:rPr>
-              <w:t>2000.0</w:t>
+              <w:t>24.0</w:t>
             </w:r>
           </w:p>
         </w:tc>
@@ -9412,7 +11092,7 @@
                 <w:b w:val="0"/>
                 <w:sz w:val="16"/>
               </w:rPr>
-              <w:t>57</w:t>
+              <w:t>67</w:t>
             </w:r>
           </w:p>
         </w:tc>
@@ -9725,7 +11405,7 @@
                 <w:b w:val="0"/>
                 <w:sz w:val="16"/>
               </w:rPr>
-              <w:t>59</w:t>
+              <w:t>69</w:t>
             </w:r>
           </w:p>
         </w:tc>
@@ -9884,7 +11564,7 @@
                 <w:b w:val="0"/>
                 <w:sz w:val="16"/>
               </w:rPr>
-              <w:t>60</w:t>
+              <w:t>70</w:t>
             </w:r>
           </w:p>
         </w:tc>
@@ -10043,7 +11723,7 @@
                 <w:b w:val="0"/>
                 <w:sz w:val="16"/>
               </w:rPr>
-              <w:t>61</w:t>
+              <w:t>71</w:t>
             </w:r>
           </w:p>
         </w:tc>
@@ -10202,7 +11882,7 @@
                 <w:b w:val="0"/>
                 <w:sz w:val="16"/>
               </w:rPr>
-              <w:t>62</w:t>
+              <w:t>72</w:t>
             </w:r>
           </w:p>
         </w:tc>
@@ -10361,7 +12041,7 @@
                 <w:b w:val="0"/>
                 <w:sz w:val="16"/>
               </w:rPr>
-              <w:t>63</w:t>
+              <w:t>73</w:t>
             </w:r>
           </w:p>
         </w:tc>
@@ -10520,7 +12200,7 @@
                 <w:b w:val="0"/>
                 <w:sz w:val="16"/>
               </w:rPr>
-              <w:t>64</w:t>
+              <w:t>74</w:t>
             </w:r>
           </w:p>
         </w:tc>
@@ -10548,7 +12228,7 @@
                 <w:b w:val="0"/>
                 <w:sz w:val="16"/>
               </w:rPr>
-              <w:t>$67004566</w:t>
+              <w:t>$42040321</w:t>
             </w:r>
           </w:p>
         </w:tc>
@@ -10562,7 +12242,7 @@
                 <w:b w:val="0"/>
                 <w:sz w:val="16"/>
               </w:rPr>
-              <w:t>compensator de dilatare liniar din inox d = 2' ...</w:t>
+              <w:t>bratara tevi instalatii apa si gaze 2'</w:t>
             </w:r>
           </w:p>
         </w:tc>
@@ -10591,7 +12271,7 @@
                 <w:color w:val="CC0000"/>
                 <w:sz w:val="16"/>
               </w:rPr>
-              <w:t>15.8</w:t>
+              <w:t>250.0</w:t>
             </w:r>
           </w:p>
         </w:tc>
@@ -10605,7 +12285,7 @@
                 <w:b w:val="0"/>
                 <w:sz w:val="16"/>
               </w:rPr>
-              <w:t>$67004566</w:t>
+              <w:t>$4204032</w:t>
             </w:r>
           </w:p>
         </w:tc>
@@ -10619,7 +12299,7 @@
                 <w:b w:val="0"/>
                 <w:sz w:val="16"/>
               </w:rPr>
-              <w:t>compensator de dilatare liniar din inox d = 2 '...</w:t>
+              <w:t>bratara tevi instalatii apa si gaze 3/4</w:t>
             </w:r>
           </w:p>
         </w:tc>
@@ -10648,7 +12328,7 @@
                 <w:color w:val="CC0000"/>
                 <w:sz w:val="16"/>
               </w:rPr>
-              <w:t>16.0</w:t>
+              <w:t>187.0</w:t>
             </w:r>
           </w:p>
         </w:tc>
@@ -10663,7 +12343,7 @@
                 <w:color w:val="CC0000"/>
                 <w:sz w:val="16"/>
               </w:rPr>
-              <w:t>Cantitate diferită: referință 15.8 buc, ofertat 16.0 buc</w:t>
+              <w:t>Cantitate diferită: referință 250.0 buc, ofertat 187.0 buc</w:t>
             </w:r>
           </w:p>
         </w:tc>
@@ -10679,7 +12359,7 @@
                 <w:b w:val="0"/>
                 <w:sz w:val="16"/>
               </w:rPr>
-              <w:t>65</w:t>
+              <w:t>75</w:t>
             </w:r>
           </w:p>
         </w:tc>
@@ -10707,7 +12387,7 @@
                 <w:b w:val="0"/>
                 <w:sz w:val="16"/>
               </w:rPr>
-              <w:t>$7801794</w:t>
+              <w:t>$67004566</w:t>
             </w:r>
           </w:p>
         </w:tc>
@@ -10721,7 +12401,7 @@
                 <w:b w:val="0"/>
                 <w:sz w:val="16"/>
               </w:rPr>
-              <w:t>filtru magnetita euroacque tip hx 1' 1/4</w:t>
+              <w:t>compensator de dilatare liniar din inox d = 2' ...</w:t>
             </w:r>
           </w:p>
         </w:tc>
@@ -10747,9 +12427,10 @@
             <w:r>
               <w:rPr>
                 <w:b w:val="0"/>
-                <w:sz w:val="16"/>
-              </w:rPr>
-              <w:t>9.0</w:t>
+                <w:color w:val="CC0000"/>
+                <w:sz w:val="16"/>
+              </w:rPr>
+              <w:t>15.8</w:t>
             </w:r>
           </w:p>
         </w:tc>
@@ -10757,25 +12438,58 @@
           <w:tcPr>
             <w:tcW w:type="dxa" w:w="850"/>
           </w:tcPr>
-          <w:p/>
+          <w:p>
+            <w:r>
+              <w:rPr>
+                <w:b w:val="0"/>
+                <w:sz w:val="16"/>
+              </w:rPr>
+              <w:t>$67004566</w:t>
+            </w:r>
+          </w:p>
         </w:tc>
         <w:tc>
           <w:tcPr>
             <w:tcW w:type="dxa" w:w="1984"/>
           </w:tcPr>
-          <w:p/>
+          <w:p>
+            <w:r>
+              <w:rPr>
+                <w:b w:val="0"/>
+                <w:sz w:val="16"/>
+              </w:rPr>
+              <w:t>compensator de dilatare liniar din inox d = 2 '...</w:t>
+            </w:r>
+          </w:p>
         </w:tc>
         <w:tc>
           <w:tcPr>
             <w:tcW w:type="dxa" w:w="454"/>
           </w:tcPr>
-          <w:p/>
+          <w:p>
+            <w:r>
+              <w:rPr>
+                <w:b w:val="0"/>
+                <w:sz w:val="16"/>
+              </w:rPr>
+              <w:t>buc</w:t>
+            </w:r>
+          </w:p>
         </w:tc>
         <w:tc>
           <w:tcPr>
             <w:tcW w:type="dxa" w:w="680"/>
           </w:tcPr>
-          <w:p/>
+          <w:p>
+            <w:r>
+              <w:rPr>
+                <w:b w:val="0"/>
+                <w:color w:val="CC0000"/>
+                <w:sz w:val="16"/>
+              </w:rPr>
+              <w:t>16.0</w:t>
+            </w:r>
+          </w:p>
         </w:tc>
         <w:tc>
           <w:tcPr>
@@ -10788,7 +12502,7 @@
                 <w:color w:val="CC0000"/>
                 <w:sz w:val="16"/>
               </w:rPr>
-              <w:t>Articol lipsă din ofertă</w:t>
+              <w:t>Cantitate diferită: referință 15.8 buc, ofertat 16.0 buc</w:t>
             </w:r>
           </w:p>
         </w:tc>
@@ -10797,6 +12511,131 @@
         <w:tc>
           <w:tcPr>
             <w:tcW w:type="dxa" w:w="397"/>
+          </w:tcPr>
+          <w:p>
+            <w:r>
+              <w:rPr>
+                <w:b w:val="0"/>
+                <w:sz w:val="16"/>
+              </w:rPr>
+              <w:t>76</w:t>
+            </w:r>
+          </w:p>
+        </w:tc>
+        <w:tc>
+          <w:tcPr>
+            <w:tcW w:type="dxa" w:w="1701"/>
+          </w:tcPr>
+          <w:p>
+            <w:r>
+              <w:rPr>
+                <w:b w:val="0"/>
+                <w:sz w:val="16"/>
+              </w:rPr>
+              <w:t>2.6 - INSTALATII TERMICE</w:t>
+            </w:r>
+          </w:p>
+        </w:tc>
+        <w:tc>
+          <w:tcPr>
+            <w:tcW w:type="dxa" w:w="850"/>
+          </w:tcPr>
+          <w:p>
+            <w:r>
+              <w:rPr>
+                <w:b w:val="0"/>
+                <w:sz w:val="16"/>
+              </w:rPr>
+              <w:t>$7801794</w:t>
+            </w:r>
+          </w:p>
+        </w:tc>
+        <w:tc>
+          <w:tcPr>
+            <w:tcW w:type="dxa" w:w="1984"/>
+          </w:tcPr>
+          <w:p>
+            <w:r>
+              <w:rPr>
+                <w:b w:val="0"/>
+                <w:sz w:val="16"/>
+              </w:rPr>
+              <w:t>filtru magnetita euroacque tip hx 1' 1/4</w:t>
+            </w:r>
+          </w:p>
+        </w:tc>
+        <w:tc>
+          <w:tcPr>
+            <w:tcW w:type="dxa" w:w="454"/>
+          </w:tcPr>
+          <w:p>
+            <w:r>
+              <w:rPr>
+                <w:b w:val="0"/>
+                <w:sz w:val="16"/>
+              </w:rPr>
+              <w:t>buc</w:t>
+            </w:r>
+          </w:p>
+        </w:tc>
+        <w:tc>
+          <w:tcPr>
+            <w:tcW w:type="dxa" w:w="680"/>
+          </w:tcPr>
+          <w:p>
+            <w:r>
+              <w:rPr>
+                <w:b w:val="0"/>
+                <w:sz w:val="16"/>
+              </w:rPr>
+              <w:t>9.0</w:t>
+            </w:r>
+          </w:p>
+        </w:tc>
+        <w:tc>
+          <w:tcPr>
+            <w:tcW w:type="dxa" w:w="850"/>
+          </w:tcPr>
+          <w:p/>
+        </w:tc>
+        <w:tc>
+          <w:tcPr>
+            <w:tcW w:type="dxa" w:w="1984"/>
+          </w:tcPr>
+          <w:p/>
+        </w:tc>
+        <w:tc>
+          <w:tcPr>
+            <w:tcW w:type="dxa" w:w="454"/>
+          </w:tcPr>
+          <w:p/>
+        </w:tc>
+        <w:tc>
+          <w:tcPr>
+            <w:tcW w:type="dxa" w:w="680"/>
+          </w:tcPr>
+          <w:p/>
+        </w:tc>
+        <w:tc>
+          <w:tcPr>
+            <w:tcW w:type="dxa" w:w="3572"/>
+          </w:tcPr>
+          <w:p>
+            <w:r>
+              <w:rPr>
+                <w:b w:val="0"/>
+                <w:color w:val="CC0000"/>
+                <w:sz w:val="16"/>
+              </w:rPr>
+              <w:t>Articol lipsă din ofertă</w:t>
+            </w:r>
+          </w:p>
+        </w:tc>
+      </w:tr>
+      <w:tr>
+        <w:tc>
+          <w:tcPr>
+            <w:tcW w:type="dxa" w:w="397"/>
             <w:shd w:fill="FFCC99" w:val="clear"/>
           </w:tcPr>
           <w:p>
@@ -10805,7 +12644,7 @@
                 <w:b w:val="0"/>
                 <w:sz w:val="16"/>
               </w:rPr>
-              <w:t>66</w:t>
+              <w:t>77</w:t>
             </w:r>
           </w:p>
         </w:tc>
@@ -10835,7 +12674,7 @@
                 <w:b w:val="0"/>
                 <w:sz w:val="16"/>
               </w:rPr>
-              <w:t>$4201717</w:t>
+              <w:t>$42040681</w:t>
             </w:r>
           </w:p>
         </w:tc>
@@ -10850,7 +12689,7 @@
                 <w:b w:val="0"/>
                 <w:sz w:val="16"/>
               </w:rPr>
-              <w:t>robinet retinere ventil 2 1/2 pn 6 mufa</w:t>
+              <w:t>bratari tevi instalatii apa si gaze 1'</w:t>
             </w:r>
           </w:p>
         </w:tc>
@@ -10865,6 +12704,7 @@
                 <w:b w:val="0"/>
                 <w:sz w:val="16"/>
               </w:rPr>
+              <w:t>buc</w:t>
             </w:r>
           </w:p>
         </w:tc>
@@ -10879,7 +12719,7 @@
                 <w:b w:val="0"/>
                 <w:sz w:val="16"/>
               </w:rPr>
-              <w:t>0.0</w:t>
+              <w:t>250.0</w:t>
             </w:r>
           </w:p>
         </w:tc>
@@ -10894,7 +12734,7 @@
                 <w:b w:val="0"/>
                 <w:sz w:val="16"/>
               </w:rPr>
-              <w:t>$4201717</w:t>
+              <w:t>$42040681</w:t>
             </w:r>
           </w:p>
         </w:tc>
@@ -10924,6 +12764,7 @@
                 <w:b w:val="0"/>
                 <w:sz w:val="16"/>
               </w:rPr>
+              <w:t>buc</w:t>
             </w:r>
           </w:p>
         </w:tc>
@@ -10938,7 +12779,7 @@
                 <w:b w:val="0"/>
                 <w:sz w:val="16"/>
               </w:rPr>
-              <w:t>0.0</w:t>
+              <w:t>40.0</w:t>
             </w:r>
           </w:p>
         </w:tc>
@@ -10954,7 +12795,7 @@
                 <w:color w:val="CC0000"/>
                 <w:sz w:val="16"/>
               </w:rPr>
-              <w:t>ORPHAN: Cod '$4201717' identic, dar categorii DIFERITE. Cod $4201717: REF categoriei 2.6 =&gt; OFERTA categoriei 3.4. VERIFICARE MANUALA NECESARA!</w:t>
+              <w:t>ORPHAN: Cod '$42040681' identic, dar categorii DIFERITE. Cod $42040681: REF categoriei 2.6 =&gt; OFERTA categoriei 3.4. VERIFICARE MANUALA NECESARA!</w:t>
             </w:r>
           </w:p>
         </w:tc>
@@ -10971,7 +12812,7 @@
                 <w:b w:val="0"/>
                 <w:sz w:val="16"/>
               </w:rPr>
-              <w:t>67</w:t>
+              <w:t>78</w:t>
             </w:r>
           </w:p>
         </w:tc>
@@ -11001,7 +12842,7 @@
                 <w:b w:val="0"/>
                 <w:sz w:val="16"/>
               </w:rPr>
-              <w:t>$4201690</w:t>
+              <w:t>$42040821</w:t>
             </w:r>
           </w:p>
         </w:tc>
@@ -11016,7 +12857,7 @@
                 <w:b w:val="0"/>
                 <w:sz w:val="16"/>
               </w:rPr>
-              <w:t>robinet retinere ventil 1 1/2 pn 6 mufa</w:t>
+              <w:t>bratari tevi instalatii apa si gaze 1'1/2'</w:t>
             </w:r>
           </w:p>
         </w:tc>
@@ -11031,6 +12872,7 @@
                 <w:b w:val="0"/>
                 <w:sz w:val="16"/>
               </w:rPr>
+              <w:t>buc</w:t>
             </w:r>
           </w:p>
         </w:tc>
@@ -11045,7 +12887,7 @@
                 <w:b w:val="0"/>
                 <w:sz w:val="16"/>
               </w:rPr>
-              <w:t>0.0</w:t>
+              <w:t>250.0</w:t>
             </w:r>
           </w:p>
         </w:tc>
@@ -11060,7 +12902,7 @@
                 <w:b w:val="0"/>
                 <w:sz w:val="16"/>
               </w:rPr>
-              <w:t>$4201690</w:t>
+              <w:t>$42040821</w:t>
             </w:r>
           </w:p>
         </w:tc>
@@ -11090,6 +12932,7 @@
                 <w:b w:val="0"/>
                 <w:sz w:val="16"/>
               </w:rPr>
+              <w:t>buc</w:t>
             </w:r>
           </w:p>
         </w:tc>
@@ -11104,7 +12947,7 @@
                 <w:b w:val="0"/>
                 <w:sz w:val="16"/>
               </w:rPr>
-              <w:t>0.0</w:t>
+              <w:t>50.0</w:t>
             </w:r>
           </w:p>
         </w:tc>
@@ -11120,7 +12963,7 @@
                 <w:color w:val="CC0000"/>
                 <w:sz w:val="16"/>
               </w:rPr>
-              <w:t>ORPHAN: Cod '$4201690' identic, dar categorii DIFERITE. Cod $4201690: REF categoriei 2.6 =&gt; OFERTA categoriei 3.4. VERIFICARE MANUALA NECESARA!</w:t>
+              <w:t>ORPHAN: Cod '$42040821' identic, dar categorii DIFERITE. Cod $42040821: REF categoriei 2.6 =&gt; OFERTA categoriei 3.4. VERIFICARE MANUALA NECESARA!</w:t>
             </w:r>
           </w:p>
         </w:tc>
@@ -11137,7 +12980,843 @@
                 <w:b w:val="0"/>
                 <w:sz w:val="16"/>
               </w:rPr>
-              <w:t>68</w:t>
+              <w:t>79</w:t>
+            </w:r>
+          </w:p>
+        </w:tc>
+        <w:tc>
+          <w:tcPr>
+            <w:tcW w:type="dxa" w:w="1701"/>
+            <w:shd w:fill="FFCC99" w:val="clear"/>
+          </w:tcPr>
+          <w:p>
+            <w:r>
+              <w:rPr>
+                <w:b w:val="0"/>
+                <w:sz w:val="16"/>
+              </w:rPr>
+              <w:t>2.6 - INSTALATII TERMICE</w:t>
+            </w:r>
+          </w:p>
+        </w:tc>
+        <w:tc>
+          <w:tcPr>
+            <w:tcW w:type="dxa" w:w="850"/>
+            <w:shd w:fill="FFCC99" w:val="clear"/>
+          </w:tcPr>
+          <w:p>
+            <w:r>
+              <w:rPr>
+                <w:b w:val="0"/>
+                <w:sz w:val="16"/>
+              </w:rPr>
+              <w:t>$63098481</w:t>
+            </w:r>
+          </w:p>
+        </w:tc>
+        <w:tc>
+          <w:tcPr>
+            <w:tcW w:type="dxa" w:w="1984"/>
+            <w:shd w:fill="FFCC99" w:val="clear"/>
+          </w:tcPr>
+          <w:p>
+            <w:r>
+              <w:rPr>
+                <w:b w:val="0"/>
+                <w:sz w:val="16"/>
+              </w:rPr>
+              <w:t>conducta scurgere condens+ fir electric deviz '2.6</w:t>
+            </w:r>
+          </w:p>
+        </w:tc>
+        <w:tc>
+          <w:tcPr>
+            <w:tcW w:type="dxa" w:w="454"/>
+            <w:shd w:fill="FFCC99" w:val="clear"/>
+          </w:tcPr>
+          <w:p>
+            <w:r>
+              <w:rPr>
+                <w:b w:val="0"/>
+                <w:sz w:val="16"/>
+              </w:rPr>
+              <w:t>buc</w:t>
+            </w:r>
+          </w:p>
+        </w:tc>
+        <w:tc>
+          <w:tcPr>
+            <w:tcW w:type="dxa" w:w="680"/>
+            <w:shd w:fill="FFCC99" w:val="clear"/>
+          </w:tcPr>
+          <w:p>
+            <w:r>
+              <w:rPr>
+                <w:b w:val="0"/>
+                <w:sz w:val="16"/>
+              </w:rPr>
+              <w:t>9.0</w:t>
+            </w:r>
+          </w:p>
+        </w:tc>
+        <w:tc>
+          <w:tcPr>
+            <w:tcW w:type="dxa" w:w="850"/>
+            <w:shd w:fill="FFCC99" w:val="clear"/>
+          </w:tcPr>
+          <w:p>
+            <w:r>
+              <w:rPr>
+                <w:b w:val="0"/>
+                <w:sz w:val="16"/>
+              </w:rPr>
+              <w:t>$63098481</w:t>
+            </w:r>
+          </w:p>
+        </w:tc>
+        <w:tc>
+          <w:tcPr>
+            <w:tcW w:type="dxa" w:w="1984"/>
+            <w:shd w:fill="FFCC99" w:val="clear"/>
+          </w:tcPr>
+          <w:p>
+            <w:r>
+              <w:rPr>
+                <w:b w:val="0"/>
+                <w:sz w:val="16"/>
+              </w:rPr>
+              <w:t>Deviz 3.4</w:t>
+            </w:r>
+          </w:p>
+        </w:tc>
+        <w:tc>
+          <w:tcPr>
+            <w:tcW w:type="dxa" w:w="454"/>
+            <w:shd w:fill="FFCC99" w:val="clear"/>
+          </w:tcPr>
+          <w:p>
+            <w:r>
+              <w:rPr>
+                <w:b w:val="0"/>
+                <w:sz w:val="16"/>
+              </w:rPr>
+              <w:t>buc</w:t>
+            </w:r>
+          </w:p>
+        </w:tc>
+        <w:tc>
+          <w:tcPr>
+            <w:tcW w:type="dxa" w:w="680"/>
+            <w:shd w:fill="FFCC99" w:val="clear"/>
+          </w:tcPr>
+          <w:p>
+            <w:r>
+              <w:rPr>
+                <w:b w:val="0"/>
+                <w:sz w:val="16"/>
+              </w:rPr>
+              <w:t>2.0</w:t>
+            </w:r>
+          </w:p>
+        </w:tc>
+        <w:tc>
+          <w:tcPr>
+            <w:tcW w:type="dxa" w:w="3572"/>
+            <w:shd w:fill="FFCC99" w:val="clear"/>
+          </w:tcPr>
+          <w:p>
+            <w:r>
+              <w:rPr>
+                <w:b w:val="0"/>
+                <w:color w:val="CC0000"/>
+                <w:sz w:val="16"/>
+              </w:rPr>
+              <w:t>ORPHAN: Cod '$63098481' identic, dar categorii DIFERITE. Cod $63098481: REF categoriei 2.6 =&gt; OFERTA categoriei 3.4. VERIFICARE MANUALA NECESARA!</w:t>
+            </w:r>
+          </w:p>
+        </w:tc>
+      </w:tr>
+      <w:tr>
+        <w:tc>
+          <w:tcPr>
+            <w:tcW w:type="dxa" w:w="397"/>
+            <w:shd w:fill="FFCC99" w:val="clear"/>
+          </w:tcPr>
+          <w:p>
+            <w:r>
+              <w:rPr>
+                <w:b w:val="0"/>
+                <w:sz w:val="16"/>
+              </w:rPr>
+              <w:t>80</w:t>
+            </w:r>
+          </w:p>
+        </w:tc>
+        <w:tc>
+          <w:tcPr>
+            <w:tcW w:type="dxa" w:w="1701"/>
+            <w:shd w:fill="FFCC99" w:val="clear"/>
+          </w:tcPr>
+          <w:p>
+            <w:r>
+              <w:rPr>
+                <w:b w:val="0"/>
+                <w:sz w:val="16"/>
+              </w:rPr>
+              <w:t>2.6 - INSTALATII TERMICE</w:t>
+            </w:r>
+          </w:p>
+        </w:tc>
+        <w:tc>
+          <w:tcPr>
+            <w:tcW w:type="dxa" w:w="850"/>
+            <w:shd w:fill="FFCC99" w:val="clear"/>
+          </w:tcPr>
+          <w:p>
+            <w:r>
+              <w:rPr>
+                <w:b w:val="0"/>
+                <w:sz w:val="16"/>
+              </w:rPr>
+              <w:t>RPLB20A</w:t>
+            </w:r>
+          </w:p>
+        </w:tc>
+        <w:tc>
+          <w:tcPr>
+            <w:tcW w:type="dxa" w:w="1984"/>
+            <w:shd w:fill="FFCC99" w:val="clear"/>
+          </w:tcPr>
+          <w:p>
+            <w:r>
+              <w:rPr>
+                <w:b w:val="0"/>
+                <w:sz w:val="16"/>
+              </w:rPr>
+              <w:t>filtru magnetita euroacque tip hx 1' 1/4</w:t>
+            </w:r>
+          </w:p>
+        </w:tc>
+        <w:tc>
+          <w:tcPr>
+            <w:tcW w:type="dxa" w:w="454"/>
+            <w:shd w:fill="FFCC99" w:val="clear"/>
+          </w:tcPr>
+          <w:p>
+            <w:r>
+              <w:rPr>
+                <w:b w:val="0"/>
+                <w:sz w:val="16"/>
+              </w:rPr>
+              <w:t>buc</w:t>
+            </w:r>
+          </w:p>
+        </w:tc>
+        <w:tc>
+          <w:tcPr>
+            <w:tcW w:type="dxa" w:w="680"/>
+            <w:shd w:fill="FFCC99" w:val="clear"/>
+          </w:tcPr>
+          <w:p>
+            <w:r>
+              <w:rPr>
+                <w:b w:val="0"/>
+                <w:sz w:val="16"/>
+              </w:rPr>
+              <w:t>9.0</w:t>
+            </w:r>
+          </w:p>
+        </w:tc>
+        <w:tc>
+          <w:tcPr>
+            <w:tcW w:type="dxa" w:w="850"/>
+            <w:shd w:fill="FFCC99" w:val="clear"/>
+          </w:tcPr>
+          <w:p>
+            <w:r>
+              <w:rPr>
+                <w:b w:val="0"/>
+                <w:sz w:val="16"/>
+              </w:rPr>
+              <w:t>RPLB20A</w:t>
+            </w:r>
+          </w:p>
+        </w:tc>
+        <w:tc>
+          <w:tcPr>
+            <w:tcW w:type="dxa" w:w="1984"/>
+            <w:shd w:fill="FFCC99" w:val="clear"/>
+          </w:tcPr>
+          <w:p>
+            <w:r>
+              <w:rPr>
+                <w:b w:val="0"/>
+                <w:sz w:val="16"/>
+              </w:rPr>
+              <w:t>Deviz 3.4</w:t>
+            </w:r>
+          </w:p>
+        </w:tc>
+        <w:tc>
+          <w:tcPr>
+            <w:tcW w:type="dxa" w:w="454"/>
+            <w:shd w:fill="FFCC99" w:val="clear"/>
+          </w:tcPr>
+          <w:p>
+            <w:r>
+              <w:rPr>
+                <w:b w:val="0"/>
+                <w:sz w:val="16"/>
+              </w:rPr>
+              <w:t>buc</w:t>
+            </w:r>
+          </w:p>
+        </w:tc>
+        <w:tc>
+          <w:tcPr>
+            <w:tcW w:type="dxa" w:w="680"/>
+            <w:shd w:fill="FFCC99" w:val="clear"/>
+          </w:tcPr>
+          <w:p>
+            <w:r>
+              <w:rPr>
+                <w:b w:val="0"/>
+                <w:sz w:val="16"/>
+              </w:rPr>
+              <w:t>2.0</w:t>
+            </w:r>
+          </w:p>
+        </w:tc>
+        <w:tc>
+          <w:tcPr>
+            <w:tcW w:type="dxa" w:w="3572"/>
+            <w:shd w:fill="FFCC99" w:val="clear"/>
+          </w:tcPr>
+          <w:p>
+            <w:r>
+              <w:rPr>
+                <w:b w:val="0"/>
+                <w:color w:val="CC0000"/>
+                <w:sz w:val="16"/>
+              </w:rPr>
+              <w:t>ORPHAN: Cod 'RPLB20A' identic, dar categorii DIFERITE. Cod RPLB20A: REF categoriei 2.6 =&gt; OFERTA categoriei 3.4. VERIFICARE MANUALA NECESARA!</w:t>
+            </w:r>
+          </w:p>
+        </w:tc>
+      </w:tr>
+      <w:tr>
+        <w:tc>
+          <w:tcPr>
+            <w:tcW w:type="dxa" w:w="397"/>
+            <w:shd w:fill="FFCC99" w:val="clear"/>
+          </w:tcPr>
+          <w:p>
+            <w:r>
+              <w:rPr>
+                <w:b w:val="0"/>
+                <w:sz w:val="16"/>
+              </w:rPr>
+              <w:t>81</w:t>
+            </w:r>
+          </w:p>
+        </w:tc>
+        <w:tc>
+          <w:tcPr>
+            <w:tcW w:type="dxa" w:w="1701"/>
+            <w:shd w:fill="FFCC99" w:val="clear"/>
+          </w:tcPr>
+          <w:p>
+            <w:r>
+              <w:rPr>
+                <w:b w:val="0"/>
+                <w:sz w:val="16"/>
+              </w:rPr>
+              <w:t>2.6 - INSTALATII TERMICE</w:t>
+            </w:r>
+          </w:p>
+        </w:tc>
+        <w:tc>
+          <w:tcPr>
+            <w:tcW w:type="dxa" w:w="850"/>
+            <w:shd w:fill="FFCC99" w:val="clear"/>
+          </w:tcPr>
+          <w:p>
+            <w:r>
+              <w:rPr>
+                <w:b w:val="0"/>
+                <w:sz w:val="16"/>
+              </w:rPr>
+              <w:t>ATE38XA</w:t>
+            </w:r>
+          </w:p>
+        </w:tc>
+        <w:tc>
+          <w:tcPr>
+            <w:tcW w:type="dxa" w:w="1984"/>
+            <w:shd w:fill="FFCC99" w:val="clear"/>
+          </w:tcPr>
+          <w:p>
+            <w:r>
+              <w:rPr>
+                <w:b w:val="0"/>
+                <w:sz w:val="16"/>
+              </w:rPr>
+              <w:t>modul axc 30-cascadare pdc 980000095 - modul axc 3</w:t>
+            </w:r>
+          </w:p>
+        </w:tc>
+        <w:tc>
+          <w:tcPr>
+            <w:tcW w:type="dxa" w:w="454"/>
+            <w:shd w:fill="FFCC99" w:val="clear"/>
+          </w:tcPr>
+          <w:p>
+            <w:r>
+              <w:rPr>
+                <w:b w:val="0"/>
+                <w:sz w:val="16"/>
+              </w:rPr>
+              <w:t>buc</w:t>
+            </w:r>
+          </w:p>
+        </w:tc>
+        <w:tc>
+          <w:tcPr>
+            <w:tcW w:type="dxa" w:w="680"/>
+            <w:shd w:fill="FFCC99" w:val="clear"/>
+          </w:tcPr>
+          <w:p>
+            <w:r>
+              <w:rPr>
+                <w:b w:val="0"/>
+                <w:sz w:val="16"/>
+              </w:rPr>
+              <w:t>3.0</w:t>
+            </w:r>
+          </w:p>
+        </w:tc>
+        <w:tc>
+          <w:tcPr>
+            <w:tcW w:type="dxa" w:w="850"/>
+            <w:shd w:fill="FFCC99" w:val="clear"/>
+          </w:tcPr>
+          <w:p>
+            <w:r>
+              <w:rPr>
+                <w:b w:val="0"/>
+                <w:sz w:val="16"/>
+              </w:rPr>
+              <w:t>ATE38XA</w:t>
+            </w:r>
+          </w:p>
+        </w:tc>
+        <w:tc>
+          <w:tcPr>
+            <w:tcW w:type="dxa" w:w="1984"/>
+            <w:shd w:fill="FFCC99" w:val="clear"/>
+          </w:tcPr>
+          <w:p>
+            <w:r>
+              <w:rPr>
+                <w:b w:val="0"/>
+                <w:sz w:val="16"/>
+              </w:rPr>
+              <w:t>Deviz 3.4</w:t>
+            </w:r>
+          </w:p>
+        </w:tc>
+        <w:tc>
+          <w:tcPr>
+            <w:tcW w:type="dxa" w:w="454"/>
+            <w:shd w:fill="FFCC99" w:val="clear"/>
+          </w:tcPr>
+          <w:p>
+            <w:r>
+              <w:rPr>
+                <w:b w:val="0"/>
+                <w:sz w:val="16"/>
+              </w:rPr>
+              <w:t>buc</w:t>
+            </w:r>
+          </w:p>
+        </w:tc>
+        <w:tc>
+          <w:tcPr>
+            <w:tcW w:type="dxa" w:w="680"/>
+            <w:shd w:fill="FFCC99" w:val="clear"/>
+          </w:tcPr>
+          <w:p>
+            <w:r>
+              <w:rPr>
+                <w:b w:val="0"/>
+                <w:sz w:val="16"/>
+              </w:rPr>
+              <w:t>1.0</w:t>
+            </w:r>
+          </w:p>
+        </w:tc>
+        <w:tc>
+          <w:tcPr>
+            <w:tcW w:type="dxa" w:w="3572"/>
+            <w:shd w:fill="FFCC99" w:val="clear"/>
+          </w:tcPr>
+          <w:p>
+            <w:r>
+              <w:rPr>
+                <w:b w:val="0"/>
+                <w:color w:val="CC0000"/>
+                <w:sz w:val="16"/>
+              </w:rPr>
+              <w:t>ORPHAN: Cod 'ATE38XA' identic, dar categorii DIFERITE. Cod ATE38XA: REF categoriei 2.6 =&gt; OFERTA categoriei 3.4. VERIFICARE MANUALA NECESARA!</w:t>
+            </w:r>
+          </w:p>
+        </w:tc>
+      </w:tr>
+      <w:tr>
+        <w:tc>
+          <w:tcPr>
+            <w:tcW w:type="dxa" w:w="397"/>
+            <w:shd w:fill="FFCC99" w:val="clear"/>
+          </w:tcPr>
+          <w:p>
+            <w:r>
+              <w:rPr>
+                <w:b w:val="0"/>
+                <w:sz w:val="16"/>
+              </w:rPr>
+              <w:t>82</w:t>
+            </w:r>
+          </w:p>
+        </w:tc>
+        <w:tc>
+          <w:tcPr>
+            <w:tcW w:type="dxa" w:w="1701"/>
+            <w:shd w:fill="FFCC99" w:val="clear"/>
+          </w:tcPr>
+          <w:p>
+            <w:r>
+              <w:rPr>
+                <w:b w:val="0"/>
+                <w:sz w:val="16"/>
+              </w:rPr>
+              <w:t>2.6 - INSTALATII TERMICE</w:t>
+            </w:r>
+          </w:p>
+        </w:tc>
+        <w:tc>
+          <w:tcPr>
+            <w:tcW w:type="dxa" w:w="850"/>
+            <w:shd w:fill="FFCC99" w:val="clear"/>
+          </w:tcPr>
+          <w:p>
+            <w:r>
+              <w:rPr>
+                <w:b w:val="0"/>
+                <w:sz w:val="16"/>
+              </w:rPr>
+              <w:t>$4201717</w:t>
+            </w:r>
+          </w:p>
+        </w:tc>
+        <w:tc>
+          <w:tcPr>
+            <w:tcW w:type="dxa" w:w="1984"/>
+            <w:shd w:fill="FFCC99" w:val="clear"/>
+          </w:tcPr>
+          <w:p>
+            <w:r>
+              <w:rPr>
+                <w:b w:val="0"/>
+                <w:sz w:val="16"/>
+              </w:rPr>
+              <w:t>robinet retinere ventil 2 1/2 pn 6 mufa</w:t>
+            </w:r>
+          </w:p>
+        </w:tc>
+        <w:tc>
+          <w:tcPr>
+            <w:tcW w:type="dxa" w:w="454"/>
+            <w:shd w:fill="FFCC99" w:val="clear"/>
+          </w:tcPr>
+          <w:p>
+            <w:r>
+              <w:rPr>
+                <w:b w:val="0"/>
+                <w:sz w:val="16"/>
+              </w:rPr>
+            </w:r>
+          </w:p>
+        </w:tc>
+        <w:tc>
+          <w:tcPr>
+            <w:tcW w:type="dxa" w:w="680"/>
+            <w:shd w:fill="FFCC99" w:val="clear"/>
+          </w:tcPr>
+          <w:p>
+            <w:r>
+              <w:rPr>
+                <w:b w:val="0"/>
+                <w:sz w:val="16"/>
+              </w:rPr>
+              <w:t>0.0</w:t>
+            </w:r>
+          </w:p>
+        </w:tc>
+        <w:tc>
+          <w:tcPr>
+            <w:tcW w:type="dxa" w:w="850"/>
+            <w:shd w:fill="FFCC99" w:val="clear"/>
+          </w:tcPr>
+          <w:p>
+            <w:r>
+              <w:rPr>
+                <w:b w:val="0"/>
+                <w:sz w:val="16"/>
+              </w:rPr>
+              <w:t>$4201717</w:t>
+            </w:r>
+          </w:p>
+        </w:tc>
+        <w:tc>
+          <w:tcPr>
+            <w:tcW w:type="dxa" w:w="1984"/>
+            <w:shd w:fill="FFCC99" w:val="clear"/>
+          </w:tcPr>
+          <w:p>
+            <w:r>
+              <w:rPr>
+                <w:b w:val="0"/>
+                <w:sz w:val="16"/>
+              </w:rPr>
+              <w:t>Deviz 3.4</w:t>
+            </w:r>
+          </w:p>
+        </w:tc>
+        <w:tc>
+          <w:tcPr>
+            <w:tcW w:type="dxa" w:w="454"/>
+            <w:shd w:fill="FFCC99" w:val="clear"/>
+          </w:tcPr>
+          <w:p>
+            <w:r>
+              <w:rPr>
+                <w:b w:val="0"/>
+                <w:sz w:val="16"/>
+              </w:rPr>
+            </w:r>
+          </w:p>
+        </w:tc>
+        <w:tc>
+          <w:tcPr>
+            <w:tcW w:type="dxa" w:w="680"/>
+            <w:shd w:fill="FFCC99" w:val="clear"/>
+          </w:tcPr>
+          <w:p>
+            <w:r>
+              <w:rPr>
+                <w:b w:val="0"/>
+                <w:sz w:val="16"/>
+              </w:rPr>
+              <w:t>0.0</w:t>
+            </w:r>
+          </w:p>
+        </w:tc>
+        <w:tc>
+          <w:tcPr>
+            <w:tcW w:type="dxa" w:w="3572"/>
+            <w:shd w:fill="FFCC99" w:val="clear"/>
+          </w:tcPr>
+          <w:p>
+            <w:r>
+              <w:rPr>
+                <w:b w:val="0"/>
+                <w:color w:val="CC0000"/>
+                <w:sz w:val="16"/>
+              </w:rPr>
+              <w:t>ORPHAN: Cod '$4201717' identic, dar categorii DIFERITE. Cod $4201717: REF categoriei 2.6 =&gt; OFERTA categoriei 3.4. VERIFICARE MANUALA NECESARA!</w:t>
+            </w:r>
+          </w:p>
+        </w:tc>
+      </w:tr>
+      <w:tr>
+        <w:tc>
+          <w:tcPr>
+            <w:tcW w:type="dxa" w:w="397"/>
+            <w:shd w:fill="FFCC99" w:val="clear"/>
+          </w:tcPr>
+          <w:p>
+            <w:r>
+              <w:rPr>
+                <w:b w:val="0"/>
+                <w:sz w:val="16"/>
+              </w:rPr>
+              <w:t>83</w:t>
+            </w:r>
+          </w:p>
+        </w:tc>
+        <w:tc>
+          <w:tcPr>
+            <w:tcW w:type="dxa" w:w="1701"/>
+            <w:shd w:fill="FFCC99" w:val="clear"/>
+          </w:tcPr>
+          <w:p>
+            <w:r>
+              <w:rPr>
+                <w:b w:val="0"/>
+                <w:sz w:val="16"/>
+              </w:rPr>
+              <w:t>2.6 - INSTALATII TERMICE</w:t>
+            </w:r>
+          </w:p>
+        </w:tc>
+        <w:tc>
+          <w:tcPr>
+            <w:tcW w:type="dxa" w:w="850"/>
+            <w:shd w:fill="FFCC99" w:val="clear"/>
+          </w:tcPr>
+          <w:p>
+            <w:r>
+              <w:rPr>
+                <w:b w:val="0"/>
+                <w:sz w:val="16"/>
+              </w:rPr>
+              <w:t>$4201690</w:t>
+            </w:r>
+          </w:p>
+        </w:tc>
+        <w:tc>
+          <w:tcPr>
+            <w:tcW w:type="dxa" w:w="1984"/>
+            <w:shd w:fill="FFCC99" w:val="clear"/>
+          </w:tcPr>
+          <w:p>
+            <w:r>
+              <w:rPr>
+                <w:b w:val="0"/>
+                <w:sz w:val="16"/>
+              </w:rPr>
+              <w:t>robinet retinere ventil 1 1/2 pn 6 mufa</w:t>
+            </w:r>
+          </w:p>
+        </w:tc>
+        <w:tc>
+          <w:tcPr>
+            <w:tcW w:type="dxa" w:w="454"/>
+            <w:shd w:fill="FFCC99" w:val="clear"/>
+          </w:tcPr>
+          <w:p>
+            <w:r>
+              <w:rPr>
+                <w:b w:val="0"/>
+                <w:sz w:val="16"/>
+              </w:rPr>
+            </w:r>
+          </w:p>
+        </w:tc>
+        <w:tc>
+          <w:tcPr>
+            <w:tcW w:type="dxa" w:w="680"/>
+            <w:shd w:fill="FFCC99" w:val="clear"/>
+          </w:tcPr>
+          <w:p>
+            <w:r>
+              <w:rPr>
+                <w:b w:val="0"/>
+                <w:sz w:val="16"/>
+              </w:rPr>
+              <w:t>0.0</w:t>
+            </w:r>
+          </w:p>
+        </w:tc>
+        <w:tc>
+          <w:tcPr>
+            <w:tcW w:type="dxa" w:w="850"/>
+            <w:shd w:fill="FFCC99" w:val="clear"/>
+          </w:tcPr>
+          <w:p>
+            <w:r>
+              <w:rPr>
+                <w:b w:val="0"/>
+                <w:sz w:val="16"/>
+              </w:rPr>
+              <w:t>$4201690</w:t>
+            </w:r>
+          </w:p>
+        </w:tc>
+        <w:tc>
+          <w:tcPr>
+            <w:tcW w:type="dxa" w:w="1984"/>
+            <w:shd w:fill="FFCC99" w:val="clear"/>
+          </w:tcPr>
+          <w:p>
+            <w:r>
+              <w:rPr>
+                <w:b w:val="0"/>
+                <w:sz w:val="16"/>
+              </w:rPr>
+              <w:t>Deviz 3.4</w:t>
+            </w:r>
+          </w:p>
+        </w:tc>
+        <w:tc>
+          <w:tcPr>
+            <w:tcW w:type="dxa" w:w="454"/>
+            <w:shd w:fill="FFCC99" w:val="clear"/>
+          </w:tcPr>
+          <w:p>
+            <w:r>
+              <w:rPr>
+                <w:b w:val="0"/>
+                <w:sz w:val="16"/>
+              </w:rPr>
+            </w:r>
+          </w:p>
+        </w:tc>
+        <w:tc>
+          <w:tcPr>
+            <w:tcW w:type="dxa" w:w="680"/>
+            <w:shd w:fill="FFCC99" w:val="clear"/>
+          </w:tcPr>
+          <w:p>
+            <w:r>
+              <w:rPr>
+                <w:b w:val="0"/>
+                <w:sz w:val="16"/>
+              </w:rPr>
+              <w:t>0.0</w:t>
+            </w:r>
+          </w:p>
+        </w:tc>
+        <w:tc>
+          <w:tcPr>
+            <w:tcW w:type="dxa" w:w="3572"/>
+            <w:shd w:fill="FFCC99" w:val="clear"/>
+          </w:tcPr>
+          <w:p>
+            <w:r>
+              <w:rPr>
+                <w:b w:val="0"/>
+                <w:color w:val="CC0000"/>
+                <w:sz w:val="16"/>
+              </w:rPr>
+              <w:t>ORPHAN: Cod '$4201690' identic, dar categorii DIFERITE. Cod $4201690: REF categoriei 2.6 =&gt; OFERTA categoriei 3.4. VERIFICARE MANUALA NECESARA!</w:t>
+            </w:r>
+          </w:p>
+        </w:tc>
+      </w:tr>
+      <w:tr>
+        <w:tc>
+          <w:tcPr>
+            <w:tcW w:type="dxa" w:w="397"/>
+            <w:shd w:fill="FFCC99" w:val="clear"/>
+          </w:tcPr>
+          <w:p>
+            <w:r>
+              <w:rPr>
+                <w:b w:val="0"/>
+                <w:sz w:val="16"/>
+              </w:rPr>
+              <w:t>84</w:t>
             </w:r>
           </w:p>
         </w:tc>
@@ -11322,7 +14001,7 @@
                 <w:b w:val="0"/>
                 <w:sz w:val="16"/>
               </w:rPr>
-              <w:t>69</w:t>
+              <w:t>85</w:t>
             </w:r>
           </w:p>
         </w:tc>
@@ -11408,7 +14087,7 @@
                 <w:b w:val="0"/>
                 <w:sz w:val="16"/>
               </w:rPr>
-              <w:t>$4204032</w:t>
+              <w:t>SA13I</w:t>
             </w:r>
           </w:p>
         </w:tc>
@@ -11423,7 +14102,7 @@
                 <w:b w:val="0"/>
                 <w:sz w:val="16"/>
               </w:rPr>
-              <w:t>bratara tevi instalatii apa si gaze 3/4</w:t>
+              <w:t>compensator de dilatare liniar din inox d = 2 '...</w:t>
             </w:r>
           </w:p>
         </w:tc>
@@ -11453,7 +14132,7 @@
                 <w:b w:val="0"/>
                 <w:sz w:val="16"/>
               </w:rPr>
-              <w:t>187.0</w:t>
+              <w:t>4.0</w:t>
             </w:r>
           </w:p>
         </w:tc>
@@ -11486,7 +14165,7 @@
                 <w:b w:val="0"/>
                 <w:sz w:val="16"/>
               </w:rPr>
-              <w:t>70</w:t>
+              <w:t>86</w:t>
             </w:r>
           </w:p>
         </w:tc>
@@ -11572,7 +14251,7 @@
                 <w:b w:val="0"/>
                 <w:sz w:val="16"/>
               </w:rPr>
-              <w:t>SA13I</w:t>
+              <w:t>$42040321</w:t>
             </w:r>
           </w:p>
         </w:tc>
@@ -11587,7 +14266,7 @@
                 <w:b w:val="0"/>
                 <w:sz w:val="16"/>
               </w:rPr>
-              <w:t>compensator de dilatare liniar din inox d = 2 '...</w:t>
+              <w:t>bratara tevi instalatii apa si gaze 2 '</w:t>
             </w:r>
           </w:p>
         </w:tc>
@@ -11617,7 +14296,7 @@
                 <w:b w:val="0"/>
                 <w:sz w:val="16"/>
               </w:rPr>
-              <w:t>4.0</w:t>
+              <w:t>250.0</w:t>
             </w:r>
           </w:p>
         </w:tc>
@@ -11673,7 +14352,7 @@
                 <w:color w:val="000000"/>
                 <w:sz w:val="18"/>
               </w:rPr>
-              <w:t>Neconformitati: 12 din 91 articole ref.</w:t>
+              <w:t>Neconformitati: 18 din 91 articole ref.</w:t>
             </w:r>
           </w:p>
         </w:tc>
@@ -11799,7 +14478,7 @@
                 <w:b w:val="0"/>
                 <w:sz w:val="16"/>
               </w:rPr>
-              <w:t>72</w:t>
+              <w:t>88</w:t>
             </w:r>
           </w:p>
         </w:tc>
@@ -11909,6 +14588,1350 @@
                 <w:sz w:val="16"/>
               </w:rPr>
               <w:t>Articol lipsă din ofertă</w:t>
+            </w:r>
+          </w:p>
+        </w:tc>
+      </w:tr>
+      <w:tr>
+        <w:tc>
+          <w:tcPr>
+            <w:tcW w:type="dxa" w:w="397"/>
+            <w:shd w:fill="FFCC99" w:val="clear"/>
+          </w:tcPr>
+          <w:p>
+            <w:r>
+              <w:rPr>
+                <w:b w:val="0"/>
+                <w:sz w:val="16"/>
+              </w:rPr>
+              <w:t>89</w:t>
+            </w:r>
+          </w:p>
+        </w:tc>
+        <w:tc>
+          <w:tcPr>
+            <w:tcW w:type="dxa" w:w="1701"/>
+            <w:shd w:fill="FFCC99" w:val="clear"/>
+          </w:tcPr>
+          <w:p>
+            <w:r>
+              <w:rPr>
+                <w:b w:val="0"/>
+                <w:sz w:val="16"/>
+              </w:rPr>
+              <w:t>3.1 - ARHITECTURA - LUCRARI NOI</w:t>
+            </w:r>
+          </w:p>
+        </w:tc>
+        <w:tc>
+          <w:tcPr>
+            <w:tcW w:type="dxa" w:w="850"/>
+            <w:shd w:fill="FFCC99" w:val="clear"/>
+          </w:tcPr>
+          <w:p>
+            <w:r>
+              <w:rPr>
+                <w:b w:val="0"/>
+                <w:sz w:val="16"/>
+              </w:rPr>
+              <w:t>$20012940</w:t>
+            </w:r>
+          </w:p>
+        </w:tc>
+        <w:tc>
+          <w:tcPr>
+            <w:tcW w:type="dxa" w:w="1984"/>
+            <w:shd w:fill="FFCC99" w:val="clear"/>
+          </w:tcPr>
+          <w:p>
+            <w:r>
+              <w:rPr>
+                <w:b w:val="0"/>
+                <w:sz w:val="16"/>
+              </w:rPr>
+              <w:t>placa polistiren extrudat xps, 10 cm gros total in</w:t>
+            </w:r>
+          </w:p>
+        </w:tc>
+        <w:tc>
+          <w:tcPr>
+            <w:tcW w:type="dxa" w:w="454"/>
+            <w:shd w:fill="FFCC99" w:val="clear"/>
+          </w:tcPr>
+          <w:p>
+            <w:r>
+              <w:rPr>
+                <w:b w:val="0"/>
+                <w:sz w:val="16"/>
+              </w:rPr>
+              <w:t>mp</w:t>
+            </w:r>
+          </w:p>
+        </w:tc>
+        <w:tc>
+          <w:tcPr>
+            <w:tcW w:type="dxa" w:w="680"/>
+            <w:shd w:fill="FFCC99" w:val="clear"/>
+          </w:tcPr>
+          <w:p>
+            <w:r>
+              <w:rPr>
+                <w:b w:val="0"/>
+                <w:sz w:val="16"/>
+              </w:rPr>
+              <w:t>163.62</w:t>
+            </w:r>
+          </w:p>
+        </w:tc>
+        <w:tc>
+          <w:tcPr>
+            <w:tcW w:type="dxa" w:w="850"/>
+            <w:shd w:fill="FFCC99" w:val="clear"/>
+          </w:tcPr>
+          <w:p>
+            <w:r>
+              <w:rPr>
+                <w:b w:val="0"/>
+                <w:sz w:val="16"/>
+              </w:rPr>
+              <w:t>$20012940</w:t>
+            </w:r>
+          </w:p>
+        </w:tc>
+        <w:tc>
+          <w:tcPr>
+            <w:tcW w:type="dxa" w:w="1984"/>
+            <w:shd w:fill="FFCC99" w:val="clear"/>
+          </w:tcPr>
+          <w:p>
+            <w:r>
+              <w:rPr>
+                <w:b w:val="0"/>
+                <w:sz w:val="16"/>
+              </w:rPr>
+              <w:t>Deviz 2.1</w:t>
+            </w:r>
+          </w:p>
+        </w:tc>
+        <w:tc>
+          <w:tcPr>
+            <w:tcW w:type="dxa" w:w="454"/>
+            <w:shd w:fill="FFCC99" w:val="clear"/>
+          </w:tcPr>
+          <w:p>
+            <w:r>
+              <w:rPr>
+                <w:b w:val="0"/>
+                <w:sz w:val="16"/>
+              </w:rPr>
+              <w:t>mp</w:t>
+            </w:r>
+          </w:p>
+        </w:tc>
+        <w:tc>
+          <w:tcPr>
+            <w:tcW w:type="dxa" w:w="680"/>
+            <w:shd w:fill="FFCC99" w:val="clear"/>
+          </w:tcPr>
+          <w:p>
+            <w:r>
+              <w:rPr>
+                <w:b w:val="0"/>
+                <w:sz w:val="16"/>
+              </w:rPr>
+              <w:t>222.2</w:t>
+            </w:r>
+          </w:p>
+        </w:tc>
+        <w:tc>
+          <w:tcPr>
+            <w:tcW w:type="dxa" w:w="3572"/>
+            <w:shd w:fill="FFCC99" w:val="clear"/>
+          </w:tcPr>
+          <w:p>
+            <w:r>
+              <w:rPr>
+                <w:b w:val="0"/>
+                <w:color w:val="CC0000"/>
+                <w:sz w:val="16"/>
+              </w:rPr>
+              <w:t>ORPHAN: Cod '$20012940' identic, dar categorii DIFERITE. Cod $20012940: REF categoriei 3.1 =&gt; OFERTA categoriei 2.1. VERIFICARE MANUALA NECESARA!</w:t>
+            </w:r>
+          </w:p>
+        </w:tc>
+      </w:tr>
+      <w:tr>
+        <w:tc>
+          <w:tcPr>
+            <w:tcW w:type="dxa" w:w="397"/>
+            <w:shd w:fill="FFCC99" w:val="clear"/>
+          </w:tcPr>
+          <w:p>
+            <w:r>
+              <w:rPr>
+                <w:b w:val="0"/>
+                <w:sz w:val="16"/>
+              </w:rPr>
+              <w:t>90</w:t>
+            </w:r>
+          </w:p>
+        </w:tc>
+        <w:tc>
+          <w:tcPr>
+            <w:tcW w:type="dxa" w:w="1701"/>
+            <w:shd w:fill="FFCC99" w:val="clear"/>
+          </w:tcPr>
+          <w:p>
+            <w:r>
+              <w:rPr>
+                <w:b w:val="0"/>
+                <w:sz w:val="16"/>
+              </w:rPr>
+              <w:t>3.1 - ARHITECTURA - LUCRARI NOI</w:t>
+            </w:r>
+          </w:p>
+        </w:tc>
+        <w:tc>
+          <w:tcPr>
+            <w:tcW w:type="dxa" w:w="850"/>
+            <w:shd w:fill="FFCC99" w:val="clear"/>
+          </w:tcPr>
+          <w:p>
+            <w:r>
+              <w:rPr>
+                <w:b w:val="0"/>
+                <w:sz w:val="16"/>
+              </w:rPr>
+              <w:t>PF01XA</w:t>
+            </w:r>
+          </w:p>
+        </w:tc>
+        <w:tc>
+          <w:tcPr>
+            <w:tcW w:type="dxa" w:w="1984"/>
+            <w:shd w:fill="FFCC99" w:val="clear"/>
+          </w:tcPr>
+          <w:p>
+            <w:r>
+              <w:rPr>
+                <w:b w:val="0"/>
+                <w:sz w:val="16"/>
+              </w:rPr>
+              <w:t>mortar de tinci</w:t>
+            </w:r>
+          </w:p>
+        </w:tc>
+        <w:tc>
+          <w:tcPr>
+            <w:tcW w:type="dxa" w:w="454"/>
+            <w:shd w:fill="FFCC99" w:val="clear"/>
+          </w:tcPr>
+          <w:p>
+            <w:r>
+              <w:rPr>
+                <w:b w:val="0"/>
+                <w:sz w:val="16"/>
+              </w:rPr>
+              <w:t>mp</w:t>
+            </w:r>
+          </w:p>
+        </w:tc>
+        <w:tc>
+          <w:tcPr>
+            <w:tcW w:type="dxa" w:w="680"/>
+            <w:shd w:fill="FFCC99" w:val="clear"/>
+          </w:tcPr>
+          <w:p>
+            <w:r>
+              <w:rPr>
+                <w:b w:val="0"/>
+                <w:sz w:val="16"/>
+              </w:rPr>
+              <w:t>440.0</w:t>
+            </w:r>
+          </w:p>
+        </w:tc>
+        <w:tc>
+          <w:tcPr>
+            <w:tcW w:type="dxa" w:w="850"/>
+            <w:shd w:fill="FFCC99" w:val="clear"/>
+          </w:tcPr>
+          <w:p>
+            <w:r>
+              <w:rPr>
+                <w:b w:val="0"/>
+                <w:sz w:val="16"/>
+              </w:rPr>
+              <w:t>PF01XA</w:t>
+            </w:r>
+          </w:p>
+        </w:tc>
+        <w:tc>
+          <w:tcPr>
+            <w:tcW w:type="dxa" w:w="1984"/>
+            <w:shd w:fill="FFCC99" w:val="clear"/>
+          </w:tcPr>
+          <w:p>
+            <w:r>
+              <w:rPr>
+                <w:b w:val="0"/>
+                <w:sz w:val="16"/>
+              </w:rPr>
+              <w:t>Deviz 2.1</w:t>
+            </w:r>
+          </w:p>
+        </w:tc>
+        <w:tc>
+          <w:tcPr>
+            <w:tcW w:type="dxa" w:w="454"/>
+            <w:shd w:fill="FFCC99" w:val="clear"/>
+          </w:tcPr>
+          <w:p>
+            <w:r>
+              <w:rPr>
+                <w:b w:val="0"/>
+                <w:sz w:val="16"/>
+              </w:rPr>
+              <w:t>mp</w:t>
+            </w:r>
+          </w:p>
+        </w:tc>
+        <w:tc>
+          <w:tcPr>
+            <w:tcW w:type="dxa" w:w="680"/>
+            <w:shd w:fill="FFCC99" w:val="clear"/>
+          </w:tcPr>
+          <w:p>
+            <w:r>
+              <w:rPr>
+                <w:b w:val="0"/>
+                <w:sz w:val="16"/>
+              </w:rPr>
+              <w:t>2036.0</w:t>
+            </w:r>
+          </w:p>
+        </w:tc>
+        <w:tc>
+          <w:tcPr>
+            <w:tcW w:type="dxa" w:w="3572"/>
+            <w:shd w:fill="FFCC99" w:val="clear"/>
+          </w:tcPr>
+          <w:p>
+            <w:r>
+              <w:rPr>
+                <w:b w:val="0"/>
+                <w:color w:val="CC0000"/>
+                <w:sz w:val="16"/>
+              </w:rPr>
+              <w:t>ORPHAN: Cod 'PF01XA' identic, dar categorii DIFERITE. Cod PF01XA: REF categoriei 3.1 =&gt; OFERTA categoriei 2.1. VERIFICARE MANUALA NECESARA!</w:t>
+            </w:r>
+          </w:p>
+        </w:tc>
+      </w:tr>
+      <w:tr>
+        <w:tc>
+          <w:tcPr>
+            <w:tcW w:type="dxa" w:w="397"/>
+            <w:shd w:fill="FFCC99" w:val="clear"/>
+          </w:tcPr>
+          <w:p>
+            <w:r>
+              <w:rPr>
+                <w:b w:val="0"/>
+                <w:sz w:val="16"/>
+              </w:rPr>
+              <w:t>91</w:t>
+            </w:r>
+          </w:p>
+        </w:tc>
+        <w:tc>
+          <w:tcPr>
+            <w:tcW w:type="dxa" w:w="1701"/>
+            <w:shd w:fill="FFCC99" w:val="clear"/>
+          </w:tcPr>
+          <w:p>
+            <w:r>
+              <w:rPr>
+                <w:b w:val="0"/>
+                <w:sz w:val="16"/>
+              </w:rPr>
+              <w:t>3.1 - ARHITECTURA - LUCRARI NOI</w:t>
+            </w:r>
+          </w:p>
+        </w:tc>
+        <w:tc>
+          <w:tcPr>
+            <w:tcW w:type="dxa" w:w="850"/>
+            <w:shd w:fill="FFCC99" w:val="clear"/>
+          </w:tcPr>
+          <w:p>
+            <w:r>
+              <w:rPr>
+                <w:b w:val="0"/>
+                <w:sz w:val="16"/>
+              </w:rPr>
+              <w:t>PF01XA</w:t>
+            </w:r>
+          </w:p>
+        </w:tc>
+        <w:tc>
+          <w:tcPr>
+            <w:tcW w:type="dxa" w:w="1984"/>
+            <w:shd w:fill="FFCC99" w:val="clear"/>
+          </w:tcPr>
+          <w:p>
+            <w:r>
+              <w:rPr>
+                <w:b w:val="0"/>
+                <w:sz w:val="16"/>
+              </w:rPr>
+              <w:t>mortar de tinci</w:t>
+            </w:r>
+          </w:p>
+        </w:tc>
+        <w:tc>
+          <w:tcPr>
+            <w:tcW w:type="dxa" w:w="454"/>
+            <w:shd w:fill="FFCC99" w:val="clear"/>
+          </w:tcPr>
+          <w:p>
+            <w:r>
+              <w:rPr>
+                <w:b w:val="0"/>
+                <w:sz w:val="16"/>
+              </w:rPr>
+              <w:t>mp</w:t>
+            </w:r>
+          </w:p>
+        </w:tc>
+        <w:tc>
+          <w:tcPr>
+            <w:tcW w:type="dxa" w:w="680"/>
+            <w:shd w:fill="FFCC99" w:val="clear"/>
+          </w:tcPr>
+          <w:p>
+            <w:r>
+              <w:rPr>
+                <w:b w:val="0"/>
+                <w:sz w:val="16"/>
+              </w:rPr>
+              <w:t>440.0</w:t>
+            </w:r>
+          </w:p>
+        </w:tc>
+        <w:tc>
+          <w:tcPr>
+            <w:tcW w:type="dxa" w:w="850"/>
+            <w:shd w:fill="FFCC99" w:val="clear"/>
+          </w:tcPr>
+          <w:p>
+            <w:r>
+              <w:rPr>
+                <w:b w:val="0"/>
+                <w:sz w:val="16"/>
+              </w:rPr>
+              <w:t>PF01XA</w:t>
+            </w:r>
+          </w:p>
+        </w:tc>
+        <w:tc>
+          <w:tcPr>
+            <w:tcW w:type="dxa" w:w="1984"/>
+            <w:shd w:fill="FFCC99" w:val="clear"/>
+          </w:tcPr>
+          <w:p>
+            <w:r>
+              <w:rPr>
+                <w:b w:val="0"/>
+                <w:sz w:val="16"/>
+              </w:rPr>
+              <w:t>Deviz 6.1</w:t>
+            </w:r>
+          </w:p>
+        </w:tc>
+        <w:tc>
+          <w:tcPr>
+            <w:tcW w:type="dxa" w:w="454"/>
+            <w:shd w:fill="FFCC99" w:val="clear"/>
+          </w:tcPr>
+          <w:p>
+            <w:r>
+              <w:rPr>
+                <w:b w:val="0"/>
+                <w:sz w:val="16"/>
+              </w:rPr>
+              <w:t>mp</w:t>
+            </w:r>
+          </w:p>
+        </w:tc>
+        <w:tc>
+          <w:tcPr>
+            <w:tcW w:type="dxa" w:w="680"/>
+            <w:shd w:fill="FFCC99" w:val="clear"/>
+          </w:tcPr>
+          <w:p>
+            <w:r>
+              <w:rPr>
+                <w:b w:val="0"/>
+                <w:sz w:val="16"/>
+              </w:rPr>
+              <w:t>179.0</w:t>
+            </w:r>
+          </w:p>
+        </w:tc>
+        <w:tc>
+          <w:tcPr>
+            <w:tcW w:type="dxa" w:w="3572"/>
+            <w:shd w:fill="FFCC99" w:val="clear"/>
+          </w:tcPr>
+          <w:p>
+            <w:r>
+              <w:rPr>
+                <w:b w:val="0"/>
+                <w:color w:val="CC0000"/>
+                <w:sz w:val="16"/>
+              </w:rPr>
+              <w:t>ORPHAN: Cod 'PF01XA' identic, dar categorii DIFERITE. Cod PF01XA: REF categoriei 3.1 =&gt; OFERTA categoriei 6.1. VERIFICARE MANUALA NECESARA!</w:t>
+            </w:r>
+          </w:p>
+        </w:tc>
+      </w:tr>
+      <w:tr>
+        <w:tc>
+          <w:tcPr>
+            <w:tcW w:type="dxa" w:w="397"/>
+            <w:shd w:fill="FFCC99" w:val="clear"/>
+          </w:tcPr>
+          <w:p>
+            <w:r>
+              <w:rPr>
+                <w:b w:val="0"/>
+                <w:sz w:val="16"/>
+              </w:rPr>
+              <w:t>92</w:t>
+            </w:r>
+          </w:p>
+        </w:tc>
+        <w:tc>
+          <w:tcPr>
+            <w:tcW w:type="dxa" w:w="1701"/>
+            <w:shd w:fill="FFCC99" w:val="clear"/>
+          </w:tcPr>
+          <w:p>
+            <w:r>
+              <w:rPr>
+                <w:b w:val="0"/>
+                <w:sz w:val="16"/>
+              </w:rPr>
+              <w:t>3.1 - ARHITECTURA - LUCRARI NOI</w:t>
+            </w:r>
+          </w:p>
+        </w:tc>
+        <w:tc>
+          <w:tcPr>
+            <w:tcW w:type="dxa" w:w="850"/>
+            <w:shd w:fill="FFCC99" w:val="clear"/>
+          </w:tcPr>
+          <w:p>
+            <w:r>
+              <w:rPr>
+                <w:b w:val="0"/>
+                <w:sz w:val="16"/>
+              </w:rPr>
+              <w:t>IZF12XE</w:t>
+            </w:r>
+          </w:p>
+        </w:tc>
+        <w:tc>
+          <w:tcPr>
+            <w:tcW w:type="dxa" w:w="1984"/>
+            <w:shd w:fill="FFCC99" w:val="clear"/>
+          </w:tcPr>
+          <w:p>
+            <w:r>
+              <w:rPr>
+                <w:b w:val="0"/>
+                <w:sz w:val="16"/>
+              </w:rPr>
+              <w:t>sapa de egalizare 3-5 cm</w:t>
+            </w:r>
+          </w:p>
+        </w:tc>
+        <w:tc>
+          <w:tcPr>
+            <w:tcW w:type="dxa" w:w="454"/>
+            <w:shd w:fill="FFCC99" w:val="clear"/>
+          </w:tcPr>
+          <w:p>
+            <w:r>
+              <w:rPr>
+                <w:b w:val="0"/>
+                <w:sz w:val="16"/>
+              </w:rPr>
+              <w:t>mp</w:t>
+            </w:r>
+          </w:p>
+        </w:tc>
+        <w:tc>
+          <w:tcPr>
+            <w:tcW w:type="dxa" w:w="680"/>
+            <w:shd w:fill="FFCC99" w:val="clear"/>
+          </w:tcPr>
+          <w:p>
+            <w:r>
+              <w:rPr>
+                <w:b w:val="0"/>
+                <w:sz w:val="16"/>
+              </w:rPr>
+              <w:t>385.0</w:t>
+            </w:r>
+          </w:p>
+        </w:tc>
+        <w:tc>
+          <w:tcPr>
+            <w:tcW w:type="dxa" w:w="850"/>
+            <w:shd w:fill="FFCC99" w:val="clear"/>
+          </w:tcPr>
+          <w:p>
+            <w:r>
+              <w:rPr>
+                <w:b w:val="0"/>
+                <w:sz w:val="16"/>
+              </w:rPr>
+              <w:t>IZF12XE</w:t>
+            </w:r>
+          </w:p>
+        </w:tc>
+        <w:tc>
+          <w:tcPr>
+            <w:tcW w:type="dxa" w:w="1984"/>
+            <w:shd w:fill="FFCC99" w:val="clear"/>
+          </w:tcPr>
+          <w:p>
+            <w:r>
+              <w:rPr>
+                <w:b w:val="0"/>
+                <w:sz w:val="16"/>
+              </w:rPr>
+              <w:t>Deviz 2.1</w:t>
+            </w:r>
+          </w:p>
+        </w:tc>
+        <w:tc>
+          <w:tcPr>
+            <w:tcW w:type="dxa" w:w="454"/>
+            <w:shd w:fill="FFCC99" w:val="clear"/>
+          </w:tcPr>
+          <w:p>
+            <w:r>
+              <w:rPr>
+                <w:b w:val="0"/>
+                <w:sz w:val="16"/>
+              </w:rPr>
+              <w:t>mp</w:t>
+            </w:r>
+          </w:p>
+        </w:tc>
+        <w:tc>
+          <w:tcPr>
+            <w:tcW w:type="dxa" w:w="680"/>
+            <w:shd w:fill="FFCC99" w:val="clear"/>
+          </w:tcPr>
+          <w:p>
+            <w:r>
+              <w:rPr>
+                <w:b w:val="0"/>
+                <w:sz w:val="16"/>
+              </w:rPr>
+              <w:t>1561.0</w:t>
+            </w:r>
+          </w:p>
+        </w:tc>
+        <w:tc>
+          <w:tcPr>
+            <w:tcW w:type="dxa" w:w="3572"/>
+            <w:shd w:fill="FFCC99" w:val="clear"/>
+          </w:tcPr>
+          <w:p>
+            <w:r>
+              <w:rPr>
+                <w:b w:val="0"/>
+                <w:color w:val="CC0000"/>
+                <w:sz w:val="16"/>
+              </w:rPr>
+              <w:t>ORPHAN: Cod 'IZF12XE' identic, dar categorii DIFERITE. Cod IZF12XE: REF categoriei 3.1 =&gt; OFERTA categoriei 2.1. VERIFICARE MANUALA NECESARA!</w:t>
+            </w:r>
+          </w:p>
+        </w:tc>
+      </w:tr>
+      <w:tr>
+        <w:tc>
+          <w:tcPr>
+            <w:tcW w:type="dxa" w:w="397"/>
+            <w:shd w:fill="FFCC99" w:val="clear"/>
+          </w:tcPr>
+          <w:p>
+            <w:r>
+              <w:rPr>
+                <w:b w:val="0"/>
+                <w:sz w:val="16"/>
+              </w:rPr>
+              <w:t>93</w:t>
+            </w:r>
+          </w:p>
+        </w:tc>
+        <w:tc>
+          <w:tcPr>
+            <w:tcW w:type="dxa" w:w="1701"/>
+            <w:shd w:fill="FFCC99" w:val="clear"/>
+          </w:tcPr>
+          <w:p>
+            <w:r>
+              <w:rPr>
+                <w:b w:val="0"/>
+                <w:sz w:val="16"/>
+              </w:rPr>
+              <w:t>3.1 - ARHITECTURA - LUCRARI NOI</w:t>
+            </w:r>
+          </w:p>
+        </w:tc>
+        <w:tc>
+          <w:tcPr>
+            <w:tcW w:type="dxa" w:w="850"/>
+            <w:shd w:fill="FFCC99" w:val="clear"/>
+          </w:tcPr>
+          <w:p>
+            <w:r>
+              <w:rPr>
+                <w:b w:val="0"/>
+                <w:sz w:val="16"/>
+              </w:rPr>
+              <w:t>CO01A01</w:t>
+            </w:r>
+          </w:p>
+        </w:tc>
+        <w:tc>
+          <w:tcPr>
+            <w:tcW w:type="dxa" w:w="1984"/>
+            <w:shd w:fill="FFCC99" w:val="clear"/>
+          </w:tcPr>
+          <w:p>
+            <w:r>
+              <w:rPr>
+                <w:b w:val="0"/>
+                <w:sz w:val="16"/>
+              </w:rPr>
+              <w:t>trotuar de garda beton (latime variabila) cu urmat</w:t>
+            </w:r>
+          </w:p>
+        </w:tc>
+        <w:tc>
+          <w:tcPr>
+            <w:tcW w:type="dxa" w:w="454"/>
+            <w:shd w:fill="FFCC99" w:val="clear"/>
+          </w:tcPr>
+          <w:p>
+            <w:r>
+              <w:rPr>
+                <w:b w:val="0"/>
+                <w:sz w:val="16"/>
+              </w:rPr>
+              <w:t>mp</w:t>
+            </w:r>
+          </w:p>
+        </w:tc>
+        <w:tc>
+          <w:tcPr>
+            <w:tcW w:type="dxa" w:w="680"/>
+            <w:shd w:fill="FFCC99" w:val="clear"/>
+          </w:tcPr>
+          <w:p>
+            <w:r>
+              <w:rPr>
+                <w:b w:val="0"/>
+                <w:sz w:val="16"/>
+              </w:rPr>
+              <w:t>35.0</w:t>
+            </w:r>
+          </w:p>
+        </w:tc>
+        <w:tc>
+          <w:tcPr>
+            <w:tcW w:type="dxa" w:w="850"/>
+            <w:shd w:fill="FFCC99" w:val="clear"/>
+          </w:tcPr>
+          <w:p>
+            <w:r>
+              <w:rPr>
+                <w:b w:val="0"/>
+                <w:sz w:val="16"/>
+              </w:rPr>
+              <w:t>CO01A01</w:t>
+            </w:r>
+          </w:p>
+        </w:tc>
+        <w:tc>
+          <w:tcPr>
+            <w:tcW w:type="dxa" w:w="1984"/>
+            <w:shd w:fill="FFCC99" w:val="clear"/>
+          </w:tcPr>
+          <w:p>
+            <w:r>
+              <w:rPr>
+                <w:b w:val="0"/>
+                <w:sz w:val="16"/>
+              </w:rPr>
+              <w:t>Deviz 2.1</w:t>
+            </w:r>
+          </w:p>
+        </w:tc>
+        <w:tc>
+          <w:tcPr>
+            <w:tcW w:type="dxa" w:w="454"/>
+            <w:shd w:fill="FFCC99" w:val="clear"/>
+          </w:tcPr>
+          <w:p>
+            <w:r>
+              <w:rPr>
+                <w:b w:val="0"/>
+                <w:sz w:val="16"/>
+              </w:rPr>
+              <w:t>mp</w:t>
+            </w:r>
+          </w:p>
+        </w:tc>
+        <w:tc>
+          <w:tcPr>
+            <w:tcW w:type="dxa" w:w="680"/>
+            <w:shd w:fill="FFCC99" w:val="clear"/>
+          </w:tcPr>
+          <w:p>
+            <w:r>
+              <w:rPr>
+                <w:b w:val="0"/>
+                <w:sz w:val="16"/>
+              </w:rPr>
+              <w:t>82.0</w:t>
+            </w:r>
+          </w:p>
+        </w:tc>
+        <w:tc>
+          <w:tcPr>
+            <w:tcW w:type="dxa" w:w="3572"/>
+            <w:shd w:fill="FFCC99" w:val="clear"/>
+          </w:tcPr>
+          <w:p>
+            <w:r>
+              <w:rPr>
+                <w:b w:val="0"/>
+                <w:color w:val="CC0000"/>
+                <w:sz w:val="16"/>
+              </w:rPr>
+              <w:t>ORPHAN: Cod 'CO01A01' identic, dar categorii DIFERITE. Cod CO01A01: REF categoriei 3.1 =&gt; OFERTA categoriei 2.1. VERIFICARE MANUALA NECESARA!</w:t>
+            </w:r>
+          </w:p>
+        </w:tc>
+      </w:tr>
+      <w:tr>
+        <w:tc>
+          <w:tcPr>
+            <w:tcW w:type="dxa" w:w="397"/>
+            <w:shd w:fill="FFCC99" w:val="clear"/>
+          </w:tcPr>
+          <w:p>
+            <w:r>
+              <w:rPr>
+                <w:b w:val="0"/>
+                <w:sz w:val="16"/>
+              </w:rPr>
+              <w:t>94</w:t>
+            </w:r>
+          </w:p>
+        </w:tc>
+        <w:tc>
+          <w:tcPr>
+            <w:tcW w:type="dxa" w:w="1701"/>
+            <w:shd w:fill="FFCC99" w:val="clear"/>
+          </w:tcPr>
+          <w:p>
+            <w:r>
+              <w:rPr>
+                <w:b w:val="0"/>
+                <w:sz w:val="16"/>
+              </w:rPr>
+              <w:t>3.1 - ARHITECTURA - LUCRARI NOI</w:t>
+            </w:r>
+          </w:p>
+        </w:tc>
+        <w:tc>
+          <w:tcPr>
+            <w:tcW w:type="dxa" w:w="850"/>
+            <w:shd w:fill="FFCC99" w:val="clear"/>
+          </w:tcPr>
+          <w:p>
+            <w:r>
+              <w:rPr>
+                <w:b w:val="0"/>
+                <w:sz w:val="16"/>
+              </w:rPr>
+              <w:t>RCSO29E</w:t>
+            </w:r>
+          </w:p>
+        </w:tc>
+        <w:tc>
+          <w:tcPr>
+            <w:tcW w:type="dxa" w:w="1984"/>
+            <w:shd w:fill="FFCC99" w:val="clear"/>
+          </w:tcPr>
+          <w:p>
+            <w:r>
+              <w:rPr>
+                <w:b w:val="0"/>
+                <w:sz w:val="16"/>
+              </w:rPr>
+              <w:t>usa lemn cu structra celulara - 1,00x2.10 total ta</w:t>
+            </w:r>
+          </w:p>
+        </w:tc>
+        <w:tc>
+          <w:tcPr>
+            <w:tcW w:type="dxa" w:w="454"/>
+            <w:shd w:fill="FFCC99" w:val="clear"/>
+          </w:tcPr>
+          <w:p>
+            <w:r>
+              <w:rPr>
+                <w:b w:val="0"/>
+                <w:sz w:val="16"/>
+              </w:rPr>
+              <w:t>buc</w:t>
+            </w:r>
+          </w:p>
+        </w:tc>
+        <w:tc>
+          <w:tcPr>
+            <w:tcW w:type="dxa" w:w="680"/>
+            <w:shd w:fill="FFCC99" w:val="clear"/>
+          </w:tcPr>
+          <w:p>
+            <w:r>
+              <w:rPr>
+                <w:b w:val="0"/>
+                <w:sz w:val="16"/>
+              </w:rPr>
+              <w:t>5.0</w:t>
+            </w:r>
+          </w:p>
+        </w:tc>
+        <w:tc>
+          <w:tcPr>
+            <w:tcW w:type="dxa" w:w="850"/>
+            <w:shd w:fill="FFCC99" w:val="clear"/>
+          </w:tcPr>
+          <w:p>
+            <w:r>
+              <w:rPr>
+                <w:b w:val="0"/>
+                <w:sz w:val="16"/>
+              </w:rPr>
+              <w:t>RCSO29E</w:t>
+            </w:r>
+          </w:p>
+        </w:tc>
+        <w:tc>
+          <w:tcPr>
+            <w:tcW w:type="dxa" w:w="1984"/>
+            <w:shd w:fill="FFCC99" w:val="clear"/>
+          </w:tcPr>
+          <w:p>
+            <w:r>
+              <w:rPr>
+                <w:b w:val="0"/>
+                <w:sz w:val="16"/>
+              </w:rPr>
+              <w:t>Deviz 2.1</w:t>
+            </w:r>
+          </w:p>
+        </w:tc>
+        <w:tc>
+          <w:tcPr>
+            <w:tcW w:type="dxa" w:w="454"/>
+            <w:shd w:fill="FFCC99" w:val="clear"/>
+          </w:tcPr>
+          <w:p>
+            <w:r>
+              <w:rPr>
+                <w:b w:val="0"/>
+                <w:sz w:val="16"/>
+              </w:rPr>
+              <w:t>buc</w:t>
+            </w:r>
+          </w:p>
+        </w:tc>
+        <w:tc>
+          <w:tcPr>
+            <w:tcW w:type="dxa" w:w="680"/>
+            <w:shd w:fill="FFCC99" w:val="clear"/>
+          </w:tcPr>
+          <w:p>
+            <w:r>
+              <w:rPr>
+                <w:b w:val="0"/>
+                <w:sz w:val="16"/>
+              </w:rPr>
+              <w:t>1.0</w:t>
+            </w:r>
+          </w:p>
+        </w:tc>
+        <w:tc>
+          <w:tcPr>
+            <w:tcW w:type="dxa" w:w="3572"/>
+            <w:shd w:fill="FFCC99" w:val="clear"/>
+          </w:tcPr>
+          <w:p>
+            <w:r>
+              <w:rPr>
+                <w:b w:val="0"/>
+                <w:color w:val="CC0000"/>
+                <w:sz w:val="16"/>
+              </w:rPr>
+              <w:t>ORPHAN: Cod 'RCSO29E' identic, dar categorii DIFERITE. Cod RCSO29E: REF categoriei 3.1 =&gt; OFERTA categoriei 2.1. VERIFICARE MANUALA NECESARA!</w:t>
+            </w:r>
+          </w:p>
+        </w:tc>
+      </w:tr>
+      <w:tr>
+        <w:tc>
+          <w:tcPr>
+            <w:tcW w:type="dxa" w:w="397"/>
+            <w:shd w:fill="FFCC99" w:val="clear"/>
+          </w:tcPr>
+          <w:p>
+            <w:r>
+              <w:rPr>
+                <w:b w:val="0"/>
+                <w:sz w:val="16"/>
+              </w:rPr>
+              <w:t>95</w:t>
+            </w:r>
+          </w:p>
+        </w:tc>
+        <w:tc>
+          <w:tcPr>
+            <w:tcW w:type="dxa" w:w="1701"/>
+            <w:shd w:fill="FFCC99" w:val="clear"/>
+          </w:tcPr>
+          <w:p>
+            <w:r>
+              <w:rPr>
+                <w:b w:val="0"/>
+                <w:sz w:val="16"/>
+              </w:rPr>
+              <w:t>3.1 - ARHITECTURA - LUCRARI NOI</w:t>
+            </w:r>
+          </w:p>
+        </w:tc>
+        <w:tc>
+          <w:tcPr>
+            <w:tcW w:type="dxa" w:w="850"/>
+            <w:shd w:fill="FFCC99" w:val="clear"/>
+          </w:tcPr>
+          <w:p>
+            <w:r>
+              <w:rPr>
+                <w:b w:val="0"/>
+                <w:sz w:val="16"/>
+              </w:rPr>
+              <w:t>RCSL02A01</w:t>
+            </w:r>
+          </w:p>
+        </w:tc>
+        <w:tc>
+          <w:tcPr>
+            <w:tcW w:type="dxa" w:w="1984"/>
+            <w:shd w:fill="FFCC99" w:val="clear"/>
+          </w:tcPr>
+          <w:p>
+            <w:r>
+              <w:rPr>
+                <w:b w:val="0"/>
+                <w:sz w:val="16"/>
+              </w:rPr>
+              <w:t>balustrada metalica h=100 cm cu doua maini curente</w:t>
+            </w:r>
+          </w:p>
+        </w:tc>
+        <w:tc>
+          <w:tcPr>
+            <w:tcW w:type="dxa" w:w="454"/>
+            <w:shd w:fill="FFCC99" w:val="clear"/>
+          </w:tcPr>
+          <w:p>
+            <w:r>
+              <w:rPr>
+                <w:b w:val="0"/>
+                <w:sz w:val="16"/>
+              </w:rPr>
+              <w:t>ml</w:t>
+            </w:r>
+          </w:p>
+        </w:tc>
+        <w:tc>
+          <w:tcPr>
+            <w:tcW w:type="dxa" w:w="680"/>
+            <w:shd w:fill="FFCC99" w:val="clear"/>
+          </w:tcPr>
+          <w:p>
+            <w:r>
+              <w:rPr>
+                <w:b w:val="0"/>
+                <w:sz w:val="16"/>
+              </w:rPr>
+              <w:t>26.0</w:t>
+            </w:r>
+          </w:p>
+        </w:tc>
+        <w:tc>
+          <w:tcPr>
+            <w:tcW w:type="dxa" w:w="850"/>
+            <w:shd w:fill="FFCC99" w:val="clear"/>
+          </w:tcPr>
+          <w:p>
+            <w:r>
+              <w:rPr>
+                <w:b w:val="0"/>
+                <w:sz w:val="16"/>
+              </w:rPr>
+              <w:t>RCSL02A01</w:t>
+            </w:r>
+          </w:p>
+        </w:tc>
+        <w:tc>
+          <w:tcPr>
+            <w:tcW w:type="dxa" w:w="1984"/>
+            <w:shd w:fill="FFCC99" w:val="clear"/>
+          </w:tcPr>
+          <w:p>
+            <w:r>
+              <w:rPr>
+                <w:b w:val="0"/>
+                <w:sz w:val="16"/>
+              </w:rPr>
+              <w:t>Deviz 2.1</w:t>
+            </w:r>
+          </w:p>
+        </w:tc>
+        <w:tc>
+          <w:tcPr>
+            <w:tcW w:type="dxa" w:w="454"/>
+            <w:shd w:fill="FFCC99" w:val="clear"/>
+          </w:tcPr>
+          <w:p>
+            <w:r>
+              <w:rPr>
+                <w:b w:val="0"/>
+                <w:sz w:val="16"/>
+              </w:rPr>
+              <w:t>ml</w:t>
+            </w:r>
+          </w:p>
+        </w:tc>
+        <w:tc>
+          <w:tcPr>
+            <w:tcW w:type="dxa" w:w="680"/>
+            <w:shd w:fill="FFCC99" w:val="clear"/>
+          </w:tcPr>
+          <w:p>
+            <w:r>
+              <w:rPr>
+                <w:b w:val="0"/>
+                <w:sz w:val="16"/>
+              </w:rPr>
+              <w:t>105.0</w:t>
+            </w:r>
+          </w:p>
+        </w:tc>
+        <w:tc>
+          <w:tcPr>
+            <w:tcW w:type="dxa" w:w="3572"/>
+            <w:shd w:fill="FFCC99" w:val="clear"/>
+          </w:tcPr>
+          <w:p>
+            <w:r>
+              <w:rPr>
+                <w:b w:val="0"/>
+                <w:color w:val="CC0000"/>
+                <w:sz w:val="16"/>
+              </w:rPr>
+              <w:t>ORPHAN: Cod 'RCSL02A01' identic, dar categorii DIFERITE. Cod RCSL02A01: REF categoriei 3.1 =&gt; OFERTA categoriei 2.1. VERIFICARE MANUALA NECESARA!</w:t>
+            </w:r>
+          </w:p>
+        </w:tc>
+      </w:tr>
+      <w:tr>
+        <w:tc>
+          <w:tcPr>
+            <w:tcW w:type="dxa" w:w="397"/>
+            <w:shd w:fill="FFCC99" w:val="clear"/>
+          </w:tcPr>
+          <w:p>
+            <w:r>
+              <w:rPr>
+                <w:b w:val="0"/>
+                <w:sz w:val="16"/>
+              </w:rPr>
+              <w:t>96</w:t>
+            </w:r>
+          </w:p>
+        </w:tc>
+        <w:tc>
+          <w:tcPr>
+            <w:tcW w:type="dxa" w:w="1701"/>
+            <w:shd w:fill="FFCC99" w:val="clear"/>
+          </w:tcPr>
+          <w:p>
+            <w:r>
+              <w:rPr>
+                <w:b w:val="0"/>
+                <w:sz w:val="16"/>
+              </w:rPr>
+              <w:t>3.1 - ARHITECTURA - LUCRARI NOI</w:t>
+            </w:r>
+          </w:p>
+        </w:tc>
+        <w:tc>
+          <w:tcPr>
+            <w:tcW w:type="dxa" w:w="850"/>
+            <w:shd w:fill="FFCC99" w:val="clear"/>
+          </w:tcPr>
+          <w:p>
+            <w:r>
+              <w:rPr>
+                <w:b w:val="0"/>
+                <w:sz w:val="16"/>
+              </w:rPr>
+              <w:t>RPLA61A</w:t>
+            </w:r>
+          </w:p>
+        </w:tc>
+        <w:tc>
+          <w:tcPr>
+            <w:tcW w:type="dxa" w:w="1984"/>
+            <w:shd w:fill="FFCC99" w:val="clear"/>
+          </w:tcPr>
+          <w:p>
+            <w:r>
+              <w:rPr>
+                <w:b w:val="0"/>
+                <w:sz w:val="16"/>
+              </w:rPr>
+              <w:t>profil antiderapant striat semnalizare - cauciuc p</w:t>
+            </w:r>
+          </w:p>
+        </w:tc>
+        <w:tc>
+          <w:tcPr>
+            <w:tcW w:type="dxa" w:w="454"/>
+            <w:shd w:fill="FFCC99" w:val="clear"/>
+          </w:tcPr>
+          <w:p>
+            <w:r>
+              <w:rPr>
+                <w:b w:val="0"/>
+                <w:sz w:val="16"/>
+              </w:rPr>
+              <w:t>ml</w:t>
+            </w:r>
+          </w:p>
+        </w:tc>
+        <w:tc>
+          <w:tcPr>
+            <w:tcW w:type="dxa" w:w="680"/>
+            <w:shd w:fill="FFCC99" w:val="clear"/>
+          </w:tcPr>
+          <w:p>
+            <w:r>
+              <w:rPr>
+                <w:b w:val="0"/>
+                <w:sz w:val="16"/>
+              </w:rPr>
+              <w:t>23.0</w:t>
+            </w:r>
+          </w:p>
+        </w:tc>
+        <w:tc>
+          <w:tcPr>
+            <w:tcW w:type="dxa" w:w="850"/>
+            <w:shd w:fill="FFCC99" w:val="clear"/>
+          </w:tcPr>
+          <w:p>
+            <w:r>
+              <w:rPr>
+                <w:b w:val="0"/>
+                <w:sz w:val="16"/>
+              </w:rPr>
+              <w:t>RPLA61A</w:t>
+            </w:r>
+          </w:p>
+        </w:tc>
+        <w:tc>
+          <w:tcPr>
+            <w:tcW w:type="dxa" w:w="1984"/>
+            <w:shd w:fill="FFCC99" w:val="clear"/>
+          </w:tcPr>
+          <w:p>
+            <w:r>
+              <w:rPr>
+                <w:b w:val="0"/>
+                <w:sz w:val="16"/>
+              </w:rPr>
+              <w:t>Deviz 2.1</w:t>
+            </w:r>
+          </w:p>
+        </w:tc>
+        <w:tc>
+          <w:tcPr>
+            <w:tcW w:type="dxa" w:w="454"/>
+            <w:shd w:fill="FFCC99" w:val="clear"/>
+          </w:tcPr>
+          <w:p>
+            <w:r>
+              <w:rPr>
+                <w:b w:val="0"/>
+                <w:sz w:val="16"/>
+              </w:rPr>
+              <w:t>ml</w:t>
+            </w:r>
+          </w:p>
+        </w:tc>
+        <w:tc>
+          <w:tcPr>
+            <w:tcW w:type="dxa" w:w="680"/>
+            <w:shd w:fill="FFCC99" w:val="clear"/>
+          </w:tcPr>
+          <w:p>
+            <w:r>
+              <w:rPr>
+                <w:b w:val="0"/>
+                <w:sz w:val="16"/>
+              </w:rPr>
+              <w:t>73.0</w:t>
+            </w:r>
+          </w:p>
+        </w:tc>
+        <w:tc>
+          <w:tcPr>
+            <w:tcW w:type="dxa" w:w="3572"/>
+            <w:shd w:fill="FFCC99" w:val="clear"/>
+          </w:tcPr>
+          <w:p>
+            <w:r>
+              <w:rPr>
+                <w:b w:val="0"/>
+                <w:color w:val="CC0000"/>
+                <w:sz w:val="16"/>
+              </w:rPr>
+              <w:t>ORPHAN: Cod 'RPLA61A' identic, dar categorii DIFERITE. Cod RPLA61A: REF categoriei 3.1 =&gt; OFERTA categoriei 2.1. VERIFICARE MANUALA NECESARA!</w:t>
             </w:r>
           </w:p>
         </w:tc>
@@ -11944,7 +15967,7 @@
                 <w:b w:val="0"/>
                 <w:sz w:val="16"/>
               </w:rPr>
-              <w:t>73</w:t>
+              <w:t>97</w:t>
             </w:r>
           </w:p>
         </w:tc>
@@ -12030,7 +16053,7 @@
                 <w:b w:val="0"/>
                 <w:sz w:val="16"/>
               </w:rPr>
-              <w:t>CF41B01</w:t>
+              <w:t>$8527072</w:t>
             </w:r>
           </w:p>
         </w:tc>
@@ -12045,7 +16068,7 @@
                 <w:b w:val="0"/>
                 <w:sz w:val="16"/>
               </w:rPr>
-              <w:t>tencuiala pe baza de ciment</w:t>
+              <w:t>placi gips-carton cu rez.sporita la foc 25 mm 1...</w:t>
             </w:r>
           </w:p>
         </w:tc>
@@ -12075,7 +16098,7 @@
                 <w:b w:val="0"/>
                 <w:sz w:val="16"/>
               </w:rPr>
-              <w:t>162.0</w:t>
+              <w:t>1.0</w:t>
             </w:r>
           </w:p>
         </w:tc>
@@ -12108,7 +16131,7 @@
                 <w:b w:val="0"/>
                 <w:sz w:val="16"/>
               </w:rPr>
-              <w:t>74</w:t>
+              <w:t>98</w:t>
             </w:r>
           </w:p>
         </w:tc>
@@ -12194,7 +16217,7 @@
                 <w:b w:val="0"/>
                 <w:sz w:val="16"/>
               </w:rPr>
-              <w:t>$8527072</w:t>
+              <w:t>CF41B01</w:t>
             </w:r>
           </w:p>
         </w:tc>
@@ -12209,7 +16232,7 @@
                 <w:b w:val="0"/>
                 <w:sz w:val="16"/>
               </w:rPr>
-              <w:t>placi gips-carton cu rez.sporita la foc 25 mm 1...</w:t>
+              <w:t>tencuiala pe baza de ciment</w:t>
             </w:r>
           </w:p>
         </w:tc>
@@ -12239,7 +16262,7 @@
                 <w:b w:val="0"/>
                 <w:sz w:val="16"/>
               </w:rPr>
-              <w:t>1.0</w:t>
+              <w:t>162.0</w:t>
             </w:r>
           </w:p>
         </w:tc>
@@ -12272,7 +16295,7 @@
                 <w:b w:val="0"/>
                 <w:sz w:val="16"/>
               </w:rPr>
-              <w:t>75</w:t>
+              <w:t>99</w:t>
             </w:r>
           </w:p>
         </w:tc>
@@ -12459,7 +16482,7 @@
                 <w:color w:val="000000"/>
                 <w:sz w:val="18"/>
               </w:rPr>
-              <w:t>Neconformitati: 4 din 64 articole ref.</w:t>
+              <w:t>Neconformitati: 12 din 64 articole ref.</w:t>
             </w:r>
           </w:p>
         </w:tc>
@@ -12585,7 +16608,7 @@
                 <w:b w:val="0"/>
                 <w:sz w:val="16"/>
               </w:rPr>
-              <w:t>77</w:t>
+              <w:t>101</w:t>
             </w:r>
           </w:p>
         </w:tc>
@@ -12744,7 +16767,7 @@
                 <w:b w:val="0"/>
                 <w:sz w:val="16"/>
               </w:rPr>
-              <w:t>78</w:t>
+              <w:t>102</w:t>
             </w:r>
           </w:p>
         </w:tc>
@@ -12903,7 +16926,7 @@
                 <w:b w:val="0"/>
                 <w:sz w:val="16"/>
               </w:rPr>
-              <w:t>79</w:t>
+              <w:t>103</w:t>
             </w:r>
           </w:p>
         </w:tc>
@@ -13062,7 +17085,7 @@
                 <w:b w:val="0"/>
                 <w:sz w:val="16"/>
               </w:rPr>
-              <w:t>80</w:t>
+              <w:t>104</w:t>
             </w:r>
           </w:p>
         </w:tc>
@@ -13221,7 +17244,7 @@
                 <w:b w:val="0"/>
                 <w:sz w:val="16"/>
               </w:rPr>
-              <w:t>81</w:t>
+              <w:t>105</w:t>
             </w:r>
           </w:p>
         </w:tc>
@@ -13400,7 +17423,7 @@
                 <w:b w:val="0"/>
                 <w:sz w:val="16"/>
               </w:rPr>
-              <w:t>82</w:t>
+              <w:t>106</w:t>
             </w:r>
           </w:p>
         </w:tc>
@@ -13713,7 +17736,7 @@
                 <w:b w:val="0"/>
                 <w:sz w:val="16"/>
               </w:rPr>
-              <w:t>84</w:t>
+              <w:t>108</w:t>
             </w:r>
           </w:p>
         </w:tc>
@@ -13872,7 +17895,7 @@
                 <w:b w:val="0"/>
                 <w:sz w:val="16"/>
               </w:rPr>
-              <w:t>85</w:t>
+              <w:t>109</w:t>
             </w:r>
           </w:p>
         </w:tc>
@@ -14031,7 +18054,7 @@
                 <w:b w:val="0"/>
                 <w:sz w:val="16"/>
               </w:rPr>
-              <w:t>86</w:t>
+              <w:t>110</w:t>
             </w:r>
           </w:p>
         </w:tc>
@@ -14190,7 +18213,7 @@
                 <w:b w:val="0"/>
                 <w:sz w:val="16"/>
               </w:rPr>
-              <w:t>87</w:t>
+              <w:t>111</w:t>
             </w:r>
           </w:p>
         </w:tc>
@@ -14349,7 +18372,7 @@
                 <w:b w:val="0"/>
                 <w:sz w:val="16"/>
               </w:rPr>
-              <w:t>88</w:t>
+              <w:t>112</w:t>
             </w:r>
           </w:p>
         </w:tc>
@@ -14508,7 +18531,7 @@
                 <w:b w:val="0"/>
                 <w:sz w:val="16"/>
               </w:rPr>
-              <w:t>89</w:t>
+              <w:t>113</w:t>
             </w:r>
           </w:p>
         </w:tc>
@@ -14667,7 +18690,7 @@
                 <w:b w:val="0"/>
                 <w:sz w:val="16"/>
               </w:rPr>
-              <w:t>90</w:t>
+              <w:t>114</w:t>
             </w:r>
           </w:p>
         </w:tc>
@@ -14826,7 +18849,7 @@
                 <w:b w:val="0"/>
                 <w:sz w:val="16"/>
               </w:rPr>
-              <w:t>91</w:t>
+              <w:t>115</w:t>
             </w:r>
           </w:p>
         </w:tc>
@@ -14986,7 +19009,7 @@
                 <w:b w:val="0"/>
                 <w:sz w:val="16"/>
               </w:rPr>
-              <w:t>92</w:t>
+              <w:t>116</w:t>
             </w:r>
           </w:p>
         </w:tc>
@@ -15152,7 +19175,7 @@
                 <w:b w:val="0"/>
                 <w:sz w:val="16"/>
               </w:rPr>
-              <w:t>93</w:t>
+              <w:t>117</w:t>
             </w:r>
           </w:p>
         </w:tc>
@@ -15302,6 +19325,174 @@
                 <w:sz w:val="16"/>
               </w:rPr>
               <w:t>ORPHAN: Cod '$6701167' identic, dar categorii DIFERITE. Cod $6701167: REF categoriei 3.3 =&gt; OFERTA categoriei 2.3. VERIFICARE MANUALA NECESARA!</w:t>
+            </w:r>
+          </w:p>
+        </w:tc>
+      </w:tr>
+      <w:tr>
+        <w:tc>
+          <w:tcPr>
+            <w:tcW w:type="dxa" w:w="397"/>
+            <w:shd w:fill="FFCC99" w:val="clear"/>
+          </w:tcPr>
+          <w:p>
+            <w:r>
+              <w:rPr>
+                <w:b w:val="0"/>
+                <w:sz w:val="16"/>
+              </w:rPr>
+              <w:t>118</w:t>
+            </w:r>
+          </w:p>
+        </w:tc>
+        <w:tc>
+          <w:tcPr>
+            <w:tcW w:type="dxa" w:w="1701"/>
+            <w:shd w:fill="FFCC99" w:val="clear"/>
+          </w:tcPr>
+          <w:p>
+            <w:r>
+              <w:rPr>
+                <w:b w:val="0"/>
+                <w:sz w:val="16"/>
+              </w:rPr>
+              <w:t>3.3 - INSTALATII SANITARE</w:t>
+            </w:r>
+          </w:p>
+        </w:tc>
+        <w:tc>
+          <w:tcPr>
+            <w:tcW w:type="dxa" w:w="850"/>
+            <w:shd w:fill="FFCC99" w:val="clear"/>
+          </w:tcPr>
+          <w:p>
+            <w:r>
+              <w:rPr>
+                <w:b w:val="0"/>
+                <w:sz w:val="16"/>
+              </w:rPr>
+              <w:t>$56533444</w:t>
+            </w:r>
+          </w:p>
+        </w:tc>
+        <w:tc>
+          <w:tcPr>
+            <w:tcW w:type="dxa" w:w="1984"/>
+            <w:shd w:fill="FFCC99" w:val="clear"/>
+          </w:tcPr>
+          <w:p>
+            <w:r>
+              <w:rPr>
+                <w:b w:val="0"/>
+                <w:sz w:val="16"/>
+              </w:rPr>
+              <w:t xml:space="preserve">sistem de etansare la foc el 180, el 120 si el 60 </w:t>
+            </w:r>
+          </w:p>
+        </w:tc>
+        <w:tc>
+          <w:tcPr>
+            <w:tcW w:type="dxa" w:w="454"/>
+            <w:shd w:fill="FFCC99" w:val="clear"/>
+          </w:tcPr>
+          <w:p>
+            <w:r>
+              <w:rPr>
+                <w:b w:val="0"/>
+                <w:sz w:val="16"/>
+              </w:rPr>
+              <w:t>buc</w:t>
+            </w:r>
+          </w:p>
+        </w:tc>
+        <w:tc>
+          <w:tcPr>
+            <w:tcW w:type="dxa" w:w="680"/>
+            <w:shd w:fill="FFCC99" w:val="clear"/>
+          </w:tcPr>
+          <w:p>
+            <w:r>
+              <w:rPr>
+                <w:b w:val="0"/>
+                <w:sz w:val="16"/>
+              </w:rPr>
+              <w:t>8.0</w:t>
+            </w:r>
+          </w:p>
+        </w:tc>
+        <w:tc>
+          <w:tcPr>
+            <w:tcW w:type="dxa" w:w="850"/>
+            <w:shd w:fill="FFCC99" w:val="clear"/>
+          </w:tcPr>
+          <w:p>
+            <w:r>
+              <w:rPr>
+                <w:b w:val="0"/>
+                <w:sz w:val="16"/>
+              </w:rPr>
+              <w:t>$56533444</w:t>
+            </w:r>
+          </w:p>
+        </w:tc>
+        <w:tc>
+          <w:tcPr>
+            <w:tcW w:type="dxa" w:w="1984"/>
+            <w:shd w:fill="FFCC99" w:val="clear"/>
+          </w:tcPr>
+          <w:p>
+            <w:r>
+              <w:rPr>
+                <w:b w:val="0"/>
+                <w:sz w:val="16"/>
+              </w:rPr>
+              <w:t>Deviz 2.3</w:t>
+            </w:r>
+          </w:p>
+        </w:tc>
+        <w:tc>
+          <w:tcPr>
+            <w:tcW w:type="dxa" w:w="454"/>
+            <w:shd w:fill="FFCC99" w:val="clear"/>
+          </w:tcPr>
+          <w:p>
+            <w:r>
+              <w:rPr>
+                <w:b w:val="0"/>
+                <w:sz w:val="16"/>
+              </w:rPr>
+              <w:t>buc</w:t>
+            </w:r>
+          </w:p>
+        </w:tc>
+        <w:tc>
+          <w:tcPr>
+            <w:tcW w:type="dxa" w:w="680"/>
+            <w:shd w:fill="FFCC99" w:val="clear"/>
+          </w:tcPr>
+          <w:p>
+            <w:r>
+              <w:rPr>
+                <w:b w:val="0"/>
+                <w:sz w:val="16"/>
+              </w:rPr>
+              <w:t>80.0</w:t>
+            </w:r>
+          </w:p>
+        </w:tc>
+        <w:tc>
+          <w:tcPr>
+            <w:tcW w:type="dxa" w:w="3572"/>
+            <w:shd w:fill="FFCC99" w:val="clear"/>
+          </w:tcPr>
+          <w:p>
+            <w:r>
+              <w:rPr>
+                <w:b w:val="0"/>
+                <w:color w:val="CC0000"/>
+                <w:sz w:val="16"/>
+              </w:rPr>
+              <w:t>ORPHAN: Cod '$56533444' identic, dar categorii DIFERITE. Cod $56533444: REF categoriei 3.3 =&gt; OFERTA categoriei 2.3. VERIFICARE MANUALA NECESARA!</w:t>
             </w:r>
           </w:p>
         </w:tc>
@@ -15337,7 +19528,7 @@
                 <w:b w:val="0"/>
                 <w:sz w:val="16"/>
               </w:rPr>
-              <w:t>94</w:t>
+              <w:t>119</w:t>
             </w:r>
           </w:p>
         </w:tc>
@@ -15501,7 +19692,7 @@
                 <w:b w:val="0"/>
                 <w:sz w:val="16"/>
               </w:rPr>
-              <w:t>95</w:t>
+              <w:t>120</w:t>
             </w:r>
           </w:p>
         </w:tc>
@@ -15688,7 +19879,7 @@
                 <w:color w:val="000000"/>
                 <w:sz w:val="18"/>
               </w:rPr>
-              <w:t>Neconformitati: 12 din 44 articole ref.</w:t>
+              <w:t>Neconformitati: 13 din 44 articole ref.</w:t>
             </w:r>
           </w:p>
         </w:tc>
@@ -15814,7 +20005,7 @@
                 <w:b w:val="0"/>
                 <w:sz w:val="16"/>
               </w:rPr>
-              <w:t>97</w:t>
+              <w:t>122</w:t>
             </w:r>
           </w:p>
         </w:tc>
@@ -15973,7 +20164,7 @@
                 <w:b w:val="0"/>
                 <w:sz w:val="16"/>
               </w:rPr>
-              <w:t>98</w:t>
+              <w:t>123</w:t>
             </w:r>
           </w:p>
         </w:tc>
@@ -16099,7 +20290,7 @@
                 <w:b w:val="0"/>
                 <w:sz w:val="16"/>
               </w:rPr>
-              <w:t>99</w:t>
+              <w:t>124</w:t>
             </w:r>
           </w:p>
         </w:tc>
@@ -16129,7 +20320,7 @@
                 <w:b w:val="0"/>
                 <w:sz w:val="16"/>
               </w:rPr>
-              <w:t>$4201717</w:t>
+              <w:t>$42040681</w:t>
             </w:r>
           </w:p>
         </w:tc>
@@ -16144,7 +20335,7 @@
                 <w:b w:val="0"/>
                 <w:sz w:val="16"/>
               </w:rPr>
-              <w:t>robinet retinere ventil 2 1/2 pn 6 mufa</w:t>
+              <w:t>bratari tevi instalatii apa si gaze 1' deviz '3.4'</w:t>
             </w:r>
           </w:p>
         </w:tc>
@@ -16159,6 +20350,7 @@
                 <w:b w:val="0"/>
                 <w:sz w:val="16"/>
               </w:rPr>
+              <w:t>buc</w:t>
             </w:r>
           </w:p>
         </w:tc>
@@ -16173,7 +20365,7 @@
                 <w:b w:val="0"/>
                 <w:sz w:val="16"/>
               </w:rPr>
-              <w:t>0.0</w:t>
+              <w:t>40.0</w:t>
             </w:r>
           </w:p>
         </w:tc>
@@ -16188,7 +20380,7 @@
                 <w:b w:val="0"/>
                 <w:sz w:val="16"/>
               </w:rPr>
-              <w:t>$4201717</w:t>
+              <w:t>$42040681</w:t>
             </w:r>
           </w:p>
         </w:tc>
@@ -16218,6 +20410,7 @@
                 <w:b w:val="0"/>
                 <w:sz w:val="16"/>
               </w:rPr>
+              <w:t>buc</w:t>
             </w:r>
           </w:p>
         </w:tc>
@@ -16232,7 +20425,7 @@
                 <w:b w:val="0"/>
                 <w:sz w:val="16"/>
               </w:rPr>
-              <w:t>0.0</w:t>
+              <w:t>250.0</w:t>
             </w:r>
           </w:p>
         </w:tc>
@@ -16248,7 +20441,7 @@
                 <w:color w:val="CC0000"/>
                 <w:sz w:val="16"/>
               </w:rPr>
-              <w:t>ORPHAN: Cod '$4201717' identic, dar categorii DIFERITE. Cod $4201717: REF categoriei 3.4 =&gt; OFERTA categoriei 2.6. VERIFICARE MANUALA NECESARA!</w:t>
+              <w:t>ORPHAN: Cod '$42040681' identic, dar categorii DIFERITE. Cod $42040681: REF categoriei 3.4 =&gt; OFERTA categoriei 2.6. VERIFICARE MANUALA NECESARA!</w:t>
             </w:r>
           </w:p>
         </w:tc>
@@ -16265,7 +20458,7 @@
                 <w:b w:val="0"/>
                 <w:sz w:val="16"/>
               </w:rPr>
-              <w:t>100</w:t>
+              <w:t>125</w:t>
             </w:r>
           </w:p>
         </w:tc>
@@ -16295,7 +20488,7 @@
                 <w:b w:val="0"/>
                 <w:sz w:val="16"/>
               </w:rPr>
-              <w:t>$4201690</w:t>
+              <w:t>$42040821</w:t>
             </w:r>
           </w:p>
         </w:tc>
@@ -16310,7 +20503,7 @@
                 <w:b w:val="0"/>
                 <w:sz w:val="16"/>
               </w:rPr>
-              <w:t>robinet retinere ventil 1 1/2 pn 6 mufa</w:t>
+              <w:t>bratari tevi instalatii apa si gaze 1'1/2'</w:t>
             </w:r>
           </w:p>
         </w:tc>
@@ -16325,6 +20518,7 @@
                 <w:b w:val="0"/>
                 <w:sz w:val="16"/>
               </w:rPr>
+              <w:t>buc</w:t>
             </w:r>
           </w:p>
         </w:tc>
@@ -16339,7 +20533,7 @@
                 <w:b w:val="0"/>
                 <w:sz w:val="16"/>
               </w:rPr>
-              <w:t>0.0</w:t>
+              <w:t>50.0</w:t>
             </w:r>
           </w:p>
         </w:tc>
@@ -16354,7 +20548,7 @@
                 <w:b w:val="0"/>
                 <w:sz w:val="16"/>
               </w:rPr>
-              <w:t>$4201690</w:t>
+              <w:t>$42040821</w:t>
             </w:r>
           </w:p>
         </w:tc>
@@ -16384,6 +20578,7 @@
                 <w:b w:val="0"/>
                 <w:sz w:val="16"/>
               </w:rPr>
+              <w:t>buc</w:t>
             </w:r>
           </w:p>
         </w:tc>
@@ -16398,7 +20593,7 @@
                 <w:b w:val="0"/>
                 <w:sz w:val="16"/>
               </w:rPr>
-              <w:t>0.0</w:t>
+              <w:t>250.0</w:t>
             </w:r>
           </w:p>
         </w:tc>
@@ -16414,7 +20609,7 @@
                 <w:color w:val="CC0000"/>
                 <w:sz w:val="16"/>
               </w:rPr>
-              <w:t>ORPHAN: Cod '$4201690' identic, dar categorii DIFERITE. Cod $4201690: REF categoriei 3.4 =&gt; OFERTA categoriei 2.6. VERIFICARE MANUALA NECESARA!</w:t>
+              <w:t>ORPHAN: Cod '$42040821' identic, dar categorii DIFERITE. Cod $42040821: REF categoriei 3.4 =&gt; OFERTA categoriei 2.6. VERIFICARE MANUALA NECESARA!</w:t>
             </w:r>
           </w:p>
         </w:tc>
@@ -16431,7 +20626,843 @@
                 <w:b w:val="0"/>
                 <w:sz w:val="16"/>
               </w:rPr>
-              <w:t>101</w:t>
+              <w:t>126</w:t>
+            </w:r>
+          </w:p>
+        </w:tc>
+        <w:tc>
+          <w:tcPr>
+            <w:tcW w:type="dxa" w:w="1701"/>
+            <w:shd w:fill="FFCC99" w:val="clear"/>
+          </w:tcPr>
+          <w:p>
+            <w:r>
+              <w:rPr>
+                <w:b w:val="0"/>
+                <w:sz w:val="16"/>
+              </w:rPr>
+              <w:t>3.4 - INSTALATII TERMICE</w:t>
+            </w:r>
+          </w:p>
+        </w:tc>
+        <w:tc>
+          <w:tcPr>
+            <w:tcW w:type="dxa" w:w="850"/>
+            <w:shd w:fill="FFCC99" w:val="clear"/>
+          </w:tcPr>
+          <w:p>
+            <w:r>
+              <w:rPr>
+                <w:b w:val="0"/>
+                <w:sz w:val="16"/>
+              </w:rPr>
+              <w:t>$63098481</w:t>
+            </w:r>
+          </w:p>
+        </w:tc>
+        <w:tc>
+          <w:tcPr>
+            <w:tcW w:type="dxa" w:w="1984"/>
+            <w:shd w:fill="FFCC99" w:val="clear"/>
+          </w:tcPr>
+          <w:p>
+            <w:r>
+              <w:rPr>
+                <w:b w:val="0"/>
+                <w:sz w:val="16"/>
+              </w:rPr>
+              <w:t>conducta scurgere condens+ fir electric</w:t>
+            </w:r>
+          </w:p>
+        </w:tc>
+        <w:tc>
+          <w:tcPr>
+            <w:tcW w:type="dxa" w:w="454"/>
+            <w:shd w:fill="FFCC99" w:val="clear"/>
+          </w:tcPr>
+          <w:p>
+            <w:r>
+              <w:rPr>
+                <w:b w:val="0"/>
+                <w:sz w:val="16"/>
+              </w:rPr>
+              <w:t>buc</w:t>
+            </w:r>
+          </w:p>
+        </w:tc>
+        <w:tc>
+          <w:tcPr>
+            <w:tcW w:type="dxa" w:w="680"/>
+            <w:shd w:fill="FFCC99" w:val="clear"/>
+          </w:tcPr>
+          <w:p>
+            <w:r>
+              <w:rPr>
+                <w:b w:val="0"/>
+                <w:sz w:val="16"/>
+              </w:rPr>
+              <w:t>2.0</w:t>
+            </w:r>
+          </w:p>
+        </w:tc>
+        <w:tc>
+          <w:tcPr>
+            <w:tcW w:type="dxa" w:w="850"/>
+            <w:shd w:fill="FFCC99" w:val="clear"/>
+          </w:tcPr>
+          <w:p>
+            <w:r>
+              <w:rPr>
+                <w:b w:val="0"/>
+                <w:sz w:val="16"/>
+              </w:rPr>
+              <w:t>$63098481</w:t>
+            </w:r>
+          </w:p>
+        </w:tc>
+        <w:tc>
+          <w:tcPr>
+            <w:tcW w:type="dxa" w:w="1984"/>
+            <w:shd w:fill="FFCC99" w:val="clear"/>
+          </w:tcPr>
+          <w:p>
+            <w:r>
+              <w:rPr>
+                <w:b w:val="0"/>
+                <w:sz w:val="16"/>
+              </w:rPr>
+              <w:t>Deviz 2.6</w:t>
+            </w:r>
+          </w:p>
+        </w:tc>
+        <w:tc>
+          <w:tcPr>
+            <w:tcW w:type="dxa" w:w="454"/>
+            <w:shd w:fill="FFCC99" w:val="clear"/>
+          </w:tcPr>
+          <w:p>
+            <w:r>
+              <w:rPr>
+                <w:b w:val="0"/>
+                <w:sz w:val="16"/>
+              </w:rPr>
+              <w:t>buc</w:t>
+            </w:r>
+          </w:p>
+        </w:tc>
+        <w:tc>
+          <w:tcPr>
+            <w:tcW w:type="dxa" w:w="680"/>
+            <w:shd w:fill="FFCC99" w:val="clear"/>
+          </w:tcPr>
+          <w:p>
+            <w:r>
+              <w:rPr>
+                <w:b w:val="0"/>
+                <w:sz w:val="16"/>
+              </w:rPr>
+              <w:t>9.0</w:t>
+            </w:r>
+          </w:p>
+        </w:tc>
+        <w:tc>
+          <w:tcPr>
+            <w:tcW w:type="dxa" w:w="3572"/>
+            <w:shd w:fill="FFCC99" w:val="clear"/>
+          </w:tcPr>
+          <w:p>
+            <w:r>
+              <w:rPr>
+                <w:b w:val="0"/>
+                <w:color w:val="CC0000"/>
+                <w:sz w:val="16"/>
+              </w:rPr>
+              <w:t>ORPHAN: Cod '$63098481' identic, dar categorii DIFERITE. Cod $63098481: REF categoriei 3.4 =&gt; OFERTA categoriei 2.6. VERIFICARE MANUALA NECESARA!</w:t>
+            </w:r>
+          </w:p>
+        </w:tc>
+      </w:tr>
+      <w:tr>
+        <w:tc>
+          <w:tcPr>
+            <w:tcW w:type="dxa" w:w="397"/>
+            <w:shd w:fill="FFCC99" w:val="clear"/>
+          </w:tcPr>
+          <w:p>
+            <w:r>
+              <w:rPr>
+                <w:b w:val="0"/>
+                <w:sz w:val="16"/>
+              </w:rPr>
+              <w:t>127</w:t>
+            </w:r>
+          </w:p>
+        </w:tc>
+        <w:tc>
+          <w:tcPr>
+            <w:tcW w:type="dxa" w:w="1701"/>
+            <w:shd w:fill="FFCC99" w:val="clear"/>
+          </w:tcPr>
+          <w:p>
+            <w:r>
+              <w:rPr>
+                <w:b w:val="0"/>
+                <w:sz w:val="16"/>
+              </w:rPr>
+              <w:t>3.4 - INSTALATII TERMICE</w:t>
+            </w:r>
+          </w:p>
+        </w:tc>
+        <w:tc>
+          <w:tcPr>
+            <w:tcW w:type="dxa" w:w="850"/>
+            <w:shd w:fill="FFCC99" w:val="clear"/>
+          </w:tcPr>
+          <w:p>
+            <w:r>
+              <w:rPr>
+                <w:b w:val="0"/>
+                <w:sz w:val="16"/>
+              </w:rPr>
+              <w:t>RPLB20A</w:t>
+            </w:r>
+          </w:p>
+        </w:tc>
+        <w:tc>
+          <w:tcPr>
+            <w:tcW w:type="dxa" w:w="1984"/>
+            <w:shd w:fill="FFCC99" w:val="clear"/>
+          </w:tcPr>
+          <w:p>
+            <w:r>
+              <w:rPr>
+                <w:b w:val="0"/>
+                <w:sz w:val="16"/>
+              </w:rPr>
+              <w:t>filtru magnetita euroacque tip hx 1' 1/4</w:t>
+            </w:r>
+          </w:p>
+        </w:tc>
+        <w:tc>
+          <w:tcPr>
+            <w:tcW w:type="dxa" w:w="454"/>
+            <w:shd w:fill="FFCC99" w:val="clear"/>
+          </w:tcPr>
+          <w:p>
+            <w:r>
+              <w:rPr>
+                <w:b w:val="0"/>
+                <w:sz w:val="16"/>
+              </w:rPr>
+              <w:t>buc</w:t>
+            </w:r>
+          </w:p>
+        </w:tc>
+        <w:tc>
+          <w:tcPr>
+            <w:tcW w:type="dxa" w:w="680"/>
+            <w:shd w:fill="FFCC99" w:val="clear"/>
+          </w:tcPr>
+          <w:p>
+            <w:r>
+              <w:rPr>
+                <w:b w:val="0"/>
+                <w:sz w:val="16"/>
+              </w:rPr>
+              <w:t>2.0</w:t>
+            </w:r>
+          </w:p>
+        </w:tc>
+        <w:tc>
+          <w:tcPr>
+            <w:tcW w:type="dxa" w:w="850"/>
+            <w:shd w:fill="FFCC99" w:val="clear"/>
+          </w:tcPr>
+          <w:p>
+            <w:r>
+              <w:rPr>
+                <w:b w:val="0"/>
+                <w:sz w:val="16"/>
+              </w:rPr>
+              <w:t>RPLB20A</w:t>
+            </w:r>
+          </w:p>
+        </w:tc>
+        <w:tc>
+          <w:tcPr>
+            <w:tcW w:type="dxa" w:w="1984"/>
+            <w:shd w:fill="FFCC99" w:val="clear"/>
+          </w:tcPr>
+          <w:p>
+            <w:r>
+              <w:rPr>
+                <w:b w:val="0"/>
+                <w:sz w:val="16"/>
+              </w:rPr>
+              <w:t>Deviz 2.6</w:t>
+            </w:r>
+          </w:p>
+        </w:tc>
+        <w:tc>
+          <w:tcPr>
+            <w:tcW w:type="dxa" w:w="454"/>
+            <w:shd w:fill="FFCC99" w:val="clear"/>
+          </w:tcPr>
+          <w:p>
+            <w:r>
+              <w:rPr>
+                <w:b w:val="0"/>
+                <w:sz w:val="16"/>
+              </w:rPr>
+              <w:t>buc</w:t>
+            </w:r>
+          </w:p>
+        </w:tc>
+        <w:tc>
+          <w:tcPr>
+            <w:tcW w:type="dxa" w:w="680"/>
+            <w:shd w:fill="FFCC99" w:val="clear"/>
+          </w:tcPr>
+          <w:p>
+            <w:r>
+              <w:rPr>
+                <w:b w:val="0"/>
+                <w:sz w:val="16"/>
+              </w:rPr>
+              <w:t>9.0</w:t>
+            </w:r>
+          </w:p>
+        </w:tc>
+        <w:tc>
+          <w:tcPr>
+            <w:tcW w:type="dxa" w:w="3572"/>
+            <w:shd w:fill="FFCC99" w:val="clear"/>
+          </w:tcPr>
+          <w:p>
+            <w:r>
+              <w:rPr>
+                <w:b w:val="0"/>
+                <w:color w:val="CC0000"/>
+                <w:sz w:val="16"/>
+              </w:rPr>
+              <w:t>ORPHAN: Cod 'RPLB20A' identic, dar categorii DIFERITE. Cod RPLB20A: REF categoriei 3.4 =&gt; OFERTA categoriei 2.6. VERIFICARE MANUALA NECESARA!</w:t>
+            </w:r>
+          </w:p>
+        </w:tc>
+      </w:tr>
+      <w:tr>
+        <w:tc>
+          <w:tcPr>
+            <w:tcW w:type="dxa" w:w="397"/>
+            <w:shd w:fill="FFCC99" w:val="clear"/>
+          </w:tcPr>
+          <w:p>
+            <w:r>
+              <w:rPr>
+                <w:b w:val="0"/>
+                <w:sz w:val="16"/>
+              </w:rPr>
+              <w:t>128</w:t>
+            </w:r>
+          </w:p>
+        </w:tc>
+        <w:tc>
+          <w:tcPr>
+            <w:tcW w:type="dxa" w:w="1701"/>
+            <w:shd w:fill="FFCC99" w:val="clear"/>
+          </w:tcPr>
+          <w:p>
+            <w:r>
+              <w:rPr>
+                <w:b w:val="0"/>
+                <w:sz w:val="16"/>
+              </w:rPr>
+              <w:t>3.4 - INSTALATII TERMICE</w:t>
+            </w:r>
+          </w:p>
+        </w:tc>
+        <w:tc>
+          <w:tcPr>
+            <w:tcW w:type="dxa" w:w="850"/>
+            <w:shd w:fill="FFCC99" w:val="clear"/>
+          </w:tcPr>
+          <w:p>
+            <w:r>
+              <w:rPr>
+                <w:b w:val="0"/>
+                <w:sz w:val="16"/>
+              </w:rPr>
+              <w:t>ATE38XA</w:t>
+            </w:r>
+          </w:p>
+        </w:tc>
+        <w:tc>
+          <w:tcPr>
+            <w:tcW w:type="dxa" w:w="1984"/>
+            <w:shd w:fill="FFCC99" w:val="clear"/>
+          </w:tcPr>
+          <w:p>
+            <w:r>
+              <w:rPr>
+                <w:b w:val="0"/>
+                <w:sz w:val="16"/>
+              </w:rPr>
+              <w:t>modul axc 30-cascadare pdc 980000095 - modul axc 3</w:t>
+            </w:r>
+          </w:p>
+        </w:tc>
+        <w:tc>
+          <w:tcPr>
+            <w:tcW w:type="dxa" w:w="454"/>
+            <w:shd w:fill="FFCC99" w:val="clear"/>
+          </w:tcPr>
+          <w:p>
+            <w:r>
+              <w:rPr>
+                <w:b w:val="0"/>
+                <w:sz w:val="16"/>
+              </w:rPr>
+              <w:t>buc</w:t>
+            </w:r>
+          </w:p>
+        </w:tc>
+        <w:tc>
+          <w:tcPr>
+            <w:tcW w:type="dxa" w:w="680"/>
+            <w:shd w:fill="FFCC99" w:val="clear"/>
+          </w:tcPr>
+          <w:p>
+            <w:r>
+              <w:rPr>
+                <w:b w:val="0"/>
+                <w:sz w:val="16"/>
+              </w:rPr>
+              <w:t>1.0</w:t>
+            </w:r>
+          </w:p>
+        </w:tc>
+        <w:tc>
+          <w:tcPr>
+            <w:tcW w:type="dxa" w:w="850"/>
+            <w:shd w:fill="FFCC99" w:val="clear"/>
+          </w:tcPr>
+          <w:p>
+            <w:r>
+              <w:rPr>
+                <w:b w:val="0"/>
+                <w:sz w:val="16"/>
+              </w:rPr>
+              <w:t>ATE38XA</w:t>
+            </w:r>
+          </w:p>
+        </w:tc>
+        <w:tc>
+          <w:tcPr>
+            <w:tcW w:type="dxa" w:w="1984"/>
+            <w:shd w:fill="FFCC99" w:val="clear"/>
+          </w:tcPr>
+          <w:p>
+            <w:r>
+              <w:rPr>
+                <w:b w:val="0"/>
+                <w:sz w:val="16"/>
+              </w:rPr>
+              <w:t>Deviz 2.6</w:t>
+            </w:r>
+          </w:p>
+        </w:tc>
+        <w:tc>
+          <w:tcPr>
+            <w:tcW w:type="dxa" w:w="454"/>
+            <w:shd w:fill="FFCC99" w:val="clear"/>
+          </w:tcPr>
+          <w:p>
+            <w:r>
+              <w:rPr>
+                <w:b w:val="0"/>
+                <w:sz w:val="16"/>
+              </w:rPr>
+              <w:t>buc</w:t>
+            </w:r>
+          </w:p>
+        </w:tc>
+        <w:tc>
+          <w:tcPr>
+            <w:tcW w:type="dxa" w:w="680"/>
+            <w:shd w:fill="FFCC99" w:val="clear"/>
+          </w:tcPr>
+          <w:p>
+            <w:r>
+              <w:rPr>
+                <w:b w:val="0"/>
+                <w:sz w:val="16"/>
+              </w:rPr>
+              <w:t>3.0</w:t>
+            </w:r>
+          </w:p>
+        </w:tc>
+        <w:tc>
+          <w:tcPr>
+            <w:tcW w:type="dxa" w:w="3572"/>
+            <w:shd w:fill="FFCC99" w:val="clear"/>
+          </w:tcPr>
+          <w:p>
+            <w:r>
+              <w:rPr>
+                <w:b w:val="0"/>
+                <w:color w:val="CC0000"/>
+                <w:sz w:val="16"/>
+              </w:rPr>
+              <w:t>ORPHAN: Cod 'ATE38XA' identic, dar categorii DIFERITE. Cod ATE38XA: REF categoriei 3.4 =&gt; OFERTA categoriei 2.6. VERIFICARE MANUALA NECESARA!</w:t>
+            </w:r>
+          </w:p>
+        </w:tc>
+      </w:tr>
+      <w:tr>
+        <w:tc>
+          <w:tcPr>
+            <w:tcW w:type="dxa" w:w="397"/>
+            <w:shd w:fill="FFCC99" w:val="clear"/>
+          </w:tcPr>
+          <w:p>
+            <w:r>
+              <w:rPr>
+                <w:b w:val="0"/>
+                <w:sz w:val="16"/>
+              </w:rPr>
+              <w:t>129</w:t>
+            </w:r>
+          </w:p>
+        </w:tc>
+        <w:tc>
+          <w:tcPr>
+            <w:tcW w:type="dxa" w:w="1701"/>
+            <w:shd w:fill="FFCC99" w:val="clear"/>
+          </w:tcPr>
+          <w:p>
+            <w:r>
+              <w:rPr>
+                <w:b w:val="0"/>
+                <w:sz w:val="16"/>
+              </w:rPr>
+              <w:t>3.4 - INSTALATII TERMICE</w:t>
+            </w:r>
+          </w:p>
+        </w:tc>
+        <w:tc>
+          <w:tcPr>
+            <w:tcW w:type="dxa" w:w="850"/>
+            <w:shd w:fill="FFCC99" w:val="clear"/>
+          </w:tcPr>
+          <w:p>
+            <w:r>
+              <w:rPr>
+                <w:b w:val="0"/>
+                <w:sz w:val="16"/>
+              </w:rPr>
+              <w:t>$4201717</w:t>
+            </w:r>
+          </w:p>
+        </w:tc>
+        <w:tc>
+          <w:tcPr>
+            <w:tcW w:type="dxa" w:w="1984"/>
+            <w:shd w:fill="FFCC99" w:val="clear"/>
+          </w:tcPr>
+          <w:p>
+            <w:r>
+              <w:rPr>
+                <w:b w:val="0"/>
+                <w:sz w:val="16"/>
+              </w:rPr>
+              <w:t>robinet retinere ventil 2 1/2 pn 6 mufa</w:t>
+            </w:r>
+          </w:p>
+        </w:tc>
+        <w:tc>
+          <w:tcPr>
+            <w:tcW w:type="dxa" w:w="454"/>
+            <w:shd w:fill="FFCC99" w:val="clear"/>
+          </w:tcPr>
+          <w:p>
+            <w:r>
+              <w:rPr>
+                <w:b w:val="0"/>
+                <w:sz w:val="16"/>
+              </w:rPr>
+            </w:r>
+          </w:p>
+        </w:tc>
+        <w:tc>
+          <w:tcPr>
+            <w:tcW w:type="dxa" w:w="680"/>
+            <w:shd w:fill="FFCC99" w:val="clear"/>
+          </w:tcPr>
+          <w:p>
+            <w:r>
+              <w:rPr>
+                <w:b w:val="0"/>
+                <w:sz w:val="16"/>
+              </w:rPr>
+              <w:t>0.0</w:t>
+            </w:r>
+          </w:p>
+        </w:tc>
+        <w:tc>
+          <w:tcPr>
+            <w:tcW w:type="dxa" w:w="850"/>
+            <w:shd w:fill="FFCC99" w:val="clear"/>
+          </w:tcPr>
+          <w:p>
+            <w:r>
+              <w:rPr>
+                <w:b w:val="0"/>
+                <w:sz w:val="16"/>
+              </w:rPr>
+              <w:t>$4201717</w:t>
+            </w:r>
+          </w:p>
+        </w:tc>
+        <w:tc>
+          <w:tcPr>
+            <w:tcW w:type="dxa" w:w="1984"/>
+            <w:shd w:fill="FFCC99" w:val="clear"/>
+          </w:tcPr>
+          <w:p>
+            <w:r>
+              <w:rPr>
+                <w:b w:val="0"/>
+                <w:sz w:val="16"/>
+              </w:rPr>
+              <w:t>Deviz 2.6</w:t>
+            </w:r>
+          </w:p>
+        </w:tc>
+        <w:tc>
+          <w:tcPr>
+            <w:tcW w:type="dxa" w:w="454"/>
+            <w:shd w:fill="FFCC99" w:val="clear"/>
+          </w:tcPr>
+          <w:p>
+            <w:r>
+              <w:rPr>
+                <w:b w:val="0"/>
+                <w:sz w:val="16"/>
+              </w:rPr>
+            </w:r>
+          </w:p>
+        </w:tc>
+        <w:tc>
+          <w:tcPr>
+            <w:tcW w:type="dxa" w:w="680"/>
+            <w:shd w:fill="FFCC99" w:val="clear"/>
+          </w:tcPr>
+          <w:p>
+            <w:r>
+              <w:rPr>
+                <w:b w:val="0"/>
+                <w:sz w:val="16"/>
+              </w:rPr>
+              <w:t>0.0</w:t>
+            </w:r>
+          </w:p>
+        </w:tc>
+        <w:tc>
+          <w:tcPr>
+            <w:tcW w:type="dxa" w:w="3572"/>
+            <w:shd w:fill="FFCC99" w:val="clear"/>
+          </w:tcPr>
+          <w:p>
+            <w:r>
+              <w:rPr>
+                <w:b w:val="0"/>
+                <w:color w:val="CC0000"/>
+                <w:sz w:val="16"/>
+              </w:rPr>
+              <w:t>ORPHAN: Cod '$4201717' identic, dar categorii DIFERITE. Cod $4201717: REF categoriei 3.4 =&gt; OFERTA categoriei 2.6. VERIFICARE MANUALA NECESARA!</w:t>
+            </w:r>
+          </w:p>
+        </w:tc>
+      </w:tr>
+      <w:tr>
+        <w:tc>
+          <w:tcPr>
+            <w:tcW w:type="dxa" w:w="397"/>
+            <w:shd w:fill="FFCC99" w:val="clear"/>
+          </w:tcPr>
+          <w:p>
+            <w:r>
+              <w:rPr>
+                <w:b w:val="0"/>
+                <w:sz w:val="16"/>
+              </w:rPr>
+              <w:t>130</w:t>
+            </w:r>
+          </w:p>
+        </w:tc>
+        <w:tc>
+          <w:tcPr>
+            <w:tcW w:type="dxa" w:w="1701"/>
+            <w:shd w:fill="FFCC99" w:val="clear"/>
+          </w:tcPr>
+          <w:p>
+            <w:r>
+              <w:rPr>
+                <w:b w:val="0"/>
+                <w:sz w:val="16"/>
+              </w:rPr>
+              <w:t>3.4 - INSTALATII TERMICE</w:t>
+            </w:r>
+          </w:p>
+        </w:tc>
+        <w:tc>
+          <w:tcPr>
+            <w:tcW w:type="dxa" w:w="850"/>
+            <w:shd w:fill="FFCC99" w:val="clear"/>
+          </w:tcPr>
+          <w:p>
+            <w:r>
+              <w:rPr>
+                <w:b w:val="0"/>
+                <w:sz w:val="16"/>
+              </w:rPr>
+              <w:t>$4201690</w:t>
+            </w:r>
+          </w:p>
+        </w:tc>
+        <w:tc>
+          <w:tcPr>
+            <w:tcW w:type="dxa" w:w="1984"/>
+            <w:shd w:fill="FFCC99" w:val="clear"/>
+          </w:tcPr>
+          <w:p>
+            <w:r>
+              <w:rPr>
+                <w:b w:val="0"/>
+                <w:sz w:val="16"/>
+              </w:rPr>
+              <w:t>robinet retinere ventil 1 1/2 pn 6 mufa</w:t>
+            </w:r>
+          </w:p>
+        </w:tc>
+        <w:tc>
+          <w:tcPr>
+            <w:tcW w:type="dxa" w:w="454"/>
+            <w:shd w:fill="FFCC99" w:val="clear"/>
+          </w:tcPr>
+          <w:p>
+            <w:r>
+              <w:rPr>
+                <w:b w:val="0"/>
+                <w:sz w:val="16"/>
+              </w:rPr>
+            </w:r>
+          </w:p>
+        </w:tc>
+        <w:tc>
+          <w:tcPr>
+            <w:tcW w:type="dxa" w:w="680"/>
+            <w:shd w:fill="FFCC99" w:val="clear"/>
+          </w:tcPr>
+          <w:p>
+            <w:r>
+              <w:rPr>
+                <w:b w:val="0"/>
+                <w:sz w:val="16"/>
+              </w:rPr>
+              <w:t>0.0</w:t>
+            </w:r>
+          </w:p>
+        </w:tc>
+        <w:tc>
+          <w:tcPr>
+            <w:tcW w:type="dxa" w:w="850"/>
+            <w:shd w:fill="FFCC99" w:val="clear"/>
+          </w:tcPr>
+          <w:p>
+            <w:r>
+              <w:rPr>
+                <w:b w:val="0"/>
+                <w:sz w:val="16"/>
+              </w:rPr>
+              <w:t>$4201690</w:t>
+            </w:r>
+          </w:p>
+        </w:tc>
+        <w:tc>
+          <w:tcPr>
+            <w:tcW w:type="dxa" w:w="1984"/>
+            <w:shd w:fill="FFCC99" w:val="clear"/>
+          </w:tcPr>
+          <w:p>
+            <w:r>
+              <w:rPr>
+                <w:b w:val="0"/>
+                <w:sz w:val="16"/>
+              </w:rPr>
+              <w:t>Deviz 2.6</w:t>
+            </w:r>
+          </w:p>
+        </w:tc>
+        <w:tc>
+          <w:tcPr>
+            <w:tcW w:type="dxa" w:w="454"/>
+            <w:shd w:fill="FFCC99" w:val="clear"/>
+          </w:tcPr>
+          <w:p>
+            <w:r>
+              <w:rPr>
+                <w:b w:val="0"/>
+                <w:sz w:val="16"/>
+              </w:rPr>
+            </w:r>
+          </w:p>
+        </w:tc>
+        <w:tc>
+          <w:tcPr>
+            <w:tcW w:type="dxa" w:w="680"/>
+            <w:shd w:fill="FFCC99" w:val="clear"/>
+          </w:tcPr>
+          <w:p>
+            <w:r>
+              <w:rPr>
+                <w:b w:val="0"/>
+                <w:sz w:val="16"/>
+              </w:rPr>
+              <w:t>0.0</w:t>
+            </w:r>
+          </w:p>
+        </w:tc>
+        <w:tc>
+          <w:tcPr>
+            <w:tcW w:type="dxa" w:w="3572"/>
+            <w:shd w:fill="FFCC99" w:val="clear"/>
+          </w:tcPr>
+          <w:p>
+            <w:r>
+              <w:rPr>
+                <w:b w:val="0"/>
+                <w:color w:val="CC0000"/>
+                <w:sz w:val="16"/>
+              </w:rPr>
+              <w:t>ORPHAN: Cod '$4201690' identic, dar categorii DIFERITE. Cod $4201690: REF categoriei 3.4 =&gt; OFERTA categoriei 2.6. VERIFICARE MANUALA NECESARA!</w:t>
+            </w:r>
+          </w:p>
+        </w:tc>
+      </w:tr>
+      <w:tr>
+        <w:tc>
+          <w:tcPr>
+            <w:tcW w:type="dxa" w:w="397"/>
+            <w:shd w:fill="FFCC99" w:val="clear"/>
+          </w:tcPr>
+          <w:p>
+            <w:r>
+              <w:rPr>
+                <w:b w:val="0"/>
+                <w:sz w:val="16"/>
+              </w:rPr>
+              <w:t>131</w:t>
             </w:r>
           </w:p>
         </w:tc>
@@ -16616,7 +21647,7 @@
                 <w:b w:val="0"/>
                 <w:sz w:val="16"/>
               </w:rPr>
-              <w:t>102</w:t>
+              <w:t>132</w:t>
             </w:r>
           </w:p>
         </w:tc>
@@ -16702,7 +21733,7 @@
                 <w:b w:val="0"/>
                 <w:sz w:val="16"/>
               </w:rPr>
-              <w:t>$5701583</w:t>
+              <w:t>$4201705</w:t>
             </w:r>
           </w:p>
         </w:tc>
@@ -16717,7 +21748,7 @@
                 <w:b w:val="0"/>
                 <w:sz w:val="16"/>
               </w:rPr>
-              <w:t>convectoradiator seven 600 14 elem cod 30s 0600</w:t>
+              <w:t>robinet retinere ventil 2 pn 6 mufa ni522</w:t>
             </w:r>
           </w:p>
         </w:tc>
@@ -16747,7 +21778,7 @@
                 <w:b w:val="0"/>
                 <w:sz w:val="16"/>
               </w:rPr>
-              <w:t>3.0</w:t>
+              <w:t>2.0</w:t>
             </w:r>
           </w:p>
         </w:tc>
@@ -16780,7 +21811,7 @@
                 <w:b w:val="0"/>
                 <w:sz w:val="16"/>
               </w:rPr>
-              <w:t>103</w:t>
+              <w:t>133</w:t>
             </w:r>
           </w:p>
         </w:tc>
@@ -16866,7 +21897,7 @@
                 <w:b w:val="0"/>
                 <w:sz w:val="16"/>
               </w:rPr>
-              <w:t>$4201705</w:t>
+              <w:t>$5701583</w:t>
             </w:r>
           </w:p>
         </w:tc>
@@ -16881,7 +21912,7 @@
                 <w:b w:val="0"/>
                 <w:sz w:val="16"/>
               </w:rPr>
-              <w:t>robinet retinere ventil 2 pn 6 mufa ni522</w:t>
+              <w:t>convectoradiator seven 600 14 elem cod 30s 0600</w:t>
             </w:r>
           </w:p>
         </w:tc>
@@ -16911,7 +21942,7 @@
                 <w:b w:val="0"/>
                 <w:sz w:val="16"/>
               </w:rPr>
-              <w:t>2.0</w:t>
+              <w:t>3.0</w:t>
             </w:r>
           </w:p>
         </w:tc>
@@ -16967,7 +21998,7 @@
                 <w:color w:val="000000"/>
                 <w:sz w:val="18"/>
               </w:rPr>
-              <w:t>Neconformitati: 7 din 73 articole ref.</w:t>
+              <w:t>Neconformitati: 12 din 73 articole ref.</w:t>
             </w:r>
           </w:p>
         </w:tc>
@@ -17093,7 +22124,7 @@
                 <w:b w:val="0"/>
                 <w:sz w:val="16"/>
               </w:rPr>
-              <w:t>105</w:t>
+              <w:t>135</w:t>
             </w:r>
           </w:p>
         </w:tc>
@@ -17386,7 +22417,7 @@
                 <w:b/>
                 <w:sz w:val="18"/>
               </w:rPr>
-              <w:t>Capitol de lucrări 9.1 — MONTAJ ECHIPAMENTE  │  LIPSA: 0  │  EXTRA: 10  │  Delta: +10</w:t>
+              <w:t>Capitol de lucrări 6.1  │  LIPSA: 0  │  EXTRA: 0  │  Delta: 0 ✓</w:t>
             </w:r>
           </w:p>
         </w:tc>
@@ -17395,76 +22426,157 @@
         <w:tc>
           <w:tcPr>
             <w:tcW w:type="dxa" w:w="397"/>
-          </w:tcPr>
-          <w:p>
-            <w:r>
-              <w:rPr>
-                <w:b w:val="0"/>
-                <w:sz w:val="16"/>
-              </w:rPr>
-              <w:t>107</w:t>
+            <w:shd w:fill="FFCC99" w:val="clear"/>
+          </w:tcPr>
+          <w:p>
+            <w:r>
+              <w:rPr>
+                <w:b w:val="0"/>
+                <w:sz w:val="16"/>
+              </w:rPr>
+              <w:t>137</w:t>
             </w:r>
           </w:p>
         </w:tc>
         <w:tc>
           <w:tcPr>
             <w:tcW w:type="dxa" w:w="1701"/>
-          </w:tcPr>
-          <w:p>
-            <w:r>
-              <w:rPr>
-                <w:b w:val="0"/>
-                <w:sz w:val="16"/>
-              </w:rPr>
-              <w:t>9.1 - MONTAJ ECHIPAMENTE</w:t>
+            <w:shd w:fill="FFCC99" w:val="clear"/>
+          </w:tcPr>
+          <w:p>
+            <w:r>
+              <w:rPr>
+                <w:b w:val="0"/>
+                <w:sz w:val="16"/>
+              </w:rPr>
+              <w:t>6.1</w:t>
             </w:r>
           </w:p>
         </w:tc>
         <w:tc>
           <w:tcPr>
             <w:tcW w:type="dxa" w:w="850"/>
-          </w:tcPr>
-          <w:p>
-            <w:r>
-              <w:rPr>
-                <w:b w:val="0"/>
-                <w:sz w:val="16"/>
-              </w:rPr>
-              <w:t>RPSXE05A</w:t>
+            <w:shd w:fill="FFCC99" w:val="clear"/>
+          </w:tcPr>
+          <w:p>
+            <w:r>
+              <w:rPr>
+                <w:b w:val="0"/>
+                <w:sz w:val="16"/>
+              </w:rPr>
+              <w:t>PF01XA</w:t>
             </w:r>
           </w:p>
         </w:tc>
         <w:tc>
           <w:tcPr>
             <w:tcW w:type="dxa" w:w="1984"/>
-          </w:tcPr>
-          <w:p>
-            <w:r>
-              <w:rPr>
-                <w:b w:val="0"/>
-                <w:sz w:val="16"/>
-              </w:rPr>
-              <w:t>montare rezervor incendiu</w:t>
+            <w:shd w:fill="FFCC99" w:val="clear"/>
+          </w:tcPr>
+          <w:p>
+            <w:r>
+              <w:rPr>
+                <w:b w:val="0"/>
+                <w:sz w:val="16"/>
+              </w:rPr>
+              <w:t>tencuiala mortar pe baza de ciment 7 cg12a04^ - gl</w:t>
             </w:r>
           </w:p>
         </w:tc>
         <w:tc>
           <w:tcPr>
             <w:tcW w:type="dxa" w:w="454"/>
-          </w:tcPr>
-          <w:p>
-            <w:r>
-              <w:rPr>
-                <w:b w:val="0"/>
-                <w:sz w:val="16"/>
-              </w:rPr>
-              <w:t>buc</w:t>
+            <w:shd w:fill="FFCC99" w:val="clear"/>
+          </w:tcPr>
+          <w:p>
+            <w:r>
+              <w:rPr>
+                <w:b w:val="0"/>
+                <w:sz w:val="16"/>
+              </w:rPr>
+              <w:t>mp</w:t>
             </w:r>
           </w:p>
         </w:tc>
         <w:tc>
           <w:tcPr>
             <w:tcW w:type="dxa" w:w="680"/>
+            <w:shd w:fill="FFCC99" w:val="clear"/>
+          </w:tcPr>
+          <w:p>
+            <w:r>
+              <w:rPr>
+                <w:b w:val="0"/>
+                <w:sz w:val="16"/>
+              </w:rPr>
+              <w:t>179.0</w:t>
+            </w:r>
+          </w:p>
+        </w:tc>
+        <w:tc>
+          <w:tcPr>
+            <w:tcW w:type="dxa" w:w="850"/>
+            <w:shd w:fill="FFCC99" w:val="clear"/>
+          </w:tcPr>
+          <w:p>
+            <w:r>
+              <w:rPr>
+                <w:b w:val="0"/>
+                <w:sz w:val="16"/>
+              </w:rPr>
+              <w:t>PF01XA</w:t>
+            </w:r>
+          </w:p>
+        </w:tc>
+        <w:tc>
+          <w:tcPr>
+            <w:tcW w:type="dxa" w:w="1984"/>
+            <w:shd w:fill="FFCC99" w:val="clear"/>
+          </w:tcPr>
+          <w:p>
+            <w:r>
+              <w:rPr>
+                <w:b w:val="0"/>
+                <w:sz w:val="16"/>
+              </w:rPr>
+              <w:t>Deviz 2.1</w:t>
+            </w:r>
+          </w:p>
+        </w:tc>
+        <w:tc>
+          <w:tcPr>
+            <w:tcW w:type="dxa" w:w="454"/>
+            <w:shd w:fill="FFCC99" w:val="clear"/>
+          </w:tcPr>
+          <w:p>
+            <w:r>
+              <w:rPr>
+                <w:b w:val="0"/>
+                <w:sz w:val="16"/>
+              </w:rPr>
+              <w:t>mp</w:t>
+            </w:r>
+          </w:p>
+        </w:tc>
+        <w:tc>
+          <w:tcPr>
+            <w:tcW w:type="dxa" w:w="680"/>
+            <w:shd w:fill="FFCC99" w:val="clear"/>
+          </w:tcPr>
+          <w:p>
+            <w:r>
+              <w:rPr>
+                <w:b w:val="0"/>
+                <w:sz w:val="16"/>
+              </w:rPr>
+              <w:t>2036.0</w:t>
+            </w:r>
+          </w:p>
+        </w:tc>
+        <w:tc>
+          <w:tcPr>
+            <w:tcW w:type="dxa" w:w="3572"/>
+            <w:shd w:fill="FFCC99" w:val="clear"/>
           </w:tcPr>
           <w:p>
             <w:r>
@@ -17473,79 +22585,7 @@
                 <w:color w:val="CC0000"/>
                 <w:sz w:val="16"/>
               </w:rPr>
-              <w:t>3.0</w:t>
-            </w:r>
-          </w:p>
-        </w:tc>
-        <w:tc>
-          <w:tcPr>
-            <w:tcW w:type="dxa" w:w="850"/>
-          </w:tcPr>
-          <w:p>
-            <w:r>
-              <w:rPr>
-                <w:b w:val="0"/>
-                <w:sz w:val="16"/>
-              </w:rPr>
-              <w:t>RPSXE05A</w:t>
-            </w:r>
-          </w:p>
-        </w:tc>
-        <w:tc>
-          <w:tcPr>
-            <w:tcW w:type="dxa" w:w="1984"/>
-          </w:tcPr>
-          <w:p>
-            <w:r>
-              <w:rPr>
-                <w:b w:val="0"/>
-                <w:sz w:val="16"/>
-              </w:rPr>
-              <w:t>montare rezervor incendiu</w:t>
-            </w:r>
-          </w:p>
-        </w:tc>
-        <w:tc>
-          <w:tcPr>
-            <w:tcW w:type="dxa" w:w="454"/>
-          </w:tcPr>
-          <w:p>
-            <w:r>
-              <w:rPr>
-                <w:b w:val="0"/>
-                <w:sz w:val="16"/>
-              </w:rPr>
-              <w:t>buc</w:t>
-            </w:r>
-          </w:p>
-        </w:tc>
-        <w:tc>
-          <w:tcPr>
-            <w:tcW w:type="dxa" w:w="680"/>
-          </w:tcPr>
-          <w:p>
-            <w:r>
-              <w:rPr>
-                <w:b w:val="0"/>
-                <w:color w:val="CC0000"/>
-                <w:sz w:val="16"/>
-              </w:rPr>
-              <w:t>1.0</w:t>
-            </w:r>
-          </w:p>
-        </w:tc>
-        <w:tc>
-          <w:tcPr>
-            <w:tcW w:type="dxa" w:w="3572"/>
-          </w:tcPr>
-          <w:p>
-            <w:r>
-              <w:rPr>
-                <w:b w:val="0"/>
-                <w:color w:val="CC0000"/>
-                <w:sz w:val="16"/>
-              </w:rPr>
-              <w:t>Cantitate diferită: referință 3.0 buc, ofertat 1.0 buc</w:t>
+              <w:t>ORPHAN: Cod 'PF01XA' identic, dar categorii DIFERITE. Cod PF01XA: REF categoriei 6.1 =&gt; OFERTA categoriei 2.1. VERIFICARE MANUALA NECESARA!</w:t>
             </w:r>
           </w:p>
         </w:tc>
@@ -17554,76 +22594,157 @@
         <w:tc>
           <w:tcPr>
             <w:tcW w:type="dxa" w:w="397"/>
-          </w:tcPr>
-          <w:p>
-            <w:r>
-              <w:rPr>
-                <w:b w:val="0"/>
-                <w:sz w:val="16"/>
-              </w:rPr>
-              <w:t>108</w:t>
+            <w:shd w:fill="FFCC99" w:val="clear"/>
+          </w:tcPr>
+          <w:p>
+            <w:r>
+              <w:rPr>
+                <w:b w:val="0"/>
+                <w:sz w:val="16"/>
+              </w:rPr>
+              <w:t>138</w:t>
             </w:r>
           </w:p>
         </w:tc>
         <w:tc>
           <w:tcPr>
             <w:tcW w:type="dxa" w:w="1701"/>
-          </w:tcPr>
-          <w:p>
-            <w:r>
-              <w:rPr>
-                <w:b w:val="0"/>
-                <w:sz w:val="16"/>
-              </w:rPr>
-              <w:t>9.1 - MONTAJ ECHIPAMENTE</w:t>
+            <w:shd w:fill="FFCC99" w:val="clear"/>
+          </w:tcPr>
+          <w:p>
+            <w:r>
+              <w:rPr>
+                <w:b w:val="0"/>
+                <w:sz w:val="16"/>
+              </w:rPr>
+              <w:t>6.1</w:t>
             </w:r>
           </w:p>
         </w:tc>
         <w:tc>
           <w:tcPr>
             <w:tcW w:type="dxa" w:w="850"/>
-          </w:tcPr>
-          <w:p>
-            <w:r>
-              <w:rPr>
-                <w:b w:val="0"/>
-                <w:sz w:val="16"/>
-              </w:rPr>
-              <w:t>EF03A01</w:t>
+            <w:shd w:fill="FFCC99" w:val="clear"/>
+          </w:tcPr>
+          <w:p>
+            <w:r>
+              <w:rPr>
+                <w:b w:val="0"/>
+                <w:sz w:val="16"/>
+              </w:rPr>
+              <w:t>PF01XA</w:t>
             </w:r>
           </w:p>
         </w:tc>
         <w:tc>
           <w:tcPr>
             <w:tcW w:type="dxa" w:w="1984"/>
-          </w:tcPr>
-          <w:p>
-            <w:r>
-              <w:rPr>
-                <w:b w:val="0"/>
-                <w:sz w:val="16"/>
-              </w:rPr>
-              <w:t>montare sistem panouri fotovoltaice 20kw trifaz...</w:t>
+            <w:shd w:fill="FFCC99" w:val="clear"/>
+          </w:tcPr>
+          <w:p>
+            <w:r>
+              <w:rPr>
+                <w:b w:val="0"/>
+                <w:sz w:val="16"/>
+              </w:rPr>
+              <w:t>tencuiala mortar pe baza de ciment 7 cg12a04^ - gl</w:t>
             </w:r>
           </w:p>
         </w:tc>
         <w:tc>
           <w:tcPr>
             <w:tcW w:type="dxa" w:w="454"/>
-          </w:tcPr>
-          <w:p>
-            <w:r>
-              <w:rPr>
-                <w:b w:val="0"/>
-                <w:sz w:val="16"/>
-              </w:rPr>
-              <w:t>buc</w:t>
+            <w:shd w:fill="FFCC99" w:val="clear"/>
+          </w:tcPr>
+          <w:p>
+            <w:r>
+              <w:rPr>
+                <w:b w:val="0"/>
+                <w:sz w:val="16"/>
+              </w:rPr>
+              <w:t>mp</w:t>
             </w:r>
           </w:p>
         </w:tc>
         <w:tc>
           <w:tcPr>
             <w:tcW w:type="dxa" w:w="680"/>
+            <w:shd w:fill="FFCC99" w:val="clear"/>
+          </w:tcPr>
+          <w:p>
+            <w:r>
+              <w:rPr>
+                <w:b w:val="0"/>
+                <w:sz w:val="16"/>
+              </w:rPr>
+              <w:t>179.0</w:t>
+            </w:r>
+          </w:p>
+        </w:tc>
+        <w:tc>
+          <w:tcPr>
+            <w:tcW w:type="dxa" w:w="850"/>
+            <w:shd w:fill="FFCC99" w:val="clear"/>
+          </w:tcPr>
+          <w:p>
+            <w:r>
+              <w:rPr>
+                <w:b w:val="0"/>
+                <w:sz w:val="16"/>
+              </w:rPr>
+              <w:t>PF01XA</w:t>
+            </w:r>
+          </w:p>
+        </w:tc>
+        <w:tc>
+          <w:tcPr>
+            <w:tcW w:type="dxa" w:w="1984"/>
+            <w:shd w:fill="FFCC99" w:val="clear"/>
+          </w:tcPr>
+          <w:p>
+            <w:r>
+              <w:rPr>
+                <w:b w:val="0"/>
+                <w:sz w:val="16"/>
+              </w:rPr>
+              <w:t>Deviz 3.1</w:t>
+            </w:r>
+          </w:p>
+        </w:tc>
+        <w:tc>
+          <w:tcPr>
+            <w:tcW w:type="dxa" w:w="454"/>
+            <w:shd w:fill="FFCC99" w:val="clear"/>
+          </w:tcPr>
+          <w:p>
+            <w:r>
+              <w:rPr>
+                <w:b w:val="0"/>
+                <w:sz w:val="16"/>
+              </w:rPr>
+              <w:t>mp</w:t>
+            </w:r>
+          </w:p>
+        </w:tc>
+        <w:tc>
+          <w:tcPr>
+            <w:tcW w:type="dxa" w:w="680"/>
+            <w:shd w:fill="FFCC99" w:val="clear"/>
+          </w:tcPr>
+          <w:p>
+            <w:r>
+              <w:rPr>
+                <w:b w:val="0"/>
+                <w:sz w:val="16"/>
+              </w:rPr>
+              <w:t>440.0</w:t>
+            </w:r>
+          </w:p>
+        </w:tc>
+        <w:tc>
+          <w:tcPr>
+            <w:tcW w:type="dxa" w:w="3572"/>
+            <w:shd w:fill="FFCC99" w:val="clear"/>
           </w:tcPr>
           <w:p>
             <w:r>
@@ -17632,79 +22753,7 @@
                 <w:color w:val="CC0000"/>
                 <w:sz w:val="16"/>
               </w:rPr>
-              <w:t>1.0</w:t>
-            </w:r>
-          </w:p>
-        </w:tc>
-        <w:tc>
-          <w:tcPr>
-            <w:tcW w:type="dxa" w:w="850"/>
-          </w:tcPr>
-          <w:p>
-            <w:r>
-              <w:rPr>
-                <w:b w:val="0"/>
-                <w:sz w:val="16"/>
-              </w:rPr>
-              <w:t>EF03A01</w:t>
-            </w:r>
-          </w:p>
-        </w:tc>
-        <w:tc>
-          <w:tcPr>
-            <w:tcW w:type="dxa" w:w="1984"/>
-          </w:tcPr>
-          <w:p>
-            <w:r>
-              <w:rPr>
-                <w:b w:val="0"/>
-                <w:sz w:val="16"/>
-              </w:rPr>
-              <w:t>montare sistem panouri fotovoltaice 20kw - trif...</w:t>
-            </w:r>
-          </w:p>
-        </w:tc>
-        <w:tc>
-          <w:tcPr>
-            <w:tcW w:type="dxa" w:w="454"/>
-          </w:tcPr>
-          <w:p>
-            <w:r>
-              <w:rPr>
-                <w:b w:val="0"/>
-                <w:sz w:val="16"/>
-              </w:rPr>
-              <w:t>buc</w:t>
-            </w:r>
-          </w:p>
-        </w:tc>
-        <w:tc>
-          <w:tcPr>
-            <w:tcW w:type="dxa" w:w="680"/>
-          </w:tcPr>
-          <w:p>
-            <w:r>
-              <w:rPr>
-                <w:b w:val="0"/>
-                <w:color w:val="CC0000"/>
-                <w:sz w:val="16"/>
-              </w:rPr>
-              <w:t>2.0</w:t>
-            </w:r>
-          </w:p>
-        </w:tc>
-        <w:tc>
-          <w:tcPr>
-            <w:tcW w:type="dxa" w:w="3572"/>
-          </w:tcPr>
-          <w:p>
-            <w:r>
-              <w:rPr>
-                <w:b w:val="0"/>
-                <w:color w:val="CC0000"/>
-                <w:sz w:val="16"/>
-              </w:rPr>
-              <w:t>Cantitate diferită: referință 1.0 buc, ofertat 2.0 buc</w:t>
+              <w:t>ORPHAN: Cod 'PF01XA' identic, dar categorii DIFERITE. Cod PF01XA: REF categoriei 6.1 =&gt; OFERTA categoriei 3.1. VERIFICARE MANUALA NECESARA!</w:t>
             </w:r>
           </w:p>
         </w:tc>
@@ -17714,163 +22763,154 @@
           <w:tcPr>
             <w:tcW w:type="dxa" w:w="397"/>
           </w:tcPr>
-          <w:p>
-            <w:r>
-              <w:rPr>
-                <w:b w:val="0"/>
-                <w:sz w:val="16"/>
-              </w:rPr>
-              <w:t>109</w:t>
-            </w:r>
-          </w:p>
+          <w:p/>
         </w:tc>
         <w:tc>
           <w:tcPr>
             <w:tcW w:type="dxa" w:w="1701"/>
-          </w:tcPr>
-          <w:p>
-            <w:r>
-              <w:rPr>
-                <w:b w:val="0"/>
-                <w:sz w:val="16"/>
-              </w:rPr>
-              <w:t>9.1 - MONTAJ ECHIPAMENTE</w:t>
+            <w:shd w:fill="D9D9D9" w:val="clear"/>
+          </w:tcPr>
+          <w:p>
+            <w:r>
+              <w:rPr>
+                <w:b/>
+                <w:color w:val="000000"/>
+                <w:sz w:val="18"/>
+              </w:rPr>
+              <w:t>SUMAR</w:t>
             </w:r>
           </w:p>
         </w:tc>
         <w:tc>
           <w:tcPr>
             <w:tcW w:type="dxa" w:w="850"/>
-          </w:tcPr>
-          <w:p>
-            <w:r>
-              <w:rPr>
-                <w:b w:val="0"/>
-                <w:sz w:val="16"/>
-              </w:rPr>
-              <w:t>IB05A01</w:t>
+            <w:shd w:fill="D9D9D9" w:val="clear"/>
+          </w:tcPr>
+          <w:p>
+            <w:r>
+              <w:rPr>
+                <w:b/>
+                <w:color w:val="000000"/>
+                <w:sz w:val="18"/>
+              </w:rPr>
+              <w:t>Neconformitati: 2 din 8 articole ref.</w:t>
             </w:r>
           </w:p>
         </w:tc>
         <w:tc>
           <w:tcPr>
             <w:tcW w:type="dxa" w:w="1984"/>
-          </w:tcPr>
-          <w:p>
-            <w:r>
-              <w:rPr>
-                <w:b w:val="0"/>
-                <w:sz w:val="16"/>
-              </w:rPr>
-              <w:t>montare ventiloconvector crc 73 carcasat</w:t>
-            </w:r>
+            <w:shd w:fill="D9D9D9" w:val="clear"/>
+          </w:tcPr>
+          <w:p>
+            <w:r/>
           </w:p>
         </w:tc>
         <w:tc>
           <w:tcPr>
             <w:tcW w:type="dxa" w:w="454"/>
-          </w:tcPr>
-          <w:p>
-            <w:r>
-              <w:rPr>
-                <w:b w:val="0"/>
-                <w:sz w:val="16"/>
-              </w:rPr>
-              <w:t>buc</w:t>
-            </w:r>
+            <w:shd w:fill="D9D9D9" w:val="clear"/>
+          </w:tcPr>
+          <w:p>
+            <w:r/>
           </w:p>
         </w:tc>
         <w:tc>
           <w:tcPr>
             <w:tcW w:type="dxa" w:w="680"/>
-          </w:tcPr>
-          <w:p>
-            <w:r>
-              <w:rPr>
-                <w:b w:val="0"/>
-                <w:color w:val="CC0000"/>
-                <w:sz w:val="16"/>
-              </w:rPr>
-              <w:t>13.0</w:t>
-            </w:r>
+            <w:shd w:fill="D9D9D9" w:val="clear"/>
+          </w:tcPr>
+          <w:p>
+            <w:r/>
           </w:p>
         </w:tc>
         <w:tc>
           <w:tcPr>
             <w:tcW w:type="dxa" w:w="850"/>
-          </w:tcPr>
-          <w:p>
-            <w:r>
-              <w:rPr>
-                <w:b w:val="0"/>
-                <w:sz w:val="16"/>
-              </w:rPr>
-              <w:t>IB05A01</w:t>
+            <w:shd w:fill="D9D9D9" w:val="clear"/>
+          </w:tcPr>
+          <w:p>
+            <w:pPr>
+              <w:jc w:val="center"/>
+            </w:pPr>
+            <w:r>
+              <w:rPr>
+                <w:b/>
+                <w:color w:val="000000"/>
+                <w:sz w:val="18"/>
+              </w:rPr>
+              <w:t>8</w:t>
             </w:r>
           </w:p>
         </w:tc>
         <w:tc>
           <w:tcPr>
             <w:tcW w:type="dxa" w:w="1984"/>
-          </w:tcPr>
-          <w:p>
-            <w:r>
-              <w:rPr>
-                <w:b w:val="0"/>
-                <w:sz w:val="16"/>
-              </w:rPr>
-              <w:t>montare ventiloconvector crc 13 mv carcasat, de...</w:t>
-            </w:r>
+            <w:shd w:fill="D9D9D9" w:val="clear"/>
+          </w:tcPr>
+          <w:p>
+            <w:r/>
           </w:p>
         </w:tc>
         <w:tc>
           <w:tcPr>
             <w:tcW w:type="dxa" w:w="454"/>
-          </w:tcPr>
-          <w:p>
-            <w:r>
-              <w:rPr>
-                <w:b w:val="0"/>
-                <w:sz w:val="16"/>
-              </w:rPr>
-              <w:t>buc</w:t>
-            </w:r>
+            <w:shd w:fill="D9D9D9" w:val="clear"/>
+          </w:tcPr>
+          <w:p>
+            <w:r/>
           </w:p>
         </w:tc>
         <w:tc>
           <w:tcPr>
             <w:tcW w:type="dxa" w:w="680"/>
-          </w:tcPr>
-          <w:p>
-            <w:r>
-              <w:rPr>
-                <w:b w:val="0"/>
-                <w:color w:val="CC0000"/>
-                <w:sz w:val="16"/>
-              </w:rPr>
-              <w:t>1.0</w:t>
+            <w:shd w:fill="D9D9D9" w:val="clear"/>
+          </w:tcPr>
+          <w:p>
+            <w:pPr>
+              <w:jc w:val="center"/>
+            </w:pPr>
+            <w:r>
+              <w:rPr>
+                <w:b/>
+                <w:color w:val="000000"/>
+                <w:sz w:val="18"/>
+              </w:rPr>
+              <w:t>8</w:t>
             </w:r>
           </w:p>
         </w:tc>
         <w:tc>
           <w:tcPr>
             <w:tcW w:type="dxa" w:w="3572"/>
-          </w:tcPr>
-          <w:p>
-            <w:r>
-              <w:rPr>
-                <w:b w:val="0"/>
-                <w:color w:val="CC0000"/>
-                <w:sz w:val="16"/>
-              </w:rPr>
-              <w:t>Cantitate diferită: referință 13.0 buc, ofertat 1.0 buc</w:t>
-            </w:r>
+            <w:shd w:fill="D9D9D9" w:val="clear"/>
+          </w:tcPr>
+          <w:p>
+            <w:r/>
           </w:p>
         </w:tc>
       </w:tr>
       <w:tr>
         <w:tc>
           <w:tcPr>
+            <w:tcW w:type="dxa" w:w="3572"/>
+            <w:gridSpan w:val="11"/>
+            <w:shd w:fill="D9D9D9" w:val="clear"/>
+          </w:tcPr>
+          <w:p>
+            <w:r>
+              <w:rPr>
+                <w:b/>
+                <w:sz w:val="18"/>
+              </w:rPr>
+              <w:t>Capitol de lucrări 9.1 — MONTAJ ECHIPAMENTE  │  LIPSA: 0  │  EXTRA: 10  │  Delta: +10</w:t>
+            </w:r>
+          </w:p>
+        </w:tc>
+      </w:tr>
+      <w:tr>
+        <w:tc>
+          <w:tcPr>
             <w:tcW w:type="dxa" w:w="397"/>
           </w:tcPr>
           <w:p>
@@ -17879,7 +22919,484 @@
                 <w:b w:val="0"/>
                 <w:sz w:val="16"/>
               </w:rPr>
-              <w:t>110</w:t>
+              <w:t>140</w:t>
+            </w:r>
+          </w:p>
+        </w:tc>
+        <w:tc>
+          <w:tcPr>
+            <w:tcW w:type="dxa" w:w="1701"/>
+          </w:tcPr>
+          <w:p>
+            <w:r>
+              <w:rPr>
+                <w:b w:val="0"/>
+                <w:sz w:val="16"/>
+              </w:rPr>
+              <w:t>9.1 - MONTAJ ECHIPAMENTE</w:t>
+            </w:r>
+          </w:p>
+        </w:tc>
+        <w:tc>
+          <w:tcPr>
+            <w:tcW w:type="dxa" w:w="850"/>
+          </w:tcPr>
+          <w:p>
+            <w:r>
+              <w:rPr>
+                <w:b w:val="0"/>
+                <w:sz w:val="16"/>
+              </w:rPr>
+              <w:t>RPSXE05A</w:t>
+            </w:r>
+          </w:p>
+        </w:tc>
+        <w:tc>
+          <w:tcPr>
+            <w:tcW w:type="dxa" w:w="1984"/>
+          </w:tcPr>
+          <w:p>
+            <w:r>
+              <w:rPr>
+                <w:b w:val="0"/>
+                <w:sz w:val="16"/>
+              </w:rPr>
+              <w:t>montare rezervor incendiu</w:t>
+            </w:r>
+          </w:p>
+        </w:tc>
+        <w:tc>
+          <w:tcPr>
+            <w:tcW w:type="dxa" w:w="454"/>
+          </w:tcPr>
+          <w:p>
+            <w:r>
+              <w:rPr>
+                <w:b w:val="0"/>
+                <w:sz w:val="16"/>
+              </w:rPr>
+              <w:t>buc</w:t>
+            </w:r>
+          </w:p>
+        </w:tc>
+        <w:tc>
+          <w:tcPr>
+            <w:tcW w:type="dxa" w:w="680"/>
+          </w:tcPr>
+          <w:p>
+            <w:r>
+              <w:rPr>
+                <w:b w:val="0"/>
+                <w:color w:val="CC0000"/>
+                <w:sz w:val="16"/>
+              </w:rPr>
+              <w:t>3.0</w:t>
+            </w:r>
+          </w:p>
+        </w:tc>
+        <w:tc>
+          <w:tcPr>
+            <w:tcW w:type="dxa" w:w="850"/>
+          </w:tcPr>
+          <w:p>
+            <w:r>
+              <w:rPr>
+                <w:b w:val="0"/>
+                <w:sz w:val="16"/>
+              </w:rPr>
+              <w:t>RPSXE05A</w:t>
+            </w:r>
+          </w:p>
+        </w:tc>
+        <w:tc>
+          <w:tcPr>
+            <w:tcW w:type="dxa" w:w="1984"/>
+          </w:tcPr>
+          <w:p>
+            <w:r>
+              <w:rPr>
+                <w:b w:val="0"/>
+                <w:sz w:val="16"/>
+              </w:rPr>
+              <w:t>montare rezervor incendiu</w:t>
+            </w:r>
+          </w:p>
+        </w:tc>
+        <w:tc>
+          <w:tcPr>
+            <w:tcW w:type="dxa" w:w="454"/>
+          </w:tcPr>
+          <w:p>
+            <w:r>
+              <w:rPr>
+                <w:b w:val="0"/>
+                <w:sz w:val="16"/>
+              </w:rPr>
+              <w:t>buc</w:t>
+            </w:r>
+          </w:p>
+        </w:tc>
+        <w:tc>
+          <w:tcPr>
+            <w:tcW w:type="dxa" w:w="680"/>
+          </w:tcPr>
+          <w:p>
+            <w:r>
+              <w:rPr>
+                <w:b w:val="0"/>
+                <w:color w:val="CC0000"/>
+                <w:sz w:val="16"/>
+              </w:rPr>
+              <w:t>1.0</w:t>
+            </w:r>
+          </w:p>
+        </w:tc>
+        <w:tc>
+          <w:tcPr>
+            <w:tcW w:type="dxa" w:w="3572"/>
+          </w:tcPr>
+          <w:p>
+            <w:r>
+              <w:rPr>
+                <w:b w:val="0"/>
+                <w:color w:val="CC0000"/>
+                <w:sz w:val="16"/>
+              </w:rPr>
+              <w:t>Cantitate diferită: referință 3.0 buc, ofertat 1.0 buc</w:t>
+            </w:r>
+          </w:p>
+        </w:tc>
+      </w:tr>
+      <w:tr>
+        <w:tc>
+          <w:tcPr>
+            <w:tcW w:type="dxa" w:w="397"/>
+          </w:tcPr>
+          <w:p>
+            <w:r>
+              <w:rPr>
+                <w:b w:val="0"/>
+                <w:sz w:val="16"/>
+              </w:rPr>
+              <w:t>141</w:t>
+            </w:r>
+          </w:p>
+        </w:tc>
+        <w:tc>
+          <w:tcPr>
+            <w:tcW w:type="dxa" w:w="1701"/>
+          </w:tcPr>
+          <w:p>
+            <w:r>
+              <w:rPr>
+                <w:b w:val="0"/>
+                <w:sz w:val="16"/>
+              </w:rPr>
+              <w:t>9.1 - MONTAJ ECHIPAMENTE</w:t>
+            </w:r>
+          </w:p>
+        </w:tc>
+        <w:tc>
+          <w:tcPr>
+            <w:tcW w:type="dxa" w:w="850"/>
+          </w:tcPr>
+          <w:p>
+            <w:r>
+              <w:rPr>
+                <w:b w:val="0"/>
+                <w:sz w:val="16"/>
+              </w:rPr>
+              <w:t>EF03A01</w:t>
+            </w:r>
+          </w:p>
+        </w:tc>
+        <w:tc>
+          <w:tcPr>
+            <w:tcW w:type="dxa" w:w="1984"/>
+          </w:tcPr>
+          <w:p>
+            <w:r>
+              <w:rPr>
+                <w:b w:val="0"/>
+                <w:sz w:val="16"/>
+              </w:rPr>
+              <w:t>montare sistem panouri fotovoltaice 20kw trifaz...</w:t>
+            </w:r>
+          </w:p>
+        </w:tc>
+        <w:tc>
+          <w:tcPr>
+            <w:tcW w:type="dxa" w:w="454"/>
+          </w:tcPr>
+          <w:p>
+            <w:r>
+              <w:rPr>
+                <w:b w:val="0"/>
+                <w:sz w:val="16"/>
+              </w:rPr>
+              <w:t>buc</w:t>
+            </w:r>
+          </w:p>
+        </w:tc>
+        <w:tc>
+          <w:tcPr>
+            <w:tcW w:type="dxa" w:w="680"/>
+          </w:tcPr>
+          <w:p>
+            <w:r>
+              <w:rPr>
+                <w:b w:val="0"/>
+                <w:color w:val="CC0000"/>
+                <w:sz w:val="16"/>
+              </w:rPr>
+              <w:t>1.0</w:t>
+            </w:r>
+          </w:p>
+        </w:tc>
+        <w:tc>
+          <w:tcPr>
+            <w:tcW w:type="dxa" w:w="850"/>
+          </w:tcPr>
+          <w:p>
+            <w:r>
+              <w:rPr>
+                <w:b w:val="0"/>
+                <w:sz w:val="16"/>
+              </w:rPr>
+              <w:t>EF03A01</w:t>
+            </w:r>
+          </w:p>
+        </w:tc>
+        <w:tc>
+          <w:tcPr>
+            <w:tcW w:type="dxa" w:w="1984"/>
+          </w:tcPr>
+          <w:p>
+            <w:r>
+              <w:rPr>
+                <w:b w:val="0"/>
+                <w:sz w:val="16"/>
+              </w:rPr>
+              <w:t>montare sistem panouri fotovoltaice 20kw - trif...</w:t>
+            </w:r>
+          </w:p>
+        </w:tc>
+        <w:tc>
+          <w:tcPr>
+            <w:tcW w:type="dxa" w:w="454"/>
+          </w:tcPr>
+          <w:p>
+            <w:r>
+              <w:rPr>
+                <w:b w:val="0"/>
+                <w:sz w:val="16"/>
+              </w:rPr>
+              <w:t>buc</w:t>
+            </w:r>
+          </w:p>
+        </w:tc>
+        <w:tc>
+          <w:tcPr>
+            <w:tcW w:type="dxa" w:w="680"/>
+          </w:tcPr>
+          <w:p>
+            <w:r>
+              <w:rPr>
+                <w:b w:val="0"/>
+                <w:color w:val="CC0000"/>
+                <w:sz w:val="16"/>
+              </w:rPr>
+              <w:t>2.0</w:t>
+            </w:r>
+          </w:p>
+        </w:tc>
+        <w:tc>
+          <w:tcPr>
+            <w:tcW w:type="dxa" w:w="3572"/>
+          </w:tcPr>
+          <w:p>
+            <w:r>
+              <w:rPr>
+                <w:b w:val="0"/>
+                <w:color w:val="CC0000"/>
+                <w:sz w:val="16"/>
+              </w:rPr>
+              <w:t>Cantitate diferită: referință 1.0 buc, ofertat 2.0 buc</w:t>
+            </w:r>
+          </w:p>
+        </w:tc>
+      </w:tr>
+      <w:tr>
+        <w:tc>
+          <w:tcPr>
+            <w:tcW w:type="dxa" w:w="397"/>
+          </w:tcPr>
+          <w:p>
+            <w:r>
+              <w:rPr>
+                <w:b w:val="0"/>
+                <w:sz w:val="16"/>
+              </w:rPr>
+              <w:t>142</w:t>
+            </w:r>
+          </w:p>
+        </w:tc>
+        <w:tc>
+          <w:tcPr>
+            <w:tcW w:type="dxa" w:w="1701"/>
+          </w:tcPr>
+          <w:p>
+            <w:r>
+              <w:rPr>
+                <w:b w:val="0"/>
+                <w:sz w:val="16"/>
+              </w:rPr>
+              <w:t>9.1 - MONTAJ ECHIPAMENTE</w:t>
+            </w:r>
+          </w:p>
+        </w:tc>
+        <w:tc>
+          <w:tcPr>
+            <w:tcW w:type="dxa" w:w="850"/>
+          </w:tcPr>
+          <w:p>
+            <w:r>
+              <w:rPr>
+                <w:b w:val="0"/>
+                <w:sz w:val="16"/>
+              </w:rPr>
+              <w:t>IB05A01</w:t>
+            </w:r>
+          </w:p>
+        </w:tc>
+        <w:tc>
+          <w:tcPr>
+            <w:tcW w:type="dxa" w:w="1984"/>
+          </w:tcPr>
+          <w:p>
+            <w:r>
+              <w:rPr>
+                <w:b w:val="0"/>
+                <w:sz w:val="16"/>
+              </w:rPr>
+              <w:t>montare ventiloconvector crc 73 carcasat</w:t>
+            </w:r>
+          </w:p>
+        </w:tc>
+        <w:tc>
+          <w:tcPr>
+            <w:tcW w:type="dxa" w:w="454"/>
+          </w:tcPr>
+          <w:p>
+            <w:r>
+              <w:rPr>
+                <w:b w:val="0"/>
+                <w:sz w:val="16"/>
+              </w:rPr>
+              <w:t>buc</w:t>
+            </w:r>
+          </w:p>
+        </w:tc>
+        <w:tc>
+          <w:tcPr>
+            <w:tcW w:type="dxa" w:w="680"/>
+          </w:tcPr>
+          <w:p>
+            <w:r>
+              <w:rPr>
+                <w:b w:val="0"/>
+                <w:color w:val="CC0000"/>
+                <w:sz w:val="16"/>
+              </w:rPr>
+              <w:t>13.0</w:t>
+            </w:r>
+          </w:p>
+        </w:tc>
+        <w:tc>
+          <w:tcPr>
+            <w:tcW w:type="dxa" w:w="850"/>
+          </w:tcPr>
+          <w:p>
+            <w:r>
+              <w:rPr>
+                <w:b w:val="0"/>
+                <w:sz w:val="16"/>
+              </w:rPr>
+              <w:t>IB05A01</w:t>
+            </w:r>
+          </w:p>
+        </w:tc>
+        <w:tc>
+          <w:tcPr>
+            <w:tcW w:type="dxa" w:w="1984"/>
+          </w:tcPr>
+          <w:p>
+            <w:r>
+              <w:rPr>
+                <w:b w:val="0"/>
+                <w:sz w:val="16"/>
+              </w:rPr>
+              <w:t>montare ventiloconvector crc 13 mv carcasat, de...</w:t>
+            </w:r>
+          </w:p>
+        </w:tc>
+        <w:tc>
+          <w:tcPr>
+            <w:tcW w:type="dxa" w:w="454"/>
+          </w:tcPr>
+          <w:p>
+            <w:r>
+              <w:rPr>
+                <w:b w:val="0"/>
+                <w:sz w:val="16"/>
+              </w:rPr>
+              <w:t>buc</w:t>
+            </w:r>
+          </w:p>
+        </w:tc>
+        <w:tc>
+          <w:tcPr>
+            <w:tcW w:type="dxa" w:w="680"/>
+          </w:tcPr>
+          <w:p>
+            <w:r>
+              <w:rPr>
+                <w:b w:val="0"/>
+                <w:color w:val="CC0000"/>
+                <w:sz w:val="16"/>
+              </w:rPr>
+              <w:t>1.0</w:t>
+            </w:r>
+          </w:p>
+        </w:tc>
+        <w:tc>
+          <w:tcPr>
+            <w:tcW w:type="dxa" w:w="3572"/>
+          </w:tcPr>
+          <w:p>
+            <w:r>
+              <w:rPr>
+                <w:b w:val="0"/>
+                <w:color w:val="CC0000"/>
+                <w:sz w:val="16"/>
+              </w:rPr>
+              <w:t>Cantitate diferită: referință 13.0 buc, ofertat 1.0 buc</w:t>
+            </w:r>
+          </w:p>
+        </w:tc>
+      </w:tr>
+      <w:tr>
+        <w:tc>
+          <w:tcPr>
+            <w:tcW w:type="dxa" w:w="397"/>
+          </w:tcPr>
+          <w:p>
+            <w:r>
+              <w:rPr>
+                <w:b w:val="0"/>
+                <w:sz w:val="16"/>
+              </w:rPr>
+              <w:t>143</w:t>
             </w:r>
           </w:p>
         </w:tc>
@@ -18058,7 +23575,7 @@
                 <w:b w:val="0"/>
                 <w:sz w:val="16"/>
               </w:rPr>
-              <w:t>111</w:t>
+              <w:t>144</w:t>
             </w:r>
           </w:p>
         </w:tc>
@@ -18144,7 +23661,7 @@
                 <w:b w:val="0"/>
                 <w:sz w:val="16"/>
               </w:rPr>
-              <w:t>IA11A01</w:t>
+              <w:t>IA01D01</w:t>
             </w:r>
           </w:p>
         </w:tc>
@@ -18159,7 +23676,7 @@
                 <w:b w:val="0"/>
                 <w:sz w:val="16"/>
               </w:rPr>
-              <w:t>montaj pompa de circulatie agent termic</w:t>
+              <w:t>montare aeroterma pe agent termic</w:t>
             </w:r>
           </w:p>
         </w:tc>
@@ -18189,7 +23706,7 @@
                 <w:b w:val="0"/>
                 <w:sz w:val="16"/>
               </w:rPr>
-              <w:t>4.0</w:t>
+              <w:t>3.0</w:t>
             </w:r>
           </w:p>
         </w:tc>
@@ -18222,7 +23739,7 @@
                 <w:b w:val="0"/>
                 <w:sz w:val="16"/>
               </w:rPr>
-              <w:t>112</w:t>
+              <w:t>145</w:t>
             </w:r>
           </w:p>
         </w:tc>
@@ -18308,7 +23825,7 @@
                 <w:b w:val="0"/>
                 <w:sz w:val="16"/>
               </w:rPr>
-              <w:t>IA13XA</w:t>
+              <w:t>IB17C1</w:t>
             </w:r>
           </w:p>
         </w:tc>
@@ -18323,7 +23840,7 @@
                 <w:b w:val="0"/>
                 <w:sz w:val="16"/>
               </w:rPr>
-              <w:t>montaj recuperator de caldura min 185 mc/h</w:t>
+              <w:t>montare generator de curent, trifazat, diesel, ...</w:t>
             </w:r>
           </w:p>
         </w:tc>
@@ -18386,7 +23903,7 @@
                 <w:b w:val="0"/>
                 <w:sz w:val="16"/>
               </w:rPr>
-              <w:t>113</w:t>
+              <w:t>146</w:t>
             </w:r>
           </w:p>
         </w:tc>
@@ -18472,7 +23989,7 @@
                 <w:b w:val="0"/>
                 <w:sz w:val="16"/>
               </w:rPr>
-              <w:t>IA13XA</w:t>
+              <w:t>IA11A01</w:t>
             </w:r>
           </w:p>
         </w:tc>
@@ -18487,7 +24004,7 @@
                 <w:b w:val="0"/>
                 <w:sz w:val="16"/>
               </w:rPr>
-              <w:t>montaj recuperator de caldura min 1100 mc/h gre...</w:t>
+              <w:t>montaj pompa de circulatie agent termic</w:t>
             </w:r>
           </w:p>
         </w:tc>
@@ -18517,7 +24034,7 @@
                 <w:b w:val="0"/>
                 <w:sz w:val="16"/>
               </w:rPr>
-              <w:t>2.0</w:t>
+              <w:t>4.0</w:t>
             </w:r>
           </w:p>
         </w:tc>
@@ -18550,7 +24067,7 @@
                 <w:b w:val="0"/>
                 <w:sz w:val="16"/>
               </w:rPr>
-              <w:t>114</w:t>
+              <w:t>147</w:t>
             </w:r>
           </w:p>
         </w:tc>
@@ -18636,7 +24153,7 @@
                 <w:b w:val="0"/>
                 <w:sz w:val="16"/>
               </w:rPr>
-              <w:t>IA01D01</w:t>
+              <w:t>IA13XA</w:t>
             </w:r>
           </w:p>
         </w:tc>
@@ -18651,7 +24168,7 @@
                 <w:b w:val="0"/>
                 <w:sz w:val="16"/>
               </w:rPr>
-              <w:t>montare aeroterma pe agent termic</w:t>
+              <w:t>montaj recuperator de caldura min 185 mc/h</w:t>
             </w:r>
           </w:p>
         </w:tc>
@@ -18681,7 +24198,7 @@
                 <w:b w:val="0"/>
                 <w:sz w:val="16"/>
               </w:rPr>
-              <w:t>3.0</w:t>
+              <w:t>1.0</w:t>
             </w:r>
           </w:p>
         </w:tc>
@@ -18714,7 +24231,7 @@
                 <w:b w:val="0"/>
                 <w:sz w:val="16"/>
               </w:rPr>
-              <w:t>115</w:t>
+              <w:t>148</w:t>
             </w:r>
           </w:p>
         </w:tc>
@@ -18800,7 +24317,7 @@
                 <w:b w:val="0"/>
                 <w:sz w:val="16"/>
               </w:rPr>
-              <w:t>ID03A01</w:t>
+              <w:t>IA13XA</w:t>
             </w:r>
           </w:p>
         </w:tc>
@@ -18815,7 +24332,7 @@
                 <w:b w:val="0"/>
                 <w:sz w:val="16"/>
               </w:rPr>
-              <w:t>montare pompa caldura inverter incalzire- racir...</w:t>
+              <w:t>montaj recuperator de caldura min 1100 mc/h gre...</w:t>
             </w:r>
           </w:p>
         </w:tc>
@@ -18845,7 +24362,7 @@
                 <w:b w:val="0"/>
                 <w:sz w:val="16"/>
               </w:rPr>
-              <w:t>11.0</w:t>
+              <w:t>2.0</w:t>
             </w:r>
           </w:p>
         </w:tc>
@@ -18878,7 +24395,7 @@
                 <w:b w:val="0"/>
                 <w:sz w:val="16"/>
               </w:rPr>
-              <w:t>116</w:t>
+              <w:t>149</w:t>
             </w:r>
           </w:p>
         </w:tc>
@@ -18964,7 +24481,7 @@
                 <w:b w:val="0"/>
                 <w:sz w:val="16"/>
               </w:rPr>
-              <w:t>RCSB15A</w:t>
+              <w:t>ID03A01</w:t>
             </w:r>
           </w:p>
         </w:tc>
@@ -18979,7 +24496,7 @@
                 <w:b w:val="0"/>
                 <w:sz w:val="16"/>
               </w:rPr>
-              <w:t>montare sursa suplimentara de incalzire (incalz...</w:t>
+              <w:t>montare pompa caldura inverter incalzire- racir...</w:t>
             </w:r>
           </w:p>
         </w:tc>
@@ -19009,7 +24526,7 @@
                 <w:b w:val="0"/>
                 <w:sz w:val="16"/>
               </w:rPr>
-              <w:t>1.0</w:t>
+              <w:t>11.0</w:t>
             </w:r>
           </w:p>
         </w:tc>
@@ -19042,7 +24559,7 @@
                 <w:b w:val="0"/>
                 <w:sz w:val="16"/>
               </w:rPr>
-              <w:t>117</w:t>
+              <w:t>150</w:t>
             </w:r>
           </w:p>
         </w:tc>
@@ -19128,7 +24645,7 @@
                 <w:b w:val="0"/>
                 <w:sz w:val="16"/>
               </w:rPr>
-              <w:t>IB17C1</w:t>
+              <w:t>RPIA23G</w:t>
             </w:r>
           </w:p>
         </w:tc>
@@ -19143,7 +24660,7 @@
                 <w:b w:val="0"/>
                 <w:sz w:val="16"/>
               </w:rPr>
-              <w:t>montare generator de curent, trifazat, diesel, ...</w:t>
+              <w:t>montat puffer 300 litri</w:t>
             </w:r>
           </w:p>
         </w:tc>
@@ -19206,7 +24723,7 @@
                 <w:b w:val="0"/>
                 <w:sz w:val="16"/>
               </w:rPr>
-              <w:t>118</w:t>
+              <w:t>151</w:t>
             </w:r>
           </w:p>
         </w:tc>
@@ -19292,7 +24809,7 @@
                 <w:b w:val="0"/>
                 <w:sz w:val="16"/>
               </w:rPr>
-              <w:t>RPIA23G</w:t>
+              <w:t>RCSB15A</w:t>
             </w:r>
           </w:p>
         </w:tc>
@@ -19307,7 +24824,7 @@
                 <w:b w:val="0"/>
                 <w:sz w:val="16"/>
               </w:rPr>
-              <w:t>montat puffer 300 litri</w:t>
+              <w:t>montare sursa suplimentara de incalzire (incalz...</w:t>
             </w:r>
           </w:p>
         </w:tc>
@@ -19370,7 +24887,7 @@
                 <w:b w:val="0"/>
                 <w:sz w:val="16"/>
               </w:rPr>
-              <w:t>119</w:t>
+              <w:t>152</w:t>
             </w:r>
           </w:p>
         </w:tc>
@@ -19534,7 +25051,7 @@
                 <w:b w:val="0"/>
                 <w:sz w:val="16"/>
               </w:rPr>
-              <w:t>120</w:t>
+              <w:t>153</w:t>
             </w:r>
           </w:p>
         </w:tc>
@@ -19867,7 +25384,7 @@
                 <w:b w:val="0"/>
                 <w:sz w:val="16"/>
               </w:rPr>
-              <w:t>122</w:t>
+              <w:t>155</w:t>
             </w:r>
           </w:p>
         </w:tc>

--- a/output_AO/Raport_Oferta_2.docx
+++ b/output_AO/Raport_Oferta_2.docx
@@ -8678,7 +8678,7 @@
                 <w:b w:val="0"/>
                 <w:sz w:val="16"/>
               </w:rPr>
-              <w:t>EA02B03</w:t>
+              <w:t>$5102578</w:t>
             </w:r>
           </w:p>
         </w:tc>
@@ -8693,7 +8693,7 @@
                 <w:b w:val="0"/>
                 <w:sz w:val="16"/>
               </w:rPr>
-              <w:t>cablu cupru n2xh 3x 2,5 mmp 100018764[1] - cabl...</w:t>
+              <w:t>corp de iluminat casetat, led 48w 600x600mm</w:t>
             </w:r>
           </w:p>
         </w:tc>
@@ -8708,7 +8708,7 @@
                 <w:b w:val="0"/>
                 <w:sz w:val="16"/>
               </w:rPr>
-              <w:t>ml</w:t>
+              <w:t>buc</w:t>
             </w:r>
           </w:p>
         </w:tc>
@@ -8723,7 +8723,7 @@
                 <w:b w:val="0"/>
                 <w:sz w:val="16"/>
               </w:rPr>
-              <w:t>2000.0</w:t>
+              <w:t>24.0</w:t>
             </w:r>
           </w:p>
         </w:tc>
@@ -8842,7 +8842,7 @@
                 <w:b w:val="0"/>
                 <w:sz w:val="16"/>
               </w:rPr>
-              <w:t>$5102578</w:t>
+              <w:t>$5535995</w:t>
             </w:r>
           </w:p>
         </w:tc>
@@ -8857,7 +8857,7 @@
                 <w:b w:val="0"/>
                 <w:sz w:val="16"/>
               </w:rPr>
-              <w:t>corp de iluminat casetat, led 48w 600x600mm</w:t>
+              <w:t>priza etansa cu contact de protectie, 230v, ip 44</w:t>
             </w:r>
           </w:p>
         </w:tc>
@@ -8887,7 +8887,7 @@
                 <w:b w:val="0"/>
                 <w:sz w:val="16"/>
               </w:rPr>
-              <w:t>24.0</w:t>
+              <w:t>6.0</w:t>
             </w:r>
           </w:p>
         </w:tc>
@@ -9006,7 +9006,7 @@
                 <w:b w:val="0"/>
                 <w:sz w:val="16"/>
               </w:rPr>
-              <w:t>EE09C01</w:t>
+              <w:t>$5206685</w:t>
             </w:r>
           </w:p>
         </w:tc>
@@ -9021,7 +9021,7 @@
                 <w:b w:val="0"/>
                 <w:sz w:val="16"/>
               </w:rPr>
-              <w:t>corp de iluminat siguranta led 9w, montaj apare...</w:t>
+              <w:t>clema de cabluri, pentru 10 conductori</w:t>
             </w:r>
           </w:p>
         </w:tc>
@@ -9051,7 +9051,7 @@
                 <w:b w:val="0"/>
                 <w:sz w:val="16"/>
               </w:rPr>
-              <w:t>24.0</w:t>
+              <w:t>200.0</w:t>
             </w:r>
           </w:p>
         </w:tc>
@@ -9170,7 +9170,7 @@
                 <w:b w:val="0"/>
                 <w:sz w:val="16"/>
               </w:rPr>
-              <w:t>$5535995</w:t>
+              <w:t>EE09C01</w:t>
             </w:r>
           </w:p>
         </w:tc>
@@ -9185,7 +9185,7 @@
                 <w:b w:val="0"/>
                 <w:sz w:val="16"/>
               </w:rPr>
-              <w:t>priza etansa cu contact de protectie, 230v, ip 44</w:t>
+              <w:t>corp de iluminat siguranta led 9w, montaj apare...</w:t>
             </w:r>
           </w:p>
         </w:tc>
@@ -9215,7 +9215,7 @@
                 <w:b w:val="0"/>
                 <w:sz w:val="16"/>
               </w:rPr>
-              <w:t>6.0</w:t>
+              <w:t>24.0</w:t>
             </w:r>
           </w:p>
         </w:tc>
@@ -9334,7 +9334,7 @@
                 <w:b w:val="0"/>
                 <w:sz w:val="16"/>
               </w:rPr>
-              <w:t>$5206685</w:t>
+              <w:t>EA02B03</w:t>
             </w:r>
           </w:p>
         </w:tc>
@@ -9349,7 +9349,7 @@
                 <w:b w:val="0"/>
                 <w:sz w:val="16"/>
               </w:rPr>
-              <w:t>clema de cabluri, pentru 10 conductori</w:t>
+              <w:t>cablu cupru n2xh 3x 2,5 mmp 100018764[1] - cabl...</w:t>
             </w:r>
           </w:p>
         </w:tc>
@@ -9364,7 +9364,7 @@
                 <w:b w:val="0"/>
                 <w:sz w:val="16"/>
               </w:rPr>
-              <w:t>buc</w:t>
+              <w:t>ml</w:t>
             </w:r>
           </w:p>
         </w:tc>
@@ -9379,7 +9379,7 @@
                 <w:b w:val="0"/>
                 <w:sz w:val="16"/>
               </w:rPr>
-              <w:t>200.0</w:t>
+              <w:t>2000.0</w:t>
             </w:r>
           </w:p>
         </w:tc>
@@ -12030,7 +12030,7 @@
                 <w:b w:val="0"/>
                 <w:sz w:val="16"/>
               </w:rPr>
-              <w:t>$8527072</w:t>
+              <w:t>CD19E04</w:t>
             </w:r>
           </w:p>
         </w:tc>
@@ -12045,7 +12045,7 @@
                 <w:b w:val="0"/>
                 <w:sz w:val="16"/>
               </w:rPr>
-              <w:t>placi gips-carton cu rez.sporita la foc 25 mm 1...</w:t>
+              <w:t>placaj gips carton rezistent la foc, grosime 12...</w:t>
             </w:r>
           </w:p>
         </w:tc>
@@ -12075,7 +12075,7 @@
                 <w:b w:val="0"/>
                 <w:sz w:val="16"/>
               </w:rPr>
-              <w:t>1.0</w:t>
+              <w:t>413.0</w:t>
             </w:r>
           </w:p>
         </w:tc>
@@ -12358,7 +12358,7 @@
                 <w:b w:val="0"/>
                 <w:sz w:val="16"/>
               </w:rPr>
-              <w:t>CD19E04</w:t>
+              <w:t>$8527072</w:t>
             </w:r>
           </w:p>
         </w:tc>
@@ -12373,7 +12373,7 @@
                 <w:b w:val="0"/>
                 <w:sz w:val="16"/>
               </w:rPr>
-              <w:t>placaj gips carton rezistent la foc, grosime 12...</w:t>
+              <w:t>placi gips-carton cu rez.sporita la foc 25 mm 1...</w:t>
             </w:r>
           </w:p>
         </w:tc>
@@ -12403,7 +12403,7 @@
                 <w:b w:val="0"/>
                 <w:sz w:val="16"/>
               </w:rPr>
-              <w:t>413.0</w:t>
+              <w:t>1.0</w:t>
             </w:r>
           </w:p>
         </w:tc>
@@ -16702,7 +16702,7 @@
                 <w:b w:val="0"/>
                 <w:sz w:val="16"/>
               </w:rPr>
-              <w:t>$4201705</w:t>
+              <w:t>$5701583</w:t>
             </w:r>
           </w:p>
         </w:tc>
@@ -16717,7 +16717,7 @@
                 <w:b w:val="0"/>
                 <w:sz w:val="16"/>
               </w:rPr>
-              <w:t>robinet retinere ventil 2 pn 6 mufa ni522</w:t>
+              <w:t>convectoradiator seven 600 14 elem cod 30s 0600</w:t>
             </w:r>
           </w:p>
         </w:tc>
@@ -16747,7 +16747,7 @@
                 <w:b w:val="0"/>
                 <w:sz w:val="16"/>
               </w:rPr>
-              <w:t>2.0</w:t>
+              <w:t>3.0</w:t>
             </w:r>
           </w:p>
         </w:tc>
@@ -16866,7 +16866,7 @@
                 <w:b w:val="0"/>
                 <w:sz w:val="16"/>
               </w:rPr>
-              <w:t>$5701583</w:t>
+              <w:t>$4201705</w:t>
             </w:r>
           </w:p>
         </w:tc>
@@ -16881,7 +16881,7 @@
                 <w:b w:val="0"/>
                 <w:sz w:val="16"/>
               </w:rPr>
-              <w:t>convectoradiator seven 600 14 elem cod 30s 0600</w:t>
+              <w:t>robinet retinere ventil 2 pn 6 mufa ni522</w:t>
             </w:r>
           </w:p>
         </w:tc>
@@ -16911,7 +16911,7 @@
                 <w:b w:val="0"/>
                 <w:sz w:val="16"/>
               </w:rPr>
-              <w:t>3.0</w:t>
+              <w:t>2.0</w:t>
             </w:r>
           </w:p>
         </w:tc>
@@ -18144,7 +18144,7 @@
                 <w:b w:val="0"/>
                 <w:sz w:val="16"/>
               </w:rPr>
-              <w:t>RPIA23G</w:t>
+              <w:t>ID03A01</w:t>
             </w:r>
           </w:p>
         </w:tc>
@@ -18159,7 +18159,7 @@
                 <w:b w:val="0"/>
                 <w:sz w:val="16"/>
               </w:rPr>
-              <w:t>montat puffer 300 litri</w:t>
+              <w:t>montare pompa caldura inverter incalzire- racir...</w:t>
             </w:r>
           </w:p>
         </w:tc>
@@ -18189,7 +18189,7 @@
                 <w:b w:val="0"/>
                 <w:sz w:val="16"/>
               </w:rPr>
-              <w:t>1.0</w:t>
+              <w:t>11.0</w:t>
             </w:r>
           </w:p>
         </w:tc>
@@ -18308,7 +18308,7 @@
                 <w:b w:val="0"/>
                 <w:sz w:val="16"/>
               </w:rPr>
-              <w:t>IB17C1</w:t>
+              <w:t>IA01D01</w:t>
             </w:r>
           </w:p>
         </w:tc>
@@ -18323,7 +18323,7 @@
                 <w:b w:val="0"/>
                 <w:sz w:val="16"/>
               </w:rPr>
-              <w:t>montare generator de curent, trifazat, diesel, ...</w:t>
+              <w:t>montare aeroterma pe agent termic</w:t>
             </w:r>
           </w:p>
         </w:tc>
@@ -18353,7 +18353,7 @@
                 <w:b w:val="0"/>
                 <w:sz w:val="16"/>
               </w:rPr>
-              <w:t>1.0</w:t>
+              <w:t>3.0</w:t>
             </w:r>
           </w:p>
         </w:tc>
@@ -18472,7 +18472,7 @@
                 <w:b w:val="0"/>
                 <w:sz w:val="16"/>
               </w:rPr>
-              <w:t>IA13XA</w:t>
+              <w:t>RCSB15A</w:t>
             </w:r>
           </w:p>
         </w:tc>
@@ -18487,7 +18487,7 @@
                 <w:b w:val="0"/>
                 <w:sz w:val="16"/>
               </w:rPr>
-              <w:t>montaj recuperator de caldura min 185 mc/h</w:t>
+              <w:t>montare sursa suplimentara de incalzire (incalz...</w:t>
             </w:r>
           </w:p>
         </w:tc>
@@ -18651,7 +18651,7 @@
                 <w:b w:val="0"/>
                 <w:sz w:val="16"/>
               </w:rPr>
-              <w:t>montaj recuperator de caldura min 1100 mc/h gre...</w:t>
+              <w:t>montaj recuperator de caldura min 185 mc/h</w:t>
             </w:r>
           </w:p>
         </w:tc>
@@ -18681,7 +18681,7 @@
                 <w:b w:val="0"/>
                 <w:sz w:val="16"/>
               </w:rPr>
-              <w:t>2.0</w:t>
+              <w:t>1.0</w:t>
             </w:r>
           </w:p>
         </w:tc>
@@ -18800,7 +18800,7 @@
                 <w:b w:val="0"/>
                 <w:sz w:val="16"/>
               </w:rPr>
-              <w:t>RCSB15A</w:t>
+              <w:t>IA13XA</w:t>
             </w:r>
           </w:p>
         </w:tc>
@@ -18815,7 +18815,7 @@
                 <w:b w:val="0"/>
                 <w:sz w:val="16"/>
               </w:rPr>
-              <w:t>montare sursa suplimentara de incalzire (incalz...</w:t>
+              <w:t>montaj recuperator de caldura min 1100 mc/h gre...</w:t>
             </w:r>
           </w:p>
         </w:tc>
@@ -18845,7 +18845,7 @@
                 <w:b w:val="0"/>
                 <w:sz w:val="16"/>
               </w:rPr>
-              <w:t>1.0</w:t>
+              <w:t>2.0</w:t>
             </w:r>
           </w:p>
         </w:tc>
@@ -18964,7 +18964,7 @@
                 <w:b w:val="0"/>
                 <w:sz w:val="16"/>
               </w:rPr>
-              <w:t>IA11A01</w:t>
+              <w:t>RPIA23G</w:t>
             </w:r>
           </w:p>
         </w:tc>
@@ -18979,7 +18979,7 @@
                 <w:b w:val="0"/>
                 <w:sz w:val="16"/>
               </w:rPr>
-              <w:t>montaj pompa de circulatie agent termic</w:t>
+              <w:t>montat puffer 300 litri</w:t>
             </w:r>
           </w:p>
         </w:tc>
@@ -19009,7 +19009,7 @@
                 <w:b w:val="0"/>
                 <w:sz w:val="16"/>
               </w:rPr>
-              <w:t>4.0</w:t>
+              <w:t>1.0</w:t>
             </w:r>
           </w:p>
         </w:tc>
@@ -19128,7 +19128,7 @@
                 <w:b w:val="0"/>
                 <w:sz w:val="16"/>
               </w:rPr>
-              <w:t>IA01D01</w:t>
+              <w:t>IB17C1</w:t>
             </w:r>
           </w:p>
         </w:tc>
@@ -19143,7 +19143,7 @@
                 <w:b w:val="0"/>
                 <w:sz w:val="16"/>
               </w:rPr>
-              <w:t>montare aeroterma pe agent termic</w:t>
+              <w:t>montare generator de curent, trifazat, diesel, ...</w:t>
             </w:r>
           </w:p>
         </w:tc>
@@ -19173,7 +19173,7 @@
                 <w:b w:val="0"/>
                 <w:sz w:val="16"/>
               </w:rPr>
-              <w:t>3.0</w:t>
+              <w:t>1.0</w:t>
             </w:r>
           </w:p>
         </w:tc>
@@ -19292,7 +19292,7 @@
                 <w:b w:val="0"/>
                 <w:sz w:val="16"/>
               </w:rPr>
-              <w:t>ID03A01</w:t>
+              <w:t>IA11A01</w:t>
             </w:r>
           </w:p>
         </w:tc>
@@ -19307,7 +19307,7 @@
                 <w:b w:val="0"/>
                 <w:sz w:val="16"/>
               </w:rPr>
-              <w:t>montare pompa caldura inverter incalzire- racir...</w:t>
+              <w:t>montaj pompa de circulatie agent termic</w:t>
             </w:r>
           </w:p>
         </w:tc>
@@ -19337,7 +19337,7 @@
                 <w:b w:val="0"/>
                 <w:sz w:val="16"/>
               </w:rPr>
-              <w:t>11.0</w:t>
+              <w:t>4.0</w:t>
             </w:r>
           </w:p>
         </w:tc>

--- a/output_AO/Raport_Oferta_2.docx
+++ b/output_AO/Raport_Oferta_2.docx
@@ -974,1518 +974,6 @@
         <w:tc>
           <w:tcPr>
             <w:tcW w:type="dxa" w:w="397"/>
-            <w:shd w:fill="FFCC99" w:val="clear"/>
-          </w:tcPr>
-          <w:p>
-            <w:r>
-              <w:rPr>
-                <w:b w:val="0"/>
-                <w:sz w:val="16"/>
-              </w:rPr>
-              <w:t>5</w:t>
-            </w:r>
-          </w:p>
-        </w:tc>
-        <w:tc>
-          <w:tcPr>
-            <w:tcW w:type="dxa" w:w="1701"/>
-            <w:shd w:fill="FFCC99" w:val="clear"/>
-          </w:tcPr>
-          <w:p>
-            <w:r>
-              <w:rPr>
-                <w:b w:val="0"/>
-                <w:sz w:val="16"/>
-              </w:rPr>
-              <w:t>2.1 - ARHITECTURA - LUCRARI NOI</w:t>
-            </w:r>
-          </w:p>
-        </w:tc>
-        <w:tc>
-          <w:tcPr>
-            <w:tcW w:type="dxa" w:w="850"/>
-            <w:shd w:fill="FFCC99" w:val="clear"/>
-          </w:tcPr>
-          <w:p>
-            <w:r>
-              <w:rPr>
-                <w:b w:val="0"/>
-                <w:sz w:val="16"/>
-              </w:rPr>
-              <w:t>RPCE07B+</w:t>
-            </w:r>
-          </w:p>
-        </w:tc>
-        <w:tc>
-          <w:tcPr>
-            <w:tcW w:type="dxa" w:w="1984"/>
-            <w:shd w:fill="FFCC99" w:val="clear"/>
-          </w:tcPr>
-          <w:p>
-            <w:r>
-              <w:rPr>
-                <w:b w:val="0"/>
-                <w:sz w:val="16"/>
-              </w:rPr>
-              <w:t>folie polietilena - aplicata in doua straturi</w:t>
-            </w:r>
-          </w:p>
-        </w:tc>
-        <w:tc>
-          <w:tcPr>
-            <w:tcW w:type="dxa" w:w="454"/>
-            <w:shd w:fill="FFCC99" w:val="clear"/>
-          </w:tcPr>
-          <w:p>
-            <w:r>
-              <w:rPr>
-                <w:b w:val="0"/>
-                <w:sz w:val="16"/>
-              </w:rPr>
-              <w:t>mp</w:t>
-            </w:r>
-          </w:p>
-        </w:tc>
-        <w:tc>
-          <w:tcPr>
-            <w:tcW w:type="dxa" w:w="680"/>
-            <w:shd w:fill="FFCC99" w:val="clear"/>
-          </w:tcPr>
-          <w:p>
-            <w:r>
-              <w:rPr>
-                <w:b w:val="0"/>
-                <w:sz w:val="16"/>
-              </w:rPr>
-              <w:t>870.0</w:t>
-            </w:r>
-          </w:p>
-        </w:tc>
-        <w:tc>
-          <w:tcPr>
-            <w:tcW w:type="dxa" w:w="850"/>
-            <w:shd w:fill="FFCC99" w:val="clear"/>
-          </w:tcPr>
-          <w:p>
-            <w:r>
-              <w:rPr>
-                <w:b w:val="0"/>
-                <w:sz w:val="16"/>
-              </w:rPr>
-              <w:t>RPCE07B+</w:t>
-            </w:r>
-          </w:p>
-        </w:tc>
-        <w:tc>
-          <w:tcPr>
-            <w:tcW w:type="dxa" w:w="1984"/>
-            <w:shd w:fill="FFCC99" w:val="clear"/>
-          </w:tcPr>
-          <w:p>
-            <w:r>
-              <w:rPr>
-                <w:b w:val="0"/>
-                <w:sz w:val="16"/>
-              </w:rPr>
-              <w:t>Deviz 3.1</w:t>
-            </w:r>
-          </w:p>
-        </w:tc>
-        <w:tc>
-          <w:tcPr>
-            <w:tcW w:type="dxa" w:w="454"/>
-            <w:shd w:fill="FFCC99" w:val="clear"/>
-          </w:tcPr>
-          <w:p>
-            <w:r>
-              <w:rPr>
-                <w:b w:val="0"/>
-                <w:sz w:val="16"/>
-              </w:rPr>
-              <w:t>mp</w:t>
-            </w:r>
-          </w:p>
-        </w:tc>
-        <w:tc>
-          <w:tcPr>
-            <w:tcW w:type="dxa" w:w="680"/>
-            <w:shd w:fill="FFCC99" w:val="clear"/>
-          </w:tcPr>
-          <w:p>
-            <w:r>
-              <w:rPr>
-                <w:b w:val="0"/>
-                <w:sz w:val="16"/>
-              </w:rPr>
-              <w:t>340.0</w:t>
-            </w:r>
-          </w:p>
-        </w:tc>
-        <w:tc>
-          <w:tcPr>
-            <w:tcW w:type="dxa" w:w="3572"/>
-            <w:shd w:fill="FFCC99" w:val="clear"/>
-          </w:tcPr>
-          <w:p>
-            <w:r>
-              <w:rPr>
-                <w:b w:val="0"/>
-                <w:color w:val="CC0000"/>
-                <w:sz w:val="16"/>
-              </w:rPr>
-              <w:t>ORPHAN: Cod 'RPCE07B+' identic, dar categorii DIFERITE. Cod RPCE07B+: REF categoriei 2.1 =&gt; OFERTA categoriei 3.1. VERIFICARE MANUALA NECESARA!</w:t>
-            </w:r>
-          </w:p>
-        </w:tc>
-      </w:tr>
-      <w:tr>
-        <w:tc>
-          <w:tcPr>
-            <w:tcW w:type="dxa" w:w="397"/>
-            <w:shd w:fill="FFCC99" w:val="clear"/>
-          </w:tcPr>
-          <w:p>
-            <w:r>
-              <w:rPr>
-                <w:b w:val="0"/>
-                <w:sz w:val="16"/>
-              </w:rPr>
-              <w:t>6</w:t>
-            </w:r>
-          </w:p>
-        </w:tc>
-        <w:tc>
-          <w:tcPr>
-            <w:tcW w:type="dxa" w:w="1701"/>
-            <w:shd w:fill="FFCC99" w:val="clear"/>
-          </w:tcPr>
-          <w:p>
-            <w:r>
-              <w:rPr>
-                <w:b w:val="0"/>
-                <w:sz w:val="16"/>
-              </w:rPr>
-              <w:t>2.1 - ARHITECTURA - LUCRARI NOI</w:t>
-            </w:r>
-          </w:p>
-        </w:tc>
-        <w:tc>
-          <w:tcPr>
-            <w:tcW w:type="dxa" w:w="850"/>
-            <w:shd w:fill="FFCC99" w:val="clear"/>
-          </w:tcPr>
-          <w:p>
-            <w:r>
-              <w:rPr>
-                <w:b w:val="0"/>
-                <w:sz w:val="16"/>
-              </w:rPr>
-              <w:t>RPCE31B+</w:t>
-            </w:r>
-          </w:p>
-        </w:tc>
-        <w:tc>
-          <w:tcPr>
-            <w:tcW w:type="dxa" w:w="1984"/>
-            <w:shd w:fill="FFCC99" w:val="clear"/>
-          </w:tcPr>
-          <w:p>
-            <w:r>
-              <w:rPr>
-                <w:b w:val="0"/>
-                <w:sz w:val="16"/>
-              </w:rPr>
-              <w:t>adeziv bituminos</w:t>
-            </w:r>
-          </w:p>
-        </w:tc>
-        <w:tc>
-          <w:tcPr>
-            <w:tcW w:type="dxa" w:w="454"/>
-            <w:shd w:fill="FFCC99" w:val="clear"/>
-          </w:tcPr>
-          <w:p>
-            <w:r>
-              <w:rPr>
-                <w:b w:val="0"/>
-                <w:sz w:val="16"/>
-              </w:rPr>
-              <w:t>mp</w:t>
-            </w:r>
-          </w:p>
-        </w:tc>
-        <w:tc>
-          <w:tcPr>
-            <w:tcW w:type="dxa" w:w="680"/>
-            <w:shd w:fill="FFCC99" w:val="clear"/>
-          </w:tcPr>
-          <w:p>
-            <w:r>
-              <w:rPr>
-                <w:b w:val="0"/>
-                <w:sz w:val="16"/>
-              </w:rPr>
-              <w:t>220.0</w:t>
-            </w:r>
-          </w:p>
-        </w:tc>
-        <w:tc>
-          <w:tcPr>
-            <w:tcW w:type="dxa" w:w="850"/>
-            <w:shd w:fill="FFCC99" w:val="clear"/>
-          </w:tcPr>
-          <w:p>
-            <w:r>
-              <w:rPr>
-                <w:b w:val="0"/>
-                <w:sz w:val="16"/>
-              </w:rPr>
-              <w:t>RPCE31B+</w:t>
-            </w:r>
-          </w:p>
-        </w:tc>
-        <w:tc>
-          <w:tcPr>
-            <w:tcW w:type="dxa" w:w="1984"/>
-            <w:shd w:fill="FFCC99" w:val="clear"/>
-          </w:tcPr>
-          <w:p>
-            <w:r>
-              <w:rPr>
-                <w:b w:val="0"/>
-                <w:sz w:val="16"/>
-              </w:rPr>
-              <w:t>Deviz 3.1</w:t>
-            </w:r>
-          </w:p>
-        </w:tc>
-        <w:tc>
-          <w:tcPr>
-            <w:tcW w:type="dxa" w:w="454"/>
-            <w:shd w:fill="FFCC99" w:val="clear"/>
-          </w:tcPr>
-          <w:p>
-            <w:r>
-              <w:rPr>
-                <w:b w:val="0"/>
-                <w:sz w:val="16"/>
-              </w:rPr>
-              <w:t>mp</w:t>
-            </w:r>
-          </w:p>
-        </w:tc>
-        <w:tc>
-          <w:tcPr>
-            <w:tcW w:type="dxa" w:w="680"/>
-            <w:shd w:fill="FFCC99" w:val="clear"/>
-          </w:tcPr>
-          <w:p>
-            <w:r>
-              <w:rPr>
-                <w:b w:val="0"/>
-                <w:sz w:val="16"/>
-              </w:rPr>
-              <w:t>162.0</w:t>
-            </w:r>
-          </w:p>
-        </w:tc>
-        <w:tc>
-          <w:tcPr>
-            <w:tcW w:type="dxa" w:w="3572"/>
-            <w:shd w:fill="FFCC99" w:val="clear"/>
-          </w:tcPr>
-          <w:p>
-            <w:r>
-              <w:rPr>
-                <w:b w:val="0"/>
-                <w:color w:val="CC0000"/>
-                <w:sz w:val="16"/>
-              </w:rPr>
-              <w:t>ORPHAN: Cod 'RPCE31B+' identic, dar categorii DIFERITE. Cod RPCE31B+: REF categoriei 2.1 =&gt; OFERTA categoriei 3.1. VERIFICARE MANUALA NECESARA!</w:t>
-            </w:r>
-          </w:p>
-        </w:tc>
-      </w:tr>
-      <w:tr>
-        <w:tc>
-          <w:tcPr>
-            <w:tcW w:type="dxa" w:w="397"/>
-            <w:shd w:fill="FFCC99" w:val="clear"/>
-          </w:tcPr>
-          <w:p>
-            <w:r>
-              <w:rPr>
-                <w:b w:val="0"/>
-                <w:sz w:val="16"/>
-              </w:rPr>
-              <w:t>7</w:t>
-            </w:r>
-          </w:p>
-        </w:tc>
-        <w:tc>
-          <w:tcPr>
-            <w:tcW w:type="dxa" w:w="1701"/>
-            <w:shd w:fill="FFCC99" w:val="clear"/>
-          </w:tcPr>
-          <w:p>
-            <w:r>
-              <w:rPr>
-                <w:b w:val="0"/>
-                <w:sz w:val="16"/>
-              </w:rPr>
-              <w:t>2.1 - ARHITECTURA - LUCRARI NOI</w:t>
-            </w:r>
-          </w:p>
-        </w:tc>
-        <w:tc>
-          <w:tcPr>
-            <w:tcW w:type="dxa" w:w="850"/>
-            <w:shd w:fill="FFCC99" w:val="clear"/>
-          </w:tcPr>
-          <w:p>
-            <w:r>
-              <w:rPr>
-                <w:b w:val="0"/>
-                <w:sz w:val="16"/>
-              </w:rPr>
-              <w:t>RPCE31E+</w:t>
-            </w:r>
-          </w:p>
-        </w:tc>
-        <w:tc>
-          <w:tcPr>
-            <w:tcW w:type="dxa" w:w="1984"/>
-            <w:shd w:fill="FFCC99" w:val="clear"/>
-          </w:tcPr>
-          <w:p>
-            <w:r>
-              <w:rPr>
-                <w:b w:val="0"/>
-                <w:sz w:val="16"/>
-              </w:rPr>
-              <w:t>hidroizolatie membrana bituminoasa cu armatura din</w:t>
-            </w:r>
-          </w:p>
-        </w:tc>
-        <w:tc>
-          <w:tcPr>
-            <w:tcW w:type="dxa" w:w="454"/>
-            <w:shd w:fill="FFCC99" w:val="clear"/>
-          </w:tcPr>
-          <w:p>
-            <w:r>
-              <w:rPr>
-                <w:b w:val="0"/>
-                <w:sz w:val="16"/>
-              </w:rPr>
-              <w:t>mp</w:t>
-            </w:r>
-          </w:p>
-        </w:tc>
-        <w:tc>
-          <w:tcPr>
-            <w:tcW w:type="dxa" w:w="680"/>
-            <w:shd w:fill="FFCC99" w:val="clear"/>
-          </w:tcPr>
-          <w:p>
-            <w:r>
-              <w:rPr>
-                <w:b w:val="0"/>
-                <w:sz w:val="16"/>
-              </w:rPr>
-              <w:t>69.0</w:t>
-            </w:r>
-          </w:p>
-        </w:tc>
-        <w:tc>
-          <w:tcPr>
-            <w:tcW w:type="dxa" w:w="850"/>
-            <w:shd w:fill="FFCC99" w:val="clear"/>
-          </w:tcPr>
-          <w:p>
-            <w:r>
-              <w:rPr>
-                <w:b w:val="0"/>
-                <w:sz w:val="16"/>
-              </w:rPr>
-              <w:t>RPCE31E+</w:t>
-            </w:r>
-          </w:p>
-        </w:tc>
-        <w:tc>
-          <w:tcPr>
-            <w:tcW w:type="dxa" w:w="1984"/>
-            <w:shd w:fill="FFCC99" w:val="clear"/>
-          </w:tcPr>
-          <w:p>
-            <w:r>
-              <w:rPr>
-                <w:b w:val="0"/>
-                <w:sz w:val="16"/>
-              </w:rPr>
-              <w:t>Deviz 3.1</w:t>
-            </w:r>
-          </w:p>
-        </w:tc>
-        <w:tc>
-          <w:tcPr>
-            <w:tcW w:type="dxa" w:w="454"/>
-            <w:shd w:fill="FFCC99" w:val="clear"/>
-          </w:tcPr>
-          <w:p>
-            <w:r>
-              <w:rPr>
-                <w:b w:val="0"/>
-                <w:sz w:val="16"/>
-              </w:rPr>
-              <w:t>mp</w:t>
-            </w:r>
-          </w:p>
-        </w:tc>
-        <w:tc>
-          <w:tcPr>
-            <w:tcW w:type="dxa" w:w="680"/>
-            <w:shd w:fill="FFCC99" w:val="clear"/>
-          </w:tcPr>
-          <w:p>
-            <w:r>
-              <w:rPr>
-                <w:b w:val="0"/>
-                <w:sz w:val="16"/>
-              </w:rPr>
-              <w:t>53.0</w:t>
-            </w:r>
-          </w:p>
-        </w:tc>
-        <w:tc>
-          <w:tcPr>
-            <w:tcW w:type="dxa" w:w="3572"/>
-            <w:shd w:fill="FFCC99" w:val="clear"/>
-          </w:tcPr>
-          <w:p>
-            <w:r>
-              <w:rPr>
-                <w:b w:val="0"/>
-                <w:color w:val="CC0000"/>
-                <w:sz w:val="16"/>
-              </w:rPr>
-              <w:t>ORPHAN: Cod 'RPCE31E+' identic, dar categorii DIFERITE. Cod RPCE31E+: REF categoriei 2.1 =&gt; OFERTA categoriei 3.1. VERIFICARE MANUALA NECESARA!</w:t>
-            </w:r>
-          </w:p>
-        </w:tc>
-      </w:tr>
-      <w:tr>
-        <w:tc>
-          <w:tcPr>
-            <w:tcW w:type="dxa" w:w="397"/>
-            <w:shd w:fill="FFCC99" w:val="clear"/>
-          </w:tcPr>
-          <w:p>
-            <w:r>
-              <w:rPr>
-                <w:b w:val="0"/>
-                <w:sz w:val="16"/>
-              </w:rPr>
-              <w:t>8</w:t>
-            </w:r>
-          </w:p>
-        </w:tc>
-        <w:tc>
-          <w:tcPr>
-            <w:tcW w:type="dxa" w:w="1701"/>
-            <w:shd w:fill="FFCC99" w:val="clear"/>
-          </w:tcPr>
-          <w:p>
-            <w:r>
-              <w:rPr>
-                <w:b w:val="0"/>
-                <w:sz w:val="16"/>
-              </w:rPr>
-              <w:t>2.1 - ARHITECTURA - LUCRARI NOI</w:t>
-            </w:r>
-          </w:p>
-        </w:tc>
-        <w:tc>
-          <w:tcPr>
-            <w:tcW w:type="dxa" w:w="850"/>
-            <w:shd w:fill="FFCC99" w:val="clear"/>
-          </w:tcPr>
-          <w:p>
-            <w:r>
-              <w:rPr>
-                <w:b w:val="0"/>
-                <w:sz w:val="16"/>
-              </w:rPr>
-              <w:t>CG42B01+</w:t>
-            </w:r>
-          </w:p>
-        </w:tc>
-        <w:tc>
-          <w:tcPr>
-            <w:tcW w:type="dxa" w:w="1984"/>
-            <w:shd w:fill="FFCC99" w:val="clear"/>
-          </w:tcPr>
-          <w:p>
-            <w:r>
-              <w:rPr>
-                <w:b w:val="0"/>
-                <w:sz w:val="16"/>
-              </w:rPr>
-              <w:t>sapa de egalizare trepte scara</w:t>
-            </w:r>
-          </w:p>
-        </w:tc>
-        <w:tc>
-          <w:tcPr>
-            <w:tcW w:type="dxa" w:w="454"/>
-            <w:shd w:fill="FFCC99" w:val="clear"/>
-          </w:tcPr>
-          <w:p>
-            <w:r>
-              <w:rPr>
-                <w:b w:val="0"/>
-                <w:sz w:val="16"/>
-              </w:rPr>
-              <w:t>mp</w:t>
-            </w:r>
-          </w:p>
-        </w:tc>
-        <w:tc>
-          <w:tcPr>
-            <w:tcW w:type="dxa" w:w="680"/>
-            <w:shd w:fill="FFCC99" w:val="clear"/>
-          </w:tcPr>
-          <w:p>
-            <w:r>
-              <w:rPr>
-                <w:b w:val="0"/>
-                <w:sz w:val="16"/>
-              </w:rPr>
-              <w:t>28.0</w:t>
-            </w:r>
-          </w:p>
-        </w:tc>
-        <w:tc>
-          <w:tcPr>
-            <w:tcW w:type="dxa" w:w="850"/>
-            <w:shd w:fill="FFCC99" w:val="clear"/>
-          </w:tcPr>
-          <w:p>
-            <w:r>
-              <w:rPr>
-                <w:b w:val="0"/>
-                <w:sz w:val="16"/>
-              </w:rPr>
-              <w:t>CG42B01+</w:t>
-            </w:r>
-          </w:p>
-        </w:tc>
-        <w:tc>
-          <w:tcPr>
-            <w:tcW w:type="dxa" w:w="1984"/>
-            <w:shd w:fill="FFCC99" w:val="clear"/>
-          </w:tcPr>
-          <w:p>
-            <w:r>
-              <w:rPr>
-                <w:b w:val="0"/>
-                <w:sz w:val="16"/>
-              </w:rPr>
-              <w:t>Deviz 3.1</w:t>
-            </w:r>
-          </w:p>
-        </w:tc>
-        <w:tc>
-          <w:tcPr>
-            <w:tcW w:type="dxa" w:w="454"/>
-            <w:shd w:fill="FFCC99" w:val="clear"/>
-          </w:tcPr>
-          <w:p>
-            <w:r>
-              <w:rPr>
-                <w:b w:val="0"/>
-                <w:sz w:val="16"/>
-              </w:rPr>
-              <w:t>mp</w:t>
-            </w:r>
-          </w:p>
-        </w:tc>
-        <w:tc>
-          <w:tcPr>
-            <w:tcW w:type="dxa" w:w="680"/>
-            <w:shd w:fill="FFCC99" w:val="clear"/>
-          </w:tcPr>
-          <w:p>
-            <w:r>
-              <w:rPr>
-                <w:b w:val="0"/>
-                <w:sz w:val="16"/>
-              </w:rPr>
-              <w:t>3.0</w:t>
-            </w:r>
-          </w:p>
-        </w:tc>
-        <w:tc>
-          <w:tcPr>
-            <w:tcW w:type="dxa" w:w="3572"/>
-            <w:shd w:fill="FFCC99" w:val="clear"/>
-          </w:tcPr>
-          <w:p>
-            <w:r>
-              <w:rPr>
-                <w:b w:val="0"/>
-                <w:color w:val="CC0000"/>
-                <w:sz w:val="16"/>
-              </w:rPr>
-              <w:t>ORPHAN: Cod 'CG42B01+' identic, dar categorii DIFERITE. Cod CG42B01+: REF categoriei 2.1 =&gt; OFERTA categoriei 3.1. VERIFICARE MANUALA NECESARA!</w:t>
-            </w:r>
-          </w:p>
-        </w:tc>
-      </w:tr>
-      <w:tr>
-        <w:tc>
-          <w:tcPr>
-            <w:tcW w:type="dxa" w:w="397"/>
-            <w:shd w:fill="FFCC99" w:val="clear"/>
-          </w:tcPr>
-          <w:p>
-            <w:r>
-              <w:rPr>
-                <w:b w:val="0"/>
-                <w:sz w:val="16"/>
-              </w:rPr>
-              <w:t>9</w:t>
-            </w:r>
-          </w:p>
-        </w:tc>
-        <w:tc>
-          <w:tcPr>
-            <w:tcW w:type="dxa" w:w="1701"/>
-            <w:shd w:fill="FFCC99" w:val="clear"/>
-          </w:tcPr>
-          <w:p>
-            <w:r>
-              <w:rPr>
-                <w:b w:val="0"/>
-                <w:sz w:val="16"/>
-              </w:rPr>
-              <w:t>2.1 - ARHITECTURA - LUCRARI NOI</w:t>
-            </w:r>
-          </w:p>
-        </w:tc>
-        <w:tc>
-          <w:tcPr>
-            <w:tcW w:type="dxa" w:w="850"/>
-            <w:shd w:fill="FFCC99" w:val="clear"/>
-          </w:tcPr>
-          <w:p>
-            <w:r>
-              <w:rPr>
-                <w:b w:val="0"/>
-                <w:sz w:val="16"/>
-              </w:rPr>
-              <w:t>RPCE26A+</w:t>
-            </w:r>
-          </w:p>
-        </w:tc>
-        <w:tc>
-          <w:tcPr>
-            <w:tcW w:type="dxa" w:w="1984"/>
-            <w:shd w:fill="FFCC99" w:val="clear"/>
-          </w:tcPr>
-          <w:p>
-            <w:r>
-              <w:rPr>
-                <w:b w:val="0"/>
-                <w:sz w:val="16"/>
-              </w:rPr>
-              <w:t>hidroizolatie bituminoasa pensulabila</w:t>
-            </w:r>
-          </w:p>
-        </w:tc>
-        <w:tc>
-          <w:tcPr>
-            <w:tcW w:type="dxa" w:w="454"/>
-            <w:shd w:fill="FFCC99" w:val="clear"/>
-          </w:tcPr>
-          <w:p>
-            <w:r>
-              <w:rPr>
-                <w:b w:val="0"/>
-                <w:sz w:val="16"/>
-              </w:rPr>
-              <w:t>mp</w:t>
-            </w:r>
-          </w:p>
-        </w:tc>
-        <w:tc>
-          <w:tcPr>
-            <w:tcW w:type="dxa" w:w="680"/>
-            <w:shd w:fill="FFCC99" w:val="clear"/>
-          </w:tcPr>
-          <w:p>
-            <w:r>
-              <w:rPr>
-                <w:b w:val="0"/>
-                <w:sz w:val="16"/>
-              </w:rPr>
-              <w:t>18.0</w:t>
-            </w:r>
-          </w:p>
-        </w:tc>
-        <w:tc>
-          <w:tcPr>
-            <w:tcW w:type="dxa" w:w="850"/>
-            <w:shd w:fill="FFCC99" w:val="clear"/>
-          </w:tcPr>
-          <w:p>
-            <w:r>
-              <w:rPr>
-                <w:b w:val="0"/>
-                <w:sz w:val="16"/>
-              </w:rPr>
-              <w:t>RPCE26A+</w:t>
-            </w:r>
-          </w:p>
-        </w:tc>
-        <w:tc>
-          <w:tcPr>
-            <w:tcW w:type="dxa" w:w="1984"/>
-            <w:shd w:fill="FFCC99" w:val="clear"/>
-          </w:tcPr>
-          <w:p>
-            <w:r>
-              <w:rPr>
-                <w:b w:val="0"/>
-                <w:sz w:val="16"/>
-              </w:rPr>
-              <w:t>Deviz 3.1</w:t>
-            </w:r>
-          </w:p>
-        </w:tc>
-        <w:tc>
-          <w:tcPr>
-            <w:tcW w:type="dxa" w:w="454"/>
-            <w:shd w:fill="FFCC99" w:val="clear"/>
-          </w:tcPr>
-          <w:p>
-            <w:r>
-              <w:rPr>
-                <w:b w:val="0"/>
-                <w:sz w:val="16"/>
-              </w:rPr>
-              <w:t>mp</w:t>
-            </w:r>
-          </w:p>
-        </w:tc>
-        <w:tc>
-          <w:tcPr>
-            <w:tcW w:type="dxa" w:w="680"/>
-            <w:shd w:fill="FFCC99" w:val="clear"/>
-          </w:tcPr>
-          <w:p>
-            <w:r>
-              <w:rPr>
-                <w:b w:val="0"/>
-                <w:sz w:val="16"/>
-              </w:rPr>
-              <w:t>30.0</w:t>
-            </w:r>
-          </w:p>
-        </w:tc>
-        <w:tc>
-          <w:tcPr>
-            <w:tcW w:type="dxa" w:w="3572"/>
-            <w:shd w:fill="FFCC99" w:val="clear"/>
-          </w:tcPr>
-          <w:p>
-            <w:r>
-              <w:rPr>
-                <w:b w:val="0"/>
-                <w:color w:val="CC0000"/>
-                <w:sz w:val="16"/>
-              </w:rPr>
-              <w:t>ORPHAN: Cod 'RPCE26A+' identic, dar categorii DIFERITE. Cod RPCE26A+: REF categoriei 2.1 =&gt; OFERTA categoriei 3.1. VERIFICARE MANUALA NECESARA!</w:t>
-            </w:r>
-          </w:p>
-        </w:tc>
-      </w:tr>
-      <w:tr>
-        <w:tc>
-          <w:tcPr>
-            <w:tcW w:type="dxa" w:w="397"/>
-            <w:shd w:fill="FFCC99" w:val="clear"/>
-          </w:tcPr>
-          <w:p>
-            <w:r>
-              <w:rPr>
-                <w:b w:val="0"/>
-                <w:sz w:val="16"/>
-              </w:rPr>
-              <w:t>10</w:t>
-            </w:r>
-          </w:p>
-        </w:tc>
-        <w:tc>
-          <w:tcPr>
-            <w:tcW w:type="dxa" w:w="1701"/>
-            <w:shd w:fill="FFCC99" w:val="clear"/>
-          </w:tcPr>
-          <w:p>
-            <w:r>
-              <w:rPr>
-                <w:b w:val="0"/>
-                <w:sz w:val="16"/>
-              </w:rPr>
-              <w:t>2.1 - ARHITECTURA - LUCRARI NOI</w:t>
-            </w:r>
-          </w:p>
-        </w:tc>
-        <w:tc>
-          <w:tcPr>
-            <w:tcW w:type="dxa" w:w="850"/>
-            <w:shd w:fill="FFCC99" w:val="clear"/>
-          </w:tcPr>
-          <w:p>
-            <w:r>
-              <w:rPr>
-                <w:b w:val="0"/>
-                <w:sz w:val="16"/>
-              </w:rPr>
-              <w:t>RPCE31A+</w:t>
-            </w:r>
-          </w:p>
-        </w:tc>
-        <w:tc>
-          <w:tcPr>
-            <w:tcW w:type="dxa" w:w="1984"/>
-            <w:shd w:fill="FFCC99" w:val="clear"/>
-          </w:tcPr>
-          <w:p>
-            <w:r>
-              <w:rPr>
-                <w:b w:val="0"/>
-                <w:sz w:val="16"/>
-              </w:rPr>
-              <w:t>hidroizolatie membrana bituminoasa cu armatura din</w:t>
-            </w:r>
-          </w:p>
-        </w:tc>
-        <w:tc>
-          <w:tcPr>
-            <w:tcW w:type="dxa" w:w="454"/>
-            <w:shd w:fill="FFCC99" w:val="clear"/>
-          </w:tcPr>
-          <w:p>
-            <w:r>
-              <w:rPr>
-                <w:b w:val="0"/>
-                <w:sz w:val="16"/>
-              </w:rPr>
-              <w:t>mp</w:t>
-            </w:r>
-          </w:p>
-        </w:tc>
-        <w:tc>
-          <w:tcPr>
-            <w:tcW w:type="dxa" w:w="680"/>
-            <w:shd w:fill="FFCC99" w:val="clear"/>
-          </w:tcPr>
-          <w:p>
-            <w:r>
-              <w:rPr>
-                <w:b w:val="0"/>
-                <w:sz w:val="16"/>
-              </w:rPr>
-              <w:t>69.0</w:t>
-            </w:r>
-          </w:p>
-        </w:tc>
-        <w:tc>
-          <w:tcPr>
-            <w:tcW w:type="dxa" w:w="850"/>
-            <w:shd w:fill="FFCC99" w:val="clear"/>
-          </w:tcPr>
-          <w:p>
-            <w:r>
-              <w:rPr>
-                <w:b w:val="0"/>
-                <w:sz w:val="16"/>
-              </w:rPr>
-              <w:t>RPCE31A+</w:t>
-            </w:r>
-          </w:p>
-        </w:tc>
-        <w:tc>
-          <w:tcPr>
-            <w:tcW w:type="dxa" w:w="1984"/>
-            <w:shd w:fill="FFCC99" w:val="clear"/>
-          </w:tcPr>
-          <w:p>
-            <w:r>
-              <w:rPr>
-                <w:b w:val="0"/>
-                <w:sz w:val="16"/>
-              </w:rPr>
-              <w:t>Deviz 3.1</w:t>
-            </w:r>
-          </w:p>
-        </w:tc>
-        <w:tc>
-          <w:tcPr>
-            <w:tcW w:type="dxa" w:w="454"/>
-            <w:shd w:fill="FFCC99" w:val="clear"/>
-          </w:tcPr>
-          <w:p>
-            <w:r>
-              <w:rPr>
-                <w:b w:val="0"/>
-                <w:sz w:val="16"/>
-              </w:rPr>
-              <w:t>mp</w:t>
-            </w:r>
-          </w:p>
-        </w:tc>
-        <w:tc>
-          <w:tcPr>
-            <w:tcW w:type="dxa" w:w="680"/>
-            <w:shd w:fill="FFCC99" w:val="clear"/>
-          </w:tcPr>
-          <w:p>
-            <w:r>
-              <w:rPr>
-                <w:b w:val="0"/>
-                <w:sz w:val="16"/>
-              </w:rPr>
-              <w:t>86.0</w:t>
-            </w:r>
-          </w:p>
-        </w:tc>
-        <w:tc>
-          <w:tcPr>
-            <w:tcW w:type="dxa" w:w="3572"/>
-            <w:shd w:fill="FFCC99" w:val="clear"/>
-          </w:tcPr>
-          <w:p>
-            <w:r>
-              <w:rPr>
-                <w:b w:val="0"/>
-                <w:color w:val="CC0000"/>
-                <w:sz w:val="16"/>
-              </w:rPr>
-              <w:t>ORPHAN: Cod 'RPCE31A+' identic, dar categorii DIFERITE. Cod RPCE31A+: REF categoriei 2.1 =&gt; OFERTA categoriei 3.1. VERIFICARE MANUALA NECESARA!</w:t>
-            </w:r>
-          </w:p>
-        </w:tc>
-      </w:tr>
-      <w:tr>
-        <w:tc>
-          <w:tcPr>
-            <w:tcW w:type="dxa" w:w="397"/>
-            <w:shd w:fill="FFCC99" w:val="clear"/>
-          </w:tcPr>
-          <w:p>
-            <w:r>
-              <w:rPr>
-                <w:b w:val="0"/>
-                <w:sz w:val="16"/>
-              </w:rPr>
-              <w:t>11</w:t>
-            </w:r>
-          </w:p>
-        </w:tc>
-        <w:tc>
-          <w:tcPr>
-            <w:tcW w:type="dxa" w:w="1701"/>
-            <w:shd w:fill="FFCC99" w:val="clear"/>
-          </w:tcPr>
-          <w:p>
-            <w:r>
-              <w:rPr>
-                <w:b w:val="0"/>
-                <w:sz w:val="16"/>
-              </w:rPr>
-              <w:t>2.1 - ARHITECTURA - LUCRARI NOI</w:t>
-            </w:r>
-          </w:p>
-        </w:tc>
-        <w:tc>
-          <w:tcPr>
-            <w:tcW w:type="dxa" w:w="850"/>
-            <w:shd w:fill="FFCC99" w:val="clear"/>
-          </w:tcPr>
-          <w:p>
-            <w:r>
-              <w:rPr>
-                <w:b w:val="0"/>
-                <w:sz w:val="16"/>
-              </w:rPr>
-              <w:t>RPCQ06A+</w:t>
-            </w:r>
-          </w:p>
-        </w:tc>
-        <w:tc>
-          <w:tcPr>
-            <w:tcW w:type="dxa" w:w="1984"/>
-            <w:shd w:fill="FFCC99" w:val="clear"/>
-          </w:tcPr>
-          <w:p>
-            <w:r>
-              <w:rPr>
-                <w:b w:val="0"/>
-                <w:sz w:val="16"/>
-              </w:rPr>
-              <w:t>tamplarie pvc cu geam tripan culoare lemn</w:t>
-            </w:r>
-          </w:p>
-        </w:tc>
-        <w:tc>
-          <w:tcPr>
-            <w:tcW w:type="dxa" w:w="454"/>
-            <w:shd w:fill="FFCC99" w:val="clear"/>
-          </w:tcPr>
-          <w:p>
-            <w:r>
-              <w:rPr>
-                <w:b w:val="0"/>
-                <w:sz w:val="16"/>
-              </w:rPr>
-              <w:t>mp</w:t>
-            </w:r>
-          </w:p>
-        </w:tc>
-        <w:tc>
-          <w:tcPr>
-            <w:tcW w:type="dxa" w:w="680"/>
-            <w:shd w:fill="FFCC99" w:val="clear"/>
-          </w:tcPr>
-          <w:p>
-            <w:r>
-              <w:rPr>
-                <w:b w:val="0"/>
-                <w:sz w:val="16"/>
-              </w:rPr>
-              <w:t>299.0</w:t>
-            </w:r>
-          </w:p>
-        </w:tc>
-        <w:tc>
-          <w:tcPr>
-            <w:tcW w:type="dxa" w:w="850"/>
-            <w:shd w:fill="FFCC99" w:val="clear"/>
-          </w:tcPr>
-          <w:p>
-            <w:r>
-              <w:rPr>
-                <w:b w:val="0"/>
-                <w:sz w:val="16"/>
-              </w:rPr>
-              <w:t>RPCQ06A+</w:t>
-            </w:r>
-          </w:p>
-        </w:tc>
-        <w:tc>
-          <w:tcPr>
-            <w:tcW w:type="dxa" w:w="1984"/>
-            <w:shd w:fill="FFCC99" w:val="clear"/>
-          </w:tcPr>
-          <w:p>
-            <w:r>
-              <w:rPr>
-                <w:b w:val="0"/>
-                <w:sz w:val="16"/>
-              </w:rPr>
-              <w:t>Deviz 3.1</w:t>
-            </w:r>
-          </w:p>
-        </w:tc>
-        <w:tc>
-          <w:tcPr>
-            <w:tcW w:type="dxa" w:w="454"/>
-            <w:shd w:fill="FFCC99" w:val="clear"/>
-          </w:tcPr>
-          <w:p>
-            <w:r>
-              <w:rPr>
-                <w:b w:val="0"/>
-                <w:sz w:val="16"/>
-              </w:rPr>
-              <w:t>mp</w:t>
-            </w:r>
-          </w:p>
-        </w:tc>
-        <w:tc>
-          <w:tcPr>
-            <w:tcW w:type="dxa" w:w="680"/>
-            <w:shd w:fill="FFCC99" w:val="clear"/>
-          </w:tcPr>
-          <w:p>
-            <w:r>
-              <w:rPr>
-                <w:b w:val="0"/>
-                <w:sz w:val="16"/>
-              </w:rPr>
-              <w:t>50.0</w:t>
-            </w:r>
-          </w:p>
-        </w:tc>
-        <w:tc>
-          <w:tcPr>
-            <w:tcW w:type="dxa" w:w="3572"/>
-            <w:shd w:fill="FFCC99" w:val="clear"/>
-          </w:tcPr>
-          <w:p>
-            <w:r>
-              <w:rPr>
-                <w:b w:val="0"/>
-                <w:color w:val="CC0000"/>
-                <w:sz w:val="16"/>
-              </w:rPr>
-              <w:t>ORPHAN: Cod 'RPCQ06A+' identic, dar categorii DIFERITE. Cod RPCQ06A+: REF categoriei 2.1 =&gt; OFERTA categoriei 3.1. VERIFICARE MANUALA NECESARA!</w:t>
-            </w:r>
-          </w:p>
-        </w:tc>
-      </w:tr>
-      <w:tr>
-        <w:tc>
-          <w:tcPr>
-            <w:tcW w:type="dxa" w:w="397"/>
-            <w:shd w:fill="FFCC99" w:val="clear"/>
-          </w:tcPr>
-          <w:p>
-            <w:r>
-              <w:rPr>
-                <w:b w:val="0"/>
-                <w:sz w:val="16"/>
-              </w:rPr>
-              <w:t>12</w:t>
-            </w:r>
-          </w:p>
-        </w:tc>
-        <w:tc>
-          <w:tcPr>
-            <w:tcW w:type="dxa" w:w="1701"/>
-            <w:shd w:fill="FFCC99" w:val="clear"/>
-          </w:tcPr>
-          <w:p>
-            <w:r>
-              <w:rPr>
-                <w:b w:val="0"/>
-                <w:sz w:val="16"/>
-              </w:rPr>
-              <w:t>2.1 - ARHITECTURA - LUCRARI NOI</w:t>
-            </w:r>
-          </w:p>
-        </w:tc>
-        <w:tc>
-          <w:tcPr>
-            <w:tcW w:type="dxa" w:w="850"/>
-            <w:shd w:fill="FFCC99" w:val="clear"/>
-          </w:tcPr>
-          <w:p>
-            <w:r>
-              <w:rPr>
-                <w:b w:val="0"/>
-                <w:sz w:val="16"/>
-              </w:rPr>
-              <w:t>RPCI22C+</w:t>
-            </w:r>
-          </w:p>
-        </w:tc>
-        <w:tc>
-          <w:tcPr>
-            <w:tcW w:type="dxa" w:w="1984"/>
-            <w:shd w:fill="FFCC99" w:val="clear"/>
-          </w:tcPr>
-          <w:p>
-            <w:r>
-              <w:rPr>
-                <w:b w:val="0"/>
-                <w:sz w:val="16"/>
-              </w:rPr>
-              <w:t>glaf tabla, vopsit culoare ral 9011</w:t>
-            </w:r>
-          </w:p>
-        </w:tc>
-        <w:tc>
-          <w:tcPr>
-            <w:tcW w:type="dxa" w:w="454"/>
-            <w:shd w:fill="FFCC99" w:val="clear"/>
-          </w:tcPr>
-          <w:p>
-            <w:r>
-              <w:rPr>
-                <w:b w:val="0"/>
-                <w:sz w:val="16"/>
-              </w:rPr>
-              <w:t>ml</w:t>
-            </w:r>
-          </w:p>
-        </w:tc>
-        <w:tc>
-          <w:tcPr>
-            <w:tcW w:type="dxa" w:w="680"/>
-            <w:shd w:fill="FFCC99" w:val="clear"/>
-          </w:tcPr>
-          <w:p>
-            <w:r>
-              <w:rPr>
-                <w:b w:val="0"/>
-                <w:sz w:val="16"/>
-              </w:rPr>
-              <w:t>160.0</w:t>
-            </w:r>
-          </w:p>
-        </w:tc>
-        <w:tc>
-          <w:tcPr>
-            <w:tcW w:type="dxa" w:w="850"/>
-            <w:shd w:fill="FFCC99" w:val="clear"/>
-          </w:tcPr>
-          <w:p>
-            <w:r>
-              <w:rPr>
-                <w:b w:val="0"/>
-                <w:sz w:val="16"/>
-              </w:rPr>
-              <w:t>RPCI22C+</w:t>
-            </w:r>
-          </w:p>
-        </w:tc>
-        <w:tc>
-          <w:tcPr>
-            <w:tcW w:type="dxa" w:w="1984"/>
-            <w:shd w:fill="FFCC99" w:val="clear"/>
-          </w:tcPr>
-          <w:p>
-            <w:r>
-              <w:rPr>
-                <w:b w:val="0"/>
-                <w:sz w:val="16"/>
-              </w:rPr>
-              <w:t>Deviz 3.1</w:t>
-            </w:r>
-          </w:p>
-        </w:tc>
-        <w:tc>
-          <w:tcPr>
-            <w:tcW w:type="dxa" w:w="454"/>
-            <w:shd w:fill="FFCC99" w:val="clear"/>
-          </w:tcPr>
-          <w:p>
-            <w:r>
-              <w:rPr>
-                <w:b w:val="0"/>
-                <w:sz w:val="16"/>
-              </w:rPr>
-              <w:t>ml</w:t>
-            </w:r>
-          </w:p>
-        </w:tc>
-        <w:tc>
-          <w:tcPr>
-            <w:tcW w:type="dxa" w:w="680"/>
-            <w:shd w:fill="FFCC99" w:val="clear"/>
-          </w:tcPr>
-          <w:p>
-            <w:r>
-              <w:rPr>
-                <w:b w:val="0"/>
-                <w:sz w:val="16"/>
-              </w:rPr>
-              <w:t>22.5</w:t>
-            </w:r>
-          </w:p>
-        </w:tc>
-        <w:tc>
-          <w:tcPr>
-            <w:tcW w:type="dxa" w:w="3572"/>
-            <w:shd w:fill="FFCC99" w:val="clear"/>
-          </w:tcPr>
-          <w:p>
-            <w:r>
-              <w:rPr>
-                <w:b w:val="0"/>
-                <w:color w:val="CC0000"/>
-                <w:sz w:val="16"/>
-              </w:rPr>
-              <w:t>ORPHAN: Cod 'RPCI22C+' identic, dar categorii DIFERITE. Cod RPCI22C+: REF categoriei 2.1 =&gt; OFERTA categoriei 3.1. VERIFICARE MANUALA NECESARA!</w:t>
-            </w:r>
-          </w:p>
-        </w:tc>
-      </w:tr>
-      <w:tr>
-        <w:tc>
-          <w:tcPr>
-            <w:tcW w:type="dxa" w:w="397"/>
-            <w:shd w:fill="FFCC99" w:val="clear"/>
-          </w:tcPr>
-          <w:p>
-            <w:r>
-              <w:rPr>
-                <w:b w:val="0"/>
-                <w:sz w:val="16"/>
-              </w:rPr>
-              <w:t>13</w:t>
-            </w:r>
-          </w:p>
-        </w:tc>
-        <w:tc>
-          <w:tcPr>
-            <w:tcW w:type="dxa" w:w="1701"/>
-            <w:shd w:fill="FFCC99" w:val="clear"/>
-          </w:tcPr>
-          <w:p>
-            <w:r>
-              <w:rPr>
-                <w:b w:val="0"/>
-                <w:sz w:val="16"/>
-              </w:rPr>
-              <w:t>2.1 - ARHITECTURA - LUCRARI NOI</w:t>
-            </w:r>
-          </w:p>
-        </w:tc>
-        <w:tc>
-          <w:tcPr>
-            <w:tcW w:type="dxa" w:w="850"/>
-            <w:shd w:fill="FFCC99" w:val="clear"/>
-          </w:tcPr>
-          <w:p>
-            <w:r>
-              <w:rPr>
-                <w:b w:val="0"/>
-                <w:sz w:val="16"/>
-              </w:rPr>
-              <w:t>RPCE40A+</w:t>
-            </w:r>
-          </w:p>
-        </w:tc>
-        <w:tc>
-          <w:tcPr>
-            <w:tcW w:type="dxa" w:w="1984"/>
-            <w:shd w:fill="FFCC99" w:val="clear"/>
-          </w:tcPr>
-          <w:p>
-            <w:r>
-              <w:rPr>
-                <w:b w:val="0"/>
-                <w:sz w:val="16"/>
-              </w:rPr>
-              <w:t>receptor cu parafrunzar cu flansa de etansare evac</w:t>
-            </w:r>
-          </w:p>
-        </w:tc>
-        <w:tc>
-          <w:tcPr>
-            <w:tcW w:type="dxa" w:w="454"/>
-            <w:shd w:fill="FFCC99" w:val="clear"/>
-          </w:tcPr>
-          <w:p>
-            <w:r>
-              <w:rPr>
-                <w:b w:val="0"/>
-                <w:sz w:val="16"/>
-              </w:rPr>
-              <w:t>buc</w:t>
-            </w:r>
-          </w:p>
-        </w:tc>
-        <w:tc>
-          <w:tcPr>
-            <w:tcW w:type="dxa" w:w="680"/>
-            <w:shd w:fill="FFCC99" w:val="clear"/>
-          </w:tcPr>
-          <w:p>
-            <w:r>
-              <w:rPr>
-                <w:b w:val="0"/>
-                <w:sz w:val="16"/>
-              </w:rPr>
-              <w:t>6.0</w:t>
-            </w:r>
-          </w:p>
-        </w:tc>
-        <w:tc>
-          <w:tcPr>
-            <w:tcW w:type="dxa" w:w="850"/>
-            <w:shd w:fill="FFCC99" w:val="clear"/>
-          </w:tcPr>
-          <w:p>
-            <w:r>
-              <w:rPr>
-                <w:b w:val="0"/>
-                <w:sz w:val="16"/>
-              </w:rPr>
-              <w:t>RPCE40A+</w:t>
-            </w:r>
-          </w:p>
-        </w:tc>
-        <w:tc>
-          <w:tcPr>
-            <w:tcW w:type="dxa" w:w="1984"/>
-            <w:shd w:fill="FFCC99" w:val="clear"/>
-          </w:tcPr>
-          <w:p>
-            <w:r>
-              <w:rPr>
-                <w:b w:val="0"/>
-                <w:sz w:val="16"/>
-              </w:rPr>
-              <w:t>Deviz 3.1</w:t>
-            </w:r>
-          </w:p>
-        </w:tc>
-        <w:tc>
-          <w:tcPr>
-            <w:tcW w:type="dxa" w:w="454"/>
-            <w:shd w:fill="FFCC99" w:val="clear"/>
-          </w:tcPr>
-          <w:p>
-            <w:r>
-              <w:rPr>
-                <w:b w:val="0"/>
-                <w:sz w:val="16"/>
-              </w:rPr>
-              <w:t>buc</w:t>
-            </w:r>
-          </w:p>
-        </w:tc>
-        <w:tc>
-          <w:tcPr>
-            <w:tcW w:type="dxa" w:w="680"/>
-            <w:shd w:fill="FFCC99" w:val="clear"/>
-          </w:tcPr>
-          <w:p>
-            <w:r>
-              <w:rPr>
-                <w:b w:val="0"/>
-                <w:sz w:val="16"/>
-              </w:rPr>
-              <w:t>2.0</w:t>
-            </w:r>
-          </w:p>
-        </w:tc>
-        <w:tc>
-          <w:tcPr>
-            <w:tcW w:type="dxa" w:w="3572"/>
-            <w:shd w:fill="FFCC99" w:val="clear"/>
-          </w:tcPr>
-          <w:p>
-            <w:r>
-              <w:rPr>
-                <w:b w:val="0"/>
-                <w:color w:val="CC0000"/>
-                <w:sz w:val="16"/>
-              </w:rPr>
-              <w:t>ORPHAN: Cod 'RPCE40A+' identic, dar categorii DIFERITE. Cod RPCE40A+: REF categoriei 2.1 =&gt; OFERTA categoriei 3.1. VERIFICARE MANUALA NECESARA!</w:t>
-            </w:r>
-          </w:p>
-        </w:tc>
-      </w:tr>
-      <w:tr>
-        <w:tc>
-          <w:tcPr>
-            <w:tcW w:type="dxa" w:w="397"/>
           </w:tcPr>
           <w:p/>
         </w:tc>
@@ -2517,7 +1005,7 @@
                 <w:color w:val="000000"/>
                 <w:sz w:val="18"/>
               </w:rPr>
-              <w:t>Neconformitati: 13 din 110 articole ref.</w:t>
+              <w:t>Neconformitati: 4 din 110 articole ref.</w:t>
             </w:r>
           </w:p>
         </w:tc>
@@ -2643,7 +1131,7 @@
                 <w:b w:val="0"/>
                 <w:sz w:val="16"/>
               </w:rPr>
-              <w:t>15</w:t>
+              <w:t>6</w:t>
             </w:r>
           </w:p>
         </w:tc>
@@ -2802,7 +1290,7 @@
                 <w:b w:val="0"/>
                 <w:sz w:val="16"/>
               </w:rPr>
-              <w:t>16</w:t>
+              <w:t>7</w:t>
             </w:r>
           </w:p>
         </w:tc>
@@ -2961,7 +1449,7 @@
                 <w:b w:val="0"/>
                 <w:sz w:val="16"/>
               </w:rPr>
-              <w:t>17</w:t>
+              <w:t>8</w:t>
             </w:r>
           </w:p>
         </w:tc>
@@ -3120,7 +1608,7 @@
                 <w:b w:val="0"/>
                 <w:sz w:val="16"/>
               </w:rPr>
-              <w:t>18</w:t>
+              <w:t>9</w:t>
             </w:r>
           </w:p>
         </w:tc>
@@ -3279,7 +1767,7 @@
                 <w:b w:val="0"/>
                 <w:sz w:val="16"/>
               </w:rPr>
-              <w:t>19</w:t>
+              <w:t>10</w:t>
             </w:r>
           </w:p>
         </w:tc>
@@ -3438,7 +1926,7 @@
                 <w:b w:val="0"/>
                 <w:sz w:val="16"/>
               </w:rPr>
-              <w:t>20</w:t>
+              <w:t>11</w:t>
             </w:r>
           </w:p>
         </w:tc>
@@ -3597,7 +2085,7 @@
                 <w:b w:val="0"/>
                 <w:sz w:val="16"/>
               </w:rPr>
-              <w:t>21</w:t>
+              <w:t>12</w:t>
             </w:r>
           </w:p>
         </w:tc>
@@ -3756,7 +2244,7 @@
                 <w:b w:val="0"/>
                 <w:sz w:val="16"/>
               </w:rPr>
-              <w:t>22</w:t>
+              <w:t>13</w:t>
             </w:r>
           </w:p>
         </w:tc>
@@ -3915,7 +2403,7 @@
                 <w:b w:val="0"/>
                 <w:sz w:val="16"/>
               </w:rPr>
-              <w:t>23</w:t>
+              <w:t>14</w:t>
             </w:r>
           </w:p>
         </w:tc>
@@ -4074,7 +2562,7 @@
                 <w:b w:val="0"/>
                 <w:sz w:val="16"/>
               </w:rPr>
-              <w:t>24</w:t>
+              <w:t>15</w:t>
             </w:r>
           </w:p>
         </w:tc>
@@ -4233,7 +2721,7 @@
                 <w:b w:val="0"/>
                 <w:sz w:val="16"/>
               </w:rPr>
-              <w:t>25</w:t>
+              <w:t>16</w:t>
             </w:r>
           </w:p>
         </w:tc>
@@ -4392,7 +2880,7 @@
                 <w:b w:val="0"/>
                 <w:sz w:val="16"/>
               </w:rPr>
-              <w:t>26</w:t>
+              <w:t>17</w:t>
             </w:r>
           </w:p>
         </w:tc>
@@ -4551,7 +3039,7 @@
                 <w:b w:val="0"/>
                 <w:sz w:val="16"/>
               </w:rPr>
-              <w:t>27</w:t>
+              <w:t>18</w:t>
             </w:r>
           </w:p>
         </w:tc>
@@ -4710,7 +3198,7 @@
                 <w:b w:val="0"/>
                 <w:sz w:val="16"/>
               </w:rPr>
-              <w:t>28</w:t>
+              <w:t>19</w:t>
             </w:r>
           </w:p>
         </w:tc>
@@ -4869,7 +3357,7 @@
                 <w:b w:val="0"/>
                 <w:sz w:val="16"/>
               </w:rPr>
-              <w:t>29</w:t>
+              <w:t>20</w:t>
             </w:r>
           </w:p>
         </w:tc>
@@ -5028,7 +3516,7 @@
                 <w:b w:val="0"/>
                 <w:sz w:val="16"/>
               </w:rPr>
-              <w:t>30</w:t>
+              <w:t>21</w:t>
             </w:r>
           </w:p>
         </w:tc>
@@ -5187,7 +3675,7 @@
                 <w:b w:val="0"/>
                 <w:sz w:val="16"/>
               </w:rPr>
-              <w:t>31</w:t>
+              <w:t>22</w:t>
             </w:r>
           </w:p>
         </w:tc>
@@ -5346,7 +3834,7 @@
                 <w:b w:val="0"/>
                 <w:sz w:val="16"/>
               </w:rPr>
-              <w:t>32</w:t>
+              <w:t>23</w:t>
             </w:r>
           </w:p>
         </w:tc>
@@ -5655,7 +4143,7 @@
                 <w:b w:val="0"/>
                 <w:sz w:val="16"/>
               </w:rPr>
-              <w:t>34</w:t>
+              <w:t>25</w:t>
             </w:r>
           </w:p>
         </w:tc>
@@ -5814,7 +4302,7 @@
                 <w:b w:val="0"/>
                 <w:sz w:val="16"/>
               </w:rPr>
-              <w:t>35</w:t>
+              <w:t>26</w:t>
             </w:r>
           </w:p>
         </w:tc>
@@ -5973,7 +4461,7 @@
                 <w:b w:val="0"/>
                 <w:sz w:val="16"/>
               </w:rPr>
-              <w:t>36</w:t>
+              <w:t>27</w:t>
             </w:r>
           </w:p>
         </w:tc>
@@ -6132,7 +4620,7 @@
                 <w:b w:val="0"/>
                 <w:sz w:val="16"/>
               </w:rPr>
-              <w:t>37</w:t>
+              <w:t>28</w:t>
             </w:r>
           </w:p>
         </w:tc>
@@ -6291,7 +4779,7 @@
                 <w:b w:val="0"/>
                 <w:sz w:val="16"/>
               </w:rPr>
-              <w:t>38</w:t>
+              <w:t>29</w:t>
             </w:r>
           </w:p>
         </w:tc>
@@ -6450,7 +4938,7 @@
                 <w:b w:val="0"/>
                 <w:sz w:val="16"/>
               </w:rPr>
-              <w:t>39</w:t>
+              <w:t>30</w:t>
             </w:r>
           </w:p>
         </w:tc>
@@ -6609,7 +5097,7 @@
                 <w:b w:val="0"/>
                 <w:sz w:val="16"/>
               </w:rPr>
-              <w:t>40</w:t>
+              <w:t>31</w:t>
             </w:r>
           </w:p>
         </w:tc>
@@ -6768,7 +5256,7 @@
                 <w:b w:val="0"/>
                 <w:sz w:val="16"/>
               </w:rPr>
-              <w:t>41</w:t>
+              <w:t>32</w:t>
             </w:r>
           </w:p>
         </w:tc>
@@ -6927,7 +5415,7 @@
                 <w:b w:val="0"/>
                 <w:sz w:val="16"/>
               </w:rPr>
-              <w:t>42</w:t>
+              <w:t>33</w:t>
             </w:r>
           </w:p>
         </w:tc>
@@ -7086,7 +5574,7 @@
                 <w:b w:val="0"/>
                 <w:sz w:val="16"/>
               </w:rPr>
-              <w:t>43</w:t>
+              <w:t>34</w:t>
             </w:r>
           </w:p>
         </w:tc>
@@ -7211,7 +5699,7 @@
                 <w:b w:val="0"/>
                 <w:sz w:val="16"/>
               </w:rPr>
-              <w:t>44</w:t>
+              <w:t>35</w:t>
             </w:r>
           </w:p>
         </w:tc>
@@ -7336,7 +5824,7 @@
                 <w:b w:val="0"/>
                 <w:sz w:val="16"/>
               </w:rPr>
-              <w:t>45</w:t>
+              <w:t>36</w:t>
             </w:r>
           </w:p>
         </w:tc>
@@ -7461,7 +5949,7 @@
                 <w:b w:val="0"/>
                 <w:sz w:val="16"/>
               </w:rPr>
-              <w:t>46</w:t>
+              <w:t>37</w:t>
             </w:r>
           </w:p>
         </w:tc>
@@ -7586,7 +6074,7 @@
                 <w:b w:val="0"/>
                 <w:sz w:val="16"/>
               </w:rPr>
-              <w:t>47</w:t>
+              <w:t>38</w:t>
             </w:r>
           </w:p>
         </w:tc>
@@ -7861,7 +6349,7 @@
                 <w:b w:val="0"/>
                 <w:sz w:val="16"/>
               </w:rPr>
-              <w:t>49</w:t>
+              <w:t>40</w:t>
             </w:r>
           </w:p>
         </w:tc>
@@ -8136,7 +6624,7 @@
                 <w:b w:val="0"/>
                 <w:sz w:val="16"/>
               </w:rPr>
-              <w:t>51</w:t>
+              <w:t>42</w:t>
             </w:r>
           </w:p>
         </w:tc>
@@ -8295,7 +6783,7 @@
                 <w:b w:val="0"/>
                 <w:sz w:val="16"/>
               </w:rPr>
-              <w:t>52</w:t>
+              <w:t>43</w:t>
             </w:r>
           </w:p>
         </w:tc>
@@ -8454,7 +6942,7 @@
                 <w:b w:val="0"/>
                 <w:sz w:val="16"/>
               </w:rPr>
-              <w:t>53</w:t>
+              <w:t>44</w:t>
             </w:r>
           </w:p>
         </w:tc>
@@ -8613,7 +7101,7 @@
                 <w:b w:val="0"/>
                 <w:sz w:val="16"/>
               </w:rPr>
-              <w:t>54</w:t>
+              <w:t>45</w:t>
             </w:r>
           </w:p>
         </w:tc>
@@ -8772,7 +7260,7 @@
                 <w:b w:val="0"/>
                 <w:sz w:val="16"/>
               </w:rPr>
-              <w:t>55</w:t>
+              <w:t>46</w:t>
             </w:r>
           </w:p>
         </w:tc>
@@ -8931,7 +7419,7 @@
                 <w:b w:val="0"/>
                 <w:sz w:val="16"/>
               </w:rPr>
-              <w:t>56</w:t>
+              <w:t>47</w:t>
             </w:r>
           </w:p>
         </w:tc>
@@ -9090,7 +7578,7 @@
                 <w:b w:val="0"/>
                 <w:sz w:val="16"/>
               </w:rPr>
-              <w:t>57</w:t>
+              <w:t>48</w:t>
             </w:r>
           </w:p>
         </w:tc>
@@ -9365,7 +7853,7 @@
                 <w:b w:val="0"/>
                 <w:sz w:val="16"/>
               </w:rPr>
-              <w:t>59</w:t>
+              <w:t>50</w:t>
             </w:r>
           </w:p>
         </w:tc>
@@ -9524,7 +8012,7 @@
                 <w:b w:val="0"/>
                 <w:sz w:val="16"/>
               </w:rPr>
-              <w:t>60</w:t>
+              <w:t>51</w:t>
             </w:r>
           </w:p>
         </w:tc>
@@ -9683,7 +8171,7 @@
                 <w:b w:val="0"/>
                 <w:sz w:val="16"/>
               </w:rPr>
-              <w:t>61</w:t>
+              <w:t>52</w:t>
             </w:r>
           </w:p>
         </w:tc>
@@ -9808,7 +8296,7 @@
                 <w:b w:val="0"/>
                 <w:sz w:val="16"/>
               </w:rPr>
-              <w:t>62</w:t>
+              <w:t>53</w:t>
             </w:r>
           </w:p>
         </w:tc>
@@ -9918,1518 +8406,6 @@
                 <w:sz w:val="16"/>
               </w:rPr>
               <w:t>Articol lipsă din ofertă</w:t>
-            </w:r>
-          </w:p>
-        </w:tc>
-      </w:tr>
-      <w:tr>
-        <w:tc>
-          <w:tcPr>
-            <w:tcW w:type="dxa" w:w="397"/>
-            <w:shd w:fill="FFCC99" w:val="clear"/>
-          </w:tcPr>
-          <w:p>
-            <w:r>
-              <w:rPr>
-                <w:b w:val="0"/>
-                <w:sz w:val="16"/>
-              </w:rPr>
-              <w:t>63</w:t>
-            </w:r>
-          </w:p>
-        </w:tc>
-        <w:tc>
-          <w:tcPr>
-            <w:tcW w:type="dxa" w:w="1701"/>
-            <w:shd w:fill="FFCC99" w:val="clear"/>
-          </w:tcPr>
-          <w:p>
-            <w:r>
-              <w:rPr>
-                <w:b w:val="0"/>
-                <w:sz w:val="16"/>
-              </w:rPr>
-              <w:t>3.1 - ARHITECTURA - LUCRARI NOI</w:t>
-            </w:r>
-          </w:p>
-        </w:tc>
-        <w:tc>
-          <w:tcPr>
-            <w:tcW w:type="dxa" w:w="850"/>
-            <w:shd w:fill="FFCC99" w:val="clear"/>
-          </w:tcPr>
-          <w:p>
-            <w:r>
-              <w:rPr>
-                <w:b w:val="0"/>
-                <w:sz w:val="16"/>
-              </w:rPr>
-              <w:t>RPCE07B+</w:t>
-            </w:r>
-          </w:p>
-        </w:tc>
-        <w:tc>
-          <w:tcPr>
-            <w:tcW w:type="dxa" w:w="1984"/>
-            <w:shd w:fill="FFCC99" w:val="clear"/>
-          </w:tcPr>
-          <w:p>
-            <w:r>
-              <w:rPr>
-                <w:b w:val="0"/>
-                <w:sz w:val="16"/>
-              </w:rPr>
-              <w:t>folie polietilena - aplicata in doua straturi</w:t>
-            </w:r>
-          </w:p>
-        </w:tc>
-        <w:tc>
-          <w:tcPr>
-            <w:tcW w:type="dxa" w:w="454"/>
-            <w:shd w:fill="FFCC99" w:val="clear"/>
-          </w:tcPr>
-          <w:p>
-            <w:r>
-              <w:rPr>
-                <w:b w:val="0"/>
-                <w:sz w:val="16"/>
-              </w:rPr>
-              <w:t>mp</w:t>
-            </w:r>
-          </w:p>
-        </w:tc>
-        <w:tc>
-          <w:tcPr>
-            <w:tcW w:type="dxa" w:w="680"/>
-            <w:shd w:fill="FFCC99" w:val="clear"/>
-          </w:tcPr>
-          <w:p>
-            <w:r>
-              <w:rPr>
-                <w:b w:val="0"/>
-                <w:sz w:val="16"/>
-              </w:rPr>
-              <w:t>340.0</w:t>
-            </w:r>
-          </w:p>
-        </w:tc>
-        <w:tc>
-          <w:tcPr>
-            <w:tcW w:type="dxa" w:w="850"/>
-            <w:shd w:fill="FFCC99" w:val="clear"/>
-          </w:tcPr>
-          <w:p>
-            <w:r>
-              <w:rPr>
-                <w:b w:val="0"/>
-                <w:sz w:val="16"/>
-              </w:rPr>
-              <w:t>RPCE07B+</w:t>
-            </w:r>
-          </w:p>
-        </w:tc>
-        <w:tc>
-          <w:tcPr>
-            <w:tcW w:type="dxa" w:w="1984"/>
-            <w:shd w:fill="FFCC99" w:val="clear"/>
-          </w:tcPr>
-          <w:p>
-            <w:r>
-              <w:rPr>
-                <w:b w:val="0"/>
-                <w:sz w:val="16"/>
-              </w:rPr>
-              <w:t>Deviz 2.1</w:t>
-            </w:r>
-          </w:p>
-        </w:tc>
-        <w:tc>
-          <w:tcPr>
-            <w:tcW w:type="dxa" w:w="454"/>
-            <w:shd w:fill="FFCC99" w:val="clear"/>
-          </w:tcPr>
-          <w:p>
-            <w:r>
-              <w:rPr>
-                <w:b w:val="0"/>
-                <w:sz w:val="16"/>
-              </w:rPr>
-              <w:t>mp</w:t>
-            </w:r>
-          </w:p>
-        </w:tc>
-        <w:tc>
-          <w:tcPr>
-            <w:tcW w:type="dxa" w:w="680"/>
-            <w:shd w:fill="FFCC99" w:val="clear"/>
-          </w:tcPr>
-          <w:p>
-            <w:r>
-              <w:rPr>
-                <w:b w:val="0"/>
-                <w:sz w:val="16"/>
-              </w:rPr>
-              <w:t>870.0</w:t>
-            </w:r>
-          </w:p>
-        </w:tc>
-        <w:tc>
-          <w:tcPr>
-            <w:tcW w:type="dxa" w:w="3572"/>
-            <w:shd w:fill="FFCC99" w:val="clear"/>
-          </w:tcPr>
-          <w:p>
-            <w:r>
-              <w:rPr>
-                <w:b w:val="0"/>
-                <w:color w:val="CC0000"/>
-                <w:sz w:val="16"/>
-              </w:rPr>
-              <w:t>ORPHAN: Cod 'RPCE07B+' identic, dar categorii DIFERITE. Cod RPCE07B+: REF categoriei 3.1 =&gt; OFERTA categoriei 2.1. VERIFICARE MANUALA NECESARA!</w:t>
-            </w:r>
-          </w:p>
-        </w:tc>
-      </w:tr>
-      <w:tr>
-        <w:tc>
-          <w:tcPr>
-            <w:tcW w:type="dxa" w:w="397"/>
-            <w:shd w:fill="FFCC99" w:val="clear"/>
-          </w:tcPr>
-          <w:p>
-            <w:r>
-              <w:rPr>
-                <w:b w:val="0"/>
-                <w:sz w:val="16"/>
-              </w:rPr>
-              <w:t>64</w:t>
-            </w:r>
-          </w:p>
-        </w:tc>
-        <w:tc>
-          <w:tcPr>
-            <w:tcW w:type="dxa" w:w="1701"/>
-            <w:shd w:fill="FFCC99" w:val="clear"/>
-          </w:tcPr>
-          <w:p>
-            <w:r>
-              <w:rPr>
-                <w:b w:val="0"/>
-                <w:sz w:val="16"/>
-              </w:rPr>
-              <w:t>3.1 - ARHITECTURA - LUCRARI NOI</w:t>
-            </w:r>
-          </w:p>
-        </w:tc>
-        <w:tc>
-          <w:tcPr>
-            <w:tcW w:type="dxa" w:w="850"/>
-            <w:shd w:fill="FFCC99" w:val="clear"/>
-          </w:tcPr>
-          <w:p>
-            <w:r>
-              <w:rPr>
-                <w:b w:val="0"/>
-                <w:sz w:val="16"/>
-              </w:rPr>
-              <w:t>RPCE31B+</w:t>
-            </w:r>
-          </w:p>
-        </w:tc>
-        <w:tc>
-          <w:tcPr>
-            <w:tcW w:type="dxa" w:w="1984"/>
-            <w:shd w:fill="FFCC99" w:val="clear"/>
-          </w:tcPr>
-          <w:p>
-            <w:r>
-              <w:rPr>
-                <w:b w:val="0"/>
-                <w:sz w:val="16"/>
-              </w:rPr>
-              <w:t>adeziv bituminos</w:t>
-            </w:r>
-          </w:p>
-        </w:tc>
-        <w:tc>
-          <w:tcPr>
-            <w:tcW w:type="dxa" w:w="454"/>
-            <w:shd w:fill="FFCC99" w:val="clear"/>
-          </w:tcPr>
-          <w:p>
-            <w:r>
-              <w:rPr>
-                <w:b w:val="0"/>
-                <w:sz w:val="16"/>
-              </w:rPr>
-              <w:t>mp</w:t>
-            </w:r>
-          </w:p>
-        </w:tc>
-        <w:tc>
-          <w:tcPr>
-            <w:tcW w:type="dxa" w:w="680"/>
-            <w:shd w:fill="FFCC99" w:val="clear"/>
-          </w:tcPr>
-          <w:p>
-            <w:r>
-              <w:rPr>
-                <w:b w:val="0"/>
-                <w:sz w:val="16"/>
-              </w:rPr>
-              <w:t>162.0</w:t>
-            </w:r>
-          </w:p>
-        </w:tc>
-        <w:tc>
-          <w:tcPr>
-            <w:tcW w:type="dxa" w:w="850"/>
-            <w:shd w:fill="FFCC99" w:val="clear"/>
-          </w:tcPr>
-          <w:p>
-            <w:r>
-              <w:rPr>
-                <w:b w:val="0"/>
-                <w:sz w:val="16"/>
-              </w:rPr>
-              <w:t>RPCE31B+</w:t>
-            </w:r>
-          </w:p>
-        </w:tc>
-        <w:tc>
-          <w:tcPr>
-            <w:tcW w:type="dxa" w:w="1984"/>
-            <w:shd w:fill="FFCC99" w:val="clear"/>
-          </w:tcPr>
-          <w:p>
-            <w:r>
-              <w:rPr>
-                <w:b w:val="0"/>
-                <w:sz w:val="16"/>
-              </w:rPr>
-              <w:t>Deviz 2.1</w:t>
-            </w:r>
-          </w:p>
-        </w:tc>
-        <w:tc>
-          <w:tcPr>
-            <w:tcW w:type="dxa" w:w="454"/>
-            <w:shd w:fill="FFCC99" w:val="clear"/>
-          </w:tcPr>
-          <w:p>
-            <w:r>
-              <w:rPr>
-                <w:b w:val="0"/>
-                <w:sz w:val="16"/>
-              </w:rPr>
-              <w:t>mp</w:t>
-            </w:r>
-          </w:p>
-        </w:tc>
-        <w:tc>
-          <w:tcPr>
-            <w:tcW w:type="dxa" w:w="680"/>
-            <w:shd w:fill="FFCC99" w:val="clear"/>
-          </w:tcPr>
-          <w:p>
-            <w:r>
-              <w:rPr>
-                <w:b w:val="0"/>
-                <w:sz w:val="16"/>
-              </w:rPr>
-              <w:t>220.0</w:t>
-            </w:r>
-          </w:p>
-        </w:tc>
-        <w:tc>
-          <w:tcPr>
-            <w:tcW w:type="dxa" w:w="3572"/>
-            <w:shd w:fill="FFCC99" w:val="clear"/>
-          </w:tcPr>
-          <w:p>
-            <w:r>
-              <w:rPr>
-                <w:b w:val="0"/>
-                <w:color w:val="CC0000"/>
-                <w:sz w:val="16"/>
-              </w:rPr>
-              <w:t>ORPHAN: Cod 'RPCE31B+' identic, dar categorii DIFERITE. Cod RPCE31B+: REF categoriei 3.1 =&gt; OFERTA categoriei 2.1. VERIFICARE MANUALA NECESARA!</w:t>
-            </w:r>
-          </w:p>
-        </w:tc>
-      </w:tr>
-      <w:tr>
-        <w:tc>
-          <w:tcPr>
-            <w:tcW w:type="dxa" w:w="397"/>
-            <w:shd w:fill="FFCC99" w:val="clear"/>
-          </w:tcPr>
-          <w:p>
-            <w:r>
-              <w:rPr>
-                <w:b w:val="0"/>
-                <w:sz w:val="16"/>
-              </w:rPr>
-              <w:t>65</w:t>
-            </w:r>
-          </w:p>
-        </w:tc>
-        <w:tc>
-          <w:tcPr>
-            <w:tcW w:type="dxa" w:w="1701"/>
-            <w:shd w:fill="FFCC99" w:val="clear"/>
-          </w:tcPr>
-          <w:p>
-            <w:r>
-              <w:rPr>
-                <w:b w:val="0"/>
-                <w:sz w:val="16"/>
-              </w:rPr>
-              <w:t>3.1 - ARHITECTURA - LUCRARI NOI</w:t>
-            </w:r>
-          </w:p>
-        </w:tc>
-        <w:tc>
-          <w:tcPr>
-            <w:tcW w:type="dxa" w:w="850"/>
-            <w:shd w:fill="FFCC99" w:val="clear"/>
-          </w:tcPr>
-          <w:p>
-            <w:r>
-              <w:rPr>
-                <w:b w:val="0"/>
-                <w:sz w:val="16"/>
-              </w:rPr>
-              <w:t>RPCE31E+</w:t>
-            </w:r>
-          </w:p>
-        </w:tc>
-        <w:tc>
-          <w:tcPr>
-            <w:tcW w:type="dxa" w:w="1984"/>
-            <w:shd w:fill="FFCC99" w:val="clear"/>
-          </w:tcPr>
-          <w:p>
-            <w:r>
-              <w:rPr>
-                <w:b w:val="0"/>
-                <w:sz w:val="16"/>
-              </w:rPr>
-              <w:t>hidroizolatie membrana bituminoasa cu armatura din</w:t>
-            </w:r>
-          </w:p>
-        </w:tc>
-        <w:tc>
-          <w:tcPr>
-            <w:tcW w:type="dxa" w:w="454"/>
-            <w:shd w:fill="FFCC99" w:val="clear"/>
-          </w:tcPr>
-          <w:p>
-            <w:r>
-              <w:rPr>
-                <w:b w:val="0"/>
-                <w:sz w:val="16"/>
-              </w:rPr>
-              <w:t>mp</w:t>
-            </w:r>
-          </w:p>
-        </w:tc>
-        <w:tc>
-          <w:tcPr>
-            <w:tcW w:type="dxa" w:w="680"/>
-            <w:shd w:fill="FFCC99" w:val="clear"/>
-          </w:tcPr>
-          <w:p>
-            <w:r>
-              <w:rPr>
-                <w:b w:val="0"/>
-                <w:sz w:val="16"/>
-              </w:rPr>
-              <w:t>53.0</w:t>
-            </w:r>
-          </w:p>
-        </w:tc>
-        <w:tc>
-          <w:tcPr>
-            <w:tcW w:type="dxa" w:w="850"/>
-            <w:shd w:fill="FFCC99" w:val="clear"/>
-          </w:tcPr>
-          <w:p>
-            <w:r>
-              <w:rPr>
-                <w:b w:val="0"/>
-                <w:sz w:val="16"/>
-              </w:rPr>
-              <w:t>RPCE31E+</w:t>
-            </w:r>
-          </w:p>
-        </w:tc>
-        <w:tc>
-          <w:tcPr>
-            <w:tcW w:type="dxa" w:w="1984"/>
-            <w:shd w:fill="FFCC99" w:val="clear"/>
-          </w:tcPr>
-          <w:p>
-            <w:r>
-              <w:rPr>
-                <w:b w:val="0"/>
-                <w:sz w:val="16"/>
-              </w:rPr>
-              <w:t>Deviz 2.1</w:t>
-            </w:r>
-          </w:p>
-        </w:tc>
-        <w:tc>
-          <w:tcPr>
-            <w:tcW w:type="dxa" w:w="454"/>
-            <w:shd w:fill="FFCC99" w:val="clear"/>
-          </w:tcPr>
-          <w:p>
-            <w:r>
-              <w:rPr>
-                <w:b w:val="0"/>
-                <w:sz w:val="16"/>
-              </w:rPr>
-              <w:t>mp</w:t>
-            </w:r>
-          </w:p>
-        </w:tc>
-        <w:tc>
-          <w:tcPr>
-            <w:tcW w:type="dxa" w:w="680"/>
-            <w:shd w:fill="FFCC99" w:val="clear"/>
-          </w:tcPr>
-          <w:p>
-            <w:r>
-              <w:rPr>
-                <w:b w:val="0"/>
-                <w:sz w:val="16"/>
-              </w:rPr>
-              <w:t>69.0</w:t>
-            </w:r>
-          </w:p>
-        </w:tc>
-        <w:tc>
-          <w:tcPr>
-            <w:tcW w:type="dxa" w:w="3572"/>
-            <w:shd w:fill="FFCC99" w:val="clear"/>
-          </w:tcPr>
-          <w:p>
-            <w:r>
-              <w:rPr>
-                <w:b w:val="0"/>
-                <w:color w:val="CC0000"/>
-                <w:sz w:val="16"/>
-              </w:rPr>
-              <w:t>ORPHAN: Cod 'RPCE31E+' identic, dar categorii DIFERITE. Cod RPCE31E+: REF categoriei 3.1 =&gt; OFERTA categoriei 2.1. VERIFICARE MANUALA NECESARA!</w:t>
-            </w:r>
-          </w:p>
-        </w:tc>
-      </w:tr>
-      <w:tr>
-        <w:tc>
-          <w:tcPr>
-            <w:tcW w:type="dxa" w:w="397"/>
-            <w:shd w:fill="FFCC99" w:val="clear"/>
-          </w:tcPr>
-          <w:p>
-            <w:r>
-              <w:rPr>
-                <w:b w:val="0"/>
-                <w:sz w:val="16"/>
-              </w:rPr>
-              <w:t>66</w:t>
-            </w:r>
-          </w:p>
-        </w:tc>
-        <w:tc>
-          <w:tcPr>
-            <w:tcW w:type="dxa" w:w="1701"/>
-            <w:shd w:fill="FFCC99" w:val="clear"/>
-          </w:tcPr>
-          <w:p>
-            <w:r>
-              <w:rPr>
-                <w:b w:val="0"/>
-                <w:sz w:val="16"/>
-              </w:rPr>
-              <w:t>3.1 - ARHITECTURA - LUCRARI NOI</w:t>
-            </w:r>
-          </w:p>
-        </w:tc>
-        <w:tc>
-          <w:tcPr>
-            <w:tcW w:type="dxa" w:w="850"/>
-            <w:shd w:fill="FFCC99" w:val="clear"/>
-          </w:tcPr>
-          <w:p>
-            <w:r>
-              <w:rPr>
-                <w:b w:val="0"/>
-                <w:sz w:val="16"/>
-              </w:rPr>
-              <w:t>CG42B01+</w:t>
-            </w:r>
-          </w:p>
-        </w:tc>
-        <w:tc>
-          <w:tcPr>
-            <w:tcW w:type="dxa" w:w="1984"/>
-            <w:shd w:fill="FFCC99" w:val="clear"/>
-          </w:tcPr>
-          <w:p>
-            <w:r>
-              <w:rPr>
-                <w:b w:val="0"/>
-                <w:sz w:val="16"/>
-              </w:rPr>
-              <w:t>sapa de egalizare trepte scara</w:t>
-            </w:r>
-          </w:p>
-        </w:tc>
-        <w:tc>
-          <w:tcPr>
-            <w:tcW w:type="dxa" w:w="454"/>
-            <w:shd w:fill="FFCC99" w:val="clear"/>
-          </w:tcPr>
-          <w:p>
-            <w:r>
-              <w:rPr>
-                <w:b w:val="0"/>
-                <w:sz w:val="16"/>
-              </w:rPr>
-              <w:t>mp</w:t>
-            </w:r>
-          </w:p>
-        </w:tc>
-        <w:tc>
-          <w:tcPr>
-            <w:tcW w:type="dxa" w:w="680"/>
-            <w:shd w:fill="FFCC99" w:val="clear"/>
-          </w:tcPr>
-          <w:p>
-            <w:r>
-              <w:rPr>
-                <w:b w:val="0"/>
-                <w:sz w:val="16"/>
-              </w:rPr>
-              <w:t>3.0</w:t>
-            </w:r>
-          </w:p>
-        </w:tc>
-        <w:tc>
-          <w:tcPr>
-            <w:tcW w:type="dxa" w:w="850"/>
-            <w:shd w:fill="FFCC99" w:val="clear"/>
-          </w:tcPr>
-          <w:p>
-            <w:r>
-              <w:rPr>
-                <w:b w:val="0"/>
-                <w:sz w:val="16"/>
-              </w:rPr>
-              <w:t>CG42B01+</w:t>
-            </w:r>
-          </w:p>
-        </w:tc>
-        <w:tc>
-          <w:tcPr>
-            <w:tcW w:type="dxa" w:w="1984"/>
-            <w:shd w:fill="FFCC99" w:val="clear"/>
-          </w:tcPr>
-          <w:p>
-            <w:r>
-              <w:rPr>
-                <w:b w:val="0"/>
-                <w:sz w:val="16"/>
-              </w:rPr>
-              <w:t>Deviz 2.1</w:t>
-            </w:r>
-          </w:p>
-        </w:tc>
-        <w:tc>
-          <w:tcPr>
-            <w:tcW w:type="dxa" w:w="454"/>
-            <w:shd w:fill="FFCC99" w:val="clear"/>
-          </w:tcPr>
-          <w:p>
-            <w:r>
-              <w:rPr>
-                <w:b w:val="0"/>
-                <w:sz w:val="16"/>
-              </w:rPr>
-              <w:t>mp</w:t>
-            </w:r>
-          </w:p>
-        </w:tc>
-        <w:tc>
-          <w:tcPr>
-            <w:tcW w:type="dxa" w:w="680"/>
-            <w:shd w:fill="FFCC99" w:val="clear"/>
-          </w:tcPr>
-          <w:p>
-            <w:r>
-              <w:rPr>
-                <w:b w:val="0"/>
-                <w:sz w:val="16"/>
-              </w:rPr>
-              <w:t>28.0</w:t>
-            </w:r>
-          </w:p>
-        </w:tc>
-        <w:tc>
-          <w:tcPr>
-            <w:tcW w:type="dxa" w:w="3572"/>
-            <w:shd w:fill="FFCC99" w:val="clear"/>
-          </w:tcPr>
-          <w:p>
-            <w:r>
-              <w:rPr>
-                <w:b w:val="0"/>
-                <w:color w:val="CC0000"/>
-                <w:sz w:val="16"/>
-              </w:rPr>
-              <w:t>ORPHAN: Cod 'CG42B01+' identic, dar categorii DIFERITE. Cod CG42B01+: REF categoriei 3.1 =&gt; OFERTA categoriei 2.1. VERIFICARE MANUALA NECESARA!</w:t>
-            </w:r>
-          </w:p>
-        </w:tc>
-      </w:tr>
-      <w:tr>
-        <w:tc>
-          <w:tcPr>
-            <w:tcW w:type="dxa" w:w="397"/>
-            <w:shd w:fill="FFCC99" w:val="clear"/>
-          </w:tcPr>
-          <w:p>
-            <w:r>
-              <w:rPr>
-                <w:b w:val="0"/>
-                <w:sz w:val="16"/>
-              </w:rPr>
-              <w:t>67</w:t>
-            </w:r>
-          </w:p>
-        </w:tc>
-        <w:tc>
-          <w:tcPr>
-            <w:tcW w:type="dxa" w:w="1701"/>
-            <w:shd w:fill="FFCC99" w:val="clear"/>
-          </w:tcPr>
-          <w:p>
-            <w:r>
-              <w:rPr>
-                <w:b w:val="0"/>
-                <w:sz w:val="16"/>
-              </w:rPr>
-              <w:t>3.1 - ARHITECTURA - LUCRARI NOI</w:t>
-            </w:r>
-          </w:p>
-        </w:tc>
-        <w:tc>
-          <w:tcPr>
-            <w:tcW w:type="dxa" w:w="850"/>
-            <w:shd w:fill="FFCC99" w:val="clear"/>
-          </w:tcPr>
-          <w:p>
-            <w:r>
-              <w:rPr>
-                <w:b w:val="0"/>
-                <w:sz w:val="16"/>
-              </w:rPr>
-              <w:t>RPCE26A+</w:t>
-            </w:r>
-          </w:p>
-        </w:tc>
-        <w:tc>
-          <w:tcPr>
-            <w:tcW w:type="dxa" w:w="1984"/>
-            <w:shd w:fill="FFCC99" w:val="clear"/>
-          </w:tcPr>
-          <w:p>
-            <w:r>
-              <w:rPr>
-                <w:b w:val="0"/>
-                <w:sz w:val="16"/>
-              </w:rPr>
-              <w:t>hidroizolatie bituminoasa pensulabila</w:t>
-            </w:r>
-          </w:p>
-        </w:tc>
-        <w:tc>
-          <w:tcPr>
-            <w:tcW w:type="dxa" w:w="454"/>
-            <w:shd w:fill="FFCC99" w:val="clear"/>
-          </w:tcPr>
-          <w:p>
-            <w:r>
-              <w:rPr>
-                <w:b w:val="0"/>
-                <w:sz w:val="16"/>
-              </w:rPr>
-              <w:t>mp</w:t>
-            </w:r>
-          </w:p>
-        </w:tc>
-        <w:tc>
-          <w:tcPr>
-            <w:tcW w:type="dxa" w:w="680"/>
-            <w:shd w:fill="FFCC99" w:val="clear"/>
-          </w:tcPr>
-          <w:p>
-            <w:r>
-              <w:rPr>
-                <w:b w:val="0"/>
-                <w:sz w:val="16"/>
-              </w:rPr>
-              <w:t>30.0</w:t>
-            </w:r>
-          </w:p>
-        </w:tc>
-        <w:tc>
-          <w:tcPr>
-            <w:tcW w:type="dxa" w:w="850"/>
-            <w:shd w:fill="FFCC99" w:val="clear"/>
-          </w:tcPr>
-          <w:p>
-            <w:r>
-              <w:rPr>
-                <w:b w:val="0"/>
-                <w:sz w:val="16"/>
-              </w:rPr>
-              <w:t>RPCE26A+</w:t>
-            </w:r>
-          </w:p>
-        </w:tc>
-        <w:tc>
-          <w:tcPr>
-            <w:tcW w:type="dxa" w:w="1984"/>
-            <w:shd w:fill="FFCC99" w:val="clear"/>
-          </w:tcPr>
-          <w:p>
-            <w:r>
-              <w:rPr>
-                <w:b w:val="0"/>
-                <w:sz w:val="16"/>
-              </w:rPr>
-              <w:t>Deviz 2.1</w:t>
-            </w:r>
-          </w:p>
-        </w:tc>
-        <w:tc>
-          <w:tcPr>
-            <w:tcW w:type="dxa" w:w="454"/>
-            <w:shd w:fill="FFCC99" w:val="clear"/>
-          </w:tcPr>
-          <w:p>
-            <w:r>
-              <w:rPr>
-                <w:b w:val="0"/>
-                <w:sz w:val="16"/>
-              </w:rPr>
-              <w:t>mp</w:t>
-            </w:r>
-          </w:p>
-        </w:tc>
-        <w:tc>
-          <w:tcPr>
-            <w:tcW w:type="dxa" w:w="680"/>
-            <w:shd w:fill="FFCC99" w:val="clear"/>
-          </w:tcPr>
-          <w:p>
-            <w:r>
-              <w:rPr>
-                <w:b w:val="0"/>
-                <w:sz w:val="16"/>
-              </w:rPr>
-              <w:t>18.0</w:t>
-            </w:r>
-          </w:p>
-        </w:tc>
-        <w:tc>
-          <w:tcPr>
-            <w:tcW w:type="dxa" w:w="3572"/>
-            <w:shd w:fill="FFCC99" w:val="clear"/>
-          </w:tcPr>
-          <w:p>
-            <w:r>
-              <w:rPr>
-                <w:b w:val="0"/>
-                <w:color w:val="CC0000"/>
-                <w:sz w:val="16"/>
-              </w:rPr>
-              <w:t>ORPHAN: Cod 'RPCE26A+' identic, dar categorii DIFERITE. Cod RPCE26A+: REF categoriei 3.1 =&gt; OFERTA categoriei 2.1. VERIFICARE MANUALA NECESARA!</w:t>
-            </w:r>
-          </w:p>
-        </w:tc>
-      </w:tr>
-      <w:tr>
-        <w:tc>
-          <w:tcPr>
-            <w:tcW w:type="dxa" w:w="397"/>
-            <w:shd w:fill="FFCC99" w:val="clear"/>
-          </w:tcPr>
-          <w:p>
-            <w:r>
-              <w:rPr>
-                <w:b w:val="0"/>
-                <w:sz w:val="16"/>
-              </w:rPr>
-              <w:t>68</w:t>
-            </w:r>
-          </w:p>
-        </w:tc>
-        <w:tc>
-          <w:tcPr>
-            <w:tcW w:type="dxa" w:w="1701"/>
-            <w:shd w:fill="FFCC99" w:val="clear"/>
-          </w:tcPr>
-          <w:p>
-            <w:r>
-              <w:rPr>
-                <w:b w:val="0"/>
-                <w:sz w:val="16"/>
-              </w:rPr>
-              <w:t>3.1 - ARHITECTURA - LUCRARI NOI</w:t>
-            </w:r>
-          </w:p>
-        </w:tc>
-        <w:tc>
-          <w:tcPr>
-            <w:tcW w:type="dxa" w:w="850"/>
-            <w:shd w:fill="FFCC99" w:val="clear"/>
-          </w:tcPr>
-          <w:p>
-            <w:r>
-              <w:rPr>
-                <w:b w:val="0"/>
-                <w:sz w:val="16"/>
-              </w:rPr>
-              <w:t>RPCE31A+</w:t>
-            </w:r>
-          </w:p>
-        </w:tc>
-        <w:tc>
-          <w:tcPr>
-            <w:tcW w:type="dxa" w:w="1984"/>
-            <w:shd w:fill="FFCC99" w:val="clear"/>
-          </w:tcPr>
-          <w:p>
-            <w:r>
-              <w:rPr>
-                <w:b w:val="0"/>
-                <w:sz w:val="16"/>
-              </w:rPr>
-              <w:t>hidroizolatie membrana bituminoasa cu armatura din</w:t>
-            </w:r>
-          </w:p>
-        </w:tc>
-        <w:tc>
-          <w:tcPr>
-            <w:tcW w:type="dxa" w:w="454"/>
-            <w:shd w:fill="FFCC99" w:val="clear"/>
-          </w:tcPr>
-          <w:p>
-            <w:r>
-              <w:rPr>
-                <w:b w:val="0"/>
-                <w:sz w:val="16"/>
-              </w:rPr>
-              <w:t>mp</w:t>
-            </w:r>
-          </w:p>
-        </w:tc>
-        <w:tc>
-          <w:tcPr>
-            <w:tcW w:type="dxa" w:w="680"/>
-            <w:shd w:fill="FFCC99" w:val="clear"/>
-          </w:tcPr>
-          <w:p>
-            <w:r>
-              <w:rPr>
-                <w:b w:val="0"/>
-                <w:sz w:val="16"/>
-              </w:rPr>
-              <w:t>86.0</w:t>
-            </w:r>
-          </w:p>
-        </w:tc>
-        <w:tc>
-          <w:tcPr>
-            <w:tcW w:type="dxa" w:w="850"/>
-            <w:shd w:fill="FFCC99" w:val="clear"/>
-          </w:tcPr>
-          <w:p>
-            <w:r>
-              <w:rPr>
-                <w:b w:val="0"/>
-                <w:sz w:val="16"/>
-              </w:rPr>
-              <w:t>RPCE31A+</w:t>
-            </w:r>
-          </w:p>
-        </w:tc>
-        <w:tc>
-          <w:tcPr>
-            <w:tcW w:type="dxa" w:w="1984"/>
-            <w:shd w:fill="FFCC99" w:val="clear"/>
-          </w:tcPr>
-          <w:p>
-            <w:r>
-              <w:rPr>
-                <w:b w:val="0"/>
-                <w:sz w:val="16"/>
-              </w:rPr>
-              <w:t>Deviz 2.1</w:t>
-            </w:r>
-          </w:p>
-        </w:tc>
-        <w:tc>
-          <w:tcPr>
-            <w:tcW w:type="dxa" w:w="454"/>
-            <w:shd w:fill="FFCC99" w:val="clear"/>
-          </w:tcPr>
-          <w:p>
-            <w:r>
-              <w:rPr>
-                <w:b w:val="0"/>
-                <w:sz w:val="16"/>
-              </w:rPr>
-              <w:t>mp</w:t>
-            </w:r>
-          </w:p>
-        </w:tc>
-        <w:tc>
-          <w:tcPr>
-            <w:tcW w:type="dxa" w:w="680"/>
-            <w:shd w:fill="FFCC99" w:val="clear"/>
-          </w:tcPr>
-          <w:p>
-            <w:r>
-              <w:rPr>
-                <w:b w:val="0"/>
-                <w:sz w:val="16"/>
-              </w:rPr>
-              <w:t>69.0</w:t>
-            </w:r>
-          </w:p>
-        </w:tc>
-        <w:tc>
-          <w:tcPr>
-            <w:tcW w:type="dxa" w:w="3572"/>
-            <w:shd w:fill="FFCC99" w:val="clear"/>
-          </w:tcPr>
-          <w:p>
-            <w:r>
-              <w:rPr>
-                <w:b w:val="0"/>
-                <w:color w:val="CC0000"/>
-                <w:sz w:val="16"/>
-              </w:rPr>
-              <w:t>ORPHAN: Cod 'RPCE31A+' identic, dar categorii DIFERITE. Cod RPCE31A+: REF categoriei 3.1 =&gt; OFERTA categoriei 2.1. VERIFICARE MANUALA NECESARA!</w:t>
-            </w:r>
-          </w:p>
-        </w:tc>
-      </w:tr>
-      <w:tr>
-        <w:tc>
-          <w:tcPr>
-            <w:tcW w:type="dxa" w:w="397"/>
-            <w:shd w:fill="FFCC99" w:val="clear"/>
-          </w:tcPr>
-          <w:p>
-            <w:r>
-              <w:rPr>
-                <w:b w:val="0"/>
-                <w:sz w:val="16"/>
-              </w:rPr>
-              <w:t>69</w:t>
-            </w:r>
-          </w:p>
-        </w:tc>
-        <w:tc>
-          <w:tcPr>
-            <w:tcW w:type="dxa" w:w="1701"/>
-            <w:shd w:fill="FFCC99" w:val="clear"/>
-          </w:tcPr>
-          <w:p>
-            <w:r>
-              <w:rPr>
-                <w:b w:val="0"/>
-                <w:sz w:val="16"/>
-              </w:rPr>
-              <w:t>3.1 - ARHITECTURA - LUCRARI NOI</w:t>
-            </w:r>
-          </w:p>
-        </w:tc>
-        <w:tc>
-          <w:tcPr>
-            <w:tcW w:type="dxa" w:w="850"/>
-            <w:shd w:fill="FFCC99" w:val="clear"/>
-          </w:tcPr>
-          <w:p>
-            <w:r>
-              <w:rPr>
-                <w:b w:val="0"/>
-                <w:sz w:val="16"/>
-              </w:rPr>
-              <w:t>RPCQ06A+</w:t>
-            </w:r>
-          </w:p>
-        </w:tc>
-        <w:tc>
-          <w:tcPr>
-            <w:tcW w:type="dxa" w:w="1984"/>
-            <w:shd w:fill="FFCC99" w:val="clear"/>
-          </w:tcPr>
-          <w:p>
-            <w:r>
-              <w:rPr>
-                <w:b w:val="0"/>
-                <w:sz w:val="16"/>
-              </w:rPr>
-              <w:t>tamplarie pvc cu geam tripan culoare lemn</w:t>
-            </w:r>
-          </w:p>
-        </w:tc>
-        <w:tc>
-          <w:tcPr>
-            <w:tcW w:type="dxa" w:w="454"/>
-            <w:shd w:fill="FFCC99" w:val="clear"/>
-          </w:tcPr>
-          <w:p>
-            <w:r>
-              <w:rPr>
-                <w:b w:val="0"/>
-                <w:sz w:val="16"/>
-              </w:rPr>
-              <w:t>mp</w:t>
-            </w:r>
-          </w:p>
-        </w:tc>
-        <w:tc>
-          <w:tcPr>
-            <w:tcW w:type="dxa" w:w="680"/>
-            <w:shd w:fill="FFCC99" w:val="clear"/>
-          </w:tcPr>
-          <w:p>
-            <w:r>
-              <w:rPr>
-                <w:b w:val="0"/>
-                <w:sz w:val="16"/>
-              </w:rPr>
-              <w:t>50.0</w:t>
-            </w:r>
-          </w:p>
-        </w:tc>
-        <w:tc>
-          <w:tcPr>
-            <w:tcW w:type="dxa" w:w="850"/>
-            <w:shd w:fill="FFCC99" w:val="clear"/>
-          </w:tcPr>
-          <w:p>
-            <w:r>
-              <w:rPr>
-                <w:b w:val="0"/>
-                <w:sz w:val="16"/>
-              </w:rPr>
-              <w:t>RPCQ06A+</w:t>
-            </w:r>
-          </w:p>
-        </w:tc>
-        <w:tc>
-          <w:tcPr>
-            <w:tcW w:type="dxa" w:w="1984"/>
-            <w:shd w:fill="FFCC99" w:val="clear"/>
-          </w:tcPr>
-          <w:p>
-            <w:r>
-              <w:rPr>
-                <w:b w:val="0"/>
-                <w:sz w:val="16"/>
-              </w:rPr>
-              <w:t>Deviz 2.1</w:t>
-            </w:r>
-          </w:p>
-        </w:tc>
-        <w:tc>
-          <w:tcPr>
-            <w:tcW w:type="dxa" w:w="454"/>
-            <w:shd w:fill="FFCC99" w:val="clear"/>
-          </w:tcPr>
-          <w:p>
-            <w:r>
-              <w:rPr>
-                <w:b w:val="0"/>
-                <w:sz w:val="16"/>
-              </w:rPr>
-              <w:t>mp</w:t>
-            </w:r>
-          </w:p>
-        </w:tc>
-        <w:tc>
-          <w:tcPr>
-            <w:tcW w:type="dxa" w:w="680"/>
-            <w:shd w:fill="FFCC99" w:val="clear"/>
-          </w:tcPr>
-          <w:p>
-            <w:r>
-              <w:rPr>
-                <w:b w:val="0"/>
-                <w:sz w:val="16"/>
-              </w:rPr>
-              <w:t>299.0</w:t>
-            </w:r>
-          </w:p>
-        </w:tc>
-        <w:tc>
-          <w:tcPr>
-            <w:tcW w:type="dxa" w:w="3572"/>
-            <w:shd w:fill="FFCC99" w:val="clear"/>
-          </w:tcPr>
-          <w:p>
-            <w:r>
-              <w:rPr>
-                <w:b w:val="0"/>
-                <w:color w:val="CC0000"/>
-                <w:sz w:val="16"/>
-              </w:rPr>
-              <w:t>ORPHAN: Cod 'RPCQ06A+' identic, dar categorii DIFERITE. Cod RPCQ06A+: REF categoriei 3.1 =&gt; OFERTA categoriei 2.1. VERIFICARE MANUALA NECESARA!</w:t>
-            </w:r>
-          </w:p>
-        </w:tc>
-      </w:tr>
-      <w:tr>
-        <w:tc>
-          <w:tcPr>
-            <w:tcW w:type="dxa" w:w="397"/>
-            <w:shd w:fill="FFCC99" w:val="clear"/>
-          </w:tcPr>
-          <w:p>
-            <w:r>
-              <w:rPr>
-                <w:b w:val="0"/>
-                <w:sz w:val="16"/>
-              </w:rPr>
-              <w:t>70</w:t>
-            </w:r>
-          </w:p>
-        </w:tc>
-        <w:tc>
-          <w:tcPr>
-            <w:tcW w:type="dxa" w:w="1701"/>
-            <w:shd w:fill="FFCC99" w:val="clear"/>
-          </w:tcPr>
-          <w:p>
-            <w:r>
-              <w:rPr>
-                <w:b w:val="0"/>
-                <w:sz w:val="16"/>
-              </w:rPr>
-              <w:t>3.1 - ARHITECTURA - LUCRARI NOI</w:t>
-            </w:r>
-          </w:p>
-        </w:tc>
-        <w:tc>
-          <w:tcPr>
-            <w:tcW w:type="dxa" w:w="850"/>
-            <w:shd w:fill="FFCC99" w:val="clear"/>
-          </w:tcPr>
-          <w:p>
-            <w:r>
-              <w:rPr>
-                <w:b w:val="0"/>
-                <w:sz w:val="16"/>
-              </w:rPr>
-              <w:t>RPCI22C+</w:t>
-            </w:r>
-          </w:p>
-        </w:tc>
-        <w:tc>
-          <w:tcPr>
-            <w:tcW w:type="dxa" w:w="1984"/>
-            <w:shd w:fill="FFCC99" w:val="clear"/>
-          </w:tcPr>
-          <w:p>
-            <w:r>
-              <w:rPr>
-                <w:b w:val="0"/>
-                <w:sz w:val="16"/>
-              </w:rPr>
-              <w:t>glaf tabla, vopsit culoare ral 9011</w:t>
-            </w:r>
-          </w:p>
-        </w:tc>
-        <w:tc>
-          <w:tcPr>
-            <w:tcW w:type="dxa" w:w="454"/>
-            <w:shd w:fill="FFCC99" w:val="clear"/>
-          </w:tcPr>
-          <w:p>
-            <w:r>
-              <w:rPr>
-                <w:b w:val="0"/>
-                <w:sz w:val="16"/>
-              </w:rPr>
-              <w:t>ml</w:t>
-            </w:r>
-          </w:p>
-        </w:tc>
-        <w:tc>
-          <w:tcPr>
-            <w:tcW w:type="dxa" w:w="680"/>
-            <w:shd w:fill="FFCC99" w:val="clear"/>
-          </w:tcPr>
-          <w:p>
-            <w:r>
-              <w:rPr>
-                <w:b w:val="0"/>
-                <w:sz w:val="16"/>
-              </w:rPr>
-              <w:t>22.5</w:t>
-            </w:r>
-          </w:p>
-        </w:tc>
-        <w:tc>
-          <w:tcPr>
-            <w:tcW w:type="dxa" w:w="850"/>
-            <w:shd w:fill="FFCC99" w:val="clear"/>
-          </w:tcPr>
-          <w:p>
-            <w:r>
-              <w:rPr>
-                <w:b w:val="0"/>
-                <w:sz w:val="16"/>
-              </w:rPr>
-              <w:t>RPCI22C+</w:t>
-            </w:r>
-          </w:p>
-        </w:tc>
-        <w:tc>
-          <w:tcPr>
-            <w:tcW w:type="dxa" w:w="1984"/>
-            <w:shd w:fill="FFCC99" w:val="clear"/>
-          </w:tcPr>
-          <w:p>
-            <w:r>
-              <w:rPr>
-                <w:b w:val="0"/>
-                <w:sz w:val="16"/>
-              </w:rPr>
-              <w:t>Deviz 2.1</w:t>
-            </w:r>
-          </w:p>
-        </w:tc>
-        <w:tc>
-          <w:tcPr>
-            <w:tcW w:type="dxa" w:w="454"/>
-            <w:shd w:fill="FFCC99" w:val="clear"/>
-          </w:tcPr>
-          <w:p>
-            <w:r>
-              <w:rPr>
-                <w:b w:val="0"/>
-                <w:sz w:val="16"/>
-              </w:rPr>
-              <w:t>ml</w:t>
-            </w:r>
-          </w:p>
-        </w:tc>
-        <w:tc>
-          <w:tcPr>
-            <w:tcW w:type="dxa" w:w="680"/>
-            <w:shd w:fill="FFCC99" w:val="clear"/>
-          </w:tcPr>
-          <w:p>
-            <w:r>
-              <w:rPr>
-                <w:b w:val="0"/>
-                <w:sz w:val="16"/>
-              </w:rPr>
-              <w:t>160.0</w:t>
-            </w:r>
-          </w:p>
-        </w:tc>
-        <w:tc>
-          <w:tcPr>
-            <w:tcW w:type="dxa" w:w="3572"/>
-            <w:shd w:fill="FFCC99" w:val="clear"/>
-          </w:tcPr>
-          <w:p>
-            <w:r>
-              <w:rPr>
-                <w:b w:val="0"/>
-                <w:color w:val="CC0000"/>
-                <w:sz w:val="16"/>
-              </w:rPr>
-              <w:t>ORPHAN: Cod 'RPCI22C+' identic, dar categorii DIFERITE. Cod RPCI22C+: REF categoriei 3.1 =&gt; OFERTA categoriei 2.1. VERIFICARE MANUALA NECESARA!</w:t>
-            </w:r>
-          </w:p>
-        </w:tc>
-      </w:tr>
-      <w:tr>
-        <w:tc>
-          <w:tcPr>
-            <w:tcW w:type="dxa" w:w="397"/>
-            <w:shd w:fill="FFCC99" w:val="clear"/>
-          </w:tcPr>
-          <w:p>
-            <w:r>
-              <w:rPr>
-                <w:b w:val="0"/>
-                <w:sz w:val="16"/>
-              </w:rPr>
-              <w:t>71</w:t>
-            </w:r>
-          </w:p>
-        </w:tc>
-        <w:tc>
-          <w:tcPr>
-            <w:tcW w:type="dxa" w:w="1701"/>
-            <w:shd w:fill="FFCC99" w:val="clear"/>
-          </w:tcPr>
-          <w:p>
-            <w:r>
-              <w:rPr>
-                <w:b w:val="0"/>
-                <w:sz w:val="16"/>
-              </w:rPr>
-              <w:t>3.1 - ARHITECTURA - LUCRARI NOI</w:t>
-            </w:r>
-          </w:p>
-        </w:tc>
-        <w:tc>
-          <w:tcPr>
-            <w:tcW w:type="dxa" w:w="850"/>
-            <w:shd w:fill="FFCC99" w:val="clear"/>
-          </w:tcPr>
-          <w:p>
-            <w:r>
-              <w:rPr>
-                <w:b w:val="0"/>
-                <w:sz w:val="16"/>
-              </w:rPr>
-              <w:t>RPCE40A+</w:t>
-            </w:r>
-          </w:p>
-        </w:tc>
-        <w:tc>
-          <w:tcPr>
-            <w:tcW w:type="dxa" w:w="1984"/>
-            <w:shd w:fill="FFCC99" w:val="clear"/>
-          </w:tcPr>
-          <w:p>
-            <w:r>
-              <w:rPr>
-                <w:b w:val="0"/>
-                <w:sz w:val="16"/>
-              </w:rPr>
-              <w:t>receptor cu parafrunzar cu flansa de etansare evac</w:t>
-            </w:r>
-          </w:p>
-        </w:tc>
-        <w:tc>
-          <w:tcPr>
-            <w:tcW w:type="dxa" w:w="454"/>
-            <w:shd w:fill="FFCC99" w:val="clear"/>
-          </w:tcPr>
-          <w:p>
-            <w:r>
-              <w:rPr>
-                <w:b w:val="0"/>
-                <w:sz w:val="16"/>
-              </w:rPr>
-              <w:t>buc</w:t>
-            </w:r>
-          </w:p>
-        </w:tc>
-        <w:tc>
-          <w:tcPr>
-            <w:tcW w:type="dxa" w:w="680"/>
-            <w:shd w:fill="FFCC99" w:val="clear"/>
-          </w:tcPr>
-          <w:p>
-            <w:r>
-              <w:rPr>
-                <w:b w:val="0"/>
-                <w:sz w:val="16"/>
-              </w:rPr>
-              <w:t>2.0</w:t>
-            </w:r>
-          </w:p>
-        </w:tc>
-        <w:tc>
-          <w:tcPr>
-            <w:tcW w:type="dxa" w:w="850"/>
-            <w:shd w:fill="FFCC99" w:val="clear"/>
-          </w:tcPr>
-          <w:p>
-            <w:r>
-              <w:rPr>
-                <w:b w:val="0"/>
-                <w:sz w:val="16"/>
-              </w:rPr>
-              <w:t>RPCE40A+</w:t>
-            </w:r>
-          </w:p>
-        </w:tc>
-        <w:tc>
-          <w:tcPr>
-            <w:tcW w:type="dxa" w:w="1984"/>
-            <w:shd w:fill="FFCC99" w:val="clear"/>
-          </w:tcPr>
-          <w:p>
-            <w:r>
-              <w:rPr>
-                <w:b w:val="0"/>
-                <w:sz w:val="16"/>
-              </w:rPr>
-              <w:t>Deviz 2.1</w:t>
-            </w:r>
-          </w:p>
-        </w:tc>
-        <w:tc>
-          <w:tcPr>
-            <w:tcW w:type="dxa" w:w="454"/>
-            <w:shd w:fill="FFCC99" w:val="clear"/>
-          </w:tcPr>
-          <w:p>
-            <w:r>
-              <w:rPr>
-                <w:b w:val="0"/>
-                <w:sz w:val="16"/>
-              </w:rPr>
-              <w:t>buc</w:t>
-            </w:r>
-          </w:p>
-        </w:tc>
-        <w:tc>
-          <w:tcPr>
-            <w:tcW w:type="dxa" w:w="680"/>
-            <w:shd w:fill="FFCC99" w:val="clear"/>
-          </w:tcPr>
-          <w:p>
-            <w:r>
-              <w:rPr>
-                <w:b w:val="0"/>
-                <w:sz w:val="16"/>
-              </w:rPr>
-              <w:t>6.0</w:t>
-            </w:r>
-          </w:p>
-        </w:tc>
-        <w:tc>
-          <w:tcPr>
-            <w:tcW w:type="dxa" w:w="3572"/>
-            <w:shd w:fill="FFCC99" w:val="clear"/>
-          </w:tcPr>
-          <w:p>
-            <w:r>
-              <w:rPr>
-                <w:b w:val="0"/>
-                <w:color w:val="CC0000"/>
-                <w:sz w:val="16"/>
-              </w:rPr>
-              <w:t>ORPHAN: Cod 'RPCE40A+' identic, dar categorii DIFERITE. Cod RPCE40A+: REF categoriei 3.1 =&gt; OFERTA categoriei 2.1. VERIFICARE MANUALA NECESARA!</w:t>
             </w:r>
           </w:p>
         </w:tc>
@@ -11465,7 +8441,7 @@
                 <w:b w:val="0"/>
                 <w:sz w:val="16"/>
               </w:rPr>
-              <w:t>72</w:t>
+              <w:t>54</w:t>
             </w:r>
           </w:p>
         </w:tc>
@@ -11652,7 +8628,7 @@
                 <w:color w:val="000000"/>
                 <w:sz w:val="18"/>
               </w:rPr>
-              <w:t>Neconformitati: 14 din 96 articole ref.</w:t>
+              <w:t>Neconformitati: 5 din 96 articole ref.</w:t>
             </w:r>
           </w:p>
         </w:tc>
@@ -11778,7 +8754,7 @@
                 <w:b w:val="0"/>
                 <w:sz w:val="16"/>
               </w:rPr>
-              <w:t>74</w:t>
+              <w:t>56</w:t>
             </w:r>
           </w:p>
         </w:tc>
@@ -11937,7 +8913,7 @@
                 <w:b w:val="0"/>
                 <w:sz w:val="16"/>
               </w:rPr>
-              <w:t>75</w:t>
+              <w:t>57</w:t>
             </w:r>
           </w:p>
         </w:tc>
@@ -12096,7 +9072,7 @@
                 <w:b w:val="0"/>
                 <w:sz w:val="16"/>
               </w:rPr>
-              <w:t>76</w:t>
+              <w:t>58</w:t>
             </w:r>
           </w:p>
         </w:tc>
@@ -12255,7 +9231,7 @@
                 <w:b w:val="0"/>
                 <w:sz w:val="16"/>
               </w:rPr>
-              <w:t>77</w:t>
+              <w:t>59</w:t>
             </w:r>
           </w:p>
         </w:tc>
@@ -12414,7 +9390,7 @@
                 <w:b w:val="0"/>
                 <w:sz w:val="16"/>
               </w:rPr>
-              <w:t>78</w:t>
+              <w:t>60</w:t>
             </w:r>
           </w:p>
         </w:tc>
@@ -12573,7 +9549,7 @@
                 <w:b w:val="0"/>
                 <w:sz w:val="16"/>
               </w:rPr>
-              <w:t>79</w:t>
+              <w:t>61</w:t>
             </w:r>
           </w:p>
         </w:tc>
@@ -12732,7 +9708,7 @@
                 <w:b w:val="0"/>
                 <w:sz w:val="16"/>
               </w:rPr>
-              <w:t>80</w:t>
+              <w:t>62</w:t>
             </w:r>
           </w:p>
         </w:tc>
@@ -12891,7 +9867,7 @@
                 <w:b w:val="0"/>
                 <w:sz w:val="16"/>
               </w:rPr>
-              <w:t>81</w:t>
+              <w:t>63</w:t>
             </w:r>
           </w:p>
         </w:tc>
@@ -13200,7 +10176,7 @@
                 <w:b w:val="0"/>
                 <w:sz w:val="16"/>
               </w:rPr>
-              <w:t>83</w:t>
+              <w:t>65</w:t>
             </w:r>
           </w:p>
         </w:tc>
@@ -13359,7 +10335,7 @@
                 <w:b w:val="0"/>
                 <w:sz w:val="16"/>
               </w:rPr>
-              <w:t>84</w:t>
+              <w:t>66</w:t>
             </w:r>
           </w:p>
         </w:tc>
@@ -13634,7 +10610,7 @@
                 <w:b w:val="0"/>
                 <w:sz w:val="16"/>
               </w:rPr>
-              <w:t>86</w:t>
+              <w:t>68</w:t>
             </w:r>
           </w:p>
         </w:tc>
@@ -13943,7 +10919,7 @@
                 <w:b w:val="0"/>
                 <w:sz w:val="16"/>
               </w:rPr>
-              <w:t>88</w:t>
+              <w:t>70</w:t>
             </w:r>
           </w:p>
         </w:tc>
@@ -14252,7 +11228,7 @@
                 <w:b w:val="0"/>
                 <w:sz w:val="16"/>
               </w:rPr>
-              <w:t>90</w:t>
+              <w:t>72</w:t>
             </w:r>
           </w:p>
         </w:tc>
@@ -14411,7 +11387,7 @@
                 <w:b w:val="0"/>
                 <w:sz w:val="16"/>
               </w:rPr>
-              <w:t>91</w:t>
+              <w:t>73</w:t>
             </w:r>
           </w:p>
         </w:tc>
@@ -14570,7 +11546,7 @@
                 <w:b w:val="0"/>
                 <w:sz w:val="16"/>
               </w:rPr>
-              <w:t>92</w:t>
+              <w:t>74</w:t>
             </w:r>
           </w:p>
         </w:tc>
@@ -14729,7 +11705,7 @@
                 <w:b w:val="0"/>
                 <w:sz w:val="16"/>
               </w:rPr>
-              <w:t>93</w:t>
+              <w:t>75</w:t>
             </w:r>
           </w:p>
         </w:tc>
@@ -14888,7 +11864,7 @@
                 <w:b w:val="0"/>
                 <w:sz w:val="16"/>
               </w:rPr>
-              <w:t>94</w:t>
+              <w:t>76</w:t>
             </w:r>
           </w:p>
         </w:tc>
@@ -15047,7 +12023,7 @@
                 <w:b w:val="0"/>
                 <w:sz w:val="16"/>
               </w:rPr>
-              <w:t>95</w:t>
+              <w:t>77</w:t>
             </w:r>
           </w:p>
         </w:tc>
@@ -15172,7 +12148,7 @@
                 <w:b w:val="0"/>
                 <w:sz w:val="16"/>
               </w:rPr>
-              <w:t>96</w:t>
+              <w:t>78</w:t>
             </w:r>
           </w:p>
         </w:tc>
@@ -15317,7 +12293,7 @@
                 <w:b w:val="0"/>
                 <w:sz w:val="16"/>
               </w:rPr>
-              <w:t>97</w:t>
+              <w:t>79</w:t>
             </w:r>
           </w:p>
         </w:tc>
@@ -15403,7 +12379,7 @@
                 <w:b w:val="0"/>
                 <w:sz w:val="16"/>
               </w:rPr>
-              <w:t>IA01D01</w:t>
+              <w:t>RCSB15A</w:t>
             </w:r>
           </w:p>
         </w:tc>
@@ -15418,7 +12394,7 @@
                 <w:b w:val="0"/>
                 <w:sz w:val="16"/>
               </w:rPr>
-              <w:t>montare aeroterma pe agent termic</w:t>
+              <w:t>montare sursa suplimentara de incalzire (incalz...</w:t>
             </w:r>
           </w:p>
         </w:tc>
@@ -15448,7 +12424,7 @@
                 <w:b w:val="0"/>
                 <w:sz w:val="16"/>
               </w:rPr>
-              <w:t>3.0</w:t>
+              <w:t>1.0</w:t>
             </w:r>
           </w:p>
         </w:tc>
@@ -15481,7 +12457,7 @@
                 <w:b w:val="0"/>
                 <w:sz w:val="16"/>
               </w:rPr>
-              <w:t>98</w:t>
+              <w:t>80</w:t>
             </w:r>
           </w:p>
         </w:tc>
@@ -15645,7 +12621,7 @@
                 <w:b w:val="0"/>
                 <w:sz w:val="16"/>
               </w:rPr>
-              <w:t>99</w:t>
+              <w:t>81</w:t>
             </w:r>
           </w:p>
         </w:tc>
@@ -15731,7 +12707,7 @@
                 <w:b w:val="0"/>
                 <w:sz w:val="16"/>
               </w:rPr>
-              <w:t>IA13XA</w:t>
+              <w:t>ACA09A05</w:t>
             </w:r>
           </w:p>
         </w:tc>
@@ -15746,7 +12722,7 @@
                 <w:b w:val="0"/>
                 <w:sz w:val="16"/>
               </w:rPr>
-              <w:t>montaj recuperator de caldura min 185 mc/h</w:t>
+              <w:t>montare filtru magnetita tip hx 1' 1/4</w:t>
             </w:r>
           </w:p>
         </w:tc>
@@ -15776,7 +12752,7 @@
                 <w:b w:val="0"/>
                 <w:sz w:val="16"/>
               </w:rPr>
-              <w:t>1.0</w:t>
+              <w:t>11.0</w:t>
             </w:r>
           </w:p>
         </w:tc>
@@ -15809,7 +12785,7 @@
                 <w:b w:val="0"/>
                 <w:sz w:val="16"/>
               </w:rPr>
-              <w:t>100</w:t>
+              <w:t>82</w:t>
             </w:r>
           </w:p>
         </w:tc>
@@ -15895,7 +12871,7 @@
                 <w:b w:val="0"/>
                 <w:sz w:val="16"/>
               </w:rPr>
-              <w:t>IA13XA</w:t>
+              <w:t>IA01D01</w:t>
             </w:r>
           </w:p>
         </w:tc>
@@ -15910,7 +12886,7 @@
                 <w:b w:val="0"/>
                 <w:sz w:val="16"/>
               </w:rPr>
-              <w:t>montaj recuperator de caldura min 1100 mc/h gre...</w:t>
+              <w:t>montare aeroterma pe agent termic</w:t>
             </w:r>
           </w:p>
         </w:tc>
@@ -15940,7 +12916,7 @@
                 <w:b w:val="0"/>
                 <w:sz w:val="16"/>
               </w:rPr>
-              <w:t>2.0</w:t>
+              <w:t>3.0</w:t>
             </w:r>
           </w:p>
         </w:tc>
@@ -15973,7 +12949,7 @@
                 <w:b w:val="0"/>
                 <w:sz w:val="16"/>
               </w:rPr>
-              <w:t>101</w:t>
+              <w:t>83</w:t>
             </w:r>
           </w:p>
         </w:tc>
@@ -16059,7 +13035,7 @@
                 <w:b w:val="0"/>
                 <w:sz w:val="16"/>
               </w:rPr>
-              <w:t>IA11A01</w:t>
+              <w:t>IA13XA</w:t>
             </w:r>
           </w:p>
         </w:tc>
@@ -16074,7 +13050,7 @@
                 <w:b w:val="0"/>
                 <w:sz w:val="16"/>
               </w:rPr>
-              <w:t>montaj pompa de circulatie agent termic</w:t>
+              <w:t>montaj recuperator de caldura min 185 mc/h</w:t>
             </w:r>
           </w:p>
         </w:tc>
@@ -16104,7 +13080,7 @@
                 <w:b w:val="0"/>
                 <w:sz w:val="16"/>
               </w:rPr>
-              <w:t>4.0</w:t>
+              <w:t>1.0</w:t>
             </w:r>
           </w:p>
         </w:tc>
@@ -16137,7 +13113,7 @@
                 <w:b w:val="0"/>
                 <w:sz w:val="16"/>
               </w:rPr>
-              <w:t>102</w:t>
+              <w:t>84</w:t>
             </w:r>
           </w:p>
         </w:tc>
@@ -16223,7 +13199,7 @@
                 <w:b w:val="0"/>
                 <w:sz w:val="16"/>
               </w:rPr>
-              <w:t>RCSB15A</w:t>
+              <w:t>IA13XA</w:t>
             </w:r>
           </w:p>
         </w:tc>
@@ -16238,7 +13214,7 @@
                 <w:b w:val="0"/>
                 <w:sz w:val="16"/>
               </w:rPr>
-              <w:t>montare sursa suplimentara de incalzire (incalz...</w:t>
+              <w:t>montaj recuperator de caldura min 1100 mc/h gre...</w:t>
             </w:r>
           </w:p>
         </w:tc>
@@ -16268,7 +13244,7 @@
                 <w:b w:val="0"/>
                 <w:sz w:val="16"/>
               </w:rPr>
-              <w:t>1.0</w:t>
+              <w:t>2.0</w:t>
             </w:r>
           </w:p>
         </w:tc>
@@ -16301,7 +13277,7 @@
                 <w:b w:val="0"/>
                 <w:sz w:val="16"/>
               </w:rPr>
-              <w:t>103</w:t>
+              <w:t>85</w:t>
             </w:r>
           </w:p>
         </w:tc>
@@ -16387,7 +13363,7 @@
                 <w:b w:val="0"/>
                 <w:sz w:val="16"/>
               </w:rPr>
-              <w:t>IB17C1</w:t>
+              <w:t>IA11A01</w:t>
             </w:r>
           </w:p>
         </w:tc>
@@ -16402,7 +13378,7 @@
                 <w:b w:val="0"/>
                 <w:sz w:val="16"/>
               </w:rPr>
-              <w:t>montare generator de curent, trifazat, diesel, ...</w:t>
+              <w:t>montaj pompa de circulatie agent termic</w:t>
             </w:r>
           </w:p>
         </w:tc>
@@ -16432,7 +13408,7 @@
                 <w:b w:val="0"/>
                 <w:sz w:val="16"/>
               </w:rPr>
-              <w:t>1.0</w:t>
+              <w:t>4.0</w:t>
             </w:r>
           </w:p>
         </w:tc>
@@ -16465,7 +13441,7 @@
                 <w:b w:val="0"/>
                 <w:sz w:val="16"/>
               </w:rPr>
-              <w:t>104</w:t>
+              <w:t>86</w:t>
             </w:r>
           </w:p>
         </w:tc>
@@ -16551,7 +13527,7 @@
                 <w:b w:val="0"/>
                 <w:sz w:val="16"/>
               </w:rPr>
-              <w:t>ACA09A05</w:t>
+              <w:t>IB17C1</w:t>
             </w:r>
           </w:p>
         </w:tc>
@@ -16566,7 +13542,7 @@
                 <w:b w:val="0"/>
                 <w:sz w:val="16"/>
               </w:rPr>
-              <w:t>montare filtru magnetita tip hx 1' 1/4</w:t>
+              <w:t>montare generator de curent, trifazat, diesel, ...</w:t>
             </w:r>
           </w:p>
         </w:tc>
@@ -16596,7 +13572,7 @@
                 <w:b w:val="0"/>
                 <w:sz w:val="16"/>
               </w:rPr>
-              <w:t>11.0</w:t>
+              <w:t>1.0</w:t>
             </w:r>
           </w:p>
         </w:tc>
@@ -16629,7 +13605,7 @@
                 <w:b w:val="0"/>
                 <w:sz w:val="16"/>
               </w:rPr>
-              <w:t>105</w:t>
+              <w:t>87</w:t>
             </w:r>
           </w:p>
         </w:tc>
@@ -16793,7 +13769,7 @@
                 <w:b w:val="0"/>
                 <w:sz w:val="16"/>
               </w:rPr>
-              <w:t>106</w:t>
+              <w:t>88</w:t>
             </w:r>
           </w:p>
         </w:tc>

--- a/output_AO/Raport_Oferta_2.docx
+++ b/output_AO/Raport_Oferta_2.docx
@@ -34,7 +34,7 @@
         <w:rPr>
           <w:b/>
         </w:rPr>
-        <w:t>Articole referință: 912  │  Articole ofertă: 909  │  Matched: 0  │  Neconformități: 0</w:t>
+        <w:t>Articole referință: 912  │  Articole ofertă: 910  │  Matched: 0  │  Neconformități: 0</w:t>
       </w:r>
     </w:p>
     <w:p>
@@ -397,7 +397,7 @@
                 <w:b/>
                 <w:sz w:val="18"/>
               </w:rPr>
-              <w:t>Capitol de lucrări 2.1 — ARHITECTURA - LUCRARI NOI  │  LIPSA: 2  │  EXTRA: 0  │  Delta: -2</w:t>
+              <w:t>Capitol de lucrări 2.1 — ARHITECTURA - LUCRARI NOI  │  LIPSA: 1  │  EXTRA: 0  │  Delta: -1</w:t>
             </w:r>
           </w:p>
         </w:tc>
@@ -724,6 +724,7 @@
         <w:tc>
           <w:tcPr>
             <w:tcW w:type="dxa" w:w="397"/>
+            <w:shd w:fill="FFB3B3" w:val="clear"/>
           </w:tcPr>
           <w:p>
             <w:r>
@@ -738,6 +739,7 @@
         <w:tc>
           <w:tcPr>
             <w:tcW w:type="dxa" w:w="1701"/>
+            <w:shd w:fill="FFB3B3" w:val="clear"/>
           </w:tcPr>
           <w:p>
             <w:r>
@@ -752,34 +754,37 @@
         <w:tc>
           <w:tcPr>
             <w:tcW w:type="dxa" w:w="850"/>
-          </w:tcPr>
-          <w:p>
-            <w:r>
-              <w:rPr>
-                <w:b w:val="0"/>
-                <w:sz w:val="16"/>
-              </w:rPr>
-              <w:t>CO03A01</w:t>
+            <w:shd w:fill="FFB3B3" w:val="clear"/>
+          </w:tcPr>
+          <w:p>
+            <w:r>
+              <w:rPr>
+                <w:b w:val="0"/>
+                <w:sz w:val="16"/>
+              </w:rPr>
+              <w:t>W3H18C1</w:t>
             </w:r>
           </w:p>
         </w:tc>
         <w:tc>
           <w:tcPr>
             <w:tcW w:type="dxa" w:w="1984"/>
-          </w:tcPr>
-          <w:p>
-            <w:r>
-              <w:rPr>
-                <w:b w:val="0"/>
-                <w:sz w:val="16"/>
-              </w:rPr>
-              <w:t>dop de bitum</w:t>
+            <w:shd w:fill="FFB3B3" w:val="clear"/>
+          </w:tcPr>
+          <w:p>
+            <w:r>
+              <w:rPr>
+                <w:b w:val="0"/>
+                <w:sz w:val="16"/>
+              </w:rPr>
+              <w:t>profil de inchidere atic - zincat, vopsit culoa...</w:t>
             </w:r>
           </w:p>
         </w:tc>
         <w:tc>
           <w:tcPr>
             <w:tcW w:type="dxa" w:w="454"/>
+            <w:shd w:fill="FFB3B3" w:val="clear"/>
           </w:tcPr>
           <w:p>
             <w:r>
@@ -794,169 +799,50 @@
         <w:tc>
           <w:tcPr>
             <w:tcW w:type="dxa" w:w="680"/>
-          </w:tcPr>
-          <w:p>
-            <w:r>
-              <w:rPr>
-                <w:b w:val="0"/>
-                <w:sz w:val="16"/>
-              </w:rPr>
-              <w:t>320.0</w:t>
+            <w:shd w:fill="FFB3B3" w:val="clear"/>
+          </w:tcPr>
+          <w:p>
+            <w:r>
+              <w:rPr>
+                <w:b w:val="0"/>
+                <w:sz w:val="16"/>
+              </w:rPr>
+              <w:t>230.0</w:t>
             </w:r>
           </w:p>
         </w:tc>
         <w:tc>
           <w:tcPr>
             <w:tcW w:type="dxa" w:w="850"/>
+            <w:shd w:fill="FFB3B3" w:val="clear"/>
           </w:tcPr>
           <w:p/>
         </w:tc>
         <w:tc>
           <w:tcPr>
             <w:tcW w:type="dxa" w:w="1984"/>
+            <w:shd w:fill="FFB3B3" w:val="clear"/>
           </w:tcPr>
           <w:p/>
         </w:tc>
         <w:tc>
           <w:tcPr>
             <w:tcW w:type="dxa" w:w="454"/>
+            <w:shd w:fill="FFB3B3" w:val="clear"/>
           </w:tcPr>
           <w:p/>
         </w:tc>
         <w:tc>
           <w:tcPr>
             <w:tcW w:type="dxa" w:w="680"/>
+            <w:shd w:fill="FFB3B3" w:val="clear"/>
           </w:tcPr>
           <w:p/>
         </w:tc>
         <w:tc>
           <w:tcPr>
             <w:tcW w:type="dxa" w:w="3572"/>
-          </w:tcPr>
-          <w:p>
-            <w:r>
-              <w:rPr>
-                <w:b w:val="0"/>
-                <w:color w:val="CC0000"/>
-                <w:sz w:val="16"/>
-              </w:rPr>
-              <w:t>Articol lipsă din ofertă</w:t>
-            </w:r>
-          </w:p>
-        </w:tc>
-      </w:tr>
-      <w:tr>
-        <w:tc>
-          <w:tcPr>
-            <w:tcW w:type="dxa" w:w="397"/>
-          </w:tcPr>
-          <w:p>
-            <w:r>
-              <w:rPr>
-                <w:b w:val="0"/>
-                <w:sz w:val="16"/>
-              </w:rPr>
-              <w:t>4</w:t>
-            </w:r>
-          </w:p>
-        </w:tc>
-        <w:tc>
-          <w:tcPr>
-            <w:tcW w:type="dxa" w:w="1701"/>
-          </w:tcPr>
-          <w:p>
-            <w:r>
-              <w:rPr>
-                <w:b w:val="0"/>
-                <w:sz w:val="16"/>
-              </w:rPr>
-              <w:t>2.1 - ARHITECTURA - LUCRARI NOI</w:t>
-            </w:r>
-          </w:p>
-        </w:tc>
-        <w:tc>
-          <w:tcPr>
-            <w:tcW w:type="dxa" w:w="850"/>
-          </w:tcPr>
-          <w:p>
-            <w:r>
-              <w:rPr>
-                <w:b w:val="0"/>
-                <w:sz w:val="16"/>
-              </w:rPr>
-              <w:t>W3H18C1</w:t>
-            </w:r>
-          </w:p>
-        </w:tc>
-        <w:tc>
-          <w:tcPr>
-            <w:tcW w:type="dxa" w:w="1984"/>
-          </w:tcPr>
-          <w:p>
-            <w:r>
-              <w:rPr>
-                <w:b w:val="0"/>
-                <w:sz w:val="16"/>
-              </w:rPr>
-              <w:t>profil de inchidere atic - zincat, vopsit culoa...</w:t>
-            </w:r>
-          </w:p>
-        </w:tc>
-        <w:tc>
-          <w:tcPr>
-            <w:tcW w:type="dxa" w:w="454"/>
-          </w:tcPr>
-          <w:p>
-            <w:r>
-              <w:rPr>
-                <w:b w:val="0"/>
-                <w:sz w:val="16"/>
-              </w:rPr>
-              <w:t>ml</w:t>
-            </w:r>
-          </w:p>
-        </w:tc>
-        <w:tc>
-          <w:tcPr>
-            <w:tcW w:type="dxa" w:w="680"/>
-          </w:tcPr>
-          <w:p>
-            <w:r>
-              <w:rPr>
-                <w:b w:val="0"/>
-                <w:sz w:val="16"/>
-              </w:rPr>
-              <w:t>230.0</w:t>
-            </w:r>
-          </w:p>
-        </w:tc>
-        <w:tc>
-          <w:tcPr>
-            <w:tcW w:type="dxa" w:w="850"/>
-          </w:tcPr>
-          <w:p/>
-        </w:tc>
-        <w:tc>
-          <w:tcPr>
-            <w:tcW w:type="dxa" w:w="1984"/>
-          </w:tcPr>
-          <w:p/>
-        </w:tc>
-        <w:tc>
-          <w:tcPr>
-            <w:tcW w:type="dxa" w:w="454"/>
-          </w:tcPr>
-          <w:p/>
-        </w:tc>
-        <w:tc>
-          <w:tcPr>
-            <w:tcW w:type="dxa" w:w="680"/>
-          </w:tcPr>
-          <w:p/>
-        </w:tc>
-        <w:tc>
-          <w:tcPr>
-            <w:tcW w:type="dxa" w:w="3572"/>
+            <w:shd w:fill="FFB3B3" w:val="clear"/>
           </w:tcPr>
           <w:p>
             <w:r>
@@ -1005,7 +891,7 @@
                 <w:color w:val="000000"/>
                 <w:sz w:val="18"/>
               </w:rPr>
-              <w:t>Neconformitati: 4 din 110 articole ref.</w:t>
+              <w:t>Neconformitati: 3 din 110 articole ref.</w:t>
             </w:r>
           </w:p>
         </w:tc>
@@ -1088,7 +974,7 @@
                 <w:color w:val="000000"/>
                 <w:sz w:val="18"/>
               </w:rPr>
-              <w:t>108</w:t>
+              <w:t>109</w:t>
             </w:r>
           </w:p>
         </w:tc>
@@ -1131,7 +1017,7 @@
                 <w:b w:val="0"/>
                 <w:sz w:val="16"/>
               </w:rPr>
-              <w:t>6</w:t>
+              <w:t>5</w:t>
             </w:r>
           </w:p>
         </w:tc>
@@ -1290,7 +1176,7 @@
                 <w:b w:val="0"/>
                 <w:sz w:val="16"/>
               </w:rPr>
-              <w:t>7</w:t>
+              <w:t>6</w:t>
             </w:r>
           </w:p>
         </w:tc>
@@ -1449,7 +1335,7 @@
                 <w:b w:val="0"/>
                 <w:sz w:val="16"/>
               </w:rPr>
-              <w:t>8</w:t>
+              <w:t>7</w:t>
             </w:r>
           </w:p>
         </w:tc>
@@ -1608,7 +1494,7 @@
                 <w:b w:val="0"/>
                 <w:sz w:val="16"/>
               </w:rPr>
-              <w:t>9</w:t>
+              <w:t>8</w:t>
             </w:r>
           </w:p>
         </w:tc>
@@ -1767,7 +1653,7 @@
                 <w:b w:val="0"/>
                 <w:sz w:val="16"/>
               </w:rPr>
-              <w:t>10</w:t>
+              <w:t>9</w:t>
             </w:r>
           </w:p>
         </w:tc>
@@ -1926,7 +1812,7 @@
                 <w:b w:val="0"/>
                 <w:sz w:val="16"/>
               </w:rPr>
-              <w:t>11</w:t>
+              <w:t>10</w:t>
             </w:r>
           </w:p>
         </w:tc>
@@ -2085,7 +1971,7 @@
                 <w:b w:val="0"/>
                 <w:sz w:val="16"/>
               </w:rPr>
-              <w:t>12</w:t>
+              <w:t>11</w:t>
             </w:r>
           </w:p>
         </w:tc>
@@ -2244,7 +2130,7 @@
                 <w:b w:val="0"/>
                 <w:sz w:val="16"/>
               </w:rPr>
-              <w:t>13</w:t>
+              <w:t>12</w:t>
             </w:r>
           </w:p>
         </w:tc>
@@ -2403,7 +2289,7 @@
                 <w:b w:val="0"/>
                 <w:sz w:val="16"/>
               </w:rPr>
-              <w:t>14</w:t>
+              <w:t>13</w:t>
             </w:r>
           </w:p>
         </w:tc>
@@ -2562,7 +2448,7 @@
                 <w:b w:val="0"/>
                 <w:sz w:val="16"/>
               </w:rPr>
-              <w:t>15</w:t>
+              <w:t>14</w:t>
             </w:r>
           </w:p>
         </w:tc>
@@ -2721,7 +2607,7 @@
                 <w:b w:val="0"/>
                 <w:sz w:val="16"/>
               </w:rPr>
-              <w:t>16</w:t>
+              <w:t>15</w:t>
             </w:r>
           </w:p>
         </w:tc>
@@ -2880,7 +2766,7 @@
                 <w:b w:val="0"/>
                 <w:sz w:val="16"/>
               </w:rPr>
-              <w:t>17</w:t>
+              <w:t>16</w:t>
             </w:r>
           </w:p>
         </w:tc>
@@ -3039,7 +2925,7 @@
                 <w:b w:val="0"/>
                 <w:sz w:val="16"/>
               </w:rPr>
-              <w:t>18</w:t>
+              <w:t>17</w:t>
             </w:r>
           </w:p>
         </w:tc>
@@ -3198,7 +3084,7 @@
                 <w:b w:val="0"/>
                 <w:sz w:val="16"/>
               </w:rPr>
-              <w:t>19</w:t>
+              <w:t>18</w:t>
             </w:r>
           </w:p>
         </w:tc>
@@ -3357,7 +3243,7 @@
                 <w:b w:val="0"/>
                 <w:sz w:val="16"/>
               </w:rPr>
-              <w:t>20</w:t>
+              <w:t>19</w:t>
             </w:r>
           </w:p>
         </w:tc>
@@ -3516,7 +3402,7 @@
                 <w:b w:val="0"/>
                 <w:sz w:val="16"/>
               </w:rPr>
-              <w:t>21</w:t>
+              <w:t>20</w:t>
             </w:r>
           </w:p>
         </w:tc>
@@ -3675,7 +3561,7 @@
                 <w:b w:val="0"/>
                 <w:sz w:val="16"/>
               </w:rPr>
-              <w:t>22</w:t>
+              <w:t>21</w:t>
             </w:r>
           </w:p>
         </w:tc>
@@ -3834,7 +3720,7 @@
                 <w:b w:val="0"/>
                 <w:sz w:val="16"/>
               </w:rPr>
-              <w:t>23</w:t>
+              <w:t>22</w:t>
             </w:r>
           </w:p>
         </w:tc>
@@ -4143,7 +4029,7 @@
                 <w:b w:val="0"/>
                 <w:sz w:val="16"/>
               </w:rPr>
-              <w:t>25</w:t>
+              <w:t>24</w:t>
             </w:r>
           </w:p>
         </w:tc>
@@ -4302,7 +4188,7 @@
                 <w:b w:val="0"/>
                 <w:sz w:val="16"/>
               </w:rPr>
-              <w:t>26</w:t>
+              <w:t>25</w:t>
             </w:r>
           </w:p>
         </w:tc>
@@ -4461,7 +4347,7 @@
                 <w:b w:val="0"/>
                 <w:sz w:val="16"/>
               </w:rPr>
-              <w:t>27</w:t>
+              <w:t>26</w:t>
             </w:r>
           </w:p>
         </w:tc>
@@ -4620,7 +4506,7 @@
                 <w:b w:val="0"/>
                 <w:sz w:val="16"/>
               </w:rPr>
-              <w:t>28</w:t>
+              <w:t>27</w:t>
             </w:r>
           </w:p>
         </w:tc>
@@ -4779,7 +4665,7 @@
                 <w:b w:val="0"/>
                 <w:sz w:val="16"/>
               </w:rPr>
-              <w:t>29</w:t>
+              <w:t>28</w:t>
             </w:r>
           </w:p>
         </w:tc>
@@ -4938,7 +4824,7 @@
                 <w:b w:val="0"/>
                 <w:sz w:val="16"/>
               </w:rPr>
-              <w:t>30</w:t>
+              <w:t>29</w:t>
             </w:r>
           </w:p>
         </w:tc>
@@ -5097,7 +4983,7 @@
                 <w:b w:val="0"/>
                 <w:sz w:val="16"/>
               </w:rPr>
-              <w:t>31</w:t>
+              <w:t>30</w:t>
             </w:r>
           </w:p>
         </w:tc>
@@ -5256,7 +5142,7 @@
                 <w:b w:val="0"/>
                 <w:sz w:val="16"/>
               </w:rPr>
-              <w:t>32</w:t>
+              <w:t>31</w:t>
             </w:r>
           </w:p>
         </w:tc>
@@ -5415,7 +5301,7 @@
                 <w:b w:val="0"/>
                 <w:sz w:val="16"/>
               </w:rPr>
-              <w:t>33</w:t>
+              <w:t>32</w:t>
             </w:r>
           </w:p>
         </w:tc>
@@ -5567,20 +5453,22 @@
         <w:tc>
           <w:tcPr>
             <w:tcW w:type="dxa" w:w="397"/>
-          </w:tcPr>
-          <w:p>
-            <w:r>
-              <w:rPr>
-                <w:b w:val="0"/>
-                <w:sz w:val="16"/>
-              </w:rPr>
-              <w:t>34</w:t>
+            <w:shd w:fill="FFB3B3" w:val="clear"/>
+          </w:tcPr>
+          <w:p>
+            <w:r>
+              <w:rPr>
+                <w:b w:val="0"/>
+                <w:sz w:val="16"/>
+              </w:rPr>
+              <w:t>33</w:t>
             </w:r>
           </w:p>
         </w:tc>
         <w:tc>
           <w:tcPr>
             <w:tcW w:type="dxa" w:w="1701"/>
+            <w:shd w:fill="FFB3B3" w:val="clear"/>
           </w:tcPr>
           <w:p>
             <w:r>
@@ -5595,6 +5483,7 @@
         <w:tc>
           <w:tcPr>
             <w:tcW w:type="dxa" w:w="850"/>
+            <w:shd w:fill="FFB3B3" w:val="clear"/>
           </w:tcPr>
           <w:p>
             <w:r>
@@ -5609,6 +5498,7 @@
         <w:tc>
           <w:tcPr>
             <w:tcW w:type="dxa" w:w="1984"/>
+            <w:shd w:fill="FFB3B3" w:val="clear"/>
           </w:tcPr>
           <w:p>
             <w:r>
@@ -5623,6 +5513,7 @@
         <w:tc>
           <w:tcPr>
             <w:tcW w:type="dxa" w:w="454"/>
+            <w:shd w:fill="FFB3B3" w:val="clear"/>
           </w:tcPr>
           <w:p>
             <w:r>
@@ -5637,6 +5528,7 @@
         <w:tc>
           <w:tcPr>
             <w:tcW w:type="dxa" w:w="680"/>
+            <w:shd w:fill="FFB3B3" w:val="clear"/>
           </w:tcPr>
           <w:p>
             <w:r>
@@ -5651,30 +5543,35 @@
         <w:tc>
           <w:tcPr>
             <w:tcW w:type="dxa" w:w="850"/>
+            <w:shd w:fill="FFB3B3" w:val="clear"/>
           </w:tcPr>
           <w:p/>
         </w:tc>
         <w:tc>
           <w:tcPr>
             <w:tcW w:type="dxa" w:w="1984"/>
+            <w:shd w:fill="FFB3B3" w:val="clear"/>
           </w:tcPr>
           <w:p/>
         </w:tc>
         <w:tc>
           <w:tcPr>
             <w:tcW w:type="dxa" w:w="454"/>
+            <w:shd w:fill="FFB3B3" w:val="clear"/>
           </w:tcPr>
           <w:p/>
         </w:tc>
         <w:tc>
           <w:tcPr>
             <w:tcW w:type="dxa" w:w="680"/>
+            <w:shd w:fill="FFB3B3" w:val="clear"/>
           </w:tcPr>
           <w:p/>
         </w:tc>
         <w:tc>
           <w:tcPr>
             <w:tcW w:type="dxa" w:w="3572"/>
+            <w:shd w:fill="FFB3B3" w:val="clear"/>
           </w:tcPr>
           <w:p>
             <w:r>
@@ -5692,20 +5589,22 @@
         <w:tc>
           <w:tcPr>
             <w:tcW w:type="dxa" w:w="397"/>
-          </w:tcPr>
-          <w:p>
-            <w:r>
-              <w:rPr>
-                <w:b w:val="0"/>
-                <w:sz w:val="16"/>
-              </w:rPr>
-              <w:t>35</w:t>
+            <w:shd w:fill="FFB3B3" w:val="clear"/>
+          </w:tcPr>
+          <w:p>
+            <w:r>
+              <w:rPr>
+                <w:b w:val="0"/>
+                <w:sz w:val="16"/>
+              </w:rPr>
+              <w:t>34</w:t>
             </w:r>
           </w:p>
         </w:tc>
         <w:tc>
           <w:tcPr>
             <w:tcW w:type="dxa" w:w="1701"/>
+            <w:shd w:fill="FFB3B3" w:val="clear"/>
           </w:tcPr>
           <w:p>
             <w:r>
@@ -5720,6 +5619,7 @@
         <w:tc>
           <w:tcPr>
             <w:tcW w:type="dxa" w:w="850"/>
+            <w:shd w:fill="FFB3B3" w:val="clear"/>
           </w:tcPr>
           <w:p>
             <w:r>
@@ -5734,6 +5634,7 @@
         <w:tc>
           <w:tcPr>
             <w:tcW w:type="dxa" w:w="1984"/>
+            <w:shd w:fill="FFB3B3" w:val="clear"/>
           </w:tcPr>
           <w:p>
             <w:r>
@@ -5748,6 +5649,7 @@
         <w:tc>
           <w:tcPr>
             <w:tcW w:type="dxa" w:w="454"/>
+            <w:shd w:fill="FFB3B3" w:val="clear"/>
           </w:tcPr>
           <w:p>
             <w:r>
@@ -5762,6 +5664,7 @@
         <w:tc>
           <w:tcPr>
             <w:tcW w:type="dxa" w:w="680"/>
+            <w:shd w:fill="FFB3B3" w:val="clear"/>
           </w:tcPr>
           <w:p>
             <w:r>
@@ -5776,30 +5679,35 @@
         <w:tc>
           <w:tcPr>
             <w:tcW w:type="dxa" w:w="850"/>
+            <w:shd w:fill="FFB3B3" w:val="clear"/>
           </w:tcPr>
           <w:p/>
         </w:tc>
         <w:tc>
           <w:tcPr>
             <w:tcW w:type="dxa" w:w="1984"/>
+            <w:shd w:fill="FFB3B3" w:val="clear"/>
           </w:tcPr>
           <w:p/>
         </w:tc>
         <w:tc>
           <w:tcPr>
             <w:tcW w:type="dxa" w:w="454"/>
+            <w:shd w:fill="FFB3B3" w:val="clear"/>
           </w:tcPr>
           <w:p/>
         </w:tc>
         <w:tc>
           <w:tcPr>
             <w:tcW w:type="dxa" w:w="680"/>
+            <w:shd w:fill="FFB3B3" w:val="clear"/>
           </w:tcPr>
           <w:p/>
         </w:tc>
         <w:tc>
           <w:tcPr>
             <w:tcW w:type="dxa" w:w="3572"/>
+            <w:shd w:fill="FFB3B3" w:val="clear"/>
           </w:tcPr>
           <w:p>
             <w:r>
@@ -5817,20 +5725,22 @@
         <w:tc>
           <w:tcPr>
             <w:tcW w:type="dxa" w:w="397"/>
-          </w:tcPr>
-          <w:p>
-            <w:r>
-              <w:rPr>
-                <w:b w:val="0"/>
-                <w:sz w:val="16"/>
-              </w:rPr>
-              <w:t>36</w:t>
+            <w:shd w:fill="FFB3B3" w:val="clear"/>
+          </w:tcPr>
+          <w:p>
+            <w:r>
+              <w:rPr>
+                <w:b w:val="0"/>
+                <w:sz w:val="16"/>
+              </w:rPr>
+              <w:t>35</w:t>
             </w:r>
           </w:p>
         </w:tc>
         <w:tc>
           <w:tcPr>
             <w:tcW w:type="dxa" w:w="1701"/>
+            <w:shd w:fill="FFB3B3" w:val="clear"/>
           </w:tcPr>
           <w:p>
             <w:r>
@@ -5845,6 +5755,7 @@
         <w:tc>
           <w:tcPr>
             <w:tcW w:type="dxa" w:w="850"/>
+            <w:shd w:fill="FFB3B3" w:val="clear"/>
           </w:tcPr>
           <w:p>
             <w:r>
@@ -5859,6 +5770,7 @@
         <w:tc>
           <w:tcPr>
             <w:tcW w:type="dxa" w:w="1984"/>
+            <w:shd w:fill="FFB3B3" w:val="clear"/>
           </w:tcPr>
           <w:p>
             <w:r>
@@ -5873,6 +5785,7 @@
         <w:tc>
           <w:tcPr>
             <w:tcW w:type="dxa" w:w="454"/>
+            <w:shd w:fill="FFB3B3" w:val="clear"/>
           </w:tcPr>
           <w:p>
             <w:r>
@@ -5887,6 +5800,7 @@
         <w:tc>
           <w:tcPr>
             <w:tcW w:type="dxa" w:w="680"/>
+            <w:shd w:fill="FFB3B3" w:val="clear"/>
           </w:tcPr>
           <w:p>
             <w:r>
@@ -5901,30 +5815,35 @@
         <w:tc>
           <w:tcPr>
             <w:tcW w:type="dxa" w:w="850"/>
+            <w:shd w:fill="FFB3B3" w:val="clear"/>
           </w:tcPr>
           <w:p/>
         </w:tc>
         <w:tc>
           <w:tcPr>
             <w:tcW w:type="dxa" w:w="1984"/>
+            <w:shd w:fill="FFB3B3" w:val="clear"/>
           </w:tcPr>
           <w:p/>
         </w:tc>
         <w:tc>
           <w:tcPr>
             <w:tcW w:type="dxa" w:w="454"/>
+            <w:shd w:fill="FFB3B3" w:val="clear"/>
           </w:tcPr>
           <w:p/>
         </w:tc>
         <w:tc>
           <w:tcPr>
             <w:tcW w:type="dxa" w:w="680"/>
+            <w:shd w:fill="FFB3B3" w:val="clear"/>
           </w:tcPr>
           <w:p/>
         </w:tc>
         <w:tc>
           <w:tcPr>
             <w:tcW w:type="dxa" w:w="3572"/>
+            <w:shd w:fill="FFB3B3" w:val="clear"/>
           </w:tcPr>
           <w:p>
             <w:r>
@@ -5942,20 +5861,22 @@
         <w:tc>
           <w:tcPr>
             <w:tcW w:type="dxa" w:w="397"/>
-          </w:tcPr>
-          <w:p>
-            <w:r>
-              <w:rPr>
-                <w:b w:val="0"/>
-                <w:sz w:val="16"/>
-              </w:rPr>
-              <w:t>37</w:t>
+            <w:shd w:fill="FFB3B3" w:val="clear"/>
+          </w:tcPr>
+          <w:p>
+            <w:r>
+              <w:rPr>
+                <w:b w:val="0"/>
+                <w:sz w:val="16"/>
+              </w:rPr>
+              <w:t>36</w:t>
             </w:r>
           </w:p>
         </w:tc>
         <w:tc>
           <w:tcPr>
             <w:tcW w:type="dxa" w:w="1701"/>
+            <w:shd w:fill="FFB3B3" w:val="clear"/>
           </w:tcPr>
           <w:p>
             <w:r>
@@ -5970,6 +5891,7 @@
         <w:tc>
           <w:tcPr>
             <w:tcW w:type="dxa" w:w="850"/>
+            <w:shd w:fill="FFB3B3" w:val="clear"/>
           </w:tcPr>
           <w:p>
             <w:r>
@@ -5984,6 +5906,7 @@
         <w:tc>
           <w:tcPr>
             <w:tcW w:type="dxa" w:w="1984"/>
+            <w:shd w:fill="FFB3B3" w:val="clear"/>
           </w:tcPr>
           <w:p>
             <w:r>
@@ -5998,6 +5921,7 @@
         <w:tc>
           <w:tcPr>
             <w:tcW w:type="dxa" w:w="454"/>
+            <w:shd w:fill="FFB3B3" w:val="clear"/>
           </w:tcPr>
           <w:p>
             <w:r>
@@ -6012,6 +5936,7 @@
         <w:tc>
           <w:tcPr>
             <w:tcW w:type="dxa" w:w="680"/>
+            <w:shd w:fill="FFB3B3" w:val="clear"/>
           </w:tcPr>
           <w:p>
             <w:r>
@@ -6026,30 +5951,35 @@
         <w:tc>
           <w:tcPr>
             <w:tcW w:type="dxa" w:w="850"/>
+            <w:shd w:fill="FFB3B3" w:val="clear"/>
           </w:tcPr>
           <w:p/>
         </w:tc>
         <w:tc>
           <w:tcPr>
             <w:tcW w:type="dxa" w:w="1984"/>
+            <w:shd w:fill="FFB3B3" w:val="clear"/>
           </w:tcPr>
           <w:p/>
         </w:tc>
         <w:tc>
           <w:tcPr>
             <w:tcW w:type="dxa" w:w="454"/>
+            <w:shd w:fill="FFB3B3" w:val="clear"/>
           </w:tcPr>
           <w:p/>
         </w:tc>
         <w:tc>
           <w:tcPr>
             <w:tcW w:type="dxa" w:w="680"/>
+            <w:shd w:fill="FFB3B3" w:val="clear"/>
           </w:tcPr>
           <w:p/>
         </w:tc>
         <w:tc>
           <w:tcPr>
             <w:tcW w:type="dxa" w:w="3572"/>
+            <w:shd w:fill="FFB3B3" w:val="clear"/>
           </w:tcPr>
           <w:p>
             <w:r>
@@ -6067,20 +5997,22 @@
         <w:tc>
           <w:tcPr>
             <w:tcW w:type="dxa" w:w="397"/>
-          </w:tcPr>
-          <w:p>
-            <w:r>
-              <w:rPr>
-                <w:b w:val="0"/>
-                <w:sz w:val="16"/>
-              </w:rPr>
-              <w:t>38</w:t>
+            <w:shd w:fill="FFB3B3" w:val="clear"/>
+          </w:tcPr>
+          <w:p>
+            <w:r>
+              <w:rPr>
+                <w:b w:val="0"/>
+                <w:sz w:val="16"/>
+              </w:rPr>
+              <w:t>37</w:t>
             </w:r>
           </w:p>
         </w:tc>
         <w:tc>
           <w:tcPr>
             <w:tcW w:type="dxa" w:w="1701"/>
+            <w:shd w:fill="FFB3B3" w:val="clear"/>
           </w:tcPr>
           <w:p>
             <w:r>
@@ -6095,6 +6027,7 @@
         <w:tc>
           <w:tcPr>
             <w:tcW w:type="dxa" w:w="850"/>
+            <w:shd w:fill="FFB3B3" w:val="clear"/>
           </w:tcPr>
           <w:p>
             <w:r>
@@ -6109,6 +6042,7 @@
         <w:tc>
           <w:tcPr>
             <w:tcW w:type="dxa" w:w="1984"/>
+            <w:shd w:fill="FFB3B3" w:val="clear"/>
           </w:tcPr>
           <w:p>
             <w:r>
@@ -6123,6 +6057,7 @@
         <w:tc>
           <w:tcPr>
             <w:tcW w:type="dxa" w:w="454"/>
+            <w:shd w:fill="FFB3B3" w:val="clear"/>
           </w:tcPr>
           <w:p>
             <w:r>
@@ -6137,6 +6072,7 @@
         <w:tc>
           <w:tcPr>
             <w:tcW w:type="dxa" w:w="680"/>
+            <w:shd w:fill="FFB3B3" w:val="clear"/>
           </w:tcPr>
           <w:p>
             <w:r>
@@ -6151,30 +6087,35 @@
         <w:tc>
           <w:tcPr>
             <w:tcW w:type="dxa" w:w="850"/>
+            <w:shd w:fill="FFB3B3" w:val="clear"/>
           </w:tcPr>
           <w:p/>
         </w:tc>
         <w:tc>
           <w:tcPr>
             <w:tcW w:type="dxa" w:w="1984"/>
+            <w:shd w:fill="FFB3B3" w:val="clear"/>
           </w:tcPr>
           <w:p/>
         </w:tc>
         <w:tc>
           <w:tcPr>
             <w:tcW w:type="dxa" w:w="454"/>
+            <w:shd w:fill="FFB3B3" w:val="clear"/>
           </w:tcPr>
           <w:p/>
         </w:tc>
         <w:tc>
           <w:tcPr>
             <w:tcW w:type="dxa" w:w="680"/>
+            <w:shd w:fill="FFB3B3" w:val="clear"/>
           </w:tcPr>
           <w:p/>
         </w:tc>
         <w:tc>
           <w:tcPr>
             <w:tcW w:type="dxa" w:w="3572"/>
+            <w:shd w:fill="FFB3B3" w:val="clear"/>
           </w:tcPr>
           <w:p>
             <w:r>
@@ -6223,7 +6164,7 @@
                 <w:color w:val="000000"/>
                 <w:sz w:val="18"/>
               </w:rPr>
-              <w:t>Neconformitati: 14 din 87 articole ref.</w:t>
+              <w:t>Neconformitati: 12 din 87 articole ref.</w:t>
             </w:r>
           </w:p>
         </w:tc>
@@ -6342,20 +6283,22 @@
         <w:tc>
           <w:tcPr>
             <w:tcW w:type="dxa" w:w="397"/>
-          </w:tcPr>
-          <w:p>
-            <w:r>
-              <w:rPr>
-                <w:b w:val="0"/>
-                <w:sz w:val="16"/>
-              </w:rPr>
-              <w:t>40</w:t>
+            <w:shd w:fill="FFB3B3" w:val="clear"/>
+          </w:tcPr>
+          <w:p>
+            <w:r>
+              <w:rPr>
+                <w:b w:val="0"/>
+                <w:sz w:val="16"/>
+              </w:rPr>
+              <w:t>39</w:t>
             </w:r>
           </w:p>
         </w:tc>
         <w:tc>
           <w:tcPr>
             <w:tcW w:type="dxa" w:w="1701"/>
+            <w:shd w:fill="FFB3B3" w:val="clear"/>
           </w:tcPr>
           <w:p>
             <w:r>
@@ -6370,6 +6313,7 @@
         <w:tc>
           <w:tcPr>
             <w:tcW w:type="dxa" w:w="850"/>
+            <w:shd w:fill="FFB3B3" w:val="clear"/>
           </w:tcPr>
           <w:p>
             <w:r>
@@ -6384,6 +6328,7 @@
         <w:tc>
           <w:tcPr>
             <w:tcW w:type="dxa" w:w="1984"/>
+            <w:shd w:fill="FFB3B3" w:val="clear"/>
           </w:tcPr>
           <w:p>
             <w:r>
@@ -6398,6 +6343,7 @@
         <w:tc>
           <w:tcPr>
             <w:tcW w:type="dxa" w:w="454"/>
+            <w:shd w:fill="FFB3B3" w:val="clear"/>
           </w:tcPr>
           <w:p>
             <w:r>
@@ -6412,6 +6358,7 @@
         <w:tc>
           <w:tcPr>
             <w:tcW w:type="dxa" w:w="680"/>
+            <w:shd w:fill="FFB3B3" w:val="clear"/>
           </w:tcPr>
           <w:p>
             <w:r>
@@ -6426,30 +6373,35 @@
         <w:tc>
           <w:tcPr>
             <w:tcW w:type="dxa" w:w="850"/>
+            <w:shd w:fill="FFB3B3" w:val="clear"/>
           </w:tcPr>
           <w:p/>
         </w:tc>
         <w:tc>
           <w:tcPr>
             <w:tcW w:type="dxa" w:w="1984"/>
+            <w:shd w:fill="FFB3B3" w:val="clear"/>
           </w:tcPr>
           <w:p/>
         </w:tc>
         <w:tc>
           <w:tcPr>
             <w:tcW w:type="dxa" w:w="454"/>
+            <w:shd w:fill="FFB3B3" w:val="clear"/>
           </w:tcPr>
           <w:p/>
         </w:tc>
         <w:tc>
           <w:tcPr>
             <w:tcW w:type="dxa" w:w="680"/>
+            <w:shd w:fill="FFB3B3" w:val="clear"/>
           </w:tcPr>
           <w:p/>
         </w:tc>
         <w:tc>
           <w:tcPr>
             <w:tcW w:type="dxa" w:w="3572"/>
+            <w:shd w:fill="FFB3B3" w:val="clear"/>
           </w:tcPr>
           <w:p>
             <w:r>
@@ -6624,7 +6576,7 @@
                 <w:b w:val="0"/>
                 <w:sz w:val="16"/>
               </w:rPr>
-              <w:t>42</w:t>
+              <w:t>41</w:t>
             </w:r>
           </w:p>
         </w:tc>
@@ -6783,7 +6735,7 @@
                 <w:b w:val="0"/>
                 <w:sz w:val="16"/>
               </w:rPr>
-              <w:t>43</w:t>
+              <w:t>42</w:t>
             </w:r>
           </w:p>
         </w:tc>
@@ -6942,7 +6894,7 @@
                 <w:b w:val="0"/>
                 <w:sz w:val="16"/>
               </w:rPr>
-              <w:t>44</w:t>
+              <w:t>43</w:t>
             </w:r>
           </w:p>
         </w:tc>
@@ -7101,7 +7053,7 @@
                 <w:b w:val="0"/>
                 <w:sz w:val="16"/>
               </w:rPr>
-              <w:t>45</w:t>
+              <w:t>44</w:t>
             </w:r>
           </w:p>
         </w:tc>
@@ -7260,7 +7212,7 @@
                 <w:b w:val="0"/>
                 <w:sz w:val="16"/>
               </w:rPr>
-              <w:t>46</w:t>
+              <w:t>45</w:t>
             </w:r>
           </w:p>
         </w:tc>
@@ -7419,7 +7371,7 @@
                 <w:b w:val="0"/>
                 <w:sz w:val="16"/>
               </w:rPr>
-              <w:t>47</w:t>
+              <w:t>46</w:t>
             </w:r>
           </w:p>
         </w:tc>
@@ -7571,20 +7523,22 @@
         <w:tc>
           <w:tcPr>
             <w:tcW w:type="dxa" w:w="397"/>
-          </w:tcPr>
-          <w:p>
-            <w:r>
-              <w:rPr>
-                <w:b w:val="0"/>
-                <w:sz w:val="16"/>
-              </w:rPr>
-              <w:t>48</w:t>
+            <w:shd w:fill="FFB3B3" w:val="clear"/>
+          </w:tcPr>
+          <w:p>
+            <w:r>
+              <w:rPr>
+                <w:b w:val="0"/>
+                <w:sz w:val="16"/>
+              </w:rPr>
+              <w:t>47</w:t>
             </w:r>
           </w:p>
         </w:tc>
         <w:tc>
           <w:tcPr>
             <w:tcW w:type="dxa" w:w="1701"/>
+            <w:shd w:fill="FFB3B3" w:val="clear"/>
           </w:tcPr>
           <w:p>
             <w:r>
@@ -7599,6 +7553,7 @@
         <w:tc>
           <w:tcPr>
             <w:tcW w:type="dxa" w:w="850"/>
+            <w:shd w:fill="FFB3B3" w:val="clear"/>
           </w:tcPr>
           <w:p>
             <w:r>
@@ -7613,6 +7568,7 @@
         <w:tc>
           <w:tcPr>
             <w:tcW w:type="dxa" w:w="1984"/>
+            <w:shd w:fill="FFB3B3" w:val="clear"/>
           </w:tcPr>
           <w:p>
             <w:r>
@@ -7627,6 +7583,7 @@
         <w:tc>
           <w:tcPr>
             <w:tcW w:type="dxa" w:w="454"/>
+            <w:shd w:fill="FFB3B3" w:val="clear"/>
           </w:tcPr>
           <w:p>
             <w:r>
@@ -7641,6 +7598,7 @@
         <w:tc>
           <w:tcPr>
             <w:tcW w:type="dxa" w:w="680"/>
+            <w:shd w:fill="FFB3B3" w:val="clear"/>
           </w:tcPr>
           <w:p>
             <w:r>
@@ -7655,30 +7613,35 @@
         <w:tc>
           <w:tcPr>
             <w:tcW w:type="dxa" w:w="850"/>
+            <w:shd w:fill="FFB3B3" w:val="clear"/>
           </w:tcPr>
           <w:p/>
         </w:tc>
         <w:tc>
           <w:tcPr>
             <w:tcW w:type="dxa" w:w="1984"/>
+            <w:shd w:fill="FFB3B3" w:val="clear"/>
           </w:tcPr>
           <w:p/>
         </w:tc>
         <w:tc>
           <w:tcPr>
             <w:tcW w:type="dxa" w:w="454"/>
+            <w:shd w:fill="FFB3B3" w:val="clear"/>
           </w:tcPr>
           <w:p/>
         </w:tc>
         <w:tc>
           <w:tcPr>
             <w:tcW w:type="dxa" w:w="680"/>
+            <w:shd w:fill="FFB3B3" w:val="clear"/>
           </w:tcPr>
           <w:p/>
         </w:tc>
         <w:tc>
           <w:tcPr>
             <w:tcW w:type="dxa" w:w="3572"/>
+            <w:shd w:fill="FFB3B3" w:val="clear"/>
           </w:tcPr>
           <w:p>
             <w:r>
@@ -7853,7 +7816,7 @@
                 <w:b w:val="0"/>
                 <w:sz w:val="16"/>
               </w:rPr>
-              <w:t>50</w:t>
+              <w:t>49</w:t>
             </w:r>
           </w:p>
         </w:tc>
@@ -8012,7 +7975,7 @@
                 <w:b w:val="0"/>
                 <w:sz w:val="16"/>
               </w:rPr>
-              <w:t>51</w:t>
+              <w:t>50</w:t>
             </w:r>
           </w:p>
         </w:tc>
@@ -8164,20 +8127,22 @@
         <w:tc>
           <w:tcPr>
             <w:tcW w:type="dxa" w:w="397"/>
-          </w:tcPr>
-          <w:p>
-            <w:r>
-              <w:rPr>
-                <w:b w:val="0"/>
-                <w:sz w:val="16"/>
-              </w:rPr>
-              <w:t>52</w:t>
+            <w:shd w:fill="FFB3B3" w:val="clear"/>
+          </w:tcPr>
+          <w:p>
+            <w:r>
+              <w:rPr>
+                <w:b w:val="0"/>
+                <w:sz w:val="16"/>
+              </w:rPr>
+              <w:t>51</w:t>
             </w:r>
           </w:p>
         </w:tc>
         <w:tc>
           <w:tcPr>
             <w:tcW w:type="dxa" w:w="1701"/>
+            <w:shd w:fill="FFB3B3" w:val="clear"/>
           </w:tcPr>
           <w:p>
             <w:r>
@@ -8192,6 +8157,7 @@
         <w:tc>
           <w:tcPr>
             <w:tcW w:type="dxa" w:w="850"/>
+            <w:shd w:fill="FFB3B3" w:val="clear"/>
           </w:tcPr>
           <w:p>
             <w:r>
@@ -8206,6 +8172,7 @@
         <w:tc>
           <w:tcPr>
             <w:tcW w:type="dxa" w:w="1984"/>
+            <w:shd w:fill="FFB3B3" w:val="clear"/>
           </w:tcPr>
           <w:p>
             <w:r>
@@ -8220,6 +8187,7 @@
         <w:tc>
           <w:tcPr>
             <w:tcW w:type="dxa" w:w="454"/>
+            <w:shd w:fill="FFB3B3" w:val="clear"/>
           </w:tcPr>
           <w:p>
             <w:r>
@@ -8234,6 +8202,7 @@
         <w:tc>
           <w:tcPr>
             <w:tcW w:type="dxa" w:w="680"/>
+            <w:shd w:fill="FFB3B3" w:val="clear"/>
           </w:tcPr>
           <w:p>
             <w:r>
@@ -8248,30 +8217,35 @@
         <w:tc>
           <w:tcPr>
             <w:tcW w:type="dxa" w:w="850"/>
+            <w:shd w:fill="FFB3B3" w:val="clear"/>
           </w:tcPr>
           <w:p/>
         </w:tc>
         <w:tc>
           <w:tcPr>
             <w:tcW w:type="dxa" w:w="1984"/>
+            <w:shd w:fill="FFB3B3" w:val="clear"/>
           </w:tcPr>
           <w:p/>
         </w:tc>
         <w:tc>
           <w:tcPr>
             <w:tcW w:type="dxa" w:w="454"/>
+            <w:shd w:fill="FFB3B3" w:val="clear"/>
           </w:tcPr>
           <w:p/>
         </w:tc>
         <w:tc>
           <w:tcPr>
             <w:tcW w:type="dxa" w:w="680"/>
+            <w:shd w:fill="FFB3B3" w:val="clear"/>
           </w:tcPr>
           <w:p/>
         </w:tc>
         <w:tc>
           <w:tcPr>
             <w:tcW w:type="dxa" w:w="3572"/>
+            <w:shd w:fill="FFB3B3" w:val="clear"/>
           </w:tcPr>
           <w:p>
             <w:r>
@@ -8289,20 +8263,22 @@
         <w:tc>
           <w:tcPr>
             <w:tcW w:type="dxa" w:w="397"/>
-          </w:tcPr>
-          <w:p>
-            <w:r>
-              <w:rPr>
-                <w:b w:val="0"/>
-                <w:sz w:val="16"/>
-              </w:rPr>
-              <w:t>53</w:t>
+            <w:shd w:fill="FFB3B3" w:val="clear"/>
+          </w:tcPr>
+          <w:p>
+            <w:r>
+              <w:rPr>
+                <w:b w:val="0"/>
+                <w:sz w:val="16"/>
+              </w:rPr>
+              <w:t>52</w:t>
             </w:r>
           </w:p>
         </w:tc>
         <w:tc>
           <w:tcPr>
             <w:tcW w:type="dxa" w:w="1701"/>
+            <w:shd w:fill="FFB3B3" w:val="clear"/>
           </w:tcPr>
           <w:p>
             <w:r>
@@ -8317,6 +8293,7 @@
         <w:tc>
           <w:tcPr>
             <w:tcW w:type="dxa" w:w="850"/>
+            <w:shd w:fill="FFB3B3" w:val="clear"/>
           </w:tcPr>
           <w:p>
             <w:r>
@@ -8331,6 +8308,7 @@
         <w:tc>
           <w:tcPr>
             <w:tcW w:type="dxa" w:w="1984"/>
+            <w:shd w:fill="FFB3B3" w:val="clear"/>
           </w:tcPr>
           <w:p>
             <w:r>
@@ -8345,6 +8323,7 @@
         <w:tc>
           <w:tcPr>
             <w:tcW w:type="dxa" w:w="454"/>
+            <w:shd w:fill="FFB3B3" w:val="clear"/>
           </w:tcPr>
           <w:p>
             <w:r>
@@ -8359,6 +8338,7 @@
         <w:tc>
           <w:tcPr>
             <w:tcW w:type="dxa" w:w="680"/>
+            <w:shd w:fill="FFB3B3" w:val="clear"/>
           </w:tcPr>
           <w:p>
             <w:r>
@@ -8373,30 +8353,35 @@
         <w:tc>
           <w:tcPr>
             <w:tcW w:type="dxa" w:w="850"/>
+            <w:shd w:fill="FFB3B3" w:val="clear"/>
           </w:tcPr>
           <w:p/>
         </w:tc>
         <w:tc>
           <w:tcPr>
             <w:tcW w:type="dxa" w:w="1984"/>
+            <w:shd w:fill="FFB3B3" w:val="clear"/>
           </w:tcPr>
           <w:p/>
         </w:tc>
         <w:tc>
           <w:tcPr>
             <w:tcW w:type="dxa" w:w="454"/>
+            <w:shd w:fill="FFB3B3" w:val="clear"/>
           </w:tcPr>
           <w:p/>
         </w:tc>
         <w:tc>
           <w:tcPr>
             <w:tcW w:type="dxa" w:w="680"/>
+            <w:shd w:fill="FFB3B3" w:val="clear"/>
           </w:tcPr>
           <w:p/>
         </w:tc>
         <w:tc>
           <w:tcPr>
             <w:tcW w:type="dxa" w:w="3572"/>
+            <w:shd w:fill="FFB3B3" w:val="clear"/>
           </w:tcPr>
           <w:p>
             <w:r>
@@ -8441,7 +8426,7 @@
                 <w:b w:val="0"/>
                 <w:sz w:val="16"/>
               </w:rPr>
-              <w:t>54</w:t>
+              <w:t>53</w:t>
             </w:r>
           </w:p>
         </w:tc>
@@ -8628,7 +8613,7 @@
                 <w:color w:val="000000"/>
                 <w:sz w:val="18"/>
               </w:rPr>
-              <w:t>Neconformitati: 5 din 96 articole ref.</w:t>
+              <w:t>Neconformitati: 4 din 96 articole ref.</w:t>
             </w:r>
           </w:p>
         </w:tc>
@@ -8754,7 +8739,7 @@
                 <w:b w:val="0"/>
                 <w:sz w:val="16"/>
               </w:rPr>
-              <w:t>56</w:t>
+              <w:t>55</w:t>
             </w:r>
           </w:p>
         </w:tc>
@@ -8913,7 +8898,7 @@
                 <w:b w:val="0"/>
                 <w:sz w:val="16"/>
               </w:rPr>
-              <w:t>57</w:t>
+              <w:t>56</w:t>
             </w:r>
           </w:p>
         </w:tc>
@@ -9072,7 +9057,7 @@
                 <w:b w:val="0"/>
                 <w:sz w:val="16"/>
               </w:rPr>
-              <w:t>58</w:t>
+              <w:t>57</w:t>
             </w:r>
           </w:p>
         </w:tc>
@@ -9231,7 +9216,7 @@
                 <w:b w:val="0"/>
                 <w:sz w:val="16"/>
               </w:rPr>
-              <w:t>59</w:t>
+              <w:t>58</w:t>
             </w:r>
           </w:p>
         </w:tc>
@@ -9390,7 +9375,7 @@
                 <w:b w:val="0"/>
                 <w:sz w:val="16"/>
               </w:rPr>
-              <w:t>60</w:t>
+              <w:t>59</w:t>
             </w:r>
           </w:p>
         </w:tc>
@@ -9549,7 +9534,7 @@
                 <w:b w:val="0"/>
                 <w:sz w:val="16"/>
               </w:rPr>
-              <w:t>61</w:t>
+              <w:t>60</w:t>
             </w:r>
           </w:p>
         </w:tc>
@@ -9708,7 +9693,7 @@
                 <w:b w:val="0"/>
                 <w:sz w:val="16"/>
               </w:rPr>
-              <w:t>62</w:t>
+              <w:t>61</w:t>
             </w:r>
           </w:p>
         </w:tc>
@@ -9867,7 +9852,7 @@
                 <w:b w:val="0"/>
                 <w:sz w:val="16"/>
               </w:rPr>
-              <w:t>63</w:t>
+              <w:t>62</w:t>
             </w:r>
           </w:p>
         </w:tc>
@@ -10176,7 +10161,7 @@
                 <w:b w:val="0"/>
                 <w:sz w:val="16"/>
               </w:rPr>
-              <w:t>65</w:t>
+              <w:t>64</w:t>
             </w:r>
           </w:p>
         </w:tc>
@@ -10328,20 +10313,22 @@
         <w:tc>
           <w:tcPr>
             <w:tcW w:type="dxa" w:w="397"/>
-          </w:tcPr>
-          <w:p>
-            <w:r>
-              <w:rPr>
-                <w:b w:val="0"/>
-                <w:sz w:val="16"/>
-              </w:rPr>
-              <w:t>66</w:t>
+            <w:shd w:fill="FFB3B3" w:val="clear"/>
+          </w:tcPr>
+          <w:p>
+            <w:r>
+              <w:rPr>
+                <w:b w:val="0"/>
+                <w:sz w:val="16"/>
+              </w:rPr>
+              <w:t>65</w:t>
             </w:r>
           </w:p>
         </w:tc>
         <w:tc>
           <w:tcPr>
             <w:tcW w:type="dxa" w:w="1701"/>
+            <w:shd w:fill="FFB3B3" w:val="clear"/>
           </w:tcPr>
           <w:p>
             <w:r>
@@ -10356,6 +10343,7 @@
         <w:tc>
           <w:tcPr>
             <w:tcW w:type="dxa" w:w="850"/>
+            <w:shd w:fill="FFB3B3" w:val="clear"/>
           </w:tcPr>
           <w:p>
             <w:r>
@@ -10370,6 +10358,7 @@
         <w:tc>
           <w:tcPr>
             <w:tcW w:type="dxa" w:w="1984"/>
+            <w:shd w:fill="FFB3B3" w:val="clear"/>
           </w:tcPr>
           <w:p>
             <w:r>
@@ -10384,6 +10373,7 @@
         <w:tc>
           <w:tcPr>
             <w:tcW w:type="dxa" w:w="454"/>
+            <w:shd w:fill="FFB3B3" w:val="clear"/>
           </w:tcPr>
           <w:p>
             <w:r>
@@ -10398,6 +10388,7 @@
         <w:tc>
           <w:tcPr>
             <w:tcW w:type="dxa" w:w="680"/>
+            <w:shd w:fill="FFB3B3" w:val="clear"/>
           </w:tcPr>
           <w:p>
             <w:r>
@@ -10412,30 +10403,35 @@
         <w:tc>
           <w:tcPr>
             <w:tcW w:type="dxa" w:w="850"/>
+            <w:shd w:fill="FFB3B3" w:val="clear"/>
           </w:tcPr>
           <w:p/>
         </w:tc>
         <w:tc>
           <w:tcPr>
             <w:tcW w:type="dxa" w:w="1984"/>
+            <w:shd w:fill="FFB3B3" w:val="clear"/>
           </w:tcPr>
           <w:p/>
         </w:tc>
         <w:tc>
           <w:tcPr>
             <w:tcW w:type="dxa" w:w="454"/>
+            <w:shd w:fill="FFB3B3" w:val="clear"/>
           </w:tcPr>
           <w:p/>
         </w:tc>
         <w:tc>
           <w:tcPr>
             <w:tcW w:type="dxa" w:w="680"/>
+            <w:shd w:fill="FFB3B3" w:val="clear"/>
           </w:tcPr>
           <w:p/>
         </w:tc>
         <w:tc>
           <w:tcPr>
             <w:tcW w:type="dxa" w:w="3572"/>
+            <w:shd w:fill="FFB3B3" w:val="clear"/>
           </w:tcPr>
           <w:p>
             <w:r>
@@ -10610,7 +10606,7 @@
                 <w:b w:val="0"/>
                 <w:sz w:val="16"/>
               </w:rPr>
-              <w:t>68</w:t>
+              <w:t>67</w:t>
             </w:r>
           </w:p>
         </w:tc>
@@ -10919,7 +10915,7 @@
                 <w:b w:val="0"/>
                 <w:sz w:val="16"/>
               </w:rPr>
-              <w:t>70</w:t>
+              <w:t>69</w:t>
             </w:r>
           </w:p>
         </w:tc>
@@ -11228,7 +11224,7 @@
                 <w:b w:val="0"/>
                 <w:sz w:val="16"/>
               </w:rPr>
-              <w:t>72</w:t>
+              <w:t>71</w:t>
             </w:r>
           </w:p>
         </w:tc>
@@ -11387,7 +11383,7 @@
                 <w:b w:val="0"/>
                 <w:sz w:val="16"/>
               </w:rPr>
-              <w:t>73</w:t>
+              <w:t>72</w:t>
             </w:r>
           </w:p>
         </w:tc>
@@ -11546,7 +11542,7 @@
                 <w:b w:val="0"/>
                 <w:sz w:val="16"/>
               </w:rPr>
-              <w:t>74</w:t>
+              <w:t>73</w:t>
             </w:r>
           </w:p>
         </w:tc>
@@ -11705,7 +11701,7 @@
                 <w:b w:val="0"/>
                 <w:sz w:val="16"/>
               </w:rPr>
-              <w:t>75</w:t>
+              <w:t>74</w:t>
             </w:r>
           </w:p>
         </w:tc>
@@ -11864,7 +11860,7 @@
                 <w:b w:val="0"/>
                 <w:sz w:val="16"/>
               </w:rPr>
-              <w:t>76</w:t>
+              <w:t>75</w:t>
             </w:r>
           </w:p>
         </w:tc>
@@ -12016,20 +12012,22 @@
         <w:tc>
           <w:tcPr>
             <w:tcW w:type="dxa" w:w="397"/>
-          </w:tcPr>
-          <w:p>
-            <w:r>
-              <w:rPr>
-                <w:b w:val="0"/>
-                <w:sz w:val="16"/>
-              </w:rPr>
-              <w:t>77</w:t>
+            <w:shd w:fill="FFB3B3" w:val="clear"/>
+          </w:tcPr>
+          <w:p>
+            <w:r>
+              <w:rPr>
+                <w:b w:val="0"/>
+                <w:sz w:val="16"/>
+              </w:rPr>
+              <w:t>76</w:t>
             </w:r>
           </w:p>
         </w:tc>
         <w:tc>
           <w:tcPr>
             <w:tcW w:type="dxa" w:w="1701"/>
+            <w:shd w:fill="FFB3B3" w:val="clear"/>
           </w:tcPr>
           <w:p>
             <w:r>
@@ -12044,6 +12042,7 @@
         <w:tc>
           <w:tcPr>
             <w:tcW w:type="dxa" w:w="850"/>
+            <w:shd w:fill="FFB3B3" w:val="clear"/>
           </w:tcPr>
           <w:p>
             <w:r>
@@ -12058,6 +12057,7 @@
         <w:tc>
           <w:tcPr>
             <w:tcW w:type="dxa" w:w="1984"/>
+            <w:shd w:fill="FFB3B3" w:val="clear"/>
           </w:tcPr>
           <w:p>
             <w:r>
@@ -12072,6 +12072,7 @@
         <w:tc>
           <w:tcPr>
             <w:tcW w:type="dxa" w:w="454"/>
+            <w:shd w:fill="FFB3B3" w:val="clear"/>
           </w:tcPr>
           <w:p>
             <w:r>
@@ -12086,6 +12087,7 @@
         <w:tc>
           <w:tcPr>
             <w:tcW w:type="dxa" w:w="680"/>
+            <w:shd w:fill="FFB3B3" w:val="clear"/>
           </w:tcPr>
           <w:p>
             <w:r>
@@ -12100,30 +12102,35 @@
         <w:tc>
           <w:tcPr>
             <w:tcW w:type="dxa" w:w="850"/>
+            <w:shd w:fill="FFB3B3" w:val="clear"/>
           </w:tcPr>
           <w:p/>
         </w:tc>
         <w:tc>
           <w:tcPr>
             <w:tcW w:type="dxa" w:w="1984"/>
+            <w:shd w:fill="FFB3B3" w:val="clear"/>
           </w:tcPr>
           <w:p/>
         </w:tc>
         <w:tc>
           <w:tcPr>
             <w:tcW w:type="dxa" w:w="454"/>
+            <w:shd w:fill="FFB3B3" w:val="clear"/>
           </w:tcPr>
           <w:p/>
         </w:tc>
         <w:tc>
           <w:tcPr>
             <w:tcW w:type="dxa" w:w="680"/>
+            <w:shd w:fill="FFB3B3" w:val="clear"/>
           </w:tcPr>
           <w:p/>
         </w:tc>
         <w:tc>
           <w:tcPr>
             <w:tcW w:type="dxa" w:w="3572"/>
+            <w:shd w:fill="FFB3B3" w:val="clear"/>
           </w:tcPr>
           <w:p>
             <w:r>
@@ -12141,20 +12148,22 @@
         <w:tc>
           <w:tcPr>
             <w:tcW w:type="dxa" w:w="397"/>
-          </w:tcPr>
-          <w:p>
-            <w:r>
-              <w:rPr>
-                <w:b w:val="0"/>
-                <w:sz w:val="16"/>
-              </w:rPr>
-              <w:t>78</w:t>
+            <w:shd w:fill="FFB3B3" w:val="clear"/>
+          </w:tcPr>
+          <w:p>
+            <w:r>
+              <w:rPr>
+                <w:b w:val="0"/>
+                <w:sz w:val="16"/>
+              </w:rPr>
+              <w:t>77</w:t>
             </w:r>
           </w:p>
         </w:tc>
         <w:tc>
           <w:tcPr>
             <w:tcW w:type="dxa" w:w="1701"/>
+            <w:shd w:fill="FFB3B3" w:val="clear"/>
           </w:tcPr>
           <w:p>
             <w:r>
@@ -12169,6 +12178,7 @@
         <w:tc>
           <w:tcPr>
             <w:tcW w:type="dxa" w:w="850"/>
+            <w:shd w:fill="FFB3B3" w:val="clear"/>
           </w:tcPr>
           <w:p>
             <w:r>
@@ -12183,6 +12193,7 @@
         <w:tc>
           <w:tcPr>
             <w:tcW w:type="dxa" w:w="1984"/>
+            <w:shd w:fill="FFB3B3" w:val="clear"/>
           </w:tcPr>
           <w:p>
             <w:r>
@@ -12197,6 +12208,7 @@
         <w:tc>
           <w:tcPr>
             <w:tcW w:type="dxa" w:w="454"/>
+            <w:shd w:fill="FFB3B3" w:val="clear"/>
           </w:tcPr>
           <w:p>
             <w:r>
@@ -12211,6 +12223,7 @@
         <w:tc>
           <w:tcPr>
             <w:tcW w:type="dxa" w:w="680"/>
+            <w:shd w:fill="FFB3B3" w:val="clear"/>
           </w:tcPr>
           <w:p>
             <w:r>
@@ -12225,30 +12238,35 @@
         <w:tc>
           <w:tcPr>
             <w:tcW w:type="dxa" w:w="850"/>
+            <w:shd w:fill="FFB3B3" w:val="clear"/>
           </w:tcPr>
           <w:p/>
         </w:tc>
         <w:tc>
           <w:tcPr>
             <w:tcW w:type="dxa" w:w="1984"/>
+            <w:shd w:fill="FFB3B3" w:val="clear"/>
           </w:tcPr>
           <w:p/>
         </w:tc>
         <w:tc>
           <w:tcPr>
             <w:tcW w:type="dxa" w:w="454"/>
+            <w:shd w:fill="FFB3B3" w:val="clear"/>
           </w:tcPr>
           <w:p/>
         </w:tc>
         <w:tc>
           <w:tcPr>
             <w:tcW w:type="dxa" w:w="680"/>
+            <w:shd w:fill="FFB3B3" w:val="clear"/>
           </w:tcPr>
           <w:p/>
         </w:tc>
         <w:tc>
           <w:tcPr>
             <w:tcW w:type="dxa" w:w="3572"/>
+            <w:shd w:fill="FFB3B3" w:val="clear"/>
           </w:tcPr>
           <w:p>
             <w:r>
@@ -12293,7 +12311,7 @@
                 <w:b w:val="0"/>
                 <w:sz w:val="16"/>
               </w:rPr>
-              <w:t>79</w:t>
+              <w:t>78</w:t>
             </w:r>
           </w:p>
         </w:tc>
@@ -12379,7 +12397,7 @@
                 <w:b w:val="0"/>
                 <w:sz w:val="16"/>
               </w:rPr>
-              <w:t>RCSB15A</w:t>
+              <w:t>ACA09A05</w:t>
             </w:r>
           </w:p>
         </w:tc>
@@ -12394,7 +12412,7 @@
                 <w:b w:val="0"/>
                 <w:sz w:val="16"/>
               </w:rPr>
-              <w:t>montare sursa suplimentara de incalzire (incalz...</w:t>
+              <w:t>montare filtru magnetita tip hx 1' 1/4</w:t>
             </w:r>
           </w:p>
         </w:tc>
@@ -12424,7 +12442,7 @@
                 <w:b w:val="0"/>
                 <w:sz w:val="16"/>
               </w:rPr>
-              <w:t>1.0</w:t>
+              <w:t>11.0</w:t>
             </w:r>
           </w:p>
         </w:tc>
@@ -12457,7 +12475,7 @@
                 <w:b w:val="0"/>
                 <w:sz w:val="16"/>
               </w:rPr>
-              <w:t>80</w:t>
+              <w:t>79</w:t>
             </w:r>
           </w:p>
         </w:tc>
@@ -12543,7 +12561,7 @@
                 <w:b w:val="0"/>
                 <w:sz w:val="16"/>
               </w:rPr>
-              <w:t>RPIA23G</w:t>
+              <w:t>IA11A01</w:t>
             </w:r>
           </w:p>
         </w:tc>
@@ -12558,7 +12576,7 @@
                 <w:b w:val="0"/>
                 <w:sz w:val="16"/>
               </w:rPr>
-              <w:t>montat puffer 300 litri</w:t>
+              <w:t>montaj pompa de circulatie agent termic</w:t>
             </w:r>
           </w:p>
         </w:tc>
@@ -12588,7 +12606,7 @@
                 <w:b w:val="0"/>
                 <w:sz w:val="16"/>
               </w:rPr>
-              <w:t>1.0</w:t>
+              <w:t>4.0</w:t>
             </w:r>
           </w:p>
         </w:tc>
@@ -12621,7 +12639,7 @@
                 <w:b w:val="0"/>
                 <w:sz w:val="16"/>
               </w:rPr>
-              <w:t>81</w:t>
+              <w:t>80</w:t>
             </w:r>
           </w:p>
         </w:tc>
@@ -12707,7 +12725,7 @@
                 <w:b w:val="0"/>
                 <w:sz w:val="16"/>
               </w:rPr>
-              <w:t>ACA09A05</w:t>
+              <w:t>IB17C1</w:t>
             </w:r>
           </w:p>
         </w:tc>
@@ -12722,7 +12740,7 @@
                 <w:b w:val="0"/>
                 <w:sz w:val="16"/>
               </w:rPr>
-              <w:t>montare filtru magnetita tip hx 1' 1/4</w:t>
+              <w:t>montare generator de curent, trifazat, diesel, ...</w:t>
             </w:r>
           </w:p>
         </w:tc>
@@ -12752,7 +12770,7 @@
                 <w:b w:val="0"/>
                 <w:sz w:val="16"/>
               </w:rPr>
-              <w:t>11.0</w:t>
+              <w:t>1.0</w:t>
             </w:r>
           </w:p>
         </w:tc>
@@ -12785,7 +12803,7 @@
                 <w:b w:val="0"/>
                 <w:sz w:val="16"/>
               </w:rPr>
-              <w:t>82</w:t>
+              <w:t>81</w:t>
             </w:r>
           </w:p>
         </w:tc>
@@ -12871,7 +12889,7 @@
                 <w:b w:val="0"/>
                 <w:sz w:val="16"/>
               </w:rPr>
-              <w:t>IA01D01</w:t>
+              <w:t>RCSB15A</w:t>
             </w:r>
           </w:p>
         </w:tc>
@@ -12886,7 +12904,7 @@
                 <w:b w:val="0"/>
                 <w:sz w:val="16"/>
               </w:rPr>
-              <w:t>montare aeroterma pe agent termic</w:t>
+              <w:t>montare sursa suplimentara de incalzire (incalz...</w:t>
             </w:r>
           </w:p>
         </w:tc>
@@ -12916,7 +12934,7 @@
                 <w:b w:val="0"/>
                 <w:sz w:val="16"/>
               </w:rPr>
-              <w:t>3.0</w:t>
+              <w:t>1.0</w:t>
             </w:r>
           </w:p>
         </w:tc>
@@ -12949,7 +12967,7 @@
                 <w:b w:val="0"/>
                 <w:sz w:val="16"/>
               </w:rPr>
-              <w:t>83</w:t>
+              <w:t>82</w:t>
             </w:r>
           </w:p>
         </w:tc>
@@ -13113,7 +13131,7 @@
                 <w:b w:val="0"/>
                 <w:sz w:val="16"/>
               </w:rPr>
-              <w:t>84</w:t>
+              <w:t>83</w:t>
             </w:r>
           </w:p>
         </w:tc>
@@ -13277,7 +13295,7 @@
                 <w:b w:val="0"/>
                 <w:sz w:val="16"/>
               </w:rPr>
-              <w:t>85</w:t>
+              <w:t>84</w:t>
             </w:r>
           </w:p>
         </w:tc>
@@ -13363,7 +13381,7 @@
                 <w:b w:val="0"/>
                 <w:sz w:val="16"/>
               </w:rPr>
-              <w:t>IA11A01</w:t>
+              <w:t>RPIA23G</w:t>
             </w:r>
           </w:p>
         </w:tc>
@@ -13378,7 +13396,7 @@
                 <w:b w:val="0"/>
                 <w:sz w:val="16"/>
               </w:rPr>
-              <w:t>montaj pompa de circulatie agent termic</w:t>
+              <w:t>montat puffer 300 litri</w:t>
             </w:r>
           </w:p>
         </w:tc>
@@ -13408,7 +13426,7 @@
                 <w:b w:val="0"/>
                 <w:sz w:val="16"/>
               </w:rPr>
-              <w:t>4.0</w:t>
+              <w:t>1.0</w:t>
             </w:r>
           </w:p>
         </w:tc>
@@ -13441,7 +13459,7 @@
                 <w:b w:val="0"/>
                 <w:sz w:val="16"/>
               </w:rPr>
-              <w:t>86</w:t>
+              <w:t>85</w:t>
             </w:r>
           </w:p>
         </w:tc>
@@ -13527,7 +13545,7 @@
                 <w:b w:val="0"/>
                 <w:sz w:val="16"/>
               </w:rPr>
-              <w:t>IB17C1</w:t>
+              <w:t>IA01D01</w:t>
             </w:r>
           </w:p>
         </w:tc>
@@ -13542,7 +13560,7 @@
                 <w:b w:val="0"/>
                 <w:sz w:val="16"/>
               </w:rPr>
-              <w:t>montare generator de curent, trifazat, diesel, ...</w:t>
+              <w:t>montare aeroterma pe agent termic</w:t>
             </w:r>
           </w:p>
         </w:tc>
@@ -13572,7 +13590,7 @@
                 <w:b w:val="0"/>
                 <w:sz w:val="16"/>
               </w:rPr>
-              <w:t>1.0</w:t>
+              <w:t>3.0</w:t>
             </w:r>
           </w:p>
         </w:tc>
@@ -13605,7 +13623,7 @@
                 <w:b w:val="0"/>
                 <w:sz w:val="16"/>
               </w:rPr>
-              <w:t>87</w:t>
+              <w:t>86</w:t>
             </w:r>
           </w:p>
         </w:tc>
@@ -13769,7 +13787,7 @@
                 <w:b w:val="0"/>
                 <w:sz w:val="16"/>
               </w:rPr>
-              <w:t>88</w:t>
+              <w:t>87</w:t>
             </w:r>
           </w:p>
         </w:tc>
@@ -13956,7 +13974,7 @@
                 <w:color w:val="000000"/>
                 <w:sz w:val="18"/>
               </w:rPr>
-              <w:t>Neconformitati: 17 din 34 articole ref.</w:t>
+              <w:t>Neconformitati: 7 din 34 articole ref.</w:t>
             </w:r>
           </w:p>
         </w:tc>

--- a/output_AO/Raport_Oferta_2.docx
+++ b/output_AO/Raport_Oferta_2.docx
@@ -34,7 +34,7 @@
         <w:rPr>
           <w:b/>
         </w:rPr>
-        <w:t>Articole referință: 1534  │  Articole ofertă: 1384  │  Matched: 0  │  Neconformități: 0</w:t>
+        <w:t>Articole referință: 1535  │  Articole ofertă: 1384  │  Matched: 0  │  Neconformități: 0</w:t>
       </w:r>
     </w:p>
     <w:p>
@@ -42,7 +42,7 @@
         <w:rPr>
           <w:b/>
         </w:rPr>
-        <w:t>Devize: 226028, 226108, 226118, 226208, 226218, 226228, 226248, 226268, 226308, 226318, 226328, 226348, 226428, 226448, 226528, 226288, 226338, 226358, 226368, 226408, 226438, 226458, 226468, 226478, 226508, 226518, 226708, 226718, 226F08</w:t>
+        <w:t>Devize: 226028, 226108, 226118, 226208, 226218, 226228, 226248, 226268, 226308, 226318, 226328, 226348, 226358, 226428, 226448, 226528, 226258, 226288, 226338, 226368, 226408, 226418, 226438, 226468, 226478, 226518, 226708, 226718, 226F08</w:t>
       </w:r>
     </w:p>
     <w:tbl>
@@ -1932,7 +1932,7 @@
                 <w:b w:val="0"/>
                 <w:sz w:val="16"/>
               </w:rPr>
-              <w:t>IZK03C1</w:t>
+              <w:t>CB02A1</w:t>
             </w:r>
           </w:p>
         </w:tc>
@@ -1947,7 +1947,7 @@
                 <w:b w:val="0"/>
                 <w:sz w:val="16"/>
               </w:rPr>
-              <w:t>ecrane termoizolante din foi de polietilena</w:t>
+              <w:t>cofraje pt beton in elevatie din panouri refol ...</w:t>
             </w:r>
           </w:p>
         </w:tc>
@@ -1977,7 +1977,7 @@
                 <w:b w:val="0"/>
                 <w:sz w:val="16"/>
               </w:rPr>
-              <w:t>115.0</w:t>
+              <w:t>220.0</w:t>
             </w:r>
           </w:p>
         </w:tc>
@@ -2096,7 +2096,7 @@
                 <w:b w:val="0"/>
                 <w:sz w:val="16"/>
               </w:rPr>
-              <w:t>CB02A1</w:t>
+              <w:t>IZK03C1</w:t>
             </w:r>
           </w:p>
         </w:tc>
@@ -2111,7 +2111,7 @@
                 <w:b w:val="0"/>
                 <w:sz w:val="16"/>
               </w:rPr>
-              <w:t>cofraje pt beton in elevatie din panouri refol ...</w:t>
+              <w:t>ecrane termoizolante din foi de polietilena</w:t>
             </w:r>
           </w:p>
         </w:tc>
@@ -2141,7 +2141,7 @@
                 <w:b w:val="0"/>
                 <w:sz w:val="16"/>
               </w:rPr>
-              <w:t>220.0</w:t>
+              <w:t>115.0</w:t>
             </w:r>
           </w:p>
         </w:tc>
@@ -3276,7 +3276,7 @@
                 <w:b/>
                 <w:sz w:val="18"/>
               </w:rPr>
-              <w:t>Capitol de lucrări 226228 — INSTALATII SANITARE OB.2  │  LIPSA: 0  │  EXTRA: 0  │  Delta: 0 ✓</w:t>
+              <w:t>Capitol de lucrări 226228 — INSTALATII SANITARE OB.2  │  LIPSA: 0  │  EXTRA: 1  │  Delta: +1</w:t>
             </w:r>
           </w:p>
         </w:tc>
@@ -3435,6 +3435,189 @@
                 <w:sz w:val="16"/>
               </w:rPr>
               <w:t xml:space="preserve">Unitate de măsură diferită: referință buc, ofertat </w:t>
+            </w:r>
+          </w:p>
+        </w:tc>
+      </w:tr>
+      <w:tr>
+        <w:tc>
+          <w:tcPr>
+            <w:tcW w:type="dxa" w:w="3572"/>
+            <w:gridSpan w:val="11"/>
+            <w:shd w:fill="FFFF99" w:val="clear"/>
+          </w:tcPr>
+          <w:p>
+            <w:r>
+              <w:rPr>
+                <w:b w:val="0"/>
+                <w:i/>
+                <w:sz w:val="16"/>
+              </w:rPr>
+              <w:t>▸ Articole extra în ofertă — verificare manuală recomandată</w:t>
+            </w:r>
+          </w:p>
+        </w:tc>
+      </w:tr>
+      <w:tr>
+        <w:tc>
+          <w:tcPr>
+            <w:tcW w:type="dxa" w:w="397"/>
+            <w:shd w:fill="FFFF99" w:val="clear"/>
+          </w:tcPr>
+          <w:p>
+            <w:r>
+              <w:rPr>
+                <w:b w:val="0"/>
+                <w:sz w:val="16"/>
+              </w:rPr>
+              <w:t>20</w:t>
+            </w:r>
+          </w:p>
+        </w:tc>
+        <w:tc>
+          <w:tcPr>
+            <w:tcW w:type="dxa" w:w="1701"/>
+            <w:shd w:fill="FFFF99" w:val="clear"/>
+          </w:tcPr>
+          <w:p>
+            <w:r>
+              <w:rPr>
+                <w:b w:val="0"/>
+                <w:sz w:val="16"/>
+              </w:rPr>
+              <w:t>226228 - INSTALATII SANITARE OB.2</w:t>
+            </w:r>
+          </w:p>
+        </w:tc>
+        <w:tc>
+          <w:tcPr>
+            <w:tcW w:type="dxa" w:w="850"/>
+            <w:shd w:fill="FFFF99" w:val="clear"/>
+          </w:tcPr>
+          <w:p>
+            <w:r>
+              <w:rPr>
+                <w:b w:val="0"/>
+                <w:sz w:val="16"/>
+              </w:rPr>
+            </w:r>
+          </w:p>
+        </w:tc>
+        <w:tc>
+          <w:tcPr>
+            <w:tcW w:type="dxa" w:w="1984"/>
+            <w:shd w:fill="FFFF99" w:val="clear"/>
+          </w:tcPr>
+          <w:p>
+            <w:r>
+              <w:rPr>
+                <w:b w:val="0"/>
+                <w:sz w:val="16"/>
+              </w:rPr>
+            </w:r>
+          </w:p>
+        </w:tc>
+        <w:tc>
+          <w:tcPr>
+            <w:tcW w:type="dxa" w:w="454"/>
+            <w:shd w:fill="FFFF99" w:val="clear"/>
+          </w:tcPr>
+          <w:p>
+            <w:r>
+              <w:rPr>
+                <w:b w:val="0"/>
+                <w:sz w:val="16"/>
+              </w:rPr>
+            </w:r>
+          </w:p>
+        </w:tc>
+        <w:tc>
+          <w:tcPr>
+            <w:tcW w:type="dxa" w:w="680"/>
+            <w:shd w:fill="FFFF99" w:val="clear"/>
+          </w:tcPr>
+          <w:p>
+            <w:r>
+              <w:rPr>
+                <w:b w:val="0"/>
+                <w:sz w:val="16"/>
+              </w:rPr>
+            </w:r>
+          </w:p>
+        </w:tc>
+        <w:tc>
+          <w:tcPr>
+            <w:tcW w:type="dxa" w:w="850"/>
+            <w:shd w:fill="FFFF99" w:val="clear"/>
+          </w:tcPr>
+          <w:p>
+            <w:r>
+              <w:rPr>
+                <w:b w:val="0"/>
+                <w:sz w:val="16"/>
+              </w:rPr>
+              <w:t>SA14B</w:t>
+            </w:r>
+          </w:p>
+        </w:tc>
+        <w:tc>
+          <w:tcPr>
+            <w:tcW w:type="dxa" w:w="1984"/>
+            <w:shd w:fill="FFFF99" w:val="clear"/>
+          </w:tcPr>
+          <w:p>
+            <w:r>
+              <w:rPr>
+                <w:b w:val="0"/>
+                <w:sz w:val="16"/>
+              </w:rPr>
+              <w:t>teava mat pl (pp, pe, pp-r) imbinare prin sudur...</w:t>
+            </w:r>
+          </w:p>
+        </w:tc>
+        <w:tc>
+          <w:tcPr>
+            <w:tcW w:type="dxa" w:w="454"/>
+            <w:shd w:fill="FFFF99" w:val="clear"/>
+          </w:tcPr>
+          <w:p>
+            <w:r>
+              <w:rPr>
+                <w:b w:val="0"/>
+                <w:sz w:val="16"/>
+              </w:rPr>
+              <w:t>m</w:t>
+            </w:r>
+          </w:p>
+        </w:tc>
+        <w:tc>
+          <w:tcPr>
+            <w:tcW w:type="dxa" w:w="680"/>
+            <w:shd w:fill="FFFF99" w:val="clear"/>
+          </w:tcPr>
+          <w:p>
+            <w:r>
+              <w:rPr>
+                <w:b w:val="0"/>
+                <w:sz w:val="16"/>
+              </w:rPr>
+              <w:t>70.0</w:t>
+            </w:r>
+          </w:p>
+        </w:tc>
+        <w:tc>
+          <w:tcPr>
+            <w:tcW w:type="dxa" w:w="3572"/>
+            <w:shd w:fill="FFFF99" w:val="clear"/>
+          </w:tcPr>
+          <w:p>
+            <w:r>
+              <w:rPr>
+                <w:b w:val="0"/>
+                <w:color w:val="CC0000"/>
+                <w:sz w:val="16"/>
+              </w:rPr>
+              <w:t>Articol suplimentar în ofertă (nu există în referință)</w:t>
             </w:r>
           </w:p>
         </w:tc>
@@ -3600,7 +3783,7 @@
                 <w:b w:val="0"/>
                 <w:sz w:val="16"/>
               </w:rPr>
-              <w:t>21</w:t>
+              <w:t>22</w:t>
             </w:r>
           </w:p>
         </w:tc>
@@ -3892,7 +4075,7 @@
                 <w:b/>
                 <w:sz w:val="18"/>
               </w:rPr>
-              <w:t>Capitol de lucrări 226268 — INSTALATII ELECTRICE curenti tari OB.4  │  LIPSA: 0  │  EXTRA: 1  │  Delta: +1</w:t>
+              <w:t>Capitol de lucrări 226268 — INSTALATII ELECTRICE tari OB.2 curenti  │  LIPSA: 0  │  EXTRA: 1  │  Delta: +1</w:t>
             </w:r>
           </w:p>
         </w:tc>
@@ -3908,7 +4091,7 @@
                 <w:b w:val="0"/>
                 <w:sz w:val="16"/>
               </w:rPr>
-              <w:t>23</w:t>
+              <w:t>24</w:t>
             </w:r>
           </w:p>
         </w:tc>
@@ -3922,7 +4105,7 @@
                 <w:b w:val="0"/>
                 <w:sz w:val="16"/>
               </w:rPr>
-              <w:t>226268 - INSTALATII ELECTRICE curenti tari OB.4</w:t>
+              <w:t>226268 - INSTALATII ELECTRICE tari OB.2 curenti</w:t>
             </w:r>
           </w:p>
         </w:tc>
@@ -4087,7 +4270,7 @@
                 <w:b w:val="0"/>
                 <w:sz w:val="16"/>
               </w:rPr>
-              <w:t>24</w:t>
+              <w:t>25</w:t>
             </w:r>
           </w:p>
         </w:tc>
@@ -4102,7 +4285,7 @@
                 <w:b w:val="0"/>
                 <w:sz w:val="16"/>
               </w:rPr>
-              <w:t>226268 - INSTALATII ELECTRICE curenti tari OB.4</w:t>
+              <w:t>226268 - INSTALATII ELECTRICE tari OB.2 curenti</w:t>
             </w:r>
           </w:p>
         </w:tc>
@@ -4384,7 +4567,7 @@
                 <w:b/>
                 <w:sz w:val="18"/>
               </w:rPr>
-              <w:t>Capitol de lucrări 226308 — STRUCTURA DE REZISTENTA- (graden e 2 BUC...  │  LIPSA: 1  │  EXTRA: 3  │  Delta: +2</w:t>
+              <w:t>Capitol de lucrări 226308 — STRUCTURA DE REZISTENTA- (graden e 2 BUC...  │  LIPSA: 1  │  EXTRA: 4  │  Delta: +3</w:t>
             </w:r>
           </w:p>
         </w:tc>
@@ -4400,7 +4583,7 @@
                 <w:b w:val="0"/>
                 <w:sz w:val="16"/>
               </w:rPr>
-              <w:t>26</w:t>
+              <w:t>27</w:t>
             </w:r>
           </w:p>
         </w:tc>
@@ -4560,7 +4743,7 @@
                 <w:b w:val="0"/>
                 <w:sz w:val="16"/>
               </w:rPr>
-              <w:t>27</w:t>
+              <w:t>28</w:t>
             </w:r>
           </w:p>
         </w:tc>
@@ -4728,7 +4911,7 @@
                 <w:b w:val="0"/>
                 <w:sz w:val="16"/>
               </w:rPr>
-              <w:t>28</w:t>
+              <w:t>29</w:t>
             </w:r>
           </w:p>
         </w:tc>
@@ -4883,7 +5066,7 @@
                 <w:b w:val="0"/>
                 <w:sz w:val="16"/>
               </w:rPr>
-              <w:t>29</w:t>
+              <w:t>30</w:t>
             </w:r>
           </w:p>
         </w:tc>
@@ -5047,7 +5230,7 @@
                 <w:b w:val="0"/>
                 <w:sz w:val="16"/>
               </w:rPr>
-              <w:t>30</w:t>
+              <w:t>31</w:t>
             </w:r>
           </w:p>
         </w:tc>
@@ -5133,7 +5316,7 @@
                 <w:b w:val="0"/>
                 <w:sz w:val="16"/>
               </w:rPr>
-              <w:t>$2100919</w:t>
+              <w:t>TSC18B1</w:t>
             </w:r>
           </w:p>
         </w:tc>
@@ -5148,7 +5331,7 @@
                 <w:b w:val="0"/>
                 <w:sz w:val="16"/>
               </w:rPr>
-              <w:t>beton marca c</w:t>
+              <w:t>sapat.cu buldoz pe tract 65- 80cp incl impins p...</w:t>
             </w:r>
           </w:p>
         </w:tc>
@@ -5163,7 +5346,7 @@
                 <w:b w:val="0"/>
                 <w:sz w:val="16"/>
               </w:rPr>
-              <w:t>mc</w:t>
+              <w:t>100 mc</w:t>
             </w:r>
           </w:p>
         </w:tc>
@@ -5178,7 +5361,7 @@
                 <w:b w:val="0"/>
                 <w:sz w:val="16"/>
               </w:rPr>
-              <w:t>70.56</w:t>
+              <w:t>2.6</w:t>
             </w:r>
           </w:p>
         </w:tc>
@@ -5211,7 +5394,171 @@
                 <w:b w:val="0"/>
                 <w:sz w:val="16"/>
               </w:rPr>
-              <w:t>31</w:t>
+              <w:t>32</w:t>
+            </w:r>
+          </w:p>
+        </w:tc>
+        <w:tc>
+          <w:tcPr>
+            <w:tcW w:type="dxa" w:w="1701"/>
+            <w:shd w:fill="FFFF99" w:val="clear"/>
+          </w:tcPr>
+          <w:p>
+            <w:r>
+              <w:rPr>
+                <w:b w:val="0"/>
+                <w:sz w:val="16"/>
+              </w:rPr>
+              <w:t>226308 - STRUCTURA DE REZISTENTA- (graden e 2 ...</w:t>
+            </w:r>
+          </w:p>
+        </w:tc>
+        <w:tc>
+          <w:tcPr>
+            <w:tcW w:type="dxa" w:w="850"/>
+            <w:shd w:fill="FFFF99" w:val="clear"/>
+          </w:tcPr>
+          <w:p>
+            <w:r>
+              <w:rPr>
+                <w:b w:val="0"/>
+                <w:sz w:val="16"/>
+              </w:rPr>
+            </w:r>
+          </w:p>
+        </w:tc>
+        <w:tc>
+          <w:tcPr>
+            <w:tcW w:type="dxa" w:w="1984"/>
+            <w:shd w:fill="FFFF99" w:val="clear"/>
+          </w:tcPr>
+          <w:p>
+            <w:r>
+              <w:rPr>
+                <w:b w:val="0"/>
+                <w:sz w:val="16"/>
+              </w:rPr>
+            </w:r>
+          </w:p>
+        </w:tc>
+        <w:tc>
+          <w:tcPr>
+            <w:tcW w:type="dxa" w:w="454"/>
+            <w:shd w:fill="FFFF99" w:val="clear"/>
+          </w:tcPr>
+          <w:p>
+            <w:r>
+              <w:rPr>
+                <w:b w:val="0"/>
+                <w:sz w:val="16"/>
+              </w:rPr>
+            </w:r>
+          </w:p>
+        </w:tc>
+        <w:tc>
+          <w:tcPr>
+            <w:tcW w:type="dxa" w:w="680"/>
+            <w:shd w:fill="FFFF99" w:val="clear"/>
+          </w:tcPr>
+          <w:p>
+            <w:r>
+              <w:rPr>
+                <w:b w:val="0"/>
+                <w:sz w:val="16"/>
+              </w:rPr>
+            </w:r>
+          </w:p>
+        </w:tc>
+        <w:tc>
+          <w:tcPr>
+            <w:tcW w:type="dxa" w:w="850"/>
+            <w:shd w:fill="FFFF99" w:val="clear"/>
+          </w:tcPr>
+          <w:p>
+            <w:r>
+              <w:rPr>
+                <w:b w:val="0"/>
+                <w:sz w:val="16"/>
+              </w:rPr>
+              <w:t>$2100919</w:t>
+            </w:r>
+          </w:p>
+        </w:tc>
+        <w:tc>
+          <w:tcPr>
+            <w:tcW w:type="dxa" w:w="1984"/>
+            <w:shd w:fill="FFFF99" w:val="clear"/>
+          </w:tcPr>
+          <w:p>
+            <w:r>
+              <w:rPr>
+                <w:b w:val="0"/>
+                <w:sz w:val="16"/>
+              </w:rPr>
+              <w:t>beton marca c</w:t>
+            </w:r>
+          </w:p>
+        </w:tc>
+        <w:tc>
+          <w:tcPr>
+            <w:tcW w:type="dxa" w:w="454"/>
+            <w:shd w:fill="FFFF99" w:val="clear"/>
+          </w:tcPr>
+          <w:p>
+            <w:r>
+              <w:rPr>
+                <w:b w:val="0"/>
+                <w:sz w:val="16"/>
+              </w:rPr>
+              <w:t>mc</w:t>
+            </w:r>
+          </w:p>
+        </w:tc>
+        <w:tc>
+          <w:tcPr>
+            <w:tcW w:type="dxa" w:w="680"/>
+            <w:shd w:fill="FFFF99" w:val="clear"/>
+          </w:tcPr>
+          <w:p>
+            <w:r>
+              <w:rPr>
+                <w:b w:val="0"/>
+                <w:sz w:val="16"/>
+              </w:rPr>
+              <w:t>70.56</w:t>
+            </w:r>
+          </w:p>
+        </w:tc>
+        <w:tc>
+          <w:tcPr>
+            <w:tcW w:type="dxa" w:w="3572"/>
+            <w:shd w:fill="FFFF99" w:val="clear"/>
+          </w:tcPr>
+          <w:p>
+            <w:r>
+              <w:rPr>
+                <w:b w:val="0"/>
+                <w:color w:val="CC0000"/>
+                <w:sz w:val="16"/>
+              </w:rPr>
+              <w:t>Articol suplimentar în ofertă (nu există în referință)</w:t>
+            </w:r>
+          </w:p>
+        </w:tc>
+      </w:tr>
+      <w:tr>
+        <w:tc>
+          <w:tcPr>
+            <w:tcW w:type="dxa" w:w="397"/>
+            <w:shd w:fill="FFFF99" w:val="clear"/>
+          </w:tcPr>
+          <w:p>
+            <w:r>
+              <w:rPr>
+                <w:b w:val="0"/>
+                <w:sz w:val="16"/>
+              </w:rPr>
+              <w:t>33</w:t>
             </w:r>
           </w:p>
         </w:tc>
@@ -5524,7 +5871,7 @@
                 <w:b w:val="0"/>
                 <w:sz w:val="16"/>
               </w:rPr>
-              <w:t>33</w:t>
+              <w:t>35</w:t>
             </w:r>
           </w:p>
         </w:tc>
@@ -5703,7 +6050,7 @@
                 <w:b w:val="0"/>
                 <w:sz w:val="16"/>
               </w:rPr>
-              <w:t>34</w:t>
+              <w:t>36</w:t>
             </w:r>
           </w:p>
         </w:tc>
@@ -6016,7 +6363,7 @@
                 <w:b w:val="0"/>
                 <w:sz w:val="16"/>
               </w:rPr>
-              <w:t>36</w:t>
+              <w:t>38</w:t>
             </w:r>
           </w:p>
         </w:tc>
@@ -6194,7 +6541,7 @@
                 <w:b w:val="0"/>
                 <w:sz w:val="16"/>
               </w:rPr>
-              <w:t>37</w:t>
+              <w:t>39</w:t>
             </w:r>
           </w:p>
         </w:tc>
@@ -6280,7 +6627,7 @@
                 <w:b w:val="0"/>
                 <w:sz w:val="16"/>
               </w:rPr>
-              <w:t>IZD04D1</w:t>
+              <w:t>CE05E1</w:t>
             </w:r>
           </w:p>
         </w:tc>
@@ -6295,7 +6642,7 @@
                 <w:b w:val="0"/>
                 <w:sz w:val="16"/>
               </w:rPr>
-              <w:t>vopsire cu aparat aer compr vopsea ulei pe conf...</w:t>
+              <w:t>invelitoare din tabla cutata fixata cu suruburi...</w:t>
             </w:r>
           </w:p>
         </w:tc>
@@ -6310,7 +6657,7 @@
                 <w:b w:val="0"/>
                 <w:sz w:val="16"/>
               </w:rPr>
-              <w:t>ton</w:t>
+              <w:t>mp</w:t>
             </w:r>
           </w:p>
         </w:tc>
@@ -6325,7 +6672,7 @@
                 <w:b w:val="0"/>
                 <w:sz w:val="16"/>
               </w:rPr>
-              <w:t>8.0</w:t>
+              <w:t>532.0</w:t>
             </w:r>
           </w:p>
         </w:tc>
@@ -6358,7 +6705,7 @@
                 <w:b w:val="0"/>
                 <w:sz w:val="16"/>
               </w:rPr>
-              <w:t>38</w:t>
+              <w:t>40</w:t>
             </w:r>
           </w:p>
         </w:tc>
@@ -6444,7 +6791,7 @@
                 <w:b w:val="0"/>
                 <w:sz w:val="16"/>
               </w:rPr>
-              <w:t>CE05E1</w:t>
+              <w:t>IZD04D1</w:t>
             </w:r>
           </w:p>
         </w:tc>
@@ -6459,7 +6806,7 @@
                 <w:b w:val="0"/>
                 <w:sz w:val="16"/>
               </w:rPr>
-              <w:t>invelitoare din tabla cutata fixata cu suruburi...</w:t>
+              <w:t>vopsire cu aparat aer compr vopsea ulei pe conf...</w:t>
             </w:r>
           </w:p>
         </w:tc>
@@ -6474,7 +6821,7 @@
                 <w:b w:val="0"/>
                 <w:sz w:val="16"/>
               </w:rPr>
-              <w:t>mp</w:t>
+              <w:t>ton</w:t>
             </w:r>
           </w:p>
         </w:tc>
@@ -6489,7 +6836,7 @@
                 <w:b w:val="0"/>
                 <w:sz w:val="16"/>
               </w:rPr>
-              <w:t>532.0</w:t>
+              <w:t>8.0</w:t>
             </w:r>
           </w:p>
         </w:tc>
@@ -6655,7 +7002,7 @@
                 <w:b/>
                 <w:sz w:val="18"/>
               </w:rPr>
-              <w:t>Capitol de lucrări 226348 — SPATII VERZI  │  LIPSA: 2  │  EXTRA: 1  │  Delta: -1</w:t>
+              <w:t>Capitol de lucrări 226348 — SPATII VERZI  │  LIPSA: 2  │  EXTRA: 2  │  Delta: 0 ✓</w:t>
             </w:r>
           </w:p>
         </w:tc>
@@ -6672,7 +7019,7 @@
                 <w:b w:val="0"/>
                 <w:sz w:val="16"/>
               </w:rPr>
-              <w:t>40</w:t>
+              <w:t>42</w:t>
             </w:r>
           </w:p>
         </w:tc>
@@ -6808,7 +7155,7 @@
                 <w:b w:val="0"/>
                 <w:sz w:val="16"/>
               </w:rPr>
-              <w:t>41</w:t>
+              <w:t>43</w:t>
             </w:r>
           </w:p>
         </w:tc>
@@ -6963,7 +7310,171 @@
                 <w:b w:val="0"/>
                 <w:sz w:val="16"/>
               </w:rPr>
-              <w:t>42</w:t>
+              <w:t>44</w:t>
+            </w:r>
+          </w:p>
+        </w:tc>
+        <w:tc>
+          <w:tcPr>
+            <w:tcW w:type="dxa" w:w="1701"/>
+            <w:shd w:fill="FFFF99" w:val="clear"/>
+          </w:tcPr>
+          <w:p>
+            <w:r>
+              <w:rPr>
+                <w:b w:val="0"/>
+                <w:sz w:val="16"/>
+              </w:rPr>
+              <w:t>226348 - SPATII VERZI</w:t>
+            </w:r>
+          </w:p>
+        </w:tc>
+        <w:tc>
+          <w:tcPr>
+            <w:tcW w:type="dxa" w:w="850"/>
+            <w:shd w:fill="FFFF99" w:val="clear"/>
+          </w:tcPr>
+          <w:p>
+            <w:r>
+              <w:rPr>
+                <w:b w:val="0"/>
+                <w:sz w:val="16"/>
+              </w:rPr>
+            </w:r>
+          </w:p>
+        </w:tc>
+        <w:tc>
+          <w:tcPr>
+            <w:tcW w:type="dxa" w:w="1984"/>
+            <w:shd w:fill="FFFF99" w:val="clear"/>
+          </w:tcPr>
+          <w:p>
+            <w:r>
+              <w:rPr>
+                <w:b w:val="0"/>
+                <w:sz w:val="16"/>
+              </w:rPr>
+            </w:r>
+          </w:p>
+        </w:tc>
+        <w:tc>
+          <w:tcPr>
+            <w:tcW w:type="dxa" w:w="454"/>
+            <w:shd w:fill="FFFF99" w:val="clear"/>
+          </w:tcPr>
+          <w:p>
+            <w:r>
+              <w:rPr>
+                <w:b w:val="0"/>
+                <w:sz w:val="16"/>
+              </w:rPr>
+            </w:r>
+          </w:p>
+        </w:tc>
+        <w:tc>
+          <w:tcPr>
+            <w:tcW w:type="dxa" w:w="680"/>
+            <w:shd w:fill="FFFF99" w:val="clear"/>
+          </w:tcPr>
+          <w:p>
+            <w:r>
+              <w:rPr>
+                <w:b w:val="0"/>
+                <w:sz w:val="16"/>
+              </w:rPr>
+            </w:r>
+          </w:p>
+        </w:tc>
+        <w:tc>
+          <w:tcPr>
+            <w:tcW w:type="dxa" w:w="850"/>
+            <w:shd w:fill="FFFF99" w:val="clear"/>
+          </w:tcPr>
+          <w:p>
+            <w:r>
+              <w:rPr>
+                <w:b w:val="0"/>
+                <w:sz w:val="16"/>
+              </w:rPr>
+              <w:t>TSH01A1</w:t>
+            </w:r>
+          </w:p>
+        </w:tc>
+        <w:tc>
+          <w:tcPr>
+            <w:tcW w:type="dxa" w:w="1984"/>
+            <w:shd w:fill="FFFF99" w:val="clear"/>
+          </w:tcPr>
+          <w:p>
+            <w:r>
+              <w:rPr>
+                <w:b w:val="0"/>
+                <w:sz w:val="16"/>
+              </w:rPr>
+              <w:t>degajarea terenului de corpuri straine</w:t>
+            </w:r>
+          </w:p>
+        </w:tc>
+        <w:tc>
+          <w:tcPr>
+            <w:tcW w:type="dxa" w:w="454"/>
+            <w:shd w:fill="FFFF99" w:val="clear"/>
+          </w:tcPr>
+          <w:p>
+            <w:r>
+              <w:rPr>
+                <w:b w:val="0"/>
+                <w:sz w:val="16"/>
+              </w:rPr>
+              <w:t>100 mp</w:t>
+            </w:r>
+          </w:p>
+        </w:tc>
+        <w:tc>
+          <w:tcPr>
+            <w:tcW w:type="dxa" w:w="680"/>
+            <w:shd w:fill="FFFF99" w:val="clear"/>
+          </w:tcPr>
+          <w:p>
+            <w:r>
+              <w:rPr>
+                <w:b w:val="0"/>
+                <w:sz w:val="16"/>
+              </w:rPr>
+              <w:t>59.18</w:t>
+            </w:r>
+          </w:p>
+        </w:tc>
+        <w:tc>
+          <w:tcPr>
+            <w:tcW w:type="dxa" w:w="3572"/>
+            <w:shd w:fill="FFFF99" w:val="clear"/>
+          </w:tcPr>
+          <w:p>
+            <w:r>
+              <w:rPr>
+                <w:b w:val="0"/>
+                <w:color w:val="CC0000"/>
+                <w:sz w:val="16"/>
+              </w:rPr>
+              <w:t>Articol suplimentar în ofertă (nu există în referință)</w:t>
+            </w:r>
+          </w:p>
+        </w:tc>
+      </w:tr>
+      <w:tr>
+        <w:tc>
+          <w:tcPr>
+            <w:tcW w:type="dxa" w:w="397"/>
+            <w:shd w:fill="FFFF99" w:val="clear"/>
+          </w:tcPr>
+          <w:p>
+            <w:r>
+              <w:rPr>
+                <w:b w:val="0"/>
+                <w:sz w:val="16"/>
+              </w:rPr>
+              <w:t>45</w:t>
             </w:r>
           </w:p>
         </w:tc>
@@ -7260,7 +7771,7 @@
                 <w:b/>
                 <w:sz w:val="18"/>
               </w:rPr>
-              <w:t>Capitol de lucrări 226428 — INSTALATII SANITARE OB. 4  │  LIPSA: 0  │  EXTRA: 3  │  Delta: +3</w:t>
+              <w:t>Capitol de lucrări 226358 — ALEI PIETONALE SI CAROSABILE  │  LIPSA: 1  │  EXTRA: 0  │  Delta: -1</w:t>
             </w:r>
           </w:p>
         </w:tc>
@@ -7269,62 +7780,125 @@
         <w:tc>
           <w:tcPr>
             <w:tcW w:type="dxa" w:w="397"/>
-          </w:tcPr>
-          <w:p>
-            <w:r>
-              <w:rPr>
-                <w:b w:val="0"/>
-                <w:sz w:val="16"/>
-              </w:rPr>
-              <w:t>44</w:t>
+            <w:shd w:fill="FFB3B3" w:val="clear"/>
+          </w:tcPr>
+          <w:p>
+            <w:r>
+              <w:rPr>
+                <w:b w:val="0"/>
+                <w:sz w:val="16"/>
+              </w:rPr>
+              <w:t>47</w:t>
             </w:r>
           </w:p>
         </w:tc>
         <w:tc>
           <w:tcPr>
             <w:tcW w:type="dxa" w:w="1701"/>
-          </w:tcPr>
-          <w:p>
-            <w:r>
-              <w:rPr>
-                <w:b w:val="0"/>
-                <w:sz w:val="16"/>
-              </w:rPr>
-              <w:t>226428 - INSTALATII SANITARE OB. 4</w:t>
+            <w:shd w:fill="FFB3B3" w:val="clear"/>
+          </w:tcPr>
+          <w:p>
+            <w:r>
+              <w:rPr>
+                <w:b w:val="0"/>
+                <w:sz w:val="16"/>
+              </w:rPr>
+              <w:t>226358 - ALEI PIETONALE SI CAROSABILE</w:t>
             </w:r>
           </w:p>
         </w:tc>
         <w:tc>
           <w:tcPr>
             <w:tcW w:type="dxa" w:w="850"/>
-          </w:tcPr>
-          <w:p>
-            <w:r>
-              <w:rPr>
-                <w:b w:val="0"/>
-                <w:sz w:val="16"/>
-              </w:rPr>
-              <w:t>$3270244</w:t>
+            <w:shd w:fill="FFB3B3" w:val="clear"/>
+          </w:tcPr>
+          <w:p>
+            <w:r>
+              <w:rPr>
+                <w:b w:val="0"/>
+                <w:sz w:val="16"/>
+              </w:rPr>
+              <w:t>$2040</w:t>
             </w:r>
           </w:p>
         </w:tc>
         <w:tc>
           <w:tcPr>
             <w:tcW w:type="dxa" w:w="1984"/>
-          </w:tcPr>
-          <w:p>
-            <w:r>
-              <w:rPr>
-                <w:b w:val="0"/>
-                <w:sz w:val="16"/>
-              </w:rPr>
-              <w:t>reductie ppr 50-40</w:t>
+            <w:shd w:fill="FFB3B3" w:val="clear"/>
+          </w:tcPr>
+          <w:p>
+            <w:r>
+              <w:rPr>
+                <w:b w:val="0"/>
+                <w:sz w:val="16"/>
+              </w:rPr>
+              <w:t>000 menbrana geotextil netesute 150g/mp design ...</w:t>
             </w:r>
           </w:p>
         </w:tc>
         <w:tc>
           <w:tcPr>
             <w:tcW w:type="dxa" w:w="454"/>
+            <w:shd w:fill="FFB3B3" w:val="clear"/>
+          </w:tcPr>
+          <w:p>
+            <w:r>
+              <w:rPr>
+                <w:b w:val="0"/>
+                <w:sz w:val="16"/>
+              </w:rPr>
+              <w:t>226358 pag</w:t>
+            </w:r>
+          </w:p>
+        </w:tc>
+        <w:tc>
+          <w:tcPr>
+            <w:tcW w:type="dxa" w:w="680"/>
+            <w:shd w:fill="FFB3B3" w:val="clear"/>
+          </w:tcPr>
+          <w:p>
+            <w:r>
+              <w:rPr>
+                <w:b w:val="0"/>
+                <w:sz w:val="16"/>
+              </w:rPr>
+              <w:t>8.0</w:t>
+            </w:r>
+          </w:p>
+        </w:tc>
+        <w:tc>
+          <w:tcPr>
+            <w:tcW w:type="dxa" w:w="850"/>
+            <w:shd w:fill="FFB3B3" w:val="clear"/>
+          </w:tcPr>
+          <w:p/>
+        </w:tc>
+        <w:tc>
+          <w:tcPr>
+            <w:tcW w:type="dxa" w:w="1984"/>
+            <w:shd w:fill="FFB3B3" w:val="clear"/>
+          </w:tcPr>
+          <w:p/>
+        </w:tc>
+        <w:tc>
+          <w:tcPr>
+            <w:tcW w:type="dxa" w:w="454"/>
+            <w:shd w:fill="FFB3B3" w:val="clear"/>
+          </w:tcPr>
+          <w:p/>
+        </w:tc>
+        <w:tc>
+          <w:tcPr>
+            <w:tcW w:type="dxa" w:w="680"/>
+            <w:shd w:fill="FFB3B3" w:val="clear"/>
+          </w:tcPr>
+          <w:p/>
+        </w:tc>
+        <w:tc>
+          <w:tcPr>
+            <w:tcW w:type="dxa" w:w="3572"/>
+            <w:shd w:fill="FFB3B3" w:val="clear"/>
           </w:tcPr>
           <w:p>
             <w:r>
@@ -7333,92 +7907,7 @@
                 <w:color w:val="CC0000"/>
                 <w:sz w:val="16"/>
               </w:rPr>
-              <w:t>buc</w:t>
-            </w:r>
-          </w:p>
-        </w:tc>
-        <w:tc>
-          <w:tcPr>
-            <w:tcW w:type="dxa" w:w="680"/>
-          </w:tcPr>
-          <w:p>
-            <w:r>
-              <w:rPr>
-                <w:b w:val="0"/>
-                <w:sz w:val="16"/>
-              </w:rPr>
-              <w:t>1.0</w:t>
-            </w:r>
-          </w:p>
-        </w:tc>
-        <w:tc>
-          <w:tcPr>
-            <w:tcW w:type="dxa" w:w="850"/>
-          </w:tcPr>
-          <w:p>
-            <w:r>
-              <w:rPr>
-                <w:b w:val="0"/>
-                <w:sz w:val="16"/>
-              </w:rPr>
-              <w:t>$3270244</w:t>
-            </w:r>
-          </w:p>
-        </w:tc>
-        <w:tc>
-          <w:tcPr>
-            <w:tcW w:type="dxa" w:w="1984"/>
-          </w:tcPr>
-          <w:p>
-            <w:r>
-              <w:rPr>
-                <w:b w:val="0"/>
-                <w:sz w:val="16"/>
-              </w:rPr>
-              <w:t>reductie ppr 50-40 b?c.</w:t>
-            </w:r>
-          </w:p>
-        </w:tc>
-        <w:tc>
-          <w:tcPr>
-            <w:tcW w:type="dxa" w:w="454"/>
-          </w:tcPr>
-          <w:p>
-            <w:r>
-              <w:rPr>
-                <w:b w:val="0"/>
-                <w:color w:val="CC0000"/>
-                <w:sz w:val="16"/>
-              </w:rPr>
-            </w:r>
-          </w:p>
-        </w:tc>
-        <w:tc>
-          <w:tcPr>
-            <w:tcW w:type="dxa" w:w="680"/>
-          </w:tcPr>
-          <w:p>
-            <w:r>
-              <w:rPr>
-                <w:b w:val="0"/>
-                <w:sz w:val="16"/>
-              </w:rPr>
-              <w:t>1.0</w:t>
-            </w:r>
-          </w:p>
-        </w:tc>
-        <w:tc>
-          <w:tcPr>
-            <w:tcW w:type="dxa" w:w="3572"/>
-          </w:tcPr>
-          <w:p>
-            <w:r>
-              <w:rPr>
-                <w:b w:val="0"/>
-                <w:color w:val="CC0000"/>
-                <w:sz w:val="16"/>
-              </w:rPr>
-              <w:t xml:space="preserve">Unitate de măsură diferită: referință buc, ofertat </w:t>
+              <w:t>Articol lipsă din ofertă</w:t>
             </w:r>
           </w:p>
         </w:tc>
@@ -7428,315 +7917,147 @@
           <w:tcPr>
             <w:tcW w:type="dxa" w:w="397"/>
           </w:tcPr>
-          <w:p>
-            <w:r>
-              <w:rPr>
-                <w:b w:val="0"/>
-                <w:sz w:val="16"/>
-              </w:rPr>
-              <w:t>45</w:t>
-            </w:r>
-          </w:p>
+          <w:p/>
         </w:tc>
         <w:tc>
           <w:tcPr>
             <w:tcW w:type="dxa" w:w="1701"/>
-          </w:tcPr>
-          <w:p>
-            <w:r>
-              <w:rPr>
-                <w:b w:val="0"/>
-                <w:sz w:val="16"/>
-              </w:rPr>
-              <w:t>226428 - INSTALATII SANITARE OB. 4</w:t>
+            <w:shd w:fill="D9D9D9" w:val="clear"/>
+          </w:tcPr>
+          <w:p>
+            <w:r>
+              <w:rPr>
+                <w:b/>
+                <w:color w:val="000000"/>
+                <w:sz w:val="18"/>
+              </w:rPr>
+              <w:t>SUMAR</w:t>
             </w:r>
           </w:p>
         </w:tc>
         <w:tc>
           <w:tcPr>
             <w:tcW w:type="dxa" w:w="850"/>
-          </w:tcPr>
-          <w:p>
-            <w:r>
-              <w:rPr>
-                <w:b w:val="0"/>
-                <w:sz w:val="16"/>
-              </w:rPr>
-              <w:t>SC31A1</w:t>
+            <w:shd w:fill="D9D9D9" w:val="clear"/>
+          </w:tcPr>
+          <w:p>
+            <w:r>
+              <w:rPr>
+                <w:b/>
+                <w:color w:val="000000"/>
+                <w:sz w:val="18"/>
+              </w:rPr>
+              <w:t>Neconformitati: 1 din 17 articole ref.</w:t>
             </w:r>
           </w:p>
         </w:tc>
         <w:tc>
           <w:tcPr>
             <w:tcW w:type="dxa" w:w="1984"/>
-          </w:tcPr>
-          <w:p>
-            <w:r>
-              <w:rPr>
-                <w:b w:val="0"/>
-                <w:sz w:val="16"/>
-              </w:rPr>
-              <w:t>ventil de scurgere tip</w:t>
-            </w:r>
+            <w:shd w:fill="D9D9D9" w:val="clear"/>
+          </w:tcPr>
+          <w:p>
+            <w:r/>
           </w:p>
         </w:tc>
         <w:tc>
           <w:tcPr>
             <w:tcW w:type="dxa" w:w="454"/>
-          </w:tcPr>
-          <w:p>
-            <w:r>
-              <w:rPr>
-                <w:b w:val="0"/>
-                <w:sz w:val="16"/>
-              </w:rPr>
-              <w:t>buc</w:t>
-            </w:r>
+            <w:shd w:fill="D9D9D9" w:val="clear"/>
+          </w:tcPr>
+          <w:p>
+            <w:r/>
           </w:p>
         </w:tc>
         <w:tc>
           <w:tcPr>
             <w:tcW w:type="dxa" w:w="680"/>
-          </w:tcPr>
-          <w:p>
-            <w:r>
-              <w:rPr>
-                <w:b w:val="0"/>
-                <w:color w:val="CC0000"/>
-                <w:sz w:val="16"/>
-              </w:rPr>
-              <w:t>9.0</w:t>
-            </w:r>
+            <w:shd w:fill="D9D9D9" w:val="clear"/>
+          </w:tcPr>
+          <w:p>
+            <w:r/>
           </w:p>
         </w:tc>
         <w:tc>
           <w:tcPr>
             <w:tcW w:type="dxa" w:w="850"/>
-          </w:tcPr>
-          <w:p>
-            <w:r>
-              <w:rPr>
-                <w:b w:val="0"/>
-                <w:sz w:val="16"/>
-              </w:rPr>
-              <w:t>SC31A1</w:t>
+            <w:shd w:fill="D9D9D9" w:val="clear"/>
+          </w:tcPr>
+          <w:p>
+            <w:pPr>
+              <w:jc w:val="center"/>
+            </w:pPr>
+            <w:r>
+              <w:rPr>
+                <w:b/>
+                <w:color w:val="000000"/>
+                <w:sz w:val="18"/>
+              </w:rPr>
+              <w:t>17</w:t>
             </w:r>
           </w:p>
         </w:tc>
         <w:tc>
           <w:tcPr>
             <w:tcW w:type="dxa" w:w="1984"/>
-          </w:tcPr>
-          <w:p>
-            <w:r>
-              <w:rPr>
-                <w:b w:val="0"/>
-                <w:sz w:val="16"/>
-              </w:rPr>
-              <w:t>ventil de scurgere tip ...</w:t>
-            </w:r>
+            <w:shd w:fill="D9D9D9" w:val="clear"/>
+          </w:tcPr>
+          <w:p>
+            <w:r/>
           </w:p>
         </w:tc>
         <w:tc>
           <w:tcPr>
             <w:tcW w:type="dxa" w:w="454"/>
-          </w:tcPr>
-          <w:p>
-            <w:r>
-              <w:rPr>
-                <w:b w:val="0"/>
-                <w:sz w:val="16"/>
-              </w:rPr>
-              <w:t>buc</w:t>
-            </w:r>
+            <w:shd w:fill="D9D9D9" w:val="clear"/>
+          </w:tcPr>
+          <w:p>
+            <w:r/>
           </w:p>
         </w:tc>
         <w:tc>
           <w:tcPr>
             <w:tcW w:type="dxa" w:w="680"/>
-          </w:tcPr>
-          <w:p>
-            <w:r>
-              <w:rPr>
-                <w:b w:val="0"/>
-                <w:color w:val="CC0000"/>
-                <w:sz w:val="16"/>
-              </w:rPr>
-              <w:t>5.14</w:t>
+            <w:shd w:fill="D9D9D9" w:val="clear"/>
+          </w:tcPr>
+          <w:p>
+            <w:pPr>
+              <w:jc w:val="center"/>
+            </w:pPr>
+            <w:r>
+              <w:rPr>
+                <w:b/>
+                <w:color w:val="000000"/>
+                <w:sz w:val="18"/>
+              </w:rPr>
+              <w:t>17</w:t>
             </w:r>
           </w:p>
         </w:tc>
         <w:tc>
           <w:tcPr>
             <w:tcW w:type="dxa" w:w="3572"/>
-          </w:tcPr>
-          <w:p>
-            <w:r>
-              <w:rPr>
-                <w:b w:val="0"/>
-                <w:color w:val="CC0000"/>
-                <w:sz w:val="16"/>
-              </w:rPr>
-              <w:t>Cantitate diferită: referință 9.0 buc, ofertat 5.14 buc</w:t>
-            </w:r>
+            <w:shd w:fill="D9D9D9" w:val="clear"/>
+          </w:tcPr>
+          <w:p>
+            <w:r/>
           </w:p>
         </w:tc>
       </w:tr>
       <w:tr>
         <w:tc>
           <w:tcPr>
-            <w:tcW w:type="dxa" w:w="397"/>
-          </w:tcPr>
-          <w:p>
-            <w:r>
-              <w:rPr>
-                <w:b w:val="0"/>
-                <w:sz w:val="16"/>
-              </w:rPr>
-              <w:t>46</w:t>
-            </w:r>
-          </w:p>
-        </w:tc>
-        <w:tc>
-          <w:tcPr>
-            <w:tcW w:type="dxa" w:w="1701"/>
-          </w:tcPr>
-          <w:p>
-            <w:r>
-              <w:rPr>
-                <w:b w:val="0"/>
-                <w:sz w:val="16"/>
-              </w:rPr>
-              <w:t>226428 - INSTALATII SANITARE OB. 4</w:t>
-            </w:r>
-          </w:p>
-        </w:tc>
-        <w:tc>
-          <w:tcPr>
-            <w:tcW w:type="dxa" w:w="850"/>
-          </w:tcPr>
-          <w:p>
-            <w:r>
-              <w:rPr>
-                <w:b w:val="0"/>
-                <w:sz w:val="16"/>
-              </w:rPr>
-              <w:t>$4203179</w:t>
-            </w:r>
-          </w:p>
-        </w:tc>
-        <w:tc>
-          <w:tcPr>
-            <w:tcW w:type="dxa" w:w="1984"/>
-          </w:tcPr>
-          <w:p>
-            <w:r>
-              <w:rPr>
-                <w:b w:val="0"/>
-                <w:sz w:val="16"/>
-              </w:rPr>
-              <w:t>ventil scurgere lavoar, bideu 1 1/4'''' fara ra...</w:t>
-            </w:r>
-          </w:p>
-        </w:tc>
-        <w:tc>
-          <w:tcPr>
-            <w:tcW w:type="dxa" w:w="454"/>
-          </w:tcPr>
-          <w:p>
-            <w:r>
-              <w:rPr>
-                <w:b w:val="0"/>
-                <w:sz w:val="16"/>
-              </w:rPr>
-              <w:t>buc</w:t>
-            </w:r>
-          </w:p>
-        </w:tc>
-        <w:tc>
-          <w:tcPr>
-            <w:tcW w:type="dxa" w:w="680"/>
-          </w:tcPr>
-          <w:p>
-            <w:r>
-              <w:rPr>
-                <w:b w:val="0"/>
-                <w:color w:val="CC0000"/>
-                <w:sz w:val="16"/>
-              </w:rPr>
-              <w:t>9.0</w:t>
-            </w:r>
-          </w:p>
-        </w:tc>
-        <w:tc>
-          <w:tcPr>
-            <w:tcW w:type="dxa" w:w="850"/>
-          </w:tcPr>
-          <w:p>
-            <w:r>
-              <w:rPr>
-                <w:b w:val="0"/>
-                <w:sz w:val="16"/>
-              </w:rPr>
-              <w:t>$4203179</w:t>
-            </w:r>
-          </w:p>
-        </w:tc>
-        <w:tc>
-          <w:tcPr>
-            <w:tcW w:type="dxa" w:w="1984"/>
-          </w:tcPr>
-          <w:p>
-            <w:r>
-              <w:rPr>
-                <w:b w:val="0"/>
-                <w:sz w:val="16"/>
-              </w:rPr>
-              <w:t>ventil scurgere lavoar, bideu 1 1/4' fara racor...</w:t>
-            </w:r>
-          </w:p>
-        </w:tc>
-        <w:tc>
-          <w:tcPr>
-            <w:tcW w:type="dxa" w:w="454"/>
-          </w:tcPr>
-          <w:p>
-            <w:r>
-              <w:rPr>
-                <w:b w:val="0"/>
-                <w:sz w:val="16"/>
-              </w:rPr>
-              <w:t>buc</w:t>
-            </w:r>
-          </w:p>
-        </w:tc>
-        <w:tc>
-          <w:tcPr>
-            <w:tcW w:type="dxa" w:w="680"/>
-          </w:tcPr>
-          <w:p>
-            <w:r>
-              <w:rPr>
-                <w:b w:val="0"/>
-                <w:color w:val="CC0000"/>
-                <w:sz w:val="16"/>
-              </w:rPr>
-              <w:t>0.0</w:t>
-            </w:r>
-          </w:p>
-        </w:tc>
-        <w:tc>
-          <w:tcPr>
             <w:tcW w:type="dxa" w:w="3572"/>
-          </w:tcPr>
-          <w:p>
-            <w:r>
-              <w:rPr>
-                <w:b w:val="0"/>
-                <w:color w:val="CC0000"/>
-                <w:sz w:val="16"/>
-              </w:rPr>
-              <w:t>Cantitate diferită: referință 9.0 buc, ofertat 0.0 buc</w:t>
+            <w:gridSpan w:val="11"/>
+            <w:shd w:fill="D9D9D9" w:val="clear"/>
+          </w:tcPr>
+          <w:p>
+            <w:r>
+              <w:rPr>
+                <w:b/>
+                <w:sz w:val="18"/>
+              </w:rPr>
+              <w:t>Capitol de lucrări 226428 — INSTALATII SANITARE OB. 4  │  LIPSA: 0  │  EXTRA: 2  │  Delta: +2</w:t>
             </w:r>
           </w:p>
         </w:tc>
@@ -7752,7 +8073,7 @@
                 <w:b w:val="0"/>
                 <w:sz w:val="16"/>
               </w:rPr>
-              <w:t>47</w:t>
+              <w:t>49</w:t>
             </w:r>
           </w:p>
         </w:tc>
@@ -7780,7 +8101,7 @@
                 <w:b w:val="0"/>
                 <w:sz w:val="16"/>
               </w:rPr>
-              <w:t>SD06A1</w:t>
+              <w:t>$3270244</w:t>
             </w:r>
           </w:p>
         </w:tc>
@@ -7794,7 +8115,7 @@
                 <w:b w:val="0"/>
                 <w:sz w:val="16"/>
               </w:rPr>
-              <w:t>baterie amestecatoare, stativa, pentru lavoar a...</w:t>
+              <w:t>reductie ppr 50-40</w:t>
             </w:r>
           </w:p>
         </w:tc>
@@ -7806,6 +8127,7 @@
             <w:r>
               <w:rPr>
                 <w:b w:val="0"/>
+                <w:color w:val="CC0000"/>
                 <w:sz w:val="16"/>
               </w:rPr>
               <w:t>buc</w:t>
@@ -7820,52 +8142,51 @@
             <w:r>
               <w:rPr>
                 <w:b w:val="0"/>
+                <w:sz w:val="16"/>
+              </w:rPr>
+              <w:t>1.0</w:t>
+            </w:r>
+          </w:p>
+        </w:tc>
+        <w:tc>
+          <w:tcPr>
+            <w:tcW w:type="dxa" w:w="850"/>
+          </w:tcPr>
+          <w:p>
+            <w:r>
+              <w:rPr>
+                <w:b w:val="0"/>
+                <w:sz w:val="16"/>
+              </w:rPr>
+              <w:t>$3270244</w:t>
+            </w:r>
+          </w:p>
+        </w:tc>
+        <w:tc>
+          <w:tcPr>
+            <w:tcW w:type="dxa" w:w="1984"/>
+          </w:tcPr>
+          <w:p>
+            <w:r>
+              <w:rPr>
+                <w:b w:val="0"/>
+                <w:sz w:val="16"/>
+              </w:rPr>
+              <w:t>reductie ppr 50-40 b?c.</w:t>
+            </w:r>
+          </w:p>
+        </w:tc>
+        <w:tc>
+          <w:tcPr>
+            <w:tcW w:type="dxa" w:w="454"/>
+          </w:tcPr>
+          <w:p>
+            <w:r>
+              <w:rPr>
+                <w:b w:val="0"/>
                 <w:color w:val="CC0000"/>
                 <w:sz w:val="16"/>
               </w:rPr>
-              <w:t>9.0</w:t>
-            </w:r>
-          </w:p>
-        </w:tc>
-        <w:tc>
-          <w:tcPr>
-            <w:tcW w:type="dxa" w:w="850"/>
-          </w:tcPr>
-          <w:p>
-            <w:r>
-              <w:rPr>
-                <w:b w:val="0"/>
-                <w:sz w:val="16"/>
-              </w:rPr>
-              <w:t>SD06A1</w:t>
-            </w:r>
-          </w:p>
-        </w:tc>
-        <w:tc>
-          <w:tcPr>
-            <w:tcW w:type="dxa" w:w="1984"/>
-          </w:tcPr>
-          <w:p>
-            <w:r>
-              <w:rPr>
-                <w:b w:val="0"/>
-                <w:sz w:val="16"/>
-              </w:rPr>
-              <w:t>baterie amestecatoare , stativa, pentru lavoar ...</w:t>
-            </w:r>
-          </w:p>
-        </w:tc>
-        <w:tc>
-          <w:tcPr>
-            <w:tcW w:type="dxa" w:w="454"/>
-          </w:tcPr>
-          <w:p>
-            <w:r>
-              <w:rPr>
-                <w:b w:val="0"/>
-                <w:sz w:val="16"/>
-              </w:rPr>
-              <w:t>buc</w:t>
             </w:r>
           </w:p>
         </w:tc>
@@ -7877,25 +8198,24 @@
             <w:r>
               <w:rPr>
                 <w:b w:val="0"/>
+                <w:sz w:val="16"/>
+              </w:rPr>
+              <w:t>1.0</w:t>
+            </w:r>
+          </w:p>
+        </w:tc>
+        <w:tc>
+          <w:tcPr>
+            <w:tcW w:type="dxa" w:w="3572"/>
+          </w:tcPr>
+          <w:p>
+            <w:r>
+              <w:rPr>
+                <w:b w:val="0"/>
                 <w:color w:val="CC0000"/>
                 <w:sz w:val="16"/>
               </w:rPr>
-              <w:t>51.75</w:t>
-            </w:r>
-          </w:p>
-        </w:tc>
-        <w:tc>
-          <w:tcPr>
-            <w:tcW w:type="dxa" w:w="3572"/>
-          </w:tcPr>
-          <w:p>
-            <w:r>
-              <w:rPr>
-                <w:b w:val="0"/>
-                <w:color w:val="CC0000"/>
-                <w:sz w:val="16"/>
-              </w:rPr>
-              <w:t>Cantitate diferită: referință 9.0 buc, ofertat 51.75 buc</w:t>
+              <w:t xml:space="preserve">Unitate de măsură diferită: referință buc, ofertat </w:t>
             </w:r>
           </w:p>
         </w:tc>
@@ -7911,7 +8231,7 @@
                 <w:b w:val="0"/>
                 <w:sz w:val="16"/>
               </w:rPr>
-              <w:t>48</w:t>
+              <w:t>50</w:t>
             </w:r>
           </w:p>
         </w:tc>
@@ -7939,7 +8259,7 @@
                 <w:b w:val="0"/>
                 <w:sz w:val="16"/>
               </w:rPr>
-              <w:t>$3272003</w:t>
+              <w:t>SC31A1</w:t>
             </w:r>
           </w:p>
         </w:tc>
@@ -7953,7 +8273,7 @@
                 <w:b w:val="0"/>
                 <w:sz w:val="16"/>
               </w:rPr>
-              <w:t>baterie monocomanda pentru lavoar</w:t>
+              <w:t>ventil de scurgere tip</w:t>
             </w:r>
           </w:p>
         </w:tc>
@@ -7996,7 +8316,7 @@
                 <w:b w:val="0"/>
                 <w:sz w:val="16"/>
               </w:rPr>
-              <w:t>$3272003</w:t>
+              <w:t>SC31A1</w:t>
             </w:r>
           </w:p>
         </w:tc>
@@ -8010,7 +8330,7 @@
                 <w:b w:val="0"/>
                 <w:sz w:val="16"/>
               </w:rPr>
-              <w:t>baterie monocomanda pentru lavoar</w:t>
+              <w:t>ventil de scurgere tip ...</w:t>
             </w:r>
           </w:p>
         </w:tc>
@@ -8039,7 +8359,7 @@
                 <w:color w:val="CC0000"/>
                 <w:sz w:val="16"/>
               </w:rPr>
-              <w:t>0.0</w:t>
+              <w:t>5.14</w:t>
             </w:r>
           </w:p>
         </w:tc>
@@ -8054,7 +8374,7 @@
                 <w:color w:val="CC0000"/>
                 <w:sz w:val="16"/>
               </w:rPr>
-              <w:t>Cantitate diferită: referință 9.0 buc, ofertat 0.0 buc</w:t>
+              <w:t>Cantitate diferită: referință 9.0 buc, ofertat 5.14 buc</w:t>
             </w:r>
           </w:p>
         </w:tc>
@@ -8070,7 +8390,7 @@
                 <w:b w:val="0"/>
                 <w:sz w:val="16"/>
               </w:rPr>
-              <w:t>49</w:t>
+              <w:t>51</w:t>
             </w:r>
           </w:p>
         </w:tc>
@@ -8098,7 +8418,7 @@
                 <w:b w:val="0"/>
                 <w:sz w:val="16"/>
               </w:rPr>
-              <w:t>$2222227</w:t>
+              <w:t>$4203179</w:t>
             </w:r>
           </w:p>
         </w:tc>
@@ -8112,7 +8432,7 @@
                 <w:b w:val="0"/>
                 <w:sz w:val="16"/>
               </w:rPr>
-              <w:t>dispenser inox servetele hartie</w:t>
+              <w:t>ventil scurgere lavoar, bideu 1 1/4'''' fara ra...</w:t>
             </w:r>
           </w:p>
         </w:tc>
@@ -8124,9 +8444,65 @@
             <w:r>
               <w:rPr>
                 <w:b w:val="0"/>
+                <w:sz w:val="16"/>
+              </w:rPr>
+              <w:t>buc</w:t>
+            </w:r>
+          </w:p>
+        </w:tc>
+        <w:tc>
+          <w:tcPr>
+            <w:tcW w:type="dxa" w:w="680"/>
+          </w:tcPr>
+          <w:p>
+            <w:r>
+              <w:rPr>
+                <w:b w:val="0"/>
                 <w:color w:val="CC0000"/>
                 <w:sz w:val="16"/>
               </w:rPr>
+              <w:t>9.0</w:t>
+            </w:r>
+          </w:p>
+        </w:tc>
+        <w:tc>
+          <w:tcPr>
+            <w:tcW w:type="dxa" w:w="850"/>
+          </w:tcPr>
+          <w:p>
+            <w:r>
+              <w:rPr>
+                <w:b w:val="0"/>
+                <w:sz w:val="16"/>
+              </w:rPr>
+              <w:t>$4203179</w:t>
+            </w:r>
+          </w:p>
+        </w:tc>
+        <w:tc>
+          <w:tcPr>
+            <w:tcW w:type="dxa" w:w="1984"/>
+          </w:tcPr>
+          <w:p>
+            <w:r>
+              <w:rPr>
+                <w:b w:val="0"/>
+                <w:sz w:val="16"/>
+              </w:rPr>
+              <w:t>ventil scurgere lavoar, bideu 1 1/4' fara racor...</w:t>
+            </w:r>
+          </w:p>
+        </w:tc>
+        <w:tc>
+          <w:tcPr>
+            <w:tcW w:type="dxa" w:w="454"/>
+          </w:tcPr>
+          <w:p>
+            <w:r>
+              <w:rPr>
+                <w:b w:val="0"/>
+                <w:sz w:val="16"/>
+              </w:rPr>
               <w:t>buc</w:t>
             </w:r>
           </w:p>
@@ -8139,65 +8515,10 @@
             <w:r>
               <w:rPr>
                 <w:b w:val="0"/>
-                <w:sz w:val="16"/>
-              </w:rPr>
-              <w:t>9.0</w:t>
-            </w:r>
-          </w:p>
-        </w:tc>
-        <w:tc>
-          <w:tcPr>
-            <w:tcW w:type="dxa" w:w="850"/>
-          </w:tcPr>
-          <w:p>
-            <w:r>
-              <w:rPr>
-                <w:b w:val="0"/>
-                <w:sz w:val="16"/>
-              </w:rPr>
-              <w:t>$2222227</w:t>
-            </w:r>
-          </w:p>
-        </w:tc>
-        <w:tc>
-          <w:tcPr>
-            <w:tcW w:type="dxa" w:w="1984"/>
-          </w:tcPr>
-          <w:p>
-            <w:r>
-              <w:rPr>
-                <w:b w:val="0"/>
-                <w:sz w:val="16"/>
-              </w:rPr>
-              <w:t>dispenser inox servetele hartie b?c.</w:t>
-            </w:r>
-          </w:p>
-        </w:tc>
-        <w:tc>
-          <w:tcPr>
-            <w:tcW w:type="dxa" w:w="454"/>
-          </w:tcPr>
-          <w:p>
-            <w:r>
-              <w:rPr>
-                <w:b w:val="0"/>
                 <w:color w:val="CC0000"/>
                 <w:sz w:val="16"/>
               </w:rPr>
-            </w:r>
-          </w:p>
-        </w:tc>
-        <w:tc>
-          <w:tcPr>
-            <w:tcW w:type="dxa" w:w="680"/>
-          </w:tcPr>
-          <w:p>
-            <w:r>
-              <w:rPr>
-                <w:b w:val="0"/>
-                <w:sz w:val="16"/>
-              </w:rPr>
-              <w:t>9.0</w:t>
+              <w:t>0.0</w:t>
             </w:r>
           </w:p>
         </w:tc>
@@ -8212,7 +8533,7 @@
                 <w:color w:val="CC0000"/>
                 <w:sz w:val="16"/>
               </w:rPr>
-              <w:t xml:space="preserve">Unitate de măsură diferită: referință buc, ofertat </w:t>
+              <w:t>Cantitate diferită: referință 9.0 buc, ofertat 0.0 buc</w:t>
             </w:r>
           </w:p>
         </w:tc>
@@ -8228,7 +8549,483 @@
                 <w:b w:val="0"/>
                 <w:sz w:val="16"/>
               </w:rPr>
-              <w:t>50</w:t>
+              <w:t>52</w:t>
+            </w:r>
+          </w:p>
+        </w:tc>
+        <w:tc>
+          <w:tcPr>
+            <w:tcW w:type="dxa" w:w="1701"/>
+          </w:tcPr>
+          <w:p>
+            <w:r>
+              <w:rPr>
+                <w:b w:val="0"/>
+                <w:sz w:val="16"/>
+              </w:rPr>
+              <w:t>226428 - INSTALATII SANITARE OB. 4</w:t>
+            </w:r>
+          </w:p>
+        </w:tc>
+        <w:tc>
+          <w:tcPr>
+            <w:tcW w:type="dxa" w:w="850"/>
+          </w:tcPr>
+          <w:p>
+            <w:r>
+              <w:rPr>
+                <w:b w:val="0"/>
+                <w:sz w:val="16"/>
+              </w:rPr>
+              <w:t>SD06A1</w:t>
+            </w:r>
+          </w:p>
+        </w:tc>
+        <w:tc>
+          <w:tcPr>
+            <w:tcW w:type="dxa" w:w="1984"/>
+          </w:tcPr>
+          <w:p>
+            <w:r>
+              <w:rPr>
+                <w:b w:val="0"/>
+                <w:sz w:val="16"/>
+              </w:rPr>
+              <w:t>baterie amestecatoare, stativa, pentru lavoar a...</w:t>
+            </w:r>
+          </w:p>
+        </w:tc>
+        <w:tc>
+          <w:tcPr>
+            <w:tcW w:type="dxa" w:w="454"/>
+          </w:tcPr>
+          <w:p>
+            <w:r>
+              <w:rPr>
+                <w:b w:val="0"/>
+                <w:sz w:val="16"/>
+              </w:rPr>
+              <w:t>buc</w:t>
+            </w:r>
+          </w:p>
+        </w:tc>
+        <w:tc>
+          <w:tcPr>
+            <w:tcW w:type="dxa" w:w="680"/>
+          </w:tcPr>
+          <w:p>
+            <w:r>
+              <w:rPr>
+                <w:b w:val="0"/>
+                <w:color w:val="CC0000"/>
+                <w:sz w:val="16"/>
+              </w:rPr>
+              <w:t>9.0</w:t>
+            </w:r>
+          </w:p>
+        </w:tc>
+        <w:tc>
+          <w:tcPr>
+            <w:tcW w:type="dxa" w:w="850"/>
+          </w:tcPr>
+          <w:p>
+            <w:r>
+              <w:rPr>
+                <w:b w:val="0"/>
+                <w:sz w:val="16"/>
+              </w:rPr>
+              <w:t>SD06A1</w:t>
+            </w:r>
+          </w:p>
+        </w:tc>
+        <w:tc>
+          <w:tcPr>
+            <w:tcW w:type="dxa" w:w="1984"/>
+          </w:tcPr>
+          <w:p>
+            <w:r>
+              <w:rPr>
+                <w:b w:val="0"/>
+                <w:sz w:val="16"/>
+              </w:rPr>
+              <w:t>baterie amestecatoare , stativa, pentru lavoar ...</w:t>
+            </w:r>
+          </w:p>
+        </w:tc>
+        <w:tc>
+          <w:tcPr>
+            <w:tcW w:type="dxa" w:w="454"/>
+          </w:tcPr>
+          <w:p>
+            <w:r>
+              <w:rPr>
+                <w:b w:val="0"/>
+                <w:sz w:val="16"/>
+              </w:rPr>
+              <w:t>buc</w:t>
+            </w:r>
+          </w:p>
+        </w:tc>
+        <w:tc>
+          <w:tcPr>
+            <w:tcW w:type="dxa" w:w="680"/>
+          </w:tcPr>
+          <w:p>
+            <w:r>
+              <w:rPr>
+                <w:b w:val="0"/>
+                <w:color w:val="CC0000"/>
+                <w:sz w:val="16"/>
+              </w:rPr>
+              <w:t>51.75</w:t>
+            </w:r>
+          </w:p>
+        </w:tc>
+        <w:tc>
+          <w:tcPr>
+            <w:tcW w:type="dxa" w:w="3572"/>
+          </w:tcPr>
+          <w:p>
+            <w:r>
+              <w:rPr>
+                <w:b w:val="0"/>
+                <w:color w:val="CC0000"/>
+                <w:sz w:val="16"/>
+              </w:rPr>
+              <w:t>Cantitate diferită: referință 9.0 buc, ofertat 51.75 buc</w:t>
+            </w:r>
+          </w:p>
+        </w:tc>
+      </w:tr>
+      <w:tr>
+        <w:tc>
+          <w:tcPr>
+            <w:tcW w:type="dxa" w:w="397"/>
+          </w:tcPr>
+          <w:p>
+            <w:r>
+              <w:rPr>
+                <w:b w:val="0"/>
+                <w:sz w:val="16"/>
+              </w:rPr>
+              <w:t>53</w:t>
+            </w:r>
+          </w:p>
+        </w:tc>
+        <w:tc>
+          <w:tcPr>
+            <w:tcW w:type="dxa" w:w="1701"/>
+          </w:tcPr>
+          <w:p>
+            <w:r>
+              <w:rPr>
+                <w:b w:val="0"/>
+                <w:sz w:val="16"/>
+              </w:rPr>
+              <w:t>226428 - INSTALATII SANITARE OB. 4</w:t>
+            </w:r>
+          </w:p>
+        </w:tc>
+        <w:tc>
+          <w:tcPr>
+            <w:tcW w:type="dxa" w:w="850"/>
+          </w:tcPr>
+          <w:p>
+            <w:r>
+              <w:rPr>
+                <w:b w:val="0"/>
+                <w:sz w:val="16"/>
+              </w:rPr>
+              <w:t>$3272003</w:t>
+            </w:r>
+          </w:p>
+        </w:tc>
+        <w:tc>
+          <w:tcPr>
+            <w:tcW w:type="dxa" w:w="1984"/>
+          </w:tcPr>
+          <w:p>
+            <w:r>
+              <w:rPr>
+                <w:b w:val="0"/>
+                <w:sz w:val="16"/>
+              </w:rPr>
+              <w:t>baterie monocomanda pentru lavoar</w:t>
+            </w:r>
+          </w:p>
+        </w:tc>
+        <w:tc>
+          <w:tcPr>
+            <w:tcW w:type="dxa" w:w="454"/>
+          </w:tcPr>
+          <w:p>
+            <w:r>
+              <w:rPr>
+                <w:b w:val="0"/>
+                <w:sz w:val="16"/>
+              </w:rPr>
+              <w:t>buc</w:t>
+            </w:r>
+          </w:p>
+        </w:tc>
+        <w:tc>
+          <w:tcPr>
+            <w:tcW w:type="dxa" w:w="680"/>
+          </w:tcPr>
+          <w:p>
+            <w:r>
+              <w:rPr>
+                <w:b w:val="0"/>
+                <w:color w:val="CC0000"/>
+                <w:sz w:val="16"/>
+              </w:rPr>
+              <w:t>9.0</w:t>
+            </w:r>
+          </w:p>
+        </w:tc>
+        <w:tc>
+          <w:tcPr>
+            <w:tcW w:type="dxa" w:w="850"/>
+          </w:tcPr>
+          <w:p>
+            <w:r>
+              <w:rPr>
+                <w:b w:val="0"/>
+                <w:sz w:val="16"/>
+              </w:rPr>
+              <w:t>$3272003</w:t>
+            </w:r>
+          </w:p>
+        </w:tc>
+        <w:tc>
+          <w:tcPr>
+            <w:tcW w:type="dxa" w:w="1984"/>
+          </w:tcPr>
+          <w:p>
+            <w:r>
+              <w:rPr>
+                <w:b w:val="0"/>
+                <w:sz w:val="16"/>
+              </w:rPr>
+              <w:t>baterie monocomanda pentru lavoar</w:t>
+            </w:r>
+          </w:p>
+        </w:tc>
+        <w:tc>
+          <w:tcPr>
+            <w:tcW w:type="dxa" w:w="454"/>
+          </w:tcPr>
+          <w:p>
+            <w:r>
+              <w:rPr>
+                <w:b w:val="0"/>
+                <w:sz w:val="16"/>
+              </w:rPr>
+              <w:t>buc</w:t>
+            </w:r>
+          </w:p>
+        </w:tc>
+        <w:tc>
+          <w:tcPr>
+            <w:tcW w:type="dxa" w:w="680"/>
+          </w:tcPr>
+          <w:p>
+            <w:r>
+              <w:rPr>
+                <w:b w:val="0"/>
+                <w:color w:val="CC0000"/>
+                <w:sz w:val="16"/>
+              </w:rPr>
+              <w:t>0.0</w:t>
+            </w:r>
+          </w:p>
+        </w:tc>
+        <w:tc>
+          <w:tcPr>
+            <w:tcW w:type="dxa" w:w="3572"/>
+          </w:tcPr>
+          <w:p>
+            <w:r>
+              <w:rPr>
+                <w:b w:val="0"/>
+                <w:color w:val="CC0000"/>
+                <w:sz w:val="16"/>
+              </w:rPr>
+              <w:t>Cantitate diferită: referință 9.0 buc, ofertat 0.0 buc</w:t>
+            </w:r>
+          </w:p>
+        </w:tc>
+      </w:tr>
+      <w:tr>
+        <w:tc>
+          <w:tcPr>
+            <w:tcW w:type="dxa" w:w="397"/>
+          </w:tcPr>
+          <w:p>
+            <w:r>
+              <w:rPr>
+                <w:b w:val="0"/>
+                <w:sz w:val="16"/>
+              </w:rPr>
+              <w:t>54</w:t>
+            </w:r>
+          </w:p>
+        </w:tc>
+        <w:tc>
+          <w:tcPr>
+            <w:tcW w:type="dxa" w:w="1701"/>
+          </w:tcPr>
+          <w:p>
+            <w:r>
+              <w:rPr>
+                <w:b w:val="0"/>
+                <w:sz w:val="16"/>
+              </w:rPr>
+              <w:t>226428 - INSTALATII SANITARE OB. 4</w:t>
+            </w:r>
+          </w:p>
+        </w:tc>
+        <w:tc>
+          <w:tcPr>
+            <w:tcW w:type="dxa" w:w="850"/>
+          </w:tcPr>
+          <w:p>
+            <w:r>
+              <w:rPr>
+                <w:b w:val="0"/>
+                <w:sz w:val="16"/>
+              </w:rPr>
+              <w:t>$2222227</w:t>
+            </w:r>
+          </w:p>
+        </w:tc>
+        <w:tc>
+          <w:tcPr>
+            <w:tcW w:type="dxa" w:w="1984"/>
+          </w:tcPr>
+          <w:p>
+            <w:r>
+              <w:rPr>
+                <w:b w:val="0"/>
+                <w:sz w:val="16"/>
+              </w:rPr>
+              <w:t>dispenser inox servetele hartie</w:t>
+            </w:r>
+          </w:p>
+        </w:tc>
+        <w:tc>
+          <w:tcPr>
+            <w:tcW w:type="dxa" w:w="454"/>
+          </w:tcPr>
+          <w:p>
+            <w:r>
+              <w:rPr>
+                <w:b w:val="0"/>
+                <w:color w:val="CC0000"/>
+                <w:sz w:val="16"/>
+              </w:rPr>
+              <w:t>buc</w:t>
+            </w:r>
+          </w:p>
+        </w:tc>
+        <w:tc>
+          <w:tcPr>
+            <w:tcW w:type="dxa" w:w="680"/>
+          </w:tcPr>
+          <w:p>
+            <w:r>
+              <w:rPr>
+                <w:b w:val="0"/>
+                <w:sz w:val="16"/>
+              </w:rPr>
+              <w:t>9.0</w:t>
+            </w:r>
+          </w:p>
+        </w:tc>
+        <w:tc>
+          <w:tcPr>
+            <w:tcW w:type="dxa" w:w="850"/>
+          </w:tcPr>
+          <w:p>
+            <w:r>
+              <w:rPr>
+                <w:b w:val="0"/>
+                <w:sz w:val="16"/>
+              </w:rPr>
+              <w:t>$2222227</w:t>
+            </w:r>
+          </w:p>
+        </w:tc>
+        <w:tc>
+          <w:tcPr>
+            <w:tcW w:type="dxa" w:w="1984"/>
+          </w:tcPr>
+          <w:p>
+            <w:r>
+              <w:rPr>
+                <w:b w:val="0"/>
+                <w:sz w:val="16"/>
+              </w:rPr>
+              <w:t>dispenser inox servetele hartie b?c.</w:t>
+            </w:r>
+          </w:p>
+        </w:tc>
+        <w:tc>
+          <w:tcPr>
+            <w:tcW w:type="dxa" w:w="454"/>
+          </w:tcPr>
+          <w:p>
+            <w:r>
+              <w:rPr>
+                <w:b w:val="0"/>
+                <w:color w:val="CC0000"/>
+                <w:sz w:val="16"/>
+              </w:rPr>
+            </w:r>
+          </w:p>
+        </w:tc>
+        <w:tc>
+          <w:tcPr>
+            <w:tcW w:type="dxa" w:w="680"/>
+          </w:tcPr>
+          <w:p>
+            <w:r>
+              <w:rPr>
+                <w:b w:val="0"/>
+                <w:sz w:val="16"/>
+              </w:rPr>
+              <w:t>9.0</w:t>
+            </w:r>
+          </w:p>
+        </w:tc>
+        <w:tc>
+          <w:tcPr>
+            <w:tcW w:type="dxa" w:w="3572"/>
+          </w:tcPr>
+          <w:p>
+            <w:r>
+              <w:rPr>
+                <w:b w:val="0"/>
+                <w:color w:val="CC0000"/>
+                <w:sz w:val="16"/>
+              </w:rPr>
+              <w:t xml:space="preserve">Unitate de măsură diferită: referință buc, ofertat </w:t>
+            </w:r>
+          </w:p>
+        </w:tc>
+      </w:tr>
+      <w:tr>
+        <w:tc>
+          <w:tcPr>
+            <w:tcW w:type="dxa" w:w="397"/>
+          </w:tcPr>
+          <w:p>
+            <w:r>
+              <w:rPr>
+                <w:b w:val="0"/>
+                <w:sz w:val="16"/>
+              </w:rPr>
+              <w:t>55</w:t>
             </w:r>
           </w:p>
         </w:tc>
@@ -8406,7 +9203,7 @@
                 <w:b w:val="0"/>
                 <w:sz w:val="16"/>
               </w:rPr>
-              <w:t>51</w:t>
+              <w:t>56</w:t>
             </w:r>
           </w:p>
         </w:tc>
@@ -8570,7 +9367,7 @@
                 <w:b w:val="0"/>
                 <w:sz w:val="16"/>
               </w:rPr>
-              <w:t>52</w:t>
+              <w:t>57</w:t>
             </w:r>
           </w:p>
         </w:tc>
@@ -8702,170 +9499,6 @@
                 <w:sz w:val="16"/>
               </w:rPr>
               <w:t>35.0</w:t>
-            </w:r>
-          </w:p>
-        </w:tc>
-        <w:tc>
-          <w:tcPr>
-            <w:tcW w:type="dxa" w:w="3572"/>
-            <w:shd w:fill="FFFF99" w:val="clear"/>
-          </w:tcPr>
-          <w:p>
-            <w:r>
-              <w:rPr>
-                <w:b w:val="0"/>
-                <w:color w:val="CC0000"/>
-                <w:sz w:val="16"/>
-              </w:rPr>
-              <w:t>Articol suplimentar în ofertă (nu există în referință)</w:t>
-            </w:r>
-          </w:p>
-        </w:tc>
-      </w:tr>
-      <w:tr>
-        <w:tc>
-          <w:tcPr>
-            <w:tcW w:type="dxa" w:w="397"/>
-            <w:shd w:fill="FFFF99" w:val="clear"/>
-          </w:tcPr>
-          <w:p>
-            <w:r>
-              <w:rPr>
-                <w:b w:val="0"/>
-                <w:sz w:val="16"/>
-              </w:rPr>
-              <w:t>53</w:t>
-            </w:r>
-          </w:p>
-        </w:tc>
-        <w:tc>
-          <w:tcPr>
-            <w:tcW w:type="dxa" w:w="1701"/>
-            <w:shd w:fill="FFFF99" w:val="clear"/>
-          </w:tcPr>
-          <w:p>
-            <w:r>
-              <w:rPr>
-                <w:b w:val="0"/>
-                <w:sz w:val="16"/>
-              </w:rPr>
-              <w:t>226428 - INSTALATII SANITARE OB. 4</w:t>
-            </w:r>
-          </w:p>
-        </w:tc>
-        <w:tc>
-          <w:tcPr>
-            <w:tcW w:type="dxa" w:w="850"/>
-            <w:shd w:fill="FFFF99" w:val="clear"/>
-          </w:tcPr>
-          <w:p>
-            <w:r>
-              <w:rPr>
-                <w:b w:val="0"/>
-                <w:sz w:val="16"/>
-              </w:rPr>
-            </w:r>
-          </w:p>
-        </w:tc>
-        <w:tc>
-          <w:tcPr>
-            <w:tcW w:type="dxa" w:w="1984"/>
-            <w:shd w:fill="FFFF99" w:val="clear"/>
-          </w:tcPr>
-          <w:p>
-            <w:r>
-              <w:rPr>
-                <w:b w:val="0"/>
-                <w:sz w:val="16"/>
-              </w:rPr>
-            </w:r>
-          </w:p>
-        </w:tc>
-        <w:tc>
-          <w:tcPr>
-            <w:tcW w:type="dxa" w:w="454"/>
-            <w:shd w:fill="FFFF99" w:val="clear"/>
-          </w:tcPr>
-          <w:p>
-            <w:r>
-              <w:rPr>
-                <w:b w:val="0"/>
-                <w:sz w:val="16"/>
-              </w:rPr>
-            </w:r>
-          </w:p>
-        </w:tc>
-        <w:tc>
-          <w:tcPr>
-            <w:tcW w:type="dxa" w:w="680"/>
-            <w:shd w:fill="FFFF99" w:val="clear"/>
-          </w:tcPr>
-          <w:p>
-            <w:r>
-              <w:rPr>
-                <w:b w:val="0"/>
-                <w:sz w:val="16"/>
-              </w:rPr>
-            </w:r>
-          </w:p>
-        </w:tc>
-        <w:tc>
-          <w:tcPr>
-            <w:tcW w:type="dxa" w:w="850"/>
-            <w:shd w:fill="FFFF99" w:val="clear"/>
-          </w:tcPr>
-          <w:p>
-            <w:r>
-              <w:rPr>
-                <w:b w:val="0"/>
-                <w:sz w:val="16"/>
-              </w:rPr>
-              <w:t>SA14B</w:t>
-            </w:r>
-          </w:p>
-        </w:tc>
-        <w:tc>
-          <w:tcPr>
-            <w:tcW w:type="dxa" w:w="1984"/>
-            <w:shd w:fill="FFFF99" w:val="clear"/>
-          </w:tcPr>
-          <w:p>
-            <w:r>
-              <w:rPr>
-                <w:b w:val="0"/>
-                <w:sz w:val="16"/>
-              </w:rPr>
-              <w:t>teava mat pl (pp, pe, pp-r) imbinare prin sudur...</w:t>
-            </w:r>
-          </w:p>
-        </w:tc>
-        <w:tc>
-          <w:tcPr>
-            <w:tcW w:type="dxa" w:w="454"/>
-            <w:shd w:fill="FFFF99" w:val="clear"/>
-          </w:tcPr>
-          <w:p>
-            <w:r>
-              <w:rPr>
-                <w:b w:val="0"/>
-                <w:sz w:val="16"/>
-              </w:rPr>
-              <w:t>m</w:t>
-            </w:r>
-          </w:p>
-        </w:tc>
-        <w:tc>
-          <w:tcPr>
-            <w:tcW w:type="dxa" w:w="680"/>
-            <w:shd w:fill="FFFF99" w:val="clear"/>
-          </w:tcPr>
-          <w:p>
-            <w:r>
-              <w:rPr>
-                <w:b w:val="0"/>
-                <w:sz w:val="16"/>
-              </w:rPr>
-              <w:t>70.0</w:t>
             </w:r>
           </w:p>
         </w:tc>
@@ -9047,7 +9680,7 @@
                 <w:b w:val="0"/>
                 <w:sz w:val="16"/>
               </w:rPr>
-              <w:t>55</w:t>
+              <w:t>59</w:t>
             </w:r>
           </w:p>
         </w:tc>
@@ -9225,7 +9858,7 @@
                 <w:b w:val="0"/>
                 <w:sz w:val="16"/>
               </w:rPr>
-              <w:t>56</w:t>
+              <w:t>60</w:t>
             </w:r>
           </w:p>
         </w:tc>
@@ -9538,7 +10171,7 @@
                 <w:b w:val="0"/>
                 <w:sz w:val="16"/>
               </w:rPr>
-              <w:t>58</w:t>
+              <w:t>62</w:t>
             </w:r>
           </w:p>
         </w:tc>
@@ -9697,7 +10330,7 @@
                 <w:b w:val="0"/>
                 <w:sz w:val="16"/>
               </w:rPr>
-              <w:t>59</w:t>
+              <w:t>63</w:t>
             </w:r>
           </w:p>
         </w:tc>
@@ -9855,7 +10488,7 @@
                 <w:b w:val="0"/>
                 <w:sz w:val="16"/>
               </w:rPr>
-              <w:t>60</w:t>
+              <w:t>64</w:t>
             </w:r>
           </w:p>
         </w:tc>
@@ -10013,7 +10646,7 @@
                 <w:b w:val="0"/>
                 <w:sz w:val="16"/>
               </w:rPr>
-              <w:t>61</w:t>
+              <w:t>65</w:t>
             </w:r>
           </w:p>
         </w:tc>
@@ -10171,7 +10804,7 @@
                 <w:b w:val="0"/>
                 <w:sz w:val="16"/>
               </w:rPr>
-              <w:t>62</w:t>
+              <w:t>66</w:t>
             </w:r>
           </w:p>
         </w:tc>
@@ -10463,7 +11096,7 @@
                 <w:b/>
                 <w:sz w:val="18"/>
               </w:rPr>
-              <w:t>Capitol de lucrări 226288 — SISTEM SUPRAVEGHEREA VIDEO -OB2  │  LIPSA: 0  │  EXTRA: 2  │  Delta: +2</w:t>
+              <w:t>Capitol de lucrări 226258  │  LIPSA: 0  │  EXTRA: 1  │  Delta: +1</w:t>
             </w:r>
           </w:p>
         </w:tc>
@@ -10499,7 +11132,7 @@
                 <w:b w:val="0"/>
                 <w:sz w:val="16"/>
               </w:rPr>
-              <w:t>64</w:t>
+              <w:t>68</w:t>
             </w:r>
           </w:p>
         </w:tc>
@@ -10514,7 +11147,7 @@
                 <w:b w:val="0"/>
                 <w:sz w:val="16"/>
               </w:rPr>
-              <w:t>226288 - SISTEM SUPRAVEGHEREA VIDEO -OB2</w:t>
+              <w:t>226258</w:t>
             </w:r>
           </w:p>
         </w:tc>
@@ -10585,7 +11218,7 @@
                 <w:b w:val="0"/>
                 <w:sz w:val="16"/>
               </w:rPr>
-              <w:t>TCB40A1</w:t>
+              <w:t>ED25A1</w:t>
             </w:r>
           </w:p>
         </w:tc>
@@ -10600,7 +11233,7 @@
                 <w:b w:val="0"/>
                 <w:sz w:val="16"/>
               </w:rPr>
-              <w:t>aparat telegr teleim transmit autom.</w:t>
+              <w:t>asim aparat electric antigrizutos sau antiexploziv</w:t>
             </w:r>
           </w:p>
         </w:tc>
@@ -10630,171 +11263,7 @@
                 <w:b w:val="0"/>
                 <w:sz w:val="16"/>
               </w:rPr>
-              <w:t>2.0</w:t>
-            </w:r>
-          </w:p>
-        </w:tc>
-        <w:tc>
-          <w:tcPr>
-            <w:tcW w:type="dxa" w:w="3572"/>
-            <w:shd w:fill="FFFF99" w:val="clear"/>
-          </w:tcPr>
-          <w:p>
-            <w:r>
-              <w:rPr>
-                <w:b w:val="0"/>
-                <w:color w:val="CC0000"/>
-                <w:sz w:val="16"/>
-              </w:rPr>
-              <w:t>Articol suplimentar în ofertă (nu există în referință)</w:t>
-            </w:r>
-          </w:p>
-        </w:tc>
-      </w:tr>
-      <w:tr>
-        <w:tc>
-          <w:tcPr>
-            <w:tcW w:type="dxa" w:w="397"/>
-            <w:shd w:fill="FFFF99" w:val="clear"/>
-          </w:tcPr>
-          <w:p>
-            <w:r>
-              <w:rPr>
-                <w:b w:val="0"/>
-                <w:sz w:val="16"/>
-              </w:rPr>
-              <w:t>65</w:t>
-            </w:r>
-          </w:p>
-        </w:tc>
-        <w:tc>
-          <w:tcPr>
-            <w:tcW w:type="dxa" w:w="1701"/>
-            <w:shd w:fill="FFFF99" w:val="clear"/>
-          </w:tcPr>
-          <w:p>
-            <w:r>
-              <w:rPr>
-                <w:b w:val="0"/>
-                <w:sz w:val="16"/>
-              </w:rPr>
-              <w:t>226288 - SISTEM SUPRAVEGHEREA VIDEO -OB2</w:t>
-            </w:r>
-          </w:p>
-        </w:tc>
-        <w:tc>
-          <w:tcPr>
-            <w:tcW w:type="dxa" w:w="850"/>
-            <w:shd w:fill="FFFF99" w:val="clear"/>
-          </w:tcPr>
-          <w:p>
-            <w:r>
-              <w:rPr>
-                <w:b w:val="0"/>
-                <w:sz w:val="16"/>
-              </w:rPr>
-            </w:r>
-          </w:p>
-        </w:tc>
-        <w:tc>
-          <w:tcPr>
-            <w:tcW w:type="dxa" w:w="1984"/>
-            <w:shd w:fill="FFFF99" w:val="clear"/>
-          </w:tcPr>
-          <w:p>
-            <w:r>
-              <w:rPr>
-                <w:b w:val="0"/>
-                <w:sz w:val="16"/>
-              </w:rPr>
-            </w:r>
-          </w:p>
-        </w:tc>
-        <w:tc>
-          <w:tcPr>
-            <w:tcW w:type="dxa" w:w="454"/>
-            <w:shd w:fill="FFFF99" w:val="clear"/>
-          </w:tcPr>
-          <w:p>
-            <w:r>
-              <w:rPr>
-                <w:b w:val="0"/>
-                <w:sz w:val="16"/>
-              </w:rPr>
-            </w:r>
-          </w:p>
-        </w:tc>
-        <w:tc>
-          <w:tcPr>
-            <w:tcW w:type="dxa" w:w="680"/>
-            <w:shd w:fill="FFFF99" w:val="clear"/>
-          </w:tcPr>
-          <w:p>
-            <w:r>
-              <w:rPr>
-                <w:b w:val="0"/>
-                <w:sz w:val="16"/>
-              </w:rPr>
-            </w:r>
-          </w:p>
-        </w:tc>
-        <w:tc>
-          <w:tcPr>
-            <w:tcW w:type="dxa" w:w="850"/>
-            <w:shd w:fill="FFFF99" w:val="clear"/>
-          </w:tcPr>
-          <w:p>
-            <w:r>
-              <w:rPr>
-                <w:b w:val="0"/>
-                <w:sz w:val="16"/>
-              </w:rPr>
-              <w:t>EC06A1</w:t>
-            </w:r>
-          </w:p>
-        </w:tc>
-        <w:tc>
-          <w:tcPr>
-            <w:tcW w:type="dxa" w:w="1984"/>
-            <w:shd w:fill="FFFF99" w:val="clear"/>
-          </w:tcPr>
-          <w:p>
-            <w:r>
-              <w:rPr>
-                <w:b w:val="0"/>
-                <w:sz w:val="16"/>
-              </w:rPr>
-              <w:t>cablu electric de comanda semnalizari blocari m...</w:t>
-            </w:r>
-          </w:p>
-        </w:tc>
-        <w:tc>
-          <w:tcPr>
-            <w:tcW w:type="dxa" w:w="454"/>
-            <w:shd w:fill="FFFF99" w:val="clear"/>
-          </w:tcPr>
-          <w:p>
-            <w:r>
-              <w:rPr>
-                <w:b w:val="0"/>
-                <w:sz w:val="16"/>
-              </w:rPr>
-              <w:t>m</w:t>
-            </w:r>
-          </w:p>
-        </w:tc>
-        <w:tc>
-          <w:tcPr>
-            <w:tcW w:type="dxa" w:w="680"/>
-            <w:shd w:fill="FFFF99" w:val="clear"/>
-          </w:tcPr>
-          <w:p>
-            <w:r>
-              <w:rPr>
-                <w:b w:val="0"/>
-                <w:sz w:val="16"/>
-              </w:rPr>
-              <w:t>180.0</w:t>
+              <w:t>18.0</w:t>
             </w:r>
           </w:p>
         </w:tc>
@@ -10933,7 +11402,7 @@
                 <w:color w:val="000000"/>
                 <w:sz w:val="18"/>
               </w:rPr>
-              <w:t>16</w:t>
+              <w:t>3</w:t>
             </w:r>
           </w:p>
         </w:tc>
@@ -10960,7 +11429,7 @@
                 <w:b/>
                 <w:sz w:val="18"/>
               </w:rPr>
-              <w:t>Capitol de lucrări 226338 — TEREN FOTBAL  │  LIPSA: 0  │  EXTRA: 1  │  Delta: +1</w:t>
+              <w:t>Capitol de lucrări 226288 — SISTEM SUPRAVEGHEREA VIDEO -OB2  │  LIPSA: 0  │  EXTRA: 2  │  Delta: +2</w:t>
             </w:r>
           </w:p>
         </w:tc>
@@ -10996,7 +11465,7 @@
                 <w:b w:val="0"/>
                 <w:sz w:val="16"/>
               </w:rPr>
-              <w:t>67</w:t>
+              <w:t>70</w:t>
             </w:r>
           </w:p>
         </w:tc>
@@ -11011,7 +11480,7 @@
                 <w:b w:val="0"/>
                 <w:sz w:val="16"/>
               </w:rPr>
-              <w:t>226338 - TEREN FOTBAL</w:t>
+              <w:t>226288 - SISTEM SUPRAVEGHEREA VIDEO -OB2</w:t>
             </w:r>
           </w:p>
         </w:tc>
@@ -11082,7 +11551,7 @@
                 <w:b w:val="0"/>
                 <w:sz w:val="16"/>
               </w:rPr>
-              <w:t>TRI1AA08F</w:t>
+              <w:t>EC06A1</w:t>
             </w:r>
           </w:p>
         </w:tc>
@@ -11097,7 +11566,7 @@
                 <w:b w:val="0"/>
                 <w:sz w:val="16"/>
               </w:rPr>
-              <w:t>descarcarea materialelor, grupa a-grele si maru...</w:t>
+              <w:t>cablu electric de comanda semnalizari blocari m...</w:t>
             </w:r>
           </w:p>
         </w:tc>
@@ -11112,7 +11581,7 @@
                 <w:b w:val="0"/>
                 <w:sz w:val="16"/>
               </w:rPr>
-              <w:t>tona</w:t>
+              <w:t>m</w:t>
             </w:r>
           </w:p>
         </w:tc>
@@ -11127,7 +11596,171 @@
                 <w:b w:val="0"/>
                 <w:sz w:val="16"/>
               </w:rPr>
-              <w:t>55.0</w:t>
+              <w:t>180.0</w:t>
+            </w:r>
+          </w:p>
+        </w:tc>
+        <w:tc>
+          <w:tcPr>
+            <w:tcW w:type="dxa" w:w="3572"/>
+            <w:shd w:fill="FFFF99" w:val="clear"/>
+          </w:tcPr>
+          <w:p>
+            <w:r>
+              <w:rPr>
+                <w:b w:val="0"/>
+                <w:color w:val="CC0000"/>
+                <w:sz w:val="16"/>
+              </w:rPr>
+              <w:t>Articol suplimentar în ofertă (nu există în referință)</w:t>
+            </w:r>
+          </w:p>
+        </w:tc>
+      </w:tr>
+      <w:tr>
+        <w:tc>
+          <w:tcPr>
+            <w:tcW w:type="dxa" w:w="397"/>
+            <w:shd w:fill="FFFF99" w:val="clear"/>
+          </w:tcPr>
+          <w:p>
+            <w:r>
+              <w:rPr>
+                <w:b w:val="0"/>
+                <w:sz w:val="16"/>
+              </w:rPr>
+              <w:t>71</w:t>
+            </w:r>
+          </w:p>
+        </w:tc>
+        <w:tc>
+          <w:tcPr>
+            <w:tcW w:type="dxa" w:w="1701"/>
+            <w:shd w:fill="FFFF99" w:val="clear"/>
+          </w:tcPr>
+          <w:p>
+            <w:r>
+              <w:rPr>
+                <w:b w:val="0"/>
+                <w:sz w:val="16"/>
+              </w:rPr>
+              <w:t>226288 - SISTEM SUPRAVEGHEREA VIDEO -OB2</w:t>
+            </w:r>
+          </w:p>
+        </w:tc>
+        <w:tc>
+          <w:tcPr>
+            <w:tcW w:type="dxa" w:w="850"/>
+            <w:shd w:fill="FFFF99" w:val="clear"/>
+          </w:tcPr>
+          <w:p>
+            <w:r>
+              <w:rPr>
+                <w:b w:val="0"/>
+                <w:sz w:val="16"/>
+              </w:rPr>
+            </w:r>
+          </w:p>
+        </w:tc>
+        <w:tc>
+          <w:tcPr>
+            <w:tcW w:type="dxa" w:w="1984"/>
+            <w:shd w:fill="FFFF99" w:val="clear"/>
+          </w:tcPr>
+          <w:p>
+            <w:r>
+              <w:rPr>
+                <w:b w:val="0"/>
+                <w:sz w:val="16"/>
+              </w:rPr>
+            </w:r>
+          </w:p>
+        </w:tc>
+        <w:tc>
+          <w:tcPr>
+            <w:tcW w:type="dxa" w:w="454"/>
+            <w:shd w:fill="FFFF99" w:val="clear"/>
+          </w:tcPr>
+          <w:p>
+            <w:r>
+              <w:rPr>
+                <w:b w:val="0"/>
+                <w:sz w:val="16"/>
+              </w:rPr>
+            </w:r>
+          </w:p>
+        </w:tc>
+        <w:tc>
+          <w:tcPr>
+            <w:tcW w:type="dxa" w:w="680"/>
+            <w:shd w:fill="FFFF99" w:val="clear"/>
+          </w:tcPr>
+          <w:p>
+            <w:r>
+              <w:rPr>
+                <w:b w:val="0"/>
+                <w:sz w:val="16"/>
+              </w:rPr>
+            </w:r>
+          </w:p>
+        </w:tc>
+        <w:tc>
+          <w:tcPr>
+            <w:tcW w:type="dxa" w:w="850"/>
+            <w:shd w:fill="FFFF99" w:val="clear"/>
+          </w:tcPr>
+          <w:p>
+            <w:r>
+              <w:rPr>
+                <w:b w:val="0"/>
+                <w:sz w:val="16"/>
+              </w:rPr>
+              <w:t>TCB40A1</w:t>
+            </w:r>
+          </w:p>
+        </w:tc>
+        <w:tc>
+          <w:tcPr>
+            <w:tcW w:type="dxa" w:w="1984"/>
+            <w:shd w:fill="FFFF99" w:val="clear"/>
+          </w:tcPr>
+          <w:p>
+            <w:r>
+              <w:rPr>
+                <w:b w:val="0"/>
+                <w:sz w:val="16"/>
+              </w:rPr>
+              <w:t>aparat telegr teleim transmit autom.</w:t>
+            </w:r>
+          </w:p>
+        </w:tc>
+        <w:tc>
+          <w:tcPr>
+            <w:tcW w:type="dxa" w:w="454"/>
+            <w:shd w:fill="FFFF99" w:val="clear"/>
+          </w:tcPr>
+          <w:p>
+            <w:r>
+              <w:rPr>
+                <w:b w:val="0"/>
+                <w:sz w:val="16"/>
+              </w:rPr>
+              <w:t>buc</w:t>
+            </w:r>
+          </w:p>
+        </w:tc>
+        <w:tc>
+          <w:tcPr>
+            <w:tcW w:type="dxa" w:w="680"/>
+            <w:shd w:fill="FFFF99" w:val="clear"/>
+          </w:tcPr>
+          <w:p>
+            <w:r>
+              <w:rPr>
+                <w:b w:val="0"/>
+                <w:sz w:val="16"/>
+              </w:rPr>
+              <w:t>2.0</w:t>
             </w:r>
           </w:p>
         </w:tc>
@@ -11266,7 +11899,7 @@
                 <w:color w:val="000000"/>
                 <w:sz w:val="18"/>
               </w:rPr>
-              <w:t>20</w:t>
+              <w:t>16</w:t>
             </w:r>
           </w:p>
         </w:tc>
@@ -11293,7 +11926,7 @@
                 <w:b/>
                 <w:sz w:val="18"/>
               </w:rPr>
-              <w:t>Capitol de lucrări 226358 — ALEI PIETONALE SI CAROSABILE  │  LIPSA: 0  │  EXTRA: 2  │  Delta: +2</w:t>
+              <w:t>Capitol de lucrări 226338 — TEREN FOTBAL  │  LIPSA: 0  │  EXTRA: 1  │  Delta: +1</w:t>
             </w:r>
           </w:p>
         </w:tc>
@@ -11329,7 +11962,7 @@
                 <w:b w:val="0"/>
                 <w:sz w:val="16"/>
               </w:rPr>
-              <w:t>69</w:t>
+              <w:t>73</w:t>
             </w:r>
           </w:p>
         </w:tc>
@@ -11344,7 +11977,7 @@
                 <w:b w:val="0"/>
                 <w:sz w:val="16"/>
               </w:rPr>
-              <w:t>226358 - ALEI PIETONALE SI CAROSABILE</w:t>
+              <w:t>226338 - TEREN FOTBAL</w:t>
             </w:r>
           </w:p>
         </w:tc>
@@ -11415,7 +12048,7 @@
                 <w:b w:val="0"/>
                 <w:sz w:val="16"/>
               </w:rPr>
-              <w:t>DA12C1</w:t>
+              <w:t>TRI1AA08F</w:t>
             </w:r>
           </w:p>
         </w:tc>
@@ -11430,7 +12063,7 @@
                 <w:b w:val="0"/>
                 <w:sz w:val="16"/>
               </w:rPr>
-              <w:t>stat fund reprof p sparta pt drum cu asternere ...</w:t>
+              <w:t>descarcarea materialelor, grupa a-grele si maru...</w:t>
             </w:r>
           </w:p>
         </w:tc>
@@ -11445,7 +12078,7 @@
                 <w:b w:val="0"/>
                 <w:sz w:val="16"/>
               </w:rPr>
-              <w:t>mc</w:t>
+              <w:t>tona</w:t>
             </w:r>
           </w:p>
         </w:tc>
@@ -11460,171 +12093,7 @@
                 <w:b w:val="0"/>
                 <w:sz w:val="16"/>
               </w:rPr>
-              <w:t>300.0</w:t>
-            </w:r>
-          </w:p>
-        </w:tc>
-        <w:tc>
-          <w:tcPr>
-            <w:tcW w:type="dxa" w:w="3572"/>
-            <w:shd w:fill="FFFF99" w:val="clear"/>
-          </w:tcPr>
-          <w:p>
-            <w:r>
-              <w:rPr>
-                <w:b w:val="0"/>
-                <w:color w:val="CC0000"/>
-                <w:sz w:val="16"/>
-              </w:rPr>
-              <w:t>Articol suplimentar în ofertă (nu există în referință)</w:t>
-            </w:r>
-          </w:p>
-        </w:tc>
-      </w:tr>
-      <w:tr>
-        <w:tc>
-          <w:tcPr>
-            <w:tcW w:type="dxa" w:w="397"/>
-            <w:shd w:fill="FFFF99" w:val="clear"/>
-          </w:tcPr>
-          <w:p>
-            <w:r>
-              <w:rPr>
-                <w:b w:val="0"/>
-                <w:sz w:val="16"/>
-              </w:rPr>
-              <w:t>70</w:t>
-            </w:r>
-          </w:p>
-        </w:tc>
-        <w:tc>
-          <w:tcPr>
-            <w:tcW w:type="dxa" w:w="1701"/>
-            <w:shd w:fill="FFFF99" w:val="clear"/>
-          </w:tcPr>
-          <w:p>
-            <w:r>
-              <w:rPr>
-                <w:b w:val="0"/>
-                <w:sz w:val="16"/>
-              </w:rPr>
-              <w:t>226358 - ALEI PIETONALE SI CAROSABILE</w:t>
-            </w:r>
-          </w:p>
-        </w:tc>
-        <w:tc>
-          <w:tcPr>
-            <w:tcW w:type="dxa" w:w="850"/>
-            <w:shd w:fill="FFFF99" w:val="clear"/>
-          </w:tcPr>
-          <w:p>
-            <w:r>
-              <w:rPr>
-                <w:b w:val="0"/>
-                <w:sz w:val="16"/>
-              </w:rPr>
-            </w:r>
-          </w:p>
-        </w:tc>
-        <w:tc>
-          <w:tcPr>
-            <w:tcW w:type="dxa" w:w="1984"/>
-            <w:shd w:fill="FFFF99" w:val="clear"/>
-          </w:tcPr>
-          <w:p>
-            <w:r>
-              <w:rPr>
-                <w:b w:val="0"/>
-                <w:sz w:val="16"/>
-              </w:rPr>
-            </w:r>
-          </w:p>
-        </w:tc>
-        <w:tc>
-          <w:tcPr>
-            <w:tcW w:type="dxa" w:w="454"/>
-            <w:shd w:fill="FFFF99" w:val="clear"/>
-          </w:tcPr>
-          <w:p>
-            <w:r>
-              <w:rPr>
-                <w:b w:val="0"/>
-                <w:sz w:val="16"/>
-              </w:rPr>
-            </w:r>
-          </w:p>
-        </w:tc>
-        <w:tc>
-          <w:tcPr>
-            <w:tcW w:type="dxa" w:w="680"/>
-            <w:shd w:fill="FFFF99" w:val="clear"/>
-          </w:tcPr>
-          <w:p>
-            <w:r>
-              <w:rPr>
-                <w:b w:val="0"/>
-                <w:sz w:val="16"/>
-              </w:rPr>
-            </w:r>
-          </w:p>
-        </w:tc>
-        <w:tc>
-          <w:tcPr>
-            <w:tcW w:type="dxa" w:w="850"/>
-            <w:shd w:fill="FFFF99" w:val="clear"/>
-          </w:tcPr>
-          <w:p>
-            <w:r>
-              <w:rPr>
-                <w:b w:val="0"/>
-                <w:sz w:val="16"/>
-              </w:rPr>
-              <w:t>TSH01A1</w:t>
-            </w:r>
-          </w:p>
-        </w:tc>
-        <w:tc>
-          <w:tcPr>
-            <w:tcW w:type="dxa" w:w="1984"/>
-            <w:shd w:fill="FFFF99" w:val="clear"/>
-          </w:tcPr>
-          <w:p>
-            <w:r>
-              <w:rPr>
-                <w:b w:val="0"/>
-                <w:sz w:val="16"/>
-              </w:rPr>
-              <w:t>degajarea terenului de corpuri straine</w:t>
-            </w:r>
-          </w:p>
-        </w:tc>
-        <w:tc>
-          <w:tcPr>
-            <w:tcW w:type="dxa" w:w="454"/>
-            <w:shd w:fill="FFFF99" w:val="clear"/>
-          </w:tcPr>
-          <w:p>
-            <w:r>
-              <w:rPr>
-                <w:b w:val="0"/>
-                <w:sz w:val="16"/>
-              </w:rPr>
-              <w:t>100 mp</w:t>
-            </w:r>
-          </w:p>
-        </w:tc>
-        <w:tc>
-          <w:tcPr>
-            <w:tcW w:type="dxa" w:w="680"/>
-            <w:shd w:fill="FFFF99" w:val="clear"/>
-          </w:tcPr>
-          <w:p>
-            <w:r>
-              <w:rPr>
-                <w:b w:val="0"/>
-                <w:sz w:val="16"/>
-              </w:rPr>
-              <w:t>20.0</w:t>
+              <w:t>55.0</w:t>
             </w:r>
           </w:p>
         </w:tc>
@@ -11763,7 +12232,7 @@
                 <w:color w:val="000000"/>
                 <w:sz w:val="18"/>
               </w:rPr>
-              <w:t>17</w:t>
+              <w:t>20</w:t>
             </w:r>
           </w:p>
         </w:tc>
@@ -11826,7 +12295,7 @@
                 <w:b w:val="0"/>
                 <w:sz w:val="16"/>
               </w:rPr>
-              <w:t>72</w:t>
+              <w:t>75</w:t>
             </w:r>
           </w:p>
         </w:tc>
@@ -12159,7 +12628,7 @@
                 <w:b w:val="0"/>
                 <w:sz w:val="16"/>
               </w:rPr>
-              <w:t>74</w:t>
+              <w:t>77</w:t>
             </w:r>
           </w:p>
         </w:tc>
@@ -12456,7 +12925,7 @@
                 <w:b/>
                 <w:sz w:val="18"/>
               </w:rPr>
-              <w:t>Capitol de lucrări 226438  │  LIPSA: 0  │  EXTRA: 1  │  Delta: +1</w:t>
+              <w:t>Capitol de lucrări 226418 — ARHITECTURA VESTIARE FOTBALIST SI SALA F...  │  LIPSA: 0  │  EXTRA: 1  │  Delta: +1</w:t>
             </w:r>
           </w:p>
         </w:tc>
@@ -12492,7 +12961,7 @@
                 <w:b w:val="0"/>
                 <w:sz w:val="16"/>
               </w:rPr>
-              <w:t>76</w:t>
+              <w:t>79</w:t>
             </w:r>
           </w:p>
         </w:tc>
@@ -12507,7 +12976,7 @@
                 <w:b w:val="0"/>
                 <w:sz w:val="16"/>
               </w:rPr>
-              <w:t>226438</w:t>
+              <w:t>226418 - ARHITECTURA VESTIARE FOTBALIST SI SAL...</w:t>
             </w:r>
           </w:p>
         </w:tc>
@@ -12578,7 +13047,7 @@
                 <w:b w:val="0"/>
                 <w:sz w:val="16"/>
               </w:rPr>
-              <w:t>IA22C1</w:t>
+              <w:t>CD05C1</w:t>
             </w:r>
           </w:p>
         </w:tc>
@@ -12593,7 +13062,7 @@
                 <w:b w:val="0"/>
                 <w:sz w:val="16"/>
               </w:rPr>
-              <w:t>montare boiler procent material manopera utilaj...</w:t>
+              <w:t>zidarie din caramida tip gvp la constr.h &lt;35m, ...</w:t>
             </w:r>
           </w:p>
         </w:tc>
@@ -12608,7 +13077,7 @@
                 <w:b w:val="0"/>
                 <w:sz w:val="16"/>
               </w:rPr>
-              <w:t>buc</w:t>
+              <w:t>mc</w:t>
             </w:r>
           </w:p>
         </w:tc>
@@ -12623,7 +13092,7 @@
                 <w:b w:val="0"/>
                 <w:sz w:val="16"/>
               </w:rPr>
-              <w:t>7.0</w:t>
+              <w:t>120.9</w:t>
             </w:r>
           </w:p>
         </w:tc>
@@ -12762,7 +13231,7 @@
                 <w:color w:val="000000"/>
                 <w:sz w:val="18"/>
               </w:rPr>
-              <w:t>1</w:t>
+              <w:t>98</w:t>
             </w:r>
           </w:p>
         </w:tc>
@@ -12789,7 +13258,7 @@
                 <w:b/>
                 <w:sz w:val="18"/>
               </w:rPr>
-              <w:t>Capitol de lucrări 226458  │  LIPSA: 0  │  EXTRA: 1  │  Delta: +1</w:t>
+              <w:t>Capitol de lucrări 226438  │  LIPSA: 0  │  EXTRA: 1  │  Delta: +1</w:t>
             </w:r>
           </w:p>
         </w:tc>
@@ -12825,7 +13294,7 @@
                 <w:b w:val="0"/>
                 <w:sz w:val="16"/>
               </w:rPr>
-              <w:t>78</w:t>
+              <w:t>81</w:t>
             </w:r>
           </w:p>
         </w:tc>
@@ -12840,7 +13309,7 @@
                 <w:b w:val="0"/>
                 <w:sz w:val="16"/>
               </w:rPr>
-              <w:t>226458</w:t>
+              <w:t>226438</w:t>
             </w:r>
           </w:p>
         </w:tc>
@@ -12911,7 +13380,7 @@
                 <w:b w:val="0"/>
                 <w:sz w:val="16"/>
               </w:rPr>
-              <w:t>ED25A1</w:t>
+              <w:t>IA22C1</w:t>
             </w:r>
           </w:p>
         </w:tc>
@@ -12926,7 +13395,7 @@
                 <w:b w:val="0"/>
                 <w:sz w:val="16"/>
               </w:rPr>
-              <w:t>asim aparat electric antigrizutos sau</w:t>
+              <w:t>montare boiler procent material manopera utilaj...</w:t>
             </w:r>
           </w:p>
         </w:tc>
@@ -12956,7 +13425,7 @@
                 <w:b w:val="0"/>
                 <w:sz w:val="16"/>
               </w:rPr>
-              <w:t>27.0</w:t>
+              <w:t>7.0</w:t>
             </w:r>
           </w:p>
         </w:tc>
@@ -13095,7 +13564,7 @@
                 <w:color w:val="000000"/>
                 <w:sz w:val="18"/>
               </w:rPr>
-              <w:t>4</w:t>
+              <w:t>1</w:t>
             </w:r>
           </w:p>
         </w:tc>
@@ -13158,7 +13627,7 @@
                 <w:b w:val="0"/>
                 <w:sz w:val="16"/>
               </w:rPr>
-              <w:t>80</w:t>
+              <w:t>83</w:t>
             </w:r>
           </w:p>
         </w:tc>
@@ -13455,7 +13924,7 @@
                 <w:b/>
                 <w:sz w:val="18"/>
               </w:rPr>
-              <w:t>Capitol de lucrări 226478 — INSTALATII ELECTRICE curenti tari OB.4  │  LIPSA: 0  │  EXTRA: 1  │  Delta: +1</w:t>
+              <w:t>Capitol de lucrări 226478 — INSTALATII ELECTRICE tari OB.2 curenti  │  LIPSA: 0  │  EXTRA: 1  │  Delta: +1</w:t>
             </w:r>
           </w:p>
         </w:tc>
@@ -13491,7 +13960,7 @@
                 <w:b w:val="0"/>
                 <w:sz w:val="16"/>
               </w:rPr>
-              <w:t>82</w:t>
+              <w:t>85</w:t>
             </w:r>
           </w:p>
         </w:tc>
@@ -13506,7 +13975,7 @@
                 <w:b w:val="0"/>
                 <w:sz w:val="16"/>
               </w:rPr>
-              <w:t>226478 - INSTALATII ELECTRICE curenti tari OB.4</w:t>
+              <w:t>226478 - INSTALATII ELECTRICE tari OB.2 curenti</w:t>
             </w:r>
           </w:p>
         </w:tc>
@@ -13788,7 +14257,7 @@
                 <w:b/>
                 <w:sz w:val="18"/>
               </w:rPr>
-              <w:t>Capitol de lucrări 226508 — STRUCTURA DE REZISTENTA (vestiar, grupur...  │  LIPSA: 0  │  EXTRA: 1  │  Delta: +1</w:t>
+              <w:t>Capitol de lucrări 226518 — ARHITECTURA teren tenis si grupuri sanit...  │  LIPSA: 0  │  EXTRA: 1  │  Delta: +1</w:t>
             </w:r>
           </w:p>
         </w:tc>
@@ -13824,7 +14293,7 @@
                 <w:b w:val="0"/>
                 <w:sz w:val="16"/>
               </w:rPr>
-              <w:t>84</w:t>
+              <w:t>87</w:t>
             </w:r>
           </w:p>
         </w:tc>
@@ -13839,7 +14308,7 @@
                 <w:b w:val="0"/>
                 <w:sz w:val="16"/>
               </w:rPr>
-              <w:t>226508 - STRUCTURA DE REZISTENTA (vestiar, gru...</w:t>
+              <w:t>226518 - ARHITECTURA teren tenis si grupuri sa...</w:t>
             </w:r>
           </w:p>
         </w:tc>
@@ -13910,7 +14379,7 @@
                 <w:b w:val="0"/>
                 <w:sz w:val="16"/>
               </w:rPr>
-              <w:t>TSC18B1</w:t>
+              <w:t>CE15D1</w:t>
             </w:r>
           </w:p>
         </w:tc>
@@ -13925,7 +14394,7 @@
                 <w:b w:val="0"/>
                 <w:sz w:val="16"/>
               </w:rPr>
-              <w:t>sapat.cu buldoz pe tract 65- 80cp incl impins p...</w:t>
+              <w:t>glaf, copertina lat 30 50 lung&lt;2m-carton bitum</w:t>
             </w:r>
           </w:p>
         </w:tc>
@@ -13940,7 +14409,7 @@
                 <w:b w:val="0"/>
                 <w:sz w:val="16"/>
               </w:rPr>
-              <w:t>100 mc</w:t>
+              <w:t>m</w:t>
             </w:r>
           </w:p>
         </w:tc>
@@ -13955,7 +14424,7 @@
                 <w:b w:val="0"/>
                 <w:sz w:val="16"/>
               </w:rPr>
-              <w:t>0.4</w:t>
+              <w:t>20.0</w:t>
             </w:r>
           </w:p>
         </w:tc>
@@ -14094,7 +14563,7 @@
                 <w:color w:val="000000"/>
                 <w:sz w:val="18"/>
               </w:rPr>
-              <w:t>53</w:t>
+              <w:t>82</w:t>
             </w:r>
           </w:p>
         </w:tc>
@@ -14121,7 +14590,7 @@
                 <w:b/>
                 <w:sz w:val="18"/>
               </w:rPr>
-              <w:t>Capitol de lucrări 226518 — ARHITECTURA teren tenis si grupuri sanit...  │  LIPSA: 0  │  EXTRA: 2  │  Delta: +2</w:t>
+              <w:t>Capitol de lucrări 226708 — ORG SANTIER- MONTARE WC ECOLOGIC  │  LIPSA: 0  │  EXTRA: 1  │  Delta: +1</w:t>
             </w:r>
           </w:p>
         </w:tc>
@@ -14157,7 +14626,7 @@
                 <w:b w:val="0"/>
                 <w:sz w:val="16"/>
               </w:rPr>
-              <w:t>86</w:t>
+              <w:t>89</w:t>
             </w:r>
           </w:p>
         </w:tc>
@@ -14172,7 +14641,7 @@
                 <w:b w:val="0"/>
                 <w:sz w:val="16"/>
               </w:rPr>
-              <w:t>226518 - ARHITECTURA teren tenis si grupuri sa...</w:t>
+              <w:t>226708 - ORG SANTIER- MONTARE WC ECOLOGIC</w:t>
             </w:r>
           </w:p>
         </w:tc>
@@ -14243,7 +14712,7 @@
                 <w:b w:val="0"/>
                 <w:sz w:val="16"/>
               </w:rPr>
-              <w:t>CD05C1</w:t>
+              <w:t>CL20C1</w:t>
             </w:r>
           </w:p>
         </w:tc>
@@ -14258,7 +14727,7 @@
                 <w:b w:val="0"/>
                 <w:sz w:val="16"/>
               </w:rPr>
-              <w:t>zidarie din caramida tip gvp la constr.h &lt;35m, ...</w:t>
+              <w:t>montarea confectiilor metalice aparente: divers...</w:t>
             </w:r>
           </w:p>
         </w:tc>
@@ -14273,7 +14742,7 @@
                 <w:b w:val="0"/>
                 <w:sz w:val="16"/>
               </w:rPr>
-              <w:t>mc</w:t>
+              <w:t>kg</w:t>
             </w:r>
           </w:p>
         </w:tc>
@@ -14288,171 +14757,7 @@
                 <w:b w:val="0"/>
                 <w:sz w:val="16"/>
               </w:rPr>
-              <w:t>31.0</w:t>
-            </w:r>
-          </w:p>
-        </w:tc>
-        <w:tc>
-          <w:tcPr>
-            <w:tcW w:type="dxa" w:w="3572"/>
-            <w:shd w:fill="FFFF99" w:val="clear"/>
-          </w:tcPr>
-          <w:p>
-            <w:r>
-              <w:rPr>
-                <w:b w:val="0"/>
-                <w:color w:val="CC0000"/>
-                <w:sz w:val="16"/>
-              </w:rPr>
-              <w:t>Articol suplimentar în ofertă (nu există în referință)</w:t>
-            </w:r>
-          </w:p>
-        </w:tc>
-      </w:tr>
-      <w:tr>
-        <w:tc>
-          <w:tcPr>
-            <w:tcW w:type="dxa" w:w="397"/>
-            <w:shd w:fill="FFFF99" w:val="clear"/>
-          </w:tcPr>
-          <w:p>
-            <w:r>
-              <w:rPr>
-                <w:b w:val="0"/>
-                <w:sz w:val="16"/>
-              </w:rPr>
-              <w:t>87</w:t>
-            </w:r>
-          </w:p>
-        </w:tc>
-        <w:tc>
-          <w:tcPr>
-            <w:tcW w:type="dxa" w:w="1701"/>
-            <w:shd w:fill="FFFF99" w:val="clear"/>
-          </w:tcPr>
-          <w:p>
-            <w:r>
-              <w:rPr>
-                <w:b w:val="0"/>
-                <w:sz w:val="16"/>
-              </w:rPr>
-              <w:t>226518 - ARHITECTURA teren tenis si grupuri sa...</w:t>
-            </w:r>
-          </w:p>
-        </w:tc>
-        <w:tc>
-          <w:tcPr>
-            <w:tcW w:type="dxa" w:w="850"/>
-            <w:shd w:fill="FFFF99" w:val="clear"/>
-          </w:tcPr>
-          <w:p>
-            <w:r>
-              <w:rPr>
-                <w:b w:val="0"/>
-                <w:sz w:val="16"/>
-              </w:rPr>
-            </w:r>
-          </w:p>
-        </w:tc>
-        <w:tc>
-          <w:tcPr>
-            <w:tcW w:type="dxa" w:w="1984"/>
-            <w:shd w:fill="FFFF99" w:val="clear"/>
-          </w:tcPr>
-          <w:p>
-            <w:r>
-              <w:rPr>
-                <w:b w:val="0"/>
-                <w:sz w:val="16"/>
-              </w:rPr>
-            </w:r>
-          </w:p>
-        </w:tc>
-        <w:tc>
-          <w:tcPr>
-            <w:tcW w:type="dxa" w:w="454"/>
-            <w:shd w:fill="FFFF99" w:val="clear"/>
-          </w:tcPr>
-          <w:p>
-            <w:r>
-              <w:rPr>
-                <w:b w:val="0"/>
-                <w:sz w:val="16"/>
-              </w:rPr>
-            </w:r>
-          </w:p>
-        </w:tc>
-        <w:tc>
-          <w:tcPr>
-            <w:tcW w:type="dxa" w:w="680"/>
-            <w:shd w:fill="FFFF99" w:val="clear"/>
-          </w:tcPr>
-          <w:p>
-            <w:r>
-              <w:rPr>
-                <w:b w:val="0"/>
-                <w:sz w:val="16"/>
-              </w:rPr>
-            </w:r>
-          </w:p>
-        </w:tc>
-        <w:tc>
-          <w:tcPr>
-            <w:tcW w:type="dxa" w:w="850"/>
-            <w:shd w:fill="FFFF99" w:val="clear"/>
-          </w:tcPr>
-          <w:p>
-            <w:r>
-              <w:rPr>
-                <w:b w:val="0"/>
-                <w:sz w:val="16"/>
-              </w:rPr>
-              <w:t>CE15D1</w:t>
-            </w:r>
-          </w:p>
-        </w:tc>
-        <w:tc>
-          <w:tcPr>
-            <w:tcW w:type="dxa" w:w="1984"/>
-            <w:shd w:fill="FFFF99" w:val="clear"/>
-          </w:tcPr>
-          <w:p>
-            <w:r>
-              <w:rPr>
-                <w:b w:val="0"/>
-                <w:sz w:val="16"/>
-              </w:rPr>
-              <w:t>glaf, copertina lat 30 50 lung&lt;2m-carton bitum</w:t>
-            </w:r>
-          </w:p>
-        </w:tc>
-        <w:tc>
-          <w:tcPr>
-            <w:tcW w:type="dxa" w:w="454"/>
-            <w:shd w:fill="FFFF99" w:val="clear"/>
-          </w:tcPr>
-          <w:p>
-            <w:r>
-              <w:rPr>
-                <w:b w:val="0"/>
-                <w:sz w:val="16"/>
-              </w:rPr>
-              <w:t>m</w:t>
-            </w:r>
-          </w:p>
-        </w:tc>
-        <w:tc>
-          <w:tcPr>
-            <w:tcW w:type="dxa" w:w="680"/>
-            <w:shd w:fill="FFFF99" w:val="clear"/>
-          </w:tcPr>
-          <w:p>
-            <w:r>
-              <w:rPr>
-                <w:b w:val="0"/>
-                <w:sz w:val="16"/>
-              </w:rPr>
-              <w:t>20.0</w:t>
+              <w:t>500.0</w:t>
             </w:r>
           </w:p>
         </w:tc>
@@ -14591,7 +14896,7 @@
                 <w:color w:val="000000"/>
                 <w:sz w:val="18"/>
               </w:rPr>
-              <w:t>82</w:t>
+              <w:t>3</w:t>
             </w:r>
           </w:p>
         </w:tc>
@@ -14618,7 +14923,7 @@
                 <w:b/>
                 <w:sz w:val="18"/>
               </w:rPr>
-              <w:t>Capitol de lucrări 226708  │  LIPSA: 0  │  EXTRA: 1  │  Delta: +1</w:t>
+              <w:t>Capitol de lucrări 226718 — ORG. SANTIER- CONTAINER  │  LIPSA: 0  │  EXTRA: 1  │  Delta: +1</w:t>
             </w:r>
           </w:p>
         </w:tc>
@@ -14654,7 +14959,7 @@
                 <w:b w:val="0"/>
                 <w:sz w:val="16"/>
               </w:rPr>
-              <w:t>89</w:t>
+              <w:t>91</w:t>
             </w:r>
           </w:p>
         </w:tc>
@@ -14669,340 +14974,7 @@
                 <w:b w:val="0"/>
                 <w:sz w:val="16"/>
               </w:rPr>
-              <w:t>226708</w:t>
-            </w:r>
-          </w:p>
-        </w:tc>
-        <w:tc>
-          <w:tcPr>
-            <w:tcW w:type="dxa" w:w="850"/>
-            <w:shd w:fill="FFFF99" w:val="clear"/>
-          </w:tcPr>
-          <w:p>
-            <w:r>
-              <w:rPr>
-                <w:b w:val="0"/>
-                <w:sz w:val="16"/>
-              </w:rPr>
-            </w:r>
-          </w:p>
-        </w:tc>
-        <w:tc>
-          <w:tcPr>
-            <w:tcW w:type="dxa" w:w="1984"/>
-            <w:shd w:fill="FFFF99" w:val="clear"/>
-          </w:tcPr>
-          <w:p>
-            <w:r>
-              <w:rPr>
-                <w:b w:val="0"/>
-                <w:sz w:val="16"/>
-              </w:rPr>
-            </w:r>
-          </w:p>
-        </w:tc>
-        <w:tc>
-          <w:tcPr>
-            <w:tcW w:type="dxa" w:w="454"/>
-            <w:shd w:fill="FFFF99" w:val="clear"/>
-          </w:tcPr>
-          <w:p>
-            <w:r>
-              <w:rPr>
-                <w:b w:val="0"/>
-                <w:sz w:val="16"/>
-              </w:rPr>
-            </w:r>
-          </w:p>
-        </w:tc>
-        <w:tc>
-          <w:tcPr>
-            <w:tcW w:type="dxa" w:w="680"/>
-            <w:shd w:fill="FFFF99" w:val="clear"/>
-          </w:tcPr>
-          <w:p>
-            <w:r>
-              <w:rPr>
-                <w:b w:val="0"/>
-                <w:sz w:val="16"/>
-              </w:rPr>
-            </w:r>
-          </w:p>
-        </w:tc>
-        <w:tc>
-          <w:tcPr>
-            <w:tcW w:type="dxa" w:w="850"/>
-            <w:shd w:fill="FFFF99" w:val="clear"/>
-          </w:tcPr>
-          <w:p>
-            <w:r>
-              <w:rPr>
-                <w:b w:val="0"/>
-                <w:sz w:val="16"/>
-              </w:rPr>
-              <w:t>CL20C1</w:t>
-            </w:r>
-          </w:p>
-        </w:tc>
-        <w:tc>
-          <w:tcPr>
-            <w:tcW w:type="dxa" w:w="1984"/>
-            <w:shd w:fill="FFFF99" w:val="clear"/>
-          </w:tcPr>
-          <w:p>
-            <w:r>
-              <w:rPr>
-                <w:b w:val="0"/>
-                <w:sz w:val="16"/>
-              </w:rPr>
-              <w:t>montarea confectiilor metalice aparente: divers...</w:t>
-            </w:r>
-          </w:p>
-        </w:tc>
-        <w:tc>
-          <w:tcPr>
-            <w:tcW w:type="dxa" w:w="454"/>
-            <w:shd w:fill="FFFF99" w:val="clear"/>
-          </w:tcPr>
-          <w:p>
-            <w:r>
-              <w:rPr>
-                <w:b w:val="0"/>
-                <w:sz w:val="16"/>
-              </w:rPr>
-              <w:t>kg</w:t>
-            </w:r>
-          </w:p>
-        </w:tc>
-        <w:tc>
-          <w:tcPr>
-            <w:tcW w:type="dxa" w:w="680"/>
-            <w:shd w:fill="FFFF99" w:val="clear"/>
-          </w:tcPr>
-          <w:p>
-            <w:r>
-              <w:rPr>
-                <w:b w:val="0"/>
-                <w:sz w:val="16"/>
-              </w:rPr>
-              <w:t>500.0</w:t>
-            </w:r>
-          </w:p>
-        </w:tc>
-        <w:tc>
-          <w:tcPr>
-            <w:tcW w:type="dxa" w:w="3572"/>
-            <w:shd w:fill="FFFF99" w:val="clear"/>
-          </w:tcPr>
-          <w:p>
-            <w:r>
-              <w:rPr>
-                <w:b w:val="0"/>
-                <w:color w:val="CC0000"/>
-                <w:sz w:val="16"/>
-              </w:rPr>
-              <w:t>Articol suplimentar în ofertă (nu există în referință)</w:t>
-            </w:r>
-          </w:p>
-        </w:tc>
-      </w:tr>
-      <w:tr>
-        <w:tc>
-          <w:tcPr>
-            <w:tcW w:type="dxa" w:w="397"/>
-          </w:tcPr>
-          <w:p/>
-        </w:tc>
-        <w:tc>
-          <w:tcPr>
-            <w:tcW w:type="dxa" w:w="1701"/>
-            <w:shd w:fill="D9D9D9" w:val="clear"/>
-          </w:tcPr>
-          <w:p>
-            <w:r>
-              <w:rPr>
-                <w:b/>
-                <w:color w:val="000000"/>
-                <w:sz w:val="18"/>
-              </w:rPr>
-              <w:t>SUMAR</w:t>
-            </w:r>
-          </w:p>
-        </w:tc>
-        <w:tc>
-          <w:tcPr>
-            <w:tcW w:type="dxa" w:w="850"/>
-            <w:shd w:fill="D9D9D9" w:val="clear"/>
-          </w:tcPr>
-          <w:p>
-            <w:r>
-              <w:rPr>
-                <w:b/>
-                <w:color w:val="000000"/>
-                <w:sz w:val="18"/>
-              </w:rPr>
-              <w:t>Neconformitati: 0 din 0 articole ref.</w:t>
-            </w:r>
-          </w:p>
-        </w:tc>
-        <w:tc>
-          <w:tcPr>
-            <w:tcW w:type="dxa" w:w="1984"/>
-            <w:shd w:fill="D9D9D9" w:val="clear"/>
-          </w:tcPr>
-          <w:p>
-            <w:r/>
-          </w:p>
-        </w:tc>
-        <w:tc>
-          <w:tcPr>
-            <w:tcW w:type="dxa" w:w="454"/>
-            <w:shd w:fill="D9D9D9" w:val="clear"/>
-          </w:tcPr>
-          <w:p>
-            <w:r/>
-          </w:p>
-        </w:tc>
-        <w:tc>
-          <w:tcPr>
-            <w:tcW w:type="dxa" w:w="680"/>
-            <w:shd w:fill="D9D9D9" w:val="clear"/>
-          </w:tcPr>
-          <w:p>
-            <w:r/>
-          </w:p>
-        </w:tc>
-        <w:tc>
-          <w:tcPr>
-            <w:tcW w:type="dxa" w:w="850"/>
-            <w:shd w:fill="D9D9D9" w:val="clear"/>
-          </w:tcPr>
-          <w:p>
-            <w:pPr>
-              <w:jc w:val="center"/>
-            </w:pPr>
-            <w:r>
-              <w:rPr>
-                <w:b/>
-                <w:color w:val="000000"/>
-                <w:sz w:val="18"/>
-              </w:rPr>
-              <w:t>0</w:t>
-            </w:r>
-          </w:p>
-        </w:tc>
-        <w:tc>
-          <w:tcPr>
-            <w:tcW w:type="dxa" w:w="1984"/>
-            <w:shd w:fill="D9D9D9" w:val="clear"/>
-          </w:tcPr>
-          <w:p>
-            <w:r/>
-          </w:p>
-        </w:tc>
-        <w:tc>
-          <w:tcPr>
-            <w:tcW w:type="dxa" w:w="454"/>
-            <w:shd w:fill="D9D9D9" w:val="clear"/>
-          </w:tcPr>
-          <w:p>
-            <w:r/>
-          </w:p>
-        </w:tc>
-        <w:tc>
-          <w:tcPr>
-            <w:tcW w:type="dxa" w:w="680"/>
-            <w:shd w:fill="D9D9D9" w:val="clear"/>
-          </w:tcPr>
-          <w:p>
-            <w:pPr>
-              <w:jc w:val="center"/>
-            </w:pPr>
-            <w:r>
-              <w:rPr>
-                <w:b/>
-                <w:color w:val="000000"/>
-                <w:sz w:val="18"/>
-              </w:rPr>
-              <w:t>3</w:t>
-            </w:r>
-          </w:p>
-        </w:tc>
-        <w:tc>
-          <w:tcPr>
-            <w:tcW w:type="dxa" w:w="3572"/>
-            <w:shd w:fill="D9D9D9" w:val="clear"/>
-          </w:tcPr>
-          <w:p>
-            <w:r/>
-          </w:p>
-        </w:tc>
-      </w:tr>
-      <w:tr>
-        <w:tc>
-          <w:tcPr>
-            <w:tcW w:type="dxa" w:w="3572"/>
-            <w:gridSpan w:val="11"/>
-            <w:shd w:fill="D9D9D9" w:val="clear"/>
-          </w:tcPr>
-          <w:p>
-            <w:r>
-              <w:rPr>
-                <w:b/>
-                <w:sz w:val="18"/>
-              </w:rPr>
-              <w:t>Capitol de lucrări 226718  │  LIPSA: 0  │  EXTRA: 1  │  Delta: +1</w:t>
-            </w:r>
-          </w:p>
-        </w:tc>
-      </w:tr>
-      <w:tr>
-        <w:tc>
-          <w:tcPr>
-            <w:tcW w:type="dxa" w:w="3572"/>
-            <w:gridSpan w:val="11"/>
-            <w:shd w:fill="FFFF99" w:val="clear"/>
-          </w:tcPr>
-          <w:p>
-            <w:r>
-              <w:rPr>
-                <w:b w:val="0"/>
-                <w:i/>
-                <w:sz w:val="16"/>
-              </w:rPr>
-              <w:t>▸ Articole extra în ofertă — verificare manuală recomandată</w:t>
-            </w:r>
-          </w:p>
-        </w:tc>
-      </w:tr>
-      <w:tr>
-        <w:tc>
-          <w:tcPr>
-            <w:tcW w:type="dxa" w:w="397"/>
-            <w:shd w:fill="FFFF99" w:val="clear"/>
-          </w:tcPr>
-          <w:p>
-            <w:r>
-              <w:rPr>
-                <w:b w:val="0"/>
-                <w:sz w:val="16"/>
-              </w:rPr>
-              <w:t>91</w:t>
-            </w:r>
-          </w:p>
-        </w:tc>
-        <w:tc>
-          <w:tcPr>
-            <w:tcW w:type="dxa" w:w="1701"/>
-            <w:shd w:fill="FFFF99" w:val="clear"/>
-          </w:tcPr>
-          <w:p>
-            <w:r>
-              <w:rPr>
-                <w:b w:val="0"/>
-                <w:sz w:val="16"/>
-              </w:rPr>
-              <w:t>226718</w:t>
+              <w:t>226718 - ORG. SANTIER- CONTAINER</w:t>
             </w:r>
           </w:p>
         </w:tc>

--- a/output_AO/Raport_Oferta_2.docx
+++ b/output_AO/Raport_Oferta_2.docx
@@ -10176,7 +10176,7 @@
                 <w:b/>
                 <w:sz w:val="18"/>
               </w:rPr>
-              <w:t>Capitol de lucrări 226478 — INSTALATII ELECTRICE curenti tari OB.5  │  LIPSA: 0  │  EXTRA: 1  │  Delta: +1</w:t>
+              <w:t>Capitol de lucrări 226478 — INSTALATII ELECTRICE curenti tari OB.4  │  LIPSA: 0  │  EXTRA: 1  │  Delta: +1</w:t>
             </w:r>
           </w:p>
         </w:tc>
@@ -10227,7 +10227,7 @@
                 <w:b w:val="0"/>
                 <w:sz w:val="16"/>
               </w:rPr>
-              <w:t>226478 - INSTALATII ELECTRICE curenti tari OB.5</w:t>
+              <w:t>226478 - INSTALATII ELECTRICE curenti tari OB.4</w:t>
             </w:r>
           </w:p>
         </w:tc>

--- a/output_AO/Raport_Oferta_2.docx
+++ b/output_AO/Raport_Oferta_2.docx
@@ -10176,7 +10176,7 @@
                 <w:b/>
                 <w:sz w:val="18"/>
               </w:rPr>
-              <w:t>Capitol de lucrări 226478 — INSTALATII ELECTRICE curenti tari OB.4  │  LIPSA: 0  │  EXTRA: 1  │  Delta: +1</w:t>
+              <w:t>Capitol de lucrări 226478 — INSTALATII ELECTRICE tari OB.2 curenti  │  LIPSA: 0  │  EXTRA: 1  │  Delta: +1</w:t>
             </w:r>
           </w:p>
         </w:tc>
@@ -10227,7 +10227,7 @@
                 <w:b w:val="0"/>
                 <w:sz w:val="16"/>
               </w:rPr>
-              <w:t>226478 - INSTALATII ELECTRICE curenti tari OB.4</w:t>
+              <w:t>226478 - INSTALATII ELECTRICE tari OB.2 curenti</w:t>
             </w:r>
           </w:p>
         </w:tc>

--- a/output_AO/Raport_Oferta_2.docx
+++ b/output_AO/Raport_Oferta_2.docx
@@ -10176,7 +10176,7 @@
                 <w:b/>
                 <w:sz w:val="18"/>
               </w:rPr>
-              <w:t>Capitol de lucrări 226478 — INSTALATII ELECTRICE tari OB.2 curenti  │  LIPSA: 0  │  EXTRA: 1  │  Delta: +1</w:t>
+              <w:t>Capitol de lucrări 226478 — INSTALATII ELECTRICE curenti tari OB.5  │  LIPSA: 0  │  EXTRA: 1  │  Delta: +1</w:t>
             </w:r>
           </w:p>
         </w:tc>
@@ -10227,7 +10227,7 @@
                 <w:b w:val="0"/>
                 <w:sz w:val="16"/>
               </w:rPr>
-              <w:t>226478 - INSTALATII ELECTRICE tari OB.2 curenti</w:t>
+              <w:t>226478 - INSTALATII ELECTRICE curenti tari OB.5</w:t>
             </w:r>
           </w:p>
         </w:tc>

--- a/output_AO/Raport_Oferta_2.docx
+++ b/output_AO/Raport_Oferta_2.docx
@@ -18,7 +18,7 @@
     </w:p>
     <w:p>
       <w:r>
-        <w:t>Data: 2026-05-14</w:t>
+        <w:t>Data: 2026-05-15</w:t>
       </w:r>
     </w:p>
     <w:p>

--- a/output_AO/Raport_Oferta_2.docx
+++ b/output_AO/Raport_Oferta_2.docx
@@ -18851,7 +18851,7 @@
                 <w:b w:val="0"/>
                 <w:sz w:val="16"/>
               </w:rPr>
-              <w:t>S474</w:t>
+              <w:t>S475</w:t>
             </w:r>
           </w:p>
         </w:tc>
@@ -18896,7 +18896,7 @@
                 <w:b w:val="0"/>
                 <w:sz w:val="16"/>
               </w:rPr>
-              <w:t>0.26</w:t>
+              <w:t>0.05</w:t>
             </w:r>
           </w:p>
         </w:tc>
@@ -19015,7 +19015,7 @@
                 <w:b w:val="0"/>
                 <w:sz w:val="16"/>
               </w:rPr>
-              <w:t>S475</w:t>
+              <w:t>S474</w:t>
             </w:r>
           </w:p>
         </w:tc>
@@ -19060,7 +19060,7 @@
                 <w:b w:val="0"/>
                 <w:sz w:val="16"/>
               </w:rPr>
-              <w:t>0.05</w:t>
+              <w:t>0.26</w:t>
             </w:r>
           </w:p>
         </w:tc>

--- a/output_AO/Raport_Oferta_2.docx
+++ b/output_AO/Raport_Oferta_2.docx
@@ -2101,7 +2101,7 @@
                 <w:b w:val="0"/>
                 <w:sz w:val="16"/>
               </w:rPr>
-              <w:t>CA05B+</w:t>
+              <w:t>CA05B</w:t>
             </w:r>
           </w:p>
         </w:tc>
@@ -3104,7 +3104,7 @@
                 <w:b/>
                 <w:sz w:val="18"/>
               </w:rPr>
-              <w:t>Capitol de lucrări 4.1-03 — Arhitectura - eligibile tip I  │  LIPSA: 6  │  EXTRA: 1  │  Delta: -5</w:t>
+              <w:t>Capitol de lucrări 4.1-03 — Arhitectura - eligibile tip I  │  LIPSA: 7  │  EXTRA: 1  │  Delta: -6</w:t>
             </w:r>
           </w:p>
         </w:tc>
@@ -3205,7 +3205,7 @@
                 <w:b w:val="0"/>
                 <w:sz w:val="16"/>
               </w:rPr>
-              <w:t>CK08A+</w:t>
+              <w:t>CK08A</w:t>
             </w:r>
           </w:p>
         </w:tc>
@@ -3307,7 +3307,7 @@
                 <w:b w:val="0"/>
                 <w:sz w:val="16"/>
               </w:rPr>
-              <w:t>CK25A</w:t>
+              <w:t>01311A1</w:t>
             </w:r>
           </w:p>
         </w:tc>
@@ -3321,7 +3321,7 @@
                 <w:b w:val="0"/>
                 <w:sz w:val="16"/>
               </w:rPr>
-              <w:t>us-c usa simpla prevazuta cu sistem de autoinch...</w:t>
+              <w:t>banda etansare tamplarie</w:t>
             </w:r>
           </w:p>
         </w:tc>
@@ -3335,7 +3335,7 @@
                 <w:b w:val="0"/>
                 <w:sz w:val="16"/>
               </w:rPr>
-              <w:t>mp</w:t>
+              <w:t>m</w:t>
             </w:r>
           </w:p>
         </w:tc>
@@ -3350,7 +3350,7 @@
                 <w:color w:val="CC0000"/>
                 <w:sz w:val="16"/>
               </w:rPr>
-              <w:t>6.24</w:t>
+              <w:t>213.9</w:t>
             </w:r>
           </w:p>
         </w:tc>
@@ -3364,7 +3364,7 @@
                 <w:b w:val="0"/>
                 <w:sz w:val="16"/>
               </w:rPr>
-              <w:t>CK25A+</w:t>
+              <w:t>01311A1</w:t>
             </w:r>
           </w:p>
         </w:tc>
@@ -3378,7 +3378,7 @@
                 <w:b w:val="0"/>
                 <w:sz w:val="16"/>
               </w:rPr>
-              <w:t>tamplarie pvc, 5 camere, geam triplu termoizola...</w:t>
+              <w:t>banda etansare tamplarie</w:t>
             </w:r>
           </w:p>
         </w:tc>
@@ -3392,7 +3392,7 @@
                 <w:b w:val="0"/>
                 <w:sz w:val="16"/>
               </w:rPr>
-              <w:t>mp</w:t>
+              <w:t>m</w:t>
             </w:r>
           </w:p>
         </w:tc>
@@ -3407,7 +3407,7 @@
                 <w:color w:val="CC0000"/>
                 <w:sz w:val="16"/>
               </w:rPr>
-              <w:t>16.19</w:t>
+              <w:t>184.63</w:t>
             </w:r>
           </w:p>
         </w:tc>
@@ -3422,7 +3422,7 @@
                 <w:color w:val="CC0000"/>
                 <w:sz w:val="16"/>
               </w:rPr>
-              <w:t>Cantitate diferită: referință 6.24 mp, ofertat 16.19 mp</w:t>
+              <w:t>Cantitate diferită: referință 213.9 m, ofertat 184.63 m</w:t>
             </w:r>
           </w:p>
         </w:tc>
@@ -3466,7 +3466,7 @@
                 <w:b w:val="0"/>
                 <w:sz w:val="16"/>
               </w:rPr>
-              <w:t>01311A1</w:t>
+              <w:t>01501A1</w:t>
             </w:r>
           </w:p>
         </w:tc>
@@ -3480,7 +3480,7 @@
                 <w:b w:val="0"/>
                 <w:sz w:val="16"/>
               </w:rPr>
-              <w:t>banda etansare tamplarie</w:t>
+              <w:t>vata minerala bazaltica 30cm l: la015a1-m : 780...</w:t>
             </w:r>
           </w:p>
         </w:tc>
@@ -3494,7 +3494,7 @@
                 <w:b w:val="0"/>
                 <w:sz w:val="16"/>
               </w:rPr>
-              <w:t>m</w:t>
+              <w:t>mp</w:t>
             </w:r>
           </w:p>
         </w:tc>
@@ -3509,7 +3509,7 @@
                 <w:color w:val="CC0000"/>
                 <w:sz w:val="16"/>
               </w:rPr>
-              <w:t>213.9</w:t>
+              <w:t>101.2</w:t>
             </w:r>
           </w:p>
         </w:tc>
@@ -3523,7 +3523,7 @@
                 <w:b w:val="0"/>
                 <w:sz w:val="16"/>
               </w:rPr>
-              <w:t>01311A1</w:t>
+              <w:t>01501A1</w:t>
             </w:r>
           </w:p>
         </w:tc>
@@ -3537,7 +3537,7 @@
                 <w:b w:val="0"/>
                 <w:sz w:val="16"/>
               </w:rPr>
-              <w:t>banda etansare tamplarie</w:t>
+              <w:t>termoizolatie vata minerala 30cm - pod termoizo...</w:t>
             </w:r>
           </w:p>
         </w:tc>
@@ -3551,7 +3551,7 @@
                 <w:b w:val="0"/>
                 <w:sz w:val="16"/>
               </w:rPr>
-              <w:t>m</w:t>
+              <w:t>mp</w:t>
             </w:r>
           </w:p>
         </w:tc>
@@ -3566,7 +3566,7 @@
                 <w:color w:val="CC0000"/>
                 <w:sz w:val="16"/>
               </w:rPr>
-              <w:t>184.63</w:t>
+              <w:t>683.0</w:t>
             </w:r>
           </w:p>
         </w:tc>
@@ -3581,7 +3581,7 @@
                 <w:color w:val="CC0000"/>
                 <w:sz w:val="16"/>
               </w:rPr>
-              <w:t>Cantitate diferită: referință 213.9 m, ofertat 184.63 m</w:t>
+              <w:t>Cantitate diferită: referință 101.2 mp, ofertat 683.0 mp</w:t>
             </w:r>
           </w:p>
         </w:tc>
@@ -3625,7 +3625,7 @@
                 <w:b w:val="0"/>
                 <w:sz w:val="16"/>
               </w:rPr>
-              <w:t>01501A1</w:t>
+              <w:t>CD07H1</w:t>
             </w:r>
           </w:p>
         </w:tc>
@@ -3639,7 +3639,7 @@
                 <w:b w:val="0"/>
                 <w:sz w:val="16"/>
               </w:rPr>
-              <w:t>vata minerala bazaltica 30cm l: la015a1-m : 780...</w:t>
+              <w:t>umplere cu zidarie goluri de ferestre, zidarie ...</w:t>
             </w:r>
           </w:p>
         </w:tc>
@@ -3651,9 +3651,10 @@
             <w:r>
               <w:rPr>
                 <w:b w:val="0"/>
-                <w:sz w:val="16"/>
-              </w:rPr>
-              <w:t>mp</w:t>
+                <w:color w:val="CC0000"/>
+                <w:sz w:val="16"/>
+              </w:rPr>
+              <w:t>m</w:t>
             </w:r>
           </w:p>
         </w:tc>
@@ -3665,52 +3666,52 @@
             <w:r>
               <w:rPr>
                 <w:b w:val="0"/>
+                <w:sz w:val="16"/>
+              </w:rPr>
+              <w:t>3.42</w:t>
+            </w:r>
+          </w:p>
+        </w:tc>
+        <w:tc>
+          <w:tcPr>
+            <w:tcW w:type="dxa" w:w="850"/>
+          </w:tcPr>
+          <w:p>
+            <w:r>
+              <w:rPr>
+                <w:b w:val="0"/>
+                <w:sz w:val="16"/>
+              </w:rPr>
+              <w:t>CD07H1</w:t>
+            </w:r>
+          </w:p>
+        </w:tc>
+        <w:tc>
+          <w:tcPr>
+            <w:tcW w:type="dxa" w:w="1984"/>
+          </w:tcPr>
+          <w:p>
+            <w:r>
+              <w:rPr>
+                <w:b w:val="0"/>
+                <w:sz w:val="16"/>
+              </w:rPr>
+              <w:t>umplere cu zidarie goluri de ferestre, zidarie ...</w:t>
+            </w:r>
+          </w:p>
+        </w:tc>
+        <w:tc>
+          <w:tcPr>
+            <w:tcW w:type="dxa" w:w="454"/>
+          </w:tcPr>
+          <w:p>
+            <w:r>
+              <w:rPr>
+                <w:b w:val="0"/>
                 <w:color w:val="CC0000"/>
                 <w:sz w:val="16"/>
               </w:rPr>
-              <w:t>101.2</w:t>
-            </w:r>
-          </w:p>
-        </w:tc>
-        <w:tc>
-          <w:tcPr>
-            <w:tcW w:type="dxa" w:w="850"/>
-          </w:tcPr>
-          <w:p>
-            <w:r>
-              <w:rPr>
-                <w:b w:val="0"/>
-                <w:sz w:val="16"/>
-              </w:rPr>
-              <w:t>01501A1</w:t>
-            </w:r>
-          </w:p>
-        </w:tc>
-        <w:tc>
-          <w:tcPr>
-            <w:tcW w:type="dxa" w:w="1984"/>
-          </w:tcPr>
-          <w:p>
-            <w:r>
-              <w:rPr>
-                <w:b w:val="0"/>
-                <w:sz w:val="16"/>
-              </w:rPr>
-              <w:t>termoizolatie vata minerala 30cm - pod termoizo...</w:t>
-            </w:r>
-          </w:p>
-        </w:tc>
-        <w:tc>
-          <w:tcPr>
-            <w:tcW w:type="dxa" w:w="454"/>
-          </w:tcPr>
-          <w:p>
-            <w:r>
-              <w:rPr>
-                <w:b w:val="0"/>
-                <w:sz w:val="16"/>
-              </w:rPr>
-              <w:t>mp</w:t>
+              <w:t>mc</w:t>
             </w:r>
           </w:p>
         </w:tc>
@@ -3722,25 +3723,24 @@
             <w:r>
               <w:rPr>
                 <w:b w:val="0"/>
+                <w:sz w:val="16"/>
+              </w:rPr>
+              <w:t>3.42</w:t>
+            </w:r>
+          </w:p>
+        </w:tc>
+        <w:tc>
+          <w:tcPr>
+            <w:tcW w:type="dxa" w:w="3572"/>
+          </w:tcPr>
+          <w:p>
+            <w:r>
+              <w:rPr>
+                <w:b w:val="0"/>
                 <w:color w:val="CC0000"/>
                 <w:sz w:val="16"/>
               </w:rPr>
-              <w:t>683.0</w:t>
-            </w:r>
-          </w:p>
-        </w:tc>
-        <w:tc>
-          <w:tcPr>
-            <w:tcW w:type="dxa" w:w="3572"/>
-          </w:tcPr>
-          <w:p>
-            <w:r>
-              <w:rPr>
-                <w:b w:val="0"/>
-                <w:color w:val="CC0000"/>
-                <w:sz w:val="16"/>
-              </w:rPr>
-              <w:t>Cantitate diferită: referință 101.2 mp, ofertat 683.0 mp</w:t>
+              <w:t>Unitate de măsură diferită: referință m, ofertat mc</w:t>
             </w:r>
           </w:p>
         </w:tc>
@@ -3784,7 +3784,7 @@
                 <w:b w:val="0"/>
                 <w:sz w:val="16"/>
               </w:rPr>
-              <w:t>CD07H1</w:t>
+              <w:t>CD07G2</w:t>
             </w:r>
           </w:p>
         </w:tc>
@@ -3798,7 +3798,7 @@
                 <w:b w:val="0"/>
                 <w:sz w:val="16"/>
               </w:rPr>
-              <w:t>umplere cu zidarie goluri de ferestre, zidarie ...</w:t>
+              <w:t>refacere perete pod, zidarie bca 30cm l: 10174 ...</w:t>
             </w:r>
           </w:p>
         </w:tc>
@@ -3827,7 +3827,7 @@
                 <w:b w:val="0"/>
                 <w:sz w:val="16"/>
               </w:rPr>
-              <w:t>3.42</w:t>
+              <w:t>1.46</w:t>
             </w:r>
           </w:p>
         </w:tc>
@@ -3841,7 +3841,7 @@
                 <w:b w:val="0"/>
                 <w:sz w:val="16"/>
               </w:rPr>
-              <w:t>CD07H1</w:t>
+              <w:t>CD07G2</w:t>
             </w:r>
           </w:p>
         </w:tc>
@@ -3855,7 +3855,7 @@
                 <w:b w:val="0"/>
                 <w:sz w:val="16"/>
               </w:rPr>
-              <w:t>umplere cu zidarie goluri de ferestre, zidarie ...</w:t>
+              <w:t>refacere perete pod, zidarie bca 30cm</w:t>
             </w:r>
           </w:p>
         </w:tc>
@@ -3884,7 +3884,7 @@
                 <w:b w:val="0"/>
                 <w:sz w:val="16"/>
               </w:rPr>
-              <w:t>3.42</w:t>
+              <w:t>1.46</w:t>
             </w:r>
           </w:p>
         </w:tc>
@@ -3908,6 +3908,7 @@
         <w:tc>
           <w:tcPr>
             <w:tcW w:type="dxa" w:w="397"/>
+            <w:shd w:fill="FFB3B3" w:val="clear"/>
           </w:tcPr>
           <w:p>
             <w:r>
@@ -3922,6 +3923,7 @@
         <w:tc>
           <w:tcPr>
             <w:tcW w:type="dxa" w:w="1701"/>
+            <w:shd w:fill="FFB3B3" w:val="clear"/>
           </w:tcPr>
           <w:p>
             <w:r>
@@ -3936,34 +3938,95 @@
         <w:tc>
           <w:tcPr>
             <w:tcW w:type="dxa" w:w="850"/>
-          </w:tcPr>
-          <w:p>
-            <w:r>
-              <w:rPr>
-                <w:b w:val="0"/>
-                <w:sz w:val="16"/>
-              </w:rPr>
-              <w:t>CD07G2</w:t>
+            <w:shd w:fill="FFB3B3" w:val="clear"/>
+          </w:tcPr>
+          <w:p>
+            <w:r>
+              <w:rPr>
+                <w:b w:val="0"/>
+                <w:sz w:val="16"/>
+              </w:rPr>
+              <w:t>CK23A</w:t>
             </w:r>
           </w:p>
         </w:tc>
         <w:tc>
           <w:tcPr>
             <w:tcW w:type="dxa" w:w="1984"/>
-          </w:tcPr>
-          <w:p>
-            <w:r>
-              <w:rPr>
-                <w:b w:val="0"/>
-                <w:sz w:val="16"/>
-              </w:rPr>
-              <w:t>refacere perete pod, zidarie bca 30cm l: 10174 ...</w:t>
+            <w:shd w:fill="FFB3B3" w:val="clear"/>
+          </w:tcPr>
+          <w:p>
+            <w:r>
+              <w:rPr>
+                <w:b w:val="0"/>
+                <w:sz w:val="16"/>
+              </w:rPr>
+              <w:t>ferestre tamplarie pvc cu minim 5 camere, clasa...</w:t>
             </w:r>
           </w:p>
         </w:tc>
         <w:tc>
           <w:tcPr>
             <w:tcW w:type="dxa" w:w="454"/>
+            <w:shd w:fill="FFB3B3" w:val="clear"/>
+          </w:tcPr>
+          <w:p>
+            <w:r>
+              <w:rPr>
+                <w:b w:val="0"/>
+                <w:sz w:val="16"/>
+              </w:rPr>
+              <w:t>mp</w:t>
+            </w:r>
+          </w:p>
+        </w:tc>
+        <w:tc>
+          <w:tcPr>
+            <w:tcW w:type="dxa" w:w="680"/>
+            <w:shd w:fill="FFB3B3" w:val="clear"/>
+          </w:tcPr>
+          <w:p>
+            <w:r>
+              <w:rPr>
+                <w:b w:val="0"/>
+                <w:sz w:val="16"/>
+              </w:rPr>
+              <w:t>66.91</w:t>
+            </w:r>
+          </w:p>
+        </w:tc>
+        <w:tc>
+          <w:tcPr>
+            <w:tcW w:type="dxa" w:w="850"/>
+            <w:shd w:fill="FFB3B3" w:val="clear"/>
+          </w:tcPr>
+          <w:p/>
+        </w:tc>
+        <w:tc>
+          <w:tcPr>
+            <w:tcW w:type="dxa" w:w="1984"/>
+            <w:shd w:fill="FFB3B3" w:val="clear"/>
+          </w:tcPr>
+          <w:p/>
+        </w:tc>
+        <w:tc>
+          <w:tcPr>
+            <w:tcW w:type="dxa" w:w="454"/>
+            <w:shd w:fill="FFB3B3" w:val="clear"/>
+          </w:tcPr>
+          <w:p/>
+        </w:tc>
+        <w:tc>
+          <w:tcPr>
+            <w:tcW w:type="dxa" w:w="680"/>
+            <w:shd w:fill="FFB3B3" w:val="clear"/>
+          </w:tcPr>
+          <w:p/>
+        </w:tc>
+        <w:tc>
+          <w:tcPr>
+            <w:tcW w:type="dxa" w:w="3572"/>
+            <w:shd w:fill="FFB3B3" w:val="clear"/>
           </w:tcPr>
           <w:p>
             <w:r>
@@ -3972,93 +4035,7 @@
                 <w:color w:val="CC0000"/>
                 <w:sz w:val="16"/>
               </w:rPr>
-              <w:t>m</w:t>
-            </w:r>
-          </w:p>
-        </w:tc>
-        <w:tc>
-          <w:tcPr>
-            <w:tcW w:type="dxa" w:w="680"/>
-          </w:tcPr>
-          <w:p>
-            <w:r>
-              <w:rPr>
-                <w:b w:val="0"/>
-                <w:sz w:val="16"/>
-              </w:rPr>
-              <w:t>1.46</w:t>
-            </w:r>
-          </w:p>
-        </w:tc>
-        <w:tc>
-          <w:tcPr>
-            <w:tcW w:type="dxa" w:w="850"/>
-          </w:tcPr>
-          <w:p>
-            <w:r>
-              <w:rPr>
-                <w:b w:val="0"/>
-                <w:sz w:val="16"/>
-              </w:rPr>
-              <w:t>CD07G2</w:t>
-            </w:r>
-          </w:p>
-        </w:tc>
-        <w:tc>
-          <w:tcPr>
-            <w:tcW w:type="dxa" w:w="1984"/>
-          </w:tcPr>
-          <w:p>
-            <w:r>
-              <w:rPr>
-                <w:b w:val="0"/>
-                <w:sz w:val="16"/>
-              </w:rPr>
-              <w:t>refacere perete pod, zidarie bca 30cm</w:t>
-            </w:r>
-          </w:p>
-        </w:tc>
-        <w:tc>
-          <w:tcPr>
-            <w:tcW w:type="dxa" w:w="454"/>
-          </w:tcPr>
-          <w:p>
-            <w:r>
-              <w:rPr>
-                <w:b w:val="0"/>
-                <w:color w:val="CC0000"/>
-                <w:sz w:val="16"/>
-              </w:rPr>
-              <w:t>mc</w:t>
-            </w:r>
-          </w:p>
-        </w:tc>
-        <w:tc>
-          <w:tcPr>
-            <w:tcW w:type="dxa" w:w="680"/>
-          </w:tcPr>
-          <w:p>
-            <w:r>
-              <w:rPr>
-                <w:b w:val="0"/>
-                <w:sz w:val="16"/>
-              </w:rPr>
-              <w:t>1.46</w:t>
-            </w:r>
-          </w:p>
-        </w:tc>
-        <w:tc>
-          <w:tcPr>
-            <w:tcW w:type="dxa" w:w="3572"/>
-          </w:tcPr>
-          <w:p>
-            <w:r>
-              <w:rPr>
-                <w:b w:val="0"/>
-                <w:color w:val="CC0000"/>
-                <w:sz w:val="16"/>
-              </w:rPr>
-              <w:t>Unitate de măsură diferită: referință m, ofertat mc</w:t>
+              <w:t>Articol lipsă din ofertă</w:t>
             </w:r>
           </w:p>
         </w:tc>
@@ -4120,7 +4097,7 @@
                 <w:b w:val="0"/>
                 <w:sz w:val="16"/>
               </w:rPr>
-              <w:t>tamplarie pvc, 5 camere, geam triplu termoizola...</w:t>
+              <w:t>us-c usa simpla prevazuta cu sistem de autoinch...</w:t>
             </w:r>
           </w:p>
         </w:tc>
@@ -4150,7 +4127,7 @@
                 <w:b w:val="0"/>
                 <w:sz w:val="16"/>
               </w:rPr>
-              <w:t>16.19</w:t>
+              <w:t>6.24</w:t>
             </w:r>
           </w:p>
         </w:tc>
@@ -5097,7 +5074,7 @@
                 <w:color w:val="000000"/>
                 <w:sz w:val="18"/>
               </w:rPr>
-              <w:t>Neconformitati: 10 din 46 articole ref.</w:t>
+              <w:t>Neconformitati: 11 din 46 articole ref.</w:t>
             </w:r>
           </w:p>
         </w:tc>
@@ -5180,7 +5157,7 @@
                 <w:color w:val="000000"/>
                 <w:sz w:val="18"/>
               </w:rPr>
-              <w:t>49</w:t>
+              <w:t>45</w:t>
             </w:r>
           </w:p>
         </w:tc>
@@ -5207,7 +5184,7 @@
                 <w:b/>
                 <w:sz w:val="18"/>
               </w:rPr>
-              <w:t>Capitol de lucrări 4.1-04 — Inst electrice ilum tip I  │  LIPSA: 8  │  EXTRA: 4  │  Delta: -4</w:t>
+              <w:t>Capitol de lucrări 4.1-04 — Inst electrice ilum tip I  │  LIPSA: 6  │  EXTRA: 4  │  Delta: -2</w:t>
             </w:r>
           </w:p>
         </w:tc>
@@ -6978,7 +6955,7 @@
                 <w:b w:val="0"/>
                 <w:sz w:val="16"/>
               </w:rPr>
-              <w:t>IZC05C</w:t>
+              <w:t>00106B011</w:t>
             </w:r>
           </w:p>
         </w:tc>
@@ -6993,7 +6970,7 @@
                 <w:b w:val="0"/>
                 <w:sz w:val="16"/>
               </w:rPr>
-              <w:t>hidroizolatie pensulabila bituminoasa- platform...</w:t>
+              <w:t>placi ceramice h=1.5m - pereti l:lc52a -0059: 6...</w:t>
             </w:r>
           </w:p>
         </w:tc>
@@ -7023,7 +7000,7 @@
                 <w:b w:val="0"/>
                 <w:sz w:val="16"/>
               </w:rPr>
-              <w:t>17.42</w:t>
+              <w:t>156.2</w:t>
             </w:r>
           </w:p>
         </w:tc>
@@ -7114,7 +7091,7 @@
                 <w:b w:val="0"/>
                 <w:sz w:val="16"/>
               </w:rPr>
-              <w:t>00106B011</w:t>
+              <w:t>CNO1A</w:t>
             </w:r>
           </w:p>
         </w:tc>
@@ -7129,7 +7106,7 @@
                 <w:b w:val="0"/>
                 <w:sz w:val="16"/>
               </w:rPr>
-              <w:t>placi ceramice h=1.5m - pereti l:lc52a -0059: 6...</w:t>
+              <w:t>vopsea lavabila gri h=1.5m spatii umede l: lc68...</w:t>
             </w:r>
           </w:p>
         </w:tc>
@@ -7159,7 +7136,7 @@
                 <w:b w:val="0"/>
                 <w:sz w:val="16"/>
               </w:rPr>
-              <w:t>156.2</w:t>
+              <w:t>207.47</w:t>
             </w:r>
           </w:p>
         </w:tc>
@@ -7250,7 +7227,7 @@
                 <w:b w:val="0"/>
                 <w:sz w:val="16"/>
               </w:rPr>
-              <w:t>CNO1A</w:t>
+              <w:t>QCD22B33</w:t>
             </w:r>
           </w:p>
         </w:tc>
@@ -7265,7 +7242,7 @@
                 <w:b w:val="0"/>
                 <w:sz w:val="16"/>
               </w:rPr>
-              <w:t>vopsea lavabila gri h=1.5m spatii umede l: lc68...</w:t>
+              <w:t>sistem perete gips carton 12.5cm ei-30 60,48 mp...</w:t>
             </w:r>
           </w:p>
         </w:tc>
@@ -7295,7 +7272,7 @@
                 <w:b w:val="0"/>
                 <w:sz w:val="16"/>
               </w:rPr>
-              <w:t>207.47</w:t>
+              <w:t>6.048</w:t>
             </w:r>
           </w:p>
         </w:tc>
@@ -7386,7 +7363,7 @@
                 <w:b w:val="0"/>
                 <w:sz w:val="16"/>
               </w:rPr>
-              <w:t>QCD22B33</w:t>
+              <w:t>01842A11</w:t>
             </w:r>
           </w:p>
         </w:tc>
@@ -7401,7 +7378,7 @@
                 <w:b w:val="0"/>
                 <w:sz w:val="16"/>
               </w:rPr>
-              <w:t>sistem perete gips carton 12.5cm ei-30 60,48 mp...</w:t>
+              <w:t>profil metalic protectie perete l:la018b1-0001:...</w:t>
             </w:r>
           </w:p>
         </w:tc>
@@ -7416,7 +7393,7 @@
                 <w:b w:val="0"/>
                 <w:sz w:val="16"/>
               </w:rPr>
-              <w:t>mp</w:t>
+              <w:t>m</w:t>
             </w:r>
           </w:p>
         </w:tc>
@@ -7431,7 +7408,7 @@
                 <w:b w:val="0"/>
                 <w:sz w:val="16"/>
               </w:rPr>
-              <w:t>6.048</w:t>
+              <w:t>26.27</w:t>
             </w:r>
           </w:p>
         </w:tc>
@@ -7493,278 +7470,6 @@
                 <w:sz w:val="16"/>
               </w:rPr>
               <w:t>47</w:t>
-            </w:r>
-          </w:p>
-        </w:tc>
-        <w:tc>
-          <w:tcPr>
-            <w:tcW w:type="dxa" w:w="1701"/>
-            <w:shd w:fill="FFB3B3" w:val="clear"/>
-          </w:tcPr>
-          <w:p>
-            <w:r>
-              <w:rPr>
-                <w:b w:val="0"/>
-                <w:sz w:val="16"/>
-              </w:rPr>
-              <w:t>4.1-04 - Inst electrice ilum tip I</w:t>
-            </w:r>
-          </w:p>
-        </w:tc>
-        <w:tc>
-          <w:tcPr>
-            <w:tcW w:type="dxa" w:w="850"/>
-            <w:shd w:fill="FFB3B3" w:val="clear"/>
-          </w:tcPr>
-          <w:p>
-            <w:r>
-              <w:rPr>
-                <w:b w:val="0"/>
-                <w:sz w:val="16"/>
-              </w:rPr>
-              <w:t>RPCG30C</w:t>
-            </w:r>
-          </w:p>
-        </w:tc>
-        <w:tc>
-          <w:tcPr>
-            <w:tcW w:type="dxa" w:w="1984"/>
-            <w:shd w:fill="FFB3B3" w:val="clear"/>
-          </w:tcPr>
-          <w:p>
-            <w:r>
-              <w:rPr>
-                <w:b w:val="0"/>
-                <w:sz w:val="16"/>
-              </w:rPr>
-              <w:t>sistem compartimentare pereti hpl pe picioruse ...</w:t>
-            </w:r>
-          </w:p>
-        </w:tc>
-        <w:tc>
-          <w:tcPr>
-            <w:tcW w:type="dxa" w:w="454"/>
-            <w:shd w:fill="FFB3B3" w:val="clear"/>
-          </w:tcPr>
-          <w:p>
-            <w:r>
-              <w:rPr>
-                <w:b w:val="0"/>
-                <w:sz w:val="16"/>
-              </w:rPr>
-              <w:t>mp</w:t>
-            </w:r>
-          </w:p>
-        </w:tc>
-        <w:tc>
-          <w:tcPr>
-            <w:tcW w:type="dxa" w:w="680"/>
-            <w:shd w:fill="FFB3B3" w:val="clear"/>
-          </w:tcPr>
-          <w:p>
-            <w:r>
-              <w:rPr>
-                <w:b w:val="0"/>
-                <w:sz w:val="16"/>
-              </w:rPr>
-              <w:t>17.68</w:t>
-            </w:r>
-          </w:p>
-        </w:tc>
-        <w:tc>
-          <w:tcPr>
-            <w:tcW w:type="dxa" w:w="850"/>
-            <w:shd w:fill="FFB3B3" w:val="clear"/>
-          </w:tcPr>
-          <w:p/>
-        </w:tc>
-        <w:tc>
-          <w:tcPr>
-            <w:tcW w:type="dxa" w:w="1984"/>
-            <w:shd w:fill="FFB3B3" w:val="clear"/>
-          </w:tcPr>
-          <w:p/>
-        </w:tc>
-        <w:tc>
-          <w:tcPr>
-            <w:tcW w:type="dxa" w:w="454"/>
-            <w:shd w:fill="FFB3B3" w:val="clear"/>
-          </w:tcPr>
-          <w:p/>
-        </w:tc>
-        <w:tc>
-          <w:tcPr>
-            <w:tcW w:type="dxa" w:w="680"/>
-            <w:shd w:fill="FFB3B3" w:val="clear"/>
-          </w:tcPr>
-          <w:p/>
-        </w:tc>
-        <w:tc>
-          <w:tcPr>
-            <w:tcW w:type="dxa" w:w="3572"/>
-            <w:shd w:fill="FFB3B3" w:val="clear"/>
-          </w:tcPr>
-          <w:p>
-            <w:r>
-              <w:rPr>
-                <w:b w:val="0"/>
-                <w:color w:val="CC0000"/>
-                <w:sz w:val="16"/>
-              </w:rPr>
-              <w:t>Articol lipsă din ofertă</w:t>
-            </w:r>
-          </w:p>
-        </w:tc>
-      </w:tr>
-      <w:tr>
-        <w:tc>
-          <w:tcPr>
-            <w:tcW w:type="dxa" w:w="397"/>
-            <w:shd w:fill="FFB3B3" w:val="clear"/>
-          </w:tcPr>
-          <w:p>
-            <w:r>
-              <w:rPr>
-                <w:b w:val="0"/>
-                <w:sz w:val="16"/>
-              </w:rPr>
-              <w:t>48</w:t>
-            </w:r>
-          </w:p>
-        </w:tc>
-        <w:tc>
-          <w:tcPr>
-            <w:tcW w:type="dxa" w:w="1701"/>
-            <w:shd w:fill="FFB3B3" w:val="clear"/>
-          </w:tcPr>
-          <w:p>
-            <w:r>
-              <w:rPr>
-                <w:b w:val="0"/>
-                <w:sz w:val="16"/>
-              </w:rPr>
-              <w:t>4.1-04 - Inst electrice ilum tip I</w:t>
-            </w:r>
-          </w:p>
-        </w:tc>
-        <w:tc>
-          <w:tcPr>
-            <w:tcW w:type="dxa" w:w="850"/>
-            <w:shd w:fill="FFB3B3" w:val="clear"/>
-          </w:tcPr>
-          <w:p>
-            <w:r>
-              <w:rPr>
-                <w:b w:val="0"/>
-                <w:sz w:val="16"/>
-              </w:rPr>
-              <w:t>01842A11</w:t>
-            </w:r>
-          </w:p>
-        </w:tc>
-        <w:tc>
-          <w:tcPr>
-            <w:tcW w:type="dxa" w:w="1984"/>
-            <w:shd w:fill="FFB3B3" w:val="clear"/>
-          </w:tcPr>
-          <w:p>
-            <w:r>
-              <w:rPr>
-                <w:b w:val="0"/>
-                <w:sz w:val="16"/>
-              </w:rPr>
-              <w:t>profil metalic protectie perete l:la018b1-0001:...</w:t>
-            </w:r>
-          </w:p>
-        </w:tc>
-        <w:tc>
-          <w:tcPr>
-            <w:tcW w:type="dxa" w:w="454"/>
-            <w:shd w:fill="FFB3B3" w:val="clear"/>
-          </w:tcPr>
-          <w:p>
-            <w:r>
-              <w:rPr>
-                <w:b w:val="0"/>
-                <w:sz w:val="16"/>
-              </w:rPr>
-              <w:t>m</w:t>
-            </w:r>
-          </w:p>
-        </w:tc>
-        <w:tc>
-          <w:tcPr>
-            <w:tcW w:type="dxa" w:w="680"/>
-            <w:shd w:fill="FFB3B3" w:val="clear"/>
-          </w:tcPr>
-          <w:p>
-            <w:r>
-              <w:rPr>
-                <w:b w:val="0"/>
-                <w:sz w:val="16"/>
-              </w:rPr>
-              <w:t>26.27</w:t>
-            </w:r>
-          </w:p>
-        </w:tc>
-        <w:tc>
-          <w:tcPr>
-            <w:tcW w:type="dxa" w:w="850"/>
-            <w:shd w:fill="FFB3B3" w:val="clear"/>
-          </w:tcPr>
-          <w:p/>
-        </w:tc>
-        <w:tc>
-          <w:tcPr>
-            <w:tcW w:type="dxa" w:w="1984"/>
-            <w:shd w:fill="FFB3B3" w:val="clear"/>
-          </w:tcPr>
-          <w:p/>
-        </w:tc>
-        <w:tc>
-          <w:tcPr>
-            <w:tcW w:type="dxa" w:w="454"/>
-            <w:shd w:fill="FFB3B3" w:val="clear"/>
-          </w:tcPr>
-          <w:p/>
-        </w:tc>
-        <w:tc>
-          <w:tcPr>
-            <w:tcW w:type="dxa" w:w="680"/>
-            <w:shd w:fill="FFB3B3" w:val="clear"/>
-          </w:tcPr>
-          <w:p/>
-        </w:tc>
-        <w:tc>
-          <w:tcPr>
-            <w:tcW w:type="dxa" w:w="3572"/>
-            <w:shd w:fill="FFB3B3" w:val="clear"/>
-          </w:tcPr>
-          <w:p>
-            <w:r>
-              <w:rPr>
-                <w:b w:val="0"/>
-                <w:color w:val="CC0000"/>
-                <w:sz w:val="16"/>
-              </w:rPr>
-              <w:t>Articol lipsă din ofertă</w:t>
-            </w:r>
-          </w:p>
-        </w:tc>
-      </w:tr>
-      <w:tr>
-        <w:tc>
-          <w:tcPr>
-            <w:tcW w:type="dxa" w:w="397"/>
-            <w:shd w:fill="FFB3B3" w:val="clear"/>
-          </w:tcPr>
-          <w:p>
-            <w:r>
-              <w:rPr>
-                <w:b w:val="0"/>
-                <w:sz w:val="16"/>
-              </w:rPr>
-              <w:t>49</w:t>
             </w:r>
           </w:p>
         </w:tc>
@@ -7918,7 +7623,7 @@
                 <w:b w:val="0"/>
                 <w:sz w:val="16"/>
               </w:rPr>
-              <w:t>50</w:t>
+              <w:t>48</w:t>
             </w:r>
           </w:p>
         </w:tc>
@@ -8082,7 +7787,7 @@
                 <w:b w:val="0"/>
                 <w:sz w:val="16"/>
               </w:rPr>
-              <w:t>51</w:t>
+              <w:t>49</w:t>
             </w:r>
           </w:p>
         </w:tc>
@@ -8246,7 +7951,7 @@
                 <w:b w:val="0"/>
                 <w:sz w:val="16"/>
               </w:rPr>
-              <w:t>52</w:t>
+              <w:t>50</w:t>
             </w:r>
           </w:p>
         </w:tc>
@@ -8410,7 +8115,7 @@
                 <w:b w:val="0"/>
                 <w:sz w:val="16"/>
               </w:rPr>
-              <w:t>53</w:t>
+              <w:t>51</w:t>
             </w:r>
           </w:p>
         </w:tc>
@@ -8597,7 +8302,7 @@
                 <w:color w:val="000000"/>
                 <w:sz w:val="18"/>
               </w:rPr>
-              <w:t>Neconformitati: 18 din 65 articole ref.</w:t>
+              <w:t>Neconformitati: 16 din 65 articole ref.</w:t>
             </w:r>
           </w:p>
         </w:tc>
@@ -8680,7 +8385,7 @@
                 <w:color w:val="000000"/>
                 <w:sz w:val="18"/>
               </w:rPr>
-              <w:t>87</w:t>
+              <w:t>91</w:t>
             </w:r>
           </w:p>
         </w:tc>
@@ -8723,7 +8428,7 @@
                 <w:b w:val="0"/>
                 <w:sz w:val="16"/>
               </w:rPr>
-              <w:t>55</w:t>
+              <w:t>53</w:t>
             </w:r>
           </w:p>
         </w:tc>
@@ -8883,7 +8588,7 @@
                 <w:b w:val="0"/>
                 <w:sz w:val="16"/>
               </w:rPr>
-              <w:t>56</w:t>
+              <w:t>54</w:t>
             </w:r>
           </w:p>
         </w:tc>
@@ -9018,7 +8723,7 @@
                 <w:b w:val="0"/>
                 <w:sz w:val="16"/>
               </w:rPr>
-              <w:t>57</w:t>
+              <w:t>55</w:t>
             </w:r>
           </w:p>
         </w:tc>
@@ -9172,7 +8877,7 @@
                 <w:b w:val="0"/>
                 <w:sz w:val="16"/>
               </w:rPr>
-              <w:t>58</w:t>
+              <w:t>56</w:t>
             </w:r>
           </w:p>
         </w:tc>
@@ -9485,7 +9190,7 @@
                 <w:b w:val="0"/>
                 <w:sz w:val="16"/>
               </w:rPr>
-              <w:t>60</w:t>
+              <w:t>58</w:t>
             </w:r>
           </w:p>
         </w:tc>
@@ -9645,7 +9350,7 @@
                 <w:b w:val="0"/>
                 <w:sz w:val="16"/>
               </w:rPr>
-              <w:t>61</w:t>
+              <w:t>59</w:t>
             </w:r>
           </w:p>
         </w:tc>
@@ -9930,7 +9635,7 @@
                 <w:b w:val="0"/>
                 <w:sz w:val="16"/>
               </w:rPr>
-              <w:t>63</w:t>
+              <w:t>61</w:t>
             </w:r>
           </w:p>
         </w:tc>
@@ -10066,7 +9771,7 @@
                 <w:b w:val="0"/>
                 <w:sz w:val="16"/>
               </w:rPr>
-              <w:t>64</w:t>
+              <w:t>62</w:t>
             </w:r>
           </w:p>
         </w:tc>
@@ -10202,7 +9907,7 @@
                 <w:b w:val="0"/>
                 <w:sz w:val="16"/>
               </w:rPr>
-              <w:t>65</w:t>
+              <w:t>63</w:t>
             </w:r>
           </w:p>
         </w:tc>
@@ -10486,7 +10191,7 @@
                 <w:b w:val="0"/>
                 <w:sz w:val="16"/>
               </w:rPr>
-              <w:t>67</w:t>
+              <w:t>65</w:t>
             </w:r>
           </w:p>
         </w:tc>
@@ -10645,7 +10350,7 @@
                 <w:b w:val="0"/>
                 <w:sz w:val="16"/>
               </w:rPr>
-              <w:t>68</w:t>
+              <w:t>66</w:t>
             </w:r>
           </w:p>
         </w:tc>
@@ -10804,7 +10509,7 @@
                 <w:b w:val="0"/>
                 <w:sz w:val="16"/>
               </w:rPr>
-              <w:t>69</w:t>
+              <w:t>67</w:t>
             </w:r>
           </w:p>
         </w:tc>
@@ -10963,7 +10668,7 @@
                 <w:b w:val="0"/>
                 <w:sz w:val="16"/>
               </w:rPr>
-              <w:t>70</w:t>
+              <w:t>68</w:t>
             </w:r>
           </w:p>
         </w:tc>
@@ -11099,7 +10804,7 @@
                 <w:b w:val="0"/>
                 <w:sz w:val="16"/>
               </w:rPr>
-              <w:t>71</w:t>
+              <w:t>69</w:t>
             </w:r>
           </w:p>
         </w:tc>
@@ -11235,7 +10940,7 @@
                 <w:b w:val="0"/>
                 <w:sz w:val="16"/>
               </w:rPr>
-              <w:t>72</w:t>
+              <w:t>70</w:t>
             </w:r>
           </w:p>
         </w:tc>
@@ -11371,7 +11076,7 @@
                 <w:b w:val="0"/>
                 <w:sz w:val="16"/>
               </w:rPr>
-              <w:t>73</w:t>
+              <w:t>71</w:t>
             </w:r>
           </w:p>
         </w:tc>
@@ -11507,7 +11212,7 @@
                 <w:b w:val="0"/>
                 <w:sz w:val="16"/>
               </w:rPr>
-              <w:t>74</w:t>
+              <w:t>72</w:t>
             </w:r>
           </w:p>
         </w:tc>
@@ -11643,7 +11348,7 @@
                 <w:b w:val="0"/>
                 <w:sz w:val="16"/>
               </w:rPr>
-              <w:t>75</w:t>
+              <w:t>73</w:t>
             </w:r>
           </w:p>
         </w:tc>
@@ -11779,7 +11484,7 @@
                 <w:b w:val="0"/>
                 <w:sz w:val="16"/>
               </w:rPr>
-              <w:t>76</w:t>
+              <w:t>74</w:t>
             </w:r>
           </w:p>
         </w:tc>
@@ -11915,7 +11620,7 @@
                 <w:b w:val="0"/>
                 <w:sz w:val="16"/>
               </w:rPr>
-              <w:t>77</w:t>
+              <w:t>75</w:t>
             </w:r>
           </w:p>
         </w:tc>
@@ -12051,7 +11756,7 @@
                 <w:b w:val="0"/>
                 <w:sz w:val="16"/>
               </w:rPr>
-              <w:t>78</w:t>
+              <w:t>76</w:t>
             </w:r>
           </w:p>
         </w:tc>
@@ -12187,7 +11892,7 @@
                 <w:b w:val="0"/>
                 <w:sz w:val="16"/>
               </w:rPr>
-              <w:t>79</w:t>
+              <w:t>77</w:t>
             </w:r>
           </w:p>
         </w:tc>
@@ -12323,7 +12028,7 @@
                 <w:b w:val="0"/>
                 <w:sz w:val="16"/>
               </w:rPr>
-              <w:t>80</w:t>
+              <w:t>78</w:t>
             </w:r>
           </w:p>
         </w:tc>
@@ -12459,7 +12164,7 @@
                 <w:b w:val="0"/>
                 <w:sz w:val="16"/>
               </w:rPr>
-              <w:t>81</w:t>
+              <w:t>79</w:t>
             </w:r>
           </w:p>
         </w:tc>
@@ -12595,7 +12300,7 @@
                 <w:b w:val="0"/>
                 <w:sz w:val="16"/>
               </w:rPr>
-              <w:t>82</w:t>
+              <w:t>80</w:t>
             </w:r>
           </w:p>
         </w:tc>
@@ -12731,7 +12436,7 @@
                 <w:b w:val="0"/>
                 <w:sz w:val="16"/>
               </w:rPr>
-              <w:t>83</w:t>
+              <w:t>81</w:t>
             </w:r>
           </w:p>
         </w:tc>
@@ -12867,7 +12572,7 @@
                 <w:b w:val="0"/>
                 <w:sz w:val="16"/>
               </w:rPr>
-              <w:t>84</w:t>
+              <w:t>82</w:t>
             </w:r>
           </w:p>
         </w:tc>
@@ -13003,7 +12708,7 @@
                 <w:b w:val="0"/>
                 <w:sz w:val="16"/>
               </w:rPr>
-              <w:t>85</w:t>
+              <w:t>83</w:t>
             </w:r>
           </w:p>
         </w:tc>
@@ -13139,7 +12844,7 @@
                 <w:b w:val="0"/>
                 <w:sz w:val="16"/>
               </w:rPr>
-              <w:t>86</w:t>
+              <w:t>84</w:t>
             </w:r>
           </w:p>
         </w:tc>
@@ -13294,7 +12999,7 @@
                 <w:b w:val="0"/>
                 <w:sz w:val="16"/>
               </w:rPr>
-              <w:t>87</w:t>
+              <w:t>85</w:t>
             </w:r>
           </w:p>
         </w:tc>
@@ -13608,7 +13313,7 @@
                 <w:b w:val="0"/>
                 <w:sz w:val="16"/>
               </w:rPr>
-              <w:t>89</w:t>
+              <w:t>87</w:t>
             </w:r>
           </w:p>
         </w:tc>
@@ -13744,7 +13449,7 @@
                 <w:b w:val="0"/>
                 <w:sz w:val="16"/>
               </w:rPr>
-              <w:t>90</w:t>
+              <w:t>88</w:t>
             </w:r>
           </w:p>
         </w:tc>
@@ -13880,7 +13585,7 @@
                 <w:b w:val="0"/>
                 <w:sz w:val="16"/>
               </w:rPr>
-              <w:t>91</w:t>
+              <w:t>89</w:t>
             </w:r>
           </w:p>
         </w:tc>
@@ -14016,7 +13721,7 @@
                 <w:b w:val="0"/>
                 <w:sz w:val="16"/>
               </w:rPr>
-              <w:t>92</w:t>
+              <w:t>90</w:t>
             </w:r>
           </w:p>
         </w:tc>
@@ -14152,7 +13857,7 @@
                 <w:b w:val="0"/>
                 <w:sz w:val="16"/>
               </w:rPr>
-              <w:t>93</w:t>
+              <w:t>91</w:t>
             </w:r>
           </w:p>
         </w:tc>
@@ -14287,7 +13992,7 @@
                 <w:b w:val="0"/>
                 <w:sz w:val="16"/>
               </w:rPr>
-              <w:t>94</w:t>
+              <w:t>92</w:t>
             </w:r>
           </w:p>
         </w:tc>
@@ -14571,7 +14276,7 @@
                 <w:b w:val="0"/>
                 <w:sz w:val="16"/>
               </w:rPr>
-              <w:t>96</w:t>
+              <w:t>94</w:t>
             </w:r>
           </w:p>
         </w:tc>
@@ -14730,7 +14435,7 @@
                 <w:b w:val="0"/>
                 <w:sz w:val="16"/>
               </w:rPr>
-              <w:t>97</w:t>
+              <w:t>95</w:t>
             </w:r>
           </w:p>
         </w:tc>
@@ -14889,7 +14594,7 @@
                 <w:b w:val="0"/>
                 <w:sz w:val="16"/>
               </w:rPr>
-              <w:t>98</w:t>
+              <w:t>96</w:t>
             </w:r>
           </w:p>
         </w:tc>
@@ -15048,7 +14753,7 @@
                 <w:b w:val="0"/>
                 <w:sz w:val="16"/>
               </w:rPr>
-              <w:t>99</w:t>
+              <w:t>97</w:t>
             </w:r>
           </w:p>
         </w:tc>
@@ -15184,7 +14889,7 @@
                 <w:b w:val="0"/>
                 <w:sz w:val="16"/>
               </w:rPr>
-              <w:t>100</w:t>
+              <w:t>98</w:t>
             </w:r>
           </w:p>
         </w:tc>
@@ -15320,7 +15025,7 @@
                 <w:b w:val="0"/>
                 <w:sz w:val="16"/>
               </w:rPr>
-              <w:t>101</w:t>
+              <w:t>99</w:t>
             </w:r>
           </w:p>
         </w:tc>
@@ -15456,7 +15161,7 @@
                 <w:b w:val="0"/>
                 <w:sz w:val="16"/>
               </w:rPr>
-              <w:t>102</w:t>
+              <w:t>100</w:t>
             </w:r>
           </w:p>
         </w:tc>
@@ -15592,7 +15297,7 @@
                 <w:b w:val="0"/>
                 <w:sz w:val="16"/>
               </w:rPr>
-              <w:t>103</w:t>
+              <w:t>101</w:t>
             </w:r>
           </w:p>
         </w:tc>
@@ -15728,7 +15433,7 @@
                 <w:b w:val="0"/>
                 <w:sz w:val="16"/>
               </w:rPr>
-              <w:t>104</w:t>
+              <w:t>102</w:t>
             </w:r>
           </w:p>
         </w:tc>
@@ -15864,7 +15569,7 @@
                 <w:b w:val="0"/>
                 <w:sz w:val="16"/>
               </w:rPr>
-              <w:t>105</w:t>
+              <w:t>103</w:t>
             </w:r>
           </w:p>
         </w:tc>
@@ -16000,7 +15705,7 @@
                 <w:b w:val="0"/>
                 <w:sz w:val="16"/>
               </w:rPr>
-              <w:t>106</w:t>
+              <w:t>104</w:t>
             </w:r>
           </w:p>
         </w:tc>
@@ -16135,7 +15840,7 @@
                 <w:b w:val="0"/>
                 <w:sz w:val="16"/>
               </w:rPr>
-              <w:t>107</w:t>
+              <w:t>105</w:t>
             </w:r>
           </w:p>
         </w:tc>
@@ -16419,7 +16124,7 @@
                 <w:b w:val="0"/>
                 <w:sz w:val="16"/>
               </w:rPr>
-              <w:t>109</w:t>
+              <w:t>107</w:t>
             </w:r>
           </w:p>
         </w:tc>
@@ -16578,7 +16283,7 @@
                 <w:b w:val="0"/>
                 <w:sz w:val="16"/>
               </w:rPr>
-              <w:t>110</w:t>
+              <w:t>108</w:t>
             </w:r>
           </w:p>
         </w:tc>
@@ -16737,7 +16442,7 @@
                 <w:b w:val="0"/>
                 <w:sz w:val="16"/>
               </w:rPr>
-              <w:t>111</w:t>
+              <w:t>109</w:t>
             </w:r>
           </w:p>
         </w:tc>
@@ -16896,7 +16601,7 @@
                 <w:b w:val="0"/>
                 <w:sz w:val="16"/>
               </w:rPr>
-              <w:t>112</w:t>
+              <w:t>110</w:t>
             </w:r>
           </w:p>
         </w:tc>
@@ -17055,7 +16760,7 @@
                 <w:b w:val="0"/>
                 <w:sz w:val="16"/>
               </w:rPr>
-              <w:t>113</w:t>
+              <w:t>111</w:t>
             </w:r>
           </w:p>
         </w:tc>
@@ -17191,7 +16896,7 @@
                 <w:b w:val="0"/>
                 <w:sz w:val="16"/>
               </w:rPr>
-              <w:t>114</w:t>
+              <w:t>112</w:t>
             </w:r>
           </w:p>
         </w:tc>
@@ -17327,7 +17032,7 @@
                 <w:b w:val="0"/>
                 <w:sz w:val="16"/>
               </w:rPr>
-              <w:t>115</w:t>
+              <w:t>113</w:t>
             </w:r>
           </w:p>
         </w:tc>
@@ -17611,7 +17316,7 @@
                 <w:b w:val="0"/>
                 <w:sz w:val="16"/>
               </w:rPr>
-              <w:t>117</w:t>
+              <w:t>115</w:t>
             </w:r>
           </w:p>
         </w:tc>
@@ -17770,7 +17475,7 @@
                 <w:b w:val="0"/>
                 <w:sz w:val="16"/>
               </w:rPr>
-              <w:t>118</w:t>
+              <w:t>116</w:t>
             </w:r>
           </w:p>
         </w:tc>
@@ -17930,7 +17635,7 @@
                 <w:b w:val="0"/>
                 <w:sz w:val="16"/>
               </w:rPr>
-              <w:t>119</w:t>
+              <w:t>117</w:t>
             </w:r>
           </w:p>
         </w:tc>
@@ -18066,7 +17771,7 @@
                 <w:b w:val="0"/>
                 <w:sz w:val="16"/>
               </w:rPr>
-              <w:t>120</w:t>
+              <w:t>118</w:t>
             </w:r>
           </w:p>
         </w:tc>
@@ -18202,7 +17907,7 @@
                 <w:b w:val="0"/>
                 <w:sz w:val="16"/>
               </w:rPr>
-              <w:t>121</w:t>
+              <w:t>119</w:t>
             </w:r>
           </w:p>
         </w:tc>
@@ -18338,7 +18043,7 @@
                 <w:b w:val="0"/>
                 <w:sz w:val="16"/>
               </w:rPr>
-              <w:t>122</w:t>
+              <w:t>120</w:t>
             </w:r>
           </w:p>
         </w:tc>
@@ -18474,7 +18179,7 @@
                 <w:b w:val="0"/>
                 <w:sz w:val="16"/>
               </w:rPr>
-              <w:t>123</w:t>
+              <w:t>121</w:t>
             </w:r>
           </w:p>
         </w:tc>
@@ -18610,7 +18315,7 @@
                 <w:b w:val="0"/>
                 <w:sz w:val="16"/>
               </w:rPr>
-              <w:t>124</w:t>
+              <w:t>122</w:t>
             </w:r>
           </w:p>
         </w:tc>
@@ -18765,7 +18470,7 @@
                 <w:b w:val="0"/>
                 <w:sz w:val="16"/>
               </w:rPr>
-              <w:t>125</w:t>
+              <w:t>123</w:t>
             </w:r>
           </w:p>
         </w:tc>
@@ -18929,7 +18634,7 @@
                 <w:b w:val="0"/>
                 <w:sz w:val="16"/>
               </w:rPr>
-              <w:t>126</w:t>
+              <w:t>124</w:t>
             </w:r>
           </w:p>
         </w:tc>
@@ -19093,7 +18798,7 @@
                 <w:b w:val="0"/>
                 <w:sz w:val="16"/>
               </w:rPr>
-              <w:t>127</w:t>
+              <w:t>125</w:t>
             </w:r>
           </w:p>
         </w:tc>
@@ -19407,7 +19112,7 @@
                 <w:b w:val="0"/>
                 <w:sz w:val="16"/>
               </w:rPr>
-              <w:t>129</w:t>
+              <w:t>127</w:t>
             </w:r>
           </w:p>
         </w:tc>
@@ -19692,7 +19397,7 @@
                 <w:b w:val="0"/>
                 <w:sz w:val="16"/>
               </w:rPr>
-              <w:t>131</w:t>
+              <w:t>129</w:t>
             </w:r>
           </w:p>
         </w:tc>
@@ -20002,7 +19707,7 @@
                 <w:b w:val="0"/>
                 <w:sz w:val="16"/>
               </w:rPr>
-              <w:t>133</w:t>
+              <w:t>131</w:t>
             </w:r>
           </w:p>
         </w:tc>
@@ -20287,7 +19992,7 @@
                 <w:b w:val="0"/>
                 <w:sz w:val="16"/>
               </w:rPr>
-              <w:t>135</w:t>
+              <w:t>133</w:t>
             </w:r>
           </w:p>
         </w:tc>
@@ -20447,7 +20152,7 @@
                 <w:b w:val="0"/>
                 <w:sz w:val="16"/>
               </w:rPr>
-              <w:t>136</w:t>
+              <w:t>134</w:t>
             </w:r>
           </w:p>
         </w:tc>
@@ -20583,7 +20288,7 @@
                 <w:b w:val="0"/>
                 <w:sz w:val="16"/>
               </w:rPr>
-              <w:t>137</w:t>
+              <w:t>135</w:t>
             </w:r>
           </w:p>
         </w:tc>
@@ -20719,7 +20424,7 @@
                 <w:b w:val="0"/>
                 <w:sz w:val="16"/>
               </w:rPr>
-              <w:t>138</w:t>
+              <w:t>136</w:t>
             </w:r>
           </w:p>
         </w:tc>
@@ -21005,7 +20710,7 @@
                 <w:b w:val="0"/>
                 <w:sz w:val="16"/>
               </w:rPr>
-              <w:t>140</w:t>
+              <w:t>138</w:t>
             </w:r>
           </w:p>
         </w:tc>
@@ -21141,7 +20846,7 @@
                 <w:b w:val="0"/>
                 <w:sz w:val="16"/>
               </w:rPr>
-              <w:t>141</w:t>
+              <w:t>139</w:t>
             </w:r>
           </w:p>
         </w:tc>
@@ -21277,7 +20982,7 @@
                 <w:b w:val="0"/>
                 <w:sz w:val="16"/>
               </w:rPr>
-              <w:t>142</w:t>
+              <w:t>140</w:t>
             </w:r>
           </w:p>
         </w:tc>
@@ -21413,7 +21118,7 @@
                 <w:b w:val="0"/>
                 <w:sz w:val="16"/>
               </w:rPr>
-              <w:t>143</w:t>
+              <w:t>141</w:t>
             </w:r>
           </w:p>
         </w:tc>
@@ -21698,7 +21403,7 @@
                 <w:b w:val="0"/>
                 <w:sz w:val="16"/>
               </w:rPr>
-              <w:t>145</w:t>
+              <w:t>143</w:t>
             </w:r>
           </w:p>
         </w:tc>
@@ -21857,7 +21562,7 @@
                 <w:b w:val="0"/>
                 <w:sz w:val="16"/>
               </w:rPr>
-              <w:t>146</w:t>
+              <w:t>144</w:t>
             </w:r>
           </w:p>
         </w:tc>
@@ -22016,7 +21721,7 @@
                 <w:b w:val="0"/>
                 <w:sz w:val="16"/>
               </w:rPr>
-              <w:t>147</w:t>
+              <w:t>145</w:t>
             </w:r>
           </w:p>
         </w:tc>
@@ -22175,7 +21880,7 @@
                 <w:b w:val="0"/>
                 <w:sz w:val="16"/>
               </w:rPr>
-              <w:t>148</w:t>
+              <w:t>146</w:t>
             </w:r>
           </w:p>
         </w:tc>
@@ -22334,7 +22039,7 @@
                 <w:b w:val="0"/>
                 <w:sz w:val="16"/>
               </w:rPr>
-              <w:t>149</w:t>
+              <w:t>147</w:t>
             </w:r>
           </w:p>
         </w:tc>
@@ -22493,7 +22198,7 @@
                 <w:b w:val="0"/>
                 <w:sz w:val="16"/>
               </w:rPr>
-              <w:t>150</w:t>
+              <w:t>148</w:t>
             </w:r>
           </w:p>
         </w:tc>
@@ -22651,7 +22356,7 @@
                 <w:b w:val="0"/>
                 <w:sz w:val="16"/>
               </w:rPr>
-              <w:t>151</w:t>
+              <w:t>149</w:t>
             </w:r>
           </w:p>
         </w:tc>
@@ -22810,7 +22515,7 @@
                 <w:b w:val="0"/>
                 <w:sz w:val="16"/>
               </w:rPr>
-              <w:t>152</w:t>
+              <w:t>150</w:t>
             </w:r>
           </w:p>
         </w:tc>
@@ -22969,7 +22674,7 @@
                 <w:b w:val="0"/>
                 <w:sz w:val="16"/>
               </w:rPr>
-              <w:t>153</w:t>
+              <w:t>151</w:t>
             </w:r>
           </w:p>
         </w:tc>
@@ -23128,7 +22833,7 @@
                 <w:b w:val="0"/>
                 <w:sz w:val="16"/>
               </w:rPr>
-              <w:t>154</w:t>
+              <w:t>152</w:t>
             </w:r>
           </w:p>
         </w:tc>
@@ -23287,7 +22992,7 @@
                 <w:b w:val="0"/>
                 <w:sz w:val="16"/>
               </w:rPr>
-              <w:t>155</w:t>
+              <w:t>153</w:t>
             </w:r>
           </w:p>
         </w:tc>
@@ -23446,7 +23151,7 @@
                 <w:b w:val="0"/>
                 <w:sz w:val="16"/>
               </w:rPr>
-              <w:t>156</w:t>
+              <w:t>154</w:t>
             </w:r>
           </w:p>
         </w:tc>
@@ -23606,7 +23311,7 @@
                 <w:b w:val="0"/>
                 <w:sz w:val="16"/>
               </w:rPr>
-              <w:t>157</w:t>
+              <w:t>155</w:t>
             </w:r>
           </w:p>
         </w:tc>
@@ -23741,7 +23446,7 @@
                 <w:b w:val="0"/>
                 <w:sz w:val="16"/>
               </w:rPr>
-              <w:t>158</w:t>
+              <w:t>156</w:t>
             </w:r>
           </w:p>
         </w:tc>
@@ -23876,7 +23581,7 @@
                 <w:b w:val="0"/>
                 <w:sz w:val="16"/>
               </w:rPr>
-              <w:t>159</w:t>
+              <w:t>157</w:t>
             </w:r>
           </w:p>
         </w:tc>
@@ -24030,7 +23735,7 @@
                 <w:b w:val="0"/>
                 <w:sz w:val="16"/>
               </w:rPr>
-              <w:t>160</w:t>
+              <w:t>158</w:t>
             </w:r>
           </w:p>
         </w:tc>
@@ -24344,7 +24049,7 @@
                 <w:b w:val="0"/>
                 <w:sz w:val="16"/>
               </w:rPr>
-              <w:t>162</w:t>
+              <w:t>160</w:t>
             </w:r>
           </w:p>
         </w:tc>
@@ -24480,7 +24185,7 @@
                 <w:b w:val="0"/>
                 <w:sz w:val="16"/>
               </w:rPr>
-              <w:t>163</w:t>
+              <w:t>161</w:t>
             </w:r>
           </w:p>
         </w:tc>
@@ -24616,7 +24321,7 @@
                 <w:b w:val="0"/>
                 <w:sz w:val="16"/>
               </w:rPr>
-              <w:t>164</w:t>
+              <w:t>162</w:t>
             </w:r>
           </w:p>
         </w:tc>
@@ -24752,7 +24457,7 @@
                 <w:b w:val="0"/>
                 <w:sz w:val="16"/>
               </w:rPr>
-              <w:t>165</w:t>
+              <w:t>163</w:t>
             </w:r>
           </w:p>
         </w:tc>
@@ -24888,7 +24593,7 @@
                 <w:b w:val="0"/>
                 <w:sz w:val="16"/>
               </w:rPr>
-              <w:t>166</w:t>
+              <w:t>164</w:t>
             </w:r>
           </w:p>
         </w:tc>
@@ -25024,7 +24729,7 @@
                 <w:b w:val="0"/>
                 <w:sz w:val="16"/>
               </w:rPr>
-              <w:t>167</w:t>
+              <w:t>165</w:t>
             </w:r>
           </w:p>
         </w:tc>
@@ -25159,7 +24864,7 @@
                 <w:b w:val="0"/>
                 <w:sz w:val="16"/>
               </w:rPr>
-              <w:t>168</w:t>
+              <w:t>166</w:t>
             </w:r>
           </w:p>
         </w:tc>
@@ -25295,7 +25000,7 @@
                 <w:b w:val="0"/>
                 <w:sz w:val="16"/>
               </w:rPr>
-              <w:t>169</w:t>
+              <w:t>167</w:t>
             </w:r>
           </w:p>
         </w:tc>
@@ -25431,7 +25136,7 @@
                 <w:b w:val="0"/>
                 <w:sz w:val="16"/>
               </w:rPr>
-              <w:t>170</w:t>
+              <w:t>168</w:t>
             </w:r>
           </w:p>
         </w:tc>
@@ -25567,7 +25272,7 @@
                 <w:b w:val="0"/>
                 <w:sz w:val="16"/>
               </w:rPr>
-              <w:t>171</w:t>
+              <w:t>169</w:t>
             </w:r>
           </w:p>
         </w:tc>
@@ -25703,7 +25408,7 @@
                 <w:b w:val="0"/>
                 <w:sz w:val="16"/>
               </w:rPr>
-              <w:t>172</w:t>
+              <w:t>170</w:t>
             </w:r>
           </w:p>
         </w:tc>
@@ -25839,7 +25544,7 @@
                 <w:b w:val="0"/>
                 <w:sz w:val="16"/>
               </w:rPr>
-              <w:t>173</w:t>
+              <w:t>171</w:t>
             </w:r>
           </w:p>
         </w:tc>
@@ -26124,7 +25829,7 @@
                 <w:b w:val="0"/>
                 <w:sz w:val="16"/>
               </w:rPr>
-              <w:t>175</w:t>
+              <w:t>173</w:t>
             </w:r>
           </w:p>
         </w:tc>
@@ -26283,7 +25988,7 @@
                 <w:b w:val="0"/>
                 <w:sz w:val="16"/>
               </w:rPr>
-              <w:t>176</w:t>
+              <w:t>174</w:t>
             </w:r>
           </w:p>
         </w:tc>
@@ -26368,7 +26073,7 @@
                 <w:b w:val="0"/>
                 <w:sz w:val="16"/>
               </w:rPr>
-              <w:t>CA01G+</w:t>
+              <w:t>CA01G</w:t>
             </w:r>
           </w:p>
         </w:tc>
@@ -26443,7 +26148,7 @@
                 <w:b w:val="0"/>
                 <w:sz w:val="16"/>
               </w:rPr>
-              <w:t>177</w:t>
+              <w:t>175</w:t>
             </w:r>
           </w:p>
         </w:tc>
@@ -26727,7 +26432,7 @@
                 <w:b w:val="0"/>
                 <w:sz w:val="16"/>
               </w:rPr>
-              <w:t>179</w:t>
+              <w:t>177</w:t>
             </w:r>
           </w:p>
         </w:tc>
@@ -26886,7 +26591,7 @@
                 <w:b w:val="0"/>
                 <w:sz w:val="16"/>
               </w:rPr>
-              <w:t>180</w:t>
+              <w:t>178</w:t>
             </w:r>
           </w:p>
         </w:tc>
@@ -27022,7 +26727,7 @@
                 <w:b w:val="0"/>
                 <w:sz w:val="16"/>
               </w:rPr>
-              <w:t>181</w:t>
+              <w:t>179</w:t>
             </w:r>
           </w:p>
         </w:tc>
@@ -27177,7 +26882,7 @@
                 <w:b w:val="0"/>
                 <w:sz w:val="16"/>
               </w:rPr>
-              <w:t>182</w:t>
+              <w:t>180</w:t>
             </w:r>
           </w:p>
         </w:tc>
@@ -27490,7 +27195,7 @@
                 <w:b w:val="0"/>
                 <w:sz w:val="16"/>
               </w:rPr>
-              <w:t>184</w:t>
+              <w:t>182</w:t>
             </w:r>
           </w:p>
         </w:tc>
@@ -27650,7 +27355,7 @@
                 <w:b w:val="0"/>
                 <w:sz w:val="16"/>
               </w:rPr>
-              <w:t>185</w:t>
+              <w:t>183</w:t>
             </w:r>
           </w:p>
         </w:tc>
@@ -27786,7 +27491,7 @@
                 <w:b w:val="0"/>
                 <w:sz w:val="16"/>
               </w:rPr>
-              <w:t>186</w:t>
+              <w:t>184</w:t>
             </w:r>
           </w:p>
         </w:tc>
@@ -27922,7 +27627,7 @@
                 <w:b w:val="0"/>
                 <w:sz w:val="16"/>
               </w:rPr>
-              <w:t>187</w:t>
+              <w:t>185</w:t>
             </w:r>
           </w:p>
         </w:tc>
@@ -28058,7 +27763,7 @@
                 <w:b w:val="0"/>
                 <w:sz w:val="16"/>
               </w:rPr>
-              <w:t>188</w:t>
+              <w:t>186</w:t>
             </w:r>
           </w:p>
         </w:tc>
@@ -28194,7 +27899,7 @@
                 <w:b w:val="0"/>
                 <w:sz w:val="16"/>
               </w:rPr>
-              <w:t>189</w:t>
+              <w:t>187</w:t>
             </w:r>
           </w:p>
         </w:tc>
@@ -28480,7 +28185,7 @@
                 <w:b w:val="0"/>
                 <w:sz w:val="16"/>
               </w:rPr>
-              <w:t>191</w:t>
+              <w:t>189</w:t>
             </w:r>
           </w:p>
         </w:tc>
@@ -28616,7 +28321,7 @@
                 <w:b w:val="0"/>
                 <w:sz w:val="16"/>
               </w:rPr>
-              <w:t>192</w:t>
+              <w:t>190</w:t>
             </w:r>
           </w:p>
         </w:tc>
@@ -28751,7 +28456,7 @@
                 <w:b w:val="0"/>
                 <w:sz w:val="16"/>
               </w:rPr>
-              <w:t>193</w:t>
+              <w:t>191</w:t>
             </w:r>
           </w:p>
         </w:tc>
@@ -28886,7 +28591,7 @@
                 <w:b w:val="0"/>
                 <w:sz w:val="16"/>
               </w:rPr>
-              <w:t>194</w:t>
+              <w:t>192</w:t>
             </w:r>
           </w:p>
         </w:tc>
@@ -29171,7 +28876,7 @@
                 <w:b w:val="0"/>
                 <w:sz w:val="16"/>
               </w:rPr>
-              <w:t>196</w:t>
+              <w:t>194</w:t>
             </w:r>
           </w:p>
         </w:tc>
@@ -29456,7 +29161,7 @@
                 <w:b w:val="0"/>
                 <w:sz w:val="16"/>
               </w:rPr>
-              <w:t>198</w:t>
+              <w:t>196</w:t>
             </w:r>
           </w:p>
         </w:tc>
@@ -29616,7 +29321,7 @@
                 <w:b w:val="0"/>
                 <w:sz w:val="16"/>
               </w:rPr>
-              <w:t>199</w:t>
+              <w:t>197</w:t>
             </w:r>
           </w:p>
         </w:tc>
@@ -29752,7 +29457,7 @@
                 <w:b w:val="0"/>
                 <w:sz w:val="16"/>
               </w:rPr>
-              <w:t>200</w:t>
+              <w:t>198</w:t>
             </w:r>
           </w:p>
         </w:tc>
@@ -29887,7 +29592,7 @@
                 <w:b w:val="0"/>
                 <w:sz w:val="16"/>
               </w:rPr>
-              <w:t>201</w:t>
+              <w:t>199</w:t>
             </w:r>
           </w:p>
         </w:tc>
@@ -30022,7 +29727,7 @@
                 <w:b w:val="0"/>
                 <w:sz w:val="16"/>
               </w:rPr>
-              <w:t>202</w:t>
+              <w:t>200</w:t>
             </w:r>
           </w:p>
         </w:tc>
@@ -30306,7 +30011,7 @@
                 <w:b w:val="0"/>
                 <w:sz w:val="16"/>
               </w:rPr>
-              <w:t>204</w:t>
+              <w:t>202</w:t>
             </w:r>
           </w:p>
         </w:tc>
@@ -30634,7 +30339,7 @@
                 <w:b w:val="0"/>
                 <w:sz w:val="16"/>
               </w:rPr>
-              <w:t>206</w:t>
+              <w:t>204</w:t>
             </w:r>
           </w:p>
         </w:tc>

--- a/output_AO/Raport_Oferta_2.docx
+++ b/output_AO/Raport_Oferta_2.docx
@@ -3020,7 +3020,7 @@
                 <w:b w:val="0"/>
                 <w:sz w:val="16"/>
               </w:rPr>
-              <w:t>ACD25A</w:t>
+              <w:t>QCK04A01</w:t>
             </w:r>
           </w:p>
         </w:tc>
@@ -3035,7 +3035,7 @@
                 <w:b w:val="0"/>
                 <w:sz w:val="16"/>
               </w:rPr>
-              <w:t>tencuiala pe tavan stadiul fizic: arhitectura c...</w:t>
+              <w:t>tavan/plafon fals - gips- carton 244,71 mp</w:t>
             </w:r>
           </w:p>
         </w:tc>
@@ -3065,7 +3065,7 @@
                 <w:b w:val="0"/>
                 <w:sz w:val="16"/>
               </w:rPr>
-              <w:t>362.07</w:t>
+              <w:t>24.47</w:t>
             </w:r>
           </w:p>
         </w:tc>
@@ -3184,7 +3184,7 @@
                 <w:b w:val="0"/>
                 <w:sz w:val="16"/>
               </w:rPr>
-              <w:t>QCK04A01</w:t>
+              <w:t>ACD25A</w:t>
             </w:r>
           </w:p>
         </w:tc>
@@ -3199,7 +3199,7 @@
                 <w:b w:val="0"/>
                 <w:sz w:val="16"/>
               </w:rPr>
-              <w:t>tavan/plafon fals - gips- carton 244,71 mp</w:t>
+              <w:t>tencuiala pe tavan stadiul fizic: arhitectura c...</w:t>
             </w:r>
           </w:p>
         </w:tc>
@@ -3229,7 +3229,7 @@
                 <w:b w:val="0"/>
                 <w:sz w:val="16"/>
               </w:rPr>
-              <w:t>24.47</w:t>
+              <w:t>362.07</w:t>
             </w:r>
           </w:p>
         </w:tc>

--- a/output_AO/Raport_Oferta_2.docx
+++ b/output_AO/Raport_Oferta_2.docx
@@ -3020,7 +3020,7 @@
                 <w:b w:val="0"/>
                 <w:sz w:val="16"/>
               </w:rPr>
-              <w:t>QCK04A01</w:t>
+              <w:t>ACD25A</w:t>
             </w:r>
           </w:p>
         </w:tc>
@@ -3035,7 +3035,7 @@
                 <w:b w:val="0"/>
                 <w:sz w:val="16"/>
               </w:rPr>
-              <w:t>tavan/plafon fals - gips- carton 244,71 mp</w:t>
+              <w:t>tencuiala pe tavan stadiul fizic: arhitectura c...</w:t>
             </w:r>
           </w:p>
         </w:tc>
@@ -3065,7 +3065,7 @@
                 <w:b w:val="0"/>
                 <w:sz w:val="16"/>
               </w:rPr>
-              <w:t>24.47</w:t>
+              <w:t>362.07</w:t>
             </w:r>
           </w:p>
         </w:tc>
@@ -3184,7 +3184,7 @@
                 <w:b w:val="0"/>
                 <w:sz w:val="16"/>
               </w:rPr>
-              <w:t>ACD25A</w:t>
+              <w:t>QCK04A01</w:t>
             </w:r>
           </w:p>
         </w:tc>
@@ -3199,7 +3199,7 @@
                 <w:b w:val="0"/>
                 <w:sz w:val="16"/>
               </w:rPr>
-              <w:t>tencuiala pe tavan stadiul fizic: arhitectura c...</w:t>
+              <w:t>tavan/plafon fals - gips- carton 244,71 mp</w:t>
             </w:r>
           </w:p>
         </w:tc>
@@ -3229,7 +3229,7 @@
                 <w:b w:val="0"/>
                 <w:sz w:val="16"/>
               </w:rPr>
-              <w:t>362.07</w:t>
+              <w:t>24.47</w:t>
             </w:r>
           </w:p>
         </w:tc>
@@ -6413,7 +6413,7 @@
                 <w:b/>
                 <w:sz w:val="18"/>
               </w:rPr>
-              <w:t>Capitol de lucrări 4.1-14 — Inst sanit hidranti int tip II  │  LIPSA: 1  │  EXTRA: 2  │  Delta: +1</w:t>
+              <w:t>Capitol de lucrări 4.1-14 — Inst sanit hidranti int tip II  │  LIPSA: 1  │  EXTRA: 1  │  Delta: 0 ✓</w:t>
             </w:r>
           </w:p>
         </w:tc>
@@ -6830,170 +6830,6 @@
                 <w:b w:val="0"/>
                 <w:sz w:val="16"/>
               </w:rPr>
-              <w:t>S475</w:t>
-            </w:r>
-          </w:p>
-        </w:tc>
-        <w:tc>
-          <w:tcPr>
-            <w:tcW w:type="dxa" w:w="1984"/>
-            <w:shd w:fill="FFFF99" w:val="clear"/>
-          </w:tcPr>
-          <w:p>
-            <w:r>
-              <w:rPr>
-                <w:b w:val="0"/>
-                <w:sz w:val="16"/>
-              </w:rPr>
-              <w:t>40 11/2 zn</w:t>
-            </w:r>
-          </w:p>
-        </w:tc>
-        <w:tc>
-          <w:tcPr>
-            <w:tcW w:type="dxa" w:w="454"/>
-            <w:shd w:fill="FFFF99" w:val="clear"/>
-          </w:tcPr>
-          <w:p>
-            <w:r>
-              <w:rPr>
-                <w:b w:val="0"/>
-                <w:sz w:val="16"/>
-              </w:rPr>
-              <w:t>buc</w:t>
-            </w:r>
-          </w:p>
-        </w:tc>
-        <w:tc>
-          <w:tcPr>
-            <w:tcW w:type="dxa" w:w="680"/>
-            <w:shd w:fill="FFFF99" w:val="clear"/>
-          </w:tcPr>
-          <w:p>
-            <w:r>
-              <w:rPr>
-                <w:b w:val="0"/>
-                <w:sz w:val="16"/>
-              </w:rPr>
-              <w:t>1.55</w:t>
-            </w:r>
-          </w:p>
-        </w:tc>
-        <w:tc>
-          <w:tcPr>
-            <w:tcW w:type="dxa" w:w="3572"/>
-            <w:shd w:fill="FFFF99" w:val="clear"/>
-          </w:tcPr>
-          <w:p>
-            <w:r>
-              <w:rPr>
-                <w:b w:val="0"/>
-                <w:color w:val="CC0000"/>
-                <w:sz w:val="16"/>
-              </w:rPr>
-              <w:t>Articol suplimentar în ofertă (nu există în referință)</w:t>
-            </w:r>
-          </w:p>
-        </w:tc>
-      </w:tr>
-      <w:tr>
-        <w:tc>
-          <w:tcPr>
-            <w:tcW w:type="dxa" w:w="397"/>
-            <w:shd w:fill="FFFF99" w:val="clear"/>
-          </w:tcPr>
-          <w:p>
-            <w:r>
-              <w:rPr>
-                <w:b w:val="0"/>
-                <w:sz w:val="16"/>
-              </w:rPr>
-              <w:t>45</w:t>
-            </w:r>
-          </w:p>
-        </w:tc>
-        <w:tc>
-          <w:tcPr>
-            <w:tcW w:type="dxa" w:w="1701"/>
-            <w:shd w:fill="FFFF99" w:val="clear"/>
-          </w:tcPr>
-          <w:p>
-            <w:r>
-              <w:rPr>
-                <w:b w:val="0"/>
-                <w:sz w:val="16"/>
-              </w:rPr>
-              <w:t>4.1-14 - Inst sanit hidranti int tip II</w:t>
-            </w:r>
-          </w:p>
-        </w:tc>
-        <w:tc>
-          <w:tcPr>
-            <w:tcW w:type="dxa" w:w="850"/>
-            <w:shd w:fill="FFFF99" w:val="clear"/>
-          </w:tcPr>
-          <w:p>
-            <w:r>
-              <w:rPr>
-                <w:b w:val="0"/>
-                <w:sz w:val="16"/>
-              </w:rPr>
-            </w:r>
-          </w:p>
-        </w:tc>
-        <w:tc>
-          <w:tcPr>
-            <w:tcW w:type="dxa" w:w="1984"/>
-            <w:shd w:fill="FFFF99" w:val="clear"/>
-          </w:tcPr>
-          <w:p>
-            <w:r>
-              <w:rPr>
-                <w:b w:val="0"/>
-                <w:sz w:val="16"/>
-              </w:rPr>
-            </w:r>
-          </w:p>
-        </w:tc>
-        <w:tc>
-          <w:tcPr>
-            <w:tcW w:type="dxa" w:w="454"/>
-            <w:shd w:fill="FFFF99" w:val="clear"/>
-          </w:tcPr>
-          <w:p>
-            <w:r>
-              <w:rPr>
-                <w:b w:val="0"/>
-                <w:sz w:val="16"/>
-              </w:rPr>
-            </w:r>
-          </w:p>
-        </w:tc>
-        <w:tc>
-          <w:tcPr>
-            <w:tcW w:type="dxa" w:w="680"/>
-            <w:shd w:fill="FFFF99" w:val="clear"/>
-          </w:tcPr>
-          <w:p>
-            <w:r>
-              <w:rPr>
-                <w:b w:val="0"/>
-                <w:sz w:val="16"/>
-              </w:rPr>
-            </w:r>
-          </w:p>
-        </w:tc>
-        <w:tc>
-          <w:tcPr>
-            <w:tcW w:type="dxa" w:w="850"/>
-            <w:shd w:fill="FFFF99" w:val="clear"/>
-          </w:tcPr>
-          <w:p>
-            <w:r>
-              <w:rPr>
-                <w:b w:val="0"/>
-                <w:sz w:val="16"/>
-              </w:rPr>
               <w:t>S474</w:t>
             </w:r>
           </w:p>
@@ -7221,7 +7057,7 @@
                 <w:b w:val="0"/>
                 <w:sz w:val="16"/>
               </w:rPr>
-              <w:t>47</w:t>
+              <w:t>46</w:t>
             </w:r>
           </w:p>
         </w:tc>
@@ -7531,7 +7367,7 @@
                 <w:b w:val="0"/>
                 <w:sz w:val="16"/>
               </w:rPr>
-              <w:t>49</w:t>
+              <w:t>48</w:t>
             </w:r>
           </w:p>
         </w:tc>
@@ -7667,7 +7503,7 @@
                 <w:b w:val="0"/>
                 <w:sz w:val="16"/>
               </w:rPr>
-              <w:t>50</w:t>
+              <w:t>49</w:t>
             </w:r>
           </w:p>
         </w:tc>
@@ -7803,7 +7639,7 @@
                 <w:b w:val="0"/>
                 <w:sz w:val="16"/>
               </w:rPr>
-              <w:t>51</w:t>
+              <w:t>50</w:t>
             </w:r>
           </w:p>
         </w:tc>
@@ -7939,7 +7775,7 @@
                 <w:b w:val="0"/>
                 <w:sz w:val="16"/>
               </w:rPr>
-              <w:t>52</w:t>
+              <w:t>51</w:t>
             </w:r>
           </w:p>
         </w:tc>
@@ -8075,7 +7911,7 @@
                 <w:b w:val="0"/>
                 <w:sz w:val="16"/>
               </w:rPr>
-              <w:t>53</w:t>
+              <w:t>52</w:t>
             </w:r>
           </w:p>
         </w:tc>
@@ -8211,7 +8047,7 @@
                 <w:b w:val="0"/>
                 <w:sz w:val="16"/>
               </w:rPr>
-              <w:t>54</w:t>
+              <w:t>53</w:t>
             </w:r>
           </w:p>
         </w:tc>
@@ -8497,7 +8333,7 @@
                 <w:b w:val="0"/>
                 <w:sz w:val="16"/>
               </w:rPr>
-              <w:t>56</w:t>
+              <w:t>55</w:t>
             </w:r>
           </w:p>
         </w:tc>
@@ -8633,7 +8469,7 @@
                 <w:b w:val="0"/>
                 <w:sz w:val="16"/>
               </w:rPr>
-              <w:t>57</w:t>
+              <w:t>56</w:t>
             </w:r>
           </w:p>
         </w:tc>
@@ -8769,7 +8605,7 @@
                 <w:b w:val="0"/>
                 <w:sz w:val="16"/>
               </w:rPr>
-              <w:t>58</w:t>
+              <w:t>57</w:t>
             </w:r>
           </w:p>
         </w:tc>
@@ -9055,7 +8891,7 @@
                 <w:b w:val="0"/>
                 <w:sz w:val="16"/>
               </w:rPr>
-              <w:t>60</w:t>
+              <w:t>59</w:t>
             </w:r>
           </w:p>
         </w:tc>
@@ -9341,7 +9177,7 @@
                 <w:b w:val="0"/>
                 <w:sz w:val="16"/>
               </w:rPr>
-              <w:t>62</w:t>
+              <w:t>61</w:t>
             </w:r>
           </w:p>
         </w:tc>
@@ -9477,7 +9313,7 @@
                 <w:b w:val="0"/>
                 <w:sz w:val="16"/>
               </w:rPr>
-              <w:t>63</w:t>
+              <w:t>62</w:t>
             </w:r>
           </w:p>
         </w:tc>
@@ -9613,7 +9449,7 @@
                 <w:b w:val="0"/>
                 <w:sz w:val="16"/>
               </w:rPr>
-              <w:t>64</w:t>
+              <w:t>63</w:t>
             </w:r>
           </w:p>
         </w:tc>
@@ -9882,7 +9718,7 @@
                 <w:b/>
                 <w:sz w:val="18"/>
               </w:rPr>
-              <w:t>Capitol de lucrări 4.3-06 — Inst sanitare GospApa  │  LIPSA: 1  │  EXTRA: 0  │  Delta: -1</w:t>
+              <w:t>Capitol de lucrări 4.3-06 — Inst sanitare GospApa  │  LIPSA: 1  │  EXTRA: 1  │  Delta: 0 ✓</w:t>
             </w:r>
           </w:p>
         </w:tc>
@@ -9898,7 +9734,7 @@
                 <w:b w:val="0"/>
                 <w:sz w:val="16"/>
               </w:rPr>
-              <w:t>66</w:t>
+              <w:t>65</w:t>
             </w:r>
           </w:p>
         </w:tc>
@@ -10058,6 +9894,161 @@
                 <w:b w:val="0"/>
                 <w:sz w:val="16"/>
               </w:rPr>
+              <w:t>66</w:t>
+            </w:r>
+          </w:p>
+        </w:tc>
+        <w:tc>
+          <w:tcPr>
+            <w:tcW w:type="dxa" w:w="1701"/>
+            <w:shd w:fill="FFB3B3" w:val="clear"/>
+          </w:tcPr>
+          <w:p>
+            <w:r>
+              <w:rPr>
+                <w:b w:val="0"/>
+                <w:sz w:val="16"/>
+              </w:rPr>
+              <w:t>4.3-06 - Inst sanitare GospApa</w:t>
+            </w:r>
+          </w:p>
+        </w:tc>
+        <w:tc>
+          <w:tcPr>
+            <w:tcW w:type="dxa" w:w="850"/>
+            <w:shd w:fill="FFB3B3" w:val="clear"/>
+          </w:tcPr>
+          <w:p>
+            <w:r>
+              <w:rPr>
+                <w:b w:val="0"/>
+                <w:sz w:val="16"/>
+              </w:rPr>
+              <w:t>SD18A1</w:t>
+            </w:r>
+          </w:p>
+        </w:tc>
+        <w:tc>
+          <w:tcPr>
+            <w:tcW w:type="dxa" w:w="1984"/>
+            <w:shd w:fill="FFB3B3" w:val="clear"/>
+          </w:tcPr>
+          <w:p>
+            <w:r>
+              <w:rPr>
+                <w:b w:val="0"/>
+                <w:sz w:val="16"/>
+              </w:rPr>
+              <w:t>robinet cu plutitor dn %%' l: 11411 -0130: 4201...</w:t>
+            </w:r>
+          </w:p>
+        </w:tc>
+        <w:tc>
+          <w:tcPr>
+            <w:tcW w:type="dxa" w:w="454"/>
+            <w:shd w:fill="FFB3B3" w:val="clear"/>
+          </w:tcPr>
+          <w:p>
+            <w:r>
+              <w:rPr>
+                <w:b w:val="0"/>
+                <w:sz w:val="16"/>
+              </w:rPr>
+              <w:t>buc</w:t>
+            </w:r>
+          </w:p>
+        </w:tc>
+        <w:tc>
+          <w:tcPr>
+            <w:tcW w:type="dxa" w:w="680"/>
+            <w:shd w:fill="FFB3B3" w:val="clear"/>
+          </w:tcPr>
+          <w:p>
+            <w:r>
+              <w:rPr>
+                <w:b w:val="0"/>
+                <w:sz w:val="16"/>
+              </w:rPr>
+              <w:t>3.0</w:t>
+            </w:r>
+          </w:p>
+        </w:tc>
+        <w:tc>
+          <w:tcPr>
+            <w:tcW w:type="dxa" w:w="850"/>
+            <w:shd w:fill="FFB3B3" w:val="clear"/>
+          </w:tcPr>
+          <w:p/>
+        </w:tc>
+        <w:tc>
+          <w:tcPr>
+            <w:tcW w:type="dxa" w:w="1984"/>
+            <w:shd w:fill="FFB3B3" w:val="clear"/>
+          </w:tcPr>
+          <w:p/>
+        </w:tc>
+        <w:tc>
+          <w:tcPr>
+            <w:tcW w:type="dxa" w:w="454"/>
+            <w:shd w:fill="FFB3B3" w:val="clear"/>
+          </w:tcPr>
+          <w:p/>
+        </w:tc>
+        <w:tc>
+          <w:tcPr>
+            <w:tcW w:type="dxa" w:w="680"/>
+            <w:shd w:fill="FFB3B3" w:val="clear"/>
+          </w:tcPr>
+          <w:p/>
+        </w:tc>
+        <w:tc>
+          <w:tcPr>
+            <w:tcW w:type="dxa" w:w="3572"/>
+            <w:shd w:fill="FFB3B3" w:val="clear"/>
+          </w:tcPr>
+          <w:p>
+            <w:r>
+              <w:rPr>
+                <w:b w:val="0"/>
+                <w:color w:val="CC0000"/>
+                <w:sz w:val="16"/>
+              </w:rPr>
+              <w:t>Articol lipsă din ofertă</w:t>
+            </w:r>
+          </w:p>
+        </w:tc>
+      </w:tr>
+      <w:tr>
+        <w:tc>
+          <w:tcPr>
+            <w:tcW w:type="dxa" w:w="3572"/>
+            <w:gridSpan w:val="11"/>
+            <w:shd w:fill="FFFF99" w:val="clear"/>
+          </w:tcPr>
+          <w:p>
+            <w:r>
+              <w:rPr>
+                <w:b w:val="0"/>
+                <w:i/>
+                <w:sz w:val="16"/>
+              </w:rPr>
+              <w:t>▸ Articole extra în ofertă — verificare manuală recomandată</w:t>
+            </w:r>
+          </w:p>
+        </w:tc>
+      </w:tr>
+      <w:tr>
+        <w:tc>
+          <w:tcPr>
+            <w:tcW w:type="dxa" w:w="397"/>
+            <w:shd w:fill="FFFF99" w:val="clear"/>
+          </w:tcPr>
+          <w:p>
+            <w:r>
+              <w:rPr>
+                <w:b w:val="0"/>
+                <w:sz w:val="16"/>
+              </w:rPr>
               <w:t>67</w:t>
             </w:r>
           </w:p>
@@ -10065,7 +10056,7 @@
         <w:tc>
           <w:tcPr>
             <w:tcW w:type="dxa" w:w="1701"/>
-            <w:shd w:fill="FFB3B3" w:val="clear"/>
+            <w:shd w:fill="FFFF99" w:val="clear"/>
           </w:tcPr>
           <w:p>
             <w:r>
@@ -10080,37 +10071,93 @@
         <w:tc>
           <w:tcPr>
             <w:tcW w:type="dxa" w:w="850"/>
-            <w:shd w:fill="FFB3B3" w:val="clear"/>
-          </w:tcPr>
-          <w:p>
-            <w:r>
-              <w:rPr>
-                <w:b w:val="0"/>
-                <w:sz w:val="16"/>
-              </w:rPr>
-              <w:t>SD18A1</w:t>
+            <w:shd w:fill="FFFF99" w:val="clear"/>
+          </w:tcPr>
+          <w:p>
+            <w:r>
+              <w:rPr>
+                <w:b w:val="0"/>
+                <w:sz w:val="16"/>
+              </w:rPr>
             </w:r>
           </w:p>
         </w:tc>
         <w:tc>
           <w:tcPr>
             <w:tcW w:type="dxa" w:w="1984"/>
-            <w:shd w:fill="FFB3B3" w:val="clear"/>
-          </w:tcPr>
-          <w:p>
-            <w:r>
-              <w:rPr>
-                <w:b w:val="0"/>
-                <w:sz w:val="16"/>
-              </w:rPr>
-              <w:t>robinet cu plutitor dn %%' l: 11411 -0130: 4201...</w:t>
+            <w:shd w:fill="FFFF99" w:val="clear"/>
+          </w:tcPr>
+          <w:p>
+            <w:r>
+              <w:rPr>
+                <w:b w:val="0"/>
+                <w:sz w:val="16"/>
+              </w:rPr>
             </w:r>
           </w:p>
         </w:tc>
         <w:tc>
           <w:tcPr>
             <w:tcW w:type="dxa" w:w="454"/>
-            <w:shd w:fill="FFB3B3" w:val="clear"/>
+            <w:shd w:fill="FFFF99" w:val="clear"/>
+          </w:tcPr>
+          <w:p>
+            <w:r>
+              <w:rPr>
+                <w:b w:val="0"/>
+                <w:sz w:val="16"/>
+              </w:rPr>
+            </w:r>
+          </w:p>
+        </w:tc>
+        <w:tc>
+          <w:tcPr>
+            <w:tcW w:type="dxa" w:w="680"/>
+            <w:shd w:fill="FFFF99" w:val="clear"/>
+          </w:tcPr>
+          <w:p>
+            <w:r>
+              <w:rPr>
+                <w:b w:val="0"/>
+                <w:sz w:val="16"/>
+              </w:rPr>
+            </w:r>
+          </w:p>
+        </w:tc>
+        <w:tc>
+          <w:tcPr>
+            <w:tcW w:type="dxa" w:w="850"/>
+            <w:shd w:fill="FFFF99" w:val="clear"/>
+          </w:tcPr>
+          <w:p>
+            <w:r>
+              <w:rPr>
+                <w:b w:val="0"/>
+                <w:sz w:val="16"/>
+              </w:rPr>
+              <w:t>S475</w:t>
+            </w:r>
+          </w:p>
+        </w:tc>
+        <w:tc>
+          <w:tcPr>
+            <w:tcW w:type="dxa" w:w="1984"/>
+            <w:shd w:fill="FFFF99" w:val="clear"/>
+          </w:tcPr>
+          <w:p>
+            <w:r>
+              <w:rPr>
+                <w:b w:val="0"/>
+                <w:sz w:val="16"/>
+              </w:rPr>
+              <w:t>40 11/2 zn</w:t>
+            </w:r>
+          </w:p>
+        </w:tc>
+        <w:tc>
+          <w:tcPr>
+            <w:tcW w:type="dxa" w:w="454"/>
+            <w:shd w:fill="FFFF99" w:val="clear"/>
           </w:tcPr>
           <w:p>
             <w:r>
@@ -10125,50 +10172,22 @@
         <w:tc>
           <w:tcPr>
             <w:tcW w:type="dxa" w:w="680"/>
-            <w:shd w:fill="FFB3B3" w:val="clear"/>
-          </w:tcPr>
-          <w:p>
-            <w:r>
-              <w:rPr>
-                <w:b w:val="0"/>
-                <w:sz w:val="16"/>
-              </w:rPr>
-              <w:t>3.0</w:t>
-            </w:r>
-          </w:p>
-        </w:tc>
-        <w:tc>
-          <w:tcPr>
-            <w:tcW w:type="dxa" w:w="850"/>
-            <w:shd w:fill="FFB3B3" w:val="clear"/>
-          </w:tcPr>
-          <w:p/>
-        </w:tc>
-        <w:tc>
-          <w:tcPr>
-            <w:tcW w:type="dxa" w:w="1984"/>
-            <w:shd w:fill="FFB3B3" w:val="clear"/>
-          </w:tcPr>
-          <w:p/>
-        </w:tc>
-        <w:tc>
-          <w:tcPr>
-            <w:tcW w:type="dxa" w:w="454"/>
-            <w:shd w:fill="FFB3B3" w:val="clear"/>
-          </w:tcPr>
-          <w:p/>
-        </w:tc>
-        <w:tc>
-          <w:tcPr>
-            <w:tcW w:type="dxa" w:w="680"/>
-            <w:shd w:fill="FFB3B3" w:val="clear"/>
-          </w:tcPr>
-          <w:p/>
+            <w:shd w:fill="FFFF99" w:val="clear"/>
+          </w:tcPr>
+          <w:p>
+            <w:r>
+              <w:rPr>
+                <w:b w:val="0"/>
+                <w:sz w:val="16"/>
+              </w:rPr>
+              <w:t>0.05</w:t>
+            </w:r>
+          </w:p>
         </w:tc>
         <w:tc>
           <w:tcPr>
             <w:tcW w:type="dxa" w:w="3572"/>
-            <w:shd w:fill="FFB3B3" w:val="clear"/>
+            <w:shd w:fill="FFFF99" w:val="clear"/>
           </w:tcPr>
           <w:p>
             <w:r>
@@ -10177,7 +10196,7 @@
                 <w:color w:val="CC0000"/>
                 <w:sz w:val="16"/>
               </w:rPr>
-              <w:t>Articol lipsă din ofertă</w:t>
+              <w:t>Articol suplimentar în ofertă (nu există în referință)</w:t>
             </w:r>
           </w:p>
         </w:tc>
@@ -11021,7 +11040,7 @@
                 <w:b w:val="0"/>
                 <w:sz w:val="16"/>
               </w:rPr>
-              <w:t>TSD16B1</w:t>
+              <w:t>TSE02B1</w:t>
             </w:r>
           </w:p>
         </w:tc>
@@ -11036,7 +11055,7 @@
                 <w:b w:val="0"/>
                 <w:sz w:val="16"/>
               </w:rPr>
-              <w:t>pietriș compactat dr=95% obiectiv: executie luc...</w:t>
+              <w:t>finisarea manuala a terenurilor si platformelor...</w:t>
             </w:r>
           </w:p>
         </w:tc>
@@ -11051,7 +11070,7 @@
                 <w:b w:val="0"/>
                 <w:sz w:val="16"/>
               </w:rPr>
-              <w:t>mc</w:t>
+              <w:t>mp</w:t>
             </w:r>
           </w:p>
         </w:tc>
@@ -11066,7 +11085,7 @@
                 <w:b w:val="0"/>
                 <w:sz w:val="16"/>
               </w:rPr>
-              <w:t>12.64</w:t>
+              <w:t>3.45</w:t>
             </w:r>
           </w:p>
         </w:tc>
@@ -11185,7 +11204,7 @@
                 <w:b w:val="0"/>
                 <w:sz w:val="16"/>
               </w:rPr>
-              <w:t>TSE02B1</w:t>
+              <w:t>TSD16B1</w:t>
             </w:r>
           </w:p>
         </w:tc>
@@ -11200,7 +11219,7 @@
                 <w:b w:val="0"/>
                 <w:sz w:val="16"/>
               </w:rPr>
-              <w:t>finisarea manuala a terenurilor si platformelor...</w:t>
+              <w:t>pietriș compactat dr=95% obiectiv: executie luc...</w:t>
             </w:r>
           </w:p>
         </w:tc>
@@ -11215,7 +11234,7 @@
                 <w:b w:val="0"/>
                 <w:sz w:val="16"/>
               </w:rPr>
-              <w:t>mp</w:t>
+              <w:t>mc</w:t>
             </w:r>
           </w:p>
         </w:tc>
@@ -11230,7 +11249,7 @@
                 <w:b w:val="0"/>
                 <w:sz w:val="16"/>
               </w:rPr>
-              <w:t>3.45</w:t>
+              <w:t>12.64</w:t>
             </w:r>
           </w:p>
         </w:tc>

--- a/output_AO/Raport_Oferta_2.docx
+++ b/output_AO/Raport_Oferta_2.docx
@@ -8958,7 +8958,7 @@
                 <w:b w:val="0"/>
                 <w:sz w:val="16"/>
               </w:rPr>
-              <w:t>TSE02B1</w:t>
+              <w:t>TSD16B1</w:t>
             </w:r>
           </w:p>
         </w:tc>
@@ -8973,7 +8973,7 @@
                 <w:b w:val="0"/>
                 <w:sz w:val="16"/>
               </w:rPr>
-              <w:t>finisarea manuala a terenurilor si platformelor...</w:t>
+              <w:t>pietriș compactat dr=95% obiectiv: executie luc...</w:t>
             </w:r>
           </w:p>
         </w:tc>
@@ -8988,7 +8988,7 @@
                 <w:b w:val="0"/>
                 <w:sz w:val="16"/>
               </w:rPr>
-              <w:t>mp</w:t>
+              <w:t>mc</w:t>
             </w:r>
           </w:p>
         </w:tc>
@@ -9003,7 +9003,7 @@
                 <w:b w:val="0"/>
                 <w:sz w:val="16"/>
               </w:rPr>
-              <w:t>3.45</w:t>
+              <w:t>12.64</w:t>
             </w:r>
           </w:p>
         </w:tc>
@@ -9122,7 +9122,7 @@
                 <w:b w:val="0"/>
                 <w:sz w:val="16"/>
               </w:rPr>
-              <w:t>TSD16B1</w:t>
+              <w:t>TSE02B1</w:t>
             </w:r>
           </w:p>
         </w:tc>
@@ -9137,7 +9137,7 @@
                 <w:b w:val="0"/>
                 <w:sz w:val="16"/>
               </w:rPr>
-              <w:t>pietriș compactat dr=95% obiectiv: executie luc...</w:t>
+              <w:t>finisarea manuala a terenurilor si platformelor...</w:t>
             </w:r>
           </w:p>
         </w:tc>
@@ -9152,7 +9152,7 @@
                 <w:b w:val="0"/>
                 <w:sz w:val="16"/>
               </w:rPr>
-              <w:t>mc</w:t>
+              <w:t>mp</w:t>
             </w:r>
           </w:p>
         </w:tc>
@@ -9167,7 +9167,7 @@
                 <w:b w:val="0"/>
                 <w:sz w:val="16"/>
               </w:rPr>
-              <w:t>12.64</w:t>
+              <w:t>3.45</w:t>
             </w:r>
           </w:p>
         </w:tc>
@@ -9455,7 +9455,7 @@
                 <w:b w:val="0"/>
                 <w:sz w:val="16"/>
               </w:rPr>
-              <w:t>M2</w:t>
+              <w:t>IEC60076</w:t>
             </w:r>
           </w:p>
         </w:tc>
@@ -9470,7 +9470,7 @@
                 <w:b w:val="0"/>
                 <w:sz w:val="16"/>
               </w:rPr>
-              <w:t>s475 dn 40 11/2 zn dataconstruct</w:t>
+              <w:t>fabricație conform standardelor ue 1so9g01; iec...</w:t>
             </w:r>
           </w:p>
         </w:tc>
@@ -9485,7 +9485,6 @@
                 <w:b w:val="0"/>
                 <w:sz w:val="16"/>
               </w:rPr>
-              <w:t>buc</w:t>
             </w:r>
           </w:p>
         </w:tc>
@@ -9500,7 +9499,7 @@
                 <w:b w:val="0"/>
                 <w:sz w:val="16"/>
               </w:rPr>
-              <w:t>1.61</w:t>
+              <w:t>1.0</w:t>
             </w:r>
           </w:p>
         </w:tc>
@@ -9619,7 +9618,7 @@
                 <w:b w:val="0"/>
                 <w:sz w:val="16"/>
               </w:rPr>
-              <w:t>IEC60076</w:t>
+              <w:t>M2</w:t>
             </w:r>
           </w:p>
         </w:tc>
@@ -9634,7 +9633,7 @@
                 <w:b w:val="0"/>
                 <w:sz w:val="16"/>
               </w:rPr>
-              <w:t>fabricație conform standardelor ue 1so9g01; iec...</w:t>
+              <w:t>s475 dn 40 11/2 zn dataconstruct</w:t>
             </w:r>
           </w:p>
         </w:tc>
@@ -9649,6 +9648,7 @@
                 <w:b w:val="0"/>
                 <w:sz w:val="16"/>
               </w:rPr>
+              <w:t>buc</w:t>
             </w:r>
           </w:p>
         </w:tc>
@@ -9663,7 +9663,7 @@
                 <w:b w:val="0"/>
                 <w:sz w:val="16"/>
               </w:rPr>
-              <w:t>1.0</w:t>
+              <w:t>1.61</w:t>
             </w:r>
           </w:p>
         </w:tc>

--- a/output_AO/Raport_Oferta_2.docx
+++ b/output_AO/Raport_Oferta_2.docx
@@ -1628,7 +1628,7 @@
                 <w:b/>
                 <w:sz w:val="18"/>
               </w:rPr>
-              <w:t>Capitol de lucrări 4.1-04 — Arhitectura conexe tip II  │  LIPSA: 4  │  EXTRA: 2  │  Delta: -2</w:t>
+              <w:t>Capitol de lucrări 4.1-04 — Arhitectura conexe tip II  │  LIPSA: 3  │  EXTRA: 2  │  Delta: -1</w:t>
             </w:r>
           </w:p>
         </w:tc>
@@ -2311,142 +2311,6 @@
                 <w:sz w:val="16"/>
               </w:rPr>
               <w:t>207.47</w:t>
-            </w:r>
-          </w:p>
-        </w:tc>
-        <w:tc>
-          <w:tcPr>
-            <w:tcW w:type="dxa" w:w="850"/>
-            <w:shd w:fill="FFB3B3" w:val="clear"/>
-          </w:tcPr>
-          <w:p/>
-        </w:tc>
-        <w:tc>
-          <w:tcPr>
-            <w:tcW w:type="dxa" w:w="1984"/>
-            <w:shd w:fill="FFB3B3" w:val="clear"/>
-          </w:tcPr>
-          <w:p/>
-        </w:tc>
-        <w:tc>
-          <w:tcPr>
-            <w:tcW w:type="dxa" w:w="454"/>
-            <w:shd w:fill="FFB3B3" w:val="clear"/>
-          </w:tcPr>
-          <w:p/>
-        </w:tc>
-        <w:tc>
-          <w:tcPr>
-            <w:tcW w:type="dxa" w:w="680"/>
-            <w:shd w:fill="FFB3B3" w:val="clear"/>
-          </w:tcPr>
-          <w:p/>
-        </w:tc>
-        <w:tc>
-          <w:tcPr>
-            <w:tcW w:type="dxa" w:w="3572"/>
-            <w:shd w:fill="FFB3B3" w:val="clear"/>
-          </w:tcPr>
-          <w:p>
-            <w:r>
-              <w:rPr>
-                <w:b w:val="0"/>
-                <w:color w:val="CC0000"/>
-                <w:sz w:val="16"/>
-              </w:rPr>
-              <w:t>Articol lipsă din ofertă</w:t>
-            </w:r>
-          </w:p>
-        </w:tc>
-      </w:tr>
-      <w:tr>
-        <w:tc>
-          <w:tcPr>
-            <w:tcW w:type="dxa" w:w="397"/>
-            <w:shd w:fill="FFB3B3" w:val="clear"/>
-          </w:tcPr>
-          <w:p>
-            <w:r>
-              <w:rPr>
-                <w:b w:val="0"/>
-                <w:sz w:val="16"/>
-              </w:rPr>
-              <w:t>14</w:t>
-            </w:r>
-          </w:p>
-        </w:tc>
-        <w:tc>
-          <w:tcPr>
-            <w:tcW w:type="dxa" w:w="1701"/>
-            <w:shd w:fill="FFB3B3" w:val="clear"/>
-          </w:tcPr>
-          <w:p>
-            <w:r>
-              <w:rPr>
-                <w:b w:val="0"/>
-                <w:sz w:val="16"/>
-              </w:rPr>
-              <w:t>4.1-04 - Arhitectura conexe tip II</w:t>
-            </w:r>
-          </w:p>
-        </w:tc>
-        <w:tc>
-          <w:tcPr>
-            <w:tcW w:type="dxa" w:w="850"/>
-            <w:shd w:fill="FFB3B3" w:val="clear"/>
-          </w:tcPr>
-          <w:p>
-            <w:r>
-              <w:rPr>
-                <w:b w:val="0"/>
-                <w:sz w:val="16"/>
-              </w:rPr>
-              <w:t>QCD22B33</w:t>
-            </w:r>
-          </w:p>
-        </w:tc>
-        <w:tc>
-          <w:tcPr>
-            <w:tcW w:type="dxa" w:w="1984"/>
-            <w:shd w:fill="FFB3B3" w:val="clear"/>
-          </w:tcPr>
-          <w:p>
-            <w:r>
-              <w:rPr>
-                <w:b w:val="0"/>
-                <w:sz w:val="16"/>
-              </w:rPr>
-              <w:t>sistem perete gips carton 12.5cm ei-30 60,48 mp</w:t>
-            </w:r>
-          </w:p>
-        </w:tc>
-        <w:tc>
-          <w:tcPr>
-            <w:tcW w:type="dxa" w:w="454"/>
-            <w:shd w:fill="FFB3B3" w:val="clear"/>
-          </w:tcPr>
-          <w:p>
-            <w:r>
-              <w:rPr>
-                <w:b w:val="0"/>
-                <w:sz w:val="16"/>
-              </w:rPr>
-              <w:t>mp</w:t>
-            </w:r>
-          </w:p>
-        </w:tc>
-        <w:tc>
-          <w:tcPr>
-            <w:tcW w:type="dxa" w:w="680"/>
-            <w:shd w:fill="FFB3B3" w:val="clear"/>
-          </w:tcPr>
-          <w:p>
-            <w:r>
-              <w:rPr>
-                <w:b w:val="0"/>
-                <w:sz w:val="16"/>
-              </w:rPr>
-              <w:t>6.048</w:t>
             </w:r>
           </w:p>
         </w:tc>
@@ -2526,7 +2390,7 @@
                 <w:b w:val="0"/>
                 <w:sz w:val="16"/>
               </w:rPr>
-              <w:t>15</w:t>
+              <w:t>14</w:t>
             </w:r>
           </w:p>
         </w:tc>
@@ -2690,7 +2554,7 @@
                 <w:b w:val="0"/>
                 <w:sz w:val="16"/>
               </w:rPr>
-              <w:t>16</w:t>
+              <w:t>15</w:t>
             </w:r>
           </w:p>
         </w:tc>
@@ -2877,7 +2741,7 @@
                 <w:color w:val="000000"/>
                 <w:sz w:val="18"/>
               </w:rPr>
-              <w:t>Neconformitati: 6 din 75 articole ref.</w:t>
+              <w:t>Neconformitati: 5 din 75 articole ref.</w:t>
             </w:r>
           </w:p>
         </w:tc>
@@ -3003,7 +2867,7 @@
                 <w:b w:val="0"/>
                 <w:sz w:val="16"/>
               </w:rPr>
-              <w:t>18</w:t>
+              <w:t>17</w:t>
             </w:r>
           </w:p>
         </w:tc>
@@ -3163,7 +3027,7 @@
                 <w:b w:val="0"/>
                 <w:sz w:val="16"/>
               </w:rPr>
-              <w:t>19</w:t>
+              <w:t>18</w:t>
             </w:r>
           </w:p>
         </w:tc>
@@ -3449,7 +3313,7 @@
                 <w:b w:val="0"/>
                 <w:sz w:val="16"/>
               </w:rPr>
-              <w:t>21</w:t>
+              <w:t>20</w:t>
             </w:r>
           </w:p>
         </w:tc>
@@ -3585,7 +3449,7 @@
                 <w:b w:val="0"/>
                 <w:sz w:val="16"/>
               </w:rPr>
-              <w:t>22</w:t>
+              <w:t>21</w:t>
             </w:r>
           </w:p>
         </w:tc>
@@ -3871,7 +3735,7 @@
                 <w:b w:val="0"/>
                 <w:sz w:val="16"/>
               </w:rPr>
-              <w:t>24</w:t>
+              <w:t>23</w:t>
             </w:r>
           </w:p>
         </w:tc>
@@ -4156,7 +4020,7 @@
                 <w:b w:val="0"/>
                 <w:sz w:val="16"/>
               </w:rPr>
-              <w:t>26</w:t>
+              <w:t>25</w:t>
             </w:r>
           </w:p>
         </w:tc>
@@ -4315,7 +4179,7 @@
                 <w:b w:val="0"/>
                 <w:sz w:val="16"/>
               </w:rPr>
-              <w:t>27</w:t>
+              <w:t>26</w:t>
             </w:r>
           </w:p>
         </w:tc>
@@ -4474,7 +4338,7 @@
                 <w:b w:val="0"/>
                 <w:sz w:val="16"/>
               </w:rPr>
-              <w:t>28</w:t>
+              <w:t>27</w:t>
             </w:r>
           </w:p>
         </w:tc>
@@ -4634,7 +4498,7 @@
                 <w:b w:val="0"/>
                 <w:sz w:val="16"/>
               </w:rPr>
-              <w:t>29</w:t>
+              <w:t>28</w:t>
             </w:r>
           </w:p>
         </w:tc>
@@ -4770,7 +4634,7 @@
                 <w:b w:val="0"/>
                 <w:sz w:val="16"/>
               </w:rPr>
-              <w:t>30</w:t>
+              <w:t>29</w:t>
             </w:r>
           </w:p>
         </w:tc>
@@ -5039,7 +4903,7 @@
                 <w:b/>
                 <w:sz w:val="18"/>
               </w:rPr>
-              <w:t>Capitol de lucrări 4.1-14 — Inst sanit hidranti int tip II  │  LIPSA: 2  │  EXTRA: 1  │  Delta: -1</w:t>
+              <w:t>Capitol de lucrări 4.1-14 — Inst sanit hidranti int tip II  │  LIPSA: 2  │  EXTRA: 2  │  Delta: 0 ✓</w:t>
             </w:r>
           </w:p>
         </w:tc>
@@ -5055,7 +4919,7 @@
                 <w:b w:val="0"/>
                 <w:sz w:val="16"/>
               </w:rPr>
-              <w:t>32</w:t>
+              <w:t>31</w:t>
             </w:r>
           </w:p>
         </w:tc>
@@ -5215,7 +5079,7 @@
                 <w:b w:val="0"/>
                 <w:sz w:val="16"/>
               </w:rPr>
-              <w:t>33</w:t>
+              <w:t>32</w:t>
             </w:r>
           </w:p>
         </w:tc>
@@ -5351,7 +5215,7 @@
                 <w:b w:val="0"/>
                 <w:sz w:val="16"/>
               </w:rPr>
-              <w:t>34</w:t>
+              <w:t>33</w:t>
             </w:r>
           </w:p>
         </w:tc>
@@ -5506,6 +5370,170 @@
                 <w:b w:val="0"/>
                 <w:sz w:val="16"/>
               </w:rPr>
+              <w:t>34</w:t>
+            </w:r>
+          </w:p>
+        </w:tc>
+        <w:tc>
+          <w:tcPr>
+            <w:tcW w:type="dxa" w:w="1701"/>
+            <w:shd w:fill="FFFF99" w:val="clear"/>
+          </w:tcPr>
+          <w:p>
+            <w:r>
+              <w:rPr>
+                <w:b w:val="0"/>
+                <w:sz w:val="16"/>
+              </w:rPr>
+              <w:t>4.1-14 - Inst sanit hidranti int tip II</w:t>
+            </w:r>
+          </w:p>
+        </w:tc>
+        <w:tc>
+          <w:tcPr>
+            <w:tcW w:type="dxa" w:w="850"/>
+            <w:shd w:fill="FFFF99" w:val="clear"/>
+          </w:tcPr>
+          <w:p>
+            <w:r>
+              <w:rPr>
+                <w:b w:val="0"/>
+                <w:sz w:val="16"/>
+              </w:rPr>
+            </w:r>
+          </w:p>
+        </w:tc>
+        <w:tc>
+          <w:tcPr>
+            <w:tcW w:type="dxa" w:w="1984"/>
+            <w:shd w:fill="FFFF99" w:val="clear"/>
+          </w:tcPr>
+          <w:p>
+            <w:r>
+              <w:rPr>
+                <w:b w:val="0"/>
+                <w:sz w:val="16"/>
+              </w:rPr>
+            </w:r>
+          </w:p>
+        </w:tc>
+        <w:tc>
+          <w:tcPr>
+            <w:tcW w:type="dxa" w:w="454"/>
+            <w:shd w:fill="FFFF99" w:val="clear"/>
+          </w:tcPr>
+          <w:p>
+            <w:r>
+              <w:rPr>
+                <w:b w:val="0"/>
+                <w:sz w:val="16"/>
+              </w:rPr>
+            </w:r>
+          </w:p>
+        </w:tc>
+        <w:tc>
+          <w:tcPr>
+            <w:tcW w:type="dxa" w:w="680"/>
+            <w:shd w:fill="FFFF99" w:val="clear"/>
+          </w:tcPr>
+          <w:p>
+            <w:r>
+              <w:rPr>
+                <w:b w:val="0"/>
+                <w:sz w:val="16"/>
+              </w:rPr>
+            </w:r>
+          </w:p>
+        </w:tc>
+        <w:tc>
+          <w:tcPr>
+            <w:tcW w:type="dxa" w:w="850"/>
+            <w:shd w:fill="FFFF99" w:val="clear"/>
+          </w:tcPr>
+          <w:p>
+            <w:r>
+              <w:rPr>
+                <w:b w:val="0"/>
+                <w:sz w:val="16"/>
+              </w:rPr>
+              <w:t>S475</w:t>
+            </w:r>
+          </w:p>
+        </w:tc>
+        <w:tc>
+          <w:tcPr>
+            <w:tcW w:type="dxa" w:w="1984"/>
+            <w:shd w:fill="FFFF99" w:val="clear"/>
+          </w:tcPr>
+          <w:p>
+            <w:r>
+              <w:rPr>
+                <w:b w:val="0"/>
+                <w:sz w:val="16"/>
+              </w:rPr>
+              <w:t>40 11/2 zn</w:t>
+            </w:r>
+          </w:p>
+        </w:tc>
+        <w:tc>
+          <w:tcPr>
+            <w:tcW w:type="dxa" w:w="454"/>
+            <w:shd w:fill="FFFF99" w:val="clear"/>
+          </w:tcPr>
+          <w:p>
+            <w:r>
+              <w:rPr>
+                <w:b w:val="0"/>
+                <w:sz w:val="16"/>
+              </w:rPr>
+              <w:t>buc</w:t>
+            </w:r>
+          </w:p>
+        </w:tc>
+        <w:tc>
+          <w:tcPr>
+            <w:tcW w:type="dxa" w:w="680"/>
+            <w:shd w:fill="FFFF99" w:val="clear"/>
+          </w:tcPr>
+          <w:p>
+            <w:r>
+              <w:rPr>
+                <w:b w:val="0"/>
+                <w:sz w:val="16"/>
+              </w:rPr>
+              <w:t>1.55</w:t>
+            </w:r>
+          </w:p>
+        </w:tc>
+        <w:tc>
+          <w:tcPr>
+            <w:tcW w:type="dxa" w:w="3572"/>
+            <w:shd w:fill="FFFF99" w:val="clear"/>
+          </w:tcPr>
+          <w:p>
+            <w:r>
+              <w:rPr>
+                <w:b w:val="0"/>
+                <w:color w:val="CC0000"/>
+                <w:sz w:val="16"/>
+              </w:rPr>
+              <w:t>Articol suplimentar în ofertă (nu există în referință)</w:t>
+            </w:r>
+          </w:p>
+        </w:tc>
+      </w:tr>
+      <w:tr>
+        <w:tc>
+          <w:tcPr>
+            <w:tcW w:type="dxa" w:w="397"/>
+            <w:shd w:fill="FFFF99" w:val="clear"/>
+          </w:tcPr>
+          <w:p>
+            <w:r>
+              <w:rPr>
+                <w:b w:val="0"/>
+                <w:sz w:val="16"/>
+              </w:rPr>
               <w:t>35</w:t>
             </w:r>
           </w:p>
@@ -7922,7 +7950,7 @@
                 <w:b/>
                 <w:sz w:val="18"/>
               </w:rPr>
-              <w:t>Capitol de lucrări 4.3-06 — Inst sanitare GospApa  │  LIPSA: 1  │  EXTRA: 1  │  Delta: 0 ✓</w:t>
+              <w:t>Capitol de lucrări 4.3-06 — Inst sanitare GospApa  │  LIPSA: 1  │  EXTRA: 0  │  Delta: -1</w:t>
             </w:r>
           </w:p>
         </w:tc>
@@ -8218,6 +8246,442 @@
                 <w:sz w:val="16"/>
               </w:rPr>
               <w:t>Articol lipsă din ofertă</w:t>
+            </w:r>
+          </w:p>
+        </w:tc>
+      </w:tr>
+      <w:tr>
+        <w:tc>
+          <w:tcPr>
+            <w:tcW w:type="dxa" w:w="397"/>
+          </w:tcPr>
+          <w:p/>
+        </w:tc>
+        <w:tc>
+          <w:tcPr>
+            <w:tcW w:type="dxa" w:w="1701"/>
+            <w:shd w:fill="D9D9D9" w:val="clear"/>
+          </w:tcPr>
+          <w:p>
+            <w:r>
+              <w:rPr>
+                <w:b/>
+                <w:color w:val="000000"/>
+                <w:sz w:val="18"/>
+              </w:rPr>
+              <w:t>SUMAR</w:t>
+            </w:r>
+          </w:p>
+        </w:tc>
+        <w:tc>
+          <w:tcPr>
+            <w:tcW w:type="dxa" w:w="850"/>
+            <w:shd w:fill="D9D9D9" w:val="clear"/>
+          </w:tcPr>
+          <w:p>
+            <w:r>
+              <w:rPr>
+                <w:b/>
+                <w:color w:val="000000"/>
+                <w:sz w:val="18"/>
+              </w:rPr>
+              <w:t>Neconformitati: 1 din 43 articole ref.</w:t>
+            </w:r>
+          </w:p>
+        </w:tc>
+        <w:tc>
+          <w:tcPr>
+            <w:tcW w:type="dxa" w:w="1984"/>
+            <w:shd w:fill="D9D9D9" w:val="clear"/>
+          </w:tcPr>
+          <w:p>
+            <w:r/>
+          </w:p>
+        </w:tc>
+        <w:tc>
+          <w:tcPr>
+            <w:tcW w:type="dxa" w:w="454"/>
+            <w:shd w:fill="D9D9D9" w:val="clear"/>
+          </w:tcPr>
+          <w:p>
+            <w:r/>
+          </w:p>
+        </w:tc>
+        <w:tc>
+          <w:tcPr>
+            <w:tcW w:type="dxa" w:w="680"/>
+            <w:shd w:fill="D9D9D9" w:val="clear"/>
+          </w:tcPr>
+          <w:p>
+            <w:r/>
+          </w:p>
+        </w:tc>
+        <w:tc>
+          <w:tcPr>
+            <w:tcW w:type="dxa" w:w="850"/>
+            <w:shd w:fill="D9D9D9" w:val="clear"/>
+          </w:tcPr>
+          <w:p>
+            <w:pPr>
+              <w:jc w:val="center"/>
+            </w:pPr>
+            <w:r>
+              <w:rPr>
+                <w:b/>
+                <w:color w:val="000000"/>
+                <w:sz w:val="18"/>
+              </w:rPr>
+              <w:t>43</w:t>
+            </w:r>
+          </w:p>
+        </w:tc>
+        <w:tc>
+          <w:tcPr>
+            <w:tcW w:type="dxa" w:w="1984"/>
+            <w:shd w:fill="D9D9D9" w:val="clear"/>
+          </w:tcPr>
+          <w:p>
+            <w:r/>
+          </w:p>
+        </w:tc>
+        <w:tc>
+          <w:tcPr>
+            <w:tcW w:type="dxa" w:w="454"/>
+            <w:shd w:fill="D9D9D9" w:val="clear"/>
+          </w:tcPr>
+          <w:p>
+            <w:r/>
+          </w:p>
+        </w:tc>
+        <w:tc>
+          <w:tcPr>
+            <w:tcW w:type="dxa" w:w="680"/>
+            <w:shd w:fill="D9D9D9" w:val="clear"/>
+          </w:tcPr>
+          <w:p>
+            <w:pPr>
+              <w:jc w:val="center"/>
+            </w:pPr>
+            <w:r>
+              <w:rPr>
+                <w:b/>
+                <w:color w:val="000000"/>
+                <w:sz w:val="18"/>
+              </w:rPr>
+              <w:t>40</w:t>
+            </w:r>
+          </w:p>
+        </w:tc>
+        <w:tc>
+          <w:tcPr>
+            <w:tcW w:type="dxa" w:w="3572"/>
+            <w:shd w:fill="D9D9D9" w:val="clear"/>
+          </w:tcPr>
+          <w:p>
+            <w:r/>
+          </w:p>
+        </w:tc>
+      </w:tr>
+      <w:tr>
+        <w:tc>
+          <w:tcPr>
+            <w:tcW w:type="dxa" w:w="3572"/>
+            <w:gridSpan w:val="11"/>
+            <w:shd w:fill="D9D9D9" w:val="clear"/>
+          </w:tcPr>
+          <w:p>
+            <w:r>
+              <w:rPr>
+                <w:b/>
+                <w:sz w:val="18"/>
+              </w:rPr>
+              <w:t>Capitol de lucrări 4.4-1 — Terasamente  │  LIPSA: 1  │  EXTRA: 0  │  Delta: -1</w:t>
+            </w:r>
+          </w:p>
+        </w:tc>
+      </w:tr>
+      <w:tr>
+        <w:tc>
+          <w:tcPr>
+            <w:tcW w:type="dxa" w:w="397"/>
+            <w:shd w:fill="FFB3B3" w:val="clear"/>
+          </w:tcPr>
+          <w:p>
+            <w:r>
+              <w:rPr>
+                <w:b w:val="0"/>
+                <w:sz w:val="16"/>
+              </w:rPr>
+              <w:t>55</w:t>
+            </w:r>
+          </w:p>
+        </w:tc>
+        <w:tc>
+          <w:tcPr>
+            <w:tcW w:type="dxa" w:w="1701"/>
+            <w:shd w:fill="FFB3B3" w:val="clear"/>
+          </w:tcPr>
+          <w:p>
+            <w:r>
+              <w:rPr>
+                <w:b w:val="0"/>
+                <w:sz w:val="16"/>
+              </w:rPr>
+              <w:t>4.4-1 - Terasamente</w:t>
+            </w:r>
+          </w:p>
+        </w:tc>
+        <w:tc>
+          <w:tcPr>
+            <w:tcW w:type="dxa" w:w="850"/>
+            <w:shd w:fill="FFB3B3" w:val="clear"/>
+          </w:tcPr>
+          <w:p>
+            <w:r>
+              <w:rPr>
+                <w:b w:val="0"/>
+                <w:sz w:val="16"/>
+              </w:rPr>
+              <w:t>TSE02B1</w:t>
+            </w:r>
+          </w:p>
+        </w:tc>
+        <w:tc>
+          <w:tcPr>
+            <w:tcW w:type="dxa" w:w="1984"/>
+            <w:shd w:fill="FFB3B3" w:val="clear"/>
+          </w:tcPr>
+          <w:p>
+            <w:r>
+              <w:rPr>
+                <w:b w:val="0"/>
+                <w:sz w:val="16"/>
+              </w:rPr>
+              <w:t>finisarea manuala a platformelor, in t.mijlociu...</w:t>
+            </w:r>
+          </w:p>
+        </w:tc>
+        <w:tc>
+          <w:tcPr>
+            <w:tcW w:type="dxa" w:w="454"/>
+            <w:shd w:fill="FFB3B3" w:val="clear"/>
+          </w:tcPr>
+          <w:p>
+            <w:r>
+              <w:rPr>
+                <w:b w:val="0"/>
+                <w:sz w:val="16"/>
+              </w:rPr>
+              <w:t>mp</w:t>
+            </w:r>
+          </w:p>
+        </w:tc>
+        <w:tc>
+          <w:tcPr>
+            <w:tcW w:type="dxa" w:w="680"/>
+            <w:shd w:fill="FFB3B3" w:val="clear"/>
+          </w:tcPr>
+          <w:p>
+            <w:r>
+              <w:rPr>
+                <w:b w:val="0"/>
+                <w:sz w:val="16"/>
+              </w:rPr>
+              <w:t>3.45</w:t>
+            </w:r>
+          </w:p>
+        </w:tc>
+        <w:tc>
+          <w:tcPr>
+            <w:tcW w:type="dxa" w:w="850"/>
+            <w:shd w:fill="FFB3B3" w:val="clear"/>
+          </w:tcPr>
+          <w:p/>
+        </w:tc>
+        <w:tc>
+          <w:tcPr>
+            <w:tcW w:type="dxa" w:w="1984"/>
+            <w:shd w:fill="FFB3B3" w:val="clear"/>
+          </w:tcPr>
+          <w:p/>
+        </w:tc>
+        <w:tc>
+          <w:tcPr>
+            <w:tcW w:type="dxa" w:w="454"/>
+            <w:shd w:fill="FFB3B3" w:val="clear"/>
+          </w:tcPr>
+          <w:p/>
+        </w:tc>
+        <w:tc>
+          <w:tcPr>
+            <w:tcW w:type="dxa" w:w="680"/>
+            <w:shd w:fill="FFB3B3" w:val="clear"/>
+          </w:tcPr>
+          <w:p/>
+        </w:tc>
+        <w:tc>
+          <w:tcPr>
+            <w:tcW w:type="dxa" w:w="3572"/>
+            <w:shd w:fill="FFB3B3" w:val="clear"/>
+          </w:tcPr>
+          <w:p>
+            <w:r>
+              <w:rPr>
+                <w:b w:val="0"/>
+                <w:color w:val="CC0000"/>
+                <w:sz w:val="16"/>
+              </w:rPr>
+              <w:t>Articol lipsă din ofertă</w:t>
+            </w:r>
+          </w:p>
+        </w:tc>
+      </w:tr>
+      <w:tr>
+        <w:tc>
+          <w:tcPr>
+            <w:tcW w:type="dxa" w:w="397"/>
+          </w:tcPr>
+          <w:p/>
+        </w:tc>
+        <w:tc>
+          <w:tcPr>
+            <w:tcW w:type="dxa" w:w="1701"/>
+            <w:shd w:fill="D9D9D9" w:val="clear"/>
+          </w:tcPr>
+          <w:p>
+            <w:r>
+              <w:rPr>
+                <w:b/>
+                <w:color w:val="000000"/>
+                <w:sz w:val="18"/>
+              </w:rPr>
+              <w:t>SUMAR</w:t>
+            </w:r>
+          </w:p>
+        </w:tc>
+        <w:tc>
+          <w:tcPr>
+            <w:tcW w:type="dxa" w:w="850"/>
+            <w:shd w:fill="D9D9D9" w:val="clear"/>
+          </w:tcPr>
+          <w:p>
+            <w:r>
+              <w:rPr>
+                <w:b/>
+                <w:color w:val="000000"/>
+                <w:sz w:val="18"/>
+              </w:rPr>
+              <w:t>Neconformitati: 1 din 6 articole ref.</w:t>
+            </w:r>
+          </w:p>
+        </w:tc>
+        <w:tc>
+          <w:tcPr>
+            <w:tcW w:type="dxa" w:w="1984"/>
+            <w:shd w:fill="D9D9D9" w:val="clear"/>
+          </w:tcPr>
+          <w:p>
+            <w:r/>
+          </w:p>
+        </w:tc>
+        <w:tc>
+          <w:tcPr>
+            <w:tcW w:type="dxa" w:w="454"/>
+            <w:shd w:fill="D9D9D9" w:val="clear"/>
+          </w:tcPr>
+          <w:p>
+            <w:r/>
+          </w:p>
+        </w:tc>
+        <w:tc>
+          <w:tcPr>
+            <w:tcW w:type="dxa" w:w="680"/>
+            <w:shd w:fill="D9D9D9" w:val="clear"/>
+          </w:tcPr>
+          <w:p>
+            <w:r/>
+          </w:p>
+        </w:tc>
+        <w:tc>
+          <w:tcPr>
+            <w:tcW w:type="dxa" w:w="850"/>
+            <w:shd w:fill="D9D9D9" w:val="clear"/>
+          </w:tcPr>
+          <w:p>
+            <w:pPr>
+              <w:jc w:val="center"/>
+            </w:pPr>
+            <w:r>
+              <w:rPr>
+                <w:b/>
+                <w:color w:val="000000"/>
+                <w:sz w:val="18"/>
+              </w:rPr>
+              <w:t>6</w:t>
+            </w:r>
+          </w:p>
+        </w:tc>
+        <w:tc>
+          <w:tcPr>
+            <w:tcW w:type="dxa" w:w="1984"/>
+            <w:shd w:fill="D9D9D9" w:val="clear"/>
+          </w:tcPr>
+          <w:p>
+            <w:r/>
+          </w:p>
+        </w:tc>
+        <w:tc>
+          <w:tcPr>
+            <w:tcW w:type="dxa" w:w="454"/>
+            <w:shd w:fill="D9D9D9" w:val="clear"/>
+          </w:tcPr>
+          <w:p>
+            <w:r/>
+          </w:p>
+        </w:tc>
+        <w:tc>
+          <w:tcPr>
+            <w:tcW w:type="dxa" w:w="680"/>
+            <w:shd w:fill="D9D9D9" w:val="clear"/>
+          </w:tcPr>
+          <w:p>
+            <w:pPr>
+              <w:jc w:val="center"/>
+            </w:pPr>
+            <w:r>
+              <w:rPr>
+                <w:b/>
+                <w:color w:val="000000"/>
+                <w:sz w:val="18"/>
+              </w:rPr>
+              <w:t>0</w:t>
+            </w:r>
+          </w:p>
+        </w:tc>
+        <w:tc>
+          <w:tcPr>
+            <w:tcW w:type="dxa" w:w="3572"/>
+            <w:shd w:fill="D9D9D9" w:val="clear"/>
+          </w:tcPr>
+          <w:p>
+            <w:r/>
+          </w:p>
+        </w:tc>
+      </w:tr>
+      <w:tr>
+        <w:tc>
+          <w:tcPr>
+            <w:tcW w:type="dxa" w:w="3572"/>
+            <w:gridSpan w:val="11"/>
+            <w:shd w:fill="D9D9D9" w:val="clear"/>
+          </w:tcPr>
+          <w:p>
+            <w:r>
+              <w:rPr>
+                <w:b/>
+                <w:sz w:val="18"/>
+              </w:rPr>
+              <w:t>Capitol de lucrări 4.3-01 — Terasamente  │  LIPSA: 0  │  EXTRA: 2  │  Delta: +2</w:t>
             </w:r>
           </w:p>
         </w:tc>
@@ -8253,7 +8717,7 @@
                 <w:b w:val="0"/>
                 <w:sz w:val="16"/>
               </w:rPr>
-              <w:t>54</w:t>
+              <w:t>57</w:t>
             </w:r>
           </w:p>
         </w:tc>
@@ -8268,7 +8732,7 @@
                 <w:b w:val="0"/>
                 <w:sz w:val="16"/>
               </w:rPr>
-              <w:t>4.3-06 - Inst sanitare GospApa</w:t>
+              <w:t>4.3-01 - Terasamente</w:t>
             </w:r>
           </w:p>
         </w:tc>
@@ -8339,7 +8803,7 @@
                 <w:b w:val="0"/>
                 <w:sz w:val="16"/>
               </w:rPr>
-              <w:t>S475</w:t>
+              <w:t>TSD16B1</w:t>
             </w:r>
           </w:p>
         </w:tc>
@@ -8354,7 +8818,7 @@
                 <w:b w:val="0"/>
                 <w:sz w:val="16"/>
               </w:rPr>
-              <w:t>40 11/2 zn</w:t>
+              <w:t>pietriș compactat dr=95% obiectiv: executie luc...</w:t>
             </w:r>
           </w:p>
         </w:tc>
@@ -8369,7 +8833,7 @@
                 <w:b w:val="0"/>
                 <w:sz w:val="16"/>
               </w:rPr>
-              <w:t>buc</w:t>
+              <w:t>mc</w:t>
             </w:r>
           </w:p>
         </w:tc>
@@ -8384,7 +8848,171 @@
                 <w:b w:val="0"/>
                 <w:sz w:val="16"/>
               </w:rPr>
-              <w:t>0.05</w:t>
+              <w:t>12.64</w:t>
+            </w:r>
+          </w:p>
+        </w:tc>
+        <w:tc>
+          <w:tcPr>
+            <w:tcW w:type="dxa" w:w="3572"/>
+            <w:shd w:fill="FFFF99" w:val="clear"/>
+          </w:tcPr>
+          <w:p>
+            <w:r>
+              <w:rPr>
+                <w:b w:val="0"/>
+                <w:color w:val="CC0000"/>
+                <w:sz w:val="16"/>
+              </w:rPr>
+              <w:t>Articol suplimentar în ofertă (nu există în referință)</w:t>
+            </w:r>
+          </w:p>
+        </w:tc>
+      </w:tr>
+      <w:tr>
+        <w:tc>
+          <w:tcPr>
+            <w:tcW w:type="dxa" w:w="397"/>
+            <w:shd w:fill="FFFF99" w:val="clear"/>
+          </w:tcPr>
+          <w:p>
+            <w:r>
+              <w:rPr>
+                <w:b w:val="0"/>
+                <w:sz w:val="16"/>
+              </w:rPr>
+              <w:t>58</w:t>
+            </w:r>
+          </w:p>
+        </w:tc>
+        <w:tc>
+          <w:tcPr>
+            <w:tcW w:type="dxa" w:w="1701"/>
+            <w:shd w:fill="FFFF99" w:val="clear"/>
+          </w:tcPr>
+          <w:p>
+            <w:r>
+              <w:rPr>
+                <w:b w:val="0"/>
+                <w:sz w:val="16"/>
+              </w:rPr>
+              <w:t>4.3-01 - Terasamente</w:t>
+            </w:r>
+          </w:p>
+        </w:tc>
+        <w:tc>
+          <w:tcPr>
+            <w:tcW w:type="dxa" w:w="850"/>
+            <w:shd w:fill="FFFF99" w:val="clear"/>
+          </w:tcPr>
+          <w:p>
+            <w:r>
+              <w:rPr>
+                <w:b w:val="0"/>
+                <w:sz w:val="16"/>
+              </w:rPr>
+            </w:r>
+          </w:p>
+        </w:tc>
+        <w:tc>
+          <w:tcPr>
+            <w:tcW w:type="dxa" w:w="1984"/>
+            <w:shd w:fill="FFFF99" w:val="clear"/>
+          </w:tcPr>
+          <w:p>
+            <w:r>
+              <w:rPr>
+                <w:b w:val="0"/>
+                <w:sz w:val="16"/>
+              </w:rPr>
+            </w:r>
+          </w:p>
+        </w:tc>
+        <w:tc>
+          <w:tcPr>
+            <w:tcW w:type="dxa" w:w="454"/>
+            <w:shd w:fill="FFFF99" w:val="clear"/>
+          </w:tcPr>
+          <w:p>
+            <w:r>
+              <w:rPr>
+                <w:b w:val="0"/>
+                <w:sz w:val="16"/>
+              </w:rPr>
+            </w:r>
+          </w:p>
+        </w:tc>
+        <w:tc>
+          <w:tcPr>
+            <w:tcW w:type="dxa" w:w="680"/>
+            <w:shd w:fill="FFFF99" w:val="clear"/>
+          </w:tcPr>
+          <w:p>
+            <w:r>
+              <w:rPr>
+                <w:b w:val="0"/>
+                <w:sz w:val="16"/>
+              </w:rPr>
+            </w:r>
+          </w:p>
+        </w:tc>
+        <w:tc>
+          <w:tcPr>
+            <w:tcW w:type="dxa" w:w="850"/>
+            <w:shd w:fill="FFFF99" w:val="clear"/>
+          </w:tcPr>
+          <w:p>
+            <w:r>
+              <w:rPr>
+                <w:b w:val="0"/>
+                <w:sz w:val="16"/>
+              </w:rPr>
+              <w:t>TSE02B1</w:t>
+            </w:r>
+          </w:p>
+        </w:tc>
+        <w:tc>
+          <w:tcPr>
+            <w:tcW w:type="dxa" w:w="1984"/>
+            <w:shd w:fill="FFFF99" w:val="clear"/>
+          </w:tcPr>
+          <w:p>
+            <w:r>
+              <w:rPr>
+                <w:b w:val="0"/>
+                <w:sz w:val="16"/>
+              </w:rPr>
+              <w:t>finisarea manuala a terenurilor si platformelor...</w:t>
+            </w:r>
+          </w:p>
+        </w:tc>
+        <w:tc>
+          <w:tcPr>
+            <w:tcW w:type="dxa" w:w="454"/>
+            <w:shd w:fill="FFFF99" w:val="clear"/>
+          </w:tcPr>
+          <w:p>
+            <w:r>
+              <w:rPr>
+                <w:b w:val="0"/>
+                <w:sz w:val="16"/>
+              </w:rPr>
+              <w:t>mp</w:t>
+            </w:r>
+          </w:p>
+        </w:tc>
+        <w:tc>
+          <w:tcPr>
+            <w:tcW w:type="dxa" w:w="680"/>
+            <w:shd w:fill="FFFF99" w:val="clear"/>
+          </w:tcPr>
+          <w:p>
+            <w:r>
+              <w:rPr>
+                <w:b w:val="0"/>
+                <w:sz w:val="16"/>
+              </w:rPr>
+              <w:t>3.45</w:t>
             </w:r>
           </w:p>
         </w:tc>
@@ -8440,7 +9068,7 @@
                 <w:color w:val="000000"/>
                 <w:sz w:val="18"/>
               </w:rPr>
-              <w:t>Neconformitati: 1 din 43 articole ref.</w:t>
+              <w:t>Neconformitati: 2 din 18 articole ref.</w:t>
             </w:r>
           </w:p>
         </w:tc>
@@ -8486,7 +9114,7 @@
                 <w:color w:val="000000"/>
                 <w:sz w:val="18"/>
               </w:rPr>
-              <w:t>43</w:t>
+              <w:t>18</w:t>
             </w:r>
           </w:p>
         </w:tc>
@@ -8523,7 +9151,7 @@
                 <w:color w:val="000000"/>
                 <w:sz w:val="18"/>
               </w:rPr>
-              <w:t>40</w:t>
+              <w:t>29</w:t>
             </w:r>
           </w:p>
         </w:tc>
@@ -8550,293 +9178,7 @@
                 <w:b/>
                 <w:sz w:val="18"/>
               </w:rPr>
-              <w:t>Capitol de lucrări 4.4-1 — Terasamente  │  LIPSA: 1  │  EXTRA: 0  │  Delta: -1</w:t>
-            </w:r>
-          </w:p>
-        </w:tc>
-      </w:tr>
-      <w:tr>
-        <w:tc>
-          <w:tcPr>
-            <w:tcW w:type="dxa" w:w="397"/>
-            <w:shd w:fill="FFB3B3" w:val="clear"/>
-          </w:tcPr>
-          <w:p>
-            <w:r>
-              <w:rPr>
-                <w:b w:val="0"/>
-                <w:sz w:val="16"/>
-              </w:rPr>
-              <w:t>56</w:t>
-            </w:r>
-          </w:p>
-        </w:tc>
-        <w:tc>
-          <w:tcPr>
-            <w:tcW w:type="dxa" w:w="1701"/>
-            <w:shd w:fill="FFB3B3" w:val="clear"/>
-          </w:tcPr>
-          <w:p>
-            <w:r>
-              <w:rPr>
-                <w:b w:val="0"/>
-                <w:sz w:val="16"/>
-              </w:rPr>
-              <w:t>4.4-1 - Terasamente</w:t>
-            </w:r>
-          </w:p>
-        </w:tc>
-        <w:tc>
-          <w:tcPr>
-            <w:tcW w:type="dxa" w:w="850"/>
-            <w:shd w:fill="FFB3B3" w:val="clear"/>
-          </w:tcPr>
-          <w:p>
-            <w:r>
-              <w:rPr>
-                <w:b w:val="0"/>
-                <w:sz w:val="16"/>
-              </w:rPr>
-              <w:t>TSE02B1</w:t>
-            </w:r>
-          </w:p>
-        </w:tc>
-        <w:tc>
-          <w:tcPr>
-            <w:tcW w:type="dxa" w:w="1984"/>
-            <w:shd w:fill="FFB3B3" w:val="clear"/>
-          </w:tcPr>
-          <w:p>
-            <w:r>
-              <w:rPr>
-                <w:b w:val="0"/>
-                <w:sz w:val="16"/>
-              </w:rPr>
-              <w:t>finisarea manuala a platformelor, in t.mijlociu...</w:t>
-            </w:r>
-          </w:p>
-        </w:tc>
-        <w:tc>
-          <w:tcPr>
-            <w:tcW w:type="dxa" w:w="454"/>
-            <w:shd w:fill="FFB3B3" w:val="clear"/>
-          </w:tcPr>
-          <w:p>
-            <w:r>
-              <w:rPr>
-                <w:b w:val="0"/>
-                <w:sz w:val="16"/>
-              </w:rPr>
-              <w:t>mp</w:t>
-            </w:r>
-          </w:p>
-        </w:tc>
-        <w:tc>
-          <w:tcPr>
-            <w:tcW w:type="dxa" w:w="680"/>
-            <w:shd w:fill="FFB3B3" w:val="clear"/>
-          </w:tcPr>
-          <w:p>
-            <w:r>
-              <w:rPr>
-                <w:b w:val="0"/>
-                <w:sz w:val="16"/>
-              </w:rPr>
-              <w:t>3.45</w:t>
-            </w:r>
-          </w:p>
-        </w:tc>
-        <w:tc>
-          <w:tcPr>
-            <w:tcW w:type="dxa" w:w="850"/>
-            <w:shd w:fill="FFB3B3" w:val="clear"/>
-          </w:tcPr>
-          <w:p/>
-        </w:tc>
-        <w:tc>
-          <w:tcPr>
-            <w:tcW w:type="dxa" w:w="1984"/>
-            <w:shd w:fill="FFB3B3" w:val="clear"/>
-          </w:tcPr>
-          <w:p/>
-        </w:tc>
-        <w:tc>
-          <w:tcPr>
-            <w:tcW w:type="dxa" w:w="454"/>
-            <w:shd w:fill="FFB3B3" w:val="clear"/>
-          </w:tcPr>
-          <w:p/>
-        </w:tc>
-        <w:tc>
-          <w:tcPr>
-            <w:tcW w:type="dxa" w:w="680"/>
-            <w:shd w:fill="FFB3B3" w:val="clear"/>
-          </w:tcPr>
-          <w:p/>
-        </w:tc>
-        <w:tc>
-          <w:tcPr>
-            <w:tcW w:type="dxa" w:w="3572"/>
-            <w:shd w:fill="FFB3B3" w:val="clear"/>
-          </w:tcPr>
-          <w:p>
-            <w:r>
-              <w:rPr>
-                <w:b w:val="0"/>
-                <w:color w:val="CC0000"/>
-                <w:sz w:val="16"/>
-              </w:rPr>
-              <w:t>Articol lipsă din ofertă</w:t>
-            </w:r>
-          </w:p>
-        </w:tc>
-      </w:tr>
-      <w:tr>
-        <w:tc>
-          <w:tcPr>
-            <w:tcW w:type="dxa" w:w="397"/>
-          </w:tcPr>
-          <w:p/>
-        </w:tc>
-        <w:tc>
-          <w:tcPr>
-            <w:tcW w:type="dxa" w:w="1701"/>
-            <w:shd w:fill="D9D9D9" w:val="clear"/>
-          </w:tcPr>
-          <w:p>
-            <w:r>
-              <w:rPr>
-                <w:b/>
-                <w:color w:val="000000"/>
-                <w:sz w:val="18"/>
-              </w:rPr>
-              <w:t>SUMAR</w:t>
-            </w:r>
-          </w:p>
-        </w:tc>
-        <w:tc>
-          <w:tcPr>
-            <w:tcW w:type="dxa" w:w="850"/>
-            <w:shd w:fill="D9D9D9" w:val="clear"/>
-          </w:tcPr>
-          <w:p>
-            <w:r>
-              <w:rPr>
-                <w:b/>
-                <w:color w:val="000000"/>
-                <w:sz w:val="18"/>
-              </w:rPr>
-              <w:t>Neconformitati: 1 din 6 articole ref.</w:t>
-            </w:r>
-          </w:p>
-        </w:tc>
-        <w:tc>
-          <w:tcPr>
-            <w:tcW w:type="dxa" w:w="1984"/>
-            <w:shd w:fill="D9D9D9" w:val="clear"/>
-          </w:tcPr>
-          <w:p>
-            <w:r/>
-          </w:p>
-        </w:tc>
-        <w:tc>
-          <w:tcPr>
-            <w:tcW w:type="dxa" w:w="454"/>
-            <w:shd w:fill="D9D9D9" w:val="clear"/>
-          </w:tcPr>
-          <w:p>
-            <w:r/>
-          </w:p>
-        </w:tc>
-        <w:tc>
-          <w:tcPr>
-            <w:tcW w:type="dxa" w:w="680"/>
-            <w:shd w:fill="D9D9D9" w:val="clear"/>
-          </w:tcPr>
-          <w:p>
-            <w:r/>
-          </w:p>
-        </w:tc>
-        <w:tc>
-          <w:tcPr>
-            <w:tcW w:type="dxa" w:w="850"/>
-            <w:shd w:fill="D9D9D9" w:val="clear"/>
-          </w:tcPr>
-          <w:p>
-            <w:pPr>
-              <w:jc w:val="center"/>
-            </w:pPr>
-            <w:r>
-              <w:rPr>
-                <w:b/>
-                <w:color w:val="000000"/>
-                <w:sz w:val="18"/>
-              </w:rPr>
-              <w:t>6</w:t>
-            </w:r>
-          </w:p>
-        </w:tc>
-        <w:tc>
-          <w:tcPr>
-            <w:tcW w:type="dxa" w:w="1984"/>
-            <w:shd w:fill="D9D9D9" w:val="clear"/>
-          </w:tcPr>
-          <w:p>
-            <w:r/>
-          </w:p>
-        </w:tc>
-        <w:tc>
-          <w:tcPr>
-            <w:tcW w:type="dxa" w:w="454"/>
-            <w:shd w:fill="D9D9D9" w:val="clear"/>
-          </w:tcPr>
-          <w:p>
-            <w:r/>
-          </w:p>
-        </w:tc>
-        <w:tc>
-          <w:tcPr>
-            <w:tcW w:type="dxa" w:w="680"/>
-            <w:shd w:fill="D9D9D9" w:val="clear"/>
-          </w:tcPr>
-          <w:p>
-            <w:pPr>
-              <w:jc w:val="center"/>
-            </w:pPr>
-            <w:r>
-              <w:rPr>
-                <w:b/>
-                <w:color w:val="000000"/>
-                <w:sz w:val="18"/>
-              </w:rPr>
-              <w:t>0</w:t>
-            </w:r>
-          </w:p>
-        </w:tc>
-        <w:tc>
-          <w:tcPr>
-            <w:tcW w:type="dxa" w:w="3572"/>
-            <w:shd w:fill="D9D9D9" w:val="clear"/>
-          </w:tcPr>
-          <w:p>
-            <w:r/>
-          </w:p>
-        </w:tc>
-      </w:tr>
-      <w:tr>
-        <w:tc>
-          <w:tcPr>
-            <w:tcW w:type="dxa" w:w="3572"/>
-            <w:gridSpan w:val="11"/>
-            <w:shd w:fill="D9D9D9" w:val="clear"/>
-          </w:tcPr>
-          <w:p>
-            <w:r>
-              <w:rPr>
-                <w:b/>
-                <w:sz w:val="18"/>
-              </w:rPr>
-              <w:t>Capitol de lucrări 4.3-01 — Terasamente  │  LIPSA: 0  │  EXTRA: 2  │  Delta: +2</w:t>
+              <w:t>Capitol de lucrări 5.1-1 — Lucrari de constructii  │  LIPSA: 0  │  EXTRA: 2  │  Delta: +2</w:t>
             </w:r>
           </w:p>
         </w:tc>
@@ -8872,7 +9214,7 @@
                 <w:b w:val="0"/>
                 <w:sz w:val="16"/>
               </w:rPr>
-              <w:t>58</w:t>
+              <w:t>60</w:t>
             </w:r>
           </w:p>
         </w:tc>
@@ -8887,7 +9229,7 @@
                 <w:b w:val="0"/>
                 <w:sz w:val="16"/>
               </w:rPr>
-              <w:t>4.3-01 - Terasamente</w:t>
+              <w:t>5.1-1 - Lucrari de constructii</w:t>
             </w:r>
           </w:p>
         </w:tc>
@@ -8958,7 +9300,7 @@
                 <w:b w:val="0"/>
                 <w:sz w:val="16"/>
               </w:rPr>
-              <w:t>TSD16B1</w:t>
+              <w:t>IEC60076</w:t>
             </w:r>
           </w:p>
         </w:tc>
@@ -8973,7 +9315,7 @@
                 <w:b w:val="0"/>
                 <w:sz w:val="16"/>
               </w:rPr>
-              <w:t>pietriș compactat dr=95% obiectiv: executie luc...</w:t>
+              <w:t>fabricație conform standardelor ue 1so9g01; iec...</w:t>
             </w:r>
           </w:p>
         </w:tc>
@@ -8988,7 +9330,6 @@
                 <w:b w:val="0"/>
                 <w:sz w:val="16"/>
               </w:rPr>
-              <w:t>mc</w:t>
             </w:r>
           </w:p>
         </w:tc>
@@ -9003,7 +9344,7 @@
                 <w:b w:val="0"/>
                 <w:sz w:val="16"/>
               </w:rPr>
-              <w:t>12.64</w:t>
+              <w:t>1.0</w:t>
             </w:r>
           </w:p>
         </w:tc>
@@ -9036,503 +9377,7 @@
                 <w:b w:val="0"/>
                 <w:sz w:val="16"/>
               </w:rPr>
-              <w:t>59</w:t>
-            </w:r>
-          </w:p>
-        </w:tc>
-        <w:tc>
-          <w:tcPr>
-            <w:tcW w:type="dxa" w:w="1701"/>
-            <w:shd w:fill="FFFF99" w:val="clear"/>
-          </w:tcPr>
-          <w:p>
-            <w:r>
-              <w:rPr>
-                <w:b w:val="0"/>
-                <w:sz w:val="16"/>
-              </w:rPr>
-              <w:t>4.3-01 - Terasamente</w:t>
-            </w:r>
-          </w:p>
-        </w:tc>
-        <w:tc>
-          <w:tcPr>
-            <w:tcW w:type="dxa" w:w="850"/>
-            <w:shd w:fill="FFFF99" w:val="clear"/>
-          </w:tcPr>
-          <w:p>
-            <w:r>
-              <w:rPr>
-                <w:b w:val="0"/>
-                <w:sz w:val="16"/>
-              </w:rPr>
-            </w:r>
-          </w:p>
-        </w:tc>
-        <w:tc>
-          <w:tcPr>
-            <w:tcW w:type="dxa" w:w="1984"/>
-            <w:shd w:fill="FFFF99" w:val="clear"/>
-          </w:tcPr>
-          <w:p>
-            <w:r>
-              <w:rPr>
-                <w:b w:val="0"/>
-                <w:sz w:val="16"/>
-              </w:rPr>
-            </w:r>
-          </w:p>
-        </w:tc>
-        <w:tc>
-          <w:tcPr>
-            <w:tcW w:type="dxa" w:w="454"/>
-            <w:shd w:fill="FFFF99" w:val="clear"/>
-          </w:tcPr>
-          <w:p>
-            <w:r>
-              <w:rPr>
-                <w:b w:val="0"/>
-                <w:sz w:val="16"/>
-              </w:rPr>
-            </w:r>
-          </w:p>
-        </w:tc>
-        <w:tc>
-          <w:tcPr>
-            <w:tcW w:type="dxa" w:w="680"/>
-            <w:shd w:fill="FFFF99" w:val="clear"/>
-          </w:tcPr>
-          <w:p>
-            <w:r>
-              <w:rPr>
-                <w:b w:val="0"/>
-                <w:sz w:val="16"/>
-              </w:rPr>
-            </w:r>
-          </w:p>
-        </w:tc>
-        <w:tc>
-          <w:tcPr>
-            <w:tcW w:type="dxa" w:w="850"/>
-            <w:shd w:fill="FFFF99" w:val="clear"/>
-          </w:tcPr>
-          <w:p>
-            <w:r>
-              <w:rPr>
-                <w:b w:val="0"/>
-                <w:sz w:val="16"/>
-              </w:rPr>
-              <w:t>TSE02B1</w:t>
-            </w:r>
-          </w:p>
-        </w:tc>
-        <w:tc>
-          <w:tcPr>
-            <w:tcW w:type="dxa" w:w="1984"/>
-            <w:shd w:fill="FFFF99" w:val="clear"/>
-          </w:tcPr>
-          <w:p>
-            <w:r>
-              <w:rPr>
-                <w:b w:val="0"/>
-                <w:sz w:val="16"/>
-              </w:rPr>
-              <w:t>finisarea manuala a terenurilor si platformelor...</w:t>
-            </w:r>
-          </w:p>
-        </w:tc>
-        <w:tc>
-          <w:tcPr>
-            <w:tcW w:type="dxa" w:w="454"/>
-            <w:shd w:fill="FFFF99" w:val="clear"/>
-          </w:tcPr>
-          <w:p>
-            <w:r>
-              <w:rPr>
-                <w:b w:val="0"/>
-                <w:sz w:val="16"/>
-              </w:rPr>
-              <w:t>mp</w:t>
-            </w:r>
-          </w:p>
-        </w:tc>
-        <w:tc>
-          <w:tcPr>
-            <w:tcW w:type="dxa" w:w="680"/>
-            <w:shd w:fill="FFFF99" w:val="clear"/>
-          </w:tcPr>
-          <w:p>
-            <w:r>
-              <w:rPr>
-                <w:b w:val="0"/>
-                <w:sz w:val="16"/>
-              </w:rPr>
-              <w:t>3.45</w:t>
-            </w:r>
-          </w:p>
-        </w:tc>
-        <w:tc>
-          <w:tcPr>
-            <w:tcW w:type="dxa" w:w="3572"/>
-            <w:shd w:fill="FFFF99" w:val="clear"/>
-          </w:tcPr>
-          <w:p>
-            <w:r>
-              <w:rPr>
-                <w:b w:val="0"/>
-                <w:color w:val="CC0000"/>
-                <w:sz w:val="16"/>
-              </w:rPr>
-              <w:t>Articol suplimentar în ofertă (nu există în referință)</w:t>
-            </w:r>
-          </w:p>
-        </w:tc>
-      </w:tr>
-      <w:tr>
-        <w:tc>
-          <w:tcPr>
-            <w:tcW w:type="dxa" w:w="397"/>
-          </w:tcPr>
-          <w:p/>
-        </w:tc>
-        <w:tc>
-          <w:tcPr>
-            <w:tcW w:type="dxa" w:w="1701"/>
-            <w:shd w:fill="D9D9D9" w:val="clear"/>
-          </w:tcPr>
-          <w:p>
-            <w:r>
-              <w:rPr>
-                <w:b/>
-                <w:color w:val="000000"/>
-                <w:sz w:val="18"/>
-              </w:rPr>
-              <w:t>SUMAR</w:t>
-            </w:r>
-          </w:p>
-        </w:tc>
-        <w:tc>
-          <w:tcPr>
-            <w:tcW w:type="dxa" w:w="850"/>
-            <w:shd w:fill="D9D9D9" w:val="clear"/>
-          </w:tcPr>
-          <w:p>
-            <w:r>
-              <w:rPr>
-                <w:b/>
-                <w:color w:val="000000"/>
-                <w:sz w:val="18"/>
-              </w:rPr>
-              <w:t>Neconformitati: 2 din 18 articole ref.</w:t>
-            </w:r>
-          </w:p>
-        </w:tc>
-        <w:tc>
-          <w:tcPr>
-            <w:tcW w:type="dxa" w:w="1984"/>
-            <w:shd w:fill="D9D9D9" w:val="clear"/>
-          </w:tcPr>
-          <w:p>
-            <w:r/>
-          </w:p>
-        </w:tc>
-        <w:tc>
-          <w:tcPr>
-            <w:tcW w:type="dxa" w:w="454"/>
-            <w:shd w:fill="D9D9D9" w:val="clear"/>
-          </w:tcPr>
-          <w:p>
-            <w:r/>
-          </w:p>
-        </w:tc>
-        <w:tc>
-          <w:tcPr>
-            <w:tcW w:type="dxa" w:w="680"/>
-            <w:shd w:fill="D9D9D9" w:val="clear"/>
-          </w:tcPr>
-          <w:p>
-            <w:r/>
-          </w:p>
-        </w:tc>
-        <w:tc>
-          <w:tcPr>
-            <w:tcW w:type="dxa" w:w="850"/>
-            <w:shd w:fill="D9D9D9" w:val="clear"/>
-          </w:tcPr>
-          <w:p>
-            <w:pPr>
-              <w:jc w:val="center"/>
-            </w:pPr>
-            <w:r>
-              <w:rPr>
-                <w:b/>
-                <w:color w:val="000000"/>
-                <w:sz w:val="18"/>
-              </w:rPr>
-              <w:t>18</w:t>
-            </w:r>
-          </w:p>
-        </w:tc>
-        <w:tc>
-          <w:tcPr>
-            <w:tcW w:type="dxa" w:w="1984"/>
-            <w:shd w:fill="D9D9D9" w:val="clear"/>
-          </w:tcPr>
-          <w:p>
-            <w:r/>
-          </w:p>
-        </w:tc>
-        <w:tc>
-          <w:tcPr>
-            <w:tcW w:type="dxa" w:w="454"/>
-            <w:shd w:fill="D9D9D9" w:val="clear"/>
-          </w:tcPr>
-          <w:p>
-            <w:r/>
-          </w:p>
-        </w:tc>
-        <w:tc>
-          <w:tcPr>
-            <w:tcW w:type="dxa" w:w="680"/>
-            <w:shd w:fill="D9D9D9" w:val="clear"/>
-          </w:tcPr>
-          <w:p>
-            <w:pPr>
-              <w:jc w:val="center"/>
-            </w:pPr>
-            <w:r>
-              <w:rPr>
-                <w:b/>
-                <w:color w:val="000000"/>
-                <w:sz w:val="18"/>
-              </w:rPr>
-              <w:t>29</w:t>
-            </w:r>
-          </w:p>
-        </w:tc>
-        <w:tc>
-          <w:tcPr>
-            <w:tcW w:type="dxa" w:w="3572"/>
-            <w:shd w:fill="D9D9D9" w:val="clear"/>
-          </w:tcPr>
-          <w:p>
-            <w:r/>
-          </w:p>
-        </w:tc>
-      </w:tr>
-      <w:tr>
-        <w:tc>
-          <w:tcPr>
-            <w:tcW w:type="dxa" w:w="3572"/>
-            <w:gridSpan w:val="11"/>
-            <w:shd w:fill="D9D9D9" w:val="clear"/>
-          </w:tcPr>
-          <w:p>
-            <w:r>
-              <w:rPr>
-                <w:b/>
-                <w:sz w:val="18"/>
-              </w:rPr>
-              <w:t>Capitol de lucrări 5.1-1 — Lucrari de constructii  │  LIPSA: 0  │  EXTRA: 2  │  Delta: +2</w:t>
-            </w:r>
-          </w:p>
-        </w:tc>
-      </w:tr>
-      <w:tr>
-        <w:tc>
-          <w:tcPr>
-            <w:tcW w:type="dxa" w:w="3572"/>
-            <w:gridSpan w:val="11"/>
-            <w:shd w:fill="FFFF99" w:val="clear"/>
-          </w:tcPr>
-          <w:p>
-            <w:r>
-              <w:rPr>
-                <w:b w:val="0"/>
-                <w:i/>
-                <w:sz w:val="16"/>
-              </w:rPr>
-              <w:t>▸ Articole extra în ofertă — verificare manuală recomandată</w:t>
-            </w:r>
-          </w:p>
-        </w:tc>
-      </w:tr>
-      <w:tr>
-        <w:tc>
-          <w:tcPr>
-            <w:tcW w:type="dxa" w:w="397"/>
-            <w:shd w:fill="FFFF99" w:val="clear"/>
-          </w:tcPr>
-          <w:p>
-            <w:r>
-              <w:rPr>
-                <w:b w:val="0"/>
-                <w:sz w:val="16"/>
-              </w:rPr>
               <w:t>61</w:t>
-            </w:r>
-          </w:p>
-        </w:tc>
-        <w:tc>
-          <w:tcPr>
-            <w:tcW w:type="dxa" w:w="1701"/>
-            <w:shd w:fill="FFFF99" w:val="clear"/>
-          </w:tcPr>
-          <w:p>
-            <w:r>
-              <w:rPr>
-                <w:b w:val="0"/>
-                <w:sz w:val="16"/>
-              </w:rPr>
-              <w:t>5.1-1 - Lucrari de constructii</w:t>
-            </w:r>
-          </w:p>
-        </w:tc>
-        <w:tc>
-          <w:tcPr>
-            <w:tcW w:type="dxa" w:w="850"/>
-            <w:shd w:fill="FFFF99" w:val="clear"/>
-          </w:tcPr>
-          <w:p>
-            <w:r>
-              <w:rPr>
-                <w:b w:val="0"/>
-                <w:sz w:val="16"/>
-              </w:rPr>
-            </w:r>
-          </w:p>
-        </w:tc>
-        <w:tc>
-          <w:tcPr>
-            <w:tcW w:type="dxa" w:w="1984"/>
-            <w:shd w:fill="FFFF99" w:val="clear"/>
-          </w:tcPr>
-          <w:p>
-            <w:r>
-              <w:rPr>
-                <w:b w:val="0"/>
-                <w:sz w:val="16"/>
-              </w:rPr>
-            </w:r>
-          </w:p>
-        </w:tc>
-        <w:tc>
-          <w:tcPr>
-            <w:tcW w:type="dxa" w:w="454"/>
-            <w:shd w:fill="FFFF99" w:val="clear"/>
-          </w:tcPr>
-          <w:p>
-            <w:r>
-              <w:rPr>
-                <w:b w:val="0"/>
-                <w:sz w:val="16"/>
-              </w:rPr>
-            </w:r>
-          </w:p>
-        </w:tc>
-        <w:tc>
-          <w:tcPr>
-            <w:tcW w:type="dxa" w:w="680"/>
-            <w:shd w:fill="FFFF99" w:val="clear"/>
-          </w:tcPr>
-          <w:p>
-            <w:r>
-              <w:rPr>
-                <w:b w:val="0"/>
-                <w:sz w:val="16"/>
-              </w:rPr>
-            </w:r>
-          </w:p>
-        </w:tc>
-        <w:tc>
-          <w:tcPr>
-            <w:tcW w:type="dxa" w:w="850"/>
-            <w:shd w:fill="FFFF99" w:val="clear"/>
-          </w:tcPr>
-          <w:p>
-            <w:r>
-              <w:rPr>
-                <w:b w:val="0"/>
-                <w:sz w:val="16"/>
-              </w:rPr>
-              <w:t>IEC60076</w:t>
-            </w:r>
-          </w:p>
-        </w:tc>
-        <w:tc>
-          <w:tcPr>
-            <w:tcW w:type="dxa" w:w="1984"/>
-            <w:shd w:fill="FFFF99" w:val="clear"/>
-          </w:tcPr>
-          <w:p>
-            <w:r>
-              <w:rPr>
-                <w:b w:val="0"/>
-                <w:sz w:val="16"/>
-              </w:rPr>
-              <w:t>fabricație conform standardelor ue 1so9g01; iec...</w:t>
-            </w:r>
-          </w:p>
-        </w:tc>
-        <w:tc>
-          <w:tcPr>
-            <w:tcW w:type="dxa" w:w="454"/>
-            <w:shd w:fill="FFFF99" w:val="clear"/>
-          </w:tcPr>
-          <w:p>
-            <w:r>
-              <w:rPr>
-                <w:b w:val="0"/>
-                <w:sz w:val="16"/>
-              </w:rPr>
-            </w:r>
-          </w:p>
-        </w:tc>
-        <w:tc>
-          <w:tcPr>
-            <w:tcW w:type="dxa" w:w="680"/>
-            <w:shd w:fill="FFFF99" w:val="clear"/>
-          </w:tcPr>
-          <w:p>
-            <w:r>
-              <w:rPr>
-                <w:b w:val="0"/>
-                <w:sz w:val="16"/>
-              </w:rPr>
-              <w:t>1.0</w:t>
-            </w:r>
-          </w:p>
-        </w:tc>
-        <w:tc>
-          <w:tcPr>
-            <w:tcW w:type="dxa" w:w="3572"/>
-            <w:shd w:fill="FFFF99" w:val="clear"/>
-          </w:tcPr>
-          <w:p>
-            <w:r>
-              <w:rPr>
-                <w:b w:val="0"/>
-                <w:color w:val="CC0000"/>
-                <w:sz w:val="16"/>
-              </w:rPr>
-              <w:t>Articol suplimentar în ofertă (nu există în referință)</w:t>
-            </w:r>
-          </w:p>
-        </w:tc>
-      </w:tr>
-      <w:tr>
-        <w:tc>
-          <w:tcPr>
-            <w:tcW w:type="dxa" w:w="397"/>
-            <w:shd w:fill="FFFF99" w:val="clear"/>
-          </w:tcPr>
-          <w:p>
-            <w:r>
-              <w:rPr>
-                <w:b w:val="0"/>
-                <w:sz w:val="16"/>
-              </w:rPr>
-              <w:t>62</w:t>
             </w:r>
           </w:p>
         </w:tc>

--- a/output_AO/Raport_Oferta_2.docx
+++ b/output_AO/Raport_Oferta_2.docx
@@ -42,7 +42,7 @@
         <w:rPr>
           <w:b/>
         </w:rPr>
-        <w:t>Devize: 4.1-03, 4.1-04, 4.1-10, 4.1-11, 4.1-12, 4.1-13, 4.1-14, 4.1-17, 4.3-05, 4.3-06, 4.2-2, 5.1-1</w:t>
+        <w:t>Devize: 4.1-03, 4.1-04, 4.1-10, 4.1-11, 4.1-12, 4.1-13, 4.1-14, 4.3-05, 4.3-06, 4.2-2, 5.1-1</w:t>
       </w:r>
     </w:p>
     <w:tbl>
@@ -1984,7 +1984,7 @@
                 <w:b w:val="0"/>
                 <w:sz w:val="16"/>
               </w:rPr>
-              <w:t>CI05A</w:t>
+              <w:t>QCK04A01</w:t>
             </w:r>
           </w:p>
         </w:tc>
@@ -1999,7 +1999,7 @@
                 <w:b w:val="0"/>
                 <w:sz w:val="16"/>
               </w:rPr>
-              <w:t>placi ceramice antiderapante trafic intens + ad...</w:t>
+              <w:t>tavan/plafon fals - gips- carton 244,71 mp</w:t>
             </w:r>
           </w:p>
         </w:tc>
@@ -2029,7 +2029,7 @@
                 <w:b w:val="0"/>
                 <w:sz w:val="16"/>
               </w:rPr>
-              <w:t>582.66</w:t>
+              <w:t>24.47</w:t>
             </w:r>
           </w:p>
         </w:tc>
@@ -2148,7 +2148,7 @@
                 <w:b w:val="0"/>
                 <w:sz w:val="16"/>
               </w:rPr>
-              <w:t>QCK04A01</w:t>
+              <w:t>ACD25A</w:t>
             </w:r>
           </w:p>
         </w:tc>
@@ -2163,7 +2163,7 @@
                 <w:b w:val="0"/>
                 <w:sz w:val="16"/>
               </w:rPr>
-              <w:t>tavan/plafon fals - gips- carton 244,71 mp</w:t>
+              <w:t>tencuiala pe tavan stadiul fizic: arhitectura c...</w:t>
             </w:r>
           </w:p>
         </w:tc>
@@ -2193,7 +2193,7 @@
                 <w:b w:val="0"/>
                 <w:sz w:val="16"/>
               </w:rPr>
-              <w:t>24.47</w:t>
+              <w:t>362.07</w:t>
             </w:r>
           </w:p>
         </w:tc>
@@ -2312,7 +2312,7 @@
                 <w:b w:val="0"/>
                 <w:sz w:val="16"/>
               </w:rPr>
-              <w:t>CI05B</w:t>
+              <w:t>CI05A</w:t>
             </w:r>
           </w:p>
         </w:tc>
@@ -2327,7 +2327,7 @@
                 <w:b w:val="0"/>
                 <w:sz w:val="16"/>
               </w:rPr>
-              <w:t>placi ceramice h=1.5m - pereti</w:t>
+              <w:t>placi ceramice antiderapante trafic intens + ad...</w:t>
             </w:r>
           </w:p>
         </w:tc>
@@ -2357,7 +2357,7 @@
                 <w:b w:val="0"/>
                 <w:sz w:val="16"/>
               </w:rPr>
-              <w:t>156.2</w:t>
+              <w:t>582.66</w:t>
             </w:r>
           </w:p>
         </w:tc>
@@ -2476,7 +2476,7 @@
                 <w:b w:val="0"/>
                 <w:sz w:val="16"/>
               </w:rPr>
-              <w:t>ACD25A</w:t>
+              <w:t>CI05B</w:t>
             </w:r>
           </w:p>
         </w:tc>
@@ -2491,7 +2491,7 @@
                 <w:b w:val="0"/>
                 <w:sz w:val="16"/>
               </w:rPr>
-              <w:t>tencuiala pe tavan stadiul fizic: arhitectura c...</w:t>
+              <w:t>placi ceramice h=1.5m - pereti</w:t>
             </w:r>
           </w:p>
         </w:tc>
@@ -2521,7 +2521,7 @@
                 <w:b w:val="0"/>
                 <w:sz w:val="16"/>
               </w:rPr>
-              <w:t>362.07</w:t>
+              <w:t>156.2</w:t>
             </w:r>
           </w:p>
         </w:tc>
@@ -4043,7 +4043,7 @@
                 <w:b w:val="0"/>
                 <w:sz w:val="16"/>
               </w:rPr>
-              <w:t>00605A6</w:t>
+              <w:t>SB09E</w:t>
             </w:r>
           </w:p>
         </w:tc>
@@ -4057,13 +4057,27 @@
                 <w:b w:val="0"/>
                 <w:sz w:val="16"/>
               </w:rPr>
-              <w:t>teava pvc d = 110 mm, l = 6 m 6 m</w:t>
+              <w:t>montaj ramificatii tip y 45 gr</w:t>
             </w:r>
           </w:p>
         </w:tc>
         <w:tc>
           <w:tcPr>
             <w:tcW w:type="dxa" w:w="454"/>
+          </w:tcPr>
+          <w:p>
+            <w:r>
+              <w:rPr>
+                <w:b w:val="0"/>
+                <w:sz w:val="16"/>
+              </w:rPr>
+              <w:t>buc</w:t>
+            </w:r>
+          </w:p>
+        </w:tc>
+        <w:tc>
+          <w:tcPr>
+            <w:tcW w:type="dxa" w:w="680"/>
           </w:tcPr>
           <w:p>
             <w:r>
@@ -4072,13 +4086,13 @@
                 <w:color w:val="CC0000"/>
                 <w:sz w:val="16"/>
               </w:rPr>
-              <w:t>buc</w:t>
-            </w:r>
-          </w:p>
-        </w:tc>
-        <w:tc>
-          <w:tcPr>
-            <w:tcW w:type="dxa" w:w="680"/>
+              <w:t>35.0</w:t>
+            </w:r>
+          </w:p>
+        </w:tc>
+        <w:tc>
+          <w:tcPr>
+            <w:tcW w:type="dxa" w:w="850"/>
           </w:tcPr>
           <w:p>
             <w:r>
@@ -4086,13 +4100,13 @@
                 <w:b w:val="0"/>
                 <w:sz w:val="16"/>
               </w:rPr>
-              <w:t>1.0</w:t>
-            </w:r>
-          </w:p>
-        </w:tc>
-        <w:tc>
-          <w:tcPr>
-            <w:tcW w:type="dxa" w:w="850"/>
+              <w:t>SB09E</w:t>
+            </w:r>
+          </w:p>
+        </w:tc>
+        <w:tc>
+          <w:tcPr>
+            <w:tcW w:type="dxa" w:w="1984"/>
           </w:tcPr>
           <w:p>
             <w:r>
@@ -4100,13 +4114,13 @@
                 <w:b w:val="0"/>
                 <w:sz w:val="16"/>
               </w:rPr>
-              <w:t>00605A6</w:t>
-            </w:r>
-          </w:p>
-        </w:tc>
-        <w:tc>
-          <w:tcPr>
-            <w:tcW w:type="dxa" w:w="1984"/>
+              <w:t>cot polipropilena ignifuga 110mm la 45</w:t>
+            </w:r>
+          </w:p>
+        </w:tc>
+        <w:tc>
+          <w:tcPr>
+            <w:tcW w:type="dxa" w:w="454"/>
           </w:tcPr>
           <w:p>
             <w:r>
@@ -4114,13 +4128,13 @@
                 <w:b w:val="0"/>
                 <w:sz w:val="16"/>
               </w:rPr>
-              <w:t>țeava pvc d = 110 mm, l buc</w:t>
-            </w:r>
-          </w:p>
-        </w:tc>
-        <w:tc>
-          <w:tcPr>
-            <w:tcW w:type="dxa" w:w="454"/>
+              <w:t>buc</w:t>
+            </w:r>
+          </w:p>
+        </w:tc>
+        <w:tc>
+          <w:tcPr>
+            <w:tcW w:type="dxa" w:w="680"/>
           </w:tcPr>
           <w:p>
             <w:r>
@@ -4129,21 +4143,7 @@
                 <w:color w:val="CC0000"/>
                 <w:sz w:val="16"/>
               </w:rPr>
-              <w:t>m</w:t>
-            </w:r>
-          </w:p>
-        </w:tc>
-        <w:tc>
-          <w:tcPr>
-            <w:tcW w:type="dxa" w:w="680"/>
-          </w:tcPr>
-          <w:p>
-            <w:r>
-              <w:rPr>
-                <w:b w:val="0"/>
-                <w:sz w:val="16"/>
-              </w:rPr>
-              <w:t>1.0</w:t>
+              <w:t>44.0</w:t>
             </w:r>
           </w:p>
         </w:tc>
@@ -4158,7 +4158,7 @@
                 <w:color w:val="CC0000"/>
                 <w:sz w:val="16"/>
               </w:rPr>
-              <w:t>Unitate de măsură diferită: referință buc, ofertat m</w:t>
+              <w:t>Cantitate diferită: referință 35.0 buc, ofertat 44.0 buc</w:t>
             </w:r>
           </w:p>
         </w:tc>
@@ -4167,6 +4167,7 @@
         <w:tc>
           <w:tcPr>
             <w:tcW w:type="dxa" w:w="397"/>
+            <w:shd w:fill="FFB3B3" w:val="clear"/>
           </w:tcPr>
           <w:p>
             <w:r>
@@ -4181,6 +4182,7 @@
         <w:tc>
           <w:tcPr>
             <w:tcW w:type="dxa" w:w="1701"/>
+            <w:shd w:fill="FFB3B3" w:val="clear"/>
           </w:tcPr>
           <w:p>
             <w:r>
@@ -4195,6 +4197,7 @@
         <w:tc>
           <w:tcPr>
             <w:tcW w:type="dxa" w:w="850"/>
+            <w:shd w:fill="FFB3B3" w:val="clear"/>
           </w:tcPr>
           <w:p>
             <w:r>
@@ -4209,6 +4212,7 @@
         <w:tc>
           <w:tcPr>
             <w:tcW w:type="dxa" w:w="1984"/>
+            <w:shd w:fill="FFB3B3" w:val="clear"/>
           </w:tcPr>
           <w:p>
             <w:r>
@@ -4216,13 +4220,14 @@
                 <w:b w:val="0"/>
                 <w:sz w:val="16"/>
               </w:rPr>
-              <w:t>montaj ramificatii tip y 45 gr</w:t>
+              <w:t>cot polipropilena ignifuga 0110mm la 45</w:t>
             </w:r>
           </w:p>
         </w:tc>
         <w:tc>
           <w:tcPr>
             <w:tcW w:type="dxa" w:w="454"/>
+            <w:shd w:fill="FFB3B3" w:val="clear"/>
           </w:tcPr>
           <w:p>
             <w:r>
@@ -4237,6 +4242,50 @@
         <w:tc>
           <w:tcPr>
             <w:tcW w:type="dxa" w:w="680"/>
+            <w:shd w:fill="FFB3B3" w:val="clear"/>
+          </w:tcPr>
+          <w:p>
+            <w:r>
+              <w:rPr>
+                <w:b w:val="0"/>
+                <w:sz w:val="16"/>
+              </w:rPr>
+              <w:t>44.0</w:t>
+            </w:r>
+          </w:p>
+        </w:tc>
+        <w:tc>
+          <w:tcPr>
+            <w:tcW w:type="dxa" w:w="850"/>
+            <w:shd w:fill="FFB3B3" w:val="clear"/>
+          </w:tcPr>
+          <w:p/>
+        </w:tc>
+        <w:tc>
+          <w:tcPr>
+            <w:tcW w:type="dxa" w:w="1984"/>
+            <w:shd w:fill="FFB3B3" w:val="clear"/>
+          </w:tcPr>
+          <w:p/>
+        </w:tc>
+        <w:tc>
+          <w:tcPr>
+            <w:tcW w:type="dxa" w:w="454"/>
+            <w:shd w:fill="FFB3B3" w:val="clear"/>
+          </w:tcPr>
+          <w:p/>
+        </w:tc>
+        <w:tc>
+          <w:tcPr>
+            <w:tcW w:type="dxa" w:w="680"/>
+            <w:shd w:fill="FFB3B3" w:val="clear"/>
+          </w:tcPr>
+          <w:p/>
+        </w:tc>
+        <w:tc>
+          <w:tcPr>
+            <w:tcW w:type="dxa" w:w="3572"/>
+            <w:shd w:fill="FFB3B3" w:val="clear"/>
           </w:tcPr>
           <w:p>
             <w:r>
@@ -4245,13 +4294,165 @@
                 <w:color w:val="CC0000"/>
                 <w:sz w:val="16"/>
               </w:rPr>
-              <w:t>35.0</w:t>
+              <w:t>Articol lipsă din ofertă</w:t>
+            </w:r>
+          </w:p>
+        </w:tc>
+      </w:tr>
+      <w:tr>
+        <w:tc>
+          <w:tcPr>
+            <w:tcW w:type="dxa" w:w="397"/>
+          </w:tcPr>
+          <w:p/>
+        </w:tc>
+        <w:tc>
+          <w:tcPr>
+            <w:tcW w:type="dxa" w:w="1701"/>
+            <w:shd w:fill="D9D9D9" w:val="clear"/>
+          </w:tcPr>
+          <w:p>
+            <w:r>
+              <w:rPr>
+                <w:b/>
+                <w:color w:val="000000"/>
+                <w:sz w:val="18"/>
+              </w:rPr>
+              <w:t>SUMAR</w:t>
             </w:r>
           </w:p>
         </w:tc>
         <w:tc>
           <w:tcPr>
             <w:tcW w:type="dxa" w:w="850"/>
+            <w:shd w:fill="D9D9D9" w:val="clear"/>
+          </w:tcPr>
+          <w:p>
+            <w:r>
+              <w:rPr>
+                <w:b/>
+                <w:color w:val="000000"/>
+                <w:sz w:val="18"/>
+              </w:rPr>
+              <w:t>Neconformitati: 2 din 86 articole ref.</w:t>
+            </w:r>
+          </w:p>
+        </w:tc>
+        <w:tc>
+          <w:tcPr>
+            <w:tcW w:type="dxa" w:w="1984"/>
+            <w:shd w:fill="D9D9D9" w:val="clear"/>
+          </w:tcPr>
+          <w:p>
+            <w:r/>
+          </w:p>
+        </w:tc>
+        <w:tc>
+          <w:tcPr>
+            <w:tcW w:type="dxa" w:w="454"/>
+            <w:shd w:fill="D9D9D9" w:val="clear"/>
+          </w:tcPr>
+          <w:p>
+            <w:r/>
+          </w:p>
+        </w:tc>
+        <w:tc>
+          <w:tcPr>
+            <w:tcW w:type="dxa" w:w="680"/>
+            <w:shd w:fill="D9D9D9" w:val="clear"/>
+          </w:tcPr>
+          <w:p>
+            <w:r/>
+          </w:p>
+        </w:tc>
+        <w:tc>
+          <w:tcPr>
+            <w:tcW w:type="dxa" w:w="850"/>
+            <w:shd w:fill="D9D9D9" w:val="clear"/>
+          </w:tcPr>
+          <w:p>
+            <w:pPr>
+              <w:jc w:val="center"/>
+            </w:pPr>
+            <w:r>
+              <w:rPr>
+                <w:b/>
+                <w:color w:val="000000"/>
+                <w:sz w:val="18"/>
+              </w:rPr>
+              <w:t>86</w:t>
+            </w:r>
+          </w:p>
+        </w:tc>
+        <w:tc>
+          <w:tcPr>
+            <w:tcW w:type="dxa" w:w="1984"/>
+            <w:shd w:fill="D9D9D9" w:val="clear"/>
+          </w:tcPr>
+          <w:p>
+            <w:r/>
+          </w:p>
+        </w:tc>
+        <w:tc>
+          <w:tcPr>
+            <w:tcW w:type="dxa" w:w="454"/>
+            <w:shd w:fill="D9D9D9" w:val="clear"/>
+          </w:tcPr>
+          <w:p>
+            <w:r/>
+          </w:p>
+        </w:tc>
+        <w:tc>
+          <w:tcPr>
+            <w:tcW w:type="dxa" w:w="680"/>
+            <w:shd w:fill="D9D9D9" w:val="clear"/>
+          </w:tcPr>
+          <w:p>
+            <w:pPr>
+              <w:jc w:val="center"/>
+            </w:pPr>
+            <w:r>
+              <w:rPr>
+                <w:b/>
+                <w:color w:val="000000"/>
+                <w:sz w:val="18"/>
+              </w:rPr>
+              <w:t>80</w:t>
+            </w:r>
+          </w:p>
+        </w:tc>
+        <w:tc>
+          <w:tcPr>
+            <w:tcW w:type="dxa" w:w="3572"/>
+            <w:shd w:fill="D9D9D9" w:val="clear"/>
+          </w:tcPr>
+          <w:p>
+            <w:r/>
+          </w:p>
+        </w:tc>
+      </w:tr>
+      <w:tr>
+        <w:tc>
+          <w:tcPr>
+            <w:tcW w:type="dxa" w:w="3572"/>
+            <w:gridSpan w:val="11"/>
+            <w:shd w:fill="D9D9D9" w:val="clear"/>
+          </w:tcPr>
+          <w:p>
+            <w:r>
+              <w:rPr>
+                <w:b/>
+                <w:sz w:val="18"/>
+              </w:rPr>
+              <w:t>Capitol de lucrări 4.1-14 — Inst sanit hidranti int tip II  │  LIPSA: 2  │  EXTRA: 2  │  Delta: 0 ✓</w:t>
+            </w:r>
+          </w:p>
+        </w:tc>
+      </w:tr>
+      <w:tr>
+        <w:tc>
+          <w:tcPr>
+            <w:tcW w:type="dxa" w:w="397"/>
           </w:tcPr>
           <w:p>
             <w:r>
@@ -4259,13 +4460,13 @@
                 <w:b w:val="0"/>
                 <w:sz w:val="16"/>
               </w:rPr>
-              <w:t>SB09E</w:t>
-            </w:r>
-          </w:p>
-        </w:tc>
-        <w:tc>
-          <w:tcPr>
-            <w:tcW w:type="dxa" w:w="1984"/>
+              <w:t>28</w:t>
+            </w:r>
+          </w:p>
+        </w:tc>
+        <w:tc>
+          <w:tcPr>
+            <w:tcW w:type="dxa" w:w="1701"/>
           </w:tcPr>
           <w:p>
             <w:r>
@@ -4273,13 +4474,13 @@
                 <w:b w:val="0"/>
                 <w:sz w:val="16"/>
               </w:rPr>
-              <w:t>cot polipropilena ignifuga 110mm la 45</w:t>
-            </w:r>
-          </w:p>
-        </w:tc>
-        <w:tc>
-          <w:tcPr>
-            <w:tcW w:type="dxa" w:w="454"/>
+              <w:t>4.1-14 - Inst sanit hidranti int tip II</w:t>
+            </w:r>
+          </w:p>
+        </w:tc>
+        <w:tc>
+          <w:tcPr>
+            <w:tcW w:type="dxa" w:w="850"/>
           </w:tcPr>
           <w:p>
             <w:r>
@@ -4287,13 +4488,27 @@
                 <w:b w:val="0"/>
                 <w:sz w:val="16"/>
               </w:rPr>
-              <w:t>buc</w:t>
-            </w:r>
-          </w:p>
-        </w:tc>
-        <w:tc>
-          <w:tcPr>
-            <w:tcW w:type="dxa" w:w="680"/>
+              <w:t>S474</w:t>
+            </w:r>
+          </w:p>
+        </w:tc>
+        <w:tc>
+          <w:tcPr>
+            <w:tcW w:type="dxa" w:w="1984"/>
+          </w:tcPr>
+          <w:p>
+            <w:r>
+              <w:rPr>
+                <w:b w:val="0"/>
+                <w:sz w:val="16"/>
+              </w:rPr>
+              <w:t>dn 40 11/2 zn l: sl02d -0112:4120200</w:t>
+            </w:r>
+          </w:p>
+        </w:tc>
+        <w:tc>
+          <w:tcPr>
+            <w:tcW w:type="dxa" w:w="454"/>
           </w:tcPr>
           <w:p>
             <w:r>
@@ -4302,13 +4517,55 @@
                 <w:color w:val="CC0000"/>
                 <w:sz w:val="16"/>
               </w:rPr>
-              <w:t>44.0</w:t>
-            </w:r>
-          </w:p>
-        </w:tc>
-        <w:tc>
-          <w:tcPr>
-            <w:tcW w:type="dxa" w:w="3572"/>
+              <w:t>-mufafontamaleabilam2</w:t>
+            </w:r>
+          </w:p>
+        </w:tc>
+        <w:tc>
+          <w:tcPr>
+            <w:tcW w:type="dxa" w:w="680"/>
+          </w:tcPr>
+          <w:p>
+            <w:r>
+              <w:rPr>
+                <w:b w:val="0"/>
+                <w:sz w:val="16"/>
+              </w:rPr>
+              <w:t>0.0</w:t>
+            </w:r>
+          </w:p>
+        </w:tc>
+        <w:tc>
+          <w:tcPr>
+            <w:tcW w:type="dxa" w:w="850"/>
+          </w:tcPr>
+          <w:p>
+            <w:r>
+              <w:rPr>
+                <w:b w:val="0"/>
+                <w:sz w:val="16"/>
+              </w:rPr>
+              <w:t>S474</w:t>
+            </w:r>
+          </w:p>
+        </w:tc>
+        <w:tc>
+          <w:tcPr>
+            <w:tcW w:type="dxa" w:w="1984"/>
+          </w:tcPr>
+          <w:p>
+            <w:r>
+              <w:rPr>
+                <w:b w:val="0"/>
+                <w:sz w:val="16"/>
+              </w:rPr>
+              <w:t>40 11/2 zn</w:t>
+            </w:r>
+          </w:p>
+        </w:tc>
+        <w:tc>
+          <w:tcPr>
+            <w:tcW w:type="dxa" w:w="454"/>
           </w:tcPr>
           <w:p>
             <w:r>
@@ -4317,16 +4574,13 @@
                 <w:color w:val="CC0000"/>
                 <w:sz w:val="16"/>
               </w:rPr>
-              <w:t>Cantitate diferită: referință 35.0 buc, ofertat 44.0 buc</w:t>
-            </w:r>
-          </w:p>
-        </w:tc>
-      </w:tr>
-      <w:tr>
-        <w:tc>
-          <w:tcPr>
-            <w:tcW w:type="dxa" w:w="397"/>
-            <w:shd w:fill="FFB3B3" w:val="clear"/>
+              <w:t>buc</w:t>
+            </w:r>
+          </w:p>
+        </w:tc>
+        <w:tc>
+          <w:tcPr>
+            <w:tcW w:type="dxa" w:w="680"/>
           </w:tcPr>
           <w:p>
             <w:r>
@@ -4334,117 +4588,13 @@
                 <w:b w:val="0"/>
                 <w:sz w:val="16"/>
               </w:rPr>
-              <w:t>27</w:t>
-            </w:r>
-          </w:p>
-        </w:tc>
-        <w:tc>
-          <w:tcPr>
-            <w:tcW w:type="dxa" w:w="1701"/>
-            <w:shd w:fill="FFB3B3" w:val="clear"/>
-          </w:tcPr>
-          <w:p>
-            <w:r>
-              <w:rPr>
-                <w:b w:val="0"/>
-                <w:sz w:val="16"/>
-              </w:rPr>
-              <w:t>4.1-13 - Instalatii sanitare tip II</w:t>
-            </w:r>
-          </w:p>
-        </w:tc>
-        <w:tc>
-          <w:tcPr>
-            <w:tcW w:type="dxa" w:w="850"/>
-            <w:shd w:fill="FFB3B3" w:val="clear"/>
-          </w:tcPr>
-          <w:p>
-            <w:r>
-              <w:rPr>
-                <w:b w:val="0"/>
-                <w:sz w:val="16"/>
-              </w:rPr>
-              <w:t>SB09E</w:t>
-            </w:r>
-          </w:p>
-        </w:tc>
-        <w:tc>
-          <w:tcPr>
-            <w:tcW w:type="dxa" w:w="1984"/>
-            <w:shd w:fill="FFB3B3" w:val="clear"/>
-          </w:tcPr>
-          <w:p>
-            <w:r>
-              <w:rPr>
-                <w:b w:val="0"/>
-                <w:sz w:val="16"/>
-              </w:rPr>
-              <w:t>cot polipropilena ignifuga 0110mm la 45</w:t>
-            </w:r>
-          </w:p>
-        </w:tc>
-        <w:tc>
-          <w:tcPr>
-            <w:tcW w:type="dxa" w:w="454"/>
-            <w:shd w:fill="FFB3B3" w:val="clear"/>
-          </w:tcPr>
-          <w:p>
-            <w:r>
-              <w:rPr>
-                <w:b w:val="0"/>
-                <w:sz w:val="16"/>
-              </w:rPr>
-              <w:t>buc</w:t>
-            </w:r>
-          </w:p>
-        </w:tc>
-        <w:tc>
-          <w:tcPr>
-            <w:tcW w:type="dxa" w:w="680"/>
-            <w:shd w:fill="FFB3B3" w:val="clear"/>
-          </w:tcPr>
-          <w:p>
-            <w:r>
-              <w:rPr>
-                <w:b w:val="0"/>
-                <w:sz w:val="16"/>
-              </w:rPr>
-              <w:t>44.0</w:t>
-            </w:r>
-          </w:p>
-        </w:tc>
-        <w:tc>
-          <w:tcPr>
-            <w:tcW w:type="dxa" w:w="850"/>
-            <w:shd w:fill="FFB3B3" w:val="clear"/>
-          </w:tcPr>
-          <w:p/>
-        </w:tc>
-        <w:tc>
-          <w:tcPr>
-            <w:tcW w:type="dxa" w:w="1984"/>
-            <w:shd w:fill="FFB3B3" w:val="clear"/>
-          </w:tcPr>
-          <w:p/>
-        </w:tc>
-        <w:tc>
-          <w:tcPr>
-            <w:tcW w:type="dxa" w:w="454"/>
-            <w:shd w:fill="FFB3B3" w:val="clear"/>
-          </w:tcPr>
-          <w:p/>
-        </w:tc>
-        <w:tc>
-          <w:tcPr>
-            <w:tcW w:type="dxa" w:w="680"/>
-            <w:shd w:fill="FFB3B3" w:val="clear"/>
-          </w:tcPr>
-          <w:p/>
+              <w:t>7.77</w:t>
+            </w:r>
+          </w:p>
         </w:tc>
         <w:tc>
           <w:tcPr>
             <w:tcW w:type="dxa" w:w="3572"/>
-            <w:shd w:fill="FFB3B3" w:val="clear"/>
           </w:tcPr>
           <w:p>
             <w:r>
@@ -4453,7 +4603,626 @@
                 <w:color w:val="CC0000"/>
                 <w:sz w:val="16"/>
               </w:rPr>
+              <w:t>Unitate de măsură diferită: referință -mufafontamaleabilam2, ofertat buc</w:t>
+            </w:r>
+          </w:p>
+        </w:tc>
+      </w:tr>
+      <w:tr>
+        <w:tc>
+          <w:tcPr>
+            <w:tcW w:type="dxa" w:w="397"/>
+            <w:shd w:fill="FFB3B3" w:val="clear"/>
+          </w:tcPr>
+          <w:p>
+            <w:r>
+              <w:rPr>
+                <w:b w:val="0"/>
+                <w:sz w:val="16"/>
+              </w:rPr>
+              <w:t>29</w:t>
+            </w:r>
+          </w:p>
+        </w:tc>
+        <w:tc>
+          <w:tcPr>
+            <w:tcW w:type="dxa" w:w="1701"/>
+            <w:shd w:fill="FFB3B3" w:val="clear"/>
+          </w:tcPr>
+          <w:p>
+            <w:r>
+              <w:rPr>
+                <w:b w:val="0"/>
+                <w:sz w:val="16"/>
+              </w:rPr>
+              <w:t>4.1-14 - Inst sanit hidranti int tip II</w:t>
+            </w:r>
+          </w:p>
+        </w:tc>
+        <w:tc>
+          <w:tcPr>
+            <w:tcW w:type="dxa" w:w="850"/>
+            <w:shd w:fill="FFB3B3" w:val="clear"/>
+          </w:tcPr>
+          <w:p>
+            <w:r>
+              <w:rPr>
+                <w:b w:val="0"/>
+                <w:sz w:val="16"/>
+              </w:rPr>
+              <w:t>02012A1</w:t>
+            </w:r>
+          </w:p>
+        </w:tc>
+        <w:tc>
+          <w:tcPr>
+            <w:tcW w:type="dxa" w:w="1984"/>
+            <w:shd w:fill="FFB3B3" w:val="clear"/>
+          </w:tcPr>
+          <w:p>
+            <w:r>
+              <w:rPr>
+                <w:b w:val="0"/>
+                <w:sz w:val="16"/>
+              </w:rPr>
+              <w:t>cot pehd75/90 gr</w:t>
+            </w:r>
+          </w:p>
+        </w:tc>
+        <w:tc>
+          <w:tcPr>
+            <w:tcW w:type="dxa" w:w="454"/>
+            <w:shd w:fill="FFB3B3" w:val="clear"/>
+          </w:tcPr>
+          <w:p>
+            <w:r>
+              <w:rPr>
+                <w:b w:val="0"/>
+                <w:sz w:val="16"/>
+              </w:rPr>
+              <w:t>buc</w:t>
+            </w:r>
+          </w:p>
+        </w:tc>
+        <w:tc>
+          <w:tcPr>
+            <w:tcW w:type="dxa" w:w="680"/>
+            <w:shd w:fill="FFB3B3" w:val="clear"/>
+          </w:tcPr>
+          <w:p>
+            <w:r>
+              <w:rPr>
+                <w:b w:val="0"/>
+                <w:sz w:val="16"/>
+              </w:rPr>
+              <w:t>1.0</w:t>
+            </w:r>
+          </w:p>
+        </w:tc>
+        <w:tc>
+          <w:tcPr>
+            <w:tcW w:type="dxa" w:w="850"/>
+            <w:shd w:fill="FFB3B3" w:val="clear"/>
+          </w:tcPr>
+          <w:p/>
+        </w:tc>
+        <w:tc>
+          <w:tcPr>
+            <w:tcW w:type="dxa" w:w="1984"/>
+            <w:shd w:fill="FFB3B3" w:val="clear"/>
+          </w:tcPr>
+          <w:p/>
+        </w:tc>
+        <w:tc>
+          <w:tcPr>
+            <w:tcW w:type="dxa" w:w="454"/>
+            <w:shd w:fill="FFB3B3" w:val="clear"/>
+          </w:tcPr>
+          <w:p/>
+        </w:tc>
+        <w:tc>
+          <w:tcPr>
+            <w:tcW w:type="dxa" w:w="680"/>
+            <w:shd w:fill="FFB3B3" w:val="clear"/>
+          </w:tcPr>
+          <w:p/>
+        </w:tc>
+        <w:tc>
+          <w:tcPr>
+            <w:tcW w:type="dxa" w:w="3572"/>
+            <w:shd w:fill="FFB3B3" w:val="clear"/>
+          </w:tcPr>
+          <w:p>
+            <w:r>
+              <w:rPr>
+                <w:b w:val="0"/>
+                <w:color w:val="CC0000"/>
+                <w:sz w:val="16"/>
+              </w:rPr>
               <w:t>Articol lipsă din ofertă</w:t>
+            </w:r>
+          </w:p>
+        </w:tc>
+      </w:tr>
+      <w:tr>
+        <w:tc>
+          <w:tcPr>
+            <w:tcW w:type="dxa" w:w="397"/>
+            <w:shd w:fill="FFB3B3" w:val="clear"/>
+          </w:tcPr>
+          <w:p>
+            <w:r>
+              <w:rPr>
+                <w:b w:val="0"/>
+                <w:sz w:val="16"/>
+              </w:rPr>
+              <w:t>30</w:t>
+            </w:r>
+          </w:p>
+        </w:tc>
+        <w:tc>
+          <w:tcPr>
+            <w:tcW w:type="dxa" w:w="1701"/>
+            <w:shd w:fill="FFB3B3" w:val="clear"/>
+          </w:tcPr>
+          <w:p>
+            <w:r>
+              <w:rPr>
+                <w:b w:val="0"/>
+                <w:sz w:val="16"/>
+              </w:rPr>
+              <w:t>4.1-14 - Inst sanit hidranti int tip II</w:t>
+            </w:r>
+          </w:p>
+        </w:tc>
+        <w:tc>
+          <w:tcPr>
+            <w:tcW w:type="dxa" w:w="850"/>
+            <w:shd w:fill="FFB3B3" w:val="clear"/>
+          </w:tcPr>
+          <w:p>
+            <w:r>
+              <w:rPr>
+                <w:b w:val="0"/>
+                <w:sz w:val="16"/>
+              </w:rPr>
+              <w:t>IC41C</w:t>
+            </w:r>
+          </w:p>
+        </w:tc>
+        <w:tc>
+          <w:tcPr>
+            <w:tcW w:type="dxa" w:w="1984"/>
+            <w:shd w:fill="FFB3B3" w:val="clear"/>
+          </w:tcPr>
+          <w:p>
+            <w:r>
+              <w:rPr>
+                <w:b w:val="0"/>
+                <w:sz w:val="16"/>
+              </w:rPr>
+              <w:t>bratara 2 1/2' 65 mm l:il21 -0009: 4204111 -bra...</w:t>
+            </w:r>
+          </w:p>
+        </w:tc>
+        <w:tc>
+          <w:tcPr>
+            <w:tcW w:type="dxa" w:w="454"/>
+            <w:shd w:fill="FFB3B3" w:val="clear"/>
+          </w:tcPr>
+          <w:p>
+            <w:r>
+              <w:rPr>
+                <w:b w:val="0"/>
+                <w:sz w:val="16"/>
+              </w:rPr>
+              <w:t>buc</w:t>
+            </w:r>
+          </w:p>
+        </w:tc>
+        <w:tc>
+          <w:tcPr>
+            <w:tcW w:type="dxa" w:w="680"/>
+            <w:shd w:fill="FFB3B3" w:val="clear"/>
+          </w:tcPr>
+          <w:p>
+            <w:r>
+              <w:rPr>
+                <w:b w:val="0"/>
+                <w:sz w:val="16"/>
+              </w:rPr>
+              <w:t>28.0</w:t>
+            </w:r>
+          </w:p>
+        </w:tc>
+        <w:tc>
+          <w:tcPr>
+            <w:tcW w:type="dxa" w:w="850"/>
+            <w:shd w:fill="FFB3B3" w:val="clear"/>
+          </w:tcPr>
+          <w:p/>
+        </w:tc>
+        <w:tc>
+          <w:tcPr>
+            <w:tcW w:type="dxa" w:w="1984"/>
+            <w:shd w:fill="FFB3B3" w:val="clear"/>
+          </w:tcPr>
+          <w:p/>
+        </w:tc>
+        <w:tc>
+          <w:tcPr>
+            <w:tcW w:type="dxa" w:w="454"/>
+            <w:shd w:fill="FFB3B3" w:val="clear"/>
+          </w:tcPr>
+          <w:p/>
+        </w:tc>
+        <w:tc>
+          <w:tcPr>
+            <w:tcW w:type="dxa" w:w="680"/>
+            <w:shd w:fill="FFB3B3" w:val="clear"/>
+          </w:tcPr>
+          <w:p/>
+        </w:tc>
+        <w:tc>
+          <w:tcPr>
+            <w:tcW w:type="dxa" w:w="3572"/>
+            <w:shd w:fill="FFB3B3" w:val="clear"/>
+          </w:tcPr>
+          <w:p>
+            <w:r>
+              <w:rPr>
+                <w:b w:val="0"/>
+                <w:color w:val="CC0000"/>
+                <w:sz w:val="16"/>
+              </w:rPr>
+              <w:t>Articol lipsă din ofertă</w:t>
+            </w:r>
+          </w:p>
+        </w:tc>
+      </w:tr>
+      <w:tr>
+        <w:tc>
+          <w:tcPr>
+            <w:tcW w:type="dxa" w:w="3572"/>
+            <w:gridSpan w:val="11"/>
+            <w:shd w:fill="FFFF99" w:val="clear"/>
+          </w:tcPr>
+          <w:p>
+            <w:r>
+              <w:rPr>
+                <w:b w:val="0"/>
+                <w:i/>
+                <w:sz w:val="16"/>
+              </w:rPr>
+              <w:t>▸ Articole extra în ofertă — verificare manuală recomandată</w:t>
+            </w:r>
+          </w:p>
+        </w:tc>
+      </w:tr>
+      <w:tr>
+        <w:tc>
+          <w:tcPr>
+            <w:tcW w:type="dxa" w:w="397"/>
+            <w:shd w:fill="FFFF99" w:val="clear"/>
+          </w:tcPr>
+          <w:p>
+            <w:r>
+              <w:rPr>
+                <w:b w:val="0"/>
+                <w:sz w:val="16"/>
+              </w:rPr>
+              <w:t>31</w:t>
+            </w:r>
+          </w:p>
+        </w:tc>
+        <w:tc>
+          <w:tcPr>
+            <w:tcW w:type="dxa" w:w="1701"/>
+            <w:shd w:fill="FFFF99" w:val="clear"/>
+          </w:tcPr>
+          <w:p>
+            <w:r>
+              <w:rPr>
+                <w:b w:val="0"/>
+                <w:sz w:val="16"/>
+              </w:rPr>
+              <w:t>4.1-14 - Inst sanit hidranti int tip II</w:t>
+            </w:r>
+          </w:p>
+        </w:tc>
+        <w:tc>
+          <w:tcPr>
+            <w:tcW w:type="dxa" w:w="850"/>
+            <w:shd w:fill="FFFF99" w:val="clear"/>
+          </w:tcPr>
+          <w:p>
+            <w:r>
+              <w:rPr>
+                <w:b w:val="0"/>
+                <w:sz w:val="16"/>
+              </w:rPr>
+            </w:r>
+          </w:p>
+        </w:tc>
+        <w:tc>
+          <w:tcPr>
+            <w:tcW w:type="dxa" w:w="1984"/>
+            <w:shd w:fill="FFFF99" w:val="clear"/>
+          </w:tcPr>
+          <w:p>
+            <w:r>
+              <w:rPr>
+                <w:b w:val="0"/>
+                <w:sz w:val="16"/>
+              </w:rPr>
+            </w:r>
+          </w:p>
+        </w:tc>
+        <w:tc>
+          <w:tcPr>
+            <w:tcW w:type="dxa" w:w="454"/>
+            <w:shd w:fill="FFFF99" w:val="clear"/>
+          </w:tcPr>
+          <w:p>
+            <w:r>
+              <w:rPr>
+                <w:b w:val="0"/>
+                <w:sz w:val="16"/>
+              </w:rPr>
+            </w:r>
+          </w:p>
+        </w:tc>
+        <w:tc>
+          <w:tcPr>
+            <w:tcW w:type="dxa" w:w="680"/>
+            <w:shd w:fill="FFFF99" w:val="clear"/>
+          </w:tcPr>
+          <w:p>
+            <w:r>
+              <w:rPr>
+                <w:b w:val="0"/>
+                <w:sz w:val="16"/>
+              </w:rPr>
+            </w:r>
+          </w:p>
+        </w:tc>
+        <w:tc>
+          <w:tcPr>
+            <w:tcW w:type="dxa" w:w="850"/>
+            <w:shd w:fill="FFFF99" w:val="clear"/>
+          </w:tcPr>
+          <w:p>
+            <w:r>
+              <w:rPr>
+                <w:b w:val="0"/>
+                <w:sz w:val="16"/>
+              </w:rPr>
+              <w:t>S475</w:t>
+            </w:r>
+          </w:p>
+        </w:tc>
+        <w:tc>
+          <w:tcPr>
+            <w:tcW w:type="dxa" w:w="1984"/>
+            <w:shd w:fill="FFFF99" w:val="clear"/>
+          </w:tcPr>
+          <w:p>
+            <w:r>
+              <w:rPr>
+                <w:b w:val="0"/>
+                <w:sz w:val="16"/>
+              </w:rPr>
+              <w:t>40 11/2 zn</w:t>
+            </w:r>
+          </w:p>
+        </w:tc>
+        <w:tc>
+          <w:tcPr>
+            <w:tcW w:type="dxa" w:w="454"/>
+            <w:shd w:fill="FFFF99" w:val="clear"/>
+          </w:tcPr>
+          <w:p>
+            <w:r>
+              <w:rPr>
+                <w:b w:val="0"/>
+                <w:sz w:val="16"/>
+              </w:rPr>
+              <w:t>buc</w:t>
+            </w:r>
+          </w:p>
+        </w:tc>
+        <w:tc>
+          <w:tcPr>
+            <w:tcW w:type="dxa" w:w="680"/>
+            <w:shd w:fill="FFFF99" w:val="clear"/>
+          </w:tcPr>
+          <w:p>
+            <w:r>
+              <w:rPr>
+                <w:b w:val="0"/>
+                <w:sz w:val="16"/>
+              </w:rPr>
+              <w:t>1.55</w:t>
+            </w:r>
+          </w:p>
+        </w:tc>
+        <w:tc>
+          <w:tcPr>
+            <w:tcW w:type="dxa" w:w="3572"/>
+            <w:shd w:fill="FFFF99" w:val="clear"/>
+          </w:tcPr>
+          <w:p>
+            <w:r>
+              <w:rPr>
+                <w:b w:val="0"/>
+                <w:color w:val="CC0000"/>
+                <w:sz w:val="16"/>
+              </w:rPr>
+              <w:t>Articol suplimentar în ofertă (nu există în referință)</w:t>
+            </w:r>
+          </w:p>
+        </w:tc>
+      </w:tr>
+      <w:tr>
+        <w:tc>
+          <w:tcPr>
+            <w:tcW w:type="dxa" w:w="397"/>
+            <w:shd w:fill="FFFF99" w:val="clear"/>
+          </w:tcPr>
+          <w:p>
+            <w:r>
+              <w:rPr>
+                <w:b w:val="0"/>
+                <w:sz w:val="16"/>
+              </w:rPr>
+              <w:t>32</w:t>
+            </w:r>
+          </w:p>
+        </w:tc>
+        <w:tc>
+          <w:tcPr>
+            <w:tcW w:type="dxa" w:w="1701"/>
+            <w:shd w:fill="FFFF99" w:val="clear"/>
+          </w:tcPr>
+          <w:p>
+            <w:r>
+              <w:rPr>
+                <w:b w:val="0"/>
+                <w:sz w:val="16"/>
+              </w:rPr>
+              <w:t>4.1-14 - Inst sanit hidranti int tip II</w:t>
+            </w:r>
+          </w:p>
+        </w:tc>
+        <w:tc>
+          <w:tcPr>
+            <w:tcW w:type="dxa" w:w="850"/>
+            <w:shd w:fill="FFFF99" w:val="clear"/>
+          </w:tcPr>
+          <w:p>
+            <w:r>
+              <w:rPr>
+                <w:b w:val="0"/>
+                <w:sz w:val="16"/>
+              </w:rPr>
+            </w:r>
+          </w:p>
+        </w:tc>
+        <w:tc>
+          <w:tcPr>
+            <w:tcW w:type="dxa" w:w="1984"/>
+            <w:shd w:fill="FFFF99" w:val="clear"/>
+          </w:tcPr>
+          <w:p>
+            <w:r>
+              <w:rPr>
+                <w:b w:val="0"/>
+                <w:sz w:val="16"/>
+              </w:rPr>
+            </w:r>
+          </w:p>
+        </w:tc>
+        <w:tc>
+          <w:tcPr>
+            <w:tcW w:type="dxa" w:w="454"/>
+            <w:shd w:fill="FFFF99" w:val="clear"/>
+          </w:tcPr>
+          <w:p>
+            <w:r>
+              <w:rPr>
+                <w:b w:val="0"/>
+                <w:sz w:val="16"/>
+              </w:rPr>
+            </w:r>
+          </w:p>
+        </w:tc>
+        <w:tc>
+          <w:tcPr>
+            <w:tcW w:type="dxa" w:w="680"/>
+            <w:shd w:fill="FFFF99" w:val="clear"/>
+          </w:tcPr>
+          <w:p>
+            <w:r>
+              <w:rPr>
+                <w:b w:val="0"/>
+                <w:sz w:val="16"/>
+              </w:rPr>
+            </w:r>
+          </w:p>
+        </w:tc>
+        <w:tc>
+          <w:tcPr>
+            <w:tcW w:type="dxa" w:w="850"/>
+            <w:shd w:fill="FFFF99" w:val="clear"/>
+          </w:tcPr>
+          <w:p>
+            <w:r>
+              <w:rPr>
+                <w:b w:val="0"/>
+                <w:sz w:val="16"/>
+              </w:rPr>
+              <w:t>S474</w:t>
+            </w:r>
+          </w:p>
+        </w:tc>
+        <w:tc>
+          <w:tcPr>
+            <w:tcW w:type="dxa" w:w="1984"/>
+            <w:shd w:fill="FFFF99" w:val="clear"/>
+          </w:tcPr>
+          <w:p>
+            <w:r>
+              <w:rPr>
+                <w:b w:val="0"/>
+                <w:sz w:val="16"/>
+              </w:rPr>
+              <w:t>50 2 zn</w:t>
+            </w:r>
+          </w:p>
+        </w:tc>
+        <w:tc>
+          <w:tcPr>
+            <w:tcW w:type="dxa" w:w="454"/>
+            <w:shd w:fill="FFFF99" w:val="clear"/>
+          </w:tcPr>
+          <w:p>
+            <w:r>
+              <w:rPr>
+                <w:b w:val="0"/>
+                <w:sz w:val="16"/>
+              </w:rPr>
+              <w:t>buc</w:t>
+            </w:r>
+          </w:p>
+        </w:tc>
+        <w:tc>
+          <w:tcPr>
+            <w:tcW w:type="dxa" w:w="680"/>
+            <w:shd w:fill="FFFF99" w:val="clear"/>
+          </w:tcPr>
+          <w:p>
+            <w:r>
+              <w:rPr>
+                <w:b w:val="0"/>
+                <w:sz w:val="16"/>
+              </w:rPr>
+              <w:t>8.42</w:t>
+            </w:r>
+          </w:p>
+        </w:tc>
+        <w:tc>
+          <w:tcPr>
+            <w:tcW w:type="dxa" w:w="3572"/>
+            <w:shd w:fill="FFFF99" w:val="clear"/>
+          </w:tcPr>
+          <w:p>
+            <w:r>
+              <w:rPr>
+                <w:b w:val="0"/>
+                <w:color w:val="CC0000"/>
+                <w:sz w:val="16"/>
+              </w:rPr>
+              <w:t>Articol suplimentar în ofertă (nu există în referință)</w:t>
             </w:r>
           </w:p>
         </w:tc>
@@ -4493,7 +5262,7 @@
                 <w:color w:val="000000"/>
                 <w:sz w:val="18"/>
               </w:rPr>
-              <w:t>Neconformitati: 3 din 86 articole ref.</w:t>
+              <w:t>Neconformitati: 3 din 33 articole ref.</w:t>
             </w:r>
           </w:p>
         </w:tc>
@@ -4539,7 +5308,7 @@
                 <w:color w:val="000000"/>
                 <w:sz w:val="18"/>
               </w:rPr>
-              <w:t>86</w:t>
+              <w:t>33</w:t>
             </w:r>
           </w:p>
         </w:tc>
@@ -4576,7 +5345,7 @@
                 <w:color w:val="000000"/>
                 <w:sz w:val="18"/>
               </w:rPr>
-              <w:t>80</w:t>
+              <w:t>31</w:t>
             </w:r>
           </w:p>
         </w:tc>
@@ -4603,7 +5372,7 @@
                 <w:b/>
                 <w:sz w:val="18"/>
               </w:rPr>
-              <w:t>Capitol de lucrări 4.1-14 — Inst sanit hidranti int tip II  │  LIPSA: 1  │  EXTRA: 2  │  Delta: +1</w:t>
+              <w:t>Capitol de lucrări 4.3-05 — Instalatii camin apometru  │  LIPSA: 1  │  EXTRA: 0  │  Delta: -1</w:t>
             </w:r>
           </w:p>
         </w:tc>
@@ -4612,6 +5381,7 @@
         <w:tc>
           <w:tcPr>
             <w:tcW w:type="dxa" w:w="397"/>
+            <w:shd w:fill="FFB3B3" w:val="clear"/>
           </w:tcPr>
           <w:p>
             <w:r>
@@ -4619,13 +5389,14 @@
                 <w:b w:val="0"/>
                 <w:sz w:val="16"/>
               </w:rPr>
-              <w:t>29</w:t>
+              <w:t>34</w:t>
             </w:r>
           </w:p>
         </w:tc>
         <w:tc>
           <w:tcPr>
             <w:tcW w:type="dxa" w:w="1701"/>
+            <w:shd w:fill="FFB3B3" w:val="clear"/>
           </w:tcPr>
           <w:p>
             <w:r>
@@ -4633,13 +5404,14 @@
                 <w:b w:val="0"/>
                 <w:sz w:val="16"/>
               </w:rPr>
-              <w:t>4.1-14 - Inst sanit hidranti int tip II</w:t>
+              <w:t>4.3-05 - Instalatii camin apometru</w:t>
             </w:r>
           </w:p>
         </w:tc>
         <w:tc>
           <w:tcPr>
             <w:tcW w:type="dxa" w:w="850"/>
+            <w:shd w:fill="FFB3B3" w:val="clear"/>
           </w:tcPr>
           <w:p>
             <w:r>
@@ -4647,13 +5419,14 @@
                 <w:b w:val="0"/>
                 <w:sz w:val="16"/>
               </w:rPr>
-              <w:t>S474</w:t>
+              <w:t>TRB05A24</w:t>
             </w:r>
           </w:p>
         </w:tc>
         <w:tc>
           <w:tcPr>
             <w:tcW w:type="dxa" w:w="1984"/>
+            <w:shd w:fill="FFB3B3" w:val="clear"/>
           </w:tcPr>
           <w:p>
             <w:r>
@@ -4661,13 +5434,72 @@
                 <w:b w:val="0"/>
                 <w:sz w:val="16"/>
               </w:rPr>
-              <w:t>dn 40 11/2 zn l: sl02d -0112:4120200</w:t>
+              <w:t>transportul materialelor prin purtat direct mat...</w:t>
             </w:r>
           </w:p>
         </w:tc>
         <w:tc>
           <w:tcPr>
             <w:tcW w:type="dxa" w:w="454"/>
+            <w:shd w:fill="FFB3B3" w:val="clear"/>
+          </w:tcPr>
+          <w:p>
+            <w:r>
+              <w:rPr>
+                <w:b w:val="0"/>
+                <w:sz w:val="16"/>
+              </w:rPr>
+              <w:t>tona</w:t>
+            </w:r>
+          </w:p>
+        </w:tc>
+        <w:tc>
+          <w:tcPr>
+            <w:tcW w:type="dxa" w:w="680"/>
+            <w:shd w:fill="FFB3B3" w:val="clear"/>
+          </w:tcPr>
+          <w:p>
+            <w:r>
+              <w:rPr>
+                <w:b w:val="0"/>
+                <w:sz w:val="16"/>
+              </w:rPr>
+              <w:t>0.3</w:t>
+            </w:r>
+          </w:p>
+        </w:tc>
+        <w:tc>
+          <w:tcPr>
+            <w:tcW w:type="dxa" w:w="850"/>
+            <w:shd w:fill="FFB3B3" w:val="clear"/>
+          </w:tcPr>
+          <w:p/>
+        </w:tc>
+        <w:tc>
+          <w:tcPr>
+            <w:tcW w:type="dxa" w:w="1984"/>
+            <w:shd w:fill="FFB3B3" w:val="clear"/>
+          </w:tcPr>
+          <w:p/>
+        </w:tc>
+        <w:tc>
+          <w:tcPr>
+            <w:tcW w:type="dxa" w:w="454"/>
+            <w:shd w:fill="FFB3B3" w:val="clear"/>
+          </w:tcPr>
+          <w:p/>
+        </w:tc>
+        <w:tc>
+          <w:tcPr>
+            <w:tcW w:type="dxa" w:w="680"/>
+            <w:shd w:fill="FFB3B3" w:val="clear"/>
+          </w:tcPr>
+          <w:p/>
+        </w:tc>
+        <w:tc>
+          <w:tcPr>
+            <w:tcW w:type="dxa" w:w="3572"/>
+            <w:shd w:fill="FFB3B3" w:val="clear"/>
           </w:tcPr>
           <w:p>
             <w:r>
@@ -4676,13 +5508,165 @@
                 <w:color w:val="CC0000"/>
                 <w:sz w:val="16"/>
               </w:rPr>
-              <w:t>-mufafontamaleabilam2</w:t>
-            </w:r>
+              <w:t>Articol lipsă din ofertă</w:t>
+            </w:r>
+          </w:p>
+        </w:tc>
+      </w:tr>
+      <w:tr>
+        <w:tc>
+          <w:tcPr>
+            <w:tcW w:type="dxa" w:w="397"/>
+          </w:tcPr>
+          <w:p/>
+        </w:tc>
+        <w:tc>
+          <w:tcPr>
+            <w:tcW w:type="dxa" w:w="1701"/>
+            <w:shd w:fill="D9D9D9" w:val="clear"/>
+          </w:tcPr>
+          <w:p>
+            <w:r>
+              <w:rPr>
+                <w:b/>
+                <w:color w:val="000000"/>
+                <w:sz w:val="18"/>
+              </w:rPr>
+              <w:t>SUMAR</w:t>
+            </w:r>
+          </w:p>
+        </w:tc>
+        <w:tc>
+          <w:tcPr>
+            <w:tcW w:type="dxa" w:w="850"/>
+            <w:shd w:fill="D9D9D9" w:val="clear"/>
+          </w:tcPr>
+          <w:p>
+            <w:r>
+              <w:rPr>
+                <w:b/>
+                <w:color w:val="000000"/>
+                <w:sz w:val="18"/>
+              </w:rPr>
+              <w:t>Neconformitati: 1 din 13 articole ref.</w:t>
+            </w:r>
+          </w:p>
+        </w:tc>
+        <w:tc>
+          <w:tcPr>
+            <w:tcW w:type="dxa" w:w="1984"/>
+            <w:shd w:fill="D9D9D9" w:val="clear"/>
+          </w:tcPr>
+          <w:p>
+            <w:r/>
+          </w:p>
+        </w:tc>
+        <w:tc>
+          <w:tcPr>
+            <w:tcW w:type="dxa" w:w="454"/>
+            <w:shd w:fill="D9D9D9" w:val="clear"/>
+          </w:tcPr>
+          <w:p>
+            <w:r/>
           </w:p>
         </w:tc>
         <w:tc>
           <w:tcPr>
             <w:tcW w:type="dxa" w:w="680"/>
+            <w:shd w:fill="D9D9D9" w:val="clear"/>
+          </w:tcPr>
+          <w:p>
+            <w:r/>
+          </w:p>
+        </w:tc>
+        <w:tc>
+          <w:tcPr>
+            <w:tcW w:type="dxa" w:w="850"/>
+            <w:shd w:fill="D9D9D9" w:val="clear"/>
+          </w:tcPr>
+          <w:p>
+            <w:pPr>
+              <w:jc w:val="center"/>
+            </w:pPr>
+            <w:r>
+              <w:rPr>
+                <w:b/>
+                <w:color w:val="000000"/>
+                <w:sz w:val="18"/>
+              </w:rPr>
+              <w:t>13</w:t>
+            </w:r>
+          </w:p>
+        </w:tc>
+        <w:tc>
+          <w:tcPr>
+            <w:tcW w:type="dxa" w:w="1984"/>
+            <w:shd w:fill="D9D9D9" w:val="clear"/>
+          </w:tcPr>
+          <w:p>
+            <w:r/>
+          </w:p>
+        </w:tc>
+        <w:tc>
+          <w:tcPr>
+            <w:tcW w:type="dxa" w:w="454"/>
+            <w:shd w:fill="D9D9D9" w:val="clear"/>
+          </w:tcPr>
+          <w:p>
+            <w:r/>
+          </w:p>
+        </w:tc>
+        <w:tc>
+          <w:tcPr>
+            <w:tcW w:type="dxa" w:w="680"/>
+            <w:shd w:fill="D9D9D9" w:val="clear"/>
+          </w:tcPr>
+          <w:p>
+            <w:pPr>
+              <w:jc w:val="center"/>
+            </w:pPr>
+            <w:r>
+              <w:rPr>
+                <w:b/>
+                <w:color w:val="000000"/>
+                <w:sz w:val="18"/>
+              </w:rPr>
+              <w:t>11</w:t>
+            </w:r>
+          </w:p>
+        </w:tc>
+        <w:tc>
+          <w:tcPr>
+            <w:tcW w:type="dxa" w:w="3572"/>
+            <w:shd w:fill="D9D9D9" w:val="clear"/>
+          </w:tcPr>
+          <w:p>
+            <w:r/>
+          </w:p>
+        </w:tc>
+      </w:tr>
+      <w:tr>
+        <w:tc>
+          <w:tcPr>
+            <w:tcW w:type="dxa" w:w="3572"/>
+            <w:gridSpan w:val="11"/>
+            <w:shd w:fill="D9D9D9" w:val="clear"/>
+          </w:tcPr>
+          <w:p>
+            <w:r>
+              <w:rPr>
+                <w:b/>
+                <w:sz w:val="18"/>
+              </w:rPr>
+              <w:t>Capitol de lucrări 4.3-06 — Inst sanitare GospApa  │  LIPSA: 1  │  EXTRA: 0  │  Delta: -1</w:t>
+            </w:r>
+          </w:p>
+        </w:tc>
+      </w:tr>
+      <w:tr>
+        <w:tc>
+          <w:tcPr>
+            <w:tcW w:type="dxa" w:w="397"/>
           </w:tcPr>
           <w:p>
             <w:r>
@@ -4690,13 +5674,13 @@
                 <w:b w:val="0"/>
                 <w:sz w:val="16"/>
               </w:rPr>
-              <w:t>0.0</w:t>
-            </w:r>
-          </w:p>
-        </w:tc>
-        <w:tc>
-          <w:tcPr>
-            <w:tcW w:type="dxa" w:w="850"/>
+              <w:t>36</w:t>
+            </w:r>
+          </w:p>
+        </w:tc>
+        <w:tc>
+          <w:tcPr>
+            <w:tcW w:type="dxa" w:w="1701"/>
           </w:tcPr>
           <w:p>
             <w:r>
@@ -4704,13 +5688,13 @@
                 <w:b w:val="0"/>
                 <w:sz w:val="16"/>
               </w:rPr>
-              <w:t>S474</w:t>
-            </w:r>
-          </w:p>
-        </w:tc>
-        <w:tc>
-          <w:tcPr>
-            <w:tcW w:type="dxa" w:w="1984"/>
+              <w:t>4.3-06 - Inst sanitare GospApa</w:t>
+            </w:r>
+          </w:p>
+        </w:tc>
+        <w:tc>
+          <w:tcPr>
+            <w:tcW w:type="dxa" w:w="850"/>
           </w:tcPr>
           <w:p>
             <w:r>
@@ -4718,13 +5702,41 @@
                 <w:b w:val="0"/>
                 <w:sz w:val="16"/>
               </w:rPr>
-              <w:t>40 11/2 zn</w:t>
+              <w:t>SD18A1</w:t>
+            </w:r>
+          </w:p>
+        </w:tc>
+        <w:tc>
+          <w:tcPr>
+            <w:tcW w:type="dxa" w:w="1984"/>
+          </w:tcPr>
+          <w:p>
+            <w:r>
+              <w:rPr>
+                <w:b w:val="0"/>
+                <w:sz w:val="16"/>
+              </w:rPr>
+              <w:t>robinet de golire 25 mm l: 11411 -m : 8813001 -...</w:t>
             </w:r>
           </w:p>
         </w:tc>
         <w:tc>
           <w:tcPr>
             <w:tcW w:type="dxa" w:w="454"/>
+          </w:tcPr>
+          <w:p>
+            <w:r>
+              <w:rPr>
+                <w:b w:val="0"/>
+                <w:sz w:val="16"/>
+              </w:rPr>
+              <w:t>buc</w:t>
+            </w:r>
+          </w:p>
+        </w:tc>
+        <w:tc>
+          <w:tcPr>
+            <w:tcW w:type="dxa" w:w="680"/>
           </w:tcPr>
           <w:p>
             <w:r>
@@ -4733,13 +5745,13 @@
                 <w:color w:val="CC0000"/>
                 <w:sz w:val="16"/>
               </w:rPr>
-              <w:t>buc</w:t>
-            </w:r>
-          </w:p>
-        </w:tc>
-        <w:tc>
-          <w:tcPr>
-            <w:tcW w:type="dxa" w:w="680"/>
+              <w:t>1.0</w:t>
+            </w:r>
+          </w:p>
+        </w:tc>
+        <w:tc>
+          <w:tcPr>
+            <w:tcW w:type="dxa" w:w="850"/>
           </w:tcPr>
           <w:p>
             <w:r>
@@ -4747,13 +5759,41 @@
                 <w:b w:val="0"/>
                 <w:sz w:val="16"/>
               </w:rPr>
-              <w:t>7.77</w:t>
-            </w:r>
-          </w:p>
-        </w:tc>
-        <w:tc>
-          <w:tcPr>
-            <w:tcW w:type="dxa" w:w="3572"/>
+              <w:t>SD18A1</w:t>
+            </w:r>
+          </w:p>
+        </w:tc>
+        <w:tc>
+          <w:tcPr>
+            <w:tcW w:type="dxa" w:w="1984"/>
+          </w:tcPr>
+          <w:p>
+            <w:r>
+              <w:rPr>
+                <w:b w:val="0"/>
+                <w:sz w:val="16"/>
+              </w:rPr>
+              <w:t>robinet cu plutitor dn 3/4'</w:t>
+            </w:r>
+          </w:p>
+        </w:tc>
+        <w:tc>
+          <w:tcPr>
+            <w:tcW w:type="dxa" w:w="454"/>
+          </w:tcPr>
+          <w:p>
+            <w:r>
+              <w:rPr>
+                <w:b w:val="0"/>
+                <w:sz w:val="16"/>
+              </w:rPr>
+              <w:t>buc</w:t>
+            </w:r>
+          </w:p>
+        </w:tc>
+        <w:tc>
+          <w:tcPr>
+            <w:tcW w:type="dxa" w:w="680"/>
           </w:tcPr>
           <w:p>
             <w:r>
@@ -4762,134 +5802,13 @@
                 <w:color w:val="CC0000"/>
                 <w:sz w:val="16"/>
               </w:rPr>
-              <w:t>Unitate de măsură diferită: referință -mufafontamaleabilam2, ofertat buc</w:t>
-            </w:r>
-          </w:p>
-        </w:tc>
-      </w:tr>
-      <w:tr>
-        <w:tc>
-          <w:tcPr>
-            <w:tcW w:type="dxa" w:w="397"/>
-            <w:shd w:fill="FFB3B3" w:val="clear"/>
-          </w:tcPr>
-          <w:p>
-            <w:r>
-              <w:rPr>
-                <w:b w:val="0"/>
-                <w:sz w:val="16"/>
-              </w:rPr>
-              <w:t>30</w:t>
-            </w:r>
-          </w:p>
-        </w:tc>
-        <w:tc>
-          <w:tcPr>
-            <w:tcW w:type="dxa" w:w="1701"/>
-            <w:shd w:fill="FFB3B3" w:val="clear"/>
-          </w:tcPr>
-          <w:p>
-            <w:r>
-              <w:rPr>
-                <w:b w:val="0"/>
-                <w:sz w:val="16"/>
-              </w:rPr>
-              <w:t>4.1-14 - Inst sanit hidranti int tip II</w:t>
-            </w:r>
-          </w:p>
-        </w:tc>
-        <w:tc>
-          <w:tcPr>
-            <w:tcW w:type="dxa" w:w="850"/>
-            <w:shd w:fill="FFB3B3" w:val="clear"/>
-          </w:tcPr>
-          <w:p>
-            <w:r>
-              <w:rPr>
-                <w:b w:val="0"/>
-                <w:sz w:val="16"/>
-              </w:rPr>
-              <w:t>02012A1</w:t>
-            </w:r>
-          </w:p>
-        </w:tc>
-        <w:tc>
-          <w:tcPr>
-            <w:tcW w:type="dxa" w:w="1984"/>
-            <w:shd w:fill="FFB3B3" w:val="clear"/>
-          </w:tcPr>
-          <w:p>
-            <w:r>
-              <w:rPr>
-                <w:b w:val="0"/>
-                <w:sz w:val="16"/>
-              </w:rPr>
-              <w:t>cot pehd75/90 gr</w:t>
-            </w:r>
-          </w:p>
-        </w:tc>
-        <w:tc>
-          <w:tcPr>
-            <w:tcW w:type="dxa" w:w="454"/>
-            <w:shd w:fill="FFB3B3" w:val="clear"/>
-          </w:tcPr>
-          <w:p>
-            <w:r>
-              <w:rPr>
-                <w:b w:val="0"/>
-                <w:sz w:val="16"/>
-              </w:rPr>
-              <w:t>buc</w:t>
-            </w:r>
-          </w:p>
-        </w:tc>
-        <w:tc>
-          <w:tcPr>
-            <w:tcW w:type="dxa" w:w="680"/>
-            <w:shd w:fill="FFB3B3" w:val="clear"/>
-          </w:tcPr>
-          <w:p>
-            <w:r>
-              <w:rPr>
-                <w:b w:val="0"/>
-                <w:sz w:val="16"/>
-              </w:rPr>
-              <w:t>1.0</w:t>
-            </w:r>
-          </w:p>
-        </w:tc>
-        <w:tc>
-          <w:tcPr>
-            <w:tcW w:type="dxa" w:w="850"/>
-            <w:shd w:fill="FFB3B3" w:val="clear"/>
-          </w:tcPr>
-          <w:p/>
-        </w:tc>
-        <w:tc>
-          <w:tcPr>
-            <w:tcW w:type="dxa" w:w="1984"/>
-            <w:shd w:fill="FFB3B3" w:val="clear"/>
-          </w:tcPr>
-          <w:p/>
-        </w:tc>
-        <w:tc>
-          <w:tcPr>
-            <w:tcW w:type="dxa" w:w="454"/>
-            <w:shd w:fill="FFB3B3" w:val="clear"/>
-          </w:tcPr>
-          <w:p/>
-        </w:tc>
-        <w:tc>
-          <w:tcPr>
-            <w:tcW w:type="dxa" w:w="680"/>
-            <w:shd w:fill="FFB3B3" w:val="clear"/>
-          </w:tcPr>
-          <w:p/>
+              <w:t>3.0</w:t>
+            </w:r>
+          </w:p>
         </w:tc>
         <w:tc>
           <w:tcPr>
             <w:tcW w:type="dxa" w:w="3572"/>
-            <w:shd w:fill="FFB3B3" w:val="clear"/>
           </w:tcPr>
           <w:p>
             <w:r>
@@ -4898,7 +5817,293 @@
                 <w:color w:val="CC0000"/>
                 <w:sz w:val="16"/>
               </w:rPr>
+              <w:t>Cantitate diferită: referință 1.0 buc, ofertat 3.0 buc</w:t>
+            </w:r>
+          </w:p>
+        </w:tc>
+      </w:tr>
+      <w:tr>
+        <w:tc>
+          <w:tcPr>
+            <w:tcW w:type="dxa" w:w="397"/>
+            <w:shd w:fill="FFB3B3" w:val="clear"/>
+          </w:tcPr>
+          <w:p>
+            <w:r>
+              <w:rPr>
+                <w:b w:val="0"/>
+                <w:sz w:val="16"/>
+              </w:rPr>
+              <w:t>37</w:t>
+            </w:r>
+          </w:p>
+        </w:tc>
+        <w:tc>
+          <w:tcPr>
+            <w:tcW w:type="dxa" w:w="1701"/>
+            <w:shd w:fill="FFB3B3" w:val="clear"/>
+          </w:tcPr>
+          <w:p>
+            <w:r>
+              <w:rPr>
+                <w:b w:val="0"/>
+                <w:sz w:val="16"/>
+              </w:rPr>
+              <w:t>4.3-06 - Inst sanitare GospApa</w:t>
+            </w:r>
+          </w:p>
+        </w:tc>
+        <w:tc>
+          <w:tcPr>
+            <w:tcW w:type="dxa" w:w="850"/>
+            <w:shd w:fill="FFB3B3" w:val="clear"/>
+          </w:tcPr>
+          <w:p>
+            <w:r>
+              <w:rPr>
+                <w:b w:val="0"/>
+                <w:sz w:val="16"/>
+              </w:rPr>
+              <w:t>SD18A1</w:t>
+            </w:r>
+          </w:p>
+        </w:tc>
+        <w:tc>
+          <w:tcPr>
+            <w:tcW w:type="dxa" w:w="1984"/>
+            <w:shd w:fill="FFB3B3" w:val="clear"/>
+          </w:tcPr>
+          <w:p>
+            <w:r>
+              <w:rPr>
+                <w:b w:val="0"/>
+                <w:sz w:val="16"/>
+              </w:rPr>
+              <w:t>robinet cu plutitor dn %%' l: 11411 -0130: 4201...</w:t>
+            </w:r>
+          </w:p>
+        </w:tc>
+        <w:tc>
+          <w:tcPr>
+            <w:tcW w:type="dxa" w:w="454"/>
+            <w:shd w:fill="FFB3B3" w:val="clear"/>
+          </w:tcPr>
+          <w:p>
+            <w:r>
+              <w:rPr>
+                <w:b w:val="0"/>
+                <w:sz w:val="16"/>
+              </w:rPr>
+              <w:t>buc</w:t>
+            </w:r>
+          </w:p>
+        </w:tc>
+        <w:tc>
+          <w:tcPr>
+            <w:tcW w:type="dxa" w:w="680"/>
+            <w:shd w:fill="FFB3B3" w:val="clear"/>
+          </w:tcPr>
+          <w:p>
+            <w:r>
+              <w:rPr>
+                <w:b w:val="0"/>
+                <w:sz w:val="16"/>
+              </w:rPr>
+              <w:t>3.0</w:t>
+            </w:r>
+          </w:p>
+        </w:tc>
+        <w:tc>
+          <w:tcPr>
+            <w:tcW w:type="dxa" w:w="850"/>
+            <w:shd w:fill="FFB3B3" w:val="clear"/>
+          </w:tcPr>
+          <w:p/>
+        </w:tc>
+        <w:tc>
+          <w:tcPr>
+            <w:tcW w:type="dxa" w:w="1984"/>
+            <w:shd w:fill="FFB3B3" w:val="clear"/>
+          </w:tcPr>
+          <w:p/>
+        </w:tc>
+        <w:tc>
+          <w:tcPr>
+            <w:tcW w:type="dxa" w:w="454"/>
+            <w:shd w:fill="FFB3B3" w:val="clear"/>
+          </w:tcPr>
+          <w:p/>
+        </w:tc>
+        <w:tc>
+          <w:tcPr>
+            <w:tcW w:type="dxa" w:w="680"/>
+            <w:shd w:fill="FFB3B3" w:val="clear"/>
+          </w:tcPr>
+          <w:p/>
+        </w:tc>
+        <w:tc>
+          <w:tcPr>
+            <w:tcW w:type="dxa" w:w="3572"/>
+            <w:shd w:fill="FFB3B3" w:val="clear"/>
+          </w:tcPr>
+          <w:p>
+            <w:r>
+              <w:rPr>
+                <w:b w:val="0"/>
+                <w:color w:val="CC0000"/>
+                <w:sz w:val="16"/>
+              </w:rPr>
               <w:t>Articol lipsă din ofertă</w:t>
+            </w:r>
+          </w:p>
+        </w:tc>
+      </w:tr>
+      <w:tr>
+        <w:tc>
+          <w:tcPr>
+            <w:tcW w:type="dxa" w:w="397"/>
+          </w:tcPr>
+          <w:p/>
+        </w:tc>
+        <w:tc>
+          <w:tcPr>
+            <w:tcW w:type="dxa" w:w="1701"/>
+            <w:shd w:fill="D9D9D9" w:val="clear"/>
+          </w:tcPr>
+          <w:p>
+            <w:r>
+              <w:rPr>
+                <w:b/>
+                <w:color w:val="000000"/>
+                <w:sz w:val="18"/>
+              </w:rPr>
+              <w:t>SUMAR</w:t>
+            </w:r>
+          </w:p>
+        </w:tc>
+        <w:tc>
+          <w:tcPr>
+            <w:tcW w:type="dxa" w:w="850"/>
+            <w:shd w:fill="D9D9D9" w:val="clear"/>
+          </w:tcPr>
+          <w:p>
+            <w:r>
+              <w:rPr>
+                <w:b/>
+                <w:color w:val="000000"/>
+                <w:sz w:val="18"/>
+              </w:rPr>
+              <w:t>Neconformitati: 1 din 43 articole ref.</w:t>
+            </w:r>
+          </w:p>
+        </w:tc>
+        <w:tc>
+          <w:tcPr>
+            <w:tcW w:type="dxa" w:w="1984"/>
+            <w:shd w:fill="D9D9D9" w:val="clear"/>
+          </w:tcPr>
+          <w:p>
+            <w:r/>
+          </w:p>
+        </w:tc>
+        <w:tc>
+          <w:tcPr>
+            <w:tcW w:type="dxa" w:w="454"/>
+            <w:shd w:fill="D9D9D9" w:val="clear"/>
+          </w:tcPr>
+          <w:p>
+            <w:r/>
+          </w:p>
+        </w:tc>
+        <w:tc>
+          <w:tcPr>
+            <w:tcW w:type="dxa" w:w="680"/>
+            <w:shd w:fill="D9D9D9" w:val="clear"/>
+          </w:tcPr>
+          <w:p>
+            <w:r/>
+          </w:p>
+        </w:tc>
+        <w:tc>
+          <w:tcPr>
+            <w:tcW w:type="dxa" w:w="850"/>
+            <w:shd w:fill="D9D9D9" w:val="clear"/>
+          </w:tcPr>
+          <w:p>
+            <w:pPr>
+              <w:jc w:val="center"/>
+            </w:pPr>
+            <w:r>
+              <w:rPr>
+                <w:b/>
+                <w:color w:val="000000"/>
+                <w:sz w:val="18"/>
+              </w:rPr>
+              <w:t>43</w:t>
+            </w:r>
+          </w:p>
+        </w:tc>
+        <w:tc>
+          <w:tcPr>
+            <w:tcW w:type="dxa" w:w="1984"/>
+            <w:shd w:fill="D9D9D9" w:val="clear"/>
+          </w:tcPr>
+          <w:p>
+            <w:r/>
+          </w:p>
+        </w:tc>
+        <w:tc>
+          <w:tcPr>
+            <w:tcW w:type="dxa" w:w="454"/>
+            <w:shd w:fill="D9D9D9" w:val="clear"/>
+          </w:tcPr>
+          <w:p>
+            <w:r/>
+          </w:p>
+        </w:tc>
+        <w:tc>
+          <w:tcPr>
+            <w:tcW w:type="dxa" w:w="680"/>
+            <w:shd w:fill="D9D9D9" w:val="clear"/>
+          </w:tcPr>
+          <w:p>
+            <w:pPr>
+              <w:jc w:val="center"/>
+            </w:pPr>
+            <w:r>
+              <w:rPr>
+                <w:b/>
+                <w:color w:val="000000"/>
+                <w:sz w:val="18"/>
+              </w:rPr>
+              <w:t>40</w:t>
+            </w:r>
+          </w:p>
+        </w:tc>
+        <w:tc>
+          <w:tcPr>
+            <w:tcW w:type="dxa" w:w="3572"/>
+            <w:shd w:fill="D9D9D9" w:val="clear"/>
+          </w:tcPr>
+          <w:p>
+            <w:r/>
+          </w:p>
+        </w:tc>
+      </w:tr>
+      <w:tr>
+        <w:tc>
+          <w:tcPr>
+            <w:tcW w:type="dxa" w:w="3572"/>
+            <w:gridSpan w:val="11"/>
+            <w:shd w:fill="D9D9D9" w:val="clear"/>
+          </w:tcPr>
+          <w:p>
+            <w:r>
+              <w:rPr>
+                <w:b/>
+                <w:sz w:val="18"/>
+              </w:rPr>
+              <w:t>Capitol de lucrări 4.2-2 — Structura  │  LIPSA: 0  │  EXTRA: 1  │  Delta: +1</w:t>
             </w:r>
           </w:p>
         </w:tc>
@@ -4934,7 +6139,7 @@
                 <w:b w:val="0"/>
                 <w:sz w:val="16"/>
               </w:rPr>
-              <w:t>31</w:t>
+              <w:t>39</w:t>
             </w:r>
           </w:p>
         </w:tc>
@@ -4949,7 +6154,7 @@
                 <w:b w:val="0"/>
                 <w:sz w:val="16"/>
               </w:rPr>
-              <w:t>4.1-14 - Inst sanit hidranti int tip II</w:t>
+              <w:t>4.2-2 - Structura</w:t>
             </w:r>
           </w:p>
         </w:tc>
@@ -5020,7 +6225,7 @@
                 <w:b w:val="0"/>
                 <w:sz w:val="16"/>
               </w:rPr>
-              <w:t>S475</w:t>
+              <w:t>RPCB02E</w:t>
             </w:r>
           </w:p>
         </w:tc>
@@ -5035,7 +6240,7 @@
                 <w:b w:val="0"/>
                 <w:sz w:val="16"/>
               </w:rPr>
-              <w:t>40 11/2 zn</w:t>
+              <w:t>beton c12/15 egalizare</w:t>
             </w:r>
           </w:p>
         </w:tc>
@@ -5050,7 +6255,7 @@
                 <w:b w:val="0"/>
                 <w:sz w:val="16"/>
               </w:rPr>
-              <w:t>buc</w:t>
+              <w:t>mc</w:t>
             </w:r>
           </w:p>
         </w:tc>
@@ -5065,7 +6270,7 @@
                 <w:b w:val="0"/>
                 <w:sz w:val="16"/>
               </w:rPr>
-              <w:t>1.55</w:t>
+              <w:t>2.17</w:t>
             </w:r>
           </w:p>
         </w:tc>
@@ -5090,6 +6295,175 @@
         <w:tc>
           <w:tcPr>
             <w:tcW w:type="dxa" w:w="397"/>
+          </w:tcPr>
+          <w:p/>
+        </w:tc>
+        <w:tc>
+          <w:tcPr>
+            <w:tcW w:type="dxa" w:w="1701"/>
+            <w:shd w:fill="D9D9D9" w:val="clear"/>
+          </w:tcPr>
+          <w:p>
+            <w:r>
+              <w:rPr>
+                <w:b/>
+                <w:color w:val="000000"/>
+                <w:sz w:val="18"/>
+              </w:rPr>
+              <w:t>SUMAR</w:t>
+            </w:r>
+          </w:p>
+        </w:tc>
+        <w:tc>
+          <w:tcPr>
+            <w:tcW w:type="dxa" w:w="850"/>
+            <w:shd w:fill="D9D9D9" w:val="clear"/>
+          </w:tcPr>
+          <w:p>
+            <w:r>
+              <w:rPr>
+                <w:b/>
+                <w:color w:val="000000"/>
+                <w:sz w:val="18"/>
+              </w:rPr>
+              <w:t>Neconformitati: 1 din 14 articole ref.</w:t>
+            </w:r>
+          </w:p>
+        </w:tc>
+        <w:tc>
+          <w:tcPr>
+            <w:tcW w:type="dxa" w:w="1984"/>
+            <w:shd w:fill="D9D9D9" w:val="clear"/>
+          </w:tcPr>
+          <w:p>
+            <w:r/>
+          </w:p>
+        </w:tc>
+        <w:tc>
+          <w:tcPr>
+            <w:tcW w:type="dxa" w:w="454"/>
+            <w:shd w:fill="D9D9D9" w:val="clear"/>
+          </w:tcPr>
+          <w:p>
+            <w:r/>
+          </w:p>
+        </w:tc>
+        <w:tc>
+          <w:tcPr>
+            <w:tcW w:type="dxa" w:w="680"/>
+            <w:shd w:fill="D9D9D9" w:val="clear"/>
+          </w:tcPr>
+          <w:p>
+            <w:r/>
+          </w:p>
+        </w:tc>
+        <w:tc>
+          <w:tcPr>
+            <w:tcW w:type="dxa" w:w="850"/>
+            <w:shd w:fill="D9D9D9" w:val="clear"/>
+          </w:tcPr>
+          <w:p>
+            <w:pPr>
+              <w:jc w:val="center"/>
+            </w:pPr>
+            <w:r>
+              <w:rPr>
+                <w:b/>
+                <w:color w:val="000000"/>
+                <w:sz w:val="18"/>
+              </w:rPr>
+              <w:t>14</w:t>
+            </w:r>
+          </w:p>
+        </w:tc>
+        <w:tc>
+          <w:tcPr>
+            <w:tcW w:type="dxa" w:w="1984"/>
+            <w:shd w:fill="D9D9D9" w:val="clear"/>
+          </w:tcPr>
+          <w:p>
+            <w:r/>
+          </w:p>
+        </w:tc>
+        <w:tc>
+          <w:tcPr>
+            <w:tcW w:type="dxa" w:w="454"/>
+            <w:shd w:fill="D9D9D9" w:val="clear"/>
+          </w:tcPr>
+          <w:p>
+            <w:r/>
+          </w:p>
+        </w:tc>
+        <w:tc>
+          <w:tcPr>
+            <w:tcW w:type="dxa" w:w="680"/>
+            <w:shd w:fill="D9D9D9" w:val="clear"/>
+          </w:tcPr>
+          <w:p>
+            <w:pPr>
+              <w:jc w:val="center"/>
+            </w:pPr>
+            <w:r>
+              <w:rPr>
+                <w:b/>
+                <w:color w:val="000000"/>
+                <w:sz w:val="18"/>
+              </w:rPr>
+              <w:t>12</w:t>
+            </w:r>
+          </w:p>
+        </w:tc>
+        <w:tc>
+          <w:tcPr>
+            <w:tcW w:type="dxa" w:w="3572"/>
+            <w:shd w:fill="D9D9D9" w:val="clear"/>
+          </w:tcPr>
+          <w:p>
+            <w:r/>
+          </w:p>
+        </w:tc>
+      </w:tr>
+      <w:tr>
+        <w:tc>
+          <w:tcPr>
+            <w:tcW w:type="dxa" w:w="3572"/>
+            <w:gridSpan w:val="11"/>
+            <w:shd w:fill="D9D9D9" w:val="clear"/>
+          </w:tcPr>
+          <w:p>
+            <w:r>
+              <w:rPr>
+                <w:b/>
+                <w:sz w:val="18"/>
+              </w:rPr>
+              <w:t>Capitol de lucrări 5.1-1 — Lucrari de constructii  │  LIPSA: 0  │  EXTRA: 2  │  Delta: +2</w:t>
+            </w:r>
+          </w:p>
+        </w:tc>
+      </w:tr>
+      <w:tr>
+        <w:tc>
+          <w:tcPr>
+            <w:tcW w:type="dxa" w:w="3572"/>
+            <w:gridSpan w:val="11"/>
+            <w:shd w:fill="FFFF99" w:val="clear"/>
+          </w:tcPr>
+          <w:p>
+            <w:r>
+              <w:rPr>
+                <w:b w:val="0"/>
+                <w:i/>
+                <w:sz w:val="16"/>
+              </w:rPr>
+              <w:t>▸ Articole extra în ofertă — verificare manuală recomandată</w:t>
+            </w:r>
+          </w:p>
+        </w:tc>
+      </w:tr>
+      <w:tr>
+        <w:tc>
+          <w:tcPr>
+            <w:tcW w:type="dxa" w:w="397"/>
             <w:shd w:fill="FFFF99" w:val="clear"/>
           </w:tcPr>
           <w:p>
@@ -5098,7 +6472,7 @@
                 <w:b w:val="0"/>
                 <w:sz w:val="16"/>
               </w:rPr>
-              <w:t>32</w:t>
+              <w:t>41</w:t>
             </w:r>
           </w:p>
         </w:tc>
@@ -5113,7 +6487,7 @@
                 <w:b w:val="0"/>
                 <w:sz w:val="16"/>
               </w:rPr>
-              <w:t>4.1-14 - Inst sanit hidranti int tip II</w:t>
+              <w:t>5.1-1 - Lucrari de constructii</w:t>
             </w:r>
           </w:p>
         </w:tc>
@@ -5184,7 +6558,7 @@
                 <w:b w:val="0"/>
                 <w:sz w:val="16"/>
               </w:rPr>
-              <w:t>S474</w:t>
+              <w:t>IEC60076</w:t>
             </w:r>
           </w:p>
         </w:tc>
@@ -5199,7 +6573,7 @@
                 <w:b w:val="0"/>
                 <w:sz w:val="16"/>
               </w:rPr>
-              <w:t>50 2 zn</w:t>
+              <w:t>fabricație conform standardelor ue 1so9g01; iec...</w:t>
             </w:r>
           </w:p>
         </w:tc>
@@ -5214,7 +6588,6 @@
                 <w:b w:val="0"/>
                 <w:sz w:val="16"/>
               </w:rPr>
-              <w:t>buc</w:t>
             </w:r>
           </w:p>
         </w:tc>
@@ -5229,7 +6602,7 @@
                 <w:b w:val="0"/>
                 <w:sz w:val="16"/>
               </w:rPr>
-              <w:t>8.42</w:t>
+              <w:t>1.0</w:t>
             </w:r>
           </w:p>
         </w:tc>
@@ -5254,156 +6627,7 @@
         <w:tc>
           <w:tcPr>
             <w:tcW w:type="dxa" w:w="397"/>
-          </w:tcPr>
-          <w:p/>
-        </w:tc>
-        <w:tc>
-          <w:tcPr>
-            <w:tcW w:type="dxa" w:w="1701"/>
-            <w:shd w:fill="D9D9D9" w:val="clear"/>
-          </w:tcPr>
-          <w:p>
-            <w:r>
-              <w:rPr>
-                <w:b/>
-                <w:color w:val="000000"/>
-                <w:sz w:val="18"/>
-              </w:rPr>
-              <w:t>SUMAR</w:t>
-            </w:r>
-          </w:p>
-        </w:tc>
-        <w:tc>
-          <w:tcPr>
-            <w:tcW w:type="dxa" w:w="850"/>
-            <w:shd w:fill="D9D9D9" w:val="clear"/>
-          </w:tcPr>
-          <w:p>
-            <w:r>
-              <w:rPr>
-                <w:b/>
-                <w:color w:val="000000"/>
-                <w:sz w:val="18"/>
-              </w:rPr>
-              <w:t>Neconformitati: 2 din 33 articole ref.</w:t>
-            </w:r>
-          </w:p>
-        </w:tc>
-        <w:tc>
-          <w:tcPr>
-            <w:tcW w:type="dxa" w:w="1984"/>
-            <w:shd w:fill="D9D9D9" w:val="clear"/>
-          </w:tcPr>
-          <w:p>
-            <w:r/>
-          </w:p>
-        </w:tc>
-        <w:tc>
-          <w:tcPr>
-            <w:tcW w:type="dxa" w:w="454"/>
-            <w:shd w:fill="D9D9D9" w:val="clear"/>
-          </w:tcPr>
-          <w:p>
-            <w:r/>
-          </w:p>
-        </w:tc>
-        <w:tc>
-          <w:tcPr>
-            <w:tcW w:type="dxa" w:w="680"/>
-            <w:shd w:fill="D9D9D9" w:val="clear"/>
-          </w:tcPr>
-          <w:p>
-            <w:r/>
-          </w:p>
-        </w:tc>
-        <w:tc>
-          <w:tcPr>
-            <w:tcW w:type="dxa" w:w="850"/>
-            <w:shd w:fill="D9D9D9" w:val="clear"/>
-          </w:tcPr>
-          <w:p>
-            <w:pPr>
-              <w:jc w:val="center"/>
-            </w:pPr>
-            <w:r>
-              <w:rPr>
-                <w:b/>
-                <w:color w:val="000000"/>
-                <w:sz w:val="18"/>
-              </w:rPr>
-              <w:t>33</w:t>
-            </w:r>
-          </w:p>
-        </w:tc>
-        <w:tc>
-          <w:tcPr>
-            <w:tcW w:type="dxa" w:w="1984"/>
-            <w:shd w:fill="D9D9D9" w:val="clear"/>
-          </w:tcPr>
-          <w:p>
-            <w:r/>
-          </w:p>
-        </w:tc>
-        <w:tc>
-          <w:tcPr>
-            <w:tcW w:type="dxa" w:w="454"/>
-            <w:shd w:fill="D9D9D9" w:val="clear"/>
-          </w:tcPr>
-          <w:p>
-            <w:r/>
-          </w:p>
-        </w:tc>
-        <w:tc>
-          <w:tcPr>
-            <w:tcW w:type="dxa" w:w="680"/>
-            <w:shd w:fill="D9D9D9" w:val="clear"/>
-          </w:tcPr>
-          <w:p>
-            <w:pPr>
-              <w:jc w:val="center"/>
-            </w:pPr>
-            <w:r>
-              <w:rPr>
-                <w:b/>
-                <w:color w:val="000000"/>
-                <w:sz w:val="18"/>
-              </w:rPr>
-              <w:t>31</w:t>
-            </w:r>
-          </w:p>
-        </w:tc>
-        <w:tc>
-          <w:tcPr>
-            <w:tcW w:type="dxa" w:w="3572"/>
-            <w:shd w:fill="D9D9D9" w:val="clear"/>
-          </w:tcPr>
-          <w:p>
-            <w:r/>
-          </w:p>
-        </w:tc>
-      </w:tr>
-      <w:tr>
-        <w:tc>
-          <w:tcPr>
-            <w:tcW w:type="dxa" w:w="3572"/>
-            <w:gridSpan w:val="11"/>
-            <w:shd w:fill="D9D9D9" w:val="clear"/>
-          </w:tcPr>
-          <w:p>
-            <w:r>
-              <w:rPr>
-                <w:b/>
-                <w:sz w:val="18"/>
-              </w:rPr>
-              <w:t>Capitol de lucrări 4.1-17 — Echipam apa calda tip I  │  LIPSA: 0  │  EXTRA: 0  │  Delta: 0 ✓</w:t>
-            </w:r>
-          </w:p>
-        </w:tc>
-      </w:tr>
-      <w:tr>
-        <w:tc>
-          <w:tcPr>
-            <w:tcW w:type="dxa" w:w="397"/>
+            <w:shd w:fill="FFFF99" w:val="clear"/>
           </w:tcPr>
           <w:p>
             <w:r>
@@ -5411,13 +6635,14 @@
                 <w:b w:val="0"/>
                 <w:sz w:val="16"/>
               </w:rPr>
-              <w:t>34</w:t>
+              <w:t>42</w:t>
             </w:r>
           </w:p>
         </w:tc>
         <w:tc>
           <w:tcPr>
             <w:tcW w:type="dxa" w:w="1701"/>
+            <w:shd w:fill="FFFF99" w:val="clear"/>
           </w:tcPr>
           <w:p>
             <w:r>
@@ -5425,13 +6650,14 @@
                 <w:b w:val="0"/>
                 <w:sz w:val="16"/>
               </w:rPr>
-              <w:t>4.1-17 - Echipam apa calda tip I</w:t>
+              <w:t>5.1-1 - Lucrari de constructii</w:t>
             </w:r>
           </w:p>
         </w:tc>
         <w:tc>
           <w:tcPr>
             <w:tcW w:type="dxa" w:w="850"/>
+            <w:shd w:fill="FFFF99" w:val="clear"/>
           </w:tcPr>
           <w:p>
             <w:r>
@@ -5439,13 +6665,13 @@
                 <w:b w:val="0"/>
                 <w:sz w:val="16"/>
               </w:rPr>
-              <w:t>FA14A1</w:t>
             </w:r>
           </w:p>
         </w:tc>
         <w:tc>
           <w:tcPr>
             <w:tcW w:type="dxa" w:w="1984"/>
+            <w:shd w:fill="FFFF99" w:val="clear"/>
           </w:tcPr>
           <w:p>
             <w:r>
@@ -5453,28 +6679,13 @@
                 <w:b w:val="0"/>
                 <w:sz w:val="16"/>
               </w:rPr>
-              <w:t>montaj vas de expansiune capacit 12 - 150 l con...</w:t>
             </w:r>
           </w:p>
         </w:tc>
         <w:tc>
           <w:tcPr>
             <w:tcW w:type="dxa" w:w="454"/>
-          </w:tcPr>
-          <w:p>
-            <w:r>
-              <w:rPr>
-                <w:b w:val="0"/>
-                <w:color w:val="CC0000"/>
-                <w:sz w:val="16"/>
-              </w:rPr>
-              <w:t>buc</w:t>
-            </w:r>
-          </w:p>
-        </w:tc>
-        <w:tc>
-          <w:tcPr>
-            <w:tcW w:type="dxa" w:w="680"/>
+            <w:shd w:fill="FFFF99" w:val="clear"/>
           </w:tcPr>
           <w:p>
             <w:r>
@@ -5482,13 +6693,13 @@
                 <w:b w:val="0"/>
                 <w:sz w:val="16"/>
               </w:rPr>
-              <w:t>2.0</w:t>
-            </w:r>
-          </w:p>
-        </w:tc>
-        <w:tc>
-          <w:tcPr>
-            <w:tcW w:type="dxa" w:w="850"/>
+            </w:r>
+          </w:p>
+        </w:tc>
+        <w:tc>
+          <w:tcPr>
+            <w:tcW w:type="dxa" w:w="680"/>
+            <w:shd w:fill="FFFF99" w:val="clear"/>
           </w:tcPr>
           <w:p>
             <w:r>
@@ -5496,13 +6707,13 @@
                 <w:b w:val="0"/>
                 <w:sz w:val="16"/>
               </w:rPr>
-              <w:t>FA14A1</w:t>
-            </w:r>
-          </w:p>
-        </w:tc>
-        <w:tc>
-          <w:tcPr>
-            <w:tcW w:type="dxa" w:w="1984"/>
+            </w:r>
+          </w:p>
+        </w:tc>
+        <w:tc>
+          <w:tcPr>
+            <w:tcW w:type="dxa" w:w="850"/>
+            <w:shd w:fill="FFFF99" w:val="clear"/>
           </w:tcPr>
           <w:p>
             <w:r>
@@ -5510,28 +6721,14 @@
                 <w:b w:val="0"/>
                 <w:sz w:val="16"/>
               </w:rPr>
-              <w:t>montaj vas de expansiune capacit 12 - buc proce...</w:t>
-            </w:r>
-          </w:p>
-        </w:tc>
-        <w:tc>
-          <w:tcPr>
-            <w:tcW w:type="dxa" w:w="454"/>
-          </w:tcPr>
-          <w:p>
-            <w:r>
-              <w:rPr>
-                <w:b w:val="0"/>
-                <w:color w:val="CC0000"/>
-                <w:sz w:val="16"/>
-              </w:rPr>
-              <w:t>ml</w:t>
-            </w:r>
-          </w:p>
-        </w:tc>
-        <w:tc>
-          <w:tcPr>
-            <w:tcW w:type="dxa" w:w="680"/>
+              <w:t>M2</w:t>
+            </w:r>
+          </w:p>
+        </w:tc>
+        <w:tc>
+          <w:tcPr>
+            <w:tcW w:type="dxa" w:w="1984"/>
+            <w:shd w:fill="FFFF99" w:val="clear"/>
           </w:tcPr>
           <w:p>
             <w:r>
@@ -5539,181 +6736,14 @@
                 <w:b w:val="0"/>
                 <w:sz w:val="16"/>
               </w:rPr>
-              <w:t>2.0</w:t>
-            </w:r>
-          </w:p>
-        </w:tc>
-        <w:tc>
-          <w:tcPr>
-            <w:tcW w:type="dxa" w:w="3572"/>
-          </w:tcPr>
-          <w:p>
-            <w:r>
-              <w:rPr>
-                <w:b w:val="0"/>
-                <w:color w:val="CC0000"/>
-                <w:sz w:val="16"/>
-              </w:rPr>
-              <w:t>Unitate de măsură diferită: referință buc, ofertat ml</w:t>
-            </w:r>
-          </w:p>
-        </w:tc>
-      </w:tr>
-      <w:tr>
-        <w:tc>
-          <w:tcPr>
-            <w:tcW w:type="dxa" w:w="397"/>
-          </w:tcPr>
-          <w:p/>
-        </w:tc>
-        <w:tc>
-          <w:tcPr>
-            <w:tcW w:type="dxa" w:w="1701"/>
-            <w:shd w:fill="D9D9D9" w:val="clear"/>
-          </w:tcPr>
-          <w:p>
-            <w:r>
-              <w:rPr>
-                <w:b/>
-                <w:color w:val="000000"/>
-                <w:sz w:val="18"/>
-              </w:rPr>
-              <w:t>SUMAR</w:t>
-            </w:r>
-          </w:p>
-        </w:tc>
-        <w:tc>
-          <w:tcPr>
-            <w:tcW w:type="dxa" w:w="850"/>
-            <w:shd w:fill="D9D9D9" w:val="clear"/>
-          </w:tcPr>
-          <w:p>
-            <w:r>
-              <w:rPr>
-                <w:b/>
-                <w:color w:val="000000"/>
-                <w:sz w:val="18"/>
-              </w:rPr>
-              <w:t>Neconformitati: 1 din 3 articole ref.</w:t>
-            </w:r>
-          </w:p>
-        </w:tc>
-        <w:tc>
-          <w:tcPr>
-            <w:tcW w:type="dxa" w:w="1984"/>
-            <w:shd w:fill="D9D9D9" w:val="clear"/>
-          </w:tcPr>
-          <w:p>
-            <w:r/>
+              <w:t>s475 dn 40 11/2 zn dataconstruct</w:t>
+            </w:r>
           </w:p>
         </w:tc>
         <w:tc>
           <w:tcPr>
             <w:tcW w:type="dxa" w:w="454"/>
-            <w:shd w:fill="D9D9D9" w:val="clear"/>
-          </w:tcPr>
-          <w:p>
-            <w:r/>
-          </w:p>
-        </w:tc>
-        <w:tc>
-          <w:tcPr>
-            <w:tcW w:type="dxa" w:w="680"/>
-            <w:shd w:fill="D9D9D9" w:val="clear"/>
-          </w:tcPr>
-          <w:p>
-            <w:r/>
-          </w:p>
-        </w:tc>
-        <w:tc>
-          <w:tcPr>
-            <w:tcW w:type="dxa" w:w="850"/>
-            <w:shd w:fill="D9D9D9" w:val="clear"/>
-          </w:tcPr>
-          <w:p>
-            <w:pPr>
-              <w:jc w:val="center"/>
-            </w:pPr>
-            <w:r>
-              <w:rPr>
-                <w:b/>
-                <w:color w:val="000000"/>
-                <w:sz w:val="18"/>
-              </w:rPr>
-              <w:t>3</w:t>
-            </w:r>
-          </w:p>
-        </w:tc>
-        <w:tc>
-          <w:tcPr>
-            <w:tcW w:type="dxa" w:w="1984"/>
-            <w:shd w:fill="D9D9D9" w:val="clear"/>
-          </w:tcPr>
-          <w:p>
-            <w:r/>
-          </w:p>
-        </w:tc>
-        <w:tc>
-          <w:tcPr>
-            <w:tcW w:type="dxa" w:w="454"/>
-            <w:shd w:fill="D9D9D9" w:val="clear"/>
-          </w:tcPr>
-          <w:p>
-            <w:r/>
-          </w:p>
-        </w:tc>
-        <w:tc>
-          <w:tcPr>
-            <w:tcW w:type="dxa" w:w="680"/>
-            <w:shd w:fill="D9D9D9" w:val="clear"/>
-          </w:tcPr>
-          <w:p>
-            <w:pPr>
-              <w:jc w:val="center"/>
-            </w:pPr>
-            <w:r>
-              <w:rPr>
-                <w:b/>
-                <w:color w:val="000000"/>
-                <w:sz w:val="18"/>
-              </w:rPr>
-              <w:t>3</w:t>
-            </w:r>
-          </w:p>
-        </w:tc>
-        <w:tc>
-          <w:tcPr>
-            <w:tcW w:type="dxa" w:w="3572"/>
-            <w:shd w:fill="D9D9D9" w:val="clear"/>
-          </w:tcPr>
-          <w:p>
-            <w:r/>
-          </w:p>
-        </w:tc>
-      </w:tr>
-      <w:tr>
-        <w:tc>
-          <w:tcPr>
-            <w:tcW w:type="dxa" w:w="3572"/>
-            <w:gridSpan w:val="11"/>
-            <w:shd w:fill="D9D9D9" w:val="clear"/>
-          </w:tcPr>
-          <w:p>
-            <w:r>
-              <w:rPr>
-                <w:b/>
-                <w:sz w:val="18"/>
-              </w:rPr>
-              <w:t>Capitol de lucrări 4.3-05 — Instalatii camin apometru  │  LIPSA: 1  │  EXTRA: 0  │  Delta: -1</w:t>
-            </w:r>
-          </w:p>
-        </w:tc>
-      </w:tr>
-      <w:tr>
-        <w:tc>
-          <w:tcPr>
-            <w:tcW w:type="dxa" w:w="397"/>
-            <w:shd w:fill="FFB3B3" w:val="clear"/>
+            <w:shd w:fill="FFFF99" w:val="clear"/>
           </w:tcPr>
           <w:p>
             <w:r>
@@ -5721,14 +6751,14 @@
                 <w:b w:val="0"/>
                 <w:sz w:val="16"/>
               </w:rPr>
-              <w:t>36</w:t>
-            </w:r>
-          </w:p>
-        </w:tc>
-        <w:tc>
-          <w:tcPr>
-            <w:tcW w:type="dxa" w:w="1701"/>
-            <w:shd w:fill="FFB3B3" w:val="clear"/>
+              <w:t>buc</w:t>
+            </w:r>
+          </w:p>
+        </w:tc>
+        <w:tc>
+          <w:tcPr>
+            <w:tcW w:type="dxa" w:w="680"/>
+            <w:shd w:fill="FFFF99" w:val="clear"/>
           </w:tcPr>
           <w:p>
             <w:r>
@@ -5736,1369 +6766,7 @@
                 <w:b w:val="0"/>
                 <w:sz w:val="16"/>
               </w:rPr>
-              <w:t>4.3-05 - Instalatii camin apometru</w:t>
-            </w:r>
-          </w:p>
-        </w:tc>
-        <w:tc>
-          <w:tcPr>
-            <w:tcW w:type="dxa" w:w="850"/>
-            <w:shd w:fill="FFB3B3" w:val="clear"/>
-          </w:tcPr>
-          <w:p>
-            <w:r>
-              <w:rPr>
-                <w:b w:val="0"/>
-                <w:sz w:val="16"/>
-              </w:rPr>
-              <w:t>TRB05A24</w:t>
-            </w:r>
-          </w:p>
-        </w:tc>
-        <w:tc>
-          <w:tcPr>
-            <w:tcW w:type="dxa" w:w="1984"/>
-            <w:shd w:fill="FFB3B3" w:val="clear"/>
-          </w:tcPr>
-          <w:p>
-            <w:r>
-              <w:rPr>
-                <w:b w:val="0"/>
-                <w:sz w:val="16"/>
-              </w:rPr>
-              <w:t>transportul materialelor prin purtat direct mat...</w:t>
-            </w:r>
-          </w:p>
-        </w:tc>
-        <w:tc>
-          <w:tcPr>
-            <w:tcW w:type="dxa" w:w="454"/>
-            <w:shd w:fill="FFB3B3" w:val="clear"/>
-          </w:tcPr>
-          <w:p>
-            <w:r>
-              <w:rPr>
-                <w:b w:val="0"/>
-                <w:sz w:val="16"/>
-              </w:rPr>
-              <w:t>tona</w:t>
-            </w:r>
-          </w:p>
-        </w:tc>
-        <w:tc>
-          <w:tcPr>
-            <w:tcW w:type="dxa" w:w="680"/>
-            <w:shd w:fill="FFB3B3" w:val="clear"/>
-          </w:tcPr>
-          <w:p>
-            <w:r>
-              <w:rPr>
-                <w:b w:val="0"/>
-                <w:sz w:val="16"/>
-              </w:rPr>
-              <w:t>0.3</w:t>
-            </w:r>
-          </w:p>
-        </w:tc>
-        <w:tc>
-          <w:tcPr>
-            <w:tcW w:type="dxa" w:w="850"/>
-            <w:shd w:fill="FFB3B3" w:val="clear"/>
-          </w:tcPr>
-          <w:p/>
-        </w:tc>
-        <w:tc>
-          <w:tcPr>
-            <w:tcW w:type="dxa" w:w="1984"/>
-            <w:shd w:fill="FFB3B3" w:val="clear"/>
-          </w:tcPr>
-          <w:p/>
-        </w:tc>
-        <w:tc>
-          <w:tcPr>
-            <w:tcW w:type="dxa" w:w="454"/>
-            <w:shd w:fill="FFB3B3" w:val="clear"/>
-          </w:tcPr>
-          <w:p/>
-        </w:tc>
-        <w:tc>
-          <w:tcPr>
-            <w:tcW w:type="dxa" w:w="680"/>
-            <w:shd w:fill="FFB3B3" w:val="clear"/>
-          </w:tcPr>
-          <w:p/>
-        </w:tc>
-        <w:tc>
-          <w:tcPr>
-            <w:tcW w:type="dxa" w:w="3572"/>
-            <w:shd w:fill="FFB3B3" w:val="clear"/>
-          </w:tcPr>
-          <w:p>
-            <w:r>
-              <w:rPr>
-                <w:b w:val="0"/>
-                <w:color w:val="CC0000"/>
-                <w:sz w:val="16"/>
-              </w:rPr>
-              <w:t>Articol lipsă din ofertă</w:t>
-            </w:r>
-          </w:p>
-        </w:tc>
-      </w:tr>
-      <w:tr>
-        <w:tc>
-          <w:tcPr>
-            <w:tcW w:type="dxa" w:w="397"/>
-          </w:tcPr>
-          <w:p/>
-        </w:tc>
-        <w:tc>
-          <w:tcPr>
-            <w:tcW w:type="dxa" w:w="1701"/>
-            <w:shd w:fill="D9D9D9" w:val="clear"/>
-          </w:tcPr>
-          <w:p>
-            <w:r>
-              <w:rPr>
-                <w:b/>
-                <w:color w:val="000000"/>
-                <w:sz w:val="18"/>
-              </w:rPr>
-              <w:t>SUMAR</w:t>
-            </w:r>
-          </w:p>
-        </w:tc>
-        <w:tc>
-          <w:tcPr>
-            <w:tcW w:type="dxa" w:w="850"/>
-            <w:shd w:fill="D9D9D9" w:val="clear"/>
-          </w:tcPr>
-          <w:p>
-            <w:r>
-              <w:rPr>
-                <w:b/>
-                <w:color w:val="000000"/>
-                <w:sz w:val="18"/>
-              </w:rPr>
-              <w:t>Neconformitati: 1 din 13 articole ref.</w:t>
-            </w:r>
-          </w:p>
-        </w:tc>
-        <w:tc>
-          <w:tcPr>
-            <w:tcW w:type="dxa" w:w="1984"/>
-            <w:shd w:fill="D9D9D9" w:val="clear"/>
-          </w:tcPr>
-          <w:p>
-            <w:r/>
-          </w:p>
-        </w:tc>
-        <w:tc>
-          <w:tcPr>
-            <w:tcW w:type="dxa" w:w="454"/>
-            <w:shd w:fill="D9D9D9" w:val="clear"/>
-          </w:tcPr>
-          <w:p>
-            <w:r/>
-          </w:p>
-        </w:tc>
-        <w:tc>
-          <w:tcPr>
-            <w:tcW w:type="dxa" w:w="680"/>
-            <w:shd w:fill="D9D9D9" w:val="clear"/>
-          </w:tcPr>
-          <w:p>
-            <w:r/>
-          </w:p>
-        </w:tc>
-        <w:tc>
-          <w:tcPr>
-            <w:tcW w:type="dxa" w:w="850"/>
-            <w:shd w:fill="D9D9D9" w:val="clear"/>
-          </w:tcPr>
-          <w:p>
-            <w:pPr>
-              <w:jc w:val="center"/>
-            </w:pPr>
-            <w:r>
-              <w:rPr>
-                <w:b/>
-                <w:color w:val="000000"/>
-                <w:sz w:val="18"/>
-              </w:rPr>
-              <w:t>13</w:t>
-            </w:r>
-          </w:p>
-        </w:tc>
-        <w:tc>
-          <w:tcPr>
-            <w:tcW w:type="dxa" w:w="1984"/>
-            <w:shd w:fill="D9D9D9" w:val="clear"/>
-          </w:tcPr>
-          <w:p>
-            <w:r/>
-          </w:p>
-        </w:tc>
-        <w:tc>
-          <w:tcPr>
-            <w:tcW w:type="dxa" w:w="454"/>
-            <w:shd w:fill="D9D9D9" w:val="clear"/>
-          </w:tcPr>
-          <w:p>
-            <w:r/>
-          </w:p>
-        </w:tc>
-        <w:tc>
-          <w:tcPr>
-            <w:tcW w:type="dxa" w:w="680"/>
-            <w:shd w:fill="D9D9D9" w:val="clear"/>
-          </w:tcPr>
-          <w:p>
-            <w:pPr>
-              <w:jc w:val="center"/>
-            </w:pPr>
-            <w:r>
-              <w:rPr>
-                <w:b/>
-                <w:color w:val="000000"/>
-                <w:sz w:val="18"/>
-              </w:rPr>
-              <w:t>11</w:t>
-            </w:r>
-          </w:p>
-        </w:tc>
-        <w:tc>
-          <w:tcPr>
-            <w:tcW w:type="dxa" w:w="3572"/>
-            <w:shd w:fill="D9D9D9" w:val="clear"/>
-          </w:tcPr>
-          <w:p>
-            <w:r/>
-          </w:p>
-        </w:tc>
-      </w:tr>
-      <w:tr>
-        <w:tc>
-          <w:tcPr>
-            <w:tcW w:type="dxa" w:w="3572"/>
-            <w:gridSpan w:val="11"/>
-            <w:shd w:fill="D9D9D9" w:val="clear"/>
-          </w:tcPr>
-          <w:p>
-            <w:r>
-              <w:rPr>
-                <w:b/>
-                <w:sz w:val="18"/>
-              </w:rPr>
-              <w:t>Capitol de lucrări 4.3-06 — Inst sanitare GospApa  │  LIPSA: 1  │  EXTRA: 0  │  Delta: -1</w:t>
-            </w:r>
-          </w:p>
-        </w:tc>
-      </w:tr>
-      <w:tr>
-        <w:tc>
-          <w:tcPr>
-            <w:tcW w:type="dxa" w:w="397"/>
-          </w:tcPr>
-          <w:p>
-            <w:r>
-              <w:rPr>
-                <w:b w:val="0"/>
-                <w:sz w:val="16"/>
-              </w:rPr>
-              <w:t>38</w:t>
-            </w:r>
-          </w:p>
-        </w:tc>
-        <w:tc>
-          <w:tcPr>
-            <w:tcW w:type="dxa" w:w="1701"/>
-          </w:tcPr>
-          <w:p>
-            <w:r>
-              <w:rPr>
-                <w:b w:val="0"/>
-                <w:sz w:val="16"/>
-              </w:rPr>
-              <w:t>4.3-06 - Inst sanitare GospApa</w:t>
-            </w:r>
-          </w:p>
-        </w:tc>
-        <w:tc>
-          <w:tcPr>
-            <w:tcW w:type="dxa" w:w="850"/>
-          </w:tcPr>
-          <w:p>
-            <w:r>
-              <w:rPr>
-                <w:b w:val="0"/>
-                <w:sz w:val="16"/>
-              </w:rPr>
-              <w:t>SD18A1</w:t>
-            </w:r>
-          </w:p>
-        </w:tc>
-        <w:tc>
-          <w:tcPr>
-            <w:tcW w:type="dxa" w:w="1984"/>
-          </w:tcPr>
-          <w:p>
-            <w:r>
-              <w:rPr>
-                <w:b w:val="0"/>
-                <w:sz w:val="16"/>
-              </w:rPr>
-              <w:t>robinet de golire 25 mm l: 11411 -m : 8813001 -...</w:t>
-            </w:r>
-          </w:p>
-        </w:tc>
-        <w:tc>
-          <w:tcPr>
-            <w:tcW w:type="dxa" w:w="454"/>
-          </w:tcPr>
-          <w:p>
-            <w:r>
-              <w:rPr>
-                <w:b w:val="0"/>
-                <w:sz w:val="16"/>
-              </w:rPr>
-              <w:t>buc</w:t>
-            </w:r>
-          </w:p>
-        </w:tc>
-        <w:tc>
-          <w:tcPr>
-            <w:tcW w:type="dxa" w:w="680"/>
-          </w:tcPr>
-          <w:p>
-            <w:r>
-              <w:rPr>
-                <w:b w:val="0"/>
-                <w:color w:val="CC0000"/>
-                <w:sz w:val="16"/>
-              </w:rPr>
-              <w:t>1.0</w:t>
-            </w:r>
-          </w:p>
-        </w:tc>
-        <w:tc>
-          <w:tcPr>
-            <w:tcW w:type="dxa" w:w="850"/>
-          </w:tcPr>
-          <w:p>
-            <w:r>
-              <w:rPr>
-                <w:b w:val="0"/>
-                <w:sz w:val="16"/>
-              </w:rPr>
-              <w:t>SD18A1</w:t>
-            </w:r>
-          </w:p>
-        </w:tc>
-        <w:tc>
-          <w:tcPr>
-            <w:tcW w:type="dxa" w:w="1984"/>
-          </w:tcPr>
-          <w:p>
-            <w:r>
-              <w:rPr>
-                <w:b w:val="0"/>
-                <w:sz w:val="16"/>
-              </w:rPr>
-              <w:t>robinet cu plutitor dn 3/4'</w:t>
-            </w:r>
-          </w:p>
-        </w:tc>
-        <w:tc>
-          <w:tcPr>
-            <w:tcW w:type="dxa" w:w="454"/>
-          </w:tcPr>
-          <w:p>
-            <w:r>
-              <w:rPr>
-                <w:b w:val="0"/>
-                <w:sz w:val="16"/>
-              </w:rPr>
-              <w:t>buc</w:t>
-            </w:r>
-          </w:p>
-        </w:tc>
-        <w:tc>
-          <w:tcPr>
-            <w:tcW w:type="dxa" w:w="680"/>
-          </w:tcPr>
-          <w:p>
-            <w:r>
-              <w:rPr>
-                <w:b w:val="0"/>
-                <w:color w:val="CC0000"/>
-                <w:sz w:val="16"/>
-              </w:rPr>
-              <w:t>3.0</w:t>
-            </w:r>
-          </w:p>
-        </w:tc>
-        <w:tc>
-          <w:tcPr>
-            <w:tcW w:type="dxa" w:w="3572"/>
-          </w:tcPr>
-          <w:p>
-            <w:r>
-              <w:rPr>
-                <w:b w:val="0"/>
-                <w:color w:val="CC0000"/>
-                <w:sz w:val="16"/>
-              </w:rPr>
-              <w:t>Cantitate diferită: referință 1.0 buc, ofertat 3.0 buc</w:t>
-            </w:r>
-          </w:p>
-        </w:tc>
-      </w:tr>
-      <w:tr>
-        <w:tc>
-          <w:tcPr>
-            <w:tcW w:type="dxa" w:w="397"/>
-            <w:shd w:fill="FFB3B3" w:val="clear"/>
-          </w:tcPr>
-          <w:p>
-            <w:r>
-              <w:rPr>
-                <w:b w:val="0"/>
-                <w:sz w:val="16"/>
-              </w:rPr>
-              <w:t>39</w:t>
-            </w:r>
-          </w:p>
-        </w:tc>
-        <w:tc>
-          <w:tcPr>
-            <w:tcW w:type="dxa" w:w="1701"/>
-            <w:shd w:fill="FFB3B3" w:val="clear"/>
-          </w:tcPr>
-          <w:p>
-            <w:r>
-              <w:rPr>
-                <w:b w:val="0"/>
-                <w:sz w:val="16"/>
-              </w:rPr>
-              <w:t>4.3-06 - Inst sanitare GospApa</w:t>
-            </w:r>
-          </w:p>
-        </w:tc>
-        <w:tc>
-          <w:tcPr>
-            <w:tcW w:type="dxa" w:w="850"/>
-            <w:shd w:fill="FFB3B3" w:val="clear"/>
-          </w:tcPr>
-          <w:p>
-            <w:r>
-              <w:rPr>
-                <w:b w:val="0"/>
-                <w:sz w:val="16"/>
-              </w:rPr>
-              <w:t>SD18A1</w:t>
-            </w:r>
-          </w:p>
-        </w:tc>
-        <w:tc>
-          <w:tcPr>
-            <w:tcW w:type="dxa" w:w="1984"/>
-            <w:shd w:fill="FFB3B3" w:val="clear"/>
-          </w:tcPr>
-          <w:p>
-            <w:r>
-              <w:rPr>
-                <w:b w:val="0"/>
-                <w:sz w:val="16"/>
-              </w:rPr>
-              <w:t>robinet cu plutitor dn %%' l: 11411 -0130: 4201...</w:t>
-            </w:r>
-          </w:p>
-        </w:tc>
-        <w:tc>
-          <w:tcPr>
-            <w:tcW w:type="dxa" w:w="454"/>
-            <w:shd w:fill="FFB3B3" w:val="clear"/>
-          </w:tcPr>
-          <w:p>
-            <w:r>
-              <w:rPr>
-                <w:b w:val="0"/>
-                <w:sz w:val="16"/>
-              </w:rPr>
-              <w:t>buc</w:t>
-            </w:r>
-          </w:p>
-        </w:tc>
-        <w:tc>
-          <w:tcPr>
-            <w:tcW w:type="dxa" w:w="680"/>
-            <w:shd w:fill="FFB3B3" w:val="clear"/>
-          </w:tcPr>
-          <w:p>
-            <w:r>
-              <w:rPr>
-                <w:b w:val="0"/>
-                <w:sz w:val="16"/>
-              </w:rPr>
-              <w:t>3.0</w:t>
-            </w:r>
-          </w:p>
-        </w:tc>
-        <w:tc>
-          <w:tcPr>
-            <w:tcW w:type="dxa" w:w="850"/>
-            <w:shd w:fill="FFB3B3" w:val="clear"/>
-          </w:tcPr>
-          <w:p/>
-        </w:tc>
-        <w:tc>
-          <w:tcPr>
-            <w:tcW w:type="dxa" w:w="1984"/>
-            <w:shd w:fill="FFB3B3" w:val="clear"/>
-          </w:tcPr>
-          <w:p/>
-        </w:tc>
-        <w:tc>
-          <w:tcPr>
-            <w:tcW w:type="dxa" w:w="454"/>
-            <w:shd w:fill="FFB3B3" w:val="clear"/>
-          </w:tcPr>
-          <w:p/>
-        </w:tc>
-        <w:tc>
-          <w:tcPr>
-            <w:tcW w:type="dxa" w:w="680"/>
-            <w:shd w:fill="FFB3B3" w:val="clear"/>
-          </w:tcPr>
-          <w:p/>
-        </w:tc>
-        <w:tc>
-          <w:tcPr>
-            <w:tcW w:type="dxa" w:w="3572"/>
-            <w:shd w:fill="FFB3B3" w:val="clear"/>
-          </w:tcPr>
-          <w:p>
-            <w:r>
-              <w:rPr>
-                <w:b w:val="0"/>
-                <w:color w:val="CC0000"/>
-                <w:sz w:val="16"/>
-              </w:rPr>
-              <w:t>Articol lipsă din ofertă</w:t>
-            </w:r>
-          </w:p>
-        </w:tc>
-      </w:tr>
-      <w:tr>
-        <w:tc>
-          <w:tcPr>
-            <w:tcW w:type="dxa" w:w="397"/>
-          </w:tcPr>
-          <w:p/>
-        </w:tc>
-        <w:tc>
-          <w:tcPr>
-            <w:tcW w:type="dxa" w:w="1701"/>
-            <w:shd w:fill="D9D9D9" w:val="clear"/>
-          </w:tcPr>
-          <w:p>
-            <w:r>
-              <w:rPr>
-                <w:b/>
-                <w:color w:val="000000"/>
-                <w:sz w:val="18"/>
-              </w:rPr>
-              <w:t>SUMAR</w:t>
-            </w:r>
-          </w:p>
-        </w:tc>
-        <w:tc>
-          <w:tcPr>
-            <w:tcW w:type="dxa" w:w="850"/>
-            <w:shd w:fill="D9D9D9" w:val="clear"/>
-          </w:tcPr>
-          <w:p>
-            <w:r>
-              <w:rPr>
-                <w:b/>
-                <w:color w:val="000000"/>
-                <w:sz w:val="18"/>
-              </w:rPr>
-              <w:t>Neconformitati: 1 din 43 articole ref.</w:t>
-            </w:r>
-          </w:p>
-        </w:tc>
-        <w:tc>
-          <w:tcPr>
-            <w:tcW w:type="dxa" w:w="1984"/>
-            <w:shd w:fill="D9D9D9" w:val="clear"/>
-          </w:tcPr>
-          <w:p>
-            <w:r/>
-          </w:p>
-        </w:tc>
-        <w:tc>
-          <w:tcPr>
-            <w:tcW w:type="dxa" w:w="454"/>
-            <w:shd w:fill="D9D9D9" w:val="clear"/>
-          </w:tcPr>
-          <w:p>
-            <w:r/>
-          </w:p>
-        </w:tc>
-        <w:tc>
-          <w:tcPr>
-            <w:tcW w:type="dxa" w:w="680"/>
-            <w:shd w:fill="D9D9D9" w:val="clear"/>
-          </w:tcPr>
-          <w:p>
-            <w:r/>
-          </w:p>
-        </w:tc>
-        <w:tc>
-          <w:tcPr>
-            <w:tcW w:type="dxa" w:w="850"/>
-            <w:shd w:fill="D9D9D9" w:val="clear"/>
-          </w:tcPr>
-          <w:p>
-            <w:pPr>
-              <w:jc w:val="center"/>
-            </w:pPr>
-            <w:r>
-              <w:rPr>
-                <w:b/>
-                <w:color w:val="000000"/>
-                <w:sz w:val="18"/>
-              </w:rPr>
-              <w:t>43</w:t>
-            </w:r>
-          </w:p>
-        </w:tc>
-        <w:tc>
-          <w:tcPr>
-            <w:tcW w:type="dxa" w:w="1984"/>
-            <w:shd w:fill="D9D9D9" w:val="clear"/>
-          </w:tcPr>
-          <w:p>
-            <w:r/>
-          </w:p>
-        </w:tc>
-        <w:tc>
-          <w:tcPr>
-            <w:tcW w:type="dxa" w:w="454"/>
-            <w:shd w:fill="D9D9D9" w:val="clear"/>
-          </w:tcPr>
-          <w:p>
-            <w:r/>
-          </w:p>
-        </w:tc>
-        <w:tc>
-          <w:tcPr>
-            <w:tcW w:type="dxa" w:w="680"/>
-            <w:shd w:fill="D9D9D9" w:val="clear"/>
-          </w:tcPr>
-          <w:p>
-            <w:pPr>
-              <w:jc w:val="center"/>
-            </w:pPr>
-            <w:r>
-              <w:rPr>
-                <w:b/>
-                <w:color w:val="000000"/>
-                <w:sz w:val="18"/>
-              </w:rPr>
-              <w:t>40</w:t>
-            </w:r>
-          </w:p>
-        </w:tc>
-        <w:tc>
-          <w:tcPr>
-            <w:tcW w:type="dxa" w:w="3572"/>
-            <w:shd w:fill="D9D9D9" w:val="clear"/>
-          </w:tcPr>
-          <w:p>
-            <w:r/>
-          </w:p>
-        </w:tc>
-      </w:tr>
-      <w:tr>
-        <w:tc>
-          <w:tcPr>
-            <w:tcW w:type="dxa" w:w="3572"/>
-            <w:gridSpan w:val="11"/>
-            <w:shd w:fill="D9D9D9" w:val="clear"/>
-          </w:tcPr>
-          <w:p>
-            <w:r>
-              <w:rPr>
-                <w:b/>
-                <w:sz w:val="18"/>
-              </w:rPr>
-              <w:t>Capitol de lucrări 4.2-2 — Structura  │  LIPSA: 0  │  EXTRA: 1  │  Delta: +1</w:t>
-            </w:r>
-          </w:p>
-        </w:tc>
-      </w:tr>
-      <w:tr>
-        <w:tc>
-          <w:tcPr>
-            <w:tcW w:type="dxa" w:w="3572"/>
-            <w:gridSpan w:val="11"/>
-            <w:shd w:fill="FFFF99" w:val="clear"/>
-          </w:tcPr>
-          <w:p>
-            <w:r>
-              <w:rPr>
-                <w:b w:val="0"/>
-                <w:i/>
-                <w:sz w:val="16"/>
-              </w:rPr>
-              <w:t>▸ Articole extra în ofertă — verificare manuală recomandată</w:t>
-            </w:r>
-          </w:p>
-        </w:tc>
-      </w:tr>
-      <w:tr>
-        <w:tc>
-          <w:tcPr>
-            <w:tcW w:type="dxa" w:w="397"/>
-            <w:shd w:fill="FFFF99" w:val="clear"/>
-          </w:tcPr>
-          <w:p>
-            <w:r>
-              <w:rPr>
-                <w:b w:val="0"/>
-                <w:sz w:val="16"/>
-              </w:rPr>
-              <w:t>41</w:t>
-            </w:r>
-          </w:p>
-        </w:tc>
-        <w:tc>
-          <w:tcPr>
-            <w:tcW w:type="dxa" w:w="1701"/>
-            <w:shd w:fill="FFFF99" w:val="clear"/>
-          </w:tcPr>
-          <w:p>
-            <w:r>
-              <w:rPr>
-                <w:b w:val="0"/>
-                <w:sz w:val="16"/>
-              </w:rPr>
-              <w:t>4.2-2 - Structura</w:t>
-            </w:r>
-          </w:p>
-        </w:tc>
-        <w:tc>
-          <w:tcPr>
-            <w:tcW w:type="dxa" w:w="850"/>
-            <w:shd w:fill="FFFF99" w:val="clear"/>
-          </w:tcPr>
-          <w:p>
-            <w:r>
-              <w:rPr>
-                <w:b w:val="0"/>
-                <w:sz w:val="16"/>
-              </w:rPr>
-            </w:r>
-          </w:p>
-        </w:tc>
-        <w:tc>
-          <w:tcPr>
-            <w:tcW w:type="dxa" w:w="1984"/>
-            <w:shd w:fill="FFFF99" w:val="clear"/>
-          </w:tcPr>
-          <w:p>
-            <w:r>
-              <w:rPr>
-                <w:b w:val="0"/>
-                <w:sz w:val="16"/>
-              </w:rPr>
-            </w:r>
-          </w:p>
-        </w:tc>
-        <w:tc>
-          <w:tcPr>
-            <w:tcW w:type="dxa" w:w="454"/>
-            <w:shd w:fill="FFFF99" w:val="clear"/>
-          </w:tcPr>
-          <w:p>
-            <w:r>
-              <w:rPr>
-                <w:b w:val="0"/>
-                <w:sz w:val="16"/>
-              </w:rPr>
-            </w:r>
-          </w:p>
-        </w:tc>
-        <w:tc>
-          <w:tcPr>
-            <w:tcW w:type="dxa" w:w="680"/>
-            <w:shd w:fill="FFFF99" w:val="clear"/>
-          </w:tcPr>
-          <w:p>
-            <w:r>
-              <w:rPr>
-                <w:b w:val="0"/>
-                <w:sz w:val="16"/>
-              </w:rPr>
-            </w:r>
-          </w:p>
-        </w:tc>
-        <w:tc>
-          <w:tcPr>
-            <w:tcW w:type="dxa" w:w="850"/>
-            <w:shd w:fill="FFFF99" w:val="clear"/>
-          </w:tcPr>
-          <w:p>
-            <w:r>
-              <w:rPr>
-                <w:b w:val="0"/>
-                <w:sz w:val="16"/>
-              </w:rPr>
-              <w:t>RPCB02E</w:t>
-            </w:r>
-          </w:p>
-        </w:tc>
-        <w:tc>
-          <w:tcPr>
-            <w:tcW w:type="dxa" w:w="1984"/>
-            <w:shd w:fill="FFFF99" w:val="clear"/>
-          </w:tcPr>
-          <w:p>
-            <w:r>
-              <w:rPr>
-                <w:b w:val="0"/>
-                <w:sz w:val="16"/>
-              </w:rPr>
-              <w:t>beton c12/15 egalizare</w:t>
-            </w:r>
-          </w:p>
-        </w:tc>
-        <w:tc>
-          <w:tcPr>
-            <w:tcW w:type="dxa" w:w="454"/>
-            <w:shd w:fill="FFFF99" w:val="clear"/>
-          </w:tcPr>
-          <w:p>
-            <w:r>
-              <w:rPr>
-                <w:b w:val="0"/>
-                <w:sz w:val="16"/>
-              </w:rPr>
-              <w:t>mc</w:t>
-            </w:r>
-          </w:p>
-        </w:tc>
-        <w:tc>
-          <w:tcPr>
-            <w:tcW w:type="dxa" w:w="680"/>
-            <w:shd w:fill="FFFF99" w:val="clear"/>
-          </w:tcPr>
-          <w:p>
-            <w:r>
-              <w:rPr>
-                <w:b w:val="0"/>
-                <w:sz w:val="16"/>
-              </w:rPr>
-              <w:t>2.17</w:t>
-            </w:r>
-          </w:p>
-        </w:tc>
-        <w:tc>
-          <w:tcPr>
-            <w:tcW w:type="dxa" w:w="3572"/>
-            <w:shd w:fill="FFFF99" w:val="clear"/>
-          </w:tcPr>
-          <w:p>
-            <w:r>
-              <w:rPr>
-                <w:b w:val="0"/>
-                <w:color w:val="CC0000"/>
-                <w:sz w:val="16"/>
-              </w:rPr>
-              <w:t>Articol suplimentar în ofertă (nu există în referință)</w:t>
-            </w:r>
-          </w:p>
-        </w:tc>
-      </w:tr>
-      <w:tr>
-        <w:tc>
-          <w:tcPr>
-            <w:tcW w:type="dxa" w:w="397"/>
-          </w:tcPr>
-          <w:p/>
-        </w:tc>
-        <w:tc>
-          <w:tcPr>
-            <w:tcW w:type="dxa" w:w="1701"/>
-            <w:shd w:fill="D9D9D9" w:val="clear"/>
-          </w:tcPr>
-          <w:p>
-            <w:r>
-              <w:rPr>
-                <w:b/>
-                <w:color w:val="000000"/>
-                <w:sz w:val="18"/>
-              </w:rPr>
-              <w:t>SUMAR</w:t>
-            </w:r>
-          </w:p>
-        </w:tc>
-        <w:tc>
-          <w:tcPr>
-            <w:tcW w:type="dxa" w:w="850"/>
-            <w:shd w:fill="D9D9D9" w:val="clear"/>
-          </w:tcPr>
-          <w:p>
-            <w:r>
-              <w:rPr>
-                <w:b/>
-                <w:color w:val="000000"/>
-                <w:sz w:val="18"/>
-              </w:rPr>
-              <w:t>Neconformitati: 1 din 14 articole ref.</w:t>
-            </w:r>
-          </w:p>
-        </w:tc>
-        <w:tc>
-          <w:tcPr>
-            <w:tcW w:type="dxa" w:w="1984"/>
-            <w:shd w:fill="D9D9D9" w:val="clear"/>
-          </w:tcPr>
-          <w:p>
-            <w:r/>
-          </w:p>
-        </w:tc>
-        <w:tc>
-          <w:tcPr>
-            <w:tcW w:type="dxa" w:w="454"/>
-            <w:shd w:fill="D9D9D9" w:val="clear"/>
-          </w:tcPr>
-          <w:p>
-            <w:r/>
-          </w:p>
-        </w:tc>
-        <w:tc>
-          <w:tcPr>
-            <w:tcW w:type="dxa" w:w="680"/>
-            <w:shd w:fill="D9D9D9" w:val="clear"/>
-          </w:tcPr>
-          <w:p>
-            <w:r/>
-          </w:p>
-        </w:tc>
-        <w:tc>
-          <w:tcPr>
-            <w:tcW w:type="dxa" w:w="850"/>
-            <w:shd w:fill="D9D9D9" w:val="clear"/>
-          </w:tcPr>
-          <w:p>
-            <w:pPr>
-              <w:jc w:val="center"/>
-            </w:pPr>
-            <w:r>
-              <w:rPr>
-                <w:b/>
-                <w:color w:val="000000"/>
-                <w:sz w:val="18"/>
-              </w:rPr>
-              <w:t>14</w:t>
-            </w:r>
-          </w:p>
-        </w:tc>
-        <w:tc>
-          <w:tcPr>
-            <w:tcW w:type="dxa" w:w="1984"/>
-            <w:shd w:fill="D9D9D9" w:val="clear"/>
-          </w:tcPr>
-          <w:p>
-            <w:r/>
-          </w:p>
-        </w:tc>
-        <w:tc>
-          <w:tcPr>
-            <w:tcW w:type="dxa" w:w="454"/>
-            <w:shd w:fill="D9D9D9" w:val="clear"/>
-          </w:tcPr>
-          <w:p>
-            <w:r/>
-          </w:p>
-        </w:tc>
-        <w:tc>
-          <w:tcPr>
-            <w:tcW w:type="dxa" w:w="680"/>
-            <w:shd w:fill="D9D9D9" w:val="clear"/>
-          </w:tcPr>
-          <w:p>
-            <w:pPr>
-              <w:jc w:val="center"/>
-            </w:pPr>
-            <w:r>
-              <w:rPr>
-                <w:b/>
-                <w:color w:val="000000"/>
-                <w:sz w:val="18"/>
-              </w:rPr>
-              <w:t>12</w:t>
-            </w:r>
-          </w:p>
-        </w:tc>
-        <w:tc>
-          <w:tcPr>
-            <w:tcW w:type="dxa" w:w="3572"/>
-            <w:shd w:fill="D9D9D9" w:val="clear"/>
-          </w:tcPr>
-          <w:p>
-            <w:r/>
-          </w:p>
-        </w:tc>
-      </w:tr>
-      <w:tr>
-        <w:tc>
-          <w:tcPr>
-            <w:tcW w:type="dxa" w:w="3572"/>
-            <w:gridSpan w:val="11"/>
-            <w:shd w:fill="D9D9D9" w:val="clear"/>
-          </w:tcPr>
-          <w:p>
-            <w:r>
-              <w:rPr>
-                <w:b/>
-                <w:sz w:val="18"/>
-              </w:rPr>
-              <w:t>Capitol de lucrări 5.1-1 — Lucrari de constructii  │  LIPSA: 0  │  EXTRA: 2  │  Delta: +2</w:t>
-            </w:r>
-          </w:p>
-        </w:tc>
-      </w:tr>
-      <w:tr>
-        <w:tc>
-          <w:tcPr>
-            <w:tcW w:type="dxa" w:w="3572"/>
-            <w:gridSpan w:val="11"/>
-            <w:shd w:fill="FFFF99" w:val="clear"/>
-          </w:tcPr>
-          <w:p>
-            <w:r>
-              <w:rPr>
-                <w:b w:val="0"/>
-                <w:i/>
-                <w:sz w:val="16"/>
-              </w:rPr>
-              <w:t>▸ Articole extra în ofertă — verificare manuală recomandată</w:t>
-            </w:r>
-          </w:p>
-        </w:tc>
-      </w:tr>
-      <w:tr>
-        <w:tc>
-          <w:tcPr>
-            <w:tcW w:type="dxa" w:w="397"/>
-            <w:shd w:fill="FFFF99" w:val="clear"/>
-          </w:tcPr>
-          <w:p>
-            <w:r>
-              <w:rPr>
-                <w:b w:val="0"/>
-                <w:sz w:val="16"/>
-              </w:rPr>
-              <w:t>43</w:t>
-            </w:r>
-          </w:p>
-        </w:tc>
-        <w:tc>
-          <w:tcPr>
-            <w:tcW w:type="dxa" w:w="1701"/>
-            <w:shd w:fill="FFFF99" w:val="clear"/>
-          </w:tcPr>
-          <w:p>
-            <w:r>
-              <w:rPr>
-                <w:b w:val="0"/>
-                <w:sz w:val="16"/>
-              </w:rPr>
-              <w:t>5.1-1 - Lucrari de constructii</w:t>
-            </w:r>
-          </w:p>
-        </w:tc>
-        <w:tc>
-          <w:tcPr>
-            <w:tcW w:type="dxa" w:w="850"/>
-            <w:shd w:fill="FFFF99" w:val="clear"/>
-          </w:tcPr>
-          <w:p>
-            <w:r>
-              <w:rPr>
-                <w:b w:val="0"/>
-                <w:sz w:val="16"/>
-              </w:rPr>
-            </w:r>
-          </w:p>
-        </w:tc>
-        <w:tc>
-          <w:tcPr>
-            <w:tcW w:type="dxa" w:w="1984"/>
-            <w:shd w:fill="FFFF99" w:val="clear"/>
-          </w:tcPr>
-          <w:p>
-            <w:r>
-              <w:rPr>
-                <w:b w:val="0"/>
-                <w:sz w:val="16"/>
-              </w:rPr>
-            </w:r>
-          </w:p>
-        </w:tc>
-        <w:tc>
-          <w:tcPr>
-            <w:tcW w:type="dxa" w:w="454"/>
-            <w:shd w:fill="FFFF99" w:val="clear"/>
-          </w:tcPr>
-          <w:p>
-            <w:r>
-              <w:rPr>
-                <w:b w:val="0"/>
-                <w:sz w:val="16"/>
-              </w:rPr>
-            </w:r>
-          </w:p>
-        </w:tc>
-        <w:tc>
-          <w:tcPr>
-            <w:tcW w:type="dxa" w:w="680"/>
-            <w:shd w:fill="FFFF99" w:val="clear"/>
-          </w:tcPr>
-          <w:p>
-            <w:r>
-              <w:rPr>
-                <w:b w:val="0"/>
-                <w:sz w:val="16"/>
-              </w:rPr>
-            </w:r>
-          </w:p>
-        </w:tc>
-        <w:tc>
-          <w:tcPr>
-            <w:tcW w:type="dxa" w:w="850"/>
-            <w:shd w:fill="FFFF99" w:val="clear"/>
-          </w:tcPr>
-          <w:p>
-            <w:r>
-              <w:rPr>
-                <w:b w:val="0"/>
-                <w:sz w:val="16"/>
-              </w:rPr>
-              <w:t>M2</w:t>
-            </w:r>
-          </w:p>
-        </w:tc>
-        <w:tc>
-          <w:tcPr>
-            <w:tcW w:type="dxa" w:w="1984"/>
-            <w:shd w:fill="FFFF99" w:val="clear"/>
-          </w:tcPr>
-          <w:p>
-            <w:r>
-              <w:rPr>
-                <w:b w:val="0"/>
-                <w:sz w:val="16"/>
-              </w:rPr>
-              <w:t>s475 dn 40 11/2 zn dataconstruct</w:t>
-            </w:r>
-          </w:p>
-        </w:tc>
-        <w:tc>
-          <w:tcPr>
-            <w:tcW w:type="dxa" w:w="454"/>
-            <w:shd w:fill="FFFF99" w:val="clear"/>
-          </w:tcPr>
-          <w:p>
-            <w:r>
-              <w:rPr>
-                <w:b w:val="0"/>
-                <w:sz w:val="16"/>
-              </w:rPr>
-              <w:t>buc</w:t>
-            </w:r>
-          </w:p>
-        </w:tc>
-        <w:tc>
-          <w:tcPr>
-            <w:tcW w:type="dxa" w:w="680"/>
-            <w:shd w:fill="FFFF99" w:val="clear"/>
-          </w:tcPr>
-          <w:p>
-            <w:r>
-              <w:rPr>
-                <w:b w:val="0"/>
-                <w:sz w:val="16"/>
-              </w:rPr>
               <w:t>1.61</w:t>
-            </w:r>
-          </w:p>
-        </w:tc>
-        <w:tc>
-          <w:tcPr>
-            <w:tcW w:type="dxa" w:w="3572"/>
-            <w:shd w:fill="FFFF99" w:val="clear"/>
-          </w:tcPr>
-          <w:p>
-            <w:r>
-              <w:rPr>
-                <w:b w:val="0"/>
-                <w:color w:val="CC0000"/>
-                <w:sz w:val="16"/>
-              </w:rPr>
-              <w:t>Articol suplimentar în ofertă (nu există în referință)</w:t>
-            </w:r>
-          </w:p>
-        </w:tc>
-      </w:tr>
-      <w:tr>
-        <w:tc>
-          <w:tcPr>
-            <w:tcW w:type="dxa" w:w="397"/>
-            <w:shd w:fill="FFFF99" w:val="clear"/>
-          </w:tcPr>
-          <w:p>
-            <w:r>
-              <w:rPr>
-                <w:b w:val="0"/>
-                <w:sz w:val="16"/>
-              </w:rPr>
-              <w:t>44</w:t>
-            </w:r>
-          </w:p>
-        </w:tc>
-        <w:tc>
-          <w:tcPr>
-            <w:tcW w:type="dxa" w:w="1701"/>
-            <w:shd w:fill="FFFF99" w:val="clear"/>
-          </w:tcPr>
-          <w:p>
-            <w:r>
-              <w:rPr>
-                <w:b w:val="0"/>
-                <w:sz w:val="16"/>
-              </w:rPr>
-              <w:t>5.1-1 - Lucrari de constructii</w:t>
-            </w:r>
-          </w:p>
-        </w:tc>
-        <w:tc>
-          <w:tcPr>
-            <w:tcW w:type="dxa" w:w="850"/>
-            <w:shd w:fill="FFFF99" w:val="clear"/>
-          </w:tcPr>
-          <w:p>
-            <w:r>
-              <w:rPr>
-                <w:b w:val="0"/>
-                <w:sz w:val="16"/>
-              </w:rPr>
-            </w:r>
-          </w:p>
-        </w:tc>
-        <w:tc>
-          <w:tcPr>
-            <w:tcW w:type="dxa" w:w="1984"/>
-            <w:shd w:fill="FFFF99" w:val="clear"/>
-          </w:tcPr>
-          <w:p>
-            <w:r>
-              <w:rPr>
-                <w:b w:val="0"/>
-                <w:sz w:val="16"/>
-              </w:rPr>
-            </w:r>
-          </w:p>
-        </w:tc>
-        <w:tc>
-          <w:tcPr>
-            <w:tcW w:type="dxa" w:w="454"/>
-            <w:shd w:fill="FFFF99" w:val="clear"/>
-          </w:tcPr>
-          <w:p>
-            <w:r>
-              <w:rPr>
-                <w:b w:val="0"/>
-                <w:sz w:val="16"/>
-              </w:rPr>
-            </w:r>
-          </w:p>
-        </w:tc>
-        <w:tc>
-          <w:tcPr>
-            <w:tcW w:type="dxa" w:w="680"/>
-            <w:shd w:fill="FFFF99" w:val="clear"/>
-          </w:tcPr>
-          <w:p>
-            <w:r>
-              <w:rPr>
-                <w:b w:val="0"/>
-                <w:sz w:val="16"/>
-              </w:rPr>
-            </w:r>
-          </w:p>
-        </w:tc>
-        <w:tc>
-          <w:tcPr>
-            <w:tcW w:type="dxa" w:w="850"/>
-            <w:shd w:fill="FFFF99" w:val="clear"/>
-          </w:tcPr>
-          <w:p>
-            <w:r>
-              <w:rPr>
-                <w:b w:val="0"/>
-                <w:sz w:val="16"/>
-              </w:rPr>
-              <w:t>IEC60076</w:t>
-            </w:r>
-          </w:p>
-        </w:tc>
-        <w:tc>
-          <w:tcPr>
-            <w:tcW w:type="dxa" w:w="1984"/>
-            <w:shd w:fill="FFFF99" w:val="clear"/>
-          </w:tcPr>
-          <w:p>
-            <w:r>
-              <w:rPr>
-                <w:b w:val="0"/>
-                <w:sz w:val="16"/>
-              </w:rPr>
-              <w:t>fabricație conform standardelor ue 1so9g01; iec...</w:t>
-            </w:r>
-          </w:p>
-        </w:tc>
-        <w:tc>
-          <w:tcPr>
-            <w:tcW w:type="dxa" w:w="454"/>
-            <w:shd w:fill="FFFF99" w:val="clear"/>
-          </w:tcPr>
-          <w:p>
-            <w:r>
-              <w:rPr>
-                <w:b w:val="0"/>
-                <w:sz w:val="16"/>
-              </w:rPr>
-            </w:r>
-          </w:p>
-        </w:tc>
-        <w:tc>
-          <w:tcPr>
-            <w:tcW w:type="dxa" w:w="680"/>
-            <w:shd w:fill="FFFF99" w:val="clear"/>
-          </w:tcPr>
-          <w:p>
-            <w:r>
-              <w:rPr>
-                <w:b w:val="0"/>
-                <w:sz w:val="16"/>
-              </w:rPr>
-              <w:t>1.0</w:t>
             </w:r>
           </w:p>
         </w:tc>

--- a/output_AO/Raport_Oferta_2.docx
+++ b/output_AO/Raport_Oferta_2.docx
@@ -34,7 +34,7 @@
         <w:rPr>
           <w:b/>
         </w:rPr>
-        <w:t>Articole referință: 761  │  Articole ofertă: 721  │  Matched: 0  │  Neconformități: 0</w:t>
+        <w:t>Articole referință: 764  │  Articole ofertă: 725  │  Matched: 0  │  Neconformități: 0</w:t>
       </w:r>
     </w:p>
     <w:p>
@@ -42,7 +42,7 @@
         <w:rPr>
           <w:b/>
         </w:rPr>
-        <w:t>Devize: 4.1-03, 4.1-04, 4.1-10, 4.1-11, 4.1-12, 4.1-13, 4.1-14, 4.3-05, 4.3-06, 4.2-2, 5.1-1</w:t>
+        <w:t>Devize: 4.1-03, 4.1-04, 4.1-13, 4.1-14, 4.3-05, 4.1-12, 4.2-2, 4.3-06, 5.1-1</w:t>
       </w:r>
     </w:p>
     <w:tbl>
@@ -1136,7 +1136,7 @@
                 <w:b/>
                 <w:sz w:val="18"/>
               </w:rPr>
-              <w:t>Capitol de lucrări 4.1-04 — Arhitectura conexe tip II  │  LIPSA: 3  │  EXTRA: 4  │  Delta: +1</w:t>
+              <w:t>Capitol de lucrări 4.1-04 — Arhitectura conexe tip II  │  LIPSA: 2  │  EXTRA: 4  │  Delta: +2</w:t>
             </w:r>
           </w:p>
         </w:tc>
@@ -1145,6 +1145,7 @@
         <w:tc>
           <w:tcPr>
             <w:tcW w:type="dxa" w:w="397"/>
+            <w:shd w:fill="FFB3B3" w:val="clear"/>
           </w:tcPr>
           <w:p>
             <w:r>
@@ -1153,325 +1154,6 @@
                 <w:sz w:val="16"/>
               </w:rPr>
               <w:t>6</w:t>
-            </w:r>
-          </w:p>
-        </w:tc>
-        <w:tc>
-          <w:tcPr>
-            <w:tcW w:type="dxa" w:w="1701"/>
-          </w:tcPr>
-          <w:p>
-            <w:r>
-              <w:rPr>
-                <w:b w:val="0"/>
-                <w:sz w:val="16"/>
-              </w:rPr>
-              <w:t>4.1-04 - Arhitectura conexe tip II</w:t>
-            </w:r>
-          </w:p>
-        </w:tc>
-        <w:tc>
-          <w:tcPr>
-            <w:tcW w:type="dxa" w:w="850"/>
-          </w:tcPr>
-          <w:p>
-            <w:r>
-              <w:rPr>
-                <w:b w:val="0"/>
-                <w:sz w:val="16"/>
-              </w:rPr>
-              <w:t>CG15XC</w:t>
-            </w:r>
-          </w:p>
-        </w:tc>
-        <w:tc>
-          <w:tcPr>
-            <w:tcW w:type="dxa" w:w="1984"/>
-          </w:tcPr>
-          <w:p>
-            <w:r>
-              <w:rPr>
-                <w:b w:val="0"/>
-                <w:sz w:val="16"/>
-              </w:rPr>
-              <w:t>plinta placi ceramice-min 10 cm l: 10124 -m : 2...</w:t>
-            </w:r>
-          </w:p>
-        </w:tc>
-        <w:tc>
-          <w:tcPr>
-            <w:tcW w:type="dxa" w:w="454"/>
-          </w:tcPr>
-          <w:p>
-            <w:r>
-              <w:rPr>
-                <w:b w:val="0"/>
-                <w:color w:val="CC0000"/>
-                <w:sz w:val="16"/>
-              </w:rPr>
-              <w:t>m</w:t>
-            </w:r>
-          </w:p>
-        </w:tc>
-        <w:tc>
-          <w:tcPr>
-            <w:tcW w:type="dxa" w:w="680"/>
-          </w:tcPr>
-          <w:p>
-            <w:r>
-              <w:rPr>
-                <w:b w:val="0"/>
-                <w:sz w:val="16"/>
-              </w:rPr>
-              <w:t>229.63</w:t>
-            </w:r>
-          </w:p>
-        </w:tc>
-        <w:tc>
-          <w:tcPr>
-            <w:tcW w:type="dxa" w:w="850"/>
-          </w:tcPr>
-          <w:p>
-            <w:r>
-              <w:rPr>
-                <w:b w:val="0"/>
-                <w:sz w:val="16"/>
-              </w:rPr>
-              <w:t>CG15XC</w:t>
-            </w:r>
-          </w:p>
-        </w:tc>
-        <w:tc>
-          <w:tcPr>
-            <w:tcW w:type="dxa" w:w="1984"/>
-          </w:tcPr>
-          <w:p>
-            <w:r>
-              <w:rPr>
-                <w:b w:val="0"/>
-                <w:sz w:val="16"/>
-              </w:rPr>
-              <w:t>plinta placi ceramice-min 10 m</w:t>
-            </w:r>
-          </w:p>
-        </w:tc>
-        <w:tc>
-          <w:tcPr>
-            <w:tcW w:type="dxa" w:w="454"/>
-          </w:tcPr>
-          <w:p>
-            <w:r>
-              <w:rPr>
-                <w:b w:val="0"/>
-                <w:color w:val="CC0000"/>
-                <w:sz w:val="16"/>
-              </w:rPr>
-              <w:t>cm</w:t>
-            </w:r>
-          </w:p>
-        </w:tc>
-        <w:tc>
-          <w:tcPr>
-            <w:tcW w:type="dxa" w:w="680"/>
-          </w:tcPr>
-          <w:p>
-            <w:r>
-              <w:rPr>
-                <w:b w:val="0"/>
-                <w:sz w:val="16"/>
-              </w:rPr>
-              <w:t>229.63</w:t>
-            </w:r>
-          </w:p>
-        </w:tc>
-        <w:tc>
-          <w:tcPr>
-            <w:tcW w:type="dxa" w:w="3572"/>
-          </w:tcPr>
-          <w:p>
-            <w:r>
-              <w:rPr>
-                <w:b w:val="0"/>
-                <w:color w:val="CC0000"/>
-                <w:sz w:val="16"/>
-              </w:rPr>
-              <w:t>Unitate de măsură diferită: referință m, ofertat cm</w:t>
-            </w:r>
-          </w:p>
-        </w:tc>
-      </w:tr>
-      <w:tr>
-        <w:tc>
-          <w:tcPr>
-            <w:tcW w:type="dxa" w:w="397"/>
-          </w:tcPr>
-          <w:p>
-            <w:r>
-              <w:rPr>
-                <w:b w:val="0"/>
-                <w:sz w:val="16"/>
-              </w:rPr>
-              <w:t>7</w:t>
-            </w:r>
-          </w:p>
-        </w:tc>
-        <w:tc>
-          <w:tcPr>
-            <w:tcW w:type="dxa" w:w="1701"/>
-          </w:tcPr>
-          <w:p>
-            <w:r>
-              <w:rPr>
-                <w:b w:val="0"/>
-                <w:sz w:val="16"/>
-              </w:rPr>
-              <w:t>4.1-04 - Arhitectura conexe tip II</w:t>
-            </w:r>
-          </w:p>
-        </w:tc>
-        <w:tc>
-          <w:tcPr>
-            <w:tcW w:type="dxa" w:w="850"/>
-          </w:tcPr>
-          <w:p>
-            <w:r>
-              <w:rPr>
-                <w:b w:val="0"/>
-                <w:sz w:val="16"/>
-              </w:rPr>
-              <w:t>CN01A</w:t>
-            </w:r>
-          </w:p>
-        </w:tc>
-        <w:tc>
-          <w:tcPr>
-            <w:tcW w:type="dxa" w:w="1984"/>
-          </w:tcPr>
-          <w:p>
-            <w:r>
-              <w:rPr>
-                <w:b w:val="0"/>
-                <w:sz w:val="16"/>
-              </w:rPr>
-              <w:t>vopsea lavabila cu efect antibacterian l: lc68r...</w:t>
-            </w:r>
-          </w:p>
-        </w:tc>
-        <w:tc>
-          <w:tcPr>
-            <w:tcW w:type="dxa" w:w="454"/>
-          </w:tcPr>
-          <w:p>
-            <w:r>
-              <w:rPr>
-                <w:b w:val="0"/>
-                <w:sz w:val="16"/>
-              </w:rPr>
-              <w:t>mp</w:t>
-            </w:r>
-          </w:p>
-        </w:tc>
-        <w:tc>
-          <w:tcPr>
-            <w:tcW w:type="dxa" w:w="680"/>
-          </w:tcPr>
-          <w:p>
-            <w:r>
-              <w:rPr>
-                <w:b w:val="0"/>
-                <w:color w:val="CC0000"/>
-                <w:sz w:val="16"/>
-              </w:rPr>
-              <w:t>482.85</w:t>
-            </w:r>
-          </w:p>
-        </w:tc>
-        <w:tc>
-          <w:tcPr>
-            <w:tcW w:type="dxa" w:w="850"/>
-          </w:tcPr>
-          <w:p>
-            <w:r>
-              <w:rPr>
-                <w:b w:val="0"/>
-                <w:sz w:val="16"/>
-              </w:rPr>
-              <w:t>CN01A</w:t>
-            </w:r>
-          </w:p>
-        </w:tc>
-        <w:tc>
-          <w:tcPr>
-            <w:tcW w:type="dxa" w:w="1984"/>
-          </w:tcPr>
-          <w:p>
-            <w:r>
-              <w:rPr>
-                <w:b w:val="0"/>
-                <w:sz w:val="16"/>
-              </w:rPr>
-              <w:t>vopsea lavabila gri h=1.5m spatii umede</w:t>
-            </w:r>
-          </w:p>
-        </w:tc>
-        <w:tc>
-          <w:tcPr>
-            <w:tcW w:type="dxa" w:w="454"/>
-          </w:tcPr>
-          <w:p>
-            <w:r>
-              <w:rPr>
-                <w:b w:val="0"/>
-                <w:sz w:val="16"/>
-              </w:rPr>
-              <w:t>mp</w:t>
-            </w:r>
-          </w:p>
-        </w:tc>
-        <w:tc>
-          <w:tcPr>
-            <w:tcW w:type="dxa" w:w="680"/>
-          </w:tcPr>
-          <w:p>
-            <w:r>
-              <w:rPr>
-                <w:b w:val="0"/>
-                <w:color w:val="CC0000"/>
-                <w:sz w:val="16"/>
-              </w:rPr>
-              <w:t>207.47</w:t>
-            </w:r>
-          </w:p>
-        </w:tc>
-        <w:tc>
-          <w:tcPr>
-            <w:tcW w:type="dxa" w:w="3572"/>
-          </w:tcPr>
-          <w:p>
-            <w:r>
-              <w:rPr>
-                <w:b w:val="0"/>
-                <w:color w:val="CC0000"/>
-                <w:sz w:val="16"/>
-              </w:rPr>
-              <w:t>Cantitate diferită: referință 482.85 mp, ofertat 207.47 mp</w:t>
-            </w:r>
-          </w:p>
-        </w:tc>
-      </w:tr>
-      <w:tr>
-        <w:tc>
-          <w:tcPr>
-            <w:tcW w:type="dxa" w:w="397"/>
-            <w:shd w:fill="FFB3B3" w:val="clear"/>
-          </w:tcPr>
-          <w:p>
-            <w:r>
-              <w:rPr>
-                <w:b w:val="0"/>
-                <w:sz w:val="16"/>
-              </w:rPr>
-              <w:t>8</w:t>
             </w:r>
           </w:p>
         </w:tc>
@@ -1607,7 +1289,7 @@
                 <w:b w:val="0"/>
                 <w:sz w:val="16"/>
               </w:rPr>
-              <w:t>9</w:t>
+              <w:t>7</w:t>
             </w:r>
           </w:p>
         </w:tc>
@@ -1734,142 +1416,6 @@
       <w:tr>
         <w:tc>
           <w:tcPr>
-            <w:tcW w:type="dxa" w:w="397"/>
-            <w:shd w:fill="FFB3B3" w:val="clear"/>
-          </w:tcPr>
-          <w:p>
-            <w:r>
-              <w:rPr>
-                <w:b w:val="0"/>
-                <w:sz w:val="16"/>
-              </w:rPr>
-              <w:t>10</w:t>
-            </w:r>
-          </w:p>
-        </w:tc>
-        <w:tc>
-          <w:tcPr>
-            <w:tcW w:type="dxa" w:w="1701"/>
-            <w:shd w:fill="FFB3B3" w:val="clear"/>
-          </w:tcPr>
-          <w:p>
-            <w:r>
-              <w:rPr>
-                <w:b w:val="0"/>
-                <w:sz w:val="16"/>
-              </w:rPr>
-              <w:t>4.1-04 - Arhitectura conexe tip II</w:t>
-            </w:r>
-          </w:p>
-        </w:tc>
-        <w:tc>
-          <w:tcPr>
-            <w:tcW w:type="dxa" w:w="850"/>
-            <w:shd w:fill="FFB3B3" w:val="clear"/>
-          </w:tcPr>
-          <w:p>
-            <w:r>
-              <w:rPr>
-                <w:b w:val="0"/>
-                <w:sz w:val="16"/>
-              </w:rPr>
-              <w:t>CNO1A</w:t>
-            </w:r>
-          </w:p>
-        </w:tc>
-        <w:tc>
-          <w:tcPr>
-            <w:tcW w:type="dxa" w:w="1984"/>
-            <w:shd w:fill="FFB3B3" w:val="clear"/>
-          </w:tcPr>
-          <w:p>
-            <w:r>
-              <w:rPr>
-                <w:b w:val="0"/>
-                <w:sz w:val="16"/>
-              </w:rPr>
-              <w:t>vopsea lavabila gri h=1.5m spatii umede l: lc68...</w:t>
-            </w:r>
-          </w:p>
-        </w:tc>
-        <w:tc>
-          <w:tcPr>
-            <w:tcW w:type="dxa" w:w="454"/>
-            <w:shd w:fill="FFB3B3" w:val="clear"/>
-          </w:tcPr>
-          <w:p>
-            <w:r>
-              <w:rPr>
-                <w:b w:val="0"/>
-                <w:sz w:val="16"/>
-              </w:rPr>
-              <w:t>mp</w:t>
-            </w:r>
-          </w:p>
-        </w:tc>
-        <w:tc>
-          <w:tcPr>
-            <w:tcW w:type="dxa" w:w="680"/>
-            <w:shd w:fill="FFB3B3" w:val="clear"/>
-          </w:tcPr>
-          <w:p>
-            <w:r>
-              <w:rPr>
-                <w:b w:val="0"/>
-                <w:sz w:val="16"/>
-              </w:rPr>
-              <w:t>207.47</w:t>
-            </w:r>
-          </w:p>
-        </w:tc>
-        <w:tc>
-          <w:tcPr>
-            <w:tcW w:type="dxa" w:w="850"/>
-            <w:shd w:fill="FFB3B3" w:val="clear"/>
-          </w:tcPr>
-          <w:p/>
-        </w:tc>
-        <w:tc>
-          <w:tcPr>
-            <w:tcW w:type="dxa" w:w="1984"/>
-            <w:shd w:fill="FFB3B3" w:val="clear"/>
-          </w:tcPr>
-          <w:p/>
-        </w:tc>
-        <w:tc>
-          <w:tcPr>
-            <w:tcW w:type="dxa" w:w="454"/>
-            <w:shd w:fill="FFB3B3" w:val="clear"/>
-          </w:tcPr>
-          <w:p/>
-        </w:tc>
-        <w:tc>
-          <w:tcPr>
-            <w:tcW w:type="dxa" w:w="680"/>
-            <w:shd w:fill="FFB3B3" w:val="clear"/>
-          </w:tcPr>
-          <w:p/>
-        </w:tc>
-        <w:tc>
-          <w:tcPr>
-            <w:tcW w:type="dxa" w:w="3572"/>
-            <w:shd w:fill="FFB3B3" w:val="clear"/>
-          </w:tcPr>
-          <w:p>
-            <w:r>
-              <w:rPr>
-                <w:b w:val="0"/>
-                <w:color w:val="CC0000"/>
-                <w:sz w:val="16"/>
-              </w:rPr>
-              <w:t>Articol lipsă din ofertă</w:t>
-            </w:r>
-          </w:p>
-        </w:tc>
-      </w:tr>
-      <w:tr>
-        <w:tc>
-          <w:tcPr>
             <w:tcW w:type="dxa" w:w="3572"/>
             <w:gridSpan w:val="11"/>
             <w:shd w:fill="FFFF99" w:val="clear"/>
@@ -1898,7 +1444,7 @@
                 <w:b w:val="0"/>
                 <w:sz w:val="16"/>
               </w:rPr>
-              <w:t>11</w:t>
+              <w:t>8</w:t>
             </w:r>
           </w:p>
         </w:tc>
@@ -2062,7 +1608,7 @@
                 <w:b w:val="0"/>
                 <w:sz w:val="16"/>
               </w:rPr>
-              <w:t>12</w:t>
+              <w:t>9</w:t>
             </w:r>
           </w:p>
         </w:tc>
@@ -2148,7 +1694,7 @@
                 <w:b w:val="0"/>
                 <w:sz w:val="16"/>
               </w:rPr>
-              <w:t>ACD25A</w:t>
+              <w:t>CI05B</w:t>
             </w:r>
           </w:p>
         </w:tc>
@@ -2163,7 +1709,7 @@
                 <w:b w:val="0"/>
                 <w:sz w:val="16"/>
               </w:rPr>
-              <w:t>tencuiala pe tavan stadiul fizic: arhitectura c...</w:t>
+              <w:t>placi ceramice h=1.5m - pereti</w:t>
             </w:r>
           </w:p>
         </w:tc>
@@ -2193,7 +1739,7 @@
                 <w:b w:val="0"/>
                 <w:sz w:val="16"/>
               </w:rPr>
-              <w:t>362.07</w:t>
+              <w:t>156.2</w:t>
             </w:r>
           </w:p>
         </w:tc>
@@ -2226,7 +1772,7 @@
                 <w:b w:val="0"/>
                 <w:sz w:val="16"/>
               </w:rPr>
-              <w:t>13</w:t>
+              <w:t>10</w:t>
             </w:r>
           </w:p>
         </w:tc>
@@ -2312,7 +1858,7 @@
                 <w:b w:val="0"/>
                 <w:sz w:val="16"/>
               </w:rPr>
-              <w:t>CI05A</w:t>
+              <w:t>ACD25A</w:t>
             </w:r>
           </w:p>
         </w:tc>
@@ -2327,7 +1873,7 @@
                 <w:b w:val="0"/>
                 <w:sz w:val="16"/>
               </w:rPr>
-              <w:t>placi ceramice antiderapante trafic intens + ad...</w:t>
+              <w:t>tencuiala pe tavan stadiul fizic: arhitectura c...</w:t>
             </w:r>
           </w:p>
         </w:tc>
@@ -2357,7 +1903,7 @@
                 <w:b w:val="0"/>
                 <w:sz w:val="16"/>
               </w:rPr>
-              <w:t>582.66</w:t>
+              <w:t>362.07</w:t>
             </w:r>
           </w:p>
         </w:tc>
@@ -2390,7 +1936,7 @@
                 <w:b w:val="0"/>
                 <w:sz w:val="16"/>
               </w:rPr>
-              <w:t>14</w:t>
+              <w:t>11</w:t>
             </w:r>
           </w:p>
         </w:tc>
@@ -2476,7 +2022,7 @@
                 <w:b w:val="0"/>
                 <w:sz w:val="16"/>
               </w:rPr>
-              <w:t>CI05B</w:t>
+              <w:t>CI05A</w:t>
             </w:r>
           </w:p>
         </w:tc>
@@ -2491,7 +2037,7 @@
                 <w:b w:val="0"/>
                 <w:sz w:val="16"/>
               </w:rPr>
-              <w:t>placi ceramice h=1.5m - pereti</w:t>
+              <w:t>placi ceramice antiderapante trafic intens + ad...</w:t>
             </w:r>
           </w:p>
         </w:tc>
@@ -2521,7 +2067,7 @@
                 <w:b w:val="0"/>
                 <w:sz w:val="16"/>
               </w:rPr>
-              <w:t>156.2</w:t>
+              <w:t>582.66</w:t>
             </w:r>
           </w:p>
         </w:tc>
@@ -2577,7 +2123,7 @@
                 <w:color w:val="000000"/>
                 <w:sz w:val="18"/>
               </w:rPr>
-              <w:t>Neconformitati: 5 din 75 articole ref.</w:t>
+              <w:t>Neconformitati: 2 din 75 articole ref.</w:t>
             </w:r>
           </w:p>
         </w:tc>
@@ -2687,7 +2233,7 @@
                 <w:b/>
                 <w:sz w:val="18"/>
               </w:rPr>
-              <w:t>Capitol de lucrări 4.1-10 — Instalatii HAC - tip I  │  LIPSA: 1  │  EXTRA: 0  │  Delta: -1</w:t>
+              <w:t>Capitol de lucrări 4.1-13 — Instalatii sanitare tip II  │  LIPSA: 0  │  EXTRA: 0  │  Delta: 0 ✓</w:t>
             </w:r>
           </w:p>
         </w:tc>
@@ -2703,7 +2249,7 @@
                 <w:b w:val="0"/>
                 <w:sz w:val="16"/>
               </w:rPr>
-              <w:t>16</w:t>
+              <w:t>13</w:t>
             </w:r>
           </w:p>
         </w:tc>
@@ -2717,7 +2263,7 @@
                 <w:b w:val="0"/>
                 <w:sz w:val="16"/>
               </w:rPr>
-              <w:t>4.1-10 - Instalatii HAC - tip I</w:t>
+              <w:t>4.1-13 - Instalatii sanitare tip II</w:t>
             </w:r>
           </w:p>
         </w:tc>
@@ -2731,7 +2277,7 @@
                 <w:b w:val="0"/>
                 <w:sz w:val="16"/>
               </w:rPr>
-              <w:t>IC35D1</w:t>
+              <w:t>02012A1</w:t>
             </w:r>
           </w:p>
         </w:tc>
@@ -2745,13 +2291,27 @@
                 <w:b w:val="0"/>
                 <w:sz w:val="16"/>
               </w:rPr>
-              <w:t>bratari pt.fixarea tevi.otel la inst.incalz sau...</w:t>
+              <w:t>cot la 90gr din ppr-al @ 20x1.9mm - trecere ppr...</w:t>
             </w:r>
           </w:p>
         </w:tc>
         <w:tc>
           <w:tcPr>
             <w:tcW w:type="dxa" w:w="454"/>
+          </w:tcPr>
+          <w:p>
+            <w:r>
+              <w:rPr>
+                <w:b w:val="0"/>
+                <w:sz w:val="16"/>
+              </w:rPr>
+              <w:t>buc</w:t>
+            </w:r>
+          </w:p>
+        </w:tc>
+        <w:tc>
+          <w:tcPr>
+            <w:tcW w:type="dxa" w:w="680"/>
           </w:tcPr>
           <w:p>
             <w:r>
@@ -2760,13 +2320,13 @@
                 <w:color w:val="CC0000"/>
                 <w:sz w:val="16"/>
               </w:rPr>
-              <w:t>buc</w:t>
+              <w:t>24.0</w:t>
             </w:r>
           </w:p>
         </w:tc>
         <w:tc>
           <w:tcPr>
-            <w:tcW w:type="dxa" w:w="680"/>
+            <w:tcW w:type="dxa" w:w="850"/>
           </w:tcPr>
           <w:p>
             <w:r>
@@ -2774,13 +2334,13 @@
                 <w:b w:val="0"/>
                 <w:sz w:val="16"/>
               </w:rPr>
-              <w:t>250.0</w:t>
+              <w:t>02012A1</w:t>
             </w:r>
           </w:p>
         </w:tc>
         <w:tc>
           <w:tcPr>
-            <w:tcW w:type="dxa" w:w="850"/>
+            <w:tcW w:type="dxa" w:w="1984"/>
           </w:tcPr>
           <w:p>
             <w:r>
@@ -2788,13 +2348,13 @@
                 <w:b w:val="0"/>
                 <w:sz w:val="16"/>
               </w:rPr>
-              <w:t>IC35D1</w:t>
+              <w:t>cot la 90gr din ppr-al 0 20x1.9mm - trecere ppr...</w:t>
             </w:r>
           </w:p>
         </w:tc>
         <w:tc>
           <w:tcPr>
-            <w:tcW w:type="dxa" w:w="1984"/>
+            <w:tcW w:type="dxa" w:w="454"/>
           </w:tcPr>
           <w:p>
             <w:r>
@@ -2802,13 +2362,13 @@
                 <w:b w:val="0"/>
                 <w:sz w:val="16"/>
               </w:rPr>
-              <w:t>teava din polietilena armata de inalta densitat...</w:t>
+              <w:t>buc</w:t>
             </w:r>
           </w:p>
         </w:tc>
         <w:tc>
           <w:tcPr>
-            <w:tcW w:type="dxa" w:w="454"/>
+            <w:tcW w:type="dxa" w:w="680"/>
           </w:tcPr>
           <w:p>
             <w:r>
@@ -2817,21 +2377,7 @@
                 <w:color w:val="CC0000"/>
                 <w:sz w:val="16"/>
               </w:rPr>
-              <w:t>m</w:t>
-            </w:r>
-          </w:p>
-        </w:tc>
-        <w:tc>
-          <w:tcPr>
-            <w:tcW w:type="dxa" w:w="680"/>
-          </w:tcPr>
-          <w:p>
-            <w:r>
-              <w:rPr>
-                <w:b w:val="0"/>
-                <w:sz w:val="16"/>
-              </w:rPr>
-              <w:t>140.0</w:t>
+              <w:t>20.72</w:t>
             </w:r>
           </w:p>
         </w:tc>
@@ -2846,7 +2392,7 @@
                 <w:color w:val="CC0000"/>
                 <w:sz w:val="16"/>
               </w:rPr>
-              <w:t>Unitate de măsură diferită: referință buc, ofertat m</w:t>
+              <w:t>Cantitate diferită: referință 24.0 buc, ofertat 20.72 buc</w:t>
             </w:r>
           </w:p>
         </w:tc>
@@ -2855,7 +2401,6 @@
         <w:tc>
           <w:tcPr>
             <w:tcW w:type="dxa" w:w="397"/>
-            <w:shd w:fill="FFB3B3" w:val="clear"/>
           </w:tcPr>
           <w:p>
             <w:r>
@@ -2863,14 +2408,13 @@
                 <w:b w:val="0"/>
                 <w:sz w:val="16"/>
               </w:rPr>
-              <w:t>17</w:t>
+              <w:t>14</w:t>
             </w:r>
           </w:p>
         </w:tc>
         <w:tc>
           <w:tcPr>
             <w:tcW w:type="dxa" w:w="1701"/>
-            <w:shd w:fill="FFB3B3" w:val="clear"/>
           </w:tcPr>
           <w:p>
             <w:r>
@@ -2878,14 +2422,13 @@
                 <w:b w:val="0"/>
                 <w:sz w:val="16"/>
               </w:rPr>
-              <w:t>4.1-10 - Instalatii HAC - tip I</w:t>
+              <w:t>4.1-13 - Instalatii sanitare tip II</w:t>
             </w:r>
           </w:p>
         </w:tc>
         <w:tc>
           <w:tcPr>
             <w:tcW w:type="dxa" w:w="850"/>
-            <w:shd w:fill="FFB3B3" w:val="clear"/>
           </w:tcPr>
           <w:p>
             <w:r>
@@ -2893,14 +2436,13 @@
                 <w:b w:val="0"/>
                 <w:sz w:val="16"/>
               </w:rPr>
-              <w:t>IC35D</w:t>
+              <w:t>SB09E</w:t>
             </w:r>
           </w:p>
         </w:tc>
         <w:tc>
           <w:tcPr>
             <w:tcW w:type="dxa" w:w="1984"/>
-            <w:shd w:fill="FFB3B3" w:val="clear"/>
           </w:tcPr>
           <w:p>
             <w:r>
@@ -2908,14 +2450,13 @@
                 <w:b w:val="0"/>
                 <w:sz w:val="16"/>
               </w:rPr>
-              <w:t>tv poliet.armata inalta dens., poliprop.armata ...</w:t>
+              <w:t>montaj ramificatii tip y 45 gr</w:t>
             </w:r>
           </w:p>
         </w:tc>
         <w:tc>
           <w:tcPr>
             <w:tcW w:type="dxa" w:w="454"/>
-            <w:shd w:fill="FFB3B3" w:val="clear"/>
           </w:tcPr>
           <w:p>
             <w:r>
@@ -2923,57 +2464,13 @@
                 <w:b w:val="0"/>
                 <w:sz w:val="16"/>
               </w:rPr>
-              <w:t>m</w:t>
+              <w:t>buc</w:t>
             </w:r>
           </w:p>
         </w:tc>
         <w:tc>
           <w:tcPr>
             <w:tcW w:type="dxa" w:w="680"/>
-            <w:shd w:fill="FFB3B3" w:val="clear"/>
-          </w:tcPr>
-          <w:p>
-            <w:r>
-              <w:rPr>
-                <w:b w:val="0"/>
-                <w:sz w:val="16"/>
-              </w:rPr>
-              <w:t>140.0</w:t>
-            </w:r>
-          </w:p>
-        </w:tc>
-        <w:tc>
-          <w:tcPr>
-            <w:tcW w:type="dxa" w:w="850"/>
-            <w:shd w:fill="FFB3B3" w:val="clear"/>
-          </w:tcPr>
-          <w:p/>
-        </w:tc>
-        <w:tc>
-          <w:tcPr>
-            <w:tcW w:type="dxa" w:w="1984"/>
-            <w:shd w:fill="FFB3B3" w:val="clear"/>
-          </w:tcPr>
-          <w:p/>
-        </w:tc>
-        <w:tc>
-          <w:tcPr>
-            <w:tcW w:type="dxa" w:w="454"/>
-            <w:shd w:fill="FFB3B3" w:val="clear"/>
-          </w:tcPr>
-          <w:p/>
-        </w:tc>
-        <w:tc>
-          <w:tcPr>
-            <w:tcW w:type="dxa" w:w="680"/>
-            <w:shd w:fill="FFB3B3" w:val="clear"/>
-          </w:tcPr>
-          <w:p/>
-        </w:tc>
-        <w:tc>
-          <w:tcPr>
-            <w:tcW w:type="dxa" w:w="3572"/>
-            <w:shd w:fill="FFB3B3" w:val="clear"/>
           </w:tcPr>
           <w:p>
             <w:r>
@@ -2982,7 +2479,247 @@
                 <w:color w:val="CC0000"/>
                 <w:sz w:val="16"/>
               </w:rPr>
-              <w:t>Articol lipsă din ofertă</w:t>
+              <w:t>35.0</w:t>
+            </w:r>
+          </w:p>
+        </w:tc>
+        <w:tc>
+          <w:tcPr>
+            <w:tcW w:type="dxa" w:w="850"/>
+          </w:tcPr>
+          <w:p>
+            <w:r>
+              <w:rPr>
+                <w:b w:val="0"/>
+                <w:sz w:val="16"/>
+              </w:rPr>
+              <w:t>SB09E</w:t>
+            </w:r>
+          </w:p>
+        </w:tc>
+        <w:tc>
+          <w:tcPr>
+            <w:tcW w:type="dxa" w:w="1984"/>
+          </w:tcPr>
+          <w:p>
+            <w:r>
+              <w:rPr>
+                <w:b w:val="0"/>
+                <w:sz w:val="16"/>
+              </w:rPr>
+              <w:t>cot polipropilena ignifuga 110mm la 45</w:t>
+            </w:r>
+          </w:p>
+        </w:tc>
+        <w:tc>
+          <w:tcPr>
+            <w:tcW w:type="dxa" w:w="454"/>
+          </w:tcPr>
+          <w:p>
+            <w:r>
+              <w:rPr>
+                <w:b w:val="0"/>
+                <w:sz w:val="16"/>
+              </w:rPr>
+              <w:t>buc</w:t>
+            </w:r>
+          </w:p>
+        </w:tc>
+        <w:tc>
+          <w:tcPr>
+            <w:tcW w:type="dxa" w:w="680"/>
+          </w:tcPr>
+          <w:p>
+            <w:r>
+              <w:rPr>
+                <w:b w:val="0"/>
+                <w:color w:val="CC0000"/>
+                <w:sz w:val="16"/>
+              </w:rPr>
+              <w:t>44.0</w:t>
+            </w:r>
+          </w:p>
+        </w:tc>
+        <w:tc>
+          <w:tcPr>
+            <w:tcW w:type="dxa" w:w="3572"/>
+          </w:tcPr>
+          <w:p>
+            <w:r>
+              <w:rPr>
+                <w:b w:val="0"/>
+                <w:color w:val="CC0000"/>
+                <w:sz w:val="16"/>
+              </w:rPr>
+              <w:t>Cantitate diferită: referință 35.0 buc, ofertat 44.0 buc</w:t>
+            </w:r>
+          </w:p>
+        </w:tc>
+      </w:tr>
+      <w:tr>
+        <w:tc>
+          <w:tcPr>
+            <w:tcW w:type="dxa" w:w="397"/>
+            <w:shd w:fill="FFB347" w:val="clear"/>
+          </w:tcPr>
+          <w:p>
+            <w:r>
+              <w:rPr>
+                <w:b w:val="0"/>
+                <w:sz w:val="16"/>
+              </w:rPr>
+              <w:t>15</w:t>
+            </w:r>
+          </w:p>
+        </w:tc>
+        <w:tc>
+          <w:tcPr>
+            <w:tcW w:type="dxa" w:w="1701"/>
+            <w:shd w:fill="FFB347" w:val="clear"/>
+          </w:tcPr>
+          <w:p>
+            <w:r>
+              <w:rPr>
+                <w:b w:val="0"/>
+                <w:sz w:val="16"/>
+              </w:rPr>
+              <w:t>4.1-13 - Instalatii sanitare tip II</w:t>
+            </w:r>
+          </w:p>
+        </w:tc>
+        <w:tc>
+          <w:tcPr>
+            <w:tcW w:type="dxa" w:w="850"/>
+            <w:shd w:fill="FFB347" w:val="clear"/>
+          </w:tcPr>
+          <w:p>
+            <w:r>
+              <w:rPr>
+                <w:b w:val="0"/>
+                <w:sz w:val="16"/>
+              </w:rPr>
+              <w:t>SB09E</w:t>
+            </w:r>
+          </w:p>
+        </w:tc>
+        <w:tc>
+          <w:tcPr>
+            <w:tcW w:type="dxa" w:w="1984"/>
+            <w:shd w:fill="FFB347" w:val="clear"/>
+          </w:tcPr>
+          <w:p>
+            <w:r>
+              <w:rPr>
+                <w:b w:val="0"/>
+                <w:sz w:val="16"/>
+              </w:rPr>
+              <w:t>cot polipropilena ignifuga 0110mm la 45</w:t>
+            </w:r>
+          </w:p>
+        </w:tc>
+        <w:tc>
+          <w:tcPr>
+            <w:tcW w:type="dxa" w:w="454"/>
+            <w:shd w:fill="FFB347" w:val="clear"/>
+          </w:tcPr>
+          <w:p>
+            <w:r>
+              <w:rPr>
+                <w:b w:val="0"/>
+                <w:sz w:val="16"/>
+              </w:rPr>
+              <w:t>buc</w:t>
+            </w:r>
+          </w:p>
+        </w:tc>
+        <w:tc>
+          <w:tcPr>
+            <w:tcW w:type="dxa" w:w="680"/>
+            <w:shd w:fill="FFB347" w:val="clear"/>
+          </w:tcPr>
+          <w:p>
+            <w:r>
+              <w:rPr>
+                <w:b w:val="0"/>
+                <w:sz w:val="16"/>
+              </w:rPr>
+              <w:t>44.0</w:t>
+            </w:r>
+          </w:p>
+        </w:tc>
+        <w:tc>
+          <w:tcPr>
+            <w:tcW w:type="dxa" w:w="850"/>
+            <w:shd w:fill="FFB347" w:val="clear"/>
+          </w:tcPr>
+          <w:p>
+            <w:r>
+              <w:rPr>
+                <w:b w:val="0"/>
+                <w:sz w:val="16"/>
+              </w:rPr>
+              <w:t>SB09E1</w:t>
+            </w:r>
+          </w:p>
+        </w:tc>
+        <w:tc>
+          <w:tcPr>
+            <w:tcW w:type="dxa" w:w="1984"/>
+            <w:shd w:fill="FFB347" w:val="clear"/>
+          </w:tcPr>
+          <w:p>
+            <w:r>
+              <w:rPr>
+                <w:b w:val="0"/>
+                <w:sz w:val="16"/>
+              </w:rPr>
+              <w:t>montaj ramificații tip y 45 gr</w:t>
+            </w:r>
+          </w:p>
+        </w:tc>
+        <w:tc>
+          <w:tcPr>
+            <w:tcW w:type="dxa" w:w="454"/>
+            <w:shd w:fill="FFB347" w:val="clear"/>
+          </w:tcPr>
+          <w:p>
+            <w:r>
+              <w:rPr>
+                <w:b w:val="0"/>
+                <w:sz w:val="16"/>
+              </w:rPr>
+              <w:t>buc</w:t>
+            </w:r>
+          </w:p>
+        </w:tc>
+        <w:tc>
+          <w:tcPr>
+            <w:tcW w:type="dxa" w:w="680"/>
+            <w:shd w:fill="FFB347" w:val="clear"/>
+          </w:tcPr>
+          <w:p>
+            <w:r>
+              <w:rPr>
+                <w:b w:val="0"/>
+                <w:sz w:val="16"/>
+              </w:rPr>
+              <w:t>35.0</w:t>
+            </w:r>
+          </w:p>
+        </w:tc>
+        <w:tc>
+          <w:tcPr>
+            <w:tcW w:type="dxa" w:w="3572"/>
+            <w:shd w:fill="FFB347" w:val="clear"/>
+          </w:tcPr>
+          <w:p>
+            <w:r>
+              <w:rPr>
+                <w:b w:val="0"/>
+                <w:color w:val="CC0000"/>
+                <w:sz w:val="16"/>
+              </w:rPr>
+              <w:t>Cod similar — posibilă eroare OCR sau variație: referință 'SB09E', ofertat 'SB09E1'. Cod variant: referinta 'SB09E', ofertat 'SB09E1'. Necesită verificare manuală.</w:t>
             </w:r>
           </w:p>
         </w:tc>
@@ -3022,7 +2759,7 @@
                 <w:color w:val="000000"/>
                 <w:sz w:val="18"/>
               </w:rPr>
-              <w:t>Neconformitati: 2 din 84 articole ref.</w:t>
+              <w:t>Neconformitati: 2 din 86 articole ref.</w:t>
             </w:r>
           </w:p>
         </w:tc>
@@ -3068,7 +2805,7 @@
                 <w:color w:val="000000"/>
                 <w:sz w:val="18"/>
               </w:rPr>
-              <w:t>84</w:t>
+              <w:t>86</w:t>
             </w:r>
           </w:p>
         </w:tc>
@@ -3105,7 +2842,7 @@
                 <w:color w:val="000000"/>
                 <w:sz w:val="18"/>
               </w:rPr>
-              <w:t>75</w:t>
+              <w:t>80</w:t>
             </w:r>
           </w:p>
         </w:tc>
@@ -3132,7 +2869,7 @@
                 <w:b/>
                 <w:sz w:val="18"/>
               </w:rPr>
-              <w:t>Capitol de lucrări 4.1-11 — Inst apa cald panou solar tipI  │  LIPSA: 2  │  EXTRA: 0  │  Delta: -2</w:t>
+              <w:t>Capitol de lucrări 4.1-14 — Inst sanit hidranti int tip II  │  LIPSA: 1  │  EXTRA: 1  │  Delta: 0 ✓</w:t>
             </w:r>
           </w:p>
         </w:tc>
@@ -3141,7 +2878,6 @@
         <w:tc>
           <w:tcPr>
             <w:tcW w:type="dxa" w:w="397"/>
-            <w:shd w:fill="FFB3B3" w:val="clear"/>
           </w:tcPr>
           <w:p>
             <w:r>
@@ -3149,14 +2885,13 @@
                 <w:b w:val="0"/>
                 <w:sz w:val="16"/>
               </w:rPr>
-              <w:t>19</w:t>
+              <w:t>17</w:t>
             </w:r>
           </w:p>
         </w:tc>
         <w:tc>
           <w:tcPr>
             <w:tcW w:type="dxa" w:w="1701"/>
-            <w:shd w:fill="FFB3B3" w:val="clear"/>
           </w:tcPr>
           <w:p>
             <w:r>
@@ -3164,14 +2899,13 @@
                 <w:b w:val="0"/>
                 <w:sz w:val="16"/>
               </w:rPr>
-              <w:t>4.1-11 - Inst apa cald panou solar tipI</w:t>
+              <w:t>4.1-14 - Inst sanit hidranti int tip II</w:t>
             </w:r>
           </w:p>
         </w:tc>
         <w:tc>
           <w:tcPr>
             <w:tcW w:type="dxa" w:w="850"/>
-            <w:shd w:fill="FFB3B3" w:val="clear"/>
           </w:tcPr>
           <w:p>
             <w:r>
@@ -3179,14 +2913,13 @@
                 <w:b w:val="0"/>
                 <w:sz w:val="16"/>
               </w:rPr>
-              <w:t>ID11B2</w:t>
+              <w:t>S474</w:t>
             </w:r>
           </w:p>
         </w:tc>
         <w:tc>
           <w:tcPr>
             <w:tcW w:type="dxa" w:w="1984"/>
-            <w:shd w:fill="FFB3B3" w:val="clear"/>
           </w:tcPr>
           <w:p>
             <w:r>
@@ -3194,7 +2927,170 @@
                 <w:b w:val="0"/>
                 <w:sz w:val="16"/>
               </w:rPr>
-              <w:t>robinet cu sfera ø 1 1/2'</w:t>
+              <w:t>dn 40 11/2 zn l: sl02d -0112:4120200</w:t>
+            </w:r>
+          </w:p>
+        </w:tc>
+        <w:tc>
+          <w:tcPr>
+            <w:tcW w:type="dxa" w:w="454"/>
+          </w:tcPr>
+          <w:p>
+            <w:r>
+              <w:rPr>
+                <w:b w:val="0"/>
+                <w:color w:val="CC0000"/>
+                <w:sz w:val="16"/>
+              </w:rPr>
+              <w:t>-mufafontamaleabilam2</w:t>
+            </w:r>
+          </w:p>
+        </w:tc>
+        <w:tc>
+          <w:tcPr>
+            <w:tcW w:type="dxa" w:w="680"/>
+          </w:tcPr>
+          <w:p>
+            <w:r>
+              <w:rPr>
+                <w:b w:val="0"/>
+                <w:sz w:val="16"/>
+              </w:rPr>
+              <w:t>0.0</w:t>
+            </w:r>
+          </w:p>
+        </w:tc>
+        <w:tc>
+          <w:tcPr>
+            <w:tcW w:type="dxa" w:w="850"/>
+          </w:tcPr>
+          <w:p>
+            <w:r>
+              <w:rPr>
+                <w:b w:val="0"/>
+                <w:sz w:val="16"/>
+              </w:rPr>
+              <w:t>S474</w:t>
+            </w:r>
+          </w:p>
+        </w:tc>
+        <w:tc>
+          <w:tcPr>
+            <w:tcW w:type="dxa" w:w="1984"/>
+          </w:tcPr>
+          <w:p>
+            <w:r>
+              <w:rPr>
+                <w:b w:val="0"/>
+                <w:sz w:val="16"/>
+              </w:rPr>
+              <w:t>40 11/2 zn</w:t>
+            </w:r>
+          </w:p>
+        </w:tc>
+        <w:tc>
+          <w:tcPr>
+            <w:tcW w:type="dxa" w:w="454"/>
+          </w:tcPr>
+          <w:p>
+            <w:r>
+              <w:rPr>
+                <w:b w:val="0"/>
+                <w:color w:val="CC0000"/>
+                <w:sz w:val="16"/>
+              </w:rPr>
+              <w:t>buc</w:t>
+            </w:r>
+          </w:p>
+        </w:tc>
+        <w:tc>
+          <w:tcPr>
+            <w:tcW w:type="dxa" w:w="680"/>
+          </w:tcPr>
+          <w:p>
+            <w:r>
+              <w:rPr>
+                <w:b w:val="0"/>
+                <w:sz w:val="16"/>
+              </w:rPr>
+              <w:t>7.77</w:t>
+            </w:r>
+          </w:p>
+        </w:tc>
+        <w:tc>
+          <w:tcPr>
+            <w:tcW w:type="dxa" w:w="3572"/>
+          </w:tcPr>
+          <w:p>
+            <w:r>
+              <w:rPr>
+                <w:b w:val="0"/>
+                <w:color w:val="CC0000"/>
+                <w:sz w:val="16"/>
+              </w:rPr>
+              <w:t>Unitate de măsură diferită: referință -mufafontamaleabilam2, ofertat buc</w:t>
+            </w:r>
+          </w:p>
+        </w:tc>
+      </w:tr>
+      <w:tr>
+        <w:tc>
+          <w:tcPr>
+            <w:tcW w:type="dxa" w:w="397"/>
+            <w:shd w:fill="FFB3B3" w:val="clear"/>
+          </w:tcPr>
+          <w:p>
+            <w:r>
+              <w:rPr>
+                <w:b w:val="0"/>
+                <w:sz w:val="16"/>
+              </w:rPr>
+              <w:t>18</w:t>
+            </w:r>
+          </w:p>
+        </w:tc>
+        <w:tc>
+          <w:tcPr>
+            <w:tcW w:type="dxa" w:w="1701"/>
+            <w:shd w:fill="FFB3B3" w:val="clear"/>
+          </w:tcPr>
+          <w:p>
+            <w:r>
+              <w:rPr>
+                <w:b w:val="0"/>
+                <w:sz w:val="16"/>
+              </w:rPr>
+              <w:t>4.1-14 - Inst sanit hidranti int tip II</w:t>
+            </w:r>
+          </w:p>
+        </w:tc>
+        <w:tc>
+          <w:tcPr>
+            <w:tcW w:type="dxa" w:w="850"/>
+            <w:shd w:fill="FFB3B3" w:val="clear"/>
+          </w:tcPr>
+          <w:p>
+            <w:r>
+              <w:rPr>
+                <w:b w:val="0"/>
+                <w:sz w:val="16"/>
+              </w:rPr>
+              <w:t>02012A1</w:t>
+            </w:r>
+          </w:p>
+        </w:tc>
+        <w:tc>
+          <w:tcPr>
+            <w:tcW w:type="dxa" w:w="1984"/>
+            <w:shd w:fill="FFB3B3" w:val="clear"/>
+          </w:tcPr>
+          <w:p>
+            <w:r>
+              <w:rPr>
+                <w:b w:val="0"/>
+                <w:sz w:val="16"/>
+              </w:rPr>
+              <w:t>cot pehd75/90 gr</w:t>
             </w:r>
           </w:p>
         </w:tc>
@@ -3224,7 +3120,7 @@
                 <w:b w:val="0"/>
                 <w:sz w:val="16"/>
               </w:rPr>
-              <w:t>6.0</w:t>
+              <w:t>1.0</w:t>
             </w:r>
           </w:p>
         </w:tc>
@@ -3276,8 +3172,27 @@
       <w:tr>
         <w:tc>
           <w:tcPr>
+            <w:tcW w:type="dxa" w:w="3572"/>
+            <w:gridSpan w:val="11"/>
+            <w:shd w:fill="FFFF99" w:val="clear"/>
+          </w:tcPr>
+          <w:p>
+            <w:r>
+              <w:rPr>
+                <w:b w:val="0"/>
+                <w:i/>
+                <w:sz w:val="16"/>
+              </w:rPr>
+              <w:t>▸ Articole extra în ofertă — verificare manuală recomandată</w:t>
+            </w:r>
+          </w:p>
+        </w:tc>
+      </w:tr>
+      <w:tr>
+        <w:tc>
+          <w:tcPr>
             <w:tcW w:type="dxa" w:w="397"/>
-            <w:shd w:fill="FFB3B3" w:val="clear"/>
+            <w:shd w:fill="FFFF99" w:val="clear"/>
           </w:tcPr>
           <w:p>
             <w:r>
@@ -3285,14 +3200,14 @@
                 <w:b w:val="0"/>
                 <w:sz w:val="16"/>
               </w:rPr>
-              <w:t>20</w:t>
+              <w:t>19</w:t>
             </w:r>
           </w:p>
         </w:tc>
         <w:tc>
           <w:tcPr>
             <w:tcW w:type="dxa" w:w="1701"/>
-            <w:shd w:fill="FFB3B3" w:val="clear"/>
+            <w:shd w:fill="FFFF99" w:val="clear"/>
           </w:tcPr>
           <w:p>
             <w:r>
@@ -3300,14 +3215,14 @@
                 <w:b w:val="0"/>
                 <w:sz w:val="16"/>
               </w:rPr>
-              <w:t>4.1-11 - Inst apa cald panou solar tipI</w:t>
+              <w:t>4.1-14 - Inst sanit hidranti int tip II</w:t>
             </w:r>
           </w:p>
         </w:tc>
         <w:tc>
           <w:tcPr>
             <w:tcW w:type="dxa" w:w="850"/>
-            <w:shd w:fill="FFB3B3" w:val="clear"/>
+            <w:shd w:fill="FFFF99" w:val="clear"/>
           </w:tcPr>
           <w:p>
             <w:r>
@@ -3315,14 +3230,13 @@
                 <w:b w:val="0"/>
                 <w:sz w:val="16"/>
               </w:rPr>
-              <w:t>ID11B1</w:t>
             </w:r>
           </w:p>
         </w:tc>
         <w:tc>
           <w:tcPr>
             <w:tcW w:type="dxa" w:w="1984"/>
-            <w:shd w:fill="FFB3B3" w:val="clear"/>
+            <w:shd w:fill="FFFF99" w:val="clear"/>
           </w:tcPr>
           <w:p>
             <w:r>
@@ -3330,14 +3244,71 @@
                 <w:b w:val="0"/>
                 <w:sz w:val="16"/>
               </w:rPr>
-              <w:t>robinet cu sfera ø 1 1/4'</w:t>
             </w:r>
           </w:p>
         </w:tc>
         <w:tc>
           <w:tcPr>
             <w:tcW w:type="dxa" w:w="454"/>
-            <w:shd w:fill="FFB3B3" w:val="clear"/>
+            <w:shd w:fill="FFFF99" w:val="clear"/>
+          </w:tcPr>
+          <w:p>
+            <w:r>
+              <w:rPr>
+                <w:b w:val="0"/>
+                <w:sz w:val="16"/>
+              </w:rPr>
+            </w:r>
+          </w:p>
+        </w:tc>
+        <w:tc>
+          <w:tcPr>
+            <w:tcW w:type="dxa" w:w="680"/>
+            <w:shd w:fill="FFFF99" w:val="clear"/>
+          </w:tcPr>
+          <w:p>
+            <w:r>
+              <w:rPr>
+                <w:b w:val="0"/>
+                <w:sz w:val="16"/>
+              </w:rPr>
+            </w:r>
+          </w:p>
+        </w:tc>
+        <w:tc>
+          <w:tcPr>
+            <w:tcW w:type="dxa" w:w="850"/>
+            <w:shd w:fill="FFFF99" w:val="clear"/>
+          </w:tcPr>
+          <w:p>
+            <w:r>
+              <w:rPr>
+                <w:b w:val="0"/>
+                <w:sz w:val="16"/>
+              </w:rPr>
+              <w:t>S474</w:t>
+            </w:r>
+          </w:p>
+        </w:tc>
+        <w:tc>
+          <w:tcPr>
+            <w:tcW w:type="dxa" w:w="1984"/>
+            <w:shd w:fill="FFFF99" w:val="clear"/>
+          </w:tcPr>
+          <w:p>
+            <w:r>
+              <w:rPr>
+                <w:b w:val="0"/>
+                <w:sz w:val="16"/>
+              </w:rPr>
+              <w:t>50 2 zn</w:t>
+            </w:r>
+          </w:p>
+        </w:tc>
+        <w:tc>
+          <w:tcPr>
+            <w:tcW w:type="dxa" w:w="454"/>
+            <w:shd w:fill="FFFF99" w:val="clear"/>
           </w:tcPr>
           <w:p>
             <w:r>
@@ -3352,7 +3323,7 @@
         <w:tc>
           <w:tcPr>
             <w:tcW w:type="dxa" w:w="680"/>
-            <w:shd w:fill="FFB3B3" w:val="clear"/>
+            <w:shd w:fill="FFFF99" w:val="clear"/>
           </w:tcPr>
           <w:p>
             <w:r>
@@ -3360,42 +3331,14 @@
                 <w:b w:val="0"/>
                 <w:sz w:val="16"/>
               </w:rPr>
-              <w:t>3.0</w:t>
+              <w:t>8.42</w:t>
             </w:r>
           </w:p>
         </w:tc>
         <w:tc>
           <w:tcPr>
-            <w:tcW w:type="dxa" w:w="850"/>
-            <w:shd w:fill="FFB3B3" w:val="clear"/>
-          </w:tcPr>
-          <w:p/>
-        </w:tc>
-        <w:tc>
-          <w:tcPr>
-            <w:tcW w:type="dxa" w:w="1984"/>
-            <w:shd w:fill="FFB3B3" w:val="clear"/>
-          </w:tcPr>
-          <w:p/>
-        </w:tc>
-        <w:tc>
-          <w:tcPr>
-            <w:tcW w:type="dxa" w:w="454"/>
-            <w:shd w:fill="FFB3B3" w:val="clear"/>
-          </w:tcPr>
-          <w:p/>
-        </w:tc>
-        <w:tc>
-          <w:tcPr>
-            <w:tcW w:type="dxa" w:w="680"/>
-            <w:shd w:fill="FFB3B3" w:val="clear"/>
-          </w:tcPr>
-          <w:p/>
-        </w:tc>
-        <w:tc>
-          <w:tcPr>
             <w:tcW w:type="dxa" w:w="3572"/>
-            <w:shd w:fill="FFB3B3" w:val="clear"/>
+            <w:shd w:fill="FFFF99" w:val="clear"/>
           </w:tcPr>
           <w:p>
             <w:r>
@@ -3404,7 +3347,7 @@
                 <w:color w:val="CC0000"/>
                 <w:sz w:val="16"/>
               </w:rPr>
-              <w:t>Articol lipsă din ofertă</w:t>
+              <w:t>Articol suplimentar în ofertă (nu există în referință)</w:t>
             </w:r>
           </w:p>
         </w:tc>
@@ -3444,7 +3387,7 @@
                 <w:color w:val="000000"/>
                 <w:sz w:val="18"/>
               </w:rPr>
-              <w:t>Neconformitati: 2 din 24 articole ref.</w:t>
+              <w:t>Neconformitati: 2 din 33 articole ref.</w:t>
             </w:r>
           </w:p>
         </w:tc>
@@ -3490,7 +3433,7 @@
                 <w:color w:val="000000"/>
                 <w:sz w:val="18"/>
               </w:rPr>
-              <w:t>24</w:t>
+              <w:t>33</w:t>
             </w:r>
           </w:p>
         </w:tc>
@@ -3527,7 +3470,7 @@
                 <w:color w:val="000000"/>
                 <w:sz w:val="18"/>
               </w:rPr>
-              <w:t>17</w:t>
+              <w:t>31</w:t>
             </w:r>
           </w:p>
         </w:tc>
@@ -3554,7 +3497,7 @@
                 <w:b/>
                 <w:sz w:val="18"/>
               </w:rPr>
-              <w:t>Capitol de lucrări 4.1-12 — Instalatii ventilatii tip I  │  LIPSA: 1  │  EXTRA: 0  │  Delta: -1</w:t>
+              <w:t>Capitol de lucrări 4.3-05 — Instalatii camin apometru  │  LIPSA: 1  │  EXTRA: 0  │  Delta: -1</w:t>
             </w:r>
           </w:p>
         </w:tc>
@@ -3571,7 +3514,7 @@
                 <w:b w:val="0"/>
                 <w:sz w:val="16"/>
               </w:rPr>
-              <w:t>22</w:t>
+              <w:t>21</w:t>
             </w:r>
           </w:p>
         </w:tc>
@@ -3579,6 +3522,311 @@
           <w:tcPr>
             <w:tcW w:type="dxa" w:w="1701"/>
             <w:shd w:fill="FFB3B3" w:val="clear"/>
+          </w:tcPr>
+          <w:p>
+            <w:r>
+              <w:rPr>
+                <w:b w:val="0"/>
+                <w:sz w:val="16"/>
+              </w:rPr>
+              <w:t>4.3-05 - Instalatii camin apometru</w:t>
+            </w:r>
+          </w:p>
+        </w:tc>
+        <w:tc>
+          <w:tcPr>
+            <w:tcW w:type="dxa" w:w="850"/>
+            <w:shd w:fill="FFB3B3" w:val="clear"/>
+          </w:tcPr>
+          <w:p>
+            <w:r>
+              <w:rPr>
+                <w:b w:val="0"/>
+                <w:sz w:val="16"/>
+              </w:rPr>
+              <w:t>TRB05A24</w:t>
+            </w:r>
+          </w:p>
+        </w:tc>
+        <w:tc>
+          <w:tcPr>
+            <w:tcW w:type="dxa" w:w="1984"/>
+            <w:shd w:fill="FFB3B3" w:val="clear"/>
+          </w:tcPr>
+          <w:p>
+            <w:r>
+              <w:rPr>
+                <w:b w:val="0"/>
+                <w:sz w:val="16"/>
+              </w:rPr>
+              <w:t>transportul materialelor prin purtat direct mat...</w:t>
+            </w:r>
+          </w:p>
+        </w:tc>
+        <w:tc>
+          <w:tcPr>
+            <w:tcW w:type="dxa" w:w="454"/>
+            <w:shd w:fill="FFB3B3" w:val="clear"/>
+          </w:tcPr>
+          <w:p>
+            <w:r>
+              <w:rPr>
+                <w:b w:val="0"/>
+                <w:sz w:val="16"/>
+              </w:rPr>
+              <w:t>tona</w:t>
+            </w:r>
+          </w:p>
+        </w:tc>
+        <w:tc>
+          <w:tcPr>
+            <w:tcW w:type="dxa" w:w="680"/>
+            <w:shd w:fill="FFB3B3" w:val="clear"/>
+          </w:tcPr>
+          <w:p>
+            <w:r>
+              <w:rPr>
+                <w:b w:val="0"/>
+                <w:sz w:val="16"/>
+              </w:rPr>
+              <w:t>0.3</w:t>
+            </w:r>
+          </w:p>
+        </w:tc>
+        <w:tc>
+          <w:tcPr>
+            <w:tcW w:type="dxa" w:w="850"/>
+            <w:shd w:fill="FFB3B3" w:val="clear"/>
+          </w:tcPr>
+          <w:p/>
+        </w:tc>
+        <w:tc>
+          <w:tcPr>
+            <w:tcW w:type="dxa" w:w="1984"/>
+            <w:shd w:fill="FFB3B3" w:val="clear"/>
+          </w:tcPr>
+          <w:p/>
+        </w:tc>
+        <w:tc>
+          <w:tcPr>
+            <w:tcW w:type="dxa" w:w="454"/>
+            <w:shd w:fill="FFB3B3" w:val="clear"/>
+          </w:tcPr>
+          <w:p/>
+        </w:tc>
+        <w:tc>
+          <w:tcPr>
+            <w:tcW w:type="dxa" w:w="680"/>
+            <w:shd w:fill="FFB3B3" w:val="clear"/>
+          </w:tcPr>
+          <w:p/>
+        </w:tc>
+        <w:tc>
+          <w:tcPr>
+            <w:tcW w:type="dxa" w:w="3572"/>
+            <w:shd w:fill="FFB3B3" w:val="clear"/>
+          </w:tcPr>
+          <w:p>
+            <w:r>
+              <w:rPr>
+                <w:b w:val="0"/>
+                <w:color w:val="CC0000"/>
+                <w:sz w:val="16"/>
+              </w:rPr>
+              <w:t>Articol lipsă din ofertă</w:t>
+            </w:r>
+          </w:p>
+        </w:tc>
+      </w:tr>
+      <w:tr>
+        <w:tc>
+          <w:tcPr>
+            <w:tcW w:type="dxa" w:w="397"/>
+          </w:tcPr>
+          <w:p/>
+        </w:tc>
+        <w:tc>
+          <w:tcPr>
+            <w:tcW w:type="dxa" w:w="1701"/>
+            <w:shd w:fill="D9D9D9" w:val="clear"/>
+          </w:tcPr>
+          <w:p>
+            <w:r>
+              <w:rPr>
+                <w:b/>
+                <w:color w:val="000000"/>
+                <w:sz w:val="18"/>
+              </w:rPr>
+              <w:t>SUMAR</w:t>
+            </w:r>
+          </w:p>
+        </w:tc>
+        <w:tc>
+          <w:tcPr>
+            <w:tcW w:type="dxa" w:w="850"/>
+            <w:shd w:fill="D9D9D9" w:val="clear"/>
+          </w:tcPr>
+          <w:p>
+            <w:r>
+              <w:rPr>
+                <w:b/>
+                <w:color w:val="000000"/>
+                <w:sz w:val="18"/>
+              </w:rPr>
+              <w:t>Neconformitati: 1 din 13 articole ref.</w:t>
+            </w:r>
+          </w:p>
+        </w:tc>
+        <w:tc>
+          <w:tcPr>
+            <w:tcW w:type="dxa" w:w="1984"/>
+            <w:shd w:fill="D9D9D9" w:val="clear"/>
+          </w:tcPr>
+          <w:p>
+            <w:r/>
+          </w:p>
+        </w:tc>
+        <w:tc>
+          <w:tcPr>
+            <w:tcW w:type="dxa" w:w="454"/>
+            <w:shd w:fill="D9D9D9" w:val="clear"/>
+          </w:tcPr>
+          <w:p>
+            <w:r/>
+          </w:p>
+        </w:tc>
+        <w:tc>
+          <w:tcPr>
+            <w:tcW w:type="dxa" w:w="680"/>
+            <w:shd w:fill="D9D9D9" w:val="clear"/>
+          </w:tcPr>
+          <w:p>
+            <w:r/>
+          </w:p>
+        </w:tc>
+        <w:tc>
+          <w:tcPr>
+            <w:tcW w:type="dxa" w:w="850"/>
+            <w:shd w:fill="D9D9D9" w:val="clear"/>
+          </w:tcPr>
+          <w:p>
+            <w:pPr>
+              <w:jc w:val="center"/>
+            </w:pPr>
+            <w:r>
+              <w:rPr>
+                <w:b/>
+                <w:color w:val="000000"/>
+                <w:sz w:val="18"/>
+              </w:rPr>
+              <w:t>13</w:t>
+            </w:r>
+          </w:p>
+        </w:tc>
+        <w:tc>
+          <w:tcPr>
+            <w:tcW w:type="dxa" w:w="1984"/>
+            <w:shd w:fill="D9D9D9" w:val="clear"/>
+          </w:tcPr>
+          <w:p>
+            <w:r/>
+          </w:p>
+        </w:tc>
+        <w:tc>
+          <w:tcPr>
+            <w:tcW w:type="dxa" w:w="454"/>
+            <w:shd w:fill="D9D9D9" w:val="clear"/>
+          </w:tcPr>
+          <w:p>
+            <w:r/>
+          </w:p>
+        </w:tc>
+        <w:tc>
+          <w:tcPr>
+            <w:tcW w:type="dxa" w:w="680"/>
+            <w:shd w:fill="D9D9D9" w:val="clear"/>
+          </w:tcPr>
+          <w:p>
+            <w:pPr>
+              <w:jc w:val="center"/>
+            </w:pPr>
+            <w:r>
+              <w:rPr>
+                <w:b/>
+                <w:color w:val="000000"/>
+                <w:sz w:val="18"/>
+              </w:rPr>
+              <w:t>11</w:t>
+            </w:r>
+          </w:p>
+        </w:tc>
+        <w:tc>
+          <w:tcPr>
+            <w:tcW w:type="dxa" w:w="3572"/>
+            <w:shd w:fill="D9D9D9" w:val="clear"/>
+          </w:tcPr>
+          <w:p>
+            <w:r/>
+          </w:p>
+        </w:tc>
+      </w:tr>
+      <w:tr>
+        <w:tc>
+          <w:tcPr>
+            <w:tcW w:type="dxa" w:w="3572"/>
+            <w:gridSpan w:val="11"/>
+            <w:shd w:fill="D9D9D9" w:val="clear"/>
+          </w:tcPr>
+          <w:p>
+            <w:r>
+              <w:rPr>
+                <w:b/>
+                <w:sz w:val="18"/>
+              </w:rPr>
+              <w:t>Capitol de lucrări 4.1-12 — Instalatii ventilatii tip I  │  LIPSA: 0  │  EXTRA: 1  │  Delta: +1</w:t>
+            </w:r>
+          </w:p>
+        </w:tc>
+      </w:tr>
+      <w:tr>
+        <w:tc>
+          <w:tcPr>
+            <w:tcW w:type="dxa" w:w="3572"/>
+            <w:gridSpan w:val="11"/>
+            <w:shd w:fill="FFFF99" w:val="clear"/>
+          </w:tcPr>
+          <w:p>
+            <w:r>
+              <w:rPr>
+                <w:b w:val="0"/>
+                <w:i/>
+                <w:sz w:val="16"/>
+              </w:rPr>
+              <w:t>▸ Articole extra în ofertă — verificare manuală recomandată</w:t>
+            </w:r>
+          </w:p>
+        </w:tc>
+      </w:tr>
+      <w:tr>
+        <w:tc>
+          <w:tcPr>
+            <w:tcW w:type="dxa" w:w="397"/>
+            <w:shd w:fill="FFFF99" w:val="clear"/>
+          </w:tcPr>
+          <w:p>
+            <w:r>
+              <w:rPr>
+                <w:b w:val="0"/>
+                <w:sz w:val="16"/>
+              </w:rPr>
+              <w:t>23</w:t>
+            </w:r>
+          </w:p>
+        </w:tc>
+        <w:tc>
+          <w:tcPr>
+            <w:tcW w:type="dxa" w:w="1701"/>
+            <w:shd w:fill="FFFF99" w:val="clear"/>
           </w:tcPr>
           <w:p>
             <w:r>
@@ -3593,7 +3841,7 @@
         <w:tc>
           <w:tcPr>
             <w:tcW w:type="dxa" w:w="850"/>
-            <w:shd w:fill="FFB3B3" w:val="clear"/>
+            <w:shd w:fill="FFFF99" w:val="clear"/>
           </w:tcPr>
           <w:p>
             <w:r>
@@ -3601,14 +3849,13 @@
                 <w:b w:val="0"/>
                 <w:sz w:val="16"/>
               </w:rPr>
-              <w:t>IC19XB</w:t>
             </w:r>
           </w:p>
         </w:tc>
         <w:tc>
           <w:tcPr>
             <w:tcW w:type="dxa" w:w="1984"/>
-            <w:shd w:fill="FFB3B3" w:val="clear"/>
+            <w:shd w:fill="FFFF99" w:val="clear"/>
           </w:tcPr>
           <w:p>
             <w:r>
@@ -3616,14 +3863,13 @@
                 <w:b w:val="0"/>
                 <w:sz w:val="16"/>
               </w:rPr>
-              <w:t>suporti si dispozitive de fixare pt.sustinere c...</w:t>
             </w:r>
           </w:p>
         </w:tc>
         <w:tc>
           <w:tcPr>
             <w:tcW w:type="dxa" w:w="454"/>
-            <w:shd w:fill="FFB3B3" w:val="clear"/>
+            <w:shd w:fill="FFFF99" w:val="clear"/>
           </w:tcPr>
           <w:p>
             <w:r>
@@ -3631,14 +3877,13 @@
                 <w:b w:val="0"/>
                 <w:sz w:val="16"/>
               </w:rPr>
-              <w:t>m</w:t>
             </w:r>
           </w:p>
         </w:tc>
         <w:tc>
           <w:tcPr>
             <w:tcW w:type="dxa" w:w="680"/>
-            <w:shd w:fill="FFB3B3" w:val="clear"/>
+            <w:shd w:fill="FFFF99" w:val="clear"/>
           </w:tcPr>
           <w:p>
             <w:r>
@@ -3646,42 +3891,72 @@
                 <w:b w:val="0"/>
                 <w:sz w:val="16"/>
               </w:rPr>
-              <w:t>42.0</w:t>
             </w:r>
           </w:p>
         </w:tc>
         <w:tc>
           <w:tcPr>
             <w:tcW w:type="dxa" w:w="850"/>
-            <w:shd w:fill="FFB3B3" w:val="clear"/>
-          </w:tcPr>
-          <w:p/>
+            <w:shd w:fill="FFFF99" w:val="clear"/>
+          </w:tcPr>
+          <w:p>
+            <w:r>
+              <w:rPr>
+                <w:b w:val="0"/>
+                <w:sz w:val="16"/>
+              </w:rPr>
+              <w:t>CMTA14B</w:t>
+            </w:r>
+          </w:p>
         </w:tc>
         <w:tc>
           <w:tcPr>
             <w:tcW w:type="dxa" w:w="1984"/>
-            <w:shd w:fill="FFB3B3" w:val="clear"/>
-          </w:tcPr>
-          <w:p/>
+            <w:shd w:fill="FFFF99" w:val="clear"/>
+          </w:tcPr>
+          <w:p>
+            <w:r>
+              <w:rPr>
+                <w:b w:val="0"/>
+                <w:sz w:val="16"/>
+              </w:rPr>
+              <w:t>taiere in secțiune cu ferestraul mecanic, mater...</w:t>
+            </w:r>
+          </w:p>
         </w:tc>
         <w:tc>
           <w:tcPr>
             <w:tcW w:type="dxa" w:w="454"/>
-            <w:shd w:fill="FFB3B3" w:val="clear"/>
-          </w:tcPr>
-          <w:p/>
+            <w:shd w:fill="FFFF99" w:val="clear"/>
+          </w:tcPr>
+          <w:p>
+            <w:r>
+              <w:rPr>
+                <w:b w:val="0"/>
+                <w:sz w:val="16"/>
+              </w:rPr>
+            </w:r>
+          </w:p>
         </w:tc>
         <w:tc>
           <w:tcPr>
             <w:tcW w:type="dxa" w:w="680"/>
-            <w:shd w:fill="FFB3B3" w:val="clear"/>
-          </w:tcPr>
-          <w:p/>
+            <w:shd w:fill="FFFF99" w:val="clear"/>
+          </w:tcPr>
+          <w:p>
+            <w:r>
+              <w:rPr>
+                <w:b w:val="0"/>
+                <w:sz w:val="16"/>
+              </w:rPr>
+              <w:t>40.0</w:t>
+            </w:r>
+          </w:p>
         </w:tc>
         <w:tc>
           <w:tcPr>
             <w:tcW w:type="dxa" w:w="3572"/>
-            <w:shd w:fill="FFB3B3" w:val="clear"/>
+            <w:shd w:fill="FFFF99" w:val="clear"/>
           </w:tcPr>
           <w:p>
             <w:r>
@@ -3690,7 +3965,7 @@
                 <w:color w:val="CC0000"/>
                 <w:sz w:val="16"/>
               </w:rPr>
-              <w:t>Articol lipsă din ofertă</w:t>
+              <w:t>Articol suplimentar în ofertă (nu există în referință)</w:t>
             </w:r>
           </w:p>
         </w:tc>
@@ -3813,7 +4088,7 @@
                 <w:color w:val="000000"/>
                 <w:sz w:val="18"/>
               </w:rPr>
-              <w:t>34</w:t>
+              <w:t>35</w:t>
             </w:r>
           </w:p>
         </w:tc>
@@ -3840,7 +4115,7 @@
                 <w:b/>
                 <w:sz w:val="18"/>
               </w:rPr>
-              <w:t>Capitol de lucrări 4.1-13 — Instalatii sanitare tip II  │  LIPSA: 1  │  EXTRA: 0  │  Delta: -1</w:t>
+              <w:t>Capitol de lucrări 4.2-2 — Structura  │  LIPSA: 0  │  EXTRA: 1  │  Delta: +1</w:t>
             </w:r>
           </w:p>
         </w:tc>
@@ -3848,158 +4123,18 @@
       <w:tr>
         <w:tc>
           <w:tcPr>
-            <w:tcW w:type="dxa" w:w="397"/>
+            <w:tcW w:type="dxa" w:w="3572"/>
+            <w:gridSpan w:val="11"/>
+            <w:shd w:fill="FFFF99" w:val="clear"/>
           </w:tcPr>
           <w:p>
             <w:r>
               <w:rPr>
                 <w:b w:val="0"/>
+                <w:i/>
                 <w:sz w:val="16"/>
               </w:rPr>
-              <w:t>24</w:t>
-            </w:r>
-          </w:p>
-        </w:tc>
-        <w:tc>
-          <w:tcPr>
-            <w:tcW w:type="dxa" w:w="1701"/>
-          </w:tcPr>
-          <w:p>
-            <w:r>
-              <w:rPr>
-                <w:b w:val="0"/>
-                <w:sz w:val="16"/>
-              </w:rPr>
-              <w:t>4.1-13 - Instalatii sanitare tip II</w:t>
-            </w:r>
-          </w:p>
-        </w:tc>
-        <w:tc>
-          <w:tcPr>
-            <w:tcW w:type="dxa" w:w="850"/>
-          </w:tcPr>
-          <w:p>
-            <w:r>
-              <w:rPr>
-                <w:b w:val="0"/>
-                <w:sz w:val="16"/>
-              </w:rPr>
-              <w:t>02012A1</w:t>
-            </w:r>
-          </w:p>
-        </w:tc>
-        <w:tc>
-          <w:tcPr>
-            <w:tcW w:type="dxa" w:w="1984"/>
-          </w:tcPr>
-          <w:p>
-            <w:r>
-              <w:rPr>
-                <w:b w:val="0"/>
-                <w:sz w:val="16"/>
-              </w:rPr>
-              <w:t>cot la 90gr din ppr-al @ 20x1.9mm - trecere ppr...</w:t>
-            </w:r>
-          </w:p>
-        </w:tc>
-        <w:tc>
-          <w:tcPr>
-            <w:tcW w:type="dxa" w:w="454"/>
-          </w:tcPr>
-          <w:p>
-            <w:r>
-              <w:rPr>
-                <w:b w:val="0"/>
-                <w:sz w:val="16"/>
-              </w:rPr>
-              <w:t>buc</w:t>
-            </w:r>
-          </w:p>
-        </w:tc>
-        <w:tc>
-          <w:tcPr>
-            <w:tcW w:type="dxa" w:w="680"/>
-          </w:tcPr>
-          <w:p>
-            <w:r>
-              <w:rPr>
-                <w:b w:val="0"/>
-                <w:color w:val="CC0000"/>
-                <w:sz w:val="16"/>
-              </w:rPr>
-              <w:t>24.0</w:t>
-            </w:r>
-          </w:p>
-        </w:tc>
-        <w:tc>
-          <w:tcPr>
-            <w:tcW w:type="dxa" w:w="850"/>
-          </w:tcPr>
-          <w:p>
-            <w:r>
-              <w:rPr>
-                <w:b w:val="0"/>
-                <w:sz w:val="16"/>
-              </w:rPr>
-              <w:t>02012A1</w:t>
-            </w:r>
-          </w:p>
-        </w:tc>
-        <w:tc>
-          <w:tcPr>
-            <w:tcW w:type="dxa" w:w="1984"/>
-          </w:tcPr>
-          <w:p>
-            <w:r>
-              <w:rPr>
-                <w:b w:val="0"/>
-                <w:sz w:val="16"/>
-              </w:rPr>
-              <w:t>cot la 90gr din ppr-al 0 20x1.9mm - trecere ppr...</w:t>
-            </w:r>
-          </w:p>
-        </w:tc>
-        <w:tc>
-          <w:tcPr>
-            <w:tcW w:type="dxa" w:w="454"/>
-          </w:tcPr>
-          <w:p>
-            <w:r>
-              <w:rPr>
-                <w:b w:val="0"/>
-                <w:sz w:val="16"/>
-              </w:rPr>
-              <w:t>buc</w:t>
-            </w:r>
-          </w:p>
-        </w:tc>
-        <w:tc>
-          <w:tcPr>
-            <w:tcW w:type="dxa" w:w="680"/>
-          </w:tcPr>
-          <w:p>
-            <w:r>
-              <w:rPr>
-                <w:b w:val="0"/>
-                <w:color w:val="CC0000"/>
-                <w:sz w:val="16"/>
-              </w:rPr>
-              <w:t>20.72</w:t>
-            </w:r>
-          </w:p>
-        </w:tc>
-        <w:tc>
-          <w:tcPr>
-            <w:tcW w:type="dxa" w:w="3572"/>
-          </w:tcPr>
-          <w:p>
-            <w:r>
-              <w:rPr>
-                <w:b w:val="0"/>
-                <w:color w:val="CC0000"/>
-                <w:sz w:val="16"/>
-              </w:rPr>
-              <w:t>Cantitate diferită: referință 24.0 buc, ofertat 20.72 buc</w:t>
+              <w:t>▸ Articole extra în ofertă — verificare manuală recomandată</w:t>
             </w:r>
           </w:p>
         </w:tc>
@@ -4008,6 +4143,7 @@
         <w:tc>
           <w:tcPr>
             <w:tcW w:type="dxa" w:w="397"/>
+            <w:shd w:fill="FFFF99" w:val="clear"/>
           </w:tcPr>
           <w:p>
             <w:r>
@@ -4022,6 +4158,7 @@
         <w:tc>
           <w:tcPr>
             <w:tcW w:type="dxa" w:w="1701"/>
+            <w:shd w:fill="FFFF99" w:val="clear"/>
           </w:tcPr>
           <w:p>
             <w:r>
@@ -4029,13 +4166,14 @@
                 <w:b w:val="0"/>
                 <w:sz w:val="16"/>
               </w:rPr>
-              <w:t>4.1-13 - Instalatii sanitare tip II</w:t>
+              <w:t>4.2-2 - Structura</w:t>
             </w:r>
           </w:p>
         </w:tc>
         <w:tc>
           <w:tcPr>
             <w:tcW w:type="dxa" w:w="850"/>
+            <w:shd w:fill="FFFF99" w:val="clear"/>
           </w:tcPr>
           <w:p>
             <w:r>
@@ -4043,13 +4181,13 @@
                 <w:b w:val="0"/>
                 <w:sz w:val="16"/>
               </w:rPr>
-              <w:t>SB09E</w:t>
             </w:r>
           </w:p>
         </w:tc>
         <w:tc>
           <w:tcPr>
             <w:tcW w:type="dxa" w:w="1984"/>
+            <w:shd w:fill="FFFF99" w:val="clear"/>
           </w:tcPr>
           <w:p>
             <w:r>
@@ -4057,13 +4195,13 @@
                 <w:b w:val="0"/>
                 <w:sz w:val="16"/>
               </w:rPr>
-              <w:t>montaj ramificatii tip y 45 gr</w:t>
             </w:r>
           </w:p>
         </w:tc>
         <w:tc>
           <w:tcPr>
             <w:tcW w:type="dxa" w:w="454"/>
+            <w:shd w:fill="FFFF99" w:val="clear"/>
           </w:tcPr>
           <w:p>
             <w:r>
@@ -4071,13 +4209,87 @@
                 <w:b w:val="0"/>
                 <w:sz w:val="16"/>
               </w:rPr>
-              <w:t>buc</w:t>
             </w:r>
           </w:p>
         </w:tc>
         <w:tc>
           <w:tcPr>
             <w:tcW w:type="dxa" w:w="680"/>
+            <w:shd w:fill="FFFF99" w:val="clear"/>
+          </w:tcPr>
+          <w:p>
+            <w:r>
+              <w:rPr>
+                <w:b w:val="0"/>
+                <w:sz w:val="16"/>
+              </w:rPr>
+            </w:r>
+          </w:p>
+        </w:tc>
+        <w:tc>
+          <w:tcPr>
+            <w:tcW w:type="dxa" w:w="850"/>
+            <w:shd w:fill="FFFF99" w:val="clear"/>
+          </w:tcPr>
+          <w:p>
+            <w:r>
+              <w:rPr>
+                <w:b w:val="0"/>
+                <w:sz w:val="16"/>
+              </w:rPr>
+              <w:t>RPCB02E</w:t>
+            </w:r>
+          </w:p>
+        </w:tc>
+        <w:tc>
+          <w:tcPr>
+            <w:tcW w:type="dxa" w:w="1984"/>
+            <w:shd w:fill="FFFF99" w:val="clear"/>
+          </w:tcPr>
+          <w:p>
+            <w:r>
+              <w:rPr>
+                <w:b w:val="0"/>
+                <w:sz w:val="16"/>
+              </w:rPr>
+              <w:t>beton c12/15 egalizare</w:t>
+            </w:r>
+          </w:p>
+        </w:tc>
+        <w:tc>
+          <w:tcPr>
+            <w:tcW w:type="dxa" w:w="454"/>
+            <w:shd w:fill="FFFF99" w:val="clear"/>
+          </w:tcPr>
+          <w:p>
+            <w:r>
+              <w:rPr>
+                <w:b w:val="0"/>
+                <w:sz w:val="16"/>
+              </w:rPr>
+              <w:t>mc</w:t>
+            </w:r>
+          </w:p>
+        </w:tc>
+        <w:tc>
+          <w:tcPr>
+            <w:tcW w:type="dxa" w:w="680"/>
+            <w:shd w:fill="FFFF99" w:val="clear"/>
+          </w:tcPr>
+          <w:p>
+            <w:r>
+              <w:rPr>
+                <w:b w:val="0"/>
+                <w:sz w:val="16"/>
+              </w:rPr>
+              <w:t>2.17</w:t>
+            </w:r>
+          </w:p>
+        </w:tc>
+        <w:tc>
+          <w:tcPr>
+            <w:tcW w:type="dxa" w:w="3572"/>
+            <w:shd w:fill="FFFF99" w:val="clear"/>
           </w:tcPr>
           <w:p>
             <w:r>
@@ -4086,215 +4298,7 @@
                 <w:color w:val="CC0000"/>
                 <w:sz w:val="16"/>
               </w:rPr>
-              <w:t>35.0</w:t>
-            </w:r>
-          </w:p>
-        </w:tc>
-        <w:tc>
-          <w:tcPr>
-            <w:tcW w:type="dxa" w:w="850"/>
-          </w:tcPr>
-          <w:p>
-            <w:r>
-              <w:rPr>
-                <w:b w:val="0"/>
-                <w:sz w:val="16"/>
-              </w:rPr>
-              <w:t>SB09E</w:t>
-            </w:r>
-          </w:p>
-        </w:tc>
-        <w:tc>
-          <w:tcPr>
-            <w:tcW w:type="dxa" w:w="1984"/>
-          </w:tcPr>
-          <w:p>
-            <w:r>
-              <w:rPr>
-                <w:b w:val="0"/>
-                <w:sz w:val="16"/>
-              </w:rPr>
-              <w:t>cot polipropilena ignifuga 110mm la 45</w:t>
-            </w:r>
-          </w:p>
-        </w:tc>
-        <w:tc>
-          <w:tcPr>
-            <w:tcW w:type="dxa" w:w="454"/>
-          </w:tcPr>
-          <w:p>
-            <w:r>
-              <w:rPr>
-                <w:b w:val="0"/>
-                <w:sz w:val="16"/>
-              </w:rPr>
-              <w:t>buc</w:t>
-            </w:r>
-          </w:p>
-        </w:tc>
-        <w:tc>
-          <w:tcPr>
-            <w:tcW w:type="dxa" w:w="680"/>
-          </w:tcPr>
-          <w:p>
-            <w:r>
-              <w:rPr>
-                <w:b w:val="0"/>
-                <w:color w:val="CC0000"/>
-                <w:sz w:val="16"/>
-              </w:rPr>
-              <w:t>44.0</w:t>
-            </w:r>
-          </w:p>
-        </w:tc>
-        <w:tc>
-          <w:tcPr>
-            <w:tcW w:type="dxa" w:w="3572"/>
-          </w:tcPr>
-          <w:p>
-            <w:r>
-              <w:rPr>
-                <w:b w:val="0"/>
-                <w:color w:val="CC0000"/>
-                <w:sz w:val="16"/>
-              </w:rPr>
-              <w:t>Cantitate diferită: referință 35.0 buc, ofertat 44.0 buc</w:t>
-            </w:r>
-          </w:p>
-        </w:tc>
-      </w:tr>
-      <w:tr>
-        <w:tc>
-          <w:tcPr>
-            <w:tcW w:type="dxa" w:w="397"/>
-            <w:shd w:fill="FFB3B3" w:val="clear"/>
-          </w:tcPr>
-          <w:p>
-            <w:r>
-              <w:rPr>
-                <w:b w:val="0"/>
-                <w:sz w:val="16"/>
-              </w:rPr>
-              <w:t>26</w:t>
-            </w:r>
-          </w:p>
-        </w:tc>
-        <w:tc>
-          <w:tcPr>
-            <w:tcW w:type="dxa" w:w="1701"/>
-            <w:shd w:fill="FFB3B3" w:val="clear"/>
-          </w:tcPr>
-          <w:p>
-            <w:r>
-              <w:rPr>
-                <w:b w:val="0"/>
-                <w:sz w:val="16"/>
-              </w:rPr>
-              <w:t>4.1-13 - Instalatii sanitare tip II</w:t>
-            </w:r>
-          </w:p>
-        </w:tc>
-        <w:tc>
-          <w:tcPr>
-            <w:tcW w:type="dxa" w:w="850"/>
-            <w:shd w:fill="FFB3B3" w:val="clear"/>
-          </w:tcPr>
-          <w:p>
-            <w:r>
-              <w:rPr>
-                <w:b w:val="0"/>
-                <w:sz w:val="16"/>
-              </w:rPr>
-              <w:t>SB09E</w:t>
-            </w:r>
-          </w:p>
-        </w:tc>
-        <w:tc>
-          <w:tcPr>
-            <w:tcW w:type="dxa" w:w="1984"/>
-            <w:shd w:fill="FFB3B3" w:val="clear"/>
-          </w:tcPr>
-          <w:p>
-            <w:r>
-              <w:rPr>
-                <w:b w:val="0"/>
-                <w:sz w:val="16"/>
-              </w:rPr>
-              <w:t>cot polipropilena ignifuga 0110mm la 45</w:t>
-            </w:r>
-          </w:p>
-        </w:tc>
-        <w:tc>
-          <w:tcPr>
-            <w:tcW w:type="dxa" w:w="454"/>
-            <w:shd w:fill="FFB3B3" w:val="clear"/>
-          </w:tcPr>
-          <w:p>
-            <w:r>
-              <w:rPr>
-                <w:b w:val="0"/>
-                <w:sz w:val="16"/>
-              </w:rPr>
-              <w:t>buc</w:t>
-            </w:r>
-          </w:p>
-        </w:tc>
-        <w:tc>
-          <w:tcPr>
-            <w:tcW w:type="dxa" w:w="680"/>
-            <w:shd w:fill="FFB3B3" w:val="clear"/>
-          </w:tcPr>
-          <w:p>
-            <w:r>
-              <w:rPr>
-                <w:b w:val="0"/>
-                <w:sz w:val="16"/>
-              </w:rPr>
-              <w:t>44.0</w:t>
-            </w:r>
-          </w:p>
-        </w:tc>
-        <w:tc>
-          <w:tcPr>
-            <w:tcW w:type="dxa" w:w="850"/>
-            <w:shd w:fill="FFB3B3" w:val="clear"/>
-          </w:tcPr>
-          <w:p/>
-        </w:tc>
-        <w:tc>
-          <w:tcPr>
-            <w:tcW w:type="dxa" w:w="1984"/>
-            <w:shd w:fill="FFB3B3" w:val="clear"/>
-          </w:tcPr>
-          <w:p/>
-        </w:tc>
-        <w:tc>
-          <w:tcPr>
-            <w:tcW w:type="dxa" w:w="454"/>
-            <w:shd w:fill="FFB3B3" w:val="clear"/>
-          </w:tcPr>
-          <w:p/>
-        </w:tc>
-        <w:tc>
-          <w:tcPr>
-            <w:tcW w:type="dxa" w:w="680"/>
-            <w:shd w:fill="FFB3B3" w:val="clear"/>
-          </w:tcPr>
-          <w:p/>
-        </w:tc>
-        <w:tc>
-          <w:tcPr>
-            <w:tcW w:type="dxa" w:w="3572"/>
-            <w:shd w:fill="FFB3B3" w:val="clear"/>
-          </w:tcPr>
-          <w:p>
-            <w:r>
-              <w:rPr>
-                <w:b w:val="0"/>
-                <w:color w:val="CC0000"/>
-                <w:sz w:val="16"/>
-              </w:rPr>
-              <w:t>Articol lipsă din ofertă</w:t>
+              <w:t>Articol suplimentar în ofertă (nu există în referință)</w:t>
             </w:r>
           </w:p>
         </w:tc>
@@ -4334,7 +4338,7 @@
                 <w:color w:val="000000"/>
                 <w:sz w:val="18"/>
               </w:rPr>
-              <w:t>Neconformitati: 2 din 86 articole ref.</w:t>
+              <w:t>Neconformitati: 1 din 14 articole ref.</w:t>
             </w:r>
           </w:p>
         </w:tc>
@@ -4380,7 +4384,7 @@
                 <w:color w:val="000000"/>
                 <w:sz w:val="18"/>
               </w:rPr>
-              <w:t>86</w:t>
+              <w:t>14</w:t>
             </w:r>
           </w:p>
         </w:tc>
@@ -4417,7 +4421,7 @@
                 <w:color w:val="000000"/>
                 <w:sz w:val="18"/>
               </w:rPr>
-              <w:t>80</w:t>
+              <w:t>12</w:t>
             </w:r>
           </w:p>
         </w:tc>
@@ -4444,438 +4448,7 @@
                 <w:b/>
                 <w:sz w:val="18"/>
               </w:rPr>
-              <w:t>Capitol de lucrări 4.1-14 — Inst sanit hidranti int tip II  │  LIPSA: 2  │  EXTRA: 2  │  Delta: 0 ✓</w:t>
-            </w:r>
-          </w:p>
-        </w:tc>
-      </w:tr>
-      <w:tr>
-        <w:tc>
-          <w:tcPr>
-            <w:tcW w:type="dxa" w:w="397"/>
-          </w:tcPr>
-          <w:p>
-            <w:r>
-              <w:rPr>
-                <w:b w:val="0"/>
-                <w:sz w:val="16"/>
-              </w:rPr>
-              <w:t>28</w:t>
-            </w:r>
-          </w:p>
-        </w:tc>
-        <w:tc>
-          <w:tcPr>
-            <w:tcW w:type="dxa" w:w="1701"/>
-          </w:tcPr>
-          <w:p>
-            <w:r>
-              <w:rPr>
-                <w:b w:val="0"/>
-                <w:sz w:val="16"/>
-              </w:rPr>
-              <w:t>4.1-14 - Inst sanit hidranti int tip II</w:t>
-            </w:r>
-          </w:p>
-        </w:tc>
-        <w:tc>
-          <w:tcPr>
-            <w:tcW w:type="dxa" w:w="850"/>
-          </w:tcPr>
-          <w:p>
-            <w:r>
-              <w:rPr>
-                <w:b w:val="0"/>
-                <w:sz w:val="16"/>
-              </w:rPr>
-              <w:t>S474</w:t>
-            </w:r>
-          </w:p>
-        </w:tc>
-        <w:tc>
-          <w:tcPr>
-            <w:tcW w:type="dxa" w:w="1984"/>
-          </w:tcPr>
-          <w:p>
-            <w:r>
-              <w:rPr>
-                <w:b w:val="0"/>
-                <w:sz w:val="16"/>
-              </w:rPr>
-              <w:t>dn 40 11/2 zn l: sl02d -0112:4120200</w:t>
-            </w:r>
-          </w:p>
-        </w:tc>
-        <w:tc>
-          <w:tcPr>
-            <w:tcW w:type="dxa" w:w="454"/>
-          </w:tcPr>
-          <w:p>
-            <w:r>
-              <w:rPr>
-                <w:b w:val="0"/>
-                <w:color w:val="CC0000"/>
-                <w:sz w:val="16"/>
-              </w:rPr>
-              <w:t>-mufafontamaleabilam2</w:t>
-            </w:r>
-          </w:p>
-        </w:tc>
-        <w:tc>
-          <w:tcPr>
-            <w:tcW w:type="dxa" w:w="680"/>
-          </w:tcPr>
-          <w:p>
-            <w:r>
-              <w:rPr>
-                <w:b w:val="0"/>
-                <w:sz w:val="16"/>
-              </w:rPr>
-              <w:t>0.0</w:t>
-            </w:r>
-          </w:p>
-        </w:tc>
-        <w:tc>
-          <w:tcPr>
-            <w:tcW w:type="dxa" w:w="850"/>
-          </w:tcPr>
-          <w:p>
-            <w:r>
-              <w:rPr>
-                <w:b w:val="0"/>
-                <w:sz w:val="16"/>
-              </w:rPr>
-              <w:t>S474</w:t>
-            </w:r>
-          </w:p>
-        </w:tc>
-        <w:tc>
-          <w:tcPr>
-            <w:tcW w:type="dxa" w:w="1984"/>
-          </w:tcPr>
-          <w:p>
-            <w:r>
-              <w:rPr>
-                <w:b w:val="0"/>
-                <w:sz w:val="16"/>
-              </w:rPr>
-              <w:t>40 11/2 zn</w:t>
-            </w:r>
-          </w:p>
-        </w:tc>
-        <w:tc>
-          <w:tcPr>
-            <w:tcW w:type="dxa" w:w="454"/>
-          </w:tcPr>
-          <w:p>
-            <w:r>
-              <w:rPr>
-                <w:b w:val="0"/>
-                <w:color w:val="CC0000"/>
-                <w:sz w:val="16"/>
-              </w:rPr>
-              <w:t>buc</w:t>
-            </w:r>
-          </w:p>
-        </w:tc>
-        <w:tc>
-          <w:tcPr>
-            <w:tcW w:type="dxa" w:w="680"/>
-          </w:tcPr>
-          <w:p>
-            <w:r>
-              <w:rPr>
-                <w:b w:val="0"/>
-                <w:sz w:val="16"/>
-              </w:rPr>
-              <w:t>7.77</w:t>
-            </w:r>
-          </w:p>
-        </w:tc>
-        <w:tc>
-          <w:tcPr>
-            <w:tcW w:type="dxa" w:w="3572"/>
-          </w:tcPr>
-          <w:p>
-            <w:r>
-              <w:rPr>
-                <w:b w:val="0"/>
-                <w:color w:val="CC0000"/>
-                <w:sz w:val="16"/>
-              </w:rPr>
-              <w:t>Unitate de măsură diferită: referință -mufafontamaleabilam2, ofertat buc</w:t>
-            </w:r>
-          </w:p>
-        </w:tc>
-      </w:tr>
-      <w:tr>
-        <w:tc>
-          <w:tcPr>
-            <w:tcW w:type="dxa" w:w="397"/>
-            <w:shd w:fill="FFB3B3" w:val="clear"/>
-          </w:tcPr>
-          <w:p>
-            <w:r>
-              <w:rPr>
-                <w:b w:val="0"/>
-                <w:sz w:val="16"/>
-              </w:rPr>
-              <w:t>29</w:t>
-            </w:r>
-          </w:p>
-        </w:tc>
-        <w:tc>
-          <w:tcPr>
-            <w:tcW w:type="dxa" w:w="1701"/>
-            <w:shd w:fill="FFB3B3" w:val="clear"/>
-          </w:tcPr>
-          <w:p>
-            <w:r>
-              <w:rPr>
-                <w:b w:val="0"/>
-                <w:sz w:val="16"/>
-              </w:rPr>
-              <w:t>4.1-14 - Inst sanit hidranti int tip II</w:t>
-            </w:r>
-          </w:p>
-        </w:tc>
-        <w:tc>
-          <w:tcPr>
-            <w:tcW w:type="dxa" w:w="850"/>
-            <w:shd w:fill="FFB3B3" w:val="clear"/>
-          </w:tcPr>
-          <w:p>
-            <w:r>
-              <w:rPr>
-                <w:b w:val="0"/>
-                <w:sz w:val="16"/>
-              </w:rPr>
-              <w:t>02012A1</w:t>
-            </w:r>
-          </w:p>
-        </w:tc>
-        <w:tc>
-          <w:tcPr>
-            <w:tcW w:type="dxa" w:w="1984"/>
-            <w:shd w:fill="FFB3B3" w:val="clear"/>
-          </w:tcPr>
-          <w:p>
-            <w:r>
-              <w:rPr>
-                <w:b w:val="0"/>
-                <w:sz w:val="16"/>
-              </w:rPr>
-              <w:t>cot pehd75/90 gr</w:t>
-            </w:r>
-          </w:p>
-        </w:tc>
-        <w:tc>
-          <w:tcPr>
-            <w:tcW w:type="dxa" w:w="454"/>
-            <w:shd w:fill="FFB3B3" w:val="clear"/>
-          </w:tcPr>
-          <w:p>
-            <w:r>
-              <w:rPr>
-                <w:b w:val="0"/>
-                <w:sz w:val="16"/>
-              </w:rPr>
-              <w:t>buc</w:t>
-            </w:r>
-          </w:p>
-        </w:tc>
-        <w:tc>
-          <w:tcPr>
-            <w:tcW w:type="dxa" w:w="680"/>
-            <w:shd w:fill="FFB3B3" w:val="clear"/>
-          </w:tcPr>
-          <w:p>
-            <w:r>
-              <w:rPr>
-                <w:b w:val="0"/>
-                <w:sz w:val="16"/>
-              </w:rPr>
-              <w:t>1.0</w:t>
-            </w:r>
-          </w:p>
-        </w:tc>
-        <w:tc>
-          <w:tcPr>
-            <w:tcW w:type="dxa" w:w="850"/>
-            <w:shd w:fill="FFB3B3" w:val="clear"/>
-          </w:tcPr>
-          <w:p/>
-        </w:tc>
-        <w:tc>
-          <w:tcPr>
-            <w:tcW w:type="dxa" w:w="1984"/>
-            <w:shd w:fill="FFB3B3" w:val="clear"/>
-          </w:tcPr>
-          <w:p/>
-        </w:tc>
-        <w:tc>
-          <w:tcPr>
-            <w:tcW w:type="dxa" w:w="454"/>
-            <w:shd w:fill="FFB3B3" w:val="clear"/>
-          </w:tcPr>
-          <w:p/>
-        </w:tc>
-        <w:tc>
-          <w:tcPr>
-            <w:tcW w:type="dxa" w:w="680"/>
-            <w:shd w:fill="FFB3B3" w:val="clear"/>
-          </w:tcPr>
-          <w:p/>
-        </w:tc>
-        <w:tc>
-          <w:tcPr>
-            <w:tcW w:type="dxa" w:w="3572"/>
-            <w:shd w:fill="FFB3B3" w:val="clear"/>
-          </w:tcPr>
-          <w:p>
-            <w:r>
-              <w:rPr>
-                <w:b w:val="0"/>
-                <w:color w:val="CC0000"/>
-                <w:sz w:val="16"/>
-              </w:rPr>
-              <w:t>Articol lipsă din ofertă</w:t>
-            </w:r>
-          </w:p>
-        </w:tc>
-      </w:tr>
-      <w:tr>
-        <w:tc>
-          <w:tcPr>
-            <w:tcW w:type="dxa" w:w="397"/>
-            <w:shd w:fill="FFB3B3" w:val="clear"/>
-          </w:tcPr>
-          <w:p>
-            <w:r>
-              <w:rPr>
-                <w:b w:val="0"/>
-                <w:sz w:val="16"/>
-              </w:rPr>
-              <w:t>30</w:t>
-            </w:r>
-          </w:p>
-        </w:tc>
-        <w:tc>
-          <w:tcPr>
-            <w:tcW w:type="dxa" w:w="1701"/>
-            <w:shd w:fill="FFB3B3" w:val="clear"/>
-          </w:tcPr>
-          <w:p>
-            <w:r>
-              <w:rPr>
-                <w:b w:val="0"/>
-                <w:sz w:val="16"/>
-              </w:rPr>
-              <w:t>4.1-14 - Inst sanit hidranti int tip II</w:t>
-            </w:r>
-          </w:p>
-        </w:tc>
-        <w:tc>
-          <w:tcPr>
-            <w:tcW w:type="dxa" w:w="850"/>
-            <w:shd w:fill="FFB3B3" w:val="clear"/>
-          </w:tcPr>
-          <w:p>
-            <w:r>
-              <w:rPr>
-                <w:b w:val="0"/>
-                <w:sz w:val="16"/>
-              </w:rPr>
-              <w:t>IC41C</w:t>
-            </w:r>
-          </w:p>
-        </w:tc>
-        <w:tc>
-          <w:tcPr>
-            <w:tcW w:type="dxa" w:w="1984"/>
-            <w:shd w:fill="FFB3B3" w:val="clear"/>
-          </w:tcPr>
-          <w:p>
-            <w:r>
-              <w:rPr>
-                <w:b w:val="0"/>
-                <w:sz w:val="16"/>
-              </w:rPr>
-              <w:t>bratara 2 1/2' 65 mm l:il21 -0009: 4204111 -bra...</w:t>
-            </w:r>
-          </w:p>
-        </w:tc>
-        <w:tc>
-          <w:tcPr>
-            <w:tcW w:type="dxa" w:w="454"/>
-            <w:shd w:fill="FFB3B3" w:val="clear"/>
-          </w:tcPr>
-          <w:p>
-            <w:r>
-              <w:rPr>
-                <w:b w:val="0"/>
-                <w:sz w:val="16"/>
-              </w:rPr>
-              <w:t>buc</w:t>
-            </w:r>
-          </w:p>
-        </w:tc>
-        <w:tc>
-          <w:tcPr>
-            <w:tcW w:type="dxa" w:w="680"/>
-            <w:shd w:fill="FFB3B3" w:val="clear"/>
-          </w:tcPr>
-          <w:p>
-            <w:r>
-              <w:rPr>
-                <w:b w:val="0"/>
-                <w:sz w:val="16"/>
-              </w:rPr>
-              <w:t>28.0</w:t>
-            </w:r>
-          </w:p>
-        </w:tc>
-        <w:tc>
-          <w:tcPr>
-            <w:tcW w:type="dxa" w:w="850"/>
-            <w:shd w:fill="FFB3B3" w:val="clear"/>
-          </w:tcPr>
-          <w:p/>
-        </w:tc>
-        <w:tc>
-          <w:tcPr>
-            <w:tcW w:type="dxa" w:w="1984"/>
-            <w:shd w:fill="FFB3B3" w:val="clear"/>
-          </w:tcPr>
-          <w:p/>
-        </w:tc>
-        <w:tc>
-          <w:tcPr>
-            <w:tcW w:type="dxa" w:w="454"/>
-            <w:shd w:fill="FFB3B3" w:val="clear"/>
-          </w:tcPr>
-          <w:p/>
-        </w:tc>
-        <w:tc>
-          <w:tcPr>
-            <w:tcW w:type="dxa" w:w="680"/>
-            <w:shd w:fill="FFB3B3" w:val="clear"/>
-          </w:tcPr>
-          <w:p/>
-        </w:tc>
-        <w:tc>
-          <w:tcPr>
-            <w:tcW w:type="dxa" w:w="3572"/>
-            <w:shd w:fill="FFB3B3" w:val="clear"/>
-          </w:tcPr>
-          <w:p>
-            <w:r>
-              <w:rPr>
-                <w:b w:val="0"/>
-                <w:color w:val="CC0000"/>
-                <w:sz w:val="16"/>
-              </w:rPr>
-              <w:t>Articol lipsă din ofertă</w:t>
+              <w:t>Capitol de lucrări 4.3-06 — Inst sanitare GospApa  │  LIPSA: 0  │  EXTRA: 1  │  Delta: +1</w:t>
             </w:r>
           </w:p>
         </w:tc>
@@ -4911,7 +4484,7 @@
                 <w:b w:val="0"/>
                 <w:sz w:val="16"/>
               </w:rPr>
-              <w:t>31</w:t>
+              <w:t>27</w:t>
             </w:r>
           </w:p>
         </w:tc>
@@ -4926,7 +4499,7 @@
                 <w:b w:val="0"/>
                 <w:sz w:val="16"/>
               </w:rPr>
-              <w:t>4.1-14 - Inst sanit hidranti int tip II</w:t>
+              <w:t>4.3-06 - Inst sanitare GospApa</w:t>
             </w:r>
           </w:p>
         </w:tc>
@@ -5042,7 +4615,7 @@
                 <w:b w:val="0"/>
                 <w:sz w:val="16"/>
               </w:rPr>
-              <w:t>1.55</w:t>
+              <w:t>0.05</w:t>
             </w:r>
           </w:p>
         </w:tc>
@@ -5059,901 +4632,6 @@
                 <w:sz w:val="16"/>
               </w:rPr>
               <w:t>Articol suplimentar în ofertă (nu există în referință)</w:t>
-            </w:r>
-          </w:p>
-        </w:tc>
-      </w:tr>
-      <w:tr>
-        <w:tc>
-          <w:tcPr>
-            <w:tcW w:type="dxa" w:w="397"/>
-            <w:shd w:fill="FFFF99" w:val="clear"/>
-          </w:tcPr>
-          <w:p>
-            <w:r>
-              <w:rPr>
-                <w:b w:val="0"/>
-                <w:sz w:val="16"/>
-              </w:rPr>
-              <w:t>32</w:t>
-            </w:r>
-          </w:p>
-        </w:tc>
-        <w:tc>
-          <w:tcPr>
-            <w:tcW w:type="dxa" w:w="1701"/>
-            <w:shd w:fill="FFFF99" w:val="clear"/>
-          </w:tcPr>
-          <w:p>
-            <w:r>
-              <w:rPr>
-                <w:b w:val="0"/>
-                <w:sz w:val="16"/>
-              </w:rPr>
-              <w:t>4.1-14 - Inst sanit hidranti int tip II</w:t>
-            </w:r>
-          </w:p>
-        </w:tc>
-        <w:tc>
-          <w:tcPr>
-            <w:tcW w:type="dxa" w:w="850"/>
-            <w:shd w:fill="FFFF99" w:val="clear"/>
-          </w:tcPr>
-          <w:p>
-            <w:r>
-              <w:rPr>
-                <w:b w:val="0"/>
-                <w:sz w:val="16"/>
-              </w:rPr>
-            </w:r>
-          </w:p>
-        </w:tc>
-        <w:tc>
-          <w:tcPr>
-            <w:tcW w:type="dxa" w:w="1984"/>
-            <w:shd w:fill="FFFF99" w:val="clear"/>
-          </w:tcPr>
-          <w:p>
-            <w:r>
-              <w:rPr>
-                <w:b w:val="0"/>
-                <w:sz w:val="16"/>
-              </w:rPr>
-            </w:r>
-          </w:p>
-        </w:tc>
-        <w:tc>
-          <w:tcPr>
-            <w:tcW w:type="dxa" w:w="454"/>
-            <w:shd w:fill="FFFF99" w:val="clear"/>
-          </w:tcPr>
-          <w:p>
-            <w:r>
-              <w:rPr>
-                <w:b w:val="0"/>
-                <w:sz w:val="16"/>
-              </w:rPr>
-            </w:r>
-          </w:p>
-        </w:tc>
-        <w:tc>
-          <w:tcPr>
-            <w:tcW w:type="dxa" w:w="680"/>
-            <w:shd w:fill="FFFF99" w:val="clear"/>
-          </w:tcPr>
-          <w:p>
-            <w:r>
-              <w:rPr>
-                <w:b w:val="0"/>
-                <w:sz w:val="16"/>
-              </w:rPr>
-            </w:r>
-          </w:p>
-        </w:tc>
-        <w:tc>
-          <w:tcPr>
-            <w:tcW w:type="dxa" w:w="850"/>
-            <w:shd w:fill="FFFF99" w:val="clear"/>
-          </w:tcPr>
-          <w:p>
-            <w:r>
-              <w:rPr>
-                <w:b w:val="0"/>
-                <w:sz w:val="16"/>
-              </w:rPr>
-              <w:t>S474</w:t>
-            </w:r>
-          </w:p>
-        </w:tc>
-        <w:tc>
-          <w:tcPr>
-            <w:tcW w:type="dxa" w:w="1984"/>
-            <w:shd w:fill="FFFF99" w:val="clear"/>
-          </w:tcPr>
-          <w:p>
-            <w:r>
-              <w:rPr>
-                <w:b w:val="0"/>
-                <w:sz w:val="16"/>
-              </w:rPr>
-              <w:t>50 2 zn</w:t>
-            </w:r>
-          </w:p>
-        </w:tc>
-        <w:tc>
-          <w:tcPr>
-            <w:tcW w:type="dxa" w:w="454"/>
-            <w:shd w:fill="FFFF99" w:val="clear"/>
-          </w:tcPr>
-          <w:p>
-            <w:r>
-              <w:rPr>
-                <w:b w:val="0"/>
-                <w:sz w:val="16"/>
-              </w:rPr>
-              <w:t>buc</w:t>
-            </w:r>
-          </w:p>
-        </w:tc>
-        <w:tc>
-          <w:tcPr>
-            <w:tcW w:type="dxa" w:w="680"/>
-            <w:shd w:fill="FFFF99" w:val="clear"/>
-          </w:tcPr>
-          <w:p>
-            <w:r>
-              <w:rPr>
-                <w:b w:val="0"/>
-                <w:sz w:val="16"/>
-              </w:rPr>
-              <w:t>8.42</w:t>
-            </w:r>
-          </w:p>
-        </w:tc>
-        <w:tc>
-          <w:tcPr>
-            <w:tcW w:type="dxa" w:w="3572"/>
-            <w:shd w:fill="FFFF99" w:val="clear"/>
-          </w:tcPr>
-          <w:p>
-            <w:r>
-              <w:rPr>
-                <w:b w:val="0"/>
-                <w:color w:val="CC0000"/>
-                <w:sz w:val="16"/>
-              </w:rPr>
-              <w:t>Articol suplimentar în ofertă (nu există în referință)</w:t>
-            </w:r>
-          </w:p>
-        </w:tc>
-      </w:tr>
-      <w:tr>
-        <w:tc>
-          <w:tcPr>
-            <w:tcW w:type="dxa" w:w="397"/>
-          </w:tcPr>
-          <w:p/>
-        </w:tc>
-        <w:tc>
-          <w:tcPr>
-            <w:tcW w:type="dxa" w:w="1701"/>
-            <w:shd w:fill="D9D9D9" w:val="clear"/>
-          </w:tcPr>
-          <w:p>
-            <w:r>
-              <w:rPr>
-                <w:b/>
-                <w:color w:val="000000"/>
-                <w:sz w:val="18"/>
-              </w:rPr>
-              <w:t>SUMAR</w:t>
-            </w:r>
-          </w:p>
-        </w:tc>
-        <w:tc>
-          <w:tcPr>
-            <w:tcW w:type="dxa" w:w="850"/>
-            <w:shd w:fill="D9D9D9" w:val="clear"/>
-          </w:tcPr>
-          <w:p>
-            <w:r>
-              <w:rPr>
-                <w:b/>
-                <w:color w:val="000000"/>
-                <w:sz w:val="18"/>
-              </w:rPr>
-              <w:t>Neconformitati: 3 din 33 articole ref.</w:t>
-            </w:r>
-          </w:p>
-        </w:tc>
-        <w:tc>
-          <w:tcPr>
-            <w:tcW w:type="dxa" w:w="1984"/>
-            <w:shd w:fill="D9D9D9" w:val="clear"/>
-          </w:tcPr>
-          <w:p>
-            <w:r/>
-          </w:p>
-        </w:tc>
-        <w:tc>
-          <w:tcPr>
-            <w:tcW w:type="dxa" w:w="454"/>
-            <w:shd w:fill="D9D9D9" w:val="clear"/>
-          </w:tcPr>
-          <w:p>
-            <w:r/>
-          </w:p>
-        </w:tc>
-        <w:tc>
-          <w:tcPr>
-            <w:tcW w:type="dxa" w:w="680"/>
-            <w:shd w:fill="D9D9D9" w:val="clear"/>
-          </w:tcPr>
-          <w:p>
-            <w:r/>
-          </w:p>
-        </w:tc>
-        <w:tc>
-          <w:tcPr>
-            <w:tcW w:type="dxa" w:w="850"/>
-            <w:shd w:fill="D9D9D9" w:val="clear"/>
-          </w:tcPr>
-          <w:p>
-            <w:pPr>
-              <w:jc w:val="center"/>
-            </w:pPr>
-            <w:r>
-              <w:rPr>
-                <w:b/>
-                <w:color w:val="000000"/>
-                <w:sz w:val="18"/>
-              </w:rPr>
-              <w:t>33</w:t>
-            </w:r>
-          </w:p>
-        </w:tc>
-        <w:tc>
-          <w:tcPr>
-            <w:tcW w:type="dxa" w:w="1984"/>
-            <w:shd w:fill="D9D9D9" w:val="clear"/>
-          </w:tcPr>
-          <w:p>
-            <w:r/>
-          </w:p>
-        </w:tc>
-        <w:tc>
-          <w:tcPr>
-            <w:tcW w:type="dxa" w:w="454"/>
-            <w:shd w:fill="D9D9D9" w:val="clear"/>
-          </w:tcPr>
-          <w:p>
-            <w:r/>
-          </w:p>
-        </w:tc>
-        <w:tc>
-          <w:tcPr>
-            <w:tcW w:type="dxa" w:w="680"/>
-            <w:shd w:fill="D9D9D9" w:val="clear"/>
-          </w:tcPr>
-          <w:p>
-            <w:pPr>
-              <w:jc w:val="center"/>
-            </w:pPr>
-            <w:r>
-              <w:rPr>
-                <w:b/>
-                <w:color w:val="000000"/>
-                <w:sz w:val="18"/>
-              </w:rPr>
-              <w:t>31</w:t>
-            </w:r>
-          </w:p>
-        </w:tc>
-        <w:tc>
-          <w:tcPr>
-            <w:tcW w:type="dxa" w:w="3572"/>
-            <w:shd w:fill="D9D9D9" w:val="clear"/>
-          </w:tcPr>
-          <w:p>
-            <w:r/>
-          </w:p>
-        </w:tc>
-      </w:tr>
-      <w:tr>
-        <w:tc>
-          <w:tcPr>
-            <w:tcW w:type="dxa" w:w="3572"/>
-            <w:gridSpan w:val="11"/>
-            <w:shd w:fill="D9D9D9" w:val="clear"/>
-          </w:tcPr>
-          <w:p>
-            <w:r>
-              <w:rPr>
-                <w:b/>
-                <w:sz w:val="18"/>
-              </w:rPr>
-              <w:t>Capitol de lucrări 4.3-05 — Instalatii camin apometru  │  LIPSA: 1  │  EXTRA: 0  │  Delta: -1</w:t>
-            </w:r>
-          </w:p>
-        </w:tc>
-      </w:tr>
-      <w:tr>
-        <w:tc>
-          <w:tcPr>
-            <w:tcW w:type="dxa" w:w="397"/>
-            <w:shd w:fill="FFB3B3" w:val="clear"/>
-          </w:tcPr>
-          <w:p>
-            <w:r>
-              <w:rPr>
-                <w:b w:val="0"/>
-                <w:sz w:val="16"/>
-              </w:rPr>
-              <w:t>34</w:t>
-            </w:r>
-          </w:p>
-        </w:tc>
-        <w:tc>
-          <w:tcPr>
-            <w:tcW w:type="dxa" w:w="1701"/>
-            <w:shd w:fill="FFB3B3" w:val="clear"/>
-          </w:tcPr>
-          <w:p>
-            <w:r>
-              <w:rPr>
-                <w:b w:val="0"/>
-                <w:sz w:val="16"/>
-              </w:rPr>
-              <w:t>4.3-05 - Instalatii camin apometru</w:t>
-            </w:r>
-          </w:p>
-        </w:tc>
-        <w:tc>
-          <w:tcPr>
-            <w:tcW w:type="dxa" w:w="850"/>
-            <w:shd w:fill="FFB3B3" w:val="clear"/>
-          </w:tcPr>
-          <w:p>
-            <w:r>
-              <w:rPr>
-                <w:b w:val="0"/>
-                <w:sz w:val="16"/>
-              </w:rPr>
-              <w:t>TRB05A24</w:t>
-            </w:r>
-          </w:p>
-        </w:tc>
-        <w:tc>
-          <w:tcPr>
-            <w:tcW w:type="dxa" w:w="1984"/>
-            <w:shd w:fill="FFB3B3" w:val="clear"/>
-          </w:tcPr>
-          <w:p>
-            <w:r>
-              <w:rPr>
-                <w:b w:val="0"/>
-                <w:sz w:val="16"/>
-              </w:rPr>
-              <w:t>transportul materialelor prin purtat direct mat...</w:t>
-            </w:r>
-          </w:p>
-        </w:tc>
-        <w:tc>
-          <w:tcPr>
-            <w:tcW w:type="dxa" w:w="454"/>
-            <w:shd w:fill="FFB3B3" w:val="clear"/>
-          </w:tcPr>
-          <w:p>
-            <w:r>
-              <w:rPr>
-                <w:b w:val="0"/>
-                <w:sz w:val="16"/>
-              </w:rPr>
-              <w:t>tona</w:t>
-            </w:r>
-          </w:p>
-        </w:tc>
-        <w:tc>
-          <w:tcPr>
-            <w:tcW w:type="dxa" w:w="680"/>
-            <w:shd w:fill="FFB3B3" w:val="clear"/>
-          </w:tcPr>
-          <w:p>
-            <w:r>
-              <w:rPr>
-                <w:b w:val="0"/>
-                <w:sz w:val="16"/>
-              </w:rPr>
-              <w:t>0.3</w:t>
-            </w:r>
-          </w:p>
-        </w:tc>
-        <w:tc>
-          <w:tcPr>
-            <w:tcW w:type="dxa" w:w="850"/>
-            <w:shd w:fill="FFB3B3" w:val="clear"/>
-          </w:tcPr>
-          <w:p/>
-        </w:tc>
-        <w:tc>
-          <w:tcPr>
-            <w:tcW w:type="dxa" w:w="1984"/>
-            <w:shd w:fill="FFB3B3" w:val="clear"/>
-          </w:tcPr>
-          <w:p/>
-        </w:tc>
-        <w:tc>
-          <w:tcPr>
-            <w:tcW w:type="dxa" w:w="454"/>
-            <w:shd w:fill="FFB3B3" w:val="clear"/>
-          </w:tcPr>
-          <w:p/>
-        </w:tc>
-        <w:tc>
-          <w:tcPr>
-            <w:tcW w:type="dxa" w:w="680"/>
-            <w:shd w:fill="FFB3B3" w:val="clear"/>
-          </w:tcPr>
-          <w:p/>
-        </w:tc>
-        <w:tc>
-          <w:tcPr>
-            <w:tcW w:type="dxa" w:w="3572"/>
-            <w:shd w:fill="FFB3B3" w:val="clear"/>
-          </w:tcPr>
-          <w:p>
-            <w:r>
-              <w:rPr>
-                <w:b w:val="0"/>
-                <w:color w:val="CC0000"/>
-                <w:sz w:val="16"/>
-              </w:rPr>
-              <w:t>Articol lipsă din ofertă</w:t>
-            </w:r>
-          </w:p>
-        </w:tc>
-      </w:tr>
-      <w:tr>
-        <w:tc>
-          <w:tcPr>
-            <w:tcW w:type="dxa" w:w="397"/>
-          </w:tcPr>
-          <w:p/>
-        </w:tc>
-        <w:tc>
-          <w:tcPr>
-            <w:tcW w:type="dxa" w:w="1701"/>
-            <w:shd w:fill="D9D9D9" w:val="clear"/>
-          </w:tcPr>
-          <w:p>
-            <w:r>
-              <w:rPr>
-                <w:b/>
-                <w:color w:val="000000"/>
-                <w:sz w:val="18"/>
-              </w:rPr>
-              <w:t>SUMAR</w:t>
-            </w:r>
-          </w:p>
-        </w:tc>
-        <w:tc>
-          <w:tcPr>
-            <w:tcW w:type="dxa" w:w="850"/>
-            <w:shd w:fill="D9D9D9" w:val="clear"/>
-          </w:tcPr>
-          <w:p>
-            <w:r>
-              <w:rPr>
-                <w:b/>
-                <w:color w:val="000000"/>
-                <w:sz w:val="18"/>
-              </w:rPr>
-              <w:t>Neconformitati: 1 din 13 articole ref.</w:t>
-            </w:r>
-          </w:p>
-        </w:tc>
-        <w:tc>
-          <w:tcPr>
-            <w:tcW w:type="dxa" w:w="1984"/>
-            <w:shd w:fill="D9D9D9" w:val="clear"/>
-          </w:tcPr>
-          <w:p>
-            <w:r/>
-          </w:p>
-        </w:tc>
-        <w:tc>
-          <w:tcPr>
-            <w:tcW w:type="dxa" w:w="454"/>
-            <w:shd w:fill="D9D9D9" w:val="clear"/>
-          </w:tcPr>
-          <w:p>
-            <w:r/>
-          </w:p>
-        </w:tc>
-        <w:tc>
-          <w:tcPr>
-            <w:tcW w:type="dxa" w:w="680"/>
-            <w:shd w:fill="D9D9D9" w:val="clear"/>
-          </w:tcPr>
-          <w:p>
-            <w:r/>
-          </w:p>
-        </w:tc>
-        <w:tc>
-          <w:tcPr>
-            <w:tcW w:type="dxa" w:w="850"/>
-            <w:shd w:fill="D9D9D9" w:val="clear"/>
-          </w:tcPr>
-          <w:p>
-            <w:pPr>
-              <w:jc w:val="center"/>
-            </w:pPr>
-            <w:r>
-              <w:rPr>
-                <w:b/>
-                <w:color w:val="000000"/>
-                <w:sz w:val="18"/>
-              </w:rPr>
-              <w:t>13</w:t>
-            </w:r>
-          </w:p>
-        </w:tc>
-        <w:tc>
-          <w:tcPr>
-            <w:tcW w:type="dxa" w:w="1984"/>
-            <w:shd w:fill="D9D9D9" w:val="clear"/>
-          </w:tcPr>
-          <w:p>
-            <w:r/>
-          </w:p>
-        </w:tc>
-        <w:tc>
-          <w:tcPr>
-            <w:tcW w:type="dxa" w:w="454"/>
-            <w:shd w:fill="D9D9D9" w:val="clear"/>
-          </w:tcPr>
-          <w:p>
-            <w:r/>
-          </w:p>
-        </w:tc>
-        <w:tc>
-          <w:tcPr>
-            <w:tcW w:type="dxa" w:w="680"/>
-            <w:shd w:fill="D9D9D9" w:val="clear"/>
-          </w:tcPr>
-          <w:p>
-            <w:pPr>
-              <w:jc w:val="center"/>
-            </w:pPr>
-            <w:r>
-              <w:rPr>
-                <w:b/>
-                <w:color w:val="000000"/>
-                <w:sz w:val="18"/>
-              </w:rPr>
-              <w:t>11</w:t>
-            </w:r>
-          </w:p>
-        </w:tc>
-        <w:tc>
-          <w:tcPr>
-            <w:tcW w:type="dxa" w:w="3572"/>
-            <w:shd w:fill="D9D9D9" w:val="clear"/>
-          </w:tcPr>
-          <w:p>
-            <w:r/>
-          </w:p>
-        </w:tc>
-      </w:tr>
-      <w:tr>
-        <w:tc>
-          <w:tcPr>
-            <w:tcW w:type="dxa" w:w="3572"/>
-            <w:gridSpan w:val="11"/>
-            <w:shd w:fill="D9D9D9" w:val="clear"/>
-          </w:tcPr>
-          <w:p>
-            <w:r>
-              <w:rPr>
-                <w:b/>
-                <w:sz w:val="18"/>
-              </w:rPr>
-              <w:t>Capitol de lucrări 4.3-06 — Inst sanitare GospApa  │  LIPSA: 1  │  EXTRA: 0  │  Delta: -1</w:t>
-            </w:r>
-          </w:p>
-        </w:tc>
-      </w:tr>
-      <w:tr>
-        <w:tc>
-          <w:tcPr>
-            <w:tcW w:type="dxa" w:w="397"/>
-          </w:tcPr>
-          <w:p>
-            <w:r>
-              <w:rPr>
-                <w:b w:val="0"/>
-                <w:sz w:val="16"/>
-              </w:rPr>
-              <w:t>36</w:t>
-            </w:r>
-          </w:p>
-        </w:tc>
-        <w:tc>
-          <w:tcPr>
-            <w:tcW w:type="dxa" w:w="1701"/>
-          </w:tcPr>
-          <w:p>
-            <w:r>
-              <w:rPr>
-                <w:b w:val="0"/>
-                <w:sz w:val="16"/>
-              </w:rPr>
-              <w:t>4.3-06 - Inst sanitare GospApa</w:t>
-            </w:r>
-          </w:p>
-        </w:tc>
-        <w:tc>
-          <w:tcPr>
-            <w:tcW w:type="dxa" w:w="850"/>
-          </w:tcPr>
-          <w:p>
-            <w:r>
-              <w:rPr>
-                <w:b w:val="0"/>
-                <w:sz w:val="16"/>
-              </w:rPr>
-              <w:t>SD18A1</w:t>
-            </w:r>
-          </w:p>
-        </w:tc>
-        <w:tc>
-          <w:tcPr>
-            <w:tcW w:type="dxa" w:w="1984"/>
-          </w:tcPr>
-          <w:p>
-            <w:r>
-              <w:rPr>
-                <w:b w:val="0"/>
-                <w:sz w:val="16"/>
-              </w:rPr>
-              <w:t>robinet de golire 25 mm l: 11411 -m : 8813001 -...</w:t>
-            </w:r>
-          </w:p>
-        </w:tc>
-        <w:tc>
-          <w:tcPr>
-            <w:tcW w:type="dxa" w:w="454"/>
-          </w:tcPr>
-          <w:p>
-            <w:r>
-              <w:rPr>
-                <w:b w:val="0"/>
-                <w:sz w:val="16"/>
-              </w:rPr>
-              <w:t>buc</w:t>
-            </w:r>
-          </w:p>
-        </w:tc>
-        <w:tc>
-          <w:tcPr>
-            <w:tcW w:type="dxa" w:w="680"/>
-          </w:tcPr>
-          <w:p>
-            <w:r>
-              <w:rPr>
-                <w:b w:val="0"/>
-                <w:color w:val="CC0000"/>
-                <w:sz w:val="16"/>
-              </w:rPr>
-              <w:t>1.0</w:t>
-            </w:r>
-          </w:p>
-        </w:tc>
-        <w:tc>
-          <w:tcPr>
-            <w:tcW w:type="dxa" w:w="850"/>
-          </w:tcPr>
-          <w:p>
-            <w:r>
-              <w:rPr>
-                <w:b w:val="0"/>
-                <w:sz w:val="16"/>
-              </w:rPr>
-              <w:t>SD18A1</w:t>
-            </w:r>
-          </w:p>
-        </w:tc>
-        <w:tc>
-          <w:tcPr>
-            <w:tcW w:type="dxa" w:w="1984"/>
-          </w:tcPr>
-          <w:p>
-            <w:r>
-              <w:rPr>
-                <w:b w:val="0"/>
-                <w:sz w:val="16"/>
-              </w:rPr>
-              <w:t>robinet cu plutitor dn 3/4'</w:t>
-            </w:r>
-          </w:p>
-        </w:tc>
-        <w:tc>
-          <w:tcPr>
-            <w:tcW w:type="dxa" w:w="454"/>
-          </w:tcPr>
-          <w:p>
-            <w:r>
-              <w:rPr>
-                <w:b w:val="0"/>
-                <w:sz w:val="16"/>
-              </w:rPr>
-              <w:t>buc</w:t>
-            </w:r>
-          </w:p>
-        </w:tc>
-        <w:tc>
-          <w:tcPr>
-            <w:tcW w:type="dxa" w:w="680"/>
-          </w:tcPr>
-          <w:p>
-            <w:r>
-              <w:rPr>
-                <w:b w:val="0"/>
-                <w:color w:val="CC0000"/>
-                <w:sz w:val="16"/>
-              </w:rPr>
-              <w:t>3.0</w:t>
-            </w:r>
-          </w:p>
-        </w:tc>
-        <w:tc>
-          <w:tcPr>
-            <w:tcW w:type="dxa" w:w="3572"/>
-          </w:tcPr>
-          <w:p>
-            <w:r>
-              <w:rPr>
-                <w:b w:val="0"/>
-                <w:color w:val="CC0000"/>
-                <w:sz w:val="16"/>
-              </w:rPr>
-              <w:t>Cantitate diferită: referință 1.0 buc, ofertat 3.0 buc</w:t>
-            </w:r>
-          </w:p>
-        </w:tc>
-      </w:tr>
-      <w:tr>
-        <w:tc>
-          <w:tcPr>
-            <w:tcW w:type="dxa" w:w="397"/>
-            <w:shd w:fill="FFB3B3" w:val="clear"/>
-          </w:tcPr>
-          <w:p>
-            <w:r>
-              <w:rPr>
-                <w:b w:val="0"/>
-                <w:sz w:val="16"/>
-              </w:rPr>
-              <w:t>37</w:t>
-            </w:r>
-          </w:p>
-        </w:tc>
-        <w:tc>
-          <w:tcPr>
-            <w:tcW w:type="dxa" w:w="1701"/>
-            <w:shd w:fill="FFB3B3" w:val="clear"/>
-          </w:tcPr>
-          <w:p>
-            <w:r>
-              <w:rPr>
-                <w:b w:val="0"/>
-                <w:sz w:val="16"/>
-              </w:rPr>
-              <w:t>4.3-06 - Inst sanitare GospApa</w:t>
-            </w:r>
-          </w:p>
-        </w:tc>
-        <w:tc>
-          <w:tcPr>
-            <w:tcW w:type="dxa" w:w="850"/>
-            <w:shd w:fill="FFB3B3" w:val="clear"/>
-          </w:tcPr>
-          <w:p>
-            <w:r>
-              <w:rPr>
-                <w:b w:val="0"/>
-                <w:sz w:val="16"/>
-              </w:rPr>
-              <w:t>SD18A1</w:t>
-            </w:r>
-          </w:p>
-        </w:tc>
-        <w:tc>
-          <w:tcPr>
-            <w:tcW w:type="dxa" w:w="1984"/>
-            <w:shd w:fill="FFB3B3" w:val="clear"/>
-          </w:tcPr>
-          <w:p>
-            <w:r>
-              <w:rPr>
-                <w:b w:val="0"/>
-                <w:sz w:val="16"/>
-              </w:rPr>
-              <w:t>robinet cu plutitor dn %%' l: 11411 -0130: 4201...</w:t>
-            </w:r>
-          </w:p>
-        </w:tc>
-        <w:tc>
-          <w:tcPr>
-            <w:tcW w:type="dxa" w:w="454"/>
-            <w:shd w:fill="FFB3B3" w:val="clear"/>
-          </w:tcPr>
-          <w:p>
-            <w:r>
-              <w:rPr>
-                <w:b w:val="0"/>
-                <w:sz w:val="16"/>
-              </w:rPr>
-              <w:t>buc</w:t>
-            </w:r>
-          </w:p>
-        </w:tc>
-        <w:tc>
-          <w:tcPr>
-            <w:tcW w:type="dxa" w:w="680"/>
-            <w:shd w:fill="FFB3B3" w:val="clear"/>
-          </w:tcPr>
-          <w:p>
-            <w:r>
-              <w:rPr>
-                <w:b w:val="0"/>
-                <w:sz w:val="16"/>
-              </w:rPr>
-              <w:t>3.0</w:t>
-            </w:r>
-          </w:p>
-        </w:tc>
-        <w:tc>
-          <w:tcPr>
-            <w:tcW w:type="dxa" w:w="850"/>
-            <w:shd w:fill="FFB3B3" w:val="clear"/>
-          </w:tcPr>
-          <w:p/>
-        </w:tc>
-        <w:tc>
-          <w:tcPr>
-            <w:tcW w:type="dxa" w:w="1984"/>
-            <w:shd w:fill="FFB3B3" w:val="clear"/>
-          </w:tcPr>
-          <w:p/>
-        </w:tc>
-        <w:tc>
-          <w:tcPr>
-            <w:tcW w:type="dxa" w:w="454"/>
-            <w:shd w:fill="FFB3B3" w:val="clear"/>
-          </w:tcPr>
-          <w:p/>
-        </w:tc>
-        <w:tc>
-          <w:tcPr>
-            <w:tcW w:type="dxa" w:w="680"/>
-            <w:shd w:fill="FFB3B3" w:val="clear"/>
-          </w:tcPr>
-          <w:p/>
-        </w:tc>
-        <w:tc>
-          <w:tcPr>
-            <w:tcW w:type="dxa" w:w="3572"/>
-            <w:shd w:fill="FFB3B3" w:val="clear"/>
-          </w:tcPr>
-          <w:p>
-            <w:r>
-              <w:rPr>
-                <w:b w:val="0"/>
-                <w:color w:val="CC0000"/>
-                <w:sz w:val="16"/>
-              </w:rPr>
-              <w:t>Articol lipsă din ofertă</w:t>
             </w:r>
           </w:p>
         </w:tc>
@@ -6103,7 +4781,7 @@
                 <w:b/>
                 <w:sz w:val="18"/>
               </w:rPr>
-              <w:t>Capitol de lucrări 4.2-2 — Structura  │  LIPSA: 0  │  EXTRA: 1  │  Delta: +1</w:t>
+              <w:t>Capitol de lucrări 5.1-1 — Lucrari de constructii  │  LIPSA: 0  │  EXTRA: 2  │  Delta: +2</w:t>
             </w:r>
           </w:p>
         </w:tc>
@@ -6139,7 +4817,7 @@
                 <w:b w:val="0"/>
                 <w:sz w:val="16"/>
               </w:rPr>
-              <w:t>39</w:t>
+              <w:t>29</w:t>
             </w:r>
           </w:p>
         </w:tc>
@@ -6154,7 +4832,7 @@
                 <w:b w:val="0"/>
                 <w:sz w:val="16"/>
               </w:rPr>
-              <w:t>4.2-2 - Structura</w:t>
+              <w:t>5.1-1 - Lucrari de constructii</w:t>
             </w:r>
           </w:p>
         </w:tc>
@@ -6225,7 +4903,7 @@
                 <w:b w:val="0"/>
                 <w:sz w:val="16"/>
               </w:rPr>
-              <w:t>RPCB02E</w:t>
+              <w:t>IEC60076</w:t>
             </w:r>
           </w:p>
         </w:tc>
@@ -6240,7 +4918,7 @@
                 <w:b w:val="0"/>
                 <w:sz w:val="16"/>
               </w:rPr>
-              <w:t>beton c12/15 egalizare</w:t>
+              <w:t>fabricație conform standardelor ue 1so9g01; iec...</w:t>
             </w:r>
           </w:p>
         </w:tc>
@@ -6255,7 +4933,6 @@
                 <w:b w:val="0"/>
                 <w:sz w:val="16"/>
               </w:rPr>
-              <w:t>mc</w:t>
             </w:r>
           </w:p>
         </w:tc>
@@ -6270,7 +4947,7 @@
                 <w:b w:val="0"/>
                 <w:sz w:val="16"/>
               </w:rPr>
-              <w:t>2.17</w:t>
+              <w:t>1.0</w:t>
             </w:r>
           </w:p>
         </w:tc>
@@ -6295,175 +4972,6 @@
         <w:tc>
           <w:tcPr>
             <w:tcW w:type="dxa" w:w="397"/>
-          </w:tcPr>
-          <w:p/>
-        </w:tc>
-        <w:tc>
-          <w:tcPr>
-            <w:tcW w:type="dxa" w:w="1701"/>
-            <w:shd w:fill="D9D9D9" w:val="clear"/>
-          </w:tcPr>
-          <w:p>
-            <w:r>
-              <w:rPr>
-                <w:b/>
-                <w:color w:val="000000"/>
-                <w:sz w:val="18"/>
-              </w:rPr>
-              <w:t>SUMAR</w:t>
-            </w:r>
-          </w:p>
-        </w:tc>
-        <w:tc>
-          <w:tcPr>
-            <w:tcW w:type="dxa" w:w="850"/>
-            <w:shd w:fill="D9D9D9" w:val="clear"/>
-          </w:tcPr>
-          <w:p>
-            <w:r>
-              <w:rPr>
-                <w:b/>
-                <w:color w:val="000000"/>
-                <w:sz w:val="18"/>
-              </w:rPr>
-              <w:t>Neconformitati: 1 din 14 articole ref.</w:t>
-            </w:r>
-          </w:p>
-        </w:tc>
-        <w:tc>
-          <w:tcPr>
-            <w:tcW w:type="dxa" w:w="1984"/>
-            <w:shd w:fill="D9D9D9" w:val="clear"/>
-          </w:tcPr>
-          <w:p>
-            <w:r/>
-          </w:p>
-        </w:tc>
-        <w:tc>
-          <w:tcPr>
-            <w:tcW w:type="dxa" w:w="454"/>
-            <w:shd w:fill="D9D9D9" w:val="clear"/>
-          </w:tcPr>
-          <w:p>
-            <w:r/>
-          </w:p>
-        </w:tc>
-        <w:tc>
-          <w:tcPr>
-            <w:tcW w:type="dxa" w:w="680"/>
-            <w:shd w:fill="D9D9D9" w:val="clear"/>
-          </w:tcPr>
-          <w:p>
-            <w:r/>
-          </w:p>
-        </w:tc>
-        <w:tc>
-          <w:tcPr>
-            <w:tcW w:type="dxa" w:w="850"/>
-            <w:shd w:fill="D9D9D9" w:val="clear"/>
-          </w:tcPr>
-          <w:p>
-            <w:pPr>
-              <w:jc w:val="center"/>
-            </w:pPr>
-            <w:r>
-              <w:rPr>
-                <w:b/>
-                <w:color w:val="000000"/>
-                <w:sz w:val="18"/>
-              </w:rPr>
-              <w:t>14</w:t>
-            </w:r>
-          </w:p>
-        </w:tc>
-        <w:tc>
-          <w:tcPr>
-            <w:tcW w:type="dxa" w:w="1984"/>
-            <w:shd w:fill="D9D9D9" w:val="clear"/>
-          </w:tcPr>
-          <w:p>
-            <w:r/>
-          </w:p>
-        </w:tc>
-        <w:tc>
-          <w:tcPr>
-            <w:tcW w:type="dxa" w:w="454"/>
-            <w:shd w:fill="D9D9D9" w:val="clear"/>
-          </w:tcPr>
-          <w:p>
-            <w:r/>
-          </w:p>
-        </w:tc>
-        <w:tc>
-          <w:tcPr>
-            <w:tcW w:type="dxa" w:w="680"/>
-            <w:shd w:fill="D9D9D9" w:val="clear"/>
-          </w:tcPr>
-          <w:p>
-            <w:pPr>
-              <w:jc w:val="center"/>
-            </w:pPr>
-            <w:r>
-              <w:rPr>
-                <w:b/>
-                <w:color w:val="000000"/>
-                <w:sz w:val="18"/>
-              </w:rPr>
-              <w:t>12</w:t>
-            </w:r>
-          </w:p>
-        </w:tc>
-        <w:tc>
-          <w:tcPr>
-            <w:tcW w:type="dxa" w:w="3572"/>
-            <w:shd w:fill="D9D9D9" w:val="clear"/>
-          </w:tcPr>
-          <w:p>
-            <w:r/>
-          </w:p>
-        </w:tc>
-      </w:tr>
-      <w:tr>
-        <w:tc>
-          <w:tcPr>
-            <w:tcW w:type="dxa" w:w="3572"/>
-            <w:gridSpan w:val="11"/>
-            <w:shd w:fill="D9D9D9" w:val="clear"/>
-          </w:tcPr>
-          <w:p>
-            <w:r>
-              <w:rPr>
-                <w:b/>
-                <w:sz w:val="18"/>
-              </w:rPr>
-              <w:t>Capitol de lucrări 5.1-1 — Lucrari de constructii  │  LIPSA: 0  │  EXTRA: 2  │  Delta: +2</w:t>
-            </w:r>
-          </w:p>
-        </w:tc>
-      </w:tr>
-      <w:tr>
-        <w:tc>
-          <w:tcPr>
-            <w:tcW w:type="dxa" w:w="3572"/>
-            <w:gridSpan w:val="11"/>
-            <w:shd w:fill="FFFF99" w:val="clear"/>
-          </w:tcPr>
-          <w:p>
-            <w:r>
-              <w:rPr>
-                <w:b w:val="0"/>
-                <w:i/>
-                <w:sz w:val="16"/>
-              </w:rPr>
-              <w:t>▸ Articole extra în ofertă — verificare manuală recomandată</w:t>
-            </w:r>
-          </w:p>
-        </w:tc>
-      </w:tr>
-      <w:tr>
-        <w:tc>
-          <w:tcPr>
-            <w:tcW w:type="dxa" w:w="397"/>
             <w:shd w:fill="FFFF99" w:val="clear"/>
           </w:tcPr>
           <w:p>
@@ -6472,170 +4980,7 @@
                 <w:b w:val="0"/>
                 <w:sz w:val="16"/>
               </w:rPr>
-              <w:t>41</w:t>
-            </w:r>
-          </w:p>
-        </w:tc>
-        <w:tc>
-          <w:tcPr>
-            <w:tcW w:type="dxa" w:w="1701"/>
-            <w:shd w:fill="FFFF99" w:val="clear"/>
-          </w:tcPr>
-          <w:p>
-            <w:r>
-              <w:rPr>
-                <w:b w:val="0"/>
-                <w:sz w:val="16"/>
-              </w:rPr>
-              <w:t>5.1-1 - Lucrari de constructii</w:t>
-            </w:r>
-          </w:p>
-        </w:tc>
-        <w:tc>
-          <w:tcPr>
-            <w:tcW w:type="dxa" w:w="850"/>
-            <w:shd w:fill="FFFF99" w:val="clear"/>
-          </w:tcPr>
-          <w:p>
-            <w:r>
-              <w:rPr>
-                <w:b w:val="0"/>
-                <w:sz w:val="16"/>
-              </w:rPr>
-            </w:r>
-          </w:p>
-        </w:tc>
-        <w:tc>
-          <w:tcPr>
-            <w:tcW w:type="dxa" w:w="1984"/>
-            <w:shd w:fill="FFFF99" w:val="clear"/>
-          </w:tcPr>
-          <w:p>
-            <w:r>
-              <w:rPr>
-                <w:b w:val="0"/>
-                <w:sz w:val="16"/>
-              </w:rPr>
-            </w:r>
-          </w:p>
-        </w:tc>
-        <w:tc>
-          <w:tcPr>
-            <w:tcW w:type="dxa" w:w="454"/>
-            <w:shd w:fill="FFFF99" w:val="clear"/>
-          </w:tcPr>
-          <w:p>
-            <w:r>
-              <w:rPr>
-                <w:b w:val="0"/>
-                <w:sz w:val="16"/>
-              </w:rPr>
-            </w:r>
-          </w:p>
-        </w:tc>
-        <w:tc>
-          <w:tcPr>
-            <w:tcW w:type="dxa" w:w="680"/>
-            <w:shd w:fill="FFFF99" w:val="clear"/>
-          </w:tcPr>
-          <w:p>
-            <w:r>
-              <w:rPr>
-                <w:b w:val="0"/>
-                <w:sz w:val="16"/>
-              </w:rPr>
-            </w:r>
-          </w:p>
-        </w:tc>
-        <w:tc>
-          <w:tcPr>
-            <w:tcW w:type="dxa" w:w="850"/>
-            <w:shd w:fill="FFFF99" w:val="clear"/>
-          </w:tcPr>
-          <w:p>
-            <w:r>
-              <w:rPr>
-                <w:b w:val="0"/>
-                <w:sz w:val="16"/>
-              </w:rPr>
-              <w:t>IEC60076</w:t>
-            </w:r>
-          </w:p>
-        </w:tc>
-        <w:tc>
-          <w:tcPr>
-            <w:tcW w:type="dxa" w:w="1984"/>
-            <w:shd w:fill="FFFF99" w:val="clear"/>
-          </w:tcPr>
-          <w:p>
-            <w:r>
-              <w:rPr>
-                <w:b w:val="0"/>
-                <w:sz w:val="16"/>
-              </w:rPr>
-              <w:t>fabricație conform standardelor ue 1so9g01; iec...</w:t>
-            </w:r>
-          </w:p>
-        </w:tc>
-        <w:tc>
-          <w:tcPr>
-            <w:tcW w:type="dxa" w:w="454"/>
-            <w:shd w:fill="FFFF99" w:val="clear"/>
-          </w:tcPr>
-          <w:p>
-            <w:r>
-              <w:rPr>
-                <w:b w:val="0"/>
-                <w:sz w:val="16"/>
-              </w:rPr>
-            </w:r>
-          </w:p>
-        </w:tc>
-        <w:tc>
-          <w:tcPr>
-            <w:tcW w:type="dxa" w:w="680"/>
-            <w:shd w:fill="FFFF99" w:val="clear"/>
-          </w:tcPr>
-          <w:p>
-            <w:r>
-              <w:rPr>
-                <w:b w:val="0"/>
-                <w:sz w:val="16"/>
-              </w:rPr>
-              <w:t>1.0</w:t>
-            </w:r>
-          </w:p>
-        </w:tc>
-        <w:tc>
-          <w:tcPr>
-            <w:tcW w:type="dxa" w:w="3572"/>
-            <w:shd w:fill="FFFF99" w:val="clear"/>
-          </w:tcPr>
-          <w:p>
-            <w:r>
-              <w:rPr>
-                <w:b w:val="0"/>
-                <w:color w:val="CC0000"/>
-                <w:sz w:val="16"/>
-              </w:rPr>
-              <w:t>Articol suplimentar în ofertă (nu există în referință)</w:t>
-            </w:r>
-          </w:p>
-        </w:tc>
-      </w:tr>
-      <w:tr>
-        <w:tc>
-          <w:tcPr>
-            <w:tcW w:type="dxa" w:w="397"/>
-            <w:shd w:fill="FFFF99" w:val="clear"/>
-          </w:tcPr>
-          <w:p>
-            <w:r>
-              <w:rPr>
-                <w:b w:val="0"/>
-                <w:sz w:val="16"/>
-              </w:rPr>
-              <w:t>42</w:t>
+              <w:t>30</w:t>
             </w:r>
           </w:p>
         </w:tc>

--- a/output_AO/Raport_Oferta_2.docx
+++ b/output_AO/Raport_Oferta_2.docx
@@ -18,7 +18,7 @@
     </w:p>
     <w:p>
       <w:r>
-        <w:t>Data: 2026-05-18</w:t>
+        <w:t>Data: 2026-05-19</w:t>
       </w:r>
     </w:p>
     <w:p>
@@ -34,7 +34,7 @@
         <w:rPr>
           <w:b/>
         </w:rPr>
-        <w:t>Articole referință: 764  │  Articole ofertă: 725  │  Matched: 0  │  Neconformități: 0</w:t>
+        <w:t>Articole referință: 764  │  Articole ofertă: 726  │  Matched: 0  │  Neconformități: 0</w:t>
       </w:r>
     </w:p>
     <w:p>
@@ -1530,7 +1530,7 @@
                 <w:b w:val="0"/>
                 <w:sz w:val="16"/>
               </w:rPr>
-              <w:t>QCK04A01</w:t>
+              <w:t>ACD25A</w:t>
             </w:r>
           </w:p>
         </w:tc>
@@ -1545,7 +1545,7 @@
                 <w:b w:val="0"/>
                 <w:sz w:val="16"/>
               </w:rPr>
-              <w:t>tavan/plafon fals - gips- carton 244,71 mp</w:t>
+              <w:t>tencuiala pe tavan stadiul fizic: arhitectura c...</w:t>
             </w:r>
           </w:p>
         </w:tc>
@@ -1575,7 +1575,7 @@
                 <w:b w:val="0"/>
                 <w:sz w:val="16"/>
               </w:rPr>
-              <w:t>24.47</w:t>
+              <w:t>362.07</w:t>
             </w:r>
           </w:p>
         </w:tc>
@@ -1694,7 +1694,7 @@
                 <w:b w:val="0"/>
                 <w:sz w:val="16"/>
               </w:rPr>
-              <w:t>CI05B</w:t>
+              <w:t>QCK04A01</w:t>
             </w:r>
           </w:p>
         </w:tc>
@@ -1709,7 +1709,7 @@
                 <w:b w:val="0"/>
                 <w:sz w:val="16"/>
               </w:rPr>
-              <w:t>placi ceramice h=1.5m - pereti</w:t>
+              <w:t>tavan/plafon fals - gips- carton 244,71 mp</w:t>
             </w:r>
           </w:p>
         </w:tc>
@@ -1739,7 +1739,7 @@
                 <w:b w:val="0"/>
                 <w:sz w:val="16"/>
               </w:rPr>
-              <w:t>156.2</w:t>
+              <w:t>24.47</w:t>
             </w:r>
           </w:p>
         </w:tc>
@@ -1858,7 +1858,7 @@
                 <w:b w:val="0"/>
                 <w:sz w:val="16"/>
               </w:rPr>
-              <w:t>ACD25A</w:t>
+              <w:t>CI05A</w:t>
             </w:r>
           </w:p>
         </w:tc>
@@ -1873,7 +1873,7 @@
                 <w:b w:val="0"/>
                 <w:sz w:val="16"/>
               </w:rPr>
-              <w:t>tencuiala pe tavan stadiul fizic: arhitectura c...</w:t>
+              <w:t>placi ceramice antiderapante trafic intens + ad...</w:t>
             </w:r>
           </w:p>
         </w:tc>
@@ -1903,7 +1903,7 @@
                 <w:b w:val="0"/>
                 <w:sz w:val="16"/>
               </w:rPr>
-              <w:t>362.07</w:t>
+              <w:t>582.66</w:t>
             </w:r>
           </w:p>
         </w:tc>
@@ -2022,7 +2022,7 @@
                 <w:b w:val="0"/>
                 <w:sz w:val="16"/>
               </w:rPr>
-              <w:t>CI05A</w:t>
+              <w:t>CI05B</w:t>
             </w:r>
           </w:p>
         </w:tc>
@@ -2037,7 +2037,7 @@
                 <w:b w:val="0"/>
                 <w:sz w:val="16"/>
               </w:rPr>
-              <w:t>placi ceramice antiderapante trafic intens + ad...</w:t>
+              <w:t>placi ceramice h=1.5m - pereti</w:t>
             </w:r>
           </w:p>
         </w:tc>
@@ -2067,7 +2067,7 @@
                 <w:b w:val="0"/>
                 <w:sz w:val="16"/>
               </w:rPr>
-              <w:t>582.66</w:t>
+              <w:t>156.2</w:t>
             </w:r>
           </w:p>
         </w:tc>
@@ -5250,7 +5250,7 @@
                 <w:color w:val="000000"/>
                 <w:sz w:val="18"/>
               </w:rPr>
-              <w:t>33</w:t>
+              <w:t>34</w:t>
             </w:r>
           </w:p>
         </w:tc>

--- a/output_AO/Raport_Oferta_2.docx
+++ b/output_AO/Raport_Oferta_2.docx
@@ -18,7 +18,7 @@
     </w:p>
     <w:p>
       <w:r>
-        <w:t>Data: 2026-05-20</w:t>
+        <w:t>Data: 2026-05-21</w:t>
       </w:r>
     </w:p>
     <w:p>
@@ -34,7 +34,7 @@
         <w:rPr>
           <w:b/>
         </w:rPr>
-        <w:t>Articole referință: 828  │  Articole ofertă: 1130  │  Matched: 0  │  Neconformități: 0</w:t>
+        <w:t>Articole referință: 833  │  Articole ofertă: 1130  │  Matched: 0  │  Neconformități: 0</w:t>
       </w:r>
     </w:p>
     <w:tbl>
@@ -1916,7 +1916,7 @@
                 <w:b/>
                 <w:sz w:val="18"/>
               </w:rPr>
-              <w:t>Capitol de lucrări 4.1-04 — Arhitectura conexe tip II  │  LIPSA: 6  │  EXTRA: 6  │  Delta: 0 ✓</w:t>
+              <w:t>Capitol de lucrări 4.1-04 — Arhitectura conexe tip II  │  LIPSA: 4  │  EXTRA: 8  │  Delta: +4</w:t>
             </w:r>
           </w:p>
         </w:tc>
@@ -1925,22 +1925,20 @@
         <w:tc>
           <w:tcPr>
             <w:tcW w:type="dxa" w:w="397"/>
-            <w:shd w:fill="FFB3B3" w:val="clear"/>
-          </w:tcPr>
-          <w:p>
-            <w:r>
-              <w:rPr>
-                <w:b w:val="0"/>
-                <w:sz w:val="16"/>
-              </w:rPr>
-              <w:t>18</w:t>
+          </w:tcPr>
+          <w:p>
+            <w:r>
+              <w:rPr>
+                <w:b w:val="0"/>
+                <w:sz w:val="16"/>
+              </w:rPr>
+              <w:t>1</w:t>
             </w:r>
           </w:p>
         </w:tc>
         <w:tc>
           <w:tcPr>
             <w:tcW w:type="dxa" w:w="1701"/>
-            <w:shd w:fill="FFB3B3" w:val="clear"/>
           </w:tcPr>
           <w:p>
             <w:r>
@@ -1955,412 +1953,6 @@
         <w:tc>
           <w:tcPr>
             <w:tcW w:type="dxa" w:w="850"/>
-            <w:shd w:fill="FFB3B3" w:val="clear"/>
-          </w:tcPr>
-          <w:p>
-            <w:r>
-              <w:rPr>
-                <w:b w:val="0"/>
-                <w:sz w:val="16"/>
-              </w:rPr>
-              <w:t>00103E011</w:t>
-            </w:r>
-          </w:p>
-        </w:tc>
-        <w:tc>
-          <w:tcPr>
-            <w:tcW w:type="dxa" w:w="1984"/>
-            <w:shd w:fill="FFB3B3" w:val="clear"/>
-          </w:tcPr>
-          <w:p>
-            <w:r>
-              <w:rPr>
-                <w:b w:val="0"/>
-                <w:sz w:val="16"/>
-              </w:rPr>
-              <w:t>placi ceramice antiderapante, antigelive pentru...</w:t>
-            </w:r>
-          </w:p>
-        </w:tc>
-        <w:tc>
-          <w:tcPr>
-            <w:tcW w:type="dxa" w:w="454"/>
-            <w:shd w:fill="FFB3B3" w:val="clear"/>
-          </w:tcPr>
-          <w:p>
-            <w:r>
-              <w:rPr>
-                <w:b w:val="0"/>
-                <w:sz w:val="16"/>
-              </w:rPr>
-              <w:t>mp</w:t>
-            </w:r>
-          </w:p>
-        </w:tc>
-        <w:tc>
-          <w:tcPr>
-            <w:tcW w:type="dxa" w:w="680"/>
-            <w:shd w:fill="FFB3B3" w:val="clear"/>
-          </w:tcPr>
-          <w:p>
-            <w:r>
-              <w:rPr>
-                <w:b w:val="0"/>
-                <w:sz w:val="16"/>
-              </w:rPr>
-              <w:t>17.42</w:t>
-            </w:r>
-          </w:p>
-        </w:tc>
-        <w:tc>
-          <w:tcPr>
-            <w:tcW w:type="dxa" w:w="850"/>
-            <w:shd w:fill="FFB3B3" w:val="clear"/>
-          </w:tcPr>
-          <w:p/>
-        </w:tc>
-        <w:tc>
-          <w:tcPr>
-            <w:tcW w:type="dxa" w:w="1984"/>
-            <w:shd w:fill="FFB3B3" w:val="clear"/>
-          </w:tcPr>
-          <w:p/>
-        </w:tc>
-        <w:tc>
-          <w:tcPr>
-            <w:tcW w:type="dxa" w:w="454"/>
-            <w:shd w:fill="FFB3B3" w:val="clear"/>
-          </w:tcPr>
-          <w:p/>
-        </w:tc>
-        <w:tc>
-          <w:tcPr>
-            <w:tcW w:type="dxa" w:w="680"/>
-            <w:shd w:fill="FFB3B3" w:val="clear"/>
-          </w:tcPr>
-          <w:p/>
-        </w:tc>
-        <w:tc>
-          <w:tcPr>
-            <w:tcW w:type="dxa" w:w="3572"/>
-            <w:shd w:fill="FFB3B3" w:val="clear"/>
-          </w:tcPr>
-          <w:p>
-            <w:r>
-              <w:rPr>
-                <w:b w:val="0"/>
-                <w:color w:val="CC0000"/>
-                <w:sz w:val="16"/>
-              </w:rPr>
-              <w:t>Articol lipsă din ofertă</w:t>
-            </w:r>
-          </w:p>
-        </w:tc>
-      </w:tr>
-      <w:tr>
-        <w:tc>
-          <w:tcPr>
-            <w:tcW w:type="dxa" w:w="397"/>
-            <w:shd w:fill="FFB3B3" w:val="clear"/>
-          </w:tcPr>
-          <w:p>
-            <w:r>
-              <w:rPr>
-                <w:b w:val="0"/>
-                <w:sz w:val="16"/>
-              </w:rPr>
-              <w:t>18</w:t>
-            </w:r>
-          </w:p>
-        </w:tc>
-        <w:tc>
-          <w:tcPr>
-            <w:tcW w:type="dxa" w:w="1701"/>
-            <w:shd w:fill="FFB3B3" w:val="clear"/>
-          </w:tcPr>
-          <w:p>
-            <w:r>
-              <w:rPr>
-                <w:b w:val="0"/>
-                <w:sz w:val="16"/>
-              </w:rPr>
-              <w:t>4.1-04 - Arhitectura conexe tip II</w:t>
-            </w:r>
-          </w:p>
-        </w:tc>
-        <w:tc>
-          <w:tcPr>
-            <w:tcW w:type="dxa" w:w="850"/>
-            <w:shd w:fill="FFB3B3" w:val="clear"/>
-          </w:tcPr>
-          <w:p>
-            <w:r>
-              <w:rPr>
-                <w:b w:val="0"/>
-                <w:sz w:val="16"/>
-              </w:rPr>
-              <w:t>00103E011</w:t>
-            </w:r>
-          </w:p>
-        </w:tc>
-        <w:tc>
-          <w:tcPr>
-            <w:tcW w:type="dxa" w:w="1984"/>
-            <w:shd w:fill="FFB3B3" w:val="clear"/>
-          </w:tcPr>
-          <w:p>
-            <w:r>
-              <w:rPr>
-                <w:b w:val="0"/>
-                <w:sz w:val="16"/>
-              </w:rPr>
-              <w:t>placi ceramice antiderapante, antigelive pentru...</w:t>
-            </w:r>
-          </w:p>
-        </w:tc>
-        <w:tc>
-          <w:tcPr>
-            <w:tcW w:type="dxa" w:w="454"/>
-            <w:shd w:fill="FFB3B3" w:val="clear"/>
-          </w:tcPr>
-          <w:p>
-            <w:r>
-              <w:rPr>
-                <w:b w:val="0"/>
-                <w:sz w:val="16"/>
-              </w:rPr>
-              <w:t>mp</w:t>
-            </w:r>
-          </w:p>
-        </w:tc>
-        <w:tc>
-          <w:tcPr>
-            <w:tcW w:type="dxa" w:w="680"/>
-            <w:shd w:fill="FFB3B3" w:val="clear"/>
-          </w:tcPr>
-          <w:p>
-            <w:r>
-              <w:rPr>
-                <w:b w:val="0"/>
-                <w:sz w:val="16"/>
-              </w:rPr>
-              <w:t>17.42</w:t>
-            </w:r>
-          </w:p>
-        </w:tc>
-        <w:tc>
-          <w:tcPr>
-            <w:tcW w:type="dxa" w:w="850"/>
-            <w:shd w:fill="FFB3B3" w:val="clear"/>
-          </w:tcPr>
-          <w:p/>
-        </w:tc>
-        <w:tc>
-          <w:tcPr>
-            <w:tcW w:type="dxa" w:w="1984"/>
-            <w:shd w:fill="FFB3B3" w:val="clear"/>
-          </w:tcPr>
-          <w:p/>
-        </w:tc>
-        <w:tc>
-          <w:tcPr>
-            <w:tcW w:type="dxa" w:w="454"/>
-            <w:shd w:fill="FFB3B3" w:val="clear"/>
-          </w:tcPr>
-          <w:p/>
-        </w:tc>
-        <w:tc>
-          <w:tcPr>
-            <w:tcW w:type="dxa" w:w="680"/>
-            <w:shd w:fill="FFB3B3" w:val="clear"/>
-          </w:tcPr>
-          <w:p/>
-        </w:tc>
-        <w:tc>
-          <w:tcPr>
-            <w:tcW w:type="dxa" w:w="3572"/>
-            <w:shd w:fill="FFB3B3" w:val="clear"/>
-          </w:tcPr>
-          <w:p>
-            <w:r>
-              <w:rPr>
-                <w:b w:val="0"/>
-                <w:color w:val="CC0000"/>
-                <w:sz w:val="16"/>
-              </w:rPr>
-              <w:t>Articol lipsă din ofertă</w:t>
-            </w:r>
-          </w:p>
-        </w:tc>
-      </w:tr>
-      <w:tr>
-        <w:tc>
-          <w:tcPr>
-            <w:tcW w:type="dxa" w:w="397"/>
-            <w:shd w:fill="FFB3B3" w:val="clear"/>
-          </w:tcPr>
-          <w:p>
-            <w:r>
-              <w:rPr>
-                <w:b w:val="0"/>
-                <w:sz w:val="16"/>
-              </w:rPr>
-              <w:t>31</w:t>
-            </w:r>
-          </w:p>
-        </w:tc>
-        <w:tc>
-          <w:tcPr>
-            <w:tcW w:type="dxa" w:w="1701"/>
-            <w:shd w:fill="FFB3B3" w:val="clear"/>
-          </w:tcPr>
-          <w:p>
-            <w:r>
-              <w:rPr>
-                <w:b w:val="0"/>
-                <w:sz w:val="16"/>
-              </w:rPr>
-              <w:t>4.1-04 - Arhitectura conexe tip II</w:t>
-            </w:r>
-          </w:p>
-        </w:tc>
-        <w:tc>
-          <w:tcPr>
-            <w:tcW w:type="dxa" w:w="850"/>
-            <w:shd w:fill="FFB3B3" w:val="clear"/>
-          </w:tcPr>
-          <w:p>
-            <w:r>
-              <w:rPr>
-                <w:b w:val="0"/>
-                <w:sz w:val="16"/>
-              </w:rPr>
-              <w:t>00106B011</w:t>
-            </w:r>
-          </w:p>
-        </w:tc>
-        <w:tc>
-          <w:tcPr>
-            <w:tcW w:type="dxa" w:w="1984"/>
-            <w:shd w:fill="FFB3B3" w:val="clear"/>
-          </w:tcPr>
-          <w:p>
-            <w:r>
-              <w:rPr>
-                <w:b w:val="0"/>
-                <w:sz w:val="16"/>
-              </w:rPr>
-              <w:t>placi ceramice h=1.5m - pereti l:lc52a -0059: 6...</w:t>
-            </w:r>
-          </w:p>
-        </w:tc>
-        <w:tc>
-          <w:tcPr>
-            <w:tcW w:type="dxa" w:w="454"/>
-            <w:shd w:fill="FFB3B3" w:val="clear"/>
-          </w:tcPr>
-          <w:p>
-            <w:r>
-              <w:rPr>
-                <w:b w:val="0"/>
-                <w:sz w:val="16"/>
-              </w:rPr>
-              <w:t>mp</w:t>
-            </w:r>
-          </w:p>
-        </w:tc>
-        <w:tc>
-          <w:tcPr>
-            <w:tcW w:type="dxa" w:w="680"/>
-            <w:shd w:fill="FFB3B3" w:val="clear"/>
-          </w:tcPr>
-          <w:p>
-            <w:r>
-              <w:rPr>
-                <w:b w:val="0"/>
-                <w:sz w:val="16"/>
-              </w:rPr>
-              <w:t>156.2</w:t>
-            </w:r>
-          </w:p>
-        </w:tc>
-        <w:tc>
-          <w:tcPr>
-            <w:tcW w:type="dxa" w:w="850"/>
-            <w:shd w:fill="FFB3B3" w:val="clear"/>
-          </w:tcPr>
-          <w:p/>
-        </w:tc>
-        <w:tc>
-          <w:tcPr>
-            <w:tcW w:type="dxa" w:w="1984"/>
-            <w:shd w:fill="FFB3B3" w:val="clear"/>
-          </w:tcPr>
-          <w:p/>
-        </w:tc>
-        <w:tc>
-          <w:tcPr>
-            <w:tcW w:type="dxa" w:w="454"/>
-            <w:shd w:fill="FFB3B3" w:val="clear"/>
-          </w:tcPr>
-          <w:p/>
-        </w:tc>
-        <w:tc>
-          <w:tcPr>
-            <w:tcW w:type="dxa" w:w="680"/>
-            <w:shd w:fill="FFB3B3" w:val="clear"/>
-          </w:tcPr>
-          <w:p/>
-        </w:tc>
-        <w:tc>
-          <w:tcPr>
-            <w:tcW w:type="dxa" w:w="3572"/>
-            <w:shd w:fill="FFB3B3" w:val="clear"/>
-          </w:tcPr>
-          <w:p>
-            <w:r>
-              <w:rPr>
-                <w:b w:val="0"/>
-                <w:color w:val="CC0000"/>
-                <w:sz w:val="16"/>
-              </w:rPr>
-              <w:t>Articol lipsă din ofertă</w:t>
-            </w:r>
-          </w:p>
-        </w:tc>
-      </w:tr>
-      <w:tr>
-        <w:tc>
-          <w:tcPr>
-            <w:tcW w:type="dxa" w:w="397"/>
-          </w:tcPr>
-          <w:p>
-            <w:r>
-              <w:rPr>
-                <w:b w:val="0"/>
-                <w:sz w:val="16"/>
-              </w:rPr>
-              <w:t>33</w:t>
-            </w:r>
-          </w:p>
-        </w:tc>
-        <w:tc>
-          <w:tcPr>
-            <w:tcW w:type="dxa" w:w="1701"/>
-          </w:tcPr>
-          <w:p>
-            <w:r>
-              <w:rPr>
-                <w:b w:val="0"/>
-                <w:sz w:val="16"/>
-              </w:rPr>
-              <w:t>4.1-04 - Arhitectura conexe tip II</w:t>
-            </w:r>
-          </w:p>
-        </w:tc>
-        <w:tc>
-          <w:tcPr>
-            <w:tcW w:type="dxa" w:w="850"/>
           </w:tcPr>
           <w:p>
             <w:r>
@@ -2369,7 +1961,7 @@
                 <w:sz w:val="16"/>
                 <w:u w:val="single"/>
               </w:rPr>
-              <w:t>QCD22B33</w:t>
+              <w:t>CK12A</w:t>
             </w:r>
           </w:p>
           <w:p>
@@ -2381,7 +1973,7 @@
                 <w:b w:val="0"/>
                 <w:sz w:val="16"/>
               </w:rPr>
-              <w:t>$8527036</w:t>
+              <w:t>$5900736</w:t>
             </w:r>
           </w:p>
         </w:tc>
@@ -2395,7 +1987,7 @@
                 <w:b w:val="0"/>
                 <w:sz w:val="16"/>
               </w:rPr>
-              <w:t>-placi gips-carton rezistente la foc gkf 15 mm ...</w:t>
+              <w:t>-electrod sud ol nealiat s 1125/2 e44c</w:t>
             </w:r>
           </w:p>
         </w:tc>
@@ -2407,6 +1999,7 @@
             <w:r>
               <w:rPr>
                 <w:b w:val="0"/>
+                <w:color w:val="CC0000"/>
                 <w:sz w:val="16"/>
               </w:rPr>
               <w:t>mp</w:t>
@@ -2421,10 +2014,9 @@
             <w:r>
               <w:rPr>
                 <w:b w:val="0"/>
-                <w:color w:val="CC0000"/>
-                <w:sz w:val="16"/>
-              </w:rPr>
-              <w:t>2.461</w:t>
+                <w:sz w:val="16"/>
+              </w:rPr>
+              <w:t>1.89</w:t>
             </w:r>
           </w:p>
         </w:tc>
@@ -2439,7 +2031,7 @@
                 <w:sz w:val="16"/>
                 <w:u w:val="single"/>
               </w:rPr>
-              <w:t>QCD22B33</w:t>
+              <w:t>CK12A</w:t>
             </w:r>
           </w:p>
           <w:p>
@@ -2451,7 +2043,7 @@
                 <w:b w:val="0"/>
                 <w:sz w:val="16"/>
               </w:rPr>
-              <w:t>$8527036</w:t>
+              <w:t>$5900736</w:t>
             </w:r>
           </w:p>
         </w:tc>
@@ -2465,7 +2057,7 @@
                 <w:b w:val="0"/>
                 <w:sz w:val="16"/>
               </w:rPr>
-              <w:t>placi gips-carton rezistente la foc gkf 15 mm 1...</w:t>
+              <w:t>electrod sud.ol.nealiat s 1125/2 e44c</w:t>
             </w:r>
           </w:p>
         </w:tc>
@@ -2477,9 +2069,10 @@
             <w:r>
               <w:rPr>
                 <w:b w:val="0"/>
-                <w:sz w:val="16"/>
-              </w:rPr>
-              <w:t>mp</w:t>
+                <w:color w:val="CC0000"/>
+                <w:sz w:val="16"/>
+              </w:rPr>
+              <w:t>tona</w:t>
             </w:r>
           </w:p>
         </w:tc>
@@ -2491,25 +2084,24 @@
             <w:r>
               <w:rPr>
                 <w:b w:val="0"/>
+                <w:sz w:val="16"/>
+              </w:rPr>
+              <w:t>1.42</w:t>
+            </w:r>
+          </w:p>
+        </w:tc>
+        <w:tc>
+          <w:tcPr>
+            <w:tcW w:type="dxa" w:w="3572"/>
+          </w:tcPr>
+          <w:p>
+            <w:r>
+              <w:rPr>
+                <w:b w:val="0"/>
                 <w:color w:val="CC0000"/>
                 <w:sz w:val="16"/>
               </w:rPr>
-              <w:t>65.32</w:t>
-            </w:r>
-          </w:p>
-        </w:tc>
-        <w:tc>
-          <w:tcPr>
-            <w:tcW w:type="dxa" w:w="3572"/>
-          </w:tcPr>
-          <w:p>
-            <w:r>
-              <w:rPr>
-                <w:b w:val="0"/>
-                <w:color w:val="CC0000"/>
-                <w:sz w:val="16"/>
-              </w:rPr>
-              <w:t>Cantitate diferită: referință 2.461 mp, ofertat 65.32 mp</w:t>
+              <w:t>Unitate de măsură diferită: referință mp, ofertat tona</w:t>
             </w:r>
           </w:p>
         </w:tc>
@@ -2525,7 +2117,7 @@
                 <w:b w:val="0"/>
                 <w:sz w:val="16"/>
               </w:rPr>
-              <w:t>34</w:t>
+              <w:t>4</w:t>
             </w:r>
           </w:p>
         </w:tc>
@@ -2554,7 +2146,7 @@
                 <w:sz w:val="16"/>
                 <w:u w:val="single"/>
               </w:rPr>
-              <w:t>QCD22B33</w:t>
+              <w:t>CK12A</w:t>
             </w:r>
           </w:p>
           <w:p>
@@ -2566,7 +2158,7 @@
                 <w:b w:val="0"/>
                 <w:sz w:val="16"/>
               </w:rPr>
-              <w:t>$8527034</w:t>
+              <w:t>$6306499</w:t>
             </w:r>
           </w:p>
         </w:tc>
@@ -2580,7 +2172,7 @@
                 <w:b w:val="0"/>
                 <w:sz w:val="16"/>
               </w:rPr>
-              <w:t>-placi gips-carton rezistente la foc gkf 12.5mm...</w:t>
+              <w:t>-usa rezistenta la foc 90 de min cu autoinchidere</w:t>
             </w:r>
           </w:p>
         </w:tc>
@@ -2609,7 +2201,7 @@
                 <w:color w:val="CC0000"/>
                 <w:sz w:val="16"/>
               </w:rPr>
-              <w:t>6.048</w:t>
+              <w:t>11.76</w:t>
             </w:r>
           </w:p>
         </w:tc>
@@ -2624,7 +2216,7 @@
                 <w:sz w:val="16"/>
                 <w:u w:val="single"/>
               </w:rPr>
-              <w:t>QCD22B33</w:t>
+              <w:t>CK12A</w:t>
             </w:r>
           </w:p>
           <w:p>
@@ -2636,7 +2228,7 @@
                 <w:b w:val="0"/>
                 <w:sz w:val="16"/>
               </w:rPr>
-              <w:t>$8527034</w:t>
+              <w:t>$6306499</w:t>
             </w:r>
           </w:p>
         </w:tc>
@@ -2650,7 +2242,7 @@
                 <w:b w:val="0"/>
                 <w:sz w:val="16"/>
               </w:rPr>
-              <w:t>placi gips-carton rezistente la foc gkf 12.5mm ...</w:t>
+              <w:t>usa rezistenta la foc 90 de min cu autoinchidere</w:t>
             </w:r>
           </w:p>
         </w:tc>
@@ -2679,7 +2271,7 @@
                 <w:color w:val="CC0000"/>
                 <w:sz w:val="16"/>
               </w:rPr>
-              <w:t>160.53</w:t>
+              <w:t>10.15</w:t>
             </w:r>
           </w:p>
         </w:tc>
@@ -2694,7 +2286,7 @@
                 <w:color w:val="CC0000"/>
                 <w:sz w:val="16"/>
               </w:rPr>
-              <w:t>Cantitate diferită: referință 6.048 mp, ofertat 160.53 mp</w:t>
+              <w:t>Cantitate diferită: referință 11.76 mp, ofertat 10.15 mp</w:t>
             </w:r>
           </w:p>
         </w:tc>
@@ -2711,7 +2303,7 @@
                 <w:b w:val="0"/>
                 <w:sz w:val="16"/>
               </w:rPr>
-              <w:t>36</w:t>
+              <w:t>31</w:t>
             </w:r>
           </w:p>
         </w:tc>
@@ -2740,9 +2332,142 @@
               <w:rPr>
                 <w:b w:val="0"/>
                 <w:sz w:val="16"/>
+              </w:rPr>
+              <w:t>00106B011</w:t>
+            </w:r>
+          </w:p>
+        </w:tc>
+        <w:tc>
+          <w:tcPr>
+            <w:tcW w:type="dxa" w:w="1984"/>
+            <w:shd w:fill="FFB3B3" w:val="clear"/>
+          </w:tcPr>
+          <w:p>
+            <w:r>
+              <w:rPr>
+                <w:b w:val="0"/>
+                <w:sz w:val="16"/>
+              </w:rPr>
+              <w:t>placi ceramice h=1.5m - pereti l:lc52a -0059: 6...</w:t>
+            </w:r>
+          </w:p>
+        </w:tc>
+        <w:tc>
+          <w:tcPr>
+            <w:tcW w:type="dxa" w:w="454"/>
+            <w:shd w:fill="FFB3B3" w:val="clear"/>
+          </w:tcPr>
+          <w:p>
+            <w:r>
+              <w:rPr>
+                <w:b w:val="0"/>
+                <w:sz w:val="16"/>
+              </w:rPr>
+              <w:t>mp</w:t>
+            </w:r>
+          </w:p>
+        </w:tc>
+        <w:tc>
+          <w:tcPr>
+            <w:tcW w:type="dxa" w:w="680"/>
+            <w:shd w:fill="FFB3B3" w:val="clear"/>
+          </w:tcPr>
+          <w:p>
+            <w:r>
+              <w:rPr>
+                <w:b w:val="0"/>
+                <w:sz w:val="16"/>
+              </w:rPr>
+              <w:t>156.2</w:t>
+            </w:r>
+          </w:p>
+        </w:tc>
+        <w:tc>
+          <w:tcPr>
+            <w:tcW w:type="dxa" w:w="850"/>
+            <w:shd w:fill="FFB3B3" w:val="clear"/>
+          </w:tcPr>
+          <w:p/>
+        </w:tc>
+        <w:tc>
+          <w:tcPr>
+            <w:tcW w:type="dxa" w:w="1984"/>
+            <w:shd w:fill="FFB3B3" w:val="clear"/>
+          </w:tcPr>
+          <w:p/>
+        </w:tc>
+        <w:tc>
+          <w:tcPr>
+            <w:tcW w:type="dxa" w:w="454"/>
+            <w:shd w:fill="FFB3B3" w:val="clear"/>
+          </w:tcPr>
+          <w:p/>
+        </w:tc>
+        <w:tc>
+          <w:tcPr>
+            <w:tcW w:type="dxa" w:w="680"/>
+            <w:shd w:fill="FFB3B3" w:val="clear"/>
+          </w:tcPr>
+          <w:p/>
+        </w:tc>
+        <w:tc>
+          <w:tcPr>
+            <w:tcW w:type="dxa" w:w="3572"/>
+            <w:shd w:fill="FFB3B3" w:val="clear"/>
+          </w:tcPr>
+          <w:p>
+            <w:r>
+              <w:rPr>
+                <w:b w:val="0"/>
+                <w:color w:val="CC0000"/>
+                <w:sz w:val="16"/>
+              </w:rPr>
+              <w:t>Articol lipsă din ofertă</w:t>
+            </w:r>
+          </w:p>
+        </w:tc>
+      </w:tr>
+      <w:tr>
+        <w:tc>
+          <w:tcPr>
+            <w:tcW w:type="dxa" w:w="397"/>
+          </w:tcPr>
+          <w:p>
+            <w:r>
+              <w:rPr>
+                <w:b w:val="0"/>
+                <w:sz w:val="16"/>
+              </w:rPr>
+              <w:t>33</w:t>
+            </w:r>
+          </w:p>
+        </w:tc>
+        <w:tc>
+          <w:tcPr>
+            <w:tcW w:type="dxa" w:w="1701"/>
+          </w:tcPr>
+          <w:p>
+            <w:r>
+              <w:rPr>
+                <w:b w:val="0"/>
+                <w:sz w:val="16"/>
+              </w:rPr>
+              <w:t>4.1-04 - Arhitectura conexe tip II</w:t>
+            </w:r>
+          </w:p>
+        </w:tc>
+        <w:tc>
+          <w:tcPr>
+            <w:tcW w:type="dxa" w:w="850"/>
+          </w:tcPr>
+          <w:p>
+            <w:r>
+              <w:rPr>
+                <w:b w:val="0"/>
+                <w:sz w:val="16"/>
                 <w:u w:val="single"/>
               </w:rPr>
-              <w:t>RPCG30C</w:t>
+              <w:t>QCD22B33</w:t>
             </w:r>
           </w:p>
           <w:p>
@@ -2754,29 +2479,27 @@
                 <w:b w:val="0"/>
                 <w:sz w:val="16"/>
               </w:rPr>
-              <w:t>$00068</w:t>
+              <w:t>$8527036</w:t>
             </w:r>
           </w:p>
         </w:tc>
         <w:tc>
           <w:tcPr>
             <w:tcW w:type="dxa" w:w="1984"/>
-            <w:shd w:fill="FFB3B3" w:val="clear"/>
-          </w:tcPr>
-          <w:p>
-            <w:r>
-              <w:rPr>
-                <w:b w:val="0"/>
-                <w:sz w:val="16"/>
-              </w:rPr>
-              <w:t>-panouri compartimentare hpl incl usi si accesorii</w:t>
+          </w:tcPr>
+          <w:p>
+            <w:r>
+              <w:rPr>
+                <w:b w:val="0"/>
+                <w:sz w:val="16"/>
+              </w:rPr>
+              <w:t>-placi gips-carton rezistente la foc gkf 15 mm ...</w:t>
             </w:r>
           </w:p>
         </w:tc>
         <w:tc>
           <w:tcPr>
             <w:tcW w:type="dxa" w:w="454"/>
-            <w:shd w:fill="FFB3B3" w:val="clear"/>
           </w:tcPr>
           <w:p>
             <w:r>
@@ -2791,98 +2514,21 @@
         <w:tc>
           <w:tcPr>
             <w:tcW w:type="dxa" w:w="680"/>
-            <w:shd w:fill="FFB3B3" w:val="clear"/>
-          </w:tcPr>
-          <w:p>
-            <w:r>
-              <w:rPr>
-                <w:b w:val="0"/>
-                <w:sz w:val="16"/>
-              </w:rPr>
-              <w:t>17.68</w:t>
+          </w:tcPr>
+          <w:p>
+            <w:r>
+              <w:rPr>
+                <w:b w:val="0"/>
+                <w:color w:val="CC0000"/>
+                <w:sz w:val="16"/>
+              </w:rPr>
+              <w:t>2.461</w:t>
             </w:r>
           </w:p>
         </w:tc>
         <w:tc>
           <w:tcPr>
             <w:tcW w:type="dxa" w:w="850"/>
-            <w:shd w:fill="FFB3B3" w:val="clear"/>
-          </w:tcPr>
-          <w:p/>
-        </w:tc>
-        <w:tc>
-          <w:tcPr>
-            <w:tcW w:type="dxa" w:w="1984"/>
-            <w:shd w:fill="FFB3B3" w:val="clear"/>
-          </w:tcPr>
-          <w:p/>
-        </w:tc>
-        <w:tc>
-          <w:tcPr>
-            <w:tcW w:type="dxa" w:w="454"/>
-            <w:shd w:fill="FFB3B3" w:val="clear"/>
-          </w:tcPr>
-          <w:p/>
-        </w:tc>
-        <w:tc>
-          <w:tcPr>
-            <w:tcW w:type="dxa" w:w="680"/>
-            <w:shd w:fill="FFB3B3" w:val="clear"/>
-          </w:tcPr>
-          <w:p/>
-        </w:tc>
-        <w:tc>
-          <w:tcPr>
-            <w:tcW w:type="dxa" w:w="3572"/>
-            <w:shd w:fill="FFB3B3" w:val="clear"/>
-          </w:tcPr>
-          <w:p>
-            <w:r>
-              <w:rPr>
-                <w:b w:val="0"/>
-                <w:color w:val="CC0000"/>
-                <w:sz w:val="16"/>
-              </w:rPr>
-              <w:t>Articol lipsă din ofertă</w:t>
-            </w:r>
-          </w:p>
-        </w:tc>
-      </w:tr>
-      <w:tr>
-        <w:tc>
-          <w:tcPr>
-            <w:tcW w:type="dxa" w:w="397"/>
-            <w:shd w:fill="FFB3B3" w:val="clear"/>
-          </w:tcPr>
-          <w:p>
-            <w:r>
-              <w:rPr>
-                <w:b w:val="0"/>
-                <w:sz w:val="16"/>
-              </w:rPr>
-              <w:t>51</w:t>
-            </w:r>
-          </w:p>
-        </w:tc>
-        <w:tc>
-          <w:tcPr>
-            <w:tcW w:type="dxa" w:w="1701"/>
-            <w:shd w:fill="FFB3B3" w:val="clear"/>
-          </w:tcPr>
-          <w:p>
-            <w:r>
-              <w:rPr>
-                <w:b w:val="0"/>
-                <w:sz w:val="16"/>
-              </w:rPr>
-              <w:t>4.1-04 - Arhitectura conexe tip II</w:t>
-            </w:r>
-          </w:p>
-        </w:tc>
-        <w:tc>
-          <w:tcPr>
-            <w:tcW w:type="dxa" w:w="850"/>
-            <w:shd w:fill="FFB3B3" w:val="clear"/>
           </w:tcPr>
           <w:p>
             <w:r>
@@ -2891,7 +2537,7 @@
                 <w:sz w:val="16"/>
                 <w:u w:val="single"/>
               </w:rPr>
-              <w:t>01842A11</w:t>
+              <w:t>QCD22B33</w:t>
             </w:r>
           </w:p>
           <w:p>
@@ -2903,87 +2549,56 @@
                 <w:b w:val="0"/>
                 <w:sz w:val="16"/>
               </w:rPr>
-              <w:t>$8660160</w:t>
+              <w:t>$8527036</w:t>
             </w:r>
           </w:p>
         </w:tc>
         <w:tc>
           <w:tcPr>
             <w:tcW w:type="dxa" w:w="1984"/>
-            <w:shd w:fill="FFB3B3" w:val="clear"/>
-          </w:tcPr>
-          <w:p>
-            <w:r>
-              <w:rPr>
-                <w:b w:val="0"/>
-                <w:sz w:val="16"/>
-              </w:rPr>
-              <w:t>-ipsos imbinari timp lucru mediu nida profes (s...</w:t>
+          </w:tcPr>
+          <w:p>
+            <w:r>
+              <w:rPr>
+                <w:b w:val="0"/>
+                <w:sz w:val="16"/>
+              </w:rPr>
+              <w:t>placi gips-carton rezistente la foc gkf 15 mm 1...</w:t>
             </w:r>
           </w:p>
         </w:tc>
         <w:tc>
           <w:tcPr>
             <w:tcW w:type="dxa" w:w="454"/>
-            <w:shd w:fill="FFB3B3" w:val="clear"/>
-          </w:tcPr>
-          <w:p>
-            <w:r>
-              <w:rPr>
-                <w:b w:val="0"/>
-                <w:sz w:val="16"/>
-              </w:rPr>
-              <w:t>m</w:t>
+          </w:tcPr>
+          <w:p>
+            <w:r>
+              <w:rPr>
+                <w:b w:val="0"/>
+                <w:sz w:val="16"/>
+              </w:rPr>
+              <w:t>mp</w:t>
             </w:r>
           </w:p>
         </w:tc>
         <w:tc>
           <w:tcPr>
             <w:tcW w:type="dxa" w:w="680"/>
-            <w:shd w:fill="FFB3B3" w:val="clear"/>
-          </w:tcPr>
-          <w:p>
-            <w:r>
-              <w:rPr>
-                <w:b w:val="0"/>
-                <w:sz w:val="16"/>
-              </w:rPr>
-              <w:t>26.27</w:t>
-            </w:r>
-          </w:p>
-        </w:tc>
-        <w:tc>
-          <w:tcPr>
-            <w:tcW w:type="dxa" w:w="850"/>
-            <w:shd w:fill="FFB3B3" w:val="clear"/>
-          </w:tcPr>
-          <w:p/>
-        </w:tc>
-        <w:tc>
-          <w:tcPr>
-            <w:tcW w:type="dxa" w:w="1984"/>
-            <w:shd w:fill="FFB3B3" w:val="clear"/>
-          </w:tcPr>
-          <w:p/>
-        </w:tc>
-        <w:tc>
-          <w:tcPr>
-            <w:tcW w:type="dxa" w:w="454"/>
-            <w:shd w:fill="FFB3B3" w:val="clear"/>
-          </w:tcPr>
-          <w:p/>
-        </w:tc>
-        <w:tc>
-          <w:tcPr>
-            <w:tcW w:type="dxa" w:w="680"/>
-            <w:shd w:fill="FFB3B3" w:val="clear"/>
-          </w:tcPr>
-          <w:p/>
+          </w:tcPr>
+          <w:p>
+            <w:r>
+              <w:rPr>
+                <w:b w:val="0"/>
+                <w:color w:val="CC0000"/>
+                <w:sz w:val="16"/>
+              </w:rPr>
+              <w:t>65.32</w:t>
+            </w:r>
+          </w:p>
         </w:tc>
         <w:tc>
           <w:tcPr>
             <w:tcW w:type="dxa" w:w="3572"/>
-            <w:shd w:fill="FFB3B3" w:val="clear"/>
           </w:tcPr>
           <w:p>
             <w:r>
@@ -2992,7 +2607,7 @@
                 <w:color w:val="CC0000"/>
                 <w:sz w:val="16"/>
               </w:rPr>
-              <w:t>Articol lipsă din ofertă</w:t>
+              <w:t>Cantitate diferită: referință 2.461 mp, ofertat 65.32 mp</w:t>
             </w:r>
           </w:p>
         </w:tc>
@@ -3001,22 +2616,20 @@
         <w:tc>
           <w:tcPr>
             <w:tcW w:type="dxa" w:w="397"/>
-            <w:shd w:fill="FFB3B3" w:val="clear"/>
-          </w:tcPr>
-          <w:p>
-            <w:r>
-              <w:rPr>
-                <w:b w:val="0"/>
-                <w:sz w:val="16"/>
-              </w:rPr>
-              <w:t>51</w:t>
+          </w:tcPr>
+          <w:p>
+            <w:r>
+              <w:rPr>
+                <w:b w:val="0"/>
+                <w:sz w:val="16"/>
+              </w:rPr>
+              <w:t>34</w:t>
             </w:r>
           </w:p>
         </w:tc>
         <w:tc>
           <w:tcPr>
             <w:tcW w:type="dxa" w:w="1701"/>
-            <w:shd w:fill="FFB3B3" w:val="clear"/>
           </w:tcPr>
           <w:p>
             <w:r>
@@ -3031,7 +2644,6 @@
         <w:tc>
           <w:tcPr>
             <w:tcW w:type="dxa" w:w="850"/>
-            <w:shd w:fill="FFB3B3" w:val="clear"/>
           </w:tcPr>
           <w:p>
             <w:r>
@@ -3040,7 +2652,7 @@
                 <w:sz w:val="16"/>
                 <w:u w:val="single"/>
               </w:rPr>
-              <w:t>01842A11</w:t>
+              <w:t>QCD22B33</w:t>
             </w:r>
           </w:p>
           <w:p>
@@ -3052,6 +2664,492 @@
                 <w:b w:val="0"/>
                 <w:sz w:val="16"/>
               </w:rPr>
+              <w:t>$8527034</w:t>
+            </w:r>
+          </w:p>
+        </w:tc>
+        <w:tc>
+          <w:tcPr>
+            <w:tcW w:type="dxa" w:w="1984"/>
+          </w:tcPr>
+          <w:p>
+            <w:r>
+              <w:rPr>
+                <w:b w:val="0"/>
+                <w:sz w:val="16"/>
+              </w:rPr>
+              <w:t>-placi gips-carton rezistente la foc gkf 12.5mm...</w:t>
+            </w:r>
+          </w:p>
+        </w:tc>
+        <w:tc>
+          <w:tcPr>
+            <w:tcW w:type="dxa" w:w="454"/>
+          </w:tcPr>
+          <w:p>
+            <w:r>
+              <w:rPr>
+                <w:b w:val="0"/>
+                <w:sz w:val="16"/>
+              </w:rPr>
+              <w:t>mp</w:t>
+            </w:r>
+          </w:p>
+        </w:tc>
+        <w:tc>
+          <w:tcPr>
+            <w:tcW w:type="dxa" w:w="680"/>
+          </w:tcPr>
+          <w:p>
+            <w:r>
+              <w:rPr>
+                <w:b w:val="0"/>
+                <w:color w:val="CC0000"/>
+                <w:sz w:val="16"/>
+              </w:rPr>
+              <w:t>6.048</w:t>
+            </w:r>
+          </w:p>
+        </w:tc>
+        <w:tc>
+          <w:tcPr>
+            <w:tcW w:type="dxa" w:w="850"/>
+          </w:tcPr>
+          <w:p>
+            <w:r>
+              <w:rPr>
+                <w:b w:val="0"/>
+                <w:sz w:val="16"/>
+                <w:u w:val="single"/>
+              </w:rPr>
+              <w:t>QCD22B33</w:t>
+            </w:r>
+          </w:p>
+          <w:p>
+            <w:pPr>
+              <w:ind w:left="280"/>
+            </w:pPr>
+            <w:r>
+              <w:rPr>
+                <w:b w:val="0"/>
+                <w:sz w:val="16"/>
+              </w:rPr>
+              <w:t>$8527034</w:t>
+            </w:r>
+          </w:p>
+        </w:tc>
+        <w:tc>
+          <w:tcPr>
+            <w:tcW w:type="dxa" w:w="1984"/>
+          </w:tcPr>
+          <w:p>
+            <w:r>
+              <w:rPr>
+                <w:b w:val="0"/>
+                <w:sz w:val="16"/>
+              </w:rPr>
+              <w:t>placi gips-carton rezistente la foc gkf 12.5mm ...</w:t>
+            </w:r>
+          </w:p>
+        </w:tc>
+        <w:tc>
+          <w:tcPr>
+            <w:tcW w:type="dxa" w:w="454"/>
+          </w:tcPr>
+          <w:p>
+            <w:r>
+              <w:rPr>
+                <w:b w:val="0"/>
+                <w:sz w:val="16"/>
+              </w:rPr>
+              <w:t>mp</w:t>
+            </w:r>
+          </w:p>
+        </w:tc>
+        <w:tc>
+          <w:tcPr>
+            <w:tcW w:type="dxa" w:w="680"/>
+          </w:tcPr>
+          <w:p>
+            <w:r>
+              <w:rPr>
+                <w:b w:val="0"/>
+                <w:color w:val="CC0000"/>
+                <w:sz w:val="16"/>
+              </w:rPr>
+              <w:t>160.53</w:t>
+            </w:r>
+          </w:p>
+        </w:tc>
+        <w:tc>
+          <w:tcPr>
+            <w:tcW w:type="dxa" w:w="3572"/>
+          </w:tcPr>
+          <w:p>
+            <w:r>
+              <w:rPr>
+                <w:b w:val="0"/>
+                <w:color w:val="CC0000"/>
+                <w:sz w:val="16"/>
+              </w:rPr>
+              <w:t>Cantitate diferită: referință 6.048 mp, ofertat 160.53 mp</w:t>
+            </w:r>
+          </w:p>
+        </w:tc>
+      </w:tr>
+      <w:tr>
+        <w:tc>
+          <w:tcPr>
+            <w:tcW w:type="dxa" w:w="397"/>
+            <w:shd w:fill="FFB3B3" w:val="clear"/>
+          </w:tcPr>
+          <w:p>
+            <w:r>
+              <w:rPr>
+                <w:b w:val="0"/>
+                <w:sz w:val="16"/>
+              </w:rPr>
+              <w:t>36</w:t>
+            </w:r>
+          </w:p>
+        </w:tc>
+        <w:tc>
+          <w:tcPr>
+            <w:tcW w:type="dxa" w:w="1701"/>
+            <w:shd w:fill="FFB3B3" w:val="clear"/>
+          </w:tcPr>
+          <w:p>
+            <w:r>
+              <w:rPr>
+                <w:b w:val="0"/>
+                <w:sz w:val="16"/>
+              </w:rPr>
+              <w:t>4.1-04 - Arhitectura conexe tip II</w:t>
+            </w:r>
+          </w:p>
+        </w:tc>
+        <w:tc>
+          <w:tcPr>
+            <w:tcW w:type="dxa" w:w="850"/>
+            <w:shd w:fill="FFB3B3" w:val="clear"/>
+          </w:tcPr>
+          <w:p>
+            <w:r>
+              <w:rPr>
+                <w:b w:val="0"/>
+                <w:sz w:val="16"/>
+                <w:u w:val="single"/>
+              </w:rPr>
+              <w:t>RPCG30C</w:t>
+            </w:r>
+          </w:p>
+          <w:p>
+            <w:pPr>
+              <w:ind w:left="280"/>
+            </w:pPr>
+            <w:r>
+              <w:rPr>
+                <w:b w:val="0"/>
+                <w:sz w:val="16"/>
+              </w:rPr>
+              <w:t>$00068</w:t>
+            </w:r>
+          </w:p>
+        </w:tc>
+        <w:tc>
+          <w:tcPr>
+            <w:tcW w:type="dxa" w:w="1984"/>
+            <w:shd w:fill="FFB3B3" w:val="clear"/>
+          </w:tcPr>
+          <w:p>
+            <w:r>
+              <w:rPr>
+                <w:b w:val="0"/>
+                <w:sz w:val="16"/>
+              </w:rPr>
+              <w:t>-panouri compartimentare hpl incl usi si accesorii</w:t>
+            </w:r>
+          </w:p>
+        </w:tc>
+        <w:tc>
+          <w:tcPr>
+            <w:tcW w:type="dxa" w:w="454"/>
+            <w:shd w:fill="FFB3B3" w:val="clear"/>
+          </w:tcPr>
+          <w:p>
+            <w:r>
+              <w:rPr>
+                <w:b w:val="0"/>
+                <w:sz w:val="16"/>
+              </w:rPr>
+              <w:t>mp</w:t>
+            </w:r>
+          </w:p>
+        </w:tc>
+        <w:tc>
+          <w:tcPr>
+            <w:tcW w:type="dxa" w:w="680"/>
+            <w:shd w:fill="FFB3B3" w:val="clear"/>
+          </w:tcPr>
+          <w:p>
+            <w:r>
+              <w:rPr>
+                <w:b w:val="0"/>
+                <w:sz w:val="16"/>
+              </w:rPr>
+              <w:t>17.68</w:t>
+            </w:r>
+          </w:p>
+        </w:tc>
+        <w:tc>
+          <w:tcPr>
+            <w:tcW w:type="dxa" w:w="850"/>
+            <w:shd w:fill="FFB3B3" w:val="clear"/>
+          </w:tcPr>
+          <w:p/>
+        </w:tc>
+        <w:tc>
+          <w:tcPr>
+            <w:tcW w:type="dxa" w:w="1984"/>
+            <w:shd w:fill="FFB3B3" w:val="clear"/>
+          </w:tcPr>
+          <w:p/>
+        </w:tc>
+        <w:tc>
+          <w:tcPr>
+            <w:tcW w:type="dxa" w:w="454"/>
+            <w:shd w:fill="FFB3B3" w:val="clear"/>
+          </w:tcPr>
+          <w:p/>
+        </w:tc>
+        <w:tc>
+          <w:tcPr>
+            <w:tcW w:type="dxa" w:w="680"/>
+            <w:shd w:fill="FFB3B3" w:val="clear"/>
+          </w:tcPr>
+          <w:p/>
+        </w:tc>
+        <w:tc>
+          <w:tcPr>
+            <w:tcW w:type="dxa" w:w="3572"/>
+            <w:shd w:fill="FFB3B3" w:val="clear"/>
+          </w:tcPr>
+          <w:p>
+            <w:r>
+              <w:rPr>
+                <w:b w:val="0"/>
+                <w:color w:val="CC0000"/>
+                <w:sz w:val="16"/>
+              </w:rPr>
+              <w:t>Articol lipsă din ofertă</w:t>
+            </w:r>
+          </w:p>
+        </w:tc>
+      </w:tr>
+      <w:tr>
+        <w:tc>
+          <w:tcPr>
+            <w:tcW w:type="dxa" w:w="397"/>
+            <w:shd w:fill="FFB3B3" w:val="clear"/>
+          </w:tcPr>
+          <w:p>
+            <w:r>
+              <w:rPr>
+                <w:b w:val="0"/>
+                <w:sz w:val="16"/>
+              </w:rPr>
+              <w:t>51</w:t>
+            </w:r>
+          </w:p>
+        </w:tc>
+        <w:tc>
+          <w:tcPr>
+            <w:tcW w:type="dxa" w:w="1701"/>
+            <w:shd w:fill="FFB3B3" w:val="clear"/>
+          </w:tcPr>
+          <w:p>
+            <w:r>
+              <w:rPr>
+                <w:b w:val="0"/>
+                <w:sz w:val="16"/>
+              </w:rPr>
+              <w:t>4.1-04 - Arhitectura conexe tip II</w:t>
+            </w:r>
+          </w:p>
+        </w:tc>
+        <w:tc>
+          <w:tcPr>
+            <w:tcW w:type="dxa" w:w="850"/>
+            <w:shd w:fill="FFB3B3" w:val="clear"/>
+          </w:tcPr>
+          <w:p>
+            <w:r>
+              <w:rPr>
+                <w:b w:val="0"/>
+                <w:sz w:val="16"/>
+                <w:u w:val="single"/>
+              </w:rPr>
+              <w:t>01842A11</w:t>
+            </w:r>
+          </w:p>
+          <w:p>
+            <w:pPr>
+              <w:ind w:left="280"/>
+            </w:pPr>
+            <w:r>
+              <w:rPr>
+                <w:b w:val="0"/>
+                <w:sz w:val="16"/>
+              </w:rPr>
+              <w:t>$8660160</w:t>
+            </w:r>
+          </w:p>
+        </w:tc>
+        <w:tc>
+          <w:tcPr>
+            <w:tcW w:type="dxa" w:w="1984"/>
+            <w:shd w:fill="FFB3B3" w:val="clear"/>
+          </w:tcPr>
+          <w:p>
+            <w:r>
+              <w:rPr>
+                <w:b w:val="0"/>
+                <w:sz w:val="16"/>
+              </w:rPr>
+              <w:t>-ipsos imbinari timp lucru mediu nida profes (s...</w:t>
+            </w:r>
+          </w:p>
+        </w:tc>
+        <w:tc>
+          <w:tcPr>
+            <w:tcW w:type="dxa" w:w="454"/>
+            <w:shd w:fill="FFB3B3" w:val="clear"/>
+          </w:tcPr>
+          <w:p>
+            <w:r>
+              <w:rPr>
+                <w:b w:val="0"/>
+                <w:sz w:val="16"/>
+              </w:rPr>
+              <w:t>m</w:t>
+            </w:r>
+          </w:p>
+        </w:tc>
+        <w:tc>
+          <w:tcPr>
+            <w:tcW w:type="dxa" w:w="680"/>
+            <w:shd w:fill="FFB3B3" w:val="clear"/>
+          </w:tcPr>
+          <w:p>
+            <w:r>
+              <w:rPr>
+                <w:b w:val="0"/>
+                <w:sz w:val="16"/>
+              </w:rPr>
+              <w:t>26.27</w:t>
+            </w:r>
+          </w:p>
+        </w:tc>
+        <w:tc>
+          <w:tcPr>
+            <w:tcW w:type="dxa" w:w="850"/>
+            <w:shd w:fill="FFB3B3" w:val="clear"/>
+          </w:tcPr>
+          <w:p/>
+        </w:tc>
+        <w:tc>
+          <w:tcPr>
+            <w:tcW w:type="dxa" w:w="1984"/>
+            <w:shd w:fill="FFB3B3" w:val="clear"/>
+          </w:tcPr>
+          <w:p/>
+        </w:tc>
+        <w:tc>
+          <w:tcPr>
+            <w:tcW w:type="dxa" w:w="454"/>
+            <w:shd w:fill="FFB3B3" w:val="clear"/>
+          </w:tcPr>
+          <w:p/>
+        </w:tc>
+        <w:tc>
+          <w:tcPr>
+            <w:tcW w:type="dxa" w:w="680"/>
+            <w:shd w:fill="FFB3B3" w:val="clear"/>
+          </w:tcPr>
+          <w:p/>
+        </w:tc>
+        <w:tc>
+          <w:tcPr>
+            <w:tcW w:type="dxa" w:w="3572"/>
+            <w:shd w:fill="FFB3B3" w:val="clear"/>
+          </w:tcPr>
+          <w:p>
+            <w:r>
+              <w:rPr>
+                <w:b w:val="0"/>
+                <w:color w:val="CC0000"/>
+                <w:sz w:val="16"/>
+              </w:rPr>
+              <w:t>Articol lipsă din ofertă</w:t>
+            </w:r>
+          </w:p>
+        </w:tc>
+      </w:tr>
+      <w:tr>
+        <w:tc>
+          <w:tcPr>
+            <w:tcW w:type="dxa" w:w="397"/>
+            <w:shd w:fill="FFB3B3" w:val="clear"/>
+          </w:tcPr>
+          <w:p>
+            <w:r>
+              <w:rPr>
+                <w:b w:val="0"/>
+                <w:sz w:val="16"/>
+              </w:rPr>
+              <w:t>51</w:t>
+            </w:r>
+          </w:p>
+        </w:tc>
+        <w:tc>
+          <w:tcPr>
+            <w:tcW w:type="dxa" w:w="1701"/>
+            <w:shd w:fill="FFB3B3" w:val="clear"/>
+          </w:tcPr>
+          <w:p>
+            <w:r>
+              <w:rPr>
+                <w:b w:val="0"/>
+                <w:sz w:val="16"/>
+              </w:rPr>
+              <w:t>4.1-04 - Arhitectura conexe tip II</w:t>
+            </w:r>
+          </w:p>
+        </w:tc>
+        <w:tc>
+          <w:tcPr>
+            <w:tcW w:type="dxa" w:w="850"/>
+            <w:shd w:fill="FFB3B3" w:val="clear"/>
+          </w:tcPr>
+          <w:p>
+            <w:r>
+              <w:rPr>
+                <w:b w:val="0"/>
+                <w:sz w:val="16"/>
+                <w:u w:val="single"/>
+              </w:rPr>
+              <w:t>01842A11</w:t>
+            </w:r>
+          </w:p>
+          <w:p>
+            <w:pPr>
+              <w:ind w:left="280"/>
+            </w:pPr>
+            <w:r>
+              <w:rPr>
+                <w:b w:val="0"/>
+                <w:sz w:val="16"/>
+              </w:rPr>
               <w:t>$8660091</w:t>
             </w:r>
           </w:p>
@@ -3262,170 +3360,6 @@
               <w:rPr>
                 <w:b w:val="0"/>
                 <w:sz w:val="16"/>
-              </w:rPr>
-              <w:t>CI05B</w:t>
-            </w:r>
-          </w:p>
-        </w:tc>
-        <w:tc>
-          <w:tcPr>
-            <w:tcW w:type="dxa" w:w="1984"/>
-            <w:shd w:fill="FFFF99" w:val="clear"/>
-          </w:tcPr>
-          <w:p>
-            <w:r>
-              <w:rPr>
-                <w:b w:val="0"/>
-                <w:sz w:val="16"/>
-              </w:rPr>
-              <w:t>1# - placi ceramice h=1.5m - pereti</w:t>
-            </w:r>
-          </w:p>
-        </w:tc>
-        <w:tc>
-          <w:tcPr>
-            <w:tcW w:type="dxa" w:w="454"/>
-            <w:shd w:fill="FFFF99" w:val="clear"/>
-          </w:tcPr>
-          <w:p>
-            <w:r>
-              <w:rPr>
-                <w:b w:val="0"/>
-                <w:sz w:val="16"/>
-              </w:rPr>
-              <w:t>mp</w:t>
-            </w:r>
-          </w:p>
-        </w:tc>
-        <w:tc>
-          <w:tcPr>
-            <w:tcW w:type="dxa" w:w="680"/>
-            <w:shd w:fill="FFFF99" w:val="clear"/>
-          </w:tcPr>
-          <w:p>
-            <w:r>
-              <w:rPr>
-                <w:b w:val="0"/>
-                <w:sz w:val="16"/>
-              </w:rPr>
-              <w:t>156.2</w:t>
-            </w:r>
-          </w:p>
-        </w:tc>
-        <w:tc>
-          <w:tcPr>
-            <w:tcW w:type="dxa" w:w="3572"/>
-            <w:shd w:fill="FFFF99" w:val="clear"/>
-          </w:tcPr>
-          <w:p>
-            <w:r>
-              <w:rPr>
-                <w:b w:val="0"/>
-                <w:color w:val="CC0000"/>
-                <w:sz w:val="16"/>
-              </w:rPr>
-              <w:t>Articol suplimentar în ofertă (nu există în referință)</w:t>
-            </w:r>
-          </w:p>
-        </w:tc>
-      </w:tr>
-      <w:tr>
-        <w:tc>
-          <w:tcPr>
-            <w:tcW w:type="dxa" w:w="397"/>
-            <w:shd w:fill="FFFF99" w:val="clear"/>
-          </w:tcPr>
-          <w:p>
-            <w:r>
-              <w:rPr>
-                <w:b w:val="0"/>
-                <w:sz w:val="16"/>
-              </w:rPr>
-              <w:t>18</w:t>
-            </w:r>
-          </w:p>
-        </w:tc>
-        <w:tc>
-          <w:tcPr>
-            <w:tcW w:type="dxa" w:w="1701"/>
-            <w:shd w:fill="FFFF99" w:val="clear"/>
-          </w:tcPr>
-          <w:p>
-            <w:r>
-              <w:rPr>
-                <w:b w:val="0"/>
-                <w:sz w:val="16"/>
-              </w:rPr>
-              <w:t>4.1-04 - Arhitectura conexe tip II</w:t>
-            </w:r>
-          </w:p>
-        </w:tc>
-        <w:tc>
-          <w:tcPr>
-            <w:tcW w:type="dxa" w:w="850"/>
-            <w:shd w:fill="FFFF99" w:val="clear"/>
-          </w:tcPr>
-          <w:p>
-            <w:r>
-              <w:rPr>
-                <w:b w:val="0"/>
-                <w:sz w:val="16"/>
-              </w:rPr>
-            </w:r>
-          </w:p>
-        </w:tc>
-        <w:tc>
-          <w:tcPr>
-            <w:tcW w:type="dxa" w:w="1984"/>
-            <w:shd w:fill="FFFF99" w:val="clear"/>
-          </w:tcPr>
-          <w:p>
-            <w:r>
-              <w:rPr>
-                <w:b w:val="0"/>
-                <w:sz w:val="16"/>
-              </w:rPr>
-            </w:r>
-          </w:p>
-        </w:tc>
-        <w:tc>
-          <w:tcPr>
-            <w:tcW w:type="dxa" w:w="454"/>
-            <w:shd w:fill="FFFF99" w:val="clear"/>
-          </w:tcPr>
-          <w:p>
-            <w:r>
-              <w:rPr>
-                <w:b w:val="0"/>
-                <w:sz w:val="16"/>
-              </w:rPr>
-            </w:r>
-          </w:p>
-        </w:tc>
-        <w:tc>
-          <w:tcPr>
-            <w:tcW w:type="dxa" w:w="680"/>
-            <w:shd w:fill="FFFF99" w:val="clear"/>
-          </w:tcPr>
-          <w:p>
-            <w:r>
-              <w:rPr>
-                <w:b w:val="0"/>
-                <w:sz w:val="16"/>
-              </w:rPr>
-            </w:r>
-          </w:p>
-        </w:tc>
-        <w:tc>
-          <w:tcPr>
-            <w:tcW w:type="dxa" w:w="850"/>
-            <w:shd w:fill="FFFF99" w:val="clear"/>
-          </w:tcPr>
-          <w:p>
-            <w:r>
-              <w:rPr>
-                <w:b w:val="0"/>
-                <w:sz w:val="16"/>
                 <w:u w:val="single"/>
               </w:rPr>
               <w:t>CI05A</w:t>
@@ -3518,7 +3452,7 @@
                 <w:b w:val="0"/>
                 <w:sz w:val="16"/>
               </w:rPr>
-              <w:t>19</w:t>
+              <w:t>18</w:t>
             </w:r>
           </w:p>
         </w:tc>
@@ -3603,337 +3537,9 @@
               <w:rPr>
                 <w:b w:val="0"/>
                 <w:sz w:val="16"/>
-              </w:rPr>
-              <w:t>CI05A</w:t>
-            </w:r>
-          </w:p>
-        </w:tc>
-        <w:tc>
-          <w:tcPr>
-            <w:tcW w:type="dxa" w:w="1984"/>
-            <w:shd w:fill="FFFF99" w:val="clear"/>
-          </w:tcPr>
-          <w:p>
-            <w:r>
-              <w:rPr>
-                <w:b w:val="0"/>
-                <w:sz w:val="16"/>
-              </w:rPr>
-              <w:t>1# - placi ceramice antiderapante trafic intens...</w:t>
-            </w:r>
-          </w:p>
-        </w:tc>
-        <w:tc>
-          <w:tcPr>
-            <w:tcW w:type="dxa" w:w="454"/>
-            <w:shd w:fill="FFFF99" w:val="clear"/>
-          </w:tcPr>
-          <w:p>
-            <w:r>
-              <w:rPr>
-                <w:b w:val="0"/>
-                <w:sz w:val="16"/>
-              </w:rPr>
-              <w:t>mp</w:t>
-            </w:r>
-          </w:p>
-        </w:tc>
-        <w:tc>
-          <w:tcPr>
-            <w:tcW w:type="dxa" w:w="680"/>
-            <w:shd w:fill="FFFF99" w:val="clear"/>
-          </w:tcPr>
-          <w:p>
-            <w:r>
-              <w:rPr>
-                <w:b w:val="0"/>
-                <w:sz w:val="16"/>
-              </w:rPr>
-              <w:t>582.66</w:t>
-            </w:r>
-          </w:p>
-        </w:tc>
-        <w:tc>
-          <w:tcPr>
-            <w:tcW w:type="dxa" w:w="3572"/>
-            <w:shd w:fill="FFFF99" w:val="clear"/>
-          </w:tcPr>
-          <w:p>
-            <w:r>
-              <w:rPr>
-                <w:b w:val="0"/>
-                <w:color w:val="CC0000"/>
-                <w:sz w:val="16"/>
-              </w:rPr>
-              <w:t>Articol suplimentar în ofertă (nu există în referință)</w:t>
-            </w:r>
-          </w:p>
-        </w:tc>
-      </w:tr>
-      <w:tr>
-        <w:tc>
-          <w:tcPr>
-            <w:tcW w:type="dxa" w:w="397"/>
-            <w:shd w:fill="FFFF99" w:val="clear"/>
-          </w:tcPr>
-          <w:p>
-            <w:r>
-              <w:rPr>
-                <w:b w:val="0"/>
-                <w:sz w:val="16"/>
-              </w:rPr>
-              <w:t>20</w:t>
-            </w:r>
-          </w:p>
-        </w:tc>
-        <w:tc>
-          <w:tcPr>
-            <w:tcW w:type="dxa" w:w="1701"/>
-            <w:shd w:fill="FFFF99" w:val="clear"/>
-          </w:tcPr>
-          <w:p>
-            <w:r>
-              <w:rPr>
-                <w:b w:val="0"/>
-                <w:sz w:val="16"/>
-              </w:rPr>
-              <w:t>4.1-04 - Arhitectura conexe tip II</w:t>
-            </w:r>
-          </w:p>
-        </w:tc>
-        <w:tc>
-          <w:tcPr>
-            <w:tcW w:type="dxa" w:w="850"/>
-            <w:shd w:fill="FFFF99" w:val="clear"/>
-          </w:tcPr>
-          <w:p>
-            <w:r>
-              <w:rPr>
-                <w:b w:val="0"/>
-                <w:sz w:val="16"/>
-              </w:rPr>
-            </w:r>
-          </w:p>
-        </w:tc>
-        <w:tc>
-          <w:tcPr>
-            <w:tcW w:type="dxa" w:w="1984"/>
-            <w:shd w:fill="FFFF99" w:val="clear"/>
-          </w:tcPr>
-          <w:p>
-            <w:r>
-              <w:rPr>
-                <w:b w:val="0"/>
-                <w:sz w:val="16"/>
-              </w:rPr>
-            </w:r>
-          </w:p>
-        </w:tc>
-        <w:tc>
-          <w:tcPr>
-            <w:tcW w:type="dxa" w:w="454"/>
-            <w:shd w:fill="FFFF99" w:val="clear"/>
-          </w:tcPr>
-          <w:p>
-            <w:r>
-              <w:rPr>
-                <w:b w:val="0"/>
-                <w:sz w:val="16"/>
-              </w:rPr>
-            </w:r>
-          </w:p>
-        </w:tc>
-        <w:tc>
-          <w:tcPr>
-            <w:tcW w:type="dxa" w:w="680"/>
-            <w:shd w:fill="FFFF99" w:val="clear"/>
-          </w:tcPr>
-          <w:p>
-            <w:r>
-              <w:rPr>
-                <w:b w:val="0"/>
-                <w:sz w:val="16"/>
-              </w:rPr>
-            </w:r>
-          </w:p>
-        </w:tc>
-        <w:tc>
-          <w:tcPr>
-            <w:tcW w:type="dxa" w:w="850"/>
-            <w:shd w:fill="FFFF99" w:val="clear"/>
-          </w:tcPr>
-          <w:p>
-            <w:r>
-              <w:rPr>
-                <w:b w:val="0"/>
-                <w:sz w:val="16"/>
-              </w:rPr>
-              <w:t>QCK04A01</w:t>
-            </w:r>
-          </w:p>
-        </w:tc>
-        <w:tc>
-          <w:tcPr>
-            <w:tcW w:type="dxa" w:w="1984"/>
-            <w:shd w:fill="FFFF99" w:val="clear"/>
-          </w:tcPr>
-          <w:p>
-            <w:r>
-              <w:rPr>
-                <w:b w:val="0"/>
-                <w:sz w:val="16"/>
-              </w:rPr>
-              <w:t>tavan/plafon fals - gips- carton 244,71 mp</w:t>
-            </w:r>
-          </w:p>
-        </w:tc>
-        <w:tc>
-          <w:tcPr>
-            <w:tcW w:type="dxa" w:w="454"/>
-            <w:shd w:fill="FFFF99" w:val="clear"/>
-          </w:tcPr>
-          <w:p>
-            <w:r>
-              <w:rPr>
-                <w:b w:val="0"/>
-                <w:sz w:val="16"/>
-              </w:rPr>
-              <w:t>mp</w:t>
-            </w:r>
-          </w:p>
-        </w:tc>
-        <w:tc>
-          <w:tcPr>
-            <w:tcW w:type="dxa" w:w="680"/>
-            <w:shd w:fill="FFFF99" w:val="clear"/>
-          </w:tcPr>
-          <w:p>
-            <w:r>
-              <w:rPr>
-                <w:b w:val="0"/>
-                <w:sz w:val="16"/>
-              </w:rPr>
-              <w:t>24.47</w:t>
-            </w:r>
-          </w:p>
-        </w:tc>
-        <w:tc>
-          <w:tcPr>
-            <w:tcW w:type="dxa" w:w="3572"/>
-            <w:shd w:fill="FFFF99" w:val="clear"/>
-          </w:tcPr>
-          <w:p>
-            <w:r>
-              <w:rPr>
-                <w:b w:val="0"/>
-                <w:color w:val="CC0000"/>
-                <w:sz w:val="16"/>
-              </w:rPr>
-              <w:t>Articol suplimentar în ofertă (nu există în referință)</w:t>
-            </w:r>
-          </w:p>
-        </w:tc>
-      </w:tr>
-      <w:tr>
-        <w:tc>
-          <w:tcPr>
-            <w:tcW w:type="dxa" w:w="397"/>
-            <w:shd w:fill="FFFF99" w:val="clear"/>
-          </w:tcPr>
-          <w:p>
-            <w:r>
-              <w:rPr>
-                <w:b w:val="0"/>
-                <w:sz w:val="16"/>
-              </w:rPr>
-              <w:t>21</w:t>
-            </w:r>
-          </w:p>
-        </w:tc>
-        <w:tc>
-          <w:tcPr>
-            <w:tcW w:type="dxa" w:w="1701"/>
-            <w:shd w:fill="FFFF99" w:val="clear"/>
-          </w:tcPr>
-          <w:p>
-            <w:r>
-              <w:rPr>
-                <w:b w:val="0"/>
-                <w:sz w:val="16"/>
-              </w:rPr>
-              <w:t>4.1-04 - Arhitectura conexe tip II</w:t>
-            </w:r>
-          </w:p>
-        </w:tc>
-        <w:tc>
-          <w:tcPr>
-            <w:tcW w:type="dxa" w:w="850"/>
-            <w:shd w:fill="FFFF99" w:val="clear"/>
-          </w:tcPr>
-          <w:p>
-            <w:r>
-              <w:rPr>
-                <w:b w:val="0"/>
-                <w:sz w:val="16"/>
-              </w:rPr>
-            </w:r>
-          </w:p>
-        </w:tc>
-        <w:tc>
-          <w:tcPr>
-            <w:tcW w:type="dxa" w:w="1984"/>
-            <w:shd w:fill="FFFF99" w:val="clear"/>
-          </w:tcPr>
-          <w:p>
-            <w:r>
-              <w:rPr>
-                <w:b w:val="0"/>
-                <w:sz w:val="16"/>
-              </w:rPr>
-            </w:r>
-          </w:p>
-        </w:tc>
-        <w:tc>
-          <w:tcPr>
-            <w:tcW w:type="dxa" w:w="454"/>
-            <w:shd w:fill="FFFF99" w:val="clear"/>
-          </w:tcPr>
-          <w:p>
-            <w:r>
-              <w:rPr>
-                <w:b w:val="0"/>
-                <w:sz w:val="16"/>
-              </w:rPr>
-            </w:r>
-          </w:p>
-        </w:tc>
-        <w:tc>
-          <w:tcPr>
-            <w:tcW w:type="dxa" w:w="680"/>
-            <w:shd w:fill="FFFF99" w:val="clear"/>
-          </w:tcPr>
-          <w:p>
-            <w:r>
-              <w:rPr>
-                <w:b w:val="0"/>
-                <w:sz w:val="16"/>
-              </w:rPr>
-            </w:r>
-          </w:p>
-        </w:tc>
-        <w:tc>
-          <w:tcPr>
-            <w:tcW w:type="dxa" w:w="850"/>
-            <w:shd w:fill="FFFF99" w:val="clear"/>
-          </w:tcPr>
-          <w:p>
-            <w:r>
-              <w:rPr>
-                <w:b w:val="0"/>
-                <w:sz w:val="16"/>
                 <w:u w:val="single"/>
               </w:rPr>
-              <w:t>CI05B</w:t>
+              <w:t>CB14C</w:t>
             </w:r>
           </w:p>
           <w:p>
@@ -3945,7 +3551,7 @@
                 <w:b w:val="0"/>
                 <w:sz w:val="16"/>
               </w:rPr>
-              <w:t>$6701</w:t>
+              <w:t>$2901166</w:t>
             </w:r>
           </w:p>
         </w:tc>
@@ -3960,7 +3566,7 @@
                 <w:b w:val="0"/>
                 <w:sz w:val="16"/>
               </w:rPr>
-              <w:t>macara planseu 0,5tf stadiul fizic: arhitectura...</w:t>
+              <w:t>lemn rotund ras.(bile manele) d = 12- 15 cm l =...</w:t>
             </w:r>
           </w:p>
         </w:tc>
@@ -3975,7 +3581,7 @@
                 <w:b w:val="0"/>
                 <w:sz w:val="16"/>
               </w:rPr>
-              <w:t>ora</w:t>
+              <w:t>mc</w:t>
             </w:r>
           </w:p>
         </w:tc>
@@ -3990,7 +3596,7 @@
                 <w:b w:val="0"/>
                 <w:sz w:val="16"/>
               </w:rPr>
-              <w:t>4.04</w:t>
+              <w:t>0.06</w:t>
             </w:r>
           </w:p>
         </w:tc>
@@ -4023,7 +3629,7 @@
                 <w:b w:val="0"/>
                 <w:sz w:val="16"/>
               </w:rPr>
-              <w:t>22</w:t>
+              <w:t>19</w:t>
             </w:r>
           </w:p>
         </w:tc>
@@ -4110,7 +3716,7 @@
                 <w:sz w:val="16"/>
                 <w:u w:val="single"/>
               </w:rPr>
-              <w:t>QCK04A01</w:t>
+              <w:t>CB14C</w:t>
             </w:r>
           </w:p>
           <w:p>
@@ -4122,7 +3728,7 @@
                 <w:b w:val="0"/>
                 <w:sz w:val="16"/>
               </w:rPr>
-              <w:t>$8558114</w:t>
+              <w:t>$2904080</w:t>
             </w:r>
           </w:p>
         </w:tc>
@@ -4137,7 +3743,7 @@
                 <w:b w:val="0"/>
                 <w:sz w:val="16"/>
               </w:rPr>
-              <w:t>tirant-tija cu bucla 750 mm</w:t>
+              <w:t>dulap molid si brad cl a gros = 58mm l3-3,5m lt...</w:t>
             </w:r>
           </w:p>
         </w:tc>
@@ -4152,7 +3758,7 @@
                 <w:b w:val="0"/>
                 <w:sz w:val="16"/>
               </w:rPr>
-              <w:t>buc</w:t>
+              <w:t>mc</w:t>
             </w:r>
           </w:p>
         </w:tc>
@@ -4167,7 +3773,866 @@
                 <w:b w:val="0"/>
                 <w:sz w:val="16"/>
               </w:rPr>
+              <w:t>0.01</w:t>
+            </w:r>
+          </w:p>
+        </w:tc>
+        <w:tc>
+          <w:tcPr>
+            <w:tcW w:type="dxa" w:w="3572"/>
+            <w:shd w:fill="FFFF99" w:val="clear"/>
+          </w:tcPr>
+          <w:p>
+            <w:r>
+              <w:rPr>
+                <w:b w:val="0"/>
+                <w:color w:val="CC0000"/>
+                <w:sz w:val="16"/>
+              </w:rPr>
+              <w:t>Articol suplimentar în ofertă (nu există în referință)</w:t>
+            </w:r>
+          </w:p>
+        </w:tc>
+      </w:tr>
+      <w:tr>
+        <w:tc>
+          <w:tcPr>
+            <w:tcW w:type="dxa" w:w="397"/>
+            <w:shd w:fill="FFFF99" w:val="clear"/>
+          </w:tcPr>
+          <w:p>
+            <w:r>
+              <w:rPr>
+                <w:b w:val="0"/>
+                <w:sz w:val="16"/>
+              </w:rPr>
+              <w:t>20</w:t>
+            </w:r>
+          </w:p>
+        </w:tc>
+        <w:tc>
+          <w:tcPr>
+            <w:tcW w:type="dxa" w:w="1701"/>
+            <w:shd w:fill="FFFF99" w:val="clear"/>
+          </w:tcPr>
+          <w:p>
+            <w:r>
+              <w:rPr>
+                <w:b w:val="0"/>
+                <w:sz w:val="16"/>
+              </w:rPr>
+              <w:t>4.1-04 - Arhitectura conexe tip II</w:t>
+            </w:r>
+          </w:p>
+        </w:tc>
+        <w:tc>
+          <w:tcPr>
+            <w:tcW w:type="dxa" w:w="850"/>
+            <w:shd w:fill="FFFF99" w:val="clear"/>
+          </w:tcPr>
+          <w:p>
+            <w:r>
+              <w:rPr>
+                <w:b w:val="0"/>
+                <w:sz w:val="16"/>
+              </w:rPr>
+            </w:r>
+          </w:p>
+        </w:tc>
+        <w:tc>
+          <w:tcPr>
+            <w:tcW w:type="dxa" w:w="1984"/>
+            <w:shd w:fill="FFFF99" w:val="clear"/>
+          </w:tcPr>
+          <w:p>
+            <w:r>
+              <w:rPr>
+                <w:b w:val="0"/>
+                <w:sz w:val="16"/>
+              </w:rPr>
+            </w:r>
+          </w:p>
+        </w:tc>
+        <w:tc>
+          <w:tcPr>
+            <w:tcW w:type="dxa" w:w="454"/>
+            <w:shd w:fill="FFFF99" w:val="clear"/>
+          </w:tcPr>
+          <w:p>
+            <w:r>
+              <w:rPr>
+                <w:b w:val="0"/>
+                <w:sz w:val="16"/>
+              </w:rPr>
+            </w:r>
+          </w:p>
+        </w:tc>
+        <w:tc>
+          <w:tcPr>
+            <w:tcW w:type="dxa" w:w="680"/>
+            <w:shd w:fill="FFFF99" w:val="clear"/>
+          </w:tcPr>
+          <w:p>
+            <w:r>
+              <w:rPr>
+                <w:b w:val="0"/>
+                <w:sz w:val="16"/>
+              </w:rPr>
+            </w:r>
+          </w:p>
+        </w:tc>
+        <w:tc>
+          <w:tcPr>
+            <w:tcW w:type="dxa" w:w="850"/>
+            <w:shd w:fill="FFFF99" w:val="clear"/>
+          </w:tcPr>
+          <w:p>
+            <w:r>
+              <w:rPr>
+                <w:b w:val="0"/>
+                <w:sz w:val="16"/>
+              </w:rPr>
+              <w:t>CI05B</w:t>
+            </w:r>
+          </w:p>
+        </w:tc>
+        <w:tc>
+          <w:tcPr>
+            <w:tcW w:type="dxa" w:w="1984"/>
+            <w:shd w:fill="FFFF99" w:val="clear"/>
+          </w:tcPr>
+          <w:p>
+            <w:r>
+              <w:rPr>
+                <w:b w:val="0"/>
+                <w:sz w:val="16"/>
+              </w:rPr>
+              <w:t>1# - placi ceramice h=1.5m - pereti</w:t>
+            </w:r>
+          </w:p>
+        </w:tc>
+        <w:tc>
+          <w:tcPr>
+            <w:tcW w:type="dxa" w:w="454"/>
+            <w:shd w:fill="FFFF99" w:val="clear"/>
+          </w:tcPr>
+          <w:p>
+            <w:r>
+              <w:rPr>
+                <w:b w:val="0"/>
+                <w:sz w:val="16"/>
+              </w:rPr>
+              <w:t>mp</w:t>
+            </w:r>
+          </w:p>
+        </w:tc>
+        <w:tc>
+          <w:tcPr>
+            <w:tcW w:type="dxa" w:w="680"/>
+            <w:shd w:fill="FFFF99" w:val="clear"/>
+          </w:tcPr>
+          <w:p>
+            <w:r>
+              <w:rPr>
+                <w:b w:val="0"/>
+                <w:sz w:val="16"/>
+              </w:rPr>
+              <w:t>156.2</w:t>
+            </w:r>
+          </w:p>
+        </w:tc>
+        <w:tc>
+          <w:tcPr>
+            <w:tcW w:type="dxa" w:w="3572"/>
+            <w:shd w:fill="FFFF99" w:val="clear"/>
+          </w:tcPr>
+          <w:p>
+            <w:r>
+              <w:rPr>
+                <w:b w:val="0"/>
+                <w:color w:val="CC0000"/>
+                <w:sz w:val="16"/>
+              </w:rPr>
+              <w:t>Articol suplimentar în ofertă (nu există în referință)</w:t>
+            </w:r>
+          </w:p>
+        </w:tc>
+      </w:tr>
+      <w:tr>
+        <w:tc>
+          <w:tcPr>
+            <w:tcW w:type="dxa" w:w="397"/>
+            <w:shd w:fill="FFFF99" w:val="clear"/>
+          </w:tcPr>
+          <w:p>
+            <w:r>
+              <w:rPr>
+                <w:b w:val="0"/>
+                <w:sz w:val="16"/>
+              </w:rPr>
+              <w:t>21</w:t>
+            </w:r>
+          </w:p>
+        </w:tc>
+        <w:tc>
+          <w:tcPr>
+            <w:tcW w:type="dxa" w:w="1701"/>
+            <w:shd w:fill="FFFF99" w:val="clear"/>
+          </w:tcPr>
+          <w:p>
+            <w:r>
+              <w:rPr>
+                <w:b w:val="0"/>
+                <w:sz w:val="16"/>
+              </w:rPr>
+              <w:t>4.1-04 - Arhitectura conexe tip II</w:t>
+            </w:r>
+          </w:p>
+        </w:tc>
+        <w:tc>
+          <w:tcPr>
+            <w:tcW w:type="dxa" w:w="850"/>
+            <w:shd w:fill="FFFF99" w:val="clear"/>
+          </w:tcPr>
+          <w:p>
+            <w:r>
+              <w:rPr>
+                <w:b w:val="0"/>
+                <w:sz w:val="16"/>
+              </w:rPr>
+            </w:r>
+          </w:p>
+        </w:tc>
+        <w:tc>
+          <w:tcPr>
+            <w:tcW w:type="dxa" w:w="1984"/>
+            <w:shd w:fill="FFFF99" w:val="clear"/>
+          </w:tcPr>
+          <w:p>
+            <w:r>
+              <w:rPr>
+                <w:b w:val="0"/>
+                <w:sz w:val="16"/>
+              </w:rPr>
+            </w:r>
+          </w:p>
+        </w:tc>
+        <w:tc>
+          <w:tcPr>
+            <w:tcW w:type="dxa" w:w="454"/>
+            <w:shd w:fill="FFFF99" w:val="clear"/>
+          </w:tcPr>
+          <w:p>
+            <w:r>
+              <w:rPr>
+                <w:b w:val="0"/>
+                <w:sz w:val="16"/>
+              </w:rPr>
+            </w:r>
+          </w:p>
+        </w:tc>
+        <w:tc>
+          <w:tcPr>
+            <w:tcW w:type="dxa" w:w="680"/>
+            <w:shd w:fill="FFFF99" w:val="clear"/>
+          </w:tcPr>
+          <w:p>
+            <w:r>
+              <w:rPr>
+                <w:b w:val="0"/>
+                <w:sz w:val="16"/>
+              </w:rPr>
+            </w:r>
+          </w:p>
+        </w:tc>
+        <w:tc>
+          <w:tcPr>
+            <w:tcW w:type="dxa" w:w="850"/>
+            <w:shd w:fill="FFFF99" w:val="clear"/>
+          </w:tcPr>
+          <w:p>
+            <w:r>
+              <w:rPr>
+                <w:b w:val="0"/>
+                <w:sz w:val="16"/>
+              </w:rPr>
+              <w:t>QCK04A01</w:t>
+            </w:r>
+          </w:p>
+        </w:tc>
+        <w:tc>
+          <w:tcPr>
+            <w:tcW w:type="dxa" w:w="1984"/>
+            <w:shd w:fill="FFFF99" w:val="clear"/>
+          </w:tcPr>
+          <w:p>
+            <w:r>
+              <w:rPr>
+                <w:b w:val="0"/>
+                <w:sz w:val="16"/>
+              </w:rPr>
+              <w:t>tavan/plafon fals - gips- carton 244,71 mp</w:t>
+            </w:r>
+          </w:p>
+        </w:tc>
+        <w:tc>
+          <w:tcPr>
+            <w:tcW w:type="dxa" w:w="454"/>
+            <w:shd w:fill="FFFF99" w:val="clear"/>
+          </w:tcPr>
+          <w:p>
+            <w:r>
+              <w:rPr>
+                <w:b w:val="0"/>
+                <w:sz w:val="16"/>
+              </w:rPr>
+              <w:t>mp</w:t>
+            </w:r>
+          </w:p>
+        </w:tc>
+        <w:tc>
+          <w:tcPr>
+            <w:tcW w:type="dxa" w:w="680"/>
+            <w:shd w:fill="FFFF99" w:val="clear"/>
+          </w:tcPr>
+          <w:p>
+            <w:r>
+              <w:rPr>
+                <w:b w:val="0"/>
+                <w:sz w:val="16"/>
+              </w:rPr>
+              <w:t>24.47</w:t>
+            </w:r>
+          </w:p>
+        </w:tc>
+        <w:tc>
+          <w:tcPr>
+            <w:tcW w:type="dxa" w:w="3572"/>
+            <w:shd w:fill="FFFF99" w:val="clear"/>
+          </w:tcPr>
+          <w:p>
+            <w:r>
+              <w:rPr>
+                <w:b w:val="0"/>
+                <w:color w:val="CC0000"/>
+                <w:sz w:val="16"/>
+              </w:rPr>
+              <w:t>Articol suplimentar în ofertă (nu există în referință)</w:t>
+            </w:r>
+          </w:p>
+        </w:tc>
+      </w:tr>
+      <w:tr>
+        <w:tc>
+          <w:tcPr>
+            <w:tcW w:type="dxa" w:w="397"/>
+            <w:shd w:fill="FFFF99" w:val="clear"/>
+          </w:tcPr>
+          <w:p>
+            <w:r>
+              <w:rPr>
+                <w:b w:val="0"/>
+                <w:sz w:val="16"/>
+              </w:rPr>
+              <w:t>22</w:t>
+            </w:r>
+          </w:p>
+        </w:tc>
+        <w:tc>
+          <w:tcPr>
+            <w:tcW w:type="dxa" w:w="1701"/>
+            <w:shd w:fill="FFFF99" w:val="clear"/>
+          </w:tcPr>
+          <w:p>
+            <w:r>
+              <w:rPr>
+                <w:b w:val="0"/>
+                <w:sz w:val="16"/>
+              </w:rPr>
+              <w:t>4.1-04 - Arhitectura conexe tip II</w:t>
+            </w:r>
+          </w:p>
+        </w:tc>
+        <w:tc>
+          <w:tcPr>
+            <w:tcW w:type="dxa" w:w="850"/>
+            <w:shd w:fill="FFFF99" w:val="clear"/>
+          </w:tcPr>
+          <w:p>
+            <w:r>
+              <w:rPr>
+                <w:b w:val="0"/>
+                <w:sz w:val="16"/>
+              </w:rPr>
+            </w:r>
+          </w:p>
+        </w:tc>
+        <w:tc>
+          <w:tcPr>
+            <w:tcW w:type="dxa" w:w="1984"/>
+            <w:shd w:fill="FFFF99" w:val="clear"/>
+          </w:tcPr>
+          <w:p>
+            <w:r>
+              <w:rPr>
+                <w:b w:val="0"/>
+                <w:sz w:val="16"/>
+              </w:rPr>
+            </w:r>
+          </w:p>
+        </w:tc>
+        <w:tc>
+          <w:tcPr>
+            <w:tcW w:type="dxa" w:w="454"/>
+            <w:shd w:fill="FFFF99" w:val="clear"/>
+          </w:tcPr>
+          <w:p>
+            <w:r>
+              <w:rPr>
+                <w:b w:val="0"/>
+                <w:sz w:val="16"/>
+              </w:rPr>
+            </w:r>
+          </w:p>
+        </w:tc>
+        <w:tc>
+          <w:tcPr>
+            <w:tcW w:type="dxa" w:w="680"/>
+            <w:shd w:fill="FFFF99" w:val="clear"/>
+          </w:tcPr>
+          <w:p>
+            <w:r>
+              <w:rPr>
+                <w:b w:val="0"/>
+                <w:sz w:val="16"/>
+              </w:rPr>
+            </w:r>
+          </w:p>
+        </w:tc>
+        <w:tc>
+          <w:tcPr>
+            <w:tcW w:type="dxa" w:w="850"/>
+            <w:shd w:fill="FFFF99" w:val="clear"/>
+          </w:tcPr>
+          <w:p>
+            <w:r>
+              <w:rPr>
+                <w:b w:val="0"/>
+                <w:sz w:val="16"/>
+                <w:u w:val="single"/>
+              </w:rPr>
+              <w:t>CI05B</w:t>
+            </w:r>
+          </w:p>
+          <w:p>
+            <w:pPr>
+              <w:ind w:left="280"/>
+            </w:pPr>
+            <w:r>
+              <w:rPr>
+                <w:b w:val="0"/>
+                <w:sz w:val="16"/>
+              </w:rPr>
+              <w:t>$2420759</w:t>
+            </w:r>
+          </w:p>
+        </w:tc>
+        <w:tc>
+          <w:tcPr>
+            <w:tcW w:type="dxa" w:w="1984"/>
+            <w:shd w:fill="FFFF99" w:val="clear"/>
+          </w:tcPr>
+          <w:p>
+            <w:r>
+              <w:rPr>
+                <w:b w:val="0"/>
+                <w:sz w:val="16"/>
+              </w:rPr>
+              <w:t>placa gresie stelate natur s 150x150x12 c1 vrac</w:t>
+            </w:r>
+          </w:p>
+        </w:tc>
+        <w:tc>
+          <w:tcPr>
+            <w:tcW w:type="dxa" w:w="454"/>
+            <w:shd w:fill="FFFF99" w:val="clear"/>
+          </w:tcPr>
+          <w:p>
+            <w:r>
+              <w:rPr>
+                <w:b w:val="0"/>
+                <w:sz w:val="16"/>
+              </w:rPr>
+              <w:t>mp</w:t>
+            </w:r>
+          </w:p>
+        </w:tc>
+        <w:tc>
+          <w:tcPr>
+            <w:tcW w:type="dxa" w:w="680"/>
+            <w:shd w:fill="FFFF99" w:val="clear"/>
+          </w:tcPr>
+          <w:p>
+            <w:r>
+              <w:rPr>
+                <w:b w:val="0"/>
+                <w:sz w:val="16"/>
+              </w:rPr>
+              <w:t>146.96</w:t>
+            </w:r>
+          </w:p>
+        </w:tc>
+        <w:tc>
+          <w:tcPr>
+            <w:tcW w:type="dxa" w:w="3572"/>
+            <w:shd w:fill="FFFF99" w:val="clear"/>
+          </w:tcPr>
+          <w:p>
+            <w:r>
+              <w:rPr>
+                <w:b w:val="0"/>
+                <w:color w:val="CC0000"/>
+                <w:sz w:val="16"/>
+              </w:rPr>
+              <w:t>Articol suplimentar în ofertă (nu există în referință)</w:t>
+            </w:r>
+          </w:p>
+        </w:tc>
+      </w:tr>
+      <w:tr>
+        <w:tc>
+          <w:tcPr>
+            <w:tcW w:type="dxa" w:w="397"/>
+            <w:shd w:fill="FFFF99" w:val="clear"/>
+          </w:tcPr>
+          <w:p>
+            <w:r>
+              <w:rPr>
+                <w:b w:val="0"/>
+                <w:sz w:val="16"/>
+              </w:rPr>
+              <w:t>23</w:t>
+            </w:r>
+          </w:p>
+        </w:tc>
+        <w:tc>
+          <w:tcPr>
+            <w:tcW w:type="dxa" w:w="1701"/>
+            <w:shd w:fill="FFFF99" w:val="clear"/>
+          </w:tcPr>
+          <w:p>
+            <w:r>
+              <w:rPr>
+                <w:b w:val="0"/>
+                <w:sz w:val="16"/>
+              </w:rPr>
+              <w:t>4.1-04 - Arhitectura conexe tip II</w:t>
+            </w:r>
+          </w:p>
+        </w:tc>
+        <w:tc>
+          <w:tcPr>
+            <w:tcW w:type="dxa" w:w="850"/>
+            <w:shd w:fill="FFFF99" w:val="clear"/>
+          </w:tcPr>
+          <w:p>
+            <w:r>
+              <w:rPr>
+                <w:b w:val="0"/>
+                <w:sz w:val="16"/>
+              </w:rPr>
+            </w:r>
+          </w:p>
+        </w:tc>
+        <w:tc>
+          <w:tcPr>
+            <w:tcW w:type="dxa" w:w="1984"/>
+            <w:shd w:fill="FFFF99" w:val="clear"/>
+          </w:tcPr>
+          <w:p>
+            <w:r>
+              <w:rPr>
+                <w:b w:val="0"/>
+                <w:sz w:val="16"/>
+              </w:rPr>
+            </w:r>
+          </w:p>
+        </w:tc>
+        <w:tc>
+          <w:tcPr>
+            <w:tcW w:type="dxa" w:w="454"/>
+            <w:shd w:fill="FFFF99" w:val="clear"/>
+          </w:tcPr>
+          <w:p>
+            <w:r>
+              <w:rPr>
+                <w:b w:val="0"/>
+                <w:sz w:val="16"/>
+              </w:rPr>
+            </w:r>
+          </w:p>
+        </w:tc>
+        <w:tc>
+          <w:tcPr>
+            <w:tcW w:type="dxa" w:w="680"/>
+            <w:shd w:fill="FFFF99" w:val="clear"/>
+          </w:tcPr>
+          <w:p>
+            <w:r>
+              <w:rPr>
+                <w:b w:val="0"/>
+                <w:sz w:val="16"/>
+              </w:rPr>
+            </w:r>
+          </w:p>
+        </w:tc>
+        <w:tc>
+          <w:tcPr>
+            <w:tcW w:type="dxa" w:w="850"/>
+            <w:shd w:fill="FFFF99" w:val="clear"/>
+          </w:tcPr>
+          <w:p>
+            <w:r>
+              <w:rPr>
+                <w:b w:val="0"/>
+                <w:sz w:val="16"/>
+                <w:u w:val="single"/>
+              </w:rPr>
+              <w:t>QCK04A01</w:t>
+            </w:r>
+          </w:p>
+          <w:p>
+            <w:pPr>
+              <w:ind w:left="280"/>
+            </w:pPr>
+            <w:r>
+              <w:rPr>
+                <w:b w:val="0"/>
+                <w:sz w:val="16"/>
+              </w:rPr>
+              <w:t>$8558114</w:t>
+            </w:r>
+          </w:p>
+        </w:tc>
+        <w:tc>
+          <w:tcPr>
+            <w:tcW w:type="dxa" w:w="1984"/>
+            <w:shd w:fill="FFFF99" w:val="clear"/>
+          </w:tcPr>
+          <w:p>
+            <w:r>
+              <w:rPr>
+                <w:b w:val="0"/>
+                <w:sz w:val="16"/>
+              </w:rPr>
+              <w:t>tirant-tija cu bucla 750 mm</w:t>
+            </w:r>
+          </w:p>
+        </w:tc>
+        <w:tc>
+          <w:tcPr>
+            <w:tcW w:type="dxa" w:w="454"/>
+            <w:shd w:fill="FFFF99" w:val="clear"/>
+          </w:tcPr>
+          <w:p>
+            <w:r>
+              <w:rPr>
+                <w:b w:val="0"/>
+                <w:sz w:val="16"/>
+              </w:rPr>
+              <w:t>buc</w:t>
+            </w:r>
+          </w:p>
+        </w:tc>
+        <w:tc>
+          <w:tcPr>
+            <w:tcW w:type="dxa" w:w="680"/>
+            <w:shd w:fill="FFFF99" w:val="clear"/>
+          </w:tcPr>
+          <w:p>
+            <w:r>
+              <w:rPr>
+                <w:b w:val="0"/>
+                <w:sz w:val="16"/>
+              </w:rPr>
               <w:t>1.48</w:t>
+            </w:r>
+          </w:p>
+        </w:tc>
+        <w:tc>
+          <w:tcPr>
+            <w:tcW w:type="dxa" w:w="3572"/>
+            <w:shd w:fill="FFFF99" w:val="clear"/>
+          </w:tcPr>
+          <w:p>
+            <w:r>
+              <w:rPr>
+                <w:b w:val="0"/>
+                <w:color w:val="CC0000"/>
+                <w:sz w:val="16"/>
+              </w:rPr>
+              <w:t>Articol suplimentar în ofertă (nu există în referință)</w:t>
+            </w:r>
+          </w:p>
+        </w:tc>
+      </w:tr>
+      <w:tr>
+        <w:tc>
+          <w:tcPr>
+            <w:tcW w:type="dxa" w:w="397"/>
+            <w:shd w:fill="FFFF99" w:val="clear"/>
+          </w:tcPr>
+          <w:p>
+            <w:r>
+              <w:rPr>
+                <w:b w:val="0"/>
+                <w:sz w:val="16"/>
+              </w:rPr>
+              <w:t>24</w:t>
+            </w:r>
+          </w:p>
+        </w:tc>
+        <w:tc>
+          <w:tcPr>
+            <w:tcW w:type="dxa" w:w="1701"/>
+            <w:shd w:fill="FFFF99" w:val="clear"/>
+          </w:tcPr>
+          <w:p>
+            <w:r>
+              <w:rPr>
+                <w:b w:val="0"/>
+                <w:sz w:val="16"/>
+              </w:rPr>
+              <w:t>4.1-04 - Arhitectura conexe tip II</w:t>
+            </w:r>
+          </w:p>
+        </w:tc>
+        <w:tc>
+          <w:tcPr>
+            <w:tcW w:type="dxa" w:w="850"/>
+            <w:shd w:fill="FFFF99" w:val="clear"/>
+          </w:tcPr>
+          <w:p>
+            <w:r>
+              <w:rPr>
+                <w:b w:val="0"/>
+                <w:sz w:val="16"/>
+              </w:rPr>
+            </w:r>
+          </w:p>
+        </w:tc>
+        <w:tc>
+          <w:tcPr>
+            <w:tcW w:type="dxa" w:w="1984"/>
+            <w:shd w:fill="FFFF99" w:val="clear"/>
+          </w:tcPr>
+          <w:p>
+            <w:r>
+              <w:rPr>
+                <w:b w:val="0"/>
+                <w:sz w:val="16"/>
+              </w:rPr>
+            </w:r>
+          </w:p>
+        </w:tc>
+        <w:tc>
+          <w:tcPr>
+            <w:tcW w:type="dxa" w:w="454"/>
+            <w:shd w:fill="FFFF99" w:val="clear"/>
+          </w:tcPr>
+          <w:p>
+            <w:r>
+              <w:rPr>
+                <w:b w:val="0"/>
+                <w:sz w:val="16"/>
+              </w:rPr>
+            </w:r>
+          </w:p>
+        </w:tc>
+        <w:tc>
+          <w:tcPr>
+            <w:tcW w:type="dxa" w:w="680"/>
+            <w:shd w:fill="FFFF99" w:val="clear"/>
+          </w:tcPr>
+          <w:p>
+            <w:r>
+              <w:rPr>
+                <w:b w:val="0"/>
+                <w:sz w:val="16"/>
+              </w:rPr>
+            </w:r>
+          </w:p>
+        </w:tc>
+        <w:tc>
+          <w:tcPr>
+            <w:tcW w:type="dxa" w:w="850"/>
+            <w:shd w:fill="FFFF99" w:val="clear"/>
+          </w:tcPr>
+          <w:p>
+            <w:r>
+              <w:rPr>
+                <w:b w:val="0"/>
+                <w:sz w:val="16"/>
+                <w:u w:val="single"/>
+              </w:rPr>
+              <w:t>CI05B</w:t>
+            </w:r>
+          </w:p>
+          <w:p>
+            <w:pPr>
+              <w:ind w:left="280"/>
+            </w:pPr>
+            <w:r>
+              <w:rPr>
+                <w:b w:val="0"/>
+                <w:sz w:val="16"/>
+              </w:rPr>
+              <w:t>$6701</w:t>
+            </w:r>
+          </w:p>
+        </w:tc>
+        <w:tc>
+          <w:tcPr>
+            <w:tcW w:type="dxa" w:w="1984"/>
+            <w:shd w:fill="FFFF99" w:val="clear"/>
+          </w:tcPr>
+          <w:p>
+            <w:r>
+              <w:rPr>
+                <w:b w:val="0"/>
+                <w:sz w:val="16"/>
+              </w:rPr>
+              <w:t>macara planseu 0,5tf stadiul fizic: arhitectura...</w:t>
+            </w:r>
+          </w:p>
+        </w:tc>
+        <w:tc>
+          <w:tcPr>
+            <w:tcW w:type="dxa" w:w="454"/>
+            <w:shd w:fill="FFFF99" w:val="clear"/>
+          </w:tcPr>
+          <w:p>
+            <w:r>
+              <w:rPr>
+                <w:b w:val="0"/>
+                <w:sz w:val="16"/>
+              </w:rPr>
+              <w:t>ora</w:t>
+            </w:r>
+          </w:p>
+        </w:tc>
+        <w:tc>
+          <w:tcPr>
+            <w:tcW w:type="dxa" w:w="680"/>
+            <w:shd w:fill="FFFF99" w:val="clear"/>
+          </w:tcPr>
+          <w:p>
+            <w:r>
+              <w:rPr>
+                <w:b w:val="0"/>
+                <w:sz w:val="16"/>
+              </w:rPr>
+              <w:t>4.04</w:t>
             </w:r>
           </w:p>
         </w:tc>
@@ -4225,7 +4690,7 @@
                 <w:color w:val="000000"/>
                 <w:sz w:val="18"/>
               </w:rPr>
-              <w:t>Ref: 75 principale</w:t>
+              <w:t>Ref: 77 principale</w:t>
             </w:r>
           </w:p>
         </w:tc>
@@ -4242,7 +4707,7 @@
                 <w:color w:val="000000"/>
                 <w:sz w:val="18"/>
               </w:rPr>
-              <w:t>Ofertă: 75 principale</w:t>
+              <w:t>Ofertă: 81 principale</w:t>
             </w:r>
             <w:r>
               <w:rPr>
@@ -4250,7 +4715,7 @@
                 <w:color w:val="000000"/>
                 <w:sz w:val="18"/>
               </w:rPr>
-              <w:t xml:space="preserve">  ✓</w:t>
+              <w:t xml:space="preserve">  ▲ 4 extra</w:t>
             </w:r>
           </w:p>
         </w:tc>
@@ -4275,7 +4740,7 @@
                 <w:b/>
                 <w:sz w:val="18"/>
               </w:rPr>
-              <w:t>Capitol de lucrări 4.1-03 — Arhitectura - eligibile tip I  │  LIPSA: 10  │  EXTRA: 2  │  Delta: -8</w:t>
+              <w:t>Capitol de lucrări 4.1-03 — Arhitectura - eligibile tip I  │  LIPSA: 10  │  EXTRA: 5  │  Delta: -5</w:t>
             </w:r>
           </w:p>
         </w:tc>
@@ -6489,7 +6954,7 @@
                 <w:b w:val="0"/>
                 <w:sz w:val="16"/>
               </w:rPr>
-              <w:t>37</w:t>
+              <w:t>39</w:t>
             </w:r>
           </w:p>
         </w:tc>
@@ -6666,7 +7131,7 @@
                 <w:b w:val="0"/>
                 <w:sz w:val="16"/>
               </w:rPr>
-              <w:t>38</w:t>
+              <w:t>40</w:t>
             </w:r>
           </w:p>
         </w:tc>
@@ -6753,7 +7218,7 @@
                 <w:sz w:val="16"/>
                 <w:u w:val="single"/>
               </w:rPr>
-              <w:t>CK25A</w:t>
+              <w:t>CB14A</w:t>
             </w:r>
           </w:p>
           <w:p>
@@ -6765,6 +7230,537 @@
                 <w:b w:val="0"/>
                 <w:sz w:val="16"/>
               </w:rPr>
+              <w:t>$2904107</w:t>
+            </w:r>
+          </w:p>
+        </w:tc>
+        <w:tc>
+          <w:tcPr>
+            <w:tcW w:type="dxa" w:w="1984"/>
+            <w:shd w:fill="FFFF99" w:val="clear"/>
+          </w:tcPr>
+          <w:p>
+            <w:r>
+              <w:rPr>
+                <w:b w:val="0"/>
+                <w:sz w:val="16"/>
+              </w:rPr>
+              <w:t>dulap molid si brad cl a gros.75mm l = 4-6m lt....</w:t>
+            </w:r>
+          </w:p>
+        </w:tc>
+        <w:tc>
+          <w:tcPr>
+            <w:tcW w:type="dxa" w:w="454"/>
+            <w:shd w:fill="FFFF99" w:val="clear"/>
+          </w:tcPr>
+          <w:p>
+            <w:r>
+              <w:rPr>
+                <w:b w:val="0"/>
+                <w:sz w:val="16"/>
+              </w:rPr>
+              <w:t>mc</w:t>
+            </w:r>
+          </w:p>
+        </w:tc>
+        <w:tc>
+          <w:tcPr>
+            <w:tcW w:type="dxa" w:w="680"/>
+            <w:shd w:fill="FFFF99" w:val="clear"/>
+          </w:tcPr>
+          <w:p>
+            <w:r>
+              <w:rPr>
+                <w:b w:val="0"/>
+                <w:sz w:val="16"/>
+              </w:rPr>
+              <w:t>0.3</w:t>
+            </w:r>
+          </w:p>
+        </w:tc>
+        <w:tc>
+          <w:tcPr>
+            <w:tcW w:type="dxa" w:w="3572"/>
+            <w:shd w:fill="FFFF99" w:val="clear"/>
+          </w:tcPr>
+          <w:p>
+            <w:r>
+              <w:rPr>
+                <w:b w:val="0"/>
+                <w:color w:val="CC0000"/>
+                <w:sz w:val="16"/>
+              </w:rPr>
+              <w:t>Articol suplimentar în ofertă (nu există în referință)</w:t>
+            </w:r>
+          </w:p>
+        </w:tc>
+      </w:tr>
+      <w:tr>
+        <w:tc>
+          <w:tcPr>
+            <w:tcW w:type="dxa" w:w="397"/>
+            <w:shd w:fill="FFFF99" w:val="clear"/>
+          </w:tcPr>
+          <w:p>
+            <w:r>
+              <w:rPr>
+                <w:b w:val="0"/>
+                <w:sz w:val="16"/>
+              </w:rPr>
+              <w:t>41</w:t>
+            </w:r>
+          </w:p>
+        </w:tc>
+        <w:tc>
+          <w:tcPr>
+            <w:tcW w:type="dxa" w:w="1701"/>
+            <w:shd w:fill="FFFF99" w:val="clear"/>
+          </w:tcPr>
+          <w:p>
+            <w:r>
+              <w:rPr>
+                <w:b w:val="0"/>
+                <w:sz w:val="16"/>
+              </w:rPr>
+              <w:t>4.1-03 - Arhitectura - eligibile tip I</w:t>
+            </w:r>
+          </w:p>
+        </w:tc>
+        <w:tc>
+          <w:tcPr>
+            <w:tcW w:type="dxa" w:w="850"/>
+            <w:shd w:fill="FFFF99" w:val="clear"/>
+          </w:tcPr>
+          <w:p>
+            <w:r>
+              <w:rPr>
+                <w:b w:val="0"/>
+                <w:sz w:val="16"/>
+              </w:rPr>
+            </w:r>
+          </w:p>
+        </w:tc>
+        <w:tc>
+          <w:tcPr>
+            <w:tcW w:type="dxa" w:w="1984"/>
+            <w:shd w:fill="FFFF99" w:val="clear"/>
+          </w:tcPr>
+          <w:p>
+            <w:r>
+              <w:rPr>
+                <w:b w:val="0"/>
+                <w:sz w:val="16"/>
+              </w:rPr>
+            </w:r>
+          </w:p>
+        </w:tc>
+        <w:tc>
+          <w:tcPr>
+            <w:tcW w:type="dxa" w:w="454"/>
+            <w:shd w:fill="FFFF99" w:val="clear"/>
+          </w:tcPr>
+          <w:p>
+            <w:r>
+              <w:rPr>
+                <w:b w:val="0"/>
+                <w:sz w:val="16"/>
+              </w:rPr>
+            </w:r>
+          </w:p>
+        </w:tc>
+        <w:tc>
+          <w:tcPr>
+            <w:tcW w:type="dxa" w:w="680"/>
+            <w:shd w:fill="FFFF99" w:val="clear"/>
+          </w:tcPr>
+          <w:p>
+            <w:r>
+              <w:rPr>
+                <w:b w:val="0"/>
+                <w:sz w:val="16"/>
+              </w:rPr>
+            </w:r>
+          </w:p>
+        </w:tc>
+        <w:tc>
+          <w:tcPr>
+            <w:tcW w:type="dxa" w:w="850"/>
+            <w:shd w:fill="FFFF99" w:val="clear"/>
+          </w:tcPr>
+          <w:p>
+            <w:r>
+              <w:rPr>
+                <w:b w:val="0"/>
+                <w:sz w:val="16"/>
+                <w:u w:val="single"/>
+              </w:rPr>
+              <w:t>IZF03A2</w:t>
+            </w:r>
+          </w:p>
+          <w:p>
+            <w:pPr>
+              <w:ind w:left="280"/>
+            </w:pPr>
+            <w:r>
+              <w:rPr>
+                <w:b w:val="0"/>
+                <w:sz w:val="16"/>
+              </w:rPr>
+              <w:t>$2600048</w:t>
+            </w:r>
+          </w:p>
+        </w:tc>
+        <w:tc>
+          <w:tcPr>
+            <w:tcW w:type="dxa" w:w="1984"/>
+            <w:shd w:fill="FFFF99" w:val="clear"/>
+          </w:tcPr>
+          <w:p>
+            <w:r>
+              <w:rPr>
+                <w:b w:val="0"/>
+                <w:sz w:val="16"/>
+              </w:rPr>
+              <w:t>bitum pentru mat.+lucr.hidroizolatii tip h 80/9...</w:t>
+            </w:r>
+          </w:p>
+        </w:tc>
+        <w:tc>
+          <w:tcPr>
+            <w:tcW w:type="dxa" w:w="454"/>
+            <w:shd w:fill="FFFF99" w:val="clear"/>
+          </w:tcPr>
+          <w:p>
+            <w:r>
+              <w:rPr>
+                <w:b w:val="0"/>
+                <w:sz w:val="16"/>
+              </w:rPr>
+              <w:t>tona</w:t>
+            </w:r>
+          </w:p>
+        </w:tc>
+        <w:tc>
+          <w:tcPr>
+            <w:tcW w:type="dxa" w:w="680"/>
+            <w:shd w:fill="FFFF99" w:val="clear"/>
+          </w:tcPr>
+          <w:p>
+            <w:r>
+              <w:rPr>
+                <w:b w:val="0"/>
+                <w:sz w:val="16"/>
+              </w:rPr>
+              <w:t>185.17</w:t>
+            </w:r>
+          </w:p>
+        </w:tc>
+        <w:tc>
+          <w:tcPr>
+            <w:tcW w:type="dxa" w:w="3572"/>
+            <w:shd w:fill="FFFF99" w:val="clear"/>
+          </w:tcPr>
+          <w:p>
+            <w:r>
+              <w:rPr>
+                <w:b w:val="0"/>
+                <w:color w:val="CC0000"/>
+                <w:sz w:val="16"/>
+              </w:rPr>
+              <w:t>Articol suplimentar în ofertă (nu există în referință)</w:t>
+            </w:r>
+          </w:p>
+        </w:tc>
+      </w:tr>
+      <w:tr>
+        <w:tc>
+          <w:tcPr>
+            <w:tcW w:type="dxa" w:w="397"/>
+            <w:shd w:fill="FFFF99" w:val="clear"/>
+          </w:tcPr>
+          <w:p>
+            <w:r>
+              <w:rPr>
+                <w:b w:val="0"/>
+                <w:sz w:val="16"/>
+              </w:rPr>
+              <w:t>42</w:t>
+            </w:r>
+          </w:p>
+        </w:tc>
+        <w:tc>
+          <w:tcPr>
+            <w:tcW w:type="dxa" w:w="1701"/>
+            <w:shd w:fill="FFFF99" w:val="clear"/>
+          </w:tcPr>
+          <w:p>
+            <w:r>
+              <w:rPr>
+                <w:b w:val="0"/>
+                <w:sz w:val="16"/>
+              </w:rPr>
+              <w:t>4.1-03 - Arhitectura - eligibile tip I</w:t>
+            </w:r>
+          </w:p>
+        </w:tc>
+        <w:tc>
+          <w:tcPr>
+            <w:tcW w:type="dxa" w:w="850"/>
+            <w:shd w:fill="FFFF99" w:val="clear"/>
+          </w:tcPr>
+          <w:p>
+            <w:r>
+              <w:rPr>
+                <w:b w:val="0"/>
+                <w:sz w:val="16"/>
+              </w:rPr>
+            </w:r>
+          </w:p>
+        </w:tc>
+        <w:tc>
+          <w:tcPr>
+            <w:tcW w:type="dxa" w:w="1984"/>
+            <w:shd w:fill="FFFF99" w:val="clear"/>
+          </w:tcPr>
+          <w:p>
+            <w:r>
+              <w:rPr>
+                <w:b w:val="0"/>
+                <w:sz w:val="16"/>
+              </w:rPr>
+            </w:r>
+          </w:p>
+        </w:tc>
+        <w:tc>
+          <w:tcPr>
+            <w:tcW w:type="dxa" w:w="454"/>
+            <w:shd w:fill="FFFF99" w:val="clear"/>
+          </w:tcPr>
+          <w:p>
+            <w:r>
+              <w:rPr>
+                <w:b w:val="0"/>
+                <w:sz w:val="16"/>
+              </w:rPr>
+            </w:r>
+          </w:p>
+        </w:tc>
+        <w:tc>
+          <w:tcPr>
+            <w:tcW w:type="dxa" w:w="680"/>
+            <w:shd w:fill="FFFF99" w:val="clear"/>
+          </w:tcPr>
+          <w:p>
+            <w:r>
+              <w:rPr>
+                <w:b w:val="0"/>
+                <w:sz w:val="16"/>
+              </w:rPr>
+            </w:r>
+          </w:p>
+        </w:tc>
+        <w:tc>
+          <w:tcPr>
+            <w:tcW w:type="dxa" w:w="850"/>
+            <w:shd w:fill="FFFF99" w:val="clear"/>
+          </w:tcPr>
+          <w:p>
+            <w:r>
+              <w:rPr>
+                <w:b w:val="0"/>
+                <w:sz w:val="16"/>
+                <w:u w:val="single"/>
+              </w:rPr>
+              <w:t>CE04XA</w:t>
+            </w:r>
+          </w:p>
+          <w:p>
+            <w:pPr>
+              <w:ind w:left="280"/>
+            </w:pPr>
+            <w:r>
+              <w:rPr>
+                <w:b w:val="0"/>
+                <w:sz w:val="16"/>
+              </w:rPr>
+              <w:t>$3667823</w:t>
+            </w:r>
+          </w:p>
+        </w:tc>
+        <w:tc>
+          <w:tcPr>
+            <w:tcW w:type="dxa" w:w="1984"/>
+            <w:shd w:fill="FFFF99" w:val="clear"/>
+          </w:tcPr>
+          <w:p>
+            <w:r>
+              <w:rPr>
+                <w:b w:val="0"/>
+                <w:sz w:val="16"/>
+              </w:rPr>
+              <w:t>panou cutat ng 447 1,50x 750x2000 ol 34-1n</w:t>
+            </w:r>
+          </w:p>
+        </w:tc>
+        <w:tc>
+          <w:tcPr>
+            <w:tcW w:type="dxa" w:w="454"/>
+            <w:shd w:fill="FFFF99" w:val="clear"/>
+          </w:tcPr>
+          <w:p>
+            <w:r>
+              <w:rPr>
+                <w:b w:val="0"/>
+                <w:sz w:val="16"/>
+              </w:rPr>
+              <w:t>mp</w:t>
+            </w:r>
+          </w:p>
+        </w:tc>
+        <w:tc>
+          <w:tcPr>
+            <w:tcW w:type="dxa" w:w="680"/>
+            <w:shd w:fill="FFFF99" w:val="clear"/>
+          </w:tcPr>
+          <w:p>
+            <w:r>
+              <w:rPr>
+                <w:b w:val="0"/>
+                <w:sz w:val="16"/>
+              </w:rPr>
+              <w:t>801.17</w:t>
+            </w:r>
+          </w:p>
+        </w:tc>
+        <w:tc>
+          <w:tcPr>
+            <w:tcW w:type="dxa" w:w="3572"/>
+            <w:shd w:fill="FFFF99" w:val="clear"/>
+          </w:tcPr>
+          <w:p>
+            <w:r>
+              <w:rPr>
+                <w:b w:val="0"/>
+                <w:color w:val="CC0000"/>
+                <w:sz w:val="16"/>
+              </w:rPr>
+              <w:t>Articol suplimentar în ofertă (nu există în referință)</w:t>
+            </w:r>
+          </w:p>
+        </w:tc>
+      </w:tr>
+      <w:tr>
+        <w:tc>
+          <w:tcPr>
+            <w:tcW w:type="dxa" w:w="397"/>
+            <w:shd w:fill="FFFF99" w:val="clear"/>
+          </w:tcPr>
+          <w:p>
+            <w:r>
+              <w:rPr>
+                <w:b w:val="0"/>
+                <w:sz w:val="16"/>
+              </w:rPr>
+              <w:t>43</w:t>
+            </w:r>
+          </w:p>
+        </w:tc>
+        <w:tc>
+          <w:tcPr>
+            <w:tcW w:type="dxa" w:w="1701"/>
+            <w:shd w:fill="FFFF99" w:val="clear"/>
+          </w:tcPr>
+          <w:p>
+            <w:r>
+              <w:rPr>
+                <w:b w:val="0"/>
+                <w:sz w:val="16"/>
+              </w:rPr>
+              <w:t>4.1-03 - Arhitectura - eligibile tip I</w:t>
+            </w:r>
+          </w:p>
+        </w:tc>
+        <w:tc>
+          <w:tcPr>
+            <w:tcW w:type="dxa" w:w="850"/>
+            <w:shd w:fill="FFFF99" w:val="clear"/>
+          </w:tcPr>
+          <w:p>
+            <w:r>
+              <w:rPr>
+                <w:b w:val="0"/>
+                <w:sz w:val="16"/>
+              </w:rPr>
+            </w:r>
+          </w:p>
+        </w:tc>
+        <w:tc>
+          <w:tcPr>
+            <w:tcW w:type="dxa" w:w="1984"/>
+            <w:shd w:fill="FFFF99" w:val="clear"/>
+          </w:tcPr>
+          <w:p>
+            <w:r>
+              <w:rPr>
+                <w:b w:val="0"/>
+                <w:sz w:val="16"/>
+              </w:rPr>
+            </w:r>
+          </w:p>
+        </w:tc>
+        <w:tc>
+          <w:tcPr>
+            <w:tcW w:type="dxa" w:w="454"/>
+            <w:shd w:fill="FFFF99" w:val="clear"/>
+          </w:tcPr>
+          <w:p>
+            <w:r>
+              <w:rPr>
+                <w:b w:val="0"/>
+                <w:sz w:val="16"/>
+              </w:rPr>
+            </w:r>
+          </w:p>
+        </w:tc>
+        <w:tc>
+          <w:tcPr>
+            <w:tcW w:type="dxa" w:w="680"/>
+            <w:shd w:fill="FFFF99" w:val="clear"/>
+          </w:tcPr>
+          <w:p>
+            <w:r>
+              <w:rPr>
+                <w:b w:val="0"/>
+                <w:sz w:val="16"/>
+              </w:rPr>
+            </w:r>
+          </w:p>
+        </w:tc>
+        <w:tc>
+          <w:tcPr>
+            <w:tcW w:type="dxa" w:w="850"/>
+            <w:shd w:fill="FFFF99" w:val="clear"/>
+          </w:tcPr>
+          <w:p>
+            <w:r>
+              <w:rPr>
+                <w:b w:val="0"/>
+                <w:sz w:val="16"/>
+                <w:u w:val="single"/>
+              </w:rPr>
+              <w:t>CK25A</w:t>
+            </w:r>
+          </w:p>
+          <w:p>
+            <w:pPr>
+              <w:ind w:left="280"/>
+            </w:pPr>
+            <w:r>
+              <w:rPr>
+                <w:b w:val="0"/>
+                <w:sz w:val="16"/>
+              </w:rPr>
               <w:t>$6306495</w:t>
             </w:r>
           </w:p>
@@ -6885,7 +7881,7 @@
                 <w:color w:val="000000"/>
                 <w:sz w:val="18"/>
               </w:rPr>
-              <w:t>Ofertă: 48 principale</w:t>
+              <w:t>Ofertă: 51 principale</w:t>
             </w:r>
             <w:r>
               <w:rPr>
@@ -6893,7 +7889,7 @@
                 <w:color w:val="000000"/>
                 <w:sz w:val="18"/>
               </w:rPr>
-              <w:t xml:space="preserve">  ▼ 8 lipsă</w:t>
+              <w:t xml:space="preserve">  ▼ 5 lipsă</w:t>
             </w:r>
           </w:p>
         </w:tc>
@@ -7145,7 +8141,7 @@
                 <w:color w:val="000000"/>
                 <w:sz w:val="18"/>
               </w:rPr>
-              <w:t>Ref: 42 principale</w:t>
+              <w:t>Ref: 43 principale</w:t>
             </w:r>
           </w:p>
         </w:tc>
@@ -7162,7 +8158,7 @@
                 <w:color w:val="000000"/>
                 <w:sz w:val="18"/>
               </w:rPr>
-              <w:t>Ofertă: 42 principale</w:t>
+              <w:t>Ofertă: 43 principale</w:t>
             </w:r>
             <w:r>
               <w:rPr>
@@ -9519,7 +10515,7 @@
                 <w:b w:val="0"/>
                 <w:sz w:val="16"/>
               </w:rPr>
-              <w:t>55</w:t>
+              <w:t>60</w:t>
             </w:r>
           </w:p>
         </w:tc>
@@ -9863,7 +10859,7 @@
                 <w:b/>
                 <w:sz w:val="18"/>
               </w:rPr>
-              <w:t>Capitol de lucrări 4.1-10 — Instalatii HAC - tip I  │  LIPSA: 6  │  EXTRA: 0  │  Delta: -6</w:t>
+              <w:t>Capitol de lucrări 4.1-10 — Instalatii HAC - tip I  │  LIPSA: 6  │  EXTRA: 1  │  Delta: -5</w:t>
             </w:r>
           </w:p>
         </w:tc>
@@ -13524,6 +14520,202 @@
       <w:tr>
         <w:tc>
           <w:tcPr>
+            <w:tcW w:type="dxa" w:w="3572"/>
+            <w:gridSpan w:val="11"/>
+            <w:shd w:fill="FFFF99" w:val="clear"/>
+          </w:tcPr>
+          <w:p>
+            <w:r>
+              <w:rPr>
+                <w:b w:val="0"/>
+                <w:i/>
+                <w:sz w:val="16"/>
+              </w:rPr>
+              <w:t>▸ Articole extra în ofertă — verificare manuală recomandată</w:t>
+            </w:r>
+          </w:p>
+        </w:tc>
+      </w:tr>
+      <w:tr>
+        <w:tc>
+          <w:tcPr>
+            <w:tcW w:type="dxa" w:w="397"/>
+            <w:shd w:fill="FFFF99" w:val="clear"/>
+          </w:tcPr>
+          <w:p>
+            <w:r>
+              <w:rPr>
+                <w:b w:val="0"/>
+                <w:sz w:val="16"/>
+              </w:rPr>
+              <w:t>82</w:t>
+            </w:r>
+          </w:p>
+        </w:tc>
+        <w:tc>
+          <w:tcPr>
+            <w:tcW w:type="dxa" w:w="1701"/>
+            <w:shd w:fill="FFFF99" w:val="clear"/>
+          </w:tcPr>
+          <w:p>
+            <w:r>
+              <w:rPr>
+                <w:b w:val="0"/>
+                <w:sz w:val="16"/>
+              </w:rPr>
+              <w:t>4.1-10 - Instalatii HAC - tip I</w:t>
+            </w:r>
+          </w:p>
+        </w:tc>
+        <w:tc>
+          <w:tcPr>
+            <w:tcW w:type="dxa" w:w="850"/>
+            <w:shd w:fill="FFFF99" w:val="clear"/>
+          </w:tcPr>
+          <w:p>
+            <w:r>
+              <w:rPr>
+                <w:b w:val="0"/>
+                <w:sz w:val="16"/>
+              </w:rPr>
+            </w:r>
+          </w:p>
+        </w:tc>
+        <w:tc>
+          <w:tcPr>
+            <w:tcW w:type="dxa" w:w="1984"/>
+            <w:shd w:fill="FFFF99" w:val="clear"/>
+          </w:tcPr>
+          <w:p>
+            <w:r>
+              <w:rPr>
+                <w:b w:val="0"/>
+                <w:sz w:val="16"/>
+              </w:rPr>
+            </w:r>
+          </w:p>
+        </w:tc>
+        <w:tc>
+          <w:tcPr>
+            <w:tcW w:type="dxa" w:w="454"/>
+            <w:shd w:fill="FFFF99" w:val="clear"/>
+          </w:tcPr>
+          <w:p>
+            <w:r>
+              <w:rPr>
+                <w:b w:val="0"/>
+                <w:sz w:val="16"/>
+              </w:rPr>
+            </w:r>
+          </w:p>
+        </w:tc>
+        <w:tc>
+          <w:tcPr>
+            <w:tcW w:type="dxa" w:w="680"/>
+            <w:shd w:fill="FFFF99" w:val="clear"/>
+          </w:tcPr>
+          <w:p>
+            <w:r>
+              <w:rPr>
+                <w:b w:val="0"/>
+                <w:sz w:val="16"/>
+              </w:rPr>
+            </w:r>
+          </w:p>
+        </w:tc>
+        <w:tc>
+          <w:tcPr>
+            <w:tcW w:type="dxa" w:w="850"/>
+            <w:shd w:fill="FFFF99" w:val="clear"/>
+          </w:tcPr>
+          <w:p>
+            <w:r>
+              <w:rPr>
+                <w:b w:val="0"/>
+                <w:sz w:val="16"/>
+                <w:u w:val="single"/>
+              </w:rPr>
+              <w:t>SA08A1</w:t>
+            </w:r>
+          </w:p>
+          <w:p>
+            <w:pPr>
+              <w:ind w:left="280"/>
+            </w:pPr>
+            <w:r>
+              <w:rPr>
+                <w:b w:val="0"/>
+                <w:sz w:val="16"/>
+              </w:rPr>
+              <w:t>$3306338</w:t>
+            </w:r>
+          </w:p>
+        </w:tc>
+        <w:tc>
+          <w:tcPr>
+            <w:tcW w:type="dxa" w:w="1984"/>
+            <w:shd w:fill="FFFF99" w:val="clear"/>
+          </w:tcPr>
+          <w:p>
+            <w:r>
+              <w:rPr>
+                <w:b w:val="0"/>
+                <w:sz w:val="16"/>
+              </w:rPr>
+              <w:t>teava pentru instalatii.zinc filet m - 15 ( 1/2...</w:t>
+            </w:r>
+          </w:p>
+        </w:tc>
+        <w:tc>
+          <w:tcPr>
+            <w:tcW w:type="dxa" w:w="454"/>
+            <w:shd w:fill="FFFF99" w:val="clear"/>
+          </w:tcPr>
+          <w:p>
+            <w:r>
+              <w:rPr>
+                <w:b w:val="0"/>
+                <w:sz w:val="16"/>
+              </w:rPr>
+              <w:t>m</w:t>
+            </w:r>
+          </w:p>
+        </w:tc>
+        <w:tc>
+          <w:tcPr>
+            <w:tcW w:type="dxa" w:w="680"/>
+            <w:shd w:fill="FFFF99" w:val="clear"/>
+          </w:tcPr>
+          <w:p>
+            <w:r>
+              <w:rPr>
+                <w:b w:val="0"/>
+                <w:sz w:val="16"/>
+              </w:rPr>
+              <w:t>1.74</w:t>
+            </w:r>
+          </w:p>
+        </w:tc>
+        <w:tc>
+          <w:tcPr>
+            <w:tcW w:type="dxa" w:w="3572"/>
+            <w:shd w:fill="FFFF99" w:val="clear"/>
+          </w:tcPr>
+          <w:p>
+            <w:r>
+              <w:rPr>
+                <w:b w:val="0"/>
+                <w:color w:val="CC0000"/>
+                <w:sz w:val="16"/>
+              </w:rPr>
+              <w:t>Articol suplimentar în ofertă (nu există în referință)</w:t>
+            </w:r>
+          </w:p>
+        </w:tc>
+      </w:tr>
+      <w:tr>
+        <w:tc>
+          <w:tcPr>
             <w:tcW w:type="dxa" w:w="397"/>
             <w:shd w:fill="D9D9D9" w:val="clear"/>
           </w:tcPr>
@@ -13575,7 +14767,7 @@
                 <w:color w:val="000000"/>
                 <w:sz w:val="18"/>
               </w:rPr>
-              <w:t>Ofertă: 90 principale</w:t>
+              <w:t>Ofertă: 91 principale</w:t>
             </w:r>
             <w:r>
               <w:rPr>
@@ -13583,7 +14775,7 @@
                 <w:color w:val="000000"/>
                 <w:sz w:val="18"/>
               </w:rPr>
-              <w:t xml:space="preserve">  ▼ 6 lipsă</w:t>
+              <w:t xml:space="preserve">  ▼ 5 lipsă</w:t>
             </w:r>
           </w:p>
         </w:tc>
@@ -13608,7 +14800,7 @@
                 <w:b/>
                 <w:sz w:val="18"/>
               </w:rPr>
-              <w:t>Capitol de lucrări 4.1-13 — Instalatii sanitare tip II  │  LIPSA: 10  │  EXTRA: 3  │  Delta: -7</w:t>
+              <w:t>Capitol de lucrări 4.1-13 — Instalatii sanitare tip II  │  LIPSA: 10  │  EXTRA: 8  │  Delta: -2</w:t>
             </w:r>
           </w:p>
         </w:tc>
@@ -15293,7 +16485,7 @@
                 <w:b w:val="0"/>
                 <w:sz w:val="16"/>
               </w:rPr>
-              <w:t>88</w:t>
+              <w:t>94</w:t>
             </w:r>
           </w:p>
         </w:tc>
@@ -15470,7 +16662,7 @@
                 <w:b w:val="0"/>
                 <w:sz w:val="16"/>
               </w:rPr>
-              <w:t>89</w:t>
+              <w:t>95</w:t>
             </w:r>
           </w:p>
         </w:tc>
@@ -15557,7 +16749,7 @@
                 <w:sz w:val="16"/>
                 <w:u w:val="single"/>
               </w:rPr>
-              <w:t>SC04A</w:t>
+              <w:t>SC06A</w:t>
             </w:r>
           </w:p>
           <w:p>
@@ -15569,7 +16761,7 @@
                 <w:b w:val="0"/>
                 <w:sz w:val="16"/>
               </w:rPr>
-              <w:t>$6704318</w:t>
+              <w:t>$6704316</w:t>
             </w:r>
           </w:p>
         </w:tc>
@@ -15584,7 +16776,7 @@
                 <w:b w:val="0"/>
                 <w:sz w:val="16"/>
               </w:rPr>
-              <w:t>tub poliprop cu o mufa htem dn 40x750 cod 62500...</w:t>
+              <w:t>tub poliprop cu o mufa htem dn 40x250 cod 62500023</w:t>
             </w:r>
           </w:p>
         </w:tc>
@@ -15614,7 +16806,7 @@
                 <w:b w:val="0"/>
                 <w:sz w:val="16"/>
               </w:rPr>
-              <w:t>6.21</w:t>
+              <w:t>0.52</w:t>
             </w:r>
           </w:p>
         </w:tc>
@@ -15647,7 +16839,7 @@
                 <w:b w:val="0"/>
                 <w:sz w:val="16"/>
               </w:rPr>
-              <w:t>90</w:t>
+              <w:t>96</w:t>
             </w:r>
           </w:p>
         </w:tc>
@@ -15734,7 +16926,7 @@
                 <w:sz w:val="16"/>
                 <w:u w:val="single"/>
               </w:rPr>
-              <w:t>SC06A</w:t>
+              <w:t>SC04A</w:t>
             </w:r>
           </w:p>
           <w:p>
@@ -15746,7 +16938,7 @@
                 <w:b w:val="0"/>
                 <w:sz w:val="16"/>
               </w:rPr>
-              <w:t>$6704316</w:t>
+              <w:t>$6704318</w:t>
             </w:r>
           </w:p>
         </w:tc>
@@ -15761,7 +16953,7 @@
                 <w:b w:val="0"/>
                 <w:sz w:val="16"/>
               </w:rPr>
-              <w:t>tub poliprop cu o mufa htem dn 40x250 cod 62500023</w:t>
+              <w:t>tub poliprop cu o mufa htem dn 40x750 cod 62500...</w:t>
             </w:r>
           </w:p>
         </w:tc>
@@ -15791,7 +16983,892 @@
                 <w:b w:val="0"/>
                 <w:sz w:val="16"/>
               </w:rPr>
-              <w:t>0.52</w:t>
+              <w:t>6.21</w:t>
+            </w:r>
+          </w:p>
+        </w:tc>
+        <w:tc>
+          <w:tcPr>
+            <w:tcW w:type="dxa" w:w="3572"/>
+            <w:shd w:fill="FFFF99" w:val="clear"/>
+          </w:tcPr>
+          <w:p>
+            <w:r>
+              <w:rPr>
+                <w:b w:val="0"/>
+                <w:color w:val="CC0000"/>
+                <w:sz w:val="16"/>
+              </w:rPr>
+              <w:t>Articol suplimentar în ofertă (nu există în referință)</w:t>
+            </w:r>
+          </w:p>
+        </w:tc>
+      </w:tr>
+      <w:tr>
+        <w:tc>
+          <w:tcPr>
+            <w:tcW w:type="dxa" w:w="397"/>
+            <w:shd w:fill="FFFF99" w:val="clear"/>
+          </w:tcPr>
+          <w:p>
+            <w:r>
+              <w:rPr>
+                <w:b w:val="0"/>
+                <w:sz w:val="16"/>
+              </w:rPr>
+              <w:t>97</w:t>
+            </w:r>
+          </w:p>
+        </w:tc>
+        <w:tc>
+          <w:tcPr>
+            <w:tcW w:type="dxa" w:w="1701"/>
+            <w:shd w:fill="FFFF99" w:val="clear"/>
+          </w:tcPr>
+          <w:p>
+            <w:r>
+              <w:rPr>
+                <w:b w:val="0"/>
+                <w:sz w:val="16"/>
+              </w:rPr>
+              <w:t>4.1-13 - Instalatii sanitare tip II</w:t>
+            </w:r>
+          </w:p>
+        </w:tc>
+        <w:tc>
+          <w:tcPr>
+            <w:tcW w:type="dxa" w:w="850"/>
+            <w:shd w:fill="FFFF99" w:val="clear"/>
+          </w:tcPr>
+          <w:p>
+            <w:r>
+              <w:rPr>
+                <w:b w:val="0"/>
+                <w:sz w:val="16"/>
+              </w:rPr>
+            </w:r>
+          </w:p>
+        </w:tc>
+        <w:tc>
+          <w:tcPr>
+            <w:tcW w:type="dxa" w:w="1984"/>
+            <w:shd w:fill="FFFF99" w:val="clear"/>
+          </w:tcPr>
+          <w:p>
+            <w:r>
+              <w:rPr>
+                <w:b w:val="0"/>
+                <w:sz w:val="16"/>
+              </w:rPr>
+            </w:r>
+          </w:p>
+        </w:tc>
+        <w:tc>
+          <w:tcPr>
+            <w:tcW w:type="dxa" w:w="454"/>
+            <w:shd w:fill="FFFF99" w:val="clear"/>
+          </w:tcPr>
+          <w:p>
+            <w:r>
+              <w:rPr>
+                <w:b w:val="0"/>
+                <w:sz w:val="16"/>
+              </w:rPr>
+            </w:r>
+          </w:p>
+        </w:tc>
+        <w:tc>
+          <w:tcPr>
+            <w:tcW w:type="dxa" w:w="680"/>
+            <w:shd w:fill="FFFF99" w:val="clear"/>
+          </w:tcPr>
+          <w:p>
+            <w:r>
+              <w:rPr>
+                <w:b w:val="0"/>
+                <w:sz w:val="16"/>
+              </w:rPr>
+            </w:r>
+          </w:p>
+        </w:tc>
+        <w:tc>
+          <w:tcPr>
+            <w:tcW w:type="dxa" w:w="850"/>
+            <w:shd w:fill="FFFF99" w:val="clear"/>
+          </w:tcPr>
+          <w:p>
+            <w:r>
+              <w:rPr>
+                <w:b w:val="0"/>
+                <w:sz w:val="16"/>
+                <w:u w:val="single"/>
+              </w:rPr>
+              <w:t>SD01A</w:t>
+            </w:r>
+          </w:p>
+          <w:p>
+            <w:pPr>
+              <w:ind w:left="280"/>
+            </w:pPr>
+            <w:r>
+              <w:rPr>
+                <w:b w:val="0"/>
+                <w:sz w:val="16"/>
+              </w:rPr>
+              <w:t>$4203935</w:t>
+            </w:r>
+          </w:p>
+        </w:tc>
+        <w:tc>
+          <w:tcPr>
+            <w:tcW w:type="dxa" w:w="1984"/>
+            <w:shd w:fill="FFFF99" w:val="clear"/>
+          </w:tcPr>
+          <w:p>
+            <w:r>
+              <w:rPr>
+                <w:b w:val="0"/>
+                <w:sz w:val="16"/>
+              </w:rPr>
+              <w:t>rozeta metalica pentru tevi simb.492 d 1 toli c...</w:t>
+            </w:r>
+          </w:p>
+        </w:tc>
+        <w:tc>
+          <w:tcPr>
+            <w:tcW w:type="dxa" w:w="454"/>
+            <w:shd w:fill="FFFF99" w:val="clear"/>
+          </w:tcPr>
+          <w:p>
+            <w:r>
+              <w:rPr>
+                <w:b w:val="0"/>
+                <w:sz w:val="16"/>
+              </w:rPr>
+              <w:t>buc</w:t>
+            </w:r>
+          </w:p>
+        </w:tc>
+        <w:tc>
+          <w:tcPr>
+            <w:tcW w:type="dxa" w:w="680"/>
+            <w:shd w:fill="FFFF99" w:val="clear"/>
+          </w:tcPr>
+          <w:p>
+            <w:r>
+              <w:rPr>
+                <w:b w:val="0"/>
+                <w:sz w:val="16"/>
+              </w:rPr>
+              <w:t>10.36</w:t>
+            </w:r>
+          </w:p>
+        </w:tc>
+        <w:tc>
+          <w:tcPr>
+            <w:tcW w:type="dxa" w:w="3572"/>
+            <w:shd w:fill="FFFF99" w:val="clear"/>
+          </w:tcPr>
+          <w:p>
+            <w:r>
+              <w:rPr>
+                <w:b w:val="0"/>
+                <w:color w:val="CC0000"/>
+                <w:sz w:val="16"/>
+              </w:rPr>
+              <w:t>Articol suplimentar în ofertă (nu există în referință)</w:t>
+            </w:r>
+          </w:p>
+        </w:tc>
+      </w:tr>
+      <w:tr>
+        <w:tc>
+          <w:tcPr>
+            <w:tcW w:type="dxa" w:w="397"/>
+            <w:shd w:fill="FFFF99" w:val="clear"/>
+          </w:tcPr>
+          <w:p>
+            <w:r>
+              <w:rPr>
+                <w:b w:val="0"/>
+                <w:sz w:val="16"/>
+              </w:rPr>
+              <w:t>98</w:t>
+            </w:r>
+          </w:p>
+        </w:tc>
+        <w:tc>
+          <w:tcPr>
+            <w:tcW w:type="dxa" w:w="1701"/>
+            <w:shd w:fill="FFFF99" w:val="clear"/>
+          </w:tcPr>
+          <w:p>
+            <w:r>
+              <w:rPr>
+                <w:b w:val="0"/>
+                <w:sz w:val="16"/>
+              </w:rPr>
+              <w:t>4.1-13 - Instalatii sanitare tip II</w:t>
+            </w:r>
+          </w:p>
+        </w:tc>
+        <w:tc>
+          <w:tcPr>
+            <w:tcW w:type="dxa" w:w="850"/>
+            <w:shd w:fill="FFFF99" w:val="clear"/>
+          </w:tcPr>
+          <w:p>
+            <w:r>
+              <w:rPr>
+                <w:b w:val="0"/>
+                <w:sz w:val="16"/>
+              </w:rPr>
+            </w:r>
+          </w:p>
+        </w:tc>
+        <w:tc>
+          <w:tcPr>
+            <w:tcW w:type="dxa" w:w="1984"/>
+            <w:shd w:fill="FFFF99" w:val="clear"/>
+          </w:tcPr>
+          <w:p>
+            <w:r>
+              <w:rPr>
+                <w:b w:val="0"/>
+                <w:sz w:val="16"/>
+              </w:rPr>
+            </w:r>
+          </w:p>
+        </w:tc>
+        <w:tc>
+          <w:tcPr>
+            <w:tcW w:type="dxa" w:w="454"/>
+            <w:shd w:fill="FFFF99" w:val="clear"/>
+          </w:tcPr>
+          <w:p>
+            <w:r>
+              <w:rPr>
+                <w:b w:val="0"/>
+                <w:sz w:val="16"/>
+              </w:rPr>
+            </w:r>
+          </w:p>
+        </w:tc>
+        <w:tc>
+          <w:tcPr>
+            <w:tcW w:type="dxa" w:w="680"/>
+            <w:shd w:fill="FFFF99" w:val="clear"/>
+          </w:tcPr>
+          <w:p>
+            <w:r>
+              <w:rPr>
+                <w:b w:val="0"/>
+                <w:sz w:val="16"/>
+              </w:rPr>
+            </w:r>
+          </w:p>
+        </w:tc>
+        <w:tc>
+          <w:tcPr>
+            <w:tcW w:type="dxa" w:w="850"/>
+            <w:shd w:fill="FFFF99" w:val="clear"/>
+          </w:tcPr>
+          <w:p>
+            <w:r>
+              <w:rPr>
+                <w:b w:val="0"/>
+                <w:sz w:val="16"/>
+                <w:u w:val="single"/>
+              </w:rPr>
+              <w:t>SA16E</w:t>
+            </w:r>
+          </w:p>
+          <w:p>
+            <w:pPr>
+              <w:ind w:left="280"/>
+            </w:pPr>
+            <w:r>
+              <w:rPr>
+                <w:b w:val="0"/>
+                <w:sz w:val="16"/>
+              </w:rPr>
+              <w:t>$3000</w:t>
+            </w:r>
+          </w:p>
+        </w:tc>
+        <w:tc>
+          <w:tcPr>
+            <w:tcW w:type="dxa" w:w="1984"/>
+            <w:shd w:fill="FFFF99" w:val="clear"/>
+          </w:tcPr>
+          <w:p>
+            <w:r>
+              <w:rPr>
+                <w:b w:val="0"/>
+                <w:sz w:val="16"/>
+              </w:rPr>
+              <w:t>aparat de sudura tip 'coprax' 2204/50hz/700 w</w:t>
+            </w:r>
+          </w:p>
+        </w:tc>
+        <w:tc>
+          <w:tcPr>
+            <w:tcW w:type="dxa" w:w="454"/>
+            <w:shd w:fill="FFFF99" w:val="clear"/>
+          </w:tcPr>
+          <w:p>
+            <w:r>
+              <w:rPr>
+                <w:b w:val="0"/>
+                <w:sz w:val="16"/>
+              </w:rPr>
+              <w:t>ora</w:t>
+            </w:r>
+          </w:p>
+        </w:tc>
+        <w:tc>
+          <w:tcPr>
+            <w:tcW w:type="dxa" w:w="680"/>
+            <w:shd w:fill="FFFF99" w:val="clear"/>
+          </w:tcPr>
+          <w:p>
+            <w:r>
+              <w:rPr>
+                <w:b w:val="0"/>
+                <w:sz w:val="16"/>
+              </w:rPr>
+              <w:t>0.14</w:t>
+            </w:r>
+          </w:p>
+        </w:tc>
+        <w:tc>
+          <w:tcPr>
+            <w:tcW w:type="dxa" w:w="3572"/>
+            <w:shd w:fill="FFFF99" w:val="clear"/>
+          </w:tcPr>
+          <w:p>
+            <w:r>
+              <w:rPr>
+                <w:b w:val="0"/>
+                <w:color w:val="CC0000"/>
+                <w:sz w:val="16"/>
+              </w:rPr>
+              <w:t>Articol suplimentar în ofertă (nu există în referință)</w:t>
+            </w:r>
+          </w:p>
+        </w:tc>
+      </w:tr>
+      <w:tr>
+        <w:tc>
+          <w:tcPr>
+            <w:tcW w:type="dxa" w:w="397"/>
+            <w:shd w:fill="FFFF99" w:val="clear"/>
+          </w:tcPr>
+          <w:p>
+            <w:r>
+              <w:rPr>
+                <w:b w:val="0"/>
+                <w:sz w:val="16"/>
+              </w:rPr>
+              <w:t>99</w:t>
+            </w:r>
+          </w:p>
+        </w:tc>
+        <w:tc>
+          <w:tcPr>
+            <w:tcW w:type="dxa" w:w="1701"/>
+            <w:shd w:fill="FFFF99" w:val="clear"/>
+          </w:tcPr>
+          <w:p>
+            <w:r>
+              <w:rPr>
+                <w:b w:val="0"/>
+                <w:sz w:val="16"/>
+              </w:rPr>
+              <w:t>4.1-13 - Instalatii sanitare tip II</w:t>
+            </w:r>
+          </w:p>
+        </w:tc>
+        <w:tc>
+          <w:tcPr>
+            <w:tcW w:type="dxa" w:w="850"/>
+            <w:shd w:fill="FFFF99" w:val="clear"/>
+          </w:tcPr>
+          <w:p>
+            <w:r>
+              <w:rPr>
+                <w:b w:val="0"/>
+                <w:sz w:val="16"/>
+              </w:rPr>
+            </w:r>
+          </w:p>
+        </w:tc>
+        <w:tc>
+          <w:tcPr>
+            <w:tcW w:type="dxa" w:w="1984"/>
+            <w:shd w:fill="FFFF99" w:val="clear"/>
+          </w:tcPr>
+          <w:p>
+            <w:r>
+              <w:rPr>
+                <w:b w:val="0"/>
+                <w:sz w:val="16"/>
+              </w:rPr>
+            </w:r>
+          </w:p>
+        </w:tc>
+        <w:tc>
+          <w:tcPr>
+            <w:tcW w:type="dxa" w:w="454"/>
+            <w:shd w:fill="FFFF99" w:val="clear"/>
+          </w:tcPr>
+          <w:p>
+            <w:r>
+              <w:rPr>
+                <w:b w:val="0"/>
+                <w:sz w:val="16"/>
+              </w:rPr>
+            </w:r>
+          </w:p>
+        </w:tc>
+        <w:tc>
+          <w:tcPr>
+            <w:tcW w:type="dxa" w:w="680"/>
+            <w:shd w:fill="FFFF99" w:val="clear"/>
+          </w:tcPr>
+          <w:p>
+            <w:r>
+              <w:rPr>
+                <w:b w:val="0"/>
+                <w:sz w:val="16"/>
+              </w:rPr>
+            </w:r>
+          </w:p>
+        </w:tc>
+        <w:tc>
+          <w:tcPr>
+            <w:tcW w:type="dxa" w:w="850"/>
+            <w:shd w:fill="FFFF99" w:val="clear"/>
+          </w:tcPr>
+          <w:p>
+            <w:r>
+              <w:rPr>
+                <w:b w:val="0"/>
+                <w:sz w:val="16"/>
+                <w:u w:val="single"/>
+              </w:rPr>
+              <w:t>SC06A</w:t>
+            </w:r>
+          </w:p>
+          <w:p>
+            <w:pPr>
+              <w:ind w:left="280"/>
+            </w:pPr>
+            <w:r>
+              <w:rPr>
+                <w:b w:val="0"/>
+                <w:sz w:val="16"/>
+              </w:rPr>
+              <w:t>$4203325</w:t>
+            </w:r>
+          </w:p>
+        </w:tc>
+        <w:tc>
+          <w:tcPr>
+            <w:tcW w:type="dxa" w:w="1984"/>
+            <w:shd w:fill="FFFF99" w:val="clear"/>
+          </w:tcPr>
+          <w:p>
+            <w:r>
+              <w:rPr>
+                <w:b w:val="0"/>
+                <w:sz w:val="16"/>
+              </w:rPr>
+              <w:t>ventil scurgere lavoar.spalator 1 1/2 fara rac ...</w:t>
+            </w:r>
+          </w:p>
+        </w:tc>
+        <w:tc>
+          <w:tcPr>
+            <w:tcW w:type="dxa" w:w="454"/>
+            <w:shd w:fill="FFFF99" w:val="clear"/>
+          </w:tcPr>
+          <w:p>
+            <w:r>
+              <w:rPr>
+                <w:b w:val="0"/>
+                <w:sz w:val="16"/>
+              </w:rPr>
+              <w:t>buc</w:t>
+            </w:r>
+          </w:p>
+        </w:tc>
+        <w:tc>
+          <w:tcPr>
+            <w:tcW w:type="dxa" w:w="680"/>
+            <w:shd w:fill="FFFF99" w:val="clear"/>
+          </w:tcPr>
+          <w:p>
+            <w:r>
+              <w:rPr>
+                <w:b w:val="0"/>
+                <w:sz w:val="16"/>
+              </w:rPr>
+              <w:t>0.86</w:t>
+            </w:r>
+          </w:p>
+        </w:tc>
+        <w:tc>
+          <w:tcPr>
+            <w:tcW w:type="dxa" w:w="3572"/>
+            <w:shd w:fill="FFFF99" w:val="clear"/>
+          </w:tcPr>
+          <w:p>
+            <w:r>
+              <w:rPr>
+                <w:b w:val="0"/>
+                <w:color w:val="CC0000"/>
+                <w:sz w:val="16"/>
+              </w:rPr>
+              <w:t>Articol suplimentar în ofertă (nu există în referință)</w:t>
+            </w:r>
+          </w:p>
+        </w:tc>
+      </w:tr>
+      <w:tr>
+        <w:tc>
+          <w:tcPr>
+            <w:tcW w:type="dxa" w:w="397"/>
+            <w:shd w:fill="FFFF99" w:val="clear"/>
+          </w:tcPr>
+          <w:p>
+            <w:r>
+              <w:rPr>
+                <w:b w:val="0"/>
+                <w:sz w:val="16"/>
+              </w:rPr>
+              <w:t>100</w:t>
+            </w:r>
+          </w:p>
+        </w:tc>
+        <w:tc>
+          <w:tcPr>
+            <w:tcW w:type="dxa" w:w="1701"/>
+            <w:shd w:fill="FFFF99" w:val="clear"/>
+          </w:tcPr>
+          <w:p>
+            <w:r>
+              <w:rPr>
+                <w:b w:val="0"/>
+                <w:sz w:val="16"/>
+              </w:rPr>
+              <w:t>4.1-13 - Instalatii sanitare tip II</w:t>
+            </w:r>
+          </w:p>
+        </w:tc>
+        <w:tc>
+          <w:tcPr>
+            <w:tcW w:type="dxa" w:w="850"/>
+            <w:shd w:fill="FFFF99" w:val="clear"/>
+          </w:tcPr>
+          <w:p>
+            <w:r>
+              <w:rPr>
+                <w:b w:val="0"/>
+                <w:sz w:val="16"/>
+              </w:rPr>
+            </w:r>
+          </w:p>
+        </w:tc>
+        <w:tc>
+          <w:tcPr>
+            <w:tcW w:type="dxa" w:w="1984"/>
+            <w:shd w:fill="FFFF99" w:val="clear"/>
+          </w:tcPr>
+          <w:p>
+            <w:r>
+              <w:rPr>
+                <w:b w:val="0"/>
+                <w:sz w:val="16"/>
+              </w:rPr>
+            </w:r>
+          </w:p>
+        </w:tc>
+        <w:tc>
+          <w:tcPr>
+            <w:tcW w:type="dxa" w:w="454"/>
+            <w:shd w:fill="FFFF99" w:val="clear"/>
+          </w:tcPr>
+          <w:p>
+            <w:r>
+              <w:rPr>
+                <w:b w:val="0"/>
+                <w:sz w:val="16"/>
+              </w:rPr>
+            </w:r>
+          </w:p>
+        </w:tc>
+        <w:tc>
+          <w:tcPr>
+            <w:tcW w:type="dxa" w:w="680"/>
+            <w:shd w:fill="FFFF99" w:val="clear"/>
+          </w:tcPr>
+          <w:p>
+            <w:r>
+              <w:rPr>
+                <w:b w:val="0"/>
+                <w:sz w:val="16"/>
+              </w:rPr>
+            </w:r>
+          </w:p>
+        </w:tc>
+        <w:tc>
+          <w:tcPr>
+            <w:tcW w:type="dxa" w:w="850"/>
+            <w:shd w:fill="FFFF99" w:val="clear"/>
+          </w:tcPr>
+          <w:p>
+            <w:r>
+              <w:rPr>
+                <w:b w:val="0"/>
+                <w:sz w:val="16"/>
+                <w:u w:val="single"/>
+              </w:rPr>
+              <w:t>SC06A</w:t>
+            </w:r>
+          </w:p>
+          <w:p>
+            <w:pPr>
+              <w:ind w:left="280"/>
+            </w:pPr>
+            <w:r>
+              <w:rPr>
+                <w:b w:val="0"/>
+                <w:sz w:val="16"/>
+              </w:rPr>
+              <w:t>$4202797</w:t>
+            </w:r>
+          </w:p>
+        </w:tc>
+        <w:tc>
+          <w:tcPr>
+            <w:tcW w:type="dxa" w:w="1984"/>
+            <w:shd w:fill="FFFF99" w:val="clear"/>
+          </w:tcPr>
+          <w:p>
+            <w:r>
+              <w:rPr>
+                <w:b w:val="0"/>
+                <w:sz w:val="16"/>
+              </w:rPr>
+              <w:t>sifon pentru lavoar tip butelie alama 1 1/4 s 9611</w:t>
+            </w:r>
+          </w:p>
+        </w:tc>
+        <w:tc>
+          <w:tcPr>
+            <w:tcW w:type="dxa" w:w="454"/>
+            <w:shd w:fill="FFFF99" w:val="clear"/>
+          </w:tcPr>
+          <w:p>
+            <w:r>
+              <w:rPr>
+                <w:b w:val="0"/>
+                <w:sz w:val="16"/>
+              </w:rPr>
+              <w:t>buc</w:t>
+            </w:r>
+          </w:p>
+        </w:tc>
+        <w:tc>
+          <w:tcPr>
+            <w:tcW w:type="dxa" w:w="680"/>
+            <w:shd w:fill="FFFF99" w:val="clear"/>
+          </w:tcPr>
+          <w:p>
+            <w:r>
+              <w:rPr>
+                <w:b w:val="0"/>
+                <w:sz w:val="16"/>
+              </w:rPr>
+              <w:t>0.86</w:t>
+            </w:r>
+          </w:p>
+        </w:tc>
+        <w:tc>
+          <w:tcPr>
+            <w:tcW w:type="dxa" w:w="3572"/>
+            <w:shd w:fill="FFFF99" w:val="clear"/>
+          </w:tcPr>
+          <w:p>
+            <w:r>
+              <w:rPr>
+                <w:b w:val="0"/>
+                <w:color w:val="CC0000"/>
+                <w:sz w:val="16"/>
+              </w:rPr>
+              <w:t>Articol suplimentar în ofertă (nu există în referință)</w:t>
+            </w:r>
+          </w:p>
+        </w:tc>
+      </w:tr>
+      <w:tr>
+        <w:tc>
+          <w:tcPr>
+            <w:tcW w:type="dxa" w:w="397"/>
+            <w:shd w:fill="FFFF99" w:val="clear"/>
+          </w:tcPr>
+          <w:p>
+            <w:r>
+              <w:rPr>
+                <w:b w:val="0"/>
+                <w:sz w:val="16"/>
+              </w:rPr>
+              <w:t>101</w:t>
+            </w:r>
+          </w:p>
+        </w:tc>
+        <w:tc>
+          <w:tcPr>
+            <w:tcW w:type="dxa" w:w="1701"/>
+            <w:shd w:fill="FFFF99" w:val="clear"/>
+          </w:tcPr>
+          <w:p>
+            <w:r>
+              <w:rPr>
+                <w:b w:val="0"/>
+                <w:sz w:val="16"/>
+              </w:rPr>
+              <w:t>4.1-13 - Instalatii sanitare tip II</w:t>
+            </w:r>
+          </w:p>
+        </w:tc>
+        <w:tc>
+          <w:tcPr>
+            <w:tcW w:type="dxa" w:w="850"/>
+            <w:shd w:fill="FFFF99" w:val="clear"/>
+          </w:tcPr>
+          <w:p>
+            <w:r>
+              <w:rPr>
+                <w:b w:val="0"/>
+                <w:sz w:val="16"/>
+              </w:rPr>
+            </w:r>
+          </w:p>
+        </w:tc>
+        <w:tc>
+          <w:tcPr>
+            <w:tcW w:type="dxa" w:w="1984"/>
+            <w:shd w:fill="FFFF99" w:val="clear"/>
+          </w:tcPr>
+          <w:p>
+            <w:r>
+              <w:rPr>
+                <w:b w:val="0"/>
+                <w:sz w:val="16"/>
+              </w:rPr>
+            </w:r>
+          </w:p>
+        </w:tc>
+        <w:tc>
+          <w:tcPr>
+            <w:tcW w:type="dxa" w:w="454"/>
+            <w:shd w:fill="FFFF99" w:val="clear"/>
+          </w:tcPr>
+          <w:p>
+            <w:r>
+              <w:rPr>
+                <w:b w:val="0"/>
+                <w:sz w:val="16"/>
+              </w:rPr>
+            </w:r>
+          </w:p>
+        </w:tc>
+        <w:tc>
+          <w:tcPr>
+            <w:tcW w:type="dxa" w:w="680"/>
+            <w:shd w:fill="FFFF99" w:val="clear"/>
+          </w:tcPr>
+          <w:p>
+            <w:r>
+              <w:rPr>
+                <w:b w:val="0"/>
+                <w:sz w:val="16"/>
+              </w:rPr>
+            </w:r>
+          </w:p>
+        </w:tc>
+        <w:tc>
+          <w:tcPr>
+            <w:tcW w:type="dxa" w:w="850"/>
+            <w:shd w:fill="FFFF99" w:val="clear"/>
+          </w:tcPr>
+          <w:p>
+            <w:r>
+              <w:rPr>
+                <w:b w:val="0"/>
+                <w:sz w:val="16"/>
+                <w:u w:val="single"/>
+              </w:rPr>
+              <w:t>SC07A</w:t>
+            </w:r>
+          </w:p>
+          <w:p>
+            <w:pPr>
+              <w:ind w:left="280"/>
+            </w:pPr>
+            <w:r>
+              <w:rPr>
+                <w:b w:val="0"/>
+                <w:sz w:val="16"/>
+              </w:rPr>
+              <w:t>$2452958</w:t>
+            </w:r>
+          </w:p>
+        </w:tc>
+        <w:tc>
+          <w:tcPr>
+            <w:tcW w:type="dxa" w:w="1984"/>
+            <w:shd w:fill="FFFF99" w:val="clear"/>
+          </w:tcPr>
+          <w:p>
+            <w:r>
+              <w:rPr>
+                <w:b w:val="0"/>
+                <w:sz w:val="16"/>
+              </w:rPr>
+              <w:t>rezervor wc r 2 semiinaltime alb c.1 s 9441</w:t>
+            </w:r>
+          </w:p>
+        </w:tc>
+        <w:tc>
+          <w:tcPr>
+            <w:tcW w:type="dxa" w:w="454"/>
+            <w:shd w:fill="FFFF99" w:val="clear"/>
+          </w:tcPr>
+          <w:p>
+            <w:r>
+              <w:rPr>
+                <w:b w:val="0"/>
+                <w:sz w:val="16"/>
+              </w:rPr>
+              <w:t>buc</w:t>
+            </w:r>
+          </w:p>
+        </w:tc>
+        <w:tc>
+          <w:tcPr>
+            <w:tcW w:type="dxa" w:w="680"/>
+            <w:shd w:fill="FFFF99" w:val="clear"/>
+          </w:tcPr>
+          <w:p>
+            <w:r>
+              <w:rPr>
+                <w:b w:val="0"/>
+                <w:sz w:val="16"/>
+              </w:rPr>
+              <w:t>7.77</w:t>
             </w:r>
           </w:p>
         </w:tc>
@@ -15866,7 +17943,7 @@
                 <w:color w:val="000000"/>
                 <w:sz w:val="18"/>
               </w:rPr>
-              <w:t>Ofertă: 84 principale</w:t>
+              <w:t>Ofertă: 89 principale</w:t>
             </w:r>
             <w:r>
               <w:rPr>
@@ -15874,7 +17951,7 @@
                 <w:color w:val="000000"/>
                 <w:sz w:val="18"/>
               </w:rPr>
-              <w:t xml:space="preserve">  ▼ 7 lipsă</w:t>
+              <w:t xml:space="preserve">  ▼ 2 lipsă</w:t>
             </w:r>
           </w:p>
         </w:tc>
@@ -17689,7 +19766,7 @@
                 <w:b w:val="0"/>
                 <w:sz w:val="16"/>
               </w:rPr>
-              <w:t>102</w:t>
+              <w:t>113</w:t>
             </w:r>
           </w:p>
         </w:tc>
@@ -19104,7 +21181,203 @@
                 <w:b/>
                 <w:sz w:val="18"/>
               </w:rPr>
-              <w:t>Capitol de lucrări 4.1-20 — Echipam detect inc tip III  │  LIPSA: 0  │  EXTRA: 0  │  Delta: 0 ✓</w:t>
+              <w:t>Capitol de lucrări 4.1-20 — Echipam detect inc tip III  │  LIPSA: 0  │  EXTRA: 1  │  Delta: +1</w:t>
+            </w:r>
+          </w:p>
+        </w:tc>
+      </w:tr>
+      <w:tr>
+        <w:tc>
+          <w:tcPr>
+            <w:tcW w:type="dxa" w:w="3572"/>
+            <w:gridSpan w:val="11"/>
+            <w:shd w:fill="FFFF99" w:val="clear"/>
+          </w:tcPr>
+          <w:p>
+            <w:r>
+              <w:rPr>
+                <w:b w:val="0"/>
+                <w:i/>
+                <w:sz w:val="16"/>
+              </w:rPr>
+              <w:t>▸ Articole extra în ofertă — verificare manuală recomandată</w:t>
+            </w:r>
+          </w:p>
+        </w:tc>
+      </w:tr>
+      <w:tr>
+        <w:tc>
+          <w:tcPr>
+            <w:tcW w:type="dxa" w:w="397"/>
+            <w:shd w:fill="FFFF99" w:val="clear"/>
+          </w:tcPr>
+          <w:p>
+            <w:r>
+              <w:rPr>
+                <w:b w:val="0"/>
+                <w:sz w:val="16"/>
+              </w:rPr>
+              <w:t>117</w:t>
+            </w:r>
+          </w:p>
+        </w:tc>
+        <w:tc>
+          <w:tcPr>
+            <w:tcW w:type="dxa" w:w="1701"/>
+            <w:shd w:fill="FFFF99" w:val="clear"/>
+          </w:tcPr>
+          <w:p>
+            <w:r>
+              <w:rPr>
+                <w:b w:val="0"/>
+                <w:sz w:val="16"/>
+              </w:rPr>
+              <w:t>4.1-20 - Echipam detect inc tip III</w:t>
+            </w:r>
+          </w:p>
+        </w:tc>
+        <w:tc>
+          <w:tcPr>
+            <w:tcW w:type="dxa" w:w="850"/>
+            <w:shd w:fill="FFFF99" w:val="clear"/>
+          </w:tcPr>
+          <w:p>
+            <w:r>
+              <w:rPr>
+                <w:b w:val="0"/>
+                <w:sz w:val="16"/>
+              </w:rPr>
+            </w:r>
+          </w:p>
+        </w:tc>
+        <w:tc>
+          <w:tcPr>
+            <w:tcW w:type="dxa" w:w="1984"/>
+            <w:shd w:fill="FFFF99" w:val="clear"/>
+          </w:tcPr>
+          <w:p>
+            <w:r>
+              <w:rPr>
+                <w:b w:val="0"/>
+                <w:sz w:val="16"/>
+              </w:rPr>
+            </w:r>
+          </w:p>
+        </w:tc>
+        <w:tc>
+          <w:tcPr>
+            <w:tcW w:type="dxa" w:w="454"/>
+            <w:shd w:fill="FFFF99" w:val="clear"/>
+          </w:tcPr>
+          <w:p>
+            <w:r>
+              <w:rPr>
+                <w:b w:val="0"/>
+                <w:sz w:val="16"/>
+              </w:rPr>
+            </w:r>
+          </w:p>
+        </w:tc>
+        <w:tc>
+          <w:tcPr>
+            <w:tcW w:type="dxa" w:w="680"/>
+            <w:shd w:fill="FFFF99" w:val="clear"/>
+          </w:tcPr>
+          <w:p>
+            <w:r>
+              <w:rPr>
+                <w:b w:val="0"/>
+                <w:sz w:val="16"/>
+              </w:rPr>
+            </w:r>
+          </w:p>
+        </w:tc>
+        <w:tc>
+          <w:tcPr>
+            <w:tcW w:type="dxa" w:w="850"/>
+            <w:shd w:fill="FFFF99" w:val="clear"/>
+          </w:tcPr>
+          <w:p>
+            <w:r>
+              <w:rPr>
+                <w:b w:val="0"/>
+                <w:sz w:val="16"/>
+                <w:u w:val="single"/>
+              </w:rPr>
+              <w:t>ED10F1</w:t>
+            </w:r>
+          </w:p>
+          <w:p>
+            <w:pPr>
+              <w:ind w:left="280"/>
+            </w:pPr>
+            <w:r>
+              <w:rPr>
+                <w:b w:val="0"/>
+                <w:sz w:val="16"/>
+              </w:rPr>
+              <w:t>$5535799</w:t>
+            </w:r>
+          </w:p>
+        </w:tc>
+        <w:tc>
+          <w:tcPr>
+            <w:tcW w:type="dxa" w:w="1984"/>
+            <w:shd w:fill="FFFF99" w:val="clear"/>
+          </w:tcPr>
+          <w:p>
+            <w:r>
+              <w:rPr>
+                <w:b w:val="0"/>
+                <w:sz w:val="16"/>
+              </w:rPr>
+              <w:t>carcasa buton manual stadiul fizic: echipam det...</w:t>
+            </w:r>
+          </w:p>
+        </w:tc>
+        <w:tc>
+          <w:tcPr>
+            <w:tcW w:type="dxa" w:w="454"/>
+            <w:shd w:fill="FFFF99" w:val="clear"/>
+          </w:tcPr>
+          <w:p>
+            <w:r>
+              <w:rPr>
+                <w:b w:val="0"/>
+                <w:sz w:val="16"/>
+              </w:rPr>
+              <w:t>buc</w:t>
+            </w:r>
+          </w:p>
+        </w:tc>
+        <w:tc>
+          <w:tcPr>
+            <w:tcW w:type="dxa" w:w="680"/>
+            <w:shd w:fill="FFFF99" w:val="clear"/>
+          </w:tcPr>
+          <w:p>
+            <w:r>
+              <w:rPr>
+                <w:b w:val="0"/>
+                <w:sz w:val="16"/>
+              </w:rPr>
+              <w:t>11.22</w:t>
+            </w:r>
+          </w:p>
+        </w:tc>
+        <w:tc>
+          <w:tcPr>
+            <w:tcW w:type="dxa" w:w="3572"/>
+            <w:shd w:fill="FFFF99" w:val="clear"/>
+          </w:tcPr>
+          <w:p>
+            <w:r>
+              <w:rPr>
+                <w:b w:val="0"/>
+                <w:color w:val="CC0000"/>
+                <w:sz w:val="16"/>
+              </w:rPr>
+              <w:t>Articol suplimentar în ofertă (nu există în referință)</w:t>
             </w:r>
           </w:p>
         </w:tc>
@@ -19163,7 +21436,7 @@
                 <w:color w:val="000000"/>
                 <w:sz w:val="18"/>
               </w:rPr>
-              <w:t>Ofertă: 3 principale</w:t>
+              <w:t>Ofertă: 4 principale</w:t>
             </w:r>
             <w:r>
               <w:rPr>
@@ -19171,7 +21444,7 @@
                 <w:color w:val="000000"/>
                 <w:sz w:val="18"/>
               </w:rPr>
-              <w:t xml:space="preserve">  ✓</w:t>
+              <w:t xml:space="preserve">  ▲ 1 extra</w:t>
             </w:r>
           </w:p>
         </w:tc>
@@ -22632,7 +24905,7 @@
                 <w:b w:val="0"/>
                 <w:sz w:val="16"/>
               </w:rPr>
-              <w:t>128</w:t>
+              <w:t>140</w:t>
             </w:r>
           </w:p>
         </w:tc>
@@ -24006,7 +26279,7 @@
                 <w:b/>
                 <w:sz w:val="18"/>
               </w:rPr>
-              <w:t>Capitol de lucrări 4.3-06 — Inst sanitare GospApa  │  LIPSA: 3  │  EXTRA: 6  │  Delta: +3</w:t>
+              <w:t>Capitol de lucrări 4.3-06 — Inst sanitare GospApa  │  LIPSA: 3  │  EXTRA: 9  │  Delta: +6</w:t>
             </w:r>
           </w:p>
         </w:tc>
@@ -24674,7 +26947,7 @@
                 <w:b w:val="0"/>
                 <w:sz w:val="16"/>
               </w:rPr>
-              <w:t>138</w:t>
+              <w:t>150</w:t>
             </w:r>
           </w:p>
         </w:tc>
@@ -24773,7 +27046,7 @@
                 <w:b w:val="0"/>
                 <w:sz w:val="16"/>
               </w:rPr>
-              <w:t>$4123329</w:t>
+              <w:t>$4114005</w:t>
             </w:r>
           </w:p>
         </w:tc>
@@ -24788,7 +27061,7 @@
                 <w:b w:val="0"/>
                 <w:sz w:val="16"/>
               </w:rPr>
-              <w:t>niplu fonta maleabila n8 s478 dn 40 11/2 zn ds</w:t>
+              <w:t>reductie fonta maleabila n4 s 477 32x 25 zn f1</w:t>
             </w:r>
           </w:p>
         </w:tc>
@@ -24851,7 +27124,7 @@
                 <w:b w:val="0"/>
                 <w:sz w:val="16"/>
               </w:rPr>
-              <w:t>139</w:t>
+              <w:t>151</w:t>
             </w:r>
           </w:p>
         </w:tc>
@@ -24938,7 +27211,7 @@
                 <w:sz w:val="16"/>
                 <w:u w:val="single"/>
               </w:rPr>
-              <w:t>SA04G</w:t>
+              <w:t>ACB05A1</w:t>
             </w:r>
           </w:p>
           <w:p>
@@ -24950,7 +27223,7 @@
                 <w:b w:val="0"/>
                 <w:sz w:val="16"/>
               </w:rPr>
-              <w:t>$4123381</w:t>
+              <w:t>$5842714</w:t>
             </w:r>
           </w:p>
         </w:tc>
@@ -24965,7 +27238,7 @@
                 <w:b w:val="0"/>
                 <w:sz w:val="16"/>
               </w:rPr>
-              <w:t>niplu fonta maleabila n8 s478 dn 65 21/2 stadiu...</w:t>
+              <w:t>piulita hexagonala semiprecise m 10</w:t>
             </w:r>
           </w:p>
         </w:tc>
@@ -24995,7 +27268,7 @@
                 <w:b w:val="0"/>
                 <w:sz w:val="16"/>
               </w:rPr>
-              <w:t>0.21</w:t>
+              <w:t>6.91</w:t>
             </w:r>
           </w:p>
         </w:tc>
@@ -25028,7 +27301,7 @@
                 <w:b w:val="0"/>
                 <w:sz w:val="16"/>
               </w:rPr>
-              <w:t>140</w:t>
+              <w:t>152</w:t>
             </w:r>
           </w:p>
         </w:tc>
@@ -25115,7 +27388,7 @@
                 <w:sz w:val="16"/>
                 <w:u w:val="single"/>
               </w:rPr>
-              <w:t>ACB05A1</w:t>
+              <w:t>SA04E</w:t>
             </w:r>
           </w:p>
           <w:p>
@@ -25127,7 +27400,7 @@
                 <w:b w:val="0"/>
                 <w:sz w:val="16"/>
               </w:rPr>
-              <w:t>$5842714</w:t>
+              <w:t>$4123329</w:t>
             </w:r>
           </w:p>
         </w:tc>
@@ -25142,7 +27415,7 @@
                 <w:b w:val="0"/>
                 <w:sz w:val="16"/>
               </w:rPr>
-              <w:t>piulita hexagonala semiprecise m 10</w:t>
+              <w:t>niplu fonta maleabila n8 s478 dn 40 11/2 zn ds</w:t>
             </w:r>
           </w:p>
         </w:tc>
@@ -25172,7 +27445,7 @@
                 <w:b w:val="0"/>
                 <w:sz w:val="16"/>
               </w:rPr>
-              <w:t>6.91</w:t>
+              <w:t>0.03</w:t>
             </w:r>
           </w:p>
         </w:tc>
@@ -25205,7 +27478,7 @@
                 <w:b w:val="0"/>
                 <w:sz w:val="16"/>
               </w:rPr>
-              <w:t>141</w:t>
+              <w:t>153</w:t>
             </w:r>
           </w:p>
         </w:tc>
@@ -25292,7 +27565,7 @@
                 <w:sz w:val="16"/>
                 <w:u w:val="single"/>
               </w:rPr>
-              <w:t>SA04C</w:t>
+              <w:t>SD18A1</w:t>
             </w:r>
           </w:p>
           <w:p>
@@ -25304,7 +27577,7 @@
                 <w:b w:val="0"/>
                 <w:sz w:val="16"/>
               </w:rPr>
-              <w:t>$4123238</w:t>
+              <w:t>$4201808</w:t>
             </w:r>
           </w:p>
         </w:tc>
@@ -25319,7 +27592,7 @@
                 <w:b w:val="0"/>
                 <w:sz w:val="16"/>
               </w:rPr>
-              <w:t>niplu fonta maleabila n8 s478 dn 25 1 zn ds</w:t>
+              <w:t>robinet cu sertar/golire fi-fi d.l' stadiul fiz...</w:t>
             </w:r>
           </w:p>
         </w:tc>
@@ -25349,7 +27622,7 @@
                 <w:b w:val="0"/>
                 <w:sz w:val="16"/>
               </w:rPr>
-              <w:t>0.03</w:t>
+              <w:t>0.86</w:t>
             </w:r>
           </w:p>
         </w:tc>
@@ -25382,7 +27655,7 @@
                 <w:b w:val="0"/>
                 <w:sz w:val="16"/>
               </w:rPr>
-              <w:t>142</w:t>
+              <w:t>154</w:t>
             </w:r>
           </w:p>
         </w:tc>
@@ -25469,7 +27742,7 @@
                 <w:sz w:val="16"/>
                 <w:u w:val="single"/>
               </w:rPr>
-              <w:t>SD18A1</w:t>
+              <w:t>ACB05A1</w:t>
             </w:r>
           </w:p>
           <w:p>
@@ -25481,7 +27754,7 @@
                 <w:b w:val="0"/>
                 <w:sz w:val="16"/>
               </w:rPr>
-              <w:t>$4201808</w:t>
+              <w:t>$5801150</w:t>
             </w:r>
           </w:p>
         </w:tc>
@@ -25496,7 +27769,7 @@
                 <w:b w:val="0"/>
                 <w:sz w:val="16"/>
               </w:rPr>
-              <w:t>robinet cu sertar/golire fi-fi d.l' stadiul fiz...</w:t>
+              <w:t>surub cap hexagonal precis m 12 x 55 gr 5.8 s4272</w:t>
             </w:r>
           </w:p>
         </w:tc>
@@ -25526,7 +27799,7 @@
                 <w:b w:val="0"/>
                 <w:sz w:val="16"/>
               </w:rPr>
-              <w:t>0.86</w:t>
+              <w:t>6.91</w:t>
             </w:r>
           </w:p>
         </w:tc>
@@ -25559,7 +27832,7 @@
                 <w:b w:val="0"/>
                 <w:sz w:val="16"/>
               </w:rPr>
-              <w:t>143</w:t>
+              <w:t>155</w:t>
             </w:r>
           </w:p>
         </w:tc>
@@ -25646,7 +27919,7 @@
                 <w:sz w:val="16"/>
                 <w:u w:val="single"/>
               </w:rPr>
-              <w:t>ACB05A1</w:t>
+              <w:t>SA04C</w:t>
             </w:r>
           </w:p>
           <w:p>
@@ -25658,7 +27931,7 @@
                 <w:b w:val="0"/>
                 <w:sz w:val="16"/>
               </w:rPr>
-              <w:t>$5801150</w:t>
+              <w:t>$4113908</w:t>
             </w:r>
           </w:p>
         </w:tc>
@@ -25673,7 +27946,7 @@
                 <w:b w:val="0"/>
                 <w:sz w:val="16"/>
               </w:rPr>
-              <w:t>surub cap hexagonal precis m 12 x 55 gr 5.8 s4272</w:t>
+              <w:t>reductie fonta maleabila n4 s 477 25x 15 zn f2</w:t>
             </w:r>
           </w:p>
         </w:tc>
@@ -25703,7 +27976,538 @@
                 <w:b w:val="0"/>
                 <w:sz w:val="16"/>
               </w:rPr>
-              <w:t>6.91</w:t>
+              <w:t>0.03</w:t>
+            </w:r>
+          </w:p>
+        </w:tc>
+        <w:tc>
+          <w:tcPr>
+            <w:tcW w:type="dxa" w:w="3572"/>
+            <w:shd w:fill="FFFF99" w:val="clear"/>
+          </w:tcPr>
+          <w:p>
+            <w:r>
+              <w:rPr>
+                <w:b w:val="0"/>
+                <w:color w:val="CC0000"/>
+                <w:sz w:val="16"/>
+              </w:rPr>
+              <w:t>Articol suplimentar în ofertă (nu există în referință)</w:t>
+            </w:r>
+          </w:p>
+        </w:tc>
+      </w:tr>
+      <w:tr>
+        <w:tc>
+          <w:tcPr>
+            <w:tcW w:type="dxa" w:w="397"/>
+            <w:shd w:fill="FFFF99" w:val="clear"/>
+          </w:tcPr>
+          <w:p>
+            <w:r>
+              <w:rPr>
+                <w:b w:val="0"/>
+                <w:sz w:val="16"/>
+              </w:rPr>
+              <w:t>156</w:t>
+            </w:r>
+          </w:p>
+        </w:tc>
+        <w:tc>
+          <w:tcPr>
+            <w:tcW w:type="dxa" w:w="1701"/>
+            <w:shd w:fill="FFFF99" w:val="clear"/>
+          </w:tcPr>
+          <w:p>
+            <w:r>
+              <w:rPr>
+                <w:b w:val="0"/>
+                <w:sz w:val="16"/>
+              </w:rPr>
+              <w:t>4.3-06 - Inst sanitare GospApa</w:t>
+            </w:r>
+          </w:p>
+        </w:tc>
+        <w:tc>
+          <w:tcPr>
+            <w:tcW w:type="dxa" w:w="850"/>
+            <w:shd w:fill="FFFF99" w:val="clear"/>
+          </w:tcPr>
+          <w:p>
+            <w:r>
+              <w:rPr>
+                <w:b w:val="0"/>
+                <w:sz w:val="16"/>
+              </w:rPr>
+            </w:r>
+          </w:p>
+        </w:tc>
+        <w:tc>
+          <w:tcPr>
+            <w:tcW w:type="dxa" w:w="1984"/>
+            <w:shd w:fill="FFFF99" w:val="clear"/>
+          </w:tcPr>
+          <w:p>
+            <w:r>
+              <w:rPr>
+                <w:b w:val="0"/>
+                <w:sz w:val="16"/>
+              </w:rPr>
+            </w:r>
+          </w:p>
+        </w:tc>
+        <w:tc>
+          <w:tcPr>
+            <w:tcW w:type="dxa" w:w="454"/>
+            <w:shd w:fill="FFFF99" w:val="clear"/>
+          </w:tcPr>
+          <w:p>
+            <w:r>
+              <w:rPr>
+                <w:b w:val="0"/>
+                <w:sz w:val="16"/>
+              </w:rPr>
+            </w:r>
+          </w:p>
+        </w:tc>
+        <w:tc>
+          <w:tcPr>
+            <w:tcW w:type="dxa" w:w="680"/>
+            <w:shd w:fill="FFFF99" w:val="clear"/>
+          </w:tcPr>
+          <w:p>
+            <w:r>
+              <w:rPr>
+                <w:b w:val="0"/>
+                <w:sz w:val="16"/>
+              </w:rPr>
+            </w:r>
+          </w:p>
+        </w:tc>
+        <w:tc>
+          <w:tcPr>
+            <w:tcW w:type="dxa" w:w="850"/>
+            <w:shd w:fill="FFFF99" w:val="clear"/>
+          </w:tcPr>
+          <w:p>
+            <w:r>
+              <w:rPr>
+                <w:b w:val="0"/>
+                <w:sz w:val="16"/>
+                <w:u w:val="single"/>
+              </w:rPr>
+              <w:t>SA04C</w:t>
+            </w:r>
+          </w:p>
+          <w:p>
+            <w:pPr>
+              <w:ind w:left="280"/>
+            </w:pPr>
+            <w:r>
+              <w:rPr>
+                <w:b w:val="0"/>
+                <w:sz w:val="16"/>
+              </w:rPr>
+              <w:t>$4123238</w:t>
+            </w:r>
+          </w:p>
+        </w:tc>
+        <w:tc>
+          <w:tcPr>
+            <w:tcW w:type="dxa" w:w="1984"/>
+            <w:shd w:fill="FFFF99" w:val="clear"/>
+          </w:tcPr>
+          <w:p>
+            <w:r>
+              <w:rPr>
+                <w:b w:val="0"/>
+                <w:sz w:val="16"/>
+              </w:rPr>
+              <w:t>niplu fonta maleabila n8 s478 dn 25 1 zn ds</w:t>
+            </w:r>
+          </w:p>
+        </w:tc>
+        <w:tc>
+          <w:tcPr>
+            <w:tcW w:type="dxa" w:w="454"/>
+            <w:shd w:fill="FFFF99" w:val="clear"/>
+          </w:tcPr>
+          <w:p>
+            <w:r>
+              <w:rPr>
+                <w:b w:val="0"/>
+                <w:sz w:val="16"/>
+              </w:rPr>
+              <w:t>buc</w:t>
+            </w:r>
+          </w:p>
+        </w:tc>
+        <w:tc>
+          <w:tcPr>
+            <w:tcW w:type="dxa" w:w="680"/>
+            <w:shd w:fill="FFFF99" w:val="clear"/>
+          </w:tcPr>
+          <w:p>
+            <w:r>
+              <w:rPr>
+                <w:b w:val="0"/>
+                <w:sz w:val="16"/>
+              </w:rPr>
+              <w:t>0.03</w:t>
+            </w:r>
+          </w:p>
+        </w:tc>
+        <w:tc>
+          <w:tcPr>
+            <w:tcW w:type="dxa" w:w="3572"/>
+            <w:shd w:fill="FFFF99" w:val="clear"/>
+          </w:tcPr>
+          <w:p>
+            <w:r>
+              <w:rPr>
+                <w:b w:val="0"/>
+                <w:color w:val="CC0000"/>
+                <w:sz w:val="16"/>
+              </w:rPr>
+              <w:t>Articol suplimentar în ofertă (nu există în referință)</w:t>
+            </w:r>
+          </w:p>
+        </w:tc>
+      </w:tr>
+      <w:tr>
+        <w:tc>
+          <w:tcPr>
+            <w:tcW w:type="dxa" w:w="397"/>
+            <w:shd w:fill="FFFF99" w:val="clear"/>
+          </w:tcPr>
+          <w:p>
+            <w:r>
+              <w:rPr>
+                <w:b w:val="0"/>
+                <w:sz w:val="16"/>
+              </w:rPr>
+              <w:t>157</w:t>
+            </w:r>
+          </w:p>
+        </w:tc>
+        <w:tc>
+          <w:tcPr>
+            <w:tcW w:type="dxa" w:w="1701"/>
+            <w:shd w:fill="FFFF99" w:val="clear"/>
+          </w:tcPr>
+          <w:p>
+            <w:r>
+              <w:rPr>
+                <w:b w:val="0"/>
+                <w:sz w:val="16"/>
+              </w:rPr>
+              <w:t>4.3-06 - Inst sanitare GospApa</w:t>
+            </w:r>
+          </w:p>
+        </w:tc>
+        <w:tc>
+          <w:tcPr>
+            <w:tcW w:type="dxa" w:w="850"/>
+            <w:shd w:fill="FFFF99" w:val="clear"/>
+          </w:tcPr>
+          <w:p>
+            <w:r>
+              <w:rPr>
+                <w:b w:val="0"/>
+                <w:sz w:val="16"/>
+              </w:rPr>
+            </w:r>
+          </w:p>
+        </w:tc>
+        <w:tc>
+          <w:tcPr>
+            <w:tcW w:type="dxa" w:w="1984"/>
+            <w:shd w:fill="FFFF99" w:val="clear"/>
+          </w:tcPr>
+          <w:p>
+            <w:r>
+              <w:rPr>
+                <w:b w:val="0"/>
+                <w:sz w:val="16"/>
+              </w:rPr>
+            </w:r>
+          </w:p>
+        </w:tc>
+        <w:tc>
+          <w:tcPr>
+            <w:tcW w:type="dxa" w:w="454"/>
+            <w:shd w:fill="FFFF99" w:val="clear"/>
+          </w:tcPr>
+          <w:p>
+            <w:r>
+              <w:rPr>
+                <w:b w:val="0"/>
+                <w:sz w:val="16"/>
+              </w:rPr>
+            </w:r>
+          </w:p>
+        </w:tc>
+        <w:tc>
+          <w:tcPr>
+            <w:tcW w:type="dxa" w:w="680"/>
+            <w:shd w:fill="FFFF99" w:val="clear"/>
+          </w:tcPr>
+          <w:p>
+            <w:r>
+              <w:rPr>
+                <w:b w:val="0"/>
+                <w:sz w:val="16"/>
+              </w:rPr>
+            </w:r>
+          </w:p>
+        </w:tc>
+        <w:tc>
+          <w:tcPr>
+            <w:tcW w:type="dxa" w:w="850"/>
+            <w:shd w:fill="FFFF99" w:val="clear"/>
+          </w:tcPr>
+          <w:p>
+            <w:r>
+              <w:rPr>
+                <w:b w:val="0"/>
+                <w:sz w:val="16"/>
+                <w:u w:val="single"/>
+              </w:rPr>
+              <w:t>ACB05A1</w:t>
+            </w:r>
+          </w:p>
+          <w:p>
+            <w:pPr>
+              <w:ind w:left="280"/>
+            </w:pPr>
+            <w:r>
+              <w:rPr>
+                <w:b w:val="0"/>
+                <w:sz w:val="16"/>
+              </w:rPr>
+              <w:t>$6607551</w:t>
+            </w:r>
+          </w:p>
+        </w:tc>
+        <w:tc>
+          <w:tcPr>
+            <w:tcW w:type="dxa" w:w="1984"/>
+            <w:shd w:fill="FFFF99" w:val="clear"/>
+          </w:tcPr>
+          <w:p>
+            <w:r>
+              <w:rPr>
+                <w:b w:val="0"/>
+                <w:sz w:val="16"/>
+              </w:rPr>
+              <w:t>garnitura de etansare ans plan pn6/2,5 d = 50 m...</w:t>
+            </w:r>
+          </w:p>
+        </w:tc>
+        <w:tc>
+          <w:tcPr>
+            <w:tcW w:type="dxa" w:w="454"/>
+            <w:shd w:fill="FFFF99" w:val="clear"/>
+          </w:tcPr>
+          <w:p>
+            <w:r>
+              <w:rPr>
+                <w:b w:val="0"/>
+                <w:sz w:val="16"/>
+              </w:rPr>
+              <w:t>buc</w:t>
+            </w:r>
+          </w:p>
+        </w:tc>
+        <w:tc>
+          <w:tcPr>
+            <w:tcW w:type="dxa" w:w="680"/>
+            <w:shd w:fill="FFFF99" w:val="clear"/>
+          </w:tcPr>
+          <w:p>
+            <w:r>
+              <w:rPr>
+                <w:b w:val="0"/>
+                <w:sz w:val="16"/>
+              </w:rPr>
+              <w:t>1.74</w:t>
+            </w:r>
+          </w:p>
+        </w:tc>
+        <w:tc>
+          <w:tcPr>
+            <w:tcW w:type="dxa" w:w="3572"/>
+            <w:shd w:fill="FFFF99" w:val="clear"/>
+          </w:tcPr>
+          <w:p>
+            <w:r>
+              <w:rPr>
+                <w:b w:val="0"/>
+                <w:color w:val="CC0000"/>
+                <w:sz w:val="16"/>
+              </w:rPr>
+              <w:t>Articol suplimentar în ofertă (nu există în referință)</w:t>
+            </w:r>
+          </w:p>
+        </w:tc>
+      </w:tr>
+      <w:tr>
+        <w:tc>
+          <w:tcPr>
+            <w:tcW w:type="dxa" w:w="397"/>
+            <w:shd w:fill="FFFF99" w:val="clear"/>
+          </w:tcPr>
+          <w:p>
+            <w:r>
+              <w:rPr>
+                <w:b w:val="0"/>
+                <w:sz w:val="16"/>
+              </w:rPr>
+              <w:t>158</w:t>
+            </w:r>
+          </w:p>
+        </w:tc>
+        <w:tc>
+          <w:tcPr>
+            <w:tcW w:type="dxa" w:w="1701"/>
+            <w:shd w:fill="FFFF99" w:val="clear"/>
+          </w:tcPr>
+          <w:p>
+            <w:r>
+              <w:rPr>
+                <w:b w:val="0"/>
+                <w:sz w:val="16"/>
+              </w:rPr>
+              <w:t>4.3-06 - Inst sanitare GospApa</w:t>
+            </w:r>
+          </w:p>
+        </w:tc>
+        <w:tc>
+          <w:tcPr>
+            <w:tcW w:type="dxa" w:w="850"/>
+            <w:shd w:fill="FFFF99" w:val="clear"/>
+          </w:tcPr>
+          <w:p>
+            <w:r>
+              <w:rPr>
+                <w:b w:val="0"/>
+                <w:sz w:val="16"/>
+              </w:rPr>
+            </w:r>
+          </w:p>
+        </w:tc>
+        <w:tc>
+          <w:tcPr>
+            <w:tcW w:type="dxa" w:w="1984"/>
+            <w:shd w:fill="FFFF99" w:val="clear"/>
+          </w:tcPr>
+          <w:p>
+            <w:r>
+              <w:rPr>
+                <w:b w:val="0"/>
+                <w:sz w:val="16"/>
+              </w:rPr>
+            </w:r>
+          </w:p>
+        </w:tc>
+        <w:tc>
+          <w:tcPr>
+            <w:tcW w:type="dxa" w:w="454"/>
+            <w:shd w:fill="FFFF99" w:val="clear"/>
+          </w:tcPr>
+          <w:p>
+            <w:r>
+              <w:rPr>
+                <w:b w:val="0"/>
+                <w:sz w:val="16"/>
+              </w:rPr>
+            </w:r>
+          </w:p>
+        </w:tc>
+        <w:tc>
+          <w:tcPr>
+            <w:tcW w:type="dxa" w:w="680"/>
+            <w:shd w:fill="FFFF99" w:val="clear"/>
+          </w:tcPr>
+          <w:p>
+            <w:r>
+              <w:rPr>
+                <w:b w:val="0"/>
+                <w:sz w:val="16"/>
+              </w:rPr>
+            </w:r>
+          </w:p>
+        </w:tc>
+        <w:tc>
+          <w:tcPr>
+            <w:tcW w:type="dxa" w:w="850"/>
+            <w:shd w:fill="FFFF99" w:val="clear"/>
+          </w:tcPr>
+          <w:p>
+            <w:r>
+              <w:rPr>
+                <w:b w:val="0"/>
+                <w:sz w:val="16"/>
+                <w:u w:val="single"/>
+              </w:rPr>
+              <w:t>SA04G</w:t>
+            </w:r>
+          </w:p>
+          <w:p>
+            <w:pPr>
+              <w:ind w:left="280"/>
+            </w:pPr>
+            <w:r>
+              <w:rPr>
+                <w:b w:val="0"/>
+                <w:sz w:val="16"/>
+              </w:rPr>
+              <w:t>$4123381</w:t>
+            </w:r>
+          </w:p>
+        </w:tc>
+        <w:tc>
+          <w:tcPr>
+            <w:tcW w:type="dxa" w:w="1984"/>
+            <w:shd w:fill="FFFF99" w:val="clear"/>
+          </w:tcPr>
+          <w:p>
+            <w:r>
+              <w:rPr>
+                <w:b w:val="0"/>
+                <w:sz w:val="16"/>
+              </w:rPr>
+              <w:t>niplu fonta maleabila n8 s478 dn 65 21/2 stadiu...</w:t>
+            </w:r>
+          </w:p>
+        </w:tc>
+        <w:tc>
+          <w:tcPr>
+            <w:tcW w:type="dxa" w:w="454"/>
+            <w:shd w:fill="FFFF99" w:val="clear"/>
+          </w:tcPr>
+          <w:p>
+            <w:r>
+              <w:rPr>
+                <w:b w:val="0"/>
+                <w:sz w:val="16"/>
+              </w:rPr>
+              <w:t>buc</w:t>
+            </w:r>
+          </w:p>
+        </w:tc>
+        <w:tc>
+          <w:tcPr>
+            <w:tcW w:type="dxa" w:w="680"/>
+            <w:shd w:fill="FFFF99" w:val="clear"/>
+          </w:tcPr>
+          <w:p>
+            <w:r>
+              <w:rPr>
+                <w:b w:val="0"/>
+                <w:sz w:val="16"/>
+              </w:rPr>
+              <w:t>0.21</w:t>
             </w:r>
           </w:p>
         </w:tc>
@@ -25778,7 +28582,7 @@
                 <w:color w:val="000000"/>
                 <w:sz w:val="18"/>
               </w:rPr>
-              <w:t>Ofertă: 44 principale</w:t>
+              <w:t>Ofertă: 47 principale</w:t>
             </w:r>
             <w:r>
               <w:rPr>
@@ -25786,7 +28590,7 @@
                 <w:color w:val="000000"/>
                 <w:sz w:val="18"/>
               </w:rPr>
-              <w:t xml:space="preserve">  ▲ 3 extra</w:t>
+              <w:t xml:space="preserve">  ▲ 6 extra</w:t>
             </w:r>
           </w:p>
         </w:tc>
@@ -25811,7 +28615,7 @@
                 <w:b/>
                 <w:sz w:val="18"/>
               </w:rPr>
-              <w:t>Capitol de lucrări 4.3-07 — Conducte apa incinta  │  LIPSA: 5  │  EXTRA: 1  │  Delta: -4</w:t>
+              <w:t>Capitol de lucrări 4.3-07 — Conducte apa incinta  │  LIPSA: 5  │  EXTRA: 2  │  Delta: -3</w:t>
             </w:r>
           </w:p>
         </w:tc>
@@ -26962,7 +29766,7 @@
                 <w:b w:val="0"/>
                 <w:sz w:val="16"/>
               </w:rPr>
-              <w:t>151</w:t>
+              <w:t>166</w:t>
             </w:r>
           </w:p>
         </w:tc>
@@ -27061,7 +29865,7 @@
                 <w:b w:val="0"/>
                 <w:sz w:val="16"/>
               </w:rPr>
-              <w:t>$3000</w:t>
+              <w:t>$6717077</w:t>
             </w:r>
           </w:p>
         </w:tc>
@@ -27076,7 +29880,7 @@
                 <w:b w:val="0"/>
                 <w:sz w:val="16"/>
               </w:rPr>
-              <w:t>aparat de sudura tip 'coprax' 2204/50hz/700 w</w:t>
+              <w:t>teava poliet inalta dens pe 100,pn 10 diam ext ...</w:t>
             </w:r>
           </w:p>
         </w:tc>
@@ -27091,7 +29895,7 @@
                 <w:b w:val="0"/>
                 <w:sz w:val="16"/>
               </w:rPr>
-              <w:t>ora</w:t>
+              <w:t>m</w:t>
             </w:r>
           </w:p>
         </w:tc>
@@ -27106,7 +29910,184 @@
                 <w:b w:val="0"/>
                 <w:sz w:val="16"/>
               </w:rPr>
-              <w:t>0.07</w:t>
+              <w:t>1.76</w:t>
+            </w:r>
+          </w:p>
+        </w:tc>
+        <w:tc>
+          <w:tcPr>
+            <w:tcW w:type="dxa" w:w="3572"/>
+            <w:shd w:fill="FFFF99" w:val="clear"/>
+          </w:tcPr>
+          <w:p>
+            <w:r>
+              <w:rPr>
+                <w:b w:val="0"/>
+                <w:color w:val="CC0000"/>
+                <w:sz w:val="16"/>
+              </w:rPr>
+              <w:t>Articol suplimentar în ofertă (nu există în referință)</w:t>
+            </w:r>
+          </w:p>
+        </w:tc>
+      </w:tr>
+      <w:tr>
+        <w:tc>
+          <w:tcPr>
+            <w:tcW w:type="dxa" w:w="397"/>
+            <w:shd w:fill="FFFF99" w:val="clear"/>
+          </w:tcPr>
+          <w:p>
+            <w:r>
+              <w:rPr>
+                <w:b w:val="0"/>
+                <w:sz w:val="16"/>
+              </w:rPr>
+              <w:t>167</w:t>
+            </w:r>
+          </w:p>
+        </w:tc>
+        <w:tc>
+          <w:tcPr>
+            <w:tcW w:type="dxa" w:w="1701"/>
+            <w:shd w:fill="FFFF99" w:val="clear"/>
+          </w:tcPr>
+          <w:p>
+            <w:r>
+              <w:rPr>
+                <w:b w:val="0"/>
+                <w:sz w:val="16"/>
+              </w:rPr>
+              <w:t>4.3-07 - Conducte apa incinta</w:t>
+            </w:r>
+          </w:p>
+        </w:tc>
+        <w:tc>
+          <w:tcPr>
+            <w:tcW w:type="dxa" w:w="850"/>
+            <w:shd w:fill="FFFF99" w:val="clear"/>
+          </w:tcPr>
+          <w:p>
+            <w:r>
+              <w:rPr>
+                <w:b w:val="0"/>
+                <w:sz w:val="16"/>
+              </w:rPr>
+            </w:r>
+          </w:p>
+        </w:tc>
+        <w:tc>
+          <w:tcPr>
+            <w:tcW w:type="dxa" w:w="1984"/>
+            <w:shd w:fill="FFFF99" w:val="clear"/>
+          </w:tcPr>
+          <w:p>
+            <w:r>
+              <w:rPr>
+                <w:b w:val="0"/>
+                <w:sz w:val="16"/>
+              </w:rPr>
+            </w:r>
+          </w:p>
+        </w:tc>
+        <w:tc>
+          <w:tcPr>
+            <w:tcW w:type="dxa" w:w="454"/>
+            <w:shd w:fill="FFFF99" w:val="clear"/>
+          </w:tcPr>
+          <w:p>
+            <w:r>
+              <w:rPr>
+                <w:b w:val="0"/>
+                <w:sz w:val="16"/>
+              </w:rPr>
+            </w:r>
+          </w:p>
+        </w:tc>
+        <w:tc>
+          <w:tcPr>
+            <w:tcW w:type="dxa" w:w="680"/>
+            <w:shd w:fill="FFFF99" w:val="clear"/>
+          </w:tcPr>
+          <w:p>
+            <w:r>
+              <w:rPr>
+                <w:b w:val="0"/>
+                <w:sz w:val="16"/>
+              </w:rPr>
+            </w:r>
+          </w:p>
+        </w:tc>
+        <w:tc>
+          <w:tcPr>
+            <w:tcW w:type="dxa" w:w="850"/>
+            <w:shd w:fill="FFFF99" w:val="clear"/>
+          </w:tcPr>
+          <w:p>
+            <w:r>
+              <w:rPr>
+                <w:b w:val="0"/>
+                <w:sz w:val="16"/>
+                <w:u w:val="single"/>
+              </w:rPr>
+              <w:t>CE26A</w:t>
+            </w:r>
+          </w:p>
+          <w:p>
+            <w:pPr>
+              <w:ind w:left="280"/>
+            </w:pPr>
+            <w:r>
+              <w:rPr>
+                <w:b w:val="0"/>
+                <w:sz w:val="16"/>
+              </w:rPr>
+              <w:t>$6102822</w:t>
+            </w:r>
+          </w:p>
+        </w:tc>
+        <w:tc>
+          <w:tcPr>
+            <w:tcW w:type="dxa" w:w="1984"/>
+            <w:shd w:fill="FFFF99" w:val="clear"/>
+          </w:tcPr>
+          <w:p>
+            <w:r>
+              <w:rPr>
+                <w:b w:val="0"/>
+                <w:sz w:val="16"/>
+              </w:rPr>
+              <w:t>chit de etans.rost keracolor grosso</w:t>
+            </w:r>
+          </w:p>
+        </w:tc>
+        <w:tc>
+          <w:tcPr>
+            <w:tcW w:type="dxa" w:w="454"/>
+            <w:shd w:fill="FFFF99" w:val="clear"/>
+          </w:tcPr>
+          <w:p>
+            <w:r>
+              <w:rPr>
+                <w:b w:val="0"/>
+                <w:sz w:val="16"/>
+              </w:rPr>
+              <w:t>tona</w:t>
+            </w:r>
+          </w:p>
+        </w:tc>
+        <w:tc>
+          <w:tcPr>
+            <w:tcW w:type="dxa" w:w="680"/>
+            <w:shd w:fill="FFFF99" w:val="clear"/>
+          </w:tcPr>
+          <w:p>
+            <w:r>
+              <w:rPr>
+                <w:b w:val="0"/>
+                <w:sz w:val="16"/>
+              </w:rPr>
+              <w:t>0.26</w:t>
             </w:r>
           </w:p>
         </w:tc>
@@ -27181,7 +30162,7 @@
                 <w:color w:val="000000"/>
                 <w:sz w:val="18"/>
               </w:rPr>
-              <w:t>Ofertă: 18 principale</w:t>
+              <w:t>Ofertă: 19 principale</w:t>
             </w:r>
             <w:r>
               <w:rPr>
@@ -27189,7 +30170,7 @@
                 <w:color w:val="000000"/>
                 <w:sz w:val="18"/>
               </w:rPr>
-              <w:t xml:space="preserve">  ▼ 4 lipsă</w:t>
+              <w:t xml:space="preserve">  ▼ 3 lipsă</w:t>
             </w:r>
           </w:p>
         </w:tc>
@@ -27845,7 +30826,7 @@
                 <w:b/>
                 <w:sz w:val="18"/>
               </w:rPr>
-              <w:t>Capitol de lucrări 4.3-04 — Camin vane 1 b 1,9x1,9x1,5m  │  LIPSA: 0  │  EXTRA: 0  │  Delta: 0 ✓</w:t>
+              <w:t>Capitol de lucrări 4.3-04 — Camin vane 1 b 1,9x1,9x1,5m  │  LIPSA: 0  │  EXTRA: 3  │  Delta: +3</w:t>
             </w:r>
           </w:p>
         </w:tc>
@@ -28038,6 +31019,556 @@
       <w:tr>
         <w:tc>
           <w:tcPr>
+            <w:tcW w:type="dxa" w:w="3572"/>
+            <w:gridSpan w:val="11"/>
+            <w:shd w:fill="FFFF99" w:val="clear"/>
+          </w:tcPr>
+          <w:p>
+            <w:r>
+              <w:rPr>
+                <w:b w:val="0"/>
+                <w:i/>
+                <w:sz w:val="16"/>
+              </w:rPr>
+              <w:t>▸ Articole extra în ofertă — verificare manuală recomandată</w:t>
+            </w:r>
+          </w:p>
+        </w:tc>
+      </w:tr>
+      <w:tr>
+        <w:tc>
+          <w:tcPr>
+            <w:tcW w:type="dxa" w:w="397"/>
+            <w:shd w:fill="FFFF99" w:val="clear"/>
+          </w:tcPr>
+          <w:p>
+            <w:r>
+              <w:rPr>
+                <w:b w:val="0"/>
+                <w:sz w:val="16"/>
+              </w:rPr>
+              <w:t>172</w:t>
+            </w:r>
+          </w:p>
+        </w:tc>
+        <w:tc>
+          <w:tcPr>
+            <w:tcW w:type="dxa" w:w="1701"/>
+            <w:shd w:fill="FFFF99" w:val="clear"/>
+          </w:tcPr>
+          <w:p>
+            <w:r>
+              <w:rPr>
+                <w:b w:val="0"/>
+                <w:sz w:val="16"/>
+              </w:rPr>
+              <w:t>4.3-04 - Camin vane 1 b 1,9x1,9x1,5m</w:t>
+            </w:r>
+          </w:p>
+        </w:tc>
+        <w:tc>
+          <w:tcPr>
+            <w:tcW w:type="dxa" w:w="850"/>
+            <w:shd w:fill="FFFF99" w:val="clear"/>
+          </w:tcPr>
+          <w:p>
+            <w:r>
+              <w:rPr>
+                <w:b w:val="0"/>
+                <w:sz w:val="16"/>
+              </w:rPr>
+            </w:r>
+          </w:p>
+        </w:tc>
+        <w:tc>
+          <w:tcPr>
+            <w:tcW w:type="dxa" w:w="1984"/>
+            <w:shd w:fill="FFFF99" w:val="clear"/>
+          </w:tcPr>
+          <w:p>
+            <w:r>
+              <w:rPr>
+                <w:b w:val="0"/>
+                <w:sz w:val="16"/>
+              </w:rPr>
+            </w:r>
+          </w:p>
+        </w:tc>
+        <w:tc>
+          <w:tcPr>
+            <w:tcW w:type="dxa" w:w="454"/>
+            <w:shd w:fill="FFFF99" w:val="clear"/>
+          </w:tcPr>
+          <w:p>
+            <w:r>
+              <w:rPr>
+                <w:b w:val="0"/>
+                <w:sz w:val="16"/>
+              </w:rPr>
+            </w:r>
+          </w:p>
+        </w:tc>
+        <w:tc>
+          <w:tcPr>
+            <w:tcW w:type="dxa" w:w="680"/>
+            <w:shd w:fill="FFFF99" w:val="clear"/>
+          </w:tcPr>
+          <w:p>
+            <w:r>
+              <w:rPr>
+                <w:b w:val="0"/>
+                <w:sz w:val="16"/>
+              </w:rPr>
+            </w:r>
+          </w:p>
+        </w:tc>
+        <w:tc>
+          <w:tcPr>
+            <w:tcW w:type="dxa" w:w="850"/>
+            <w:shd w:fill="FFFF99" w:val="clear"/>
+          </w:tcPr>
+          <w:p>
+            <w:r>
+              <w:rPr>
+                <w:b w:val="0"/>
+                <w:sz w:val="16"/>
+                <w:u w:val="single"/>
+              </w:rPr>
+              <w:t>CB03D</w:t>
+            </w:r>
+          </w:p>
+          <w:p>
+            <w:pPr>
+              <w:ind w:left="280"/>
+            </w:pPr>
+            <w:r>
+              <w:rPr>
+                <w:b w:val="0"/>
+                <w:sz w:val="16"/>
+              </w:rPr>
+              <w:t>$2900981</w:t>
+            </w:r>
+          </w:p>
+        </w:tc>
+        <w:tc>
+          <w:tcPr>
+            <w:tcW w:type="dxa" w:w="1984"/>
+            <w:shd w:fill="FFFF99" w:val="clear"/>
+          </w:tcPr>
+          <w:p>
+            <w:r>
+              <w:rPr>
+                <w:b w:val="0"/>
+                <w:sz w:val="16"/>
+              </w:rPr>
+              <w:t>lemn rot ptr piloti din ras.l = 10-12m</w:t>
+            </w:r>
+          </w:p>
+        </w:tc>
+        <w:tc>
+          <w:tcPr>
+            <w:tcW w:type="dxa" w:w="454"/>
+            <w:shd w:fill="FFFF99" w:val="clear"/>
+          </w:tcPr>
+          <w:p>
+            <w:r>
+              <w:rPr>
+                <w:b w:val="0"/>
+                <w:sz w:val="16"/>
+              </w:rPr>
+              <w:t>mc</w:t>
+            </w:r>
+          </w:p>
+        </w:tc>
+        <w:tc>
+          <w:tcPr>
+            <w:tcW w:type="dxa" w:w="680"/>
+            <w:shd w:fill="FFFF99" w:val="clear"/>
+          </w:tcPr>
+          <w:p>
+            <w:r>
+              <w:rPr>
+                <w:b w:val="0"/>
+                <w:sz w:val="16"/>
+              </w:rPr>
+              <w:t>0.05</w:t>
+            </w:r>
+          </w:p>
+        </w:tc>
+        <w:tc>
+          <w:tcPr>
+            <w:tcW w:type="dxa" w:w="3572"/>
+            <w:shd w:fill="FFFF99" w:val="clear"/>
+          </w:tcPr>
+          <w:p>
+            <w:r>
+              <w:rPr>
+                <w:b w:val="0"/>
+                <w:color w:val="CC0000"/>
+                <w:sz w:val="16"/>
+              </w:rPr>
+              <w:t>Articol suplimentar în ofertă (nu există în referință)</w:t>
+            </w:r>
+          </w:p>
+        </w:tc>
+      </w:tr>
+      <w:tr>
+        <w:tc>
+          <w:tcPr>
+            <w:tcW w:type="dxa" w:w="397"/>
+            <w:shd w:fill="FFFF99" w:val="clear"/>
+          </w:tcPr>
+          <w:p>
+            <w:r>
+              <w:rPr>
+                <w:b w:val="0"/>
+                <w:sz w:val="16"/>
+              </w:rPr>
+              <w:t>173</w:t>
+            </w:r>
+          </w:p>
+        </w:tc>
+        <w:tc>
+          <w:tcPr>
+            <w:tcW w:type="dxa" w:w="1701"/>
+            <w:shd w:fill="FFFF99" w:val="clear"/>
+          </w:tcPr>
+          <w:p>
+            <w:r>
+              <w:rPr>
+                <w:b w:val="0"/>
+                <w:sz w:val="16"/>
+              </w:rPr>
+              <w:t>4.3-04 - Camin vane 1 b 1,9x1,9x1,5m</w:t>
+            </w:r>
+          </w:p>
+        </w:tc>
+        <w:tc>
+          <w:tcPr>
+            <w:tcW w:type="dxa" w:w="850"/>
+            <w:shd w:fill="FFFF99" w:val="clear"/>
+          </w:tcPr>
+          <w:p>
+            <w:r>
+              <w:rPr>
+                <w:b w:val="0"/>
+                <w:sz w:val="16"/>
+              </w:rPr>
+            </w:r>
+          </w:p>
+        </w:tc>
+        <w:tc>
+          <w:tcPr>
+            <w:tcW w:type="dxa" w:w="1984"/>
+            <w:shd w:fill="FFFF99" w:val="clear"/>
+          </w:tcPr>
+          <w:p>
+            <w:r>
+              <w:rPr>
+                <w:b w:val="0"/>
+                <w:sz w:val="16"/>
+              </w:rPr>
+            </w:r>
+          </w:p>
+        </w:tc>
+        <w:tc>
+          <w:tcPr>
+            <w:tcW w:type="dxa" w:w="454"/>
+            <w:shd w:fill="FFFF99" w:val="clear"/>
+          </w:tcPr>
+          <w:p>
+            <w:r>
+              <w:rPr>
+                <w:b w:val="0"/>
+                <w:sz w:val="16"/>
+              </w:rPr>
+            </w:r>
+          </w:p>
+        </w:tc>
+        <w:tc>
+          <w:tcPr>
+            <w:tcW w:type="dxa" w:w="680"/>
+            <w:shd w:fill="FFFF99" w:val="clear"/>
+          </w:tcPr>
+          <w:p>
+            <w:r>
+              <w:rPr>
+                <w:b w:val="0"/>
+                <w:sz w:val="16"/>
+              </w:rPr>
+            </w:r>
+          </w:p>
+        </w:tc>
+        <w:tc>
+          <w:tcPr>
+            <w:tcW w:type="dxa" w:w="850"/>
+            <w:shd w:fill="FFFF99" w:val="clear"/>
+          </w:tcPr>
+          <w:p>
+            <w:r>
+              <w:rPr>
+                <w:b w:val="0"/>
+                <w:sz w:val="16"/>
+                <w:u w:val="single"/>
+              </w:rPr>
+              <w:t>IZF05C1</w:t>
+            </w:r>
+          </w:p>
+          <w:p>
+            <w:pPr>
+              <w:ind w:left="280"/>
+            </w:pPr>
+            <w:r>
+              <w:rPr>
+                <w:b w:val="0"/>
+                <w:sz w:val="16"/>
+              </w:rPr>
+              <w:t>$2601535</w:t>
+            </w:r>
+          </w:p>
+        </w:tc>
+        <w:tc>
+          <w:tcPr>
+            <w:tcW w:type="dxa" w:w="1984"/>
+            <w:shd w:fill="FFFF99" w:val="clear"/>
+          </w:tcPr>
+          <w:p>
+            <w:r>
+              <w:rPr>
+                <w:b w:val="0"/>
+                <w:sz w:val="16"/>
+              </w:rPr>
+              <w:t>carton bitumat fara strat acop (blanc) ci300 10...</w:t>
+            </w:r>
+          </w:p>
+        </w:tc>
+        <w:tc>
+          <w:tcPr>
+            <w:tcW w:type="dxa" w:w="454"/>
+            <w:shd w:fill="FFFF99" w:val="clear"/>
+          </w:tcPr>
+          <w:p>
+            <w:r>
+              <w:rPr>
+                <w:b w:val="0"/>
+                <w:sz w:val="16"/>
+              </w:rPr>
+              <w:t>mp</w:t>
+            </w:r>
+          </w:p>
+        </w:tc>
+        <w:tc>
+          <w:tcPr>
+            <w:tcW w:type="dxa" w:w="680"/>
+            <w:shd w:fill="FFFF99" w:val="clear"/>
+          </w:tcPr>
+          <w:p>
+            <w:r>
+              <w:rPr>
+                <w:b w:val="0"/>
+                <w:sz w:val="16"/>
+              </w:rPr>
+              <w:t>29.28</w:t>
+            </w:r>
+          </w:p>
+        </w:tc>
+        <w:tc>
+          <w:tcPr>
+            <w:tcW w:type="dxa" w:w="3572"/>
+            <w:shd w:fill="FFFF99" w:val="clear"/>
+          </w:tcPr>
+          <w:p>
+            <w:r>
+              <w:rPr>
+                <w:b w:val="0"/>
+                <w:color w:val="CC0000"/>
+                <w:sz w:val="16"/>
+              </w:rPr>
+              <w:t>Articol suplimentar în ofertă (nu există în referință)</w:t>
+            </w:r>
+          </w:p>
+        </w:tc>
+      </w:tr>
+      <w:tr>
+        <w:tc>
+          <w:tcPr>
+            <w:tcW w:type="dxa" w:w="397"/>
+            <w:shd w:fill="FFFF99" w:val="clear"/>
+          </w:tcPr>
+          <w:p>
+            <w:r>
+              <w:rPr>
+                <w:b w:val="0"/>
+                <w:sz w:val="16"/>
+              </w:rPr>
+              <w:t>174</w:t>
+            </w:r>
+          </w:p>
+        </w:tc>
+        <w:tc>
+          <w:tcPr>
+            <w:tcW w:type="dxa" w:w="1701"/>
+            <w:shd w:fill="FFFF99" w:val="clear"/>
+          </w:tcPr>
+          <w:p>
+            <w:r>
+              <w:rPr>
+                <w:b w:val="0"/>
+                <w:sz w:val="16"/>
+              </w:rPr>
+              <w:t>4.3-04 - Camin vane 1 b 1,9x1,9x1,5m</w:t>
+            </w:r>
+          </w:p>
+        </w:tc>
+        <w:tc>
+          <w:tcPr>
+            <w:tcW w:type="dxa" w:w="850"/>
+            <w:shd w:fill="FFFF99" w:val="clear"/>
+          </w:tcPr>
+          <w:p>
+            <w:r>
+              <w:rPr>
+                <w:b w:val="0"/>
+                <w:sz w:val="16"/>
+              </w:rPr>
+            </w:r>
+          </w:p>
+        </w:tc>
+        <w:tc>
+          <w:tcPr>
+            <w:tcW w:type="dxa" w:w="1984"/>
+            <w:shd w:fill="FFFF99" w:val="clear"/>
+          </w:tcPr>
+          <w:p>
+            <w:r>
+              <w:rPr>
+                <w:b w:val="0"/>
+                <w:sz w:val="16"/>
+              </w:rPr>
+            </w:r>
+          </w:p>
+        </w:tc>
+        <w:tc>
+          <w:tcPr>
+            <w:tcW w:type="dxa" w:w="454"/>
+            <w:shd w:fill="FFFF99" w:val="clear"/>
+          </w:tcPr>
+          <w:p>
+            <w:r>
+              <w:rPr>
+                <w:b w:val="0"/>
+                <w:sz w:val="16"/>
+              </w:rPr>
+            </w:r>
+          </w:p>
+        </w:tc>
+        <w:tc>
+          <w:tcPr>
+            <w:tcW w:type="dxa" w:w="680"/>
+            <w:shd w:fill="FFFF99" w:val="clear"/>
+          </w:tcPr>
+          <w:p>
+            <w:r>
+              <w:rPr>
+                <w:b w:val="0"/>
+                <w:sz w:val="16"/>
+              </w:rPr>
+            </w:r>
+          </w:p>
+        </w:tc>
+        <w:tc>
+          <w:tcPr>
+            <w:tcW w:type="dxa" w:w="850"/>
+            <w:shd w:fill="FFFF99" w:val="clear"/>
+          </w:tcPr>
+          <w:p>
+            <w:r>
+              <w:rPr>
+                <w:b w:val="0"/>
+                <w:sz w:val="16"/>
+                <w:u w:val="single"/>
+              </w:rPr>
+              <w:t>IZF01A</w:t>
+            </w:r>
+          </w:p>
+          <w:p>
+            <w:pPr>
+              <w:ind w:left="280"/>
+            </w:pPr>
+            <w:r>
+              <w:rPr>
+                <w:b w:val="0"/>
+                <w:sz w:val="16"/>
+              </w:rPr>
+              <w:t>$2600050</w:t>
+            </w:r>
+          </w:p>
+        </w:tc>
+        <w:tc>
+          <w:tcPr>
+            <w:tcW w:type="dxa" w:w="1984"/>
+            <w:shd w:fill="FFFF99" w:val="clear"/>
+          </w:tcPr>
+          <w:p>
+            <w:r>
+              <w:rPr>
+                <w:b w:val="0"/>
+                <w:sz w:val="16"/>
+              </w:rPr>
+              <w:t>bitum pentru mat.+lucr.hidroizolatii tip h 82/9...</w:t>
+            </w:r>
+          </w:p>
+        </w:tc>
+        <w:tc>
+          <w:tcPr>
+            <w:tcW w:type="dxa" w:w="454"/>
+            <w:shd w:fill="FFFF99" w:val="clear"/>
+          </w:tcPr>
+          <w:p>
+            <w:r>
+              <w:rPr>
+                <w:b w:val="0"/>
+                <w:sz w:val="16"/>
+              </w:rPr>
+              <w:t>tona</w:t>
+            </w:r>
+          </w:p>
+        </w:tc>
+        <w:tc>
+          <w:tcPr>
+            <w:tcW w:type="dxa" w:w="680"/>
+            <w:shd w:fill="FFFF99" w:val="clear"/>
+          </w:tcPr>
+          <w:p>
+            <w:r>
+              <w:rPr>
+                <w:b w:val="0"/>
+                <w:sz w:val="16"/>
+              </w:rPr>
+              <w:t>3.82</w:t>
+            </w:r>
+          </w:p>
+        </w:tc>
+        <w:tc>
+          <w:tcPr>
+            <w:tcW w:type="dxa" w:w="3572"/>
+            <w:shd w:fill="FFFF99" w:val="clear"/>
+          </w:tcPr>
+          <w:p>
+            <w:r>
+              <w:rPr>
+                <w:b w:val="0"/>
+                <w:color w:val="CC0000"/>
+                <w:sz w:val="16"/>
+              </w:rPr>
+              <w:t>Articol suplimentar în ofertă (nu există în referință)</w:t>
+            </w:r>
+          </w:p>
+        </w:tc>
+      </w:tr>
+      <w:tr>
+        <w:tc>
+          <w:tcPr>
             <w:tcW w:type="dxa" w:w="397"/>
             <w:shd w:fill="D9D9D9" w:val="clear"/>
           </w:tcPr>
@@ -28089,7 +31620,7 @@
                 <w:color w:val="000000"/>
                 <w:sz w:val="18"/>
               </w:rPr>
-              <w:t>Ofertă: 17 principale</w:t>
+              <w:t>Ofertă: 20 principale</w:t>
             </w:r>
             <w:r>
               <w:rPr>
@@ -28097,7 +31628,7 @@
                 <w:color w:val="000000"/>
                 <w:sz w:val="18"/>
               </w:rPr>
-              <w:t xml:space="preserve">  ✓</w:t>
+              <w:t xml:space="preserve">  ▲ 3 extra</w:t>
             </w:r>
           </w:p>
         </w:tc>
@@ -28250,7 +31781,7 @@
                 <w:b w:val="0"/>
                 <w:sz w:val="16"/>
               </w:rPr>
-              <w:t>156</w:t>
+              <w:t>175</w:t>
             </w:r>
           </w:p>
         </w:tc>
@@ -28439,7 +31970,7 @@
                 <w:color w:val="000000"/>
                 <w:sz w:val="18"/>
               </w:rPr>
-              <w:t>Ref: 14 principale</w:t>
+              <w:t>Ref: 16 principale</w:t>
             </w:r>
           </w:p>
         </w:tc>
@@ -28456,7 +31987,7 @@
                 <w:color w:val="000000"/>
                 <w:sz w:val="18"/>
               </w:rPr>
-              <w:t>Ofertă: 15 principale</w:t>
+              <w:t>Ofertă: 17 principale</w:t>
             </w:r>
             <w:r>
               <w:rPr>

--- a/output_AO/Raport_Oferta_2.docx
+++ b/output_AO/Raport_Oferta_2.docx
@@ -18,7 +18,7 @@
     </w:p>
     <w:p>
       <w:r>
-        <w:t>Data: 2026-05-21</w:t>
+        <w:t>Data: 2026-05-22</w:t>
       </w:r>
     </w:p>
     <w:p>
@@ -26,7 +26,7 @@
         <w:pStyle w:val="Heading1"/>
       </w:pPr>
       <w:r>
-        <w:t>OFERTA 2 — Asocierea S.C. CREATIV BIO ORGANIC S.R.L &amp; S.C. DURABIL TOP CONSTRUCT S.R.L. &amp; S.C. IMOBILIARE SOLUTIONS GROUP</w:t>
+        <w:t>OFERTA 2 — Oferta 2</w:t>
       </w:r>
     </w:p>
     <w:p>
@@ -205,7 +205,7 @@
                 <w:b/>
                 <w:sz w:val="18"/>
               </w:rPr>
-              <w:t>Asocierea S.C. CREATIV BIO ORGANIC S.R.L &amp; S.C. DURABIL TOP CONSTRUCT S.R.L. &amp; S.C. IMOBILIARE SOLUTIONS GROUP</w:t>
+              <w:t>Oferta 2</w:t>
             </w:r>
           </w:p>
         </w:tc>
@@ -3539,7 +3539,7 @@
                 <w:sz w:val="16"/>
                 <w:u w:val="single"/>
               </w:rPr>
-              <w:t>CB14C</w:t>
+              <w:t>QCK04A01</w:t>
             </w:r>
           </w:p>
           <w:p>
@@ -3551,7 +3551,7 @@
                 <w:b w:val="0"/>
                 <w:sz w:val="16"/>
               </w:rPr>
-              <w:t>$2901166</w:t>
+              <w:t>$8558114</w:t>
             </w:r>
           </w:p>
         </w:tc>
@@ -3566,7 +3566,7 @@
                 <w:b w:val="0"/>
                 <w:sz w:val="16"/>
               </w:rPr>
-              <w:t>lemn rotund ras.(bile manele) d = 12- 15 cm l =...</w:t>
+              <w:t>tirant-tija cu bucla 750 mm</w:t>
             </w:r>
           </w:p>
         </w:tc>
@@ -3581,7 +3581,7 @@
                 <w:b w:val="0"/>
                 <w:sz w:val="16"/>
               </w:rPr>
-              <w:t>mc</w:t>
+              <w:t>buc</w:t>
             </w:r>
           </w:p>
         </w:tc>
@@ -3596,7 +3596,7 @@
                 <w:b w:val="0"/>
                 <w:sz w:val="16"/>
               </w:rPr>
-              <w:t>0.06</w:t>
+              <w:t>1.48</w:t>
             </w:r>
           </w:p>
         </w:tc>
@@ -3794,170 +3794,6 @@
                 <w:sz w:val="16"/>
               </w:rPr>
               <w:t>20</w:t>
-            </w:r>
-          </w:p>
-        </w:tc>
-        <w:tc>
-          <w:tcPr>
-            <w:tcW w:type="dxa" w:w="1701"/>
-            <w:shd w:fill="FFFF99" w:val="clear"/>
-          </w:tcPr>
-          <w:p>
-            <w:r>
-              <w:rPr>
-                <w:b w:val="0"/>
-                <w:sz w:val="16"/>
-              </w:rPr>
-              <w:t>4.1-04 - Arhitectura conexe tip II</w:t>
-            </w:r>
-          </w:p>
-        </w:tc>
-        <w:tc>
-          <w:tcPr>
-            <w:tcW w:type="dxa" w:w="850"/>
-            <w:shd w:fill="FFFF99" w:val="clear"/>
-          </w:tcPr>
-          <w:p>
-            <w:r>
-              <w:rPr>
-                <w:b w:val="0"/>
-                <w:sz w:val="16"/>
-              </w:rPr>
-            </w:r>
-          </w:p>
-        </w:tc>
-        <w:tc>
-          <w:tcPr>
-            <w:tcW w:type="dxa" w:w="1984"/>
-            <w:shd w:fill="FFFF99" w:val="clear"/>
-          </w:tcPr>
-          <w:p>
-            <w:r>
-              <w:rPr>
-                <w:b w:val="0"/>
-                <w:sz w:val="16"/>
-              </w:rPr>
-            </w:r>
-          </w:p>
-        </w:tc>
-        <w:tc>
-          <w:tcPr>
-            <w:tcW w:type="dxa" w:w="454"/>
-            <w:shd w:fill="FFFF99" w:val="clear"/>
-          </w:tcPr>
-          <w:p>
-            <w:r>
-              <w:rPr>
-                <w:b w:val="0"/>
-                <w:sz w:val="16"/>
-              </w:rPr>
-            </w:r>
-          </w:p>
-        </w:tc>
-        <w:tc>
-          <w:tcPr>
-            <w:tcW w:type="dxa" w:w="680"/>
-            <w:shd w:fill="FFFF99" w:val="clear"/>
-          </w:tcPr>
-          <w:p>
-            <w:r>
-              <w:rPr>
-                <w:b w:val="0"/>
-                <w:sz w:val="16"/>
-              </w:rPr>
-            </w:r>
-          </w:p>
-        </w:tc>
-        <w:tc>
-          <w:tcPr>
-            <w:tcW w:type="dxa" w:w="850"/>
-            <w:shd w:fill="FFFF99" w:val="clear"/>
-          </w:tcPr>
-          <w:p>
-            <w:r>
-              <w:rPr>
-                <w:b w:val="0"/>
-                <w:sz w:val="16"/>
-              </w:rPr>
-              <w:t>QCK04A01</w:t>
-            </w:r>
-          </w:p>
-        </w:tc>
-        <w:tc>
-          <w:tcPr>
-            <w:tcW w:type="dxa" w:w="1984"/>
-            <w:shd w:fill="FFFF99" w:val="clear"/>
-          </w:tcPr>
-          <w:p>
-            <w:r>
-              <w:rPr>
-                <w:b w:val="0"/>
-                <w:sz w:val="16"/>
-              </w:rPr>
-              <w:t>tavan/plafon fals - gips- carton 244,71 mp</w:t>
-            </w:r>
-          </w:p>
-        </w:tc>
-        <w:tc>
-          <w:tcPr>
-            <w:tcW w:type="dxa" w:w="454"/>
-            <w:shd w:fill="FFFF99" w:val="clear"/>
-          </w:tcPr>
-          <w:p>
-            <w:r>
-              <w:rPr>
-                <w:b w:val="0"/>
-                <w:sz w:val="16"/>
-              </w:rPr>
-              <w:t>mp</w:t>
-            </w:r>
-          </w:p>
-        </w:tc>
-        <w:tc>
-          <w:tcPr>
-            <w:tcW w:type="dxa" w:w="680"/>
-            <w:shd w:fill="FFFF99" w:val="clear"/>
-          </w:tcPr>
-          <w:p>
-            <w:r>
-              <w:rPr>
-                <w:b w:val="0"/>
-                <w:sz w:val="16"/>
-              </w:rPr>
-              <w:t>24.47</w:t>
-            </w:r>
-          </w:p>
-        </w:tc>
-        <w:tc>
-          <w:tcPr>
-            <w:tcW w:type="dxa" w:w="3572"/>
-            <w:shd w:fill="FFFF99" w:val="clear"/>
-          </w:tcPr>
-          <w:p>
-            <w:r>
-              <w:rPr>
-                <w:b w:val="0"/>
-                <w:color w:val="CC0000"/>
-                <w:sz w:val="16"/>
-              </w:rPr>
-              <w:t>Articol suplimentar în ofertă (nu există în referință)</w:t>
-            </w:r>
-          </w:p>
-        </w:tc>
-      </w:tr>
-      <w:tr>
-        <w:tc>
-          <w:tcPr>
-            <w:tcW w:type="dxa" w:w="397"/>
-            <w:shd w:fill="FFFF99" w:val="clear"/>
-          </w:tcPr>
-          <w:p>
-            <w:r>
-              <w:rPr>
-                <w:b w:val="0"/>
-                <w:sz w:val="16"/>
-              </w:rPr>
-              <w:t>21</w:t>
             </w:r>
           </w:p>
         </w:tc>
@@ -4056,7 +3892,7 @@
                 <w:b w:val="0"/>
                 <w:sz w:val="16"/>
               </w:rPr>
-              <w:t>$2904080</w:t>
+              <w:t>$2901166</w:t>
             </w:r>
           </w:p>
         </w:tc>
@@ -4071,7 +3907,7 @@
                 <w:b w:val="0"/>
                 <w:sz w:val="16"/>
               </w:rPr>
-              <w:t>dulap molid si brad cl a gros = 58mm l3-3,5m lt...</w:t>
+              <w:t>lemn rotund ras.(bile manele) d = 12- 15 cm l =...</w:t>
             </w:r>
           </w:p>
         </w:tc>
@@ -4101,7 +3937,7 @@
                 <w:b w:val="0"/>
                 <w:sz w:val="16"/>
               </w:rPr>
-              <w:t>0.01</w:t>
+              <w:t>0.06</w:t>
             </w:r>
           </w:p>
         </w:tc>
@@ -4134,7 +3970,7 @@
                 <w:b w:val="0"/>
                 <w:sz w:val="16"/>
               </w:rPr>
-              <w:t>22</w:t>
+              <w:t>21</w:t>
             </w:r>
           </w:p>
         </w:tc>
@@ -4233,7 +4069,7 @@
                 <w:b w:val="0"/>
                 <w:sz w:val="16"/>
               </w:rPr>
-              <w:t>$2420759</w:t>
+              <w:t>$6701</w:t>
             </w:r>
           </w:p>
         </w:tc>
@@ -4248,7 +4084,7 @@
                 <w:b w:val="0"/>
                 <w:sz w:val="16"/>
               </w:rPr>
-              <w:t>placa gresie stelate natur s 150x150x12 c1 vrac</w:t>
+              <w:t>macara planseu 0,5tf stadiul fizic: arhitectura...</w:t>
             </w:r>
           </w:p>
         </w:tc>
@@ -4263,7 +4099,7 @@
                 <w:b w:val="0"/>
                 <w:sz w:val="16"/>
               </w:rPr>
-              <w:t>mp</w:t>
+              <w:t>ora</w:t>
             </w:r>
           </w:p>
         </w:tc>
@@ -4278,7 +4114,7 @@
                 <w:b w:val="0"/>
                 <w:sz w:val="16"/>
               </w:rPr>
-              <w:t>146.96</w:t>
+              <w:t>4.04</w:t>
             </w:r>
           </w:p>
         </w:tc>
@@ -4311,7 +4147,7 @@
                 <w:b w:val="0"/>
                 <w:sz w:val="16"/>
               </w:rPr>
-              <w:t>23</w:t>
+              <w:t>22</w:t>
             </w:r>
           </w:p>
         </w:tc>
@@ -4398,7 +4234,7 @@
                 <w:sz w:val="16"/>
                 <w:u w:val="single"/>
               </w:rPr>
-              <w:t>QCK04A01</w:t>
+              <w:t>CB14C</w:t>
             </w:r>
           </w:p>
           <w:p>
@@ -4410,7 +4246,7 @@
                 <w:b w:val="0"/>
                 <w:sz w:val="16"/>
               </w:rPr>
-              <w:t>$8558114</w:t>
+              <w:t>$2904080</w:t>
             </w:r>
           </w:p>
         </w:tc>
@@ -4425,7 +4261,7 @@
                 <w:b w:val="0"/>
                 <w:sz w:val="16"/>
               </w:rPr>
-              <w:t>tirant-tija cu bucla 750 mm</w:t>
+              <w:t>dulap molid si brad cl a gros = 58mm l3-3,5m lt...</w:t>
             </w:r>
           </w:p>
         </w:tc>
@@ -4440,7 +4276,7 @@
                 <w:b w:val="0"/>
                 <w:sz w:val="16"/>
               </w:rPr>
-              <w:t>buc</w:t>
+              <w:t>mc</w:t>
             </w:r>
           </w:p>
         </w:tc>
@@ -4455,7 +4291,7 @@
                 <w:b w:val="0"/>
                 <w:sz w:val="16"/>
               </w:rPr>
-              <w:t>1.48</w:t>
+              <w:t>0.01</w:t>
             </w:r>
           </w:p>
         </w:tc>
@@ -4488,7 +4324,7 @@
                 <w:b w:val="0"/>
                 <w:sz w:val="16"/>
               </w:rPr>
-              <w:t>24</w:t>
+              <w:t>23</w:t>
             </w:r>
           </w:p>
         </w:tc>
@@ -4587,7 +4423,7 @@
                 <w:b w:val="0"/>
                 <w:sz w:val="16"/>
               </w:rPr>
-              <w:t>$6701</w:t>
+              <w:t>$2420759</w:t>
             </w:r>
           </w:p>
         </w:tc>
@@ -4602,7 +4438,7 @@
                 <w:b w:val="0"/>
                 <w:sz w:val="16"/>
               </w:rPr>
-              <w:t>macara planseu 0,5tf stadiul fizic: arhitectura...</w:t>
+              <w:t>placa gresie stelate natur s 150x150x12 c1 vrac</w:t>
             </w:r>
           </w:p>
         </w:tc>
@@ -4617,7 +4453,7 @@
                 <w:b w:val="0"/>
                 <w:sz w:val="16"/>
               </w:rPr>
-              <w:t>ora</w:t>
+              <w:t>mp</w:t>
             </w:r>
           </w:p>
         </w:tc>
@@ -4632,7 +4468,171 @@
                 <w:b w:val="0"/>
                 <w:sz w:val="16"/>
               </w:rPr>
-              <w:t>4.04</w:t>
+              <w:t>146.96</w:t>
+            </w:r>
+          </w:p>
+        </w:tc>
+        <w:tc>
+          <w:tcPr>
+            <w:tcW w:type="dxa" w:w="3572"/>
+            <w:shd w:fill="FFFF99" w:val="clear"/>
+          </w:tcPr>
+          <w:p>
+            <w:r>
+              <w:rPr>
+                <w:b w:val="0"/>
+                <w:color w:val="CC0000"/>
+                <w:sz w:val="16"/>
+              </w:rPr>
+              <w:t>Articol suplimentar în ofertă (nu există în referință)</w:t>
+            </w:r>
+          </w:p>
+        </w:tc>
+      </w:tr>
+      <w:tr>
+        <w:tc>
+          <w:tcPr>
+            <w:tcW w:type="dxa" w:w="397"/>
+            <w:shd w:fill="FFFF99" w:val="clear"/>
+          </w:tcPr>
+          <w:p>
+            <w:r>
+              <w:rPr>
+                <w:b w:val="0"/>
+                <w:sz w:val="16"/>
+              </w:rPr>
+              <w:t>24</w:t>
+            </w:r>
+          </w:p>
+        </w:tc>
+        <w:tc>
+          <w:tcPr>
+            <w:tcW w:type="dxa" w:w="1701"/>
+            <w:shd w:fill="FFFF99" w:val="clear"/>
+          </w:tcPr>
+          <w:p>
+            <w:r>
+              <w:rPr>
+                <w:b w:val="0"/>
+                <w:sz w:val="16"/>
+              </w:rPr>
+              <w:t>4.1-04 - Arhitectura conexe tip II</w:t>
+            </w:r>
+          </w:p>
+        </w:tc>
+        <w:tc>
+          <w:tcPr>
+            <w:tcW w:type="dxa" w:w="850"/>
+            <w:shd w:fill="FFFF99" w:val="clear"/>
+          </w:tcPr>
+          <w:p>
+            <w:r>
+              <w:rPr>
+                <w:b w:val="0"/>
+                <w:sz w:val="16"/>
+              </w:rPr>
+            </w:r>
+          </w:p>
+        </w:tc>
+        <w:tc>
+          <w:tcPr>
+            <w:tcW w:type="dxa" w:w="1984"/>
+            <w:shd w:fill="FFFF99" w:val="clear"/>
+          </w:tcPr>
+          <w:p>
+            <w:r>
+              <w:rPr>
+                <w:b w:val="0"/>
+                <w:sz w:val="16"/>
+              </w:rPr>
+            </w:r>
+          </w:p>
+        </w:tc>
+        <w:tc>
+          <w:tcPr>
+            <w:tcW w:type="dxa" w:w="454"/>
+            <w:shd w:fill="FFFF99" w:val="clear"/>
+          </w:tcPr>
+          <w:p>
+            <w:r>
+              <w:rPr>
+                <w:b w:val="0"/>
+                <w:sz w:val="16"/>
+              </w:rPr>
+            </w:r>
+          </w:p>
+        </w:tc>
+        <w:tc>
+          <w:tcPr>
+            <w:tcW w:type="dxa" w:w="680"/>
+            <w:shd w:fill="FFFF99" w:val="clear"/>
+          </w:tcPr>
+          <w:p>
+            <w:r>
+              <w:rPr>
+                <w:b w:val="0"/>
+                <w:sz w:val="16"/>
+              </w:rPr>
+            </w:r>
+          </w:p>
+        </w:tc>
+        <w:tc>
+          <w:tcPr>
+            <w:tcW w:type="dxa" w:w="850"/>
+            <w:shd w:fill="FFFF99" w:val="clear"/>
+          </w:tcPr>
+          <w:p>
+            <w:r>
+              <w:rPr>
+                <w:b w:val="0"/>
+                <w:sz w:val="16"/>
+              </w:rPr>
+              <w:t>QCK04A01</w:t>
+            </w:r>
+          </w:p>
+        </w:tc>
+        <w:tc>
+          <w:tcPr>
+            <w:tcW w:type="dxa" w:w="1984"/>
+            <w:shd w:fill="FFFF99" w:val="clear"/>
+          </w:tcPr>
+          <w:p>
+            <w:r>
+              <w:rPr>
+                <w:b w:val="0"/>
+                <w:sz w:val="16"/>
+              </w:rPr>
+              <w:t>tavan/plafon fals - gips- carton 244,71 mp</w:t>
+            </w:r>
+          </w:p>
+        </w:tc>
+        <w:tc>
+          <w:tcPr>
+            <w:tcW w:type="dxa" w:w="454"/>
+            <w:shd w:fill="FFFF99" w:val="clear"/>
+          </w:tcPr>
+          <w:p>
+            <w:r>
+              <w:rPr>
+                <w:b w:val="0"/>
+                <w:sz w:val="16"/>
+              </w:rPr>
+              <w:t>mp</w:t>
+            </w:r>
+          </w:p>
+        </w:tc>
+        <w:tc>
+          <w:tcPr>
+            <w:tcW w:type="dxa" w:w="680"/>
+            <w:shd w:fill="FFFF99" w:val="clear"/>
+          </w:tcPr>
+          <w:p>
+            <w:r>
+              <w:rPr>
+                <w:b w:val="0"/>
+                <w:sz w:val="16"/>
+              </w:rPr>
+              <w:t>24.47</w:t>
             </w:r>
           </w:p>
         </w:tc>
@@ -4740,7 +4740,7 @@
                 <w:b/>
                 <w:sz w:val="18"/>
               </w:rPr>
-              <w:t>Capitol de lucrări 4.1-03 — Arhitectura - eligibile tip I  │  LIPSA: 10  │  EXTRA: 5  │  Delta: -5</w:t>
+              <w:t>Capitol de lucrări 4.1-03 — Arhitectura - eligibile tip I  │  LIPSA: 6  │  EXTRA: 5  │  Delta: -1</w:t>
             </w:r>
           </w:p>
         </w:tc>
@@ -4898,7 +4898,6 @@
         <w:tc>
           <w:tcPr>
             <w:tcW w:type="dxa" w:w="397"/>
-            <w:shd w:fill="FFB3B3" w:val="clear"/>
           </w:tcPr>
           <w:p>
             <w:r>
@@ -4913,7 +4912,6 @@
         <w:tc>
           <w:tcPr>
             <w:tcW w:type="dxa" w:w="1701"/>
-            <w:shd w:fill="FFB3B3" w:val="clear"/>
           </w:tcPr>
           <w:p>
             <w:r>
@@ -4928,7 +4926,6 @@
         <w:tc>
           <w:tcPr>
             <w:tcW w:type="dxa" w:w="850"/>
-            <w:shd w:fill="FFB3B3" w:val="clear"/>
           </w:tcPr>
           <w:p>
             <w:r>
@@ -4956,7 +4953,6 @@
         <w:tc>
           <w:tcPr>
             <w:tcW w:type="dxa" w:w="1984"/>
-            <w:shd w:fill="FFB3B3" w:val="clear"/>
           </w:tcPr>
           <w:p>
             <w:r>
@@ -4971,7 +4967,6 @@
         <w:tc>
           <w:tcPr>
             <w:tcW w:type="dxa" w:w="454"/>
-            <w:shd w:fill="FFB3B3" w:val="clear"/>
           </w:tcPr>
           <w:p>
             <w:r>
@@ -4986,7 +4981,6 @@
         <w:tc>
           <w:tcPr>
             <w:tcW w:type="dxa" w:w="680"/>
-            <w:shd w:fill="FFB3B3" w:val="clear"/>
           </w:tcPr>
           <w:p>
             <w:r>
@@ -5001,35 +4995,58 @@
         <w:tc>
           <w:tcPr>
             <w:tcW w:type="dxa" w:w="850"/>
-            <w:shd w:fill="FFB3B3" w:val="clear"/>
-          </w:tcPr>
-          <w:p/>
+          </w:tcPr>
+          <w:p>
+            <w:r>
+              <w:rPr>
+                <w:b w:val="0"/>
+                <w:sz w:val="16"/>
+              </w:rPr>
+            </w:r>
+          </w:p>
         </w:tc>
         <w:tc>
           <w:tcPr>
             <w:tcW w:type="dxa" w:w="1984"/>
-            <w:shd w:fill="FFB3B3" w:val="clear"/>
-          </w:tcPr>
-          <w:p/>
+          </w:tcPr>
+          <w:p>
+            <w:r>
+              <w:rPr>
+                <w:b w:val="0"/>
+                <w:sz w:val="16"/>
+              </w:rPr>
+            </w:r>
+          </w:p>
         </w:tc>
         <w:tc>
           <w:tcPr>
             <w:tcW w:type="dxa" w:w="454"/>
-            <w:shd w:fill="FFB3B3" w:val="clear"/>
-          </w:tcPr>
-          <w:p/>
+          </w:tcPr>
+          <w:p>
+            <w:r>
+              <w:rPr>
+                <w:b w:val="0"/>
+                <w:sz w:val="16"/>
+              </w:rPr>
+            </w:r>
+          </w:p>
         </w:tc>
         <w:tc>
           <w:tcPr>
             <w:tcW w:type="dxa" w:w="680"/>
-            <w:shd w:fill="FFB3B3" w:val="clear"/>
-          </w:tcPr>
-          <w:p/>
+          </w:tcPr>
+          <w:p>
+            <w:r>
+              <w:rPr>
+                <w:b w:val="0"/>
+                <w:sz w:val="16"/>
+              </w:rPr>
+            </w:r>
+          </w:p>
         </w:tc>
         <w:tc>
           <w:tcPr>
             <w:tcW w:type="dxa" w:w="3572"/>
-            <w:shd w:fill="FFB3B3" w:val="clear"/>
           </w:tcPr>
           <w:p>
             <w:r>
@@ -5038,7 +5055,7 @@
                 <w:color w:val="CC0000"/>
                 <w:sz w:val="16"/>
               </w:rPr>
-              <w:t>Articol lipsă din ofertă</w:t>
+              <w:t>DEVIZ_MISMATCH</w:t>
             </w:r>
           </w:p>
         </w:tc>
@@ -5232,7 +5249,6 @@
         <w:tc>
           <w:tcPr>
             <w:tcW w:type="dxa" w:w="397"/>
-            <w:shd w:fill="FFB3B3" w:val="clear"/>
           </w:tcPr>
           <w:p>
             <w:r>
@@ -5247,7 +5263,6 @@
         <w:tc>
           <w:tcPr>
             <w:tcW w:type="dxa" w:w="1701"/>
-            <w:shd w:fill="FFB3B3" w:val="clear"/>
           </w:tcPr>
           <w:p>
             <w:r>
@@ -5262,7 +5277,6 @@
         <w:tc>
           <w:tcPr>
             <w:tcW w:type="dxa" w:w="850"/>
-            <w:shd w:fill="FFB3B3" w:val="clear"/>
           </w:tcPr>
           <w:p>
             <w:r>
@@ -5290,7 +5304,6 @@
         <w:tc>
           <w:tcPr>
             <w:tcW w:type="dxa" w:w="1984"/>
-            <w:shd w:fill="FFB3B3" w:val="clear"/>
           </w:tcPr>
           <w:p>
             <w:r>
@@ -5305,7 +5318,6 @@
         <w:tc>
           <w:tcPr>
             <w:tcW w:type="dxa" w:w="454"/>
-            <w:shd w:fill="FFB3B3" w:val="clear"/>
           </w:tcPr>
           <w:p>
             <w:r>
@@ -5320,7 +5332,6 @@
         <w:tc>
           <w:tcPr>
             <w:tcW w:type="dxa" w:w="680"/>
-            <w:shd w:fill="FFB3B3" w:val="clear"/>
           </w:tcPr>
           <w:p>
             <w:r>
@@ -5335,35 +5346,58 @@
         <w:tc>
           <w:tcPr>
             <w:tcW w:type="dxa" w:w="850"/>
-            <w:shd w:fill="FFB3B3" w:val="clear"/>
-          </w:tcPr>
-          <w:p/>
+          </w:tcPr>
+          <w:p>
+            <w:r>
+              <w:rPr>
+                <w:b w:val="0"/>
+                <w:sz w:val="16"/>
+              </w:rPr>
+            </w:r>
+          </w:p>
         </w:tc>
         <w:tc>
           <w:tcPr>
             <w:tcW w:type="dxa" w:w="1984"/>
-            <w:shd w:fill="FFB3B3" w:val="clear"/>
-          </w:tcPr>
-          <w:p/>
+          </w:tcPr>
+          <w:p>
+            <w:r>
+              <w:rPr>
+                <w:b w:val="0"/>
+                <w:sz w:val="16"/>
+              </w:rPr>
+            </w:r>
+          </w:p>
         </w:tc>
         <w:tc>
           <w:tcPr>
             <w:tcW w:type="dxa" w:w="454"/>
-            <w:shd w:fill="FFB3B3" w:val="clear"/>
-          </w:tcPr>
-          <w:p/>
+          </w:tcPr>
+          <w:p>
+            <w:r>
+              <w:rPr>
+                <w:b w:val="0"/>
+                <w:sz w:val="16"/>
+              </w:rPr>
+            </w:r>
+          </w:p>
         </w:tc>
         <w:tc>
           <w:tcPr>
             <w:tcW w:type="dxa" w:w="680"/>
-            <w:shd w:fill="FFB3B3" w:val="clear"/>
-          </w:tcPr>
-          <w:p/>
+          </w:tcPr>
+          <w:p>
+            <w:r>
+              <w:rPr>
+                <w:b w:val="0"/>
+                <w:sz w:val="16"/>
+              </w:rPr>
+            </w:r>
+          </w:p>
         </w:tc>
         <w:tc>
           <w:tcPr>
             <w:tcW w:type="dxa" w:w="3572"/>
-            <w:shd w:fill="FFB3B3" w:val="clear"/>
           </w:tcPr>
           <w:p>
             <w:r>
@@ -5372,7 +5406,7 @@
                 <w:color w:val="CC0000"/>
                 <w:sz w:val="16"/>
               </w:rPr>
-              <w:t>Articol lipsă din ofertă</w:t>
+              <w:t>DEVIZ_MISMATCH</w:t>
             </w:r>
           </w:p>
         </w:tc>
@@ -5540,7 +5574,6 @@
         <w:tc>
           <w:tcPr>
             <w:tcW w:type="dxa" w:w="397"/>
-            <w:shd w:fill="FFB3B3" w:val="clear"/>
           </w:tcPr>
           <w:p>
             <w:r>
@@ -5555,7 +5588,6 @@
         <w:tc>
           <w:tcPr>
             <w:tcW w:type="dxa" w:w="1701"/>
-            <w:shd w:fill="FFB3B3" w:val="clear"/>
           </w:tcPr>
           <w:p>
             <w:r>
@@ -5570,7 +5602,6 @@
         <w:tc>
           <w:tcPr>
             <w:tcW w:type="dxa" w:w="850"/>
-            <w:shd w:fill="FFB3B3" w:val="clear"/>
           </w:tcPr>
           <w:p>
             <w:r>
@@ -5585,7 +5616,6 @@
         <w:tc>
           <w:tcPr>
             <w:tcW w:type="dxa" w:w="1984"/>
-            <w:shd w:fill="FFB3B3" w:val="clear"/>
           </w:tcPr>
           <w:p>
             <w:r>
@@ -5600,7 +5630,6 @@
         <w:tc>
           <w:tcPr>
             <w:tcW w:type="dxa" w:w="454"/>
-            <w:shd w:fill="FFB3B3" w:val="clear"/>
           </w:tcPr>
           <w:p>
             <w:r>
@@ -5615,7 +5644,6 @@
         <w:tc>
           <w:tcPr>
             <w:tcW w:type="dxa" w:w="680"/>
-            <w:shd w:fill="FFB3B3" w:val="clear"/>
           </w:tcPr>
           <w:p>
             <w:r>
@@ -5630,35 +5658,58 @@
         <w:tc>
           <w:tcPr>
             <w:tcW w:type="dxa" w:w="850"/>
-            <w:shd w:fill="FFB3B3" w:val="clear"/>
-          </w:tcPr>
-          <w:p/>
+          </w:tcPr>
+          <w:p>
+            <w:r>
+              <w:rPr>
+                <w:b w:val="0"/>
+                <w:sz w:val="16"/>
+              </w:rPr>
+            </w:r>
+          </w:p>
         </w:tc>
         <w:tc>
           <w:tcPr>
             <w:tcW w:type="dxa" w:w="1984"/>
-            <w:shd w:fill="FFB3B3" w:val="clear"/>
-          </w:tcPr>
-          <w:p/>
+          </w:tcPr>
+          <w:p>
+            <w:r>
+              <w:rPr>
+                <w:b w:val="0"/>
+                <w:sz w:val="16"/>
+              </w:rPr>
+            </w:r>
+          </w:p>
         </w:tc>
         <w:tc>
           <w:tcPr>
             <w:tcW w:type="dxa" w:w="454"/>
-            <w:shd w:fill="FFB3B3" w:val="clear"/>
-          </w:tcPr>
-          <w:p/>
+          </w:tcPr>
+          <w:p>
+            <w:r>
+              <w:rPr>
+                <w:b w:val="0"/>
+                <w:sz w:val="16"/>
+              </w:rPr>
+            </w:r>
+          </w:p>
         </w:tc>
         <w:tc>
           <w:tcPr>
             <w:tcW w:type="dxa" w:w="680"/>
-            <w:shd w:fill="FFB3B3" w:val="clear"/>
-          </w:tcPr>
-          <w:p/>
+          </w:tcPr>
+          <w:p>
+            <w:r>
+              <w:rPr>
+                <w:b w:val="0"/>
+                <w:sz w:val="16"/>
+              </w:rPr>
+            </w:r>
+          </w:p>
         </w:tc>
         <w:tc>
           <w:tcPr>
             <w:tcW w:type="dxa" w:w="3572"/>
-            <w:shd w:fill="FFB3B3" w:val="clear"/>
           </w:tcPr>
           <w:p>
             <w:r>
@@ -5667,7 +5718,7 @@
                 <w:color w:val="CC0000"/>
                 <w:sz w:val="16"/>
               </w:rPr>
-              <w:t>Articol lipsă din ofertă</w:t>
+              <w:t>DEVIZ_MISMATCH</w:t>
             </w:r>
           </w:p>
         </w:tc>
@@ -6344,7 +6395,6 @@
         <w:tc>
           <w:tcPr>
             <w:tcW w:type="dxa" w:w="397"/>
-            <w:shd w:fill="FFB3B3" w:val="clear"/>
           </w:tcPr>
           <w:p>
             <w:r>
@@ -6359,7 +6409,6 @@
         <w:tc>
           <w:tcPr>
             <w:tcW w:type="dxa" w:w="1701"/>
-            <w:shd w:fill="FFB3B3" w:val="clear"/>
           </w:tcPr>
           <w:p>
             <w:r>
@@ -6374,7 +6423,6 @@
         <w:tc>
           <w:tcPr>
             <w:tcW w:type="dxa" w:w="850"/>
-            <w:shd w:fill="FFB3B3" w:val="clear"/>
           </w:tcPr>
           <w:p>
             <w:r>
@@ -6389,7 +6437,6 @@
         <w:tc>
           <w:tcPr>
             <w:tcW w:type="dxa" w:w="1984"/>
-            <w:shd w:fill="FFB3B3" w:val="clear"/>
           </w:tcPr>
           <w:p>
             <w:r>
@@ -6404,7 +6451,6 @@
         <w:tc>
           <w:tcPr>
             <w:tcW w:type="dxa" w:w="454"/>
-            <w:shd w:fill="FFB3B3" w:val="clear"/>
           </w:tcPr>
           <w:p>
             <w:r>
@@ -6419,7 +6465,6 @@
         <w:tc>
           <w:tcPr>
             <w:tcW w:type="dxa" w:w="680"/>
-            <w:shd w:fill="FFB3B3" w:val="clear"/>
           </w:tcPr>
           <w:p>
             <w:r>
@@ -6434,35 +6479,58 @@
         <w:tc>
           <w:tcPr>
             <w:tcW w:type="dxa" w:w="850"/>
-            <w:shd w:fill="FFB3B3" w:val="clear"/>
-          </w:tcPr>
-          <w:p/>
+          </w:tcPr>
+          <w:p>
+            <w:r>
+              <w:rPr>
+                <w:b w:val="0"/>
+                <w:sz w:val="16"/>
+              </w:rPr>
+            </w:r>
+          </w:p>
         </w:tc>
         <w:tc>
           <w:tcPr>
             <w:tcW w:type="dxa" w:w="1984"/>
-            <w:shd w:fill="FFB3B3" w:val="clear"/>
-          </w:tcPr>
-          <w:p/>
+          </w:tcPr>
+          <w:p>
+            <w:r>
+              <w:rPr>
+                <w:b w:val="0"/>
+                <w:sz w:val="16"/>
+              </w:rPr>
+            </w:r>
+          </w:p>
         </w:tc>
         <w:tc>
           <w:tcPr>
             <w:tcW w:type="dxa" w:w="454"/>
-            <w:shd w:fill="FFB3B3" w:val="clear"/>
-          </w:tcPr>
-          <w:p/>
+          </w:tcPr>
+          <w:p>
+            <w:r>
+              <w:rPr>
+                <w:b w:val="0"/>
+                <w:sz w:val="16"/>
+              </w:rPr>
+            </w:r>
+          </w:p>
         </w:tc>
         <w:tc>
           <w:tcPr>
             <w:tcW w:type="dxa" w:w="680"/>
-            <w:shd w:fill="FFB3B3" w:val="clear"/>
-          </w:tcPr>
-          <w:p/>
+          </w:tcPr>
+          <w:p>
+            <w:r>
+              <w:rPr>
+                <w:b w:val="0"/>
+                <w:sz w:val="16"/>
+              </w:rPr>
+            </w:r>
+          </w:p>
         </w:tc>
         <w:tc>
           <w:tcPr>
             <w:tcW w:type="dxa" w:w="3572"/>
-            <w:shd w:fill="FFB3B3" w:val="clear"/>
           </w:tcPr>
           <w:p>
             <w:r>
@@ -6471,7 +6539,7 @@
                 <w:color w:val="CC0000"/>
                 <w:sz w:val="16"/>
               </w:rPr>
-              <w:t>Articol lipsă din ofertă</w:t>
+              <w:t>DEVIZ_MISMATCH</w:t>
             </w:r>
           </w:p>
         </w:tc>
@@ -7041,7 +7109,7 @@
                 <w:sz w:val="16"/>
                 <w:u w:val="single"/>
               </w:rPr>
-              <w:t>CE04XA</w:t>
+              <w:t>CB14A</w:t>
             </w:r>
           </w:p>
           <w:p>
@@ -7053,7 +7121,7 @@
                 <w:b w:val="0"/>
                 <w:sz w:val="16"/>
               </w:rPr>
-              <w:t>$3667823</w:t>
+              <w:t>$2904107</w:t>
             </w:r>
           </w:p>
         </w:tc>
@@ -7068,7 +7136,7 @@
                 <w:b w:val="0"/>
                 <w:sz w:val="16"/>
               </w:rPr>
-              <w:t>panou cutat ng 447 1,50x 750x2000 ol 34-1n</w:t>
+              <w:t>dulap molid si brad cl a gros.75mm l = 4-6m lt....</w:t>
             </w:r>
           </w:p>
         </w:tc>
@@ -7083,7 +7151,7 @@
                 <w:b w:val="0"/>
                 <w:sz w:val="16"/>
               </w:rPr>
-              <w:t>mp</w:t>
+              <w:t>mc</w:t>
             </w:r>
           </w:p>
         </w:tc>
@@ -7098,7 +7166,7 @@
                 <w:b w:val="0"/>
                 <w:sz w:val="16"/>
               </w:rPr>
-              <w:t>801.17</w:t>
+              <w:t>0.3</w:t>
             </w:r>
           </w:p>
         </w:tc>
@@ -7395,7 +7463,7 @@
                 <w:sz w:val="16"/>
                 <w:u w:val="single"/>
               </w:rPr>
-              <w:t>CB14A</w:t>
+              <w:t>IZF03A2</w:t>
             </w:r>
           </w:p>
           <w:p>
@@ -7407,7 +7475,7 @@
                 <w:b w:val="0"/>
                 <w:sz w:val="16"/>
               </w:rPr>
-              <w:t>$2904107</w:t>
+              <w:t>$2600660</w:t>
             </w:r>
           </w:p>
         </w:tc>
@@ -7422,7 +7490,7 @@
                 <w:b w:val="0"/>
                 <w:sz w:val="16"/>
               </w:rPr>
-              <w:t>dulap molid si brad cl a gros.75mm l = 4-6m lt....</w:t>
+              <w:t>pinza bit fara str acoperire pi 40 105cm×20m s1046</w:t>
             </w:r>
           </w:p>
         </w:tc>
@@ -7437,7 +7505,7 @@
                 <w:b w:val="0"/>
                 <w:sz w:val="16"/>
               </w:rPr>
-              <w:t>mc</w:t>
+              <w:t>mp</w:t>
             </w:r>
           </w:p>
         </w:tc>
@@ -7452,7 +7520,7 @@
                 <w:b w:val="0"/>
                 <w:sz w:val="16"/>
               </w:rPr>
-              <w:t>0.3</w:t>
+              <w:t>135.79</w:t>
             </w:r>
           </w:p>
         </w:tc>
@@ -7749,7 +7817,7 @@
                 <w:sz w:val="16"/>
                 <w:u w:val="single"/>
               </w:rPr>
-              <w:t>IZF03A2</w:t>
+              <w:t>CE04XA</w:t>
             </w:r>
           </w:p>
           <w:p>
@@ -7761,7 +7829,7 @@
                 <w:b w:val="0"/>
                 <w:sz w:val="16"/>
               </w:rPr>
-              <w:t>$2600660</w:t>
+              <w:t>$3667823</w:t>
             </w:r>
           </w:p>
         </w:tc>
@@ -7776,7 +7844,7 @@
                 <w:b w:val="0"/>
                 <w:sz w:val="16"/>
               </w:rPr>
-              <w:t>pinza bit fara str acoperire pi 40 105cm×20m s1046</w:t>
+              <w:t>panou cutat ng 447 1,50x 750x2000 ol 34-1n</w:t>
             </w:r>
           </w:p>
         </w:tc>
@@ -7806,7 +7874,7 @@
                 <w:b w:val="0"/>
                 <w:sz w:val="16"/>
               </w:rPr>
-              <w:t>135.79</w:t>
+              <w:t>801.17</w:t>
             </w:r>
           </w:p>
         </w:tc>
@@ -7881,7 +7949,7 @@
                 <w:color w:val="000000"/>
                 <w:sz w:val="18"/>
               </w:rPr>
-              <w:t>Ofertă: 51 principale</w:t>
+              <w:t>Ofertă: 55 principale</w:t>
             </w:r>
             <w:r>
               <w:rPr>
@@ -7889,7 +7957,7 @@
                 <w:color w:val="000000"/>
                 <w:sz w:val="18"/>
               </w:rPr>
-              <w:t xml:space="preserve">  ▼ 5 lipsă</w:t>
+              <w:t xml:space="preserve">  ▼ 1 lipsă</w:t>
             </w:r>
           </w:p>
         </w:tc>
@@ -14800,7 +14868,7 @@
                 <w:b/>
                 <w:sz w:val="18"/>
               </w:rPr>
-              <w:t>Capitol de lucrări 4.1-13 — Instalatii sanitare tip II  │  LIPSA: 10  │  EXTRA: 7  │  Delta: -3</w:t>
+              <w:t>Capitol de lucrări 4.1-13 — Instalatii sanitare tip II  │  LIPSA: 10  │  EXTRA: 8  │  Delta: -2</w:t>
             </w:r>
           </w:p>
         </w:tc>
@@ -16572,7 +16640,7 @@
                 <w:sz w:val="16"/>
                 <w:u w:val="single"/>
               </w:rPr>
-              <w:t>SD01A</w:t>
+              <w:t>SC07A</w:t>
             </w:r>
           </w:p>
           <w:p>
@@ -16584,7 +16652,7 @@
                 <w:b w:val="0"/>
                 <w:sz w:val="16"/>
               </w:rPr>
-              <w:t>$4203935</w:t>
+              <w:t>$2452958</w:t>
             </w:r>
           </w:p>
         </w:tc>
@@ -16599,7 +16667,7 @@
                 <w:b w:val="0"/>
                 <w:sz w:val="16"/>
               </w:rPr>
-              <w:t>rozeta metalica pentru tevi simb.492 d 1 toli c...</w:t>
+              <w:t>rezervor wc r 2 semiinaltime alb c.1 s 9441</w:t>
             </w:r>
           </w:p>
         </w:tc>
@@ -16629,7 +16697,7 @@
                 <w:b w:val="0"/>
                 <w:sz w:val="16"/>
               </w:rPr>
-              <w:t>10.36</w:t>
+              <w:t>7.77</w:t>
             </w:r>
           </w:p>
         </w:tc>
@@ -16749,7 +16817,7 @@
                 <w:sz w:val="16"/>
                 <w:u w:val="single"/>
               </w:rPr>
-              <w:t>SC06A</w:t>
+              <w:t>SD01A</w:t>
             </w:r>
           </w:p>
           <w:p>
@@ -16761,7 +16829,7 @@
                 <w:b w:val="0"/>
                 <w:sz w:val="16"/>
               </w:rPr>
-              <w:t>$6704316</w:t>
+              <w:t>$4203935</w:t>
             </w:r>
           </w:p>
         </w:tc>
@@ -16776,7 +16844,7 @@
                 <w:b w:val="0"/>
                 <w:sz w:val="16"/>
               </w:rPr>
-              <w:t>tub poliprop cu o mufa htem dn 40x250 cod 62500023</w:t>
+              <w:t>rozeta metalica pentru tevi simb.492 d 1 toli c...</w:t>
             </w:r>
           </w:p>
         </w:tc>
@@ -16806,7 +16874,7 @@
                 <w:b w:val="0"/>
                 <w:sz w:val="16"/>
               </w:rPr>
-              <w:t>0.52</w:t>
+              <w:t>10.36</w:t>
             </w:r>
           </w:p>
         </w:tc>
@@ -16938,7 +17006,7 @@
                 <w:b w:val="0"/>
                 <w:sz w:val="16"/>
               </w:rPr>
-              <w:t>$4203325</w:t>
+              <w:t>$6704316</w:t>
             </w:r>
           </w:p>
         </w:tc>
@@ -16953,7 +17021,7 @@
                 <w:b w:val="0"/>
                 <w:sz w:val="16"/>
               </w:rPr>
-              <w:t>ventil scurgere lavoar.spalator 1 1/2 fara rac ...</w:t>
+              <w:t>tub poliprop cu o mufa htem dn 40x250 cod 62500023</w:t>
             </w:r>
           </w:p>
         </w:tc>
@@ -16983,7 +17051,7 @@
                 <w:b w:val="0"/>
                 <w:sz w:val="16"/>
               </w:rPr>
-              <w:t>0.86</w:t>
+              <w:t>0.52</w:t>
             </w:r>
           </w:p>
         </w:tc>
@@ -17103,7 +17171,7 @@
                 <w:sz w:val="16"/>
                 <w:u w:val="single"/>
               </w:rPr>
-              <w:t>SE59A</w:t>
+              <w:t>SA16E</w:t>
             </w:r>
           </w:p>
           <w:p>
@@ -17115,7 +17183,7 @@
                 <w:b w:val="0"/>
                 <w:sz w:val="16"/>
               </w:rPr>
-              <w:t>$7318902</w:t>
+              <w:t>$3000</w:t>
             </w:r>
           </w:p>
         </w:tc>
@@ -17130,7 +17198,7 @@
                 <w:b w:val="0"/>
                 <w:sz w:val="16"/>
               </w:rPr>
-              <w:t>distribuitor șervetele, de perete</w:t>
+              <w:t>aparat de sudura tip 'coprax' 2204/50hz/700 w</w:t>
             </w:r>
           </w:p>
         </w:tc>
@@ -17145,7 +17213,7 @@
                 <w:b w:val="0"/>
                 <w:sz w:val="16"/>
               </w:rPr>
-              <w:t>buc</w:t>
+              <w:t>ora</w:t>
             </w:r>
           </w:p>
         </w:tc>
@@ -17160,7 +17228,7 @@
                 <w:b w:val="0"/>
                 <w:sz w:val="16"/>
               </w:rPr>
-              <w:t>10.36</w:t>
+              <w:t>0.14</w:t>
             </w:r>
           </w:p>
         </w:tc>
@@ -17280,7 +17348,7 @@
                 <w:sz w:val="16"/>
                 <w:u w:val="single"/>
               </w:rPr>
-              <w:t>SC06A</w:t>
+              <w:t>SE59A</w:t>
             </w:r>
           </w:p>
           <w:p>
@@ -17292,7 +17360,7 @@
                 <w:b w:val="0"/>
                 <w:sz w:val="16"/>
               </w:rPr>
-              <w:t>$4202797</w:t>
+              <w:t>$7318902</w:t>
             </w:r>
           </w:p>
         </w:tc>
@@ -17307,7 +17375,7 @@
                 <w:b w:val="0"/>
                 <w:sz w:val="16"/>
               </w:rPr>
-              <w:t>sifon pentru lavoar tip butelie alama 1 1/4 s 9611</w:t>
+              <w:t>distribuitor șervetele, de perete</w:t>
             </w:r>
           </w:p>
         </w:tc>
@@ -17337,7 +17405,7 @@
                 <w:b w:val="0"/>
                 <w:sz w:val="16"/>
               </w:rPr>
-              <w:t>0.86</w:t>
+              <w:t>10.36</w:t>
             </w:r>
           </w:p>
         </w:tc>
@@ -17457,7 +17525,7 @@
                 <w:sz w:val="16"/>
                 <w:u w:val="single"/>
               </w:rPr>
-              <w:t>SC07A</w:t>
+              <w:t>SC04A</w:t>
             </w:r>
           </w:p>
           <w:p>
@@ -17469,7 +17537,7 @@
                 <w:b w:val="0"/>
                 <w:sz w:val="16"/>
               </w:rPr>
-              <w:t>$2452958</w:t>
+              <w:t>$6704318</w:t>
             </w:r>
           </w:p>
         </w:tc>
@@ -17484,7 +17552,7 @@
                 <w:b w:val="0"/>
                 <w:sz w:val="16"/>
               </w:rPr>
-              <w:t>rezervor wc r 2 semiinaltime alb c.1 s 9441</w:t>
+              <w:t>tub poliprop cu o mufa htem dn 40x750 cod 62500...</w:t>
             </w:r>
           </w:p>
         </w:tc>
@@ -17514,7 +17582,7 @@
                 <w:b w:val="0"/>
                 <w:sz w:val="16"/>
               </w:rPr>
-              <w:t>7.77</w:t>
+              <w:t>6.21</w:t>
             </w:r>
           </w:p>
         </w:tc>
@@ -17634,7 +17702,7 @@
                 <w:sz w:val="16"/>
                 <w:u w:val="single"/>
               </w:rPr>
-              <w:t>SC04A</w:t>
+              <w:t>SC06A</w:t>
             </w:r>
           </w:p>
           <w:p>
@@ -17646,7 +17714,7 @@
                 <w:b w:val="0"/>
                 <w:sz w:val="16"/>
               </w:rPr>
-              <w:t>$6704318</w:t>
+              <w:t>$4202797</w:t>
             </w:r>
           </w:p>
         </w:tc>
@@ -17661,7 +17729,7 @@
                 <w:b w:val="0"/>
                 <w:sz w:val="16"/>
               </w:rPr>
-              <w:t>tub poliprop cu o mufa htem dn 40x750 cod 62500...</w:t>
+              <w:t>sifon pentru lavoar tip butelie alama 1 1/4 s 9611</w:t>
             </w:r>
           </w:p>
         </w:tc>
@@ -17691,7 +17759,184 @@
                 <w:b w:val="0"/>
                 <w:sz w:val="16"/>
               </w:rPr>
-              <w:t>6.21</w:t>
+              <w:t>0.86</w:t>
+            </w:r>
+          </w:p>
+        </w:tc>
+        <w:tc>
+          <w:tcPr>
+            <w:tcW w:type="dxa" w:w="3572"/>
+            <w:shd w:fill="FFFF99" w:val="clear"/>
+          </w:tcPr>
+          <w:p>
+            <w:r>
+              <w:rPr>
+                <w:b w:val="0"/>
+                <w:color w:val="CC0000"/>
+                <w:sz w:val="16"/>
+              </w:rPr>
+              <w:t>Articol suplimentar în ofertă (nu există în referință)</w:t>
+            </w:r>
+          </w:p>
+        </w:tc>
+      </w:tr>
+      <w:tr>
+        <w:tc>
+          <w:tcPr>
+            <w:tcW w:type="dxa" w:w="397"/>
+            <w:shd w:fill="FFFF99" w:val="clear"/>
+          </w:tcPr>
+          <w:p>
+            <w:r>
+              <w:rPr>
+                <w:b w:val="0"/>
+                <w:sz w:val="16"/>
+              </w:rPr>
+              <w:t>101</w:t>
+            </w:r>
+          </w:p>
+        </w:tc>
+        <w:tc>
+          <w:tcPr>
+            <w:tcW w:type="dxa" w:w="1701"/>
+            <w:shd w:fill="FFFF99" w:val="clear"/>
+          </w:tcPr>
+          <w:p>
+            <w:r>
+              <w:rPr>
+                <w:b w:val="0"/>
+                <w:sz w:val="16"/>
+              </w:rPr>
+              <w:t>4.1-13 - Instalatii sanitare tip II</w:t>
+            </w:r>
+          </w:p>
+        </w:tc>
+        <w:tc>
+          <w:tcPr>
+            <w:tcW w:type="dxa" w:w="850"/>
+            <w:shd w:fill="FFFF99" w:val="clear"/>
+          </w:tcPr>
+          <w:p>
+            <w:r>
+              <w:rPr>
+                <w:b w:val="0"/>
+                <w:sz w:val="16"/>
+              </w:rPr>
+            </w:r>
+          </w:p>
+        </w:tc>
+        <w:tc>
+          <w:tcPr>
+            <w:tcW w:type="dxa" w:w="1984"/>
+            <w:shd w:fill="FFFF99" w:val="clear"/>
+          </w:tcPr>
+          <w:p>
+            <w:r>
+              <w:rPr>
+                <w:b w:val="0"/>
+                <w:sz w:val="16"/>
+              </w:rPr>
+            </w:r>
+          </w:p>
+        </w:tc>
+        <w:tc>
+          <w:tcPr>
+            <w:tcW w:type="dxa" w:w="454"/>
+            <w:shd w:fill="FFFF99" w:val="clear"/>
+          </w:tcPr>
+          <w:p>
+            <w:r>
+              <w:rPr>
+                <w:b w:val="0"/>
+                <w:sz w:val="16"/>
+              </w:rPr>
+            </w:r>
+          </w:p>
+        </w:tc>
+        <w:tc>
+          <w:tcPr>
+            <w:tcW w:type="dxa" w:w="680"/>
+            <w:shd w:fill="FFFF99" w:val="clear"/>
+          </w:tcPr>
+          <w:p>
+            <w:r>
+              <w:rPr>
+                <w:b w:val="0"/>
+                <w:sz w:val="16"/>
+              </w:rPr>
+            </w:r>
+          </w:p>
+        </w:tc>
+        <w:tc>
+          <w:tcPr>
+            <w:tcW w:type="dxa" w:w="850"/>
+            <w:shd w:fill="FFFF99" w:val="clear"/>
+          </w:tcPr>
+          <w:p>
+            <w:r>
+              <w:rPr>
+                <w:b w:val="0"/>
+                <w:sz w:val="16"/>
+                <w:u w:val="single"/>
+              </w:rPr>
+              <w:t>SC06A</w:t>
+            </w:r>
+          </w:p>
+          <w:p>
+            <w:pPr>
+              <w:ind w:left="280"/>
+            </w:pPr>
+            <w:r>
+              <w:rPr>
+                <w:b w:val="0"/>
+                <w:sz w:val="16"/>
+              </w:rPr>
+              <w:t>$4203325</w:t>
+            </w:r>
+          </w:p>
+        </w:tc>
+        <w:tc>
+          <w:tcPr>
+            <w:tcW w:type="dxa" w:w="1984"/>
+            <w:shd w:fill="FFFF99" w:val="clear"/>
+          </w:tcPr>
+          <w:p>
+            <w:r>
+              <w:rPr>
+                <w:b w:val="0"/>
+                <w:sz w:val="16"/>
+              </w:rPr>
+              <w:t>ventil scurgere lavoar.spalator 1 1/2 fara rac ...</w:t>
+            </w:r>
+          </w:p>
+        </w:tc>
+        <w:tc>
+          <w:tcPr>
+            <w:tcW w:type="dxa" w:w="454"/>
+            <w:shd w:fill="FFFF99" w:val="clear"/>
+          </w:tcPr>
+          <w:p>
+            <w:r>
+              <w:rPr>
+                <w:b w:val="0"/>
+                <w:sz w:val="16"/>
+              </w:rPr>
+              <w:t>buc</w:t>
+            </w:r>
+          </w:p>
+        </w:tc>
+        <w:tc>
+          <w:tcPr>
+            <w:tcW w:type="dxa" w:w="680"/>
+            <w:shd w:fill="FFFF99" w:val="clear"/>
+          </w:tcPr>
+          <w:p>
+            <w:r>
+              <w:rPr>
+                <w:b w:val="0"/>
+                <w:sz w:val="16"/>
+              </w:rPr>
+              <w:t>0.86</w:t>
             </w:r>
           </w:p>
         </w:tc>
@@ -17766,7 +18011,7 @@
                 <w:color w:val="000000"/>
                 <w:sz w:val="18"/>
               </w:rPr>
-              <w:t>Ofertă: 88 principale</w:t>
+              <w:t>Ofertă: 89 principale</w:t>
             </w:r>
             <w:r>
               <w:rPr>
@@ -17774,7 +18019,7 @@
                 <w:color w:val="000000"/>
                 <w:sz w:val="18"/>
               </w:rPr>
-              <w:t xml:space="preserve">  ▼ 3 lipsă</w:t>
+              <w:t xml:space="preserve">  ▼ 2 lipsă</w:t>
             </w:r>
           </w:p>
         </w:tc>
@@ -18970,7 +19215,7 @@
                 <w:b/>
                 <w:sz w:val="18"/>
               </w:rPr>
-              <w:t>Capitol de lucrări 4.1-14 — Inst sanit hidranti int tip II  │  LIPSA: 4  │  EXTRA: 1  │  Delta: -3</w:t>
+              <w:t>Capitol de lucrări 4.1-14 — Inst sanit hidranti int tip II  │  LIPSA: 3  │  EXTRA: 1  │  Delta: -2</w:t>
             </w:r>
           </w:p>
         </w:tc>
@@ -18979,7 +19224,6 @@
         <w:tc>
           <w:tcPr>
             <w:tcW w:type="dxa" w:w="397"/>
-            <w:shd w:fill="FFB3B3" w:val="clear"/>
           </w:tcPr>
           <w:p>
             <w:r>
@@ -18994,7 +19238,6 @@
         <w:tc>
           <w:tcPr>
             <w:tcW w:type="dxa" w:w="1701"/>
-            <w:shd w:fill="FFB3B3" w:val="clear"/>
           </w:tcPr>
           <w:p>
             <w:r>
@@ -19009,7 +19252,6 @@
         <w:tc>
           <w:tcPr>
             <w:tcW w:type="dxa" w:w="850"/>
-            <w:shd w:fill="FFB3B3" w:val="clear"/>
           </w:tcPr>
           <w:p>
             <w:r>
@@ -19024,7 +19266,6 @@
         <w:tc>
           <w:tcPr>
             <w:tcW w:type="dxa" w:w="1984"/>
-            <w:shd w:fill="FFB3B3" w:val="clear"/>
           </w:tcPr>
           <w:p>
             <w:r>
@@ -19039,7 +19280,6 @@
         <w:tc>
           <w:tcPr>
             <w:tcW w:type="dxa" w:w="454"/>
-            <w:shd w:fill="FFB3B3" w:val="clear"/>
           </w:tcPr>
           <w:p>
             <w:r>
@@ -19054,7 +19294,6 @@
         <w:tc>
           <w:tcPr>
             <w:tcW w:type="dxa" w:w="680"/>
-            <w:shd w:fill="FFB3B3" w:val="clear"/>
           </w:tcPr>
           <w:p>
             <w:r>
@@ -19069,35 +19308,58 @@
         <w:tc>
           <w:tcPr>
             <w:tcW w:type="dxa" w:w="850"/>
-            <w:shd w:fill="FFB3B3" w:val="clear"/>
-          </w:tcPr>
-          <w:p/>
+          </w:tcPr>
+          <w:p>
+            <w:r>
+              <w:rPr>
+                <w:b w:val="0"/>
+                <w:sz w:val="16"/>
+              </w:rPr>
+            </w:r>
+          </w:p>
         </w:tc>
         <w:tc>
           <w:tcPr>
             <w:tcW w:type="dxa" w:w="1984"/>
-            <w:shd w:fill="FFB3B3" w:val="clear"/>
-          </w:tcPr>
-          <w:p/>
+          </w:tcPr>
+          <w:p>
+            <w:r>
+              <w:rPr>
+                <w:b w:val="0"/>
+                <w:sz w:val="16"/>
+              </w:rPr>
+            </w:r>
+          </w:p>
         </w:tc>
         <w:tc>
           <w:tcPr>
             <w:tcW w:type="dxa" w:w="454"/>
-            <w:shd w:fill="FFB3B3" w:val="clear"/>
-          </w:tcPr>
-          <w:p/>
+          </w:tcPr>
+          <w:p>
+            <w:r>
+              <w:rPr>
+                <w:b w:val="0"/>
+                <w:sz w:val="16"/>
+              </w:rPr>
+            </w:r>
+          </w:p>
         </w:tc>
         <w:tc>
           <w:tcPr>
             <w:tcW w:type="dxa" w:w="680"/>
-            <w:shd w:fill="FFB3B3" w:val="clear"/>
-          </w:tcPr>
-          <w:p/>
+          </w:tcPr>
+          <w:p>
+            <w:r>
+              <w:rPr>
+                <w:b w:val="0"/>
+                <w:sz w:val="16"/>
+              </w:rPr>
+            </w:r>
+          </w:p>
         </w:tc>
         <w:tc>
           <w:tcPr>
             <w:tcW w:type="dxa" w:w="3572"/>
-            <w:shd w:fill="FFB3B3" w:val="clear"/>
           </w:tcPr>
           <w:p>
             <w:r>
@@ -19106,7 +19368,7 @@
                 <w:color w:val="CC0000"/>
                 <w:sz w:val="16"/>
               </w:rPr>
-              <w:t>Articol lipsă din ofertă</w:t>
+              <w:t>DEVIZ_MISMATCH</w:t>
             </w:r>
           </w:p>
         </w:tc>
@@ -19589,7 +19851,7 @@
                 <w:b w:val="0"/>
                 <w:sz w:val="16"/>
               </w:rPr>
-              <w:t>112</w:t>
+              <w:t>113</w:t>
             </w:r>
           </w:p>
         </w:tc>
@@ -19808,7 +20070,7 @@
                 <w:color w:val="000000"/>
                 <w:sz w:val="18"/>
               </w:rPr>
-              <w:t>Ofertă: 27 principale</w:t>
+              <w:t>Ofertă: 28 principale</w:t>
             </w:r>
             <w:r>
               <w:rPr>
@@ -19816,7 +20078,7 @@
                 <w:color w:val="000000"/>
                 <w:sz w:val="18"/>
               </w:rPr>
-              <w:t xml:space="preserve">  ▼ 3 lipsă</w:t>
+              <w:t xml:space="preserve">  ▼ 2 lipsă</w:t>
             </w:r>
           </w:p>
         </w:tc>
@@ -21040,7 +21302,7 @@
                 <w:b w:val="0"/>
                 <w:sz w:val="16"/>
               </w:rPr>
-              <w:t>116</w:t>
+              <w:t>117</w:t>
             </w:r>
           </w:p>
         </w:tc>
@@ -24728,7 +24990,7 @@
                 <w:b w:val="0"/>
                 <w:sz w:val="16"/>
               </w:rPr>
-              <w:t>139</w:t>
+              <w:t>140</w:t>
             </w:r>
           </w:p>
         </w:tc>
@@ -25391,7 +25653,7 @@
                 <w:b/>
                 <w:sz w:val="18"/>
               </w:rPr>
-              <w:t>Capitol de lucrări 4.3-05 — Instalatii camin apometru  │  LIPSA: 3  │  EXTRA: 0  │  Delta: -3</w:t>
+              <w:t>Capitol de lucrări 4.3-05 — Instalatii camin apometru  │  LIPSA: 2  │  EXTRA: 0  │  Delta: -2</w:t>
             </w:r>
           </w:p>
         </w:tc>
@@ -25883,7 +26145,6 @@
         <w:tc>
           <w:tcPr>
             <w:tcW w:type="dxa" w:w="397"/>
-            <w:shd w:fill="FFB3B3" w:val="clear"/>
           </w:tcPr>
           <w:p>
             <w:r>
@@ -25898,7 +26159,6 @@
         <w:tc>
           <w:tcPr>
             <w:tcW w:type="dxa" w:w="1701"/>
-            <w:shd w:fill="FFB3B3" w:val="clear"/>
           </w:tcPr>
           <w:p>
             <w:r>
@@ -25913,7 +26173,6 @@
         <w:tc>
           <w:tcPr>
             <w:tcW w:type="dxa" w:w="850"/>
-            <w:shd w:fill="FFB3B3" w:val="clear"/>
           </w:tcPr>
           <w:p>
             <w:r>
@@ -25928,7 +26187,6 @@
         <w:tc>
           <w:tcPr>
             <w:tcW w:type="dxa" w:w="1984"/>
-            <w:shd w:fill="FFB3B3" w:val="clear"/>
           </w:tcPr>
           <w:p>
             <w:r>
@@ -25943,7 +26201,6 @@
         <w:tc>
           <w:tcPr>
             <w:tcW w:type="dxa" w:w="454"/>
-            <w:shd w:fill="FFB3B3" w:val="clear"/>
           </w:tcPr>
           <w:p>
             <w:r>
@@ -25958,7 +26215,6 @@
         <w:tc>
           <w:tcPr>
             <w:tcW w:type="dxa" w:w="680"/>
-            <w:shd w:fill="FFB3B3" w:val="clear"/>
           </w:tcPr>
           <w:p>
             <w:r>
@@ -25973,35 +26229,58 @@
         <w:tc>
           <w:tcPr>
             <w:tcW w:type="dxa" w:w="850"/>
-            <w:shd w:fill="FFB3B3" w:val="clear"/>
-          </w:tcPr>
-          <w:p/>
+          </w:tcPr>
+          <w:p>
+            <w:r>
+              <w:rPr>
+                <w:b w:val="0"/>
+                <w:sz w:val="16"/>
+              </w:rPr>
+            </w:r>
+          </w:p>
         </w:tc>
         <w:tc>
           <w:tcPr>
             <w:tcW w:type="dxa" w:w="1984"/>
-            <w:shd w:fill="FFB3B3" w:val="clear"/>
-          </w:tcPr>
-          <w:p/>
+          </w:tcPr>
+          <w:p>
+            <w:r>
+              <w:rPr>
+                <w:b w:val="0"/>
+                <w:sz w:val="16"/>
+              </w:rPr>
+            </w:r>
+          </w:p>
         </w:tc>
         <w:tc>
           <w:tcPr>
             <w:tcW w:type="dxa" w:w="454"/>
-            <w:shd w:fill="FFB3B3" w:val="clear"/>
-          </w:tcPr>
-          <w:p/>
+          </w:tcPr>
+          <w:p>
+            <w:r>
+              <w:rPr>
+                <w:b w:val="0"/>
+                <w:sz w:val="16"/>
+              </w:rPr>
+            </w:r>
+          </w:p>
         </w:tc>
         <w:tc>
           <w:tcPr>
             <w:tcW w:type="dxa" w:w="680"/>
-            <w:shd w:fill="FFB3B3" w:val="clear"/>
-          </w:tcPr>
-          <w:p/>
+          </w:tcPr>
+          <w:p>
+            <w:r>
+              <w:rPr>
+                <w:b w:val="0"/>
+                <w:sz w:val="16"/>
+              </w:rPr>
+            </w:r>
+          </w:p>
         </w:tc>
         <w:tc>
           <w:tcPr>
             <w:tcW w:type="dxa" w:w="3572"/>
-            <w:shd w:fill="FFB3B3" w:val="clear"/>
           </w:tcPr>
           <w:p>
             <w:r>
@@ -26010,7 +26289,7 @@
                 <w:color w:val="CC0000"/>
                 <w:sz w:val="16"/>
               </w:rPr>
-              <w:t>Articol lipsă din ofertă</w:t>
+              <w:t>DEVIZ_MISMATCH</w:t>
             </w:r>
           </w:p>
         </w:tc>
@@ -26069,7 +26348,7 @@
                 <w:color w:val="000000"/>
                 <w:sz w:val="18"/>
               </w:rPr>
-              <w:t>Ofertă: 11 principale</w:t>
+              <w:t>Ofertă: 12 principale</w:t>
             </w:r>
             <w:r>
               <w:rPr>
@@ -26077,7 +26356,7 @@
                 <w:color w:val="000000"/>
                 <w:sz w:val="18"/>
               </w:rPr>
-              <w:t xml:space="preserve">  ▼ 3 lipsă</w:t>
+              <w:t xml:space="preserve">  ▼ 2 lipsă</w:t>
             </w:r>
           </w:p>
         </w:tc>
@@ -26770,7 +27049,7 @@
                 <w:b w:val="0"/>
                 <w:sz w:val="16"/>
               </w:rPr>
-              <w:t>149</w:t>
+              <w:t>150</w:t>
             </w:r>
           </w:p>
         </w:tc>
@@ -26857,7 +27136,7 @@
                 <w:sz w:val="16"/>
                 <w:u w:val="single"/>
               </w:rPr>
-              <w:t>SA04G</w:t>
+              <w:t>SD18A1</w:t>
             </w:r>
           </w:p>
           <w:p>
@@ -26869,7 +27148,7 @@
                 <w:b w:val="0"/>
                 <w:sz w:val="16"/>
               </w:rPr>
-              <w:t>$4123381</w:t>
+              <w:t>$4201808</w:t>
             </w:r>
           </w:p>
         </w:tc>
@@ -26884,7 +27163,7 @@
                 <w:b w:val="0"/>
                 <w:sz w:val="16"/>
               </w:rPr>
-              <w:t>niplu fonta maleabila n8 s478 dn 65 21/2 stadiu...</w:t>
+              <w:t>robinet cu sertar/golire fi-fi d.l' stadiul fiz...</w:t>
             </w:r>
           </w:p>
         </w:tc>
@@ -26914,7 +27193,7 @@
                 <w:b w:val="0"/>
                 <w:sz w:val="16"/>
               </w:rPr>
-              <w:t>0.21</w:t>
+              <w:t>0.86</w:t>
             </w:r>
           </w:p>
         </w:tc>
@@ -26947,7 +27226,7 @@
                 <w:b w:val="0"/>
                 <w:sz w:val="16"/>
               </w:rPr>
-              <w:t>150</w:t>
+              <w:t>151</w:t>
             </w:r>
           </w:p>
         </w:tc>
@@ -27034,7 +27313,7 @@
                 <w:sz w:val="16"/>
                 <w:u w:val="single"/>
               </w:rPr>
-              <w:t>SA04C</w:t>
+              <w:t>ACB05A1</w:t>
             </w:r>
           </w:p>
           <w:p>
@@ -27046,7 +27325,7 @@
                 <w:b w:val="0"/>
                 <w:sz w:val="16"/>
               </w:rPr>
-              <w:t>$4113908</w:t>
+              <w:t>$5842714</w:t>
             </w:r>
           </w:p>
         </w:tc>
@@ -27061,7 +27340,7 @@
                 <w:b w:val="0"/>
                 <w:sz w:val="16"/>
               </w:rPr>
-              <w:t>reductie fonta maleabila n4 s 477 25x 15 zn f2</w:t>
+              <w:t>piulita hexagonala semiprecise m 10</w:t>
             </w:r>
           </w:p>
         </w:tc>
@@ -27091,7 +27370,7 @@
                 <w:b w:val="0"/>
                 <w:sz w:val="16"/>
               </w:rPr>
-              <w:t>0.03</w:t>
+              <w:t>6.91</w:t>
             </w:r>
           </w:p>
         </w:tc>
@@ -27124,7 +27403,7 @@
                 <w:b w:val="0"/>
                 <w:sz w:val="16"/>
               </w:rPr>
-              <w:t>151</w:t>
+              <w:t>152</w:t>
             </w:r>
           </w:p>
         </w:tc>
@@ -27211,7 +27490,7 @@
                 <w:sz w:val="16"/>
                 <w:u w:val="single"/>
               </w:rPr>
-              <w:t>SA04E</w:t>
+              <w:t>ACB05A1</w:t>
             </w:r>
           </w:p>
           <w:p>
@@ -27223,7 +27502,7 @@
                 <w:b w:val="0"/>
                 <w:sz w:val="16"/>
               </w:rPr>
-              <w:t>$4114005</w:t>
+              <w:t>$5801150</w:t>
             </w:r>
           </w:p>
         </w:tc>
@@ -27238,7 +27517,7 @@
                 <w:b w:val="0"/>
                 <w:sz w:val="16"/>
               </w:rPr>
-              <w:t>reductie fonta maleabila n4 s 477 32x 25 zn f1</w:t>
+              <w:t>surub cap hexagonal precis m 12 x 55 gr 5.8 s4272</w:t>
             </w:r>
           </w:p>
         </w:tc>
@@ -27268,7 +27547,7 @@
                 <w:b w:val="0"/>
                 <w:sz w:val="16"/>
               </w:rPr>
-              <w:t>0.03</w:t>
+              <w:t>6.91</w:t>
             </w:r>
           </w:p>
         </w:tc>
@@ -27301,7 +27580,7 @@
                 <w:b w:val="0"/>
                 <w:sz w:val="16"/>
               </w:rPr>
-              <w:t>152</w:t>
+              <w:t>153</w:t>
             </w:r>
           </w:p>
         </w:tc>
@@ -27388,7 +27667,7 @@
                 <w:sz w:val="16"/>
                 <w:u w:val="single"/>
               </w:rPr>
-              <w:t>SA04C</w:t>
+              <w:t>SA04G</w:t>
             </w:r>
           </w:p>
           <w:p>
@@ -27400,7 +27679,7 @@
                 <w:b w:val="0"/>
                 <w:sz w:val="16"/>
               </w:rPr>
-              <w:t>$4123238</w:t>
+              <w:t>$4123381</w:t>
             </w:r>
           </w:p>
         </w:tc>
@@ -27415,7 +27694,7 @@
                 <w:b w:val="0"/>
                 <w:sz w:val="16"/>
               </w:rPr>
-              <w:t>niplu fonta maleabila n8 s478 dn 25 1 zn ds</w:t>
+              <w:t>niplu fonta maleabila n8 s478 dn 65 21/2 stadiu...</w:t>
             </w:r>
           </w:p>
         </w:tc>
@@ -27445,7 +27724,7 @@
                 <w:b w:val="0"/>
                 <w:sz w:val="16"/>
               </w:rPr>
-              <w:t>0.03</w:t>
+              <w:t>0.21</w:t>
             </w:r>
           </w:p>
         </w:tc>
@@ -27478,7 +27757,7 @@
                 <w:b w:val="0"/>
                 <w:sz w:val="16"/>
               </w:rPr>
-              <w:t>153</w:t>
+              <w:t>154</w:t>
             </w:r>
           </w:p>
         </w:tc>
@@ -27565,7 +27844,7 @@
                 <w:sz w:val="16"/>
                 <w:u w:val="single"/>
               </w:rPr>
-              <w:t>ACB05A1</w:t>
+              <w:t>SA04C</w:t>
             </w:r>
           </w:p>
           <w:p>
@@ -27577,7 +27856,7 @@
                 <w:b w:val="0"/>
                 <w:sz w:val="16"/>
               </w:rPr>
-              <w:t>$5842714</w:t>
+              <w:t>$4113908</w:t>
             </w:r>
           </w:p>
         </w:tc>
@@ -27592,7 +27871,7 @@
                 <w:b w:val="0"/>
                 <w:sz w:val="16"/>
               </w:rPr>
-              <w:t>piulita hexagonala semiprecise m 10</w:t>
+              <w:t>reductie fonta maleabila n4 s 477 25x 15 zn f2</w:t>
             </w:r>
           </w:p>
         </w:tc>
@@ -27622,7 +27901,7 @@
                 <w:b w:val="0"/>
                 <w:sz w:val="16"/>
               </w:rPr>
-              <w:t>6.91</w:t>
+              <w:t>0.03</w:t>
             </w:r>
           </w:p>
         </w:tc>
@@ -27655,7 +27934,7 @@
                 <w:b w:val="0"/>
                 <w:sz w:val="16"/>
               </w:rPr>
-              <w:t>154</w:t>
+              <w:t>155</w:t>
             </w:r>
           </w:p>
         </w:tc>
@@ -27754,7 +28033,7 @@
                 <w:b w:val="0"/>
                 <w:sz w:val="16"/>
               </w:rPr>
-              <w:t>$4123329</w:t>
+              <w:t>$4114005</w:t>
             </w:r>
           </w:p>
         </w:tc>
@@ -27769,7 +28048,7 @@
                 <w:b w:val="0"/>
                 <w:sz w:val="16"/>
               </w:rPr>
-              <w:t>niplu fonta maleabila n8 s478 dn 40 11/2 zn ds</w:t>
+              <w:t>reductie fonta maleabila n4 s 477 32x 25 zn f1</w:t>
             </w:r>
           </w:p>
         </w:tc>
@@ -27832,7 +28111,7 @@
                 <w:b w:val="0"/>
                 <w:sz w:val="16"/>
               </w:rPr>
-              <w:t>155</w:t>
+              <w:t>156</w:t>
             </w:r>
           </w:p>
         </w:tc>
@@ -27919,7 +28198,7 @@
                 <w:sz w:val="16"/>
                 <w:u w:val="single"/>
               </w:rPr>
-              <w:t>ACB05A1</w:t>
+              <w:t>SA04C</w:t>
             </w:r>
           </w:p>
           <w:p>
@@ -27931,7 +28210,7 @@
                 <w:b w:val="0"/>
                 <w:sz w:val="16"/>
               </w:rPr>
-              <w:t>$5801150</w:t>
+              <w:t>$4123238</w:t>
             </w:r>
           </w:p>
         </w:tc>
@@ -27946,7 +28225,7 @@
                 <w:b w:val="0"/>
                 <w:sz w:val="16"/>
               </w:rPr>
-              <w:t>surub cap hexagonal precis m 12 x 55 gr 5.8 s4272</w:t>
+              <w:t>niplu fonta maleabila n8 s478 dn 25 1 zn ds</w:t>
             </w:r>
           </w:p>
         </w:tc>
@@ -27976,7 +28255,7 @@
                 <w:b w:val="0"/>
                 <w:sz w:val="16"/>
               </w:rPr>
-              <w:t>6.91</w:t>
+              <w:t>0.03</w:t>
             </w:r>
           </w:p>
         </w:tc>
@@ -28009,7 +28288,7 @@
                 <w:b w:val="0"/>
                 <w:sz w:val="16"/>
               </w:rPr>
-              <w:t>156</w:t>
+              <w:t>157</w:t>
             </w:r>
           </w:p>
         </w:tc>
@@ -28186,7 +28465,7 @@
                 <w:b w:val="0"/>
                 <w:sz w:val="16"/>
               </w:rPr>
-              <w:t>157</w:t>
+              <w:t>158</w:t>
             </w:r>
           </w:p>
         </w:tc>
@@ -28273,7 +28552,7 @@
                 <w:sz w:val="16"/>
                 <w:u w:val="single"/>
               </w:rPr>
-              <w:t>SD18A1</w:t>
+              <w:t>SA04E</w:t>
             </w:r>
           </w:p>
           <w:p>
@@ -28285,7 +28564,7 @@
                 <w:b w:val="0"/>
                 <w:sz w:val="16"/>
               </w:rPr>
-              <w:t>$4201808</w:t>
+              <w:t>$4123329</w:t>
             </w:r>
           </w:p>
         </w:tc>
@@ -28300,7 +28579,7 @@
                 <w:b w:val="0"/>
                 <w:sz w:val="16"/>
               </w:rPr>
-              <w:t>robinet cu sertar/golire fi-fi d.l' stadiul fiz...</w:t>
+              <w:t>niplu fonta maleabila n8 s478 dn 40 11/2 zn ds</w:t>
             </w:r>
           </w:p>
         </w:tc>
@@ -28330,7 +28609,7 @@
                 <w:b w:val="0"/>
                 <w:sz w:val="16"/>
               </w:rPr>
-              <w:t>0.86</w:t>
+              <w:t>0.03</w:t>
             </w:r>
           </w:p>
         </w:tc>
@@ -28438,7 +28717,7 @@
                 <w:b/>
                 <w:sz w:val="18"/>
               </w:rPr>
-              <w:t>Capitol de lucrări 4.3-07 — Conducte apa incinta  │  LIPSA: 5  │  EXTRA: 3  │  Delta: -2</w:t>
+              <w:t>Capitol de lucrări 4.3-07 — Conducte apa incinta  │  LIPSA: 5  │  EXTRA: 2  │  Delta: -3</w:t>
             </w:r>
           </w:p>
         </w:tc>
@@ -29589,7 +29868,7 @@
                 <w:b w:val="0"/>
                 <w:sz w:val="16"/>
               </w:rPr>
-              <w:t>165</w:t>
+              <w:t>166</w:t>
             </w:r>
           </w:p>
         </w:tc>
@@ -29766,7 +30045,7 @@
                 <w:b w:val="0"/>
                 <w:sz w:val="16"/>
               </w:rPr>
-              <w:t>166</w:t>
+              <w:t>167</w:t>
             </w:r>
           </w:p>
         </w:tc>
@@ -29853,7 +30132,7 @@
                 <w:sz w:val="16"/>
                 <w:u w:val="single"/>
               </w:rPr>
-              <w:t>SA14J</w:t>
+              <w:t>CE26A</w:t>
             </w:r>
           </w:p>
           <w:p>
@@ -29865,7 +30144,7 @@
                 <w:b w:val="0"/>
                 <w:sz w:val="16"/>
               </w:rPr>
-              <w:t>$3000</w:t>
+              <w:t>$6102822</w:t>
             </w:r>
           </w:p>
         </w:tc>
@@ -29880,7 +30159,7 @@
                 <w:b w:val="0"/>
                 <w:sz w:val="16"/>
               </w:rPr>
-              <w:t>aparat de sudura tip 'coprax' 2204/50hz/700 w</w:t>
+              <w:t>chit de etans.rost keracolor grosso</w:t>
             </w:r>
           </w:p>
         </w:tc>
@@ -29895,7 +30174,7 @@
                 <w:b w:val="0"/>
                 <w:sz w:val="16"/>
               </w:rPr>
-              <w:t>ora</w:t>
+              <w:t>tona</w:t>
             </w:r>
           </w:p>
         </w:tc>
@@ -29910,7 +30189,7 @@
                 <w:b w:val="0"/>
                 <w:sz w:val="16"/>
               </w:rPr>
-              <w:t>0.07</w:t>
+              <w:t>0.26</w:t>
             </w:r>
           </w:p>
         </w:tc>
@@ -29935,93 +30214,129 @@
         <w:tc>
           <w:tcPr>
             <w:tcW w:type="dxa" w:w="397"/>
-            <w:shd w:fill="FFFF99" w:val="clear"/>
-          </w:tcPr>
-          <w:p>
-            <w:r>
-              <w:rPr>
-                <w:b w:val="0"/>
-                <w:sz w:val="16"/>
-              </w:rPr>
-              <w:t>167</w:t>
-            </w:r>
-          </w:p>
+            <w:shd w:fill="D9D9D9" w:val="clear"/>
+          </w:tcPr>
+          <w:p/>
         </w:tc>
         <w:tc>
           <w:tcPr>
             <w:tcW w:type="dxa" w:w="1701"/>
-            <w:shd w:fill="FFFF99" w:val="clear"/>
-          </w:tcPr>
-          <w:p>
-            <w:r>
-              <w:rPr>
-                <w:b w:val="0"/>
-                <w:sz w:val="16"/>
-              </w:rPr>
-              <w:t>4.3-07 - Conducte apa incinta</w:t>
+            <w:shd w:fill="D9D9D9" w:val="clear"/>
+          </w:tcPr>
+          <w:p>
+            <w:r>
+              <w:rPr>
+                <w:b/>
+                <w:color w:val="000000"/>
+                <w:sz w:val="18"/>
+              </w:rPr>
+              <w:t>TOTAL DEVIZ</w:t>
+            </w:r>
+          </w:p>
+        </w:tc>
+        <w:tc>
+          <w:tcPr>
+            <w:tcW w:type="dxa" w:w="680"/>
+            <w:gridSpan w:val="4"/>
+            <w:shd w:fill="D9D9D9" w:val="clear"/>
+          </w:tcPr>
+          <w:p>
+            <w:r>
+              <w:rPr>
+                <w:b w:val="0"/>
+                <w:color w:val="000000"/>
+                <w:sz w:val="18"/>
+              </w:rPr>
+              <w:t>Ref: 22 principale</w:t>
+            </w:r>
+          </w:p>
+        </w:tc>
+        <w:tc>
+          <w:tcPr>
+            <w:tcW w:type="dxa" w:w="680"/>
+            <w:gridSpan w:val="4"/>
+            <w:shd w:fill="D9D9D9" w:val="clear"/>
+          </w:tcPr>
+          <w:p>
+            <w:r>
+              <w:rPr>
+                <w:b w:val="0"/>
+                <w:color w:val="000000"/>
+                <w:sz w:val="18"/>
+              </w:rPr>
+              <w:t>Ofertă: 19 principale</w:t>
+            </w:r>
+            <w:r>
+              <w:rPr>
+                <w:b w:val="0"/>
+                <w:color w:val="000000"/>
+                <w:sz w:val="18"/>
+              </w:rPr>
+              <w:t xml:space="preserve">  ▼ 3 lipsă</w:t>
+            </w:r>
+          </w:p>
+        </w:tc>
+        <w:tc>
+          <w:tcPr>
+            <w:tcW w:type="dxa" w:w="3572"/>
+            <w:shd w:fill="D9D9D9" w:val="clear"/>
+          </w:tcPr>
+          <w:p/>
+        </w:tc>
+      </w:tr>
+      <w:tr>
+        <w:tc>
+          <w:tcPr>
+            <w:tcW w:type="dxa" w:w="3572"/>
+            <w:gridSpan w:val="11"/>
+            <w:shd w:fill="D9D9D9" w:val="clear"/>
+          </w:tcPr>
+          <w:p>
+            <w:r>
+              <w:rPr>
+                <w:b/>
+                <w:sz w:val="18"/>
+              </w:rPr>
+              <w:t>Capitol de lucrări 4.3-08 — Conducte canal incinta  │  LIPSA: 3  │  EXTRA: 0  │  Delta: -3</w:t>
+            </w:r>
+          </w:p>
+        </w:tc>
+      </w:tr>
+      <w:tr>
+        <w:tc>
+          <w:tcPr>
+            <w:tcW w:type="dxa" w:w="397"/>
+            <w:shd w:fill="FFB3B3" w:val="clear"/>
+          </w:tcPr>
+          <w:p>
+            <w:r>
+              <w:rPr>
+                <w:b w:val="0"/>
+                <w:sz w:val="16"/>
+              </w:rPr>
+              <w:t>1</w:t>
+            </w:r>
+          </w:p>
+        </w:tc>
+        <w:tc>
+          <w:tcPr>
+            <w:tcW w:type="dxa" w:w="1701"/>
+            <w:shd w:fill="FFB3B3" w:val="clear"/>
+          </w:tcPr>
+          <w:p>
+            <w:r>
+              <w:rPr>
+                <w:b w:val="0"/>
+                <w:sz w:val="16"/>
+              </w:rPr>
+              <w:t>4.3-08 - Conducte canal incinta</w:t>
             </w:r>
           </w:p>
         </w:tc>
         <w:tc>
           <w:tcPr>
             <w:tcW w:type="dxa" w:w="850"/>
-            <w:shd w:fill="FFFF99" w:val="clear"/>
-          </w:tcPr>
-          <w:p>
-            <w:r>
-              <w:rPr>
-                <w:b w:val="0"/>
-                <w:sz w:val="16"/>
-              </w:rPr>
-            </w:r>
-          </w:p>
-        </w:tc>
-        <w:tc>
-          <w:tcPr>
-            <w:tcW w:type="dxa" w:w="1984"/>
-            <w:shd w:fill="FFFF99" w:val="clear"/>
-          </w:tcPr>
-          <w:p>
-            <w:r>
-              <w:rPr>
-                <w:b w:val="0"/>
-                <w:sz w:val="16"/>
-              </w:rPr>
-            </w:r>
-          </w:p>
-        </w:tc>
-        <w:tc>
-          <w:tcPr>
-            <w:tcW w:type="dxa" w:w="454"/>
-            <w:shd w:fill="FFFF99" w:val="clear"/>
-          </w:tcPr>
-          <w:p>
-            <w:r>
-              <w:rPr>
-                <w:b w:val="0"/>
-                <w:sz w:val="16"/>
-              </w:rPr>
-            </w:r>
-          </w:p>
-        </w:tc>
-        <w:tc>
-          <w:tcPr>
-            <w:tcW w:type="dxa" w:w="680"/>
-            <w:shd w:fill="FFFF99" w:val="clear"/>
-          </w:tcPr>
-          <w:p>
-            <w:r>
-              <w:rPr>
-                <w:b w:val="0"/>
-                <w:sz w:val="16"/>
-              </w:rPr>
-            </w:r>
-          </w:p>
-        </w:tc>
-        <w:tc>
-          <w:tcPr>
-            <w:tcW w:type="dxa" w:w="850"/>
-            <w:shd w:fill="FFFF99" w:val="clear"/>
+            <w:shd w:fill="FFB3B3" w:val="clear"/>
           </w:tcPr>
           <w:p>
             <w:r>
@@ -30030,7 +30345,7 @@
                 <w:sz w:val="16"/>
                 <w:u w:val="single"/>
               </w:rPr>
-              <w:t>CE26A</w:t>
+              <w:t>00605A6</w:t>
             </w:r>
           </w:p>
           <w:p>
@@ -30042,59 +30357,87 @@
                 <w:b w:val="0"/>
                 <w:sz w:val="16"/>
               </w:rPr>
-              <w:t>$6102822</w:t>
+              <w:t>$8813810</w:t>
             </w:r>
           </w:p>
         </w:tc>
         <w:tc>
           <w:tcPr>
             <w:tcW w:type="dxa" w:w="1984"/>
-            <w:shd w:fill="FFFF99" w:val="clear"/>
-          </w:tcPr>
-          <w:p>
-            <w:r>
-              <w:rPr>
-                <w:b w:val="0"/>
-                <w:sz w:val="16"/>
-              </w:rPr>
-              <w:t>chit de etans.rost keracolor grosso</w:t>
+            <w:shd w:fill="FFB3B3" w:val="clear"/>
+          </w:tcPr>
+          <w:p>
+            <w:r>
+              <w:rPr>
+                <w:b w:val="0"/>
+                <w:sz w:val="16"/>
+              </w:rPr>
+              <w:t>-teava canal pvc cu mufa sn4 d=110x3, 0mm l=6m</w:t>
             </w:r>
           </w:p>
         </w:tc>
         <w:tc>
           <w:tcPr>
             <w:tcW w:type="dxa" w:w="454"/>
-            <w:shd w:fill="FFFF99" w:val="clear"/>
-          </w:tcPr>
-          <w:p>
-            <w:r>
-              <w:rPr>
-                <w:b w:val="0"/>
-                <w:sz w:val="16"/>
-              </w:rPr>
-              <w:t>tona</w:t>
+            <w:shd w:fill="FFB3B3" w:val="clear"/>
+          </w:tcPr>
+          <w:p>
+            <w:r>
+              <w:rPr>
+                <w:b w:val="0"/>
+                <w:sz w:val="16"/>
+              </w:rPr>
+              <w:t>buc</w:t>
             </w:r>
           </w:p>
         </w:tc>
         <w:tc>
           <w:tcPr>
             <w:tcW w:type="dxa" w:w="680"/>
-            <w:shd w:fill="FFFF99" w:val="clear"/>
-          </w:tcPr>
-          <w:p>
-            <w:r>
-              <w:rPr>
-                <w:b w:val="0"/>
-                <w:sz w:val="16"/>
-              </w:rPr>
-              <w:t>0.26</w:t>
-            </w:r>
-          </w:p>
+            <w:shd w:fill="FFB3B3" w:val="clear"/>
+          </w:tcPr>
+          <w:p>
+            <w:r>
+              <w:rPr>
+                <w:b w:val="0"/>
+                <w:sz w:val="16"/>
+              </w:rPr>
+              <w:t>11.0</w:t>
+            </w:r>
+          </w:p>
+        </w:tc>
+        <w:tc>
+          <w:tcPr>
+            <w:tcW w:type="dxa" w:w="850"/>
+            <w:shd w:fill="FFB3B3" w:val="clear"/>
+          </w:tcPr>
+          <w:p/>
+        </w:tc>
+        <w:tc>
+          <w:tcPr>
+            <w:tcW w:type="dxa" w:w="1984"/>
+            <w:shd w:fill="FFB3B3" w:val="clear"/>
+          </w:tcPr>
+          <w:p/>
+        </w:tc>
+        <w:tc>
+          <w:tcPr>
+            <w:tcW w:type="dxa" w:w="454"/>
+            <w:shd w:fill="FFB3B3" w:val="clear"/>
+          </w:tcPr>
+          <w:p/>
+        </w:tc>
+        <w:tc>
+          <w:tcPr>
+            <w:tcW w:type="dxa" w:w="680"/>
+            <w:shd w:fill="FFB3B3" w:val="clear"/>
+          </w:tcPr>
+          <w:p/>
         </w:tc>
         <w:tc>
           <w:tcPr>
             <w:tcW w:type="dxa" w:w="3572"/>
-            <w:shd w:fill="FFFF99" w:val="clear"/>
+            <w:shd w:fill="FFB3B3" w:val="clear"/>
           </w:tcPr>
           <w:p>
             <w:r>
@@ -30103,7 +30446,305 @@
                 <w:color w:val="CC0000"/>
                 <w:sz w:val="16"/>
               </w:rPr>
-              <w:t>Articol suplimentar în ofertă (nu există în referință)</w:t>
+              <w:t>Articol lipsă din ofertă</w:t>
+            </w:r>
+          </w:p>
+        </w:tc>
+      </w:tr>
+      <w:tr>
+        <w:tc>
+          <w:tcPr>
+            <w:tcW w:type="dxa" w:w="397"/>
+            <w:shd w:fill="FFB3B3" w:val="clear"/>
+          </w:tcPr>
+          <w:p>
+            <w:r>
+              <w:rPr>
+                <w:b w:val="0"/>
+                <w:sz w:val="16"/>
+              </w:rPr>
+              <w:t>2</w:t>
+            </w:r>
+          </w:p>
+        </w:tc>
+        <w:tc>
+          <w:tcPr>
+            <w:tcW w:type="dxa" w:w="1701"/>
+            <w:shd w:fill="FFB3B3" w:val="clear"/>
+          </w:tcPr>
+          <w:p>
+            <w:r>
+              <w:rPr>
+                <w:b w:val="0"/>
+                <w:sz w:val="16"/>
+              </w:rPr>
+              <w:t>4.3-08 - Conducte canal incinta</w:t>
+            </w:r>
+          </w:p>
+        </w:tc>
+        <w:tc>
+          <w:tcPr>
+            <w:tcW w:type="dxa" w:w="850"/>
+            <w:shd w:fill="FFB3B3" w:val="clear"/>
+          </w:tcPr>
+          <w:p>
+            <w:r>
+              <w:rPr>
+                <w:b w:val="0"/>
+                <w:sz w:val="16"/>
+                <w:u w:val="single"/>
+              </w:rPr>
+              <w:t>00605C6</w:t>
+            </w:r>
+          </w:p>
+          <w:p>
+            <w:pPr>
+              <w:ind w:left="280"/>
+            </w:pPr>
+            <w:r>
+              <w:rPr>
+                <w:b w:val="0"/>
+                <w:sz w:val="16"/>
+              </w:rPr>
+              <w:t>$8813815</w:t>
+            </w:r>
+          </w:p>
+        </w:tc>
+        <w:tc>
+          <w:tcPr>
+            <w:tcW w:type="dxa" w:w="1984"/>
+            <w:shd w:fill="FFB3B3" w:val="clear"/>
+          </w:tcPr>
+          <w:p>
+            <w:r>
+              <w:rPr>
+                <w:b w:val="0"/>
+                <w:sz w:val="16"/>
+              </w:rPr>
+              <w:t>-teava canal pvc cu mufa sn4 d=160x4, 0mm l=6m</w:t>
+            </w:r>
+          </w:p>
+        </w:tc>
+        <w:tc>
+          <w:tcPr>
+            <w:tcW w:type="dxa" w:w="454"/>
+            <w:shd w:fill="FFB3B3" w:val="clear"/>
+          </w:tcPr>
+          <w:p>
+            <w:r>
+              <w:rPr>
+                <w:b w:val="0"/>
+                <w:sz w:val="16"/>
+              </w:rPr>
+              <w:t>buc</w:t>
+            </w:r>
+          </w:p>
+        </w:tc>
+        <w:tc>
+          <w:tcPr>
+            <w:tcW w:type="dxa" w:w="680"/>
+            <w:shd w:fill="FFB3B3" w:val="clear"/>
+          </w:tcPr>
+          <w:p>
+            <w:r>
+              <w:rPr>
+                <w:b w:val="0"/>
+                <w:sz w:val="16"/>
+              </w:rPr>
+              <w:t>5.0</w:t>
+            </w:r>
+          </w:p>
+        </w:tc>
+        <w:tc>
+          <w:tcPr>
+            <w:tcW w:type="dxa" w:w="850"/>
+            <w:shd w:fill="FFB3B3" w:val="clear"/>
+          </w:tcPr>
+          <w:p/>
+        </w:tc>
+        <w:tc>
+          <w:tcPr>
+            <w:tcW w:type="dxa" w:w="1984"/>
+            <w:shd w:fill="FFB3B3" w:val="clear"/>
+          </w:tcPr>
+          <w:p/>
+        </w:tc>
+        <w:tc>
+          <w:tcPr>
+            <w:tcW w:type="dxa" w:w="454"/>
+            <w:shd w:fill="FFB3B3" w:val="clear"/>
+          </w:tcPr>
+          <w:p/>
+        </w:tc>
+        <w:tc>
+          <w:tcPr>
+            <w:tcW w:type="dxa" w:w="680"/>
+            <w:shd w:fill="FFB3B3" w:val="clear"/>
+          </w:tcPr>
+          <w:p/>
+        </w:tc>
+        <w:tc>
+          <w:tcPr>
+            <w:tcW w:type="dxa" w:w="3572"/>
+            <w:shd w:fill="FFB3B3" w:val="clear"/>
+          </w:tcPr>
+          <w:p>
+            <w:r>
+              <w:rPr>
+                <w:b w:val="0"/>
+                <w:color w:val="CC0000"/>
+                <w:sz w:val="16"/>
+              </w:rPr>
+              <w:t>Articol lipsă din ofertă</w:t>
+            </w:r>
+          </w:p>
+        </w:tc>
+      </w:tr>
+      <w:tr>
+        <w:tc>
+          <w:tcPr>
+            <w:tcW w:type="dxa" w:w="397"/>
+            <w:shd w:fill="FFB3B3" w:val="clear"/>
+          </w:tcPr>
+          <w:p>
+            <w:r>
+              <w:rPr>
+                <w:b w:val="0"/>
+                <w:sz w:val="16"/>
+              </w:rPr>
+              <w:t>7</w:t>
+            </w:r>
+          </w:p>
+        </w:tc>
+        <w:tc>
+          <w:tcPr>
+            <w:tcW w:type="dxa" w:w="1701"/>
+            <w:shd w:fill="FFB3B3" w:val="clear"/>
+          </w:tcPr>
+          <w:p>
+            <w:r>
+              <w:rPr>
+                <w:b w:val="0"/>
+                <w:sz w:val="16"/>
+              </w:rPr>
+              <w:t>4.3-08 - Conducte canal incinta</w:t>
+            </w:r>
+          </w:p>
+        </w:tc>
+        <w:tc>
+          <w:tcPr>
+            <w:tcW w:type="dxa" w:w="850"/>
+            <w:shd w:fill="FFB3B3" w:val="clear"/>
+          </w:tcPr>
+          <w:p>
+            <w:r>
+              <w:rPr>
+                <w:b w:val="0"/>
+                <w:sz w:val="16"/>
+                <w:u w:val="single"/>
+              </w:rPr>
+              <w:t>TCA14V1</w:t>
+            </w:r>
+          </w:p>
+          <w:p>
+            <w:pPr>
+              <w:ind w:left="280"/>
+            </w:pPr>
+            <w:r>
+              <w:rPr>
+                <w:b w:val="0"/>
+                <w:sz w:val="16"/>
+              </w:rPr>
+              <w:t>$8814249</w:t>
+            </w:r>
+          </w:p>
+        </w:tc>
+        <w:tc>
+          <w:tcPr>
+            <w:tcW w:type="dxa" w:w="1984"/>
+            <w:shd w:fill="FFB3B3" w:val="clear"/>
+          </w:tcPr>
+          <w:p>
+            <w:r>
+              <w:rPr>
+                <w:b w:val="0"/>
+                <w:sz w:val="16"/>
+              </w:rPr>
+              <w:t>banda avertizare canal 11,5cm x 0,17mm</w:t>
+            </w:r>
+          </w:p>
+        </w:tc>
+        <w:tc>
+          <w:tcPr>
+            <w:tcW w:type="dxa" w:w="454"/>
+            <w:shd w:fill="FFB3B3" w:val="clear"/>
+          </w:tcPr>
+          <w:p>
+            <w:r>
+              <w:rPr>
+                <w:b w:val="0"/>
+                <w:sz w:val="16"/>
+              </w:rPr>
+              <w:t>m</w:t>
+            </w:r>
+          </w:p>
+        </w:tc>
+        <w:tc>
+          <w:tcPr>
+            <w:tcW w:type="dxa" w:w="680"/>
+            <w:shd w:fill="FFB3B3" w:val="clear"/>
+          </w:tcPr>
+          <w:p>
+            <w:r>
+              <w:rPr>
+                <w:b w:val="0"/>
+                <w:sz w:val="16"/>
+              </w:rPr>
+              <w:t>95.0</w:t>
+            </w:r>
+          </w:p>
+        </w:tc>
+        <w:tc>
+          <w:tcPr>
+            <w:tcW w:type="dxa" w:w="850"/>
+            <w:shd w:fill="FFB3B3" w:val="clear"/>
+          </w:tcPr>
+          <w:p/>
+        </w:tc>
+        <w:tc>
+          <w:tcPr>
+            <w:tcW w:type="dxa" w:w="1984"/>
+            <w:shd w:fill="FFB3B3" w:val="clear"/>
+          </w:tcPr>
+          <w:p/>
+        </w:tc>
+        <w:tc>
+          <w:tcPr>
+            <w:tcW w:type="dxa" w:w="454"/>
+            <w:shd w:fill="FFB3B3" w:val="clear"/>
+          </w:tcPr>
+          <w:p/>
+        </w:tc>
+        <w:tc>
+          <w:tcPr>
+            <w:tcW w:type="dxa" w:w="680"/>
+            <w:shd w:fill="FFB3B3" w:val="clear"/>
+          </w:tcPr>
+          <w:p/>
+        </w:tc>
+        <w:tc>
+          <w:tcPr>
+            <w:tcW w:type="dxa" w:w="3572"/>
+            <w:shd w:fill="FFB3B3" w:val="clear"/>
+          </w:tcPr>
+          <w:p>
+            <w:r>
+              <w:rPr>
+                <w:b w:val="0"/>
+                <w:color w:val="CC0000"/>
+                <w:sz w:val="16"/>
+              </w:rPr>
+              <w:t>Articol lipsă din ofertă</w:t>
             </w:r>
           </w:p>
         </w:tc>
@@ -30145,7 +30786,7 @@
                 <w:color w:val="000000"/>
                 <w:sz w:val="18"/>
               </w:rPr>
-              <w:t>Ref: 22 principale</w:t>
+              <w:t>Ref: 13 principale</w:t>
             </w:r>
           </w:p>
         </w:tc>
@@ -30162,7 +30803,7 @@
                 <w:color w:val="000000"/>
                 <w:sz w:val="18"/>
               </w:rPr>
-              <w:t>Ofertă: 20 principale</w:t>
+              <w:t>Ofertă: 10 principale</w:t>
             </w:r>
             <w:r>
               <w:rPr>
@@ -30170,7 +30811,7 @@
                 <w:color w:val="000000"/>
                 <w:sz w:val="18"/>
               </w:rPr>
-              <w:t xml:space="preserve">  ▼ 2 lipsă</w:t>
+              <w:t xml:space="preserve">  ▼ 3 lipsă</w:t>
             </w:r>
           </w:p>
         </w:tc>
@@ -30195,7 +30836,7 @@
                 <w:b/>
                 <w:sz w:val="18"/>
               </w:rPr>
-              <w:t>Capitol de lucrări 4.3-08 — Conducte canal incinta  │  LIPSA: 3  │  EXTRA: 0  │  Delta: -3</w:t>
+              <w:t>Capitol de lucrări 4.3-09 — Echipam Gosp apa ext  │  LIPSA: 0  │  EXTRA: 0  │  Delta: 0 ✓</w:t>
             </w:r>
           </w:p>
         </w:tc>
@@ -30204,7 +30845,98 @@
         <w:tc>
           <w:tcPr>
             <w:tcW w:type="dxa" w:w="397"/>
-            <w:shd w:fill="FFB3B3" w:val="clear"/>
+            <w:shd w:fill="D9D9D9" w:val="clear"/>
+          </w:tcPr>
+          <w:p/>
+        </w:tc>
+        <w:tc>
+          <w:tcPr>
+            <w:tcW w:type="dxa" w:w="1701"/>
+            <w:shd w:fill="D9D9D9" w:val="clear"/>
+          </w:tcPr>
+          <w:p>
+            <w:r>
+              <w:rPr>
+                <w:b/>
+                <w:color w:val="000000"/>
+                <w:sz w:val="18"/>
+              </w:rPr>
+              <w:t>TOTAL DEVIZ</w:t>
+            </w:r>
+          </w:p>
+        </w:tc>
+        <w:tc>
+          <w:tcPr>
+            <w:tcW w:type="dxa" w:w="680"/>
+            <w:gridSpan w:val="4"/>
+            <w:shd w:fill="D9D9D9" w:val="clear"/>
+          </w:tcPr>
+          <w:p>
+            <w:r>
+              <w:rPr>
+                <w:b w:val="0"/>
+                <w:color w:val="000000"/>
+                <w:sz w:val="18"/>
+              </w:rPr>
+              <w:t>Ref: 3 principale</w:t>
+            </w:r>
+          </w:p>
+        </w:tc>
+        <w:tc>
+          <w:tcPr>
+            <w:tcW w:type="dxa" w:w="680"/>
+            <w:gridSpan w:val="4"/>
+            <w:shd w:fill="D9D9D9" w:val="clear"/>
+          </w:tcPr>
+          <w:p>
+            <w:r>
+              <w:rPr>
+                <w:b w:val="0"/>
+                <w:color w:val="000000"/>
+                <w:sz w:val="18"/>
+              </w:rPr>
+              <w:t>Ofertă: 3 principale</w:t>
+            </w:r>
+            <w:r>
+              <w:rPr>
+                <w:b w:val="0"/>
+                <w:color w:val="000000"/>
+                <w:sz w:val="18"/>
+              </w:rPr>
+              <w:t xml:space="preserve">  ✓</w:t>
+            </w:r>
+          </w:p>
+        </w:tc>
+        <w:tc>
+          <w:tcPr>
+            <w:tcW w:type="dxa" w:w="3572"/>
+            <w:shd w:fill="D9D9D9" w:val="clear"/>
+          </w:tcPr>
+          <w:p/>
+        </w:tc>
+      </w:tr>
+      <w:tr>
+        <w:tc>
+          <w:tcPr>
+            <w:tcW w:type="dxa" w:w="3572"/>
+            <w:gridSpan w:val="11"/>
+            <w:shd w:fill="D9D9D9" w:val="clear"/>
+          </w:tcPr>
+          <w:p>
+            <w:r>
+              <w:rPr>
+                <w:b/>
+                <w:sz w:val="18"/>
+              </w:rPr>
+              <w:t>Capitol de lucrări 4.3-04 — Camin vane 1 b 1,9x1,9x1,5m  │  LIPSA: 0  │  EXTRA: 3  │  Delta: +3</w:t>
+            </w:r>
+          </w:p>
+        </w:tc>
+      </w:tr>
+      <w:tr>
+        <w:tc>
+          <w:tcPr>
+            <w:tcW w:type="dxa" w:w="397"/>
           </w:tcPr>
           <w:p>
             <w:r>
@@ -30219,22 +30951,20 @@
         <w:tc>
           <w:tcPr>
             <w:tcW w:type="dxa" w:w="1701"/>
-            <w:shd w:fill="FFB3B3" w:val="clear"/>
-          </w:tcPr>
-          <w:p>
-            <w:r>
-              <w:rPr>
-                <w:b w:val="0"/>
-                <w:sz w:val="16"/>
-              </w:rPr>
-              <w:t>4.3-08 - Conducte canal incinta</w:t>
+          </w:tcPr>
+          <w:p>
+            <w:r>
+              <w:rPr>
+                <w:b w:val="0"/>
+                <w:sz w:val="16"/>
+              </w:rPr>
+              <w:t>4.3-04 - Camin vane 1 b 1,9x1,9x1,5m</w:t>
             </w:r>
           </w:p>
         </w:tc>
         <w:tc>
           <w:tcPr>
             <w:tcW w:type="dxa" w:w="850"/>
-            <w:shd w:fill="FFB3B3" w:val="clear"/>
           </w:tcPr>
           <w:p>
             <w:r>
@@ -30243,7 +30973,7 @@
                 <w:sz w:val="16"/>
                 <w:u w:val="single"/>
               </w:rPr>
-              <w:t>00605A6</w:t>
+              <w:t>CB03D</w:t>
             </w:r>
           </w:p>
           <w:p>
@@ -30255,135 +30985,56 @@
                 <w:b w:val="0"/>
                 <w:sz w:val="16"/>
               </w:rPr>
-              <w:t>$8813810</w:t>
+              <w:t>$2904054</w:t>
             </w:r>
           </w:p>
         </w:tc>
         <w:tc>
           <w:tcPr>
             <w:tcW w:type="dxa" w:w="1984"/>
-            <w:shd w:fill="FFB3B3" w:val="clear"/>
-          </w:tcPr>
-          <w:p>
-            <w:r>
-              <w:rPr>
-                <w:b w:val="0"/>
-                <w:sz w:val="16"/>
-              </w:rPr>
-              <w:t>-teava canal pvc cu mufa sn4 d=110x3, 0mm l=6m</w:t>
+          </w:tcPr>
+          <w:p>
+            <w:r>
+              <w:rPr>
+                <w:b w:val="0"/>
+                <w:sz w:val="16"/>
+              </w:rPr>
+              <w:t>-dulapi molid-brad cl a tiv.g=28-58mml=4-6 mm l...</w:t>
             </w:r>
           </w:p>
         </w:tc>
         <w:tc>
           <w:tcPr>
             <w:tcW w:type="dxa" w:w="454"/>
-            <w:shd w:fill="FFB3B3" w:val="clear"/>
-          </w:tcPr>
-          <w:p>
-            <w:r>
-              <w:rPr>
-                <w:b w:val="0"/>
-                <w:sz w:val="16"/>
-              </w:rPr>
-              <w:t>buc</w:t>
+          </w:tcPr>
+          <w:p>
+            <w:r>
+              <w:rPr>
+                <w:b w:val="0"/>
+                <w:color w:val="CC0000"/>
+                <w:sz w:val="16"/>
+              </w:rPr>
+              <w:t>mp</w:t>
             </w:r>
           </w:p>
         </w:tc>
         <w:tc>
           <w:tcPr>
             <w:tcW w:type="dxa" w:w="680"/>
-            <w:shd w:fill="FFB3B3" w:val="clear"/>
-          </w:tcPr>
-          <w:p>
-            <w:r>
-              <w:rPr>
-                <w:b w:val="0"/>
-                <w:sz w:val="16"/>
-              </w:rPr>
-              <w:t>11.0</w:t>
+          </w:tcPr>
+          <w:p>
+            <w:r>
+              <w:rPr>
+                <w:b w:val="0"/>
+                <w:sz w:val="16"/>
+              </w:rPr>
+              <w:t>37.5</w:t>
             </w:r>
           </w:p>
         </w:tc>
         <w:tc>
           <w:tcPr>
             <w:tcW w:type="dxa" w:w="850"/>
-            <w:shd w:fill="FFB3B3" w:val="clear"/>
-          </w:tcPr>
-          <w:p/>
-        </w:tc>
-        <w:tc>
-          <w:tcPr>
-            <w:tcW w:type="dxa" w:w="1984"/>
-            <w:shd w:fill="FFB3B3" w:val="clear"/>
-          </w:tcPr>
-          <w:p/>
-        </w:tc>
-        <w:tc>
-          <w:tcPr>
-            <w:tcW w:type="dxa" w:w="454"/>
-            <w:shd w:fill="FFB3B3" w:val="clear"/>
-          </w:tcPr>
-          <w:p/>
-        </w:tc>
-        <w:tc>
-          <w:tcPr>
-            <w:tcW w:type="dxa" w:w="680"/>
-            <w:shd w:fill="FFB3B3" w:val="clear"/>
-          </w:tcPr>
-          <w:p/>
-        </w:tc>
-        <w:tc>
-          <w:tcPr>
-            <w:tcW w:type="dxa" w:w="3572"/>
-            <w:shd w:fill="FFB3B3" w:val="clear"/>
-          </w:tcPr>
-          <w:p>
-            <w:r>
-              <w:rPr>
-                <w:b w:val="0"/>
-                <w:color w:val="CC0000"/>
-                <w:sz w:val="16"/>
-              </w:rPr>
-              <w:t>Articol lipsă din ofertă</w:t>
-            </w:r>
-          </w:p>
-        </w:tc>
-      </w:tr>
-      <w:tr>
-        <w:tc>
-          <w:tcPr>
-            <w:tcW w:type="dxa" w:w="397"/>
-            <w:shd w:fill="FFB3B3" w:val="clear"/>
-          </w:tcPr>
-          <w:p>
-            <w:r>
-              <w:rPr>
-                <w:b w:val="0"/>
-                <w:sz w:val="16"/>
-              </w:rPr>
-              <w:t>2</w:t>
-            </w:r>
-          </w:p>
-        </w:tc>
-        <w:tc>
-          <w:tcPr>
-            <w:tcW w:type="dxa" w:w="1701"/>
-            <w:shd w:fill="FFB3B3" w:val="clear"/>
-          </w:tcPr>
-          <w:p>
-            <w:r>
-              <w:rPr>
-                <w:b w:val="0"/>
-                <w:sz w:val="16"/>
-              </w:rPr>
-              <w:t>4.3-08 - Conducte canal incinta</w:t>
-            </w:r>
-          </w:p>
-        </w:tc>
-        <w:tc>
-          <w:tcPr>
-            <w:tcW w:type="dxa" w:w="850"/>
-            <w:shd w:fill="FFB3B3" w:val="clear"/>
           </w:tcPr>
           <w:p>
             <w:r>
@@ -30392,7 +31043,7 @@
                 <w:sz w:val="16"/>
                 <w:u w:val="single"/>
               </w:rPr>
-              <w:t>00605C6</w:t>
+              <w:t>CB03D</w:t>
             </w:r>
           </w:p>
           <w:p>
@@ -30404,87 +31055,56 @@
                 <w:b w:val="0"/>
                 <w:sz w:val="16"/>
               </w:rPr>
-              <w:t>$8813815</w:t>
+              <w:t>$2904054</w:t>
             </w:r>
           </w:p>
         </w:tc>
         <w:tc>
           <w:tcPr>
             <w:tcW w:type="dxa" w:w="1984"/>
-            <w:shd w:fill="FFB3B3" w:val="clear"/>
-          </w:tcPr>
-          <w:p>
-            <w:r>
-              <w:rPr>
-                <w:b w:val="0"/>
-                <w:sz w:val="16"/>
-              </w:rPr>
-              <w:t>-teava canal pvc cu mufa sn4 d=160x4, 0mm l=6m</w:t>
+          </w:tcPr>
+          <w:p>
+            <w:r>
+              <w:rPr>
+                <w:b w:val="0"/>
+                <w:sz w:val="16"/>
+              </w:rPr>
+              <w:t>dulap molid-brad cl a tiv g = 28- 58mml = 4-6 m...</w:t>
             </w:r>
           </w:p>
         </w:tc>
         <w:tc>
           <w:tcPr>
             <w:tcW w:type="dxa" w:w="454"/>
-            <w:shd w:fill="FFB3B3" w:val="clear"/>
-          </w:tcPr>
-          <w:p>
-            <w:r>
-              <w:rPr>
-                <w:b w:val="0"/>
-                <w:sz w:val="16"/>
-              </w:rPr>
-              <w:t>buc</w:t>
+          </w:tcPr>
+          <w:p>
+            <w:r>
+              <w:rPr>
+                <w:b w:val="0"/>
+                <w:color w:val="CC0000"/>
+                <w:sz w:val="16"/>
+              </w:rPr>
+              <w:t>mc</w:t>
             </w:r>
           </w:p>
         </w:tc>
         <w:tc>
           <w:tcPr>
             <w:tcW w:type="dxa" w:w="680"/>
-            <w:shd w:fill="FFB3B3" w:val="clear"/>
-          </w:tcPr>
-          <w:p>
-            <w:r>
-              <w:rPr>
-                <w:b w:val="0"/>
-                <w:sz w:val="16"/>
-              </w:rPr>
-              <w:t>5.0</w:t>
-            </w:r>
-          </w:p>
-        </w:tc>
-        <w:tc>
-          <w:tcPr>
-            <w:tcW w:type="dxa" w:w="850"/>
-            <w:shd w:fill="FFB3B3" w:val="clear"/>
-          </w:tcPr>
-          <w:p/>
-        </w:tc>
-        <w:tc>
-          <w:tcPr>
-            <w:tcW w:type="dxa" w:w="1984"/>
-            <w:shd w:fill="FFB3B3" w:val="clear"/>
-          </w:tcPr>
-          <w:p/>
-        </w:tc>
-        <w:tc>
-          <w:tcPr>
-            <w:tcW w:type="dxa" w:w="454"/>
-            <w:shd w:fill="FFB3B3" w:val="clear"/>
-          </w:tcPr>
-          <w:p/>
-        </w:tc>
-        <w:tc>
-          <w:tcPr>
-            <w:tcW w:type="dxa" w:w="680"/>
-            <w:shd w:fill="FFB3B3" w:val="clear"/>
-          </w:tcPr>
-          <w:p/>
+          </w:tcPr>
+          <w:p>
+            <w:r>
+              <w:rPr>
+                <w:b w:val="0"/>
+                <w:sz w:val="16"/>
+              </w:rPr>
+              <w:t>0.03</w:t>
+            </w:r>
+          </w:p>
         </w:tc>
         <w:tc>
           <w:tcPr>
             <w:tcW w:type="dxa" w:w="3572"/>
-            <w:shd w:fill="FFB3B3" w:val="clear"/>
           </w:tcPr>
           <w:p>
             <w:r>
@@ -30493,7 +31113,7 @@
                 <w:color w:val="CC0000"/>
                 <w:sz w:val="16"/>
               </w:rPr>
-              <w:t>Articol lipsă din ofertă</w:t>
+              <w:t>Unitate de măsură diferită: referință mp, ofertat mc</w:t>
             </w:r>
           </w:p>
         </w:tc>
@@ -30501,38 +31121,113 @@
       <w:tr>
         <w:tc>
           <w:tcPr>
+            <w:tcW w:type="dxa" w:w="3572"/>
+            <w:gridSpan w:val="11"/>
+            <w:shd w:fill="FFFF99" w:val="clear"/>
+          </w:tcPr>
+          <w:p>
+            <w:r>
+              <w:rPr>
+                <w:b w:val="0"/>
+                <w:i/>
+                <w:sz w:val="16"/>
+              </w:rPr>
+              <w:t>▸ Articole extra în ofertă — verificare manuală recomandată</w:t>
+            </w:r>
+          </w:p>
+        </w:tc>
+      </w:tr>
+      <w:tr>
+        <w:tc>
+          <w:tcPr>
             <w:tcW w:type="dxa" w:w="397"/>
-            <w:shd w:fill="FFB3B3" w:val="clear"/>
-          </w:tcPr>
-          <w:p>
-            <w:r>
-              <w:rPr>
-                <w:b w:val="0"/>
-                <w:sz w:val="16"/>
-              </w:rPr>
-              <w:t>7</w:t>
+            <w:shd w:fill="FFFF99" w:val="clear"/>
+          </w:tcPr>
+          <w:p>
+            <w:r>
+              <w:rPr>
+                <w:b w:val="0"/>
+                <w:sz w:val="16"/>
+              </w:rPr>
+              <w:t>172</w:t>
             </w:r>
           </w:p>
         </w:tc>
         <w:tc>
           <w:tcPr>
             <w:tcW w:type="dxa" w:w="1701"/>
-            <w:shd w:fill="FFB3B3" w:val="clear"/>
-          </w:tcPr>
-          <w:p>
-            <w:r>
-              <w:rPr>
-                <w:b w:val="0"/>
-                <w:sz w:val="16"/>
-              </w:rPr>
-              <w:t>4.3-08 - Conducte canal incinta</w:t>
+            <w:shd w:fill="FFFF99" w:val="clear"/>
+          </w:tcPr>
+          <w:p>
+            <w:r>
+              <w:rPr>
+                <w:b w:val="0"/>
+                <w:sz w:val="16"/>
+              </w:rPr>
+              <w:t>4.3-04 - Camin vane 1 b 1,9x1,9x1,5m</w:t>
             </w:r>
           </w:p>
         </w:tc>
         <w:tc>
           <w:tcPr>
             <w:tcW w:type="dxa" w:w="850"/>
-            <w:shd w:fill="FFB3B3" w:val="clear"/>
+            <w:shd w:fill="FFFF99" w:val="clear"/>
+          </w:tcPr>
+          <w:p>
+            <w:r>
+              <w:rPr>
+                <w:b w:val="0"/>
+                <w:sz w:val="16"/>
+              </w:rPr>
+            </w:r>
+          </w:p>
+        </w:tc>
+        <w:tc>
+          <w:tcPr>
+            <w:tcW w:type="dxa" w:w="1984"/>
+            <w:shd w:fill="FFFF99" w:val="clear"/>
+          </w:tcPr>
+          <w:p>
+            <w:r>
+              <w:rPr>
+                <w:b w:val="0"/>
+                <w:sz w:val="16"/>
+              </w:rPr>
+            </w:r>
+          </w:p>
+        </w:tc>
+        <w:tc>
+          <w:tcPr>
+            <w:tcW w:type="dxa" w:w="454"/>
+            <w:shd w:fill="FFFF99" w:val="clear"/>
+          </w:tcPr>
+          <w:p>
+            <w:r>
+              <w:rPr>
+                <w:b w:val="0"/>
+                <w:sz w:val="16"/>
+              </w:rPr>
+            </w:r>
+          </w:p>
+        </w:tc>
+        <w:tc>
+          <w:tcPr>
+            <w:tcW w:type="dxa" w:w="680"/>
+            <w:shd w:fill="FFFF99" w:val="clear"/>
+          </w:tcPr>
+          <w:p>
+            <w:r>
+              <w:rPr>
+                <w:b w:val="0"/>
+                <w:sz w:val="16"/>
+              </w:rPr>
+            </w:r>
+          </w:p>
+        </w:tc>
+        <w:tc>
+          <w:tcPr>
+            <w:tcW w:type="dxa" w:w="850"/>
+            <w:shd w:fill="FFFF99" w:val="clear"/>
           </w:tcPr>
           <w:p>
             <w:r>
@@ -30541,7 +31236,7 @@
                 <w:sz w:val="16"/>
                 <w:u w:val="single"/>
               </w:rPr>
-              <w:t>TCA14V1</w:t>
+              <w:t>CB03D</w:t>
             </w:r>
           </w:p>
           <w:p>
@@ -30553,87 +31248,59 @@
                 <w:b w:val="0"/>
                 <w:sz w:val="16"/>
               </w:rPr>
-              <w:t>$8814249</w:t>
+              <w:t>$2900981</w:t>
             </w:r>
           </w:p>
         </w:tc>
         <w:tc>
           <w:tcPr>
             <w:tcW w:type="dxa" w:w="1984"/>
-            <w:shd w:fill="FFB3B3" w:val="clear"/>
-          </w:tcPr>
-          <w:p>
-            <w:r>
-              <w:rPr>
-                <w:b w:val="0"/>
-                <w:sz w:val="16"/>
-              </w:rPr>
-              <w:t>banda avertizare canal 11,5cm x 0,17mm</w:t>
+            <w:shd w:fill="FFFF99" w:val="clear"/>
+          </w:tcPr>
+          <w:p>
+            <w:r>
+              <w:rPr>
+                <w:b w:val="0"/>
+                <w:sz w:val="16"/>
+              </w:rPr>
+              <w:t>lemn rot ptr piloti din ras.l = 10-12m</w:t>
             </w:r>
           </w:p>
         </w:tc>
         <w:tc>
           <w:tcPr>
             <w:tcW w:type="dxa" w:w="454"/>
-            <w:shd w:fill="FFB3B3" w:val="clear"/>
-          </w:tcPr>
-          <w:p>
-            <w:r>
-              <w:rPr>
-                <w:b w:val="0"/>
-                <w:sz w:val="16"/>
-              </w:rPr>
-              <w:t>m</w:t>
+            <w:shd w:fill="FFFF99" w:val="clear"/>
+          </w:tcPr>
+          <w:p>
+            <w:r>
+              <w:rPr>
+                <w:b w:val="0"/>
+                <w:sz w:val="16"/>
+              </w:rPr>
+              <w:t>mc</w:t>
             </w:r>
           </w:p>
         </w:tc>
         <w:tc>
           <w:tcPr>
             <w:tcW w:type="dxa" w:w="680"/>
-            <w:shd w:fill="FFB3B3" w:val="clear"/>
-          </w:tcPr>
-          <w:p>
-            <w:r>
-              <w:rPr>
-                <w:b w:val="0"/>
-                <w:sz w:val="16"/>
-              </w:rPr>
-              <w:t>95.0</w:t>
-            </w:r>
-          </w:p>
-        </w:tc>
-        <w:tc>
-          <w:tcPr>
-            <w:tcW w:type="dxa" w:w="850"/>
-            <w:shd w:fill="FFB3B3" w:val="clear"/>
-          </w:tcPr>
-          <w:p/>
-        </w:tc>
-        <w:tc>
-          <w:tcPr>
-            <w:tcW w:type="dxa" w:w="1984"/>
-            <w:shd w:fill="FFB3B3" w:val="clear"/>
-          </w:tcPr>
-          <w:p/>
-        </w:tc>
-        <w:tc>
-          <w:tcPr>
-            <w:tcW w:type="dxa" w:w="454"/>
-            <w:shd w:fill="FFB3B3" w:val="clear"/>
-          </w:tcPr>
-          <w:p/>
-        </w:tc>
-        <w:tc>
-          <w:tcPr>
-            <w:tcW w:type="dxa" w:w="680"/>
-            <w:shd w:fill="FFB3B3" w:val="clear"/>
-          </w:tcPr>
-          <w:p/>
+            <w:shd w:fill="FFFF99" w:val="clear"/>
+          </w:tcPr>
+          <w:p>
+            <w:r>
+              <w:rPr>
+                <w:b w:val="0"/>
+                <w:sz w:val="16"/>
+              </w:rPr>
+              <w:t>0.05</w:t>
+            </w:r>
+          </w:p>
         </w:tc>
         <w:tc>
           <w:tcPr>
             <w:tcW w:type="dxa" w:w="3572"/>
-            <w:shd w:fill="FFB3B3" w:val="clear"/>
+            <w:shd w:fill="FFFF99" w:val="clear"/>
           </w:tcPr>
           <w:p>
             <w:r>
@@ -30642,7 +31309,7 @@
                 <w:color w:val="CC0000"/>
                 <w:sz w:val="16"/>
               </w:rPr>
-              <w:t>Articol lipsă din ofertă</w:t>
+              <w:t>Articol suplimentar în ofertă (nu există în referință)</w:t>
             </w:r>
           </w:p>
         </w:tc>
@@ -30651,218 +31318,93 @@
         <w:tc>
           <w:tcPr>
             <w:tcW w:type="dxa" w:w="397"/>
-            <w:shd w:fill="D9D9D9" w:val="clear"/>
-          </w:tcPr>
-          <w:p/>
+            <w:shd w:fill="FFFF99" w:val="clear"/>
+          </w:tcPr>
+          <w:p>
+            <w:r>
+              <w:rPr>
+                <w:b w:val="0"/>
+                <w:sz w:val="16"/>
+              </w:rPr>
+              <w:t>173</w:t>
+            </w:r>
+          </w:p>
         </w:tc>
         <w:tc>
           <w:tcPr>
             <w:tcW w:type="dxa" w:w="1701"/>
-            <w:shd w:fill="D9D9D9" w:val="clear"/>
-          </w:tcPr>
-          <w:p>
-            <w:r>
-              <w:rPr>
-                <w:b/>
-                <w:color w:val="000000"/>
-                <w:sz w:val="18"/>
-              </w:rPr>
-              <w:t>TOTAL DEVIZ</w:t>
+            <w:shd w:fill="FFFF99" w:val="clear"/>
+          </w:tcPr>
+          <w:p>
+            <w:r>
+              <w:rPr>
+                <w:b w:val="0"/>
+                <w:sz w:val="16"/>
+              </w:rPr>
+              <w:t>4.3-04 - Camin vane 1 b 1,9x1,9x1,5m</w:t>
+            </w:r>
+          </w:p>
+        </w:tc>
+        <w:tc>
+          <w:tcPr>
+            <w:tcW w:type="dxa" w:w="850"/>
+            <w:shd w:fill="FFFF99" w:val="clear"/>
+          </w:tcPr>
+          <w:p>
+            <w:r>
+              <w:rPr>
+                <w:b w:val="0"/>
+                <w:sz w:val="16"/>
+              </w:rPr>
+            </w:r>
+          </w:p>
+        </w:tc>
+        <w:tc>
+          <w:tcPr>
+            <w:tcW w:type="dxa" w:w="1984"/>
+            <w:shd w:fill="FFFF99" w:val="clear"/>
+          </w:tcPr>
+          <w:p>
+            <w:r>
+              <w:rPr>
+                <w:b w:val="0"/>
+                <w:sz w:val="16"/>
+              </w:rPr>
+            </w:r>
+          </w:p>
+        </w:tc>
+        <w:tc>
+          <w:tcPr>
+            <w:tcW w:type="dxa" w:w="454"/>
+            <w:shd w:fill="FFFF99" w:val="clear"/>
+          </w:tcPr>
+          <w:p>
+            <w:r>
+              <w:rPr>
+                <w:b w:val="0"/>
+                <w:sz w:val="16"/>
+              </w:rPr>
             </w:r>
           </w:p>
         </w:tc>
         <w:tc>
           <w:tcPr>
             <w:tcW w:type="dxa" w:w="680"/>
-            <w:gridSpan w:val="4"/>
-            <w:shd w:fill="D9D9D9" w:val="clear"/>
-          </w:tcPr>
-          <w:p>
-            <w:r>
-              <w:rPr>
-                <w:b w:val="0"/>
-                <w:color w:val="000000"/>
-                <w:sz w:val="18"/>
-              </w:rPr>
-              <w:t>Ref: 13 principale</w:t>
-            </w:r>
-          </w:p>
-        </w:tc>
-        <w:tc>
-          <w:tcPr>
-            <w:tcW w:type="dxa" w:w="680"/>
-            <w:gridSpan w:val="4"/>
-            <w:shd w:fill="D9D9D9" w:val="clear"/>
-          </w:tcPr>
-          <w:p>
-            <w:r>
-              <w:rPr>
-                <w:b w:val="0"/>
-                <w:color w:val="000000"/>
-                <w:sz w:val="18"/>
-              </w:rPr>
-              <w:t>Ofertă: 10 principale</w:t>
-            </w:r>
-            <w:r>
-              <w:rPr>
-                <w:b w:val="0"/>
-                <w:color w:val="000000"/>
-                <w:sz w:val="18"/>
-              </w:rPr>
-              <w:t xml:space="preserve">  ▼ 3 lipsă</w:t>
-            </w:r>
-          </w:p>
-        </w:tc>
-        <w:tc>
-          <w:tcPr>
-            <w:tcW w:type="dxa" w:w="3572"/>
-            <w:shd w:fill="D9D9D9" w:val="clear"/>
-          </w:tcPr>
-          <w:p/>
-        </w:tc>
-      </w:tr>
-      <w:tr>
-        <w:tc>
-          <w:tcPr>
-            <w:tcW w:type="dxa" w:w="3572"/>
-            <w:gridSpan w:val="11"/>
-            <w:shd w:fill="D9D9D9" w:val="clear"/>
-          </w:tcPr>
-          <w:p>
-            <w:r>
-              <w:rPr>
-                <w:b/>
-                <w:sz w:val="18"/>
-              </w:rPr>
-              <w:t>Capitol de lucrări 4.3-09 — Echipam Gosp apa ext  │  LIPSA: 0  │  EXTRA: 0  │  Delta: 0 ✓</w:t>
-            </w:r>
-          </w:p>
-        </w:tc>
-      </w:tr>
-      <w:tr>
-        <w:tc>
-          <w:tcPr>
-            <w:tcW w:type="dxa" w:w="397"/>
-            <w:shd w:fill="D9D9D9" w:val="clear"/>
-          </w:tcPr>
-          <w:p/>
-        </w:tc>
-        <w:tc>
-          <w:tcPr>
-            <w:tcW w:type="dxa" w:w="1701"/>
-            <w:shd w:fill="D9D9D9" w:val="clear"/>
-          </w:tcPr>
-          <w:p>
-            <w:r>
-              <w:rPr>
-                <w:b/>
-                <w:color w:val="000000"/>
-                <w:sz w:val="18"/>
-              </w:rPr>
-              <w:t>TOTAL DEVIZ</w:t>
-            </w:r>
-          </w:p>
-        </w:tc>
-        <w:tc>
-          <w:tcPr>
-            <w:tcW w:type="dxa" w:w="680"/>
-            <w:gridSpan w:val="4"/>
-            <w:shd w:fill="D9D9D9" w:val="clear"/>
-          </w:tcPr>
-          <w:p>
-            <w:r>
-              <w:rPr>
-                <w:b w:val="0"/>
-                <w:color w:val="000000"/>
-                <w:sz w:val="18"/>
-              </w:rPr>
-              <w:t>Ref: 3 principale</w:t>
-            </w:r>
-          </w:p>
-        </w:tc>
-        <w:tc>
-          <w:tcPr>
-            <w:tcW w:type="dxa" w:w="680"/>
-            <w:gridSpan w:val="4"/>
-            <w:shd w:fill="D9D9D9" w:val="clear"/>
-          </w:tcPr>
-          <w:p>
-            <w:r>
-              <w:rPr>
-                <w:b w:val="0"/>
-                <w:color w:val="000000"/>
-                <w:sz w:val="18"/>
-              </w:rPr>
-              <w:t>Ofertă: 3 principale</w:t>
-            </w:r>
-            <w:r>
-              <w:rPr>
-                <w:b w:val="0"/>
-                <w:color w:val="000000"/>
-                <w:sz w:val="18"/>
-              </w:rPr>
-              <w:t xml:space="preserve">  ✓</w:t>
-            </w:r>
-          </w:p>
-        </w:tc>
-        <w:tc>
-          <w:tcPr>
-            <w:tcW w:type="dxa" w:w="3572"/>
-            <w:shd w:fill="D9D9D9" w:val="clear"/>
-          </w:tcPr>
-          <w:p/>
-        </w:tc>
-      </w:tr>
-      <w:tr>
-        <w:tc>
-          <w:tcPr>
-            <w:tcW w:type="dxa" w:w="3572"/>
-            <w:gridSpan w:val="11"/>
-            <w:shd w:fill="D9D9D9" w:val="clear"/>
-          </w:tcPr>
-          <w:p>
-            <w:r>
-              <w:rPr>
-                <w:b/>
-                <w:sz w:val="18"/>
-              </w:rPr>
-              <w:t>Capitol de lucrări 4.3-04 — Camin vane 1 b 1,9x1,9x1,5m  │  LIPSA: 0  │  EXTRA: 3  │  Delta: +3</w:t>
-            </w:r>
-          </w:p>
-        </w:tc>
-      </w:tr>
-      <w:tr>
-        <w:tc>
-          <w:tcPr>
-            <w:tcW w:type="dxa" w:w="397"/>
-          </w:tcPr>
-          <w:p>
-            <w:r>
-              <w:rPr>
-                <w:b w:val="0"/>
-                <w:sz w:val="16"/>
-              </w:rPr>
-              <w:t>1</w:t>
-            </w:r>
-          </w:p>
-        </w:tc>
-        <w:tc>
-          <w:tcPr>
-            <w:tcW w:type="dxa" w:w="1701"/>
-          </w:tcPr>
-          <w:p>
-            <w:r>
-              <w:rPr>
-                <w:b w:val="0"/>
-                <w:sz w:val="16"/>
-              </w:rPr>
-              <w:t>4.3-04 - Camin vane 1 b 1,9x1,9x1,5m</w:t>
+            <w:shd w:fill="FFFF99" w:val="clear"/>
+          </w:tcPr>
+          <w:p>
+            <w:r>
+              <w:rPr>
+                <w:b w:val="0"/>
+                <w:sz w:val="16"/>
+              </w:rPr>
             </w:r>
           </w:p>
         </w:tc>
         <w:tc>
           <w:tcPr>
             <w:tcW w:type="dxa" w:w="850"/>
+            <w:shd w:fill="FFFF99" w:val="clear"/>
           </w:tcPr>
           <w:p>
             <w:r>
@@ -30871,7 +31413,7 @@
                 <w:sz w:val="16"/>
                 <w:u w:val="single"/>
               </w:rPr>
-              <w:t>CB03D</w:t>
+              <w:t>IZF01A</w:t>
             </w:r>
           </w:p>
           <w:p>
@@ -30883,27 +31425,59 @@
                 <w:b w:val="0"/>
                 <w:sz w:val="16"/>
               </w:rPr>
-              <w:t>$2904054</w:t>
+              <w:t>$2600050</w:t>
             </w:r>
           </w:p>
         </w:tc>
         <w:tc>
           <w:tcPr>
             <w:tcW w:type="dxa" w:w="1984"/>
-          </w:tcPr>
-          <w:p>
-            <w:r>
-              <w:rPr>
-                <w:b w:val="0"/>
-                <w:sz w:val="16"/>
-              </w:rPr>
-              <w:t>-dulapi molid-brad cl a tiv.g=28-58mml=4-6 mm l...</w:t>
+            <w:shd w:fill="FFFF99" w:val="clear"/>
+          </w:tcPr>
+          <w:p>
+            <w:r>
+              <w:rPr>
+                <w:b w:val="0"/>
+                <w:sz w:val="16"/>
+              </w:rPr>
+              <w:t>bitum pentru mat.+lucr.hidroizolatii tip h 82/9...</w:t>
             </w:r>
           </w:p>
         </w:tc>
         <w:tc>
           <w:tcPr>
             <w:tcW w:type="dxa" w:w="454"/>
+            <w:shd w:fill="FFFF99" w:val="clear"/>
+          </w:tcPr>
+          <w:p>
+            <w:r>
+              <w:rPr>
+                <w:b w:val="0"/>
+                <w:sz w:val="16"/>
+              </w:rPr>
+              <w:t>tona</w:t>
+            </w:r>
+          </w:p>
+        </w:tc>
+        <w:tc>
+          <w:tcPr>
+            <w:tcW w:type="dxa" w:w="680"/>
+            <w:shd w:fill="FFFF99" w:val="clear"/>
+          </w:tcPr>
+          <w:p>
+            <w:r>
+              <w:rPr>
+                <w:b w:val="0"/>
+                <w:sz w:val="16"/>
+              </w:rPr>
+              <w:t>3.82</w:t>
+            </w:r>
+          </w:p>
+        </w:tc>
+        <w:tc>
+          <w:tcPr>
+            <w:tcW w:type="dxa" w:w="3572"/>
+            <w:shd w:fill="FFFF99" w:val="clear"/>
           </w:tcPr>
           <w:p>
             <w:r>
@@ -30912,27 +31486,102 @@
                 <w:color w:val="CC0000"/>
                 <w:sz w:val="16"/>
               </w:rPr>
-              <w:t>mp</w:t>
+              <w:t>Articol suplimentar în ofertă (nu există în referință)</w:t>
+            </w:r>
+          </w:p>
+        </w:tc>
+      </w:tr>
+      <w:tr>
+        <w:tc>
+          <w:tcPr>
+            <w:tcW w:type="dxa" w:w="397"/>
+            <w:shd w:fill="FFFF99" w:val="clear"/>
+          </w:tcPr>
+          <w:p>
+            <w:r>
+              <w:rPr>
+                <w:b w:val="0"/>
+                <w:sz w:val="16"/>
+              </w:rPr>
+              <w:t>174</w:t>
+            </w:r>
+          </w:p>
+        </w:tc>
+        <w:tc>
+          <w:tcPr>
+            <w:tcW w:type="dxa" w:w="1701"/>
+            <w:shd w:fill="FFFF99" w:val="clear"/>
+          </w:tcPr>
+          <w:p>
+            <w:r>
+              <w:rPr>
+                <w:b w:val="0"/>
+                <w:sz w:val="16"/>
+              </w:rPr>
+              <w:t>4.3-04 - Camin vane 1 b 1,9x1,9x1,5m</w:t>
+            </w:r>
+          </w:p>
+        </w:tc>
+        <w:tc>
+          <w:tcPr>
+            <w:tcW w:type="dxa" w:w="850"/>
+            <w:shd w:fill="FFFF99" w:val="clear"/>
+          </w:tcPr>
+          <w:p>
+            <w:r>
+              <w:rPr>
+                <w:b w:val="0"/>
+                <w:sz w:val="16"/>
+              </w:rPr>
+            </w:r>
+          </w:p>
+        </w:tc>
+        <w:tc>
+          <w:tcPr>
+            <w:tcW w:type="dxa" w:w="1984"/>
+            <w:shd w:fill="FFFF99" w:val="clear"/>
+          </w:tcPr>
+          <w:p>
+            <w:r>
+              <w:rPr>
+                <w:b w:val="0"/>
+                <w:sz w:val="16"/>
+              </w:rPr>
+            </w:r>
+          </w:p>
+        </w:tc>
+        <w:tc>
+          <w:tcPr>
+            <w:tcW w:type="dxa" w:w="454"/>
+            <w:shd w:fill="FFFF99" w:val="clear"/>
+          </w:tcPr>
+          <w:p>
+            <w:r>
+              <w:rPr>
+                <w:b w:val="0"/>
+                <w:sz w:val="16"/>
+              </w:rPr>
             </w:r>
           </w:p>
         </w:tc>
         <w:tc>
           <w:tcPr>
             <w:tcW w:type="dxa" w:w="680"/>
-          </w:tcPr>
-          <w:p>
-            <w:r>
-              <w:rPr>
-                <w:b w:val="0"/>
-                <w:sz w:val="16"/>
-              </w:rPr>
-              <w:t>37.5</w:t>
+            <w:shd w:fill="FFFF99" w:val="clear"/>
+          </w:tcPr>
+          <w:p>
+            <w:r>
+              <w:rPr>
+                <w:b w:val="0"/>
+                <w:sz w:val="16"/>
+              </w:rPr>
             </w:r>
           </w:p>
         </w:tc>
         <w:tc>
           <w:tcPr>
             <w:tcW w:type="dxa" w:w="850"/>
+            <w:shd w:fill="FFFF99" w:val="clear"/>
           </w:tcPr>
           <w:p>
             <w:r>
@@ -30941,7 +31590,7 @@
                 <w:sz w:val="16"/>
                 <w:u w:val="single"/>
               </w:rPr>
-              <w:t>CB03D</w:t>
+              <w:t>IZF05C1</w:t>
             </w:r>
           </w:p>
           <w:p>
@@ -30953,130 +31602,7 @@
                 <w:b w:val="0"/>
                 <w:sz w:val="16"/>
               </w:rPr>
-              <w:t>$2904054</w:t>
-            </w:r>
-          </w:p>
-        </w:tc>
-        <w:tc>
-          <w:tcPr>
-            <w:tcW w:type="dxa" w:w="1984"/>
-          </w:tcPr>
-          <w:p>
-            <w:r>
-              <w:rPr>
-                <w:b w:val="0"/>
-                <w:sz w:val="16"/>
-              </w:rPr>
-              <w:t>dulap molid-brad cl a tiv g = 28- 58mml = 4-6 m...</w:t>
-            </w:r>
-          </w:p>
-        </w:tc>
-        <w:tc>
-          <w:tcPr>
-            <w:tcW w:type="dxa" w:w="454"/>
-          </w:tcPr>
-          <w:p>
-            <w:r>
-              <w:rPr>
-                <w:b w:val="0"/>
-                <w:color w:val="CC0000"/>
-                <w:sz w:val="16"/>
-              </w:rPr>
-              <w:t>mc</w:t>
-            </w:r>
-          </w:p>
-        </w:tc>
-        <w:tc>
-          <w:tcPr>
-            <w:tcW w:type="dxa" w:w="680"/>
-          </w:tcPr>
-          <w:p>
-            <w:r>
-              <w:rPr>
-                <w:b w:val="0"/>
-                <w:sz w:val="16"/>
-              </w:rPr>
-              <w:t>0.03</w:t>
-            </w:r>
-          </w:p>
-        </w:tc>
-        <w:tc>
-          <w:tcPr>
-            <w:tcW w:type="dxa" w:w="3572"/>
-          </w:tcPr>
-          <w:p>
-            <w:r>
-              <w:rPr>
-                <w:b w:val="0"/>
-                <w:color w:val="CC0000"/>
-                <w:sz w:val="16"/>
-              </w:rPr>
-              <w:t>Unitate de măsură diferită: referință mp, ofertat mc</w:t>
-            </w:r>
-          </w:p>
-        </w:tc>
-      </w:tr>
-      <w:tr>
-        <w:tc>
-          <w:tcPr>
-            <w:tcW w:type="dxa" w:w="3572"/>
-            <w:gridSpan w:val="11"/>
-            <w:shd w:fill="FFFF99" w:val="clear"/>
-          </w:tcPr>
-          <w:p>
-            <w:r>
-              <w:rPr>
-                <w:b w:val="0"/>
-                <w:i/>
-                <w:sz w:val="16"/>
-              </w:rPr>
-              <w:t>▸ Articole extra în ofertă — verificare manuală recomandată</w:t>
-            </w:r>
-          </w:p>
-        </w:tc>
-      </w:tr>
-      <w:tr>
-        <w:tc>
-          <w:tcPr>
-            <w:tcW w:type="dxa" w:w="397"/>
-            <w:shd w:fill="FFFF99" w:val="clear"/>
-          </w:tcPr>
-          <w:p>
-            <w:r>
-              <w:rPr>
-                <w:b w:val="0"/>
-                <w:sz w:val="16"/>
-              </w:rPr>
-              <w:t>172</w:t>
-            </w:r>
-          </w:p>
-        </w:tc>
-        <w:tc>
-          <w:tcPr>
-            <w:tcW w:type="dxa" w:w="1701"/>
-            <w:shd w:fill="FFFF99" w:val="clear"/>
-          </w:tcPr>
-          <w:p>
-            <w:r>
-              <w:rPr>
-                <w:b w:val="0"/>
-                <w:sz w:val="16"/>
-              </w:rPr>
-              <w:t>4.3-04 - Camin vane 1 b 1,9x1,9x1,5m</w:t>
-            </w:r>
-          </w:p>
-        </w:tc>
-        <w:tc>
-          <w:tcPr>
-            <w:tcW w:type="dxa" w:w="850"/>
-            <w:shd w:fill="FFFF99" w:val="clear"/>
-          </w:tcPr>
-          <w:p>
-            <w:r>
-              <w:rPr>
-                <w:b w:val="0"/>
-                <w:sz w:val="16"/>
-              </w:rPr>
+              <w:t>$2601535</w:t>
             </w:r>
           </w:p>
         </w:tc>
@@ -31091,6 +31617,7 @@
                 <w:b w:val="0"/>
                 <w:sz w:val="16"/>
               </w:rPr>
+              <w:t>carton bitumat fara strat acop (blanc) ci300 10...</w:t>
             </w:r>
           </w:p>
         </w:tc>
@@ -31105,6 +31632,7 @@
                 <w:b w:val="0"/>
                 <w:sz w:val="16"/>
               </w:rPr>
+              <w:t>mp</w:t>
             </w:r>
           </w:p>
         </w:tc>
@@ -31119,433 +31647,7 @@
                 <w:b w:val="0"/>
                 <w:sz w:val="16"/>
               </w:rPr>
-            </w:r>
-          </w:p>
-        </w:tc>
-        <w:tc>
-          <w:tcPr>
-            <w:tcW w:type="dxa" w:w="850"/>
-            <w:shd w:fill="FFFF99" w:val="clear"/>
-          </w:tcPr>
-          <w:p>
-            <w:r>
-              <w:rPr>
-                <w:b w:val="0"/>
-                <w:sz w:val="16"/>
-                <w:u w:val="single"/>
-              </w:rPr>
-              <w:t>CB03D</w:t>
-            </w:r>
-          </w:p>
-          <w:p>
-            <w:pPr>
-              <w:ind w:left="280"/>
-            </w:pPr>
-            <w:r>
-              <w:rPr>
-                <w:b w:val="0"/>
-                <w:sz w:val="16"/>
-              </w:rPr>
-              <w:t>$2900981</w:t>
-            </w:r>
-          </w:p>
-        </w:tc>
-        <w:tc>
-          <w:tcPr>
-            <w:tcW w:type="dxa" w:w="1984"/>
-            <w:shd w:fill="FFFF99" w:val="clear"/>
-          </w:tcPr>
-          <w:p>
-            <w:r>
-              <w:rPr>
-                <w:b w:val="0"/>
-                <w:sz w:val="16"/>
-              </w:rPr>
-              <w:t>lemn rot ptr piloti din ras.l = 10-12m</w:t>
-            </w:r>
-          </w:p>
-        </w:tc>
-        <w:tc>
-          <w:tcPr>
-            <w:tcW w:type="dxa" w:w="454"/>
-            <w:shd w:fill="FFFF99" w:val="clear"/>
-          </w:tcPr>
-          <w:p>
-            <w:r>
-              <w:rPr>
-                <w:b w:val="0"/>
-                <w:sz w:val="16"/>
-              </w:rPr>
-              <w:t>mc</w:t>
-            </w:r>
-          </w:p>
-        </w:tc>
-        <w:tc>
-          <w:tcPr>
-            <w:tcW w:type="dxa" w:w="680"/>
-            <w:shd w:fill="FFFF99" w:val="clear"/>
-          </w:tcPr>
-          <w:p>
-            <w:r>
-              <w:rPr>
-                <w:b w:val="0"/>
-                <w:sz w:val="16"/>
-              </w:rPr>
-              <w:t>0.05</w:t>
-            </w:r>
-          </w:p>
-        </w:tc>
-        <w:tc>
-          <w:tcPr>
-            <w:tcW w:type="dxa" w:w="3572"/>
-            <w:shd w:fill="FFFF99" w:val="clear"/>
-          </w:tcPr>
-          <w:p>
-            <w:r>
-              <w:rPr>
-                <w:b w:val="0"/>
-                <w:color w:val="CC0000"/>
-                <w:sz w:val="16"/>
-              </w:rPr>
-              <w:t>Articol suplimentar în ofertă (nu există în referință)</w:t>
-            </w:r>
-          </w:p>
-        </w:tc>
-      </w:tr>
-      <w:tr>
-        <w:tc>
-          <w:tcPr>
-            <w:tcW w:type="dxa" w:w="397"/>
-            <w:shd w:fill="FFFF99" w:val="clear"/>
-          </w:tcPr>
-          <w:p>
-            <w:r>
-              <w:rPr>
-                <w:b w:val="0"/>
-                <w:sz w:val="16"/>
-              </w:rPr>
-              <w:t>173</w:t>
-            </w:r>
-          </w:p>
-        </w:tc>
-        <w:tc>
-          <w:tcPr>
-            <w:tcW w:type="dxa" w:w="1701"/>
-            <w:shd w:fill="FFFF99" w:val="clear"/>
-          </w:tcPr>
-          <w:p>
-            <w:r>
-              <w:rPr>
-                <w:b w:val="0"/>
-                <w:sz w:val="16"/>
-              </w:rPr>
-              <w:t>4.3-04 - Camin vane 1 b 1,9x1,9x1,5m</w:t>
-            </w:r>
-          </w:p>
-        </w:tc>
-        <w:tc>
-          <w:tcPr>
-            <w:tcW w:type="dxa" w:w="850"/>
-            <w:shd w:fill="FFFF99" w:val="clear"/>
-          </w:tcPr>
-          <w:p>
-            <w:r>
-              <w:rPr>
-                <w:b w:val="0"/>
-                <w:sz w:val="16"/>
-              </w:rPr>
-            </w:r>
-          </w:p>
-        </w:tc>
-        <w:tc>
-          <w:tcPr>
-            <w:tcW w:type="dxa" w:w="1984"/>
-            <w:shd w:fill="FFFF99" w:val="clear"/>
-          </w:tcPr>
-          <w:p>
-            <w:r>
-              <w:rPr>
-                <w:b w:val="0"/>
-                <w:sz w:val="16"/>
-              </w:rPr>
-            </w:r>
-          </w:p>
-        </w:tc>
-        <w:tc>
-          <w:tcPr>
-            <w:tcW w:type="dxa" w:w="454"/>
-            <w:shd w:fill="FFFF99" w:val="clear"/>
-          </w:tcPr>
-          <w:p>
-            <w:r>
-              <w:rPr>
-                <w:b w:val="0"/>
-                <w:sz w:val="16"/>
-              </w:rPr>
-            </w:r>
-          </w:p>
-        </w:tc>
-        <w:tc>
-          <w:tcPr>
-            <w:tcW w:type="dxa" w:w="680"/>
-            <w:shd w:fill="FFFF99" w:val="clear"/>
-          </w:tcPr>
-          <w:p>
-            <w:r>
-              <w:rPr>
-                <w:b w:val="0"/>
-                <w:sz w:val="16"/>
-              </w:rPr>
-            </w:r>
-          </w:p>
-        </w:tc>
-        <w:tc>
-          <w:tcPr>
-            <w:tcW w:type="dxa" w:w="850"/>
-            <w:shd w:fill="FFFF99" w:val="clear"/>
-          </w:tcPr>
-          <w:p>
-            <w:r>
-              <w:rPr>
-                <w:b w:val="0"/>
-                <w:sz w:val="16"/>
-                <w:u w:val="single"/>
-              </w:rPr>
-              <w:t>IZF05C1</w:t>
-            </w:r>
-          </w:p>
-          <w:p>
-            <w:pPr>
-              <w:ind w:left="280"/>
-            </w:pPr>
-            <w:r>
-              <w:rPr>
-                <w:b w:val="0"/>
-                <w:sz w:val="16"/>
-              </w:rPr>
-              <w:t>$2601535</w:t>
-            </w:r>
-          </w:p>
-        </w:tc>
-        <w:tc>
-          <w:tcPr>
-            <w:tcW w:type="dxa" w:w="1984"/>
-            <w:shd w:fill="FFFF99" w:val="clear"/>
-          </w:tcPr>
-          <w:p>
-            <w:r>
-              <w:rPr>
-                <w:b w:val="0"/>
-                <w:sz w:val="16"/>
-              </w:rPr>
-              <w:t>carton bitumat fara strat acop (blanc) ci300 10...</w:t>
-            </w:r>
-          </w:p>
-        </w:tc>
-        <w:tc>
-          <w:tcPr>
-            <w:tcW w:type="dxa" w:w="454"/>
-            <w:shd w:fill="FFFF99" w:val="clear"/>
-          </w:tcPr>
-          <w:p>
-            <w:r>
-              <w:rPr>
-                <w:b w:val="0"/>
-                <w:sz w:val="16"/>
-              </w:rPr>
-              <w:t>mp</w:t>
-            </w:r>
-          </w:p>
-        </w:tc>
-        <w:tc>
-          <w:tcPr>
-            <w:tcW w:type="dxa" w:w="680"/>
-            <w:shd w:fill="FFFF99" w:val="clear"/>
-          </w:tcPr>
-          <w:p>
-            <w:r>
-              <w:rPr>
-                <w:b w:val="0"/>
-                <w:sz w:val="16"/>
-              </w:rPr>
               <w:t>29.28</w:t>
-            </w:r>
-          </w:p>
-        </w:tc>
-        <w:tc>
-          <w:tcPr>
-            <w:tcW w:type="dxa" w:w="3572"/>
-            <w:shd w:fill="FFFF99" w:val="clear"/>
-          </w:tcPr>
-          <w:p>
-            <w:r>
-              <w:rPr>
-                <w:b w:val="0"/>
-                <w:color w:val="CC0000"/>
-                <w:sz w:val="16"/>
-              </w:rPr>
-              <w:t>Articol suplimentar în ofertă (nu există în referință)</w:t>
-            </w:r>
-          </w:p>
-        </w:tc>
-      </w:tr>
-      <w:tr>
-        <w:tc>
-          <w:tcPr>
-            <w:tcW w:type="dxa" w:w="397"/>
-            <w:shd w:fill="FFFF99" w:val="clear"/>
-          </w:tcPr>
-          <w:p>
-            <w:r>
-              <w:rPr>
-                <w:b w:val="0"/>
-                <w:sz w:val="16"/>
-              </w:rPr>
-              <w:t>174</w:t>
-            </w:r>
-          </w:p>
-        </w:tc>
-        <w:tc>
-          <w:tcPr>
-            <w:tcW w:type="dxa" w:w="1701"/>
-            <w:shd w:fill="FFFF99" w:val="clear"/>
-          </w:tcPr>
-          <w:p>
-            <w:r>
-              <w:rPr>
-                <w:b w:val="0"/>
-                <w:sz w:val="16"/>
-              </w:rPr>
-              <w:t>4.3-04 - Camin vane 1 b 1,9x1,9x1,5m</w:t>
-            </w:r>
-          </w:p>
-        </w:tc>
-        <w:tc>
-          <w:tcPr>
-            <w:tcW w:type="dxa" w:w="850"/>
-            <w:shd w:fill="FFFF99" w:val="clear"/>
-          </w:tcPr>
-          <w:p>
-            <w:r>
-              <w:rPr>
-                <w:b w:val="0"/>
-                <w:sz w:val="16"/>
-              </w:rPr>
-            </w:r>
-          </w:p>
-        </w:tc>
-        <w:tc>
-          <w:tcPr>
-            <w:tcW w:type="dxa" w:w="1984"/>
-            <w:shd w:fill="FFFF99" w:val="clear"/>
-          </w:tcPr>
-          <w:p>
-            <w:r>
-              <w:rPr>
-                <w:b w:val="0"/>
-                <w:sz w:val="16"/>
-              </w:rPr>
-            </w:r>
-          </w:p>
-        </w:tc>
-        <w:tc>
-          <w:tcPr>
-            <w:tcW w:type="dxa" w:w="454"/>
-            <w:shd w:fill="FFFF99" w:val="clear"/>
-          </w:tcPr>
-          <w:p>
-            <w:r>
-              <w:rPr>
-                <w:b w:val="0"/>
-                <w:sz w:val="16"/>
-              </w:rPr>
-            </w:r>
-          </w:p>
-        </w:tc>
-        <w:tc>
-          <w:tcPr>
-            <w:tcW w:type="dxa" w:w="680"/>
-            <w:shd w:fill="FFFF99" w:val="clear"/>
-          </w:tcPr>
-          <w:p>
-            <w:r>
-              <w:rPr>
-                <w:b w:val="0"/>
-                <w:sz w:val="16"/>
-              </w:rPr>
-            </w:r>
-          </w:p>
-        </w:tc>
-        <w:tc>
-          <w:tcPr>
-            <w:tcW w:type="dxa" w:w="850"/>
-            <w:shd w:fill="FFFF99" w:val="clear"/>
-          </w:tcPr>
-          <w:p>
-            <w:r>
-              <w:rPr>
-                <w:b w:val="0"/>
-                <w:sz w:val="16"/>
-                <w:u w:val="single"/>
-              </w:rPr>
-              <w:t>IZF01A</w:t>
-            </w:r>
-          </w:p>
-          <w:p>
-            <w:pPr>
-              <w:ind w:left="280"/>
-            </w:pPr>
-            <w:r>
-              <w:rPr>
-                <w:b w:val="0"/>
-                <w:sz w:val="16"/>
-              </w:rPr>
-              <w:t>$2600050</w:t>
-            </w:r>
-          </w:p>
-        </w:tc>
-        <w:tc>
-          <w:tcPr>
-            <w:tcW w:type="dxa" w:w="1984"/>
-            <w:shd w:fill="FFFF99" w:val="clear"/>
-          </w:tcPr>
-          <w:p>
-            <w:r>
-              <w:rPr>
-                <w:b w:val="0"/>
-                <w:sz w:val="16"/>
-              </w:rPr>
-              <w:t>bitum pentru mat.+lucr.hidroizolatii tip h 82/9...</w:t>
-            </w:r>
-          </w:p>
-        </w:tc>
-        <w:tc>
-          <w:tcPr>
-            <w:tcW w:type="dxa" w:w="454"/>
-            <w:shd w:fill="FFFF99" w:val="clear"/>
-          </w:tcPr>
-          <w:p>
-            <w:r>
-              <w:rPr>
-                <w:b w:val="0"/>
-                <w:sz w:val="16"/>
-              </w:rPr>
-              <w:t>tona</w:t>
-            </w:r>
-          </w:p>
-        </w:tc>
-        <w:tc>
-          <w:tcPr>
-            <w:tcW w:type="dxa" w:w="680"/>
-            <w:shd w:fill="FFFF99" w:val="clear"/>
-          </w:tcPr>
-          <w:p>
-            <w:r>
-              <w:rPr>
-                <w:b w:val="0"/>
-                <w:sz w:val="16"/>
-              </w:rPr>
-              <w:t>3.82</w:t>
             </w:r>
           </w:p>
         </w:tc>
